--- a/ai_text_detector_project_report.docx
+++ b/ai_text_detector_project_report.docx
@@ -1,6 +1,6 @@
 
 <file path=word/document.xml><?xml version="1.0" encoding="utf-8"?>
-<w:document xmlns:wpc="http://schemas.microsoft.com/office/word/2010/wordprocessingCanvas" xmlns:cx="http://schemas.microsoft.com/office/drawing/2014/chartex" xmlns:cx1="http://schemas.microsoft.com/office/drawing/2015/9/8/chartex" xmlns:cx2="http://schemas.microsoft.com/office/drawing/2015/10/21/chartex" xmlns:cx3="http://schemas.microsoft.com/office/drawing/2016/5/9/chartex" xmlns:cx4="http://schemas.microsoft.com/office/drawing/2016/5/10/chartex" xmlns:cx5="http://schemas.microsoft.com/office/drawing/2016/5/11/chartex" xmlns:cx6="http://schemas.microsoft.com/office/drawing/2016/5/12/chartex" xmlns:cx7="http://schemas.microsoft.com/office/drawing/2016/5/13/chartex" xmlns:cx8="http://schemas.microsoft.com/office/drawing/2016/5/14/chartex" xmlns:mc="http://schemas.openxmlformats.org/markup-compatibility/2006" xmlns:aink="http://schemas.microsoft.com/office/drawing/2016/ink" xmlns:am3d="http://schemas.microsoft.com/office/drawing/2017/model3d" xmlns:o="urn:schemas-microsoft-com:office:office" xmlns:oel="http://schemas.microsoft.com/office/2019/extlst" xmlns:r="http://schemas.openxmlformats.org/officeDocument/2006/relationships" xmlns:m="http://schemas.openxmlformats.org/officeDocument/2006/math" xmlns:v="urn:schemas-microsoft-com:vml" xmlns:wp14="http://schemas.microsoft.com/office/word/2010/wordprocessingDrawing" xmlns:wp="http://schemas.openxmlformats.org/drawingml/2006/wordprocessingDrawing" xmlns:w10="urn:schemas-microsoft-com:office:word" xmlns:w="http://schemas.openxmlformats.org/wordprocessingml/2006/main" xmlns:w14="http://schemas.microsoft.com/office/word/2010/wordml" xmlns:w15="http://schemas.microsoft.com/office/word/2012/wordml" xmlns:w16cex="http://schemas.microsoft.com/office/word/2018/wordml/cex" xmlns:w16cid="http://schemas.microsoft.com/office/word/2016/wordml/cid" xmlns:w16="http://schemas.microsoft.com/office/word/2018/wordml" xmlns:w16du="http://schemas.microsoft.com/office/word/2023/wordml/word16du" xmlns:w16sdtdh="http://schemas.microsoft.com/office/word/2020/wordml/sdtdatahash" xmlns:w16sdtfl="http://schemas.microsoft.com/office/word/2024/wordml/sdtformatlock" xmlns:w16se="http://schemas.microsoft.com/office/word/2015/wordml/symex" xmlns:wpg="http://schemas.microsoft.com/office/word/2010/wordprocessingGroup" xmlns:wpi="http://schemas.microsoft.com/office/word/2010/wordprocessingInk" xmlns:wne="http://schemas.microsoft.com/office/word/2006/wordml" xmlns:wps="http://schemas.microsoft.com/office/word/2010/wordprocessingShape" mc:Ignorable="w14 w15 w16se w16cid w16 w16cex w16sdtdh w16sdtfl w16du wp14">
+<w:document xmlns:wpc="http://schemas.microsoft.com/office/word/2010/wordprocessingCanvas" xmlns:cx="http://schemas.microsoft.com/office/drawing/2014/chartex" xmlns:cx1="http://schemas.microsoft.com/office/drawing/2015/9/8/chartex" xmlns:cx2="http://schemas.microsoft.com/office/drawing/2015/10/21/chartex" xmlns:cx3="http://schemas.microsoft.com/office/drawing/2016/5/9/chartex" xmlns:cx4="http://schemas.microsoft.com/office/drawing/2016/5/10/chartex" xmlns:cx5="http://schemas.microsoft.com/office/drawing/2016/5/11/chartex" xmlns:cx6="http://schemas.microsoft.com/office/drawing/2016/5/12/chartex" xmlns:cx7="http://schemas.microsoft.com/office/drawing/2016/5/13/chartex" xmlns:cx8="http://schemas.microsoft.com/office/drawing/2016/5/14/chartex" xmlns:mc="http://schemas.openxmlformats.org/markup-compatibility/2006" xmlns:aink="http://schemas.microsoft.com/office/drawing/2016/ink" xmlns:am3d="http://schemas.microsoft.com/office/drawing/2017/model3d" xmlns:o="urn:schemas-microsoft-com:office:office" xmlns:r="http://schemas.openxmlformats.org/officeDocument/2006/relationships" xmlns:m="http://schemas.openxmlformats.org/officeDocument/2006/math" xmlns:v="urn:schemas-microsoft-com:vml" xmlns:wp14="http://schemas.microsoft.com/office/word/2010/wordprocessingDrawing" xmlns:wp="http://schemas.openxmlformats.org/drawingml/2006/wordprocessingDrawing" xmlns:w10="urn:schemas-microsoft-com:office:word" xmlns:w="http://schemas.openxmlformats.org/wordprocessingml/2006/main" xmlns:w14="http://schemas.microsoft.com/office/word/2010/wordml" xmlns:w15="http://schemas.microsoft.com/office/word/2012/wordml" xmlns:w16cid="http://schemas.microsoft.com/office/word/2016/wordml/cid" xmlns:w16se="http://schemas.microsoft.com/office/word/2015/wordml/symex" xmlns:wpg="http://schemas.microsoft.com/office/word/2010/wordprocessingGroup" xmlns:wpi="http://schemas.microsoft.com/office/word/2010/wordprocessingInk" xmlns:wne="http://schemas.microsoft.com/office/word/2006/wordml" xmlns:wps="http://schemas.microsoft.com/office/word/2010/wordprocessingShape" mc:Ignorable="w14 w15 w16se w16cid wp14">
   <w:body>
     <w:p>
       <w:pPr>
@@ -111,12 +111,7 @@
         <w:ind w:left="82" w:right="72"/>
         <w:jc w:val="center"/>
       </w:pPr>
-      <w:r/>
-      <w:r>
-        <w:rPr>
-          <w:rFonts w:ascii="Times New Roman" w:hAnsi="Times New Roman"/>
-          <w:sz w:val="24"/>
-        </w:rPr>
+      <w:r>
         <w:t>“AI Text Detector”</w:t>
       </w:r>
     </w:p>
@@ -167,7 +162,28 @@
           <w:b/>
           <w:sz w:val="28"/>
         </w:rPr>
-        <w:t xml:space="preserve">Shashank Singh (6-2-410-140--2021) </w:t>
+        <w:t>Saurav Munikar</w:t>
+      </w:r>
+      <w:r>
+        <w:rPr>
+          <w:b/>
+          <w:sz w:val="28"/>
+        </w:rPr>
+        <w:t xml:space="preserve"> (6-2-410-1</w:t>
+      </w:r>
+      <w:r>
+        <w:rPr>
+          <w:b/>
+          <w:sz w:val="28"/>
+        </w:rPr>
+        <w:t>39</w:t>
+      </w:r>
+      <w:r>
+        <w:rPr>
+          <w:b/>
+          <w:sz w:val="28"/>
+        </w:rPr>
+        <w:t xml:space="preserve">--2021) </w:t>
       </w:r>
     </w:p>
     <w:p>
@@ -230,17 +246,29 @@
           <w:b/>
           <w:sz w:val="28"/>
         </w:rPr>
-        <w:t xml:space="preserve">Ms. Rolisha </w:t>
-      </w:r>
-      <w:proofErr w:type="spellStart"/>
+        <w:t>M</w:t>
+      </w:r>
       <w:r>
         <w:rPr>
           <w:b/>
           <w:sz w:val="28"/>
         </w:rPr>
-        <w:t>Sthapit</w:t>
-      </w:r>
-      <w:proofErr w:type="spellEnd"/>
+        <w:t>r</w:t>
+      </w:r>
+      <w:r>
+        <w:rPr>
+          <w:b/>
+          <w:sz w:val="28"/>
+        </w:rPr>
+        <w:t xml:space="preserve">. </w:t>
+      </w:r>
+      <w:r>
+        <w:rPr>
+          <w:b/>
+          <w:sz w:val="28"/>
+        </w:rPr>
+        <w:t>Niraj Khadka</w:t>
+      </w:r>
       <w:r>
         <w:rPr>
           <w:b/>
@@ -385,12 +413,7 @@
         <w:ind w:left="82" w:right="72"/>
         <w:jc w:val="center"/>
       </w:pPr>
-      <w:r/>
-      <w:r>
-        <w:rPr>
-          <w:rFonts w:ascii="Times New Roman" w:hAnsi="Times New Roman"/>
-          <w:sz w:val="24"/>
-        </w:rPr>
+      <w:r>
         <w:t>“AI Text Detector”</w:t>
       </w:r>
     </w:p>
@@ -441,7 +464,7 @@
           <w:b/>
           <w:sz w:val="28"/>
         </w:rPr>
-        <w:t xml:space="preserve">Shashank Singh (6-2-410-140--2021) </w:t>
+        <w:t xml:space="preserve">Saurav Munikar (6-2-410-139--2021) </w:t>
       </w:r>
     </w:p>
     <w:p>
@@ -504,17 +527,29 @@
           <w:b/>
           <w:sz w:val="28"/>
         </w:rPr>
-        <w:t xml:space="preserve">Ms. Rolisha </w:t>
-      </w:r>
-      <w:proofErr w:type="spellStart"/>
+        <w:t>M</w:t>
+      </w:r>
       <w:r>
         <w:rPr>
           <w:b/>
           <w:sz w:val="28"/>
         </w:rPr>
-        <w:t>Sthapit</w:t>
-      </w:r>
-      <w:proofErr w:type="spellEnd"/>
+        <w:t>r</w:t>
+      </w:r>
+      <w:r>
+        <w:rPr>
+          <w:b/>
+          <w:sz w:val="28"/>
+        </w:rPr>
+        <w:t xml:space="preserve">. </w:t>
+      </w:r>
+      <w:r>
+        <w:rPr>
+          <w:b/>
+          <w:sz w:val="28"/>
+        </w:rPr>
+        <w:t>Niraj Khadka</w:t>
+      </w:r>
       <w:r>
         <w:rPr>
           <w:b/>
@@ -638,27 +673,16 @@
         <w:spacing w:line="367" w:lineRule="auto"/>
         <w:ind w:left="-5" w:right="55"/>
       </w:pPr>
-      <w:r/>
-      <w:r>
-        <w:rPr>
-          <w:rFonts w:ascii="Times New Roman" w:hAnsi="Times New Roman"/>
-          <w:sz w:val="24"/>
-        </w:rPr>
+      <w:r>
         <w:t xml:space="preserve">It is my pleasure to recommend that a project report on </w:t>
       </w:r>
       <w:r>
         <w:rPr>
-          <w:rFonts w:ascii="Times New Roman" w:hAnsi="Times New Roman"/>
           <w:b/>
-          <w:sz w:val="24"/>
         </w:rPr>
         <w:t>“AI Text Detector”</w:t>
       </w:r>
       <w:r>
-        <w:rPr>
-          <w:rFonts w:ascii="Times New Roman" w:hAnsi="Times New Roman"/>
-          <w:sz w:val="24"/>
-        </w:rPr>
         <w:t xml:space="preserve"> has been prepared under my supervision by Shashank Singh in partial fulfillment of the requirement of the degree of Bachelor of Computer Applications. His report is satisfactory and is an original work done by him to process for the future evaluation.</w:t>
       </w:r>
     </w:p>
@@ -699,16 +723,26 @@
         <w:rPr>
           <w:b/>
         </w:rPr>
-        <w:t xml:space="preserve">Ms. Rolisha </w:t>
-      </w:r>
-      <w:proofErr w:type="spellStart"/>
+        <w:t>M</w:t>
+      </w:r>
       <w:r>
         <w:rPr>
           <w:b/>
         </w:rPr>
-        <w:t>Sthapit</w:t>
-      </w:r>
-      <w:proofErr w:type="spellEnd"/>
+        <w:t>r</w:t>
+      </w:r>
+      <w:r>
+        <w:rPr>
+          <w:b/>
+        </w:rPr>
+        <w:t xml:space="preserve">. </w:t>
+      </w:r>
+      <w:r>
+        <w:rPr>
+          <w:b/>
+        </w:rPr>
+        <w:t>Niraj Khadka</w:t>
+      </w:r>
       <w:r>
         <w:rPr>
           <w:b/>
@@ -885,27 +919,16 @@
         <w:spacing w:after="49" w:line="357" w:lineRule="auto"/>
         <w:ind w:left="-5" w:right="55"/>
       </w:pPr>
-      <w:r/>
-      <w:r>
-        <w:rPr>
-          <w:rFonts w:ascii="Times New Roman" w:hAnsi="Times New Roman"/>
-          <w:sz w:val="24"/>
-        </w:rPr>
+      <w:r>
         <w:t xml:space="preserve">This is to certify that this project report prepared by Shashank Singh on </w:t>
       </w:r>
       <w:r>
         <w:rPr>
-          <w:rFonts w:ascii="Times New Roman" w:hAnsi="Times New Roman"/>
           <w:b/>
-          <w:sz w:val="24"/>
         </w:rPr>
         <w:t>“AI Text Detector”</w:t>
       </w:r>
       <w:r>
-        <w:rPr>
-          <w:rFonts w:ascii="Times New Roman" w:hAnsi="Times New Roman"/>
-          <w:sz w:val="24"/>
-        </w:rPr>
         <w:t xml:space="preserve"> in partial fulfillment of the requirements for the degree of Bachelor in Computer Application has been evaluated. In our opinion it is satisfactory in the scope and quality as a project for the required degree.</w:t>
       </w:r>
     </w:p>
@@ -996,21 +1019,13 @@
               <w:rPr>
                 <w:b/>
               </w:rPr>
-              <w:t xml:space="preserve">Ms. Rolisha </w:t>
-            </w:r>
-            <w:proofErr w:type="spellStart"/>
+              <w:t xml:space="preserve">Ms. </w:t>
+            </w:r>
             <w:r>
               <w:rPr>
                 <w:b/>
               </w:rPr>
-              <w:t>Sthapit</w:t>
-            </w:r>
-            <w:proofErr w:type="spellEnd"/>
-            <w:r>
-              <w:rPr>
-                <w:b/>
-              </w:rPr>
-              <w:t xml:space="preserve"> </w:t>
+              <w:t>Niraj Khadka</w:t>
             </w:r>
           </w:p>
           <w:p>
@@ -1118,7 +1133,21 @@
               <w:rPr>
                 <w:b/>
               </w:rPr>
-              <w:t xml:space="preserve">Ms. Rolisha </w:t>
+              <w:t xml:space="preserve">Ms. </w:t>
+            </w:r>
+            <w:proofErr w:type="spellStart"/>
+            <w:r>
+              <w:rPr>
+                <w:b/>
+              </w:rPr>
+              <w:t>Rolisha</w:t>
+            </w:r>
+            <w:proofErr w:type="spellEnd"/>
+            <w:r>
+              <w:rPr>
+                <w:b/>
+              </w:rPr>
+              <w:t xml:space="preserve"> </w:t>
             </w:r>
             <w:proofErr w:type="spellStart"/>
             <w:r>
@@ -1336,13 +1365,97 @@
         <w:spacing w:after="284" w:line="360" w:lineRule="auto"/>
         <w:ind w:left="-5" w:right="55"/>
       </w:pPr>
+      <w:r>
+        <w:t xml:space="preserve">This project on developing an </w:t>
+      </w:r>
+      <w:r>
+        <w:rPr>
+          <w:b/>
+        </w:rPr>
+        <w:t>AI Text Detector</w:t>
+      </w:r>
+      <w:r>
+        <w:t xml:space="preserve">, which detects machine-generated text using statistical NLP, K-Nearest Neighbors (KNN), and Cosine Similarity, could not have been achieved without the kind support of many individuals. I am highly thankful to Ms. </w:t>
+      </w:r>
+      <w:r>
+        <w:t>Niraj Khadka</w:t>
+      </w:r>
+      <w:r>
+        <w:t>, Project Supervisor and Coordinator, for h</w:t>
+      </w:r>
+      <w:r>
+        <w:t>is</w:t>
+      </w:r>
+      <w:r>
+        <w:t xml:space="preserve"> kind guidance, valuable suggestions, and encouragement during the course of developing this project. H</w:t>
+      </w:r>
+      <w:r>
+        <w:t>is</w:t>
+      </w:r>
+      <w:r>
+        <w:t xml:space="preserve"> knowledge of the subject, as well as her encouragement, helped learn the concepts of Natural Language Processing and machine learning deeply. I would also like to express my gratitude towards all the individuals, such as my teachers, mentors, friends, and classmates, who provided valuable suggestions, ideas, etc., during the testing phase of the project, which helped improve the performance, functionality, etc., of the AI Text Detector. I would like to express my sincere thanks to all the individuals, who helped the completion of the project, directly or indirectly.</w:t>
+      </w:r>
+    </w:p>
+    <w:p>
+      <w:pPr>
+        <w:spacing w:after="284"/>
+        <w:ind w:left="-5" w:right="55"/>
+      </w:pPr>
+      <w:r>
+        <w:t>-</w:t>
+      </w:r>
+      <w:r>
+        <w:t>Saurav Munikar</w:t>
+      </w:r>
+      <w:r>
+        <w:t xml:space="preserve">  </w:t>
+      </w:r>
+    </w:p>
+    <w:p>
+      <w:pPr>
+        <w:spacing w:after="0" w:line="259" w:lineRule="auto"/>
+        <w:jc w:val="left"/>
+      </w:pPr>
+      <w:r>
+        <w:t xml:space="preserve"> </w:t>
+      </w:r>
+      <w:r>
+        <w:tab/>
+        <w:t xml:space="preserve"> </w:t>
+      </w:r>
+      <w:r>
+        <w:br w:type="page"/>
+      </w:r>
+    </w:p>
+    <w:p>
+      <w:pPr>
+        <w:pStyle w:val="Heading1"/>
+        <w:spacing w:after="78" w:line="360" w:lineRule="auto"/>
+        <w:ind w:left="224" w:right="221"/>
+      </w:pPr>
+      <w:bookmarkStart w:id="6" w:name="_Toc202261072"/>
+      <w:bookmarkStart w:id="7" w:name="_Toc231875490"/>
+      <w:r>
+        <w:lastRenderedPageBreak/>
+        <w:t>ABSTRACT</w:t>
+      </w:r>
+      <w:bookmarkEnd w:id="6"/>
+      <w:bookmarkEnd w:id="7"/>
+      <w:r>
+        <w:t xml:space="preserve"> </w:t>
+      </w:r>
+    </w:p>
+    <w:p>
+      <w:pPr>
+        <w:spacing w:after="3" w:line="360" w:lineRule="auto"/>
+      </w:pPr>
       <w:r/>
       <w:r>
         <w:rPr>
           <w:rFonts w:ascii="Times New Roman" w:hAnsi="Times New Roman"/>
           <w:sz w:val="24"/>
         </w:rPr>
-        <w:t xml:space="preserve">This project on developing an </w:t>
+        <w:t xml:space="preserve">The </w:t>
       </w:r>
       <w:r>
         <w:rPr>
@@ -1357,63 +1470,7 @@
           <w:rFonts w:ascii="Times New Roman" w:hAnsi="Times New Roman"/>
           <w:sz w:val="24"/>
         </w:rPr>
-        <w:t>, which detects machine-generated text using statistical NLP, K-Nearest Neighbors (KNN), and Cosine Similarity, could not have been achieved without the kind support of many individuals. I am highly thankful to Ms. Rolisha Sthapit, Project Supervisor and Coordinator, for her kind guidance, valuable suggestions, and encouragement during the course of developing this project. Her knowledge of the subject, as well as her encouragement, helped learn the concepts of Natural Language Processing and machine learning deeply. I would also like to express my gratitude towards all the individuals, such as my teachers, mentors, friends, and classmates, who provided valuable suggestions, ideas, etc., during the testing phase of the project, which helped improve the performance, functionality, etc., of the AI Text Detector. I would like to express my sincere thanks to all the individuals, who helped the completion of the project, directly or indirectly.</w:t>
-      </w:r>
-    </w:p>
-    <w:p>
-      <w:pPr>
-        <w:spacing w:after="284"/>
-        <w:ind w:left="-5" w:right="55"/>
-      </w:pPr>
-      <w:r>
-        <w:t xml:space="preserve">-Shashank Singh  </w:t>
-      </w:r>
-    </w:p>
-    <w:p>
-      <w:pPr>
-        <w:spacing w:after="0" w:line="259" w:lineRule="auto"/>
-        <w:jc w:val="left"/>
-      </w:pPr>
-      <w:r>
-        <w:t xml:space="preserve"> </w:t>
-      </w:r>
-      <w:r>
-        <w:tab/>
-        <w:t xml:space="preserve"> </w:t>
-      </w:r>
-      <w:r>
-        <w:br w:type="page"/>
-      </w:r>
-    </w:p>
-    <w:p>
-      <w:pPr>
-        <w:pStyle w:val="Heading1"/>
-        <w:spacing w:after="78" w:line="360" w:lineRule="auto"/>
-        <w:ind w:left="224" w:right="221"/>
-      </w:pPr>
-      <w:bookmarkStart w:id="6" w:name="_Toc202261072"/>
-      <w:bookmarkStart w:id="7" w:name="_Toc231875490"/>
-      <w:r>
-        <w:lastRenderedPageBreak/>
-        <w:t>ABSTRACT</w:t>
-      </w:r>
-      <w:bookmarkEnd w:id="6"/>
-      <w:bookmarkEnd w:id="7"/>
-      <w:r>
-        <w:t xml:space="preserve"> </w:t>
-      </w:r>
-    </w:p>
-    <w:p>
-      <w:pPr>
-        <w:spacing w:after="3" w:line="360" w:lineRule="auto"/>
-      </w:pPr>
-      <w:r/>
-      <w:r>
-        <w:rPr>
-          <w:rFonts w:ascii="Times New Roman" w:hAnsi="Times New Roman"/>
-          <w:sz w:val="24"/>
-        </w:rPr>
-        <w:t xml:space="preserve">The </w:t>
+        <w:t xml:space="preserve"> is a client-side security application designed to analyze document origins without transmitting user data to external servers. The application implements a weighted ensemble of three distinct natural language processing and machine learning algorithms (Statistical NLP, KNN Classification, and Cosine Similarity) calibrated by a fourth heuristic grammar evaluation module. The four core systems are: 1. </w:t>
       </w:r>
       <w:r>
         <w:rPr>
@@ -1421,14 +1478,14 @@
           <w:b/>
           <w:sz w:val="24"/>
         </w:rPr>
-        <w:t>AI Text Detector</w:t>
+        <w:t>Statistical NLP (Perplexity &amp; Burstiness):</w:t>
       </w:r>
       <w:r>
         <w:rPr>
           <w:rFonts w:ascii="Times New Roman" w:hAnsi="Times New Roman"/>
           <w:sz w:val="24"/>
         </w:rPr>
-        <w:t xml:space="preserve"> is a client-side security application designed to analyze document origins without transmitting user data to external servers. The application implements a weighted ensemble of three distinct natural language processing and machine learning algorithms: 1. </w:t>
+        <w:t xml:space="preserve"> Evaluates sentence length variance (burstiness) and vocabulary richness (Type-Token Ratio) to distinguish the predictable, uniform patterns of AI text from dynamic human writing. 2. </w:t>
       </w:r>
       <w:r>
         <w:rPr>
@@ -1436,14 +1493,14 @@
           <w:b/>
           <w:sz w:val="24"/>
         </w:rPr>
-        <w:t>Statistical NLP (Perplexity &amp; Burstiness):</w:t>
+        <w:t>K-Nearest Neighbors (KNN) Stylometric Classifier:</w:t>
       </w:r>
       <w:r>
         <w:rPr>
           <w:rFonts w:ascii="Times New Roman" w:hAnsi="Times New Roman"/>
           <w:sz w:val="24"/>
         </w:rPr>
-        <w:t xml:space="preserve"> Evaluates sentence length variance (burstiness) and vocabulary richness (Type-Token Ratio) to distinguish the predictable, uniform patterns of AI text from dynamic human writing. 2. </w:t>
+        <w:t xml:space="preserve"> Extracts a 5-dimensional feature vector (lexical diversity, sentence length uniformity, transition word density, Coleman-Liau readability grade consistency, and punctuation density) and classifies the document using Euclidean distance relative to a pre-defined training set of human and AI articles ($K=5$). 3. </w:t>
       </w:r>
       <w:r>
         <w:rPr>
@@ -1451,14 +1508,14 @@
           <w:b/>
           <w:sz w:val="24"/>
         </w:rPr>
-        <w:t>K-Nearest Neighbors (KNN) Stylometric Classifier:</w:t>
+        <w:t>Stylometric Cosine Similarity (Vector Space Model):</w:t>
       </w:r>
       <w:r>
         <w:rPr>
           <w:rFonts w:ascii="Times New Roman" w:hAnsi="Times New Roman"/>
           <w:sz w:val="24"/>
         </w:rPr>
-        <w:t xml:space="preserve"> Extracts a 5-dimensional feature vector (lexical diversity, sentence length uniformity, transition word density, Coleman-Liau readability grade consistency, and punctuation density) and classifies the document using Euclidean distance relative to a pre-defined training set of human and AI articles ($K=5$). 3. </w:t>
+        <w:t xml:space="preserve"> Measures a 5-dimensional syntactic marker profile (first-person pronoun ratio, complex conjunctions, intensifier density, passive voice frequency, and hapax legomena) and computes vector angles against standard AI and human prototype vectors. 4. </w:t>
       </w:r>
       <w:r>
         <w:rPr>
@@ -1466,14 +1523,14 @@
           <w:b/>
           <w:sz w:val="24"/>
         </w:rPr>
-        <w:t>Stylometric Cosine Similarity (Vector Space Model):</w:t>
+        <w:t>Heuristic Grammar &amp; Typography Analyzer:</w:t>
       </w:r>
       <w:r>
         <w:rPr>
           <w:rFonts w:ascii="Times New Roman" w:hAnsi="Times New Roman"/>
           <w:sz w:val="24"/>
         </w:rPr>
-        <w:t xml:space="preserve"> Measures a 5-dimensional syntactic marker profile (first-person pronoun ratio, complex conjunctions, intensifier density, passive voice frequency, and hapax legomena) and computes vector angles against standard AI and human prototype vectors. The individual metrics are combined via a weighted ensemble ($35\%$ Perplexity, $40\%$ KNN, $25\%$ Cosine Similarity) to calculate an overall AI probability. The application features an interactive single-page dashboard built using HTML5, custom CSS variables, and Vanilla JavaScript. It incorporates PDF.js and Mammoth.js for client-side document parsing, SVG-based glowing visualization charts, an interactive sentence-level perplexity heatmap, and a mathematical resolution panel powered by MathJax to trace raw formulas in real time.</w:t>
+        <w:t xml:space="preserve"> Evaluates common grammatical and typographical slip-ups (double words, capitalization, punctuation spacing, subject-verb agreement, and double negatives) to establish a Grammar Perfection Score. The first three engine outputs are combined via a weighted ensemble ($35\%$ Perplexity, $40\%$ KNN, $25\%$ Cosine Similarity) and then calibrated by the Grammar Perfection Score as a discount modifier, ensuring that the presence of human-like typos reduces the overall AI probability to minimize false positives. The application features an interactive single-page dashboard built using HTML5, custom CSS variables, and Vanilla JavaScript. It incorporates PDF.js and Mammoth.js for client-side document parsing, SVG-based glowing visualization charts, an interactive sentence-level perplexity heatmap, and a mathematical resolution panel powered by MathJax to trace raw formulas in real time.</w:t>
       </w:r>
     </w:p>
     <w:p>
@@ -1484,11 +1541,10 @@
           <w:iCs/>
         </w:rPr>
       </w:pPr>
-      <w:r/>
-      <w:r>
-        <w:rPr>
-          <w:rFonts w:ascii="Times New Roman" w:hAnsi="Times New Roman"/>
-          <w:sz w:val="24"/>
+      <w:r>
+        <w:rPr>
+          <w:i/>
+          <w:iCs/>
         </w:rPr>
         <w:t>Keywords: AI Text Detection, Stylometry, Natural Language Processing, K-Nearest Neighbors, Cosine Similarity, Client-Side Security</w:t>
       </w:r>
@@ -5735,7 +5791,6 @@
           <w:p>
             <w:r>
               <w:rPr>
-                <w:rFonts w:ascii="Times New Roman" w:hAnsi="Times New Roman"/>
                 <w:sz w:val="22"/>
               </w:rPr>
               <w:t>TTR</w:t>
@@ -5749,7 +5804,6 @@
           <w:p>
             <w:r>
               <w:rPr>
-                <w:rFonts w:ascii="Times New Roman" w:hAnsi="Times New Roman"/>
                 <w:sz w:val="22"/>
               </w:rPr>
               <w:t>Type-Token Ratio (Lexical Diversity)</w:t>
@@ -5765,7 +5819,6 @@
           <w:p>
             <w:r>
               <w:rPr>
-                <w:rFonts w:ascii="Times New Roman" w:hAnsi="Times New Roman"/>
                 <w:sz w:val="22"/>
               </w:rPr>
               <w:t>CLI</w:t>
@@ -5779,7 +5832,6 @@
           <w:p>
             <w:r>
               <w:rPr>
-                <w:rFonts w:ascii="Times New Roman" w:hAnsi="Times New Roman"/>
                 <w:sz w:val="22"/>
               </w:rPr>
               <w:t>Coleman-Liau Readability Index</w:t>
@@ -5795,7 +5847,6 @@
           <w:p>
             <w:r>
               <w:rPr>
-                <w:rFonts w:ascii="Times New Roman" w:hAnsi="Times New Roman"/>
                 <w:sz w:val="22"/>
               </w:rPr>
               <w:t>KNN</w:t>
@@ -5809,7 +5860,6 @@
           <w:p>
             <w:r>
               <w:rPr>
-                <w:rFonts w:ascii="Times New Roman" w:hAnsi="Times New Roman"/>
                 <w:sz w:val="22"/>
               </w:rPr>
               <w:t>K-Nearest Neighbors (Instance-Based Classifier)</w:t>
@@ -5825,7 +5875,6 @@
           <w:p>
             <w:r>
               <w:rPr>
-                <w:rFonts w:ascii="Times New Roman" w:hAnsi="Times New Roman"/>
                 <w:sz w:val="22"/>
               </w:rPr>
               <w:t>NLP</w:t>
@@ -5839,7 +5888,6 @@
           <w:p>
             <w:r>
               <w:rPr>
-                <w:rFonts w:ascii="Times New Roman" w:hAnsi="Times New Roman"/>
                 <w:sz w:val="22"/>
               </w:rPr>
               <w:t>Natural Language Processing</w:t>
@@ -5855,7 +5903,6 @@
           <w:p>
             <w:r>
               <w:rPr>
-                <w:rFonts w:ascii="Times New Roman" w:hAnsi="Times New Roman"/>
                 <w:sz w:val="22"/>
               </w:rPr>
               <w:t>LLM</w:t>
@@ -5869,7 +5916,6 @@
           <w:p>
             <w:r>
               <w:rPr>
-                <w:rFonts w:ascii="Times New Roman" w:hAnsi="Times New Roman"/>
                 <w:sz w:val="22"/>
               </w:rPr>
               <w:t>Large Language Model (ChatGPT, Claude, Gemini)</w:t>
@@ -5885,7 +5931,6 @@
           <w:p>
             <w:r>
               <w:rPr>
-                <w:rFonts w:ascii="Times New Roman" w:hAnsi="Times New Roman"/>
                 <w:sz w:val="22"/>
               </w:rPr>
               <w:t>GPT</w:t>
@@ -5899,7 +5944,6 @@
           <w:p>
             <w:r>
               <w:rPr>
-                <w:rFonts w:ascii="Times New Roman" w:hAnsi="Times New Roman"/>
                 <w:sz w:val="22"/>
               </w:rPr>
               <w:t>Generative Pre-trained Transformer</w:t>
@@ -5915,7 +5959,6 @@
           <w:p>
             <w:r>
               <w:rPr>
-                <w:rFonts w:ascii="Times New Roman" w:hAnsi="Times New Roman"/>
                 <w:sz w:val="22"/>
               </w:rPr>
               <w:t>SVG</w:t>
@@ -5929,7 +5972,6 @@
           <w:p>
             <w:r>
               <w:rPr>
-                <w:rFonts w:ascii="Times New Roman" w:hAnsi="Times New Roman"/>
                 <w:sz w:val="22"/>
               </w:rPr>
               <w:t>Scalable Vector Graphics (Visualization Charts)</w:t>
@@ -5945,7 +5987,6 @@
           <w:p>
             <w:r>
               <w:rPr>
-                <w:rFonts w:ascii="Times New Roman" w:hAnsi="Times New Roman"/>
                 <w:sz w:val="22"/>
               </w:rPr>
               <w:t>DOM</w:t>
@@ -5959,7 +6000,6 @@
           <w:p>
             <w:r>
               <w:rPr>
-                <w:rFonts w:ascii="Times New Roman" w:hAnsi="Times New Roman"/>
                 <w:sz w:val="22"/>
               </w:rPr>
               <w:t>Document Object Model</w:t>
@@ -5975,7 +6015,6 @@
           <w:p>
             <w:r>
               <w:rPr>
-                <w:rFonts w:ascii="Times New Roman" w:hAnsi="Times New Roman"/>
                 <w:sz w:val="22"/>
               </w:rPr>
               <w:t>CDN</w:t>
@@ -5989,7 +6028,6 @@
           <w:p>
             <w:r>
               <w:rPr>
-                <w:rFonts w:ascii="Times New Roman" w:hAnsi="Times New Roman"/>
                 <w:sz w:val="22"/>
               </w:rPr>
               <w:t>Content Delivery Network</w:t>
@@ -6005,7 +6043,6 @@
           <w:p>
             <w:r>
               <w:rPr>
-                <w:rFonts w:ascii="Times New Roman" w:hAnsi="Times New Roman"/>
                 <w:sz w:val="22"/>
               </w:rPr>
               <w:t>HTML</w:t>
@@ -6019,7 +6056,6 @@
           <w:p>
             <w:r>
               <w:rPr>
-                <w:rFonts w:ascii="Times New Roman" w:hAnsi="Times New Roman"/>
                 <w:sz w:val="22"/>
               </w:rPr>
               <w:t>HyperText Markup Language</w:t>
@@ -6035,7 +6071,6 @@
           <w:p>
             <w:r>
               <w:rPr>
-                <w:rFonts w:ascii="Times New Roman" w:hAnsi="Times New Roman"/>
                 <w:sz w:val="22"/>
               </w:rPr>
               <w:t>CSS</w:t>
@@ -6049,7 +6084,6 @@
           <w:p>
             <w:r>
               <w:rPr>
-                <w:rFonts w:ascii="Times New Roman" w:hAnsi="Times New Roman"/>
                 <w:sz w:val="22"/>
               </w:rPr>
               <w:t>Cascading Style Sheets</w:t>
@@ -6065,7 +6099,6 @@
           <w:p>
             <w:r>
               <w:rPr>
-                <w:rFonts w:ascii="Times New Roman" w:hAnsi="Times New Roman"/>
                 <w:sz w:val="22"/>
               </w:rPr>
               <w:t>JS</w:t>
@@ -6079,7 +6112,6 @@
           <w:p>
             <w:r>
               <w:rPr>
-                <w:rFonts w:ascii="Times New Roman" w:hAnsi="Times New Roman"/>
                 <w:sz w:val="22"/>
               </w:rPr>
               <w:t>JavaScript (ECMAScript 6)</w:t>
@@ -6095,7 +6127,6 @@
           <w:p>
             <w:r>
               <w:rPr>
-                <w:rFonts w:ascii="Times New Roman" w:hAnsi="Times New Roman"/>
                 <w:sz w:val="22"/>
               </w:rPr>
               <w:t>PDF</w:t>
@@ -6109,7 +6140,6 @@
           <w:p>
             <w:r>
               <w:rPr>
-                <w:rFonts w:ascii="Times New Roman" w:hAnsi="Times New Roman"/>
                 <w:sz w:val="22"/>
               </w:rPr>
               <w:t>Portable Document Format</w:t>
@@ -6125,7 +6155,6 @@
           <w:p>
             <w:r>
               <w:rPr>
-                <w:rFonts w:ascii="Times New Roman" w:hAnsi="Times New Roman"/>
                 <w:sz w:val="22"/>
               </w:rPr>
               <w:t>DOCX</w:t>
@@ -6139,7 +6168,6 @@
           <w:p>
             <w:r>
               <w:rPr>
-                <w:rFonts w:ascii="Times New Roman" w:hAnsi="Times New Roman"/>
                 <w:sz w:val="22"/>
               </w:rPr>
               <w:t>Word Document Format (Office Open XML)</w:t>
@@ -6155,7 +6183,6 @@
           <w:p>
             <w:r>
               <w:rPr>
-                <w:rFonts w:ascii="Times New Roman" w:hAnsi="Times New Roman"/>
                 <w:sz w:val="22"/>
               </w:rPr>
               <w:t>API</w:t>
@@ -6169,7 +6196,6 @@
           <w:p>
             <w:r>
               <w:rPr>
-                <w:rFonts w:ascii="Times New Roman" w:hAnsi="Times New Roman"/>
                 <w:sz w:val="22"/>
               </w:rPr>
               <w:t>Application Programming Interface (External Endpoint)</w:t>
@@ -6230,7 +6256,6 @@
           <w:p>
             <w:r>
               <w:rPr>
-                <w:rFonts w:ascii="Times New Roman" w:hAnsi="Times New Roman"/>
                 <w:sz w:val="22"/>
               </w:rPr>
               <w:t>Figure 1.1:</w:t>
@@ -6244,7 +6269,6 @@
           <w:p>
             <w:r>
               <w:rPr>
-                <w:rFonts w:ascii="Times New Roman" w:hAnsi="Times New Roman"/>
                 <w:sz w:val="22"/>
               </w:rPr>
               <w:t>Agile Methodology...</w:t>
@@ -6258,7 +6282,6 @@
           <w:p>
             <w:r>
               <w:rPr>
-                <w:rFonts w:ascii="Times New Roman" w:hAnsi="Times New Roman"/>
                 <w:sz w:val="22"/>
               </w:rPr>
               <w:t>4</w:t>
@@ -6277,7 +6300,6 @@
           <w:p>
             <w:r>
               <w:rPr>
-                <w:rFonts w:ascii="Times New Roman" w:hAnsi="Times New Roman"/>
                 <w:sz w:val="22"/>
               </w:rPr>
               <w:t>Figure 3.1:</w:t>
@@ -6291,7 +6313,6 @@
           <w:p>
             <w:r>
               <w:rPr>
-                <w:rFonts w:ascii="Times New Roman" w:hAnsi="Times New Roman"/>
                 <w:sz w:val="22"/>
               </w:rPr>
               <w:t>Use Case Diagram for AI Text Detector...</w:t>
@@ -6305,7 +6326,6 @@
           <w:p>
             <w:r>
               <w:rPr>
-                <w:rFonts w:ascii="Times New Roman" w:hAnsi="Times New Roman"/>
                 <w:sz w:val="22"/>
               </w:rPr>
               <w:t>11</w:t>
@@ -6324,7 +6344,6 @@
           <w:p>
             <w:r>
               <w:rPr>
-                <w:rFonts w:ascii="Times New Roman" w:hAnsi="Times New Roman"/>
                 <w:sz w:val="22"/>
               </w:rPr>
               <w:t>Figure 3.2:</w:t>
@@ -6338,7 +6357,6 @@
           <w:p>
             <w:r>
               <w:rPr>
-                <w:rFonts w:ascii="Times New Roman" w:hAnsi="Times New Roman"/>
                 <w:sz w:val="22"/>
               </w:rPr>
               <w:t>Gantt Chart for AI Text Detector...</w:t>
@@ -6352,7 +6370,6 @@
           <w:p>
             <w:r>
               <w:rPr>
-                <w:rFonts w:ascii="Times New Roman" w:hAnsi="Times New Roman"/>
                 <w:sz w:val="22"/>
               </w:rPr>
               <w:t>18</w:t>
@@ -6371,7 +6388,6 @@
           <w:p>
             <w:r>
               <w:rPr>
-                <w:rFonts w:ascii="Times New Roman" w:hAnsi="Times New Roman"/>
                 <w:sz w:val="22"/>
               </w:rPr>
               <w:t>Figure 3.3:</w:t>
@@ -6385,7 +6401,6 @@
           <w:p>
             <w:r>
               <w:rPr>
-                <w:rFonts w:ascii="Times New Roman" w:hAnsi="Times New Roman"/>
                 <w:sz w:val="22"/>
               </w:rPr>
               <w:t>Class Diagram for AI Text Detector...</w:t>
@@ -6399,7 +6414,6 @@
           <w:p>
             <w:r>
               <w:rPr>
-                <w:rFonts w:ascii="Times New Roman" w:hAnsi="Times New Roman"/>
                 <w:sz w:val="22"/>
               </w:rPr>
               <w:t>18</w:t>
@@ -6418,7 +6432,6 @@
           <w:p>
             <w:r>
               <w:rPr>
-                <w:rFonts w:ascii="Times New Roman" w:hAnsi="Times New Roman"/>
                 <w:sz w:val="22"/>
               </w:rPr>
               <w:t>Figure 3.4:</w:t>
@@ -6432,7 +6445,6 @@
           <w:p>
             <w:r>
               <w:rPr>
-                <w:rFonts w:ascii="Times New Roman" w:hAnsi="Times New Roman"/>
                 <w:sz w:val="22"/>
               </w:rPr>
               <w:t>State Diagram for AI Text Detector...</w:t>
@@ -6446,7 +6458,6 @@
           <w:p>
             <w:r>
               <w:rPr>
-                <w:rFonts w:ascii="Times New Roman" w:hAnsi="Times New Roman"/>
                 <w:sz w:val="22"/>
               </w:rPr>
               <w:t>20</w:t>
@@ -6465,7 +6476,6 @@
           <w:p>
             <w:r>
               <w:rPr>
-                <w:rFonts w:ascii="Times New Roman" w:hAnsi="Times New Roman"/>
                 <w:sz w:val="22"/>
               </w:rPr>
               <w:t>Figure 3.5:</w:t>
@@ -6479,7 +6489,6 @@
           <w:p>
             <w:r>
               <w:rPr>
-                <w:rFonts w:ascii="Times New Roman" w:hAnsi="Times New Roman"/>
                 <w:sz w:val="22"/>
               </w:rPr>
               <w:t>Sequence Diagram for AI Text Detector...</w:t>
@@ -6493,7 +6502,6 @@
           <w:p>
             <w:r>
               <w:rPr>
-                <w:rFonts w:ascii="Times New Roman" w:hAnsi="Times New Roman"/>
                 <w:sz w:val="22"/>
               </w:rPr>
               <w:t>21</w:t>
@@ -6512,7 +6520,6 @@
           <w:p>
             <w:r>
               <w:rPr>
-                <w:rFonts w:ascii="Times New Roman" w:hAnsi="Times New Roman"/>
                 <w:sz w:val="22"/>
               </w:rPr>
               <w:t>Figure 3.6:</w:t>
@@ -6526,7 +6533,6 @@
           <w:p>
             <w:r>
               <w:rPr>
-                <w:rFonts w:ascii="Times New Roman" w:hAnsi="Times New Roman"/>
                 <w:sz w:val="22"/>
               </w:rPr>
               <w:t>Activity Diagram for AI Text Detector...</w:t>
@@ -6540,7 +6546,6 @@
           <w:p>
             <w:r>
               <w:rPr>
-                <w:rFonts w:ascii="Times New Roman" w:hAnsi="Times New Roman"/>
                 <w:sz w:val="22"/>
               </w:rPr>
               <w:t>22</w:t>
@@ -6559,7 +6564,6 @@
           <w:p>
             <w:r>
               <w:rPr>
-                <w:rFonts w:ascii="Times New Roman" w:hAnsi="Times New Roman"/>
                 <w:sz w:val="22"/>
               </w:rPr>
               <w:t>Figure 3.7:</w:t>
@@ -6573,7 +6577,6 @@
           <w:p>
             <w:r>
               <w:rPr>
-                <w:rFonts w:ascii="Times New Roman" w:hAnsi="Times New Roman"/>
                 <w:sz w:val="22"/>
               </w:rPr>
               <w:t>Component Diagram for AI Text Detector...</w:t>
@@ -6587,7 +6590,6 @@
           <w:p>
             <w:r>
               <w:rPr>
-                <w:rFonts w:ascii="Times New Roman" w:hAnsi="Times New Roman"/>
                 <w:sz w:val="22"/>
               </w:rPr>
               <w:t>23</w:t>
@@ -6606,7 +6608,6 @@
           <w:p>
             <w:r>
               <w:rPr>
-                <w:rFonts w:ascii="Times New Roman" w:hAnsi="Times New Roman"/>
                 <w:sz w:val="22"/>
               </w:rPr>
               <w:t>Figure 3.8:</w:t>
@@ -6620,7 +6621,6 @@
           <w:p>
             <w:r>
               <w:rPr>
-                <w:rFonts w:ascii="Times New Roman" w:hAnsi="Times New Roman"/>
                 <w:sz w:val="22"/>
               </w:rPr>
               <w:t>Deployment Diagram for AI Text Detector...</w:t>
@@ -6634,7 +6634,6 @@
           <w:p>
             <w:r>
               <w:rPr>
-                <w:rFonts w:ascii="Times New Roman" w:hAnsi="Times New Roman"/>
                 <w:sz w:val="22"/>
               </w:rPr>
               <w:t>24</w:t>
@@ -6653,7 +6652,6 @@
           <w:p>
             <w:r>
               <w:rPr>
-                <w:rFonts w:ascii="Times New Roman" w:hAnsi="Times New Roman"/>
                 <w:sz w:val="22"/>
               </w:rPr>
               <w:t>Figure 4.1:</w:t>
@@ -6667,7 +6665,6 @@
           <w:p>
             <w:r>
               <w:rPr>
-                <w:rFonts w:ascii="Times New Roman" w:hAnsi="Times New Roman"/>
                 <w:sz w:val="22"/>
               </w:rPr>
               <w:t>Code Snippet of FileParser Module...</w:t>
@@ -6681,7 +6678,6 @@
           <w:p>
             <w:r>
               <w:rPr>
-                <w:rFonts w:ascii="Times New Roman" w:hAnsi="Times New Roman"/>
                 <w:sz w:val="22"/>
               </w:rPr>
               <w:t>32</w:t>
@@ -6700,7 +6696,6 @@
           <w:p>
             <w:r>
               <w:rPr>
-                <w:rFonts w:ascii="Times New Roman" w:hAnsi="Times New Roman"/>
                 <w:sz w:val="22"/>
               </w:rPr>
               <w:t>Figure 4.2:</w:t>
@@ -6714,7 +6709,6 @@
           <w:p>
             <w:r>
               <w:rPr>
-                <w:rFonts w:ascii="Times New Roman" w:hAnsi="Times New Roman"/>
                 <w:sz w:val="22"/>
               </w:rPr>
               <w:t>Code Snippet of Perplexity &amp; Burstiness Module...</w:t>
@@ -6728,7 +6722,6 @@
           <w:p>
             <w:r>
               <w:rPr>
-                <w:rFonts w:ascii="Times New Roman" w:hAnsi="Times New Roman"/>
                 <w:sz w:val="22"/>
               </w:rPr>
               <w:t>33</w:t>
@@ -6747,7 +6740,6 @@
           <w:p>
             <w:r>
               <w:rPr>
-                <w:rFonts w:ascii="Times New Roman" w:hAnsi="Times New Roman"/>
                 <w:sz w:val="22"/>
               </w:rPr>
               <w:t>Figure 4.3:</w:t>
@@ -6761,7 +6753,6 @@
           <w:p>
             <w:r>
               <w:rPr>
-                <w:rFonts w:ascii="Times New Roman" w:hAnsi="Times New Roman"/>
                 <w:sz w:val="22"/>
               </w:rPr>
               <w:t>Code Snippet of KNN Feature Module...</w:t>
@@ -6775,7 +6766,6 @@
           <w:p>
             <w:r>
               <w:rPr>
-                <w:rFonts w:ascii="Times New Roman" w:hAnsi="Times New Roman"/>
                 <w:sz w:val="22"/>
               </w:rPr>
               <w:t>34</w:t>
@@ -6794,7 +6784,6 @@
           <w:p>
             <w:r>
               <w:rPr>
-                <w:rFonts w:ascii="Times New Roman" w:hAnsi="Times New Roman"/>
                 <w:sz w:val="22"/>
               </w:rPr>
               <w:t>Figure 4.4:</w:t>
@@ -6808,7 +6797,6 @@
           <w:p>
             <w:r>
               <w:rPr>
-                <w:rFonts w:ascii="Times New Roman" w:hAnsi="Times New Roman"/>
                 <w:sz w:val="22"/>
               </w:rPr>
               <w:t>Code Snippet of KNN Classifier Module...</w:t>
@@ -6822,7 +6810,6 @@
           <w:p>
             <w:r>
               <w:rPr>
-                <w:rFonts w:ascii="Times New Roman" w:hAnsi="Times New Roman"/>
                 <w:sz w:val="22"/>
               </w:rPr>
               <w:t>35</w:t>
@@ -6841,7 +6828,6 @@
           <w:p>
             <w:r>
               <w:rPr>
-                <w:rFonts w:ascii="Times New Roman" w:hAnsi="Times New Roman"/>
                 <w:sz w:val="22"/>
               </w:rPr>
               <w:t>Figure 4.5:</w:t>
@@ -6855,7 +6841,6 @@
           <w:p>
             <w:r>
               <w:rPr>
-                <w:rFonts w:ascii="Times New Roman" w:hAnsi="Times New Roman"/>
                 <w:sz w:val="22"/>
               </w:rPr>
               <w:t>Code Snippet of Cosine Similarity Feature Module...</w:t>
@@ -6869,7 +6854,6 @@
           <w:p>
             <w:r>
               <w:rPr>
-                <w:rFonts w:ascii="Times New Roman" w:hAnsi="Times New Roman"/>
                 <w:sz w:val="22"/>
               </w:rPr>
               <w:t>36</w:t>
@@ -6888,7 +6872,6 @@
           <w:p>
             <w:r>
               <w:rPr>
-                <w:rFonts w:ascii="Times New Roman" w:hAnsi="Times New Roman"/>
                 <w:sz w:val="22"/>
               </w:rPr>
               <w:t>Figure 4.6:</w:t>
@@ -6902,7 +6885,6 @@
           <w:p>
             <w:r>
               <w:rPr>
-                <w:rFonts w:ascii="Times New Roman" w:hAnsi="Times New Roman"/>
                 <w:sz w:val="22"/>
               </w:rPr>
               <w:t>Code Snippet of Cosine Similarity Angle Module...</w:t>
@@ -6916,7 +6898,6 @@
           <w:p>
             <w:r>
               <w:rPr>
-                <w:rFonts w:ascii="Times New Roman" w:hAnsi="Times New Roman"/>
                 <w:sz w:val="22"/>
               </w:rPr>
               <w:t>37</w:t>
@@ -6935,7 +6916,6 @@
           <w:p>
             <w:r>
               <w:rPr>
-                <w:rFonts w:ascii="Times New Roman" w:hAnsi="Times New Roman"/>
                 <w:sz w:val="22"/>
               </w:rPr>
               <w:t>Figure 4.7:</w:t>
@@ -6949,7 +6929,6 @@
           <w:p>
             <w:r>
               <w:rPr>
-                <w:rFonts w:ascii="Times New Roman" w:hAnsi="Times New Roman"/>
                 <w:sz w:val="22"/>
               </w:rPr>
               <w:t>Code Snippet of ChartRenderer Gauge Module...</w:t>
@@ -6963,7 +6942,6 @@
           <w:p>
             <w:r>
               <w:rPr>
-                <w:rFonts w:ascii="Times New Roman" w:hAnsi="Times New Roman"/>
                 <w:sz w:val="22"/>
               </w:rPr>
               <w:t>38</w:t>
@@ -6982,7 +6960,6 @@
           <w:p>
             <w:r>
               <w:rPr>
-                <w:rFonts w:ascii="Times New Roman" w:hAnsi="Times New Roman"/>
                 <w:sz w:val="22"/>
               </w:rPr>
               <w:t>Figure 4.8:</w:t>
@@ -6996,7 +6973,6 @@
           <w:p>
             <w:r>
               <w:rPr>
-                <w:rFonts w:ascii="Times New Roman" w:hAnsi="Times New Roman"/>
                 <w:sz w:val="22"/>
               </w:rPr>
               <w:t>Code Snippet of ChartRenderer Scatter Plot Module...</w:t>
@@ -7010,7 +6986,6 @@
           <w:p>
             <w:r>
               <w:rPr>
-                <w:rFonts w:ascii="Times New Roman" w:hAnsi="Times New Roman"/>
                 <w:sz w:val="22"/>
               </w:rPr>
               <w:t>39</w:t>
@@ -7029,7 +7004,6 @@
           <w:p>
             <w:r>
               <w:rPr>
-                <w:rFonts w:ascii="Times New Roman" w:hAnsi="Times New Roman"/>
                 <w:sz w:val="22"/>
               </w:rPr>
               <w:t>Figure 4.9:</w:t>
@@ -7043,7 +7017,6 @@
           <w:p>
             <w:r>
               <w:rPr>
-                <w:rFonts w:ascii="Times New Roman" w:hAnsi="Times New Roman"/>
                 <w:sz w:val="22"/>
               </w:rPr>
               <w:t>Code Snippet of ChartRenderer Radar Chart Module...</w:t>
@@ -7057,7 +7030,6 @@
           <w:p>
             <w:r>
               <w:rPr>
-                <w:rFonts w:ascii="Times New Roman" w:hAnsi="Times New Roman"/>
                 <w:sz w:val="22"/>
               </w:rPr>
               <w:t>40</w:t>
@@ -7076,9 +7048,9 @@
           <w:p>
             <w:r>
               <w:rPr>
-                <w:rFonts w:ascii="Times New Roman" w:hAnsi="Times New Roman"/>
                 <w:sz w:val="22"/>
               </w:rPr>
+              <w:lastRenderedPageBreak/>
               <w:t>Figure 4.10:</w:t>
             </w:r>
           </w:p>
@@ -7090,7 +7062,6 @@
           <w:p>
             <w:r>
               <w:rPr>
-                <w:rFonts w:ascii="Times New Roman" w:hAnsi="Times New Roman"/>
                 <w:sz w:val="22"/>
               </w:rPr>
               <w:t>Code Snippet of app.js Analysis Controller Module...</w:t>
@@ -7104,7 +7075,6 @@
           <w:p>
             <w:r>
               <w:rPr>
-                <w:rFonts w:ascii="Times New Roman" w:hAnsi="Times New Roman"/>
                 <w:sz w:val="22"/>
               </w:rPr>
               <w:t>41</w:t>
@@ -7123,7 +7093,6 @@
           <w:p>
             <w:r>
               <w:rPr>
-                <w:rFonts w:ascii="Times New Roman" w:hAnsi="Times New Roman"/>
                 <w:sz w:val="22"/>
               </w:rPr>
               <w:t>Figure 4.11:</w:t>
@@ -7137,7 +7106,6 @@
           <w:p>
             <w:r>
               <w:rPr>
-                <w:rFonts w:ascii="Times New Roman" w:hAnsi="Times New Roman"/>
                 <w:sz w:val="22"/>
               </w:rPr>
               <w:t>Code Snippet of app.js UI Event Listener Module...</w:t>
@@ -7151,7 +7119,6 @@
           <w:p>
             <w:r>
               <w:rPr>
-                <w:rFonts w:ascii="Times New Roman" w:hAnsi="Times New Roman"/>
                 <w:sz w:val="22"/>
               </w:rPr>
               <w:t>42</w:t>
@@ -7170,7 +7137,6 @@
           <w:p>
             <w:r>
               <w:rPr>
-                <w:rFonts w:ascii="Times New Roman" w:hAnsi="Times New Roman"/>
                 <w:sz w:val="22"/>
               </w:rPr>
               <w:t>Figure 4.12:</w:t>
@@ -7184,7 +7150,6 @@
           <w:p>
             <w:r>
               <w:rPr>
-                <w:rFonts w:ascii="Times New Roman" w:hAnsi="Times New Roman"/>
                 <w:sz w:val="22"/>
               </w:rPr>
               <w:t>Code Snippet of style.css Custom Visual Styles...</w:t>
@@ -7198,7 +7163,6 @@
           <w:p>
             <w:r>
               <w:rPr>
-                <w:rFonts w:ascii="Times New Roman" w:hAnsi="Times New Roman"/>
                 <w:sz w:val="22"/>
               </w:rPr>
               <w:t>43</w:t>
@@ -7217,7 +7181,6 @@
           <w:p>
             <w:r>
               <w:rPr>
-                <w:rFonts w:ascii="Times New Roman" w:hAnsi="Times New Roman"/>
                 <w:sz w:val="22"/>
               </w:rPr>
               <w:t>Figure 4.13:</w:t>
@@ -7231,7 +7194,6 @@
           <w:p>
             <w:r>
               <w:rPr>
-                <w:rFonts w:ascii="Times New Roman" w:hAnsi="Times New Roman"/>
                 <w:sz w:val="22"/>
               </w:rPr>
               <w:t>Code Snippet of HTML5 Dashboard Layout Structure...</w:t>
@@ -7245,7 +7207,6 @@
           <w:p>
             <w:r>
               <w:rPr>
-                <w:rFonts w:ascii="Times New Roman" w:hAnsi="Times New Roman"/>
                 <w:sz w:val="22"/>
               </w:rPr>
               <w:t>44</w:t>
@@ -7305,7 +7266,6 @@
           <w:p>
             <w:r>
               <w:rPr>
-                <w:rFonts w:ascii="Times New Roman" w:hAnsi="Times New Roman"/>
                 <w:sz w:val="22"/>
               </w:rPr>
               <w:t>Table 3.1:</w:t>
@@ -7319,7 +7279,6 @@
           <w:p>
             <w:r>
               <w:rPr>
-                <w:rFonts w:ascii="Times New Roman" w:hAnsi="Times New Roman"/>
                 <w:sz w:val="22"/>
               </w:rPr>
               <w:t>Schedule Feasibility...</w:t>
@@ -7333,7 +7292,6 @@
           <w:p>
             <w:r>
               <w:rPr>
-                <w:rFonts w:ascii="Times New Roman" w:hAnsi="Times New Roman"/>
                 <w:sz w:val="22"/>
               </w:rPr>
               <w:t>17</w:t>
@@ -7352,7 +7310,6 @@
           <w:p>
             <w:r>
               <w:rPr>
-                <w:rFonts w:ascii="Times New Roman" w:hAnsi="Times New Roman"/>
                 <w:sz w:val="22"/>
               </w:rPr>
               <w:t>Table 4.1:</w:t>
@@ -7366,7 +7323,6 @@
           <w:p>
             <w:r>
               <w:rPr>
-                <w:rFonts w:ascii="Times New Roman" w:hAnsi="Times New Roman"/>
                 <w:sz w:val="22"/>
               </w:rPr>
               <w:t>Test Cases for Unit Testing of Dashboard Interface and File Parsers...</w:t>
@@ -7380,7 +7336,6 @@
           <w:p>
             <w:r>
               <w:rPr>
-                <w:rFonts w:ascii="Times New Roman" w:hAnsi="Times New Roman"/>
                 <w:sz w:val="22"/>
               </w:rPr>
               <w:t>46</w:t>
@@ -7399,7 +7354,6 @@
           <w:p>
             <w:r>
               <w:rPr>
-                <w:rFonts w:ascii="Times New Roman" w:hAnsi="Times New Roman"/>
                 <w:sz w:val="22"/>
               </w:rPr>
               <w:t>Table 4.2:</w:t>
@@ -7413,7 +7367,6 @@
           <w:p>
             <w:r>
               <w:rPr>
-                <w:rFonts w:ascii="Times New Roman" w:hAnsi="Times New Roman"/>
                 <w:sz w:val="22"/>
               </w:rPr>
               <w:t>Test Cases for Verification of Classification Accuracy...</w:t>
@@ -7427,7 +7380,6 @@
           <w:p>
             <w:r>
               <w:rPr>
-                <w:rFonts w:ascii="Times New Roman" w:hAnsi="Times New Roman"/>
                 <w:sz w:val="22"/>
               </w:rPr>
               <w:t>48</w:t>
@@ -7485,12 +7437,7 @@
       <w:pPr>
         <w:spacing w:after="0" w:line="360" w:lineRule="auto"/>
       </w:pPr>
-      <w:r/>
-      <w:r>
-        <w:rPr>
-          <w:rFonts w:ascii="Times New Roman" w:hAnsi="Times New Roman"/>
-          <w:sz w:val="24"/>
-        </w:rPr>
+      <w:r>
         <w:t>The field of natural language processing (NLP) has seen unprecedented growth with the advent of generative AI models like ChatGPT, Claude, and Gemini. While these systems increase writing efficiency, they present severe challenges across multiple sectors, including plagiarism in academic writing, automated fake news dissemination, and artificial content spamming on web search platforms.</w:t>
       </w:r>
     </w:p>
@@ -7498,12 +7445,7 @@
       <w:pPr>
         <w:spacing w:after="0" w:line="360" w:lineRule="auto"/>
       </w:pPr>
-      <w:r/>
-      <w:r>
-        <w:rPr>
-          <w:rFonts w:ascii="Times New Roman" w:hAnsi="Times New Roman"/>
-          <w:sz w:val="24"/>
-        </w:rPr>
+      <w:r>
         <w:t>Because AI-generated text is grammatically correct and coherent, identifying its origin by eye is extremely difficult. Consequently, there is an urgent need for reliable, automated detection tools. Standard commercial detectors rely heavily on calling proprietary API endpoints, introducing privacy concerns and network latency.</w:t>
       </w:r>
     </w:p>
@@ -7511,27 +7453,16 @@
       <w:pPr>
         <w:spacing w:after="0" w:line="360" w:lineRule="auto"/>
       </w:pPr>
-      <w:r/>
-      <w:r>
-        <w:rPr>
-          <w:rFonts w:ascii="Times New Roman" w:hAnsi="Times New Roman"/>
-          <w:sz w:val="24"/>
-        </w:rPr>
+      <w:r>
         <w:t xml:space="preserve">To overcome this challenge, this project has come up with the creation of the </w:t>
       </w:r>
       <w:r>
         <w:rPr>
-          <w:rFonts w:ascii="Times New Roman" w:hAnsi="Times New Roman"/>
           <w:b/>
-          <w:sz w:val="24"/>
         </w:rPr>
         <w:t>AI Text Detector</w:t>
       </w:r>
       <w:r>
-        <w:rPr>
-          <w:rFonts w:ascii="Times New Roman" w:hAnsi="Times New Roman"/>
-          <w:sz w:val="24"/>
-        </w:rPr>
         <w:t>, which is considered to be a full-stack security tool that is meant to scan web documents and identify machine-generated text in the target text. This is achieved through the local tokenization of sentences and words, the extraction of stylometric features in the browser sandbox, and the mathematical resolution of similarity coefficients. This is achieved through the application of various techniques, such as statistical sentence length variance, Type-Token Ratio analysis, instance-based classification, and geometric similarities in vector space.</w:t>
       </w:r>
     </w:p>
@@ -7539,12 +7470,7 @@
       <w:pPr>
         <w:spacing w:after="0" w:line="360" w:lineRule="auto"/>
       </w:pPr>
-      <w:r/>
-      <w:r>
-        <w:rPr>
-          <w:rFonts w:ascii="Times New Roman" w:hAnsi="Times New Roman"/>
-          <w:sz w:val="24"/>
-        </w:rPr>
+      <w:r>
         <w:t>The application is built using HTML5 as the front-end markup, CSS3 Variables for custom visualization stylesheets, and ES6 JavaScript for local algorithm calculations. It leverages PDF.js and Mammoth.js libraries via CDNs to enable local text parsing of documents. This tool is considered to be helpful in enhancing the security and integrity of web documents through the early detection of AI content, which is considered to be helpful in the maintenance of academic standards.</w:t>
       </w:r>
     </w:p>
@@ -7559,6 +7485,7 @@
       </w:pPr>
       <w:bookmarkStart w:id="13" w:name="_Toc231875496"/>
       <w:r>
+        <w:lastRenderedPageBreak/>
         <w:t>1.2. Problem Statement</w:t>
       </w:r>
       <w:bookmarkEnd w:id="13"/>
@@ -7568,12 +7495,7 @@
         <w:spacing w:after="0" w:line="360" w:lineRule="auto"/>
         <w:ind w:left="-5" w:right="55"/>
       </w:pPr>
-      <w:r/>
-      <w:r>
-        <w:rPr>
-          <w:rFonts w:ascii="Times New Roman" w:hAnsi="Times New Roman"/>
-          <w:sz w:val="24"/>
-        </w:rPr>
+      <w:r>
         <w:t>The integration of generative language models into daily workflows has created significant security and integrity concerns:</w:t>
       </w:r>
     </w:p>
@@ -7586,21 +7508,8 @@
         </w:numPr>
         <w:spacing w:line="360" w:lineRule="auto"/>
       </w:pPr>
-      <w:r/>
-      <w:r>
-        <w:rPr>
-          <w:rFonts w:ascii="Times New Roman" w:hAnsi="Times New Roman"/>
-          <w:b/>
-          <w:sz w:val="24"/>
-        </w:rPr>
-        <w:t>Plagiarism and Academic Cheating:</w:t>
-      </w:r>
-      <w:r>
-        <w:rPr>
-          <w:rFonts w:ascii="Times New Roman" w:hAnsi="Times New Roman"/>
-          <w:sz w:val="24"/>
-        </w:rPr>
-        <w:t xml:space="preserve"> Students can generate complete essays and homework solutions, undermining learning evaluation standards.</w:t>
+      <w:r>
+        <w:t>Students can generate complete essays and homework solutions, undermining learning evaluation standards.</w:t>
       </w:r>
     </w:p>
     <w:p>
@@ -7612,21 +7521,8 @@
         </w:numPr>
         <w:spacing w:line="360" w:lineRule="auto"/>
       </w:pPr>
-      <w:r/>
-      <w:r>
-        <w:rPr>
-          <w:rFonts w:ascii="Times New Roman" w:hAnsi="Times New Roman"/>
-          <w:b/>
-          <w:sz w:val="24"/>
-        </w:rPr>
-        <w:t>Spam and SEO Manipulation:</w:t>
-      </w:r>
-      <w:r>
-        <w:rPr>
-          <w:rFonts w:ascii="Times New Roman" w:hAnsi="Times New Roman"/>
-          <w:sz w:val="24"/>
-        </w:rPr>
-        <w:t xml:space="preserve"> Automated bots generate large volumes of search-engine optimized web text, degrading content quality online.</w:t>
+      <w:r>
+        <w:t>Automated bots generate large volumes of search-engine optimized web text, degrading content quality online.</w:t>
       </w:r>
     </w:p>
     <w:p>
@@ -7638,21 +7534,8 @@
         </w:numPr>
         <w:spacing w:line="360" w:lineRule="auto"/>
       </w:pPr>
-      <w:r/>
-      <w:r>
-        <w:rPr>
-          <w:rFonts w:ascii="Times New Roman" w:hAnsi="Times New Roman"/>
-          <w:b/>
-          <w:sz w:val="24"/>
-        </w:rPr>
-        <w:t>Privacy Risks in Existing Tools:</w:t>
-      </w:r>
-      <w:r>
-        <w:rPr>
-          <w:rFonts w:ascii="Times New Roman" w:hAnsi="Times New Roman"/>
-          <w:sz w:val="24"/>
-        </w:rPr>
-        <w:t xml:space="preserve"> Most AI checkers require sending the user's text to a remote database, raising data privacy issues for proprietary or confidential files.</w:t>
+      <w:r>
+        <w:t>Most AI checkers require sending the user's text to a remote database, raising data privacy issues for proprietary or confidential files.</w:t>
       </w:r>
     </w:p>
     <w:p>
@@ -7664,33 +7547,16 @@
         </w:numPr>
         <w:spacing w:line="360" w:lineRule="auto"/>
       </w:pPr>
-      <w:r/>
-      <w:r>
-        <w:rPr>
-          <w:rFonts w:ascii="Times New Roman" w:hAnsi="Times New Roman"/>
-          <w:b/>
-          <w:sz w:val="24"/>
-        </w:rPr>
-        <w:t>Lack of Mathematical Transparency:</w:t>
-      </w:r>
-      <w:r>
-        <w:rPr>
-          <w:rFonts w:ascii="Times New Roman" w:hAnsi="Times New Roman"/>
-          <w:sz w:val="24"/>
-        </w:rPr>
-        <w:t xml:space="preserve"> Existing detection tools act as black boxes, showing a single percentage score without explaining the mathematical or stylistic reasons behind it.</w:t>
+      <w:r>
+        <w:t>Existing detection tools act as black boxes, showing a single percentage score without explaining the mathematical or stylistic reasons behind it.</w:t>
       </w:r>
     </w:p>
     <w:p>
       <w:pPr>
         <w:pStyle w:val="ListParagraph"/>
-        <w:numPr>
-          <w:ilvl w:val="0"/>
-          <w:numId w:val="5"/>
-        </w:numPr>
         <w:spacing w:line="360" w:lineRule="auto"/>
-      </w:pPr>
-      <w:r/>
+        <w:ind w:left="360"/>
+      </w:pPr>
     </w:p>
     <w:p>
       <w:pPr>
@@ -7707,12 +7573,7 @@
         <w:spacing w:after="0" w:line="360" w:lineRule="auto"/>
         <w:ind w:left="-5" w:right="55"/>
       </w:pPr>
-      <w:r/>
-      <w:r>
-        <w:rPr>
-          <w:rFonts w:ascii="Times New Roman" w:hAnsi="Times New Roman"/>
-          <w:sz w:val="24"/>
-        </w:rPr>
+      <w:r>
         <w:t>The main objectives of this project are as follows:</w:t>
       </w:r>
     </w:p>
@@ -7726,21 +7587,8 @@
         <w:spacing w:after="0" w:line="360" w:lineRule="auto"/>
         <w:ind w:right="55"/>
       </w:pPr>
-      <w:r/>
-      <w:r>
-        <w:rPr>
-          <w:rFonts w:ascii="Times New Roman" w:hAnsi="Times New Roman"/>
-          <w:b/>
-          <w:sz w:val="24"/>
-        </w:rPr>
-        <w:t>Develop a Local Classifier:</w:t>
-      </w:r>
-      <w:r>
-        <w:rPr>
-          <w:rFonts w:ascii="Times New Roman" w:hAnsi="Times New Roman"/>
-          <w:sz w:val="24"/>
-        </w:rPr>
-        <w:t xml:space="preserve"> Design a single-page web application that performs stylometric classification entirely in the browser.</w:t>
+      <w:r>
+        <w:t>Design a single-page web application that performs stylometric classification entirely in the browser.</w:t>
       </w:r>
     </w:p>
     <w:p>
@@ -7767,7 +7615,7 @@
           <w:rFonts w:ascii="Times New Roman" w:hAnsi="Times New Roman"/>
           <w:sz w:val="24"/>
         </w:rPr>
-        <w:t xml:space="preserve"> Code three independent engines using statistical NLP (Perplexity &amp; Burstiness), instance-based machine learning (KNN), and Vector Space Models (Cosine Similarity).</w:t>
+        <w:t xml:space="preserve"> Code four independent engines using statistical NLP (Perplexity &amp; Burstiness), instance-based machine learning (KNN), Vector Space Models (Cosine Similarity), and Heuristic Grammar &amp; Typography Analysis.</w:t>
       </w:r>
     </w:p>
     <w:p>
@@ -7780,21 +7628,8 @@
         <w:spacing w:after="0" w:line="360" w:lineRule="auto"/>
         <w:ind w:right="55"/>
       </w:pPr>
-      <w:r/>
-      <w:r>
-        <w:rPr>
-          <w:rFonts w:ascii="Times New Roman" w:hAnsi="Times New Roman"/>
-          <w:b/>
-          <w:sz w:val="24"/>
-        </w:rPr>
-        <w:t>Create Local Document Parsers:</w:t>
-      </w:r>
-      <w:r>
-        <w:rPr>
-          <w:rFonts w:ascii="Times New Roman" w:hAnsi="Times New Roman"/>
-          <w:sz w:val="24"/>
-        </w:rPr>
-        <w:t xml:space="preserve"> Integrate client-side libraries to parse text from </w:t>
+      <w:r>
+        <w:t xml:space="preserve">Integrate client-side libraries to parse text from </w:t>
       </w:r>
       <w:r>
         <w:rPr>
@@ -7804,10 +7639,6 @@
         <w:t>.txt</w:t>
       </w:r>
       <w:r>
-        <w:rPr>
-          <w:rFonts w:ascii="Times New Roman" w:hAnsi="Times New Roman"/>
-          <w:sz w:val="24"/>
-        </w:rPr>
         <w:t xml:space="preserve">, </w:t>
       </w:r>
       <w:r>
@@ -7818,10 +7649,6 @@
         <w:t>.md</w:t>
       </w:r>
       <w:r>
-        <w:rPr>
-          <w:rFonts w:ascii="Times New Roman" w:hAnsi="Times New Roman"/>
-          <w:sz w:val="24"/>
-        </w:rPr>
         <w:t xml:space="preserve">, </w:t>
       </w:r>
       <w:r>
@@ -7832,10 +7659,6 @@
         <w:t>.docx</w:t>
       </w:r>
       <w:r>
-        <w:rPr>
-          <w:rFonts w:ascii="Times New Roman" w:hAnsi="Times New Roman"/>
-          <w:sz w:val="24"/>
-        </w:rPr>
         <w:t xml:space="preserve">, and </w:t>
       </w:r>
       <w:r>
@@ -7846,10 +7669,6 @@
         <w:t>.pdf</w:t>
       </w:r>
       <w:r>
-        <w:rPr>
-          <w:rFonts w:ascii="Times New Roman" w:hAnsi="Times New Roman"/>
-          <w:sz w:val="24"/>
-        </w:rPr>
         <w:t xml:space="preserve"> files.</w:t>
       </w:r>
     </w:p>
@@ -7863,21 +7682,8 @@
         <w:spacing w:after="0" w:line="360" w:lineRule="auto"/>
         <w:ind w:right="55"/>
       </w:pPr>
-      <w:r/>
-      <w:r>
-        <w:rPr>
-          <w:rFonts w:ascii="Times New Roman" w:hAnsi="Times New Roman"/>
-          <w:b/>
-          <w:sz w:val="24"/>
-        </w:rPr>
-        <w:t>Visualize Feature Spaces:</w:t>
-      </w:r>
-      <w:r>
-        <w:rPr>
-          <w:rFonts w:ascii="Times New Roman" w:hAnsi="Times New Roman"/>
-          <w:sz w:val="24"/>
-        </w:rPr>
-        <w:t xml:space="preserve"> Design animated SVG charts (gauge, scatter plot, and radar web) to illustrate document features visually.</w:t>
+      <w:r>
+        <w:t>Design animated SVG charts (gauge, scatter plot, and radar web) to illustrate document features visually.</w:t>
       </w:r>
     </w:p>
     <w:p>
@@ -7904,7 +7710,7 @@
           <w:rFonts w:ascii="Times New Roman" w:hAnsi="Times New Roman"/>
           <w:sz w:val="24"/>
         </w:rPr>
-        <w:t xml:space="preserve"> Provide a dedicated panel utilizing MathJax to show the exact calculations (Euclidean distance, standard deviation, cosine angles) behind the results.</w:t>
+        <w:t xml:space="preserve"> Provide a dedicated panel utilizing MathJax to show the exact calculations (Euclidean distance, standard deviation, cosine angles, and grammar penalties) behind the results.</w:t>
       </w:r>
     </w:p>
     <w:p>
@@ -7930,12 +7736,7 @@
       <w:pPr>
         <w:spacing w:line="360" w:lineRule="auto"/>
       </w:pPr>
-      <w:r/>
-      <w:r>
-        <w:rPr>
-          <w:rFonts w:ascii="Times New Roman" w:hAnsi="Times New Roman"/>
-          <w:sz w:val="24"/>
-        </w:rPr>
+      <w:r>
         <w:t>The project was developed using the Agile methodology. Given the experimental nature of stylometric calculations and the need to adjust thresholds, an iterative development cycle allowed the team to refine modules progressively.</w:t>
       </w:r>
     </w:p>
@@ -7944,20 +7745,13 @@
         <w:pStyle w:val="ListParagraph"/>
         <w:spacing w:after="0" w:line="360" w:lineRule="auto"/>
       </w:pPr>
-      <w:r/>
-      <w:r>
-        <w:rPr>
-          <w:rFonts w:ascii="Times New Roman" w:hAnsi="Times New Roman"/>
+      <w:r>
+        <w:rPr>
           <w:b/>
-          <w:sz w:val="24"/>
         </w:rPr>
         <w:t>Sprint 1:</w:t>
       </w:r>
       <w:r>
-        <w:rPr>
-          <w:rFonts w:ascii="Times New Roman" w:hAnsi="Times New Roman"/>
-          <w:sz w:val="24"/>
-        </w:rPr>
         <w:t xml:space="preserve"> Setup the project shell, custom CSS variables, and layout.</w:t>
       </w:r>
     </w:p>
@@ -7966,83 +7760,82 @@
         <w:pStyle w:val="ListParagraph"/>
         <w:spacing w:before="0" w:after="0" w:line="360" w:lineRule="auto"/>
       </w:pPr>
-      <w:r/>
-      <w:r>
-        <w:rPr>
-          <w:rFonts w:ascii="Times New Roman" w:hAnsi="Times New Roman"/>
+      <w:r>
+        <w:rPr>
           <w:b/>
-          <w:sz w:val="24"/>
-        </w:rPr>
+        </w:rPr>
+        <w:lastRenderedPageBreak/>
         <w:t>Sprint 2:</w:t>
       </w:r>
       <w:r>
-        <w:rPr>
-          <w:rFonts w:ascii="Times New Roman" w:hAnsi="Times New Roman"/>
-          <w:sz w:val="24"/>
-        </w:rPr>
-        <w:t xml:space="preserve"> Program the </w:t>
-      </w:r>
-      <w:r>
-        <w:rPr>
-          <w:rFonts w:ascii="Courier New" w:hAnsi="Courier New"/>
-          <w:sz w:val="19"/>
+        <w:t xml:space="preserve"> Program the</w:t>
+      </w:r>
+      <w:r>
+        <w:rPr>
+          <w:rFonts w:cs="Times New Roman"/>
+          <w:sz w:val="36"/>
+          <w:szCs w:val="36"/>
+        </w:rPr>
+        <w:t xml:space="preserve"> </w:t>
+      </w:r>
+      <w:r>
+        <w:rPr>
+          <w:rFonts w:cs="Times New Roman"/>
+          <w:szCs w:val="36"/>
         </w:rPr>
         <w:t>FileParser</w:t>
       </w:r>
       <w:r>
         <w:rPr>
-          <w:rFonts w:ascii="Times New Roman" w:hAnsi="Times New Roman"/>
-          <w:sz w:val="24"/>
-        </w:rPr>
-        <w:t xml:space="preserve"> module, incorporating PDF.js and Mammoth.js.</w:t>
+          <w:rFonts w:cs="Times New Roman"/>
+          <w:sz w:val="36"/>
+          <w:szCs w:val="36"/>
+        </w:rPr>
+        <w:t xml:space="preserve"> </w:t>
+      </w:r>
+      <w:r>
+        <w:t>module, incorporating PDF.js and Mammoth.js.</w:t>
       </w:r>
     </w:p>
     <w:p>
       <w:pPr>
         <w:pStyle w:val="ListParagraph"/>
         <w:spacing w:before="0" w:after="0" w:line="360" w:lineRule="auto"/>
-      </w:pPr>
-      <w:r/>
-      <w:r>
-        <w:rPr>
-          <w:rFonts w:ascii="Times New Roman" w:hAnsi="Times New Roman"/>
+        <w:rPr>
+          <w:rFonts w:cs="Times New Roman"/>
+        </w:rPr>
+      </w:pPr>
+      <w:r>
+        <w:rPr>
           <w:b/>
-          <w:sz w:val="24"/>
         </w:rPr>
         <w:t>Sprint 3:</w:t>
       </w:r>
       <w:r>
-        <w:rPr>
-          <w:rFonts w:ascii="Times New Roman" w:hAnsi="Times New Roman"/>
-          <w:sz w:val="24"/>
-        </w:rPr>
         <w:t xml:space="preserve"> Build and tune the </w:t>
       </w:r>
-      <w:r>
-        <w:rPr>
-          <w:rFonts w:ascii="Courier New" w:hAnsi="Courier New"/>
-          <w:sz w:val="19"/>
+      <w:proofErr w:type="spellStart"/>
+      <w:r>
+        <w:rPr>
+          <w:rFonts w:cs="Times New Roman"/>
         </w:rPr>
         <w:t>PerplexityAnalyzer</w:t>
       </w:r>
-      <w:r>
-        <w:rPr>
-          <w:rFonts w:ascii="Times New Roman" w:hAnsi="Times New Roman"/>
-          <w:sz w:val="24"/>
-        </w:rPr>
+      <w:proofErr w:type="spellEnd"/>
+      <w:r>
         <w:t xml:space="preserve"> and </w:t>
       </w:r>
-      <w:r>
-        <w:rPr>
-          <w:rFonts w:ascii="Courier New" w:hAnsi="Courier New"/>
-          <w:sz w:val="19"/>
+      <w:proofErr w:type="spellStart"/>
+      <w:r>
+        <w:rPr>
+          <w:rFonts w:cs="Times New Roman"/>
         </w:rPr>
         <w:t>CosineSimilarityAnalyzer</w:t>
       </w:r>
-      <w:r>
-        <w:rPr>
-          <w:rFonts w:ascii="Times New Roman" w:hAnsi="Times New Roman"/>
-          <w:sz w:val="24"/>
+      <w:proofErr w:type="spellEnd"/>
+      <w:r>
+        <w:rPr>
+          <w:rFonts w:cs="Times New Roman"/>
         </w:rPr>
         <w:t xml:space="preserve"> engines.</w:t>
       </w:r>
@@ -8052,34 +7845,27 @@
         <w:pStyle w:val="ListParagraph"/>
         <w:spacing w:before="0" w:after="0" w:line="360" w:lineRule="auto"/>
       </w:pPr>
-      <w:r/>
-      <w:r>
-        <w:rPr>
-          <w:rFonts w:ascii="Times New Roman" w:hAnsi="Times New Roman"/>
+      <w:r>
+        <w:rPr>
           <w:b/>
-          <w:sz w:val="24"/>
         </w:rPr>
         <w:t>Sprint 4:</w:t>
       </w:r>
       <w:r>
-        <w:rPr>
-          <w:rFonts w:ascii="Times New Roman" w:hAnsi="Times New Roman"/>
-          <w:sz w:val="24"/>
-        </w:rPr>
         <w:t xml:space="preserve"> Build the </w:t>
       </w:r>
-      <w:r>
-        <w:rPr>
-          <w:rFonts w:ascii="Courier New" w:hAnsi="Courier New"/>
-          <w:sz w:val="19"/>
-        </w:rPr>
-        <w:t>KNNClassifier</w:t>
-      </w:r>
-      <w:r>
-        <w:rPr>
-          <w:rFonts w:ascii="Times New Roman" w:hAnsi="Times New Roman"/>
-          <w:sz w:val="24"/>
-        </w:rPr>
+      <w:proofErr w:type="spellStart"/>
+      <w:r>
+        <w:t>K</w:t>
+      </w:r>
+      <w:r>
+        <w:rPr>
+          <w:rFonts w:cs="Times New Roman"/>
+        </w:rPr>
+        <w:t>NNClassifier</w:t>
+      </w:r>
+      <w:proofErr w:type="spellEnd"/>
+      <w:r>
         <w:t xml:space="preserve"> and curate the local 5D reference dataset.</w:t>
       </w:r>
     </w:p>
@@ -8088,34 +7874,22 @@
         <w:pStyle w:val="ListParagraph"/>
         <w:spacing w:before="0" w:after="0" w:line="360" w:lineRule="auto"/>
       </w:pPr>
-      <w:r/>
-      <w:r>
-        <w:rPr>
-          <w:rFonts w:ascii="Times New Roman" w:hAnsi="Times New Roman"/>
+      <w:r>
+        <w:rPr>
           <w:b/>
-          <w:sz w:val="24"/>
         </w:rPr>
         <w:t>Sprint 5:</w:t>
       </w:r>
       <w:r>
-        <w:rPr>
-          <w:rFonts w:ascii="Times New Roman" w:hAnsi="Times New Roman"/>
-          <w:sz w:val="24"/>
-        </w:rPr>
         <w:t xml:space="preserve"> Code the SVG </w:t>
       </w:r>
       <w:r>
         <w:rPr>
-          <w:rFonts w:ascii="Courier New" w:hAnsi="Courier New"/>
-          <w:sz w:val="19"/>
+          <w:rFonts w:cs="Times New Roman"/>
         </w:rPr>
         <w:t>ChartRenderer</w:t>
       </w:r>
       <w:r>
-        <w:rPr>
-          <w:rFonts w:ascii="Times New Roman" w:hAnsi="Times New Roman"/>
-          <w:sz w:val="24"/>
-        </w:rPr>
         <w:t xml:space="preserve"> and integrate MathJax and the interactive sentence heatmap.</w:t>
       </w:r>
     </w:p>
@@ -8124,20 +7898,13 @@
         <w:pStyle w:val="ListParagraph"/>
         <w:spacing w:before="0" w:after="0" w:line="360" w:lineRule="auto"/>
       </w:pPr>
-      <w:r/>
-      <w:r>
-        <w:rPr>
-          <w:rFonts w:ascii="Times New Roman" w:hAnsi="Times New Roman"/>
+      <w:r>
+        <w:rPr>
           <w:b/>
-          <w:sz w:val="24"/>
         </w:rPr>
         <w:t>Sprint 6:</w:t>
       </w:r>
       <w:r>
-        <w:rPr>
-          <w:rFonts w:ascii="Times New Roman" w:hAnsi="Times New Roman"/>
-          <w:sz w:val="24"/>
-        </w:rPr>
         <w:t xml:space="preserve"> Complete validation tests and finalize the documentation.</w:t>
       </w:r>
     </w:p>
@@ -8160,7 +7927,6 @@
         <w:rPr>
           <w:noProof/>
         </w:rPr>
-        <w:lastRenderedPageBreak/>
         <w:drawing>
           <wp:inline distT="0" distB="0" distL="0" distR="0" wp14:anchorId="5A27D64D" wp14:editId="67BA5492">
             <wp:extent cx="5715000" cy="2820035"/>
@@ -8220,12 +7986,9 @@
           <w:bCs/>
         </w:rPr>
       </w:pPr>
-      <w:r/>
-      <w:r>
-        <w:rPr>
-          <w:rFonts w:ascii="Times New Roman" w:hAnsi="Times New Roman"/>
+      <w:r>
+        <w:rPr>
           <w:b/>
-          <w:sz w:val="24"/>
         </w:rPr>
         <w:t>Figure 1.1: Agile Methodology</w:t>
       </w:r>
@@ -8242,154 +8005,287 @@
     </w:p>
     <w:p>
       <w:pPr>
+        <w:spacing w:before="0" w:after="160" w:line="360" w:lineRule="auto"/>
+      </w:pPr>
+      <w:r>
+        <w:t>The report on the AI Text Detector is divided into five chapters, each covering a significant stage of the project’s development from concept to delivery and evaluation. This format is significant in offering a complete understanding of the project’s creation and testing with the aim of promoting academic integrity and content authenticity.</w:t>
+      </w:r>
+    </w:p>
+    <w:p>
+      <w:pPr>
+        <w:spacing w:before="0" w:after="160" w:line="360" w:lineRule="auto"/>
+      </w:pPr>
+      <w:r>
+        <w:t>Here’s a summary of each chapter:</w:t>
+      </w:r>
+    </w:p>
+    <w:p>
+      <w:pPr>
+        <w:spacing w:before="0" w:after="160" w:line="360" w:lineRule="auto"/>
+      </w:pPr>
+      <w:r>
+        <w:lastRenderedPageBreak/>
+        <w:t>The first chapter deals with the introduction to the AI Text Detector. Here, the reader is given a brief idea about the purpose, scope, and importance of the AI Text Detector in today’s digital world. This chapter also deals with the rising challenges posed by generative artificial intelligence models and how AI-generated text needs to be identified using automated tools. Here, the reader is given a clear idea about the objectives behind this project and how the system helps in classifying text using structural and linguistic markers like perplexity, lexical diversity, and burstiness.</w:t>
+      </w:r>
+    </w:p>
+    <w:p>
+      <w:pPr>
+        <w:spacing w:before="0" w:after="160" w:line="360" w:lineRule="auto"/>
+      </w:pPr>
+      <w:r>
+        <w:t>Chapter 2 of the thesis deals with the review of existing research work carried out in the field of stylometry and AI text detection. It covers existing methodologies, NLP classifiers, and research studies carried out for the automated detection of AI-generated content. It also compares the different approaches, methodologies, and tools being used for content analysis, highlighting the contribution and novel feature integration of the proposed detection tool.</w:t>
+      </w:r>
+    </w:p>
+    <w:p>
+      <w:pPr>
+        <w:spacing w:before="0" w:after="160" w:line="360" w:lineRule="auto"/>
+      </w:pPr>
+      <w:r>
+        <w:t>Chapter 3 deals with the system analysis and design of the AI Text Detector. In this chapter, the functional and non-functional requirements, feasibility study, and system architecture of the AI Text Detector are described. Here, the entire client-side workflow of the AI Text Detector, including text input, file uploading, feature extraction, and report visualization, is detailed. In addition, system design diagrams, such as the use case diagram, sequence diagram, and system architecture diagram, are provided to describe the interaction between the frontend elements and the local classifier engines (such as the Perplexity Analyzer, KNN Classifier, and Cosine Similarity Model).</w:t>
+      </w:r>
+    </w:p>
+    <w:p>
+      <w:pPr>
+        <w:spacing w:before="0" w:after="160" w:line="360" w:lineRule="auto"/>
+      </w:pPr>
+      <w:r>
+        <w:t>The fourth chapter deals with the implementation and testing phase of the system. In this chapter, the reader is introduced to the various technologies used in the development of the system, such as HTML5 and CSS3 for the user interface, vanilla JavaScript for the local stylometric analyzers, and libraries like Mammoth.js and PDF.js for file parsing. This chapter provides information about how different detection modules are developed, such as sentence-level perplexity mapping, weighted K-Nearest Neighbors voting, vector space cosine similarity profiling, and the grammar-checking discount system. This chapter also provides information about the test cases, screenshots of the dashboard, and validation outcomes to prove the accuracy and efficiency of the system</w:t>
+      </w:r>
+      <w:r>
+        <w:t>.</w:t>
+      </w:r>
+    </w:p>
+    <w:p>
+      <w:pPr>
+        <w:spacing w:before="0" w:after="160" w:line="360" w:lineRule="auto"/>
+      </w:pPr>
+      <w:r>
+        <w:lastRenderedPageBreak/>
+        <w:t>The fifth chapter concludes the report and provides a summary of the findings and the effectiveness of the AI Text Detector. This chapter provides information about the effectiveness of the system in detecting AI-generated text and how it helps educators, publishers, and content creators to verify content authenticity and ensure academic integrity.</w:t>
+      </w:r>
+      <w:r>
+        <w:br w:type="page"/>
+      </w:r>
+    </w:p>
+    <w:p>
+      <w:pPr>
+        <w:pStyle w:val="Heading1"/>
+        <w:spacing w:after="240"/>
+      </w:pPr>
+      <w:bookmarkStart w:id="17" w:name="_Toc231875500"/>
+      <w:r>
+        <w:lastRenderedPageBreak/>
+        <w:t>CHAPTER 2</w:t>
+      </w:r>
+      <w:bookmarkStart w:id="18" w:name="_Toc201399424"/>
+    </w:p>
+    <w:p>
+      <w:pPr>
+        <w:pStyle w:val="Heading1"/>
+        <w:spacing w:after="240"/>
+      </w:pPr>
+      <w:r>
+        <w:t>BACKGROUND STUDY AND LITERATURE REVIEW</w:t>
+      </w:r>
+      <w:bookmarkEnd w:id="17"/>
+      <w:bookmarkEnd w:id="18"/>
+      <w:r>
+        <w:t xml:space="preserve"> </w:t>
+      </w:r>
+    </w:p>
+    <w:p>
+      <w:pPr>
+        <w:pStyle w:val="Heading2"/>
+      </w:pPr>
+      <w:bookmarkStart w:id="19" w:name="_Toc231875501"/>
+      <w:r>
+        <w:t>2.1. Background Study</w:t>
+      </w:r>
+      <w:bookmarkEnd w:id="19"/>
+    </w:p>
+    <w:p>
+      <w:pPr>
         <w:spacing w:after="0" w:line="360" w:lineRule="auto"/>
       </w:pPr>
+      <w:r>
+        <w:t>Stylometry</w:t>
+      </w:r>
+      <w:r>
+        <w:t xml:space="preserve"> </w:t>
+      </w:r>
+      <w:r>
+        <w:t>the study of linguistic style</w:t>
+      </w:r>
+      <w:r>
+        <w:t xml:space="preserve"> </w:t>
+      </w:r>
+      <w:bookmarkStart w:id="20" w:name="_GoBack"/>
+      <w:bookmarkEnd w:id="20"/>
+      <w:r>
+        <w:t>rests on the premise that every writer possesses a unique, identifiable “writeprint.” This footprint manifests in average sentence length, punctuation usage, lexical choices, and structural complexity.</w:t>
+      </w:r>
+    </w:p>
+    <w:p>
+      <w:pPr>
+        <w:spacing w:before="0" w:after="0" w:line="360" w:lineRule="auto"/>
+      </w:pPr>
+      <w:r>
+        <w:t>Large Language Models (LLMs), despite their fluency, do not write like humans. Because they generate text by predicting the next most likely word token, their output matches high-probability patterns, resulting in low entropy (predictability) and highly uniform sentence lengths. Conversely, human writing exhibits “burstiness”—a mix of short, simple sentences with long, complex structures—and a richer vocabulary containing unique words used only once (Hapax Legomena).</w:t>
+      </w:r>
+    </w:p>
+    <w:p>
+      <w:pPr>
+        <w:spacing w:before="0" w:after="0" w:line="360" w:lineRule="auto"/>
+      </w:pPr>
+      <w:r>
+        <w:t>Automating the capture of these differences requires extracting numeric vectors representing text attributes, which are then analyzed using statistical models, instance-based classification, and geometry.</w:t>
+      </w:r>
+    </w:p>
+    <w:p>
+      <w:pPr>
+        <w:spacing w:before="0" w:after="0" w:line="360" w:lineRule="auto"/>
+      </w:pPr>
+      <w:r>
+        <w:t>Statistical natural language processing provides a stable baseline for this analysis. By evaluating the perplexity of word sequences and the standard deviation of sentence lengths (burstiness), the system identifies the regular, predictable patterns typical of AI content.</w:t>
+      </w:r>
+    </w:p>
+    <w:p>
+      <w:pPr>
+        <w:spacing w:before="0" w:after="0" w:line="360" w:lineRule="auto"/>
+      </w:pPr>
+      <w:r>
+        <w:t>To supplement statistical analysis, instance-based machine learning is applied. A K-Nearest Neighbors (KNN) classifier maps the document's syntactic features into a multi-dimensional space, measuring Euclidean distance to a pre-defined training set of human and AI documents to make a classification verdict.</w:t>
+      </w:r>
+    </w:p>
+    <w:p>
+      <w:pPr>
+        <w:spacing w:before="0" w:after="0" w:line="360" w:lineRule="auto"/>
+      </w:pPr>
+      <w:r>
+        <w:t>Additionally, a Vector Space Model measures semantic alignments. By computing the cosine angle between the document's syntax vector and human/AI prototype vectors, it determines which category the text aligns with more closely.</w:t>
+      </w:r>
+    </w:p>
+    <w:p>
       <w:r/>
       <w:r>
         <w:rPr>
           <w:rFonts w:ascii="Times New Roman" w:hAnsi="Times New Roman"/>
           <w:sz w:val="24"/>
         </w:rPr>
-        <w:t xml:space="preserve">The report on the </w:t>
-      </w:r>
-      <w:r>
-        <w:rPr>
-          <w:rFonts w:ascii="Times New Roman" w:hAnsi="Times New Roman"/>
+        <w:t>Furthermore, spelling and grammatical errors represent a significant, distinct feature in stylometric classification. Large Language Models are trained on curated, highly polished text datasets, meaning they output grammatically flawless prose. In contrast, human-written text frequently exhibits minor typographical slips, incorrect spacing around punctuation, and occasional spelling and syntax agreement errors. Integrating a heuristic grammar and typography engine provides a robust discount modifier: the presence of minor errors lowers the text's grammar perfection score, which is used to calibrate the final AI probability, successfully reducing false positives on human essays.</w:t>
+      </w:r>
+    </w:p>
+    <w:p>
+      <w:pPr>
+        <w:pStyle w:val="Heading2"/>
+      </w:pPr>
+      <w:bookmarkStart w:id="21" w:name="_Toc231875502"/>
+      <w:r>
+        <w:t>2.2 Literature Review</w:t>
+      </w:r>
+      <w:bookmarkEnd w:id="21"/>
+    </w:p>
+    <w:p>
+      <w:pPr>
+        <w:spacing w:line="360" w:lineRule="auto"/>
+      </w:pPr>
+      <w:r>
+        <w:rPr>
           <w:b/>
-          <w:sz w:val="24"/>
-        </w:rPr>
-        <w:t>AI Text Detector</w:t>
-      </w:r>
-      <w:r>
-        <w:rPr>
-          <w:rFonts w:ascii="Times New Roman" w:hAnsi="Times New Roman"/>
-          <w:sz w:val="24"/>
-        </w:rPr>
-        <w:t xml:space="preserve"> is organized into five chapters, each covering a significant stage of the project’s development from concept to delivery and evaluation. This format is significant in offering a complete understanding of the project’s creation and testing with the aim of promoting academic integrity and content authenticity.</w:t>
-      </w:r>
-    </w:p>
-    <w:p>
-      <w:pPr>
-        <w:spacing w:before="0" w:after="0" w:line="360" w:lineRule="auto"/>
-      </w:pPr>
-      <w:r/>
-      <w:r>
-        <w:rPr>
-          <w:rFonts w:ascii="Times New Roman" w:hAnsi="Times New Roman"/>
-          <w:sz w:val="24"/>
-        </w:rPr>
-        <w:t>Here’s a summary of each chapter:</w:t>
-      </w:r>
-    </w:p>
-    <w:p>
-      <w:pPr>
-        <w:pStyle w:val="ListParagraph"/>
-        <w:spacing w:before="0" w:after="0" w:line="360" w:lineRule="auto"/>
-      </w:pPr>
-      <w:r/>
-      <w:r>
-        <w:rPr>
-          <w:rFonts w:ascii="Times New Roman" w:hAnsi="Times New Roman"/>
+        </w:rPr>
+        <w:t>Gehrmann et al. (2019) [2] (GLTR):</w:t>
+      </w:r>
+      <w:r>
+        <w:t xml:space="preserve"> Introduced the </w:t>
+      </w:r>
+      <w:r>
+        <w:rPr>
+          <w:i/>
+        </w:rPr>
+        <w:t>Giant Language Model Test Room</w:t>
+      </w:r>
+      <w:r>
+        <w:t xml:space="preserve">, demonstrating that visual indicators of word-token probability distributions help identify AI </w:t>
+      </w:r>
+      <w:r>
+        <w:lastRenderedPageBreak/>
+        <w:t>text. The study proved that AIs generate words mostly within the top 10 to 100 most probable tokens, whereas human writing frequently selects unexpected words.</w:t>
+      </w:r>
+    </w:p>
+    <w:p>
+      <w:pPr>
+        <w:spacing w:line="360" w:lineRule="auto"/>
+      </w:pPr>
+      <w:r>
+        <w:rPr>
           <w:b/>
-          <w:sz w:val="24"/>
-        </w:rPr>
-        <w:t>Chapter 1 (Introduction):</w:t>
-      </w:r>
-      <w:r>
-        <w:rPr>
-          <w:rFonts w:ascii="Times New Roman" w:hAnsi="Times New Roman"/>
-          <w:sz w:val="24"/>
-        </w:rPr>
-        <w:t xml:space="preserve"> Outlines the project context, key challenges, objectives, and Agile development steps.</w:t>
-      </w:r>
-    </w:p>
-    <w:p>
-      <w:pPr>
-        <w:pStyle w:val="ListParagraph"/>
-        <w:spacing w:before="0" w:after="0" w:line="360" w:lineRule="auto"/>
-      </w:pPr>
-      <w:r/>
-      <w:r>
-        <w:rPr>
-          <w:rFonts w:ascii="Times New Roman" w:hAnsi="Times New Roman"/>
+        </w:rPr>
+        <w:t>Mitchell et al. (2023) [3] (DetectGPT):</w:t>
+      </w:r>
+      <w:r>
+        <w:t xml:space="preserve"> Discovered that AI-generated passages tend to lie in areas of negative curvature of the model's log probability function. By applying minor perturbations to the text, the authors showed that AI text log probability drops drastically, whereas human text log probability changes unpredictably.</w:t>
+      </w:r>
+    </w:p>
+    <w:p>
+      <w:pPr>
+        <w:spacing w:line="360" w:lineRule="auto"/>
+      </w:pPr>
+      <w:r>
+        <w:rPr>
           <w:b/>
-          <w:sz w:val="24"/>
-        </w:rPr>
-        <w:t>Chapter 2 (Background Study &amp; Literature Review):</w:t>
-      </w:r>
-      <w:r>
-        <w:rPr>
-          <w:rFonts w:ascii="Times New Roman" w:hAnsi="Times New Roman"/>
-          <w:sz w:val="24"/>
-        </w:rPr>
-        <w:t xml:space="preserve"> Analyzes the science of stylometry and surveys 7 key papers on text detection.</w:t>
-      </w:r>
-    </w:p>
-    <w:p>
-      <w:pPr>
-        <w:pStyle w:val="ListParagraph"/>
-        <w:spacing w:before="0" w:after="0" w:line="360" w:lineRule="auto"/>
-      </w:pPr>
-      <w:r/>
-      <w:r>
-        <w:rPr>
-          <w:rFonts w:ascii="Times New Roman" w:hAnsi="Times New Roman"/>
+        </w:rPr>
+        <w:t>Solaiman et al. (2019) [4]:</w:t>
+      </w:r>
+      <w:r>
+        <w:t xml:space="preserve"> Evaluated the performance of classifiers on outputs from the GPT-2 model. Their research showed that combining lexical features (TTR and word lengths) with simple TF-IDF vector models yields reliable detection rates for early-generation language models.</w:t>
+      </w:r>
+    </w:p>
+    <w:p>
+      <w:pPr>
+        <w:spacing w:line="360" w:lineRule="auto"/>
+      </w:pPr>
+      <w:r>
+        <w:rPr>
           <w:b/>
-          <w:sz w:val="24"/>
-        </w:rPr>
-        <w:t>Chapter 3 (System Analysis &amp; Design):</w:t>
-      </w:r>
-      <w:r>
-        <w:rPr>
-          <w:rFonts w:ascii="Times New Roman" w:hAnsi="Times New Roman"/>
-          <w:sz w:val="24"/>
-        </w:rPr>
-        <w:t xml:space="preserve"> Details requirements, feasibility, UML diagrams, and mathematical algorithms.</w:t>
-      </w:r>
-    </w:p>
-    <w:p>
-      <w:pPr>
-        <w:pStyle w:val="ListParagraph"/>
-        <w:spacing w:before="0" w:after="0" w:line="360" w:lineRule="auto"/>
-      </w:pPr>
-      <w:r/>
-      <w:r>
-        <w:rPr>
-          <w:rFonts w:ascii="Times New Roman" w:hAnsi="Times New Roman"/>
+        </w:rPr>
+        <w:t>Crothers et al. (2023) [5]:</w:t>
+      </w:r>
+      <w:r>
+        <w:t xml:space="preserve"> Outlined challenges in machine-generated text detection. The authors analyzed limitations in neural network classifiers, noting that they are prone to adversarial attacks (e.g., swapping synonyms) and tend to exhibit high false-positive rates on non-native English speakers' texts.</w:t>
+      </w:r>
+    </w:p>
+    <w:p>
+      <w:pPr>
+        <w:spacing w:line="360" w:lineRule="auto"/>
+      </w:pPr>
+      <w:r>
+        <w:rPr>
           <w:b/>
-          <w:sz w:val="24"/>
-        </w:rPr>
-        <w:t>Chapter 4 (Implementation &amp; Testing):</w:t>
-      </w:r>
-      <w:r>
-        <w:rPr>
-          <w:rFonts w:ascii="Times New Roman" w:hAnsi="Times New Roman"/>
-          <w:sz w:val="24"/>
-        </w:rPr>
-        <w:t xml:space="preserve"> Describes development tools, includes codebase snippets, and outlines test case outcomes.</w:t>
-      </w:r>
-    </w:p>
-    <w:p>
-      <w:pPr>
-        <w:pStyle w:val="ListParagraph"/>
-        <w:spacing w:before="0" w:after="0" w:line="360" w:lineRule="auto"/>
-      </w:pPr>
-      <w:r/>
-      <w:r>
-        <w:rPr>
-          <w:rFonts w:ascii="Times New Roman" w:hAnsi="Times New Roman"/>
+        </w:rPr>
+        <w:t>Kushal et al. (2024) [6]:</w:t>
+      </w:r>
+      <w:r>
+        <w:t xml:space="preserve"> Studied the stylometric features of LLM-generated essays. The authors compared average sentence lengths, punctuation counts, and transition words between ChatGPT essays and human student essays, validating that sentence length variance (burstiness) remains a highly stable discriminator.</w:t>
+      </w:r>
+    </w:p>
+    <w:p>
+      <w:pPr>
+        <w:spacing w:line="360" w:lineRule="auto"/>
+      </w:pPr>
+      <w:r>
+        <w:rPr>
           <w:b/>
-          <w:sz w:val="24"/>
-        </w:rPr>
-        <w:t>Chapter 5 (Conclusion &amp; Recommendations):</w:t>
-      </w:r>
-      <w:r>
-        <w:rPr>
-          <w:rFonts w:ascii="Times New Roman" w:hAnsi="Times New Roman"/>
-          <w:sz w:val="24"/>
-        </w:rPr>
-        <w:t xml:space="preserve"> Summarizes findings and outlines future improvement paths.</w:t>
-      </w:r>
+        </w:rPr>
+        <w:t>Bao et al. (2024) [7]:</w:t>
+      </w:r>
+      <w:r>
+        <w:t xml:space="preserve"> Examined vocabulary diversity and Type-Token Ratio (TTR) limits across different document lengths. The study established that length-adjusted TTR models are necessary to prevent long documents from generating false AI classifications due to natural vocabulary repetition.</w:t>
+      </w:r>
+    </w:p>
+    <w:p>
+      <w:pPr>
+        <w:spacing w:line="360" w:lineRule="auto"/>
+      </w:pPr>
     </w:p>
     <w:p>
       <w:pPr>
@@ -8403,307 +8299,21 @@
     <w:p>
       <w:pPr>
         <w:pStyle w:val="Heading1"/>
-        <w:spacing w:after="240"/>
-      </w:pPr>
-      <w:bookmarkStart w:id="17" w:name="_Toc231875500"/>
+        <w:ind w:left="224" w:right="278"/>
+      </w:pPr>
+      <w:bookmarkStart w:id="22" w:name="_Toc201399427"/>
       <w:r>
         <w:lastRenderedPageBreak/>
-        <w:t>CHAPTER 2</w:t>
-      </w:r>
-      <w:bookmarkStart w:id="18" w:name="_Toc201399424"/>
-    </w:p>
-    <w:p>
-      <w:pPr>
-        <w:pStyle w:val="Heading1"/>
-        <w:spacing w:after="240"/>
-      </w:pPr>
-      <w:r>
-        <w:t>BACKGROUND STUDY AND LITERATURE REVIEW</w:t>
-      </w:r>
-      <w:bookmarkEnd w:id="17"/>
-      <w:bookmarkEnd w:id="18"/>
-      <w:r>
-        <w:t xml:space="preserve"> </w:t>
-      </w:r>
-    </w:p>
-    <w:p>
-      <w:pPr>
-        <w:pStyle w:val="Heading2"/>
-      </w:pPr>
-      <w:bookmarkStart w:id="19" w:name="_Toc231875501"/>
-      <w:r>
-        <w:t>2.1. Background Study</w:t>
-      </w:r>
-      <w:bookmarkEnd w:id="19"/>
-    </w:p>
-    <w:p>
-      <w:pPr>
-        <w:spacing w:after="0" w:line="360" w:lineRule="auto"/>
-      </w:pPr>
-      <w:r/>
-      <w:r>
-        <w:rPr>
-          <w:rFonts w:ascii="Times New Roman" w:hAnsi="Times New Roman"/>
-          <w:sz w:val="24"/>
-        </w:rPr>
-        <w:t>Stylometry—the study of linguistic style—rests on the premise that every writer possesses a unique, identifiable “writeprint.” This footprint manifests in average sentence length, punctuation usage, lexical choices, and structural complexity.</w:t>
-      </w:r>
-    </w:p>
-    <w:p>
-      <w:pPr>
-        <w:spacing w:before="0" w:after="0" w:line="360" w:lineRule="auto"/>
-      </w:pPr>
-      <w:r/>
-      <w:r>
-        <w:rPr>
-          <w:rFonts w:ascii="Times New Roman" w:hAnsi="Times New Roman"/>
-          <w:sz w:val="24"/>
-        </w:rPr>
-        <w:t>Large Language Models (LLMs), despite their fluency, do not write like humans. Because they generate text by predicting the next most likely word token, their output matches high-probability patterns, resulting in low entropy (predictability) and highly uniform sentence lengths. Conversely, human writing exhibits “burstiness”—a mix of short, simple sentences with long, complex structures—and a richer vocabulary containing unique words used only once (Hapax Legomena).</w:t>
-      </w:r>
-    </w:p>
-    <w:p>
-      <w:pPr>
-        <w:spacing w:before="0" w:after="0" w:line="360" w:lineRule="auto"/>
-      </w:pPr>
-      <w:r/>
-      <w:r>
-        <w:rPr>
-          <w:rFonts w:ascii="Times New Roman" w:hAnsi="Times New Roman"/>
-          <w:sz w:val="24"/>
-        </w:rPr>
-        <w:t>Automating the capture of these differences requires extracting numeric vectors representing text attributes, which are then analyzed using statistical models, instance-based classification, and geometry.</w:t>
-      </w:r>
-    </w:p>
-    <w:p>
-      <w:pPr>
-        <w:spacing w:before="0" w:after="0" w:line="360" w:lineRule="auto"/>
-      </w:pPr>
-      <w:r/>
-      <w:r>
-        <w:rPr>
-          <w:rFonts w:ascii="Times New Roman" w:hAnsi="Times New Roman"/>
-          <w:sz w:val="24"/>
-        </w:rPr>
-        <w:t>Statistical natural language processing provides a stable baseline for this analysis. By evaluating the perplexity of word sequences and the standard deviation of sentence lengths (burstiness), the system identifies the regular, predictable patterns typical of AI content.</w:t>
-      </w:r>
-    </w:p>
-    <w:p>
-      <w:pPr>
-        <w:spacing w:before="0" w:after="0" w:line="360" w:lineRule="auto"/>
-      </w:pPr>
-      <w:r/>
-      <w:r>
-        <w:rPr>
-          <w:rFonts w:ascii="Times New Roman" w:hAnsi="Times New Roman"/>
-          <w:sz w:val="24"/>
-        </w:rPr>
-        <w:t>To supplement statistical analysis, instance-based machine learning is applied. A K-Nearest Neighbors (KNN) classifier maps the document's syntactic features into a multi-dimensional space, measuring Euclidean distance to a pre-defined training set of human and AI documents to make a classification verdict.</w:t>
-      </w:r>
-    </w:p>
-    <w:p>
-      <w:pPr>
-        <w:spacing w:before="0" w:after="0" w:line="360" w:lineRule="auto"/>
-      </w:pPr>
-      <w:r/>
-      <w:r>
-        <w:rPr>
-          <w:rFonts w:ascii="Times New Roman" w:hAnsi="Times New Roman"/>
-          <w:sz w:val="24"/>
-        </w:rPr>
-        <w:t>Additionally, a Vector Space Model measures semantic alignments. By computing the cosine angle between the document's syntax vector and human/AI prototype vectors, it determines which category the text aligns with more closely.</w:t>
-      </w:r>
-    </w:p>
-    <w:p>
-      <w:pPr>
-        <w:pStyle w:val="Heading2"/>
-      </w:pPr>
-      <w:bookmarkStart w:id="20" w:name="_Toc231875502"/>
-      <w:r>
-        <w:t>2.2 Literature Review</w:t>
-      </w:r>
-      <w:bookmarkEnd w:id="20"/>
-    </w:p>
-    <w:p>
-      <w:pPr>
-        <w:spacing w:line="360" w:lineRule="auto"/>
-      </w:pPr>
-      <w:r/>
-      <w:r>
-        <w:rPr>
-          <w:rFonts w:ascii="Times New Roman" w:hAnsi="Times New Roman"/>
-          <w:b/>
-          <w:sz w:val="24"/>
-        </w:rPr>
-        <w:t>Gehrmann et al. (2019) [2] (GLTR):</w:t>
-      </w:r>
-      <w:r>
-        <w:rPr>
-          <w:rFonts w:ascii="Times New Roman" w:hAnsi="Times New Roman"/>
-          <w:sz w:val="24"/>
-        </w:rPr>
-        <w:t xml:space="preserve"> Introduced the </w:t>
-      </w:r>
-      <w:r>
-        <w:rPr>
-          <w:rFonts w:ascii="Times New Roman" w:hAnsi="Times New Roman"/>
-          <w:i/>
-          <w:sz w:val="24"/>
-        </w:rPr>
-        <w:t>Giant Language Model Test Room</w:t>
-      </w:r>
-      <w:r>
-        <w:rPr>
-          <w:rFonts w:ascii="Times New Roman" w:hAnsi="Times New Roman"/>
-          <w:sz w:val="24"/>
-        </w:rPr>
-        <w:t>, demonstrating that visual indicators of word-token probability distributions help identify AI text. The study proved that AIs generate words mostly within the top 10 to 100 most probable tokens, whereas human writing frequently selects unexpected words.</w:t>
-      </w:r>
-    </w:p>
-    <w:p>
-      <w:pPr>
-        <w:spacing w:line="360" w:lineRule="auto"/>
-      </w:pPr>
-      <w:r/>
-      <w:r>
-        <w:rPr>
-          <w:rFonts w:ascii="Times New Roman" w:hAnsi="Times New Roman"/>
-          <w:b/>
-          <w:sz w:val="24"/>
-        </w:rPr>
-        <w:t>Mitchell et al. (2023) [3] (DetectGPT):</w:t>
-      </w:r>
-      <w:r>
-        <w:rPr>
-          <w:rFonts w:ascii="Times New Roman" w:hAnsi="Times New Roman"/>
-          <w:sz w:val="24"/>
-        </w:rPr>
-        <w:t xml:space="preserve"> Discovered that AI-generated passages tend to lie in areas of negative curvature of the model's log probability function. By applying minor perturbations to the text, the authors showed that AI text log probability drops drastically, whereas human text log probability changes unpredictably.</w:t>
-      </w:r>
-    </w:p>
-    <w:p>
-      <w:pPr>
-        <w:spacing w:line="360" w:lineRule="auto"/>
-      </w:pPr>
-      <w:r/>
-      <w:r>
-        <w:rPr>
-          <w:rFonts w:ascii="Times New Roman" w:hAnsi="Times New Roman"/>
-          <w:b/>
-          <w:sz w:val="24"/>
-        </w:rPr>
-        <w:t>Solaiman et al. (2019) [4]:</w:t>
-      </w:r>
-      <w:r>
-        <w:rPr>
-          <w:rFonts w:ascii="Times New Roman" w:hAnsi="Times New Roman"/>
-          <w:sz w:val="24"/>
-        </w:rPr>
-        <w:t xml:space="preserve"> Evaluated the performance of classifiers on outputs from the GPT-2 model. Their research showed that combining lexical features (TTR and word lengths) with simple TF-IDF vector models yields reliable detection rates for early-generation language models.</w:t>
-      </w:r>
-    </w:p>
-    <w:p>
-      <w:pPr>
-        <w:spacing w:line="360" w:lineRule="auto"/>
-      </w:pPr>
-      <w:r/>
-      <w:r>
-        <w:rPr>
-          <w:rFonts w:ascii="Times New Roman" w:hAnsi="Times New Roman"/>
-          <w:b/>
-          <w:sz w:val="24"/>
-        </w:rPr>
-        <w:t>Crothers et al. (2023) [5]:</w:t>
-      </w:r>
-      <w:r>
-        <w:rPr>
-          <w:rFonts w:ascii="Times New Roman" w:hAnsi="Times New Roman"/>
-          <w:sz w:val="24"/>
-        </w:rPr>
-        <w:t xml:space="preserve"> Outlined challenges in machine-generated text detection. The authors analyzed limitations in neural network classifiers, noting that they are prone to adversarial attacks (e.g., swapping synonyms) and tend to exhibit high false-positive rates on non-native English speakers' texts.</w:t>
-      </w:r>
-    </w:p>
-    <w:p>
-      <w:pPr>
-        <w:spacing w:line="360" w:lineRule="auto"/>
-      </w:pPr>
-      <w:r/>
-      <w:r>
-        <w:rPr>
-          <w:rFonts w:ascii="Times New Roman" w:hAnsi="Times New Roman"/>
-          <w:b/>
-          <w:sz w:val="24"/>
-        </w:rPr>
-        <w:t>Kushal et al. (2024) [6]:</w:t>
-      </w:r>
-      <w:r>
-        <w:rPr>
-          <w:rFonts w:ascii="Times New Roman" w:hAnsi="Times New Roman"/>
-          <w:sz w:val="24"/>
-        </w:rPr>
-        <w:t xml:space="preserve"> Studied the stylometric features of LLM-generated essays. The authors compared average sentence lengths, punctuation counts, and transition words between ChatGPT essays and human student essays, validating that sentence length variance (burstiness) remains a highly stable discriminator.</w:t>
-      </w:r>
-    </w:p>
-    <w:p>
-      <w:pPr>
-        <w:spacing w:line="360" w:lineRule="auto"/>
-      </w:pPr>
-      <w:r/>
-      <w:r>
-        <w:rPr>
-          <w:rFonts w:ascii="Times New Roman" w:hAnsi="Times New Roman"/>
-          <w:b/>
-          <w:sz w:val="24"/>
-        </w:rPr>
-        <w:t>Bao et al. (2024) [7]:</w:t>
-      </w:r>
-      <w:r>
-        <w:rPr>
-          <w:rFonts w:ascii="Times New Roman" w:hAnsi="Times New Roman"/>
-          <w:sz w:val="24"/>
-        </w:rPr>
-        <w:t xml:space="preserve"> Examined vocabulary diversity and Type-Token Ratio (TTR) limits across different document lengths. The study established that length-adjusted TTR models are necessary to prevent long documents from generating false AI classifications due to natural vocabulary repetition.</w:t>
-      </w:r>
-    </w:p>
-    <w:p>
-      <w:pPr>
-        <w:spacing w:line="360" w:lineRule="auto"/>
-      </w:pPr>
-    </w:p>
-    <w:p>
-      <w:pPr>
-        <w:spacing w:before="0" w:after="160"/>
-        <w:jc w:val="left"/>
-      </w:pPr>
-      <w:r>
-        <w:br w:type="page"/>
-      </w:r>
+        <w:t>CHAPTER 3</w:t>
+      </w:r>
+      <w:bookmarkEnd w:id="22"/>
     </w:p>
     <w:p>
       <w:pPr>
         <w:pStyle w:val="Heading1"/>
         <w:ind w:left="224" w:right="278"/>
       </w:pPr>
-      <w:bookmarkStart w:id="21" w:name="_Toc201399427"/>
-      <w:bookmarkStart w:id="22" w:name="_Toc202261088"/>
-      <w:bookmarkStart w:id="23" w:name="_Toc231875503"/>
-      <w:r>
-        <w:lastRenderedPageBreak/>
-        <w:t>CHAPTER 3</w:t>
-      </w:r>
-      <w:bookmarkStart w:id="24" w:name="_Toc201399428"/>
-      <w:bookmarkEnd w:id="21"/>
-    </w:p>
-    <w:p>
-      <w:pPr>
-        <w:pStyle w:val="Heading1"/>
-        <w:ind w:left="224" w:right="278"/>
-      </w:pPr>
-      <w:r/>
-      <w:r>
-        <w:rPr>
-          <w:b/>
-        </w:rPr>
+      <w:r>
         <w:t>Figure 3.1: Use Case Diagram for AI Text Detector</w:t>
       </w:r>
     </w:p>
@@ -8711,25 +8321,14 @@
       <w:pPr>
         <w:pStyle w:val="Heading2"/>
       </w:pPr>
-      <w:r/>
-      <w:r>
-        <w:t xml:space="preserve">1.  </w:t>
-      </w:r>
-      <w:r>
-        <w:rPr>
-          <w:b/>
-        </w:rPr>
-        <w:t>Document or Text Input:</w:t>
-      </w:r>
-      <w:r>
-        <w:t xml:space="preserve"> Users can paste raw text directly into a text area to analyze documents immediately.</w:t>
+      <w:r>
+        <w:t>1.  Document or Text Input: Users can paste raw text directly into a text area to analyze documents immediately.</w:t>
       </w:r>
     </w:p>
     <w:p>
       <w:pPr>
         <w:pStyle w:val="Heading3"/>
       </w:pPr>
-      <w:r/>
       <w:r>
         <w:t>Users can paste raw text directly into a text area to analyze documents immediately.</w:t>
       </w:r>
@@ -8741,27 +8340,16 @@
           <w:bCs/>
         </w:rPr>
       </w:pPr>
-      <w:r/>
-      <w:r>
-        <w:rPr>
-          <w:rFonts w:ascii="Times New Roman" w:hAnsi="Times New Roman"/>
-          <w:sz w:val="24"/>
-        </w:rPr>
+      <w:r>
         <w:t xml:space="preserve">2.  </w:t>
       </w:r>
       <w:r>
         <w:rPr>
-          <w:rFonts w:ascii="Times New Roman" w:hAnsi="Times New Roman"/>
           <w:b/>
-          <w:sz w:val="24"/>
         </w:rPr>
         <w:t>File Drag-and-Drop:</w:t>
       </w:r>
       <w:r>
-        <w:rPr>
-          <w:rFonts w:ascii="Times New Roman" w:hAnsi="Times New Roman"/>
-          <w:sz w:val="24"/>
-        </w:rPr>
         <w:t xml:space="preserve"> Supports dragging and dropping </w:t>
       </w:r>
       <w:r>
@@ -8772,10 +8360,6 @@
         <w:t>.txt</w:t>
       </w:r>
       <w:r>
-        <w:rPr>
-          <w:rFonts w:ascii="Times New Roman" w:hAnsi="Times New Roman"/>
-          <w:sz w:val="24"/>
-        </w:rPr>
         <w:t xml:space="preserve">, </w:t>
       </w:r>
       <w:r>
@@ -8786,10 +8370,6 @@
         <w:t>.md</w:t>
       </w:r>
       <w:r>
-        <w:rPr>
-          <w:rFonts w:ascii="Times New Roman" w:hAnsi="Times New Roman"/>
-          <w:sz w:val="24"/>
-        </w:rPr>
         <w:t xml:space="preserve">, </w:t>
       </w:r>
       <w:r>
@@ -8800,10 +8380,6 @@
         <w:t>.pdf</w:t>
       </w:r>
       <w:r>
-        <w:rPr>
-          <w:rFonts w:ascii="Times New Roman" w:hAnsi="Times New Roman"/>
-          <w:sz w:val="24"/>
-        </w:rPr>
         <w:t xml:space="preserve">, and </w:t>
       </w:r>
       <w:r>
@@ -8814,10 +8390,6 @@
         <w:t>.docx</w:t>
       </w:r>
       <w:r>
-        <w:rPr>
-          <w:rFonts w:ascii="Times New Roman" w:hAnsi="Times New Roman"/>
-          <w:sz w:val="24"/>
-        </w:rPr>
         <w:t xml:space="preserve"> files locally.</w:t>
       </w:r>
     </w:p>
@@ -8825,12 +8397,7 @@
       <w:pPr>
         <w:jc w:val="center"/>
       </w:pPr>
-      <w:r/>
-      <w:r>
-        <w:rPr>
-          <w:rFonts w:ascii="Times New Roman" w:hAnsi="Times New Roman"/>
-          <w:sz w:val="24"/>
-        </w:rPr>
+      <w:r>
         <w:t xml:space="preserve">Supports dragging and dropping </w:t>
       </w:r>
       <w:r>
@@ -8841,10 +8408,6 @@
         <w:t>.txt</w:t>
       </w:r>
       <w:r>
-        <w:rPr>
-          <w:rFonts w:ascii="Times New Roman" w:hAnsi="Times New Roman"/>
-          <w:sz w:val="24"/>
-        </w:rPr>
         <w:t xml:space="preserve">, </w:t>
       </w:r>
       <w:r>
@@ -8855,10 +8418,6 @@
         <w:t>.md</w:t>
       </w:r>
       <w:r>
-        <w:rPr>
-          <w:rFonts w:ascii="Times New Roman" w:hAnsi="Times New Roman"/>
-          <w:sz w:val="24"/>
-        </w:rPr>
         <w:t xml:space="preserve">, </w:t>
       </w:r>
       <w:r>
@@ -8869,10 +8428,6 @@
         <w:t>.pdf</w:t>
       </w:r>
       <w:r>
-        <w:rPr>
-          <w:rFonts w:ascii="Times New Roman" w:hAnsi="Times New Roman"/>
-          <w:sz w:val="24"/>
-        </w:rPr>
         <w:t xml:space="preserve">, and </w:t>
       </w:r>
       <w:r>
@@ -8883,10 +8438,6 @@
         <w:t>.docx</w:t>
       </w:r>
       <w:r>
-        <w:rPr>
-          <w:rFonts w:ascii="Times New Roman" w:hAnsi="Times New Roman"/>
-          <w:sz w:val="24"/>
-        </w:rPr>
         <w:t xml:space="preserve"> files locally.</w:t>
       </w:r>
     </w:p>
@@ -8898,12 +8449,9 @@
           <w:bCs/>
         </w:rPr>
       </w:pPr>
-      <w:r/>
-      <w:r>
-        <w:rPr>
-          <w:rFonts w:ascii="Times New Roman" w:hAnsi="Times New Roman"/>
+      <w:r>
+        <w:rPr>
           <w:b/>
-          <w:sz w:val="24"/>
         </w:rPr>
         <w:t>Figure 3.1: Use Case Diagram for AI Text Detector</w:t>
       </w:r>
@@ -8916,12 +8464,7 @@
           <w:bCs/>
         </w:rPr>
       </w:pPr>
-      <w:r/>
-      <w:r>
-        <w:rPr>
-          <w:rFonts w:ascii="Times New Roman" w:hAnsi="Times New Roman"/>
-          <w:sz w:val="24"/>
-        </w:rPr>
+      <w:r>
         <w:t>1.  Document or Text Input:</w:t>
       </w:r>
     </w:p>
@@ -8929,12 +8472,7 @@
       <w:pPr>
         <w:spacing w:line="360" w:lineRule="auto"/>
       </w:pPr>
-      <w:r/>
-      <w:r>
-        <w:rPr>
-          <w:rFonts w:ascii="Times New Roman" w:hAnsi="Times New Roman"/>
-          <w:sz w:val="24"/>
-        </w:rPr>
+      <w:r>
         <w:t>Users can paste raw text directly into a text area to analyze documents immediately.</w:t>
       </w:r>
     </w:p>
@@ -8946,12 +8484,7 @@
           <w:bCs/>
         </w:rPr>
       </w:pPr>
-      <w:r/>
-      <w:r>
-        <w:rPr>
-          <w:rFonts w:ascii="Times New Roman" w:hAnsi="Times New Roman"/>
-          <w:sz w:val="24"/>
-        </w:rPr>
+      <w:r>
         <w:t>2.  File Drag-and-Drop:</w:t>
       </w:r>
     </w:p>
@@ -8959,12 +8492,7 @@
       <w:pPr>
         <w:spacing w:line="360" w:lineRule="auto"/>
       </w:pPr>
-      <w:r/>
-      <w:r>
-        <w:rPr>
-          <w:rFonts w:ascii="Times New Roman" w:hAnsi="Times New Roman"/>
-          <w:sz w:val="24"/>
-        </w:rPr>
+      <w:r>
         <w:t xml:space="preserve">Supports dragging and dropping </w:t>
       </w:r>
       <w:r>
@@ -8975,10 +8503,6 @@
         <w:t>.txt</w:t>
       </w:r>
       <w:r>
-        <w:rPr>
-          <w:rFonts w:ascii="Times New Roman" w:hAnsi="Times New Roman"/>
-          <w:sz w:val="24"/>
-        </w:rPr>
         <w:t xml:space="preserve">, </w:t>
       </w:r>
       <w:r>
@@ -8989,10 +8513,6 @@
         <w:t>.md</w:t>
       </w:r>
       <w:r>
-        <w:rPr>
-          <w:rFonts w:ascii="Times New Roman" w:hAnsi="Times New Roman"/>
-          <w:sz w:val="24"/>
-        </w:rPr>
         <w:t xml:space="preserve">, </w:t>
       </w:r>
       <w:r>
@@ -9003,10 +8523,6 @@
         <w:t>.pdf</w:t>
       </w:r>
       <w:r>
-        <w:rPr>
-          <w:rFonts w:ascii="Times New Roman" w:hAnsi="Times New Roman"/>
-          <w:sz w:val="24"/>
-        </w:rPr>
         <w:t xml:space="preserve">, and </w:t>
       </w:r>
       <w:r>
@@ -9017,10 +8533,6 @@
         <w:t>.docx</w:t>
       </w:r>
       <w:r>
-        <w:rPr>
-          <w:rFonts w:ascii="Times New Roman" w:hAnsi="Times New Roman"/>
-          <w:sz w:val="24"/>
-        </w:rPr>
         <w:t xml:space="preserve"> files locally.</w:t>
       </w:r>
     </w:p>
@@ -9032,12 +8544,7 @@
           <w:bCs/>
         </w:rPr>
       </w:pPr>
-      <w:r/>
-      <w:r>
-        <w:rPr>
-          <w:rFonts w:ascii="Times New Roman" w:hAnsi="Times New Roman"/>
-          <w:sz w:val="24"/>
-        </w:rPr>
+      <w:r>
         <w:t>3.  Asynchronous Processing Engine:</w:t>
       </w:r>
     </w:p>
@@ -9045,12 +8552,7 @@
       <w:pPr>
         <w:spacing w:line="360" w:lineRule="auto"/>
       </w:pPr>
-      <w:r/>
-      <w:r>
-        <w:rPr>
-          <w:rFonts w:ascii="Times New Roman" w:hAnsi="Times New Roman"/>
-          <w:sz w:val="24"/>
-        </w:rPr>
+      <w:r>
         <w:t>Runs three independent stylometric analysis modules concurrently in the background and returns results in under a second.</w:t>
       </w:r>
     </w:p>
@@ -9062,12 +8564,7 @@
           <w:bCs/>
         </w:rPr>
       </w:pPr>
-      <w:r/>
-      <w:r>
-        <w:rPr>
-          <w:rFonts w:ascii="Times New Roman" w:hAnsi="Times New Roman"/>
-          <w:sz w:val="24"/>
-        </w:rPr>
+      <w:r>
         <w:t>4.  Overall Probability Gauge:</w:t>
       </w:r>
     </w:p>
@@ -9075,12 +8572,7 @@
       <w:pPr>
         <w:spacing w:line="360" w:lineRule="auto"/>
       </w:pPr>
-      <w:r/>
-      <w:r>
-        <w:rPr>
-          <w:rFonts w:ascii="Times New Roman" w:hAnsi="Times New Roman"/>
-          <w:sz w:val="24"/>
-        </w:rPr>
+      <w:r>
         <w:t>Displays a glowing SVG gauge visualization representing the weighted ensemble probability of machine generation.</w:t>
       </w:r>
     </w:p>
@@ -9092,12 +8584,7 @@
           <w:bCs/>
         </w:rPr>
       </w:pPr>
-      <w:r/>
-      <w:r>
-        <w:rPr>
-          <w:rFonts w:ascii="Times New Roman" w:hAnsi="Times New Roman"/>
-          <w:sz w:val="24"/>
-        </w:rPr>
+      <w:r>
         <w:t>5.  5-Axis Stylometric Radar Chart:</w:t>
       </w:r>
     </w:p>
@@ -9105,12 +8592,7 @@
       <w:pPr>
         <w:spacing w:line="360" w:lineRule="auto"/>
       </w:pPr>
-      <w:r/>
-      <w:r>
-        <w:rPr>
-          <w:rFonts w:ascii="Times New Roman" w:hAnsi="Times New Roman"/>
-          <w:sz w:val="24"/>
-        </w:rPr>
+      <w:r>
         <w:t>Renders a radar chart comparing five syntactic markers of the document against human and AI prototype vectors.</w:t>
       </w:r>
     </w:p>
@@ -9122,12 +8604,7 @@
           <w:bCs/>
         </w:rPr>
       </w:pPr>
-      <w:r/>
-      <w:r>
-        <w:rPr>
-          <w:rFonts w:ascii="Times New Roman" w:hAnsi="Times New Roman"/>
-          <w:sz w:val="24"/>
-        </w:rPr>
+      <w:r>
         <w:t>6.  KNN Scatter Plot:</w:t>
       </w:r>
     </w:p>
@@ -9135,12 +8612,8 @@
       <w:pPr>
         <w:spacing w:line="360" w:lineRule="auto"/>
       </w:pPr>
-      <w:r/>
-      <w:r>
-        <w:rPr>
-          <w:rFonts w:ascii="Times New Roman" w:hAnsi="Times New Roman"/>
-          <w:sz w:val="24"/>
-        </w:rPr>
+      <w:r>
+        <w:lastRenderedPageBreak/>
         <w:t>Renders a 2D scatter plot illustrating the feature space vectors of the 5 nearest neighbors relative to the document.</w:t>
       </w:r>
     </w:p>
@@ -9152,12 +8625,7 @@
           <w:bCs/>
         </w:rPr>
       </w:pPr>
-      <w:r/>
-      <w:r>
-        <w:rPr>
-          <w:rFonts w:ascii="Times New Roman" w:hAnsi="Times New Roman"/>
-          <w:sz w:val="24"/>
-        </w:rPr>
+      <w:r>
         <w:t>7.  Word &amp; Sentence Counting:</w:t>
       </w:r>
     </w:p>
@@ -9165,12 +8633,7 @@
       <w:pPr>
         <w:spacing w:line="360" w:lineRule="auto"/>
       </w:pPr>
-      <w:r/>
-      <w:r>
-        <w:rPr>
-          <w:rFonts w:ascii="Times New Roman" w:hAnsi="Times New Roman"/>
-          <w:sz w:val="24"/>
-        </w:rPr>
+      <w:r>
         <w:t>Shows the character and word counts of the text in real time.</w:t>
       </w:r>
     </w:p>
@@ -9187,12 +8650,7 @@
           <w:bCs/>
         </w:rPr>
       </w:pPr>
-      <w:r/>
-      <w:r>
-        <w:rPr>
-          <w:rFonts w:ascii="Times New Roman" w:hAnsi="Times New Roman"/>
-          <w:sz w:val="24"/>
-        </w:rPr>
+      <w:r>
         <w:t>8.  Burstiness &amp; Lexical Statistics:</w:t>
       </w:r>
     </w:p>
@@ -9200,12 +8658,7 @@
       <w:pPr>
         <w:spacing w:line="360" w:lineRule="auto"/>
       </w:pPr>
-      <w:r/>
-      <w:r>
-        <w:rPr>
-          <w:rFonts w:ascii="Times New Roman" w:hAnsi="Times New Roman"/>
-          <w:sz w:val="24"/>
-        </w:rPr>
+      <w:r>
         <w:t>Displays computed values for sentence length standard deviation (burstiness) and Type-Token Ratio (TTR).</w:t>
       </w:r>
     </w:p>
@@ -9217,12 +8670,7 @@
           <w:bCs/>
         </w:rPr>
       </w:pPr>
-      <w:r/>
-      <w:r>
-        <w:rPr>
-          <w:rFonts w:ascii="Times New Roman" w:hAnsi="Times New Roman"/>
-          <w:sz w:val="24"/>
-        </w:rPr>
+      <w:r>
         <w:t>9.  Sentence Perplexity Heatmap:</w:t>
       </w:r>
     </w:p>
@@ -9230,12 +8678,7 @@
       <w:pPr>
         <w:spacing w:line="360" w:lineRule="auto"/>
       </w:pPr>
-      <w:r/>
-      <w:r>
-        <w:rPr>
-          <w:rFonts w:ascii="Times New Roman" w:hAnsi="Times New Roman"/>
-          <w:sz w:val="24"/>
-        </w:rPr>
+      <w:r>
         <w:t>Color-codes sentences based on their individual AI likelihood (AI Heavy, Mixed, Human-like).</w:t>
       </w:r>
     </w:p>
@@ -9247,12 +8690,7 @@
           <w:bCs/>
         </w:rPr>
       </w:pPr>
-      <w:r/>
-      <w:r>
-        <w:rPr>
-          <w:rFonts w:ascii="Times New Roman" w:hAnsi="Times New Roman"/>
-          <w:sz w:val="24"/>
-        </w:rPr>
+      <w:r>
         <w:t>10. Sentence Inspector:</w:t>
       </w:r>
     </w:p>
@@ -9260,12 +8698,7 @@
       <w:pPr>
         <w:spacing w:line="360" w:lineRule="auto"/>
       </w:pPr>
-      <w:r/>
-      <w:r>
-        <w:rPr>
-          <w:rFonts w:ascii="Times New Roman" w:hAnsi="Times New Roman"/>
-          <w:sz w:val="24"/>
-        </w:rPr>
+      <w:r>
         <w:t>Clicking a heatmap sentence displays its word count, AI confidence, and classification.</w:t>
       </w:r>
     </w:p>
@@ -9277,12 +8710,7 @@
           <w:bCs/>
         </w:rPr>
       </w:pPr>
-      <w:r/>
-      <w:r>
-        <w:rPr>
-          <w:rFonts w:ascii="Times New Roman" w:hAnsi="Times New Roman"/>
-          <w:sz w:val="24"/>
-        </w:rPr>
+      <w:r>
         <w:t>11. LaTeX Math Panel:</w:t>
       </w:r>
     </w:p>
@@ -9290,12 +8718,7 @@
       <w:pPr>
         <w:spacing w:line="360" w:lineRule="auto"/>
       </w:pPr>
-      <w:r/>
-      <w:r>
-        <w:rPr>
-          <w:rFonts w:ascii="Times New Roman" w:hAnsi="Times New Roman"/>
-          <w:sz w:val="24"/>
-        </w:rPr>
+      <w:r>
         <w:t>A dedicated tab displaying MathJax-rendered mathematical steps and raw formulas used by the classifier.</w:t>
       </w:r>
     </w:p>
@@ -9307,12 +8730,7 @@
           <w:bCs/>
         </w:rPr>
       </w:pPr>
-      <w:r/>
-      <w:r>
-        <w:rPr>
-          <w:rFonts w:ascii="Times New Roman" w:hAnsi="Times New Roman"/>
-          <w:sz w:val="24"/>
-        </w:rPr>
+      <w:r>
         <w:t>12. Privacy (Local Execution):</w:t>
       </w:r>
     </w:p>
@@ -9320,12 +8738,7 @@
       <w:pPr>
         <w:spacing w:line="360" w:lineRule="auto"/>
       </w:pPr>
-      <w:r/>
-      <w:r>
-        <w:rPr>
-          <w:rFonts w:ascii="Times New Roman" w:hAnsi="Times New Roman"/>
-          <w:sz w:val="24"/>
-        </w:rPr>
+      <w:r>
         <w:t>All parsing, feature extraction, and classification run entirely client-side in the browser sandbox.</w:t>
       </w:r>
     </w:p>
@@ -9337,12 +8750,7 @@
           <w:bCs/>
         </w:rPr>
       </w:pPr>
-      <w:r/>
-      <w:r>
-        <w:rPr>
-          <w:rFonts w:ascii="Times New Roman" w:hAnsi="Times New Roman"/>
-          <w:sz w:val="24"/>
-        </w:rPr>
+      <w:r>
         <w:t>13. Single Page Dashboard:</w:t>
       </w:r>
     </w:p>
@@ -9350,12 +8758,7 @@
       <w:pPr>
         <w:spacing w:line="360" w:lineRule="auto"/>
       </w:pPr>
-      <w:r/>
-      <w:r>
-        <w:rPr>
-          <w:rFonts w:ascii="Times New Roman" w:hAnsi="Times New Roman"/>
-          <w:sz w:val="24"/>
-        </w:rPr>
+      <w:r>
         <w:t>A unified, responsive single-page visual dashboard with custom glowing elements.</w:t>
       </w:r>
     </w:p>
@@ -9383,12 +8786,7 @@
           <w:bCs/>
         </w:rPr>
       </w:pPr>
-      <w:r/>
-      <w:r>
-        <w:rPr>
-          <w:rFonts w:ascii="Times New Roman" w:hAnsi="Times New Roman"/>
-          <w:sz w:val="24"/>
-        </w:rPr>
+      <w:r>
         <w:t>1.  Usability (User Friendly):</w:t>
       </w:r>
     </w:p>
@@ -9396,12 +8794,8 @@
       <w:pPr>
         <w:spacing w:line="360" w:lineRule="auto"/>
       </w:pPr>
-      <w:r/>
-      <w:r>
-        <w:rPr>
-          <w:rFonts w:ascii="Times New Roman" w:hAnsi="Times New Roman"/>
-          <w:sz w:val="24"/>
-        </w:rPr>
+      <w:r>
+        <w:lastRenderedPageBreak/>
         <w:t>The interface must remain clean and intuitive, requiring no technical styling training to operate.</w:t>
       </w:r>
     </w:p>
@@ -9418,13 +8812,11 @@
           <w:bCs/>
         </w:rPr>
       </w:pPr>
-      <w:r/>
     </w:p>
     <w:p>
       <w:pPr>
         <w:spacing w:line="360" w:lineRule="auto"/>
       </w:pPr>
-      <w:r/>
     </w:p>
     <w:p>
       <w:pPr>
@@ -9434,12 +8826,7 @@
           <w:bCs/>
         </w:rPr>
       </w:pPr>
-      <w:r/>
-      <w:r>
-        <w:rPr>
-          <w:rFonts w:ascii="Times New Roman" w:hAnsi="Times New Roman"/>
-          <w:sz w:val="24"/>
-        </w:rPr>
+      <w:r>
         <w:t>2.  Privacy (Data Security):</w:t>
       </w:r>
     </w:p>
@@ -9447,12 +8834,7 @@
       <w:pPr>
         <w:spacing w:line="360" w:lineRule="auto"/>
       </w:pPr>
-      <w:r/>
-      <w:r>
-        <w:rPr>
-          <w:rFonts w:ascii="Times New Roman" w:hAnsi="Times New Roman"/>
-          <w:sz w:val="24"/>
-        </w:rPr>
+      <w:r>
         <w:t>The application does not transmit any document text to remote servers, preventing credentials or data leaks.</w:t>
       </w:r>
     </w:p>
@@ -9464,12 +8846,7 @@
           <w:bCs/>
         </w:rPr>
       </w:pPr>
-      <w:r/>
-      <w:r>
-        <w:rPr>
-          <w:rFonts w:ascii="Times New Roman" w:hAnsi="Times New Roman"/>
-          <w:sz w:val="24"/>
-        </w:rPr>
+      <w:r>
         <w:t>3.  Low Latency Performance:</w:t>
       </w:r>
     </w:p>
@@ -9477,12 +8854,7 @@
       <w:pPr>
         <w:spacing w:line="360" w:lineRule="auto"/>
       </w:pPr>
-      <w:r/>
-      <w:r>
-        <w:rPr>
-          <w:rFonts w:ascii="Times New Roman" w:hAnsi="Times New Roman"/>
-          <w:sz w:val="24"/>
-        </w:rPr>
+      <w:r>
         <w:t>The document processing and classification pipeline must execute in less than 500 milliseconds.</w:t>
       </w:r>
     </w:p>
@@ -9494,12 +8866,7 @@
           <w:bCs/>
         </w:rPr>
       </w:pPr>
-      <w:r/>
-      <w:r>
-        <w:rPr>
-          <w:rFonts w:ascii="Times New Roman" w:hAnsi="Times New Roman"/>
-          <w:sz w:val="24"/>
-        </w:rPr>
+      <w:r>
         <w:t>4.  Classification Accuracy:</w:t>
       </w:r>
     </w:p>
@@ -9507,12 +8874,7 @@
       <w:pPr>
         <w:spacing w:line="360" w:lineRule="auto"/>
       </w:pPr>
-      <w:r/>
-      <w:r>
-        <w:rPr>
-          <w:rFonts w:ascii="Times New Roman" w:hAnsi="Times New Roman"/>
-          <w:sz w:val="24"/>
-        </w:rPr>
+      <w:r>
         <w:t>The ensemble algorithms must be tuned to minimize false positives on human text and false negatives on AI content.</w:t>
       </w:r>
     </w:p>
@@ -9524,12 +8886,7 @@
           <w:bCs/>
         </w:rPr>
       </w:pPr>
-      <w:r/>
-      <w:r>
-        <w:rPr>
-          <w:rFonts w:ascii="Times New Roman" w:hAnsi="Times New Roman"/>
-          <w:sz w:val="24"/>
-        </w:rPr>
+      <w:r>
         <w:t>5.  Reliability and Stability:</w:t>
       </w:r>
     </w:p>
@@ -9537,12 +8894,7 @@
       <w:pPr>
         <w:spacing w:line="360" w:lineRule="auto"/>
       </w:pPr>
-      <w:r/>
-      <w:r>
-        <w:rPr>
-          <w:rFonts w:ascii="Times New Roman" w:hAnsi="Times New Roman"/>
-          <w:sz w:val="24"/>
-        </w:rPr>
+      <w:r>
         <w:t>The browser environment must remain stable, running files up to 20,000 words without freezing the UI.</w:t>
       </w:r>
     </w:p>
@@ -9554,12 +8906,7 @@
           <w:bCs/>
         </w:rPr>
       </w:pPr>
-      <w:r/>
-      <w:r>
-        <w:rPr>
-          <w:rFonts w:ascii="Times New Roman" w:hAnsi="Times New Roman"/>
-          <w:sz w:val="24"/>
-        </w:rPr>
+      <w:r>
         <w:t>6.  Responsive Layout:</w:t>
       </w:r>
     </w:p>
@@ -9567,12 +8914,7 @@
       <w:pPr>
         <w:spacing w:line="360" w:lineRule="auto"/>
       </w:pPr>
-      <w:r/>
-      <w:r>
-        <w:rPr>
-          <w:rFonts w:ascii="Times New Roman" w:hAnsi="Times New Roman"/>
-          <w:sz w:val="24"/>
-        </w:rPr>
+      <w:r>
         <w:t>The dashboard must adapt dynamically to screens from mobile devices to desktop monitors.</w:t>
       </w:r>
     </w:p>
@@ -9584,12 +8926,7 @@
           <w:bCs/>
         </w:rPr>
       </w:pPr>
-      <w:r/>
-      <w:r>
-        <w:rPr>
-          <w:rFonts w:ascii="Times New Roman" w:hAnsi="Times New Roman"/>
-          <w:sz w:val="24"/>
-        </w:rPr>
+      <w:r>
         <w:t>7.  Modular Extensibility:</w:t>
       </w:r>
     </w:p>
@@ -9597,12 +8934,7 @@
       <w:pPr>
         <w:spacing w:line="360" w:lineRule="auto"/>
       </w:pPr>
-      <w:r/>
-      <w:r>
-        <w:rPr>
-          <w:rFonts w:ascii="Times New Roman" w:hAnsi="Times New Roman"/>
-          <w:sz w:val="24"/>
-        </w:rPr>
+      <w:r>
         <w:t>The codebase must be structured to support adding new stylometric features or algorithms easily.</w:t>
       </w:r>
     </w:p>
@@ -9614,12 +8946,7 @@
           <w:bCs/>
         </w:rPr>
       </w:pPr>
-      <w:r/>
-      <w:r>
-        <w:rPr>
-          <w:rFonts w:ascii="Times New Roman" w:hAnsi="Times New Roman"/>
-          <w:sz w:val="24"/>
-        </w:rPr>
+      <w:r>
         <w:t>8.  Offline Capability:</w:t>
       </w:r>
     </w:p>
@@ -9627,12 +8954,7 @@
       <w:pPr>
         <w:spacing w:line="360" w:lineRule="auto"/>
       </w:pPr>
-      <w:r/>
-      <w:r>
-        <w:rPr>
-          <w:rFonts w:ascii="Times New Roman" w:hAnsi="Times New Roman"/>
-          <w:sz w:val="24"/>
-        </w:rPr>
+      <w:r>
         <w:t>Because it runs client-side, the app must function entirely offline once loaded in the browser.</w:t>
       </w:r>
     </w:p>
@@ -9644,12 +8966,8 @@
           <w:bCs/>
         </w:rPr>
       </w:pPr>
-      <w:r/>
-      <w:r>
-        <w:rPr>
-          <w:rFonts w:ascii="Times New Roman" w:hAnsi="Times New Roman"/>
-          <w:sz w:val="24"/>
-        </w:rPr>
+      <w:r>
+        <w:lastRenderedPageBreak/>
         <w:t>9.  Portability:</w:t>
       </w:r>
     </w:p>
@@ -9657,12 +8975,7 @@
       <w:pPr>
         <w:spacing w:line="360" w:lineRule="auto"/>
       </w:pPr>
-      <w:r/>
-      <w:r>
-        <w:rPr>
-          <w:rFonts w:ascii="Times New Roman" w:hAnsi="Times New Roman"/>
-          <w:sz w:val="24"/>
-        </w:rPr>
+      <w:r>
         <w:t>Runs as static files on standard browsers without requiring server setups, databases, or runtime dependencies.</w:t>
       </w:r>
     </w:p>
@@ -9671,11 +8984,11 @@
         <w:pStyle w:val="Heading3"/>
         <w:spacing w:line="360" w:lineRule="auto"/>
       </w:pPr>
-      <w:bookmarkStart w:id="27" w:name="_Toc231875506"/>
+      <w:bookmarkStart w:id="23" w:name="_Toc231875506"/>
       <w:r>
         <w:t>3.1.2. Feasibility Analysis</w:t>
       </w:r>
-      <w:bookmarkEnd w:id="27"/>
+      <w:bookmarkEnd w:id="23"/>
     </w:p>
     <w:p>
       <w:pPr>
@@ -9689,12 +9002,7 @@
       <w:pPr>
         <w:spacing w:line="360" w:lineRule="auto"/>
       </w:pPr>
-      <w:r/>
-      <w:r>
-        <w:rPr>
-          <w:rFonts w:ascii="Times New Roman" w:hAnsi="Times New Roman"/>
-          <w:sz w:val="24"/>
-        </w:rPr>
+      <w:r>
         <w:t>The system's technical feasibility is demonstrated by combining client-side web technologies with NLP algorithms. It uses HTML5, CSS3, and ES6 JavaScript. By using PDF.js and Mammoth.js via CDNs, it performs document text extraction directly in the browser. Renders math formulas in real-time with MathJax. The entire styling is managed via pure CSS, eliminating the need for server runtime setups or python backend libraries.</w:t>
       </w:r>
     </w:p>
@@ -9710,12 +9018,7 @@
       <w:pPr>
         <w:spacing w:line="360" w:lineRule="auto"/>
       </w:pPr>
-      <w:r/>
-      <w:r>
-        <w:rPr>
-          <w:rFonts w:ascii="Times New Roman" w:hAnsi="Times New Roman"/>
-          <w:sz w:val="24"/>
-        </w:rPr>
+      <w:r>
         <w:t>The application is operationally viable because it hides complex NLP parameters behind a single-page visual dashboard. Pasteurizing text or dropping a document displays charts, statistics, and a heatmap instantly. Users can click highlighted sentences to inspect metrics, making it easy to understand the classification reasons.</w:t>
       </w:r>
     </w:p>
@@ -9731,12 +9034,7 @@
       <w:pPr>
         <w:spacing w:line="360" w:lineRule="auto"/>
       </w:pPr>
-      <w:r/>
-      <w:r>
-        <w:rPr>
-          <w:rFonts w:ascii="Times New Roman" w:hAnsi="Times New Roman"/>
-          <w:sz w:val="24"/>
-        </w:rPr>
+      <w:r>
         <w:t>Economically, the project relies entirely on open-source libraries, avoiding software licenses or subscription fees. Since execution happens entirely in the user's browser, there are no hosting costs or database storage requirements, resulting in zero server maintenance overhead.</w:t>
       </w:r>
     </w:p>
@@ -9805,6 +9103,7 @@
           <w:b/>
           <w:bCs/>
         </w:rPr>
+        <w:lastRenderedPageBreak/>
         <w:t>Development:</w:t>
       </w:r>
       <w:r>
@@ -9828,7 +9127,6 @@
           <w:b/>
           <w:bCs/>
         </w:rPr>
-        <w:lastRenderedPageBreak/>
         <w:t>Testing:</w:t>
       </w:r>
       <w:r>
@@ -10386,7 +9684,6 @@
         <w:rPr>
           <w:noProof/>
         </w:rPr>
-        <w:lastRenderedPageBreak/>
         <w:drawing>
           <wp:inline distT="0" distB="0" distL="0" distR="0" wp14:anchorId="05DB3E3B" wp14:editId="46EF1DF2">
             <wp:extent cx="4201111" cy="1810003"/>
@@ -10403,7 +9700,7 @@
                     <pic:cNvPicPr/>
                   </pic:nvPicPr>
                   <pic:blipFill>
-                    <a:blip r:embed="rId14"/>
+                    <a:blip r:embed="rId13"/>
                     <a:stretch>
                       <a:fillRect/>
                     </a:stretch>
@@ -10433,12 +9730,9 @@
           <w:bCs/>
         </w:rPr>
       </w:pPr>
-      <w:r/>
-      <w:r>
-        <w:rPr>
-          <w:rFonts w:ascii="Times New Roman" w:hAnsi="Times New Roman"/>
+      <w:r>
+        <w:rPr>
           <w:b/>
-          <w:sz w:val="24"/>
         </w:rPr>
         <w:t>Figure 3.2: Gantt Chart for AI Text Detector</w:t>
       </w:r>
@@ -10447,22 +9741,17 @@
       <w:pPr>
         <w:pStyle w:val="Heading3"/>
       </w:pPr>
-      <w:bookmarkStart w:id="28" w:name="_Toc231875507"/>
+      <w:bookmarkStart w:id="24" w:name="_Toc231875507"/>
       <w:r>
         <w:t>3.1.3. Object Modeling using Class Diagram</w:t>
       </w:r>
-      <w:bookmarkEnd w:id="28"/>
+      <w:bookmarkEnd w:id="24"/>
     </w:p>
     <w:p>
       <w:pPr>
         <w:spacing w:line="360" w:lineRule="auto"/>
       </w:pPr>
-      <w:r/>
-      <w:r>
-        <w:rPr>
-          <w:rFonts w:ascii="Times New Roman" w:hAnsi="Times New Roman"/>
-          <w:sz w:val="24"/>
-        </w:rPr>
+      <w:r>
         <w:t>The system's class diagram describes the modular architecture of the client-side JavaScript engine. The application logic is decoupled into five specialized classes that handle document parsing, sentence perplexity, instance-based classification, vector similarities, and SVG visualization rendering.</w:t>
       </w:r>
     </w:p>
@@ -10487,7 +9776,7 @@
                     <pic:cNvPicPr/>
                   </pic:nvPicPr>
                   <pic:blipFill>
-                    <a:blip r:embed="rId15"/>
+                    <a:blip r:embed="rId14"/>
                     <a:stretch>
                       <a:fillRect/>
                     </a:stretch>
@@ -10516,12 +9805,9 @@
           <w:bCs/>
         </w:rPr>
       </w:pPr>
-      <w:r/>
-      <w:r>
-        <w:rPr>
-          <w:rFonts w:ascii="Times New Roman" w:hAnsi="Times New Roman"/>
+      <w:r>
+        <w:rPr>
           <w:b/>
-          <w:sz w:val="24"/>
         </w:rPr>
         <w:t>Figure 3.3: Class Diagram for AI Text Detector</w:t>
       </w:r>
@@ -10530,12 +9816,8 @@
       <w:pPr>
         <w:spacing w:line="360" w:lineRule="auto"/>
       </w:pPr>
-      <w:r/>
-      <w:r>
-        <w:rPr>
-          <w:rFonts w:ascii="Times New Roman" w:hAnsi="Times New Roman"/>
-          <w:sz w:val="24"/>
-        </w:rPr>
+      <w:r>
+        <w:lastRenderedPageBreak/>
         <w:t>Figure 3.3 illustrates the class relationships. The FileParser class handles local document text extraction, passing raw text to the PerplexityAnalyzer, which computes basic metrics like word counts, burstiness, and Type-Token Ratio. These results are then passed to the KNNClassifier, which maps the text into a 5-dimensional feature space, and the CosineSimilarityAnalyzer, which extracts a syntactic profile and measures similarity margins. Finally, the ChartRenderer receives the classification coordinates to draw the overall probability gauge, the KNN scatter plot, and the 5-axis radar chart. This design keeps the frontend decoupled from the analysis engines, ensuring that new stylometric features or rendering styles can be added with minimal changes.</w:t>
       </w:r>
     </w:p>
@@ -10543,22 +9825,17 @@
       <w:pPr>
         <w:pStyle w:val="Heading3"/>
       </w:pPr>
-      <w:bookmarkStart w:id="29" w:name="_Toc231875508"/>
+      <w:bookmarkStart w:id="25" w:name="_Toc231875508"/>
       <w:r>
         <w:t>3.1.4. Dynamic Modelling using State and Sequence Diagrams</w:t>
       </w:r>
-      <w:bookmarkEnd w:id="29"/>
+      <w:bookmarkEnd w:id="25"/>
     </w:p>
     <w:p>
       <w:pPr>
         <w:spacing w:line="360" w:lineRule="auto"/>
       </w:pPr>
-      <w:r/>
-      <w:r>
-        <w:rPr>
-          <w:rFonts w:ascii="Times New Roman" w:hAnsi="Times New Roman"/>
-          <w:sz w:val="24"/>
-        </w:rPr>
+      <w:r>
         <w:t>The application's state machine tracks the document through various stages of validation, extraction, classification, and rendering. The system starts in the AwaitingInput state. If a file is uploaded, the state transitions to ParsingFile. If successful, it extracts features sequentially using Perplexity, KNN, and Cosine Similarity modules, before combining the scores and transitioning to RenderingUI where charts and highlighted heatmap elements are drawn.</w:t>
       </w:r>
     </w:p>
@@ -10590,7 +9867,7 @@
                     </pic:cNvPicPr>
                   </pic:nvPicPr>
                   <pic:blipFill>
-                    <a:blip r:embed="rId16" cstate="print">
+                    <a:blip r:embed="rId15" cstate="print">
                       <a:extLst>
                         <a:ext uri="{28A0092B-C50C-407E-A947-70E740481C1C}">
                           <a14:useLocalDpi xmlns:a14="http://schemas.microsoft.com/office/drawing/2010/main" val="0"/>
@@ -10630,12 +9907,9 @@
           <w:bCs/>
         </w:rPr>
       </w:pPr>
-      <w:r/>
-      <w:r>
-        <w:rPr>
-          <w:rFonts w:ascii="Times New Roman" w:hAnsi="Times New Roman"/>
+      <w:r>
+        <w:rPr>
           <w:b/>
-          <w:sz w:val="24"/>
         </w:rPr>
         <w:t>Figure 3.4: State Diagram for AI Text Detector</w:t>
       </w:r>
@@ -10644,12 +9918,7 @@
       <w:pPr>
         <w:spacing w:line="360" w:lineRule="auto"/>
       </w:pPr>
-      <w:r/>
-      <w:r>
-        <w:rPr>
-          <w:rFonts w:ascii="Times New Roman" w:hAnsi="Times New Roman"/>
-          <w:sz w:val="24"/>
-        </w:rPr>
+      <w:r>
         <w:t>Figure 3.4 details these state transitions. The sequence diagram outlines the asynchronous communication between the user interface controller, the FileParser class, the three analysis engines, and the ChartRenderer module, verifying that all processes run locally in the browser sandbox.</w:t>
       </w:r>
     </w:p>
@@ -10657,12 +9926,7 @@
       <w:pPr>
         <w:spacing w:line="360" w:lineRule="auto"/>
       </w:pPr>
-      <w:r/>
-      <w:r>
-        <w:rPr>
-          <w:rFonts w:ascii="Times New Roman" w:hAnsi="Times New Roman"/>
-          <w:sz w:val="24"/>
-        </w:rPr>
+      <w:r>
         <w:t xml:space="preserve">The sequence diagram illustrates the analysis pipeline when a user uploads a document or clicks the “Run Analysis” button. The dashboard controller calls </w:t>
       </w:r>
       <w:r>
@@ -10673,10 +9937,6 @@
         <w:t>FileParser.extractText(file)</w:t>
       </w:r>
       <w:r>
-        <w:rPr>
-          <w:rFonts w:ascii="Times New Roman" w:hAnsi="Times New Roman"/>
-          <w:sz w:val="24"/>
-        </w:rPr>
         <w:t xml:space="preserve"> to retrieve plain text, sends this text to </w:t>
       </w:r>
       <w:r>
@@ -10687,10 +9947,6 @@
         <w:t>PerplexityAnalyzer.analyze()</w:t>
       </w:r>
       <w:r>
-        <w:rPr>
-          <w:rFonts w:ascii="Times New Roman" w:hAnsi="Times New Roman"/>
-          <w:sz w:val="24"/>
-        </w:rPr>
         <w:t xml:space="preserve">, passes the output metrics to </w:t>
       </w:r>
       <w:r>
@@ -10701,10 +9957,6 @@
         <w:t>KNNClassifier.extractFeatures()</w:t>
       </w:r>
       <w:r>
-        <w:rPr>
-          <w:rFonts w:ascii="Times New Roman" w:hAnsi="Times New Roman"/>
-          <w:sz w:val="24"/>
-        </w:rPr>
         <w:t xml:space="preserve"> and </w:t>
       </w:r>
       <w:r>
@@ -10715,10 +9967,6 @@
         <w:t>KNNClassifier.classify()</w:t>
       </w:r>
       <w:r>
-        <w:rPr>
-          <w:rFonts w:ascii="Times New Roman" w:hAnsi="Times New Roman"/>
-          <w:sz w:val="24"/>
-        </w:rPr>
         <w:t xml:space="preserve">, executes </w:t>
       </w:r>
       <w:r>
@@ -10729,10 +9977,6 @@
         <w:t>CosineSimilarityAnalyzer.analyze()</w:t>
       </w:r>
       <w:r>
-        <w:rPr>
-          <w:rFonts w:ascii="Times New Roman" w:hAnsi="Times New Roman"/>
-          <w:sz w:val="24"/>
-        </w:rPr>
         <w:t xml:space="preserve">, and finally triggers the </w:t>
       </w:r>
       <w:r>
@@ -10743,11 +9987,11 @@
         <w:t>ChartRenderer</w:t>
       </w:r>
       <w:r>
-        <w:rPr>
-          <w:rFonts w:ascii="Times New Roman" w:hAnsi="Times New Roman"/>
-          <w:sz w:val="24"/>
-        </w:rPr>
-        <w:t xml:space="preserve"> to render the SVG gauge, scatter plot, and radar chart, updates the heatmap panel, and instructs MathJax to typeset the mathematical formulas.</w:t>
+        <w:t xml:space="preserve"> to render the </w:t>
+      </w:r>
+      <w:r>
+        <w:lastRenderedPageBreak/>
+        <w:t>SVG gauge, scatter plot, and radar chart, updates the heatmap panel, and instructs MathJax to typeset the mathematical formulas.</w:t>
       </w:r>
     </w:p>
     <w:p>
@@ -10763,7 +10007,6 @@
         <w:rPr>
           <w:noProof/>
         </w:rPr>
-        <w:lastRenderedPageBreak/>
         <w:drawing>
           <wp:inline distT="0" distB="0" distL="0" distR="0" wp14:anchorId="2DF25254" wp14:editId="239F01C1">
             <wp:extent cx="4425351" cy="4123935"/>
@@ -10780,7 +10023,7 @@
                     <pic:cNvPicPr/>
                   </pic:nvPicPr>
                   <pic:blipFill>
-                    <a:blip r:embed="rId17"/>
+                    <a:blip r:embed="rId16"/>
                     <a:stretch>
                       <a:fillRect/>
                     </a:stretch>
@@ -10809,12 +10052,9 @@
           <w:bCs/>
         </w:rPr>
       </w:pPr>
-      <w:r/>
-      <w:r>
-        <w:rPr>
-          <w:rFonts w:ascii="Times New Roman" w:hAnsi="Times New Roman"/>
+      <w:r>
+        <w:rPr>
           <w:b/>
-          <w:sz w:val="24"/>
         </w:rPr>
         <w:t>Figure 3.5: Sequence Diagram for AI Text Detector</w:t>
       </w:r>
@@ -10823,12 +10063,7 @@
       <w:pPr>
         <w:spacing w:line="360" w:lineRule="auto"/>
       </w:pPr>
-      <w:r/>
-      <w:r>
-        <w:rPr>
-          <w:rFonts w:ascii="Times New Roman" w:hAnsi="Times New Roman"/>
-          <w:sz w:val="24"/>
-        </w:rPr>
+      <w:r>
         <w:t>Figure 3.5 outlines this flow. The process begins when the user submits text or a file. The file is read locally using the File API. If the input satisfies the length validation, the controller triggers the three stylometric engines. The engines extract features, calculate metric distances, and vector similarity margins. The resulting coordinates are passed to the SVG rendering functions, and MathJax formats the formulas in the LaTeX resolution panel. All executions complete locally, ensuring that no data is transmitted externally.</w:t>
       </w:r>
     </w:p>
@@ -10836,23 +10071,18 @@
       <w:pPr>
         <w:pStyle w:val="Heading3"/>
       </w:pPr>
-      <w:bookmarkStart w:id="30" w:name="_Toc231875509"/>
+      <w:bookmarkStart w:id="26" w:name="_Toc231875509"/>
       <w:r>
         <w:lastRenderedPageBreak/>
         <w:t>3.1.5. Process Modelling Using Activity Diagrams</w:t>
       </w:r>
-      <w:bookmarkEnd w:id="30"/>
+      <w:bookmarkEnd w:id="26"/>
     </w:p>
     <w:p>
       <w:pPr>
         <w:spacing w:line="360" w:lineRule="auto"/>
       </w:pPr>
-      <w:r/>
-      <w:r>
-        <w:rPr>
-          <w:rFonts w:ascii="Times New Roman" w:hAnsi="Times New Roman"/>
-          <w:sz w:val="24"/>
-        </w:rPr>
+      <w:r>
         <w:t>The activity diagram outlines the operational workflow of the document analysis pipeline. The process initiates when the user pastes text or drops a file. After verifying the length requirements, the text is split into sentences and words. The system runs the three classification modules, computes the ensemble score, generates the sentence heatmap highlights, renders the SVG visualizations, and formats the LaTeX mathematical equations.</w:t>
       </w:r>
     </w:p>
@@ -10882,7 +10112,7 @@
                     </pic:cNvPicPr>
                   </pic:nvPicPr>
                   <pic:blipFill>
-                    <a:blip r:embed="rId18" cstate="print">
+                    <a:blip r:embed="rId17" cstate="print">
                       <a:extLst>
                         <a:ext uri="{28A0092B-C50C-407E-A947-70E740481C1C}">
                           <a14:useLocalDpi xmlns:a14="http://schemas.microsoft.com/office/drawing/2010/main" val="0"/>
@@ -10922,12 +10152,9 @@
           <w:bCs/>
         </w:rPr>
       </w:pPr>
-      <w:r/>
-      <w:r>
-        <w:rPr>
-          <w:rFonts w:ascii="Times New Roman" w:hAnsi="Times New Roman"/>
+      <w:r>
+        <w:rPr>
           <w:b/>
-          <w:sz w:val="24"/>
         </w:rPr>
         <w:t>Figure 3.6: Activity Diagram for AI Text Detector</w:t>
       </w:r>
@@ -10936,45 +10163,39 @@
       <w:pPr>
         <w:spacing w:line="360" w:lineRule="auto"/>
       </w:pPr>
-      <w:r/>
-      <w:r>
-        <w:rPr>
-          <w:rFonts w:ascii="Times New Roman" w:hAnsi="Times New Roman"/>
-          <w:sz w:val="24"/>
-        </w:rPr>
-        <w:t>Figure 3.6 details this workflow. The process starts with text validation. If the word count is under 10 words, the analysis halts with a warning. Otherwise, tokenization proceeds. The statistical NLP, KNN, and Cosine Similarity modules execute, formatting mathematical values. Finally, the controller updates the UI charts, highlights the sentence perplexities, and updates the MathJax resolution panel.</w:t>
+      <w:r>
+        <w:t xml:space="preserve">Figure 3.6 details this workflow. The process starts with text validation. If the word count is under 10 words, the analysis halts with a warning. Otherwise, tokenization proceeds. The statistical NLP, KNN, and Cosine Similarity modules execute, formatting mathematical values. </w:t>
+      </w:r>
+      <w:r>
+        <w:lastRenderedPageBreak/>
+        <w:t>Finally, the controller updates the UI charts, highlights the sentence perplexities, and updates the MathJax resolution panel.</w:t>
       </w:r>
     </w:p>
     <w:p>
       <w:pPr>
         <w:pStyle w:val="Heading2"/>
       </w:pPr>
-      <w:bookmarkStart w:id="31" w:name="_Toc231875510"/>
+      <w:bookmarkStart w:id="27" w:name="_Toc231875510"/>
       <w:r>
         <w:t>3.2. System Design</w:t>
       </w:r>
-      <w:bookmarkEnd w:id="31"/>
+      <w:bookmarkEnd w:id="27"/>
     </w:p>
     <w:p>
       <w:pPr>
         <w:pStyle w:val="Heading3"/>
       </w:pPr>
-      <w:bookmarkStart w:id="32" w:name="_Toc231875511"/>
+      <w:bookmarkStart w:id="28" w:name="_Toc231875511"/>
       <w:r>
         <w:t>3.2.1. Component Diagram</w:t>
       </w:r>
-      <w:bookmarkEnd w:id="32"/>
+      <w:bookmarkEnd w:id="28"/>
     </w:p>
     <w:p>
       <w:pPr>
         <w:spacing w:line="360" w:lineRule="auto"/>
       </w:pPr>
-      <w:r/>
-      <w:r>
-        <w:rPr>
-          <w:rFonts w:ascii="Times New Roman" w:hAnsi="Times New Roman"/>
-          <w:sz w:val="24"/>
-        </w:rPr>
+      <w:r>
         <w:t>The component diagram shows the modular architecture of the AI Text Detector. The HTML5 dashboard serves as the user interface, communicating with the app.js controller. The controller coordinates the FileParser class (which references PDF.js and Mammoth.js libraries), the PerplexityAnalyzer, the KNNClassifier, the CosineSimilarityAnalyzer, and the ChartRenderer module. The ChartRenderer calls the SVG graphics engine to draw visualization charts, and the app.js controller invokes the MathJax library to typeset mathematical equations.</w:t>
       </w:r>
     </w:p>
@@ -10987,7 +10208,6 @@
         <w:rPr>
           <w:noProof/>
         </w:rPr>
-        <w:lastRenderedPageBreak/>
         <w:drawing>
           <wp:inline distT="0" distB="0" distL="0" distR="0" wp14:anchorId="00FA984D" wp14:editId="4910BF57">
             <wp:extent cx="5037827" cy="3132092"/>
@@ -11006,7 +10226,7 @@
                     </pic:cNvPicPr>
                   </pic:nvPicPr>
                   <pic:blipFill>
-                    <a:blip r:embed="rId19" cstate="print">
+                    <a:blip r:embed="rId18" cstate="print">
                       <a:extLst>
                         <a:ext uri="{28A0092B-C50C-407E-A947-70E740481C1C}">
                           <a14:useLocalDpi xmlns:a14="http://schemas.microsoft.com/office/drawing/2010/main" val="0"/>
@@ -11046,12 +10266,9 @@
           <w:bCs/>
         </w:rPr>
       </w:pPr>
-      <w:r/>
-      <w:r>
-        <w:rPr>
-          <w:rFonts w:ascii="Times New Roman" w:hAnsi="Times New Roman"/>
+      <w:r>
+        <w:rPr>
           <w:b/>
-          <w:sz w:val="24"/>
         </w:rPr>
         <w:t>Figure 3.7: Component Diagram for AI Text Detector</w:t>
       </w:r>
@@ -11060,23 +10277,22 @@
       <w:pPr>
         <w:pStyle w:val="Heading3"/>
       </w:pPr>
-      <w:bookmarkStart w:id="33" w:name="_Toc231875512"/>
+      <w:bookmarkStart w:id="29" w:name="_Toc231875512"/>
       <w:r>
         <w:t>3.2.2. Deployment Diagram</w:t>
       </w:r>
-      <w:bookmarkEnd w:id="33"/>
+      <w:bookmarkEnd w:id="29"/>
     </w:p>
     <w:p>
       <w:pPr>
         <w:spacing w:line="360" w:lineRule="auto"/>
       </w:pPr>
-      <w:r/>
-      <w:r>
-        <w:rPr>
-          <w:rFonts w:ascii="Times New Roman" w:hAnsi="Times New Roman"/>
-          <w:sz w:val="24"/>
-        </w:rPr>
-        <w:t>The deployment diagram illustrates the system's local execution model. The entire application runs client-side inside the user's browser sandbox. The HTML5 dashboard, the JavaScript execution engine, the local training set dataset in memory, and the FileReader API operate within the browser runtime environment, eliminating server connections and database storage overhead.</w:t>
+      <w:r>
+        <w:t xml:space="preserve">The deployment diagram illustrates the system's local execution model. The entire application runs client-side inside the user's browser sandbox. The HTML5 dashboard, the JavaScript execution engine, the local training set dataset in memory, and the FileReader API operate </w:t>
+      </w:r>
+      <w:r>
+        <w:lastRenderedPageBreak/>
+        <w:t>within the browser runtime environment, eliminating server connections and database storage overhead.</w:t>
       </w:r>
     </w:p>
     <w:p>
@@ -11087,7 +10303,6 @@
         <w:rPr>
           <w:noProof/>
         </w:rPr>
-        <w:lastRenderedPageBreak/>
         <w:drawing>
           <wp:inline distT="0" distB="0" distL="0" distR="0" wp14:anchorId="688A333E" wp14:editId="0410C2FF">
             <wp:extent cx="5715000" cy="2209800"/>
@@ -11106,7 +10321,7 @@
                     </pic:cNvPicPr>
                   </pic:nvPicPr>
                   <pic:blipFill>
-                    <a:blip r:embed="rId20">
+                    <a:blip r:embed="rId19">
                       <a:extLst>
                         <a:ext uri="{28A0092B-C50C-407E-A947-70E740481C1C}">
                           <a14:useLocalDpi xmlns:a14="http://schemas.microsoft.com/office/drawing/2010/main" val="0"/>
@@ -11147,12 +10362,9 @@
           <w:bCs/>
         </w:rPr>
       </w:pPr>
-      <w:r/>
-      <w:r>
-        <w:rPr>
-          <w:rFonts w:ascii="Times New Roman" w:hAnsi="Times New Roman"/>
+      <w:r>
+        <w:rPr>
           <w:b/>
-          <w:sz w:val="24"/>
         </w:rPr>
         <w:t>Figure 3.8: Deployment Diagram for AI Text Detector</w:t>
       </w:r>
@@ -11161,11 +10373,11 @@
       <w:pPr>
         <w:pStyle w:val="Heading2"/>
       </w:pPr>
-      <w:bookmarkStart w:id="34" w:name="_Toc231875513"/>
+      <w:bookmarkStart w:id="30" w:name="_Toc231875513"/>
       <w:r>
         <w:t>3.3. Algorithm Details</w:t>
       </w:r>
-      <w:bookmarkEnd w:id="34"/>
+      <w:bookmarkEnd w:id="30"/>
     </w:p>
     <w:p>
       <w:pPr>
@@ -11174,7 +10386,6 @@
           <w:bCs/>
         </w:rPr>
       </w:pPr>
-      <w:r/>
       <w:r>
         <w:t>3.3.1. Statistical NLP Algorithm (Perplexity &amp; Burstiness)</w:t>
       </w:r>
@@ -11183,12 +10394,7 @@
       <w:pPr>
         <w:spacing w:after="0" w:line="360" w:lineRule="auto"/>
       </w:pPr>
-      <w:r/>
-      <w:r>
-        <w:rPr>
-          <w:rFonts w:ascii="Times New Roman" w:hAnsi="Times New Roman"/>
-          <w:sz w:val="24"/>
-        </w:rPr>
+      <w:r>
         <w:t>The Statistical NLP Algorithm evaluates basic linguistic statistics of the text to identify machine-generated patterns. Large Language Models generate text by predicting the next most likely token, leading to uniform sentence structures and vocabulary repetition. This engine measures sentence length standard deviation (burstiness) and Type-Token Ratio (TTR) to identify these uniformities.</w:t>
       </w:r>
     </w:p>
@@ -11196,12 +10402,7 @@
       <w:pPr>
         <w:spacing w:after="0" w:line="360" w:lineRule="auto"/>
       </w:pPr>
-      <w:r/>
-      <w:r>
-        <w:rPr>
-          <w:rFonts w:ascii="Times New Roman" w:hAnsi="Times New Roman"/>
-          <w:sz w:val="24"/>
-        </w:rPr>
+      <w:r>
         <w:t>The analysis runs locally. The system tokenizes the text into sentences and words, computes average sentence length, and evaluates sentence length variance. It also calculates TTR as the ratio of unique words to total words, and penalizes predictable vocabulary using a database of common bigrams and AI-favored words.</w:t>
       </w:r>
     </w:p>
@@ -11209,28 +10410,16 @@
       <w:pPr>
         <w:spacing w:line="360" w:lineRule="auto"/>
       </w:pPr>
-      <w:r/>
-      <w:r>
-        <w:rPr>
-          <w:rFonts w:ascii="Times New Roman" w:hAnsi="Times New Roman"/>
-          <w:sz w:val="24"/>
-        </w:rPr>
-        <w:t>The final Statistical NLP score is computed as a weighted sum of the burstiness factor, TTR factor, and predictability factor: $\text{Score}</w:t>
-      </w:r>
-      <w:r>
-        <w:rPr>
-          <w:rFonts w:ascii="Times New Roman" w:hAnsi="Times New Roman"/>
-          <w:sz w:val="24"/>
-        </w:rPr>
-        <w:t>1 = 0.30 \times \text{Burstiness Factor} + 0.20 \times \text{TTR Factor} + 0.50 \times \text{Predictability Factor}$.</w:t>
+      <w:r>
+        <w:t>The final Statistical NLP score is computed as a weighted sum of the burstiness factor, TTR factor, and predictability factor: $\text{Score}1 = 0.30 \times \text{Burstiness Factor} + 0.20 \times \text{TTR Factor} + 0.50 \times \text{Predictability Factor}$.</w:t>
       </w:r>
     </w:p>
     <w:p>
       <w:pPr>
         <w:pStyle w:val="Heading3"/>
       </w:pPr>
-      <w:r/>
-      <w:r>
+      <w:r>
+        <w:lastRenderedPageBreak/>
         <w:t>3.3.2. KNN Classifier</w:t>
       </w:r>
     </w:p>
@@ -11238,12 +10427,7 @@
       <w:pPr>
         <w:spacing w:after="0" w:line="360" w:lineRule="auto"/>
       </w:pPr>
-      <w:r/>
-      <w:r>
-        <w:rPr>
-          <w:rFonts w:ascii="Times New Roman" w:hAnsi="Times New Roman"/>
-          <w:sz w:val="24"/>
-        </w:rPr>
+      <w:r>
         <w:t>The K-Nearest Neighbors Classifier maps the document's syntactic features into a 5-dimensional feature space, comparing the document vector against a pre-curated training set of human and AI articles. The 5 extracted features are:</w:t>
       </w:r>
     </w:p>
@@ -11256,12 +10440,7 @@
         </w:numPr>
         <w:spacing w:after="0" w:line="360" w:lineRule="auto"/>
       </w:pPr>
-      <w:r/>
-      <w:r>
-        <w:rPr>
-          <w:rFonts w:ascii="Times New Roman" w:hAnsi="Times New Roman"/>
-          <w:sz w:val="24"/>
-        </w:rPr>
+      <w:r>
         <w:t>1.  Lexical Diversity: Type-Token Ratio normalized against document length.</w:t>
       </w:r>
     </w:p>
@@ -11274,12 +10453,7 @@
         </w:numPr>
         <w:spacing w:after="0" w:line="360" w:lineRule="auto"/>
       </w:pPr>
-      <w:r/>
-      <w:r>
-        <w:rPr>
-          <w:rFonts w:ascii="Times New Roman" w:hAnsi="Times New Roman"/>
-          <w:sz w:val="24"/>
-        </w:rPr>
+      <w:r>
         <w:t>2.  Sentence Length Uniformity: Sentence length standard deviation mapped to a 0-1 scale.</w:t>
       </w:r>
     </w:p>
@@ -11292,12 +10466,7 @@
         </w:numPr>
         <w:spacing w:after="0" w:line="360" w:lineRule="auto"/>
       </w:pPr>
-      <w:r/>
-      <w:r>
-        <w:rPr>
-          <w:rFonts w:ascii="Times New Roman" w:hAnsi="Times New Roman"/>
-          <w:sz w:val="24"/>
-        </w:rPr>
+      <w:r>
         <w:t>3.  AI Word Density: Frequency of transitional keywords favored by language models.</w:t>
       </w:r>
     </w:p>
@@ -11310,12 +10479,7 @@
         </w:numPr>
         <w:spacing w:after="0" w:line="360" w:lineRule="auto"/>
       </w:pPr>
-      <w:r/>
-      <w:r>
-        <w:rPr>
-          <w:rFonts w:ascii="Times New Roman" w:hAnsi="Times New Roman"/>
-          <w:sz w:val="24"/>
-        </w:rPr>
+      <w:r>
         <w:t>4.  Readability Index Consistency: The Coleman-Liau Readability Index normalized against grade 13.</w:t>
       </w:r>
     </w:p>
@@ -11328,12 +10492,7 @@
         </w:numPr>
         <w:spacing w:after="0" w:line="360" w:lineRule="auto"/>
       </w:pPr>
-      <w:r/>
-      <w:r>
-        <w:rPr>
-          <w:rFonts w:ascii="Times New Roman" w:hAnsi="Times New Roman"/>
-          <w:sz w:val="24"/>
-        </w:rPr>
+      <w:r>
         <w:t>5.  Punctuation Density: Density of punctuation marks per 100 words normalized against standard student writing.</w:t>
       </w:r>
     </w:p>
@@ -11341,48 +10500,14 @@
       <w:pPr>
         <w:spacing w:line="360" w:lineRule="auto"/>
       </w:pPr>
-      <w:r/>
-      <w:r>
-        <w:rPr>
-          <w:rFonts w:ascii="Times New Roman" w:hAnsi="Times New Roman"/>
-          <w:sz w:val="24"/>
-        </w:rPr>
-        <w:t>The distance to each training vector is computed using Euclidean distance: $d(\mathbf{u}, \mathbf{w}) = \sqrt{\sum</w:t>
-      </w:r>
-      <w:r>
-        <w:rPr>
-          <w:rFonts w:ascii="Times New Roman" w:hAnsi="Times New Roman"/>
-          <w:sz w:val="24"/>
-        </w:rPr>
-        <w:t>{i=1}^{5} (u</w:t>
-      </w:r>
-      <w:r>
-        <w:rPr>
-          <w:rFonts w:ascii="Times New Roman" w:hAnsi="Times New Roman"/>
-          <w:sz w:val="24"/>
-        </w:rPr>
-        <w:t>i - w</w:t>
-      </w:r>
-      <w:r>
-        <w:rPr>
-          <w:rFonts w:ascii="Times New Roman" w:hAnsi="Times New Roman"/>
-          <w:sz w:val="24"/>
-        </w:rPr>
-        <w:t>i)^2}$. The distances are sorted, the 5 nearest neighbors are extracted, and the classification probability is calculated as: $\text{Score}</w:t>
-      </w:r>
-      <w:r>
-        <w:rPr>
-          <w:rFonts w:ascii="Times New Roman" w:hAnsi="Times New Roman"/>
-          <w:sz w:val="24"/>
-        </w:rPr>
-        <w:t>2 = \frac{\text{AI Votes}}{5} \times 100$.</w:t>
+      <w:r>
+        <w:t>The distance to each training vector is computed using Euclidean distance: $d(\mathbf{u}, \mathbf{w}) = \sqrt{\sum{i=1}^{5} (ui - wi)^2}$. The distances are sorted, the 5 nearest neighbors are extracted, and the classification probability is calculated as: $\text{Score}2 = \frac{\text{AI Votes}}{5} \times 100$.</w:t>
       </w:r>
     </w:p>
     <w:p>
       <w:pPr>
         <w:pStyle w:val="Heading3"/>
       </w:pPr>
-      <w:r/>
       <w:r>
         <w:t>3.3.3. Cosine Similarity (Vector Space Model)</w:t>
       </w:r>
@@ -11391,12 +10516,7 @@
       <w:pPr>
         <w:spacing w:after="0" w:line="360" w:lineRule="auto"/>
       </w:pPr>
-      <w:r/>
-      <w:r>
-        <w:rPr>
-          <w:rFonts w:ascii="Times New Roman" w:hAnsi="Times New Roman"/>
-          <w:sz w:val="24"/>
-        </w:rPr>
+      <w:r>
         <w:t>The Cosine Similarity engine evaluates semantic and syntactic alignments. It maps the document's syntax footprint into a 5-dimensional vector representing the frequency of stylistic markers: first-person pronouns, complex conjunctions, intensifiers, passive voice, and Hapax Legomena. This vector is then compared against pre-defined human and AI prototype vectors.</w:t>
       </w:r>
     </w:p>
@@ -11409,12 +10529,7 @@
         </w:numPr>
         <w:spacing w:after="0" w:line="360" w:lineRule="auto"/>
       </w:pPr>
-      <w:r/>
-      <w:r>
-        <w:rPr>
-          <w:rFonts w:ascii="Times New Roman" w:hAnsi="Times New Roman"/>
-          <w:sz w:val="24"/>
-        </w:rPr>
+      <w:r>
         <w:t>1.  First-Person Pronouns: Frequency of pronouns like 'I', 'me', 'my', 'we'.</w:t>
       </w:r>
     </w:p>
@@ -11427,12 +10542,7 @@
         </w:numPr>
         <w:spacing w:after="0" w:line="360" w:lineRule="auto"/>
       </w:pPr>
-      <w:r/>
-      <w:r>
-        <w:rPr>
-          <w:rFonts w:ascii="Times New Roman" w:hAnsi="Times New Roman"/>
-          <w:sz w:val="24"/>
-        </w:rPr>
+      <w:r>
         <w:t>2.  Complex Conjunctions: Frequency of transition words like 'furthermore', 'nevertheless', 'consequently'.</w:t>
       </w:r>
     </w:p>
@@ -11440,12 +10550,7 @@
       <w:pPr>
         <w:spacing w:after="0" w:line="360" w:lineRule="auto"/>
       </w:pPr>
-      <w:r/>
-      <w:r>
-        <w:rPr>
-          <w:rFonts w:ascii="Times New Roman" w:hAnsi="Times New Roman"/>
-          <w:sz w:val="24"/>
-        </w:rPr>
+      <w:r>
         <w:t>3.  Intensifiers: Frequency of words like 'extremely', 'completely', 'absolutely'.</w:t>
       </w:r>
     </w:p>
@@ -11458,12 +10563,7 @@
         </w:numPr>
         <w:spacing w:line="360" w:lineRule="auto"/>
       </w:pPr>
-      <w:r/>
-      <w:r>
-        <w:rPr>
-          <w:rFonts w:ascii="Times New Roman" w:hAnsi="Times New Roman"/>
-          <w:sz w:val="24"/>
-        </w:rPr>
+      <w:r>
         <w:t>4.  Passive Voice Index: Matches passive auxiliary verbs followed by past participles.</w:t>
       </w:r>
     </w:p>
@@ -11476,12 +10576,7 @@
         </w:numPr>
         <w:spacing w:line="360" w:lineRule="auto"/>
       </w:pPr>
-      <w:r/>
-      <w:r>
-        <w:rPr>
-          <w:rFonts w:ascii="Times New Roman" w:hAnsi="Times New Roman"/>
-          <w:sz w:val="24"/>
-        </w:rPr>
+      <w:r>
         <w:t>5.  Hapax Legomena Ratio: Density of words occurring only once in the text.</w:t>
       </w:r>
     </w:p>
@@ -11494,27 +10589,8 @@
         </w:numPr>
         <w:spacing w:after="0" w:line="360" w:lineRule="auto"/>
       </w:pPr>
-      <w:r/>
-      <w:r>
-        <w:rPr>
-          <w:rFonts w:ascii="Times New Roman" w:hAnsi="Times New Roman"/>
-          <w:sz w:val="24"/>
-        </w:rPr>
-        <w:t>The syntax vector $\mathbf{s}$ is compared to the AI prototype $\mathbf{p}</w:t>
-      </w:r>
-      <w:r>
-        <w:rPr>
-          <w:rFonts w:ascii="Times New Roman" w:hAnsi="Times New Roman"/>
-          <w:sz w:val="24"/>
-        </w:rPr>
-        <w:t>{\text{AI}}$ and human prototype $\mathbf{p}</w:t>
-      </w:r>
-      <w:r>
-        <w:rPr>
-          <w:rFonts w:ascii="Times New Roman" w:hAnsi="Times New Roman"/>
-          <w:sz w:val="24"/>
-        </w:rPr>
-        <w:t>{\text{Human}}$ vectors:</w:t>
+      <w:r>
+        <w:t>The syntax vector $\mathbf{s}$ is compared to the AI prototype $\mathbf{p}{\text{AI}}$ and human prototype $\mathbf{p}{\text{Human}}$ vectors:</w:t>
       </w:r>
     </w:p>
     <w:p>
@@ -11545,28 +10621,86 @@
           <w:sz w:val="24"/>
         </w:rPr>
         <w:t>{\text{Human}} = [0.65, 0.20, 0.25, 0.28, 0.78]$$</w:t>
-      </w:r>
-    </w:p>
-    <w:p>
-      <w:pPr>
-        <w:pStyle w:val="Heading3"/>
-      </w:pPr>
-      <w:r/>
-      <w:r>
-        <w:t>3.3.4. Severity Scoring / Weighted Ensemble</w:t>
-      </w:r>
-    </w:p>
-    <w:p>
-      <w:pPr>
-        <w:spacing w:after="0" w:line="360" w:lineRule="auto"/>
-      </w:pPr>
-      <w:r/>
+        <w:br/>
+        <w:br/>
+        <w:t>The Cosine Similarity score is calculated based on the similarity angles to the prototype vectors using the standard dot product equation:</w:t>
+        <w:br/>
+        <w:br/>
+        <w:t>$$\cos(\theta) = \frac{\mathbf{A} \cdot \mathbf{B}}{\|\mathbf{A}\| \|\mathbf{B}\|} = \frac{\sum A</w:t>
+      </w:r>
       <w:r>
         <w:rPr>
           <w:rFonts w:ascii="Times New Roman" w:hAnsi="Times New Roman"/>
           <w:sz w:val="24"/>
         </w:rPr>
-        <w:t>The Cosine Similarity score is calculated based on the similarity angles to the prototypes:</w:t>
+        <w:t>i B</w:t>
+      </w:r>
+      <w:r>
+        <w:rPr>
+          <w:rFonts w:ascii="Times New Roman" w:hAnsi="Times New Roman"/>
+          <w:sz w:val="24"/>
+        </w:rPr>
+        <w:t>i}{\sqrt{\sum A</w:t>
+      </w:r>
+      <w:r>
+        <w:rPr>
+          <w:rFonts w:ascii="Times New Roman" w:hAnsi="Times New Roman"/>
+          <w:sz w:val="24"/>
+        </w:rPr>
+        <w:t>i^2} \sqrt{\sum B</w:t>
+      </w:r>
+      <w:r>
+        <w:rPr>
+          <w:rFonts w:ascii="Times New Roman" w:hAnsi="Times New Roman"/>
+          <w:sz w:val="24"/>
+        </w:rPr>
+        <w:t>i^2}}$$</w:t>
+        <w:br/>
+        <w:br/>
+        <w:t>$$\text{Score}</w:t>
+      </w:r>
+      <w:r>
+        <w:rPr>
+          <w:rFonts w:ascii="Times New Roman" w:hAnsi="Times New Roman"/>
+          <w:sz w:val="24"/>
+        </w:rPr>
+        <w:t>3 = \frac{(\cos(\theta</w:t>
+      </w:r>
+      <w:r>
+        <w:rPr>
+          <w:rFonts w:ascii="Times New Roman" w:hAnsi="Times New Roman"/>
+          <w:sz w:val="24"/>
+        </w:rPr>
+        <w:t>{\text{AI}}) - \cos(\theta</w:t>
+      </w:r>
+      <w:r>
+        <w:rPr>
+          <w:rFonts w:ascii="Times New Roman" w:hAnsi="Times New Roman"/>
+          <w:sz w:val="24"/>
+        </w:rPr>
+        <w:t>{\text{Human}})) + 1}{2} \times 100$$</w:t>
+      </w:r>
+    </w:p>
+    <w:p>
+      <w:pPr>
+        <w:pStyle w:val="Heading3"/>
+      </w:pPr>
+      <w:r/>
+      <w:r>
+        <w:t>3.3.4. Heuristic Grammar &amp; Typography Analyzer</w:t>
+      </w:r>
+    </w:p>
+    <w:p>
+      <w:pPr>
+        <w:spacing w:after="0" w:line="360" w:lineRule="auto"/>
+      </w:pPr>
+      <w:r/>
+      <w:r>
+        <w:rPr>
+          <w:rFonts w:ascii="Times New Roman" w:hAnsi="Times New Roman"/>
+          <w:sz w:val="24"/>
+        </w:rPr>
+        <w:t>The Heuristic Grammar &amp; Typography Analyzer evaluates the input text for common grammatical slips, capitalization errors, double negatives, punctuation spacing issues, and duplicate words. Since Large Language Models are trained on massive corpuses and output grammatically flawless text, typographical and grammatical slip-ups are a strong indicator of human authorship. This engine parses text locally and applies weighted penalties for each matched heuristic rule.</w:t>
       </w:r>
     </w:p>
     <w:p>
@@ -11584,35 +10718,7 @@
           <w:rFonts w:ascii="Times New Roman" w:hAnsi="Times New Roman"/>
           <w:sz w:val="24"/>
         </w:rPr>
-        <w:t>$$\cos(\theta) = \frac{\mathbf{A} \cdot \mathbf{B}}{\|\mathbf{A}\| \|\mathbf{B}\|} = \frac{\sum A</w:t>
-      </w:r>
-      <w:r>
-        <w:rPr>
-          <w:rFonts w:ascii="Times New Roman" w:hAnsi="Times New Roman"/>
-          <w:sz w:val="24"/>
-        </w:rPr>
-        <w:t>i B</w:t>
-      </w:r>
-      <w:r>
-        <w:rPr>
-          <w:rFonts w:ascii="Times New Roman" w:hAnsi="Times New Roman"/>
-          <w:sz w:val="24"/>
-        </w:rPr>
-        <w:t>i}{\sqrt{\sum A</w:t>
-      </w:r>
-      <w:r>
-        <w:rPr>
-          <w:rFonts w:ascii="Times New Roman" w:hAnsi="Times New Roman"/>
-          <w:sz w:val="24"/>
-        </w:rPr>
-        <w:t>i^2} \sqrt{\sum B</w:t>
-      </w:r>
-      <w:r>
-        <w:rPr>
-          <w:rFonts w:ascii="Times New Roman" w:hAnsi="Times New Roman"/>
-          <w:sz w:val="24"/>
-        </w:rPr>
-        <w:t>i^2}}$$</w:t>
+        <w:t>The normalized penalty per 100 words is calculated, and the final Grammar Perfection Score is resolved using the following equations:</w:t>
       </w:r>
     </w:p>
     <w:p>
@@ -11630,28 +10736,45 @@
           <w:rFonts w:ascii="Times New Roman" w:hAnsi="Times New Roman"/>
           <w:sz w:val="24"/>
         </w:rPr>
-        <w:t>$$\text{Score}</w:t>
+        <w:t>$$\text{Penalty}</w:t>
       </w:r>
       <w:r>
         <w:rPr>
           <w:rFonts w:ascii="Times New Roman" w:hAnsi="Times New Roman"/>
           <w:sz w:val="24"/>
         </w:rPr>
-        <w:t>3 = \frac{(\cos(\theta</w:t>
+        <w:t>{\text{norm}} = \frac{\sum (\text{Rule Matches} \times \text{Weight})}{\max(10, \text{Word Count})} \times 100$$</w:t>
+        <w:br/>
+        <w:br/>
+        <w:t>$$\text{Score}</w:t>
       </w:r>
       <w:r>
         <w:rPr>
           <w:rFonts w:ascii="Times New Roman" w:hAnsi="Times New Roman"/>
           <w:sz w:val="24"/>
         </w:rPr>
-        <w:t>{\text{AI}}) - \cos(\theta</w:t>
+        <w:t>{\text{grammar}} = \max\left(0, 100 - 15 \times \text{Penalty}</w:t>
       </w:r>
       <w:r>
         <w:rPr>
           <w:rFonts w:ascii="Times New Roman" w:hAnsi="Times New Roman"/>
           <w:sz w:val="24"/>
         </w:rPr>
-        <w:t>{\text{Human}})) + 1}{2} \times 100$$</w:t>
+        <w:t>{\text{norm}}\right)$$</w:t>
+      </w:r>
+    </w:p>
+    <w:p>
+      <w:pPr>
+        <w:pStyle w:val="Heading3"/>
+        <w:numPr>
+          <w:ilvl w:val="0"/>
+          <w:numId w:val="11"/>
+        </w:numPr>
+        <w:spacing w:after="0" w:line="360" w:lineRule="auto"/>
+      </w:pPr>
+      <w:r/>
+      <w:r>
+        <w:t>3.3.5. Ensemble Scoring &amp; Grammar Calibration</w:t>
       </w:r>
     </w:p>
     <w:p>
@@ -11669,16 +10792,12 @@
           <w:rFonts w:ascii="Times New Roman" w:hAnsi="Times New Roman"/>
           <w:sz w:val="24"/>
         </w:rPr>
-        <w:t>The three algorithm outputs are combined using a weighted ensemble average to produce the final AI probability verdict:</w:t>
+        <w:t>The final AI probability verdict is calculated by compiling the weighted outputs of the three core algorithm scores (35% Perplexity &amp; Burstiness, 40% KNN Classifier, 25% Cosine Similarity), and then calibrating the result using the Grammar Perfection Score as a discount modifier. This discount factor ensures that the presence of human-like typos reduces the overall AI probability to minimize false positives.</w:t>
       </w:r>
     </w:p>
     <w:p>
       <w:pPr>
         <w:pStyle w:val="ListParagraph"/>
-        <w:numPr>
-          <w:ilvl w:val="0"/>
-          <w:numId w:val="11"/>
-        </w:numPr>
         <w:spacing w:after="0" w:line="360" w:lineRule="auto"/>
       </w:pPr>
       <w:r/>
@@ -11687,37 +10806,54 @@
           <w:rFonts w:ascii="Times New Roman" w:hAnsi="Times New Roman"/>
           <w:sz w:val="24"/>
         </w:rPr>
-        <w:t>$$\text{Final AI Probability} = (0.35 \times \text{Score}</w:t>
+        <w:t>$$\text{Final AI Probability} = \left(0.35 \times \text{Score}</w:t>
       </w:r>
       <w:r>
         <w:rPr>
           <w:rFonts w:ascii="Times New Roman" w:hAnsi="Times New Roman"/>
           <w:sz w:val="24"/>
         </w:rPr>
-        <w:t>1) + (0.40 \times \text{Score}</w:t>
+        <w:t>1 + 0.40 \times \text{Score}</w:t>
       </w:r>
       <w:r>
         <w:rPr>
           <w:rFonts w:ascii="Times New Roman" w:hAnsi="Times New Roman"/>
           <w:sz w:val="24"/>
         </w:rPr>
-        <w:t>2) + (0.25 \times \text{Score}</w:t>
+        <w:t>2 + 0.25 \times \text{Score}</w:t>
       </w:r>
       <w:r>
         <w:rPr>
           <w:rFonts w:ascii="Times New Roman" w:hAnsi="Times New Roman"/>
           <w:sz w:val="24"/>
         </w:rPr>
-        <w:t>3)$$</w:t>
-        <w:br/>
-        <w:br/>
-        <w:t>Classification verdicts are determined based on the final probability score:</w:t>
+        <w:t>3\right) \times \frac{\text{Score}</w:t>
+      </w:r>
+      <w:r>
+        <w:rPr>
+          <w:rFonts w:ascii="Times New Roman" w:hAnsi="Times New Roman"/>
+          <w:sz w:val="24"/>
+        </w:rPr>
+        <w:t>{\text{grammar}}}{100}$$</w:t>
       </w:r>
     </w:p>
     <w:p>
       <w:pPr>
         <w:pStyle w:val="ListParagraph"/>
-        <w:spacing w:after="0" w:line="360" w:lineRule="auto"/>
+        <w:spacing w:line="360" w:lineRule="auto"/>
+      </w:pPr>
+      <w:r/>
+      <w:r>
+        <w:rPr>
+          <w:rFonts w:ascii="Times New Roman" w:hAnsi="Times New Roman"/>
+          <w:sz w:val="24"/>
+        </w:rPr>
+        <w:t>Classification verdicts are determined based on the calibrated final probability score:</w:t>
+      </w:r>
+    </w:p>
+    <w:p>
+      <w:pPr>
+        <w:pStyle w:val="ListParagraph"/>
       </w:pPr>
       <w:r/>
       <w:r>
@@ -11739,7 +10875,7 @@
     <w:p>
       <w:pPr>
         <w:pStyle w:val="ListParagraph"/>
-        <w:spacing w:line="360" w:lineRule="auto"/>
+        <w:spacing w:after="0" w:line="360" w:lineRule="auto"/>
       </w:pPr>
       <w:r/>
       <w:r>
@@ -11757,18 +10893,6 @@
         </w:rPr>
         <w:t xml:space="preserve"> Mixed Signature (Purple Indicator).</w:t>
       </w:r>
-    </w:p>
-    <w:p>
-      <w:pPr>
-        <w:pStyle w:val="Heading3"/>
-      </w:pPr>
-      <w:r/>
-    </w:p>
-    <w:p>
-      <w:pPr>
-        <w:spacing w:after="0" w:line="360" w:lineRule="auto"/>
-      </w:pPr>
-      <w:r/>
     </w:p>
     <w:p>
       <w:pPr>
@@ -11780,6 +10904,21 @@
         <w:spacing w:after="0" w:line="360" w:lineRule="auto"/>
       </w:pPr>
       <w:r/>
+      <w:r>
+        <w:rPr>
+          <w:rFonts w:ascii="Times New Roman" w:hAnsi="Times New Roman"/>
+          <w:b/>
+          <w:sz w:val="24"/>
+        </w:rPr>
+        <w:t>Score &lt;= 40%:</w:t>
+      </w:r>
+      <w:r>
+        <w:rPr>
+          <w:rFonts w:ascii="Times New Roman" w:hAnsi="Times New Roman"/>
+          <w:sz w:val="24"/>
+        </w:rPr>
+        <w:t xml:space="preserve"> Human-Written (Cyan Indicator).</w:t>
+      </w:r>
     </w:p>
     <w:p>
       <w:pPr>
@@ -11790,7 +10929,6 @@
         </w:numPr>
         <w:spacing w:after="0" w:line="360" w:lineRule="auto"/>
       </w:pPr>
-      <w:r/>
     </w:p>
     <w:p>
       <w:pPr>
@@ -11801,7 +10939,6 @@
         </w:numPr>
         <w:spacing w:after="0" w:line="360" w:lineRule="auto"/>
       </w:pPr>
-      <w:r/>
     </w:p>
     <w:p>
       <w:pPr>
@@ -11812,25 +10949,21 @@
         </w:numPr>
         <w:spacing w:after="0" w:line="360" w:lineRule="auto"/>
       </w:pPr>
-      <w:r/>
     </w:p>
     <w:p>
       <w:pPr>
         <w:spacing w:line="360" w:lineRule="auto"/>
       </w:pPr>
-      <w:r/>
     </w:p>
     <w:p>
       <w:pPr>
         <w:pStyle w:val="Heading3"/>
       </w:pPr>
-      <w:r/>
     </w:p>
     <w:p>
       <w:pPr>
         <w:spacing w:after="0" w:line="360" w:lineRule="auto"/>
       </w:pPr>
-      <w:r/>
     </w:p>
     <w:p>
       <w:pPr>
@@ -11841,7 +10974,6 @@
         </w:numPr>
         <w:spacing w:line="360" w:lineRule="auto"/>
       </w:pPr>
-      <w:r/>
     </w:p>
     <w:p>
       <w:pPr>
@@ -11852,7 +10984,6 @@
         </w:numPr>
         <w:spacing w:line="360" w:lineRule="auto"/>
       </w:pPr>
-      <w:r/>
     </w:p>
     <w:p>
       <w:pPr>
@@ -11863,7 +10994,6 @@
         </w:numPr>
         <w:spacing w:line="360" w:lineRule="auto"/>
       </w:pPr>
-      <w:r/>
     </w:p>
     <w:p>
       <w:pPr>
@@ -11874,31 +11004,26 @@
         </w:numPr>
         <w:spacing w:after="0" w:line="360" w:lineRule="auto"/>
       </w:pPr>
-      <w:r/>
     </w:p>
     <w:p>
       <w:pPr>
         <w:spacing w:after="0" w:line="360" w:lineRule="auto"/>
       </w:pPr>
-      <w:r/>
     </w:p>
     <w:p>
       <w:pPr>
         <w:spacing w:line="360" w:lineRule="auto"/>
       </w:pPr>
-      <w:r/>
     </w:p>
     <w:p>
       <w:pPr>
         <w:pStyle w:val="Heading3"/>
       </w:pPr>
-      <w:r/>
     </w:p>
     <w:p>
       <w:pPr>
         <w:spacing w:after="0" w:line="360" w:lineRule="auto"/>
       </w:pPr>
-      <w:r/>
     </w:p>
     <w:p>
       <w:pPr>
@@ -11909,7 +11034,6 @@
         </w:numPr>
         <w:spacing w:after="0" w:line="360" w:lineRule="auto"/>
       </w:pPr>
-      <w:r/>
     </w:p>
     <w:p>
       <w:pPr>
@@ -11920,7 +11044,6 @@
         </w:numPr>
         <w:spacing w:after="0" w:line="360" w:lineRule="auto"/>
       </w:pPr>
-      <w:r/>
     </w:p>
     <w:p>
       <w:pPr>
@@ -11931,7 +11054,6 @@
         </w:numPr>
         <w:spacing w:after="0" w:line="360" w:lineRule="auto"/>
       </w:pPr>
-      <w:r/>
     </w:p>
     <w:p>
       <w:pPr>
@@ -11942,7 +11064,6 @@
         </w:numPr>
         <w:spacing w:after="0" w:line="360" w:lineRule="auto"/>
       </w:pPr>
-      <w:r/>
     </w:p>
     <w:p>
       <w:pPr>
@@ -11953,25 +11074,21 @@
         </w:numPr>
         <w:spacing w:after="0" w:line="360" w:lineRule="auto"/>
       </w:pPr>
-      <w:r/>
     </w:p>
     <w:p>
       <w:pPr>
         <w:spacing w:after="0" w:line="360" w:lineRule="auto"/>
       </w:pPr>
-      <w:r/>
     </w:p>
     <w:p>
       <w:pPr>
         <w:spacing w:after="0" w:line="360" w:lineRule="auto"/>
       </w:pPr>
-      <w:r/>
     </w:p>
     <w:p>
       <w:pPr>
         <w:spacing w:after="0" w:line="360" w:lineRule="auto"/>
       </w:pPr>
-      <w:r/>
     </w:p>
     <w:p>
       <w:pPr>
@@ -11982,7 +11099,6 @@
         </w:numPr>
         <w:spacing w:line="360" w:lineRule="auto"/>
       </w:pPr>
-      <w:r/>
     </w:p>
     <w:p>
       <w:pPr>
@@ -11993,7 +11109,6 @@
         </w:numPr>
         <w:spacing w:line="360" w:lineRule="auto"/>
       </w:pPr>
-      <w:r/>
     </w:p>
     <w:p>
       <w:pPr>
@@ -12004,7 +11119,6 @@
         </w:numPr>
         <w:spacing w:line="360" w:lineRule="auto"/>
       </w:pPr>
-      <w:r/>
     </w:p>
     <w:p>
       <w:pPr>
@@ -12015,19 +11129,16 @@
         </w:numPr>
         <w:spacing w:line="360" w:lineRule="auto"/>
       </w:pPr>
-      <w:r/>
     </w:p>
     <w:p>
       <w:pPr>
         <w:pStyle w:val="Heading3"/>
       </w:pPr>
-      <w:r/>
     </w:p>
     <w:p>
       <w:pPr>
         <w:spacing w:after="0" w:line="360" w:lineRule="auto"/>
       </w:pPr>
-      <w:r/>
     </w:p>
     <w:p>
       <w:pPr>
@@ -12038,7 +11149,6 @@
         </w:numPr>
         <w:spacing w:line="360" w:lineRule="auto"/>
       </w:pPr>
-      <w:r/>
     </w:p>
     <w:p>
       <w:pPr>
@@ -12049,7 +11159,6 @@
         </w:numPr>
         <w:spacing w:line="360" w:lineRule="auto"/>
       </w:pPr>
-      <w:r/>
     </w:p>
     <w:p>
       <w:pPr>
@@ -12060,13 +11169,11 @@
         </w:numPr>
         <w:spacing w:after="0" w:line="360" w:lineRule="auto"/>
       </w:pPr>
-      <w:r/>
     </w:p>
     <w:p>
       <w:pPr>
         <w:spacing w:after="0" w:line="360" w:lineRule="auto"/>
       </w:pPr>
-      <w:r/>
     </w:p>
     <w:p>
       <w:pPr>
@@ -12077,7 +11184,6 @@
         </w:numPr>
         <w:spacing w:line="360" w:lineRule="auto"/>
       </w:pPr>
-      <w:r/>
     </w:p>
     <w:p>
       <w:pPr>
@@ -12088,7 +11194,6 @@
         </w:numPr>
         <w:spacing w:line="360" w:lineRule="auto"/>
       </w:pPr>
-      <w:r/>
     </w:p>
     <w:p>
       <w:pPr>
@@ -12099,25 +11204,21 @@
         </w:numPr>
         <w:spacing w:after="0" w:line="360" w:lineRule="auto"/>
       </w:pPr>
-      <w:r/>
     </w:p>
     <w:p>
       <w:pPr>
         <w:spacing w:line="360" w:lineRule="auto"/>
       </w:pPr>
-      <w:r/>
     </w:p>
     <w:p>
       <w:pPr>
         <w:pStyle w:val="Heading3"/>
       </w:pPr>
-      <w:r/>
     </w:p>
     <w:p>
       <w:pPr>
         <w:spacing w:after="0" w:line="360" w:lineRule="auto"/>
       </w:pPr>
-      <w:r/>
     </w:p>
     <w:p>
       <w:pPr>
@@ -12128,7 +11229,6 @@
         </w:numPr>
         <w:spacing w:after="0" w:line="360" w:lineRule="auto"/>
       </w:pPr>
-      <w:r/>
     </w:p>
     <w:p>
       <w:pPr>
@@ -12139,7 +11239,6 @@
         </w:numPr>
         <w:spacing w:after="0" w:line="360" w:lineRule="auto"/>
       </w:pPr>
-      <w:r/>
     </w:p>
     <w:p>
       <w:pPr>
@@ -12150,7 +11249,6 @@
         </w:numPr>
         <w:spacing w:after="0" w:line="360" w:lineRule="auto"/>
       </w:pPr>
-      <w:r/>
     </w:p>
     <w:p>
       <w:pPr>
@@ -12161,7 +11259,6 @@
         </w:numPr>
         <w:spacing w:after="0" w:line="360" w:lineRule="auto"/>
       </w:pPr>
-      <w:r/>
     </w:p>
     <w:p>
       <w:pPr>
@@ -12172,13 +11269,11 @@
         </w:numPr>
         <w:spacing w:after="0" w:line="360" w:lineRule="auto"/>
       </w:pPr>
-      <w:r/>
     </w:p>
     <w:p>
       <w:pPr>
         <w:spacing w:after="0" w:line="360" w:lineRule="auto"/>
       </w:pPr>
-      <w:r/>
     </w:p>
     <w:p>
       <w:pPr>
@@ -12189,7 +11284,6 @@
         </w:numPr>
         <w:spacing w:line="360" w:lineRule="auto"/>
       </w:pPr>
-      <w:r/>
     </w:p>
     <w:p>
       <w:pPr>
@@ -12200,7 +11294,6 @@
         </w:numPr>
         <w:spacing w:after="0" w:line="360" w:lineRule="auto"/>
       </w:pPr>
-      <w:r/>
     </w:p>
     <w:p>
       <w:pPr>
@@ -12211,25 +11304,21 @@
         </w:numPr>
         <w:spacing w:after="0" w:line="360" w:lineRule="auto"/>
       </w:pPr>
-      <w:r/>
     </w:p>
     <w:p>
       <w:pPr>
         <w:spacing w:line="360" w:lineRule="auto"/>
       </w:pPr>
-      <w:r/>
     </w:p>
     <w:p>
       <w:pPr>
         <w:pStyle w:val="Heading3"/>
       </w:pPr>
-      <w:r/>
     </w:p>
     <w:p>
       <w:pPr>
         <w:spacing w:after="0" w:line="360" w:lineRule="auto"/>
       </w:pPr>
-      <w:r/>
     </w:p>
     <w:p>
       <w:pPr>
@@ -12240,7 +11329,6 @@
         </w:numPr>
         <w:spacing w:after="0" w:line="360" w:lineRule="auto"/>
       </w:pPr>
-      <w:r/>
     </w:p>
     <w:p>
       <w:pPr>
@@ -12251,7 +11339,6 @@
         </w:numPr>
         <w:spacing w:after="0" w:line="360" w:lineRule="auto"/>
       </w:pPr>
-      <w:r/>
     </w:p>
     <w:p>
       <w:pPr>
@@ -12262,38 +11349,28 @@
         </w:numPr>
         <w:spacing w:after="0" w:line="360" w:lineRule="auto"/>
       </w:pPr>
-      <w:r/>
     </w:p>
     <w:p>
       <w:pPr>
         <w:spacing w:after="0" w:line="360" w:lineRule="auto"/>
       </w:pPr>
-      <w:r/>
     </w:p>
     <w:p>
       <w:pPr>
         <w:spacing w:after="0" w:line="360" w:lineRule="auto"/>
       </w:pPr>
-      <w:r/>
     </w:p>
     <w:p>
       <w:pPr>
         <w:pStyle w:val="Heading1"/>
       </w:pPr>
-      <w:r/>
     </w:p>
     <w:p>
       <w:pPr>
         <w:pStyle w:val="Heading1"/>
       </w:pPr>
       <w:r>
-        <w:t>IMPLEMENTATION AND TESTING</w:t>
-      </w:r>
-      <w:bookmarkEnd w:id="46"/>
-      <w:bookmarkEnd w:id="47"/>
-      <w:bookmarkEnd w:id="48"/>
-      <w:r>
-        <w:t xml:space="preserve">  </w:t>
+        <w:t xml:space="preserve">IMPLEMENTATION AND TESTING  </w:t>
       </w:r>
     </w:p>
     <w:p>
@@ -12301,14 +11378,14 @@
         <w:pStyle w:val="Heading2"/>
         <w:spacing w:line="360" w:lineRule="auto"/>
       </w:pPr>
-      <w:bookmarkStart w:id="49" w:name="_Toc231875525"/>
+      <w:bookmarkStart w:id="31" w:name="_Toc231875525"/>
       <w:r>
         <w:t xml:space="preserve">4.1. </w:t>
       </w:r>
       <w:r>
         <w:t>Implementation</w:t>
       </w:r>
-      <w:bookmarkEnd w:id="49"/>
+      <w:bookmarkEnd w:id="31"/>
     </w:p>
     <w:p>
       <w:pPr>
@@ -12318,7 +11395,7 @@
           <w:bCs/>
         </w:rPr>
       </w:pPr>
-      <w:bookmarkStart w:id="50" w:name="_Toc231875526"/>
+      <w:bookmarkStart w:id="32" w:name="_Toc231875526"/>
       <w:r>
         <w:t xml:space="preserve">4.1.1. </w:t>
       </w:r>
@@ -12328,1009 +11405,810 @@
         </w:rPr>
         <w:t>Tools Used</w:t>
       </w:r>
-      <w:bookmarkEnd w:id="50"/>
+      <w:bookmarkEnd w:id="32"/>
     </w:p>
     <w:p>
       <w:pPr>
         <w:spacing w:line="360" w:lineRule="auto"/>
       </w:pPr>
+      <w:r>
+        <w:rPr>
+          <w:b/>
+        </w:rPr>
+        <w:t>HTML5 &amp; CSS3 Variables:</w:t>
+      </w:r>
+      <w:r>
+        <w:t xml:space="preserve"> Used to build the single-page responsive layout and style the cards using a dark theme with glassmorphism overlays.</w:t>
+      </w:r>
+    </w:p>
+    <w:p>
+      <w:pPr>
+        <w:spacing w:before="0" w:after="160" w:line="360" w:lineRule="auto"/>
+      </w:pPr>
+      <w:r>
+        <w:rPr>
+          <w:b/>
+        </w:rPr>
+        <w:t>Vanilla JS (ES6):</w:t>
+      </w:r>
+      <w:r>
+        <w:t xml:space="preserve"> Powers all processing, text tokenization, and algorithm calculations locally in the browser sandbox.</w:t>
+      </w:r>
+    </w:p>
+    <w:p>
+      <w:pPr>
+        <w:spacing w:before="0" w:after="160" w:line="360" w:lineRule="auto"/>
+      </w:pPr>
+      <w:r>
+        <w:rPr>
+          <w:b/>
+        </w:rPr>
+        <w:t>MathJax v3:</w:t>
+      </w:r>
+      <w:r>
+        <w:t xml:space="preserve"> Renders standard LaTeX equations for statistical and vector formulas in the mathematical resolution panel.</w:t>
+      </w:r>
+    </w:p>
+    <w:p>
+      <w:pPr>
+        <w:spacing w:before="0" w:after="160" w:line="360" w:lineRule="auto"/>
+      </w:pPr>
+      <w:r>
+        <w:rPr>
+          <w:b/>
+        </w:rPr>
+        <w:t>PDF.js:</w:t>
+      </w:r>
+      <w:r>
+        <w:t xml:space="preserve"> Extracted text from PDF files client-side using asynchronous page parsing.</w:t>
+      </w:r>
+    </w:p>
+    <w:p>
+      <w:pPr>
+        <w:spacing w:before="0" w:after="160" w:line="360" w:lineRule="auto"/>
+        <w:rPr>
+          <w:b/>
+          <w:bCs/>
+        </w:rPr>
+      </w:pPr>
+      <w:r>
+        <w:rPr>
+          <w:b/>
+        </w:rPr>
+        <w:t>Mammoth.js:</w:t>
+      </w:r>
+      <w:r>
+        <w:t xml:space="preserve"> Parses Word document (</w:t>
+      </w:r>
+      <w:r>
+        <w:rPr>
+          <w:rFonts w:ascii="Courier New" w:hAnsi="Courier New"/>
+          <w:sz w:val="19"/>
+        </w:rPr>
+        <w:t>.docx</w:t>
+      </w:r>
+      <w:r>
+        <w:t>) file structures and extracts raw plain text client-side.</w:t>
+      </w:r>
+    </w:p>
+    <w:p>
+      <w:pPr>
+        <w:spacing w:before="0" w:after="160" w:line="360" w:lineRule="auto"/>
+        <w:rPr>
+          <w:b/>
+          <w:bCs/>
+        </w:rPr>
+      </w:pPr>
+      <w:r>
+        <w:rPr>
+          <w:b/>
+        </w:rPr>
+        <w:t>Lucide Icons:</w:t>
+      </w:r>
+      <w:r>
+        <w:t xml:space="preserve"> Provides clean, responsive SVG icons for the dashboard dashboard.</w:t>
+      </w:r>
+    </w:p>
+    <w:p>
+      <w:pPr>
+        <w:spacing w:before="0" w:after="160" w:line="360" w:lineRule="auto"/>
+        <w:rPr>
+          <w:b/>
+          <w:bCs/>
+        </w:rPr>
+      </w:pPr>
+    </w:p>
+    <w:p>
+      <w:pPr>
+        <w:spacing w:before="0" w:after="160" w:line="360" w:lineRule="auto"/>
+      </w:pPr>
+    </w:p>
+    <w:p>
+      <w:pPr>
+        <w:pStyle w:val="Heading2"/>
+      </w:pPr>
+      <w:r>
+        <w:t>4.1.2. Module Implementation Details</w:t>
+      </w:r>
+    </w:p>
+    <w:p>
+      <w:r>
+        <w:t>The following are the core client-side modules implemented in the AI Text Detector. The frontend interface is constructed using standard HTML5 markup, styled with custom CSS3 Variables. The Javascript logic is organized in different modules, which positively influences system maintenance, updates, and debugging procedures.</w:t>
+      </w:r>
+    </w:p>
+    <w:p>
+      <w:pPr>
+        <w:pStyle w:val="Heading3"/>
+      </w:pPr>
+      <w:r>
+        <w:t>4.1.2.1. FileParser Module</w:t>
+      </w:r>
+    </w:p>
+    <w:p>
+      <w:pPr>
+        <w:spacing w:line="360" w:lineRule="auto"/>
+      </w:pPr>
+      <w:r>
+        <w:t xml:space="preserve">The </w:t>
+      </w:r>
+      <w:r>
+        <w:rPr>
+          <w:rFonts w:ascii="Courier New" w:hAnsi="Courier New"/>
+          <w:sz w:val="19"/>
+        </w:rPr>
+        <w:t>FileParser</w:t>
+      </w:r>
+      <w:r>
+        <w:t xml:space="preserve"> module handles local file text extraction. It reads text directly from </w:t>
+      </w:r>
+      <w:r>
+        <w:rPr>
+          <w:rFonts w:ascii="Courier New" w:hAnsi="Courier New"/>
+          <w:sz w:val="19"/>
+        </w:rPr>
+        <w:t>.txt</w:t>
+      </w:r>
+      <w:r>
+        <w:t xml:space="preserve"> and </w:t>
+      </w:r>
+      <w:r>
+        <w:rPr>
+          <w:rFonts w:ascii="Courier New" w:hAnsi="Courier New"/>
+          <w:sz w:val="19"/>
+        </w:rPr>
+        <w:t>.md</w:t>
+      </w:r>
+      <w:r>
+        <w:t xml:space="preserve"> files using the FileReader API. For Word documents, it invokes the Mammoth.js library to convert the binary ZIP structure into clean plaintext. For PDF documents, it loads PDF.js, </w:t>
+      </w:r>
+      <w:r>
+        <w:lastRenderedPageBreak/>
+        <w:t>initializes the page loop asynchronously, and extracts text content from each page's text items, returning the full text to the main app controller.</w:t>
+      </w:r>
+    </w:p>
+    <w:p/>
+    <w:p>
+      <w:pPr>
+        <w:jc w:val="center"/>
+      </w:pPr>
+    </w:p>
+    <w:p>
+      <w:pPr>
+        <w:jc w:val="center"/>
+        <w:rPr>
+          <w:b/>
+          <w:bCs/>
+        </w:rPr>
+      </w:pPr>
+      <w:r>
+        <w:rPr>
+          <w:b/>
+        </w:rPr>
+        <w:t>Figure 4.1: Code Snippet of FileParser Module</w:t>
+      </w:r>
+    </w:p>
+    <w:p>
+      <w:pPr>
+        <w:pStyle w:val="Heading3"/>
+      </w:pPr>
+      <w:r>
+        <w:t>4.1.2.2. Perplexity &amp; Burstiness Module</w:t>
+      </w:r>
+    </w:p>
+    <w:p>
+      <w:pPr>
+        <w:spacing w:line="360" w:lineRule="auto"/>
+      </w:pPr>
+      <w:r>
+        <w:t xml:space="preserve">The </w:t>
+      </w:r>
+      <w:r>
+        <w:rPr>
+          <w:rFonts w:ascii="Courier New" w:hAnsi="Courier New"/>
+          <w:sz w:val="19"/>
+        </w:rPr>
+        <w:t>PerplexityAnalyzer</w:t>
+      </w:r>
+      <w:r>
+        <w:t xml:space="preserve"> class tokenizes input text into sentences and words. It calculates sentence length standard deviation to capture writing burstiness, and Type-Token Ratio (TTR) for lexical diversity. It also flags predictability features by evaluating the density of common bigrams and transitional words favored by language models, returning the computed Statistical NLP score.</w:t>
+      </w:r>
+    </w:p>
+    <w:p>
+      <w:pPr>
+        <w:spacing w:line="360" w:lineRule="auto"/>
+        <w:jc w:val="center"/>
+      </w:pPr>
+    </w:p>
+    <w:p>
+      <w:pPr>
+        <w:jc w:val="center"/>
+        <w:rPr>
+          <w:b/>
+          <w:bCs/>
+        </w:rPr>
+      </w:pPr>
+      <w:r>
+        <w:rPr>
+          <w:b/>
+        </w:rPr>
+        <w:t>Figure 4.2: Code Snippet of Perplexity &amp; Burstiness Module</w:t>
+      </w:r>
+    </w:p>
+    <w:p>
+      <w:pPr>
+        <w:pStyle w:val="Heading3"/>
+      </w:pPr>
+      <w:r>
+        <w:t>4.1.2.3. KNN Heuristic Feature Module</w:t>
+      </w:r>
+    </w:p>
+    <w:p>
+      <w:pPr>
+        <w:spacing w:after="0" w:line="360" w:lineRule="auto"/>
+      </w:pPr>
+      <w:r>
+        <w:t xml:space="preserve">The </w:t>
+      </w:r>
+      <w:r>
+        <w:rPr>
+          <w:rFonts w:ascii="Courier New" w:hAnsi="Courier New"/>
+          <w:sz w:val="19"/>
+        </w:rPr>
+        <w:t>KNNClassifier</w:t>
+      </w:r>
+      <w:r>
+        <w:t xml:space="preserve"> extracts the 5D feature vector: normalized TTR, sentence variance, AI word density, Coleman-Liau readability index, and punctuation density. It ensures all values are normalized to a 0-1 scale before running the distance classification engine.</w:t>
+      </w:r>
+    </w:p>
+    <w:p>
+      <w:pPr>
+        <w:spacing w:line="360" w:lineRule="auto"/>
+        <w:jc w:val="center"/>
+      </w:pPr>
+    </w:p>
+    <w:p>
+      <w:pPr>
+        <w:jc w:val="center"/>
+        <w:rPr>
+          <w:b/>
+          <w:bCs/>
+        </w:rPr>
+      </w:pPr>
+      <w:r>
+        <w:rPr>
+          <w:b/>
+        </w:rPr>
+        <w:t>Figure 4.3: Code Snippet of KNN Feature Module</w:t>
+      </w:r>
+    </w:p>
+    <w:p>
+      <w:pPr>
+        <w:pStyle w:val="Heading3"/>
+      </w:pPr>
+      <w:r>
+        <w:t>4.1.2.4. KNN Voting Classifier Module</w:t>
+      </w:r>
+    </w:p>
+    <w:p>
+      <w:pPr>
+        <w:spacing w:line="360" w:lineRule="auto"/>
+      </w:pPr>
+      <w:r>
+        <w:t xml:space="preserve">The </w:t>
+      </w:r>
+      <w:r>
+        <w:rPr>
+          <w:rFonts w:ascii="Courier New" w:hAnsi="Courier New"/>
+          <w:sz w:val="19"/>
+        </w:rPr>
+        <w:t>KNNClassifier.classify()</w:t>
+      </w:r>
+      <w:r>
+        <w:t xml:space="preserve"> function computes Euclidean distances to the training set vectors, sorts the neighbor list, extracts the 5 nearest neighbors ($K=5$), and determines the classification probability based on majority vote.</w:t>
+      </w:r>
+    </w:p>
+    <w:p>
+      <w:pPr>
+        <w:spacing w:line="360" w:lineRule="auto"/>
+        <w:jc w:val="center"/>
+      </w:pPr>
+    </w:p>
+    <w:p>
+      <w:pPr>
+        <w:jc w:val="center"/>
+        <w:rPr>
+          <w:b/>
+          <w:bCs/>
+        </w:rPr>
+      </w:pPr>
+      <w:r>
+        <w:rPr>
+          <w:b/>
+        </w:rPr>
+        <w:lastRenderedPageBreak/>
+        <w:t>Figure 4.4: Code Snippet of KNN Classifier Module</w:t>
+      </w:r>
+    </w:p>
+    <w:p>
+      <w:pPr>
+        <w:pStyle w:val="Heading3"/>
+      </w:pPr>
+      <w:r>
+        <w:t>4.1.2.5. Cosine Similarity Feature Module</w:t>
+      </w:r>
+    </w:p>
+    <w:p>
+      <w:pPr>
+        <w:spacing w:line="360" w:lineRule="auto"/>
+      </w:pPr>
+      <w:r>
+        <w:t xml:space="preserve">The </w:t>
+      </w:r>
+      <w:r>
+        <w:rPr>
+          <w:rFonts w:ascii="Courier New" w:hAnsi="Courier New"/>
+          <w:sz w:val="19"/>
+        </w:rPr>
+        <w:t>CosineSimilarityAnalyzer</w:t>
+      </w:r>
+      <w:r>
+        <w:t xml:space="preserve"> extracts the 5D syntactic profile representing first-person pronouns, complex conjunctions, intensifiers, passive voice, and Hapax Legomena, mapping them into normalized vector coordinates.</w:t>
+      </w:r>
+    </w:p>
+    <w:p>
+      <w:pPr>
+        <w:spacing w:line="360" w:lineRule="auto"/>
+        <w:jc w:val="center"/>
+      </w:pPr>
+    </w:p>
+    <w:p>
+      <w:pPr>
+        <w:jc w:val="center"/>
+        <w:rPr>
+          <w:b/>
+          <w:bCs/>
+        </w:rPr>
+      </w:pPr>
+      <w:r>
+        <w:rPr>
+          <w:b/>
+        </w:rPr>
+        <w:t>Figure 4.5: Code Snippet of Cosine Similarity Feature Module</w:t>
+      </w:r>
+    </w:p>
+    <w:p>
+      <w:pPr>
+        <w:spacing w:line="360" w:lineRule="auto"/>
+        <w:jc w:val="center"/>
+      </w:pPr>
+    </w:p>
+    <w:p>
+      <w:pPr>
+        <w:pStyle w:val="Heading3"/>
+      </w:pPr>
+      <w:r>
+        <w:t>4.1.2.6. Cosine Similarity Angle Module</w:t>
+      </w:r>
+    </w:p>
+    <w:p>
+      <w:pPr>
+        <w:spacing w:line="360" w:lineRule="auto"/>
+      </w:pPr>
+      <w:r>
+        <w:t xml:space="preserve">The </w:t>
+      </w:r>
+      <w:r>
+        <w:rPr>
+          <w:rFonts w:ascii="Courier New" w:hAnsi="Courier New"/>
+          <w:sz w:val="19"/>
+        </w:rPr>
+        <w:t>CosineSimilarityAnalyzer</w:t>
+      </w:r>
+      <w:r>
+        <w:t xml:space="preserve"> calculates similarity angles between the document syntax vector and the human/AI prototype vectors using the vector dot product, returning the similarity margin.</w:t>
+      </w:r>
+    </w:p>
+    <w:p>
+      <w:pPr>
+        <w:spacing w:line="360" w:lineRule="auto"/>
+        <w:jc w:val="center"/>
+      </w:pPr>
+    </w:p>
+    <w:p>
+      <w:pPr>
+        <w:jc w:val="center"/>
+        <w:rPr>
+          <w:b/>
+          <w:bCs/>
+        </w:rPr>
+      </w:pPr>
+      <w:r>
+        <w:rPr>
+          <w:b/>
+        </w:rPr>
+        <w:t>Figure 4.6: Code Snippet of Cosine Similarity Angle Module</w:t>
+      </w:r>
+    </w:p>
+    <w:p>
+      <w:pPr>
+        <w:pStyle w:val="Heading3"/>
+      </w:pPr>
+      <w:r>
+        <w:t>4.1.2.7. ChartRenderer Gauge Module</w:t>
+      </w:r>
+    </w:p>
+    <w:p>
+      <w:pPr>
+        <w:spacing w:line="360" w:lineRule="auto"/>
+      </w:pPr>
+      <w:r>
+        <w:t xml:space="preserve">The </w:t>
+      </w:r>
+      <w:r>
+        <w:rPr>
+          <w:rFonts w:ascii="Courier New" w:hAnsi="Courier New"/>
+          <w:sz w:val="19"/>
+        </w:rPr>
+        <w:t>ChartRenderer</w:t>
+      </w:r>
+      <w:r>
+        <w:t xml:space="preserve"> class renders a glowing semi-circular SVG gauge representing the overall AI probability, complete with color transition arcs (cyan to pink) and percentage text.</w:t>
+      </w:r>
+    </w:p>
+    <w:p>
+      <w:pPr>
+        <w:spacing w:line="360" w:lineRule="auto"/>
+        <w:jc w:val="center"/>
+      </w:pPr>
+    </w:p>
+    <w:p>
+      <w:pPr>
+        <w:jc w:val="center"/>
+        <w:rPr>
+          <w:b/>
+          <w:bCs/>
+        </w:rPr>
+      </w:pPr>
+      <w:r>
+        <w:rPr>
+          <w:b/>
+        </w:rPr>
+        <w:t>Figure 4.7: Code Snippet of ChartRenderer Gauge Module</w:t>
+      </w:r>
+    </w:p>
+    <w:p>
+      <w:pPr>
+        <w:pStyle w:val="Heading3"/>
+      </w:pPr>
+      <w:r>
+        <w:t>4.1.2.8. ChartRenderer Scatter Plot Module</w:t>
+      </w:r>
+    </w:p>
+    <w:p>
+      <w:pPr>
+        <w:spacing w:line="360" w:lineRule="auto"/>
+      </w:pPr>
+      <w:r>
+        <w:t xml:space="preserve">The </w:t>
+      </w:r>
+      <w:r>
+        <w:rPr>
+          <w:rFonts w:ascii="Courier New" w:hAnsi="Courier New"/>
+          <w:sz w:val="19"/>
+        </w:rPr>
+        <w:t>ChartRenderer</w:t>
+      </w:r>
+      <w:r>
+        <w:t xml:space="preserve"> draws a 2D SVG scatter plot to illustrate the KNN feature space, plotting the training set reference points and drawing a glowing coordinate marker for the active document.</w:t>
+      </w:r>
+    </w:p>
+    <w:p>
+      <w:pPr>
+        <w:spacing w:line="360" w:lineRule="auto"/>
+        <w:jc w:val="center"/>
+      </w:pPr>
+    </w:p>
+    <w:p>
+      <w:pPr>
+        <w:jc w:val="center"/>
+        <w:rPr>
+          <w:b/>
+          <w:bCs/>
+        </w:rPr>
+      </w:pPr>
+      <w:r>
+        <w:rPr>
+          <w:b/>
+        </w:rPr>
+        <w:lastRenderedPageBreak/>
+        <w:t>Figure 4.8: Code Snippet of ChartRenderer Scatter Plot Module</w:t>
+      </w:r>
+    </w:p>
+    <w:p>
+      <w:pPr>
+        <w:pStyle w:val="Heading3"/>
+      </w:pPr>
+      <w:r>
+        <w:t>4.1.2.9. ChartRenderer Radar Chart Module</w:t>
+      </w:r>
+    </w:p>
+    <w:p>
+      <w:pPr>
+        <w:spacing w:line="360" w:lineRule="auto"/>
+      </w:pPr>
+      <w:r>
+        <w:t xml:space="preserve">The </w:t>
+      </w:r>
+      <w:r>
+        <w:rPr>
+          <w:rFonts w:ascii="Courier New" w:hAnsi="Courier New"/>
+          <w:sz w:val="19"/>
+        </w:rPr>
+        <w:t>ChartRenderer</w:t>
+      </w:r>
+      <w:r>
+        <w:t xml:space="preserve"> draws a 5-axis SVG radar web, plotting document syntax dimensions and drawing comparison profiles against human and AI prototype boundaries.</w:t>
+      </w:r>
+    </w:p>
+    <w:p>
+      <w:pPr>
+        <w:spacing w:line="360" w:lineRule="auto"/>
+        <w:jc w:val="center"/>
+      </w:pPr>
+    </w:p>
+    <w:p>
+      <w:pPr>
+        <w:jc w:val="center"/>
+        <w:rPr>
+          <w:b/>
+          <w:bCs/>
+        </w:rPr>
+      </w:pPr>
+      <w:r>
+        <w:rPr>
+          <w:b/>
+        </w:rPr>
+        <w:t>Figure 4.9: Code Snippet of ChartRenderer Radar Chart Module</w:t>
+      </w:r>
+    </w:p>
+    <w:p>
+      <w:pPr>
+        <w:spacing w:line="360" w:lineRule="auto"/>
+        <w:jc w:val="center"/>
+      </w:pPr>
+    </w:p>
+    <w:p>
+      <w:pPr>
+        <w:pStyle w:val="Heading3"/>
+      </w:pPr>
+      <w:r>
+        <w:t>4.1.2.10. app.js Analysis Controller Module</w:t>
+      </w:r>
+    </w:p>
+    <w:p>
+      <w:pPr>
+        <w:spacing w:line="360" w:lineRule="auto"/>
+      </w:pPr>
+      <w:r>
+        <w:t xml:space="preserve">The main application controller in </w:t>
+      </w:r>
+      <w:r>
+        <w:rPr>
+          <w:rFonts w:ascii="Courier New" w:hAnsi="Courier New"/>
+          <w:sz w:val="19"/>
+        </w:rPr>
+        <w:t>app.js</w:t>
+      </w:r>
+      <w:r>
+        <w:t xml:space="preserve"> handles user actions, runs the analysis pipeline, computes the weighted ensemble score, and updates the dashboard visualization layout.</w:t>
+      </w:r>
+    </w:p>
+    <w:p>
+      <w:pPr>
+        <w:spacing w:line="360" w:lineRule="auto"/>
+        <w:jc w:val="center"/>
+      </w:pPr>
+    </w:p>
+    <w:p>
+      <w:pPr>
+        <w:jc w:val="center"/>
+        <w:rPr>
+          <w:b/>
+          <w:bCs/>
+        </w:rPr>
+      </w:pPr>
+      <w:r>
+        <w:rPr>
+          <w:b/>
+        </w:rPr>
+        <w:t>Figure 4.10: Code Snippet of app.js Analysis Controller Module</w:t>
+      </w:r>
+    </w:p>
+    <w:p>
+      <w:pPr>
+        <w:pStyle w:val="Heading3"/>
+      </w:pPr>
+      <w:r>
+        <w:t>4.1.2.11. app.js UI Event Listener Module</w:t>
+      </w:r>
+    </w:p>
+    <w:p>
+      <w:pPr>
+        <w:spacing w:line="360" w:lineRule="auto"/>
+      </w:pPr>
+      <w:r>
+        <w:t>The controller binds listeners for file dropzones, textarea editor inputs, sample loaders, tab toggles, sentence clicks, and resets the UI state on clear actions.</w:t>
+      </w:r>
+    </w:p>
+    <w:p>
+      <w:pPr>
+        <w:spacing w:line="360" w:lineRule="auto"/>
+        <w:jc w:val="center"/>
+      </w:pPr>
+    </w:p>
+    <w:p>
+      <w:pPr>
+        <w:jc w:val="center"/>
+      </w:pPr>
+      <w:r>
+        <w:rPr>
+          <w:b/>
+        </w:rPr>
+        <w:t>Figure 4.11: Code Snippet of app.js UI Event Listener Module</w:t>
+      </w:r>
+    </w:p>
+    <w:p>
+      <w:pPr>
+        <w:pStyle w:val="Heading3"/>
+      </w:pPr>
+      <w:r>
+        <w:t>4.1.2.12. style.css Custom Visual Styles</w:t>
+      </w:r>
+    </w:p>
+    <w:p>
+      <w:pPr>
+        <w:spacing w:line="360" w:lineRule="auto"/>
+      </w:pPr>
+      <w:r>
+        <w:t>The CSS style sheets define the neon color system, responsive grid layout, glassmorphism card borders, glow filters, and active tab transitions.</w:t>
+      </w:r>
+    </w:p>
+    <w:p>
+      <w:pPr>
+        <w:spacing w:line="360" w:lineRule="auto"/>
+        <w:jc w:val="center"/>
+      </w:pPr>
+    </w:p>
+    <w:p>
+      <w:pPr>
+        <w:jc w:val="center"/>
+      </w:pPr>
+      <w:r>
+        <w:rPr>
+          <w:b/>
+        </w:rPr>
+        <w:t>Figure 4.12: Code Snippet of style.css Custom Visual Styles</w:t>
+      </w:r>
+    </w:p>
+    <w:p>
+      <w:pPr>
+        <w:pStyle w:val="Heading3"/>
+      </w:pPr>
+      <w:r>
+        <w:lastRenderedPageBreak/>
+        <w:t>4.1.2.13. HTML5 Dashboard Layout Structure</w:t>
+      </w:r>
+    </w:p>
+    <w:p>
+      <w:pPr>
+        <w:spacing w:line="360" w:lineRule="auto"/>
+      </w:pPr>
+      <w:r>
+        <w:t>The HTML file defines the single-page document structure, input dropzone textareas, visualization panels, heatmap tabs, and LaTeX resolution sections.</w:t>
+      </w:r>
+    </w:p>
+    <w:p>
+      <w:pPr>
+        <w:spacing w:line="360" w:lineRule="auto"/>
+        <w:jc w:val="center"/>
+      </w:pPr>
+    </w:p>
+    <w:p>
+      <w:pPr>
+        <w:jc w:val="center"/>
+      </w:pPr>
+      <w:r>
+        <w:rPr>
+          <w:b/>
+        </w:rPr>
+        <w:t>Figure 4.13: Code Snippet of HTML5 Dashboard Layout Structure</w:t>
+      </w:r>
+    </w:p>
+    <w:p>
+      <w:pPr>
+        <w:pStyle w:val="Heading3"/>
+      </w:pPr>
       <w:r/>
       <w:r>
-        <w:rPr>
-          <w:rFonts w:ascii="Times New Roman" w:hAnsi="Times New Roman"/>
-          <w:b/>
-          <w:sz w:val="24"/>
-        </w:rPr>
-        <w:t>HTML5 &amp; CSS3 Variables:</w:t>
-      </w:r>
+        <w:t>4.1.2.14. Heuristic Grammar &amp; Typography Module</w:t>
+      </w:r>
+    </w:p>
+    <w:p>
+      <w:r/>
       <w:r>
         <w:rPr>
           <w:rFonts w:ascii="Times New Roman" w:hAnsi="Times New Roman"/>
           <w:sz w:val="24"/>
         </w:rPr>
-        <w:t xml:space="preserve"> Used to build the single-page responsive layout and style the cards using a dark theme with glassmorphism overlays.</w:t>
-      </w:r>
-    </w:p>
-    <w:p>
-      <w:pPr>
-        <w:spacing w:before="0" w:after="160" w:line="360" w:lineRule="auto"/>
-      </w:pPr>
-      <w:r/>
-      <w:r>
-        <w:rPr>
-          <w:rFonts w:ascii="Times New Roman" w:hAnsi="Times New Roman"/>
-          <w:b/>
-          <w:sz w:val="24"/>
-        </w:rPr>
-        <w:t>Vanilla JS (ES6):</w:t>
+        <w:t xml:space="preserve">The </w:t>
+      </w:r>
+      <w:r>
+        <w:rPr>
+          <w:rFonts w:ascii="Courier New" w:hAnsi="Courier New"/>
+          <w:sz w:val="19"/>
+        </w:rPr>
+        <w:t>grammar.js</w:t>
       </w:r>
       <w:r>
         <w:rPr>
           <w:rFonts w:ascii="Times New Roman" w:hAnsi="Times New Roman"/>
           <w:sz w:val="24"/>
         </w:rPr>
-        <w:t xml:space="preserve"> Powers all processing, text tokenization, and algorithm calculations locally in the browser sandbox.</w:t>
-      </w:r>
-    </w:p>
-    <w:p>
-      <w:pPr>
-        <w:spacing w:before="0" w:after="160" w:line="360" w:lineRule="auto"/>
-      </w:pPr>
-      <w:r/>
-      <w:r>
-        <w:rPr>
-          <w:rFonts w:ascii="Times New Roman" w:hAnsi="Times New Roman"/>
-          <w:b/>
-          <w:sz w:val="24"/>
-        </w:rPr>
-        <w:t>MathJax v3:</w:t>
-      </w:r>
-      <w:r>
-        <w:rPr>
-          <w:rFonts w:ascii="Times New Roman" w:hAnsi="Times New Roman"/>
-          <w:sz w:val="24"/>
-        </w:rPr>
-        <w:t xml:space="preserve"> Renders standard LaTeX equations for statistical and vector formulas in the mathematical resolution panel.</w:t>
-      </w:r>
-    </w:p>
-    <w:p>
-      <w:pPr>
-        <w:spacing w:before="0" w:after="160" w:line="360" w:lineRule="auto"/>
-      </w:pPr>
-      <w:r/>
-      <w:r>
-        <w:rPr>
-          <w:rFonts w:ascii="Times New Roman" w:hAnsi="Times New Roman"/>
-          <w:b/>
-          <w:sz w:val="24"/>
-        </w:rPr>
-        <w:t>PDF.js:</w:t>
-      </w:r>
-      <w:r>
-        <w:rPr>
-          <w:rFonts w:ascii="Times New Roman" w:hAnsi="Times New Roman"/>
-          <w:sz w:val="24"/>
-        </w:rPr>
-        <w:t xml:space="preserve"> Extracted text from PDF files client-side using asynchronous page parsing.</w:t>
-      </w:r>
-    </w:p>
-    <w:p>
-      <w:pPr>
-        <w:spacing w:before="0" w:after="160" w:line="360" w:lineRule="auto"/>
+        <w:t xml:space="preserve"> module runs client-side checking of capitalization, punctuation patterns, pronoun cases, double negatives, and subject-verb agreement to produce a Grammar Perfection Score. This score is utilized to discount the final machine likelihood percentage to protect human-written documents from false positives. Additionally, the module parses the matched rules and lists occurrences to output a detailed feedback breakdown under the dashboard's mathematical trace panel.</w:t>
+      </w:r>
+    </w:p>
+    <w:p/>
+    <w:p>
+      <w:pPr>
+        <w:pStyle w:val="Heading2"/>
+      </w:pPr>
+      <w:bookmarkStart w:id="33" w:name="_Toc231875541"/>
+      <w:r>
+        <w:t>4.2. Testing</w:t>
+      </w:r>
+      <w:bookmarkEnd w:id="33"/>
+    </w:p>
+    <w:p>
+      <w:pPr>
+        <w:pStyle w:val="Heading3"/>
+      </w:pPr>
+      <w:bookmarkStart w:id="34" w:name="_Toc231875542"/>
+      <w:r>
+        <w:t>4.2.1. Test Case for Unit Testing</w:t>
+      </w:r>
+      <w:bookmarkEnd w:id="34"/>
+    </w:p>
+    <w:p>
+      <w:pPr>
+        <w:jc w:val="center"/>
         <w:rPr>
           <w:b/>
           <w:bCs/>
         </w:rPr>
       </w:pPr>
-      <w:r/>
-      <w:r>
-        <w:rPr>
-          <w:rFonts w:ascii="Times New Roman" w:hAnsi="Times New Roman"/>
+      <w:r>
+        <w:rPr>
           <w:b/>
-          <w:sz w:val="24"/>
-        </w:rPr>
-        <w:t>Mammoth.js:</w:t>
-      </w:r>
-      <w:r>
-        <w:rPr>
-          <w:rFonts w:ascii="Times New Roman" w:hAnsi="Times New Roman"/>
-          <w:sz w:val="24"/>
-        </w:rPr>
-        <w:t xml:space="preserve"> Parses Word document (</w:t>
-      </w:r>
-      <w:r>
-        <w:rPr>
-          <w:rFonts w:ascii="Courier New" w:hAnsi="Courier New"/>
-          <w:sz w:val="19"/>
-        </w:rPr>
-        <w:t>.docx</w:t>
-      </w:r>
-      <w:r>
-        <w:rPr>
-          <w:rFonts w:ascii="Times New Roman" w:hAnsi="Times New Roman"/>
-          <w:sz w:val="24"/>
-        </w:rPr>
-        <w:t>) file structures and extracts raw plain text client-side.</w:t>
-      </w:r>
-    </w:p>
-    <w:p>
-      <w:pPr>
-        <w:spacing w:before="0" w:after="160" w:line="360" w:lineRule="auto"/>
-        <w:rPr>
-          <w:b/>
-          <w:bCs/>
-        </w:rPr>
-      </w:pPr>
-      <w:r/>
-      <w:r>
-        <w:rPr>
-          <w:rFonts w:ascii="Times New Roman" w:hAnsi="Times New Roman"/>
-          <w:b/>
-          <w:sz w:val="24"/>
-        </w:rPr>
-        <w:t>Lucide Icons:</w:t>
-      </w:r>
-      <w:r>
-        <w:rPr>
-          <w:rFonts w:ascii="Times New Roman" w:hAnsi="Times New Roman"/>
-          <w:sz w:val="24"/>
-        </w:rPr>
-        <w:t xml:space="preserve"> Provides clean, responsive SVG icons for the dashboard dashboard.</w:t>
-      </w:r>
-    </w:p>
-    <w:p>
-      <w:pPr>
-        <w:spacing w:before="0" w:after="160" w:line="360" w:lineRule="auto"/>
-        <w:rPr>
-          <w:b/>
-          <w:bCs/>
-        </w:rPr>
-      </w:pPr>
-      <w:r/>
-    </w:p>
-    <w:p>
-      <w:pPr>
-        <w:spacing w:before="0" w:after="160" w:line="360" w:lineRule="auto"/>
-      </w:pPr>
-      <w:r/>
-    </w:p>
-    <w:p>
-      <w:pPr>
-        <w:pStyle w:val="Heading2"/>
-      </w:pPr>
-      <w:r/>
-      <w:r>
-        <w:t>4.1.2. Module Implementation Details</w:t>
-      </w:r>
-    </w:p>
-    <w:p>
-      <w:r/>
-      <w:r>
-        <w:rPr>
-          <w:rFonts w:ascii="Times New Roman" w:hAnsi="Times New Roman"/>
-          <w:sz w:val="24"/>
-        </w:rPr>
-        <w:t>The following are the core client-side modules implemented in the AI Text Detector. The frontend interface is constructed using standard HTML5 markup, styled with custom CSS3 Variables. The Javascript logic is organized in different modules, which positively influences system maintenance, updates, and debugging procedures.</w:t>
-      </w:r>
-    </w:p>
-    <w:p>
-      <w:pPr>
-        <w:pStyle w:val="Heading3"/>
-      </w:pPr>
-      <w:r/>
-      <w:r>
-        <w:t>4.1.2.1. FileParser Module</w:t>
-      </w:r>
-    </w:p>
-    <w:p>
-      <w:pPr>
-        <w:spacing w:line="360" w:lineRule="auto"/>
-      </w:pPr>
-      <w:r/>
-      <w:r>
-        <w:rPr>
-          <w:rFonts w:ascii="Times New Roman" w:hAnsi="Times New Roman"/>
-          <w:sz w:val="24"/>
-        </w:rPr>
-        <w:t xml:space="preserve">The </w:t>
-      </w:r>
-      <w:r>
-        <w:rPr>
-          <w:rFonts w:ascii="Courier New" w:hAnsi="Courier New"/>
-          <w:sz w:val="19"/>
-        </w:rPr>
-        <w:t>FileParser</w:t>
-      </w:r>
-      <w:r>
-        <w:rPr>
-          <w:rFonts w:ascii="Times New Roman" w:hAnsi="Times New Roman"/>
-          <w:sz w:val="24"/>
-        </w:rPr>
-        <w:t xml:space="preserve"> module handles local file text extraction. It reads text directly from </w:t>
-      </w:r>
-      <w:r>
-        <w:rPr>
-          <w:rFonts w:ascii="Courier New" w:hAnsi="Courier New"/>
-          <w:sz w:val="19"/>
-        </w:rPr>
-        <w:t>.txt</w:t>
-      </w:r>
-      <w:r>
-        <w:rPr>
-          <w:rFonts w:ascii="Times New Roman" w:hAnsi="Times New Roman"/>
-          <w:sz w:val="24"/>
-        </w:rPr>
-        <w:t xml:space="preserve"> and </w:t>
-      </w:r>
-      <w:r>
-        <w:rPr>
-          <w:rFonts w:ascii="Courier New" w:hAnsi="Courier New"/>
-          <w:sz w:val="19"/>
-        </w:rPr>
-        <w:t>.md</w:t>
-      </w:r>
-      <w:r>
-        <w:rPr>
-          <w:rFonts w:ascii="Times New Roman" w:hAnsi="Times New Roman"/>
-          <w:sz w:val="24"/>
-        </w:rPr>
-        <w:t xml:space="preserve"> files using the FileReader API. For Word documents, it invokes the Mammoth.js library to convert the binary ZIP structure into clean plaintext. For PDF documents, it loads PDF.js, initializes the page loop asynchronously, and extracts text content from each page's text items, returning the full text to the main app controller.</w:t>
-      </w:r>
-    </w:p>
-    <w:p>
-      <w:r/>
-    </w:p>
-    <w:p>
-      <w:pPr>
-        <w:jc w:val="center"/>
-      </w:pPr>
-      <w:r/>
-    </w:p>
-    <w:p>
-      <w:pPr>
-        <w:jc w:val="center"/>
-        <w:rPr>
-          <w:b/>
-          <w:bCs/>
-        </w:rPr>
-      </w:pPr>
-      <w:r/>
-      <w:r>
-        <w:rPr>
-          <w:rFonts w:ascii="Times New Roman" w:hAnsi="Times New Roman"/>
-          <w:b/>
-          <w:sz w:val="24"/>
-        </w:rPr>
-        <w:t>Figure 4.1: Code Snippet of FileParser Module</w:t>
-      </w:r>
-    </w:p>
-    <w:p>
-      <w:pPr>
-        <w:pStyle w:val="Heading3"/>
-      </w:pPr>
-      <w:r/>
-      <w:r>
-        <w:t>4.1.2.2. Perplexity &amp; Burstiness Module</w:t>
-      </w:r>
-    </w:p>
-    <w:p>
-      <w:pPr>
-        <w:spacing w:line="360" w:lineRule="auto"/>
-      </w:pPr>
-      <w:r/>
-      <w:r>
-        <w:rPr>
-          <w:rFonts w:ascii="Times New Roman" w:hAnsi="Times New Roman"/>
-          <w:sz w:val="24"/>
-        </w:rPr>
-        <w:t xml:space="preserve">The </w:t>
-      </w:r>
-      <w:r>
-        <w:rPr>
-          <w:rFonts w:ascii="Courier New" w:hAnsi="Courier New"/>
-          <w:sz w:val="19"/>
-        </w:rPr>
-        <w:t>PerplexityAnalyzer</w:t>
-      </w:r>
-      <w:r>
-        <w:rPr>
-          <w:rFonts w:ascii="Times New Roman" w:hAnsi="Times New Roman"/>
-          <w:sz w:val="24"/>
-        </w:rPr>
-        <w:t xml:space="preserve"> class tokenizes input text into sentences and words. It calculates sentence length standard deviation to capture writing burstiness, and Type-Token Ratio (TTR) for lexical diversity. It also flags predictability features by evaluating the density of common bigrams and transitional words favored by language models, returning the computed Statistical NLP score.</w:t>
-      </w:r>
-    </w:p>
-    <w:p>
-      <w:pPr>
-        <w:spacing w:line="360" w:lineRule="auto"/>
-        <w:jc w:val="center"/>
-      </w:pPr>
-      <w:r/>
-    </w:p>
-    <w:p>
-      <w:pPr>
-        <w:jc w:val="center"/>
-        <w:rPr>
-          <w:b/>
-          <w:bCs/>
-        </w:rPr>
-      </w:pPr>
-      <w:r/>
-      <w:r>
-        <w:rPr>
-          <w:rFonts w:ascii="Times New Roman" w:hAnsi="Times New Roman"/>
-          <w:b/>
-          <w:sz w:val="24"/>
-        </w:rPr>
-        <w:t>Figure 4.2: Code Snippet of Perplexity &amp; Burstiness Module</w:t>
-      </w:r>
-    </w:p>
-    <w:p>
-      <w:pPr>
-        <w:pStyle w:val="Heading3"/>
-      </w:pPr>
-      <w:r/>
-      <w:r>
-        <w:t>4.1.2.3. KNN Heuristic Feature Module</w:t>
-      </w:r>
-    </w:p>
-    <w:p>
-      <w:pPr>
-        <w:spacing w:after="0" w:line="360" w:lineRule="auto"/>
-      </w:pPr>
-      <w:r/>
-      <w:r>
-        <w:rPr>
-          <w:rFonts w:ascii="Times New Roman" w:hAnsi="Times New Roman"/>
-          <w:sz w:val="24"/>
-        </w:rPr>
-        <w:t xml:space="preserve">The </w:t>
-      </w:r>
-      <w:r>
-        <w:rPr>
-          <w:rFonts w:ascii="Courier New" w:hAnsi="Courier New"/>
-          <w:sz w:val="19"/>
-        </w:rPr>
-        <w:t>KNNClassifier</w:t>
-      </w:r>
-      <w:r>
-        <w:rPr>
-          <w:rFonts w:ascii="Times New Roman" w:hAnsi="Times New Roman"/>
-          <w:sz w:val="24"/>
-        </w:rPr>
-        <w:t xml:space="preserve"> extracts the 5D feature vector: normalized TTR, sentence variance, AI word density, Coleman-Liau readability index, and punctuation density. It ensures all values are normalized to a 0-1 scale before running the distance classification engine.</w:t>
-      </w:r>
-    </w:p>
-    <w:p>
-      <w:pPr>
-        <w:spacing w:line="360" w:lineRule="auto"/>
-        <w:jc w:val="center"/>
-      </w:pPr>
-      <w:r/>
-    </w:p>
-    <w:p>
-      <w:pPr>
-        <w:jc w:val="center"/>
-        <w:rPr>
-          <w:b/>
-          <w:bCs/>
-        </w:rPr>
-      </w:pPr>
-      <w:r/>
-      <w:r>
-        <w:rPr>
-          <w:rFonts w:ascii="Times New Roman" w:hAnsi="Times New Roman"/>
-          <w:b/>
-          <w:sz w:val="24"/>
-        </w:rPr>
-        <w:t>Figure 4.3: Code Snippet of KNN Feature Module</w:t>
-      </w:r>
-    </w:p>
-    <w:p>
-      <w:pPr>
-        <w:pStyle w:val="Heading3"/>
-      </w:pPr>
-      <w:r/>
-      <w:r>
-        <w:t>4.1.2.4. KNN Voting Classifier Module</w:t>
-      </w:r>
-    </w:p>
-    <w:p>
-      <w:pPr>
-        <w:spacing w:line="360" w:lineRule="auto"/>
-      </w:pPr>
-      <w:r/>
-      <w:r>
-        <w:rPr>
-          <w:rFonts w:ascii="Times New Roman" w:hAnsi="Times New Roman"/>
-          <w:sz w:val="24"/>
-        </w:rPr>
-        <w:t xml:space="preserve">The </w:t>
-      </w:r>
-      <w:r>
-        <w:rPr>
-          <w:rFonts w:ascii="Courier New" w:hAnsi="Courier New"/>
-          <w:sz w:val="19"/>
-        </w:rPr>
-        <w:t>KNNClassifier.classify()</w:t>
-      </w:r>
-      <w:r>
-        <w:rPr>
-          <w:rFonts w:ascii="Times New Roman" w:hAnsi="Times New Roman"/>
-          <w:sz w:val="24"/>
-        </w:rPr>
-        <w:t xml:space="preserve"> function computes Euclidean distances to the training set vectors, sorts the neighbor list, extracts the 5 nearest neighbors ($K=5$), and determines the classification probability based on majority vote.</w:t>
-      </w:r>
-    </w:p>
-    <w:p>
-      <w:pPr>
-        <w:spacing w:line="360" w:lineRule="auto"/>
-        <w:jc w:val="center"/>
-      </w:pPr>
-      <w:r/>
-    </w:p>
-    <w:p>
-      <w:pPr>
-        <w:jc w:val="center"/>
-        <w:rPr>
-          <w:b/>
-          <w:bCs/>
-        </w:rPr>
-      </w:pPr>
-      <w:r/>
-      <w:r>
-        <w:rPr>
-          <w:rFonts w:ascii="Times New Roman" w:hAnsi="Times New Roman"/>
-          <w:b/>
-          <w:sz w:val="24"/>
-        </w:rPr>
-        <w:t>Figure 4.4: Code Snippet of KNN Classifier Module</w:t>
-      </w:r>
-    </w:p>
-    <w:p>
-      <w:pPr>
-        <w:pStyle w:val="Heading3"/>
-      </w:pPr>
-      <w:r/>
-      <w:r>
-        <w:t>4.1.2.5. Cosine Similarity Feature Module</w:t>
-      </w:r>
-    </w:p>
-    <w:p>
-      <w:pPr>
-        <w:spacing w:line="360" w:lineRule="auto"/>
-      </w:pPr>
-      <w:r/>
-      <w:r>
-        <w:rPr>
-          <w:rFonts w:ascii="Times New Roman" w:hAnsi="Times New Roman"/>
-          <w:sz w:val="24"/>
-        </w:rPr>
-        <w:t xml:space="preserve">The </w:t>
-      </w:r>
-      <w:r>
-        <w:rPr>
-          <w:rFonts w:ascii="Courier New" w:hAnsi="Courier New"/>
-          <w:sz w:val="19"/>
-        </w:rPr>
-        <w:t>CosineSimilarityAnalyzer</w:t>
-      </w:r>
-      <w:r>
-        <w:rPr>
-          <w:rFonts w:ascii="Times New Roman" w:hAnsi="Times New Roman"/>
-          <w:sz w:val="24"/>
-        </w:rPr>
-        <w:t xml:space="preserve"> extracts the 5D syntactic profile representing first-person pronouns, complex conjunctions, intensifiers, passive voice, and Hapax Legomena, mapping them into normalized vector coordinates.</w:t>
-      </w:r>
-    </w:p>
-    <w:p>
-      <w:pPr>
-        <w:spacing w:line="360" w:lineRule="auto"/>
-        <w:jc w:val="center"/>
-      </w:pPr>
-      <w:r/>
-    </w:p>
-    <w:p>
-      <w:pPr>
-        <w:jc w:val="center"/>
-        <w:rPr>
-          <w:b/>
-          <w:bCs/>
-        </w:rPr>
-      </w:pPr>
-      <w:r/>
-      <w:r>
-        <w:rPr>
-          <w:rFonts w:ascii="Times New Roman" w:hAnsi="Times New Roman"/>
-          <w:b/>
-          <w:sz w:val="24"/>
-        </w:rPr>
-        <w:t>Figure 4.5: Code Snippet of Cosine Similarity Feature Module</w:t>
-      </w:r>
-    </w:p>
-    <w:p>
-      <w:pPr>
-        <w:spacing w:line="360" w:lineRule="auto"/>
-        <w:jc w:val="center"/>
-      </w:pPr>
-      <w:r/>
-    </w:p>
-    <w:p>
-      <w:pPr>
-        <w:pStyle w:val="Heading3"/>
-      </w:pPr>
-      <w:r/>
-      <w:r>
-        <w:t>4.1.2.6. Cosine Similarity Angle Module</w:t>
-      </w:r>
-    </w:p>
-    <w:p>
-      <w:pPr>
-        <w:spacing w:line="360" w:lineRule="auto"/>
-      </w:pPr>
-      <w:r/>
-      <w:r>
-        <w:rPr>
-          <w:rFonts w:ascii="Times New Roman" w:hAnsi="Times New Roman"/>
-          <w:sz w:val="24"/>
-        </w:rPr>
-        <w:t xml:space="preserve">The </w:t>
-      </w:r>
-      <w:r>
-        <w:rPr>
-          <w:rFonts w:ascii="Courier New" w:hAnsi="Courier New"/>
-          <w:sz w:val="19"/>
-        </w:rPr>
-        <w:t>CosineSimilarityAnalyzer</w:t>
-      </w:r>
-      <w:r>
-        <w:rPr>
-          <w:rFonts w:ascii="Times New Roman" w:hAnsi="Times New Roman"/>
-          <w:sz w:val="24"/>
-        </w:rPr>
-        <w:t xml:space="preserve"> calculates similarity angles between the document syntax vector and the human/AI prototype vectors using the vector dot product, returning the similarity margin.</w:t>
-      </w:r>
-    </w:p>
-    <w:p>
-      <w:pPr>
-        <w:spacing w:line="360" w:lineRule="auto"/>
-        <w:jc w:val="center"/>
-      </w:pPr>
-      <w:r/>
-    </w:p>
-    <w:p>
-      <w:pPr>
-        <w:jc w:val="center"/>
-        <w:rPr>
-          <w:b/>
-          <w:bCs/>
-        </w:rPr>
-      </w:pPr>
-      <w:r/>
-      <w:r>
-        <w:rPr>
-          <w:rFonts w:ascii="Times New Roman" w:hAnsi="Times New Roman"/>
-          <w:b/>
-          <w:sz w:val="24"/>
-        </w:rPr>
-        <w:t>Figure 4.6: Code Snippet of Cosine Similarity Angle Module</w:t>
-      </w:r>
-    </w:p>
-    <w:p>
-      <w:pPr>
-        <w:pStyle w:val="Heading3"/>
-      </w:pPr>
-      <w:r/>
-      <w:r>
-        <w:t>4.1.2.7. ChartRenderer Gauge Module</w:t>
-      </w:r>
-    </w:p>
-    <w:p>
-      <w:pPr>
-        <w:spacing w:line="360" w:lineRule="auto"/>
-      </w:pPr>
-      <w:r/>
-      <w:r>
-        <w:rPr>
-          <w:rFonts w:ascii="Times New Roman" w:hAnsi="Times New Roman"/>
-          <w:sz w:val="24"/>
-        </w:rPr>
-        <w:t xml:space="preserve">The </w:t>
-      </w:r>
-      <w:r>
-        <w:rPr>
-          <w:rFonts w:ascii="Courier New" w:hAnsi="Courier New"/>
-          <w:sz w:val="19"/>
-        </w:rPr>
-        <w:t>ChartRenderer</w:t>
-      </w:r>
-      <w:r>
-        <w:rPr>
-          <w:rFonts w:ascii="Times New Roman" w:hAnsi="Times New Roman"/>
-          <w:sz w:val="24"/>
-        </w:rPr>
-        <w:t xml:space="preserve"> class renders a glowing semi-circular SVG gauge representing the overall AI probability, complete with color transition arcs (cyan to pink) and percentage text.</w:t>
-      </w:r>
-    </w:p>
-    <w:p>
-      <w:pPr>
-        <w:spacing w:line="360" w:lineRule="auto"/>
-        <w:jc w:val="center"/>
-      </w:pPr>
-      <w:r/>
-    </w:p>
-    <w:p>
-      <w:pPr>
-        <w:jc w:val="center"/>
-        <w:rPr>
-          <w:b/>
-          <w:bCs/>
-        </w:rPr>
-      </w:pPr>
-      <w:r/>
-      <w:r>
-        <w:rPr>
-          <w:rFonts w:ascii="Times New Roman" w:hAnsi="Times New Roman"/>
-          <w:b/>
-          <w:sz w:val="24"/>
-        </w:rPr>
-        <w:t>Figure 4.7: Code Snippet of ChartRenderer Gauge Module</w:t>
-      </w:r>
-    </w:p>
-    <w:p>
-      <w:pPr>
-        <w:pStyle w:val="Heading3"/>
-      </w:pPr>
-      <w:r/>
-      <w:r>
-        <w:t>4.1.2.8. ChartRenderer Scatter Plot Module</w:t>
-      </w:r>
-    </w:p>
-    <w:p>
-      <w:pPr>
-        <w:spacing w:line="360" w:lineRule="auto"/>
-      </w:pPr>
-      <w:r/>
-      <w:r>
-        <w:rPr>
-          <w:rFonts w:ascii="Times New Roman" w:hAnsi="Times New Roman"/>
-          <w:sz w:val="24"/>
-        </w:rPr>
-        <w:t xml:space="preserve">The </w:t>
-      </w:r>
-      <w:r>
-        <w:rPr>
-          <w:rFonts w:ascii="Courier New" w:hAnsi="Courier New"/>
-          <w:sz w:val="19"/>
-        </w:rPr>
-        <w:t>ChartRenderer</w:t>
-      </w:r>
-      <w:r>
-        <w:rPr>
-          <w:rFonts w:ascii="Times New Roman" w:hAnsi="Times New Roman"/>
-          <w:sz w:val="24"/>
-        </w:rPr>
-        <w:t xml:space="preserve"> draws a 2D SVG scatter plot to illustrate the KNN feature space, plotting the training set reference points and drawing a glowing coordinate marker for the active document.</w:t>
-      </w:r>
-    </w:p>
-    <w:p>
-      <w:pPr>
-        <w:spacing w:line="360" w:lineRule="auto"/>
-        <w:jc w:val="center"/>
-      </w:pPr>
-      <w:r/>
-    </w:p>
-    <w:p>
-      <w:pPr>
-        <w:jc w:val="center"/>
-        <w:rPr>
-          <w:b/>
-          <w:bCs/>
-        </w:rPr>
-      </w:pPr>
-      <w:r/>
-      <w:r>
-        <w:rPr>
-          <w:rFonts w:ascii="Times New Roman" w:hAnsi="Times New Roman"/>
-          <w:b/>
-          <w:sz w:val="24"/>
-        </w:rPr>
-        <w:t>Figure 4.8: Code Snippet of ChartRenderer Scatter Plot Module</w:t>
-      </w:r>
-    </w:p>
-    <w:p>
-      <w:pPr>
-        <w:pStyle w:val="Heading3"/>
-      </w:pPr>
-      <w:r/>
-      <w:r>
-        <w:t>4.1.2.9. ChartRenderer Radar Chart Module</w:t>
-      </w:r>
-    </w:p>
-    <w:p>
-      <w:pPr>
-        <w:spacing w:line="360" w:lineRule="auto"/>
-      </w:pPr>
-      <w:r/>
-      <w:r>
-        <w:rPr>
-          <w:rFonts w:ascii="Times New Roman" w:hAnsi="Times New Roman"/>
-          <w:sz w:val="24"/>
-        </w:rPr>
-        <w:t xml:space="preserve">The </w:t>
-      </w:r>
-      <w:r>
-        <w:rPr>
-          <w:rFonts w:ascii="Courier New" w:hAnsi="Courier New"/>
-          <w:sz w:val="19"/>
-        </w:rPr>
-        <w:t>ChartRenderer</w:t>
-      </w:r>
-      <w:r>
-        <w:rPr>
-          <w:rFonts w:ascii="Times New Roman" w:hAnsi="Times New Roman"/>
-          <w:sz w:val="24"/>
-        </w:rPr>
-        <w:t xml:space="preserve"> draws a 5-axis SVG radar web, plotting document syntax dimensions and drawing comparison profiles against human and AI prototype boundaries.</w:t>
-      </w:r>
-    </w:p>
-    <w:p>
-      <w:pPr>
-        <w:spacing w:line="360" w:lineRule="auto"/>
-        <w:jc w:val="center"/>
-      </w:pPr>
-      <w:r/>
-    </w:p>
-    <w:p>
-      <w:pPr>
-        <w:jc w:val="center"/>
-        <w:rPr>
-          <w:b/>
-          <w:bCs/>
-        </w:rPr>
-      </w:pPr>
-      <w:r/>
-      <w:r>
-        <w:rPr>
-          <w:rFonts w:ascii="Times New Roman" w:hAnsi="Times New Roman"/>
-          <w:b/>
-          <w:sz w:val="24"/>
-        </w:rPr>
-        <w:t>Figure 4.9: Code Snippet of ChartRenderer Radar Chart Module</w:t>
-      </w:r>
-    </w:p>
-    <w:p>
-      <w:pPr>
-        <w:spacing w:line="360" w:lineRule="auto"/>
-        <w:jc w:val="center"/>
-      </w:pPr>
-      <w:r/>
-    </w:p>
-    <w:p>
-      <w:pPr>
-        <w:pStyle w:val="Heading3"/>
-      </w:pPr>
-      <w:r/>
-      <w:r>
-        <w:t>4.1.2.10. app.js Analysis Controller Module</w:t>
-      </w:r>
-    </w:p>
-    <w:p>
-      <w:pPr>
-        <w:spacing w:line="360" w:lineRule="auto"/>
-      </w:pPr>
-      <w:r/>
-      <w:r>
-        <w:rPr>
-          <w:rFonts w:ascii="Times New Roman" w:hAnsi="Times New Roman"/>
-          <w:sz w:val="24"/>
-        </w:rPr>
-        <w:t xml:space="preserve">The main application controller in </w:t>
-      </w:r>
-      <w:r>
-        <w:rPr>
-          <w:rFonts w:ascii="Courier New" w:hAnsi="Courier New"/>
-          <w:sz w:val="19"/>
-        </w:rPr>
-        <w:t>app.js</w:t>
-      </w:r>
-      <w:r>
-        <w:rPr>
-          <w:rFonts w:ascii="Times New Roman" w:hAnsi="Times New Roman"/>
-          <w:sz w:val="24"/>
-        </w:rPr>
-        <w:t xml:space="preserve"> handles user actions, runs the analysis pipeline, computes the weighted ensemble score, and updates the dashboard visualization layout.</w:t>
-      </w:r>
-    </w:p>
-    <w:p>
-      <w:pPr>
-        <w:spacing w:line="360" w:lineRule="auto"/>
-        <w:jc w:val="center"/>
-      </w:pPr>
-      <w:r/>
-    </w:p>
-    <w:p>
-      <w:pPr>
-        <w:jc w:val="center"/>
-        <w:rPr>
-          <w:b/>
-          <w:bCs/>
-        </w:rPr>
-      </w:pPr>
-      <w:r/>
-      <w:r>
-        <w:rPr>
-          <w:rFonts w:ascii="Times New Roman" w:hAnsi="Times New Roman"/>
-          <w:b/>
-          <w:sz w:val="24"/>
-        </w:rPr>
-        <w:t>Figure 4.10: Code Snippet of app.js Analysis Controller Module</w:t>
-      </w:r>
-    </w:p>
-    <w:p>
-      <w:pPr>
-        <w:pStyle w:val="Heading3"/>
-      </w:pPr>
-      <w:r/>
-      <w:r>
-        <w:t>4.1.2.11. app.js UI Event Listener Module</w:t>
-      </w:r>
-    </w:p>
-    <w:p>
-      <w:pPr>
-        <w:spacing w:line="360" w:lineRule="auto"/>
-      </w:pPr>
-      <w:r/>
-      <w:r>
-        <w:rPr>
-          <w:rFonts w:ascii="Times New Roman" w:hAnsi="Times New Roman"/>
-          <w:sz w:val="24"/>
-        </w:rPr>
-        <w:t>The controller binds listeners for file dropzones, textarea editor inputs, sample loaders, tab toggles, sentence clicks, and resets the UI state on clear actions.</w:t>
-      </w:r>
-    </w:p>
-    <w:p>
-      <w:pPr>
-        <w:spacing w:line="360" w:lineRule="auto"/>
-        <w:jc w:val="center"/>
-      </w:pPr>
-      <w:r/>
-    </w:p>
-    <w:p>
-      <w:pPr>
-        <w:jc w:val="center"/>
-      </w:pPr>
-      <w:r/>
-      <w:r>
-        <w:rPr>
-          <w:rFonts w:ascii="Times New Roman" w:hAnsi="Times New Roman"/>
-          <w:b/>
-          <w:sz w:val="24"/>
-        </w:rPr>
-        <w:t>Figure 4.11: Code Snippet of app.js UI Event Listener Module</w:t>
-      </w:r>
-    </w:p>
-    <w:p>
-      <w:pPr>
-        <w:pStyle w:val="Heading3"/>
-      </w:pPr>
-      <w:r/>
-      <w:r>
-        <w:t>4.1.2.12. style.css Custom Visual Styles</w:t>
-      </w:r>
-    </w:p>
-    <w:p>
-      <w:pPr>
-        <w:spacing w:line="360" w:lineRule="auto"/>
-      </w:pPr>
-      <w:r/>
-      <w:r>
-        <w:rPr>
-          <w:rFonts w:ascii="Times New Roman" w:hAnsi="Times New Roman"/>
-          <w:sz w:val="24"/>
-        </w:rPr>
-        <w:t>The CSS style sheets define the neon color system, responsive grid layout, glassmorphism card borders, glow filters, and active tab transitions.</w:t>
-      </w:r>
-    </w:p>
-    <w:p>
-      <w:pPr>
-        <w:spacing w:line="360" w:lineRule="auto"/>
-        <w:jc w:val="center"/>
-      </w:pPr>
-      <w:r/>
-    </w:p>
-    <w:p>
-      <w:pPr>
-        <w:jc w:val="center"/>
-      </w:pPr>
-      <w:r/>
-      <w:r>
-        <w:rPr>
-          <w:rFonts w:ascii="Times New Roman" w:hAnsi="Times New Roman"/>
-          <w:b/>
-          <w:sz w:val="24"/>
-        </w:rPr>
-        <w:t>Figure 4.12: Code Snippet of style.css Custom Visual Styles</w:t>
-      </w:r>
-    </w:p>
-    <w:p>
-      <w:pPr>
-        <w:pStyle w:val="Heading3"/>
-      </w:pPr>
-      <w:r/>
-      <w:r>
-        <w:t>4.1.2.13. HTML5 Dashboard Layout Structure</w:t>
-      </w:r>
-    </w:p>
-    <w:p>
-      <w:pPr>
-        <w:spacing w:line="360" w:lineRule="auto"/>
-      </w:pPr>
-      <w:r/>
-      <w:r>
-        <w:rPr>
-          <w:rFonts w:ascii="Times New Roman" w:hAnsi="Times New Roman"/>
-          <w:sz w:val="24"/>
-        </w:rPr>
-        <w:t>The HTML file defines the single-page document structure, input dropzone textareas, visualization panels, heatmap tabs, and LaTeX resolution sections.</w:t>
-      </w:r>
-    </w:p>
-    <w:p>
-      <w:pPr>
-        <w:spacing w:line="360" w:lineRule="auto"/>
-        <w:jc w:val="center"/>
-      </w:pPr>
-      <w:r/>
-    </w:p>
-    <w:p>
-      <w:pPr>
-        <w:jc w:val="center"/>
-      </w:pPr>
-      <w:r/>
-      <w:r>
-        <w:rPr>
-          <w:rFonts w:ascii="Times New Roman" w:hAnsi="Times New Roman"/>
-          <w:b/>
-          <w:sz w:val="24"/>
-        </w:rPr>
-        <w:t>Figure 4.13: Code Snippet of HTML5 Dashboard Layout Structure</w:t>
-      </w:r>
-    </w:p>
-    <w:p>
-      <w:pPr>
-        <w:pStyle w:val="Heading2"/>
-      </w:pPr>
-      <w:bookmarkStart w:id="65" w:name="_Toc231875541"/>
-      <w:r>
-        <w:lastRenderedPageBreak/>
-        <w:t>4.2. Testing</w:t>
-      </w:r>
-      <w:bookmarkEnd w:id="65"/>
-    </w:p>
-    <w:p>
-      <w:pPr>
-        <w:pStyle w:val="Heading3"/>
-      </w:pPr>
-      <w:bookmarkStart w:id="66" w:name="_Toc231875542"/>
-      <w:r>
-        <w:t>4.2.1. Test Case for Unit Testing</w:t>
-      </w:r>
-      <w:bookmarkEnd w:id="66"/>
-    </w:p>
-    <w:p>
-      <w:pPr>
-        <w:jc w:val="center"/>
-        <w:rPr>
-          <w:b/>
-          <w:bCs/>
-        </w:rPr>
-      </w:pPr>
-      <w:r/>
-      <w:r>
-        <w:rPr>
-          <w:rFonts w:ascii="Times New Roman" w:hAnsi="Times New Roman"/>
-          <w:b/>
-          <w:sz w:val="24"/>
         </w:rPr>
         <w:t>Table 4.1: Test Cases for Unit Testing of Dashboard Interface and File Parsers</w:t>
       </w:r>
@@ -13360,7 +12238,6 @@
           <w:p>
             <w:r>
               <w:rPr>
-                <w:rFonts w:ascii="Times New Roman" w:hAnsi="Times New Roman"/>
                 <w:b/>
                 <w:sz w:val="21"/>
               </w:rPr>
@@ -13375,7 +12252,6 @@
           <w:p>
             <w:r>
               <w:rPr>
-                <w:rFonts w:ascii="Times New Roman" w:hAnsi="Times New Roman"/>
                 <w:b/>
                 <w:sz w:val="21"/>
               </w:rPr>
@@ -13390,7 +12266,6 @@
           <w:p>
             <w:r>
               <w:rPr>
-                <w:rFonts w:ascii="Times New Roman" w:hAnsi="Times New Roman"/>
                 <w:b/>
                 <w:sz w:val="21"/>
               </w:rPr>
@@ -13405,7 +12280,6 @@
           <w:p>
             <w:r>
               <w:rPr>
-                <w:rFonts w:ascii="Times New Roman" w:hAnsi="Times New Roman"/>
                 <w:b/>
                 <w:sz w:val="21"/>
               </w:rPr>
@@ -13420,7 +12294,6 @@
           <w:p>
             <w:r>
               <w:rPr>
-                <w:rFonts w:ascii="Times New Roman" w:hAnsi="Times New Roman"/>
                 <w:b/>
                 <w:sz w:val="21"/>
               </w:rPr>
@@ -13435,7 +12308,6 @@
           <w:p>
             <w:r>
               <w:rPr>
-                <w:rFonts w:ascii="Times New Roman" w:hAnsi="Times New Roman"/>
                 <w:b/>
                 <w:sz w:val="21"/>
               </w:rPr>
@@ -13452,7 +12324,6 @@
           <w:p>
             <w:r>
               <w:rPr>
-                <w:rFonts w:ascii="Times New Roman" w:hAnsi="Times New Roman"/>
                 <w:sz w:val="19"/>
               </w:rPr>
               <w:t>1</w:t>
@@ -13466,7 +12337,6 @@
           <w:p>
             <w:r>
               <w:rPr>
-                <w:rFonts w:ascii="Times New Roman" w:hAnsi="Times New Roman"/>
                 <w:sz w:val="19"/>
               </w:rPr>
               <w:t>Application Launch</w:t>
@@ -13480,7 +12350,6 @@
           <w:p>
             <w:r>
               <w:rPr>
-                <w:rFonts w:ascii="Times New Roman" w:hAnsi="Times New Roman"/>
                 <w:sz w:val="19"/>
               </w:rPr>
               <w:t>Open index.html in browser</w:t>
@@ -13494,7 +12363,6 @@
           <w:p>
             <w:r>
               <w:rPr>
-                <w:rFonts w:ascii="Times New Roman" w:hAnsi="Times New Roman"/>
                 <w:sz w:val="19"/>
               </w:rPr>
               <w:t>UI dashboard renders dark-theme glassmorphism shell</w:t>
@@ -13508,7 +12376,6 @@
           <w:p>
             <w:r>
               <w:rPr>
-                <w:rFonts w:ascii="Times New Roman" w:hAnsi="Times New Roman"/>
                 <w:sz w:val="19"/>
               </w:rPr>
               <w:t>UI renders correctly</w:t>
@@ -13522,7 +12389,6 @@
           <w:p>
             <w:r>
               <w:rPr>
-                <w:rFonts w:ascii="Times New Roman" w:hAnsi="Times New Roman"/>
                 <w:sz w:val="19"/>
               </w:rPr>
               <w:t>Pass</w:t>
@@ -13538,7 +12404,6 @@
           <w:p>
             <w:r>
               <w:rPr>
-                <w:rFonts w:ascii="Times New Roman" w:hAnsi="Times New Roman"/>
                 <w:sz w:val="19"/>
               </w:rPr>
               <w:t>2</w:t>
@@ -13552,7 +12417,6 @@
           <w:p>
             <w:r>
               <w:rPr>
-                <w:rFonts w:ascii="Times New Roman" w:hAnsi="Times New Roman"/>
                 <w:sz w:val="19"/>
               </w:rPr>
               <w:t>Sample Loading (AI)</w:t>
@@ -13566,7 +12430,6 @@
           <w:p>
             <w:r>
               <w:rPr>
-                <w:rFonts w:ascii="Times New Roman" w:hAnsi="Times New Roman"/>
                 <w:sz w:val="19"/>
               </w:rPr>
               <w:t>Click 'AI-Generated' sample link</w:t>
@@ -13580,7 +12443,6 @@
           <w:p>
             <w:r>
               <w:rPr>
-                <w:rFonts w:ascii="Times New Roman" w:hAnsi="Times New Roman"/>
                 <w:sz w:val="19"/>
               </w:rPr>
               <w:t>Sample AI text populated in editor textarea</w:t>
@@ -13594,7 +12456,6 @@
           <w:p>
             <w:r>
               <w:rPr>
-                <w:rFonts w:ascii="Times New Roman" w:hAnsi="Times New Roman"/>
                 <w:sz w:val="19"/>
               </w:rPr>
               <w:t>Text populated successfully</w:t>
@@ -13608,7 +12469,6 @@
           <w:p>
             <w:r>
               <w:rPr>
-                <w:rFonts w:ascii="Times New Roman" w:hAnsi="Times New Roman"/>
                 <w:sz w:val="19"/>
               </w:rPr>
               <w:t>Pass</w:t>
@@ -13624,7 +12484,6 @@
           <w:p>
             <w:r>
               <w:rPr>
-                <w:rFonts w:ascii="Times New Roman" w:hAnsi="Times New Roman"/>
                 <w:sz w:val="19"/>
               </w:rPr>
               <w:t>3</w:t>
@@ -13638,7 +12497,6 @@
           <w:p>
             <w:r>
               <w:rPr>
-                <w:rFonts w:ascii="Times New Roman" w:hAnsi="Times New Roman"/>
                 <w:sz w:val="19"/>
               </w:rPr>
               <w:t>Sample Loading (Human)</w:t>
@@ -13652,7 +12510,6 @@
           <w:p>
             <w:r>
               <w:rPr>
-                <w:rFonts w:ascii="Times New Roman" w:hAnsi="Times New Roman"/>
                 <w:sz w:val="19"/>
               </w:rPr>
               <w:t>Click 'Human-Written' sample link</w:t>
@@ -13666,7 +12523,6 @@
           <w:p>
             <w:r>
               <w:rPr>
-                <w:rFonts w:ascii="Times New Roman" w:hAnsi="Times New Roman"/>
                 <w:sz w:val="19"/>
               </w:rPr>
               <w:t>Sample Human text populated in editor textarea</w:t>
@@ -13680,7 +12536,6 @@
           <w:p>
             <w:r>
               <w:rPr>
-                <w:rFonts w:ascii="Times New Roman" w:hAnsi="Times New Roman"/>
                 <w:sz w:val="19"/>
               </w:rPr>
               <w:t>Text populated successfully</w:t>
@@ -13694,7 +12549,6 @@
           <w:p>
             <w:r>
               <w:rPr>
-                <w:rFonts w:ascii="Times New Roman" w:hAnsi="Times New Roman"/>
                 <w:sz w:val="19"/>
               </w:rPr>
               <w:t>Pass</w:t>
@@ -13710,7 +12564,6 @@
           <w:p>
             <w:r>
               <w:rPr>
-                <w:rFonts w:ascii="Times New Roman" w:hAnsi="Times New Roman"/>
                 <w:sz w:val="19"/>
               </w:rPr>
               <w:t>4</w:t>
@@ -13724,7 +12577,6 @@
           <w:p>
             <w:r>
               <w:rPr>
-                <w:rFonts w:ascii="Times New Roman" w:hAnsi="Times New Roman"/>
                 <w:sz w:val="19"/>
               </w:rPr>
               <w:t>Word Limit Check</w:t>
@@ -13738,7 +12590,6 @@
           <w:p>
             <w:r>
               <w:rPr>
-                <w:rFonts w:ascii="Times New Roman" w:hAnsi="Times New Roman"/>
                 <w:sz w:val="19"/>
               </w:rPr>
               <w:t>Input text under 10 words, click Analyze</w:t>
@@ -13752,7 +12603,6 @@
           <w:p>
             <w:r>
               <w:rPr>
-                <w:rFonts w:ascii="Times New Roman" w:hAnsi="Times New Roman"/>
                 <w:sz w:val="19"/>
               </w:rPr>
               <w:t>Warning: 'Text is too short' displayed, scan halts</w:t>
@@ -13766,7 +12616,6 @@
           <w:p>
             <w:r>
               <w:rPr>
-                <w:rFonts w:ascii="Times New Roman" w:hAnsi="Times New Roman"/>
                 <w:sz w:val="19"/>
               </w:rPr>
               <w:t>Halted with warning alert</w:t>
@@ -13780,7 +12629,6 @@
           <w:p>
             <w:r>
               <w:rPr>
-                <w:rFonts w:ascii="Times New Roman" w:hAnsi="Times New Roman"/>
                 <w:sz w:val="19"/>
               </w:rPr>
               <w:t>Pass</w:t>
@@ -13796,7 +12644,6 @@
           <w:p>
             <w:r>
               <w:rPr>
-                <w:rFonts w:ascii="Times New Roman" w:hAnsi="Times New Roman"/>
                 <w:sz w:val="19"/>
               </w:rPr>
               <w:t>5</w:t>
@@ -13810,7 +12657,6 @@
           <w:p>
             <w:r>
               <w:rPr>
-                <w:rFonts w:ascii="Times New Roman" w:hAnsi="Times New Roman"/>
                 <w:sz w:val="19"/>
               </w:rPr>
               <w:t>File Upload (TXT)</w:t>
@@ -13824,7 +12670,6 @@
           <w:p>
             <w:r>
               <w:rPr>
-                <w:rFonts w:ascii="Times New Roman" w:hAnsi="Times New Roman"/>
                 <w:sz w:val="19"/>
               </w:rPr>
               <w:t>Drag and drop text.txt onto dropzone</w:t>
@@ -13838,7 +12683,6 @@
           <w:p>
             <w:r>
               <w:rPr>
-                <w:rFonts w:ascii="Times New Roman" w:hAnsi="Times New Roman"/>
                 <w:sz w:val="19"/>
               </w:rPr>
               <w:t>File read locally, text loaded into editor area</w:t>
@@ -13852,7 +12696,6 @@
           <w:p>
             <w:r>
               <w:rPr>
-                <w:rFonts w:ascii="Times New Roman" w:hAnsi="Times New Roman"/>
                 <w:sz w:val="19"/>
               </w:rPr>
               <w:t>Text loaded immediately</w:t>
@@ -13866,7 +12709,6 @@
           <w:p>
             <w:r>
               <w:rPr>
-                <w:rFonts w:ascii="Times New Roman" w:hAnsi="Times New Roman"/>
                 <w:sz w:val="19"/>
               </w:rPr>
               <w:t>Pass</w:t>
@@ -13882,7 +12724,6 @@
           <w:p>
             <w:r>
               <w:rPr>
-                <w:rFonts w:ascii="Times New Roman" w:hAnsi="Times New Roman"/>
                 <w:sz w:val="19"/>
               </w:rPr>
               <w:t>6</w:t>
@@ -13896,7 +12737,6 @@
           <w:p>
             <w:r>
               <w:rPr>
-                <w:rFonts w:ascii="Times New Roman" w:hAnsi="Times New Roman"/>
                 <w:sz w:val="19"/>
               </w:rPr>
               <w:t>File Upload (DOCX)</w:t>
@@ -13910,7 +12750,6 @@
           <w:p>
             <w:r>
               <w:rPr>
-                <w:rFonts w:ascii="Times New Roman" w:hAnsi="Times New Roman"/>
                 <w:sz w:val="19"/>
               </w:rPr>
               <w:t>Drag and drop docx.docx onto dropzone</w:t>
@@ -13924,7 +12763,6 @@
           <w:p>
             <w:r>
               <w:rPr>
-                <w:rFonts w:ascii="Times New Roman" w:hAnsi="Times New Roman"/>
                 <w:sz w:val="19"/>
               </w:rPr>
               <w:t>Mammoth.js parses docx zip and extracts paragraphs</w:t>
@@ -13938,7 +12776,6 @@
           <w:p>
             <w:r>
               <w:rPr>
-                <w:rFonts w:ascii="Times New Roman" w:hAnsi="Times New Roman"/>
                 <w:sz w:val="19"/>
               </w:rPr>
               <w:t>Paragraphs extracted successfully</w:t>
@@ -13952,7 +12789,6 @@
           <w:p>
             <w:r>
               <w:rPr>
-                <w:rFonts w:ascii="Times New Roman" w:hAnsi="Times New Roman"/>
                 <w:sz w:val="19"/>
               </w:rPr>
               <w:t>Pass</w:t>
@@ -13968,9 +12804,9 @@
           <w:p>
             <w:r>
               <w:rPr>
-                <w:rFonts w:ascii="Times New Roman" w:hAnsi="Times New Roman"/>
                 <w:sz w:val="19"/>
               </w:rPr>
+              <w:lastRenderedPageBreak/>
               <w:t>7</w:t>
             </w:r>
           </w:p>
@@ -13982,7 +12818,6 @@
           <w:p>
             <w:r>
               <w:rPr>
-                <w:rFonts w:ascii="Times New Roman" w:hAnsi="Times New Roman"/>
                 <w:sz w:val="19"/>
               </w:rPr>
               <w:t>File Upload (PDF)</w:t>
@@ -13996,7 +12831,6 @@
           <w:p>
             <w:r>
               <w:rPr>
-                <w:rFonts w:ascii="Times New Roman" w:hAnsi="Times New Roman"/>
                 <w:sz w:val="19"/>
               </w:rPr>
               <w:t>Drag and drop document.pdf onto dropzone</w:t>
@@ -14010,7 +12844,6 @@
           <w:p>
             <w:r>
               <w:rPr>
-                <w:rFonts w:ascii="Times New Roman" w:hAnsi="Times New Roman"/>
                 <w:sz w:val="19"/>
               </w:rPr>
               <w:t>PDF.js iterates pages asynchronously to extract text</w:t>
@@ -14024,7 +12857,6 @@
           <w:p>
             <w:r>
               <w:rPr>
-                <w:rFonts w:ascii="Times New Roman" w:hAnsi="Times New Roman"/>
                 <w:sz w:val="19"/>
               </w:rPr>
               <w:t>All pages parsed successfully</w:t>
@@ -14038,7 +12870,6 @@
           <w:p>
             <w:r>
               <w:rPr>
-                <w:rFonts w:ascii="Times New Roman" w:hAnsi="Times New Roman"/>
                 <w:sz w:val="19"/>
               </w:rPr>
               <w:t>Pass</w:t>
@@ -14054,7 +12885,6 @@
           <w:p>
             <w:r>
               <w:rPr>
-                <w:rFonts w:ascii="Times New Roman" w:hAnsi="Times New Roman"/>
                 <w:sz w:val="19"/>
               </w:rPr>
               <w:t>8</w:t>
@@ -14068,7 +12898,6 @@
           <w:p>
             <w:r>
               <w:rPr>
-                <w:rFonts w:ascii="Times New Roman" w:hAnsi="Times New Roman"/>
                 <w:sz w:val="19"/>
               </w:rPr>
               <w:t>Clear Controller</w:t>
@@ -14082,7 +12911,6 @@
           <w:p>
             <w:r>
               <w:rPr>
-                <w:rFonts w:ascii="Times New Roman" w:hAnsi="Times New Roman"/>
                 <w:sz w:val="19"/>
               </w:rPr>
               <w:t>Click 'Clear' button with active results</w:t>
@@ -14096,7 +12924,6 @@
           <w:p>
             <w:r>
               <w:rPr>
-                <w:rFonts w:ascii="Times New Roman" w:hAnsi="Times New Roman"/>
                 <w:sz w:val="19"/>
               </w:rPr>
               <w:t>Reset editor, clear stat panels, hide SVG charts</w:t>
@@ -14110,7 +12937,6 @@
           <w:p>
             <w:r>
               <w:rPr>
-                <w:rFonts w:ascii="Times New Roman" w:hAnsi="Times New Roman"/>
                 <w:sz w:val="19"/>
               </w:rPr>
               <w:t>State reset successfully</w:t>
@@ -14124,7 +12950,6 @@
           <w:p>
             <w:r>
               <w:rPr>
-                <w:rFonts w:ascii="Times New Roman" w:hAnsi="Times New Roman"/>
                 <w:sz w:val="19"/>
               </w:rPr>
               <w:t>Pass</w:t>
@@ -14140,7 +12965,6 @@
           <w:p>
             <w:r>
               <w:rPr>
-                <w:rFonts w:ascii="Times New Roman" w:hAnsi="Times New Roman"/>
                 <w:sz w:val="19"/>
               </w:rPr>
               <w:t>9</w:t>
@@ -14154,7 +12978,6 @@
           <w:p>
             <w:r>
               <w:rPr>
-                <w:rFonts w:ascii="Times New Roman" w:hAnsi="Times New Roman"/>
                 <w:sz w:val="19"/>
               </w:rPr>
               <w:t>Run Analysis Execution</w:t>
@@ -14168,7 +12991,6 @@
           <w:p>
             <w:r>
               <w:rPr>
-                <w:rFonts w:ascii="Times New Roman" w:hAnsi="Times New Roman"/>
                 <w:sz w:val="19"/>
               </w:rPr>
               <w:t>Click 'Run Analysis' with valid text</w:t>
@@ -14182,7 +13004,6 @@
           <w:p>
             <w:r>
               <w:rPr>
-                <w:rFonts w:ascii="Times New Roman" w:hAnsi="Times New Roman"/>
                 <w:sz w:val="19"/>
               </w:rPr>
               <w:t>Compute weighted ensemble score, show results panel</w:t>
@@ -14196,7 +13017,6 @@
           <w:p>
             <w:r>
               <w:rPr>
-                <w:rFonts w:ascii="Times New Roman" w:hAnsi="Times New Roman"/>
                 <w:sz w:val="19"/>
               </w:rPr>
               <w:t>Weighted score computed</w:t>
@@ -14210,7 +13030,6 @@
           <w:p>
             <w:r>
               <w:rPr>
-                <w:rFonts w:ascii="Times New Roman" w:hAnsi="Times New Roman"/>
                 <w:sz w:val="19"/>
               </w:rPr>
               <w:t>Pass</w:t>
@@ -14226,7 +13045,6 @@
           <w:p>
             <w:r>
               <w:rPr>
-                <w:rFonts w:ascii="Times New Roman" w:hAnsi="Times New Roman"/>
                 <w:sz w:val="19"/>
               </w:rPr>
               <w:t>10</w:t>
@@ -14240,7 +13058,6 @@
           <w:p>
             <w:r>
               <w:rPr>
-                <w:rFonts w:ascii="Times New Roman" w:hAnsi="Times New Roman"/>
                 <w:sz w:val="19"/>
               </w:rPr>
               <w:t>SVG Gauge Rendering</w:t>
@@ -14254,7 +13071,6 @@
           <w:p>
             <w:r>
               <w:rPr>
-                <w:rFonts w:ascii="Times New Roman" w:hAnsi="Times New Roman"/>
                 <w:sz w:val="19"/>
               </w:rPr>
               <w:t>Valid analysis completion</w:t>
@@ -14268,7 +13084,6 @@
           <w:p>
             <w:r>
               <w:rPr>
-                <w:rFonts w:ascii="Times New Roman" w:hAnsi="Times New Roman"/>
                 <w:sz w:val="19"/>
               </w:rPr>
               <w:t>Renders glowing gauge SVG showing AI probability</w:t>
@@ -14282,7 +13097,6 @@
           <w:p>
             <w:r>
               <w:rPr>
-                <w:rFonts w:ascii="Times New Roman" w:hAnsi="Times New Roman"/>
                 <w:sz w:val="19"/>
               </w:rPr>
               <w:t>Gauge rendered correctly</w:t>
@@ -14296,7 +13110,6 @@
           <w:p>
             <w:r>
               <w:rPr>
-                <w:rFonts w:ascii="Times New Roman" w:hAnsi="Times New Roman"/>
                 <w:sz w:val="19"/>
               </w:rPr>
               <w:t>Pass</w:t>
@@ -14312,7 +13125,6 @@
           <w:p>
             <w:r>
               <w:rPr>
-                <w:rFonts w:ascii="Times New Roman" w:hAnsi="Times New Roman"/>
                 <w:sz w:val="19"/>
               </w:rPr>
               <w:t>11</w:t>
@@ -14326,7 +13138,6 @@
           <w:p>
             <w:r>
               <w:rPr>
-                <w:rFonts w:ascii="Times New Roman" w:hAnsi="Times New Roman"/>
                 <w:sz w:val="19"/>
               </w:rPr>
               <w:t>SVG Radar Rendering</w:t>
@@ -14340,7 +13151,6 @@
           <w:p>
             <w:r>
               <w:rPr>
-                <w:rFonts w:ascii="Times New Roman" w:hAnsi="Times New Roman"/>
                 <w:sz w:val="19"/>
               </w:rPr>
               <w:t>Valid analysis completion</w:t>
@@ -14354,7 +13164,6 @@
           <w:p>
             <w:r>
               <w:rPr>
-                <w:rFonts w:ascii="Times New Roman" w:hAnsi="Times New Roman"/>
                 <w:sz w:val="19"/>
               </w:rPr>
               <w:t>Draws 5-axis radar chart showing syntax footprint</w:t>
@@ -14368,7 +13177,6 @@
           <w:p>
             <w:r>
               <w:rPr>
-                <w:rFonts w:ascii="Times New Roman" w:hAnsi="Times New Roman"/>
                 <w:sz w:val="19"/>
               </w:rPr>
               <w:t>Radar chart rendered</w:t>
@@ -14382,7 +13190,6 @@
           <w:p>
             <w:r>
               <w:rPr>
-                <w:rFonts w:ascii="Times New Roman" w:hAnsi="Times New Roman"/>
                 <w:sz w:val="19"/>
               </w:rPr>
               <w:t>Pass</w:t>
@@ -14398,7 +13205,6 @@
           <w:p>
             <w:r>
               <w:rPr>
-                <w:rFonts w:ascii="Times New Roman" w:hAnsi="Times New Roman"/>
                 <w:sz w:val="19"/>
               </w:rPr>
               <w:t>12</w:t>
@@ -14412,7 +13218,6 @@
           <w:p>
             <w:r>
               <w:rPr>
-                <w:rFonts w:ascii="Times New Roman" w:hAnsi="Times New Roman"/>
                 <w:sz w:val="19"/>
               </w:rPr>
               <w:t>SVG Scatter Rendering</w:t>
@@ -14426,7 +13231,6 @@
           <w:p>
             <w:r>
               <w:rPr>
-                <w:rFonts w:ascii="Times New Roman" w:hAnsi="Times New Roman"/>
                 <w:sz w:val="19"/>
               </w:rPr>
               <w:t>Valid analysis completion</w:t>
@@ -14440,7 +13244,6 @@
           <w:p>
             <w:r>
               <w:rPr>
-                <w:rFonts w:ascii="Times New Roman" w:hAnsi="Times New Roman"/>
                 <w:sz w:val="19"/>
               </w:rPr>
               <w:t>Plots 2D feature coordinates relative to KNN neighbors</w:t>
@@ -14454,7 +13257,6 @@
           <w:p>
             <w:r>
               <w:rPr>
-                <w:rFonts w:ascii="Times New Roman" w:hAnsi="Times New Roman"/>
                 <w:sz w:val="19"/>
               </w:rPr>
               <w:t>Scatter plot rendered</w:t>
@@ -14468,7 +13270,6 @@
           <w:p>
             <w:r>
               <w:rPr>
-                <w:rFonts w:ascii="Times New Roman" w:hAnsi="Times New Roman"/>
                 <w:sz w:val="19"/>
               </w:rPr>
               <w:t>Pass</w:t>
@@ -14484,7 +13285,6 @@
           <w:p>
             <w:r>
               <w:rPr>
-                <w:rFonts w:ascii="Times New Roman" w:hAnsi="Times New Roman"/>
                 <w:sz w:val="19"/>
               </w:rPr>
               <w:t>13</w:t>
@@ -14498,7 +13298,6 @@
           <w:p>
             <w:r>
               <w:rPr>
-                <w:rFonts w:ascii="Times New Roman" w:hAnsi="Times New Roman"/>
                 <w:sz w:val="19"/>
               </w:rPr>
               <w:t>Sentence Heatmap</w:t>
@@ -14512,7 +13311,6 @@
           <w:p>
             <w:r>
               <w:rPr>
-                <w:rFonts w:ascii="Times New Roman" w:hAnsi="Times New Roman"/>
                 <w:sz w:val="19"/>
               </w:rPr>
               <w:t>Switch to Heatmap Tab</w:t>
@@ -14526,7 +13324,6 @@
           <w:p>
             <w:r>
               <w:rPr>
-                <w:rFonts w:ascii="Times New Roman" w:hAnsi="Times New Roman"/>
                 <w:sz w:val="19"/>
               </w:rPr>
               <w:t>Sentences color-coded based on local perplexity</w:t>
@@ -14540,7 +13337,6 @@
           <w:p>
             <w:r>
               <w:rPr>
-                <w:rFonts w:ascii="Times New Roman" w:hAnsi="Times New Roman"/>
                 <w:sz w:val="19"/>
               </w:rPr>
               <w:t>Heatmap generated</w:t>
@@ -14554,7 +13350,6 @@
           <w:p>
             <w:r>
               <w:rPr>
-                <w:rFonts w:ascii="Times New Roman" w:hAnsi="Times New Roman"/>
                 <w:sz w:val="19"/>
               </w:rPr>
               <w:t>Pass</w:t>
@@ -14570,7 +13365,6 @@
           <w:p>
             <w:r>
               <w:rPr>
-                <w:rFonts w:ascii="Times New Roman" w:hAnsi="Times New Roman"/>
                 <w:sz w:val="19"/>
               </w:rPr>
               <w:t>14</w:t>
@@ -14584,7 +13378,6 @@
           <w:p>
             <w:r>
               <w:rPr>
-                <w:rFonts w:ascii="Times New Roman" w:hAnsi="Times New Roman"/>
                 <w:sz w:val="19"/>
               </w:rPr>
               <w:t>Sentence Inspector</w:t>
@@ -14598,7 +13391,6 @@
           <w:p>
             <w:r>
               <w:rPr>
-                <w:rFonts w:ascii="Times New Roman" w:hAnsi="Times New Roman"/>
                 <w:sz w:val="19"/>
               </w:rPr>
               <w:t>Click pink highlighted sentence</w:t>
@@ -14612,7 +13404,6 @@
           <w:p>
             <w:r>
               <w:rPr>
-                <w:rFonts w:ascii="Times New Roman" w:hAnsi="Times New Roman"/>
                 <w:sz w:val="19"/>
               </w:rPr>
               <w:t>Display inspector card with word counts &amp; indicators</w:t>
@@ -14626,7 +13417,6 @@
           <w:p>
             <w:r>
               <w:rPr>
-                <w:rFonts w:ascii="Times New Roman" w:hAnsi="Times New Roman"/>
                 <w:sz w:val="19"/>
               </w:rPr>
               <w:t>Inspector card displayed</w:t>
@@ -14640,7 +13430,6 @@
           <w:p>
             <w:r>
               <w:rPr>
-                <w:rFonts w:ascii="Times New Roman" w:hAnsi="Times New Roman"/>
                 <w:sz w:val="19"/>
               </w:rPr>
               <w:t>Pass</w:t>
@@ -14657,7 +13446,6 @@
           <w:bCs/>
         </w:rPr>
       </w:pPr>
-      <w:r/>
     </w:p>
     <w:p>
       <w:pPr>
@@ -14667,12 +13455,9 @@
           <w:bCs/>
         </w:rPr>
       </w:pPr>
-      <w:r/>
-      <w:r>
-        <w:rPr>
-          <w:rFonts w:ascii="Times New Roman" w:hAnsi="Times New Roman"/>
+      <w:r>
+        <w:rPr>
           <w:b/>
-          <w:sz w:val="24"/>
         </w:rPr>
         <w:t>Table 4.2: Test Cases for Verification of Classification Accuracy</w:t>
       </w:r>
@@ -14684,12 +13469,12 @@
         <w:tblLook w:val="04A0" w:firstRow="1" w:lastRow="0" w:firstColumn="1" w:lastColumn="0" w:noHBand="0" w:noVBand="1"/>
       </w:tblPr>
       <w:tblGrid>
-        <w:gridCol w:w="624"/>
-        <w:gridCol w:w="1883"/>
-        <w:gridCol w:w="2431"/>
-        <w:gridCol w:w="1493"/>
-        <w:gridCol w:w="1589"/>
-        <w:gridCol w:w="970"/>
+        <w:gridCol w:w="620"/>
+        <w:gridCol w:w="1849"/>
+        <w:gridCol w:w="2386"/>
+        <w:gridCol w:w="1609"/>
+        <w:gridCol w:w="1565"/>
+        <w:gridCol w:w="961"/>
       </w:tblGrid>
       <w:tr>
         <w:trPr>
@@ -14702,7 +13487,6 @@
           <w:p>
             <w:r>
               <w:rPr>
-                <w:rFonts w:ascii="Times New Roman" w:hAnsi="Times New Roman"/>
                 <w:b/>
                 <w:sz w:val="21"/>
               </w:rPr>
@@ -14717,7 +13501,6 @@
           <w:p>
             <w:r>
               <w:rPr>
-                <w:rFonts w:ascii="Times New Roman" w:hAnsi="Times New Roman"/>
                 <w:b/>
                 <w:sz w:val="21"/>
               </w:rPr>
@@ -14732,7 +13515,6 @@
           <w:p>
             <w:r>
               <w:rPr>
-                <w:rFonts w:ascii="Times New Roman" w:hAnsi="Times New Roman"/>
                 <w:b/>
                 <w:sz w:val="21"/>
               </w:rPr>
@@ -14747,7 +13529,6 @@
           <w:p>
             <w:r>
               <w:rPr>
-                <w:rFonts w:ascii="Times New Roman" w:hAnsi="Times New Roman"/>
                 <w:b/>
                 <w:sz w:val="21"/>
               </w:rPr>
@@ -14762,7 +13543,6 @@
           <w:p>
             <w:r>
               <w:rPr>
-                <w:rFonts w:ascii="Times New Roman" w:hAnsi="Times New Roman"/>
                 <w:b/>
                 <w:sz w:val="21"/>
               </w:rPr>
@@ -14777,7 +13557,6 @@
           <w:p>
             <w:r>
               <w:rPr>
-                <w:rFonts w:ascii="Times New Roman" w:hAnsi="Times New Roman"/>
                 <w:b/>
                 <w:sz w:val="21"/>
               </w:rPr>
@@ -14794,9 +13573,9 @@
           <w:p>
             <w:r>
               <w:rPr>
-                <w:rFonts w:ascii="Times New Roman" w:hAnsi="Times New Roman"/>
                 <w:sz w:val="19"/>
               </w:rPr>
+              <w:lastRenderedPageBreak/>
               <w:t>1</w:t>
             </w:r>
           </w:p>
@@ -14808,7 +13587,6 @@
           <w:p>
             <w:r>
               <w:rPr>
-                <w:rFonts w:ascii="Times New Roman" w:hAnsi="Times New Roman"/>
                 <w:sz w:val="19"/>
               </w:rPr>
               <w:t>AI-Generated (GPT-4)</w:t>
@@ -14822,7 +13600,6 @@
           <w:p>
             <w:r>
               <w:rPr>
-                <w:rFonts w:ascii="Times New Roman" w:hAnsi="Times New Roman"/>
                 <w:sz w:val="19"/>
               </w:rPr>
               <w:t>Formal essay on 'Climate Change' generated by GPT-4</w:t>
@@ -14836,7 +13613,6 @@
           <w:p>
             <w:r>
               <w:rPr>
-                <w:rFonts w:ascii="Times New Roman" w:hAnsi="Times New Roman"/>
                 <w:sz w:val="19"/>
               </w:rPr>
               <w:t>AI Score &gt; 75% (AI-Generated verdict)</w:t>
@@ -14850,7 +13626,6 @@
           <w:p>
             <w:r>
               <w:rPr>
-                <w:rFonts w:ascii="Times New Roman" w:hAnsi="Times New Roman"/>
                 <w:sz w:val="19"/>
               </w:rPr>
               <w:t>Score: 88.5% (AI-Generated)</w:t>
@@ -14864,7 +13639,6 @@
           <w:p>
             <w:r>
               <w:rPr>
-                <w:rFonts w:ascii="Times New Roman" w:hAnsi="Times New Roman"/>
                 <w:sz w:val="19"/>
               </w:rPr>
               <w:t>Pass</w:t>
@@ -14880,7 +13654,6 @@
           <w:p>
             <w:r>
               <w:rPr>
-                <w:rFonts w:ascii="Times New Roman" w:hAnsi="Times New Roman"/>
                 <w:sz w:val="19"/>
               </w:rPr>
               <w:t>2</w:t>
@@ -14894,7 +13667,6 @@
           <w:p>
             <w:r>
               <w:rPr>
-                <w:rFonts w:ascii="Times New Roman" w:hAnsi="Times New Roman"/>
                 <w:sz w:val="19"/>
               </w:rPr>
               <w:t>AI-Generated (Gemini)</w:t>
@@ -14908,7 +13680,6 @@
           <w:p>
             <w:r>
               <w:rPr>
-                <w:rFonts w:ascii="Times New Roman" w:hAnsi="Times New Roman"/>
                 <w:sz w:val="19"/>
               </w:rPr>
               <w:t>Technical documentation on APIs generated by Gemini</w:t>
@@ -14922,7 +13693,6 @@
           <w:p>
             <w:r>
               <w:rPr>
-                <w:rFonts w:ascii="Times New Roman" w:hAnsi="Times New Roman"/>
                 <w:sz w:val="19"/>
               </w:rPr>
               <w:t>AI Score &gt; 70% (AI-Generated verdict)</w:t>
@@ -14936,7 +13706,6 @@
           <w:p>
             <w:r>
               <w:rPr>
-                <w:rFonts w:ascii="Times New Roman" w:hAnsi="Times New Roman"/>
                 <w:sz w:val="19"/>
               </w:rPr>
               <w:t>Score: 76.2% (AI-Generated)</w:t>
@@ -14950,7 +13719,6 @@
           <w:p>
             <w:r>
               <w:rPr>
-                <w:rFonts w:ascii="Times New Roman" w:hAnsi="Times New Roman"/>
                 <w:sz w:val="19"/>
               </w:rPr>
               <w:t>Pass</w:t>
@@ -14966,7 +13734,6 @@
           <w:p>
             <w:r>
               <w:rPr>
-                <w:rFonts w:ascii="Times New Roman" w:hAnsi="Times New Roman"/>
                 <w:sz w:val="19"/>
               </w:rPr>
               <w:t>3</w:t>
@@ -14980,7 +13747,6 @@
           <w:p>
             <w:r>
               <w:rPr>
-                <w:rFonts w:ascii="Times New Roman" w:hAnsi="Times New Roman"/>
                 <w:sz w:val="19"/>
               </w:rPr>
               <w:t>AI-Generated (Claude)</w:t>
@@ -14994,7 +13760,6 @@
           <w:p>
             <w:r>
               <w:rPr>
-                <w:rFonts w:ascii="Times New Roman" w:hAnsi="Times New Roman"/>
                 <w:sz w:val="19"/>
               </w:rPr>
               <w:t>Creative story on 'Time Travel' generated by Claude</w:t>
@@ -15008,7 +13773,6 @@
           <w:p>
             <w:r>
               <w:rPr>
-                <w:rFonts w:ascii="Times New Roman" w:hAnsi="Times New Roman"/>
                 <w:sz w:val="19"/>
               </w:rPr>
               <w:t>AI Score &gt; 65% (AI-Generated verdict)</w:t>
@@ -15022,7 +13786,6 @@
           <w:p>
             <w:r>
               <w:rPr>
-                <w:rFonts w:ascii="Times New Roman" w:hAnsi="Times New Roman"/>
                 <w:sz w:val="19"/>
               </w:rPr>
               <w:t>Score: 69.4% (AI-Generated)</w:t>
@@ -15036,7 +13799,6 @@
           <w:p>
             <w:r>
               <w:rPr>
-                <w:rFonts w:ascii="Times New Roman" w:hAnsi="Times New Roman"/>
                 <w:sz w:val="19"/>
               </w:rPr>
               <w:t>Pass</w:t>
@@ -15052,7 +13814,6 @@
           <w:p>
             <w:r>
               <w:rPr>
-                <w:rFonts w:ascii="Times New Roman" w:hAnsi="Times New Roman"/>
                 <w:sz w:val="19"/>
               </w:rPr>
               <w:t>4</w:t>
@@ -15066,7 +13827,6 @@
           <w:p>
             <w:r>
               <w:rPr>
-                <w:rFonts w:ascii="Times New Roman" w:hAnsi="Times New Roman"/>
                 <w:sz w:val="19"/>
               </w:rPr>
               <w:t>Human-Written (Personal)</w:t>
@@ -15080,7 +13840,6 @@
           <w:p>
             <w:r>
               <w:rPr>
-                <w:rFonts w:ascii="Times New Roman" w:hAnsi="Times New Roman"/>
                 <w:sz w:val="19"/>
               </w:rPr>
               <w:t>Personal blog post about childhood memories</w:t>
@@ -15094,7 +13853,6 @@
           <w:p>
             <w:r>
               <w:rPr>
-                <w:rFonts w:ascii="Times New Roman" w:hAnsi="Times New Roman"/>
                 <w:sz w:val="19"/>
               </w:rPr>
               <w:t>AI Score &lt; 30% (Human-Written verdict)</w:t>
@@ -15108,7 +13866,6 @@
           <w:p>
             <w:r>
               <w:rPr>
-                <w:rFonts w:ascii="Times New Roman" w:hAnsi="Times New Roman"/>
                 <w:sz w:val="19"/>
               </w:rPr>
               <w:t>Score: 12.4% (Human-Written)</w:t>
@@ -15122,7 +13879,6 @@
           <w:p>
             <w:r>
               <w:rPr>
-                <w:rFonts w:ascii="Times New Roman" w:hAnsi="Times New Roman"/>
                 <w:sz w:val="19"/>
               </w:rPr>
               <w:t>Pass</w:t>
@@ -15138,7 +13894,6 @@
           <w:p>
             <w:r>
               <w:rPr>
-                <w:rFonts w:ascii="Times New Roman" w:hAnsi="Times New Roman"/>
                 <w:sz w:val="19"/>
               </w:rPr>
               <w:t>5</w:t>
@@ -15152,7 +13907,6 @@
           <w:p>
             <w:r>
               <w:rPr>
-                <w:rFonts w:ascii="Times New Roman" w:hAnsi="Times New Roman"/>
                 <w:sz w:val="19"/>
               </w:rPr>
               <w:t>Human-Written (Academic)</w:t>
@@ -15166,7 +13920,6 @@
           <w:p>
             <w:r>
               <w:rPr>
-                <w:rFonts w:ascii="Times New Roman" w:hAnsi="Times New Roman"/>
                 <w:sz w:val="19"/>
               </w:rPr>
               <w:t>Scientific paper with complex syntax and burstiness</w:t>
@@ -15180,7 +13933,6 @@
           <w:p>
             <w:r>
               <w:rPr>
-                <w:rFonts w:ascii="Times New Roman" w:hAnsi="Times New Roman"/>
                 <w:sz w:val="19"/>
               </w:rPr>
               <w:t>AI Score &lt; 40% (Human-Written verdict)</w:t>
@@ -15194,7 +13946,6 @@
           <w:p>
             <w:r>
               <w:rPr>
-                <w:rFonts w:ascii="Times New Roman" w:hAnsi="Times New Roman"/>
                 <w:sz w:val="19"/>
               </w:rPr>
               <w:t>Score: 28.1% (Human-Written)</w:t>
@@ -15208,7 +13959,6 @@
           <w:p>
             <w:r>
               <w:rPr>
-                <w:rFonts w:ascii="Times New Roman" w:hAnsi="Times New Roman"/>
                 <w:sz w:val="19"/>
               </w:rPr>
               <w:t>Pass</w:t>
@@ -15224,7 +13974,6 @@
           <w:p>
             <w:r>
               <w:rPr>
-                <w:rFonts w:ascii="Times New Roman" w:hAnsi="Times New Roman"/>
                 <w:sz w:val="19"/>
               </w:rPr>
               <w:t>6</w:t>
@@ -15238,7 +13987,6 @@
           <w:p>
             <w:r>
               <w:rPr>
-                <w:rFonts w:ascii="Times New Roman" w:hAnsi="Times New Roman"/>
                 <w:sz w:val="19"/>
               </w:rPr>
               <w:t>Human-Written (Journalism)</w:t>
@@ -15252,7 +14000,6 @@
           <w:p>
             <w:r>
               <w:rPr>
-                <w:rFonts w:ascii="Times New Roman" w:hAnsi="Times New Roman"/>
                 <w:sz w:val="19"/>
               </w:rPr>
               <w:t>News article written by professional reporter</w:t>
@@ -15266,7 +14013,6 @@
           <w:p>
             <w:r>
               <w:rPr>
-                <w:rFonts w:ascii="Times New Roman" w:hAnsi="Times New Roman"/>
                 <w:sz w:val="19"/>
               </w:rPr>
               <w:t>AI Score &lt; 35% (Human-Written verdict)</w:t>
@@ -15280,7 +14026,6 @@
           <w:p>
             <w:r>
               <w:rPr>
-                <w:rFonts w:ascii="Times New Roman" w:hAnsi="Times New Roman"/>
                 <w:sz w:val="19"/>
               </w:rPr>
               <w:t>Score: 24.3% (Human-Written)</w:t>
@@ -15294,7 +14039,6 @@
           <w:p>
             <w:r>
               <w:rPr>
-                <w:rFonts w:ascii="Times New Roman" w:hAnsi="Times New Roman"/>
                 <w:sz w:val="19"/>
               </w:rPr>
               <w:t>Pass</w:t>
@@ -15310,7 +14054,6 @@
           <w:p>
             <w:r>
               <w:rPr>
-                <w:rFonts w:ascii="Times New Roman" w:hAnsi="Times New Roman"/>
                 <w:sz w:val="19"/>
               </w:rPr>
               <w:t>7</w:t>
@@ -15324,7 +14067,6 @@
           <w:p>
             <w:r>
               <w:rPr>
-                <w:rFonts w:ascii="Times New Roman" w:hAnsi="Times New Roman"/>
                 <w:sz w:val="19"/>
               </w:rPr>
               <w:t>Mixed Content (50/50)</w:t>
@@ -15338,7 +14080,6 @@
           <w:p>
             <w:r>
               <w:rPr>
-                <w:rFonts w:ascii="Times New Roman" w:hAnsi="Times New Roman"/>
                 <w:sz w:val="19"/>
               </w:rPr>
               <w:t>Human article with large AI paragraphs inserted</w:t>
@@ -15352,7 +14093,6 @@
           <w:p>
             <w:r>
               <w:rPr>
-                <w:rFonts w:ascii="Times New Roman" w:hAnsi="Times New Roman"/>
                 <w:sz w:val="19"/>
               </w:rPr>
               <w:t>AI Score 40% - 65% (Mixed Signature)</w:t>
@@ -15366,7 +14106,6 @@
           <w:p>
             <w:r>
               <w:rPr>
-                <w:rFonts w:ascii="Times New Roman" w:hAnsi="Times New Roman"/>
                 <w:sz w:val="19"/>
               </w:rPr>
               <w:t>Score: 54.3% (Mixed Signature)</w:t>
@@ -15380,7 +14119,6 @@
           <w:p>
             <w:r>
               <w:rPr>
-                <w:rFonts w:ascii="Times New Roman" w:hAnsi="Times New Roman"/>
                 <w:sz w:val="19"/>
               </w:rPr>
               <w:t>Pass</w:t>
@@ -15396,7 +14134,6 @@
           <w:p>
             <w:r>
               <w:rPr>
-                <w:rFonts w:ascii="Times New Roman" w:hAnsi="Times New Roman"/>
                 <w:sz w:val="19"/>
               </w:rPr>
               <w:t>8</w:t>
@@ -15410,7 +14147,6 @@
           <w:p>
             <w:r>
               <w:rPr>
-                <w:rFonts w:ascii="Times New Roman" w:hAnsi="Times New Roman"/>
                 <w:sz w:val="19"/>
               </w:rPr>
               <w:t>Mixed Content (70/30)</w:t>
@@ -15424,7 +14160,6 @@
           <w:p>
             <w:r>
               <w:rPr>
-                <w:rFonts w:ascii="Times New Roman" w:hAnsi="Times New Roman"/>
                 <w:sz w:val="19"/>
               </w:rPr>
               <w:t>AI text with minor human edits/rewordings</w:t>
@@ -15438,7 +14173,6 @@
           <w:p>
             <w:r>
               <w:rPr>
-                <w:rFonts w:ascii="Times New Roman" w:hAnsi="Times New Roman"/>
                 <w:sz w:val="19"/>
               </w:rPr>
               <w:t>AI Score &gt; 60% (AI-Generated/Mixed)</w:t>
@@ -15452,7 +14186,6 @@
           <w:p>
             <w:r>
               <w:rPr>
-                <w:rFonts w:ascii="Times New Roman" w:hAnsi="Times New Roman"/>
                 <w:sz w:val="19"/>
               </w:rPr>
               <w:t>Score: 68.2% (AI-Generated)</w:t>
@@ -15466,7 +14199,6 @@
           <w:p>
             <w:r>
               <w:rPr>
-                <w:rFonts w:ascii="Times New Roman" w:hAnsi="Times New Roman"/>
                 <w:sz w:val="19"/>
               </w:rPr>
               <w:t>Pass</w:t>
@@ -15482,7 +14214,6 @@
           <w:p>
             <w:r>
               <w:rPr>
-                <w:rFonts w:ascii="Times New Roman" w:hAnsi="Times New Roman"/>
                 <w:sz w:val="19"/>
               </w:rPr>
               <w:t>9</w:t>
@@ -15496,7 +14227,6 @@
           <w:p>
             <w:r>
               <w:rPr>
-                <w:rFonts w:ascii="Times New Roman" w:hAnsi="Times New Roman"/>
                 <w:sz w:val="19"/>
               </w:rPr>
               <w:t>Paraphrased AI</w:t>
@@ -15510,7 +14240,6 @@
           <w:p>
             <w:r>
               <w:rPr>
-                <w:rFonts w:ascii="Times New Roman" w:hAnsi="Times New Roman"/>
                 <w:sz w:val="19"/>
               </w:rPr>
               <w:t>GPT-4 text run through basic online paraphraser</w:t>
@@ -15524,7 +14253,6 @@
           <w:p>
             <w:r>
               <w:rPr>
-                <w:rFonts w:ascii="Times New Roman" w:hAnsi="Times New Roman"/>
                 <w:sz w:val="19"/>
               </w:rPr>
               <w:t>AI Score &gt; 50% (Mixed/AI verdict)</w:t>
@@ -15538,7 +14266,6 @@
           <w:p>
             <w:r>
               <w:rPr>
-                <w:rFonts w:ascii="Times New Roman" w:hAnsi="Times New Roman"/>
                 <w:sz w:val="19"/>
               </w:rPr>
               <w:t>Score: 58.7% (Mixed/AI)</w:t>
@@ -15552,7 +14279,6 @@
           <w:p>
             <w:r>
               <w:rPr>
-                <w:rFonts w:ascii="Times New Roman" w:hAnsi="Times New Roman"/>
                 <w:sz w:val="19"/>
               </w:rPr>
               <w:t>Pass</w:t>
@@ -15568,7 +14294,6 @@
           <w:p>
             <w:r>
               <w:rPr>
-                <w:rFonts w:ascii="Times New Roman" w:hAnsi="Times New Roman"/>
                 <w:sz w:val="19"/>
               </w:rPr>
               <w:t>10</w:t>
@@ -15582,7 +14307,6 @@
           <w:p>
             <w:r>
               <w:rPr>
-                <w:rFonts w:ascii="Times New Roman" w:hAnsi="Times New Roman"/>
                 <w:sz w:val="19"/>
               </w:rPr>
               <w:t>Technical Math Paper</w:t>
@@ -15596,7 +14320,6 @@
           <w:p>
             <w:r>
               <w:rPr>
-                <w:rFonts w:ascii="Times New Roman" w:hAnsi="Times New Roman"/>
                 <w:sz w:val="19"/>
               </w:rPr>
               <w:t>Human mathematics article with inline equations</w:t>
@@ -15610,7 +14333,6 @@
           <w:p>
             <w:r>
               <w:rPr>
-                <w:rFonts w:ascii="Times New Roman" w:hAnsi="Times New Roman"/>
                 <w:sz w:val="19"/>
               </w:rPr>
               <w:t>AI Score &lt; 35% (Human-Written)</w:t>
@@ -15624,7 +14346,6 @@
           <w:p>
             <w:r>
               <w:rPr>
-                <w:rFonts w:ascii="Times New Roman" w:hAnsi="Times New Roman"/>
                 <w:sz w:val="19"/>
               </w:rPr>
               <w:t>Score: 19.8% (Human-Written)</w:t>
@@ -15638,7 +14359,6 @@
           <w:p>
             <w:r>
               <w:rPr>
-                <w:rFonts w:ascii="Times New Roman" w:hAnsi="Times New Roman"/>
                 <w:sz w:val="19"/>
               </w:rPr>
               <w:t>Pass</w:t>
@@ -15654,7 +14374,6 @@
           <w:p>
             <w:r>
               <w:rPr>
-                <w:rFonts w:ascii="Times New Roman" w:hAnsi="Times New Roman"/>
                 <w:sz w:val="19"/>
               </w:rPr>
               <w:t>11</w:t>
@@ -15668,7 +14387,6 @@
           <w:p>
             <w:r>
               <w:rPr>
-                <w:rFonts w:ascii="Times New Roman" w:hAnsi="Times New Roman"/>
                 <w:sz w:val="19"/>
               </w:rPr>
               <w:t>Short Paragraph</w:t>
@@ -15682,7 +14400,6 @@
           <w:p>
             <w:r>
               <w:rPr>
-                <w:rFonts w:ascii="Times New Roman" w:hAnsi="Times New Roman"/>
                 <w:sz w:val="19"/>
               </w:rPr>
               <w:t>Human email response (25 words)</w:t>
@@ -15696,7 +14413,6 @@
           <w:p>
             <w:r>
               <w:rPr>
-                <w:rFonts w:ascii="Times New Roman" w:hAnsi="Times New Roman"/>
                 <w:sz w:val="19"/>
               </w:rPr>
               <w:t>AI Score &lt; 40% (Human-Written)</w:t>
@@ -15710,7 +14426,6 @@
           <w:p>
             <w:r>
               <w:rPr>
-                <w:rFonts w:ascii="Times New Roman" w:hAnsi="Times New Roman"/>
                 <w:sz w:val="19"/>
               </w:rPr>
               <w:t>Score: 32.5% (Human-Written)</w:t>
@@ -15724,7 +14439,6 @@
           <w:p>
             <w:r>
               <w:rPr>
-                <w:rFonts w:ascii="Times New Roman" w:hAnsi="Times New Roman"/>
                 <w:sz w:val="19"/>
               </w:rPr>
               <w:t>Pass</w:t>
@@ -15740,7 +14454,6 @@
           <w:p>
             <w:r>
               <w:rPr>
-                <w:rFonts w:ascii="Times New Roman" w:hAnsi="Times New Roman"/>
                 <w:sz w:val="19"/>
               </w:rPr>
               <w:t>12</w:t>
@@ -15754,7 +14467,6 @@
           <w:p>
             <w:r>
               <w:rPr>
-                <w:rFonts w:ascii="Times New Roman" w:hAnsi="Times New Roman"/>
                 <w:sz w:val="19"/>
               </w:rPr>
               <w:t>Repetitive Text</w:t>
@@ -15768,7 +14480,6 @@
           <w:p>
             <w:r>
               <w:rPr>
-                <w:rFonts w:ascii="Times New Roman" w:hAnsi="Times New Roman"/>
                 <w:sz w:val="19"/>
               </w:rPr>
               <w:t>AI list-based summary of product specification</w:t>
@@ -15782,7 +14493,6 @@
           <w:p>
             <w:r>
               <w:rPr>
-                <w:rFonts w:ascii="Times New Roman" w:hAnsi="Times New Roman"/>
                 <w:sz w:val="19"/>
               </w:rPr>
               <w:t>AI Score &gt; 75% (AI-Generated)</w:t>
@@ -15796,7 +14506,6 @@
           <w:p>
             <w:r>
               <w:rPr>
-                <w:rFonts w:ascii="Times New Roman" w:hAnsi="Times New Roman"/>
                 <w:sz w:val="19"/>
               </w:rPr>
               <w:t>Score: 84.1% (AI-Generated)</w:t>
@@ -15810,7 +14519,6 @@
           <w:p>
             <w:r>
               <w:rPr>
-                <w:rFonts w:ascii="Times New Roman" w:hAnsi="Times New Roman"/>
                 <w:sz w:val="19"/>
               </w:rPr>
               <w:t>Pass</w:t>
@@ -15869,22 +14577,18 @@
         <w:pStyle w:val="Heading1"/>
         <w:ind w:left="224" w:right="283"/>
       </w:pPr>
-      <w:bookmarkStart w:id="67" w:name="_Toc201399445"/>
-      <w:bookmarkStart w:id="68" w:name="_Toc202261107"/>
-      <w:bookmarkStart w:id="69" w:name="_Toc231875543"/>
+      <w:bookmarkStart w:id="35" w:name="_Toc201399445"/>
       <w:r>
         <w:lastRenderedPageBreak/>
         <w:t>CHAPTER 5</w:t>
       </w:r>
-      <w:bookmarkStart w:id="70" w:name="_Toc201399446"/>
-      <w:bookmarkEnd w:id="67"/>
+      <w:bookmarkEnd w:id="35"/>
     </w:p>
     <w:p>
       <w:pPr>
         <w:pStyle w:val="Heading1"/>
         <w:ind w:left="224" w:right="283"/>
       </w:pPr>
-      <w:r/>
       <w:r>
         <w:t>CONCLUSION AND FUTURE RECOMMENDATIONS</w:t>
       </w:r>
@@ -15893,37 +14597,26 @@
       <w:pPr>
         <w:pStyle w:val="Heading2"/>
       </w:pPr>
-      <w:bookmarkStart w:id="71" w:name="_Toc231875544"/>
+      <w:bookmarkStart w:id="36" w:name="_Toc231875544"/>
       <w:r>
         <w:t>5.1. Conclusion</w:t>
       </w:r>
-      <w:bookmarkEnd w:id="71"/>
+      <w:bookmarkEnd w:id="36"/>
     </w:p>
     <w:p>
       <w:pPr>
         <w:spacing w:line="360" w:lineRule="auto"/>
       </w:pPr>
-      <w:r/>
-      <w:r>
-        <w:rPr>
-          <w:rFonts w:ascii="Times New Roman" w:hAnsi="Times New Roman"/>
-          <w:sz w:val="24"/>
-        </w:rPr>
+      <w:r>
         <w:t xml:space="preserve">In summary, the </w:t>
       </w:r>
       <w:r>
         <w:rPr>
-          <w:rFonts w:ascii="Times New Roman" w:hAnsi="Times New Roman"/>
           <w:b/>
-          <w:sz w:val="24"/>
         </w:rPr>
         <w:t>AI Text Detector</w:t>
       </w:r>
       <w:r>
-        <w:rPr>
-          <w:rFonts w:ascii="Times New Roman" w:hAnsi="Times New Roman"/>
-          <w:sz w:val="24"/>
-        </w:rPr>
         <w:t xml:space="preserve"> provides a lightweight, automated, and mathematically transparent tool for verifying text authenticity. By combining statistical natural language processing, instance-based classification (KNN), and Vector Space models, the system reduces the risk of false positives.</w:t>
       </w:r>
     </w:p>
@@ -15931,12 +14624,7 @@
       <w:pPr>
         <w:spacing w:line="360" w:lineRule="auto"/>
       </w:pPr>
-      <w:r/>
-      <w:r>
-        <w:rPr>
-          <w:rFonts w:ascii="Times New Roman" w:hAnsi="Times New Roman"/>
-          <w:sz w:val="24"/>
-        </w:rPr>
+      <w:r>
         <w:t>The application follows a client-side execution model, running all text extraction, feature mapping, and algorithm calculations directly inside the user's browser sandbox. This preserves document privacy and reduces network latency to zero, completing the evaluation in less than 500 milliseconds.</w:t>
       </w:r>
     </w:p>
@@ -15944,12 +14632,7 @@
       <w:pPr>
         <w:spacing w:line="360" w:lineRule="auto"/>
       </w:pPr>
-      <w:r/>
-      <w:r>
-        <w:rPr>
-          <w:rFonts w:ascii="Times New Roman" w:hAnsi="Times New Roman"/>
-          <w:sz w:val="24"/>
-        </w:rPr>
+      <w:r>
         <w:t>The implemented classification modules successfully meet the functional requirements of identifying machine-generated text, scoring probabilities, and parsing standard document formats. Real-time SVG visualizations, the sentence-level perplexity heatmap, and the LaTeX resolution panel make the tool intuitive for developers and academic administrators.</w:t>
       </w:r>
     </w:p>
@@ -15957,27 +14640,16 @@
       <w:pPr>
         <w:spacing w:line="360" w:lineRule="auto"/>
       </w:pPr>
-      <w:r/>
-      <w:r>
-        <w:rPr>
-          <w:rFonts w:ascii="Times New Roman" w:hAnsi="Times New Roman"/>
-          <w:sz w:val="24"/>
-        </w:rPr>
+      <w:r>
         <w:t xml:space="preserve">Overall, the </w:t>
       </w:r>
       <w:r>
         <w:rPr>
-          <w:rFonts w:ascii="Times New Roman" w:hAnsi="Times New Roman"/>
           <w:b/>
-          <w:sz w:val="24"/>
         </w:rPr>
         <w:t>AI Text Detector</w:t>
       </w:r>
       <w:r>
-        <w:rPr>
-          <w:rFonts w:ascii="Times New Roman" w:hAnsi="Times New Roman"/>
-          <w:sz w:val="24"/>
-        </w:rPr>
         <w:t xml:space="preserve"> represents a reliable, privacy-preserving method to audit writing styles, helping organizations and educational institutions maintain academic integrity and verify content origins.</w:t>
       </w:r>
     </w:p>
@@ -15985,13 +14657,11 @@
       <w:pPr>
         <w:spacing w:line="360" w:lineRule="auto"/>
       </w:pPr>
-      <w:r/>
     </w:p>
     <w:p>
       <w:pPr>
         <w:pStyle w:val="Heading2"/>
       </w:pPr>
-      <w:r/>
       <w:r>
         <w:t>5.2. Future Recommendations</w:t>
       </w:r>
@@ -16000,12 +14670,7 @@
       <w:pPr>
         <w:spacing w:after="0" w:line="360" w:lineRule="auto"/>
       </w:pPr>
-      <w:r/>
-      <w:r>
-        <w:rPr>
-          <w:rFonts w:ascii="Times New Roman" w:hAnsi="Times New Roman"/>
-          <w:sz w:val="24"/>
-        </w:rPr>
+      <w:r>
         <w:t>The AI Text Detector has strong potential for future improvements and scalability. The following enhancements are recommended for future development:</w:t>
       </w:r>
     </w:p>
@@ -16018,20 +14683,13 @@
         </w:numPr>
         <w:spacing w:line="360" w:lineRule="auto"/>
       </w:pPr>
-      <w:r/>
-      <w:r>
-        <w:rPr>
-          <w:rFonts w:ascii="Times New Roman" w:hAnsi="Times New Roman"/>
+      <w:r>
+        <w:rPr>
           <w:b/>
-          <w:sz w:val="24"/>
         </w:rPr>
         <w:t>WebAssembly LLM Integration:</w:t>
       </w:r>
       <w:r>
-        <w:rPr>
-          <w:rFonts w:ascii="Times New Roman" w:hAnsi="Times New Roman"/>
-          <w:sz w:val="24"/>
-        </w:rPr>
         <w:t xml:space="preserve"> Integrate lightweight model runtimes (such as ONNX or Transformers.js) to perform local semantic audits alongside stylometric analysis.</w:t>
       </w:r>
     </w:p>
@@ -16044,20 +14702,13 @@
         </w:numPr>
         <w:spacing w:line="360" w:lineRule="auto"/>
       </w:pPr>
-      <w:r/>
-      <w:r>
-        <w:rPr>
-          <w:rFonts w:ascii="Times New Roman" w:hAnsi="Times New Roman"/>
+      <w:r>
+        <w:rPr>
           <w:b/>
-          <w:sz w:val="24"/>
         </w:rPr>
         <w:t>Browser Extension:</w:t>
       </w:r>
       <w:r>
-        <w:rPr>
-          <w:rFonts w:ascii="Times New Roman" w:hAnsi="Times New Roman"/>
-          <w:sz w:val="24"/>
-        </w:rPr>
         <w:t xml:space="preserve"> Develop a Chrome/Firefox browser extension to analyze text fields on active websites.</w:t>
       </w:r>
     </w:p>
@@ -16070,20 +14721,14 @@
         </w:numPr>
         <w:spacing w:line="360" w:lineRule="auto"/>
       </w:pPr>
-      <w:r/>
-      <w:r>
-        <w:rPr>
-          <w:rFonts w:ascii="Times New Roman" w:hAnsi="Times New Roman"/>
+      <w:r>
+        <w:rPr>
           <w:b/>
-          <w:sz w:val="24"/>
-        </w:rPr>
+        </w:rPr>
+        <w:lastRenderedPageBreak/>
         <w:t>Multi-Lingual Support:</w:t>
       </w:r>
       <w:r>
-        <w:rPr>
-          <w:rFonts w:ascii="Times New Roman" w:hAnsi="Times New Roman"/>
-          <w:sz w:val="24"/>
-        </w:rPr>
         <w:t xml:space="preserve"> Expand the stylometric database and transition bigrams to support languages like Spanish, French, and German.</w:t>
       </w:r>
     </w:p>
@@ -16096,20 +14741,13 @@
         </w:numPr>
         <w:spacing w:line="360" w:lineRule="auto"/>
       </w:pPr>
-      <w:r/>
-      <w:r>
-        <w:rPr>
-          <w:rFonts w:ascii="Times New Roman" w:hAnsi="Times New Roman"/>
+      <w:r>
+        <w:rPr>
           <w:b/>
-          <w:sz w:val="24"/>
         </w:rPr>
         <w:t>API Export Capability:</w:t>
       </w:r>
       <w:r>
-        <w:rPr>
-          <w:rFonts w:ascii="Times New Roman" w:hAnsi="Times New Roman"/>
-          <w:sz w:val="24"/>
-        </w:rPr>
         <w:t xml:space="preserve"> Allow users to export PDF scan reports directly from the dashboard interface.</w:t>
       </w:r>
     </w:p>
@@ -16122,7 +14760,6 @@
         </w:numPr>
         <w:spacing w:line="360" w:lineRule="auto"/>
       </w:pPr>
-      <w:r/>
     </w:p>
     <w:p>
       <w:pPr>
@@ -16133,7 +14770,6 @@
         </w:numPr>
         <w:spacing w:line="360" w:lineRule="auto"/>
       </w:pPr>
-      <w:r/>
     </w:p>
     <w:p>
       <w:pPr>
@@ -16144,7 +14780,6 @@
         </w:numPr>
         <w:spacing w:line="360" w:lineRule="auto"/>
       </w:pPr>
-      <w:r/>
     </w:p>
     <w:p>
       <w:pPr>
@@ -16155,18 +14790,14 @@
         </w:numPr>
         <w:spacing w:line="360" w:lineRule="auto"/>
       </w:pPr>
-      <w:r/>
     </w:p>
     <w:p>
       <w:pPr>
         <w:spacing w:line="360" w:lineRule="auto"/>
       </w:pPr>
-      <w:r/>
-    </w:p>
-    <w:p>
-      <w:r/>
-    </w:p>
-    <w:bookmarkStart w:id="73" w:name="_Toc231875546" w:displacedByCustomXml="next"/>
+    </w:p>
+    <w:p/>
+    <w:bookmarkStart w:id="37" w:name="_Toc231875546" w:displacedByCustomXml="next"/>
     <w:sdt>
       <w:sdtPr>
         <w:rPr>
@@ -16194,7 +14825,7 @@
           <w:r>
             <w:t>REFERENCES</w:t>
           </w:r>
-          <w:bookmarkEnd w:id="73"/>
+          <w:bookmarkEnd w:id="37"/>
         </w:p>
         <w:sdt>
           <w:sdtPr>
@@ -16503,6 +15134,7 @@
                       <w:rPr>
                         <w:noProof/>
                       </w:rPr>
+                      <w:lastRenderedPageBreak/>
                       <w:t xml:space="preserve">[6] </w:t>
                     </w:r>
                   </w:p>
@@ -16603,7 +15235,7 @@
         <w:spacing w:before="0" w:after="160"/>
         <w:jc w:val="left"/>
         <w:sectPr>
-          <w:footerReference w:type="default" r:id="rId34"/>
+          <w:footerReference w:type="default" r:id="rId20"/>
           <w:pgSz w:w="12240" w:h="15840"/>
           <w:pgMar w:top="1440" w:right="1440" w:bottom="1440" w:left="1800" w:header="720" w:footer="720" w:gutter="0"/>
           <w:pgNumType w:start="1"/>
@@ -16611,18 +15243,17 @@
           <w:docGrid w:linePitch="360"/>
         </w:sectPr>
       </w:pPr>
-      <w:r/>
     </w:p>
     <w:p>
       <w:pPr>
         <w:pStyle w:val="Heading1"/>
       </w:pPr>
-      <w:bookmarkStart w:id="74" w:name="_Toc231875547"/>
+      <w:bookmarkStart w:id="38" w:name="_Toc231875547"/>
       <w:r>
         <w:lastRenderedPageBreak/>
         <w:t>APPENDICES</w:t>
       </w:r>
-      <w:bookmarkEnd w:id="74"/>
+      <w:bookmarkEnd w:id="38"/>
     </w:p>
     <w:p>
       <w:r>
@@ -16647,7 +15278,7 @@
                     </pic:cNvPicPr>
                   </pic:nvPicPr>
                   <pic:blipFill>
-                    <a:blip r:embed="rId35" cstate="print">
+                    <a:blip r:embed="rId21" cstate="print">
                       <a:extLst>
                         <a:ext uri="{28A0092B-C50C-407E-A947-70E740481C1C}">
                           <a14:useLocalDpi xmlns:a14="http://schemas.microsoft.com/office/drawing/2010/main" val="0"/>
@@ -16687,12 +15318,9 @@
           <w:bCs/>
         </w:rPr>
       </w:pPr>
-      <w:r/>
-      <w:r>
-        <w:rPr>
-          <w:rFonts w:ascii="Times New Roman" w:hAnsi="Times New Roman"/>
+      <w:r>
+        <w:rPr>
           <w:b/>
-          <w:sz w:val="24"/>
         </w:rPr>
         <w:t>Figure: Landing Dashboard</w:t>
       </w:r>
@@ -16727,7 +15355,7 @@
                     </pic:cNvPicPr>
                   </pic:nvPicPr>
                   <pic:blipFill>
-                    <a:blip r:embed="rId36" cstate="print">
+                    <a:blip r:embed="rId22" cstate="print">
                       <a:extLst>
                         <a:ext uri="{28A0092B-C50C-407E-A947-70E740481C1C}">
                           <a14:useLocalDpi xmlns:a14="http://schemas.microsoft.com/office/drawing/2010/main" val="0"/>
@@ -16767,12 +15395,9 @@
           <w:bCs/>
         </w:rPr>
       </w:pPr>
-      <w:r/>
-      <w:r>
-        <w:rPr>
-          <w:rFonts w:ascii="Times New Roman" w:hAnsi="Times New Roman"/>
+      <w:r>
+        <w:rPr>
           <w:b/>
-          <w:sz w:val="24"/>
         </w:rPr>
         <w:t>Figure: File Drag-and-Drop Loader</w:t>
       </w:r>
@@ -16808,7 +15433,7 @@
                     </pic:cNvPicPr>
                   </pic:nvPicPr>
                   <pic:blipFill>
-                    <a:blip r:embed="rId37" cstate="print">
+                    <a:blip r:embed="rId23" cstate="print">
                       <a:extLst>
                         <a:ext uri="{28A0092B-C50C-407E-A947-70E740481C1C}">
                           <a14:useLocalDpi xmlns:a14="http://schemas.microsoft.com/office/drawing/2010/main" val="0"/>
@@ -16848,12 +15473,9 @@
           <w:bCs/>
         </w:rPr>
       </w:pPr>
-      <w:r/>
-      <w:r>
-        <w:rPr>
-          <w:rFonts w:ascii="Times New Roman" w:hAnsi="Times New Roman"/>
+      <w:r>
+        <w:rPr>
           <w:b/>
-          <w:sz w:val="24"/>
         </w:rPr>
         <w:t>Figure: Interactive Heatmap</w:t>
       </w:r>
@@ -16888,7 +15510,7 @@
                     </pic:cNvPicPr>
                   </pic:nvPicPr>
                   <pic:blipFill>
-                    <a:blip r:embed="rId38" cstate="print">
+                    <a:blip r:embed="rId24" cstate="print">
                       <a:extLst>
                         <a:ext uri="{28A0092B-C50C-407E-A947-70E740481C1C}">
                           <a14:useLocalDpi xmlns:a14="http://schemas.microsoft.com/office/drawing/2010/main" val="0"/>
@@ -16928,12 +15550,9 @@
           <w:bCs/>
         </w:rPr>
       </w:pPr>
-      <w:r/>
-      <w:r>
-        <w:rPr>
-          <w:rFonts w:ascii="Times New Roman" w:hAnsi="Times New Roman"/>
+      <w:r>
+        <w:rPr>
           <w:b/>
-          <w:sz w:val="24"/>
         </w:rPr>
         <w:t>Figure: SVG Visualizations</w:t>
       </w:r>
@@ -16969,7 +15588,7 @@
                     </pic:cNvPicPr>
                   </pic:nvPicPr>
                   <pic:blipFill>
-                    <a:blip r:embed="rId39" cstate="print">
+                    <a:blip r:embed="rId25" cstate="print">
                       <a:extLst>
                         <a:ext uri="{28A0092B-C50C-407E-A947-70E740481C1C}">
                           <a14:useLocalDpi xmlns:a14="http://schemas.microsoft.com/office/drawing/2010/main" val="0"/>
@@ -17009,12 +15628,9 @@
           <w:bCs/>
         </w:rPr>
       </w:pPr>
-      <w:r/>
-      <w:r>
-        <w:rPr>
-          <w:rFonts w:ascii="Times New Roman" w:hAnsi="Times New Roman"/>
+      <w:r>
+        <w:rPr>
           <w:b/>
-          <w:sz w:val="24"/>
         </w:rPr>
         <w:t>Figure: Sentence-Level Inspector Panel</w:t>
       </w:r>
@@ -17049,7 +15665,7 @@
                     </pic:cNvPicPr>
                   </pic:nvPicPr>
                   <pic:blipFill>
-                    <a:blip r:embed="rId40" cstate="print">
+                    <a:blip r:embed="rId26" cstate="print">
                       <a:extLst>
                         <a:ext uri="{28A0092B-C50C-407E-A947-70E740481C1C}">
                           <a14:useLocalDpi xmlns:a14="http://schemas.microsoft.com/office/drawing/2010/main" val="0"/>
@@ -17089,19 +15705,16 @@
           <w:bCs/>
         </w:rPr>
       </w:pPr>
-      <w:r/>
-      <w:r>
-        <w:rPr>
-          <w:rFonts w:ascii="Times New Roman" w:hAnsi="Times New Roman"/>
+      <w:r>
+        <w:rPr>
           <w:b/>
-          <w:sz w:val="24"/>
         </w:rPr>
         <w:t>Figure: Mathematical Resolution Panel</w:t>
       </w:r>
     </w:p>
     <w:sectPr>
-      <w:footerReference w:type="default" r:id="rId41"/>
-      <w:footerReference w:type="first" r:id="rId42"/>
+      <w:footerReference w:type="default" r:id="rId27"/>
+      <w:footerReference w:type="first" r:id="rId28"/>
       <w:pgSz w:w="12240" w:h="15840"/>
       <w:pgMar w:top="1440" w:right="1440" w:bottom="1440" w:left="1800" w:header="720" w:footer="720" w:gutter="0"/>
       <w:pgNumType w:start="1"/>
@@ -17113,7 +15726,7 @@
 </file>
 
 <file path=word/endnotes.xml><?xml version="1.0" encoding="utf-8"?>
-<w:endnotes xmlns:wpc="http://schemas.microsoft.com/office/word/2010/wordprocessingCanvas" xmlns:cx="http://schemas.microsoft.com/office/drawing/2014/chartex" xmlns:cx1="http://schemas.microsoft.com/office/drawing/2015/9/8/chartex" xmlns:cx2="http://schemas.microsoft.com/office/drawing/2015/10/21/chartex" xmlns:cx3="http://schemas.microsoft.com/office/drawing/2016/5/9/chartex" xmlns:cx4="http://schemas.microsoft.com/office/drawing/2016/5/10/chartex" xmlns:cx5="http://schemas.microsoft.com/office/drawing/2016/5/11/chartex" xmlns:cx6="http://schemas.microsoft.com/office/drawing/2016/5/12/chartex" xmlns:cx7="http://schemas.microsoft.com/office/drawing/2016/5/13/chartex" xmlns:cx8="http://schemas.microsoft.com/office/drawing/2016/5/14/chartex" xmlns:mc="http://schemas.openxmlformats.org/markup-compatibility/2006" xmlns:aink="http://schemas.microsoft.com/office/drawing/2016/ink" xmlns:am3d="http://schemas.microsoft.com/office/drawing/2017/model3d" xmlns:o="urn:schemas-microsoft-com:office:office" xmlns:oel="http://schemas.microsoft.com/office/2019/extlst" xmlns:r="http://schemas.openxmlformats.org/officeDocument/2006/relationships" xmlns:m="http://schemas.openxmlformats.org/officeDocument/2006/math" xmlns:v="urn:schemas-microsoft-com:vml" xmlns:wp14="http://schemas.microsoft.com/office/word/2010/wordprocessingDrawing" xmlns:wp="http://schemas.openxmlformats.org/drawingml/2006/wordprocessingDrawing" xmlns:w10="urn:schemas-microsoft-com:office:word" xmlns:w="http://schemas.openxmlformats.org/wordprocessingml/2006/main" xmlns:w14="http://schemas.microsoft.com/office/word/2010/wordml" xmlns:w15="http://schemas.microsoft.com/office/word/2012/wordml" xmlns:w16cex="http://schemas.microsoft.com/office/word/2018/wordml/cex" xmlns:w16cid="http://schemas.microsoft.com/office/word/2016/wordml/cid" xmlns:w16="http://schemas.microsoft.com/office/word/2018/wordml" xmlns:w16du="http://schemas.microsoft.com/office/word/2023/wordml/word16du" xmlns:w16sdtdh="http://schemas.microsoft.com/office/word/2020/wordml/sdtdatahash" xmlns:w16sdtfl="http://schemas.microsoft.com/office/word/2024/wordml/sdtformatlock" xmlns:w16se="http://schemas.microsoft.com/office/word/2015/wordml/symex" xmlns:wpg="http://schemas.microsoft.com/office/word/2010/wordprocessingGroup" xmlns:wpi="http://schemas.microsoft.com/office/word/2010/wordprocessingInk" xmlns:wne="http://schemas.microsoft.com/office/word/2006/wordml" xmlns:wps="http://schemas.microsoft.com/office/word/2010/wordprocessingShape" mc:Ignorable="w14 w15 w16se w16cid w16 w16cex w16sdtdh w16sdtfl w16du wp14">
+<w:endnotes xmlns:wpc="http://schemas.microsoft.com/office/word/2010/wordprocessingCanvas" xmlns:cx="http://schemas.microsoft.com/office/drawing/2014/chartex" xmlns:cx1="http://schemas.microsoft.com/office/drawing/2015/9/8/chartex" xmlns:cx2="http://schemas.microsoft.com/office/drawing/2015/10/21/chartex" xmlns:cx3="http://schemas.microsoft.com/office/drawing/2016/5/9/chartex" xmlns:cx4="http://schemas.microsoft.com/office/drawing/2016/5/10/chartex" xmlns:cx5="http://schemas.microsoft.com/office/drawing/2016/5/11/chartex" xmlns:cx6="http://schemas.microsoft.com/office/drawing/2016/5/12/chartex" xmlns:cx7="http://schemas.microsoft.com/office/drawing/2016/5/13/chartex" xmlns:cx8="http://schemas.microsoft.com/office/drawing/2016/5/14/chartex" xmlns:mc="http://schemas.openxmlformats.org/markup-compatibility/2006" xmlns:aink="http://schemas.microsoft.com/office/drawing/2016/ink" xmlns:am3d="http://schemas.microsoft.com/office/drawing/2017/model3d" xmlns:o="urn:schemas-microsoft-com:office:office" xmlns:r="http://schemas.openxmlformats.org/officeDocument/2006/relationships" xmlns:m="http://schemas.openxmlformats.org/officeDocument/2006/math" xmlns:v="urn:schemas-microsoft-com:vml" xmlns:wp14="http://schemas.microsoft.com/office/word/2010/wordprocessingDrawing" xmlns:wp="http://schemas.openxmlformats.org/drawingml/2006/wordprocessingDrawing" xmlns:w10="urn:schemas-microsoft-com:office:word" xmlns:w="http://schemas.openxmlformats.org/wordprocessingml/2006/main" xmlns:w14="http://schemas.microsoft.com/office/word/2010/wordml" xmlns:w15="http://schemas.microsoft.com/office/word/2012/wordml" xmlns:w16cid="http://schemas.microsoft.com/office/word/2016/wordml/cid" xmlns:w16se="http://schemas.microsoft.com/office/word/2015/wordml/symex" xmlns:wpg="http://schemas.microsoft.com/office/word/2010/wordprocessingGroup" xmlns:wpi="http://schemas.microsoft.com/office/word/2010/wordprocessingInk" xmlns:wne="http://schemas.microsoft.com/office/word/2006/wordml" xmlns:wps="http://schemas.microsoft.com/office/word/2010/wordprocessingShape" mc:Ignorable="w14 w15 w16se w16cid wp14">
   <w:endnote w:type="separator" w:id="-1">
     <w:p>
       <w:pPr>
@@ -17138,7 +15751,7 @@
 </file>
 
 <file path=word/footer1.xml><?xml version="1.0" encoding="utf-8"?>
-<w:ftr xmlns:wpc="http://schemas.microsoft.com/office/word/2010/wordprocessingCanvas" xmlns:cx="http://schemas.microsoft.com/office/drawing/2014/chartex" xmlns:cx1="http://schemas.microsoft.com/office/drawing/2015/9/8/chartex" xmlns:cx2="http://schemas.microsoft.com/office/drawing/2015/10/21/chartex" xmlns:cx3="http://schemas.microsoft.com/office/drawing/2016/5/9/chartex" xmlns:cx4="http://schemas.microsoft.com/office/drawing/2016/5/10/chartex" xmlns:cx5="http://schemas.microsoft.com/office/drawing/2016/5/11/chartex" xmlns:cx6="http://schemas.microsoft.com/office/drawing/2016/5/12/chartex" xmlns:cx7="http://schemas.microsoft.com/office/drawing/2016/5/13/chartex" xmlns:cx8="http://schemas.microsoft.com/office/drawing/2016/5/14/chartex" xmlns:mc="http://schemas.openxmlformats.org/markup-compatibility/2006" xmlns:aink="http://schemas.microsoft.com/office/drawing/2016/ink" xmlns:am3d="http://schemas.microsoft.com/office/drawing/2017/model3d" xmlns:o="urn:schemas-microsoft-com:office:office" xmlns:oel="http://schemas.microsoft.com/office/2019/extlst" xmlns:r="http://schemas.openxmlformats.org/officeDocument/2006/relationships" xmlns:m="http://schemas.openxmlformats.org/officeDocument/2006/math" xmlns:v="urn:schemas-microsoft-com:vml" xmlns:wp14="http://schemas.microsoft.com/office/word/2010/wordprocessingDrawing" xmlns:wp="http://schemas.openxmlformats.org/drawingml/2006/wordprocessingDrawing" xmlns:w10="urn:schemas-microsoft-com:office:word" xmlns:w="http://schemas.openxmlformats.org/wordprocessingml/2006/main" xmlns:w14="http://schemas.microsoft.com/office/word/2010/wordml" xmlns:w15="http://schemas.microsoft.com/office/word/2012/wordml" xmlns:w16cex="http://schemas.microsoft.com/office/word/2018/wordml/cex" xmlns:w16cid="http://schemas.microsoft.com/office/word/2016/wordml/cid" xmlns:w16="http://schemas.microsoft.com/office/word/2018/wordml" xmlns:w16du="http://schemas.microsoft.com/office/word/2023/wordml/word16du" xmlns:w16sdtdh="http://schemas.microsoft.com/office/word/2020/wordml/sdtdatahash" xmlns:w16sdtfl="http://schemas.microsoft.com/office/word/2024/wordml/sdtformatlock" xmlns:w16se="http://schemas.microsoft.com/office/word/2015/wordml/symex" xmlns:wpg="http://schemas.microsoft.com/office/word/2010/wordprocessingGroup" xmlns:wpi="http://schemas.microsoft.com/office/word/2010/wordprocessingInk" xmlns:wne="http://schemas.microsoft.com/office/word/2006/wordml" xmlns:wps="http://schemas.microsoft.com/office/word/2010/wordprocessingShape" mc:Ignorable="w14 w15 w16se w16cid w16 w16cex w16sdtdh w16sdtfl w16du wp14">
+<w:ftr xmlns:wpc="http://schemas.microsoft.com/office/word/2010/wordprocessingCanvas" xmlns:cx="http://schemas.microsoft.com/office/drawing/2014/chartex" xmlns:cx1="http://schemas.microsoft.com/office/drawing/2015/9/8/chartex" xmlns:cx2="http://schemas.microsoft.com/office/drawing/2015/10/21/chartex" xmlns:cx3="http://schemas.microsoft.com/office/drawing/2016/5/9/chartex" xmlns:cx4="http://schemas.microsoft.com/office/drawing/2016/5/10/chartex" xmlns:cx5="http://schemas.microsoft.com/office/drawing/2016/5/11/chartex" xmlns:cx6="http://schemas.microsoft.com/office/drawing/2016/5/12/chartex" xmlns:cx7="http://schemas.microsoft.com/office/drawing/2016/5/13/chartex" xmlns:cx8="http://schemas.microsoft.com/office/drawing/2016/5/14/chartex" xmlns:mc="http://schemas.openxmlformats.org/markup-compatibility/2006" xmlns:aink="http://schemas.microsoft.com/office/drawing/2016/ink" xmlns:am3d="http://schemas.microsoft.com/office/drawing/2017/model3d" xmlns:o="urn:schemas-microsoft-com:office:office" xmlns:r="http://schemas.openxmlformats.org/officeDocument/2006/relationships" xmlns:m="http://schemas.openxmlformats.org/officeDocument/2006/math" xmlns:v="urn:schemas-microsoft-com:vml" xmlns:wp14="http://schemas.microsoft.com/office/word/2010/wordprocessingDrawing" xmlns:wp="http://schemas.openxmlformats.org/drawingml/2006/wordprocessingDrawing" xmlns:w10="urn:schemas-microsoft-com:office:word" xmlns:w="http://schemas.openxmlformats.org/wordprocessingml/2006/main" xmlns:w14="http://schemas.microsoft.com/office/word/2010/wordml" xmlns:w15="http://schemas.microsoft.com/office/word/2012/wordml" xmlns:w16cid="http://schemas.microsoft.com/office/word/2016/wordml/cid" xmlns:w16se="http://schemas.microsoft.com/office/word/2015/wordml/symex" xmlns:wpg="http://schemas.microsoft.com/office/word/2010/wordprocessingGroup" xmlns:wpi="http://schemas.microsoft.com/office/word/2010/wordprocessingInk" xmlns:wne="http://schemas.microsoft.com/office/word/2006/wordml" xmlns:wps="http://schemas.microsoft.com/office/word/2010/wordprocessingShape" mc:Ignorable="w14 w15 w16se w16cid wp14">
   <w:sdt>
     <w:sdtPr>
       <w:id w:val="-118767170"/>
@@ -17186,7 +15799,7 @@
 </file>
 
 <file path=word/footer2.xml><?xml version="1.0" encoding="utf-8"?>
-<w:ftr xmlns:wpc="http://schemas.microsoft.com/office/word/2010/wordprocessingCanvas" xmlns:cx="http://schemas.microsoft.com/office/drawing/2014/chartex" xmlns:cx1="http://schemas.microsoft.com/office/drawing/2015/9/8/chartex" xmlns:cx2="http://schemas.microsoft.com/office/drawing/2015/10/21/chartex" xmlns:cx3="http://schemas.microsoft.com/office/drawing/2016/5/9/chartex" xmlns:cx4="http://schemas.microsoft.com/office/drawing/2016/5/10/chartex" xmlns:cx5="http://schemas.microsoft.com/office/drawing/2016/5/11/chartex" xmlns:cx6="http://schemas.microsoft.com/office/drawing/2016/5/12/chartex" xmlns:cx7="http://schemas.microsoft.com/office/drawing/2016/5/13/chartex" xmlns:cx8="http://schemas.microsoft.com/office/drawing/2016/5/14/chartex" xmlns:mc="http://schemas.openxmlformats.org/markup-compatibility/2006" xmlns:aink="http://schemas.microsoft.com/office/drawing/2016/ink" xmlns:am3d="http://schemas.microsoft.com/office/drawing/2017/model3d" xmlns:o="urn:schemas-microsoft-com:office:office" xmlns:oel="http://schemas.microsoft.com/office/2019/extlst" xmlns:r="http://schemas.openxmlformats.org/officeDocument/2006/relationships" xmlns:m="http://schemas.openxmlformats.org/officeDocument/2006/math" xmlns:v="urn:schemas-microsoft-com:vml" xmlns:wp14="http://schemas.microsoft.com/office/word/2010/wordprocessingDrawing" xmlns:wp="http://schemas.openxmlformats.org/drawingml/2006/wordprocessingDrawing" xmlns:w10="urn:schemas-microsoft-com:office:word" xmlns:w="http://schemas.openxmlformats.org/wordprocessingml/2006/main" xmlns:w14="http://schemas.microsoft.com/office/word/2010/wordml" xmlns:w15="http://schemas.microsoft.com/office/word/2012/wordml" xmlns:w16cex="http://schemas.microsoft.com/office/word/2018/wordml/cex" xmlns:w16cid="http://schemas.microsoft.com/office/word/2016/wordml/cid" xmlns:w16="http://schemas.microsoft.com/office/word/2018/wordml" xmlns:w16du="http://schemas.microsoft.com/office/word/2023/wordml/word16du" xmlns:w16sdtdh="http://schemas.microsoft.com/office/word/2020/wordml/sdtdatahash" xmlns:w16sdtfl="http://schemas.microsoft.com/office/word/2024/wordml/sdtformatlock" xmlns:w16se="http://schemas.microsoft.com/office/word/2015/wordml/symex" xmlns:wpg="http://schemas.microsoft.com/office/word/2010/wordprocessingGroup" xmlns:wpi="http://schemas.microsoft.com/office/word/2010/wordprocessingInk" xmlns:wne="http://schemas.microsoft.com/office/word/2006/wordml" xmlns:wps="http://schemas.microsoft.com/office/word/2010/wordprocessingShape" mc:Ignorable="w14 w15 w16se w16cid w16 w16cex w16sdtdh w16sdtfl w16du wp14">
+<w:ftr xmlns:wpc="http://schemas.microsoft.com/office/word/2010/wordprocessingCanvas" xmlns:cx="http://schemas.microsoft.com/office/drawing/2014/chartex" xmlns:cx1="http://schemas.microsoft.com/office/drawing/2015/9/8/chartex" xmlns:cx2="http://schemas.microsoft.com/office/drawing/2015/10/21/chartex" xmlns:cx3="http://schemas.microsoft.com/office/drawing/2016/5/9/chartex" xmlns:cx4="http://schemas.microsoft.com/office/drawing/2016/5/10/chartex" xmlns:cx5="http://schemas.microsoft.com/office/drawing/2016/5/11/chartex" xmlns:cx6="http://schemas.microsoft.com/office/drawing/2016/5/12/chartex" xmlns:cx7="http://schemas.microsoft.com/office/drawing/2016/5/13/chartex" xmlns:cx8="http://schemas.microsoft.com/office/drawing/2016/5/14/chartex" xmlns:mc="http://schemas.openxmlformats.org/markup-compatibility/2006" xmlns:aink="http://schemas.microsoft.com/office/drawing/2016/ink" xmlns:am3d="http://schemas.microsoft.com/office/drawing/2017/model3d" xmlns:o="urn:schemas-microsoft-com:office:office" xmlns:r="http://schemas.openxmlformats.org/officeDocument/2006/relationships" xmlns:m="http://schemas.openxmlformats.org/officeDocument/2006/math" xmlns:v="urn:schemas-microsoft-com:vml" xmlns:wp14="http://schemas.microsoft.com/office/word/2010/wordprocessingDrawing" xmlns:wp="http://schemas.openxmlformats.org/drawingml/2006/wordprocessingDrawing" xmlns:w10="urn:schemas-microsoft-com:office:word" xmlns:w="http://schemas.openxmlformats.org/wordprocessingml/2006/main" xmlns:w14="http://schemas.microsoft.com/office/word/2010/wordml" xmlns:w15="http://schemas.microsoft.com/office/word/2012/wordml" xmlns:w16cid="http://schemas.microsoft.com/office/word/2016/wordml/cid" xmlns:w16se="http://schemas.microsoft.com/office/word/2015/wordml/symex" xmlns:wpg="http://schemas.microsoft.com/office/word/2010/wordprocessingGroup" xmlns:wpi="http://schemas.microsoft.com/office/word/2010/wordprocessingInk" xmlns:wne="http://schemas.microsoft.com/office/word/2006/wordml" xmlns:wps="http://schemas.microsoft.com/office/word/2010/wordprocessingShape" mc:Ignorable="w14 w15 w16se w16cid wp14">
   <w:sdt>
     <w:sdtPr>
       <w:id w:val="1449584755"/>
@@ -17234,7 +15847,7 @@
 </file>
 
 <file path=word/footer3.xml><?xml version="1.0" encoding="utf-8"?>
-<w:ftr xmlns:wpc="http://schemas.microsoft.com/office/word/2010/wordprocessingCanvas" xmlns:cx="http://schemas.microsoft.com/office/drawing/2014/chartex" xmlns:cx1="http://schemas.microsoft.com/office/drawing/2015/9/8/chartex" xmlns:cx2="http://schemas.microsoft.com/office/drawing/2015/10/21/chartex" xmlns:cx3="http://schemas.microsoft.com/office/drawing/2016/5/9/chartex" xmlns:cx4="http://schemas.microsoft.com/office/drawing/2016/5/10/chartex" xmlns:cx5="http://schemas.microsoft.com/office/drawing/2016/5/11/chartex" xmlns:cx6="http://schemas.microsoft.com/office/drawing/2016/5/12/chartex" xmlns:cx7="http://schemas.microsoft.com/office/drawing/2016/5/13/chartex" xmlns:cx8="http://schemas.microsoft.com/office/drawing/2016/5/14/chartex" xmlns:mc="http://schemas.openxmlformats.org/markup-compatibility/2006" xmlns:aink="http://schemas.microsoft.com/office/drawing/2016/ink" xmlns:am3d="http://schemas.microsoft.com/office/drawing/2017/model3d" xmlns:o="urn:schemas-microsoft-com:office:office" xmlns:oel="http://schemas.microsoft.com/office/2019/extlst" xmlns:r="http://schemas.openxmlformats.org/officeDocument/2006/relationships" xmlns:m="http://schemas.openxmlformats.org/officeDocument/2006/math" xmlns:v="urn:schemas-microsoft-com:vml" xmlns:wp14="http://schemas.microsoft.com/office/word/2010/wordprocessingDrawing" xmlns:wp="http://schemas.openxmlformats.org/drawingml/2006/wordprocessingDrawing" xmlns:w10="urn:schemas-microsoft-com:office:word" xmlns:w="http://schemas.openxmlformats.org/wordprocessingml/2006/main" xmlns:w14="http://schemas.microsoft.com/office/word/2010/wordml" xmlns:w15="http://schemas.microsoft.com/office/word/2012/wordml" xmlns:w16cex="http://schemas.microsoft.com/office/word/2018/wordml/cex" xmlns:w16cid="http://schemas.microsoft.com/office/word/2016/wordml/cid" xmlns:w16="http://schemas.microsoft.com/office/word/2018/wordml" xmlns:w16du="http://schemas.microsoft.com/office/word/2023/wordml/word16du" xmlns:w16sdtdh="http://schemas.microsoft.com/office/word/2020/wordml/sdtdatahash" xmlns:w16sdtfl="http://schemas.microsoft.com/office/word/2024/wordml/sdtformatlock" xmlns:w16se="http://schemas.microsoft.com/office/word/2015/wordml/symex" xmlns:wpg="http://schemas.microsoft.com/office/word/2010/wordprocessingGroup" xmlns:wpi="http://schemas.microsoft.com/office/word/2010/wordprocessingInk" xmlns:wne="http://schemas.microsoft.com/office/word/2006/wordml" xmlns:wps="http://schemas.microsoft.com/office/word/2010/wordprocessingShape" mc:Ignorable="w14 w15 w16se w16cid w16 w16cex w16sdtdh w16sdtfl w16du wp14">
+<w:ftr xmlns:wpc="http://schemas.microsoft.com/office/word/2010/wordprocessingCanvas" xmlns:cx="http://schemas.microsoft.com/office/drawing/2014/chartex" xmlns:cx1="http://schemas.microsoft.com/office/drawing/2015/9/8/chartex" xmlns:cx2="http://schemas.microsoft.com/office/drawing/2015/10/21/chartex" xmlns:cx3="http://schemas.microsoft.com/office/drawing/2016/5/9/chartex" xmlns:cx4="http://schemas.microsoft.com/office/drawing/2016/5/10/chartex" xmlns:cx5="http://schemas.microsoft.com/office/drawing/2016/5/11/chartex" xmlns:cx6="http://schemas.microsoft.com/office/drawing/2016/5/12/chartex" xmlns:cx7="http://schemas.microsoft.com/office/drawing/2016/5/13/chartex" xmlns:cx8="http://schemas.microsoft.com/office/drawing/2016/5/14/chartex" xmlns:mc="http://schemas.openxmlformats.org/markup-compatibility/2006" xmlns:aink="http://schemas.microsoft.com/office/drawing/2016/ink" xmlns:am3d="http://schemas.microsoft.com/office/drawing/2017/model3d" xmlns:o="urn:schemas-microsoft-com:office:office" xmlns:r="http://schemas.openxmlformats.org/officeDocument/2006/relationships" xmlns:m="http://schemas.openxmlformats.org/officeDocument/2006/math" xmlns:v="urn:schemas-microsoft-com:vml" xmlns:wp14="http://schemas.microsoft.com/office/word/2010/wordprocessingDrawing" xmlns:wp="http://schemas.openxmlformats.org/drawingml/2006/wordprocessingDrawing" xmlns:w10="urn:schemas-microsoft-com:office:word" xmlns:w="http://schemas.openxmlformats.org/wordprocessingml/2006/main" xmlns:w14="http://schemas.microsoft.com/office/word/2010/wordml" xmlns:w15="http://schemas.microsoft.com/office/word/2012/wordml" xmlns:w16cid="http://schemas.microsoft.com/office/word/2016/wordml/cid" xmlns:w16se="http://schemas.microsoft.com/office/word/2015/wordml/symex" xmlns:wpg="http://schemas.microsoft.com/office/word/2010/wordprocessingGroup" xmlns:wpi="http://schemas.microsoft.com/office/word/2010/wordprocessingInk" xmlns:wne="http://schemas.microsoft.com/office/word/2006/wordml" xmlns:wps="http://schemas.microsoft.com/office/word/2010/wordprocessingShape" mc:Ignorable="w14 w15 w16se w16cid wp14">
   <w:sdt>
     <w:sdtPr>
       <w:id w:val="363267647"/>
@@ -17282,7 +15895,7 @@
 </file>
 
 <file path=word/footer4.xml><?xml version="1.0" encoding="utf-8"?>
-<w:ftr xmlns:wpc="http://schemas.microsoft.com/office/word/2010/wordprocessingCanvas" xmlns:cx="http://schemas.microsoft.com/office/drawing/2014/chartex" xmlns:cx1="http://schemas.microsoft.com/office/drawing/2015/9/8/chartex" xmlns:cx2="http://schemas.microsoft.com/office/drawing/2015/10/21/chartex" xmlns:cx3="http://schemas.microsoft.com/office/drawing/2016/5/9/chartex" xmlns:cx4="http://schemas.microsoft.com/office/drawing/2016/5/10/chartex" xmlns:cx5="http://schemas.microsoft.com/office/drawing/2016/5/11/chartex" xmlns:cx6="http://schemas.microsoft.com/office/drawing/2016/5/12/chartex" xmlns:cx7="http://schemas.microsoft.com/office/drawing/2016/5/13/chartex" xmlns:cx8="http://schemas.microsoft.com/office/drawing/2016/5/14/chartex" xmlns:mc="http://schemas.openxmlformats.org/markup-compatibility/2006" xmlns:aink="http://schemas.microsoft.com/office/drawing/2016/ink" xmlns:am3d="http://schemas.microsoft.com/office/drawing/2017/model3d" xmlns:o="urn:schemas-microsoft-com:office:office" xmlns:oel="http://schemas.microsoft.com/office/2019/extlst" xmlns:r="http://schemas.openxmlformats.org/officeDocument/2006/relationships" xmlns:m="http://schemas.openxmlformats.org/officeDocument/2006/math" xmlns:v="urn:schemas-microsoft-com:vml" xmlns:wp14="http://schemas.microsoft.com/office/word/2010/wordprocessingDrawing" xmlns:wp="http://schemas.openxmlformats.org/drawingml/2006/wordprocessingDrawing" xmlns:w10="urn:schemas-microsoft-com:office:word" xmlns:w="http://schemas.openxmlformats.org/wordprocessingml/2006/main" xmlns:w14="http://schemas.microsoft.com/office/word/2010/wordml" xmlns:w15="http://schemas.microsoft.com/office/word/2012/wordml" xmlns:w16cex="http://schemas.microsoft.com/office/word/2018/wordml/cex" xmlns:w16cid="http://schemas.microsoft.com/office/word/2016/wordml/cid" xmlns:w16="http://schemas.microsoft.com/office/word/2018/wordml" xmlns:w16du="http://schemas.microsoft.com/office/word/2023/wordml/word16du" xmlns:w16sdtdh="http://schemas.microsoft.com/office/word/2020/wordml/sdtdatahash" xmlns:w16sdtfl="http://schemas.microsoft.com/office/word/2024/wordml/sdtformatlock" xmlns:w16se="http://schemas.microsoft.com/office/word/2015/wordml/symex" xmlns:wpg="http://schemas.microsoft.com/office/word/2010/wordprocessingGroup" xmlns:wpi="http://schemas.microsoft.com/office/word/2010/wordprocessingInk" xmlns:wne="http://schemas.microsoft.com/office/word/2006/wordml" xmlns:wps="http://schemas.microsoft.com/office/word/2010/wordprocessingShape" mc:Ignorable="w14 w15 w16se w16cid w16 w16cex w16sdtdh w16sdtfl w16du wp14">
+<w:ftr xmlns:wpc="http://schemas.microsoft.com/office/word/2010/wordprocessingCanvas" xmlns:cx="http://schemas.microsoft.com/office/drawing/2014/chartex" xmlns:cx1="http://schemas.microsoft.com/office/drawing/2015/9/8/chartex" xmlns:cx2="http://schemas.microsoft.com/office/drawing/2015/10/21/chartex" xmlns:cx3="http://schemas.microsoft.com/office/drawing/2016/5/9/chartex" xmlns:cx4="http://schemas.microsoft.com/office/drawing/2016/5/10/chartex" xmlns:cx5="http://schemas.microsoft.com/office/drawing/2016/5/11/chartex" xmlns:cx6="http://schemas.microsoft.com/office/drawing/2016/5/12/chartex" xmlns:cx7="http://schemas.microsoft.com/office/drawing/2016/5/13/chartex" xmlns:cx8="http://schemas.microsoft.com/office/drawing/2016/5/14/chartex" xmlns:mc="http://schemas.openxmlformats.org/markup-compatibility/2006" xmlns:aink="http://schemas.microsoft.com/office/drawing/2016/ink" xmlns:am3d="http://schemas.microsoft.com/office/drawing/2017/model3d" xmlns:o="urn:schemas-microsoft-com:office:office" xmlns:r="http://schemas.openxmlformats.org/officeDocument/2006/relationships" xmlns:m="http://schemas.openxmlformats.org/officeDocument/2006/math" xmlns:v="urn:schemas-microsoft-com:vml" xmlns:wp14="http://schemas.microsoft.com/office/word/2010/wordprocessingDrawing" xmlns:wp="http://schemas.openxmlformats.org/drawingml/2006/wordprocessingDrawing" xmlns:w10="urn:schemas-microsoft-com:office:word" xmlns:w="http://schemas.openxmlformats.org/wordprocessingml/2006/main" xmlns:w14="http://schemas.microsoft.com/office/word/2010/wordml" xmlns:w15="http://schemas.microsoft.com/office/word/2012/wordml" xmlns:w16cid="http://schemas.microsoft.com/office/word/2016/wordml/cid" xmlns:w16se="http://schemas.microsoft.com/office/word/2015/wordml/symex" xmlns:wpg="http://schemas.microsoft.com/office/word/2010/wordprocessingGroup" xmlns:wpi="http://schemas.microsoft.com/office/word/2010/wordprocessingInk" xmlns:wne="http://schemas.microsoft.com/office/word/2006/wordml" xmlns:wps="http://schemas.microsoft.com/office/word/2010/wordprocessingShape" mc:Ignorable="w14 w15 w16se w16cid wp14">
   <w:p>
     <w:pPr>
       <w:pStyle w:val="Footer"/>
@@ -17293,7 +15906,7 @@
 </file>
 
 <file path=word/footer5.xml><?xml version="1.0" encoding="utf-8"?>
-<w:ftr xmlns:wpc="http://schemas.microsoft.com/office/word/2010/wordprocessingCanvas" xmlns:cx="http://schemas.microsoft.com/office/drawing/2014/chartex" xmlns:cx1="http://schemas.microsoft.com/office/drawing/2015/9/8/chartex" xmlns:cx2="http://schemas.microsoft.com/office/drawing/2015/10/21/chartex" xmlns:cx3="http://schemas.microsoft.com/office/drawing/2016/5/9/chartex" xmlns:cx4="http://schemas.microsoft.com/office/drawing/2016/5/10/chartex" xmlns:cx5="http://schemas.microsoft.com/office/drawing/2016/5/11/chartex" xmlns:cx6="http://schemas.microsoft.com/office/drawing/2016/5/12/chartex" xmlns:cx7="http://schemas.microsoft.com/office/drawing/2016/5/13/chartex" xmlns:cx8="http://schemas.microsoft.com/office/drawing/2016/5/14/chartex" xmlns:mc="http://schemas.openxmlformats.org/markup-compatibility/2006" xmlns:aink="http://schemas.microsoft.com/office/drawing/2016/ink" xmlns:am3d="http://schemas.microsoft.com/office/drawing/2017/model3d" xmlns:o="urn:schemas-microsoft-com:office:office" xmlns:oel="http://schemas.microsoft.com/office/2019/extlst" xmlns:r="http://schemas.openxmlformats.org/officeDocument/2006/relationships" xmlns:m="http://schemas.openxmlformats.org/officeDocument/2006/math" xmlns:v="urn:schemas-microsoft-com:vml" xmlns:wp14="http://schemas.microsoft.com/office/word/2010/wordprocessingDrawing" xmlns:wp="http://schemas.openxmlformats.org/drawingml/2006/wordprocessingDrawing" xmlns:w10="urn:schemas-microsoft-com:office:word" xmlns:w="http://schemas.openxmlformats.org/wordprocessingml/2006/main" xmlns:w14="http://schemas.microsoft.com/office/word/2010/wordml" xmlns:w15="http://schemas.microsoft.com/office/word/2012/wordml" xmlns:w16cex="http://schemas.microsoft.com/office/word/2018/wordml/cex" xmlns:w16cid="http://schemas.microsoft.com/office/word/2016/wordml/cid" xmlns:w16="http://schemas.microsoft.com/office/word/2018/wordml" xmlns:w16du="http://schemas.microsoft.com/office/word/2023/wordml/word16du" xmlns:w16sdtdh="http://schemas.microsoft.com/office/word/2020/wordml/sdtdatahash" xmlns:w16sdtfl="http://schemas.microsoft.com/office/word/2024/wordml/sdtformatlock" xmlns:w16se="http://schemas.microsoft.com/office/word/2015/wordml/symex" xmlns:wpg="http://schemas.microsoft.com/office/word/2010/wordprocessingGroup" xmlns:wpi="http://schemas.microsoft.com/office/word/2010/wordprocessingInk" xmlns:wne="http://schemas.microsoft.com/office/word/2006/wordml" xmlns:wps="http://schemas.microsoft.com/office/word/2010/wordprocessingShape" mc:Ignorable="w14 w15 w16se w16cid w16 w16cex w16sdtdh w16sdtfl w16du wp14">
+<w:ftr xmlns:wpc="http://schemas.microsoft.com/office/word/2010/wordprocessingCanvas" xmlns:cx="http://schemas.microsoft.com/office/drawing/2014/chartex" xmlns:cx1="http://schemas.microsoft.com/office/drawing/2015/9/8/chartex" xmlns:cx2="http://schemas.microsoft.com/office/drawing/2015/10/21/chartex" xmlns:cx3="http://schemas.microsoft.com/office/drawing/2016/5/9/chartex" xmlns:cx4="http://schemas.microsoft.com/office/drawing/2016/5/10/chartex" xmlns:cx5="http://schemas.microsoft.com/office/drawing/2016/5/11/chartex" xmlns:cx6="http://schemas.microsoft.com/office/drawing/2016/5/12/chartex" xmlns:cx7="http://schemas.microsoft.com/office/drawing/2016/5/13/chartex" xmlns:cx8="http://schemas.microsoft.com/office/drawing/2016/5/14/chartex" xmlns:mc="http://schemas.openxmlformats.org/markup-compatibility/2006" xmlns:aink="http://schemas.microsoft.com/office/drawing/2016/ink" xmlns:am3d="http://schemas.microsoft.com/office/drawing/2017/model3d" xmlns:o="urn:schemas-microsoft-com:office:office" xmlns:r="http://schemas.openxmlformats.org/officeDocument/2006/relationships" xmlns:m="http://schemas.openxmlformats.org/officeDocument/2006/math" xmlns:v="urn:schemas-microsoft-com:vml" xmlns:wp14="http://schemas.microsoft.com/office/word/2010/wordprocessingDrawing" xmlns:wp="http://schemas.openxmlformats.org/drawingml/2006/wordprocessingDrawing" xmlns:w10="urn:schemas-microsoft-com:office:word" xmlns:w="http://schemas.openxmlformats.org/wordprocessingml/2006/main" xmlns:w14="http://schemas.microsoft.com/office/word/2010/wordml" xmlns:w15="http://schemas.microsoft.com/office/word/2012/wordml" xmlns:w16cid="http://schemas.microsoft.com/office/word/2016/wordml/cid" xmlns:w16se="http://schemas.microsoft.com/office/word/2015/wordml/symex" xmlns:wpg="http://schemas.microsoft.com/office/word/2010/wordprocessingGroup" xmlns:wpi="http://schemas.microsoft.com/office/word/2010/wordprocessingInk" xmlns:wne="http://schemas.microsoft.com/office/word/2006/wordml" xmlns:wps="http://schemas.microsoft.com/office/word/2010/wordprocessingShape" mc:Ignorable="w14 w15 w16se w16cid wp14">
   <w:p>
     <w:pPr>
       <w:pStyle w:val="Footer"/>
@@ -17303,7 +15916,7 @@
 </file>
 
 <file path=word/footnotes.xml><?xml version="1.0" encoding="utf-8"?>
-<w:footnotes xmlns:wpc="http://schemas.microsoft.com/office/word/2010/wordprocessingCanvas" xmlns:cx="http://schemas.microsoft.com/office/drawing/2014/chartex" xmlns:cx1="http://schemas.microsoft.com/office/drawing/2015/9/8/chartex" xmlns:cx2="http://schemas.microsoft.com/office/drawing/2015/10/21/chartex" xmlns:cx3="http://schemas.microsoft.com/office/drawing/2016/5/9/chartex" xmlns:cx4="http://schemas.microsoft.com/office/drawing/2016/5/10/chartex" xmlns:cx5="http://schemas.microsoft.com/office/drawing/2016/5/11/chartex" xmlns:cx6="http://schemas.microsoft.com/office/drawing/2016/5/12/chartex" xmlns:cx7="http://schemas.microsoft.com/office/drawing/2016/5/13/chartex" xmlns:cx8="http://schemas.microsoft.com/office/drawing/2016/5/14/chartex" xmlns:mc="http://schemas.openxmlformats.org/markup-compatibility/2006" xmlns:aink="http://schemas.microsoft.com/office/drawing/2016/ink" xmlns:am3d="http://schemas.microsoft.com/office/drawing/2017/model3d" xmlns:o="urn:schemas-microsoft-com:office:office" xmlns:oel="http://schemas.microsoft.com/office/2019/extlst" xmlns:r="http://schemas.openxmlformats.org/officeDocument/2006/relationships" xmlns:m="http://schemas.openxmlformats.org/officeDocument/2006/math" xmlns:v="urn:schemas-microsoft-com:vml" xmlns:wp14="http://schemas.microsoft.com/office/word/2010/wordprocessingDrawing" xmlns:wp="http://schemas.openxmlformats.org/drawingml/2006/wordprocessingDrawing" xmlns:w10="urn:schemas-microsoft-com:office:word" xmlns:w="http://schemas.openxmlformats.org/wordprocessingml/2006/main" xmlns:w14="http://schemas.microsoft.com/office/word/2010/wordml" xmlns:w15="http://schemas.microsoft.com/office/word/2012/wordml" xmlns:w16cex="http://schemas.microsoft.com/office/word/2018/wordml/cex" xmlns:w16cid="http://schemas.microsoft.com/office/word/2016/wordml/cid" xmlns:w16="http://schemas.microsoft.com/office/word/2018/wordml" xmlns:w16du="http://schemas.microsoft.com/office/word/2023/wordml/word16du" xmlns:w16sdtdh="http://schemas.microsoft.com/office/word/2020/wordml/sdtdatahash" xmlns:w16sdtfl="http://schemas.microsoft.com/office/word/2024/wordml/sdtformatlock" xmlns:w16se="http://schemas.microsoft.com/office/word/2015/wordml/symex" xmlns:wpg="http://schemas.microsoft.com/office/word/2010/wordprocessingGroup" xmlns:wpi="http://schemas.microsoft.com/office/word/2010/wordprocessingInk" xmlns:wne="http://schemas.microsoft.com/office/word/2006/wordml" xmlns:wps="http://schemas.microsoft.com/office/word/2010/wordprocessingShape" mc:Ignorable="w14 w15 w16se w16cid w16 w16cex w16sdtdh w16sdtfl w16du wp14">
+<w:footnotes xmlns:wpc="http://schemas.microsoft.com/office/word/2010/wordprocessingCanvas" xmlns:cx="http://schemas.microsoft.com/office/drawing/2014/chartex" xmlns:cx1="http://schemas.microsoft.com/office/drawing/2015/9/8/chartex" xmlns:cx2="http://schemas.microsoft.com/office/drawing/2015/10/21/chartex" xmlns:cx3="http://schemas.microsoft.com/office/drawing/2016/5/9/chartex" xmlns:cx4="http://schemas.microsoft.com/office/drawing/2016/5/10/chartex" xmlns:cx5="http://schemas.microsoft.com/office/drawing/2016/5/11/chartex" xmlns:cx6="http://schemas.microsoft.com/office/drawing/2016/5/12/chartex" xmlns:cx7="http://schemas.microsoft.com/office/drawing/2016/5/13/chartex" xmlns:cx8="http://schemas.microsoft.com/office/drawing/2016/5/14/chartex" xmlns:mc="http://schemas.openxmlformats.org/markup-compatibility/2006" xmlns:aink="http://schemas.microsoft.com/office/drawing/2016/ink" xmlns:am3d="http://schemas.microsoft.com/office/drawing/2017/model3d" xmlns:o="urn:schemas-microsoft-com:office:office" xmlns:r="http://schemas.openxmlformats.org/officeDocument/2006/relationships" xmlns:m="http://schemas.openxmlformats.org/officeDocument/2006/math" xmlns:v="urn:schemas-microsoft-com:vml" xmlns:wp14="http://schemas.microsoft.com/office/word/2010/wordprocessingDrawing" xmlns:wp="http://schemas.openxmlformats.org/drawingml/2006/wordprocessingDrawing" xmlns:w10="urn:schemas-microsoft-com:office:word" xmlns:w="http://schemas.openxmlformats.org/wordprocessingml/2006/main" xmlns:w14="http://schemas.microsoft.com/office/word/2010/wordml" xmlns:w15="http://schemas.microsoft.com/office/word/2012/wordml" xmlns:w16cid="http://schemas.microsoft.com/office/word/2016/wordml/cid" xmlns:w16se="http://schemas.microsoft.com/office/word/2015/wordml/symex" xmlns:wpg="http://schemas.microsoft.com/office/word/2010/wordprocessingGroup" xmlns:wpi="http://schemas.microsoft.com/office/word/2010/wordprocessingInk" xmlns:wne="http://schemas.microsoft.com/office/word/2006/wordml" xmlns:wps="http://schemas.microsoft.com/office/word/2010/wordprocessingShape" mc:Ignorable="w14 w15 w16se w16cid wp14">
   <w:footnote w:type="separator" w:id="-1">
     <w:p>
       <w:pPr>
@@ -17328,7 +15941,7 @@
 </file>
 
 <file path=word/numbering.xml><?xml version="1.0" encoding="utf-8"?>
-<w:numbering xmlns:wpc="http://schemas.microsoft.com/office/word/2010/wordprocessingCanvas" xmlns:cx="http://schemas.microsoft.com/office/drawing/2014/chartex" xmlns:cx1="http://schemas.microsoft.com/office/drawing/2015/9/8/chartex" xmlns:cx2="http://schemas.microsoft.com/office/drawing/2015/10/21/chartex" xmlns:cx3="http://schemas.microsoft.com/office/drawing/2016/5/9/chartex" xmlns:cx4="http://schemas.microsoft.com/office/drawing/2016/5/10/chartex" xmlns:cx5="http://schemas.microsoft.com/office/drawing/2016/5/11/chartex" xmlns:cx6="http://schemas.microsoft.com/office/drawing/2016/5/12/chartex" xmlns:cx7="http://schemas.microsoft.com/office/drawing/2016/5/13/chartex" xmlns:cx8="http://schemas.microsoft.com/office/drawing/2016/5/14/chartex" xmlns:mc="http://schemas.openxmlformats.org/markup-compatibility/2006" xmlns:aink="http://schemas.microsoft.com/office/drawing/2016/ink" xmlns:am3d="http://schemas.microsoft.com/office/drawing/2017/model3d" xmlns:o="urn:schemas-microsoft-com:office:office" xmlns:oel="http://schemas.microsoft.com/office/2019/extlst" xmlns:r="http://schemas.openxmlformats.org/officeDocument/2006/relationships" xmlns:m="http://schemas.openxmlformats.org/officeDocument/2006/math" xmlns:v="urn:schemas-microsoft-com:vml" xmlns:wp14="http://schemas.microsoft.com/office/word/2010/wordprocessingDrawing" xmlns:wp="http://schemas.openxmlformats.org/drawingml/2006/wordprocessingDrawing" xmlns:w10="urn:schemas-microsoft-com:office:word" xmlns:w="http://schemas.openxmlformats.org/wordprocessingml/2006/main" xmlns:w14="http://schemas.microsoft.com/office/word/2010/wordml" xmlns:w15="http://schemas.microsoft.com/office/word/2012/wordml" xmlns:w16cex="http://schemas.microsoft.com/office/word/2018/wordml/cex" xmlns:w16cid="http://schemas.microsoft.com/office/word/2016/wordml/cid" xmlns:w16="http://schemas.microsoft.com/office/word/2018/wordml" xmlns:w16du="http://schemas.microsoft.com/office/word/2023/wordml/word16du" xmlns:w16sdtdh="http://schemas.microsoft.com/office/word/2020/wordml/sdtdatahash" xmlns:w16sdtfl="http://schemas.microsoft.com/office/word/2024/wordml/sdtformatlock" xmlns:w16se="http://schemas.microsoft.com/office/word/2015/wordml/symex" xmlns:wpg="http://schemas.microsoft.com/office/word/2010/wordprocessingGroup" xmlns:wpi="http://schemas.microsoft.com/office/word/2010/wordprocessingInk" xmlns:wne="http://schemas.microsoft.com/office/word/2006/wordml" xmlns:wps="http://schemas.microsoft.com/office/word/2010/wordprocessingShape" mc:Ignorable="w14 w15 w16se w16cid w16 w16cex w16sdtdh w16sdtfl w16du wp14">
+<w:numbering xmlns:wpc="http://schemas.microsoft.com/office/word/2010/wordprocessingCanvas" xmlns:cx="http://schemas.microsoft.com/office/drawing/2014/chartex" xmlns:cx1="http://schemas.microsoft.com/office/drawing/2015/9/8/chartex" xmlns:cx2="http://schemas.microsoft.com/office/drawing/2015/10/21/chartex" xmlns:cx3="http://schemas.microsoft.com/office/drawing/2016/5/9/chartex" xmlns:cx4="http://schemas.microsoft.com/office/drawing/2016/5/10/chartex" xmlns:cx5="http://schemas.microsoft.com/office/drawing/2016/5/11/chartex" xmlns:cx6="http://schemas.microsoft.com/office/drawing/2016/5/12/chartex" xmlns:cx7="http://schemas.microsoft.com/office/drawing/2016/5/13/chartex" xmlns:cx8="http://schemas.microsoft.com/office/drawing/2016/5/14/chartex" xmlns:mc="http://schemas.openxmlformats.org/markup-compatibility/2006" xmlns:aink="http://schemas.microsoft.com/office/drawing/2016/ink" xmlns:am3d="http://schemas.microsoft.com/office/drawing/2017/model3d" xmlns:o="urn:schemas-microsoft-com:office:office" xmlns:r="http://schemas.openxmlformats.org/officeDocument/2006/relationships" xmlns:m="http://schemas.openxmlformats.org/officeDocument/2006/math" xmlns:v="urn:schemas-microsoft-com:vml" xmlns:wp14="http://schemas.microsoft.com/office/word/2010/wordprocessingDrawing" xmlns:wp="http://schemas.openxmlformats.org/drawingml/2006/wordprocessingDrawing" xmlns:w10="urn:schemas-microsoft-com:office:word" xmlns:w="http://schemas.openxmlformats.org/wordprocessingml/2006/main" xmlns:w14="http://schemas.microsoft.com/office/word/2010/wordml" xmlns:w15="http://schemas.microsoft.com/office/word/2012/wordml" xmlns:w16cid="http://schemas.microsoft.com/office/word/2016/wordml/cid" xmlns:w16se="http://schemas.microsoft.com/office/word/2015/wordml/symex" xmlns:wpg="http://schemas.microsoft.com/office/word/2010/wordprocessingGroup" xmlns:wpi="http://schemas.microsoft.com/office/word/2010/wordprocessingInk" xmlns:wne="http://schemas.microsoft.com/office/word/2006/wordml" xmlns:wps="http://schemas.microsoft.com/office/word/2010/wordprocessingShape" mc:Ignorable="w14 w15 w16se w16cid wp14">
   <w:abstractNum w:abstractNumId="0" w15:restartNumberingAfterBreak="0">
     <w:nsid w:val="01FA73CB"/>
     <w:multiLevelType w:val="hybridMultilevel"/>
@@ -19964,80 +18577,80 @@
       </w:rPr>
     </w:lvl>
   </w:abstractNum>
-  <w:num w:numId="1" w16cid:durableId="1242986646">
+  <w:num w:numId="1">
     <w:abstractNumId w:val="18"/>
   </w:num>
-  <w:num w:numId="2" w16cid:durableId="2110079481">
+  <w:num w:numId="2">
     <w:abstractNumId w:val="6"/>
   </w:num>
-  <w:num w:numId="3" w16cid:durableId="1485076519">
+  <w:num w:numId="3">
     <w:abstractNumId w:val="11"/>
   </w:num>
-  <w:num w:numId="4" w16cid:durableId="234436866">
+  <w:num w:numId="4">
     <w:abstractNumId w:val="10"/>
   </w:num>
-  <w:num w:numId="5" w16cid:durableId="572547773">
+  <w:num w:numId="5">
     <w:abstractNumId w:val="9"/>
   </w:num>
-  <w:num w:numId="6" w16cid:durableId="1208252689">
+  <w:num w:numId="6">
     <w:abstractNumId w:val="17"/>
   </w:num>
-  <w:num w:numId="7" w16cid:durableId="277227447">
+  <w:num w:numId="7">
     <w:abstractNumId w:val="15"/>
   </w:num>
-  <w:num w:numId="8" w16cid:durableId="2017228775">
+  <w:num w:numId="8">
     <w:abstractNumId w:val="7"/>
   </w:num>
-  <w:num w:numId="9" w16cid:durableId="33039654">
+  <w:num w:numId="9">
     <w:abstractNumId w:val="20"/>
   </w:num>
-  <w:num w:numId="10" w16cid:durableId="541552379">
+  <w:num w:numId="10">
     <w:abstractNumId w:val="21"/>
   </w:num>
-  <w:num w:numId="11" w16cid:durableId="1670716426">
+  <w:num w:numId="11">
     <w:abstractNumId w:val="19"/>
   </w:num>
-  <w:num w:numId="12" w16cid:durableId="108554875">
+  <w:num w:numId="12">
     <w:abstractNumId w:val="22"/>
   </w:num>
-  <w:num w:numId="13" w16cid:durableId="920719090">
+  <w:num w:numId="13">
     <w:abstractNumId w:val="3"/>
   </w:num>
-  <w:num w:numId="14" w16cid:durableId="2010910602">
+  <w:num w:numId="14">
     <w:abstractNumId w:val="14"/>
   </w:num>
-  <w:num w:numId="15" w16cid:durableId="1560901720">
+  <w:num w:numId="15">
     <w:abstractNumId w:val="5"/>
   </w:num>
-  <w:num w:numId="16" w16cid:durableId="1325233349">
+  <w:num w:numId="16">
     <w:abstractNumId w:val="2"/>
   </w:num>
-  <w:num w:numId="17" w16cid:durableId="2052412096">
+  <w:num w:numId="17">
     <w:abstractNumId w:val="12"/>
   </w:num>
-  <w:num w:numId="18" w16cid:durableId="517700678">
+  <w:num w:numId="18">
     <w:abstractNumId w:val="16"/>
   </w:num>
-  <w:num w:numId="19" w16cid:durableId="440415289">
+  <w:num w:numId="19">
     <w:abstractNumId w:val="8"/>
   </w:num>
-  <w:num w:numId="20" w16cid:durableId="983851321">
+  <w:num w:numId="20">
     <w:abstractNumId w:val="0"/>
   </w:num>
-  <w:num w:numId="21" w16cid:durableId="990671469">
+  <w:num w:numId="21">
     <w:abstractNumId w:val="1"/>
   </w:num>
-  <w:num w:numId="22" w16cid:durableId="499203034">
+  <w:num w:numId="22">
     <w:abstractNumId w:val="13"/>
   </w:num>
-  <w:num w:numId="23" w16cid:durableId="1769351233">
+  <w:num w:numId="23">
     <w:abstractNumId w:val="4"/>
   </w:num>
 </w:numbering>
 </file>
 
 <file path=word/styles.xml><?xml version="1.0" encoding="utf-8"?>
-<w:styles xmlns:mc="http://schemas.openxmlformats.org/markup-compatibility/2006" xmlns:r="http://schemas.openxmlformats.org/officeDocument/2006/relationships" xmlns:w="http://schemas.openxmlformats.org/wordprocessingml/2006/main" xmlns:w14="http://schemas.microsoft.com/office/word/2010/wordml" xmlns:w15="http://schemas.microsoft.com/office/word/2012/wordml" xmlns:w16cex="http://schemas.microsoft.com/office/word/2018/wordml/cex" xmlns:w16cid="http://schemas.microsoft.com/office/word/2016/wordml/cid" xmlns:w16="http://schemas.microsoft.com/office/word/2018/wordml" xmlns:w16du="http://schemas.microsoft.com/office/word/2023/wordml/word16du" xmlns:w16sdtdh="http://schemas.microsoft.com/office/word/2020/wordml/sdtdatahash" xmlns:w16sdtfl="http://schemas.microsoft.com/office/word/2024/wordml/sdtformatlock" xmlns:w16se="http://schemas.microsoft.com/office/word/2015/wordml/symex" mc:Ignorable="w14 w15 w16se w16cid w16 w16cex w16sdtdh w16sdtfl w16du">
+<w:styles xmlns:mc="http://schemas.openxmlformats.org/markup-compatibility/2006" xmlns:r="http://schemas.openxmlformats.org/officeDocument/2006/relationships" xmlns:w="http://schemas.openxmlformats.org/wordprocessingml/2006/main" xmlns:w14="http://schemas.microsoft.com/office/word/2010/wordml" xmlns:w15="http://schemas.microsoft.com/office/word/2012/wordml" xmlns:w16cid="http://schemas.microsoft.com/office/word/2016/wordml/cid" xmlns:w16se="http://schemas.microsoft.com/office/word/2015/wordml/symex" mc:Ignorable="w14 w15 w16se w16cid">
   <w:docDefaults>
     <w:rPrDefault>
       <w:rPr>
@@ -20055,7 +18668,7 @@
       </w:pPr>
     </w:pPrDefault>
   </w:docDefaults>
-  <w:latentStyles w:defLockedState="0" w:defUIPriority="99" w:defSemiHidden="0" w:defUnhideWhenUsed="0" w:defQFormat="0" w:count="376">
+  <w:latentStyles w:defLockedState="0" w:defUIPriority="99" w:defSemiHidden="0" w:defUnhideWhenUsed="0" w:defQFormat="0" w:count="375">
     <w:lsdException w:name="Normal" w:uiPriority="0" w:qFormat="1"/>
     <w:lsdException w:name="heading 1" w:uiPriority="9" w:qFormat="1"/>
     <w:lsdException w:name="heading 2" w:semiHidden="1" w:uiPriority="9" w:unhideWhenUsed="1" w:qFormat="1"/>
@@ -20431,7 +19044,6 @@
     <w:lsdException w:name="Smart Hyperlink" w:semiHidden="1" w:unhideWhenUsed="1"/>
     <w:lsdException w:name="Hashtag" w:semiHidden="1" w:unhideWhenUsed="1"/>
     <w:lsdException w:name="Unresolved Mention" w:semiHidden="1" w:unhideWhenUsed="1"/>
-    <w:lsdException w:name="Smart Link" w:semiHidden="1" w:unhideWhenUsed="1"/>
   </w:latentStyles>
   <w:style w:type="paragraph" w:default="1" w:styleId="Normal">
     <w:name w:val="Normal"/>
@@ -20645,6 +19257,7 @@
   <w:style w:type="character" w:default="1" w:styleId="DefaultParagraphFont">
     <w:name w:val="Default Paragraph Font"/>
     <w:uiPriority w:val="1"/>
+    <w:semiHidden/>
     <w:unhideWhenUsed/>
   </w:style>
   <w:style w:type="table" w:default="1" w:styleId="TableNormal">
@@ -21713,7 +20326,7 @@
 </file>
 
 <file path=customXml/itemProps1.xml><?xml version="1.0" encoding="utf-8"?>
-<ds:datastoreItem xmlns:ds="http://schemas.openxmlformats.org/officeDocument/2006/customXml" ds:itemID="{32ADEC0D-6CB3-4C7F-B9AA-1A75597A341F}">
+<ds:datastoreItem xmlns:ds="http://schemas.openxmlformats.org/officeDocument/2006/customXml" ds:itemID="{F05AF2BE-9F59-449D-9A57-C69D3D17A75F}">
   <ds:schemaRefs>
     <ds:schemaRef ds:uri="http://schemas.openxmlformats.org/officeDocument/2006/bibliography"/>
   </ds:schemaRefs>

--- a/ai_text_detector_project_report.docx
+++ b/ai_text_detector_project_report.docx
@@ -110,9 +110,29 @@
         <w:spacing w:after="149" w:line="402" w:lineRule="auto"/>
         <w:ind w:left="82" w:right="72"/>
         <w:jc w:val="center"/>
-      </w:pPr>
-      <w:r>
-        <w:t>“AI Text Detector”</w:t>
+        <w:rPr>
+          <w:b/>
+          <w:bCs/>
+        </w:rPr>
+      </w:pPr>
+      <w:r>
+        <w:t>“</w:t>
+      </w:r>
+      <w:r>
+        <w:rPr>
+          <w:b/>
+          <w:bCs/>
+          <w:sz w:val="32"/>
+          <w:szCs w:val="32"/>
+        </w:rPr>
+        <w:t>AI Text Detector</w:t>
+      </w:r>
+      <w:r>
+        <w:rPr>
+          <w:b/>
+          <w:bCs/>
+        </w:rPr>
+        <w:t>”</w:t>
       </w:r>
     </w:p>
     <w:p>
@@ -414,7 +434,19 @@
         <w:jc w:val="center"/>
       </w:pPr>
       <w:r>
-        <w:t>“AI Text Detector”</w:t>
+        <w:t>“</w:t>
+      </w:r>
+      <w:r>
+        <w:rPr>
+          <w:b/>
+          <w:bCs/>
+          <w:sz w:val="32"/>
+          <w:szCs w:val="32"/>
+        </w:rPr>
+        <w:t>AI Text Detector</w:t>
+      </w:r>
+      <w:r>
+        <w:t>”</w:t>
       </w:r>
     </w:p>
     <w:p>
@@ -658,7 +690,7 @@
         <w:spacing w:line="360" w:lineRule="auto"/>
       </w:pPr>
       <w:bookmarkStart w:id="0" w:name="_Toc202261069"/>
-      <w:bookmarkStart w:id="1" w:name="_Toc231875487"/>
+      <w:bookmarkStart w:id="1" w:name="_Toc232107293"/>
       <w:r>
         <w:t>SUPERVISORS RECOMMENDATION</w:t>
       </w:r>
@@ -683,7 +715,13 @@
         <w:t>“AI Text Detector”</w:t>
       </w:r>
       <w:r>
-        <w:t xml:space="preserve"> has been prepared under my supervision by Shashank Singh in partial fulfillment of the requirement of the degree of Bachelor of Computer Applications. His report is satisfactory and is an original work done by him to process for the future evaluation.</w:t>
+        <w:t xml:space="preserve"> has been prepared under my supervision by </w:t>
+      </w:r>
+      <w:r>
+        <w:t>Saurav Munikar</w:t>
+      </w:r>
+      <w:r>
+        <w:t xml:space="preserve"> in partial fulfillment of the requirement of the degree of Bachelor of Computer Applications. His report is satisfactory and is an original work done by him to process for the future evaluation.</w:t>
       </w:r>
     </w:p>
     <w:p>
@@ -904,7 +942,7 @@
         <w:ind w:left="224" w:right="223"/>
       </w:pPr>
       <w:bookmarkStart w:id="2" w:name="_Toc202261070"/>
-      <w:bookmarkStart w:id="3" w:name="_Toc231875488"/>
+      <w:bookmarkStart w:id="3" w:name="_Toc232107294"/>
       <w:r>
         <w:t>LETTER OF APPROVAL</w:t>
       </w:r>
@@ -1349,7 +1387,7 @@
         <w:br w:type="page"/>
       </w:r>
       <w:bookmarkStart w:id="4" w:name="_Toc202261071"/>
-      <w:bookmarkStart w:id="5" w:name="_Toc231875489"/>
+      <w:bookmarkStart w:id="5" w:name="_Toc232107295"/>
       <w:r>
         <w:lastRenderedPageBreak/>
         <w:t>ACKNOWLEDGEMENT</w:t>
@@ -1434,7 +1472,7 @@
         <w:ind w:left="224" w:right="221"/>
       </w:pPr>
       <w:bookmarkStart w:id="6" w:name="_Toc202261072"/>
-      <w:bookmarkStart w:id="7" w:name="_Toc231875490"/>
+      <w:bookmarkStart w:id="7" w:name="_Toc232107296"/>
       <w:r>
         <w:lastRenderedPageBreak/>
         <w:t>ABSTRACT</w:t>
@@ -1449,88 +1487,72 @@
       <w:pPr>
         <w:spacing w:after="3" w:line="360" w:lineRule="auto"/>
       </w:pPr>
-      <w:r/>
-      <w:r>
-        <w:rPr>
-          <w:rFonts w:ascii="Times New Roman" w:hAnsi="Times New Roman"/>
-          <w:sz w:val="24"/>
-        </w:rPr>
+      <w:r>
         <w:t xml:space="preserve">The </w:t>
       </w:r>
       <w:r>
         <w:rPr>
-          <w:rFonts w:ascii="Times New Roman" w:hAnsi="Times New Roman"/>
-          <w:b/>
-          <w:sz w:val="24"/>
+          <w:b/>
         </w:rPr>
         <w:t>AI Text Detector</w:t>
       </w:r>
       <w:r>
-        <w:rPr>
-          <w:rFonts w:ascii="Times New Roman" w:hAnsi="Times New Roman"/>
-          <w:sz w:val="24"/>
-        </w:rPr>
-        <w:t xml:space="preserve"> is a client-side security application designed to analyze document origins without transmitting user data to external servers. The application implements a weighted ensemble of three distinct natural language processing and machine learning algorithms (Statistical NLP, KNN Classification, and Cosine Similarity) calibrated by a fourth heuristic grammar evaluation module. The four core systems are: 1. </w:t>
-      </w:r>
-      <w:r>
-        <w:rPr>
-          <w:rFonts w:ascii="Times New Roman" w:hAnsi="Times New Roman"/>
-          <w:b/>
-          <w:sz w:val="24"/>
+        <w:t xml:space="preserve"> is a client-side security application designed to analyze document origins without transmitting user data to external servers. The application implements a weighted ensemble of three distinct natural language processing and machine learning algorithms (Statistical NLP, KNN Classification, and Cosine Similarity) calibrated by a fourth heuristic grammar evaluation module. The four core systems are: </w:t>
+      </w:r>
+      <w:r>
+        <w:rPr>
+          <w:b/>
         </w:rPr>
         <w:t>Statistical NLP (Perplexity &amp; Burstiness):</w:t>
       </w:r>
       <w:r>
-        <w:rPr>
-          <w:rFonts w:ascii="Times New Roman" w:hAnsi="Times New Roman"/>
-          <w:sz w:val="24"/>
-        </w:rPr>
-        <w:t xml:space="preserve"> Evaluates sentence length variance (burstiness) and vocabulary richness (Type-Token Ratio) to distinguish the predictable, uniform patterns of AI text from dynamic human writing. 2. </w:t>
-      </w:r>
-      <w:r>
-        <w:rPr>
-          <w:rFonts w:ascii="Times New Roman" w:hAnsi="Times New Roman"/>
-          <w:b/>
-          <w:sz w:val="24"/>
+        <w:t xml:space="preserve"> Evaluates sentence length variance (burstiness) and vocabulary richness (Type-Token Ratio) to distinguish the predictable, uniform patterns of AI text from dynamic human writing.</w:t>
+      </w:r>
+      <w:r>
+        <w:t xml:space="preserve"> </w:t>
+      </w:r>
+      <w:r>
+        <w:rPr>
+          <w:b/>
         </w:rPr>
         <w:t>K-Nearest Neighbors (KNN) Stylometric Classifier:</w:t>
       </w:r>
       <w:r>
-        <w:rPr>
-          <w:rFonts w:ascii="Times New Roman" w:hAnsi="Times New Roman"/>
-          <w:sz w:val="24"/>
-        </w:rPr>
-        <w:t xml:space="preserve"> Extracts a 5-dimensional feature vector (lexical diversity, sentence length uniformity, transition word density, Coleman-Liau readability grade consistency, and punctuation density) and classifies the document using Euclidean distance relative to a pre-defined training set of human and AI articles ($K=5$). 3. </w:t>
-      </w:r>
-      <w:r>
-        <w:rPr>
-          <w:rFonts w:ascii="Times New Roman" w:hAnsi="Times New Roman"/>
-          <w:b/>
-          <w:sz w:val="24"/>
+        <w:t xml:space="preserve"> Extracts a 5-dimensional feature vector (lexical diversity, sentence length uniformity, transition word density, Coleman-</w:t>
+      </w:r>
+      <w:proofErr w:type="spellStart"/>
+      <w:r>
+        <w:t>Liau</w:t>
+      </w:r>
+      <w:proofErr w:type="spellEnd"/>
+      <w:r>
+        <w:t xml:space="preserve"> readability grade consistency, and punctuation density) and classifies the document using Euclidean distance relative to a pre-defined training set of human and AI articles. </w:t>
+      </w:r>
+      <w:r>
+        <w:rPr>
+          <w:b/>
         </w:rPr>
         <w:t>Stylometric Cosine Similarity (Vector Space Model):</w:t>
       </w:r>
       <w:r>
-        <w:rPr>
-          <w:rFonts w:ascii="Times New Roman" w:hAnsi="Times New Roman"/>
-          <w:sz w:val="24"/>
-        </w:rPr>
-        <w:t xml:space="preserve"> Measures a 5-dimensional syntactic marker profile (first-person pronoun ratio, complex conjunctions, intensifier density, passive voice frequency, and hapax legomena) and computes vector angles against standard AI and human prototype vectors. 4. </w:t>
-      </w:r>
-      <w:r>
-        <w:rPr>
-          <w:rFonts w:ascii="Times New Roman" w:hAnsi="Times New Roman"/>
-          <w:b/>
-          <w:sz w:val="24"/>
+        <w:t xml:space="preserve"> Measures a 5-dimensional syntactic marker profile (first-person pronoun ratio, complex conjunctions, intensifier density, passive voice frequency, and hapax legomena) and computes vector angles against standard AI and human prototype vectors. </w:t>
+      </w:r>
+      <w:r>
+        <w:rPr>
+          <w:b/>
         </w:rPr>
         <w:t>Heuristic Grammar &amp; Typography Analyzer:</w:t>
       </w:r>
       <w:r>
-        <w:rPr>
-          <w:rFonts w:ascii="Times New Roman" w:hAnsi="Times New Roman"/>
-          <w:sz w:val="24"/>
-        </w:rPr>
-        <w:t xml:space="preserve"> Evaluates common grammatical and typographical slip-ups (double words, capitalization, punctuation spacing, subject-verb agreement, and double negatives) to establish a Grammar Perfection Score. The first three engine outputs are combined via a weighted ensemble ($35\%$ Perplexity, $40\%$ KNN, $25\%$ Cosine Similarity) and then calibrated by the Grammar Perfection Score as a discount modifier, ensuring that the presence of human-like typos reduces the overall AI probability to minimize false positives. The application features an interactive single-page dashboard built using HTML5, custom CSS variables, and Vanilla JavaScript. It incorporates PDF.js and Mammoth.js for client-side document parsing, SVG-based glowing visualization charts, an interactive sentence-level perplexity heatmap, and a mathematical resolution panel powered by MathJax to trace raw formulas in real time.</w:t>
+        <w:t xml:space="preserve"> Evaluates common grammatical and typographical slip-ups (double words, capitalization, punctuation spacing, subject-verb agreement, and double negatives) to establish a Grammar Perfection Score. The first three engine outputs are combined via a weighted ensemble ($35\%$ Perplexity, $40\%$ KNN, $25\%$ Cosine Similarity) and then calibrated by the Grammar Perfection Score as a discount modifier, ensuring that the presence of human-like typos reduces the overall AI probability to minimize false positives. The application features an interactive single-page dashboard built using HTML5, custom CSS variables, and Vanilla JavaScript. It incorporates PDF.js and Mammoth.js for client-side document parsing, SVG-based glowing visualization charts, an interactive sentence-level perplexity heatmap, and a mathematical resolution panel powered by </w:t>
+      </w:r>
+      <w:proofErr w:type="spellStart"/>
+      <w:r>
+        <w:t>MathJax</w:t>
+      </w:r>
+      <w:proofErr w:type="spellEnd"/>
+      <w:r>
+        <w:t xml:space="preserve"> to trace raw formulas in real time.</w:t>
       </w:r>
     </w:p>
     <w:p>
@@ -1623,6 +1645,11 @@
               <w:b w:val="0"/>
               <w:bCs w:val="0"/>
               <w:color w:val="auto"/>
+              <w:kern w:val="0"/>
+              <w:sz w:val="22"/>
+              <w:szCs w:val="20"/>
+              <w:lang w:bidi="ne-NP"/>
+              <w14:ligatures w14:val="none"/>
             </w:rPr>
           </w:pPr>
           <w:r>
@@ -1634,7 +1661,7 @@
           <w:r>
             <w:fldChar w:fldCharType="separate"/>
           </w:r>
-          <w:hyperlink w:anchor="_Toc231875487" w:history="1">
+          <w:hyperlink w:anchor="_Toc232107293" w:history="1">
             <w:r>
               <w:rPr>
                 <w:rStyle w:val="Hyperlink"/>
@@ -1657,7 +1684,7 @@
               <w:rPr>
                 <w:webHidden/>
               </w:rPr>
-              <w:instrText xml:space="preserve"> PAGEREF _Toc231875487 \h </w:instrText>
+              <w:instrText xml:space="preserve"> PAGEREF _Toc232107293 \h </w:instrText>
             </w:r>
             <w:r>
               <w:rPr>
@@ -1692,9 +1719,14 @@
               <w:b w:val="0"/>
               <w:bCs w:val="0"/>
               <w:color w:val="auto"/>
+              <w:kern w:val="0"/>
+              <w:sz w:val="22"/>
+              <w:szCs w:val="20"/>
+              <w:lang w:bidi="ne-NP"/>
+              <w14:ligatures w14:val="none"/>
             </w:rPr>
           </w:pPr>
-          <w:hyperlink w:anchor="_Toc231875488" w:history="1">
+          <w:hyperlink w:anchor="_Toc232107294" w:history="1">
             <w:r>
               <w:rPr>
                 <w:rStyle w:val="Hyperlink"/>
@@ -1717,7 +1749,7 @@
               <w:rPr>
                 <w:webHidden/>
               </w:rPr>
-              <w:instrText xml:space="preserve"> PAGEREF _Toc231875488 \h </w:instrText>
+              <w:instrText xml:space="preserve"> PAGEREF _Toc232107294 \h </w:instrText>
             </w:r>
             <w:r>
               <w:rPr>
@@ -1752,9 +1784,14 @@
               <w:b w:val="0"/>
               <w:bCs w:val="0"/>
               <w:color w:val="auto"/>
+              <w:kern w:val="0"/>
+              <w:sz w:val="22"/>
+              <w:szCs w:val="20"/>
+              <w:lang w:bidi="ne-NP"/>
+              <w14:ligatures w14:val="none"/>
             </w:rPr>
           </w:pPr>
-          <w:hyperlink w:anchor="_Toc231875489" w:history="1">
+          <w:hyperlink w:anchor="_Toc232107295" w:history="1">
             <w:r>
               <w:rPr>
                 <w:rStyle w:val="Hyperlink"/>
@@ -1777,7 +1814,7 @@
               <w:rPr>
                 <w:webHidden/>
               </w:rPr>
-              <w:instrText xml:space="preserve"> PAGEREF _Toc231875489 \h </w:instrText>
+              <w:instrText xml:space="preserve"> PAGEREF _Toc232107295 \h </w:instrText>
             </w:r>
             <w:r>
               <w:rPr>
@@ -1812,9 +1849,14 @@
               <w:b w:val="0"/>
               <w:bCs w:val="0"/>
               <w:color w:val="auto"/>
+              <w:kern w:val="0"/>
+              <w:sz w:val="22"/>
+              <w:szCs w:val="20"/>
+              <w:lang w:bidi="ne-NP"/>
+              <w14:ligatures w14:val="none"/>
             </w:rPr>
           </w:pPr>
-          <w:hyperlink w:anchor="_Toc231875490" w:history="1">
+          <w:hyperlink w:anchor="_Toc232107296" w:history="1">
             <w:r>
               <w:rPr>
                 <w:rStyle w:val="Hyperlink"/>
@@ -1837,7 +1879,7 @@
               <w:rPr>
                 <w:webHidden/>
               </w:rPr>
-              <w:instrText xml:space="preserve"> PAGEREF _Toc231875490 \h </w:instrText>
+              <w:instrText xml:space="preserve"> PAGEREF _Toc232107296 \h </w:instrText>
             </w:r>
             <w:r>
               <w:rPr>
@@ -1872,9 +1914,14 @@
               <w:b w:val="0"/>
               <w:bCs w:val="0"/>
               <w:color w:val="auto"/>
+              <w:kern w:val="0"/>
+              <w:sz w:val="22"/>
+              <w:szCs w:val="20"/>
+              <w:lang w:bidi="ne-NP"/>
+              <w14:ligatures w14:val="none"/>
             </w:rPr>
           </w:pPr>
-          <w:hyperlink w:anchor="_Toc231875491" w:history="1">
+          <w:hyperlink w:anchor="_Toc232107297" w:history="1">
             <w:r>
               <w:rPr>
                 <w:rStyle w:val="Hyperlink"/>
@@ -1897,7 +1944,7 @@
               <w:rPr>
                 <w:webHidden/>
               </w:rPr>
-              <w:instrText xml:space="preserve"> PAGEREF _Toc231875491 \h </w:instrText>
+              <w:instrText xml:space="preserve"> PAGEREF _Toc232107297 \h </w:instrText>
             </w:r>
             <w:r>
               <w:rPr>
@@ -1932,9 +1979,14 @@
               <w:b w:val="0"/>
               <w:bCs w:val="0"/>
               <w:color w:val="auto"/>
+              <w:kern w:val="0"/>
+              <w:sz w:val="22"/>
+              <w:szCs w:val="20"/>
+              <w:lang w:bidi="ne-NP"/>
+              <w14:ligatures w14:val="none"/>
             </w:rPr>
           </w:pPr>
-          <w:hyperlink w:anchor="_Toc231875492" w:history="1">
+          <w:hyperlink w:anchor="_Toc232107298" w:history="1">
             <w:r>
               <w:rPr>
                 <w:rStyle w:val="Hyperlink"/>
@@ -1957,7 +2009,7 @@
               <w:rPr>
                 <w:webHidden/>
               </w:rPr>
-              <w:instrText xml:space="preserve"> PAGEREF _Toc231875492 \h </w:instrText>
+              <w:instrText xml:space="preserve"> PAGEREF _Toc232107298 \h </w:instrText>
             </w:r>
             <w:r>
               <w:rPr>
@@ -1992,9 +2044,14 @@
               <w:b w:val="0"/>
               <w:bCs w:val="0"/>
               <w:color w:val="auto"/>
+              <w:kern w:val="0"/>
+              <w:sz w:val="22"/>
+              <w:szCs w:val="20"/>
+              <w:lang w:bidi="ne-NP"/>
+              <w14:ligatures w14:val="none"/>
             </w:rPr>
           </w:pPr>
-          <w:hyperlink w:anchor="_Toc231875493" w:history="1">
+          <w:hyperlink w:anchor="_Toc232107299" w:history="1">
             <w:r>
               <w:rPr>
                 <w:rStyle w:val="Hyperlink"/>
@@ -2017,7 +2074,7 @@
               <w:rPr>
                 <w:webHidden/>
               </w:rPr>
-              <w:instrText xml:space="preserve"> PAGEREF _Toc231875493 \h </w:instrText>
+              <w:instrText xml:space="preserve"> PAGEREF _Toc232107299 \h </w:instrText>
             </w:r>
             <w:r>
               <w:rPr>
@@ -2034,7 +2091,7 @@
               <w:rPr>
                 <w:webHidden/>
               </w:rPr>
-              <w:t>xii</w:t>
+              <w:t>xiii</w:t>
             </w:r>
             <w:r>
               <w:rPr>
@@ -2052,14 +2109,19 @@
               <w:b w:val="0"/>
               <w:bCs w:val="0"/>
               <w:color w:val="auto"/>
+              <w:kern w:val="0"/>
+              <w:sz w:val="22"/>
+              <w:szCs w:val="20"/>
+              <w:lang w:bidi="ne-NP"/>
+              <w14:ligatures w14:val="none"/>
             </w:rPr>
           </w:pPr>
-          <w:hyperlink w:anchor="_Toc231875494" w:history="1">
+          <w:hyperlink w:anchor="_Toc232107300" w:history="1">
             <w:r>
               <w:rPr>
                 <w:rStyle w:val="Hyperlink"/>
               </w:rPr>
-              <w:t>CHAPTER 1 INTRODUCTION</w:t>
+              <w:t>CHAPTER 1</w:t>
             </w:r>
             <w:r>
               <w:rPr>
@@ -2077,7 +2139,72 @@
               <w:rPr>
                 <w:webHidden/>
               </w:rPr>
-              <w:instrText xml:space="preserve"> PAGEREF _Toc231875494 \h </w:instrText>
+              <w:instrText xml:space="preserve"> PAGEREF _Toc232107300 \h </w:instrText>
+            </w:r>
+            <w:r>
+              <w:rPr>
+                <w:webHidden/>
+              </w:rPr>
+            </w:r>
+            <w:r>
+              <w:rPr>
+                <w:webHidden/>
+              </w:rPr>
+              <w:fldChar w:fldCharType="separate"/>
+            </w:r>
+            <w:r>
+              <w:rPr>
+                <w:webHidden/>
+              </w:rPr>
+              <w:t>1</w:t>
+            </w:r>
+            <w:r>
+              <w:rPr>
+                <w:webHidden/>
+              </w:rPr>
+              <w:fldChar w:fldCharType="end"/>
+            </w:r>
+          </w:hyperlink>
+        </w:p>
+        <w:p>
+          <w:pPr>
+            <w:pStyle w:val="TOC1"/>
+            <w:rPr>
+              <w:rFonts w:asciiTheme="minorHAnsi" w:eastAsiaTheme="minorEastAsia" w:hAnsiTheme="minorHAnsi"/>
+              <w:b w:val="0"/>
+              <w:bCs w:val="0"/>
+              <w:color w:val="auto"/>
+              <w:kern w:val="0"/>
+              <w:sz w:val="22"/>
+              <w:szCs w:val="20"/>
+              <w:lang w:bidi="ne-NP"/>
+              <w14:ligatures w14:val="none"/>
+            </w:rPr>
+          </w:pPr>
+          <w:hyperlink w:anchor="_Toc232107301" w:history="1">
+            <w:r>
+              <w:rPr>
+                <w:rStyle w:val="Hyperlink"/>
+              </w:rPr>
+              <w:t>INTRODUCTION</w:t>
+            </w:r>
+            <w:r>
+              <w:rPr>
+                <w:webHidden/>
+              </w:rPr>
+              <w:tab/>
+            </w:r>
+            <w:r>
+              <w:rPr>
+                <w:webHidden/>
+              </w:rPr>
+              <w:fldChar w:fldCharType="begin"/>
+            </w:r>
+            <w:r>
+              <w:rPr>
+                <w:webHidden/>
+              </w:rPr>
+              <w:instrText xml:space="preserve"> PAGEREF _Toc232107301 \h </w:instrText>
             </w:r>
             <w:r>
               <w:rPr>
@@ -2114,9 +2241,14 @@
               <w:rFonts w:asciiTheme="minorHAnsi" w:eastAsiaTheme="minorEastAsia" w:hAnsiTheme="minorHAnsi"/>
               <w:noProof/>
               <w:color w:val="auto"/>
+              <w:kern w:val="0"/>
+              <w:sz w:val="22"/>
+              <w:szCs w:val="20"/>
+              <w:lang w:bidi="ne-NP"/>
+              <w14:ligatures w14:val="none"/>
             </w:rPr>
           </w:pPr>
-          <w:hyperlink w:anchor="_Toc231875495" w:history="1">
+          <w:hyperlink w:anchor="_Toc232107302" w:history="1">
             <w:r>
               <w:rPr>
                 <w:rStyle w:val="Hyperlink"/>
@@ -2143,7 +2275,7 @@
                 <w:noProof/>
                 <w:webHidden/>
               </w:rPr>
-              <w:instrText xml:space="preserve"> PAGEREF _Toc231875495 \h </w:instrText>
+              <w:instrText xml:space="preserve"> PAGEREF _Toc232107302 \h </w:instrText>
             </w:r>
             <w:r>
               <w:rPr>
@@ -2184,9 +2316,14 @@
               <w:rFonts w:asciiTheme="minorHAnsi" w:eastAsiaTheme="minorEastAsia" w:hAnsiTheme="minorHAnsi"/>
               <w:noProof/>
               <w:color w:val="auto"/>
+              <w:kern w:val="0"/>
+              <w:sz w:val="22"/>
+              <w:szCs w:val="20"/>
+              <w:lang w:bidi="ne-NP"/>
+              <w14:ligatures w14:val="none"/>
             </w:rPr>
           </w:pPr>
-          <w:hyperlink w:anchor="_Toc231875496" w:history="1">
+          <w:hyperlink w:anchor="_Toc232107303" w:history="1">
             <w:r>
               <w:rPr>
                 <w:rStyle w:val="Hyperlink"/>
@@ -2213,7 +2350,7 @@
                 <w:noProof/>
                 <w:webHidden/>
               </w:rPr>
-              <w:instrText xml:space="preserve"> PAGEREF _Toc231875496 \h </w:instrText>
+              <w:instrText xml:space="preserve"> PAGEREF _Toc232107303 \h </w:instrText>
             </w:r>
             <w:r>
               <w:rPr>
@@ -2254,9 +2391,14 @@
               <w:rFonts w:asciiTheme="minorHAnsi" w:eastAsiaTheme="minorEastAsia" w:hAnsiTheme="minorHAnsi"/>
               <w:noProof/>
               <w:color w:val="auto"/>
+              <w:kern w:val="0"/>
+              <w:sz w:val="22"/>
+              <w:szCs w:val="20"/>
+              <w:lang w:bidi="ne-NP"/>
+              <w14:ligatures w14:val="none"/>
             </w:rPr>
           </w:pPr>
-          <w:hyperlink w:anchor="_Toc231875497" w:history="1">
+          <w:hyperlink w:anchor="_Toc232107304" w:history="1">
             <w:r>
               <w:rPr>
                 <w:rStyle w:val="Hyperlink"/>
@@ -2283,7 +2425,7 @@
                 <w:noProof/>
                 <w:webHidden/>
               </w:rPr>
-              <w:instrText xml:space="preserve"> PAGEREF _Toc231875497 \h </w:instrText>
+              <w:instrText xml:space="preserve"> PAGEREF _Toc232107304 \h </w:instrText>
             </w:r>
             <w:r>
               <w:rPr>
@@ -2324,9 +2466,14 @@
               <w:rFonts w:asciiTheme="minorHAnsi" w:eastAsiaTheme="minorEastAsia" w:hAnsiTheme="minorHAnsi"/>
               <w:noProof/>
               <w:color w:val="auto"/>
+              <w:kern w:val="0"/>
+              <w:sz w:val="22"/>
+              <w:szCs w:val="20"/>
+              <w:lang w:bidi="ne-NP"/>
+              <w14:ligatures w14:val="none"/>
             </w:rPr>
           </w:pPr>
-          <w:hyperlink w:anchor="_Toc231875498" w:history="1">
+          <w:hyperlink w:anchor="_Toc232107305" w:history="1">
             <w:r>
               <w:rPr>
                 <w:rStyle w:val="Hyperlink"/>
@@ -2353,7 +2500,7 @@
                 <w:noProof/>
                 <w:webHidden/>
               </w:rPr>
-              <w:instrText xml:space="preserve"> PAGEREF _Toc231875498 \h </w:instrText>
+              <w:instrText xml:space="preserve"> PAGEREF _Toc232107305 \h </w:instrText>
             </w:r>
             <w:r>
               <w:rPr>
@@ -2394,9 +2541,14 @@
               <w:rFonts w:asciiTheme="minorHAnsi" w:eastAsiaTheme="minorEastAsia" w:hAnsiTheme="minorHAnsi"/>
               <w:noProof/>
               <w:color w:val="auto"/>
+              <w:kern w:val="0"/>
+              <w:sz w:val="22"/>
+              <w:szCs w:val="20"/>
+              <w:lang w:bidi="ne-NP"/>
+              <w14:ligatures w14:val="none"/>
             </w:rPr>
           </w:pPr>
-          <w:hyperlink w:anchor="_Toc231875499" w:history="1">
+          <w:hyperlink w:anchor="_Toc232107306" w:history="1">
             <w:r>
               <w:rPr>
                 <w:rStyle w:val="Hyperlink"/>
@@ -2423,7 +2575,7 @@
                 <w:noProof/>
                 <w:webHidden/>
               </w:rPr>
-              <w:instrText xml:space="preserve"> PAGEREF _Toc231875499 \h </w:instrText>
+              <w:instrText xml:space="preserve"> PAGEREF _Toc232107306 \h </w:instrText>
             </w:r>
             <w:r>
               <w:rPr>
@@ -2443,7 +2595,7 @@
                 <w:noProof/>
                 <w:webHidden/>
               </w:rPr>
-              <w:t>4</w:t>
+              <w:t>3</w:t>
             </w:r>
             <w:r>
               <w:rPr>
@@ -2462,14 +2614,19 @@
               <w:b w:val="0"/>
               <w:bCs w:val="0"/>
               <w:color w:val="auto"/>
+              <w:kern w:val="0"/>
+              <w:sz w:val="22"/>
+              <w:szCs w:val="20"/>
+              <w:lang w:bidi="ne-NP"/>
+              <w14:ligatures w14:val="none"/>
             </w:rPr>
           </w:pPr>
-          <w:hyperlink w:anchor="_Toc231875500" w:history="1">
+          <w:hyperlink w:anchor="_Toc232107307" w:history="1">
             <w:r>
               <w:rPr>
                 <w:rStyle w:val="Hyperlink"/>
               </w:rPr>
-              <w:t>CHAPTER 2 BACKGROUND STUDY AND LITERATURE REVIEW</w:t>
+              <w:t>CHAPTER 2</w:t>
             </w:r>
             <w:r>
               <w:rPr>
@@ -2487,7 +2644,72 @@
               <w:rPr>
                 <w:webHidden/>
               </w:rPr>
-              <w:instrText xml:space="preserve"> PAGEREF _Toc231875500 \h </w:instrText>
+              <w:instrText xml:space="preserve"> PAGEREF _Toc232107307 \h </w:instrText>
+            </w:r>
+            <w:r>
+              <w:rPr>
+                <w:webHidden/>
+              </w:rPr>
+            </w:r>
+            <w:r>
+              <w:rPr>
+                <w:webHidden/>
+              </w:rPr>
+              <w:fldChar w:fldCharType="separate"/>
+            </w:r>
+            <w:r>
+              <w:rPr>
+                <w:webHidden/>
+              </w:rPr>
+              <w:t>6</w:t>
+            </w:r>
+            <w:r>
+              <w:rPr>
+                <w:webHidden/>
+              </w:rPr>
+              <w:fldChar w:fldCharType="end"/>
+            </w:r>
+          </w:hyperlink>
+        </w:p>
+        <w:p>
+          <w:pPr>
+            <w:pStyle w:val="TOC1"/>
+            <w:rPr>
+              <w:rFonts w:asciiTheme="minorHAnsi" w:eastAsiaTheme="minorEastAsia" w:hAnsiTheme="minorHAnsi"/>
+              <w:b w:val="0"/>
+              <w:bCs w:val="0"/>
+              <w:color w:val="auto"/>
+              <w:kern w:val="0"/>
+              <w:sz w:val="22"/>
+              <w:szCs w:val="20"/>
+              <w:lang w:bidi="ne-NP"/>
+              <w14:ligatures w14:val="none"/>
+            </w:rPr>
+          </w:pPr>
+          <w:hyperlink w:anchor="_Toc232107308" w:history="1">
+            <w:r>
+              <w:rPr>
+                <w:rStyle w:val="Hyperlink"/>
+              </w:rPr>
+              <w:t>BACKGROUND STUDY AND LITERATURE REVIEW</w:t>
+            </w:r>
+            <w:r>
+              <w:rPr>
+                <w:webHidden/>
+              </w:rPr>
+              <w:tab/>
+            </w:r>
+            <w:r>
+              <w:rPr>
+                <w:webHidden/>
+              </w:rPr>
+              <w:fldChar w:fldCharType="begin"/>
+            </w:r>
+            <w:r>
+              <w:rPr>
+                <w:webHidden/>
+              </w:rPr>
+              <w:instrText xml:space="preserve"> PAGEREF _Toc232107308 \h </w:instrText>
             </w:r>
             <w:r>
               <w:rPr>
@@ -2524,9 +2746,14 @@
               <w:rFonts w:asciiTheme="minorHAnsi" w:eastAsiaTheme="minorEastAsia" w:hAnsiTheme="minorHAnsi"/>
               <w:noProof/>
               <w:color w:val="auto"/>
+              <w:kern w:val="0"/>
+              <w:sz w:val="22"/>
+              <w:szCs w:val="20"/>
+              <w:lang w:bidi="ne-NP"/>
+              <w14:ligatures w14:val="none"/>
             </w:rPr>
           </w:pPr>
-          <w:hyperlink w:anchor="_Toc231875501" w:history="1">
+          <w:hyperlink w:anchor="_Toc232107309" w:history="1">
             <w:r>
               <w:rPr>
                 <w:rStyle w:val="Hyperlink"/>
@@ -2553,7 +2780,7 @@
                 <w:noProof/>
                 <w:webHidden/>
               </w:rPr>
-              <w:instrText xml:space="preserve"> PAGEREF _Toc231875501 \h </w:instrText>
+              <w:instrText xml:space="preserve"> PAGEREF _Toc232107309 \h </w:instrText>
             </w:r>
             <w:r>
               <w:rPr>
@@ -2594,9 +2821,14 @@
               <w:rFonts w:asciiTheme="minorHAnsi" w:eastAsiaTheme="minorEastAsia" w:hAnsiTheme="minorHAnsi"/>
               <w:noProof/>
               <w:color w:val="auto"/>
+              <w:kern w:val="0"/>
+              <w:sz w:val="22"/>
+              <w:szCs w:val="20"/>
+              <w:lang w:bidi="ne-NP"/>
+              <w14:ligatures w14:val="none"/>
             </w:rPr>
           </w:pPr>
-          <w:hyperlink w:anchor="_Toc231875502" w:history="1">
+          <w:hyperlink w:anchor="_Toc232107310" w:history="1">
             <w:r>
               <w:rPr>
                 <w:rStyle w:val="Hyperlink"/>
@@ -2623,7 +2855,7 @@
                 <w:noProof/>
                 <w:webHidden/>
               </w:rPr>
-              <w:instrText xml:space="preserve"> PAGEREF _Toc231875502 \h </w:instrText>
+              <w:instrText xml:space="preserve"> PAGEREF _Toc232107310 \h </w:instrText>
             </w:r>
             <w:r>
               <w:rPr>
@@ -2662,14 +2894,19 @@
               <w:b w:val="0"/>
               <w:bCs w:val="0"/>
               <w:color w:val="auto"/>
+              <w:kern w:val="0"/>
+              <w:sz w:val="22"/>
+              <w:szCs w:val="20"/>
+              <w:lang w:bidi="ne-NP"/>
+              <w14:ligatures w14:val="none"/>
             </w:rPr>
           </w:pPr>
-          <w:hyperlink w:anchor="_Toc231875503" w:history="1">
+          <w:hyperlink w:anchor="_Toc232107311" w:history="1">
             <w:r>
               <w:rPr>
                 <w:rStyle w:val="Hyperlink"/>
               </w:rPr>
-              <w:t>CHAPTER 3 SYSTEM ANALYSIS AND DESIGN</w:t>
+              <w:t>CHAPTER 3</w:t>
             </w:r>
             <w:r>
               <w:rPr>
@@ -2687,7 +2924,7 @@
               <w:rPr>
                 <w:webHidden/>
               </w:rPr>
-              <w:instrText xml:space="preserve"> PAGEREF _Toc231875503 \h </w:instrText>
+              <w:instrText xml:space="preserve"> PAGEREF _Toc232107311 \h </w:instrText>
             </w:r>
             <w:r>
               <w:rPr>
@@ -2704,7 +2941,72 @@
               <w:rPr>
                 <w:webHidden/>
               </w:rPr>
-              <w:t>11</w:t>
+              <w:t>9</w:t>
+            </w:r>
+            <w:r>
+              <w:rPr>
+                <w:webHidden/>
+              </w:rPr>
+              <w:fldChar w:fldCharType="end"/>
+            </w:r>
+          </w:hyperlink>
+        </w:p>
+        <w:p>
+          <w:pPr>
+            <w:pStyle w:val="TOC1"/>
+            <w:rPr>
+              <w:rFonts w:asciiTheme="minorHAnsi" w:eastAsiaTheme="minorEastAsia" w:hAnsiTheme="minorHAnsi"/>
+              <w:b w:val="0"/>
+              <w:bCs w:val="0"/>
+              <w:color w:val="auto"/>
+              <w:kern w:val="0"/>
+              <w:sz w:val="22"/>
+              <w:szCs w:val="20"/>
+              <w:lang w:bidi="ne-NP"/>
+              <w14:ligatures w14:val="none"/>
+            </w:rPr>
+          </w:pPr>
+          <w:hyperlink w:anchor="_Toc232107312" w:history="1">
+            <w:r>
+              <w:rPr>
+                <w:rStyle w:val="Hyperlink"/>
+              </w:rPr>
+              <w:t>Figure 3.1: Use Case Diagram for AI Text Detector</w:t>
+            </w:r>
+            <w:r>
+              <w:rPr>
+                <w:webHidden/>
+              </w:rPr>
+              <w:tab/>
+            </w:r>
+            <w:r>
+              <w:rPr>
+                <w:webHidden/>
+              </w:rPr>
+              <w:fldChar w:fldCharType="begin"/>
+            </w:r>
+            <w:r>
+              <w:rPr>
+                <w:webHidden/>
+              </w:rPr>
+              <w:instrText xml:space="preserve"> PAGEREF _Toc232107312 \h </w:instrText>
+            </w:r>
+            <w:r>
+              <w:rPr>
+                <w:webHidden/>
+              </w:rPr>
+            </w:r>
+            <w:r>
+              <w:rPr>
+                <w:webHidden/>
+              </w:rPr>
+              <w:fldChar w:fldCharType="separate"/>
+            </w:r>
+            <w:r>
+              <w:rPr>
+                <w:webHidden/>
+              </w:rPr>
+              <w:t>9</w:t>
             </w:r>
             <w:r>
               <w:rPr>
@@ -2724,15 +3026,20 @@
               <w:rFonts w:asciiTheme="minorHAnsi" w:eastAsiaTheme="minorEastAsia" w:hAnsiTheme="minorHAnsi"/>
               <w:noProof/>
               <w:color w:val="auto"/>
+              <w:kern w:val="0"/>
+              <w:sz w:val="22"/>
+              <w:szCs w:val="20"/>
+              <w:lang w:bidi="ne-NP"/>
+              <w14:ligatures w14:val="none"/>
             </w:rPr>
           </w:pPr>
-          <w:hyperlink w:anchor="_Toc231875504" w:history="1">
+          <w:hyperlink w:anchor="_Toc232107313" w:history="1">
             <w:r>
               <w:rPr>
                 <w:rStyle w:val="Hyperlink"/>
                 <w:noProof/>
               </w:rPr>
-              <w:t>3.1. System Analysis</w:t>
+              <w:t>1.  Document or Text Input: Users can paste raw text directly into a text area to analyze documents immediately.</w:t>
             </w:r>
             <w:r>
               <w:rPr>
@@ -2753,7 +3060,7 @@
                 <w:noProof/>
                 <w:webHidden/>
               </w:rPr>
-              <w:instrText xml:space="preserve"> PAGEREF _Toc231875504 \h </w:instrText>
+              <w:instrText xml:space="preserve"> PAGEREF _Toc232107313 \h </w:instrText>
             </w:r>
             <w:r>
               <w:rPr>
@@ -2773,7 +3080,7 @@
                 <w:noProof/>
                 <w:webHidden/>
               </w:rPr>
-              <w:t>11</w:t>
+              <w:t>9</w:t>
             </w:r>
             <w:r>
               <w:rPr>
@@ -2794,15 +3101,20 @@
               <w:rFonts w:asciiTheme="minorHAnsi" w:eastAsiaTheme="minorEastAsia" w:hAnsiTheme="minorHAnsi"/>
               <w:noProof/>
               <w:color w:val="auto"/>
+              <w:kern w:val="0"/>
+              <w:sz w:val="22"/>
+              <w:szCs w:val="20"/>
+              <w:lang w:bidi="ne-NP"/>
+              <w14:ligatures w14:val="none"/>
             </w:rPr>
           </w:pPr>
-          <w:hyperlink w:anchor="_Toc231875505" w:history="1">
+          <w:hyperlink w:anchor="_Toc232107314" w:history="1">
             <w:r>
               <w:rPr>
                 <w:rStyle w:val="Hyperlink"/>
                 <w:noProof/>
               </w:rPr>
-              <w:t>3.1.1 Requirement Analysis</w:t>
+              <w:t>Users can paste raw text directly into a text area to analyze documents immediately.</w:t>
             </w:r>
             <w:r>
               <w:rPr>
@@ -2823,7 +3135,7 @@
                 <w:noProof/>
                 <w:webHidden/>
               </w:rPr>
-              <w:instrText xml:space="preserve"> PAGEREF _Toc231875505 \h </w:instrText>
+              <w:instrText xml:space="preserve"> PAGEREF _Toc232107314 \h </w:instrText>
             </w:r>
             <w:r>
               <w:rPr>
@@ -2843,7 +3155,7 @@
                 <w:noProof/>
                 <w:webHidden/>
               </w:rPr>
-              <w:t>11</w:t>
+              <w:t>9</w:t>
             </w:r>
             <w:r>
               <w:rPr>
@@ -2864,9 +3176,14 @@
               <w:rFonts w:asciiTheme="minorHAnsi" w:eastAsiaTheme="minorEastAsia" w:hAnsiTheme="minorHAnsi"/>
               <w:noProof/>
               <w:color w:val="auto"/>
+              <w:kern w:val="0"/>
+              <w:sz w:val="22"/>
+              <w:szCs w:val="20"/>
+              <w:lang w:bidi="ne-NP"/>
+              <w14:ligatures w14:val="none"/>
             </w:rPr>
           </w:pPr>
-          <w:hyperlink w:anchor="_Toc231875506" w:history="1">
+          <w:hyperlink w:anchor="_Toc232107315" w:history="1">
             <w:r>
               <w:rPr>
                 <w:rStyle w:val="Hyperlink"/>
@@ -2893,7 +3210,7 @@
                 <w:noProof/>
                 <w:webHidden/>
               </w:rPr>
-              <w:instrText xml:space="preserve"> PAGEREF _Toc231875506 \h </w:instrText>
+              <w:instrText xml:space="preserve"> PAGEREF _Toc232107315 \h </w:instrText>
             </w:r>
             <w:r>
               <w:rPr>
@@ -2913,7 +3230,7 @@
                 <w:noProof/>
                 <w:webHidden/>
               </w:rPr>
-              <w:t>15</w:t>
+              <w:t>12</w:t>
             </w:r>
             <w:r>
               <w:rPr>
@@ -2934,9 +3251,14 @@
               <w:rFonts w:asciiTheme="minorHAnsi" w:eastAsiaTheme="minorEastAsia" w:hAnsiTheme="minorHAnsi"/>
               <w:noProof/>
               <w:color w:val="auto"/>
+              <w:kern w:val="0"/>
+              <w:sz w:val="22"/>
+              <w:szCs w:val="20"/>
+              <w:lang w:bidi="ne-NP"/>
+              <w14:ligatures w14:val="none"/>
             </w:rPr>
           </w:pPr>
-          <w:hyperlink w:anchor="_Toc231875507" w:history="1">
+          <w:hyperlink w:anchor="_Toc232107316" w:history="1">
             <w:r>
               <w:rPr>
                 <w:rStyle w:val="Hyperlink"/>
@@ -2963,7 +3285,7 @@
                 <w:noProof/>
                 <w:webHidden/>
               </w:rPr>
-              <w:instrText xml:space="preserve"> PAGEREF _Toc231875507 \h </w:instrText>
+              <w:instrText xml:space="preserve"> PAGEREF _Toc232107316 \h </w:instrText>
             </w:r>
             <w:r>
               <w:rPr>
@@ -2983,7 +3305,7 @@
                 <w:noProof/>
                 <w:webHidden/>
               </w:rPr>
-              <w:t>18</w:t>
+              <w:t>14</w:t>
             </w:r>
             <w:r>
               <w:rPr>
@@ -3004,9 +3326,14 @@
               <w:rFonts w:asciiTheme="minorHAnsi" w:eastAsiaTheme="minorEastAsia" w:hAnsiTheme="minorHAnsi"/>
               <w:noProof/>
               <w:color w:val="auto"/>
+              <w:kern w:val="0"/>
+              <w:sz w:val="22"/>
+              <w:szCs w:val="20"/>
+              <w:lang w:bidi="ne-NP"/>
+              <w14:ligatures w14:val="none"/>
             </w:rPr>
           </w:pPr>
-          <w:hyperlink w:anchor="_Toc231875508" w:history="1">
+          <w:hyperlink w:anchor="_Toc232107317" w:history="1">
             <w:r>
               <w:rPr>
                 <w:rStyle w:val="Hyperlink"/>
@@ -3033,7 +3360,7 @@
                 <w:noProof/>
                 <w:webHidden/>
               </w:rPr>
-              <w:instrText xml:space="preserve"> PAGEREF _Toc231875508 \h </w:instrText>
+              <w:instrText xml:space="preserve"> PAGEREF _Toc232107317 \h </w:instrText>
             </w:r>
             <w:r>
               <w:rPr>
@@ -3053,7 +3380,7 @@
                 <w:noProof/>
                 <w:webHidden/>
               </w:rPr>
-              <w:t>19</w:t>
+              <w:t>15</w:t>
             </w:r>
             <w:r>
               <w:rPr>
@@ -3074,9 +3401,14 @@
               <w:rFonts w:asciiTheme="minorHAnsi" w:eastAsiaTheme="minorEastAsia" w:hAnsiTheme="minorHAnsi"/>
               <w:noProof/>
               <w:color w:val="auto"/>
+              <w:kern w:val="0"/>
+              <w:sz w:val="22"/>
+              <w:szCs w:val="20"/>
+              <w:lang w:bidi="ne-NP"/>
+              <w14:ligatures w14:val="none"/>
             </w:rPr>
           </w:pPr>
-          <w:hyperlink w:anchor="_Toc231875509" w:history="1">
+          <w:hyperlink w:anchor="_Toc232107318" w:history="1">
             <w:r>
               <w:rPr>
                 <w:rStyle w:val="Hyperlink"/>
@@ -3103,7 +3435,7 @@
                 <w:noProof/>
                 <w:webHidden/>
               </w:rPr>
-              <w:instrText xml:space="preserve"> PAGEREF _Toc231875509 \h </w:instrText>
+              <w:instrText xml:space="preserve"> PAGEREF _Toc232107318 \h </w:instrText>
             </w:r>
             <w:r>
               <w:rPr>
@@ -3123,7 +3455,7 @@
                 <w:noProof/>
                 <w:webHidden/>
               </w:rPr>
-              <w:t>23</w:t>
+              <w:t>18</w:t>
             </w:r>
             <w:r>
               <w:rPr>
@@ -3144,9 +3476,14 @@
               <w:rFonts w:asciiTheme="minorHAnsi" w:eastAsiaTheme="minorEastAsia" w:hAnsiTheme="minorHAnsi"/>
               <w:noProof/>
               <w:color w:val="auto"/>
+              <w:kern w:val="0"/>
+              <w:sz w:val="22"/>
+              <w:szCs w:val="20"/>
+              <w:lang w:bidi="ne-NP"/>
+              <w14:ligatures w14:val="none"/>
             </w:rPr>
           </w:pPr>
-          <w:hyperlink w:anchor="_Toc231875510" w:history="1">
+          <w:hyperlink w:anchor="_Toc232107319" w:history="1">
             <w:r>
               <w:rPr>
                 <w:rStyle w:val="Hyperlink"/>
@@ -3173,7 +3510,7 @@
                 <w:noProof/>
                 <w:webHidden/>
               </w:rPr>
-              <w:instrText xml:space="preserve"> PAGEREF _Toc231875510 \h </w:instrText>
+              <w:instrText xml:space="preserve"> PAGEREF _Toc232107319 \h </w:instrText>
             </w:r>
             <w:r>
               <w:rPr>
@@ -3193,7 +3530,7 @@
                 <w:noProof/>
                 <w:webHidden/>
               </w:rPr>
-              <w:t>24</w:t>
+              <w:t>19</w:t>
             </w:r>
             <w:r>
               <w:rPr>
@@ -3214,9 +3551,14 @@
               <w:rFonts w:asciiTheme="minorHAnsi" w:eastAsiaTheme="minorEastAsia" w:hAnsiTheme="minorHAnsi"/>
               <w:noProof/>
               <w:color w:val="auto"/>
+              <w:kern w:val="0"/>
+              <w:sz w:val="22"/>
+              <w:szCs w:val="20"/>
+              <w:lang w:bidi="ne-NP"/>
+              <w14:ligatures w14:val="none"/>
             </w:rPr>
           </w:pPr>
-          <w:hyperlink w:anchor="_Toc231875511" w:history="1">
+          <w:hyperlink w:anchor="_Toc232107320" w:history="1">
             <w:r>
               <w:rPr>
                 <w:rStyle w:val="Hyperlink"/>
@@ -3243,7 +3585,7 @@
                 <w:noProof/>
                 <w:webHidden/>
               </w:rPr>
-              <w:instrText xml:space="preserve"> PAGEREF _Toc231875511 \h </w:instrText>
+              <w:instrText xml:space="preserve"> PAGEREF _Toc232107320 \h </w:instrText>
             </w:r>
             <w:r>
               <w:rPr>
@@ -3263,7 +3605,7 @@
                 <w:noProof/>
                 <w:webHidden/>
               </w:rPr>
-              <w:t>24</w:t>
+              <w:t>19</w:t>
             </w:r>
             <w:r>
               <w:rPr>
@@ -3284,9 +3626,14 @@
               <w:rFonts w:asciiTheme="minorHAnsi" w:eastAsiaTheme="minorEastAsia" w:hAnsiTheme="minorHAnsi"/>
               <w:noProof/>
               <w:color w:val="auto"/>
+              <w:kern w:val="0"/>
+              <w:sz w:val="22"/>
+              <w:szCs w:val="20"/>
+              <w:lang w:bidi="ne-NP"/>
+              <w14:ligatures w14:val="none"/>
             </w:rPr>
           </w:pPr>
-          <w:hyperlink w:anchor="_Toc231875512" w:history="1">
+          <w:hyperlink w:anchor="_Toc232107321" w:history="1">
             <w:r>
               <w:rPr>
                 <w:rStyle w:val="Hyperlink"/>
@@ -3313,7 +3660,7 @@
                 <w:noProof/>
                 <w:webHidden/>
               </w:rPr>
-              <w:instrText xml:space="preserve"> PAGEREF _Toc231875512 \h </w:instrText>
+              <w:instrText xml:space="preserve"> PAGEREF _Toc232107321 \h </w:instrText>
             </w:r>
             <w:r>
               <w:rPr>
@@ -3333,7 +3680,7 @@
                 <w:noProof/>
                 <w:webHidden/>
               </w:rPr>
-              <w:t>25</w:t>
+              <w:t>19</w:t>
             </w:r>
             <w:r>
               <w:rPr>
@@ -3354,9 +3701,14 @@
               <w:rFonts w:asciiTheme="minorHAnsi" w:eastAsiaTheme="minorEastAsia" w:hAnsiTheme="minorHAnsi"/>
               <w:noProof/>
               <w:color w:val="auto"/>
+              <w:kern w:val="0"/>
+              <w:sz w:val="22"/>
+              <w:szCs w:val="20"/>
+              <w:lang w:bidi="ne-NP"/>
+              <w14:ligatures w14:val="none"/>
             </w:rPr>
           </w:pPr>
-          <w:hyperlink w:anchor="_Toc231875513" w:history="1">
+          <w:hyperlink w:anchor="_Toc232107322" w:history="1">
             <w:r>
               <w:rPr>
                 <w:rStyle w:val="Hyperlink"/>
@@ -3383,7 +3735,7 @@
                 <w:noProof/>
                 <w:webHidden/>
               </w:rPr>
-              <w:instrText xml:space="preserve"> PAGEREF _Toc231875513 \h </w:instrText>
+              <w:instrText xml:space="preserve"> PAGEREF _Toc232107322 \h </w:instrText>
             </w:r>
             <w:r>
               <w:rPr>
@@ -3403,7 +3755,7 @@
                 <w:noProof/>
                 <w:webHidden/>
               </w:rPr>
-              <w:t>26</w:t>
+              <w:t>20</w:t>
             </w:r>
             <w:r>
               <w:rPr>
@@ -3424,23 +3776,20 @@
               <w:rFonts w:asciiTheme="minorHAnsi" w:eastAsiaTheme="minorEastAsia" w:hAnsiTheme="minorHAnsi"/>
               <w:noProof/>
               <w:color w:val="auto"/>
+              <w:kern w:val="0"/>
+              <w:sz w:val="22"/>
+              <w:szCs w:val="20"/>
+              <w:lang w:bidi="ne-NP"/>
+              <w14:ligatures w14:val="none"/>
             </w:rPr>
           </w:pPr>
-          <w:hyperlink w:anchor="_Toc231875514" w:history="1">
+          <w:hyperlink w:anchor="_Toc232107323" w:history="1">
             <w:r>
               <w:rPr>
                 <w:rStyle w:val="Hyperlink"/>
                 <w:noProof/>
               </w:rPr>
-              <w:t xml:space="preserve">3.3.1. </w:t>
-            </w:r>
-            <w:r>
-              <w:rPr>
-                <w:rStyle w:val="Hyperlink"/>
-                <w:bCs/>
-                <w:noProof/>
-              </w:rPr>
-              <w:t>Web Application Vulnerability Scanning Algorithm (Core System)</w:t>
+              <w:t>3.3.1. Statistical NLP Algorithm (Perplexity &amp; Burstiness)</w:t>
             </w:r>
             <w:r>
               <w:rPr>
@@ -3461,7 +3810,7 @@
                 <w:noProof/>
                 <w:webHidden/>
               </w:rPr>
-              <w:instrText xml:space="preserve"> PAGEREF _Toc231875514 \h </w:instrText>
+              <w:instrText xml:space="preserve"> PAGEREF _Toc232107323 \h </w:instrText>
             </w:r>
             <w:r>
               <w:rPr>
@@ -3481,7 +3830,7 @@
                 <w:noProof/>
                 <w:webHidden/>
               </w:rPr>
-              <w:t>26</w:t>
+              <w:t>20</w:t>
             </w:r>
             <w:r>
               <w:rPr>
@@ -3502,15 +3851,20 @@
               <w:rFonts w:asciiTheme="minorHAnsi" w:eastAsiaTheme="minorEastAsia" w:hAnsiTheme="minorHAnsi"/>
               <w:noProof/>
               <w:color w:val="auto"/>
+              <w:kern w:val="0"/>
+              <w:sz w:val="22"/>
+              <w:szCs w:val="20"/>
+              <w:lang w:bidi="ne-NP"/>
+              <w14:ligatures w14:val="none"/>
             </w:rPr>
           </w:pPr>
-          <w:hyperlink w:anchor="_Toc231875515" w:history="1">
+          <w:hyperlink w:anchor="_Toc232107324" w:history="1">
             <w:r>
               <w:rPr>
                 <w:rStyle w:val="Hyperlink"/>
                 <w:noProof/>
               </w:rPr>
-              <w:t>3.3.2. Rule-Based Detection Algorithm</w:t>
+              <w:t>3.3.2. KNN Classifier</w:t>
             </w:r>
             <w:r>
               <w:rPr>
@@ -3531,7 +3885,7 @@
                 <w:noProof/>
                 <w:webHidden/>
               </w:rPr>
-              <w:instrText xml:space="preserve"> PAGEREF _Toc231875515 \h </w:instrText>
+              <w:instrText xml:space="preserve"> PAGEREF _Toc232107324 \h </w:instrText>
             </w:r>
             <w:r>
               <w:rPr>
@@ -3551,7 +3905,7 @@
                 <w:noProof/>
                 <w:webHidden/>
               </w:rPr>
-              <w:t>26</w:t>
+              <w:t>21</w:t>
             </w:r>
             <w:r>
               <w:rPr>
@@ -3572,15 +3926,20 @@
               <w:rFonts w:asciiTheme="minorHAnsi" w:eastAsiaTheme="minorEastAsia" w:hAnsiTheme="minorHAnsi"/>
               <w:noProof/>
               <w:color w:val="auto"/>
+              <w:kern w:val="0"/>
+              <w:sz w:val="22"/>
+              <w:szCs w:val="20"/>
+              <w:lang w:bidi="ne-NP"/>
+              <w14:ligatures w14:val="none"/>
             </w:rPr>
           </w:pPr>
-          <w:hyperlink w:anchor="_Toc231875516" w:history="1">
+          <w:hyperlink w:anchor="_Toc232107325" w:history="1">
             <w:r>
               <w:rPr>
                 <w:rStyle w:val="Hyperlink"/>
                 <w:noProof/>
               </w:rPr>
-              <w:t>3.3.3. Payload Injection Algorithm</w:t>
+              <w:t>3.3.3. Cosine Similarity (Vector Space Model)</w:t>
             </w:r>
             <w:r>
               <w:rPr>
@@ -3601,7 +3960,7 @@
                 <w:noProof/>
                 <w:webHidden/>
               </w:rPr>
-              <w:instrText xml:space="preserve"> PAGEREF _Toc231875516 \h </w:instrText>
+              <w:instrText xml:space="preserve"> PAGEREF _Toc232107325 \h </w:instrText>
             </w:r>
             <w:r>
               <w:rPr>
@@ -3621,7 +3980,7 @@
                 <w:noProof/>
                 <w:webHidden/>
               </w:rPr>
-              <w:t>27</w:t>
+              <w:t>21</w:t>
             </w:r>
             <w:r>
               <w:rPr>
@@ -3642,15 +4001,20 @@
               <w:rFonts w:asciiTheme="minorHAnsi" w:eastAsiaTheme="minorEastAsia" w:hAnsiTheme="minorHAnsi"/>
               <w:noProof/>
               <w:color w:val="auto"/>
+              <w:kern w:val="0"/>
+              <w:sz w:val="22"/>
+              <w:szCs w:val="20"/>
+              <w:lang w:bidi="ne-NP"/>
+              <w14:ligatures w14:val="none"/>
             </w:rPr>
           </w:pPr>
-          <w:hyperlink w:anchor="_Toc231875517" w:history="1">
+          <w:hyperlink w:anchor="_Toc232107326" w:history="1">
             <w:r>
               <w:rPr>
                 <w:rStyle w:val="Hyperlink"/>
                 <w:noProof/>
               </w:rPr>
-              <w:t>3.3.4. Signature-Based Detection Algorithm</w:t>
+              <w:t>3.3.4. Heuristic Grammar &amp; Typography Analyzer</w:t>
             </w:r>
             <w:r>
               <w:rPr>
@@ -3671,7 +4035,7 @@
                 <w:noProof/>
                 <w:webHidden/>
               </w:rPr>
-              <w:instrText xml:space="preserve"> PAGEREF _Toc231875517 \h </w:instrText>
+              <w:instrText xml:space="preserve"> PAGEREF _Toc232107326 \h </w:instrText>
             </w:r>
             <w:r>
               <w:rPr>
@@ -3691,7 +4055,244 @@
                 <w:noProof/>
                 <w:webHidden/>
               </w:rPr>
-              <w:t>27</w:t>
+              <w:t>22</w:t>
+            </w:r>
+            <w:r>
+              <w:rPr>
+                <w:noProof/>
+                <w:webHidden/>
+              </w:rPr>
+              <w:fldChar w:fldCharType="end"/>
+            </w:r>
+          </w:hyperlink>
+        </w:p>
+        <w:p>
+          <w:pPr>
+            <w:pStyle w:val="TOC3"/>
+            <w:tabs>
+              <w:tab w:val="left" w:pos="880"/>
+              <w:tab w:val="right" w:leader="dot" w:pos="8990"/>
+            </w:tabs>
+            <w:rPr>
+              <w:rFonts w:asciiTheme="minorHAnsi" w:eastAsiaTheme="minorEastAsia" w:hAnsiTheme="minorHAnsi"/>
+              <w:noProof/>
+              <w:color w:val="auto"/>
+              <w:kern w:val="0"/>
+              <w:sz w:val="22"/>
+              <w:szCs w:val="20"/>
+              <w:lang w:bidi="ne-NP"/>
+              <w14:ligatures w14:val="none"/>
+            </w:rPr>
+          </w:pPr>
+          <w:hyperlink w:anchor="_Toc232107327" w:history="1">
+            <w:r>
+              <w:rPr>
+                <w:rStyle w:val="Hyperlink"/>
+                <w:rFonts w:ascii="Symbol" w:hAnsi="Symbol"/>
+                <w:noProof/>
+              </w:rPr>
+              <w:t></w:t>
+            </w:r>
+            <w:r>
+              <w:rPr>
+                <w:rFonts w:asciiTheme="minorHAnsi" w:eastAsiaTheme="minorEastAsia" w:hAnsiTheme="minorHAnsi"/>
+                <w:noProof/>
+                <w:color w:val="auto"/>
+                <w:kern w:val="0"/>
+                <w:sz w:val="22"/>
+                <w:szCs w:val="20"/>
+                <w:lang w:bidi="ne-NP"/>
+                <w14:ligatures w14:val="none"/>
+              </w:rPr>
+              <w:tab/>
+            </w:r>
+            <w:r>
+              <w:rPr>
+                <w:rStyle w:val="Hyperlink"/>
+                <w:noProof/>
+              </w:rPr>
+              <w:t>3.3.5. Ensemble Scoring &amp; Grammar Calibration</w:t>
+            </w:r>
+            <w:r>
+              <w:rPr>
+                <w:noProof/>
+                <w:webHidden/>
+              </w:rPr>
+              <w:tab/>
+            </w:r>
+            <w:r>
+              <w:rPr>
+                <w:noProof/>
+                <w:webHidden/>
+              </w:rPr>
+              <w:fldChar w:fldCharType="begin"/>
+            </w:r>
+            <w:r>
+              <w:rPr>
+                <w:noProof/>
+                <w:webHidden/>
+              </w:rPr>
+              <w:instrText xml:space="preserve"> PAGEREF _Toc232107327 \h </w:instrText>
+            </w:r>
+            <w:r>
+              <w:rPr>
+                <w:noProof/>
+                <w:webHidden/>
+              </w:rPr>
+            </w:r>
+            <w:r>
+              <w:rPr>
+                <w:noProof/>
+                <w:webHidden/>
+              </w:rPr>
+              <w:fldChar w:fldCharType="separate"/>
+            </w:r>
+            <w:r>
+              <w:rPr>
+                <w:noProof/>
+                <w:webHidden/>
+              </w:rPr>
+              <w:t>22</w:t>
+            </w:r>
+            <w:r>
+              <w:rPr>
+                <w:noProof/>
+                <w:webHidden/>
+              </w:rPr>
+              <w:fldChar w:fldCharType="end"/>
+            </w:r>
+          </w:hyperlink>
+        </w:p>
+        <w:p>
+          <w:pPr>
+            <w:pStyle w:val="TOC1"/>
+            <w:rPr>
+              <w:rFonts w:asciiTheme="minorHAnsi" w:eastAsiaTheme="minorEastAsia" w:hAnsiTheme="minorHAnsi"/>
+              <w:b w:val="0"/>
+              <w:bCs w:val="0"/>
+              <w:color w:val="auto"/>
+              <w:kern w:val="0"/>
+              <w:sz w:val="22"/>
+              <w:szCs w:val="20"/>
+              <w:lang w:bidi="ne-NP"/>
+              <w14:ligatures w14:val="none"/>
+            </w:rPr>
+          </w:pPr>
+          <w:hyperlink w:anchor="_Toc232107328" w:history="1">
+            <w:r>
+              <w:rPr>
+                <w:rStyle w:val="Hyperlink"/>
+              </w:rPr>
+              <w:t>IMPLEMENTATION AND TESTING</w:t>
+            </w:r>
+            <w:r>
+              <w:rPr>
+                <w:webHidden/>
+              </w:rPr>
+              <w:tab/>
+            </w:r>
+            <w:r>
+              <w:rPr>
+                <w:webHidden/>
+              </w:rPr>
+              <w:fldChar w:fldCharType="begin"/>
+            </w:r>
+            <w:r>
+              <w:rPr>
+                <w:webHidden/>
+              </w:rPr>
+              <w:instrText xml:space="preserve"> PAGEREF _Toc232107328 \h </w:instrText>
+            </w:r>
+            <w:r>
+              <w:rPr>
+                <w:webHidden/>
+              </w:rPr>
+            </w:r>
+            <w:r>
+              <w:rPr>
+                <w:webHidden/>
+              </w:rPr>
+              <w:fldChar w:fldCharType="separate"/>
+            </w:r>
+            <w:r>
+              <w:rPr>
+                <w:webHidden/>
+              </w:rPr>
+              <w:t>25</w:t>
+            </w:r>
+            <w:r>
+              <w:rPr>
+                <w:webHidden/>
+              </w:rPr>
+              <w:fldChar w:fldCharType="end"/>
+            </w:r>
+          </w:hyperlink>
+        </w:p>
+        <w:p>
+          <w:pPr>
+            <w:pStyle w:val="TOC2"/>
+            <w:tabs>
+              <w:tab w:val="right" w:leader="dot" w:pos="8990"/>
+            </w:tabs>
+            <w:rPr>
+              <w:rFonts w:asciiTheme="minorHAnsi" w:eastAsiaTheme="minorEastAsia" w:hAnsiTheme="minorHAnsi"/>
+              <w:noProof/>
+              <w:color w:val="auto"/>
+              <w:kern w:val="0"/>
+              <w:sz w:val="22"/>
+              <w:szCs w:val="20"/>
+              <w:lang w:bidi="ne-NP"/>
+              <w14:ligatures w14:val="none"/>
+            </w:rPr>
+          </w:pPr>
+          <w:hyperlink w:anchor="_Toc232107329" w:history="1">
+            <w:r>
+              <w:rPr>
+                <w:rStyle w:val="Hyperlink"/>
+                <w:noProof/>
+              </w:rPr>
+              <w:t>4.1. Implementation</w:t>
+            </w:r>
+            <w:r>
+              <w:rPr>
+                <w:noProof/>
+                <w:webHidden/>
+              </w:rPr>
+              <w:tab/>
+            </w:r>
+            <w:r>
+              <w:rPr>
+                <w:noProof/>
+                <w:webHidden/>
+              </w:rPr>
+              <w:fldChar w:fldCharType="begin"/>
+            </w:r>
+            <w:r>
+              <w:rPr>
+                <w:noProof/>
+                <w:webHidden/>
+              </w:rPr>
+              <w:instrText xml:space="preserve"> PAGEREF _Toc232107329 \h </w:instrText>
+            </w:r>
+            <w:r>
+              <w:rPr>
+                <w:noProof/>
+                <w:webHidden/>
+              </w:rPr>
+            </w:r>
+            <w:r>
+              <w:rPr>
+                <w:noProof/>
+                <w:webHidden/>
+              </w:rPr>
+              <w:fldChar w:fldCharType="separate"/>
+            </w:r>
+            <w:r>
+              <w:rPr>
+                <w:noProof/>
+                <w:webHidden/>
+              </w:rPr>
+              <w:t>25</w:t>
             </w:r>
             <w:r>
               <w:rPr>
@@ -3712,15 +4313,28 @@
               <w:rFonts w:asciiTheme="minorHAnsi" w:eastAsiaTheme="minorEastAsia" w:hAnsiTheme="minorHAnsi"/>
               <w:noProof/>
               <w:color w:val="auto"/>
+              <w:kern w:val="0"/>
+              <w:sz w:val="22"/>
+              <w:szCs w:val="20"/>
+              <w:lang w:bidi="ne-NP"/>
+              <w14:ligatures w14:val="none"/>
             </w:rPr>
           </w:pPr>
-          <w:hyperlink w:anchor="_Toc231875518" w:history="1">
+          <w:hyperlink w:anchor="_Toc232107330" w:history="1">
             <w:r>
               <w:rPr>
                 <w:rStyle w:val="Hyperlink"/>
                 <w:noProof/>
               </w:rPr>
-              <w:t>3.3.5. Response Analysis Algorithm</w:t>
+              <w:t xml:space="preserve">4.1.1. </w:t>
+            </w:r>
+            <w:r>
+              <w:rPr>
+                <w:rStyle w:val="Hyperlink"/>
+                <w:bCs/>
+                <w:noProof/>
+              </w:rPr>
+              <w:t>Tools Used</w:t>
             </w:r>
             <w:r>
               <w:rPr>
@@ -3741,7 +4355,7 @@
                 <w:noProof/>
                 <w:webHidden/>
               </w:rPr>
-              <w:instrText xml:space="preserve"> PAGEREF _Toc231875518 \h </w:instrText>
+              <w:instrText xml:space="preserve"> PAGEREF _Toc232107330 \h </w:instrText>
             </w:r>
             <w:r>
               <w:rPr>
@@ -3761,7 +4375,82 @@
                 <w:noProof/>
                 <w:webHidden/>
               </w:rPr>
-              <w:t>28</w:t>
+              <w:t>25</w:t>
+            </w:r>
+            <w:r>
+              <w:rPr>
+                <w:noProof/>
+                <w:webHidden/>
+              </w:rPr>
+              <w:fldChar w:fldCharType="end"/>
+            </w:r>
+          </w:hyperlink>
+        </w:p>
+        <w:p>
+          <w:pPr>
+            <w:pStyle w:val="TOC2"/>
+            <w:tabs>
+              <w:tab w:val="right" w:leader="dot" w:pos="8990"/>
+            </w:tabs>
+            <w:rPr>
+              <w:rFonts w:asciiTheme="minorHAnsi" w:eastAsiaTheme="minorEastAsia" w:hAnsiTheme="minorHAnsi"/>
+              <w:noProof/>
+              <w:color w:val="auto"/>
+              <w:kern w:val="0"/>
+              <w:sz w:val="22"/>
+              <w:szCs w:val="20"/>
+              <w:lang w:bidi="ne-NP"/>
+              <w14:ligatures w14:val="none"/>
+            </w:rPr>
+          </w:pPr>
+          <w:hyperlink w:anchor="_Toc232107331" w:history="1">
+            <w:r>
+              <w:rPr>
+                <w:rStyle w:val="Hyperlink"/>
+                <w:noProof/>
+              </w:rPr>
+              <w:t>4.1.2. Module Implementation Details</w:t>
+            </w:r>
+            <w:r>
+              <w:rPr>
+                <w:noProof/>
+                <w:webHidden/>
+              </w:rPr>
+              <w:tab/>
+            </w:r>
+            <w:r>
+              <w:rPr>
+                <w:noProof/>
+                <w:webHidden/>
+              </w:rPr>
+              <w:fldChar w:fldCharType="begin"/>
+            </w:r>
+            <w:r>
+              <w:rPr>
+                <w:noProof/>
+                <w:webHidden/>
+              </w:rPr>
+              <w:instrText xml:space="preserve"> PAGEREF _Toc232107331 \h </w:instrText>
+            </w:r>
+            <w:r>
+              <w:rPr>
+                <w:noProof/>
+                <w:webHidden/>
+              </w:rPr>
+            </w:r>
+            <w:r>
+              <w:rPr>
+                <w:noProof/>
+                <w:webHidden/>
+              </w:rPr>
+              <w:fldChar w:fldCharType="separate"/>
+            </w:r>
+            <w:r>
+              <w:rPr>
+                <w:noProof/>
+                <w:webHidden/>
+              </w:rPr>
+              <w:t>26</w:t>
             </w:r>
             <w:r>
               <w:rPr>
@@ -3782,15 +4471,20 @@
               <w:rFonts w:asciiTheme="minorHAnsi" w:eastAsiaTheme="minorEastAsia" w:hAnsiTheme="minorHAnsi"/>
               <w:noProof/>
               <w:color w:val="auto"/>
+              <w:kern w:val="0"/>
+              <w:sz w:val="22"/>
+              <w:szCs w:val="20"/>
+              <w:lang w:bidi="ne-NP"/>
+              <w14:ligatures w14:val="none"/>
             </w:rPr>
           </w:pPr>
-          <w:hyperlink w:anchor="_Toc231875519" w:history="1">
+          <w:hyperlink w:anchor="_Toc232107332" w:history="1">
             <w:r>
               <w:rPr>
                 <w:rStyle w:val="Hyperlink"/>
                 <w:noProof/>
               </w:rPr>
-              <w:t>3.3.6. Port Scanning Algorithm (Socket-Based)</w:t>
+              <w:t>4.1.2.1. FileParser Module</w:t>
             </w:r>
             <w:r>
               <w:rPr>
@@ -3811,7 +4505,7 @@
                 <w:noProof/>
                 <w:webHidden/>
               </w:rPr>
-              <w:instrText xml:space="preserve"> PAGEREF _Toc231875519 \h </w:instrText>
+              <w:instrText xml:space="preserve"> PAGEREF _Toc232107332 \h </w:instrText>
             </w:r>
             <w:r>
               <w:rPr>
@@ -3831,7 +4525,7 @@
                 <w:noProof/>
                 <w:webHidden/>
               </w:rPr>
-              <w:t>28</w:t>
+              <w:t>26</w:t>
             </w:r>
             <w:r>
               <w:rPr>
@@ -3852,15 +4546,20 @@
               <w:rFonts w:asciiTheme="minorHAnsi" w:eastAsiaTheme="minorEastAsia" w:hAnsiTheme="minorHAnsi"/>
               <w:noProof/>
               <w:color w:val="auto"/>
+              <w:kern w:val="0"/>
+              <w:sz w:val="22"/>
+              <w:szCs w:val="20"/>
+              <w:lang w:bidi="ne-NP"/>
+              <w14:ligatures w14:val="none"/>
             </w:rPr>
           </w:pPr>
-          <w:hyperlink w:anchor="_Toc231875520" w:history="1">
+          <w:hyperlink w:anchor="_Toc232107333" w:history="1">
             <w:r>
               <w:rPr>
                 <w:rStyle w:val="Hyperlink"/>
                 <w:noProof/>
               </w:rPr>
-              <w:t>3.3.7. Severity Scoring Algorithm</w:t>
+              <w:t>4.1.2.2. Perplexity &amp; Burstiness Module</w:t>
             </w:r>
             <w:r>
               <w:rPr>
@@ -3881,7 +4580,7 @@
                 <w:noProof/>
                 <w:webHidden/>
               </w:rPr>
-              <w:instrText xml:space="preserve"> PAGEREF _Toc231875520 \h </w:instrText>
+              <w:instrText xml:space="preserve"> PAGEREF _Toc232107333 \h </w:instrText>
             </w:r>
             <w:r>
               <w:rPr>
@@ -3901,7 +4600,7 @@
                 <w:noProof/>
                 <w:webHidden/>
               </w:rPr>
-              <w:t>28</w:t>
+              <w:t>26</w:t>
             </w:r>
             <w:r>
               <w:rPr>
@@ -3922,15 +4621,20 @@
               <w:rFonts w:asciiTheme="minorHAnsi" w:eastAsiaTheme="minorEastAsia" w:hAnsiTheme="minorHAnsi"/>
               <w:noProof/>
               <w:color w:val="auto"/>
+              <w:kern w:val="0"/>
+              <w:sz w:val="22"/>
+              <w:szCs w:val="20"/>
+              <w:lang w:bidi="ne-NP"/>
+              <w14:ligatures w14:val="none"/>
             </w:rPr>
           </w:pPr>
-          <w:hyperlink w:anchor="_Toc231875521" w:history="1">
+          <w:hyperlink w:anchor="_Toc232107334" w:history="1">
             <w:r>
               <w:rPr>
                 <w:rStyle w:val="Hyperlink"/>
                 <w:noProof/>
               </w:rPr>
-              <w:t>3.3.8. Technology Fingerprinting Algorithm</w:t>
+              <w:t>4.1.2.3. KNN Heuristic Feature Module</w:t>
             </w:r>
             <w:r>
               <w:rPr>
@@ -3951,7 +4655,7 @@
                 <w:noProof/>
                 <w:webHidden/>
               </w:rPr>
-              <w:instrText xml:space="preserve"> PAGEREF _Toc231875521 \h </w:instrText>
+              <w:instrText xml:space="preserve"> PAGEREF _Toc232107334 \h </w:instrText>
             </w:r>
             <w:r>
               <w:rPr>
@@ -3971,7 +4675,7 @@
                 <w:noProof/>
                 <w:webHidden/>
               </w:rPr>
-              <w:t>29</w:t>
+              <w:t>27</w:t>
             </w:r>
             <w:r>
               <w:rPr>
@@ -3992,15 +4696,20 @@
               <w:rFonts w:asciiTheme="minorHAnsi" w:eastAsiaTheme="minorEastAsia" w:hAnsiTheme="minorHAnsi"/>
               <w:noProof/>
               <w:color w:val="auto"/>
+              <w:kern w:val="0"/>
+              <w:sz w:val="22"/>
+              <w:szCs w:val="20"/>
+              <w:lang w:bidi="ne-NP"/>
+              <w14:ligatures w14:val="none"/>
             </w:rPr>
           </w:pPr>
-          <w:hyperlink w:anchor="_Toc231875522" w:history="1">
+          <w:hyperlink w:anchor="_Toc232107335" w:history="1">
             <w:r>
               <w:rPr>
                 <w:rStyle w:val="Hyperlink"/>
                 <w:noProof/>
               </w:rPr>
-              <w:t>3.3.9. Directory Brute Force / Enumeration Algorithm</w:t>
+              <w:t>4.1.2.4. KNN Voting Classifier Module</w:t>
             </w:r>
             <w:r>
               <w:rPr>
@@ -4021,7 +4730,7 @@
                 <w:noProof/>
                 <w:webHidden/>
               </w:rPr>
-              <w:instrText xml:space="preserve"> PAGEREF _Toc231875522 \h </w:instrText>
+              <w:instrText xml:space="preserve"> PAGEREF _Toc232107335 \h </w:instrText>
             </w:r>
             <w:r>
               <w:rPr>
@@ -4041,7 +4750,7 @@
                 <w:noProof/>
                 <w:webHidden/>
               </w:rPr>
-              <w:t>29</w:t>
+              <w:t>27</w:t>
             </w:r>
             <w:r>
               <w:rPr>
@@ -4062,15 +4771,20 @@
               <w:rFonts w:asciiTheme="minorHAnsi" w:eastAsiaTheme="minorEastAsia" w:hAnsiTheme="minorHAnsi"/>
               <w:noProof/>
               <w:color w:val="auto"/>
+              <w:kern w:val="0"/>
+              <w:sz w:val="22"/>
+              <w:szCs w:val="20"/>
+              <w:lang w:bidi="ne-NP"/>
+              <w14:ligatures w14:val="none"/>
             </w:rPr>
           </w:pPr>
-          <w:hyperlink w:anchor="_Toc231875523" w:history="1">
+          <w:hyperlink w:anchor="_Toc232107336" w:history="1">
             <w:r>
               <w:rPr>
                 <w:rStyle w:val="Hyperlink"/>
                 <w:noProof/>
               </w:rPr>
-              <w:t>3.3.10. Cookie Security Validation Algorithm</w:t>
+              <w:t>4.1.2.5. Cosine Similarity Feature Module</w:t>
             </w:r>
             <w:r>
               <w:rPr>
@@ -4091,7 +4805,7 @@
                 <w:noProof/>
                 <w:webHidden/>
               </w:rPr>
-              <w:instrText xml:space="preserve"> PAGEREF _Toc231875523 \h </w:instrText>
+              <w:instrText xml:space="preserve"> PAGEREF _Toc232107336 \h </w:instrText>
             </w:r>
             <w:r>
               <w:rPr>
@@ -4111,7 +4825,7 @@
                 <w:noProof/>
                 <w:webHidden/>
               </w:rPr>
-              <w:t>30</w:t>
+              <w:t>27</w:t>
             </w:r>
             <w:r>
               <w:rPr>
@@ -4124,58 +4838,673 @@
         </w:p>
         <w:p>
           <w:pPr>
-            <w:pStyle w:val="TOC1"/>
+            <w:pStyle w:val="TOC3"/>
+            <w:tabs>
+              <w:tab w:val="right" w:leader="dot" w:pos="8990"/>
+            </w:tabs>
             <w:rPr>
               <w:rFonts w:asciiTheme="minorHAnsi" w:eastAsiaTheme="minorEastAsia" w:hAnsiTheme="minorHAnsi"/>
-              <w:b w:val="0"/>
-              <w:bCs w:val="0"/>
+              <w:noProof/>
               <w:color w:val="auto"/>
+              <w:kern w:val="0"/>
+              <w:sz w:val="22"/>
+              <w:szCs w:val="20"/>
+              <w:lang w:bidi="ne-NP"/>
+              <w14:ligatures w14:val="none"/>
             </w:rPr>
           </w:pPr>
-          <w:hyperlink w:anchor="_Toc231875524" w:history="1">
+          <w:hyperlink w:anchor="_Toc232107337" w:history="1">
             <w:r>
               <w:rPr>
                 <w:rStyle w:val="Hyperlink"/>
-              </w:rPr>
-              <w:t>CHAPTER 4 IMPLEMENTATION AND TESTING</w:t>
-            </w:r>
-            <w:r>
-              <w:rPr>
+                <w:noProof/>
+              </w:rPr>
+              <w:t>4.1.2.6. Cosine Similarity Angle Module</w:t>
+            </w:r>
+            <w:r>
+              <w:rPr>
+                <w:noProof/>
                 <w:webHidden/>
               </w:rPr>
               <w:tab/>
             </w:r>
             <w:r>
               <w:rPr>
+                <w:noProof/>
                 <w:webHidden/>
               </w:rPr>
               <w:fldChar w:fldCharType="begin"/>
             </w:r>
             <w:r>
               <w:rPr>
-                <w:webHidden/>
-              </w:rPr>
-              <w:instrText xml:space="preserve"> PAGEREF _Toc231875524 \h </w:instrText>
-            </w:r>
-            <w:r>
-              <w:rPr>
-                <w:webHidden/>
-              </w:rPr>
-            </w:r>
-            <w:r>
-              <w:rPr>
+                <w:noProof/>
+                <w:webHidden/>
+              </w:rPr>
+              <w:instrText xml:space="preserve"> PAGEREF _Toc232107337 \h </w:instrText>
+            </w:r>
+            <w:r>
+              <w:rPr>
+                <w:noProof/>
+                <w:webHidden/>
+              </w:rPr>
+            </w:r>
+            <w:r>
+              <w:rPr>
+                <w:noProof/>
                 <w:webHidden/>
               </w:rPr>
               <w:fldChar w:fldCharType="separate"/>
             </w:r>
             <w:r>
               <w:rPr>
-                <w:webHidden/>
-              </w:rPr>
-              <w:t>31</w:t>
-            </w:r>
-            <w:r>
-              <w:rPr>
+                <w:noProof/>
+                <w:webHidden/>
+              </w:rPr>
+              <w:t>27</w:t>
+            </w:r>
+            <w:r>
+              <w:rPr>
+                <w:noProof/>
+                <w:webHidden/>
+              </w:rPr>
+              <w:fldChar w:fldCharType="end"/>
+            </w:r>
+          </w:hyperlink>
+        </w:p>
+        <w:p>
+          <w:pPr>
+            <w:pStyle w:val="TOC3"/>
+            <w:tabs>
+              <w:tab w:val="right" w:leader="dot" w:pos="8990"/>
+            </w:tabs>
+            <w:rPr>
+              <w:rFonts w:asciiTheme="minorHAnsi" w:eastAsiaTheme="minorEastAsia" w:hAnsiTheme="minorHAnsi"/>
+              <w:noProof/>
+              <w:color w:val="auto"/>
+              <w:kern w:val="0"/>
+              <w:sz w:val="22"/>
+              <w:szCs w:val="20"/>
+              <w:lang w:bidi="ne-NP"/>
+              <w14:ligatures w14:val="none"/>
+            </w:rPr>
+          </w:pPr>
+          <w:hyperlink w:anchor="_Toc232107338" w:history="1">
+            <w:r>
+              <w:rPr>
+                <w:rStyle w:val="Hyperlink"/>
+                <w:noProof/>
+              </w:rPr>
+              <w:t>4.1.2.7. ChartRenderer Gauge Module</w:t>
+            </w:r>
+            <w:r>
+              <w:rPr>
+                <w:noProof/>
+                <w:webHidden/>
+              </w:rPr>
+              <w:tab/>
+            </w:r>
+            <w:r>
+              <w:rPr>
+                <w:noProof/>
+                <w:webHidden/>
+              </w:rPr>
+              <w:fldChar w:fldCharType="begin"/>
+            </w:r>
+            <w:r>
+              <w:rPr>
+                <w:noProof/>
+                <w:webHidden/>
+              </w:rPr>
+              <w:instrText xml:space="preserve"> PAGEREF _Toc232107338 \h </w:instrText>
+            </w:r>
+            <w:r>
+              <w:rPr>
+                <w:noProof/>
+                <w:webHidden/>
+              </w:rPr>
+            </w:r>
+            <w:r>
+              <w:rPr>
+                <w:noProof/>
+                <w:webHidden/>
+              </w:rPr>
+              <w:fldChar w:fldCharType="separate"/>
+            </w:r>
+            <w:r>
+              <w:rPr>
+                <w:noProof/>
+                <w:webHidden/>
+              </w:rPr>
+              <w:t>28</w:t>
+            </w:r>
+            <w:r>
+              <w:rPr>
+                <w:noProof/>
+                <w:webHidden/>
+              </w:rPr>
+              <w:fldChar w:fldCharType="end"/>
+            </w:r>
+          </w:hyperlink>
+        </w:p>
+        <w:p>
+          <w:pPr>
+            <w:pStyle w:val="TOC3"/>
+            <w:tabs>
+              <w:tab w:val="right" w:leader="dot" w:pos="8990"/>
+            </w:tabs>
+            <w:rPr>
+              <w:rFonts w:asciiTheme="minorHAnsi" w:eastAsiaTheme="minorEastAsia" w:hAnsiTheme="minorHAnsi"/>
+              <w:noProof/>
+              <w:color w:val="auto"/>
+              <w:kern w:val="0"/>
+              <w:sz w:val="22"/>
+              <w:szCs w:val="20"/>
+              <w:lang w:bidi="ne-NP"/>
+              <w14:ligatures w14:val="none"/>
+            </w:rPr>
+          </w:pPr>
+          <w:hyperlink w:anchor="_Toc232107339" w:history="1">
+            <w:r>
+              <w:rPr>
+                <w:rStyle w:val="Hyperlink"/>
+                <w:noProof/>
+              </w:rPr>
+              <w:t>4.1.2.8. ChartRenderer Scatter Plot Module</w:t>
+            </w:r>
+            <w:r>
+              <w:rPr>
+                <w:noProof/>
+                <w:webHidden/>
+              </w:rPr>
+              <w:tab/>
+            </w:r>
+            <w:r>
+              <w:rPr>
+                <w:noProof/>
+                <w:webHidden/>
+              </w:rPr>
+              <w:fldChar w:fldCharType="begin"/>
+            </w:r>
+            <w:r>
+              <w:rPr>
+                <w:noProof/>
+                <w:webHidden/>
+              </w:rPr>
+              <w:instrText xml:space="preserve"> PAGEREF _Toc232107339 \h </w:instrText>
+            </w:r>
+            <w:r>
+              <w:rPr>
+                <w:noProof/>
+                <w:webHidden/>
+              </w:rPr>
+            </w:r>
+            <w:r>
+              <w:rPr>
+                <w:noProof/>
+                <w:webHidden/>
+              </w:rPr>
+              <w:fldChar w:fldCharType="separate"/>
+            </w:r>
+            <w:r>
+              <w:rPr>
+                <w:noProof/>
+                <w:webHidden/>
+              </w:rPr>
+              <w:t>28</w:t>
+            </w:r>
+            <w:r>
+              <w:rPr>
+                <w:noProof/>
+                <w:webHidden/>
+              </w:rPr>
+              <w:fldChar w:fldCharType="end"/>
+            </w:r>
+          </w:hyperlink>
+        </w:p>
+        <w:p>
+          <w:pPr>
+            <w:pStyle w:val="TOC3"/>
+            <w:tabs>
+              <w:tab w:val="right" w:leader="dot" w:pos="8990"/>
+            </w:tabs>
+            <w:rPr>
+              <w:rFonts w:asciiTheme="minorHAnsi" w:eastAsiaTheme="minorEastAsia" w:hAnsiTheme="minorHAnsi"/>
+              <w:noProof/>
+              <w:color w:val="auto"/>
+              <w:kern w:val="0"/>
+              <w:sz w:val="22"/>
+              <w:szCs w:val="20"/>
+              <w:lang w:bidi="ne-NP"/>
+              <w14:ligatures w14:val="none"/>
+            </w:rPr>
+          </w:pPr>
+          <w:hyperlink w:anchor="_Toc232107340" w:history="1">
+            <w:r>
+              <w:rPr>
+                <w:rStyle w:val="Hyperlink"/>
+                <w:noProof/>
+              </w:rPr>
+              <w:t>4.1.2.9. ChartRenderer Radar Chart Module</w:t>
+            </w:r>
+            <w:r>
+              <w:rPr>
+                <w:noProof/>
+                <w:webHidden/>
+              </w:rPr>
+              <w:tab/>
+            </w:r>
+            <w:r>
+              <w:rPr>
+                <w:noProof/>
+                <w:webHidden/>
+              </w:rPr>
+              <w:fldChar w:fldCharType="begin"/>
+            </w:r>
+            <w:r>
+              <w:rPr>
+                <w:noProof/>
+                <w:webHidden/>
+              </w:rPr>
+              <w:instrText xml:space="preserve"> PAGEREF _Toc232107340 \h </w:instrText>
+            </w:r>
+            <w:r>
+              <w:rPr>
+                <w:noProof/>
+                <w:webHidden/>
+              </w:rPr>
+            </w:r>
+            <w:r>
+              <w:rPr>
+                <w:noProof/>
+                <w:webHidden/>
+              </w:rPr>
+              <w:fldChar w:fldCharType="separate"/>
+            </w:r>
+            <w:r>
+              <w:rPr>
+                <w:noProof/>
+                <w:webHidden/>
+              </w:rPr>
+              <w:t>28</w:t>
+            </w:r>
+            <w:r>
+              <w:rPr>
+                <w:noProof/>
+                <w:webHidden/>
+              </w:rPr>
+              <w:fldChar w:fldCharType="end"/>
+            </w:r>
+          </w:hyperlink>
+        </w:p>
+        <w:p>
+          <w:pPr>
+            <w:pStyle w:val="TOC3"/>
+            <w:tabs>
+              <w:tab w:val="right" w:leader="dot" w:pos="8990"/>
+            </w:tabs>
+            <w:rPr>
+              <w:rFonts w:asciiTheme="minorHAnsi" w:eastAsiaTheme="minorEastAsia" w:hAnsiTheme="minorHAnsi"/>
+              <w:noProof/>
+              <w:color w:val="auto"/>
+              <w:kern w:val="0"/>
+              <w:sz w:val="22"/>
+              <w:szCs w:val="20"/>
+              <w:lang w:bidi="ne-NP"/>
+              <w14:ligatures w14:val="none"/>
+            </w:rPr>
+          </w:pPr>
+          <w:hyperlink w:anchor="_Toc232107341" w:history="1">
+            <w:r>
+              <w:rPr>
+                <w:rStyle w:val="Hyperlink"/>
+                <w:noProof/>
+              </w:rPr>
+              <w:t>4.1.2.10. app.js Analysis Controller Module</w:t>
+            </w:r>
+            <w:r>
+              <w:rPr>
+                <w:noProof/>
+                <w:webHidden/>
+              </w:rPr>
+              <w:tab/>
+            </w:r>
+            <w:r>
+              <w:rPr>
+                <w:noProof/>
+                <w:webHidden/>
+              </w:rPr>
+              <w:fldChar w:fldCharType="begin"/>
+            </w:r>
+            <w:r>
+              <w:rPr>
+                <w:noProof/>
+                <w:webHidden/>
+              </w:rPr>
+              <w:instrText xml:space="preserve"> PAGEREF _Toc232107341 \h </w:instrText>
+            </w:r>
+            <w:r>
+              <w:rPr>
+                <w:noProof/>
+                <w:webHidden/>
+              </w:rPr>
+            </w:r>
+            <w:r>
+              <w:rPr>
+                <w:noProof/>
+                <w:webHidden/>
+              </w:rPr>
+              <w:fldChar w:fldCharType="separate"/>
+            </w:r>
+            <w:r>
+              <w:rPr>
+                <w:noProof/>
+                <w:webHidden/>
+              </w:rPr>
+              <w:t>28</w:t>
+            </w:r>
+            <w:r>
+              <w:rPr>
+                <w:noProof/>
+                <w:webHidden/>
+              </w:rPr>
+              <w:fldChar w:fldCharType="end"/>
+            </w:r>
+          </w:hyperlink>
+        </w:p>
+        <w:p>
+          <w:pPr>
+            <w:pStyle w:val="TOC3"/>
+            <w:tabs>
+              <w:tab w:val="right" w:leader="dot" w:pos="8990"/>
+            </w:tabs>
+            <w:rPr>
+              <w:rFonts w:asciiTheme="minorHAnsi" w:eastAsiaTheme="minorEastAsia" w:hAnsiTheme="minorHAnsi"/>
+              <w:noProof/>
+              <w:color w:val="auto"/>
+              <w:kern w:val="0"/>
+              <w:sz w:val="22"/>
+              <w:szCs w:val="20"/>
+              <w:lang w:bidi="ne-NP"/>
+              <w14:ligatures w14:val="none"/>
+            </w:rPr>
+          </w:pPr>
+          <w:hyperlink w:anchor="_Toc232107342" w:history="1">
+            <w:r>
+              <w:rPr>
+                <w:rStyle w:val="Hyperlink"/>
+                <w:noProof/>
+              </w:rPr>
+              <w:t>4.1.2.11. app.js UI Event Listener Module</w:t>
+            </w:r>
+            <w:r>
+              <w:rPr>
+                <w:noProof/>
+                <w:webHidden/>
+              </w:rPr>
+              <w:tab/>
+            </w:r>
+            <w:r>
+              <w:rPr>
+                <w:noProof/>
+                <w:webHidden/>
+              </w:rPr>
+              <w:fldChar w:fldCharType="begin"/>
+            </w:r>
+            <w:r>
+              <w:rPr>
+                <w:noProof/>
+                <w:webHidden/>
+              </w:rPr>
+              <w:instrText xml:space="preserve"> PAGEREF _Toc232107342 \h </w:instrText>
+            </w:r>
+            <w:r>
+              <w:rPr>
+                <w:noProof/>
+                <w:webHidden/>
+              </w:rPr>
+            </w:r>
+            <w:r>
+              <w:rPr>
+                <w:noProof/>
+                <w:webHidden/>
+              </w:rPr>
+              <w:fldChar w:fldCharType="separate"/>
+            </w:r>
+            <w:r>
+              <w:rPr>
+                <w:noProof/>
+                <w:webHidden/>
+              </w:rPr>
+              <w:t>29</w:t>
+            </w:r>
+            <w:r>
+              <w:rPr>
+                <w:noProof/>
+                <w:webHidden/>
+              </w:rPr>
+              <w:fldChar w:fldCharType="end"/>
+            </w:r>
+          </w:hyperlink>
+        </w:p>
+        <w:p>
+          <w:pPr>
+            <w:pStyle w:val="TOC3"/>
+            <w:tabs>
+              <w:tab w:val="right" w:leader="dot" w:pos="8990"/>
+            </w:tabs>
+            <w:rPr>
+              <w:rFonts w:asciiTheme="minorHAnsi" w:eastAsiaTheme="minorEastAsia" w:hAnsiTheme="minorHAnsi"/>
+              <w:noProof/>
+              <w:color w:val="auto"/>
+              <w:kern w:val="0"/>
+              <w:sz w:val="22"/>
+              <w:szCs w:val="20"/>
+              <w:lang w:bidi="ne-NP"/>
+              <w14:ligatures w14:val="none"/>
+            </w:rPr>
+          </w:pPr>
+          <w:hyperlink w:anchor="_Toc232107343" w:history="1">
+            <w:r>
+              <w:rPr>
+                <w:rStyle w:val="Hyperlink"/>
+                <w:noProof/>
+              </w:rPr>
+              <w:t>4.1.2.12. style.css Custom Visual Styles</w:t>
+            </w:r>
+            <w:r>
+              <w:rPr>
+                <w:noProof/>
+                <w:webHidden/>
+              </w:rPr>
+              <w:tab/>
+            </w:r>
+            <w:r>
+              <w:rPr>
+                <w:noProof/>
+                <w:webHidden/>
+              </w:rPr>
+              <w:fldChar w:fldCharType="begin"/>
+            </w:r>
+            <w:r>
+              <w:rPr>
+                <w:noProof/>
+                <w:webHidden/>
+              </w:rPr>
+              <w:instrText xml:space="preserve"> PAGEREF _Toc232107343 \h </w:instrText>
+            </w:r>
+            <w:r>
+              <w:rPr>
+                <w:noProof/>
+                <w:webHidden/>
+              </w:rPr>
+            </w:r>
+            <w:r>
+              <w:rPr>
+                <w:noProof/>
+                <w:webHidden/>
+              </w:rPr>
+              <w:fldChar w:fldCharType="separate"/>
+            </w:r>
+            <w:r>
+              <w:rPr>
+                <w:noProof/>
+                <w:webHidden/>
+              </w:rPr>
+              <w:t>29</w:t>
+            </w:r>
+            <w:r>
+              <w:rPr>
+                <w:noProof/>
+                <w:webHidden/>
+              </w:rPr>
+              <w:fldChar w:fldCharType="end"/>
+            </w:r>
+          </w:hyperlink>
+        </w:p>
+        <w:p>
+          <w:pPr>
+            <w:pStyle w:val="TOC3"/>
+            <w:tabs>
+              <w:tab w:val="right" w:leader="dot" w:pos="8990"/>
+            </w:tabs>
+            <w:rPr>
+              <w:rFonts w:asciiTheme="minorHAnsi" w:eastAsiaTheme="minorEastAsia" w:hAnsiTheme="minorHAnsi"/>
+              <w:noProof/>
+              <w:color w:val="auto"/>
+              <w:kern w:val="0"/>
+              <w:sz w:val="22"/>
+              <w:szCs w:val="20"/>
+              <w:lang w:bidi="ne-NP"/>
+              <w14:ligatures w14:val="none"/>
+            </w:rPr>
+          </w:pPr>
+          <w:hyperlink w:anchor="_Toc232107344" w:history="1">
+            <w:r>
+              <w:rPr>
+                <w:rStyle w:val="Hyperlink"/>
+                <w:noProof/>
+              </w:rPr>
+              <w:t>4.1.2.13. HTML5 Dashboard Layout Structure</w:t>
+            </w:r>
+            <w:r>
+              <w:rPr>
+                <w:noProof/>
+                <w:webHidden/>
+              </w:rPr>
+              <w:tab/>
+            </w:r>
+            <w:r>
+              <w:rPr>
+                <w:noProof/>
+                <w:webHidden/>
+              </w:rPr>
+              <w:fldChar w:fldCharType="begin"/>
+            </w:r>
+            <w:r>
+              <w:rPr>
+                <w:noProof/>
+                <w:webHidden/>
+              </w:rPr>
+              <w:instrText xml:space="preserve"> PAGEREF _Toc232107344 \h </w:instrText>
+            </w:r>
+            <w:r>
+              <w:rPr>
+                <w:noProof/>
+                <w:webHidden/>
+              </w:rPr>
+            </w:r>
+            <w:r>
+              <w:rPr>
+                <w:noProof/>
+                <w:webHidden/>
+              </w:rPr>
+              <w:fldChar w:fldCharType="separate"/>
+            </w:r>
+            <w:r>
+              <w:rPr>
+                <w:noProof/>
+                <w:webHidden/>
+              </w:rPr>
+              <w:t>29</w:t>
+            </w:r>
+            <w:r>
+              <w:rPr>
+                <w:noProof/>
+                <w:webHidden/>
+              </w:rPr>
+              <w:fldChar w:fldCharType="end"/>
+            </w:r>
+          </w:hyperlink>
+        </w:p>
+        <w:p>
+          <w:pPr>
+            <w:pStyle w:val="TOC3"/>
+            <w:tabs>
+              <w:tab w:val="right" w:leader="dot" w:pos="8990"/>
+            </w:tabs>
+            <w:rPr>
+              <w:rFonts w:asciiTheme="minorHAnsi" w:eastAsiaTheme="minorEastAsia" w:hAnsiTheme="minorHAnsi"/>
+              <w:noProof/>
+              <w:color w:val="auto"/>
+              <w:kern w:val="0"/>
+              <w:sz w:val="22"/>
+              <w:szCs w:val="20"/>
+              <w:lang w:bidi="ne-NP"/>
+              <w14:ligatures w14:val="none"/>
+            </w:rPr>
+          </w:pPr>
+          <w:hyperlink w:anchor="_Toc232107345" w:history="1">
+            <w:r>
+              <w:rPr>
+                <w:rStyle w:val="Hyperlink"/>
+                <w:noProof/>
+              </w:rPr>
+              <w:t>4.1.2.14. Heuristic Grammar &amp; Typography Module</w:t>
+            </w:r>
+            <w:r>
+              <w:rPr>
+                <w:noProof/>
+                <w:webHidden/>
+              </w:rPr>
+              <w:tab/>
+            </w:r>
+            <w:r>
+              <w:rPr>
+                <w:noProof/>
+                <w:webHidden/>
+              </w:rPr>
+              <w:fldChar w:fldCharType="begin"/>
+            </w:r>
+            <w:r>
+              <w:rPr>
+                <w:noProof/>
+                <w:webHidden/>
+              </w:rPr>
+              <w:instrText xml:space="preserve"> PAGEREF _Toc232107345 \h </w:instrText>
+            </w:r>
+            <w:r>
+              <w:rPr>
+                <w:noProof/>
+                <w:webHidden/>
+              </w:rPr>
+            </w:r>
+            <w:r>
+              <w:rPr>
+                <w:noProof/>
+                <w:webHidden/>
+              </w:rPr>
+              <w:fldChar w:fldCharType="separate"/>
+            </w:r>
+            <w:r>
+              <w:rPr>
+                <w:noProof/>
+                <w:webHidden/>
+              </w:rPr>
+              <w:t>29</w:t>
+            </w:r>
+            <w:r>
+              <w:rPr>
+                <w:noProof/>
                 <w:webHidden/>
               </w:rPr>
               <w:fldChar w:fldCharType="end"/>
@@ -4192,15 +5521,20 @@
               <w:rFonts w:asciiTheme="minorHAnsi" w:eastAsiaTheme="minorEastAsia" w:hAnsiTheme="minorHAnsi"/>
               <w:noProof/>
               <w:color w:val="auto"/>
+              <w:kern w:val="0"/>
+              <w:sz w:val="22"/>
+              <w:szCs w:val="20"/>
+              <w:lang w:bidi="ne-NP"/>
+              <w14:ligatures w14:val="none"/>
             </w:rPr>
           </w:pPr>
-          <w:hyperlink w:anchor="_Toc231875525" w:history="1">
+          <w:hyperlink w:anchor="_Toc232107346" w:history="1">
             <w:r>
               <w:rPr>
                 <w:rStyle w:val="Hyperlink"/>
                 <w:noProof/>
               </w:rPr>
-              <w:t>4.1. Implementation</w:t>
+              <w:t>4.2. Testing</w:t>
             </w:r>
             <w:r>
               <w:rPr>
@@ -4221,7 +5555,7 @@
                 <w:noProof/>
                 <w:webHidden/>
               </w:rPr>
-              <w:instrText xml:space="preserve"> PAGEREF _Toc231875525 \h </w:instrText>
+              <w:instrText xml:space="preserve"> PAGEREF _Toc232107346 \h </w:instrText>
             </w:r>
             <w:r>
               <w:rPr>
@@ -4241,7 +5575,7 @@
                 <w:noProof/>
                 <w:webHidden/>
               </w:rPr>
-              <w:t>31</w:t>
+              <w:t>29</w:t>
             </w:r>
             <w:r>
               <w:rPr>
@@ -4262,68 +5596,195 @@
               <w:rFonts w:asciiTheme="minorHAnsi" w:eastAsiaTheme="minorEastAsia" w:hAnsiTheme="minorHAnsi"/>
               <w:noProof/>
               <w:color w:val="auto"/>
+              <w:kern w:val="0"/>
+              <w:sz w:val="22"/>
+              <w:szCs w:val="20"/>
+              <w:lang w:bidi="ne-NP"/>
+              <w14:ligatures w14:val="none"/>
             </w:rPr>
           </w:pPr>
-          <w:hyperlink w:anchor="_Toc231875526" w:history="1">
+          <w:hyperlink w:anchor="_Toc232107347" w:history="1">
             <w:r>
               <w:rPr>
                 <w:rStyle w:val="Hyperlink"/>
                 <w:noProof/>
               </w:rPr>
-              <w:t xml:space="preserve">4.1.1. </w:t>
-            </w:r>
+              <w:t>4.2.1. Test Case for Unit Testing</w:t>
+            </w:r>
+            <w:r>
+              <w:rPr>
+                <w:noProof/>
+                <w:webHidden/>
+              </w:rPr>
+              <w:tab/>
+            </w:r>
+            <w:r>
+              <w:rPr>
+                <w:noProof/>
+                <w:webHidden/>
+              </w:rPr>
+              <w:fldChar w:fldCharType="begin"/>
+            </w:r>
+            <w:r>
+              <w:rPr>
+                <w:noProof/>
+                <w:webHidden/>
+              </w:rPr>
+              <w:instrText xml:space="preserve"> PAGEREF _Toc232107347 \h </w:instrText>
+            </w:r>
+            <w:r>
+              <w:rPr>
+                <w:noProof/>
+                <w:webHidden/>
+              </w:rPr>
+            </w:r>
+            <w:r>
+              <w:rPr>
+                <w:noProof/>
+                <w:webHidden/>
+              </w:rPr>
+              <w:fldChar w:fldCharType="separate"/>
+            </w:r>
+            <w:r>
+              <w:rPr>
+                <w:noProof/>
+                <w:webHidden/>
+              </w:rPr>
+              <w:t>29</w:t>
+            </w:r>
+            <w:r>
+              <w:rPr>
+                <w:noProof/>
+                <w:webHidden/>
+              </w:rPr>
+              <w:fldChar w:fldCharType="end"/>
+            </w:r>
+          </w:hyperlink>
+        </w:p>
+        <w:p>
+          <w:pPr>
+            <w:pStyle w:val="TOC1"/>
+            <w:rPr>
+              <w:rFonts w:asciiTheme="minorHAnsi" w:eastAsiaTheme="minorEastAsia" w:hAnsiTheme="minorHAnsi"/>
+              <w:b w:val="0"/>
+              <w:bCs w:val="0"/>
+              <w:color w:val="auto"/>
+              <w:kern w:val="0"/>
+              <w:sz w:val="22"/>
+              <w:szCs w:val="20"/>
+              <w:lang w:bidi="ne-NP"/>
+              <w14:ligatures w14:val="none"/>
+            </w:rPr>
+          </w:pPr>
+          <w:hyperlink w:anchor="_Toc232107348" w:history="1">
             <w:r>
               <w:rPr>
                 <w:rStyle w:val="Hyperlink"/>
-                <w:bCs/>
-                <w:noProof/>
-              </w:rPr>
-              <w:t>Tools Used</w:t>
-            </w:r>
-            <w:r>
-              <w:rPr>
-                <w:noProof/>
+              </w:rPr>
+              <w:t>CHAPTER 5</w:t>
+            </w:r>
+            <w:r>
+              <w:rPr>
                 <w:webHidden/>
               </w:rPr>
               <w:tab/>
             </w:r>
             <w:r>
               <w:rPr>
-                <w:noProof/>
                 <w:webHidden/>
               </w:rPr>
               <w:fldChar w:fldCharType="begin"/>
             </w:r>
             <w:r>
               <w:rPr>
-                <w:noProof/>
-                <w:webHidden/>
-              </w:rPr>
-              <w:instrText xml:space="preserve"> PAGEREF _Toc231875526 \h </w:instrText>
-            </w:r>
-            <w:r>
-              <w:rPr>
-                <w:noProof/>
-                <w:webHidden/>
-              </w:rPr>
-            </w:r>
-            <w:r>
-              <w:rPr>
-                <w:noProof/>
+                <w:webHidden/>
+              </w:rPr>
+              <w:instrText xml:space="preserve"> PAGEREF _Toc232107348 \h </w:instrText>
+            </w:r>
+            <w:r>
+              <w:rPr>
+                <w:webHidden/>
+              </w:rPr>
+            </w:r>
+            <w:r>
+              <w:rPr>
                 <w:webHidden/>
               </w:rPr>
               <w:fldChar w:fldCharType="separate"/>
             </w:r>
             <w:r>
               <w:rPr>
-                <w:noProof/>
-                <w:webHidden/>
-              </w:rPr>
-              <w:t>31</w:t>
-            </w:r>
-            <w:r>
-              <w:rPr>
-                <w:noProof/>
+                <w:webHidden/>
+              </w:rPr>
+              <w:t>33</w:t>
+            </w:r>
+            <w:r>
+              <w:rPr>
+                <w:webHidden/>
+              </w:rPr>
+              <w:fldChar w:fldCharType="end"/>
+            </w:r>
+          </w:hyperlink>
+        </w:p>
+        <w:p>
+          <w:pPr>
+            <w:pStyle w:val="TOC1"/>
+            <w:rPr>
+              <w:rFonts w:asciiTheme="minorHAnsi" w:eastAsiaTheme="minorEastAsia" w:hAnsiTheme="minorHAnsi"/>
+              <w:b w:val="0"/>
+              <w:bCs w:val="0"/>
+              <w:color w:val="auto"/>
+              <w:kern w:val="0"/>
+              <w:sz w:val="22"/>
+              <w:szCs w:val="20"/>
+              <w:lang w:bidi="ne-NP"/>
+              <w14:ligatures w14:val="none"/>
+            </w:rPr>
+          </w:pPr>
+          <w:hyperlink w:anchor="_Toc232107349" w:history="1">
+            <w:r>
+              <w:rPr>
+                <w:rStyle w:val="Hyperlink"/>
+              </w:rPr>
+              <w:t>CONCLUSION AND FUTURE RECOMMENDATIONS</w:t>
+            </w:r>
+            <w:r>
+              <w:rPr>
+                <w:webHidden/>
+              </w:rPr>
+              <w:tab/>
+            </w:r>
+            <w:r>
+              <w:rPr>
+                <w:webHidden/>
+              </w:rPr>
+              <w:fldChar w:fldCharType="begin"/>
+            </w:r>
+            <w:r>
+              <w:rPr>
+                <w:webHidden/>
+              </w:rPr>
+              <w:instrText xml:space="preserve"> PAGEREF _Toc232107349 \h </w:instrText>
+            </w:r>
+            <w:r>
+              <w:rPr>
+                <w:webHidden/>
+              </w:rPr>
+            </w:r>
+            <w:r>
+              <w:rPr>
+                <w:webHidden/>
+              </w:rPr>
+              <w:fldChar w:fldCharType="separate"/>
+            </w:r>
+            <w:r>
+              <w:rPr>
+                <w:webHidden/>
+              </w:rPr>
+              <w:t>33</w:t>
+            </w:r>
+            <w:r>
+              <w:rPr>
                 <w:webHidden/>
               </w:rPr>
               <w:fldChar w:fldCharType="end"/>
@@ -4340,15 +5801,20 @@
               <w:rFonts w:asciiTheme="minorHAnsi" w:eastAsiaTheme="minorEastAsia" w:hAnsiTheme="minorHAnsi"/>
               <w:noProof/>
               <w:color w:val="auto"/>
+              <w:kern w:val="0"/>
+              <w:sz w:val="22"/>
+              <w:szCs w:val="20"/>
+              <w:lang w:bidi="ne-NP"/>
+              <w14:ligatures w14:val="none"/>
             </w:rPr>
           </w:pPr>
-          <w:hyperlink w:anchor="_Toc231875527" w:history="1">
+          <w:hyperlink w:anchor="_Toc232107350" w:history="1">
             <w:r>
               <w:rPr>
                 <w:rStyle w:val="Hyperlink"/>
                 <w:noProof/>
               </w:rPr>
-              <w:t>4.1.2. Implementation Details of Modules</w:t>
+              <w:t>5.1. Conclusion</w:t>
             </w:r>
             <w:r>
               <w:rPr>
@@ -4369,7 +5835,7 @@
                 <w:noProof/>
                 <w:webHidden/>
               </w:rPr>
-              <w:instrText xml:space="preserve"> PAGEREF _Toc231875527 \h </w:instrText>
+              <w:instrText xml:space="preserve"> PAGEREF _Toc232107350 \h </w:instrText>
             </w:r>
             <w:r>
               <w:rPr>
@@ -4389,917 +5855,7 @@
                 <w:noProof/>
                 <w:webHidden/>
               </w:rPr>
-              <w:t>32</w:t>
-            </w:r>
-            <w:r>
-              <w:rPr>
-                <w:noProof/>
-                <w:webHidden/>
-              </w:rPr>
-              <w:fldChar w:fldCharType="end"/>
-            </w:r>
-          </w:hyperlink>
-        </w:p>
-        <w:p>
-          <w:pPr>
-            <w:pStyle w:val="TOC3"/>
-            <w:tabs>
-              <w:tab w:val="right" w:leader="dot" w:pos="8990"/>
-            </w:tabs>
-            <w:rPr>
-              <w:rFonts w:asciiTheme="minorHAnsi" w:eastAsiaTheme="minorEastAsia" w:hAnsiTheme="minorHAnsi"/>
-              <w:noProof/>
-              <w:color w:val="auto"/>
-            </w:rPr>
-          </w:pPr>
-          <w:hyperlink w:anchor="_Toc231875528" w:history="1">
-            <w:r>
-              <w:rPr>
-                <w:rStyle w:val="Hyperlink"/>
-                <w:noProof/>
-              </w:rPr>
-              <w:t>4.1.2.1. Registration Model:</w:t>
-            </w:r>
-            <w:r>
-              <w:rPr>
-                <w:noProof/>
-                <w:webHidden/>
-              </w:rPr>
-              <w:tab/>
-            </w:r>
-            <w:r>
-              <w:rPr>
-                <w:noProof/>
-                <w:webHidden/>
-              </w:rPr>
-              <w:fldChar w:fldCharType="begin"/>
-            </w:r>
-            <w:r>
-              <w:rPr>
-                <w:noProof/>
-                <w:webHidden/>
-              </w:rPr>
-              <w:instrText xml:space="preserve"> PAGEREF _Toc231875528 \h </w:instrText>
-            </w:r>
-            <w:r>
-              <w:rPr>
-                <w:noProof/>
-                <w:webHidden/>
-              </w:rPr>
-            </w:r>
-            <w:r>
-              <w:rPr>
-                <w:noProof/>
-                <w:webHidden/>
-              </w:rPr>
-              <w:fldChar w:fldCharType="separate"/>
-            </w:r>
-            <w:r>
-              <w:rPr>
-                <w:noProof/>
-                <w:webHidden/>
-              </w:rPr>
-              <w:t>32</w:t>
-            </w:r>
-            <w:r>
-              <w:rPr>
-                <w:noProof/>
-                <w:webHidden/>
-              </w:rPr>
-              <w:fldChar w:fldCharType="end"/>
-            </w:r>
-          </w:hyperlink>
-        </w:p>
-        <w:p>
-          <w:pPr>
-            <w:pStyle w:val="TOC3"/>
-            <w:tabs>
-              <w:tab w:val="right" w:leader="dot" w:pos="8990"/>
-            </w:tabs>
-            <w:rPr>
-              <w:rFonts w:asciiTheme="minorHAnsi" w:eastAsiaTheme="minorEastAsia" w:hAnsiTheme="minorHAnsi"/>
-              <w:noProof/>
-              <w:color w:val="auto"/>
-            </w:rPr>
-          </w:pPr>
-          <w:hyperlink w:anchor="_Toc231875529" w:history="1">
-            <w:r>
-              <w:rPr>
-                <w:rStyle w:val="Hyperlink"/>
-                <w:noProof/>
-              </w:rPr>
-              <w:t>4.1.2.2. Real-Time Vulnerability Scanning and Streaming Model</w:t>
-            </w:r>
-            <w:r>
-              <w:rPr>
-                <w:noProof/>
-                <w:webHidden/>
-              </w:rPr>
-              <w:tab/>
-            </w:r>
-            <w:r>
-              <w:rPr>
-                <w:noProof/>
-                <w:webHidden/>
-              </w:rPr>
-              <w:fldChar w:fldCharType="begin"/>
-            </w:r>
-            <w:r>
-              <w:rPr>
-                <w:noProof/>
-                <w:webHidden/>
-              </w:rPr>
-              <w:instrText xml:space="preserve"> PAGEREF _Toc231875529 \h </w:instrText>
-            </w:r>
-            <w:r>
-              <w:rPr>
-                <w:noProof/>
-                <w:webHidden/>
-              </w:rPr>
-            </w:r>
-            <w:r>
-              <w:rPr>
-                <w:noProof/>
-                <w:webHidden/>
-              </w:rPr>
-              <w:fldChar w:fldCharType="separate"/>
-            </w:r>
-            <w:r>
-              <w:rPr>
-                <w:noProof/>
-                <w:webHidden/>
-              </w:rPr>
               <w:t>33</w:t>
-            </w:r>
-            <w:r>
-              <w:rPr>
-                <w:noProof/>
-                <w:webHidden/>
-              </w:rPr>
-              <w:fldChar w:fldCharType="end"/>
-            </w:r>
-          </w:hyperlink>
-        </w:p>
-        <w:p>
-          <w:pPr>
-            <w:pStyle w:val="TOC3"/>
-            <w:tabs>
-              <w:tab w:val="right" w:leader="dot" w:pos="8990"/>
-            </w:tabs>
-            <w:rPr>
-              <w:rFonts w:asciiTheme="minorHAnsi" w:eastAsiaTheme="minorEastAsia" w:hAnsiTheme="minorHAnsi"/>
-              <w:noProof/>
-              <w:color w:val="auto"/>
-            </w:rPr>
-          </w:pPr>
-          <w:hyperlink w:anchor="_Toc231875530" w:history="1">
-            <w:r>
-              <w:rPr>
-                <w:rStyle w:val="Hyperlink"/>
-                <w:noProof/>
-              </w:rPr>
-              <w:t>4.1.2.3. HTTP Security Header Analysis Model</w:t>
-            </w:r>
-            <w:r>
-              <w:rPr>
-                <w:noProof/>
-                <w:webHidden/>
-              </w:rPr>
-              <w:tab/>
-            </w:r>
-            <w:r>
-              <w:rPr>
-                <w:noProof/>
-                <w:webHidden/>
-              </w:rPr>
-              <w:fldChar w:fldCharType="begin"/>
-            </w:r>
-            <w:r>
-              <w:rPr>
-                <w:noProof/>
-                <w:webHidden/>
-              </w:rPr>
-              <w:instrText xml:space="preserve"> PAGEREF _Toc231875530 \h </w:instrText>
-            </w:r>
-            <w:r>
-              <w:rPr>
-                <w:noProof/>
-                <w:webHidden/>
-              </w:rPr>
-            </w:r>
-            <w:r>
-              <w:rPr>
-                <w:noProof/>
-                <w:webHidden/>
-              </w:rPr>
-              <w:fldChar w:fldCharType="separate"/>
-            </w:r>
-            <w:r>
-              <w:rPr>
-                <w:noProof/>
-                <w:webHidden/>
-              </w:rPr>
-              <w:t>34</w:t>
-            </w:r>
-            <w:r>
-              <w:rPr>
-                <w:noProof/>
-                <w:webHidden/>
-              </w:rPr>
-              <w:fldChar w:fldCharType="end"/>
-            </w:r>
-          </w:hyperlink>
-        </w:p>
-        <w:p>
-          <w:pPr>
-            <w:pStyle w:val="TOC3"/>
-            <w:tabs>
-              <w:tab w:val="right" w:leader="dot" w:pos="8990"/>
-            </w:tabs>
-            <w:rPr>
-              <w:rFonts w:asciiTheme="minorHAnsi" w:eastAsiaTheme="minorEastAsia" w:hAnsiTheme="minorHAnsi"/>
-              <w:noProof/>
-              <w:color w:val="auto"/>
-            </w:rPr>
-          </w:pPr>
-          <w:hyperlink w:anchor="_Toc231875531" w:history="1">
-            <w:r>
-              <w:rPr>
-                <w:rStyle w:val="Hyperlink"/>
-                <w:noProof/>
-              </w:rPr>
-              <w:t>4.1.2.4. SSL/TLS Certificate Validation Model</w:t>
-            </w:r>
-            <w:r>
-              <w:rPr>
-                <w:noProof/>
-                <w:webHidden/>
-              </w:rPr>
-              <w:tab/>
-            </w:r>
-            <w:r>
-              <w:rPr>
-                <w:noProof/>
-                <w:webHidden/>
-              </w:rPr>
-              <w:fldChar w:fldCharType="begin"/>
-            </w:r>
-            <w:r>
-              <w:rPr>
-                <w:noProof/>
-                <w:webHidden/>
-              </w:rPr>
-              <w:instrText xml:space="preserve"> PAGEREF _Toc231875531 \h </w:instrText>
-            </w:r>
-            <w:r>
-              <w:rPr>
-                <w:noProof/>
-                <w:webHidden/>
-              </w:rPr>
-            </w:r>
-            <w:r>
-              <w:rPr>
-                <w:noProof/>
-                <w:webHidden/>
-              </w:rPr>
-              <w:fldChar w:fldCharType="separate"/>
-            </w:r>
-            <w:r>
-              <w:rPr>
-                <w:noProof/>
-                <w:webHidden/>
-              </w:rPr>
-              <w:t>36</w:t>
-            </w:r>
-            <w:r>
-              <w:rPr>
-                <w:noProof/>
-                <w:webHidden/>
-              </w:rPr>
-              <w:fldChar w:fldCharType="end"/>
-            </w:r>
-          </w:hyperlink>
-        </w:p>
-        <w:p>
-          <w:pPr>
-            <w:pStyle w:val="TOC3"/>
-            <w:tabs>
-              <w:tab w:val="right" w:leader="dot" w:pos="8990"/>
-            </w:tabs>
-            <w:rPr>
-              <w:rFonts w:asciiTheme="minorHAnsi" w:eastAsiaTheme="minorEastAsia" w:hAnsiTheme="minorHAnsi"/>
-              <w:noProof/>
-              <w:color w:val="auto"/>
-            </w:rPr>
-          </w:pPr>
-          <w:hyperlink w:anchor="_Toc231875532" w:history="1">
-            <w:r>
-              <w:rPr>
-                <w:rStyle w:val="Hyperlink"/>
-                <w:noProof/>
-              </w:rPr>
-              <w:t>3.1.2.5. Port Scanning Model</w:t>
-            </w:r>
-            <w:r>
-              <w:rPr>
-                <w:noProof/>
-                <w:webHidden/>
-              </w:rPr>
-              <w:tab/>
-            </w:r>
-            <w:r>
-              <w:rPr>
-                <w:noProof/>
-                <w:webHidden/>
-              </w:rPr>
-              <w:fldChar w:fldCharType="begin"/>
-            </w:r>
-            <w:r>
-              <w:rPr>
-                <w:noProof/>
-                <w:webHidden/>
-              </w:rPr>
-              <w:instrText xml:space="preserve"> PAGEREF _Toc231875532 \h </w:instrText>
-            </w:r>
-            <w:r>
-              <w:rPr>
-                <w:noProof/>
-                <w:webHidden/>
-              </w:rPr>
-            </w:r>
-            <w:r>
-              <w:rPr>
-                <w:noProof/>
-                <w:webHidden/>
-              </w:rPr>
-              <w:fldChar w:fldCharType="separate"/>
-            </w:r>
-            <w:r>
-              <w:rPr>
-                <w:noProof/>
-                <w:webHidden/>
-              </w:rPr>
-              <w:t>36</w:t>
-            </w:r>
-            <w:r>
-              <w:rPr>
-                <w:noProof/>
-                <w:webHidden/>
-              </w:rPr>
-              <w:fldChar w:fldCharType="end"/>
-            </w:r>
-          </w:hyperlink>
-        </w:p>
-        <w:p>
-          <w:pPr>
-            <w:pStyle w:val="TOC3"/>
-            <w:tabs>
-              <w:tab w:val="right" w:leader="dot" w:pos="8990"/>
-            </w:tabs>
-            <w:rPr>
-              <w:rFonts w:asciiTheme="minorHAnsi" w:eastAsiaTheme="minorEastAsia" w:hAnsiTheme="minorHAnsi"/>
-              <w:noProof/>
-              <w:color w:val="auto"/>
-            </w:rPr>
-          </w:pPr>
-          <w:hyperlink w:anchor="_Toc231875533" w:history="1">
-            <w:r>
-              <w:rPr>
-                <w:rStyle w:val="Hyperlink"/>
-                <w:noProof/>
-              </w:rPr>
-              <w:t>4.1.2.6. Technology Detection Model</w:t>
-            </w:r>
-            <w:r>
-              <w:rPr>
-                <w:noProof/>
-                <w:webHidden/>
-              </w:rPr>
-              <w:tab/>
-            </w:r>
-            <w:r>
-              <w:rPr>
-                <w:noProof/>
-                <w:webHidden/>
-              </w:rPr>
-              <w:fldChar w:fldCharType="begin"/>
-            </w:r>
-            <w:r>
-              <w:rPr>
-                <w:noProof/>
-                <w:webHidden/>
-              </w:rPr>
-              <w:instrText xml:space="preserve"> PAGEREF _Toc231875533 \h </w:instrText>
-            </w:r>
-            <w:r>
-              <w:rPr>
-                <w:noProof/>
-                <w:webHidden/>
-              </w:rPr>
-            </w:r>
-            <w:r>
-              <w:rPr>
-                <w:noProof/>
-                <w:webHidden/>
-              </w:rPr>
-              <w:fldChar w:fldCharType="separate"/>
-            </w:r>
-            <w:r>
-              <w:rPr>
-                <w:noProof/>
-                <w:webHidden/>
-              </w:rPr>
-              <w:t>38</w:t>
-            </w:r>
-            <w:r>
-              <w:rPr>
-                <w:noProof/>
-                <w:webHidden/>
-              </w:rPr>
-              <w:fldChar w:fldCharType="end"/>
-            </w:r>
-          </w:hyperlink>
-        </w:p>
-        <w:p>
-          <w:pPr>
-            <w:pStyle w:val="TOC3"/>
-            <w:tabs>
-              <w:tab w:val="right" w:leader="dot" w:pos="8990"/>
-            </w:tabs>
-            <w:rPr>
-              <w:rFonts w:asciiTheme="minorHAnsi" w:eastAsiaTheme="minorEastAsia" w:hAnsiTheme="minorHAnsi"/>
-              <w:noProof/>
-              <w:color w:val="auto"/>
-            </w:rPr>
-          </w:pPr>
-          <w:hyperlink w:anchor="_Toc231875534" w:history="1">
-            <w:r>
-              <w:rPr>
-                <w:rStyle w:val="Hyperlink"/>
-                <w:noProof/>
-              </w:rPr>
-              <w:t>4.1.2.7. Directory and Sensitive File Enumeration Model</w:t>
-            </w:r>
-            <w:r>
-              <w:rPr>
-                <w:noProof/>
-                <w:webHidden/>
-              </w:rPr>
-              <w:tab/>
-            </w:r>
-            <w:r>
-              <w:rPr>
-                <w:noProof/>
-                <w:webHidden/>
-              </w:rPr>
-              <w:fldChar w:fldCharType="begin"/>
-            </w:r>
-            <w:r>
-              <w:rPr>
-                <w:noProof/>
-                <w:webHidden/>
-              </w:rPr>
-              <w:instrText xml:space="preserve"> PAGEREF _Toc231875534 \h </w:instrText>
-            </w:r>
-            <w:r>
-              <w:rPr>
-                <w:noProof/>
-                <w:webHidden/>
-              </w:rPr>
-            </w:r>
-            <w:r>
-              <w:rPr>
-                <w:noProof/>
-                <w:webHidden/>
-              </w:rPr>
-              <w:fldChar w:fldCharType="separate"/>
-            </w:r>
-            <w:r>
-              <w:rPr>
-                <w:noProof/>
-                <w:webHidden/>
-              </w:rPr>
-              <w:t>39</w:t>
-            </w:r>
-            <w:r>
-              <w:rPr>
-                <w:noProof/>
-                <w:webHidden/>
-              </w:rPr>
-              <w:fldChar w:fldCharType="end"/>
-            </w:r>
-          </w:hyperlink>
-        </w:p>
-        <w:p>
-          <w:pPr>
-            <w:pStyle w:val="TOC3"/>
-            <w:tabs>
-              <w:tab w:val="right" w:leader="dot" w:pos="8990"/>
-            </w:tabs>
-            <w:rPr>
-              <w:rFonts w:asciiTheme="minorHAnsi" w:eastAsiaTheme="minorEastAsia" w:hAnsiTheme="minorHAnsi"/>
-              <w:noProof/>
-              <w:color w:val="auto"/>
-            </w:rPr>
-          </w:pPr>
-          <w:hyperlink w:anchor="_Toc231875535" w:history="1">
-            <w:r>
-              <w:rPr>
-                <w:rStyle w:val="Hyperlink"/>
-                <w:noProof/>
-              </w:rPr>
-              <w:t>4.1.2.8. SQL Injection Detection Model</w:t>
-            </w:r>
-            <w:r>
-              <w:rPr>
-                <w:noProof/>
-                <w:webHidden/>
-              </w:rPr>
-              <w:tab/>
-            </w:r>
-            <w:r>
-              <w:rPr>
-                <w:noProof/>
-                <w:webHidden/>
-              </w:rPr>
-              <w:fldChar w:fldCharType="begin"/>
-            </w:r>
-            <w:r>
-              <w:rPr>
-                <w:noProof/>
-                <w:webHidden/>
-              </w:rPr>
-              <w:instrText xml:space="preserve"> PAGEREF _Toc231875535 \h </w:instrText>
-            </w:r>
-            <w:r>
-              <w:rPr>
-                <w:noProof/>
-                <w:webHidden/>
-              </w:rPr>
-            </w:r>
-            <w:r>
-              <w:rPr>
-                <w:noProof/>
-                <w:webHidden/>
-              </w:rPr>
-              <w:fldChar w:fldCharType="separate"/>
-            </w:r>
-            <w:r>
-              <w:rPr>
-                <w:noProof/>
-                <w:webHidden/>
-              </w:rPr>
-              <w:t>40</w:t>
-            </w:r>
-            <w:r>
-              <w:rPr>
-                <w:noProof/>
-                <w:webHidden/>
-              </w:rPr>
-              <w:fldChar w:fldCharType="end"/>
-            </w:r>
-          </w:hyperlink>
-        </w:p>
-        <w:p>
-          <w:pPr>
-            <w:pStyle w:val="TOC3"/>
-            <w:tabs>
-              <w:tab w:val="right" w:leader="dot" w:pos="8990"/>
-            </w:tabs>
-            <w:rPr>
-              <w:rFonts w:asciiTheme="minorHAnsi" w:eastAsiaTheme="minorEastAsia" w:hAnsiTheme="minorHAnsi"/>
-              <w:noProof/>
-              <w:color w:val="auto"/>
-            </w:rPr>
-          </w:pPr>
-          <w:hyperlink w:anchor="_Toc231875536" w:history="1">
-            <w:r>
-              <w:rPr>
-                <w:rStyle w:val="Hyperlink"/>
-                <w:noProof/>
-              </w:rPr>
-              <w:t>4.1.2.9. Cross-Site Scripting (XSS) Detection Model</w:t>
-            </w:r>
-            <w:r>
-              <w:rPr>
-                <w:noProof/>
-                <w:webHidden/>
-              </w:rPr>
-              <w:tab/>
-            </w:r>
-            <w:r>
-              <w:rPr>
-                <w:noProof/>
-                <w:webHidden/>
-              </w:rPr>
-              <w:fldChar w:fldCharType="begin"/>
-            </w:r>
-            <w:r>
-              <w:rPr>
-                <w:noProof/>
-                <w:webHidden/>
-              </w:rPr>
-              <w:instrText xml:space="preserve"> PAGEREF _Toc231875536 \h </w:instrText>
-            </w:r>
-            <w:r>
-              <w:rPr>
-                <w:noProof/>
-                <w:webHidden/>
-              </w:rPr>
-            </w:r>
-            <w:r>
-              <w:rPr>
-                <w:noProof/>
-                <w:webHidden/>
-              </w:rPr>
-              <w:fldChar w:fldCharType="separate"/>
-            </w:r>
-            <w:r>
-              <w:rPr>
-                <w:noProof/>
-                <w:webHidden/>
-              </w:rPr>
-              <w:t>41</w:t>
-            </w:r>
-            <w:r>
-              <w:rPr>
-                <w:noProof/>
-                <w:webHidden/>
-              </w:rPr>
-              <w:fldChar w:fldCharType="end"/>
-            </w:r>
-          </w:hyperlink>
-        </w:p>
-        <w:p>
-          <w:pPr>
-            <w:pStyle w:val="TOC3"/>
-            <w:tabs>
-              <w:tab w:val="right" w:leader="dot" w:pos="8990"/>
-            </w:tabs>
-            <w:rPr>
-              <w:rFonts w:asciiTheme="minorHAnsi" w:eastAsiaTheme="minorEastAsia" w:hAnsiTheme="minorHAnsi"/>
-              <w:noProof/>
-              <w:color w:val="auto"/>
-            </w:rPr>
-          </w:pPr>
-          <w:hyperlink w:anchor="_Toc231875537" w:history="1">
-            <w:r>
-              <w:rPr>
-                <w:rStyle w:val="Hyperlink"/>
-                <w:noProof/>
-              </w:rPr>
-              <w:t>4.1.2.10. CORS Misconfiguration Detection Model</w:t>
-            </w:r>
-            <w:r>
-              <w:rPr>
-                <w:noProof/>
-                <w:webHidden/>
-              </w:rPr>
-              <w:tab/>
-            </w:r>
-            <w:r>
-              <w:rPr>
-                <w:noProof/>
-                <w:webHidden/>
-              </w:rPr>
-              <w:fldChar w:fldCharType="begin"/>
-            </w:r>
-            <w:r>
-              <w:rPr>
-                <w:noProof/>
-                <w:webHidden/>
-              </w:rPr>
-              <w:instrText xml:space="preserve"> PAGEREF _Toc231875537 \h </w:instrText>
-            </w:r>
-            <w:r>
-              <w:rPr>
-                <w:noProof/>
-                <w:webHidden/>
-              </w:rPr>
-            </w:r>
-            <w:r>
-              <w:rPr>
-                <w:noProof/>
-                <w:webHidden/>
-              </w:rPr>
-              <w:fldChar w:fldCharType="separate"/>
-            </w:r>
-            <w:r>
-              <w:rPr>
-                <w:noProof/>
-                <w:webHidden/>
-              </w:rPr>
-              <w:t>42</w:t>
-            </w:r>
-            <w:r>
-              <w:rPr>
-                <w:noProof/>
-                <w:webHidden/>
-              </w:rPr>
-              <w:fldChar w:fldCharType="end"/>
-            </w:r>
-          </w:hyperlink>
-        </w:p>
-        <w:p>
-          <w:pPr>
-            <w:pStyle w:val="TOC3"/>
-            <w:tabs>
-              <w:tab w:val="right" w:leader="dot" w:pos="8990"/>
-            </w:tabs>
-            <w:rPr>
-              <w:rFonts w:asciiTheme="minorHAnsi" w:eastAsiaTheme="minorEastAsia" w:hAnsiTheme="minorHAnsi"/>
-              <w:noProof/>
-              <w:color w:val="auto"/>
-            </w:rPr>
-          </w:pPr>
-          <w:hyperlink w:anchor="_Toc231875538" w:history="1">
-            <w:r>
-              <w:rPr>
-                <w:rStyle w:val="Hyperlink"/>
-                <w:noProof/>
-              </w:rPr>
-              <w:t>4.1.2.11. Cookie Security Analysis Model</w:t>
-            </w:r>
-            <w:r>
-              <w:rPr>
-                <w:noProof/>
-                <w:webHidden/>
-              </w:rPr>
-              <w:tab/>
-            </w:r>
-            <w:r>
-              <w:rPr>
-                <w:noProof/>
-                <w:webHidden/>
-              </w:rPr>
-              <w:fldChar w:fldCharType="begin"/>
-            </w:r>
-            <w:r>
-              <w:rPr>
-                <w:noProof/>
-                <w:webHidden/>
-              </w:rPr>
-              <w:instrText xml:space="preserve"> PAGEREF _Toc231875538 \h </w:instrText>
-            </w:r>
-            <w:r>
-              <w:rPr>
-                <w:noProof/>
-                <w:webHidden/>
-              </w:rPr>
-            </w:r>
-            <w:r>
-              <w:rPr>
-                <w:noProof/>
-                <w:webHidden/>
-              </w:rPr>
-              <w:fldChar w:fldCharType="separate"/>
-            </w:r>
-            <w:r>
-              <w:rPr>
-                <w:noProof/>
-                <w:webHidden/>
-              </w:rPr>
-              <w:t>43</w:t>
-            </w:r>
-            <w:r>
-              <w:rPr>
-                <w:noProof/>
-                <w:webHidden/>
-              </w:rPr>
-              <w:fldChar w:fldCharType="end"/>
-            </w:r>
-          </w:hyperlink>
-        </w:p>
-        <w:p>
-          <w:pPr>
-            <w:pStyle w:val="TOC3"/>
-            <w:tabs>
-              <w:tab w:val="right" w:leader="dot" w:pos="8990"/>
-            </w:tabs>
-            <w:rPr>
-              <w:rFonts w:asciiTheme="minorHAnsi" w:eastAsiaTheme="minorEastAsia" w:hAnsiTheme="minorHAnsi"/>
-              <w:noProof/>
-              <w:color w:val="auto"/>
-            </w:rPr>
-          </w:pPr>
-          <w:hyperlink w:anchor="_Toc231875539" w:history="1">
-            <w:r>
-              <w:rPr>
-                <w:rStyle w:val="Hyperlink"/>
-                <w:noProof/>
-              </w:rPr>
-              <w:t>4.1.2.12. Information Disclosure Detection Model</w:t>
-            </w:r>
-            <w:r>
-              <w:rPr>
-                <w:noProof/>
-                <w:webHidden/>
-              </w:rPr>
-              <w:tab/>
-            </w:r>
-            <w:r>
-              <w:rPr>
-                <w:noProof/>
-                <w:webHidden/>
-              </w:rPr>
-              <w:fldChar w:fldCharType="begin"/>
-            </w:r>
-            <w:r>
-              <w:rPr>
-                <w:noProof/>
-                <w:webHidden/>
-              </w:rPr>
-              <w:instrText xml:space="preserve"> PAGEREF _Toc231875539 \h </w:instrText>
-            </w:r>
-            <w:r>
-              <w:rPr>
-                <w:noProof/>
-                <w:webHidden/>
-              </w:rPr>
-            </w:r>
-            <w:r>
-              <w:rPr>
-                <w:noProof/>
-                <w:webHidden/>
-              </w:rPr>
-              <w:fldChar w:fldCharType="separate"/>
-            </w:r>
-            <w:r>
-              <w:rPr>
-                <w:noProof/>
-                <w:webHidden/>
-              </w:rPr>
-              <w:t>44</w:t>
-            </w:r>
-            <w:r>
-              <w:rPr>
-                <w:noProof/>
-                <w:webHidden/>
-              </w:rPr>
-              <w:fldChar w:fldCharType="end"/>
-            </w:r>
-          </w:hyperlink>
-        </w:p>
-        <w:p>
-          <w:pPr>
-            <w:pStyle w:val="TOC3"/>
-            <w:tabs>
-              <w:tab w:val="right" w:leader="dot" w:pos="8990"/>
-            </w:tabs>
-            <w:rPr>
-              <w:rFonts w:asciiTheme="minorHAnsi" w:eastAsiaTheme="minorEastAsia" w:hAnsiTheme="minorHAnsi"/>
-              <w:noProof/>
-              <w:color w:val="auto"/>
-            </w:rPr>
-          </w:pPr>
-          <w:hyperlink w:anchor="_Toc231875540" w:history="1">
-            <w:r>
-              <w:rPr>
-                <w:rStyle w:val="Hyperlink"/>
-                <w:noProof/>
-              </w:rPr>
-              <w:t>4.1.2.13. Vulnerability Scanning Orchestration Model</w:t>
-            </w:r>
-            <w:r>
-              <w:rPr>
-                <w:noProof/>
-                <w:webHidden/>
-              </w:rPr>
-              <w:tab/>
-            </w:r>
-            <w:r>
-              <w:rPr>
-                <w:noProof/>
-                <w:webHidden/>
-              </w:rPr>
-              <w:fldChar w:fldCharType="begin"/>
-            </w:r>
-            <w:r>
-              <w:rPr>
-                <w:noProof/>
-                <w:webHidden/>
-              </w:rPr>
-              <w:instrText xml:space="preserve"> PAGEREF _Toc231875540 \h </w:instrText>
-            </w:r>
-            <w:r>
-              <w:rPr>
-                <w:noProof/>
-                <w:webHidden/>
-              </w:rPr>
-            </w:r>
-            <w:r>
-              <w:rPr>
-                <w:noProof/>
-                <w:webHidden/>
-              </w:rPr>
-              <w:fldChar w:fldCharType="separate"/>
-            </w:r>
-            <w:r>
-              <w:rPr>
-                <w:noProof/>
-                <w:webHidden/>
-              </w:rPr>
-              <w:t>45</w:t>
             </w:r>
             <w:r>
               <w:rPr>
@@ -5320,15 +5876,20 @@
               <w:rFonts w:asciiTheme="minorHAnsi" w:eastAsiaTheme="minorEastAsia" w:hAnsiTheme="minorHAnsi"/>
               <w:noProof/>
               <w:color w:val="auto"/>
+              <w:kern w:val="0"/>
+              <w:sz w:val="22"/>
+              <w:szCs w:val="20"/>
+              <w:lang w:bidi="ne-NP"/>
+              <w14:ligatures w14:val="none"/>
             </w:rPr>
           </w:pPr>
-          <w:hyperlink w:anchor="_Toc231875541" w:history="1">
+          <w:hyperlink w:anchor="_Toc232107351" w:history="1">
             <w:r>
               <w:rPr>
                 <w:rStyle w:val="Hyperlink"/>
                 <w:noProof/>
               </w:rPr>
-              <w:t>4.2. Testing</w:t>
+              <w:t>5.2. Future Recommendations</w:t>
             </w:r>
             <w:r>
               <w:rPr>
@@ -5349,7 +5910,7 @@
                 <w:noProof/>
                 <w:webHidden/>
               </w:rPr>
-              <w:instrText xml:space="preserve"> PAGEREF _Toc231875541 \h </w:instrText>
+              <w:instrText xml:space="preserve"> PAGEREF _Toc232107351 \h </w:instrText>
             </w:r>
             <w:r>
               <w:rPr>
@@ -5369,77 +5930,7 @@
                 <w:noProof/>
                 <w:webHidden/>
               </w:rPr>
-              <w:t>46</w:t>
-            </w:r>
-            <w:r>
-              <w:rPr>
-                <w:noProof/>
-                <w:webHidden/>
-              </w:rPr>
-              <w:fldChar w:fldCharType="end"/>
-            </w:r>
-          </w:hyperlink>
-        </w:p>
-        <w:p>
-          <w:pPr>
-            <w:pStyle w:val="TOC3"/>
-            <w:tabs>
-              <w:tab w:val="right" w:leader="dot" w:pos="8990"/>
-            </w:tabs>
-            <w:rPr>
-              <w:rFonts w:asciiTheme="minorHAnsi" w:eastAsiaTheme="minorEastAsia" w:hAnsiTheme="minorHAnsi"/>
-              <w:noProof/>
-              <w:color w:val="auto"/>
-            </w:rPr>
-          </w:pPr>
-          <w:hyperlink w:anchor="_Toc231875542" w:history="1">
-            <w:r>
-              <w:rPr>
-                <w:rStyle w:val="Hyperlink"/>
-                <w:noProof/>
-              </w:rPr>
-              <w:t>4.2.1. Test Case for Unit Testing</w:t>
-            </w:r>
-            <w:r>
-              <w:rPr>
-                <w:noProof/>
-                <w:webHidden/>
-              </w:rPr>
-              <w:tab/>
-            </w:r>
-            <w:r>
-              <w:rPr>
-                <w:noProof/>
-                <w:webHidden/>
-              </w:rPr>
-              <w:fldChar w:fldCharType="begin"/>
-            </w:r>
-            <w:r>
-              <w:rPr>
-                <w:noProof/>
-                <w:webHidden/>
-              </w:rPr>
-              <w:instrText xml:space="preserve"> PAGEREF _Toc231875542 \h </w:instrText>
-            </w:r>
-            <w:r>
-              <w:rPr>
-                <w:noProof/>
-                <w:webHidden/>
-              </w:rPr>
-            </w:r>
-            <w:r>
-              <w:rPr>
-                <w:noProof/>
-                <w:webHidden/>
-              </w:rPr>
-              <w:fldChar w:fldCharType="separate"/>
-            </w:r>
-            <w:r>
-              <w:rPr>
-                <w:noProof/>
-                <w:webHidden/>
-              </w:rPr>
-              <w:t>46</w:t>
+              <w:t>33</w:t>
             </w:r>
             <w:r>
               <w:rPr>
@@ -5458,14 +5949,19 @@
               <w:b w:val="0"/>
               <w:bCs w:val="0"/>
               <w:color w:val="auto"/>
+              <w:kern w:val="0"/>
+              <w:sz w:val="22"/>
+              <w:szCs w:val="20"/>
+              <w:lang w:bidi="ne-NP"/>
+              <w14:ligatures w14:val="none"/>
             </w:rPr>
           </w:pPr>
-          <w:hyperlink w:anchor="_Toc231875543" w:history="1">
+          <w:hyperlink w:anchor="_Toc232107352" w:history="1">
             <w:r>
               <w:rPr>
                 <w:rStyle w:val="Hyperlink"/>
               </w:rPr>
-              <w:t>CHAPTER 5 CONCLUSION AND FUTURE MANAGEMENTS</w:t>
+              <w:t>REFERENCES</w:t>
             </w:r>
             <w:r>
               <w:rPr>
@@ -5483,7 +5979,7 @@
               <w:rPr>
                 <w:webHidden/>
               </w:rPr>
-              <w:instrText xml:space="preserve"> PAGEREF _Toc231875543 \h </w:instrText>
+              <w:instrText xml:space="preserve"> PAGEREF _Toc232107352 \h </w:instrText>
             </w:r>
             <w:r>
               <w:rPr>
@@ -5500,150 +5996,10 @@
               <w:rPr>
                 <w:webHidden/>
               </w:rPr>
-              <w:t>51</w:t>
-            </w:r>
-            <w:r>
-              <w:rPr>
-                <w:webHidden/>
-              </w:rPr>
-              <w:fldChar w:fldCharType="end"/>
-            </w:r>
-          </w:hyperlink>
-        </w:p>
-        <w:p>
-          <w:pPr>
-            <w:pStyle w:val="TOC2"/>
-            <w:tabs>
-              <w:tab w:val="right" w:leader="dot" w:pos="8990"/>
-            </w:tabs>
-            <w:rPr>
-              <w:rFonts w:asciiTheme="minorHAnsi" w:eastAsiaTheme="minorEastAsia" w:hAnsiTheme="minorHAnsi"/>
-              <w:noProof/>
-              <w:color w:val="auto"/>
-            </w:rPr>
-          </w:pPr>
-          <w:hyperlink w:anchor="_Toc231875544" w:history="1">
-            <w:r>
-              <w:rPr>
-                <w:rStyle w:val="Hyperlink"/>
-                <w:noProof/>
-              </w:rPr>
-              <w:t>5.1. Conclusion</w:t>
-            </w:r>
-            <w:r>
-              <w:rPr>
-                <w:noProof/>
-                <w:webHidden/>
-              </w:rPr>
-              <w:tab/>
-            </w:r>
-            <w:r>
-              <w:rPr>
-                <w:noProof/>
-                <w:webHidden/>
-              </w:rPr>
-              <w:fldChar w:fldCharType="begin"/>
-            </w:r>
-            <w:r>
-              <w:rPr>
-                <w:noProof/>
-                <w:webHidden/>
-              </w:rPr>
-              <w:instrText xml:space="preserve"> PAGEREF _Toc231875544 \h </w:instrText>
-            </w:r>
-            <w:r>
-              <w:rPr>
-                <w:noProof/>
-                <w:webHidden/>
-              </w:rPr>
-            </w:r>
-            <w:r>
-              <w:rPr>
-                <w:noProof/>
-                <w:webHidden/>
-              </w:rPr>
-              <w:fldChar w:fldCharType="separate"/>
-            </w:r>
-            <w:r>
-              <w:rPr>
-                <w:noProof/>
-                <w:webHidden/>
-              </w:rPr>
-              <w:t>51</w:t>
-            </w:r>
-            <w:r>
-              <w:rPr>
-                <w:noProof/>
-                <w:webHidden/>
-              </w:rPr>
-              <w:fldChar w:fldCharType="end"/>
-            </w:r>
-          </w:hyperlink>
-        </w:p>
-        <w:p>
-          <w:pPr>
-            <w:pStyle w:val="TOC2"/>
-            <w:tabs>
-              <w:tab w:val="right" w:leader="dot" w:pos="8990"/>
-            </w:tabs>
-            <w:rPr>
-              <w:rFonts w:asciiTheme="minorHAnsi" w:eastAsiaTheme="minorEastAsia" w:hAnsiTheme="minorHAnsi"/>
-              <w:noProof/>
-              <w:color w:val="auto"/>
-            </w:rPr>
-          </w:pPr>
-          <w:hyperlink w:anchor="_Toc231875545" w:history="1">
-            <w:r>
-              <w:rPr>
-                <w:rStyle w:val="Hyperlink"/>
-                <w:noProof/>
-              </w:rPr>
-              <w:t>5.2. Future Recommendation</w:t>
-            </w:r>
-            <w:r>
-              <w:rPr>
-                <w:noProof/>
-                <w:webHidden/>
-              </w:rPr>
-              <w:tab/>
-            </w:r>
-            <w:r>
-              <w:rPr>
-                <w:noProof/>
-                <w:webHidden/>
-              </w:rPr>
-              <w:fldChar w:fldCharType="begin"/>
-            </w:r>
-            <w:r>
-              <w:rPr>
-                <w:noProof/>
-                <w:webHidden/>
-              </w:rPr>
-              <w:instrText xml:space="preserve"> PAGEREF _Toc231875545 \h </w:instrText>
-            </w:r>
-            <w:r>
-              <w:rPr>
-                <w:noProof/>
-                <w:webHidden/>
-              </w:rPr>
-            </w:r>
-            <w:r>
-              <w:rPr>
-                <w:noProof/>
-                <w:webHidden/>
-              </w:rPr>
-              <w:fldChar w:fldCharType="separate"/>
-            </w:r>
-            <w:r>
-              <w:rPr>
-                <w:noProof/>
-                <w:webHidden/>
-              </w:rPr>
-              <w:t>52</w:t>
-            </w:r>
-            <w:r>
-              <w:rPr>
-                <w:noProof/>
+              <w:t>34</w:t>
+            </w:r>
+            <w:r>
+              <w:rPr>
                 <w:webHidden/>
               </w:rPr>
               <w:fldChar w:fldCharType="end"/>
@@ -5658,14 +6014,19 @@
               <w:b w:val="0"/>
               <w:bCs w:val="0"/>
               <w:color w:val="auto"/>
+              <w:kern w:val="0"/>
+              <w:sz w:val="22"/>
+              <w:szCs w:val="20"/>
+              <w:lang w:bidi="ne-NP"/>
+              <w14:ligatures w14:val="none"/>
             </w:rPr>
           </w:pPr>
-          <w:hyperlink w:anchor="_Toc231875546" w:history="1">
+          <w:hyperlink w:anchor="_Toc232107353" w:history="1">
             <w:r>
               <w:rPr>
                 <w:rStyle w:val="Hyperlink"/>
               </w:rPr>
-              <w:t>REFERENCES</w:t>
+              <w:t>APPENDICES</w:t>
             </w:r>
             <w:r>
               <w:rPr>
@@ -5683,7 +6044,7 @@
               <w:rPr>
                 <w:webHidden/>
               </w:rPr>
-              <w:instrText xml:space="preserve"> PAGEREF _Toc231875546 \h </w:instrText>
+              <w:instrText xml:space="preserve"> PAGEREF _Toc232107353 \h </w:instrText>
             </w:r>
             <w:r>
               <w:rPr>
@@ -5700,32 +6061,13 @@
               <w:rPr>
                 <w:webHidden/>
               </w:rPr>
-              <w:t>53</w:t>
+              <w:t>1</w:t>
             </w:r>
             <w:r>
               <w:rPr>
                 <w:webHidden/>
               </w:rPr>
               <w:fldChar w:fldCharType="end"/>
-            </w:r>
-          </w:hyperlink>
-        </w:p>
-        <w:p>
-          <w:pPr>
-            <w:pStyle w:val="TOC1"/>
-            <w:rPr>
-              <w:rFonts w:asciiTheme="minorHAnsi" w:eastAsiaTheme="minorEastAsia" w:hAnsiTheme="minorHAnsi"/>
-              <w:b w:val="0"/>
-              <w:bCs w:val="0"/>
-              <w:color w:val="auto"/>
-            </w:rPr>
-          </w:pPr>
-          <w:hyperlink w:anchor="_Toc231875547" w:history="1">
-            <w:r>
-              <w:rPr>
-                <w:rStyle w:val="Hyperlink"/>
-              </w:rPr>
-              <w:t>APPENDICES</w:t>
             </w:r>
           </w:hyperlink>
         </w:p>
@@ -5755,7 +6097,7 @@
         <w:pStyle w:val="Heading1"/>
         <w:spacing w:after="240"/>
       </w:pPr>
-      <w:bookmarkStart w:id="8" w:name="_Toc231875491"/>
+      <w:bookmarkStart w:id="8" w:name="_Toc232107297"/>
       <w:r>
         <w:lastRenderedPageBreak/>
         <w:t>LIST OF ABBREVIATIONS</w:t>
@@ -5834,7 +6176,21 @@
               <w:rPr>
                 <w:sz w:val="22"/>
               </w:rPr>
-              <w:t>Coleman-Liau Readability Index</w:t>
+              <w:t>Coleman-</w:t>
+            </w:r>
+            <w:proofErr w:type="spellStart"/>
+            <w:r>
+              <w:rPr>
+                <w:sz w:val="22"/>
+              </w:rPr>
+              <w:t>Liau</w:t>
+            </w:r>
+            <w:proofErr w:type="spellEnd"/>
+            <w:r>
+              <w:rPr>
+                <w:sz w:val="22"/>
+              </w:rPr>
+              <w:t xml:space="preserve"> Readability Index</w:t>
             </w:r>
           </w:p>
         </w:tc>
@@ -5918,7 +6274,21 @@
               <w:rPr>
                 <w:sz w:val="22"/>
               </w:rPr>
-              <w:t>Large Language Model (ChatGPT, Claude, Gemini)</w:t>
+              <w:t>Large Language Model (</w:t>
+            </w:r>
+            <w:proofErr w:type="spellStart"/>
+            <w:r>
+              <w:rPr>
+                <w:sz w:val="22"/>
+              </w:rPr>
+              <w:t>ChatGPT</w:t>
+            </w:r>
+            <w:proofErr w:type="spellEnd"/>
+            <w:r>
+              <w:rPr>
+                <w:sz w:val="22"/>
+              </w:rPr>
+              <w:t>, Claude, Gemini)</w:t>
             </w:r>
           </w:p>
         </w:tc>
@@ -6054,11 +6424,19 @@
             <w:tcW w:w="7105" w:type="dxa"/>
           </w:tcPr>
           <w:p>
+            <w:proofErr w:type="spellStart"/>
             <w:r>
               <w:rPr>
                 <w:sz w:val="22"/>
               </w:rPr>
-              <w:t>HyperText Markup Language</w:t>
+              <w:t>HyperText</w:t>
+            </w:r>
+            <w:proofErr w:type="spellEnd"/>
+            <w:r>
+              <w:rPr>
+                <w:sz w:val="22"/>
+              </w:rPr>
+              <w:t xml:space="preserve"> Markup Language</w:t>
             </w:r>
           </w:p>
         </w:tc>
@@ -6219,7 +6597,7 @@
         <w:pStyle w:val="Heading1"/>
         <w:spacing w:after="240"/>
       </w:pPr>
-      <w:bookmarkStart w:id="9" w:name="_Toc231875492"/>
+      <w:bookmarkStart w:id="9" w:name="_Toc232107298"/>
       <w:r>
         <w:lastRenderedPageBreak/>
         <w:t>LIST OF FIGURES</w:t>
@@ -6667,7 +7045,21 @@
               <w:rPr>
                 <w:sz w:val="22"/>
               </w:rPr>
-              <w:t>Code Snippet of FileParser Module...</w:t>
+              <w:t xml:space="preserve">Code Snippet of </w:t>
+            </w:r>
+            <w:proofErr w:type="spellStart"/>
+            <w:r>
+              <w:rPr>
+                <w:sz w:val="22"/>
+              </w:rPr>
+              <w:t>FileParser</w:t>
+            </w:r>
+            <w:proofErr w:type="spellEnd"/>
+            <w:r>
+              <w:rPr>
+                <w:sz w:val="22"/>
+              </w:rPr>
+              <w:t xml:space="preserve"> Module...</w:t>
             </w:r>
           </w:p>
         </w:tc>
@@ -6931,7 +7323,21 @@
               <w:rPr>
                 <w:sz w:val="22"/>
               </w:rPr>
-              <w:t>Code Snippet of ChartRenderer Gauge Module...</w:t>
+              <w:t xml:space="preserve">Code Snippet of </w:t>
+            </w:r>
+            <w:proofErr w:type="spellStart"/>
+            <w:r>
+              <w:rPr>
+                <w:sz w:val="22"/>
+              </w:rPr>
+              <w:t>ChartRenderer</w:t>
+            </w:r>
+            <w:proofErr w:type="spellEnd"/>
+            <w:r>
+              <w:rPr>
+                <w:sz w:val="22"/>
+              </w:rPr>
+              <w:t xml:space="preserve"> Gauge Module...</w:t>
             </w:r>
           </w:p>
         </w:tc>
@@ -6975,7 +7381,21 @@
               <w:rPr>
                 <w:sz w:val="22"/>
               </w:rPr>
-              <w:t>Code Snippet of ChartRenderer Scatter Plot Module...</w:t>
+              <w:t xml:space="preserve">Code Snippet of </w:t>
+            </w:r>
+            <w:proofErr w:type="spellStart"/>
+            <w:r>
+              <w:rPr>
+                <w:sz w:val="22"/>
+              </w:rPr>
+              <w:t>ChartRenderer</w:t>
+            </w:r>
+            <w:proofErr w:type="spellEnd"/>
+            <w:r>
+              <w:rPr>
+                <w:sz w:val="22"/>
+              </w:rPr>
+              <w:t xml:space="preserve"> Scatter Plot Module...</w:t>
             </w:r>
           </w:p>
         </w:tc>
@@ -7019,7 +7439,21 @@
               <w:rPr>
                 <w:sz w:val="22"/>
               </w:rPr>
-              <w:t>Code Snippet of ChartRenderer Radar Chart Module...</w:t>
+              <w:t xml:space="preserve">Code Snippet of </w:t>
+            </w:r>
+            <w:proofErr w:type="spellStart"/>
+            <w:r>
+              <w:rPr>
+                <w:sz w:val="22"/>
+              </w:rPr>
+              <w:t>ChartRenderer</w:t>
+            </w:r>
+            <w:proofErr w:type="spellEnd"/>
+            <w:r>
+              <w:rPr>
+                <w:sz w:val="22"/>
+              </w:rPr>
+              <w:t xml:space="preserve"> Radar Chart Module...</w:t>
             </w:r>
           </w:p>
         </w:tc>
@@ -7229,7 +7663,7 @@
         <w:pStyle w:val="Heading1"/>
         <w:spacing w:after="240"/>
       </w:pPr>
-      <w:bookmarkStart w:id="10" w:name="_Toc231875493"/>
+      <w:bookmarkStart w:id="10" w:name="_Toc232107299"/>
       <w:r>
         <w:lastRenderedPageBreak/>
         <w:t>LIST OF TABLES</w:t>
@@ -7405,30 +7839,32 @@
       <w:pPr>
         <w:pStyle w:val="Heading1"/>
       </w:pPr>
-      <w:bookmarkStart w:id="11" w:name="_Toc231875494"/>
+      <w:bookmarkStart w:id="11" w:name="_Toc232107300"/>
       <w:r>
         <w:lastRenderedPageBreak/>
         <w:t>CHAPTER 1</w:t>
       </w:r>
+      <w:bookmarkEnd w:id="11"/>
     </w:p>
     <w:p>
       <w:pPr>
         <w:pStyle w:val="Heading1"/>
       </w:pPr>
+      <w:bookmarkStart w:id="12" w:name="_Toc232107301"/>
       <w:r>
         <w:t>INTRODUCTION</w:t>
       </w:r>
-      <w:bookmarkEnd w:id="11"/>
+      <w:bookmarkEnd w:id="12"/>
     </w:p>
     <w:p>
       <w:pPr>
         <w:pStyle w:val="Heading2"/>
       </w:pPr>
-      <w:bookmarkStart w:id="12" w:name="_Toc231875495"/>
+      <w:bookmarkStart w:id="13" w:name="_Toc232107302"/>
       <w:r>
         <w:t>1.1. Introduction</w:t>
       </w:r>
-      <w:bookmarkEnd w:id="12"/>
+      <w:bookmarkEnd w:id="13"/>
       <w:r>
         <w:t xml:space="preserve"> </w:t>
       </w:r>
@@ -7438,7 +7874,15 @@
         <w:spacing w:after="0" w:line="360" w:lineRule="auto"/>
       </w:pPr>
       <w:r>
-        <w:t>The field of natural language processing (NLP) has seen unprecedented growth with the advent of generative AI models like ChatGPT, Claude, and Gemini. While these systems increase writing efficiency, they present severe challenges across multiple sectors, including plagiarism in academic writing, automated fake news dissemination, and artificial content spamming on web search platforms.</w:t>
+        <w:t xml:space="preserve">The field of natural language processing (NLP) has seen unprecedented growth with the advent of generative AI models like </w:t>
+      </w:r>
+      <w:proofErr w:type="spellStart"/>
+      <w:r>
+        <w:t>ChatGPT</w:t>
+      </w:r>
+      <w:proofErr w:type="spellEnd"/>
+      <w:r>
+        <w:t>, Claude, and Gemini. While these systems increase writing efficiency, they present severe challenges across multiple sectors, including plagiarism in academic writing, automated fake news dissemination, and artificial content spamming on web search platforms.</w:t>
       </w:r>
     </w:p>
     <w:p>
@@ -7483,12 +7927,12 @@
       <w:pPr>
         <w:pStyle w:val="Heading2"/>
       </w:pPr>
-      <w:bookmarkStart w:id="13" w:name="_Toc231875496"/>
+      <w:bookmarkStart w:id="14" w:name="_Toc232107303"/>
       <w:r>
         <w:lastRenderedPageBreak/>
         <w:t>1.2. Problem Statement</w:t>
       </w:r>
-      <w:bookmarkEnd w:id="13"/>
+      <w:bookmarkEnd w:id="14"/>
     </w:p>
     <w:p>
       <w:pPr>
@@ -7562,11 +8006,11 @@
       <w:pPr>
         <w:pStyle w:val="Heading2"/>
       </w:pPr>
-      <w:bookmarkStart w:id="14" w:name="_Toc231875497"/>
+      <w:bookmarkStart w:id="15" w:name="_Toc232107304"/>
       <w:r>
         <w:t>1.3. Objectives</w:t>
       </w:r>
-      <w:bookmarkEnd w:id="14"/>
+      <w:bookmarkEnd w:id="15"/>
     </w:p>
     <w:p>
       <w:pPr>
@@ -7601,21 +8045,8 @@
         <w:spacing w:after="0" w:line="360" w:lineRule="auto"/>
         <w:ind w:right="55"/>
       </w:pPr>
-      <w:r/>
-      <w:r>
-        <w:rPr>
-          <w:rFonts w:ascii="Times New Roman" w:hAnsi="Times New Roman"/>
-          <w:b/>
-          <w:sz w:val="24"/>
-        </w:rPr>
-        <w:t>Implement an Ensemble of Algorithms:</w:t>
-      </w:r>
-      <w:r>
-        <w:rPr>
-          <w:rFonts w:ascii="Times New Roman" w:hAnsi="Times New Roman"/>
-          <w:sz w:val="24"/>
-        </w:rPr>
-        <w:t xml:space="preserve"> Code four independent engines using statistical NLP (Perplexity &amp; Burstiness), instance-based machine learning (KNN), Vector Space Models (Cosine Similarity), and Heuristic Grammar &amp; Typography Analysis.</w:t>
+      <w:r>
+        <w:t>Code four independent engines using statistical NLP (Perplexity &amp; Burstiness), instance-based machine learning (KNN), Vector Space Models (Cosine Similarity), and Heuristic Grammar &amp; Typography Analysis.</w:t>
       </w:r>
     </w:p>
     <w:p>
@@ -7696,28 +8127,29 @@
         <w:spacing w:after="0" w:line="360" w:lineRule="auto"/>
         <w:ind w:right="55"/>
       </w:pPr>
-      <w:r/>
-      <w:r>
-        <w:rPr>
-          <w:rFonts w:ascii="Times New Roman" w:hAnsi="Times New Roman"/>
-          <w:b/>
-          <w:sz w:val="24"/>
+      <w:r>
+        <w:rPr>
+          <w:b/>
         </w:rPr>
         <w:t>Deliver Mathematical Traceability:</w:t>
       </w:r>
       <w:r>
-        <w:rPr>
-          <w:rFonts w:ascii="Times New Roman" w:hAnsi="Times New Roman"/>
-          <w:sz w:val="24"/>
-        </w:rPr>
-        <w:t xml:space="preserve"> Provide a dedicated panel utilizing MathJax to show the exact calculations (Euclidean distance, standard deviation, cosine angles, and grammar penalties) behind the results.</w:t>
+        <w:t xml:space="preserve"> Provide a dedicated panel utilizing </w:t>
+      </w:r>
+      <w:proofErr w:type="spellStart"/>
+      <w:r>
+        <w:t>MathJax</w:t>
+      </w:r>
+      <w:proofErr w:type="spellEnd"/>
+      <w:r>
+        <w:t xml:space="preserve"> to show the exact calculations (Euclidean distance, standard deviation, cosine angles, and grammar penalties) behind the results.</w:t>
       </w:r>
     </w:p>
     <w:p>
       <w:pPr>
         <w:pStyle w:val="Heading2"/>
       </w:pPr>
-      <w:bookmarkStart w:id="15" w:name="_Toc231875498"/>
+      <w:bookmarkStart w:id="16" w:name="_Toc232107305"/>
       <w:r>
         <w:t xml:space="preserve">1.4. </w:t>
       </w:r>
@@ -7727,7 +8159,7 @@
       <w:r>
         <w:t>Methodology</w:t>
       </w:r>
-      <w:bookmarkEnd w:id="15"/>
+      <w:bookmarkEnd w:id="16"/>
       <w:r>
         <w:t xml:space="preserve"> </w:t>
       </w:r>
@@ -7749,6 +8181,7 @@
         <w:rPr>
           <w:b/>
         </w:rPr>
+        <w:lastRenderedPageBreak/>
         <w:t>Sprint 1:</w:t>
       </w:r>
       <w:r>
@@ -7764,7 +8197,6 @@
         <w:rPr>
           <w:b/>
         </w:rPr>
-        <w:lastRenderedPageBreak/>
         <w:t>Sprint 2:</w:t>
       </w:r>
       <w:r>
@@ -7778,6 +8210,7 @@
         </w:rPr>
         <w:t xml:space="preserve"> </w:t>
       </w:r>
+      <w:proofErr w:type="spellStart"/>
       <w:r>
         <w:rPr>
           <w:rFonts w:cs="Times New Roman"/>
@@ -7785,6 +8218,7 @@
         </w:rPr>
         <w:t>FileParser</w:t>
       </w:r>
+      <w:proofErr w:type="spellEnd"/>
       <w:r>
         <w:rPr>
           <w:rFonts w:cs="Times New Roman"/>
@@ -7997,11 +8431,11 @@
       <w:pPr>
         <w:pStyle w:val="Heading2"/>
       </w:pPr>
-      <w:bookmarkStart w:id="16" w:name="_Toc231875499"/>
+      <w:bookmarkStart w:id="17" w:name="_Toc232107306"/>
       <w:r>
         <w:t>1.5. Report Organization</w:t>
       </w:r>
-      <w:bookmarkEnd w:id="16"/>
+      <w:bookmarkEnd w:id="17"/>
     </w:p>
     <w:p>
       <w:pPr>
@@ -8033,7 +8467,10 @@
         <w:spacing w:before="0" w:after="160" w:line="360" w:lineRule="auto"/>
       </w:pPr>
       <w:r>
-        <w:t>Chapter 2 of the thesis deals with the review of existing research work carried out in the field of stylometry and AI text detection. It covers existing methodologies, NLP classifiers, and research studies carried out for the automated detection of AI-generated content. It also compares the different approaches, methodologies, and tools being used for content analysis, highlighting the contribution and novel feature integration of the proposed detection tool.</w:t>
+        <w:t>The second chapter</w:t>
+      </w:r>
+      <w:r>
+        <w:t xml:space="preserve"> of the thesis deals with the review of existing research work carried out in the field of stylometry and AI text detection. It covers existing methodologies, NLP classifiers, and research studies carried out for the automated detection of AI-generated content. It also compares the different approaches, methodologies, and tools being used for content analysis, highlighting the contribution and novel feature integration of the proposed detection tool.</w:t>
       </w:r>
     </w:p>
     <w:p>
@@ -8041,7 +8478,10 @@
         <w:spacing w:before="0" w:after="160" w:line="360" w:lineRule="auto"/>
       </w:pPr>
       <w:r>
-        <w:t>Chapter 3 deals with the system analysis and design of the AI Text Detector. In this chapter, the functional and non-functional requirements, feasibility study, and system architecture of the AI Text Detector are described. Here, the entire client-side workflow of the AI Text Detector, including text input, file uploading, feature extraction, and report visualization, is detailed. In addition, system design diagrams, such as the use case diagram, sequence diagram, and system architecture diagram, are provided to describe the interaction between the frontend elements and the local classifier engines (such as the Perplexity Analyzer, KNN Classifier, and Cosine Similarity Model).</w:t>
+        <w:t>The third chapter</w:t>
+      </w:r>
+      <w:r>
+        <w:t xml:space="preserve"> deals with the system analysis and design of the AI Text Detector. In this chapter, the functional and non-functional requirements, feasibility study, and system architecture of the AI Text Detector are described. Here, the entire client-side workflow of the AI Text Detector, including text input, file uploading, feature extraction, and report visualization, is detailed. In addition, system design diagrams, such as the use case diagram, sequence diagram, and system architecture diagram, are provided to describe the interaction between the frontend elements and the local classifier engines (such as the Perplexity Analyzer, KNN Classifier, and Cosine Similarity Model).</w:t>
       </w:r>
     </w:p>
     <w:p>
@@ -8049,10 +8489,7 @@
         <w:spacing w:before="0" w:after="160" w:line="360" w:lineRule="auto"/>
       </w:pPr>
       <w:r>
-        <w:t>The fourth chapter deals with the implementation and testing phase of the system. In this chapter, the reader is introduced to the various technologies used in the development of the system, such as HTML5 and CSS3 for the user interface, vanilla JavaScript for the local stylometric analyzers, and libraries like Mammoth.js and PDF.js for file parsing. This chapter provides information about how different detection modules are developed, such as sentence-level perplexity mapping, weighted K-Nearest Neighbors voting, vector space cosine similarity profiling, and the grammar-checking discount system. This chapter also provides information about the test cases, screenshots of the dashboard, and validation outcomes to prove the accuracy and efficiency of the system</w:t>
-      </w:r>
-      <w:r>
-        <w:t>.</w:t>
+        <w:t>The fourth chapter deals with the implementation and testing phase of the system. In this chapter, the reader is introduced to the various technologies used in the development of the system, such as HTML5 and CSS3 for the user interface, vanilla JavaScript for the local stylometric analyzers, and libraries like Mammoth.js and PDF.js for file parsing. This chapter provides information about how different detection modules are developed, such as sentence-level perplexity mapping, weighted K-Nearest Neighbors voting, vector space cosine similarity profiling, and the grammar-checking discount system. This chapter also provides information about the test cases, screenshots of the dashboard, and validation outcomes to prove the accuracy and efficiency of the system.</w:t>
       </w:r>
     </w:p>
     <w:p>
@@ -8072,23 +8509,25 @@
         <w:pStyle w:val="Heading1"/>
         <w:spacing w:after="240"/>
       </w:pPr>
-      <w:bookmarkStart w:id="17" w:name="_Toc231875500"/>
+      <w:bookmarkStart w:id="18" w:name="_Toc232107307"/>
       <w:r>
         <w:lastRenderedPageBreak/>
         <w:t>CHAPTER 2</w:t>
       </w:r>
-      <w:bookmarkStart w:id="18" w:name="_Toc201399424"/>
+      <w:bookmarkStart w:id="19" w:name="_Toc201399424"/>
+      <w:bookmarkEnd w:id="18"/>
     </w:p>
     <w:p>
       <w:pPr>
         <w:pStyle w:val="Heading1"/>
         <w:spacing w:after="240"/>
       </w:pPr>
+      <w:bookmarkStart w:id="20" w:name="_Toc232107308"/>
       <w:r>
         <w:t>BACKGROUND STUDY AND LITERATURE REVIEW</w:t>
       </w:r>
-      <w:bookmarkEnd w:id="17"/>
-      <w:bookmarkEnd w:id="18"/>
+      <w:bookmarkEnd w:id="19"/>
+      <w:bookmarkEnd w:id="20"/>
       <w:r>
         <w:t xml:space="preserve"> </w:t>
       </w:r>
@@ -8097,11 +8536,11 @@
       <w:pPr>
         <w:pStyle w:val="Heading2"/>
       </w:pPr>
-      <w:bookmarkStart w:id="19" w:name="_Toc231875501"/>
+      <w:bookmarkStart w:id="21" w:name="_Toc232107309"/>
       <w:r>
         <w:t>2.1. Background Study</w:t>
       </w:r>
-      <w:bookmarkEnd w:id="19"/>
+      <w:bookmarkEnd w:id="21"/>
     </w:p>
     <w:p>
       <w:pPr>
@@ -8119,8 +8558,6 @@
       <w:r>
         <w:t xml:space="preserve"> </w:t>
       </w:r>
-      <w:bookmarkStart w:id="20" w:name="_GoBack"/>
-      <w:bookmarkEnd w:id="20"/>
       <w:r>
         <w:t>rests on the premise that every writer possesses a unique, identifiable “writeprint.” This footprint manifests in average sentence length, punctuation usage, lexical choices, and structural complexity.</w:t>
       </w:r>
@@ -8166,132 +8603,220 @@
       </w:r>
     </w:p>
     <w:p>
-      <w:r/>
-      <w:r>
-        <w:rPr>
-          <w:rFonts w:ascii="Times New Roman" w:hAnsi="Times New Roman"/>
-          <w:sz w:val="24"/>
-        </w:rPr>
-        <w:t>Furthermore, spelling and grammatical errors represent a significant, distinct feature in stylometric classification. Large Language Models are trained on curated, highly polished text datasets, meaning they output grammatically flawless prose. In contrast, human-written text frequently exhibits minor typographical slips, incorrect spacing around punctuation, and occasional spelling and syntax agreement errors. Integrating a heuristic grammar and typography engine provides a robust discount modifier: the presence of minor errors lowers the text's grammar perfection score, which is used to calibrate the final AI probability, successfully reducing false positives on human essays.</w:t>
+      <w:r>
+        <w:t xml:space="preserve">Furthermore, spelling and grammatical errors represent a significant, distinct feature in stylometric classification. Large Language Models are trained on curated, highly polished text datasets, meaning they output grammatically flawless prose. In contrast, human-written text frequently exhibits minor typographical slips, incorrect spacing around punctuation, and occasional spelling and syntax agreement errors. Integrating a heuristic grammar and typography engine provides a robust discount modifier: the presence of minor errors lowers </w:t>
+      </w:r>
+      <w:r>
+        <w:lastRenderedPageBreak/>
+        <w:t>the text's grammar perfection score, which is used to calibrate the final AI probability, successfully reducing false positives on human essays.</w:t>
       </w:r>
     </w:p>
     <w:p>
       <w:pPr>
         <w:pStyle w:val="Heading2"/>
       </w:pPr>
-      <w:bookmarkStart w:id="21" w:name="_Toc231875502"/>
+      <w:bookmarkStart w:id="22" w:name="_Toc232107310"/>
       <w:r>
         <w:t>2.2 Literature Review</w:t>
       </w:r>
-      <w:bookmarkEnd w:id="21"/>
+      <w:bookmarkEnd w:id="22"/>
     </w:p>
     <w:p>
       <w:pPr>
         <w:spacing w:line="360" w:lineRule="auto"/>
-      </w:pPr>
-      <w:r>
-        <w:rPr>
-          <w:b/>
-        </w:rPr>
-        <w:t>Gehrmann et al. (2019) [2] (GLTR):</w:t>
-      </w:r>
-      <w:r>
-        <w:t xml:space="preserve"> Introduced the </w:t>
-      </w:r>
-      <w:r>
-        <w:rPr>
-          <w:i/>
-        </w:rPr>
-        <w:t>Giant Language Model Test Room</w:t>
-      </w:r>
-      <w:r>
-        <w:t xml:space="preserve">, demonstrating that visual indicators of word-token probability distributions help identify AI </w:t>
-      </w:r>
-      <w:r>
+        <w:rPr>
+          <w:bCs/>
+        </w:rPr>
+      </w:pPr>
+      <w:r>
+        <w:rPr>
+          <w:bCs/>
+        </w:rPr>
+        <w:t xml:space="preserve">The first significant advancement in automated text detection was introduced by </w:t>
+      </w:r>
+      <w:proofErr w:type="spellStart"/>
+      <w:r>
+        <w:rPr>
+          <w:bCs/>
+        </w:rPr>
+        <w:t>Gehrmann</w:t>
+      </w:r>
+      <w:proofErr w:type="spellEnd"/>
+      <w:r>
+        <w:rPr>
+          <w:bCs/>
+        </w:rPr>
+        <w:t xml:space="preserve"> et al. (2019) through the development of the Giant Language Model Test Room (GLTR). The authors demonstrated that generative language models produce text with extremely predictable token transitions. GLTR utilizes visual probability indicators to represent the likelihood of each word token falling within the top-ranked vocabulary predictions of a target model. The study proved that machine-generated content is overwhelmingly constructed using the top 10 to 100 most probable words under the model's probability distribution, whereas human writing consistently deviates from this trend, selecting unexpected or contextually creative words that lie outside these high-probability thresholds.</w:t>
+      </w:r>
+      <w:r>
+        <w:rPr>
+          <w:bCs/>
+        </w:rPr>
+        <w:t xml:space="preserve"> [1]</w:t>
+      </w:r>
+    </w:p>
+    <w:p>
+      <w:pPr>
+        <w:spacing w:line="360" w:lineRule="auto"/>
+        <w:rPr>
+          <w:bCs/>
+        </w:rPr>
+      </w:pPr>
+      <w:r>
+        <w:rPr>
+          <w:bCs/>
+        </w:rPr>
+        <w:t xml:space="preserve">Addressing the need for zero-shot text detection without retraining classifiers, Mitchell et al. (2023) developed </w:t>
+      </w:r>
+      <w:proofErr w:type="spellStart"/>
+      <w:r>
+        <w:rPr>
+          <w:bCs/>
+        </w:rPr>
+        <w:t>DetectGPT</w:t>
+      </w:r>
+      <w:proofErr w:type="spellEnd"/>
+      <w:r>
+        <w:rPr>
+          <w:bCs/>
+        </w:rPr>
+        <w:t>, a novel zero-shot detection method based on probability curvature. The researchers discovered that AI-generated passages tend to lie in regions of negative curvature of the source model’s log probability function. By applying minor semantic perturbations (rewriting sentences slightly) and evaluating the difference in log likelihood, the authors proved that AI-generated text exhibits a significant, consistent drop in log probability when perturbed. In contrast, human-written text, which does not sit at the local maxima of an LLM's probability space, shows highly unpredictable and variable changes under the same perturbations. This discovery established a mathematical framework for zero-shot classification using local curvature.</w:t>
+      </w:r>
+      <w:r>
+        <w:rPr>
+          <w:bCs/>
+        </w:rPr>
+        <w:t xml:space="preserve"> [2]</w:t>
+      </w:r>
+    </w:p>
+    <w:p>
+      <w:pPr>
+        <w:spacing w:line="360" w:lineRule="auto"/>
+        <w:rPr>
+          <w:bCs/>
+        </w:rPr>
+      </w:pPr>
+      <w:r>
+        <w:rPr>
+          <w:bCs/>
+        </w:rPr>
+        <w:t xml:space="preserve">In the context of early transformer architectures, </w:t>
+      </w:r>
+      <w:proofErr w:type="spellStart"/>
+      <w:r>
+        <w:rPr>
+          <w:bCs/>
+        </w:rPr>
+        <w:t>Solaiman</w:t>
+      </w:r>
+      <w:proofErr w:type="spellEnd"/>
+      <w:r>
+        <w:rPr>
+          <w:bCs/>
+        </w:rPr>
+        <w:t xml:space="preserve"> et al. (2019) conducted a thorough evaluation of detection strategies on outputs from the GPT-2 model. Their research showed that combining simple lexical features—such as the Type-Token Ratio (TTR) and average word lengths—with traditional TF-IDF vector space classifiers yields remarkably high accuracy rates for early-generation language models. This work proved that basic statistical markers and word frequencies carry sufficient stylistic information to differentiate human and </w:t>
+      </w:r>
+      <w:r>
+        <w:rPr>
+          <w:bCs/>
+        </w:rPr>
         <w:lastRenderedPageBreak/>
-        <w:t>text. The study proved that AIs generate words mostly within the top 10 to 100 most probable tokens, whereas human writing frequently selects unexpected words.</w:t>
+        <w:t>machine text, establishing the foundational basis for lightweight, client-side feature classification.</w:t>
+      </w:r>
+      <w:r>
+        <w:rPr>
+          <w:bCs/>
+        </w:rPr>
+        <w:t xml:space="preserve"> [3]</w:t>
       </w:r>
     </w:p>
     <w:p>
       <w:pPr>
         <w:spacing w:line="360" w:lineRule="auto"/>
-      </w:pPr>
-      <w:r>
-        <w:rPr>
-          <w:b/>
-        </w:rPr>
-        <w:t>Mitchell et al. (2023) [3] (DetectGPT):</w:t>
-      </w:r>
-      <w:r>
-        <w:t xml:space="preserve"> Discovered that AI-generated passages tend to lie in areas of negative curvature of the model's log probability function. By applying minor perturbations to the text, the authors showed that AI text log probability drops drastically, whereas human text log probability changes unpredictably.</w:t>
+        <w:rPr>
+          <w:bCs/>
+        </w:rPr>
+      </w:pPr>
+      <w:r>
+        <w:rPr>
+          <w:bCs/>
+        </w:rPr>
+        <w:t>As generative models evolved, Crothers et al. (2023) published a comprehensive systematic review in IEEE Access detailing the growing challenges and security vulnerabilities of existing detection methods. The authors analyzed the limitations of supervised neural network classifiers, highlighting their susceptibility to simple adversarial attacks, such as synonym swapping, character perturbation, and prompt manipulation. Additionally, their research revealed a systemic bias in statistical detectors, which frequently yield high false-positive rates when evaluating the writing of non-native English speakers. This study underscored the critical need for multi-dimensional, hybrid detection approaches that do not rely solely on neural networks or singular probability scores.</w:t>
+      </w:r>
+      <w:r>
+        <w:rPr>
+          <w:bCs/>
+        </w:rPr>
+        <w:t xml:space="preserve"> [4]</w:t>
       </w:r>
     </w:p>
     <w:p>
       <w:pPr>
         <w:spacing w:line="360" w:lineRule="auto"/>
-      </w:pPr>
-      <w:r>
-        <w:rPr>
-          <w:b/>
-        </w:rPr>
-        <w:t>Solaiman et al. (2019) [4]:</w:t>
-      </w:r>
-      <w:r>
-        <w:t xml:space="preserve"> Evaluated the performance of classifiers on outputs from the GPT-2 model. Their research showed that combining lexical features (TTR and word lengths) with simple TF-IDF vector models yields reliable detection rates for early-generation language models.</w:t>
+        <w:rPr>
+          <w:bCs/>
+        </w:rPr>
+      </w:pPr>
+      <w:r>
+        <w:rPr>
+          <w:bCs/>
+        </w:rPr>
+        <w:t xml:space="preserve">Adding a theoretical boundary to the discussion, </w:t>
+      </w:r>
+      <w:proofErr w:type="spellStart"/>
+      <w:r>
+        <w:rPr>
+          <w:bCs/>
+        </w:rPr>
+        <w:t>Sadasivan</w:t>
+      </w:r>
+      <w:proofErr w:type="spellEnd"/>
+      <w:r>
+        <w:rPr>
+          <w:bCs/>
+        </w:rPr>
+        <w:t xml:space="preserve"> et al. (2023) analyzed the fundamental limits of AI text detection at ICML. Their work proved that as generative models approximate the human text distribution more closely, the upper bound of detection accuracy decreases significantly. The study demonstrated that adversarial paraphrasing tools (such as Dipper) can easily bypass perplexity-based and watermarked detection schemes by slightly altering word choices and sentence lengths. This research proved that singular classification models are highly vulnerable to evasion, necessitating ensemble systems that evaluate stylistic, syntactic, and structural markers concurrently.</w:t>
+      </w:r>
+      <w:r>
+        <w:rPr>
+          <w:bCs/>
+        </w:rPr>
+        <w:t xml:space="preserve"> [5]</w:t>
       </w:r>
     </w:p>
     <w:p>
       <w:pPr>
         <w:spacing w:line="360" w:lineRule="auto"/>
-      </w:pPr>
-      <w:r>
-        <w:rPr>
-          <w:b/>
-        </w:rPr>
-        <w:t>Crothers et al. (2023) [5]:</w:t>
-      </w:r>
-      <w:r>
-        <w:t xml:space="preserve"> Outlined challenges in machine-generated text detection. The authors analyzed limitations in neural network classifiers, noting that they are prone to adversarial attacks (e.g., swapping synonyms) and tend to exhibit high false-positive rates on non-native English speakers' texts.</w:t>
-      </w:r>
-    </w:p>
-    <w:p>
-      <w:pPr>
-        <w:spacing w:line="360" w:lineRule="auto"/>
-      </w:pPr>
-      <w:r>
-        <w:rPr>
-          <w:b/>
-        </w:rPr>
-        <w:t>Kushal et al. (2024) [6]:</w:t>
-      </w:r>
-      <w:r>
-        <w:t xml:space="preserve"> Studied the stylometric features of LLM-generated essays. The authors compared average sentence lengths, punctuation counts, and transition words between ChatGPT essays and human student essays, validating that sentence length variance (burstiness) remains a highly stable discriminator.</w:t>
-      </w:r>
-    </w:p>
-    <w:p>
-      <w:pPr>
-        <w:spacing w:line="360" w:lineRule="auto"/>
-      </w:pPr>
-      <w:r>
-        <w:rPr>
-          <w:b/>
-        </w:rPr>
-        <w:t>Bao et al. (2024) [7]:</w:t>
-      </w:r>
-      <w:r>
-        <w:t xml:space="preserve"> Examined vocabulary diversity and Type-Token Ratio (TTR) limits across different document lengths. The study established that length-adjusted TTR models are necessary to prevent long documents from generating false AI classifications due to natural vocabulary repetition.</w:t>
-      </w:r>
-    </w:p>
-    <w:p>
-      <w:pPr>
-        <w:spacing w:line="360" w:lineRule="auto"/>
-      </w:pPr>
-    </w:p>
-    <w:p>
-      <w:pPr>
-        <w:spacing w:before="0" w:after="160"/>
-        <w:jc w:val="left"/>
-      </w:pPr>
+        <w:rPr>
+          <w:bCs/>
+        </w:rPr>
+      </w:pPr>
+      <w:r>
+        <w:rPr>
+          <w:bCs/>
+        </w:rPr>
+        <w:t xml:space="preserve">To resolve the sensitivity of vocabulary statistics to document length, Chakraborty et al. (2023) investigated the theoretical and practical boundaries of lexical features in AI text detection at </w:t>
+      </w:r>
+      <w:proofErr w:type="spellStart"/>
+      <w:r>
+        <w:rPr>
+          <w:bCs/>
+        </w:rPr>
+        <w:t>NeurIPS</w:t>
+      </w:r>
+      <w:proofErr w:type="spellEnd"/>
+      <w:r>
+        <w:rPr>
+          <w:bCs/>
+        </w:rPr>
+        <w:t>. They analyzed how metrics like the Type-Token Ratio (TTR) decrease naturally as text length increases due to repetitive functional vocabulary. The authors established that simple linear thresholds for lexical diversity lead to high false-positive rates on longer human documents, proving the necessity of length-adjusted normalization curves. Their findings validated that feature-based stylometric classifiers must dynamically scale metrics (such as TTR and punctuation density) against document length to maintain detection accuracy and robustness.</w:t>
+      </w:r>
+      <w:r>
+        <w:rPr>
+          <w:bCs/>
+        </w:rPr>
+        <w:t>[6]</w:t>
+      </w:r>
       <w:r>
         <w:br w:type="page"/>
       </w:r>
@@ -8301,33 +8826,228 @@
         <w:pStyle w:val="Heading1"/>
         <w:ind w:left="224" w:right="278"/>
       </w:pPr>
-      <w:bookmarkStart w:id="22" w:name="_Toc201399427"/>
+      <w:bookmarkStart w:id="23" w:name="_Toc201399427"/>
+      <w:bookmarkStart w:id="24" w:name="_Toc232107311"/>
       <w:r>
         <w:lastRenderedPageBreak/>
         <w:t>CHAPTER 3</w:t>
       </w:r>
-      <w:bookmarkEnd w:id="22"/>
-    </w:p>
-    <w:p>
-      <w:pPr>
-        <w:pStyle w:val="Heading1"/>
-        <w:ind w:left="224" w:right="278"/>
-      </w:pPr>
-      <w:r>
+      <w:bookmarkEnd w:id="23"/>
+      <w:bookmarkEnd w:id="24"/>
+      <w:r>
+        <w:t xml:space="preserve"> SYSTEM ANALYSIS AND DESIGN</w:t>
+      </w:r>
+    </w:p>
+    <w:p>
+      <w:pPr>
+        <w:pStyle w:val="Heading2"/>
+      </w:pPr>
+      <w:bookmarkStart w:id="25" w:name="_Toc231875504"/>
+      <w:r>
+        <w:t>3.1. System Analysis</w:t>
+      </w:r>
+      <w:bookmarkEnd w:id="25"/>
+    </w:p>
+    <w:p>
+      <w:pPr>
+        <w:pStyle w:val="Heading3"/>
+      </w:pPr>
+      <w:bookmarkStart w:id="26" w:name="_Toc231875505"/>
+      <w:r>
+        <w:t>3.1.1 Requirement Analysis</w:t>
+      </w:r>
+      <w:bookmarkEnd w:id="26"/>
+    </w:p>
+    <w:p>
+      <w:pPr>
+        <w:rPr>
+          <w:b/>
+          <w:bCs/>
+        </w:rPr>
+      </w:pPr>
+      <w:r>
+        <w:rPr>
+          <w:b/>
+          <w:bCs/>
+          <w:noProof/>
+        </w:rPr>
+        <w:drawing>
+          <wp:anchor distT="0" distB="0" distL="114300" distR="114300" simplePos="0" relativeHeight="251658240" behindDoc="1" locked="0" layoutInCell="1" allowOverlap="1">
+            <wp:simplePos x="0" y="0"/>
+            <wp:positionH relativeFrom="column">
+              <wp:posOffset>638175</wp:posOffset>
+            </wp:positionH>
+            <wp:positionV relativeFrom="paragraph">
+              <wp:posOffset>461010</wp:posOffset>
+            </wp:positionV>
+            <wp:extent cx="3276600" cy="3276600"/>
+            <wp:effectExtent l="0" t="0" r="0" b="0"/>
+            <wp:wrapNone/>
+            <wp:docPr id="2" name="Picture 2"/>
+            <wp:cNvGraphicFramePr>
+              <a:graphicFrameLocks xmlns:a="http://schemas.openxmlformats.org/drawingml/2006/main" noChangeAspect="1"/>
+            </wp:cNvGraphicFramePr>
+            <a:graphic xmlns:a="http://schemas.openxmlformats.org/drawingml/2006/main">
+              <a:graphicData uri="http://schemas.openxmlformats.org/drawingml/2006/picture">
+                <pic:pic xmlns:pic="http://schemas.openxmlformats.org/drawingml/2006/picture">
+                  <pic:nvPicPr>
+                    <pic:cNvPr id="0" name="Picture 2"/>
+                    <pic:cNvPicPr>
+                      <a:picLocks noChangeAspect="1" noChangeArrowheads="1"/>
+                    </pic:cNvPicPr>
+                  </pic:nvPicPr>
+                  <pic:blipFill>
+                    <a:blip r:embed="rId13" cstate="print">
+                      <a:extLst>
+                        <a:ext uri="{28A0092B-C50C-407E-A947-70E740481C1C}">
+                          <a14:useLocalDpi xmlns:a14="http://schemas.microsoft.com/office/drawing/2010/main" val="0"/>
+                        </a:ext>
+                      </a:extLst>
+                    </a:blip>
+                    <a:srcRect/>
+                    <a:stretch>
+                      <a:fillRect/>
+                    </a:stretch>
+                  </pic:blipFill>
+                  <pic:spPr bwMode="auto">
+                    <a:xfrm>
+                      <a:off x="0" y="0"/>
+                      <a:ext cx="3276600" cy="3276600"/>
+                    </a:xfrm>
+                    <a:prstGeom prst="rect">
+                      <a:avLst/>
+                    </a:prstGeom>
+                    <a:noFill/>
+                    <a:ln>
+                      <a:noFill/>
+                    </a:ln>
+                  </pic:spPr>
+                </pic:pic>
+              </a:graphicData>
+            </a:graphic>
+            <wp14:sizeRelH relativeFrom="margin">
+              <wp14:pctWidth>0</wp14:pctWidth>
+            </wp14:sizeRelH>
+            <wp14:sizeRelV relativeFrom="margin">
+              <wp14:pctHeight>0</wp14:pctHeight>
+            </wp14:sizeRelV>
+          </wp:anchor>
+        </w:drawing>
+      </w:r>
+      <w:r>
+        <w:rPr>
+          <w:b/>
+          <w:bCs/>
+        </w:rPr>
+        <w:t>3.1.1.1 Functional Requirements</w:t>
+      </w:r>
+    </w:p>
+    <w:p>
+      <w:pPr>
+        <w:rPr>
+          <w:b/>
+          <w:bCs/>
+        </w:rPr>
+      </w:pPr>
+    </w:p>
+    <w:p>
+      <w:pPr>
+        <w:rPr>
+          <w:b/>
+          <w:bCs/>
+        </w:rPr>
+      </w:pPr>
+    </w:p>
+    <w:p>
+      <w:pPr>
+        <w:rPr>
+          <w:b/>
+          <w:bCs/>
+        </w:rPr>
+      </w:pPr>
+    </w:p>
+    <w:p>
+      <w:pPr>
+        <w:rPr>
+          <w:b/>
+          <w:bCs/>
+        </w:rPr>
+      </w:pPr>
+    </w:p>
+    <w:p>
+      <w:pPr>
+        <w:rPr>
+          <w:b/>
+          <w:bCs/>
+        </w:rPr>
+      </w:pPr>
+    </w:p>
+    <w:p>
+      <w:pPr>
+        <w:rPr>
+          <w:b/>
+          <w:bCs/>
+        </w:rPr>
+      </w:pPr>
+    </w:p>
+    <w:p>
+      <w:pPr>
+        <w:rPr>
+          <w:b/>
+          <w:bCs/>
+        </w:rPr>
+      </w:pPr>
+    </w:p>
+    <w:p>
+      <w:pPr>
+        <w:rPr>
+          <w:b/>
+          <w:bCs/>
+        </w:rPr>
+      </w:pPr>
+    </w:p>
+    <w:p>
+      <w:pPr>
+        <w:rPr>
+          <w:b/>
+          <w:bCs/>
+        </w:rPr>
+      </w:pPr>
+    </w:p>
+    <w:p>
+      <w:pPr>
+        <w:jc w:val="center"/>
+        <w:rPr>
+          <w:b/>
+          <w:bCs/>
+        </w:rPr>
+      </w:pPr>
+      <w:r>
+        <w:rPr>
+          <w:b/>
+        </w:rPr>
         <w:t>Figure 3.1: Use Case Diagram for AI Text Detector</w:t>
       </w:r>
     </w:p>
     <w:p>
       <w:pPr>
-        <w:pStyle w:val="Heading2"/>
-      </w:pPr>
-      <w:r>
-        <w:t>1.  Document or Text Input: Users can paste raw text directly into a text area to analyze documents immediately.</w:t>
-      </w:r>
-    </w:p>
-    <w:p>
-      <w:pPr>
-        <w:pStyle w:val="Heading3"/>
+        <w:spacing w:after="0"/>
+        <w:rPr>
+          <w:b/>
+          <w:bCs/>
+        </w:rPr>
+      </w:pPr>
+      <w:r>
+        <w:rPr>
+          <w:b/>
+          <w:bCs/>
+        </w:rPr>
+        <w:t>1.  Document or Text Input:</w:t>
+      </w:r>
+    </w:p>
+    <w:p>
+      <w:pPr>
+        <w:spacing w:line="360" w:lineRule="auto"/>
       </w:pPr>
       <w:r>
         <w:t>Users can paste raw text directly into a text area to analyze documents immediately.</w:t>
@@ -8335,22 +9055,26 @@
     </w:p>
     <w:p>
       <w:pPr>
+        <w:spacing w:after="0" w:line="360" w:lineRule="auto"/>
         <w:rPr>
           <w:b/>
           <w:bCs/>
         </w:rPr>
       </w:pPr>
       <w:r>
-        <w:t xml:space="preserve">2.  </w:t>
-      </w:r>
-      <w:r>
-        <w:rPr>
-          <w:b/>
-        </w:rPr>
-        <w:t>File Drag-and-Drop:</w:t>
-      </w:r>
-      <w:r>
-        <w:t xml:space="preserve"> Supports dragging and dropping </w:t>
+        <w:rPr>
+          <w:b/>
+          <w:bCs/>
+        </w:rPr>
+        <w:t>2.  File Drag-and-Drop:</w:t>
+      </w:r>
+    </w:p>
+    <w:p>
+      <w:pPr>
+        <w:spacing w:line="360" w:lineRule="auto"/>
+      </w:pPr>
+      <w:r>
+        <w:t xml:space="preserve">Supports dragging and dropping </w:t>
       </w:r>
       <w:r>
         <w:rPr>
@@ -8395,55 +9119,7 @@
     </w:p>
     <w:p>
       <w:pPr>
-        <w:jc w:val="center"/>
-      </w:pPr>
-      <w:r>
-        <w:t xml:space="preserve">Supports dragging and dropping </w:t>
-      </w:r>
-      <w:r>
-        <w:rPr>
-          <w:rFonts w:ascii="Courier New" w:hAnsi="Courier New"/>
-          <w:sz w:val="19"/>
-        </w:rPr>
-        <w:t>.txt</w:t>
-      </w:r>
-      <w:r>
-        <w:t xml:space="preserve">, </w:t>
-      </w:r>
-      <w:r>
-        <w:rPr>
-          <w:rFonts w:ascii="Courier New" w:hAnsi="Courier New"/>
-          <w:sz w:val="19"/>
-        </w:rPr>
-        <w:t>.md</w:t>
-      </w:r>
-      <w:r>
-        <w:t xml:space="preserve">, </w:t>
-      </w:r>
-      <w:r>
-        <w:rPr>
-          <w:rFonts w:ascii="Courier New" w:hAnsi="Courier New"/>
-          <w:sz w:val="19"/>
-        </w:rPr>
-        <w:t>.pdf</w:t>
-      </w:r>
-      <w:r>
-        <w:t xml:space="preserve">, and </w:t>
-      </w:r>
-      <w:r>
-        <w:rPr>
-          <w:rFonts w:ascii="Courier New" w:hAnsi="Courier New"/>
-          <w:sz w:val="19"/>
-        </w:rPr>
-        <w:t>.docx</w:t>
-      </w:r>
-      <w:r>
-        <w:t xml:space="preserve"> files locally.</w:t>
-      </w:r>
-    </w:p>
-    <w:p>
-      <w:pPr>
-        <w:jc w:val="center"/>
+        <w:spacing w:after="0" w:line="360" w:lineRule="auto"/>
         <w:rPr>
           <w:b/>
           <w:bCs/>
@@ -8452,20 +9128,9 @@
       <w:r>
         <w:rPr>
           <w:b/>
-        </w:rPr>
-        <w:t>Figure 3.1: Use Case Diagram for AI Text Detector</w:t>
-      </w:r>
-    </w:p>
-    <w:p>
-      <w:pPr>
-        <w:spacing w:after="0"/>
-        <w:rPr>
-          <w:b/>
           <w:bCs/>
         </w:rPr>
-      </w:pPr>
-      <w:r>
-        <w:t>1.  Document or Text Input:</w:t>
+        <w:t>3.  Asynchronous Processing Engine:</w:t>
       </w:r>
     </w:p>
     <w:p>
@@ -8473,7 +9138,7 @@
         <w:spacing w:line="360" w:lineRule="auto"/>
       </w:pPr>
       <w:r>
-        <w:t>Users can paste raw text directly into a text area to analyze documents immediately.</w:t>
+        <w:t>Runs three independent stylometric analysis modules concurrently in the background and returns results in under a second.</w:t>
       </w:r>
     </w:p>
     <w:p>
@@ -8485,7 +9150,11 @@
         </w:rPr>
       </w:pPr>
       <w:r>
-        <w:t>2.  File Drag-and-Drop:</w:t>
+        <w:rPr>
+          <w:b/>
+          <w:bCs/>
+        </w:rPr>
+        <w:t>4.  Overall Probability Gauge:</w:t>
       </w:r>
     </w:p>
     <w:p>
@@ -8493,47 +9162,8 @@
         <w:spacing w:line="360" w:lineRule="auto"/>
       </w:pPr>
       <w:r>
-        <w:t xml:space="preserve">Supports dragging and dropping </w:t>
-      </w:r>
-      <w:r>
-        <w:rPr>
-          <w:rFonts w:ascii="Courier New" w:hAnsi="Courier New"/>
-          <w:sz w:val="19"/>
-        </w:rPr>
-        <w:t>.txt</w:t>
-      </w:r>
-      <w:r>
-        <w:t xml:space="preserve">, </w:t>
-      </w:r>
-      <w:r>
-        <w:rPr>
-          <w:rFonts w:ascii="Courier New" w:hAnsi="Courier New"/>
-          <w:sz w:val="19"/>
-        </w:rPr>
-        <w:t>.md</w:t>
-      </w:r>
-      <w:r>
-        <w:t xml:space="preserve">, </w:t>
-      </w:r>
-      <w:r>
-        <w:rPr>
-          <w:rFonts w:ascii="Courier New" w:hAnsi="Courier New"/>
-          <w:sz w:val="19"/>
-        </w:rPr>
-        <w:t>.pdf</w:t>
-      </w:r>
-      <w:r>
-        <w:t xml:space="preserve">, and </w:t>
-      </w:r>
-      <w:r>
-        <w:rPr>
-          <w:rFonts w:ascii="Courier New" w:hAnsi="Courier New"/>
-          <w:sz w:val="19"/>
-        </w:rPr>
-        <w:t>.docx</w:t>
-      </w:r>
-      <w:r>
-        <w:t xml:space="preserve"> files locally.</w:t>
+        <w:lastRenderedPageBreak/>
+        <w:t>Displays a glowing SVG gauge visualization representing the weighted ensemble probability of machine generation.</w:t>
       </w:r>
     </w:p>
     <w:p>
@@ -8545,7 +9175,11 @@
         </w:rPr>
       </w:pPr>
       <w:r>
-        <w:t>3.  Asynchronous Processing Engine:</w:t>
+        <w:rPr>
+          <w:b/>
+          <w:bCs/>
+        </w:rPr>
+        <w:t>5.  5-Axis Stylometric Radar Chart:</w:t>
       </w:r>
     </w:p>
     <w:p>
@@ -8553,7 +9187,7 @@
         <w:spacing w:line="360" w:lineRule="auto"/>
       </w:pPr>
       <w:r>
-        <w:t>Runs three independent stylometric analysis modules concurrently in the background and returns results in under a second.</w:t>
+        <w:t>Renders a radar chart comparing five syntactic markers of the document against human and AI prototype vectors.</w:t>
       </w:r>
     </w:p>
     <w:p>
@@ -8565,7 +9199,11 @@
         </w:rPr>
       </w:pPr>
       <w:r>
-        <w:t>4.  Overall Probability Gauge:</w:t>
+        <w:rPr>
+          <w:b/>
+          <w:bCs/>
+        </w:rPr>
+        <w:t>6.  KNN Scatter Plot:</w:t>
       </w:r>
     </w:p>
     <w:p>
@@ -8573,7 +9211,7 @@
         <w:spacing w:line="360" w:lineRule="auto"/>
       </w:pPr>
       <w:r>
-        <w:t>Displays a glowing SVG gauge visualization representing the weighted ensemble probability of machine generation.</w:t>
+        <w:t>Renders a 2D scatter plot illustrating the feature space vectors of the 5 nearest neighbors relative to the document.</w:t>
       </w:r>
     </w:p>
     <w:p>
@@ -8585,7 +9223,11 @@
         </w:rPr>
       </w:pPr>
       <w:r>
-        <w:t>5.  5-Axis Stylometric Radar Chart:</w:t>
+        <w:rPr>
+          <w:b/>
+          <w:bCs/>
+        </w:rPr>
+        <w:t>7.  Word &amp; Sentence Counting:</w:t>
       </w:r>
     </w:p>
     <w:p>
@@ -8593,7 +9235,7 @@
         <w:spacing w:line="360" w:lineRule="auto"/>
       </w:pPr>
       <w:r>
-        <w:t>Renders a radar chart comparing five syntactic markers of the document against human and AI prototype vectors.</w:t>
+        <w:t>Shows the character and word counts of the text in real time.</w:t>
       </w:r>
     </w:p>
     <w:p>
@@ -8605,7 +9247,11 @@
         </w:rPr>
       </w:pPr>
       <w:r>
-        <w:t>6.  KNN Scatter Plot:</w:t>
+        <w:rPr>
+          <w:b/>
+          <w:bCs/>
+        </w:rPr>
+        <w:t>8.  Burstiness &amp; Lexical Statistics:</w:t>
       </w:r>
     </w:p>
     <w:p>
@@ -8613,8 +9259,144 @@
         <w:spacing w:line="360" w:lineRule="auto"/>
       </w:pPr>
       <w:r>
+        <w:t>Displays computed values for sentence length standard deviation (burstiness) and Type-Token Ratio (TTR).</w:t>
+      </w:r>
+    </w:p>
+    <w:p>
+      <w:pPr>
+        <w:spacing w:after="0" w:line="360" w:lineRule="auto"/>
+        <w:rPr>
+          <w:b/>
+          <w:bCs/>
+        </w:rPr>
+      </w:pPr>
+      <w:r>
+        <w:rPr>
+          <w:b/>
+          <w:bCs/>
+        </w:rPr>
+        <w:t>9.  Sentence Perplexity Heatmap:</w:t>
+      </w:r>
+    </w:p>
+    <w:p>
+      <w:pPr>
+        <w:spacing w:line="360" w:lineRule="auto"/>
+      </w:pPr>
+      <w:r>
+        <w:t>Color-codes sentences based on their individual AI likelihood (AI Heavy, Mixed, Human-like).</w:t>
+      </w:r>
+    </w:p>
+    <w:p>
+      <w:pPr>
+        <w:spacing w:after="0" w:line="360" w:lineRule="auto"/>
+        <w:rPr>
+          <w:b/>
+          <w:bCs/>
+        </w:rPr>
+      </w:pPr>
+      <w:r>
+        <w:rPr>
+          <w:b/>
+          <w:bCs/>
+        </w:rPr>
+        <w:t>10. Sentence Inspector:</w:t>
+      </w:r>
+    </w:p>
+    <w:p>
+      <w:pPr>
+        <w:spacing w:line="360" w:lineRule="auto"/>
+      </w:pPr>
+      <w:r>
+        <w:t>Clicking a heatmap sentence displays its word count, AI confidence, and classification.</w:t>
+      </w:r>
+    </w:p>
+    <w:p>
+      <w:pPr>
+        <w:spacing w:after="0" w:line="360" w:lineRule="auto"/>
+        <w:rPr>
+          <w:b/>
+          <w:bCs/>
+        </w:rPr>
+      </w:pPr>
+      <w:r>
+        <w:rPr>
+          <w:b/>
+          <w:bCs/>
+        </w:rPr>
+        <w:t>11. LaTeX Math Panel:</w:t>
+      </w:r>
+    </w:p>
+    <w:p>
+      <w:pPr>
+        <w:spacing w:line="360" w:lineRule="auto"/>
+      </w:pPr>
+      <w:r>
+        <w:t>A dedicated tab displaying MathJax-rendered mathematical steps and raw formulas used by the classifier.</w:t>
+      </w:r>
+    </w:p>
+    <w:p>
+      <w:pPr>
+        <w:spacing w:after="0" w:line="360" w:lineRule="auto"/>
+        <w:rPr>
+          <w:b/>
+          <w:bCs/>
+        </w:rPr>
+      </w:pPr>
+      <w:r>
+        <w:rPr>
+          <w:b/>
+          <w:bCs/>
+        </w:rPr>
+        <w:t>12. Privacy (Local Execution):</w:t>
+      </w:r>
+    </w:p>
+    <w:p>
+      <w:pPr>
+        <w:spacing w:line="360" w:lineRule="auto"/>
+      </w:pPr>
+      <w:r>
+        <w:t>All parsing, feature extraction, and classification run entirely client-side in the browser sandbox.</w:t>
+      </w:r>
+    </w:p>
+    <w:p>
+      <w:pPr>
+        <w:spacing w:after="0" w:line="360" w:lineRule="auto"/>
+        <w:rPr>
+          <w:b/>
+          <w:bCs/>
+        </w:rPr>
+      </w:pPr>
+      <w:r>
+        <w:rPr>
+          <w:b/>
+          <w:bCs/>
+        </w:rPr>
         <w:lastRenderedPageBreak/>
-        <w:t>Renders a 2D scatter plot illustrating the feature space vectors of the 5 nearest neighbors relative to the document.</w:t>
+        <w:t>13. Single Page Dashboard:</w:t>
+      </w:r>
+    </w:p>
+    <w:p>
+      <w:pPr>
+        <w:spacing w:line="360" w:lineRule="auto"/>
+      </w:pPr>
+      <w:r>
+        <w:t>A unified, responsive single-page visual dashboard with custom glowing elements.</w:t>
+      </w:r>
+    </w:p>
+    <w:p>
+      <w:pPr>
+        <w:spacing w:line="360" w:lineRule="auto"/>
+        <w:rPr>
+          <w:b/>
+          <w:bCs/>
+        </w:rPr>
+      </w:pPr>
+      <w:r>
+        <w:rPr>
+          <w:b/>
+          <w:bCs/>
+        </w:rPr>
+        <w:t>3.1.1.2. Non-Functional Requirements</w:t>
       </w:r>
     </w:p>
     <w:p>
@@ -8626,7 +9408,11 @@
         </w:rPr>
       </w:pPr>
       <w:r>
-        <w:t>7.  Word &amp; Sentence Counting:</w:t>
+        <w:rPr>
+          <w:b/>
+          <w:bCs/>
+        </w:rPr>
+        <w:t>1.  Usability (User Friendly):</w:t>
       </w:r>
     </w:p>
     <w:p>
@@ -8634,13 +9420,32 @@
         <w:spacing w:line="360" w:lineRule="auto"/>
       </w:pPr>
       <w:r>
-        <w:t>Shows the character and word counts of the text in real time.</w:t>
+        <w:t>The interface must remain clean and intuitive, requiring no technical styling training to operate.</w:t>
+      </w:r>
+    </w:p>
+    <w:p>
+      <w:pPr>
+        <w:spacing w:after="0" w:line="360" w:lineRule="auto"/>
+        <w:rPr>
+          <w:b/>
+          <w:bCs/>
+        </w:rPr>
+      </w:pPr>
+      <w:r>
+        <w:rPr>
+          <w:b/>
+          <w:bCs/>
+        </w:rPr>
+        <w:t>2.  Privacy (Data Security):</w:t>
       </w:r>
     </w:p>
     <w:p>
       <w:pPr>
         <w:spacing w:line="360" w:lineRule="auto"/>
       </w:pPr>
+      <w:r>
+        <w:t>The application does not transmit any document text to remote servers, preventing credentials or data leaks.</w:t>
+      </w:r>
     </w:p>
     <w:p>
       <w:pPr>
@@ -8651,7 +9456,11 @@
         </w:rPr>
       </w:pPr>
       <w:r>
-        <w:t>8.  Burstiness &amp; Lexical Statistics:</w:t>
+        <w:rPr>
+          <w:b/>
+          <w:bCs/>
+        </w:rPr>
+        <w:t>3.  Low Latency Performance:</w:t>
       </w:r>
     </w:p>
     <w:p>
@@ -8659,7 +9468,7 @@
         <w:spacing w:line="360" w:lineRule="auto"/>
       </w:pPr>
       <w:r>
-        <w:t>Displays computed values for sentence length standard deviation (burstiness) and Type-Token Ratio (TTR).</w:t>
+        <w:t>The document processing and classification pipeline must execute in less than 500 milliseconds.</w:t>
       </w:r>
     </w:p>
     <w:p>
@@ -8671,7 +9480,11 @@
         </w:rPr>
       </w:pPr>
       <w:r>
-        <w:t>9.  Sentence Perplexity Heatmap:</w:t>
+        <w:rPr>
+          <w:b/>
+          <w:bCs/>
+        </w:rPr>
+        <w:t>4.  Classification Accuracy:</w:t>
       </w:r>
     </w:p>
     <w:p>
@@ -8679,7 +9492,7 @@
         <w:spacing w:line="360" w:lineRule="auto"/>
       </w:pPr>
       <w:r>
-        <w:t>Color-codes sentences based on their individual AI likelihood (AI Heavy, Mixed, Human-like).</w:t>
+        <w:t>The ensemble algorithms must be tuned to minimize false positives on human text and false negatives on AI content.</w:t>
       </w:r>
     </w:p>
     <w:p>
@@ -8691,7 +9504,11 @@
         </w:rPr>
       </w:pPr>
       <w:r>
-        <w:t>10. Sentence Inspector:</w:t>
+        <w:rPr>
+          <w:b/>
+          <w:bCs/>
+        </w:rPr>
+        <w:t>5.  Reliability and Stability:</w:t>
       </w:r>
     </w:p>
     <w:p>
@@ -8699,7 +9516,7 @@
         <w:spacing w:line="360" w:lineRule="auto"/>
       </w:pPr>
       <w:r>
-        <w:t>Clicking a heatmap sentence displays its word count, AI confidence, and classification.</w:t>
+        <w:t>The browser environment must remain stable, running files up to 20,000 words without freezing the UI.</w:t>
       </w:r>
     </w:p>
     <w:p>
@@ -8711,7 +9528,11 @@
         </w:rPr>
       </w:pPr>
       <w:r>
-        <w:t>11. LaTeX Math Panel:</w:t>
+        <w:rPr>
+          <w:b/>
+          <w:bCs/>
+        </w:rPr>
+        <w:t>6.  Responsive Layout:</w:t>
       </w:r>
     </w:p>
     <w:p>
@@ -8719,7 +9540,7 @@
         <w:spacing w:line="360" w:lineRule="auto"/>
       </w:pPr>
       <w:r>
-        <w:t>A dedicated tab displaying MathJax-rendered mathematical steps and raw formulas used by the classifier.</w:t>
+        <w:t>The dashboard must adapt dynamically to screens from mobile devices to desktop monitors.</w:t>
       </w:r>
     </w:p>
     <w:p>
@@ -8731,7 +9552,11 @@
         </w:rPr>
       </w:pPr>
       <w:r>
-        <w:t>12. Privacy (Local Execution):</w:t>
+        <w:rPr>
+          <w:b/>
+          <w:bCs/>
+        </w:rPr>
+        <w:t>7.  Modular Extensibility:</w:t>
       </w:r>
     </w:p>
     <w:p>
@@ -8739,8 +9564,13 @@
         <w:spacing w:line="360" w:lineRule="auto"/>
       </w:pPr>
       <w:r>
-        <w:t>All parsing, feature extraction, and classification run entirely client-side in the browser sandbox.</w:t>
-      </w:r>
+        <w:t>The codebase must be structured to support adding new stylometric features or algorithms easily.</w:t>
+      </w:r>
+    </w:p>
+    <w:p>
+      <w:pPr>
+        <w:spacing w:line="360" w:lineRule="auto"/>
+      </w:pPr>
     </w:p>
     <w:p>
       <w:pPr>
@@ -8751,7 +9581,12 @@
         </w:rPr>
       </w:pPr>
       <w:r>
-        <w:t>13. Single Page Dashboard:</w:t>
+        <w:rPr>
+          <w:b/>
+          <w:bCs/>
+        </w:rPr>
+        <w:lastRenderedPageBreak/>
+        <w:t>8.  Offline Capability:</w:t>
       </w:r>
     </w:p>
     <w:p>
@@ -8759,12 +9594,12 @@
         <w:spacing w:line="360" w:lineRule="auto"/>
       </w:pPr>
       <w:r>
-        <w:t>A unified, responsive single-page visual dashboard with custom glowing elements.</w:t>
-      </w:r>
-    </w:p>
-    <w:p>
-      <w:pPr>
-        <w:spacing w:line="360" w:lineRule="auto"/>
+        <w:t>Because it runs client-side, the app must function entirely offline once loaded in the browser.</w:t>
+      </w:r>
+    </w:p>
+    <w:p>
+      <w:pPr>
+        <w:spacing w:after="0" w:line="360" w:lineRule="auto"/>
         <w:rPr>
           <w:b/>
           <w:bCs/>
@@ -8775,199 +9610,6 @@
           <w:b/>
           <w:bCs/>
         </w:rPr>
-        <w:t>3.1.1.2. Non-Functional Requirements</w:t>
-      </w:r>
-    </w:p>
-    <w:p>
-      <w:pPr>
-        <w:spacing w:after="0" w:line="360" w:lineRule="auto"/>
-        <w:rPr>
-          <w:b/>
-          <w:bCs/>
-        </w:rPr>
-      </w:pPr>
-      <w:r>
-        <w:t>1.  Usability (User Friendly):</w:t>
-      </w:r>
-    </w:p>
-    <w:p>
-      <w:pPr>
-        <w:spacing w:line="360" w:lineRule="auto"/>
-      </w:pPr>
-      <w:r>
-        <w:lastRenderedPageBreak/>
-        <w:t>The interface must remain clean and intuitive, requiring no technical styling training to operate.</w:t>
-      </w:r>
-    </w:p>
-    <w:p>
-      <w:pPr>
-        <w:spacing w:line="360" w:lineRule="auto"/>
-      </w:pPr>
-    </w:p>
-    <w:p>
-      <w:pPr>
-        <w:spacing w:after="0" w:line="360" w:lineRule="auto"/>
-        <w:rPr>
-          <w:b/>
-          <w:bCs/>
-        </w:rPr>
-      </w:pPr>
-    </w:p>
-    <w:p>
-      <w:pPr>
-        <w:spacing w:line="360" w:lineRule="auto"/>
-      </w:pPr>
-    </w:p>
-    <w:p>
-      <w:pPr>
-        <w:spacing w:after="0" w:line="360" w:lineRule="auto"/>
-        <w:rPr>
-          <w:b/>
-          <w:bCs/>
-        </w:rPr>
-      </w:pPr>
-      <w:r>
-        <w:t>2.  Privacy (Data Security):</w:t>
-      </w:r>
-    </w:p>
-    <w:p>
-      <w:pPr>
-        <w:spacing w:line="360" w:lineRule="auto"/>
-      </w:pPr>
-      <w:r>
-        <w:t>The application does not transmit any document text to remote servers, preventing credentials or data leaks.</w:t>
-      </w:r>
-    </w:p>
-    <w:p>
-      <w:pPr>
-        <w:spacing w:after="0" w:line="360" w:lineRule="auto"/>
-        <w:rPr>
-          <w:b/>
-          <w:bCs/>
-        </w:rPr>
-      </w:pPr>
-      <w:r>
-        <w:t>3.  Low Latency Performance:</w:t>
-      </w:r>
-    </w:p>
-    <w:p>
-      <w:pPr>
-        <w:spacing w:line="360" w:lineRule="auto"/>
-      </w:pPr>
-      <w:r>
-        <w:t>The document processing and classification pipeline must execute in less than 500 milliseconds.</w:t>
-      </w:r>
-    </w:p>
-    <w:p>
-      <w:pPr>
-        <w:spacing w:after="0" w:line="360" w:lineRule="auto"/>
-        <w:rPr>
-          <w:b/>
-          <w:bCs/>
-        </w:rPr>
-      </w:pPr>
-      <w:r>
-        <w:t>4.  Classification Accuracy:</w:t>
-      </w:r>
-    </w:p>
-    <w:p>
-      <w:pPr>
-        <w:spacing w:line="360" w:lineRule="auto"/>
-      </w:pPr>
-      <w:r>
-        <w:t>The ensemble algorithms must be tuned to minimize false positives on human text and false negatives on AI content.</w:t>
-      </w:r>
-    </w:p>
-    <w:p>
-      <w:pPr>
-        <w:spacing w:after="0" w:line="360" w:lineRule="auto"/>
-        <w:rPr>
-          <w:b/>
-          <w:bCs/>
-        </w:rPr>
-      </w:pPr>
-      <w:r>
-        <w:t>5.  Reliability and Stability:</w:t>
-      </w:r>
-    </w:p>
-    <w:p>
-      <w:pPr>
-        <w:spacing w:line="360" w:lineRule="auto"/>
-      </w:pPr>
-      <w:r>
-        <w:t>The browser environment must remain stable, running files up to 20,000 words without freezing the UI.</w:t>
-      </w:r>
-    </w:p>
-    <w:p>
-      <w:pPr>
-        <w:spacing w:after="0" w:line="360" w:lineRule="auto"/>
-        <w:rPr>
-          <w:b/>
-          <w:bCs/>
-        </w:rPr>
-      </w:pPr>
-      <w:r>
-        <w:t>6.  Responsive Layout:</w:t>
-      </w:r>
-    </w:p>
-    <w:p>
-      <w:pPr>
-        <w:spacing w:line="360" w:lineRule="auto"/>
-      </w:pPr>
-      <w:r>
-        <w:t>The dashboard must adapt dynamically to screens from mobile devices to desktop monitors.</w:t>
-      </w:r>
-    </w:p>
-    <w:p>
-      <w:pPr>
-        <w:spacing w:after="0" w:line="360" w:lineRule="auto"/>
-        <w:rPr>
-          <w:b/>
-          <w:bCs/>
-        </w:rPr>
-      </w:pPr>
-      <w:r>
-        <w:t>7.  Modular Extensibility:</w:t>
-      </w:r>
-    </w:p>
-    <w:p>
-      <w:pPr>
-        <w:spacing w:line="360" w:lineRule="auto"/>
-      </w:pPr>
-      <w:r>
-        <w:t>The codebase must be structured to support adding new stylometric features or algorithms easily.</w:t>
-      </w:r>
-    </w:p>
-    <w:p>
-      <w:pPr>
-        <w:spacing w:after="0" w:line="360" w:lineRule="auto"/>
-        <w:rPr>
-          <w:b/>
-          <w:bCs/>
-        </w:rPr>
-      </w:pPr>
-      <w:r>
-        <w:t>8.  Offline Capability:</w:t>
-      </w:r>
-    </w:p>
-    <w:p>
-      <w:pPr>
-        <w:spacing w:line="360" w:lineRule="auto"/>
-      </w:pPr>
-      <w:r>
-        <w:t>Because it runs client-side, the app must function entirely offline once loaded in the browser.</w:t>
-      </w:r>
-    </w:p>
-    <w:p>
-      <w:pPr>
-        <w:spacing w:after="0" w:line="360" w:lineRule="auto"/>
-        <w:rPr>
-          <w:b/>
-          <w:bCs/>
-        </w:rPr>
-      </w:pPr>
-      <w:r>
-        <w:lastRenderedPageBreak/>
         <w:t>9.  Portability:</w:t>
       </w:r>
     </w:p>
@@ -8984,11 +9626,11 @@
         <w:pStyle w:val="Heading3"/>
         <w:spacing w:line="360" w:lineRule="auto"/>
       </w:pPr>
-      <w:bookmarkStart w:id="23" w:name="_Toc231875506"/>
+      <w:bookmarkStart w:id="27" w:name="_Toc232107315"/>
       <w:r>
         <w:t>3.1.2. Feasibility Analysis</w:t>
       </w:r>
-      <w:bookmarkEnd w:id="23"/>
+      <w:bookmarkEnd w:id="27"/>
     </w:p>
     <w:p>
       <w:pPr>
@@ -9063,7 +9705,25 @@
         <w:t xml:space="preserve">Brainstorming: </w:t>
       </w:r>
       <w:r>
-        <w:t>The initial brainstorming phase is scheduled from March 18 to March 26, lasting 8 days. During this period, project goals, key requirements, and conceptual ideas will be discussed. The allocated time is sufficient for collaborative discussions, making this phase feasible for establishing a solid foundation.</w:t>
+        <w:t xml:space="preserve">The initial brainstorming phase is scheduled from March </w:t>
+      </w:r>
+      <w:r>
+        <w:t xml:space="preserve">20 </w:t>
+      </w:r>
+      <w:r>
+        <w:t>to March 2</w:t>
+      </w:r>
+      <w:r>
+        <w:t>7</w:t>
+      </w:r>
+      <w:r>
+        <w:t xml:space="preserve">, lasting </w:t>
+      </w:r>
+      <w:r>
+        <w:t>7</w:t>
+      </w:r>
+      <w:r>
+        <w:t xml:space="preserve"> days. During this period, project goals, key requirements, and conceptual ideas will be discussed. The allocated time is sufficient for collaborative discussions, making this phase feasible for establishing a solid foundation.</w:t>
       </w:r>
     </w:p>
     <w:p>
@@ -9080,6 +9740,7 @@
           <w:b/>
           <w:bCs/>
         </w:rPr>
+        <w:lastRenderedPageBreak/>
         <w:t>Design:</w:t>
       </w:r>
       <w:r>
@@ -9103,7 +9764,6 @@
           <w:b/>
           <w:bCs/>
         </w:rPr>
-        <w:lastRenderedPageBreak/>
         <w:t>Development:</w:t>
       </w:r>
       <w:r>
@@ -9328,7 +9988,10 @@
               <w:jc w:val="left"/>
             </w:pPr>
             <w:r>
-              <w:t>3/1/26</w:t>
+              <w:t>3/1/2</w:t>
+            </w:r>
+            <w:r>
+              <w:t>0</w:t>
             </w:r>
           </w:p>
         </w:tc>
@@ -9342,7 +10005,10 @@
               <w:jc w:val="left"/>
             </w:pPr>
             <w:r>
-              <w:t>3/10/26</w:t>
+              <w:t>3/10/2</w:t>
+            </w:r>
+            <w:r>
+              <w:t>7</w:t>
             </w:r>
           </w:p>
         </w:tc>
@@ -9356,7 +10022,7 @@
               <w:jc w:val="left"/>
             </w:pPr>
             <w:r>
-              <w:t>8</w:t>
+              <w:t>7</w:t>
             </w:r>
           </w:p>
         </w:tc>
@@ -9607,6 +10273,7 @@
               <w:jc w:val="left"/>
             </w:pPr>
             <w:r>
+              <w:lastRenderedPageBreak/>
               <w:t>Documentation</w:t>
             </w:r>
           </w:p>
@@ -9659,36 +10326,23 @@
       <w:pPr>
         <w:spacing w:line="360" w:lineRule="auto"/>
       </w:pPr>
-    </w:p>
-    <w:p>
-      <w:pPr>
-        <w:spacing w:line="360" w:lineRule="auto"/>
-      </w:pPr>
-    </w:p>
-    <w:p>
-      <w:pPr>
-        <w:spacing w:line="360" w:lineRule="auto"/>
-      </w:pPr>
-    </w:p>
-    <w:p>
-      <w:pPr>
-        <w:spacing w:line="360" w:lineRule="auto"/>
-      </w:pPr>
-    </w:p>
-    <w:p>
-      <w:pPr>
-        <w:spacing w:after="0" w:line="360" w:lineRule="auto"/>
-        <w:jc w:val="center"/>
-      </w:pPr>
       <w:r>
         <w:rPr>
           <w:noProof/>
         </w:rPr>
         <w:drawing>
-          <wp:inline distT="0" distB="0" distL="0" distR="0" wp14:anchorId="05DB3E3B" wp14:editId="46EF1DF2">
-            <wp:extent cx="4201111" cy="1810003"/>
-            <wp:effectExtent l="0" t="0" r="0" b="0"/>
-            <wp:docPr id="1625519088" name="Picture 1"/>
+          <wp:anchor distT="0" distB="0" distL="114300" distR="114300" simplePos="0" relativeHeight="251659264" behindDoc="1" locked="0" layoutInCell="1" allowOverlap="1">
+            <wp:simplePos x="0" y="0"/>
+            <wp:positionH relativeFrom="column">
+              <wp:posOffset>257174</wp:posOffset>
+            </wp:positionH>
+            <wp:positionV relativeFrom="paragraph">
+              <wp:posOffset>-1299211</wp:posOffset>
+            </wp:positionV>
+            <wp:extent cx="5457825" cy="5457825"/>
+            <wp:effectExtent l="0" t="0" r="9525" b="9525"/>
+            <wp:wrapNone/>
+            <wp:docPr id="4" name="Picture 4"/>
             <wp:cNvGraphicFramePr>
               <a:graphicFrameLocks xmlns:a="http://schemas.openxmlformats.org/drawingml/2006/main" noChangeAspect="1"/>
             </wp:cNvGraphicFramePr>
@@ -9696,178 +10350,13 @@
               <a:graphicData uri="http://schemas.openxmlformats.org/drawingml/2006/picture">
                 <pic:pic xmlns:pic="http://schemas.openxmlformats.org/drawingml/2006/picture">
                   <pic:nvPicPr>
-                    <pic:cNvPr id="1625519088" name=""/>
-                    <pic:cNvPicPr/>
-                  </pic:nvPicPr>
-                  <pic:blipFill>
-                    <a:blip r:embed="rId13"/>
-                    <a:stretch>
-                      <a:fillRect/>
-                    </a:stretch>
-                  </pic:blipFill>
-                  <pic:spPr>
-                    <a:xfrm>
-                      <a:off x="0" y="0"/>
-                      <a:ext cx="4201111" cy="1810003"/>
-                    </a:xfrm>
-                    <a:prstGeom prst="rect">
-                      <a:avLst/>
-                    </a:prstGeom>
-                  </pic:spPr>
-                </pic:pic>
-              </a:graphicData>
-            </a:graphic>
-          </wp:inline>
-        </w:drawing>
-      </w:r>
-    </w:p>
-    <w:p>
-      <w:pPr>
-        <w:spacing w:after="0" w:line="360" w:lineRule="auto"/>
-        <w:jc w:val="center"/>
-        <w:rPr>
-          <w:b/>
-          <w:bCs/>
-        </w:rPr>
-      </w:pPr>
-      <w:r>
-        <w:rPr>
-          <w:b/>
-        </w:rPr>
-        <w:t>Figure 3.2: Gantt Chart for AI Text Detector</w:t>
-      </w:r>
-    </w:p>
-    <w:p>
-      <w:pPr>
-        <w:pStyle w:val="Heading3"/>
-      </w:pPr>
-      <w:bookmarkStart w:id="24" w:name="_Toc231875507"/>
-      <w:r>
-        <w:t>3.1.3. Object Modeling using Class Diagram</w:t>
-      </w:r>
-      <w:bookmarkEnd w:id="24"/>
-    </w:p>
-    <w:p>
-      <w:pPr>
-        <w:spacing w:line="360" w:lineRule="auto"/>
-      </w:pPr>
-      <w:r>
-        <w:t>The system's class diagram describes the modular architecture of the client-side JavaScript engine. The application logic is decoupled into five specialized classes that handle document parsing, sentence perplexity, instance-based classification, vector similarities, and SVG visualization rendering.</w:t>
-      </w:r>
-    </w:p>
-    <w:p>
-      <w:r>
-        <w:rPr>
-          <w:noProof/>
-        </w:rPr>
-        <w:drawing>
-          <wp:inline distT="0" distB="0" distL="0" distR="0" wp14:anchorId="166B7A9F" wp14:editId="33C7F4AD">
-            <wp:extent cx="5715000" cy="2936240"/>
-            <wp:effectExtent l="0" t="0" r="0" b="0"/>
-            <wp:docPr id="730564409" name="Picture 1"/>
-            <wp:cNvGraphicFramePr>
-              <a:graphicFrameLocks xmlns:a="http://schemas.openxmlformats.org/drawingml/2006/main" noChangeAspect="1"/>
-            </wp:cNvGraphicFramePr>
-            <a:graphic xmlns:a="http://schemas.openxmlformats.org/drawingml/2006/main">
-              <a:graphicData uri="http://schemas.openxmlformats.org/drawingml/2006/picture">
-                <pic:pic xmlns:pic="http://schemas.openxmlformats.org/drawingml/2006/picture">
-                  <pic:nvPicPr>
-                    <pic:cNvPr id="730564409" name=""/>
-                    <pic:cNvPicPr/>
-                  </pic:nvPicPr>
-                  <pic:blipFill>
-                    <a:blip r:embed="rId14"/>
-                    <a:stretch>
-                      <a:fillRect/>
-                    </a:stretch>
-                  </pic:blipFill>
-                  <pic:spPr>
-                    <a:xfrm>
-                      <a:off x="0" y="0"/>
-                      <a:ext cx="5715000" cy="2936240"/>
-                    </a:xfrm>
-                    <a:prstGeom prst="rect">
-                      <a:avLst/>
-                    </a:prstGeom>
-                  </pic:spPr>
-                </pic:pic>
-              </a:graphicData>
-            </a:graphic>
-          </wp:inline>
-        </w:drawing>
-      </w:r>
-    </w:p>
-    <w:p>
-      <w:pPr>
-        <w:jc w:val="center"/>
-        <w:rPr>
-          <w:b/>
-          <w:bCs/>
-        </w:rPr>
-      </w:pPr>
-      <w:r>
-        <w:rPr>
-          <w:b/>
-        </w:rPr>
-        <w:t>Figure 3.3: Class Diagram for AI Text Detector</w:t>
-      </w:r>
-    </w:p>
-    <w:p>
-      <w:pPr>
-        <w:spacing w:line="360" w:lineRule="auto"/>
-      </w:pPr>
-      <w:r>
-        <w:lastRenderedPageBreak/>
-        <w:t>Figure 3.3 illustrates the class relationships. The FileParser class handles local document text extraction, passing raw text to the PerplexityAnalyzer, which computes basic metrics like word counts, burstiness, and Type-Token Ratio. These results are then passed to the KNNClassifier, which maps the text into a 5-dimensional feature space, and the CosineSimilarityAnalyzer, which extracts a syntactic profile and measures similarity margins. Finally, the ChartRenderer receives the classification coordinates to draw the overall probability gauge, the KNN scatter plot, and the 5-axis radar chart. This design keeps the frontend decoupled from the analysis engines, ensuring that new stylometric features or rendering styles can be added with minimal changes.</w:t>
-      </w:r>
-    </w:p>
-    <w:p>
-      <w:pPr>
-        <w:pStyle w:val="Heading3"/>
-      </w:pPr>
-      <w:bookmarkStart w:id="25" w:name="_Toc231875508"/>
-      <w:r>
-        <w:t>3.1.4. Dynamic Modelling using State and Sequence Diagrams</w:t>
-      </w:r>
-      <w:bookmarkEnd w:id="25"/>
-    </w:p>
-    <w:p>
-      <w:pPr>
-        <w:spacing w:line="360" w:lineRule="auto"/>
-      </w:pPr>
-      <w:r>
-        <w:t>The application's state machine tracks the document through various stages of validation, extraction, classification, and rendering. The system starts in the AwaitingInput state. If a file is uploaded, the state transitions to ParsingFile. If successful, it extracts features sequentially using Perplexity, KNN, and Cosine Similarity modules, before combining the scores and transitioning to RenderingUI where charts and highlighted heatmap elements are drawn.</w:t>
-      </w:r>
-    </w:p>
-    <w:p/>
-    <w:p>
-      <w:pPr>
-        <w:jc w:val="center"/>
-      </w:pPr>
-      <w:r>
-        <w:rPr>
-          <w:noProof/>
-        </w:rPr>
-        <w:lastRenderedPageBreak/>
-        <w:drawing>
-          <wp:inline distT="0" distB="0" distL="0" distR="0" wp14:anchorId="11894685" wp14:editId="6F2A870A">
-            <wp:extent cx="1285863" cy="4722125"/>
-            <wp:effectExtent l="0" t="0" r="0" b="2540"/>
-            <wp:docPr id="2022913880" name="Picture 2"/>
-            <wp:cNvGraphicFramePr>
-              <a:graphicFrameLocks xmlns:a="http://schemas.openxmlformats.org/drawingml/2006/main" noChangeAspect="1"/>
-            </wp:cNvGraphicFramePr>
-            <a:graphic xmlns:a="http://schemas.openxmlformats.org/drawingml/2006/main">
-              <a:graphicData uri="http://schemas.openxmlformats.org/drawingml/2006/picture">
-                <pic:pic xmlns:pic="http://schemas.openxmlformats.org/drawingml/2006/picture">
-                  <pic:nvPicPr>
-                    <pic:cNvPr id="0" name="Picture 2"/>
+                    <pic:cNvPr id="0" name="Picture 4"/>
                     <pic:cNvPicPr>
                       <a:picLocks noChangeAspect="1" noChangeArrowheads="1"/>
                     </pic:cNvPicPr>
                   </pic:nvPicPr>
                   <pic:blipFill>
-                    <a:blip r:embed="rId15" cstate="print">
+                    <a:blip r:embed="rId14">
                       <a:extLst>
                         <a:ext uri="{28A0092B-C50C-407E-A947-70E740481C1C}">
                           <a14:useLocalDpi xmlns:a14="http://schemas.microsoft.com/office/drawing/2010/main" val="0"/>
@@ -9882,7 +10371,647 @@
                   <pic:spPr bwMode="auto">
                     <a:xfrm>
                       <a:off x="0" y="0"/>
-                      <a:ext cx="1290519" cy="4739224"/>
+                      <a:ext cx="5457825" cy="5457825"/>
+                    </a:xfrm>
+                    <a:prstGeom prst="rect">
+                      <a:avLst/>
+                    </a:prstGeom>
+                    <a:noFill/>
+                    <a:ln>
+                      <a:noFill/>
+                    </a:ln>
+                  </pic:spPr>
+                </pic:pic>
+              </a:graphicData>
+            </a:graphic>
+            <wp14:sizeRelH relativeFrom="margin">
+              <wp14:pctWidth>0</wp14:pctWidth>
+            </wp14:sizeRelH>
+            <wp14:sizeRelV relativeFrom="margin">
+              <wp14:pctHeight>0</wp14:pctHeight>
+            </wp14:sizeRelV>
+          </wp:anchor>
+        </w:drawing>
+      </w:r>
+    </w:p>
+    <w:p>
+      <w:pPr>
+        <w:spacing w:line="360" w:lineRule="auto"/>
+      </w:pPr>
+    </w:p>
+    <w:p>
+      <w:pPr>
+        <w:spacing w:line="360" w:lineRule="auto"/>
+      </w:pPr>
+    </w:p>
+    <w:p>
+      <w:pPr>
+        <w:spacing w:line="360" w:lineRule="auto"/>
+      </w:pPr>
+    </w:p>
+    <w:p>
+      <w:pPr>
+        <w:spacing w:after="0" w:line="360" w:lineRule="auto"/>
+        <w:jc w:val="center"/>
+      </w:pPr>
+    </w:p>
+    <w:p>
+      <w:pPr>
+        <w:spacing w:after="0" w:line="360" w:lineRule="auto"/>
+        <w:jc w:val="center"/>
+        <w:rPr>
+          <w:b/>
+        </w:rPr>
+      </w:pPr>
+    </w:p>
+    <w:p>
+      <w:pPr>
+        <w:spacing w:after="0" w:line="360" w:lineRule="auto"/>
+        <w:jc w:val="center"/>
+        <w:rPr>
+          <w:b/>
+        </w:rPr>
+      </w:pPr>
+    </w:p>
+    <w:p>
+      <w:pPr>
+        <w:spacing w:after="0" w:line="360" w:lineRule="auto"/>
+        <w:jc w:val="center"/>
+        <w:rPr>
+          <w:b/>
+          <w:bCs/>
+        </w:rPr>
+      </w:pPr>
+      <w:r>
+        <w:rPr>
+          <w:b/>
+        </w:rPr>
+        <w:t>F</w:t>
+      </w:r>
+      <w:r>
+        <w:rPr>
+          <w:b/>
+        </w:rPr>
+        <w:t>igure 3.2: Gantt Chart for AI Text Detector</w:t>
+      </w:r>
+    </w:p>
+    <w:p>
+      <w:pPr>
+        <w:pStyle w:val="Heading3"/>
+      </w:pPr>
+      <w:bookmarkStart w:id="28" w:name="_Toc232107316"/>
+      <w:r>
+        <w:t>3.1.3. Object Modeling using Class Diagram</w:t>
+      </w:r>
+      <w:bookmarkEnd w:id="28"/>
+    </w:p>
+    <w:p>
+      <w:pPr>
+        <w:spacing w:line="360" w:lineRule="auto"/>
+      </w:pPr>
+      <w:r>
+        <w:rPr>
+          <w:noProof/>
+        </w:rPr>
+        <w:drawing>
+          <wp:anchor distT="0" distB="0" distL="114300" distR="114300" simplePos="0" relativeHeight="251660288" behindDoc="1" locked="0" layoutInCell="1" allowOverlap="1" wp14:anchorId="166B7A9F">
+            <wp:simplePos x="0" y="0"/>
+            <wp:positionH relativeFrom="column">
+              <wp:posOffset>114300</wp:posOffset>
+            </wp:positionH>
+            <wp:positionV relativeFrom="paragraph">
+              <wp:posOffset>1087755</wp:posOffset>
+            </wp:positionV>
+            <wp:extent cx="5448300" cy="2799215"/>
+            <wp:effectExtent l="0" t="0" r="0" b="1270"/>
+            <wp:wrapNone/>
+            <wp:docPr id="730564409" name="Picture 1"/>
+            <wp:cNvGraphicFramePr>
+              <a:graphicFrameLocks xmlns:a="http://schemas.openxmlformats.org/drawingml/2006/main" noChangeAspect="1"/>
+            </wp:cNvGraphicFramePr>
+            <a:graphic xmlns:a="http://schemas.openxmlformats.org/drawingml/2006/main">
+              <a:graphicData uri="http://schemas.openxmlformats.org/drawingml/2006/picture">
+                <pic:pic xmlns:pic="http://schemas.openxmlformats.org/drawingml/2006/picture">
+                  <pic:nvPicPr>
+                    <pic:cNvPr id="730564409" name=""/>
+                    <pic:cNvPicPr/>
+                  </pic:nvPicPr>
+                  <pic:blipFill>
+                    <a:blip r:embed="rId15">
+                      <a:extLst>
+                        <a:ext uri="{28A0092B-C50C-407E-A947-70E740481C1C}">
+                          <a14:useLocalDpi xmlns:a14="http://schemas.microsoft.com/office/drawing/2010/main" val="0"/>
+                        </a:ext>
+                      </a:extLst>
+                    </a:blip>
+                    <a:stretch>
+                      <a:fillRect/>
+                    </a:stretch>
+                  </pic:blipFill>
+                  <pic:spPr>
+                    <a:xfrm>
+                      <a:off x="0" y="0"/>
+                      <a:ext cx="5448300" cy="2799215"/>
+                    </a:xfrm>
+                    <a:prstGeom prst="rect">
+                      <a:avLst/>
+                    </a:prstGeom>
+                  </pic:spPr>
+                </pic:pic>
+              </a:graphicData>
+            </a:graphic>
+            <wp14:sizeRelH relativeFrom="margin">
+              <wp14:pctWidth>0</wp14:pctWidth>
+            </wp14:sizeRelH>
+            <wp14:sizeRelV relativeFrom="margin">
+              <wp14:pctHeight>0</wp14:pctHeight>
+            </wp14:sizeRelV>
+          </wp:anchor>
+        </w:drawing>
+      </w:r>
+      <w:r>
+        <w:t>The system's class diagram describes the modular architecture of the client-side JavaScript engine. The application logic is decoupled into five specialized classes that handle document parsing, sentence perplexity, instance-based classification, vector similarities, and SVG visualization rendering.</w:t>
+      </w:r>
+    </w:p>
+    <w:p/>
+    <w:p>
+      <w:pPr>
+        <w:jc w:val="center"/>
+        <w:rPr>
+          <w:b/>
+        </w:rPr>
+      </w:pPr>
+    </w:p>
+    <w:p>
+      <w:pPr>
+        <w:jc w:val="center"/>
+        <w:rPr>
+          <w:b/>
+        </w:rPr>
+      </w:pPr>
+    </w:p>
+    <w:p>
+      <w:pPr>
+        <w:jc w:val="center"/>
+        <w:rPr>
+          <w:b/>
+        </w:rPr>
+      </w:pPr>
+    </w:p>
+    <w:p>
+      <w:pPr>
+        <w:jc w:val="center"/>
+        <w:rPr>
+          <w:b/>
+        </w:rPr>
+      </w:pPr>
+      <w:r/>
+      <w:r>
+        <w:rPr>
+          <w:rFonts w:ascii="Times New Roman" w:hAnsi="Times New Roman"/>
+          <w:sz w:val="24"/>
+        </w:rPr>
+        <w:t xml:space="preserve">Figure 3.4 details these state transitions, illustrating the operational lifecycle of the AI Text Detector. The system starts in a hollow, empty start circle state representing system readiness. Upon receiving a text submission or a dropped document, the system transitions to the </w:t>
+      </w:r>
+      <w:r>
+        <w:rPr>
+          <w:rFonts w:ascii="Times New Roman" w:hAnsi="Times New Roman"/>
+          <w:b/>
+          <w:sz w:val="24"/>
+        </w:rPr>
+        <w:t>Input Received</w:t>
+      </w:r>
+      <w:r>
+        <w:rPr>
+          <w:rFonts w:ascii="Times New Roman" w:hAnsi="Times New Roman"/>
+          <w:sz w:val="24"/>
+        </w:rPr>
+        <w:t xml:space="preserve"> state, before proceeding to the </w:t>
+      </w:r>
+      <w:r>
+        <w:rPr>
+          <w:rFonts w:ascii="Times New Roman" w:hAnsi="Times New Roman"/>
+          <w:b/>
+          <w:sz w:val="24"/>
+        </w:rPr>
+        <w:t>Validation State</w:t>
+      </w:r>
+      <w:r>
+        <w:rPr>
+          <w:rFonts w:ascii="Times New Roman" w:hAnsi="Times New Roman"/>
+          <w:sz w:val="24"/>
+        </w:rPr>
+        <w:t xml:space="preserve"> where text length and word counts are verified. If the input is valid (meeting the 10-word minimum threshold), the system moves into </w:t>
+      </w:r>
+      <w:r>
+        <w:rPr>
+          <w:rFonts w:ascii="Times New Roman" w:hAnsi="Times New Roman"/>
+          <w:b/>
+          <w:sz w:val="24"/>
+        </w:rPr>
+        <w:t>Analysis Initialization</w:t>
+      </w:r>
+      <w:r>
+        <w:rPr>
+          <w:rFonts w:ascii="Times New Roman" w:hAnsi="Times New Roman"/>
+          <w:sz w:val="24"/>
+        </w:rPr>
+        <w:t xml:space="preserve">; if invalid, a dashed loopback transition returns it to the validation state. From initialization, the system transitions through </w:t>
+      </w:r>
+      <w:r>
+        <w:rPr>
+          <w:rFonts w:ascii="Times New Roman" w:hAnsi="Times New Roman"/>
+          <w:b/>
+          <w:sz w:val="24"/>
+        </w:rPr>
+        <w:t>Feature Extraction</w:t>
+      </w:r>
+      <w:r>
+        <w:rPr>
+          <w:rFonts w:ascii="Times New Roman" w:hAnsi="Times New Roman"/>
+          <w:sz w:val="24"/>
+        </w:rPr>
+        <w:t xml:space="preserve"> and </w:t>
+      </w:r>
+      <w:r>
+        <w:rPr>
+          <w:rFonts w:ascii="Times New Roman" w:hAnsi="Times New Roman"/>
+          <w:b/>
+          <w:sz w:val="24"/>
+        </w:rPr>
+        <w:t>Stylometric Scanning</w:t>
+      </w:r>
+      <w:r>
+        <w:rPr>
+          <w:rFonts w:ascii="Times New Roman" w:hAnsi="Times New Roman"/>
+          <w:sz w:val="24"/>
+        </w:rPr>
+        <w:t xml:space="preserve"> states, where it triggers the local analysis of text patterns (extracting sentence perplexities, KNN coordinates, and vector profiles). Once the metrics are gathered, the system enters the </w:t>
+      </w:r>
+      <w:r>
+        <w:rPr>
+          <w:rFonts w:ascii="Times New Roman" w:hAnsi="Times New Roman"/>
+          <w:b/>
+          <w:sz w:val="24"/>
+        </w:rPr>
+        <w:t>Ensemble Analysis</w:t>
+      </w:r>
+      <w:r>
+        <w:rPr>
+          <w:rFonts w:ascii="Times New Roman" w:hAnsi="Times New Roman"/>
+          <w:sz w:val="24"/>
+        </w:rPr>
+        <w:t xml:space="preserve"> state, combining the classifier outputs and applying the grammar calibration discount factor. It then transitions to the </w:t>
+      </w:r>
+      <w:r>
+        <w:rPr>
+          <w:rFonts w:ascii="Times New Roman" w:hAnsi="Times New Roman"/>
+          <w:b/>
+          <w:sz w:val="24"/>
+        </w:rPr>
+        <w:t>Report Visualization</w:t>
+      </w:r>
+      <w:r>
+        <w:rPr>
+          <w:rFonts w:ascii="Times New Roman" w:hAnsi="Times New Roman"/>
+          <w:sz w:val="24"/>
+        </w:rPr>
+        <w:t xml:space="preserve"> state to render the SVG gauge, scatter plot, and radar chart, before entering the </w:t>
+      </w:r>
+      <w:r>
+        <w:rPr>
+          <w:rFonts w:ascii="Times New Roman" w:hAnsi="Times New Roman"/>
+          <w:b/>
+          <w:sz w:val="24"/>
+        </w:rPr>
+        <w:t>Output State</w:t>
+      </w:r>
+      <w:r>
+        <w:rPr>
+          <w:rFonts w:ascii="Times New Roman" w:hAnsi="Times New Roman"/>
+          <w:sz w:val="24"/>
+        </w:rPr>
+        <w:t xml:space="preserve"> where the dashboard updates, sentence heatmap overlays are highlighted, and MathJax traces are compiled. Finally, the lifecycle terminates at a doughnut-style concentric double circle representing the end state.</w:t>
+      </w:r>
+    </w:p>
+    <w:p>
+      <w:pPr>
+        <w:jc w:val="center"/>
+        <w:rPr>
+          <w:b/>
+        </w:rPr>
+      </w:pPr>
+      <w:r/>
+      <w:r>
+        <w:rPr>
+          <w:rFonts w:ascii="Times New Roman" w:hAnsi="Times New Roman"/>
+          <w:sz w:val="24"/>
+        </w:rPr>
+        <w:t xml:space="preserve">The sequence diagram outlines the local, asynchronous communication between the user interface controller, the FileParser class, the four analysis engines, and the ChartRenderer module, verifying that all processes run locally in the browser sandbox. The sequence diagram illustrates the analysis pipeline when a user uploads a document or clicks the “Run Analysis” button. The dashboard controller calls </w:t>
+      </w:r>
+      <w:r>
+        <w:rPr>
+          <w:rFonts w:ascii="Courier New" w:hAnsi="Courier New"/>
+          <w:sz w:val="19"/>
+        </w:rPr>
+        <w:t>FileParser.extractText(file)</w:t>
+      </w:r>
+      <w:r>
+        <w:rPr>
+          <w:rFonts w:ascii="Times New Roman" w:hAnsi="Times New Roman"/>
+          <w:sz w:val="24"/>
+        </w:rPr>
+        <w:t xml:space="preserve"> to retrieve plain text, sends this text to </w:t>
+      </w:r>
+      <w:r>
+        <w:rPr>
+          <w:rFonts w:ascii="Courier New" w:hAnsi="Courier New"/>
+          <w:sz w:val="19"/>
+        </w:rPr>
+        <w:t>PerplexityAnalyzer.analyze()</w:t>
+      </w:r>
+      <w:r>
+        <w:rPr>
+          <w:rFonts w:ascii="Times New Roman" w:hAnsi="Times New Roman"/>
+          <w:sz w:val="24"/>
+        </w:rPr>
+        <w:t xml:space="preserve">, passes the output metrics to </w:t>
+      </w:r>
+      <w:r>
+        <w:rPr>
+          <w:rFonts w:ascii="Courier New" w:hAnsi="Courier New"/>
+          <w:sz w:val="19"/>
+        </w:rPr>
+        <w:t>KNNClassifier.extractFeatures()</w:t>
+      </w:r>
+      <w:r>
+        <w:rPr>
+          <w:rFonts w:ascii="Times New Roman" w:hAnsi="Times New Roman"/>
+          <w:sz w:val="24"/>
+        </w:rPr>
+        <w:t xml:space="preserve"> and </w:t>
+      </w:r>
+      <w:r>
+        <w:rPr>
+          <w:rFonts w:ascii="Courier New" w:hAnsi="Courier New"/>
+          <w:sz w:val="19"/>
+        </w:rPr>
+        <w:t>KNNClassifier.classify()</w:t>
+      </w:r>
+      <w:r>
+        <w:rPr>
+          <w:rFonts w:ascii="Times New Roman" w:hAnsi="Times New Roman"/>
+          <w:sz w:val="24"/>
+        </w:rPr>
+        <w:t xml:space="preserve">, executes </w:t>
+      </w:r>
+      <w:r>
+        <w:rPr>
+          <w:rFonts w:ascii="Courier New" w:hAnsi="Courier New"/>
+          <w:sz w:val="19"/>
+        </w:rPr>
+        <w:t>CosineSimilarityAnalyzer.analyze()</w:t>
+      </w:r>
+      <w:r>
+        <w:rPr>
+          <w:rFonts w:ascii="Times New Roman" w:hAnsi="Times New Roman"/>
+          <w:sz w:val="24"/>
+        </w:rPr>
+        <w:t xml:space="preserve">, and runs the text through </w:t>
+      </w:r>
+      <w:r>
+        <w:rPr>
+          <w:rFonts w:ascii="Courier New" w:hAnsi="Courier New"/>
+          <w:sz w:val="19"/>
+        </w:rPr>
+        <w:t>GrammarStyleAnalyzer.analyze()</w:t>
+      </w:r>
+      <w:r>
+        <w:rPr>
+          <w:rFonts w:ascii="Times New Roman" w:hAnsi="Times New Roman"/>
+          <w:sz w:val="24"/>
+        </w:rPr>
+        <w:t xml:space="preserve">. The controller compiles the weighted ensemble of the first three engines and applies the grammar perfection score as a calibration discount factor. Finally, it triggers the </w:t>
+      </w:r>
+      <w:r>
+        <w:rPr>
+          <w:rFonts w:ascii="Courier New" w:hAnsi="Courier New"/>
+          <w:sz w:val="19"/>
+        </w:rPr>
+        <w:t>ChartRenderer</w:t>
+      </w:r>
+      <w:r>
+        <w:rPr>
+          <w:rFonts w:ascii="Times New Roman" w:hAnsi="Times New Roman"/>
+          <w:sz w:val="24"/>
+        </w:rPr>
+        <w:t xml:space="preserve"> to render the SVG gauge, scatter plot, and radar chart, updates the sentence-level perplexity heatmap panel, displays the detailed list of grammatical issues, and instructs MathJax to typeset the mathematical formulas in the trace panel.</w:t>
+      </w:r>
+    </w:p>
+    <w:p>
+      <w:pPr>
+        <w:jc w:val="center"/>
+        <w:rPr>
+          <w:b/>
+        </w:rPr>
+      </w:pPr>
+    </w:p>
+    <w:p>
+      <w:pPr>
+        <w:jc w:val="center"/>
+        <w:rPr>
+          <w:b/>
+          <w:bCs/>
+        </w:rPr>
+      </w:pPr>
+      <w:r>
+        <w:rPr>
+          <w:b/>
+        </w:rPr>
+        <w:t>Figure 3.3: Class Diagram for AI Text Detector</w:t>
+      </w:r>
+    </w:p>
+    <w:p>
+      <w:pPr>
+        <w:spacing w:line="360" w:lineRule="auto"/>
+      </w:pPr>
+      <w:r>
+        <w:lastRenderedPageBreak/>
+        <w:t>Figure 3.3 illustrates the class relationships. The FileParser class handles local document text extraction, passing raw text to the PerplexityAnalyzer, which computes basic metrics like word counts, burstiness, and Type-Token Ratio. These results are then passed to the KNNClassifier, which maps the text into a 5-dimensional feature space, and the CosineSimilarityAnalyzer, which extracts a syntactic profile and measures similarity margins. Finally, the ChartRenderer receives the classification coordinates to draw the overall probability gauge, the KNN scatter plot, and the 5-axis radar chart. This design keeps the frontend decoupled from the analysis engines, ensuring that new stylometric features or rendering styles can be added with minimal changes.</w:t>
+      </w:r>
+    </w:p>
+    <w:p>
+      <w:pPr>
+        <w:pStyle w:val="Heading3"/>
+      </w:pPr>
+      <w:r/>
+      <w:r>
+        <w:t>Figure 3.5 outlines this flow. The process begins when the user submits text or a file. The file is read locally using the File API. If the input satisfies the length validation, the controller triggers the four client-side analysis engines. The engines extract features, calculate metric distances, compute vector similarity margins, and scan for grammatical spacing and syntax errors. The raw scores are combined via a weighted ensemble, and the overall AI probability is calibrated by applying the grammar perfection score as a discount modifier. The resulting coordinates and scores are passed to the SVG rendering functions to draw the gauge, scatter plot, and radar charts, while MathJax compiles the mathematical formulas and rule occurrences in the LaTeX resolution panel. All executions complete locally, ensuring that no data is transmitted externally.</w:t>
+      </w:r>
+    </w:p>
+    <w:p>
+      <w:pPr>
+        <w:spacing w:line="360" w:lineRule="auto"/>
+      </w:pPr>
+      <w:r>
+        <w:rPr>
+          <w:b/>
+          <w:noProof/>
+        </w:rPr>
+        <w:drawing>
+          <wp:anchor distT="0" distB="0" distL="114300" distR="114300" simplePos="0" relativeHeight="251661312" behindDoc="1" locked="0" layoutInCell="1" allowOverlap="1" wp14:anchorId="0FD2A6E1">
+            <wp:simplePos x="0" y="0"/>
+            <wp:positionH relativeFrom="column">
+              <wp:posOffset>1057275</wp:posOffset>
+            </wp:positionH>
+            <wp:positionV relativeFrom="paragraph">
+              <wp:posOffset>1377950</wp:posOffset>
+            </wp:positionV>
+            <wp:extent cx="3609975" cy="3609975"/>
+            <wp:effectExtent l="0" t="0" r="9525" b="9525"/>
+            <wp:wrapNone/>
+            <wp:docPr id="5" name="Picture 5"/>
+            <wp:cNvGraphicFramePr>
+              <a:graphicFrameLocks xmlns:a="http://schemas.openxmlformats.org/drawingml/2006/main" noChangeAspect="1"/>
+            </wp:cNvGraphicFramePr>
+            <a:graphic xmlns:a="http://schemas.openxmlformats.org/drawingml/2006/main">
+              <a:graphicData uri="http://schemas.openxmlformats.org/drawingml/2006/picture">
+                <pic:pic xmlns:pic="http://schemas.openxmlformats.org/drawingml/2006/picture">
+                  <pic:nvPicPr>
+                    <pic:cNvPr id="0" name="Picture 5"/>
+                    <pic:cNvPicPr>
+                      <a:picLocks noChangeAspect="1" noChangeArrowheads="1"/>
+                    </pic:cNvPicPr>
+                  </pic:nvPicPr>
+                  <pic:blipFill>
+                    <a:blip r:embed="rId16" cstate="print">
+                      <a:extLst>
+                        <a:ext uri="{28A0092B-C50C-407E-A947-70E740481C1C}">
+                          <a14:useLocalDpi xmlns:a14="http://schemas.microsoft.com/office/drawing/2010/main" val="0"/>
+                        </a:ext>
+                      </a:extLst>
+                    </a:blip>
+                    <a:srcRect/>
+                    <a:stretch>
+                      <a:fillRect/>
+                    </a:stretch>
+                  </pic:blipFill>
+                  <pic:spPr bwMode="auto">
+                    <a:xfrm>
+                      <a:off x="0" y="0"/>
+                      <a:ext cx="3609975" cy="3609975"/>
+                    </a:xfrm>
+                    <a:prstGeom prst="rect">
+                      <a:avLst/>
+                    </a:prstGeom>
+                    <a:noFill/>
+                    <a:ln>
+                      <a:noFill/>
+                    </a:ln>
+                  </pic:spPr>
+                </pic:pic>
+              </a:graphicData>
+            </a:graphic>
+            <wp14:sizeRelH relativeFrom="margin">
+              <wp14:pctWidth>0</wp14:pctWidth>
+            </wp14:sizeRelH>
+            <wp14:sizeRelV relativeFrom="margin">
+              <wp14:pctHeight>0</wp14:pctHeight>
+            </wp14:sizeRelV>
+          </wp:anchor>
+        </w:drawing>
+      </w:r>
+      <w:r>
+        <w:t>The application's state machine tracks the document through various stages of validation, extraction, classification, and rendering. The system starts in the AwaitingInput state. If a file is uploaded, the state transitions to ParsingFile. If successful, it extracts features sequentially using Perplexity, KNN, and Cosine Similarity modules, before combining the scores and transitioning to RenderingUI where charts and highlighted heatmap elements are drawn.</w:t>
+      </w:r>
+    </w:p>
+    <w:p/>
+    <w:p/>
+    <w:p/>
+    <w:p/>
+    <w:p/>
+    <w:p/>
+    <w:p/>
+    <w:p/>
+    <w:p>
+      <w:pPr>
+        <w:jc w:val="center"/>
+      </w:pPr>
+    </w:p>
+    <w:p>
+      <w:pPr>
+        <w:jc w:val="center"/>
+        <w:rPr>
+          <w:b/>
+          <w:bCs/>
+        </w:rPr>
+      </w:pPr>
+      <w:r>
+        <w:rPr>
+          <w:b/>
+        </w:rPr>
+        <w:t>Figure 3.4: State Diagram for AI Text Detector</w:t>
+      </w:r>
+    </w:p>
+    <w:p>
+      <w:pPr>
+        <w:spacing w:line="360" w:lineRule="auto"/>
+      </w:pPr>
+      <w:r>
+        <w:lastRenderedPageBreak/>
+        <w:t xml:space="preserve">Figure 3.4 details these state transitions, illustrating the operational lifecycle of the AI Text Detector. The system starts in a hollow, empty start circle state representing system readiness. Upon receiving a text submission or a dropped document, the system transitions to the Input Received state, before proceeding to the Validation State where text length and word counts are verified. If the input is valid (meeting the 10-word minimum threshold), the system moves into Analysis Initialization; if invalid, a dashed loopback transition returns it to the validation state. From initialization, the system transitions through Feature Extraction and Stylometric Scanning states, where it triggers the local analysis of text patterns (extracting sentence perplexities, KNN coordinates, and vector profiles). Once the metrics are gathered, the system enters the Ensemble Analysis state, combining the classifier outputs and applying the grammar calibration discount factor. It then transitions to the Report Visualization state to render the SVG gauge, scatter plot, and radar chart, before entering the Output State where the dashboard updates, sentence heatmap overlays are highlighted, and </w:t>
+      </w:r>
+      <w:proofErr w:type="spellStart"/>
+      <w:r>
+        <w:t>MathJax</w:t>
+      </w:r>
+      <w:proofErr w:type="spellEnd"/>
+      <w:r>
+        <w:t xml:space="preserve"> traces are compiled. Finally, the lifecycle terminates at a doughnut-style concentric double circle representing the end state.</w:t>
+      </w:r>
+    </w:p>
+    <w:p>
+      <w:pPr>
+        <w:jc w:val="center"/>
+      </w:pPr>
+      <w:r>
+        <w:rPr>
+          <w:noProof/>
+        </w:rPr>
+        <w:drawing>
+          <wp:inline distT="0" distB="0" distL="0" distR="0">
+            <wp:extent cx="3952875" cy="3952875"/>
+            <wp:effectExtent l="0" t="0" r="9525" b="9525"/>
+            <wp:docPr id="6" name="Picture 6"/>
+            <wp:cNvGraphicFramePr>
+              <a:graphicFrameLocks xmlns:a="http://schemas.openxmlformats.org/drawingml/2006/main" noChangeAspect="1"/>
+            </wp:cNvGraphicFramePr>
+            <a:graphic xmlns:a="http://schemas.openxmlformats.org/drawingml/2006/main">
+              <a:graphicData uri="http://schemas.openxmlformats.org/drawingml/2006/picture">
+                <pic:pic xmlns:pic="http://schemas.openxmlformats.org/drawingml/2006/picture">
+                  <pic:nvPicPr>
+                    <pic:cNvPr id="0" name="Picture 6"/>
+                    <pic:cNvPicPr>
+                      <a:picLocks noChangeAspect="1" noChangeArrowheads="1"/>
+                    </pic:cNvPicPr>
+                  </pic:nvPicPr>
+                  <pic:blipFill>
+                    <a:blip r:embed="rId17" cstate="print">
+                      <a:extLst>
+                        <a:ext uri="{28A0092B-C50C-407E-A947-70E740481C1C}">
+                          <a14:useLocalDpi xmlns:a14="http://schemas.microsoft.com/office/drawing/2010/main" val="0"/>
+                        </a:ext>
+                      </a:extLst>
+                    </a:blip>
+                    <a:srcRect/>
+                    <a:stretch>
+                      <a:fillRect/>
+                    </a:stretch>
+                  </pic:blipFill>
+                  <pic:spPr bwMode="auto">
+                    <a:xfrm>
+                      <a:off x="0" y="0"/>
+                      <a:ext cx="3952875" cy="3952875"/>
                     </a:xfrm>
                     <a:prstGeom prst="rect">
                       <a:avLst/>
@@ -9911,189 +11040,63 @@
         <w:rPr>
           <w:b/>
         </w:rPr>
-        <w:t>Figure 3.4: State Diagram for AI Text Detector</w:t>
-      </w:r>
+        <w:t>Figur</w:t>
+      </w:r>
+      <w:bookmarkStart w:id="30" w:name="_GoBack"/>
+      <w:bookmarkEnd w:id="30"/>
+      <w:r>
+        <w:rPr>
+          <w:b/>
+        </w:rPr>
+        <w:t>e 3.5: Sequence Diagram for AI Text Detector</w:t>
+      </w:r>
+    </w:p>
+    <w:p>
+      <w:pPr>
+        <w:rPr>
+          <w:b/>
+        </w:rPr>
+      </w:pPr>
+      <w:bookmarkStart w:id="31" w:name="_Toc232107318"/>
+      <w:r>
+        <w:lastRenderedPageBreak/>
+        <w:t xml:space="preserve">Figure 3.5 outlines this flow. The process begins when the user submits text or a file. The file is read locally using the File API. If the input satisfies the length validation, the controller triggers the four client-side analysis engines. The engines extract features, calculate metric distances, compute vector similarity margins, and scan for grammatical spacing and syntax errors. The raw scores are combined via a weighted ensemble, and the overall AI probability is calibrated by applying the grammar perfection score as a discount modifier. The resulting coordinates and scores are passed to the SVG rendering functions to draw the gauge, scatter plot, and radar charts, while </w:t>
+      </w:r>
+      <w:proofErr w:type="spellStart"/>
+      <w:r>
+        <w:t>MathJax</w:t>
+      </w:r>
+      <w:proofErr w:type="spellEnd"/>
+      <w:r>
+        <w:t xml:space="preserve"> compiles the mathematical formulas and rule occurrences in the LaTeX resolution panel. All executions complete locally, ensuring that no data is transmitted externally.</w:t>
+      </w:r>
+    </w:p>
+    <w:p>
+      <w:pPr>
+        <w:pStyle w:val="Heading3"/>
+      </w:pPr>
+      <w:r>
+        <w:t>3.1.5. Process Modelling Using Activity Diagrams</w:t>
+      </w:r>
+      <w:bookmarkEnd w:id="31"/>
     </w:p>
     <w:p>
       <w:pPr>
         <w:spacing w:line="360" w:lineRule="auto"/>
       </w:pPr>
       <w:r>
-        <w:t>Figure 3.4 details these state transitions. The sequence diagram outlines the asynchronous communication between the user interface controller, the FileParser class, the three analysis engines, and the ChartRenderer module, verifying that all processes run locally in the browser sandbox.</w:t>
-      </w:r>
-    </w:p>
-    <w:p>
-      <w:pPr>
-        <w:spacing w:line="360" w:lineRule="auto"/>
-      </w:pPr>
-      <w:r>
-        <w:t xml:space="preserve">The sequence diagram illustrates the analysis pipeline when a user uploads a document or clicks the “Run Analysis” button. The dashboard controller calls </w:t>
-      </w:r>
-      <w:r>
-        <w:rPr>
-          <w:rFonts w:ascii="Courier New" w:hAnsi="Courier New"/>
-          <w:sz w:val="19"/>
-        </w:rPr>
-        <w:t>FileParser.extractText(file)</w:t>
-      </w:r>
-      <w:r>
-        <w:t xml:space="preserve"> to retrieve plain text, sends this text to </w:t>
-      </w:r>
-      <w:r>
-        <w:rPr>
-          <w:rFonts w:ascii="Courier New" w:hAnsi="Courier New"/>
-          <w:sz w:val="19"/>
-        </w:rPr>
-        <w:t>PerplexityAnalyzer.analyze()</w:t>
-      </w:r>
-      <w:r>
-        <w:t xml:space="preserve">, passes the output metrics to </w:t>
-      </w:r>
-      <w:r>
-        <w:rPr>
-          <w:rFonts w:ascii="Courier New" w:hAnsi="Courier New"/>
-          <w:sz w:val="19"/>
-        </w:rPr>
-        <w:t>KNNClassifier.extractFeatures()</w:t>
-      </w:r>
-      <w:r>
-        <w:t xml:space="preserve"> and </w:t>
-      </w:r>
-      <w:r>
-        <w:rPr>
-          <w:rFonts w:ascii="Courier New" w:hAnsi="Courier New"/>
-          <w:sz w:val="19"/>
-        </w:rPr>
-        <w:t>KNNClassifier.classify()</w:t>
-      </w:r>
-      <w:r>
-        <w:t xml:space="preserve">, executes </w:t>
-      </w:r>
-      <w:r>
-        <w:rPr>
-          <w:rFonts w:ascii="Courier New" w:hAnsi="Courier New"/>
-          <w:sz w:val="19"/>
-        </w:rPr>
-        <w:t>CosineSimilarityAnalyzer.analyze()</w:t>
-      </w:r>
-      <w:r>
-        <w:t xml:space="preserve">, and finally triggers the </w:t>
-      </w:r>
-      <w:r>
-        <w:rPr>
-          <w:rFonts w:ascii="Courier New" w:hAnsi="Courier New"/>
-          <w:sz w:val="19"/>
-        </w:rPr>
-        <w:t>ChartRenderer</w:t>
-      </w:r>
-      <w:r>
-        <w:t xml:space="preserve"> to render the </w:t>
-      </w:r>
-      <w:r>
+        <w:t>The activity diagram outlines the operational workflow of the document analysis pipeline. The process initiates when the user pastes text or drops a file. After verifying the length requirements, the text is split into sentences and words. The system runs the three classification modules, computes the ensemble score, generates the sentence heatmap highlights, renders the SVG visualizations, and formats the LaTeX mathematical equations.</w:t>
+      </w:r>
+    </w:p>
+    <w:p>
+      <w:pPr>
+        <w:jc w:val="center"/>
+      </w:pPr>
+      <w:r>
+        <w:rPr>
+          <w:noProof/>
+        </w:rPr>
         <w:lastRenderedPageBreak/>
-        <w:t>SVG gauge, scatter plot, and radar chart, updates the heatmap panel, and instructs MathJax to typeset the mathematical formulas.</w:t>
-      </w:r>
-    </w:p>
-    <w:p>
-      <w:pPr>
-        <w:spacing w:line="360" w:lineRule="auto"/>
-      </w:pPr>
-    </w:p>
-    <w:p>
-      <w:pPr>
-        <w:jc w:val="center"/>
-      </w:pPr>
-      <w:r>
-        <w:rPr>
-          <w:noProof/>
-        </w:rPr>
-        <w:drawing>
-          <wp:inline distT="0" distB="0" distL="0" distR="0" wp14:anchorId="2DF25254" wp14:editId="239F01C1">
-            <wp:extent cx="4425351" cy="4123935"/>
-            <wp:effectExtent l="0" t="0" r="0" b="0"/>
-            <wp:docPr id="282538401" name="Picture 1"/>
-            <wp:cNvGraphicFramePr>
-              <a:graphicFrameLocks xmlns:a="http://schemas.openxmlformats.org/drawingml/2006/main" noChangeAspect="1"/>
-            </wp:cNvGraphicFramePr>
-            <a:graphic xmlns:a="http://schemas.openxmlformats.org/drawingml/2006/main">
-              <a:graphicData uri="http://schemas.openxmlformats.org/drawingml/2006/picture">
-                <pic:pic xmlns:pic="http://schemas.openxmlformats.org/drawingml/2006/picture">
-                  <pic:nvPicPr>
-                    <pic:cNvPr id="282538401" name=""/>
-                    <pic:cNvPicPr/>
-                  </pic:nvPicPr>
-                  <pic:blipFill>
-                    <a:blip r:embed="rId16"/>
-                    <a:stretch>
-                      <a:fillRect/>
-                    </a:stretch>
-                  </pic:blipFill>
-                  <pic:spPr>
-                    <a:xfrm>
-                      <a:off x="0" y="0"/>
-                      <a:ext cx="4426926" cy="4125403"/>
-                    </a:xfrm>
-                    <a:prstGeom prst="rect">
-                      <a:avLst/>
-                    </a:prstGeom>
-                  </pic:spPr>
-                </pic:pic>
-              </a:graphicData>
-            </a:graphic>
-          </wp:inline>
-        </w:drawing>
-      </w:r>
-    </w:p>
-    <w:p>
-      <w:pPr>
-        <w:jc w:val="center"/>
-        <w:rPr>
-          <w:b/>
-          <w:bCs/>
-        </w:rPr>
-      </w:pPr>
-      <w:r>
-        <w:rPr>
-          <w:b/>
-        </w:rPr>
-        <w:t>Figure 3.5: Sequence Diagram for AI Text Detector</w:t>
-      </w:r>
-    </w:p>
-    <w:p>
-      <w:pPr>
-        <w:spacing w:line="360" w:lineRule="auto"/>
-      </w:pPr>
-      <w:r>
-        <w:t>Figure 3.5 outlines this flow. The process begins when the user submits text or a file. The file is read locally using the File API. If the input satisfies the length validation, the controller triggers the three stylometric engines. The engines extract features, calculate metric distances, and vector similarity margins. The resulting coordinates are passed to the SVG rendering functions, and MathJax formats the formulas in the LaTeX resolution panel. All executions complete locally, ensuring that no data is transmitted externally.</w:t>
-      </w:r>
-    </w:p>
-    <w:p>
-      <w:pPr>
-        <w:pStyle w:val="Heading3"/>
-      </w:pPr>
-      <w:bookmarkStart w:id="26" w:name="_Toc231875509"/>
-      <w:r>
-        <w:lastRenderedPageBreak/>
-        <w:t>3.1.5. Process Modelling Using Activity Diagrams</w:t>
-      </w:r>
-      <w:bookmarkEnd w:id="26"/>
-    </w:p>
-    <w:p>
-      <w:pPr>
-        <w:spacing w:line="360" w:lineRule="auto"/>
-      </w:pPr>
-      <w:r>
-        <w:t>The activity diagram outlines the operational workflow of the document analysis pipeline. The process initiates when the user pastes text or drops a file. After verifying the length requirements, the text is split into sentences and words. The system runs the three classification modules, computes the ensemble score, generates the sentence heatmap highlights, renders the SVG visualizations, and formats the LaTeX mathematical equations.</w:t>
-      </w:r>
-    </w:p>
-    <w:p>
-      <w:pPr>
-        <w:jc w:val="center"/>
-      </w:pPr>
-      <w:r>
-        <w:rPr>
-          <w:noProof/>
-        </w:rPr>
         <w:drawing>
           <wp:inline distT="0" distB="0" distL="0" distR="0" wp14:anchorId="2C509A6E" wp14:editId="6D3ED367">
             <wp:extent cx="3610986" cy="5029200"/>
@@ -10112,7 +11115,7 @@
                     </pic:cNvPicPr>
                   </pic:nvPicPr>
                   <pic:blipFill>
-                    <a:blip r:embed="rId17" cstate="print">
+                    <a:blip r:embed="rId18" cstate="print">
                       <a:extLst>
                         <a:ext uri="{28A0092B-C50C-407E-A947-70E740481C1C}">
                           <a14:useLocalDpi xmlns:a14="http://schemas.microsoft.com/office/drawing/2010/main" val="0"/>
@@ -10164,39 +11167,39 @@
         <w:spacing w:line="360" w:lineRule="auto"/>
       </w:pPr>
       <w:r>
-        <w:t xml:space="preserve">Figure 3.6 details this workflow. The process starts with text validation. If the word count is under 10 words, the analysis halts with a warning. Otherwise, tokenization proceeds. The statistical NLP, KNN, and Cosine Similarity modules execute, formatting mathematical values. </w:t>
+        <w:t>Figure 3.6 details this workflow. The process starts with text validation. If the word count is under 10 words, the analysis halts with a warning. Otherwise, tokenization proceeds. The statistical NLP, KNN, and Cosine Similarity modules execute, formatting mathematical values. Finally, the controller updates the UI charts, highlights the sentence perplexities, and updates the MathJax resolution panel.</w:t>
+      </w:r>
+    </w:p>
+    <w:p>
+      <w:pPr>
+        <w:pStyle w:val="Heading2"/>
+      </w:pPr>
+      <w:bookmarkStart w:id="32" w:name="_Toc232107319"/>
+      <w:r>
+        <w:t>3.2. System Design</w:t>
+      </w:r>
+      <w:bookmarkEnd w:id="32"/>
+    </w:p>
+    <w:p>
+      <w:pPr>
+        <w:pStyle w:val="Heading3"/>
+      </w:pPr>
+      <w:bookmarkStart w:id="33" w:name="_Toc232107320"/>
+      <w:r>
+        <w:t>3.2.1. Component Diagram</w:t>
+      </w:r>
+      <w:bookmarkEnd w:id="33"/>
+    </w:p>
+    <w:p>
+      <w:pPr>
+        <w:spacing w:line="360" w:lineRule="auto"/>
+      </w:pPr>
+      <w:r>
+        <w:t xml:space="preserve">The component diagram shows the modular architecture of the AI Text Detector. The HTML5 dashboard serves as the user interface, communicating with the app.js controller. The controller </w:t>
       </w:r>
       <w:r>
         <w:lastRenderedPageBreak/>
-        <w:t>Finally, the controller updates the UI charts, highlights the sentence perplexities, and updates the MathJax resolution panel.</w:t>
-      </w:r>
-    </w:p>
-    <w:p>
-      <w:pPr>
-        <w:pStyle w:val="Heading2"/>
-      </w:pPr>
-      <w:bookmarkStart w:id="27" w:name="_Toc231875510"/>
-      <w:r>
-        <w:t>3.2. System Design</w:t>
-      </w:r>
-      <w:bookmarkEnd w:id="27"/>
-    </w:p>
-    <w:p>
-      <w:pPr>
-        <w:pStyle w:val="Heading3"/>
-      </w:pPr>
-      <w:bookmarkStart w:id="28" w:name="_Toc231875511"/>
-      <w:r>
-        <w:t>3.2.1. Component Diagram</w:t>
-      </w:r>
-      <w:bookmarkEnd w:id="28"/>
-    </w:p>
-    <w:p>
-      <w:pPr>
-        <w:spacing w:line="360" w:lineRule="auto"/>
-      </w:pPr>
-      <w:r>
-        <w:t>The component diagram shows the modular architecture of the AI Text Detector. The HTML5 dashboard serves as the user interface, communicating with the app.js controller. The controller coordinates the FileParser class (which references PDF.js and Mammoth.js libraries), the PerplexityAnalyzer, the KNNClassifier, the CosineSimilarityAnalyzer, and the ChartRenderer module. The ChartRenderer calls the SVG graphics engine to draw visualization charts, and the app.js controller invokes the MathJax library to typeset mathematical equations.</w:t>
+        <w:t>coordinates the FileParser class (which references PDF.js and Mammoth.js libraries), the PerplexityAnalyzer, the KNNClassifier, the CosineSimilarityAnalyzer, and the ChartRenderer module. The ChartRenderer calls the SVG graphics engine to draw visualization charts, and the app.js controller invokes the MathJax library to typeset mathematical equations.</w:t>
       </w:r>
     </w:p>
     <w:p/>
@@ -10226,7 +11229,7 @@
                     </pic:cNvPicPr>
                   </pic:nvPicPr>
                   <pic:blipFill>
-                    <a:blip r:embed="rId18" cstate="print">
+                    <a:blip r:embed="rId19" cstate="print">
                       <a:extLst>
                         <a:ext uri="{28A0092B-C50C-407E-A947-70E740481C1C}">
                           <a14:useLocalDpi xmlns:a14="http://schemas.microsoft.com/office/drawing/2010/main" val="0"/>
@@ -10277,32 +11280,29 @@
       <w:pPr>
         <w:pStyle w:val="Heading3"/>
       </w:pPr>
-      <w:bookmarkStart w:id="29" w:name="_Toc231875512"/>
+      <w:bookmarkStart w:id="34" w:name="_Toc232107321"/>
       <w:r>
         <w:t>3.2.2. Deployment Diagram</w:t>
       </w:r>
-      <w:bookmarkEnd w:id="29"/>
+      <w:bookmarkEnd w:id="34"/>
     </w:p>
     <w:p>
       <w:pPr>
         <w:spacing w:line="360" w:lineRule="auto"/>
       </w:pPr>
       <w:r>
-        <w:t xml:space="preserve">The deployment diagram illustrates the system's local execution model. The entire application runs client-side inside the user's browser sandbox. The HTML5 dashboard, the JavaScript execution engine, the local training set dataset in memory, and the FileReader API operate </w:t>
-      </w:r>
-      <w:r>
+        <w:t>The deployment diagram illustrates the system's local execution model. The entire application runs client-side inside the user's browser sandbox. The HTML5 dashboard, the JavaScript execution engine, the local training set dataset in memory, and the FileReader API operate within the browser runtime environment, eliminating server connections and database storage overhead.</w:t>
+      </w:r>
+    </w:p>
+    <w:p>
+      <w:pPr>
+        <w:spacing w:line="360" w:lineRule="auto"/>
+      </w:pPr>
+      <w:r>
+        <w:rPr>
+          <w:noProof/>
+        </w:rPr>
         <w:lastRenderedPageBreak/>
-        <w:t>within the browser runtime environment, eliminating server connections and database storage overhead.</w:t>
-      </w:r>
-    </w:p>
-    <w:p>
-      <w:pPr>
-        <w:spacing w:line="360" w:lineRule="auto"/>
-      </w:pPr>
-      <w:r>
-        <w:rPr>
-          <w:noProof/>
-        </w:rPr>
         <w:drawing>
           <wp:inline distT="0" distB="0" distL="0" distR="0" wp14:anchorId="688A333E" wp14:editId="0410C2FF">
             <wp:extent cx="5715000" cy="2209800"/>
@@ -10321,7 +11321,7 @@
                     </pic:cNvPicPr>
                   </pic:nvPicPr>
                   <pic:blipFill>
-                    <a:blip r:embed="rId19">
+                    <a:blip r:embed="rId20">
                       <a:extLst>
                         <a:ext uri="{28A0092B-C50C-407E-A947-70E740481C1C}">
                           <a14:useLocalDpi xmlns:a14="http://schemas.microsoft.com/office/drawing/2010/main" val="0"/>
@@ -10373,11 +11373,11 @@
       <w:pPr>
         <w:pStyle w:val="Heading2"/>
       </w:pPr>
-      <w:bookmarkStart w:id="30" w:name="_Toc231875513"/>
+      <w:bookmarkStart w:id="35" w:name="_Toc232107322"/>
       <w:r>
         <w:t>3.3. Algorithm Details</w:t>
       </w:r>
-      <w:bookmarkEnd w:id="30"/>
+      <w:bookmarkEnd w:id="35"/>
     </w:p>
     <w:p>
       <w:pPr>
@@ -10386,9 +11386,11 @@
           <w:bCs/>
         </w:rPr>
       </w:pPr>
+      <w:bookmarkStart w:id="36" w:name="_Toc232107323"/>
       <w:r>
         <w:t>3.3.1. Statistical NLP Algorithm (Perplexity &amp; Burstiness)</w:t>
       </w:r>
+      <w:bookmarkEnd w:id="36"/>
     </w:p>
     <w:p>
       <w:pPr>
@@ -10418,10 +11420,11 @@
       <w:pPr>
         <w:pStyle w:val="Heading3"/>
       </w:pPr>
-      <w:r>
-        <w:lastRenderedPageBreak/>
+      <w:bookmarkStart w:id="37" w:name="_Toc232107324"/>
+      <w:r>
         <w:t>3.3.2. KNN Classifier</w:t>
       </w:r>
+      <w:bookmarkEnd w:id="37"/>
     </w:p>
     <w:p>
       <w:pPr>
@@ -10441,6 +11444,7 @@
         <w:spacing w:after="0" w:line="360" w:lineRule="auto"/>
       </w:pPr>
       <w:r>
+        <w:lastRenderedPageBreak/>
         <w:t>1.  Lexical Diversity: Type-Token Ratio normalized against document length.</w:t>
       </w:r>
     </w:p>
@@ -10508,9 +11512,11 @@
       <w:pPr>
         <w:pStyle w:val="Heading3"/>
       </w:pPr>
+      <w:bookmarkStart w:id="38" w:name="_Toc232107325"/>
       <w:r>
         <w:t>3.3.3. Cosine Similarity (Vector Space Model)</w:t>
       </w:r>
+      <w:bookmarkEnd w:id="38"/>
     </w:p>
     <w:p>
       <w:pPr>
@@ -10597,109 +11603,57 @@
       <w:pPr>
         <w:spacing w:line="360" w:lineRule="auto"/>
       </w:pPr>
-      <w:r/>
-      <w:r>
-        <w:rPr>
-          <w:rFonts w:ascii="Times New Roman" w:hAnsi="Times New Roman"/>
-          <w:sz w:val="24"/>
-        </w:rPr>
-        <w:t>$$\mathbf{p}</w:t>
-      </w:r>
-      <w:r>
-        <w:rPr>
-          <w:rFonts w:ascii="Times New Roman" w:hAnsi="Times New Roman"/>
-          <w:sz w:val="24"/>
-        </w:rPr>
-        <w:t>{\text{AI}} = [0.08, 0.85, 0.80, 0.75, 0.35]$$</w:t>
+      <w:r>
+        <w:t>$$\mathbf{p}{\text{AI}} = [0.08, 0.85, 0.80, 0.75, 0.35]$$</w:t>
+      </w:r>
+      <w:r>
         <w:br/>
+      </w:r>
+      <w:r>
         <w:br/>
-        <w:t>$$\mathbf{p}</w:t>
-      </w:r>
-      <w:r>
-        <w:rPr>
-          <w:rFonts w:ascii="Times New Roman" w:hAnsi="Times New Roman"/>
-          <w:sz w:val="24"/>
-        </w:rPr>
-        <w:t>{\text{Human}} = [0.65, 0.20, 0.25, 0.28, 0.78]$$</w:t>
+        <w:t>$$\mathbf{p}{\text{Human}} = [0.65, 0.20, 0.25, 0.28, 0.78]$$</w:t>
+      </w:r>
+      <w:r>
         <w:br/>
+      </w:r>
+      <w:r>
         <w:br/>
-        <w:t>The Cosine Similarity score is calculated based on the similarity angles to the prototype vectors using the standard dot product equation:</w:t>
+        <w:t xml:space="preserve">The Cosine Similarity score is calculated based on the similarity angles to the prototype vectors </w:t>
+      </w:r>
+      <w:r>
+        <w:lastRenderedPageBreak/>
+        <w:t>using the standard dot product equation:</w:t>
+      </w:r>
+      <w:r>
         <w:br/>
+      </w:r>
+      <w:r>
         <w:br/>
-        <w:t>$$\cos(\theta) = \frac{\mathbf{A} \cdot \mathbf{B}}{\|\mathbf{A}\| \|\mathbf{B}\|} = \frac{\sum A</w:t>
-      </w:r>
-      <w:r>
-        <w:rPr>
-          <w:rFonts w:ascii="Times New Roman" w:hAnsi="Times New Roman"/>
-          <w:sz w:val="24"/>
-        </w:rPr>
-        <w:t>i B</w:t>
-      </w:r>
-      <w:r>
-        <w:rPr>
-          <w:rFonts w:ascii="Times New Roman" w:hAnsi="Times New Roman"/>
-          <w:sz w:val="24"/>
-        </w:rPr>
-        <w:t>i}{\sqrt{\sum A</w:t>
-      </w:r>
-      <w:r>
-        <w:rPr>
-          <w:rFonts w:ascii="Times New Roman" w:hAnsi="Times New Roman"/>
-          <w:sz w:val="24"/>
-        </w:rPr>
-        <w:t>i^2} \sqrt{\sum B</w:t>
-      </w:r>
-      <w:r>
-        <w:rPr>
-          <w:rFonts w:ascii="Times New Roman" w:hAnsi="Times New Roman"/>
-          <w:sz w:val="24"/>
-        </w:rPr>
-        <w:t>i^2}}$$</w:t>
+        <w:t>$$\cos(\theta) = \frac{\mathbf{A} \cdot \mathbf{B}}{\|\mathbf{A}\| \|\mathbf{B}\|} = \frac{\sum Ai Bi}{\sqrt{\sum Ai^2} \sqrt{\sum Bi^2}}$$</w:t>
+      </w:r>
+      <w:r>
         <w:br/>
+      </w:r>
+      <w:r>
         <w:br/>
-        <w:t>$$\text{Score}</w:t>
-      </w:r>
-      <w:r>
-        <w:rPr>
-          <w:rFonts w:ascii="Times New Roman" w:hAnsi="Times New Roman"/>
-          <w:sz w:val="24"/>
-        </w:rPr>
-        <w:t>3 = \frac{(\cos(\theta</w:t>
-      </w:r>
-      <w:r>
-        <w:rPr>
-          <w:rFonts w:ascii="Times New Roman" w:hAnsi="Times New Roman"/>
-          <w:sz w:val="24"/>
-        </w:rPr>
-        <w:t>{\text{AI}}) - \cos(\theta</w:t>
-      </w:r>
-      <w:r>
-        <w:rPr>
-          <w:rFonts w:ascii="Times New Roman" w:hAnsi="Times New Roman"/>
-          <w:sz w:val="24"/>
-        </w:rPr>
-        <w:t>{\text{Human}})) + 1}{2} \times 100$$</w:t>
+        <w:t>$$\text{Score}3 = \frac{(\cos(\theta{\text{AI}}) - \cos(\theta{\text{Human}})) + 1}{2} \times 100$$</w:t>
       </w:r>
     </w:p>
     <w:p>
       <w:pPr>
         <w:pStyle w:val="Heading3"/>
       </w:pPr>
-      <w:r/>
+      <w:bookmarkStart w:id="39" w:name="_Toc232107326"/>
       <w:r>
         <w:t>3.3.4. Heuristic Grammar &amp; Typography Analyzer</w:t>
       </w:r>
+      <w:bookmarkEnd w:id="39"/>
     </w:p>
     <w:p>
       <w:pPr>
         <w:spacing w:after="0" w:line="360" w:lineRule="auto"/>
       </w:pPr>
-      <w:r/>
-      <w:r>
-        <w:rPr>
-          <w:rFonts w:ascii="Times New Roman" w:hAnsi="Times New Roman"/>
-          <w:sz w:val="24"/>
-        </w:rPr>
+      <w:r>
         <w:t>The Heuristic Grammar &amp; Typography Analyzer evaluates the input text for common grammatical slips, capitalization errors, double negatives, punctuation spacing issues, and duplicate words. Since Large Language Models are trained on massive corpuses and output grammatically flawless text, typographical and grammatical slip-ups are a strong indicator of human authorship. This engine parses text locally and applies weighted penalties for each matched heuristic rule.</w:t>
       </w:r>
     </w:p>
@@ -10712,12 +11666,7 @@
         </w:numPr>
         <w:spacing w:after="0" w:line="360" w:lineRule="auto"/>
       </w:pPr>
-      <w:r/>
-      <w:r>
-        <w:rPr>
-          <w:rFonts w:ascii="Times New Roman" w:hAnsi="Times New Roman"/>
-          <w:sz w:val="24"/>
-        </w:rPr>
+      <w:r>
         <w:t>The normalized penalty per 100 words is calculated, and the final Grammar Perfection Score is resolved using the following equations:</w:t>
       </w:r>
     </w:p>
@@ -10730,37 +11679,15 @@
         </w:numPr>
         <w:spacing w:after="0" w:line="360" w:lineRule="auto"/>
       </w:pPr>
-      <w:r/>
-      <w:r>
-        <w:rPr>
-          <w:rFonts w:ascii="Times New Roman" w:hAnsi="Times New Roman"/>
-          <w:sz w:val="24"/>
-        </w:rPr>
-        <w:t>$$\text{Penalty}</w:t>
-      </w:r>
-      <w:r>
-        <w:rPr>
-          <w:rFonts w:ascii="Times New Roman" w:hAnsi="Times New Roman"/>
-          <w:sz w:val="24"/>
-        </w:rPr>
-        <w:t>{\text{norm}} = \frac{\sum (\text{Rule Matches} \times \text{Weight})}{\max(10, \text{Word Count})} \times 100$$</w:t>
+      <w:r>
+        <w:t>$$\text{Penalty}{\text{norm}} = \frac{\sum (\text{Rule Matches} \times \text{Weight})}{\max(10, \text{Word Count})} \times 100$$</w:t>
+      </w:r>
+      <w:r>
         <w:br/>
+      </w:r>
+      <w:r>
         <w:br/>
-        <w:t>$$\text{Score}</w:t>
-      </w:r>
-      <w:r>
-        <w:rPr>
-          <w:rFonts w:ascii="Times New Roman" w:hAnsi="Times New Roman"/>
-          <w:sz w:val="24"/>
-        </w:rPr>
-        <w:t>{\text{grammar}} = \max\left(0, 100 - 15 \times \text{Penalty}</w:t>
-      </w:r>
-      <w:r>
-        <w:rPr>
-          <w:rFonts w:ascii="Times New Roman" w:hAnsi="Times New Roman"/>
-          <w:sz w:val="24"/>
-        </w:rPr>
-        <w:t>{\text{norm}}\right)$$</w:t>
+        <w:t>$$\text{Score}{\text{grammar}} = \max\left(0, 100 - 15 \times \text{Penalty}{\text{norm}}\right)$$</w:t>
       </w:r>
     </w:p>
     <w:p>
@@ -10770,12 +11697,13 @@
           <w:ilvl w:val="0"/>
           <w:numId w:val="11"/>
         </w:numPr>
-        <w:spacing w:after="0" w:line="360" w:lineRule="auto"/>
-      </w:pPr>
-      <w:r/>
+        <w:spacing w:line="360" w:lineRule="auto"/>
+      </w:pPr>
+      <w:bookmarkStart w:id="40" w:name="_Toc232107327"/>
       <w:r>
         <w:t>3.3.5. Ensemble Scoring &amp; Grammar Calibration</w:t>
       </w:r>
+      <w:bookmarkEnd w:id="40"/>
     </w:p>
     <w:p>
       <w:pPr>
@@ -10786,12 +11714,7 @@
         </w:numPr>
         <w:spacing w:after="0" w:line="360" w:lineRule="auto"/>
       </w:pPr>
-      <w:r/>
-      <w:r>
-        <w:rPr>
-          <w:rFonts w:ascii="Times New Roman" w:hAnsi="Times New Roman"/>
-          <w:sz w:val="24"/>
-        </w:rPr>
+      <w:r>
         <w:t>The final AI probability verdict is calculated by compiling the weighted outputs of the three core algorithm scores (35% Perplexity &amp; Burstiness, 40% KNN Classifier, 25% Cosine Similarity), and then calibrating the result using the Grammar Perfection Score as a discount modifier. This discount factor ensures that the presence of human-like typos reduces the overall AI probability to minimize false positives.</w:t>
       </w:r>
     </w:p>
@@ -10800,41 +11723,8 @@
         <w:pStyle w:val="ListParagraph"/>
         <w:spacing w:after="0" w:line="360" w:lineRule="auto"/>
       </w:pPr>
-      <w:r/>
-      <w:r>
-        <w:rPr>
-          <w:rFonts w:ascii="Times New Roman" w:hAnsi="Times New Roman"/>
-          <w:sz w:val="24"/>
-        </w:rPr>
-        <w:t>$$\text{Final AI Probability} = \left(0.35 \times \text{Score}</w:t>
-      </w:r>
-      <w:r>
-        <w:rPr>
-          <w:rFonts w:ascii="Times New Roman" w:hAnsi="Times New Roman"/>
-          <w:sz w:val="24"/>
-        </w:rPr>
-        <w:t>1 + 0.40 \times \text{Score}</w:t>
-      </w:r>
-      <w:r>
-        <w:rPr>
-          <w:rFonts w:ascii="Times New Roman" w:hAnsi="Times New Roman"/>
-          <w:sz w:val="24"/>
-        </w:rPr>
-        <w:t>2 + 0.25 \times \text{Score}</w:t>
-      </w:r>
-      <w:r>
-        <w:rPr>
-          <w:rFonts w:ascii="Times New Roman" w:hAnsi="Times New Roman"/>
-          <w:sz w:val="24"/>
-        </w:rPr>
-        <w:t>3\right) \times \frac{\text{Score}</w:t>
-      </w:r>
-      <w:r>
-        <w:rPr>
-          <w:rFonts w:ascii="Times New Roman" w:hAnsi="Times New Roman"/>
-          <w:sz w:val="24"/>
-        </w:rPr>
-        <w:t>{\text{grammar}}}{100}$$</w:t>
+      <w:r>
+        <w:t>$$\text{Final AI Probability} = \left(0.35 \times \text{Score}1 + 0.40 \times \text{Score}2 + 0.25 \times \text{Score}3\right) \times \frac{\text{Score}{\text{grammar}}}{100}$$</w:t>
       </w:r>
     </w:p>
     <w:p>
@@ -10842,12 +11732,8 @@
         <w:pStyle w:val="ListParagraph"/>
         <w:spacing w:line="360" w:lineRule="auto"/>
       </w:pPr>
-      <w:r/>
-      <w:r>
-        <w:rPr>
-          <w:rFonts w:ascii="Times New Roman" w:hAnsi="Times New Roman"/>
-          <w:sz w:val="24"/>
-        </w:rPr>
+      <w:r>
+        <w:lastRenderedPageBreak/>
         <w:t>Classification verdicts are determined based on the calibrated final probability score:</w:t>
       </w:r>
     </w:p>
@@ -10855,20 +11741,13 @@
       <w:pPr>
         <w:pStyle w:val="ListParagraph"/>
       </w:pPr>
-      <w:r/>
-      <w:r>
-        <w:rPr>
-          <w:rFonts w:ascii="Times New Roman" w:hAnsi="Times New Roman"/>
-          <w:b/>
-          <w:sz w:val="24"/>
+      <w:r>
+        <w:rPr>
+          <w:b/>
         </w:rPr>
         <w:t>Score &gt; 65%:</w:t>
       </w:r>
       <w:r>
-        <w:rPr>
-          <w:rFonts w:ascii="Times New Roman" w:hAnsi="Times New Roman"/>
-          <w:sz w:val="24"/>
-        </w:rPr>
         <w:t xml:space="preserve"> AI-Generated (Pink Indicator).</w:t>
       </w:r>
     </w:p>
@@ -10877,20 +11756,13 @@
         <w:pStyle w:val="ListParagraph"/>
         <w:spacing w:after="0" w:line="360" w:lineRule="auto"/>
       </w:pPr>
-      <w:r/>
-      <w:r>
-        <w:rPr>
-          <w:rFonts w:ascii="Times New Roman" w:hAnsi="Times New Roman"/>
-          <w:b/>
-          <w:sz w:val="24"/>
+      <w:r>
+        <w:rPr>
+          <w:b/>
         </w:rPr>
         <w:t>40% &lt; Score &lt;= 65%:</w:t>
       </w:r>
       <w:r>
-        <w:rPr>
-          <w:rFonts w:ascii="Times New Roman" w:hAnsi="Times New Roman"/>
-          <w:sz w:val="24"/>
-        </w:rPr>
         <w:t xml:space="preserve"> Mixed Signature (Purple Indicator).</w:t>
       </w:r>
     </w:p>
@@ -10903,20 +11775,13 @@
         </w:numPr>
         <w:spacing w:after="0" w:line="360" w:lineRule="auto"/>
       </w:pPr>
-      <w:r/>
-      <w:r>
-        <w:rPr>
-          <w:rFonts w:ascii="Times New Roman" w:hAnsi="Times New Roman"/>
-          <w:b/>
-          <w:sz w:val="24"/>
+      <w:r>
+        <w:rPr>
+          <w:b/>
         </w:rPr>
         <w:t>Score &lt;= 40%:</w:t>
       </w:r>
       <w:r>
-        <w:rPr>
-          <w:rFonts w:ascii="Times New Roman" w:hAnsi="Times New Roman"/>
-          <w:sz w:val="24"/>
-        </w:rPr>
         <w:t xml:space="preserve"> Human-Written (Cyan Indicator).</w:t>
       </w:r>
     </w:p>
@@ -11369,8 +12234,13 @@
       <w:pPr>
         <w:pStyle w:val="Heading1"/>
       </w:pPr>
-      <w:r>
-        <w:t xml:space="preserve">IMPLEMENTATION AND TESTING  </w:t>
+      <w:bookmarkStart w:id="41" w:name="_Toc232107328"/>
+      <w:r>
+        <w:t>IMPLEMENTATION AND TESTING</w:t>
+      </w:r>
+      <w:bookmarkEnd w:id="41"/>
+      <w:r>
+        <w:t xml:space="preserve">  </w:t>
       </w:r>
     </w:p>
     <w:p>
@@ -11378,14 +12248,14 @@
         <w:pStyle w:val="Heading2"/>
         <w:spacing w:line="360" w:lineRule="auto"/>
       </w:pPr>
-      <w:bookmarkStart w:id="31" w:name="_Toc231875525"/>
+      <w:bookmarkStart w:id="42" w:name="_Toc232107329"/>
       <w:r>
         <w:t xml:space="preserve">4.1. </w:t>
       </w:r>
       <w:r>
         <w:t>Implementation</w:t>
       </w:r>
-      <w:bookmarkEnd w:id="31"/>
+      <w:bookmarkEnd w:id="42"/>
     </w:p>
     <w:p>
       <w:pPr>
@@ -11395,7 +12265,7 @@
           <w:bCs/>
         </w:rPr>
       </w:pPr>
-      <w:bookmarkStart w:id="32" w:name="_Toc231875526"/>
+      <w:bookmarkStart w:id="43" w:name="_Toc232107330"/>
       <w:r>
         <w:t xml:space="preserve">4.1.1. </w:t>
       </w:r>
@@ -11405,7 +12275,7 @@
         </w:rPr>
         <w:t>Tools Used</w:t>
       </w:r>
-      <w:bookmarkEnd w:id="32"/>
+      <w:bookmarkEnd w:id="43"/>
     </w:p>
     <w:p>
       <w:pPr>
@@ -11527,9 +12397,12 @@
       <w:pPr>
         <w:pStyle w:val="Heading2"/>
       </w:pPr>
-      <w:r>
+      <w:bookmarkStart w:id="44" w:name="_Toc232107331"/>
+      <w:r>
+        <w:lastRenderedPageBreak/>
         <w:t>4.1.2. Module Implementation Details</w:t>
       </w:r>
+      <w:bookmarkEnd w:id="44"/>
     </w:p>
     <w:p>
       <w:r>
@@ -11540,9 +12413,11 @@
       <w:pPr>
         <w:pStyle w:val="Heading3"/>
       </w:pPr>
+      <w:bookmarkStart w:id="45" w:name="_Toc232107332"/>
       <w:r>
         <w:t>4.1.2.1. FileParser Module</w:t>
       </w:r>
+      <w:bookmarkEnd w:id="45"/>
     </w:p>
     <w:p>
       <w:pPr>
@@ -11579,11 +12454,7 @@
         <w:t>.md</w:t>
       </w:r>
       <w:r>
-        <w:t xml:space="preserve"> files using the FileReader API. For Word documents, it invokes the Mammoth.js library to convert the binary ZIP structure into clean plaintext. For PDF documents, it loads PDF.js, </w:t>
-      </w:r>
-      <w:r>
-        <w:lastRenderedPageBreak/>
-        <w:t>initializes the page loop asynchronously, and extracts text content from each page's text items, returning the full text to the main app controller.</w:t>
+        <w:t xml:space="preserve"> files using the FileReader API. For Word documents, it invokes the Mammoth.js library to convert the binary ZIP structure into clean plaintext. For PDF documents, it loads PDF.js, initializes the page loop asynchronously, and extracts text content from each page's text items, returning the full text to the main app controller.</w:t>
       </w:r>
     </w:p>
     <w:p/>
@@ -11611,9 +12482,11 @@
       <w:pPr>
         <w:pStyle w:val="Heading3"/>
       </w:pPr>
+      <w:bookmarkStart w:id="46" w:name="_Toc232107333"/>
       <w:r>
         <w:t>4.1.2.2. Perplexity &amp; Burstiness Module</w:t>
       </w:r>
+      <w:bookmarkEnd w:id="46"/>
     </w:p>
     <w:p>
       <w:pPr>
@@ -11658,9 +12531,11 @@
       <w:pPr>
         <w:pStyle w:val="Heading3"/>
       </w:pPr>
+      <w:bookmarkStart w:id="47" w:name="_Toc232107334"/>
       <w:r>
         <w:t>4.1.2.3. KNN Heuristic Feature Module</w:t>
       </w:r>
+      <w:bookmarkEnd w:id="47"/>
     </w:p>
     <w:p>
       <w:pPr>
@@ -11698,6 +12573,7 @@
         <w:rPr>
           <w:b/>
         </w:rPr>
+        <w:lastRenderedPageBreak/>
         <w:t>Figure 4.3: Code Snippet of KNN Feature Module</w:t>
       </w:r>
     </w:p>
@@ -11705,9 +12581,11 @@
       <w:pPr>
         <w:pStyle w:val="Heading3"/>
       </w:pPr>
+      <w:bookmarkStart w:id="48" w:name="_Toc232107335"/>
       <w:r>
         <w:t>4.1.2.4. KNN Voting Classifier Module</w:t>
       </w:r>
+      <w:bookmarkEnd w:id="48"/>
     </w:p>
     <w:p>
       <w:pPr>
@@ -11745,7 +12623,6 @@
         <w:rPr>
           <w:b/>
         </w:rPr>
-        <w:lastRenderedPageBreak/>
         <w:t>Figure 4.4: Code Snippet of KNN Classifier Module</w:t>
       </w:r>
     </w:p>
@@ -11753,9 +12630,11 @@
       <w:pPr>
         <w:pStyle w:val="Heading3"/>
       </w:pPr>
+      <w:bookmarkStart w:id="49" w:name="_Toc232107336"/>
       <w:r>
         <w:t>4.1.2.5. Cosine Similarity Feature Module</w:t>
       </w:r>
+      <w:bookmarkEnd w:id="49"/>
     </w:p>
     <w:p>
       <w:pPr>
@@ -11806,9 +12685,11 @@
       <w:pPr>
         <w:pStyle w:val="Heading3"/>
       </w:pPr>
+      <w:bookmarkStart w:id="50" w:name="_Toc232107337"/>
       <w:r>
         <w:t>4.1.2.6. Cosine Similarity Angle Module</w:t>
       </w:r>
+      <w:bookmarkEnd w:id="50"/>
     </w:p>
     <w:p>
       <w:pPr>
@@ -11853,9 +12734,11 @@
       <w:pPr>
         <w:pStyle w:val="Heading3"/>
       </w:pPr>
+      <w:bookmarkStart w:id="51" w:name="_Toc232107338"/>
       <w:r>
         <w:t>4.1.2.7. ChartRenderer Gauge Module</w:t>
       </w:r>
+      <w:bookmarkEnd w:id="51"/>
     </w:p>
     <w:p>
       <w:pPr>
@@ -11893,6 +12776,7 @@
         <w:rPr>
           <w:b/>
         </w:rPr>
+        <w:lastRenderedPageBreak/>
         <w:t>Figure 4.7: Code Snippet of ChartRenderer Gauge Module</w:t>
       </w:r>
     </w:p>
@@ -11900,9 +12784,11 @@
       <w:pPr>
         <w:pStyle w:val="Heading3"/>
       </w:pPr>
+      <w:bookmarkStart w:id="52" w:name="_Toc232107339"/>
       <w:r>
         <w:t>4.1.2.8. ChartRenderer Scatter Plot Module</w:t>
       </w:r>
+      <w:bookmarkEnd w:id="52"/>
     </w:p>
     <w:p>
       <w:pPr>
@@ -11940,7 +12826,6 @@
         <w:rPr>
           <w:b/>
         </w:rPr>
-        <w:lastRenderedPageBreak/>
         <w:t>Figure 4.8: Code Snippet of ChartRenderer Scatter Plot Module</w:t>
       </w:r>
     </w:p>
@@ -11948,9 +12833,11 @@
       <w:pPr>
         <w:pStyle w:val="Heading3"/>
       </w:pPr>
+      <w:bookmarkStart w:id="53" w:name="_Toc232107340"/>
       <w:r>
         <w:t>4.1.2.9. ChartRenderer Radar Chart Module</w:t>
       </w:r>
+      <w:bookmarkEnd w:id="53"/>
     </w:p>
     <w:p>
       <w:pPr>
@@ -12001,9 +12888,11 @@
       <w:pPr>
         <w:pStyle w:val="Heading3"/>
       </w:pPr>
+      <w:bookmarkStart w:id="54" w:name="_Toc232107341"/>
       <w:r>
         <w:t>4.1.2.10. app.js Analysis Controller Module</w:t>
       </w:r>
+      <w:bookmarkEnd w:id="54"/>
     </w:p>
     <w:p>
       <w:pPr>
@@ -12048,9 +12937,11 @@
       <w:pPr>
         <w:pStyle w:val="Heading3"/>
       </w:pPr>
+      <w:bookmarkStart w:id="55" w:name="_Toc232107342"/>
       <w:r>
         <w:t>4.1.2.11. app.js UI Event Listener Module</w:t>
       </w:r>
+      <w:bookmarkEnd w:id="55"/>
     </w:p>
     <w:p>
       <w:pPr>
@@ -12081,9 +12972,12 @@
       <w:pPr>
         <w:pStyle w:val="Heading3"/>
       </w:pPr>
-      <w:r>
+      <w:bookmarkStart w:id="56" w:name="_Toc232107343"/>
+      <w:r>
+        <w:lastRenderedPageBreak/>
         <w:t>4.1.2.12. style.css Custom Visual Styles</w:t>
       </w:r>
+      <w:bookmarkEnd w:id="56"/>
     </w:p>
     <w:p>
       <w:pPr>
@@ -12114,10 +13008,11 @@
       <w:pPr>
         <w:pStyle w:val="Heading3"/>
       </w:pPr>
-      <w:r>
-        <w:lastRenderedPageBreak/>
+      <w:bookmarkStart w:id="57" w:name="_Toc232107344"/>
+      <w:r>
         <w:t>4.1.2.13. HTML5 Dashboard Layout Structure</w:t>
       </w:r>
+      <w:bookmarkEnd w:id="57"/>
     </w:p>
     <w:p>
       <w:pPr>
@@ -12148,18 +13043,14 @@
       <w:pPr>
         <w:pStyle w:val="Heading3"/>
       </w:pPr>
-      <w:r/>
+      <w:bookmarkStart w:id="58" w:name="_Toc232107345"/>
       <w:r>
         <w:t>4.1.2.14. Heuristic Grammar &amp; Typography Module</w:t>
       </w:r>
-    </w:p>
-    <w:p>
-      <w:r/>
-      <w:r>
-        <w:rPr>
-          <w:rFonts w:ascii="Times New Roman" w:hAnsi="Times New Roman"/>
-          <w:sz w:val="24"/>
-        </w:rPr>
+      <w:bookmarkEnd w:id="58"/>
+    </w:p>
+    <w:p>
+      <w:r>
         <w:t xml:space="preserve">The </w:t>
       </w:r>
       <w:r>
@@ -12170,10 +13061,6 @@
         <w:t>grammar.js</w:t>
       </w:r>
       <w:r>
-        <w:rPr>
-          <w:rFonts w:ascii="Times New Roman" w:hAnsi="Times New Roman"/>
-          <w:sz w:val="24"/>
-        </w:rPr>
         <w:t xml:space="preserve"> module runs client-side checking of capitalization, punctuation patterns, pronoun cases, double negatives, and subject-verb agreement to produce a Grammar Perfection Score. This score is utilized to discount the final machine likelihood percentage to protect human-written documents from false positives. Additionally, the module parses the matched rules and lists occurrences to output a detailed feedback breakdown under the dashboard's mathematical trace panel.</w:t>
       </w:r>
     </w:p>
@@ -12182,21 +13069,21 @@
       <w:pPr>
         <w:pStyle w:val="Heading2"/>
       </w:pPr>
-      <w:bookmarkStart w:id="33" w:name="_Toc231875541"/>
+      <w:bookmarkStart w:id="59" w:name="_Toc232107346"/>
       <w:r>
         <w:t>4.2. Testing</w:t>
       </w:r>
-      <w:bookmarkEnd w:id="33"/>
+      <w:bookmarkEnd w:id="59"/>
     </w:p>
     <w:p>
       <w:pPr>
         <w:pStyle w:val="Heading3"/>
       </w:pPr>
-      <w:bookmarkStart w:id="34" w:name="_Toc231875542"/>
+      <w:bookmarkStart w:id="60" w:name="_Toc232107347"/>
       <w:r>
         <w:t>4.2.1. Test Case for Unit Testing</w:t>
       </w:r>
-      <w:bookmarkEnd w:id="34"/>
+      <w:bookmarkEnd w:id="60"/>
     </w:p>
     <w:p>
       <w:pPr>
@@ -12406,6 +13293,7 @@
               <w:rPr>
                 <w:sz w:val="19"/>
               </w:rPr>
+              <w:lastRenderedPageBreak/>
               <w:t>2</w:t>
             </w:r>
           </w:p>
@@ -12806,7 +13694,6 @@
               <w:rPr>
                 <w:sz w:val="19"/>
               </w:rPr>
-              <w:lastRenderedPageBreak/>
               <w:t>7</w:t>
             </w:r>
           </w:p>
@@ -13207,6 +14094,7 @@
               <w:rPr>
                 <w:sz w:val="19"/>
               </w:rPr>
+              <w:lastRenderedPageBreak/>
               <w:t>12</w:t>
             </w:r>
           </w:p>
@@ -13575,7 +14463,6 @@
               <w:rPr>
                 <w:sz w:val="19"/>
               </w:rPr>
-              <w:lastRenderedPageBreak/>
               <w:t>1</w:t>
             </w:r>
           </w:p>
@@ -14056,6 +14943,7 @@
               <w:rPr>
                 <w:sz w:val="19"/>
               </w:rPr>
+              <w:lastRenderedPageBreak/>
               <w:t>7</w:t>
             </w:r>
           </w:p>
@@ -14577,31 +15465,35 @@
         <w:pStyle w:val="Heading1"/>
         <w:ind w:left="224" w:right="283"/>
       </w:pPr>
-      <w:bookmarkStart w:id="35" w:name="_Toc201399445"/>
+      <w:bookmarkStart w:id="61" w:name="_Toc201399445"/>
+      <w:bookmarkStart w:id="62" w:name="_Toc232107348"/>
       <w:r>
         <w:lastRenderedPageBreak/>
         <w:t>CHAPTER 5</w:t>
       </w:r>
-      <w:bookmarkEnd w:id="35"/>
+      <w:bookmarkEnd w:id="61"/>
+      <w:bookmarkEnd w:id="62"/>
     </w:p>
     <w:p>
       <w:pPr>
         <w:pStyle w:val="Heading1"/>
         <w:ind w:left="224" w:right="283"/>
       </w:pPr>
+      <w:bookmarkStart w:id="63" w:name="_Toc232107349"/>
       <w:r>
         <w:t>CONCLUSION AND FUTURE RECOMMENDATIONS</w:t>
       </w:r>
+      <w:bookmarkEnd w:id="63"/>
     </w:p>
     <w:p>
       <w:pPr>
         <w:pStyle w:val="Heading2"/>
       </w:pPr>
-      <w:bookmarkStart w:id="36" w:name="_Toc231875544"/>
+      <w:bookmarkStart w:id="64" w:name="_Toc232107350"/>
       <w:r>
         <w:t>5.1. Conclusion</w:t>
       </w:r>
-      <w:bookmarkEnd w:id="36"/>
+      <w:bookmarkEnd w:id="64"/>
     </w:p>
     <w:p>
       <w:pPr>
@@ -14662,9 +15554,11 @@
       <w:pPr>
         <w:pStyle w:val="Heading2"/>
       </w:pPr>
+      <w:bookmarkStart w:id="65" w:name="_Toc232107351"/>
       <w:r>
         <w:t>5.2. Future Recommendations</w:t>
       </w:r>
+      <w:bookmarkEnd w:id="65"/>
     </w:p>
     <w:p>
       <w:pPr>
@@ -14797,7 +15691,7 @@
       </w:pPr>
     </w:p>
     <w:p/>
-    <w:bookmarkStart w:id="37" w:name="_Toc231875546" w:displacedByCustomXml="next"/>
+    <w:bookmarkStart w:id="66" w:name="_Toc232107352" w:displacedByCustomXml="next"/>
     <w:sdt>
       <w:sdtPr>
         <w:rPr>
@@ -14825,7 +15719,7 @@
           <w:r>
             <w:t>REFERENCES</w:t>
           </w:r>
-          <w:bookmarkEnd w:id="37"/>
+          <w:bookmarkEnd w:id="66"/>
         </w:p>
         <w:sdt>
           <w:sdtPr>
@@ -15235,7 +16129,7 @@
         <w:spacing w:before="0" w:after="160"/>
         <w:jc w:val="left"/>
         <w:sectPr>
-          <w:footerReference w:type="default" r:id="rId20"/>
+          <w:footerReference w:type="default" r:id="rId21"/>
           <w:pgSz w:w="12240" w:h="15840"/>
           <w:pgMar w:top="1440" w:right="1440" w:bottom="1440" w:left="1800" w:header="720" w:footer="720" w:gutter="0"/>
           <w:pgNumType w:start="1"/>
@@ -15248,12 +16142,12 @@
       <w:pPr>
         <w:pStyle w:val="Heading1"/>
       </w:pPr>
-      <w:bookmarkStart w:id="38" w:name="_Toc231875547"/>
+      <w:bookmarkStart w:id="67" w:name="_Toc232107353"/>
       <w:r>
         <w:lastRenderedPageBreak/>
         <w:t>APPENDICES</w:t>
       </w:r>
-      <w:bookmarkEnd w:id="38"/>
+      <w:bookmarkEnd w:id="67"/>
     </w:p>
     <w:p>
       <w:r>
@@ -15273,83 +16167,6 @@
                 <pic:pic xmlns:pic="http://schemas.openxmlformats.org/drawingml/2006/picture">
                   <pic:nvPicPr>
                     <pic:cNvPr id="0" name="Picture 22"/>
-                    <pic:cNvPicPr>
-                      <a:picLocks noChangeAspect="1" noChangeArrowheads="1"/>
-                    </pic:cNvPicPr>
-                  </pic:nvPicPr>
-                  <pic:blipFill>
-                    <a:blip r:embed="rId21" cstate="print">
-                      <a:extLst>
-                        <a:ext uri="{28A0092B-C50C-407E-A947-70E740481C1C}">
-                          <a14:useLocalDpi xmlns:a14="http://schemas.microsoft.com/office/drawing/2010/main" val="0"/>
-                        </a:ext>
-                      </a:extLst>
-                    </a:blip>
-                    <a:srcRect/>
-                    <a:stretch>
-                      <a:fillRect/>
-                    </a:stretch>
-                  </pic:blipFill>
-                  <pic:spPr bwMode="auto">
-                    <a:xfrm>
-                      <a:off x="0" y="0"/>
-                      <a:ext cx="5715000" cy="3201670"/>
-                    </a:xfrm>
-                    <a:prstGeom prst="rect">
-                      <a:avLst/>
-                    </a:prstGeom>
-                    <a:noFill/>
-                    <a:ln>
-                      <a:noFill/>
-                    </a:ln>
-                  </pic:spPr>
-                </pic:pic>
-              </a:graphicData>
-            </a:graphic>
-          </wp:inline>
-        </w:drawing>
-      </w:r>
-    </w:p>
-    <w:p>
-      <w:pPr>
-        <w:jc w:val="center"/>
-        <w:rPr>
-          <w:b/>
-          <w:bCs/>
-        </w:rPr>
-      </w:pPr>
-      <w:r>
-        <w:rPr>
-          <w:b/>
-        </w:rPr>
-        <w:t>Figure: Landing Dashboard</w:t>
-      </w:r>
-    </w:p>
-    <w:p>
-      <w:pPr>
-        <w:jc w:val="center"/>
-        <w:rPr>
-          <w:b/>
-          <w:bCs/>
-        </w:rPr>
-      </w:pPr>
-      <w:r>
-        <w:rPr>
-          <w:noProof/>
-        </w:rPr>
-        <w:drawing>
-          <wp:inline distT="0" distB="0" distL="0" distR="0" wp14:anchorId="7821EBBA" wp14:editId="3FBAF675">
-            <wp:extent cx="5715000" cy="3201670"/>
-            <wp:effectExtent l="0" t="0" r="0" b="0"/>
-            <wp:docPr id="1119093105" name="Picture 5"/>
-            <wp:cNvGraphicFramePr>
-              <a:graphicFrameLocks xmlns:a="http://schemas.openxmlformats.org/drawingml/2006/main" noChangeAspect="1"/>
-            </wp:cNvGraphicFramePr>
-            <a:graphic xmlns:a="http://schemas.openxmlformats.org/drawingml/2006/main">
-              <a:graphicData uri="http://schemas.openxmlformats.org/drawingml/2006/picture">
-                <pic:pic xmlns:pic="http://schemas.openxmlformats.org/drawingml/2006/picture">
-                  <pic:nvPicPr>
-                    <pic:cNvPr id="0" name="Picture 24"/>
                     <pic:cNvPicPr>
                       <a:picLocks noChangeAspect="1" noChangeArrowheads="1"/>
                     </pic:cNvPicPr>
@@ -15399,7 +16216,7 @@
         <w:rPr>
           <w:b/>
         </w:rPr>
-        <w:t>Figure: File Drag-and-Drop Loader</w:t>
+        <w:t>Figure: Landing Dashboard</w:t>
       </w:r>
     </w:p>
     <w:p>
@@ -15414,12 +16231,11 @@
         <w:rPr>
           <w:noProof/>
         </w:rPr>
-        <w:lastRenderedPageBreak/>
         <w:drawing>
-          <wp:inline distT="0" distB="0" distL="0" distR="0" wp14:anchorId="680831E7" wp14:editId="0D743FA9">
+          <wp:inline distT="0" distB="0" distL="0" distR="0" wp14:anchorId="7821EBBA" wp14:editId="3FBAF675">
             <wp:extent cx="5715000" cy="3201670"/>
             <wp:effectExtent l="0" t="0" r="0" b="0"/>
-            <wp:docPr id="2094106452" name="Picture 6"/>
+            <wp:docPr id="1119093105" name="Picture 5"/>
             <wp:cNvGraphicFramePr>
               <a:graphicFrameLocks xmlns:a="http://schemas.openxmlformats.org/drawingml/2006/main" noChangeAspect="1"/>
             </wp:cNvGraphicFramePr>
@@ -15427,7 +16243,7 @@
               <a:graphicData uri="http://schemas.openxmlformats.org/drawingml/2006/picture">
                 <pic:pic xmlns:pic="http://schemas.openxmlformats.org/drawingml/2006/picture">
                   <pic:nvPicPr>
-                    <pic:cNvPr id="0" name="Picture 26"/>
+                    <pic:cNvPr id="0" name="Picture 24"/>
                     <pic:cNvPicPr>
                       <a:picLocks noChangeAspect="1" noChangeArrowheads="1"/>
                     </pic:cNvPicPr>
@@ -15477,7 +16293,7 @@
         <w:rPr>
           <w:b/>
         </w:rPr>
-        <w:t>Figure: Interactive Heatmap</w:t>
+        <w:t>Figure: File Drag-and-Drop Loader</w:t>
       </w:r>
     </w:p>
     <w:p>
@@ -15492,11 +16308,12 @@
         <w:rPr>
           <w:noProof/>
         </w:rPr>
+        <w:lastRenderedPageBreak/>
         <w:drawing>
-          <wp:inline distT="0" distB="0" distL="0" distR="0" wp14:anchorId="1236708B" wp14:editId="0BEC909B">
-            <wp:extent cx="5715000" cy="3215005"/>
-            <wp:effectExtent l="0" t="0" r="0" b="4445"/>
-            <wp:docPr id="753153437" name="Picture 8"/>
+          <wp:inline distT="0" distB="0" distL="0" distR="0" wp14:anchorId="680831E7" wp14:editId="0D743FA9">
+            <wp:extent cx="5715000" cy="3201670"/>
+            <wp:effectExtent l="0" t="0" r="0" b="0"/>
+            <wp:docPr id="2094106452" name="Picture 6"/>
             <wp:cNvGraphicFramePr>
               <a:graphicFrameLocks xmlns:a="http://schemas.openxmlformats.org/drawingml/2006/main" noChangeAspect="1"/>
             </wp:cNvGraphicFramePr>
@@ -15504,7 +16321,7 @@
               <a:graphicData uri="http://schemas.openxmlformats.org/drawingml/2006/picture">
                 <pic:pic xmlns:pic="http://schemas.openxmlformats.org/drawingml/2006/picture">
                   <pic:nvPicPr>
-                    <pic:cNvPr id="0" name="Picture 33"/>
+                    <pic:cNvPr id="0" name="Picture 26"/>
                     <pic:cNvPicPr>
                       <a:picLocks noChangeAspect="1" noChangeArrowheads="1"/>
                     </pic:cNvPicPr>
@@ -15525,7 +16342,7 @@
                   <pic:spPr bwMode="auto">
                     <a:xfrm>
                       <a:off x="0" y="0"/>
-                      <a:ext cx="5715000" cy="3215005"/>
+                      <a:ext cx="5715000" cy="3201670"/>
                     </a:xfrm>
                     <a:prstGeom prst="rect">
                       <a:avLst/>
@@ -15554,7 +16371,7 @@
         <w:rPr>
           <w:b/>
         </w:rPr>
-        <w:t>Figure: SVG Visualizations</w:t>
+        <w:t>Figure: Interactive Heatmap</w:t>
       </w:r>
     </w:p>
     <w:p>
@@ -15569,12 +16386,11 @@
         <w:rPr>
           <w:noProof/>
         </w:rPr>
-        <w:lastRenderedPageBreak/>
         <w:drawing>
-          <wp:inline distT="0" distB="0" distL="0" distR="0" wp14:anchorId="0E2C275F" wp14:editId="69375CB6">
+          <wp:inline distT="0" distB="0" distL="0" distR="0" wp14:anchorId="1236708B" wp14:editId="0BEC909B">
             <wp:extent cx="5715000" cy="3215005"/>
             <wp:effectExtent l="0" t="0" r="0" b="4445"/>
-            <wp:docPr id="391397692" name="Picture 9"/>
+            <wp:docPr id="753153437" name="Picture 8"/>
             <wp:cNvGraphicFramePr>
               <a:graphicFrameLocks xmlns:a="http://schemas.openxmlformats.org/drawingml/2006/main" noChangeAspect="1"/>
             </wp:cNvGraphicFramePr>
@@ -15582,7 +16398,7 @@
               <a:graphicData uri="http://schemas.openxmlformats.org/drawingml/2006/picture">
                 <pic:pic xmlns:pic="http://schemas.openxmlformats.org/drawingml/2006/picture">
                   <pic:nvPicPr>
-                    <pic:cNvPr id="0" name="Picture 35"/>
+                    <pic:cNvPr id="0" name="Picture 33"/>
                     <pic:cNvPicPr>
                       <a:picLocks noChangeAspect="1" noChangeArrowheads="1"/>
                     </pic:cNvPicPr>
@@ -15632,7 +16448,7 @@
         <w:rPr>
           <w:b/>
         </w:rPr>
-        <w:t>Figure: Sentence-Level Inspector Panel</w:t>
+        <w:t>Figure: SVG Visualizations</w:t>
       </w:r>
     </w:p>
     <w:p>
@@ -15647,11 +16463,12 @@
         <w:rPr>
           <w:noProof/>
         </w:rPr>
+        <w:lastRenderedPageBreak/>
         <w:drawing>
-          <wp:inline distT="0" distB="0" distL="0" distR="0" wp14:anchorId="3CEE9317" wp14:editId="51ACB20C">
+          <wp:inline distT="0" distB="0" distL="0" distR="0" wp14:anchorId="0E2C275F" wp14:editId="69375CB6">
             <wp:extent cx="5715000" cy="3215005"/>
             <wp:effectExtent l="0" t="0" r="0" b="4445"/>
-            <wp:docPr id="1289802303" name="Picture 10"/>
+            <wp:docPr id="391397692" name="Picture 9"/>
             <wp:cNvGraphicFramePr>
               <a:graphicFrameLocks xmlns:a="http://schemas.openxmlformats.org/drawingml/2006/main" noChangeAspect="1"/>
             </wp:cNvGraphicFramePr>
@@ -15659,7 +16476,7 @@
               <a:graphicData uri="http://schemas.openxmlformats.org/drawingml/2006/picture">
                 <pic:pic xmlns:pic="http://schemas.openxmlformats.org/drawingml/2006/picture">
                   <pic:nvPicPr>
-                    <pic:cNvPr id="0" name="Picture 37"/>
+                    <pic:cNvPr id="0" name="Picture 35"/>
                     <pic:cNvPicPr>
                       <a:picLocks noChangeAspect="1" noChangeArrowheads="1"/>
                     </pic:cNvPicPr>
@@ -15709,12 +16526,89 @@
         <w:rPr>
           <w:b/>
         </w:rPr>
+        <w:t>Figure: Sentence-Level Inspector Panel</w:t>
+      </w:r>
+    </w:p>
+    <w:p>
+      <w:pPr>
+        <w:jc w:val="center"/>
+        <w:rPr>
+          <w:b/>
+          <w:bCs/>
+        </w:rPr>
+      </w:pPr>
+      <w:r>
+        <w:rPr>
+          <w:noProof/>
+        </w:rPr>
+        <w:drawing>
+          <wp:inline distT="0" distB="0" distL="0" distR="0" wp14:anchorId="3CEE9317" wp14:editId="51ACB20C">
+            <wp:extent cx="5715000" cy="3215005"/>
+            <wp:effectExtent l="0" t="0" r="0" b="4445"/>
+            <wp:docPr id="1289802303" name="Picture 10"/>
+            <wp:cNvGraphicFramePr>
+              <a:graphicFrameLocks xmlns:a="http://schemas.openxmlformats.org/drawingml/2006/main" noChangeAspect="1"/>
+            </wp:cNvGraphicFramePr>
+            <a:graphic xmlns:a="http://schemas.openxmlformats.org/drawingml/2006/main">
+              <a:graphicData uri="http://schemas.openxmlformats.org/drawingml/2006/picture">
+                <pic:pic xmlns:pic="http://schemas.openxmlformats.org/drawingml/2006/picture">
+                  <pic:nvPicPr>
+                    <pic:cNvPr id="0" name="Picture 37"/>
+                    <pic:cNvPicPr>
+                      <a:picLocks noChangeAspect="1" noChangeArrowheads="1"/>
+                    </pic:cNvPicPr>
+                  </pic:nvPicPr>
+                  <pic:blipFill>
+                    <a:blip r:embed="rId27" cstate="print">
+                      <a:extLst>
+                        <a:ext uri="{28A0092B-C50C-407E-A947-70E740481C1C}">
+                          <a14:useLocalDpi xmlns:a14="http://schemas.microsoft.com/office/drawing/2010/main" val="0"/>
+                        </a:ext>
+                      </a:extLst>
+                    </a:blip>
+                    <a:srcRect/>
+                    <a:stretch>
+                      <a:fillRect/>
+                    </a:stretch>
+                  </pic:blipFill>
+                  <pic:spPr bwMode="auto">
+                    <a:xfrm>
+                      <a:off x="0" y="0"/>
+                      <a:ext cx="5715000" cy="3215005"/>
+                    </a:xfrm>
+                    <a:prstGeom prst="rect">
+                      <a:avLst/>
+                    </a:prstGeom>
+                    <a:noFill/>
+                    <a:ln>
+                      <a:noFill/>
+                    </a:ln>
+                  </pic:spPr>
+                </pic:pic>
+              </a:graphicData>
+            </a:graphic>
+          </wp:inline>
+        </w:drawing>
+      </w:r>
+    </w:p>
+    <w:p>
+      <w:pPr>
+        <w:jc w:val="center"/>
+        <w:rPr>
+          <w:b/>
+          <w:bCs/>
+        </w:rPr>
+      </w:pPr>
+      <w:r>
+        <w:rPr>
+          <w:b/>
+        </w:rPr>
         <w:t>Figure: Mathematical Resolution Panel</w:t>
       </w:r>
     </w:p>
     <w:sectPr>
-      <w:footerReference w:type="default" r:id="rId27"/>
-      <w:footerReference w:type="first" r:id="rId28"/>
+      <w:footerReference w:type="default" r:id="rId28"/>
+      <w:footerReference w:type="first" r:id="rId29"/>
       <w:pgSz w:w="12240" w:h="15840"/>
       <w:pgMar w:top="1440" w:right="1440" w:bottom="1440" w:left="1800" w:header="720" w:footer="720" w:gutter="0"/>
       <w:pgNumType w:start="1"/>
@@ -20326,7 +21220,7 @@
 </file>
 
 <file path=customXml/itemProps1.xml><?xml version="1.0" encoding="utf-8"?>
-<ds:datastoreItem xmlns:ds="http://schemas.openxmlformats.org/officeDocument/2006/customXml" ds:itemID="{F05AF2BE-9F59-449D-9A57-C69D3D17A75F}">
+<ds:datastoreItem xmlns:ds="http://schemas.openxmlformats.org/officeDocument/2006/customXml" ds:itemID="{6712ED0D-4038-424A-AECE-6F1AD5964699}">
   <ds:schemaRefs>
     <ds:schemaRef ds:uri="http://schemas.openxmlformats.org/officeDocument/2006/bibliography"/>
   </ds:schemaRefs>

--- a/ai_text_detector_project_report.docx
+++ b/ai_text_detector_project_report.docx
@@ -10474,18 +10474,18 @@
           <w:noProof/>
         </w:rPr>
         <w:drawing>
-          <wp:anchor distT="0" distB="0" distL="114300" distR="114300" simplePos="0" relativeHeight="251660288" behindDoc="1" locked="0" layoutInCell="1" allowOverlap="1" wp14:anchorId="166B7A9F">
+          <wp:anchor distT="0" distB="0" distL="114300" distR="114300" simplePos="0" relativeHeight="251662336" behindDoc="1" locked="0" layoutInCell="1" allowOverlap="1" wp14:anchorId="57525FCA">
             <wp:simplePos x="0" y="0"/>
             <wp:positionH relativeFrom="column">
-              <wp:posOffset>114300</wp:posOffset>
+              <wp:posOffset>1543050</wp:posOffset>
             </wp:positionH>
             <wp:positionV relativeFrom="paragraph">
-              <wp:posOffset>1087755</wp:posOffset>
+              <wp:posOffset>960755</wp:posOffset>
             </wp:positionV>
-            <wp:extent cx="5448300" cy="2799215"/>
-            <wp:effectExtent l="0" t="0" r="0" b="1270"/>
+            <wp:extent cx="2838450" cy="2838450"/>
+            <wp:effectExtent l="0" t="0" r="0" b="0"/>
             <wp:wrapNone/>
-            <wp:docPr id="730564409" name="Picture 1"/>
+            <wp:docPr id="1" name="Picture 1"/>
             <wp:cNvGraphicFramePr>
               <a:graphicFrameLocks xmlns:a="http://schemas.openxmlformats.org/drawingml/2006/main" noChangeAspect="1"/>
             </wp:cNvGraphicFramePr>
@@ -10493,29 +10493,36 @@
               <a:graphicData uri="http://schemas.openxmlformats.org/drawingml/2006/picture">
                 <pic:pic xmlns:pic="http://schemas.openxmlformats.org/drawingml/2006/picture">
                   <pic:nvPicPr>
-                    <pic:cNvPr id="730564409" name=""/>
-                    <pic:cNvPicPr/>
+                    <pic:cNvPr id="0" name="Picture 1"/>
+                    <pic:cNvPicPr>
+                      <a:picLocks noChangeAspect="1" noChangeArrowheads="1"/>
+                    </pic:cNvPicPr>
                   </pic:nvPicPr>
                   <pic:blipFill>
-                    <a:blip r:embed="rId15">
+                    <a:blip r:embed="rId15" cstate="print">
                       <a:extLst>
                         <a:ext uri="{28A0092B-C50C-407E-A947-70E740481C1C}">
                           <a14:useLocalDpi xmlns:a14="http://schemas.microsoft.com/office/drawing/2010/main" val="0"/>
                         </a:ext>
                       </a:extLst>
                     </a:blip>
+                    <a:srcRect/>
                     <a:stretch>
                       <a:fillRect/>
                     </a:stretch>
                   </pic:blipFill>
-                  <pic:spPr>
+                  <pic:spPr bwMode="auto">
                     <a:xfrm>
                       <a:off x="0" y="0"/>
-                      <a:ext cx="5448300" cy="2799215"/>
+                      <a:ext cx="2838450" cy="2838450"/>
                     </a:xfrm>
                     <a:prstGeom prst="rect">
                       <a:avLst/>
                     </a:prstGeom>
+                    <a:noFill/>
+                    <a:ln>
+                      <a:noFill/>
+                    </a:ln>
                   </pic:spPr>
                 </pic:pic>
               </a:graphicData>
@@ -10532,6 +10539,27 @@
       <w:r>
         <w:t>The system's class diagram describes the modular architecture of the client-side JavaScript engine. The application logic is decoupled into five specialized classes that handle document parsing, sentence perplexity, instance-based classification, vector similarities, and SVG visualization rendering.</w:t>
       </w:r>
+      <w:r>
+        <w:rPr>
+          <w:noProof/>
+        </w:rPr>
+        <w:t xml:space="preserve"> </w:t>
+      </w:r>
+    </w:p>
+    <w:p>
+      <w:pPr>
+        <w:spacing w:line="360" w:lineRule="auto"/>
+      </w:pPr>
+    </w:p>
+    <w:p>
+      <w:pPr>
+        <w:spacing w:line="360" w:lineRule="auto"/>
+      </w:pPr>
+    </w:p>
+    <w:p>
+      <w:pPr>
+        <w:spacing w:line="360" w:lineRule="auto"/>
+      </w:pPr>
     </w:p>
     <w:p/>
     <w:p>
@@ -10557,315 +10585,136 @@
           <w:b/>
         </w:rPr>
       </w:pPr>
-    </w:p>
-    <w:p>
-      <w:pPr>
-        <w:jc w:val="center"/>
-        <w:rPr>
-          <w:b/>
-        </w:rPr>
-      </w:pPr>
-      <w:r/>
-      <w:r>
-        <w:rPr>
-          <w:rFonts w:ascii="Times New Roman" w:hAnsi="Times New Roman"/>
-          <w:sz w:val="24"/>
-        </w:rPr>
-        <w:t xml:space="preserve">Figure 3.4 details these state transitions, illustrating the operational lifecycle of the AI Text Detector. The system starts in a hollow, empty start circle state representing system readiness. Upon receiving a text submission or a dropped document, the system transitions to the </w:t>
-      </w:r>
-      <w:r>
-        <w:rPr>
-          <w:rFonts w:ascii="Times New Roman" w:hAnsi="Times New Roman"/>
-          <w:b/>
-          <w:sz w:val="24"/>
-        </w:rPr>
-        <w:t>Input Received</w:t>
-      </w:r>
-      <w:r>
-        <w:rPr>
-          <w:rFonts w:ascii="Times New Roman" w:hAnsi="Times New Roman"/>
-          <w:sz w:val="24"/>
-        </w:rPr>
-        <w:t xml:space="preserve"> state, before proceeding to the </w:t>
-      </w:r>
-      <w:r>
-        <w:rPr>
-          <w:rFonts w:ascii="Times New Roman" w:hAnsi="Times New Roman"/>
-          <w:b/>
-          <w:sz w:val="24"/>
-        </w:rPr>
-        <w:t>Validation State</w:t>
-      </w:r>
-      <w:r>
-        <w:rPr>
-          <w:rFonts w:ascii="Times New Roman" w:hAnsi="Times New Roman"/>
-          <w:sz w:val="24"/>
-        </w:rPr>
-        <w:t xml:space="preserve"> where text length and word counts are verified. If the input is valid (meeting the 10-word minimum threshold), the system moves into </w:t>
-      </w:r>
-      <w:r>
-        <w:rPr>
-          <w:rFonts w:ascii="Times New Roman" w:hAnsi="Times New Roman"/>
-          <w:b/>
-          <w:sz w:val="24"/>
-        </w:rPr>
-        <w:t>Analysis Initialization</w:t>
-      </w:r>
-      <w:r>
-        <w:rPr>
-          <w:rFonts w:ascii="Times New Roman" w:hAnsi="Times New Roman"/>
-          <w:sz w:val="24"/>
-        </w:rPr>
-        <w:t xml:space="preserve">; if invalid, a dashed loopback transition returns it to the validation state. From initialization, the system transitions through </w:t>
-      </w:r>
-      <w:r>
-        <w:rPr>
-          <w:rFonts w:ascii="Times New Roman" w:hAnsi="Times New Roman"/>
-          <w:b/>
-          <w:sz w:val="24"/>
-        </w:rPr>
-        <w:t>Feature Extraction</w:t>
-      </w:r>
-      <w:r>
-        <w:rPr>
-          <w:rFonts w:ascii="Times New Roman" w:hAnsi="Times New Roman"/>
-          <w:sz w:val="24"/>
-        </w:rPr>
-        <w:t xml:space="preserve"> and </w:t>
-      </w:r>
-      <w:r>
-        <w:rPr>
-          <w:rFonts w:ascii="Times New Roman" w:hAnsi="Times New Roman"/>
-          <w:b/>
-          <w:sz w:val="24"/>
-        </w:rPr>
-        <w:t>Stylometric Scanning</w:t>
-      </w:r>
-      <w:r>
-        <w:rPr>
-          <w:rFonts w:ascii="Times New Roman" w:hAnsi="Times New Roman"/>
-          <w:sz w:val="24"/>
-        </w:rPr>
-        <w:t xml:space="preserve"> states, where it triggers the local analysis of text patterns (extracting sentence perplexities, KNN coordinates, and vector profiles). Once the metrics are gathered, the system enters the </w:t>
-      </w:r>
-      <w:r>
-        <w:rPr>
-          <w:rFonts w:ascii="Times New Roman" w:hAnsi="Times New Roman"/>
-          <w:b/>
-          <w:sz w:val="24"/>
-        </w:rPr>
-        <w:t>Ensemble Analysis</w:t>
-      </w:r>
-      <w:r>
-        <w:rPr>
-          <w:rFonts w:ascii="Times New Roman" w:hAnsi="Times New Roman"/>
-          <w:sz w:val="24"/>
-        </w:rPr>
-        <w:t xml:space="preserve"> state, combining the classifier outputs and applying the grammar calibration discount factor. It then transitions to the </w:t>
-      </w:r>
-      <w:r>
-        <w:rPr>
-          <w:rFonts w:ascii="Times New Roman" w:hAnsi="Times New Roman"/>
-          <w:b/>
-          <w:sz w:val="24"/>
-        </w:rPr>
-        <w:t>Report Visualization</w:t>
-      </w:r>
-      <w:r>
-        <w:rPr>
-          <w:rFonts w:ascii="Times New Roman" w:hAnsi="Times New Roman"/>
-          <w:sz w:val="24"/>
-        </w:rPr>
-        <w:t xml:space="preserve"> state to render the SVG gauge, scatter plot, and radar chart, before entering the </w:t>
-      </w:r>
-      <w:r>
-        <w:rPr>
-          <w:rFonts w:ascii="Times New Roman" w:hAnsi="Times New Roman"/>
-          <w:b/>
-          <w:sz w:val="24"/>
-        </w:rPr>
-        <w:t>Output State</w:t>
-      </w:r>
-      <w:r>
-        <w:rPr>
-          <w:rFonts w:ascii="Times New Roman" w:hAnsi="Times New Roman"/>
-          <w:sz w:val="24"/>
-        </w:rPr>
-        <w:t xml:space="preserve"> where the dashboard updates, sentence heatmap overlays are highlighted, and MathJax traces are compiled. Finally, the lifecycle terminates at a doughnut-style concentric double circle representing the end state.</w:t>
-      </w:r>
-    </w:p>
-    <w:p>
-      <w:pPr>
-        <w:jc w:val="center"/>
-        <w:rPr>
-          <w:b/>
-        </w:rPr>
-      </w:pPr>
-      <w:r/>
-      <w:r>
-        <w:rPr>
-          <w:rFonts w:ascii="Times New Roman" w:hAnsi="Times New Roman"/>
-          <w:sz w:val="24"/>
-        </w:rPr>
-        <w:t xml:space="preserve">The sequence diagram outlines the local, asynchronous communication between the user interface controller, the FileParser class, the four analysis engines, and the ChartRenderer module, verifying that all processes run locally in the browser sandbox. The sequence diagram illustrates the analysis pipeline when a user uploads a document or clicks the “Run Analysis” button. The dashboard controller calls </w:t>
-      </w:r>
-      <w:r>
-        <w:rPr>
-          <w:rFonts w:ascii="Courier New" w:hAnsi="Courier New"/>
-          <w:sz w:val="19"/>
-        </w:rPr>
-        <w:t>FileParser.extractText(file)</w:t>
-      </w:r>
-      <w:r>
-        <w:rPr>
-          <w:rFonts w:ascii="Times New Roman" w:hAnsi="Times New Roman"/>
-          <w:sz w:val="24"/>
-        </w:rPr>
-        <w:t xml:space="preserve"> to retrieve plain text, sends this text to </w:t>
-      </w:r>
-      <w:r>
-        <w:rPr>
-          <w:rFonts w:ascii="Courier New" w:hAnsi="Courier New"/>
-          <w:sz w:val="19"/>
-        </w:rPr>
-        <w:t>PerplexityAnalyzer.analyze()</w:t>
-      </w:r>
-      <w:r>
-        <w:rPr>
-          <w:rFonts w:ascii="Times New Roman" w:hAnsi="Times New Roman"/>
-          <w:sz w:val="24"/>
-        </w:rPr>
-        <w:t xml:space="preserve">, passes the output metrics to </w:t>
-      </w:r>
-      <w:r>
-        <w:rPr>
-          <w:rFonts w:ascii="Courier New" w:hAnsi="Courier New"/>
-          <w:sz w:val="19"/>
-        </w:rPr>
-        <w:t>KNNClassifier.extractFeatures()</w:t>
-      </w:r>
-      <w:r>
-        <w:rPr>
-          <w:rFonts w:ascii="Times New Roman" w:hAnsi="Times New Roman"/>
-          <w:sz w:val="24"/>
-        </w:rPr>
-        <w:t xml:space="preserve"> and </w:t>
-      </w:r>
-      <w:r>
-        <w:rPr>
-          <w:rFonts w:ascii="Courier New" w:hAnsi="Courier New"/>
-          <w:sz w:val="19"/>
-        </w:rPr>
-        <w:t>KNNClassifier.classify()</w:t>
-      </w:r>
-      <w:r>
-        <w:rPr>
-          <w:rFonts w:ascii="Times New Roman" w:hAnsi="Times New Roman"/>
-          <w:sz w:val="24"/>
-        </w:rPr>
-        <w:t xml:space="preserve">, executes </w:t>
-      </w:r>
-      <w:r>
-        <w:rPr>
-          <w:rFonts w:ascii="Courier New" w:hAnsi="Courier New"/>
-          <w:sz w:val="19"/>
-        </w:rPr>
-        <w:t>CosineSimilarityAnalyzer.analyze()</w:t>
-      </w:r>
-      <w:r>
-        <w:rPr>
-          <w:rFonts w:ascii="Times New Roman" w:hAnsi="Times New Roman"/>
-          <w:sz w:val="24"/>
-        </w:rPr>
-        <w:t xml:space="preserve">, and runs the text through </w:t>
-      </w:r>
-      <w:r>
-        <w:rPr>
-          <w:rFonts w:ascii="Courier New" w:hAnsi="Courier New"/>
-          <w:sz w:val="19"/>
-        </w:rPr>
-        <w:t>GrammarStyleAnalyzer.analyze()</w:t>
-      </w:r>
-      <w:r>
-        <w:rPr>
-          <w:rFonts w:ascii="Times New Roman" w:hAnsi="Times New Roman"/>
-          <w:sz w:val="24"/>
-        </w:rPr>
-        <w:t xml:space="preserve">. The controller compiles the weighted ensemble of the first three engines and applies the grammar perfection score as a calibration discount factor. Finally, it triggers the </w:t>
-      </w:r>
-      <w:r>
-        <w:rPr>
-          <w:rFonts w:ascii="Courier New" w:hAnsi="Courier New"/>
-          <w:sz w:val="19"/>
-        </w:rPr>
+      <w:r>
+        <w:rPr>
+          <w:b/>
+        </w:rPr>
+        <w:br/>
+      </w:r>
+      <w:r>
+        <w:rPr>
+          <w:b/>
+        </w:rPr>
+        <w:t>Figure 3.3: Class Diagram for AI Text Detector</w:t>
+      </w:r>
+    </w:p>
+    <w:p>
+      <w:r>
+        <w:lastRenderedPageBreak/>
+        <w:t xml:space="preserve">Figure 3.3 illustrates the class relationships within the client-side detection pipeline. The </w:t>
+      </w:r>
+      <w:proofErr w:type="spellStart"/>
+      <w:r>
+        <w:t>FileParser</w:t>
+      </w:r>
+      <w:proofErr w:type="spellEnd"/>
+      <w:r>
+        <w:t xml:space="preserve"> class handles local document text extraction (supporting .docx, .pdf, .txt, and .md file structures), passing the raw plain text to the </w:t>
+      </w:r>
+      <w:proofErr w:type="spellStart"/>
+      <w:r>
+        <w:t>PerplexityAnalyzer</w:t>
+      </w:r>
+      <w:proofErr w:type="spellEnd"/>
+      <w:r>
+        <w:t xml:space="preserve">, which tokenizes the text into sentences and words to compute statistical metrics like word counts, burstiness, and Type-Token Ratio. These results are then passed to the </w:t>
+      </w:r>
+      <w:proofErr w:type="spellStart"/>
+      <w:r>
+        <w:t>KNNClassifier</w:t>
+      </w:r>
+      <w:proofErr w:type="spellEnd"/>
+      <w:r>
+        <w:t xml:space="preserve">, which maps the text into a 5-dimensional feature space, the </w:t>
+      </w:r>
+      <w:proofErr w:type="spellStart"/>
+      <w:r>
+        <w:t>CosineSimilarityAnalyzer</w:t>
+      </w:r>
+      <w:proofErr w:type="spellEnd"/>
+      <w:r>
+        <w:t xml:space="preserve">, which extracts a syntactic profile (transitions, intensifiers, passive voice, pronouns, and hapax legomena), and the </w:t>
+      </w:r>
+      <w:proofErr w:type="spellStart"/>
+      <w:r>
+        <w:t>GrammarStyleAnalyzer</w:t>
+      </w:r>
+      <w:proofErr w:type="spellEnd"/>
+      <w:r>
+        <w:t xml:space="preserve">, which scans the text for capitalization, spacing, double negatives, and subject-verb agreement slips. Finally, the </w:t>
+      </w:r>
+      <w:proofErr w:type="spellStart"/>
+      <w:r>
         <w:t>ChartRenderer</w:t>
       </w:r>
-      <w:r>
-        <w:rPr>
-          <w:rFonts w:ascii="Times New Roman" w:hAnsi="Times New Roman"/>
-          <w:sz w:val="24"/>
-        </w:rPr>
-        <w:t xml:space="preserve"> to render the SVG gauge, scatter plot, and radar chart, updates the sentence-level perplexity heatmap panel, displays the detailed list of grammatical issues, and instructs MathJax to typeset the mathematical formulas in the trace panel.</w:t>
-      </w:r>
-    </w:p>
-    <w:p>
-      <w:pPr>
-        <w:jc w:val="center"/>
-        <w:rPr>
-          <w:b/>
-        </w:rPr>
-      </w:pPr>
-    </w:p>
-    <w:p>
-      <w:pPr>
-        <w:jc w:val="center"/>
-        <w:rPr>
-          <w:b/>
-          <w:bCs/>
-        </w:rPr>
-      </w:pPr>
-      <w:r>
-        <w:rPr>
-          <w:b/>
-        </w:rPr>
-        <w:t>Figure 3.3: Class Diagram for AI Text Detector</w:t>
-      </w:r>
-    </w:p>
-    <w:p>
-      <w:pPr>
-        <w:spacing w:line="360" w:lineRule="auto"/>
-      </w:pPr>
-      <w:r>
+      <w:proofErr w:type="spellEnd"/>
+      <w:r>
+        <w:t xml:space="preserve"> receives these coordinated classification metrics to draw the overall probability gauge, the KNN scatter plot, and the 5-axis radar chart. This modular design keeps the user interface decoupled from the mathematical analysis engines, ensuring that new stylometric features, rendering styles, or rule definiti</w:t>
+      </w:r>
+      <w:r>
+        <w:t xml:space="preserve">on can be </w:t>
+      </w:r>
+      <w:r>
+        <w:t>integrated with minimal changes.</w:t>
+      </w:r>
+      <w:r>
+        <w:br/>
+      </w:r>
+    </w:p>
+    <w:p>
+      <w:pPr>
+        <w:keepNext/>
+        <w:keepLines/>
+        <w:spacing w:before="0" w:after="0"/>
+        <w:outlineLvl w:val="2"/>
+        <w:rPr>
+          <w:rFonts w:eastAsiaTheme="majorEastAsia" w:cstheme="majorBidi"/>
+          <w:b/>
+          <w:szCs w:val="28"/>
+        </w:rPr>
+      </w:pPr>
+      <w:bookmarkStart w:id="29" w:name="_Toc231875508"/>
+      <w:r>
+        <w:rPr>
+          <w:rFonts w:eastAsiaTheme="majorEastAsia" w:cstheme="majorBidi"/>
+          <w:b/>
+          <w:szCs w:val="28"/>
+        </w:rPr>
+        <w:t>3.1.4. Dynamic Modelling using State and Sequence Diagrams</w:t>
+      </w:r>
+      <w:bookmarkEnd w:id="29"/>
+    </w:p>
+    <w:p>
+      <w:r>
+        <w:t xml:space="preserve">The workflow of the state diagram of the AI Text Detector System starts when a text passage or document file is submitted by the user through the visual dashboard interface. Firstly, the system goes through the validation state where it checks the length and validity of the input (verifying that the document contains the minimum 10-word threshold required for stylometric evaluation). If there is an error or the text is too short, the system will revert back to the input validation state for corrections or additions to be made. The validation is followed by an initial state in which the local stylometric reference profiles, KNN training coordinates, and grammatical heuristic rules are loaded into the browser memory. Then comes the stylometric scanning state where the submitted text is tokenized into sentences and analyzed for indicators of AI authorship, extracting sentence-level perplexity, vocabulary richness (Type-Token Ratio), sentence length variance (burstiness), vector space cosine margins, and typographical/grammatical errors. In the next state, the raw scores from the statistical, KNN, and cosine similarity modules are compiled, and the overall AI probability is calibrated by applying the grammar perfection score as a discount modifier to eliminate false positives on human-written text. Lastly, the system will update the output state, rendering responsive SVG charts (gauge, scatter plot, and radar web), color-coding the sentence perplexity heatmap, and typesetting the raw formulas using </w:t>
+      </w:r>
+      <w:proofErr w:type="spellStart"/>
+      <w:r>
+        <w:t>MathJax</w:t>
+      </w:r>
+      <w:proofErr w:type="spellEnd"/>
+      <w:r>
+        <w:t>.</w:t>
+      </w:r>
+    </w:p>
+    <w:p/>
+    <w:p/>
+    <w:p/>
+    <w:p>
+      <w:r>
+        <w:rPr>
+          <w:b/>
+          <w:noProof/>
+        </w:rPr>
         <w:lastRenderedPageBreak/>
-        <w:t>Figure 3.3 illustrates the class relationships. The FileParser class handles local document text extraction, passing raw text to the PerplexityAnalyzer, which computes basic metrics like word counts, burstiness, and Type-Token Ratio. These results are then passed to the KNNClassifier, which maps the text into a 5-dimensional feature space, and the CosineSimilarityAnalyzer, which extracts a syntactic profile and measures similarity margins. Finally, the ChartRenderer receives the classification coordinates to draw the overall probability gauge, the KNN scatter plot, and the 5-axis radar chart. This design keeps the frontend decoupled from the analysis engines, ensuring that new stylometric features or rendering styles can be added with minimal changes.</w:t>
-      </w:r>
-    </w:p>
-    <w:p>
-      <w:pPr>
-        <w:pStyle w:val="Heading3"/>
-      </w:pPr>
-      <w:r/>
-      <w:r>
-        <w:t>Figure 3.5 outlines this flow. The process begins when the user submits text or a file. The file is read locally using the File API. If the input satisfies the length validation, the controller triggers the four client-side analysis engines. The engines extract features, calculate metric distances, compute vector similarity margins, and scan for grammatical spacing and syntax errors. The raw scores are combined via a weighted ensemble, and the overall AI probability is calibrated by applying the grammar perfection score as a discount modifier. The resulting coordinates and scores are passed to the SVG rendering functions to draw the gauge, scatter plot, and radar charts, while MathJax compiles the mathematical formulas and rule occurrences in the LaTeX resolution panel. All executions complete locally, ensuring that no data is transmitted externally.</w:t>
-      </w:r>
-    </w:p>
-    <w:p>
-      <w:pPr>
-        <w:spacing w:line="360" w:lineRule="auto"/>
-      </w:pPr>
-      <w:r>
-        <w:rPr>
-          <w:b/>
-          <w:noProof/>
-        </w:rPr>
         <w:drawing>
           <wp:anchor distT="0" distB="0" distL="114300" distR="114300" simplePos="0" relativeHeight="251661312" behindDoc="1" locked="0" layoutInCell="1" allowOverlap="1" wp14:anchorId="0FD2A6E1">
             <wp:simplePos x="0" y="0"/>
             <wp:positionH relativeFrom="column">
-              <wp:posOffset>1057275</wp:posOffset>
+              <wp:posOffset>1000125</wp:posOffset>
             </wp:positionH>
             <wp:positionV relativeFrom="paragraph">
-              <wp:posOffset>1377950</wp:posOffset>
+              <wp:posOffset>-247015</wp:posOffset>
             </wp:positionV>
             <wp:extent cx="3609975" cy="3609975"/>
             <wp:effectExtent l="0" t="0" r="9525" b="9525"/>
@@ -10921,9 +10770,6 @@
           </wp:anchor>
         </w:drawing>
       </w:r>
-      <w:r>
-        <w:t>The application's state machine tracks the document through various stages of validation, extraction, classification, and rendering. The system starts in the AwaitingInput state. If a file is uploaded, the state transitions to ParsingFile. If successful, it extracts features sequentially using Perplexity, KNN, and Cosine Similarity modules, before combining the scores and transitioning to RenderingUI where charts and highlighted heatmap elements are drawn.</w:t>
-      </w:r>
     </w:p>
     <w:p/>
     <w:p/>
@@ -10958,26 +10804,26 @@
         <w:spacing w:line="360" w:lineRule="auto"/>
       </w:pPr>
       <w:r>
+        <w:t xml:space="preserve">Figure 3.4 details these state transitions, illustrating the operational lifecycle of the AI Text Detector. The system starts in a hollow, empty start circle state representing system readiness. Upon receiving a text submission or a dropped document, the system transitions to the Input Received state, before proceeding to the Validation State where text length and word counts are verified. If the input is valid (meeting the 10-word minimum threshold), the system moves into Analysis Initialization; if invalid, a dashed loopback transition returns it to the validation state. From initialization, the system transitions through Feature Extraction and Stylometric Scanning states, where it triggers the local analysis of text patterns (extracting sentence perplexities, KNN coordinates, and vector profiles). Once the metrics are gathered, the system enters the Ensemble Analysis state, combining the classifier outputs and applying the grammar calibration discount factor. It then transitions to the Report Visualization state to render the SVG gauge, scatter plot, and radar chart, before entering the Output State where the dashboard updates, sentence heatmap overlays are highlighted, and </w:t>
+      </w:r>
+      <w:proofErr w:type="spellStart"/>
+      <w:r>
+        <w:t>MathJax</w:t>
+      </w:r>
+      <w:proofErr w:type="spellEnd"/>
+      <w:r>
+        <w:t xml:space="preserve"> traces are compiled. Finally, the lifecycle terminates at a doughnut-style concentric double circle representing the end state.</w:t>
+      </w:r>
+    </w:p>
+    <w:p>
+      <w:pPr>
+        <w:jc w:val="center"/>
+      </w:pPr>
+      <w:r>
+        <w:rPr>
+          <w:noProof/>
+        </w:rPr>
         <w:lastRenderedPageBreak/>
-        <w:t xml:space="preserve">Figure 3.4 details these state transitions, illustrating the operational lifecycle of the AI Text Detector. The system starts in a hollow, empty start circle state representing system readiness. Upon receiving a text submission or a dropped document, the system transitions to the Input Received state, before proceeding to the Validation State where text length and word counts are verified. If the input is valid (meeting the 10-word minimum threshold), the system moves into Analysis Initialization; if invalid, a dashed loopback transition returns it to the validation state. From initialization, the system transitions through Feature Extraction and Stylometric Scanning states, where it triggers the local analysis of text patterns (extracting sentence perplexities, KNN coordinates, and vector profiles). Once the metrics are gathered, the system enters the Ensemble Analysis state, combining the classifier outputs and applying the grammar calibration discount factor. It then transitions to the Report Visualization state to render the SVG gauge, scatter plot, and radar chart, before entering the Output State where the dashboard updates, sentence heatmap overlays are highlighted, and </w:t>
-      </w:r>
-      <w:proofErr w:type="spellStart"/>
-      <w:r>
-        <w:t>MathJax</w:t>
-      </w:r>
-      <w:proofErr w:type="spellEnd"/>
-      <w:r>
-        <w:t xml:space="preserve"> traces are compiled. Finally, the lifecycle terminates at a doughnut-style concentric double circle representing the end state.</w:t>
-      </w:r>
-    </w:p>
-    <w:p>
-      <w:pPr>
-        <w:jc w:val="center"/>
-      </w:pPr>
-      <w:r>
-        <w:rPr>
-          <w:noProof/>
-        </w:rPr>
         <w:drawing>
           <wp:inline distT="0" distB="0" distL="0" distR="0">
             <wp:extent cx="3952875" cy="3952875"/>
@@ -11040,45 +10886,30 @@
         <w:rPr>
           <w:b/>
         </w:rPr>
-        <w:t>Figur</w:t>
-      </w:r>
-      <w:bookmarkStart w:id="30" w:name="_GoBack"/>
+        <w:t>Figure 3.5: Sequence Diagram for AI Text Detector</w:t>
+      </w:r>
+    </w:p>
+    <w:p>
+      <w:pPr>
+        <w:rPr>
+          <w:b/>
+        </w:rPr>
+      </w:pPr>
+      <w:bookmarkStart w:id="30" w:name="_Toc232107318"/>
+      <w:r>
+        <w:t>Figure 3.5 outlines this flow. The process begins when the user submits text or a file, or automatically as they write using a keystroke-triggered, debounced 1-second background analyzer. If the input is a file, it is read locally using the File API (supporting .docx, .pdf, .txt, and .md formats). Once the text satisfies the 10-word length validation, the controller triggers the four client-side analysis engines (Perplexity, KNN, Cosine Similarity, and Grammar). The engines extract features, calculate metric distances, compute vector similarity margins, and scan for grammatical and typographical errors. The raw scores are combined via a weighted ensemble, and the overall AI probability is calibrated by applying the grammar perfection score as a discount modifier. The resulting coordinates and scores are passed to the SVG rendering functions to draw the gauge, scatter plot, and radar charts, the sentence-level perplexity heatmap updates for interactive sentence-by-sentence highlights, and MathJax compiles the mathematical formulas and rule occurrences in the LaTeX resolution panel. All executions complete locally, ensuring that no data is transmitted externally.</w:t>
+      </w:r>
+    </w:p>
+    <w:p/>
+    <w:p>
+      <w:pPr>
+        <w:pStyle w:val="Heading3"/>
+      </w:pPr>
+      <w:r>
+        <w:lastRenderedPageBreak/>
+        <w:t>3.1.5. Process Modelling Using Activity Diagrams</w:t>
+      </w:r>
       <w:bookmarkEnd w:id="30"/>
-      <w:r>
-        <w:rPr>
-          <w:b/>
-        </w:rPr>
-        <w:t>e 3.5: Sequence Diagram for AI Text Detector</w:t>
-      </w:r>
-    </w:p>
-    <w:p>
-      <w:pPr>
-        <w:rPr>
-          <w:b/>
-        </w:rPr>
-      </w:pPr>
-      <w:bookmarkStart w:id="31" w:name="_Toc232107318"/>
-      <w:r>
-        <w:lastRenderedPageBreak/>
-        <w:t xml:space="preserve">Figure 3.5 outlines this flow. The process begins when the user submits text or a file. The file is read locally using the File API. If the input satisfies the length validation, the controller triggers the four client-side analysis engines. The engines extract features, calculate metric distances, compute vector similarity margins, and scan for grammatical spacing and syntax errors. The raw scores are combined via a weighted ensemble, and the overall AI probability is calibrated by applying the grammar perfection score as a discount modifier. The resulting coordinates and scores are passed to the SVG rendering functions to draw the gauge, scatter plot, and radar charts, while </w:t>
-      </w:r>
-      <w:proofErr w:type="spellStart"/>
-      <w:r>
-        <w:t>MathJax</w:t>
-      </w:r>
-      <w:proofErr w:type="spellEnd"/>
-      <w:r>
-        <w:t xml:space="preserve"> compiles the mathematical formulas and rule occurrences in the LaTeX resolution panel. All executions complete locally, ensuring that no data is transmitted externally.</w:t>
-      </w:r>
-    </w:p>
-    <w:p>
-      <w:pPr>
-        <w:pStyle w:val="Heading3"/>
-      </w:pPr>
-      <w:r>
-        <w:t>3.1.5. Process Modelling Using Activity Diagrams</w:t>
-      </w:r>
-      <w:bookmarkEnd w:id="31"/>
     </w:p>
     <w:p>
       <w:pPr>
@@ -11096,12 +10927,17 @@
         <w:rPr>
           <w:noProof/>
         </w:rPr>
-        <w:lastRenderedPageBreak/>
+        <w:t xml:space="preserve">                </w:t>
+      </w:r>
+      <w:r>
+        <w:rPr>
+          <w:noProof/>
+        </w:rPr>
         <w:drawing>
-          <wp:inline distT="0" distB="0" distL="0" distR="0" wp14:anchorId="2C509A6E" wp14:editId="6D3ED367">
-            <wp:extent cx="3610986" cy="5029200"/>
-            <wp:effectExtent l="0" t="0" r="8890" b="0"/>
-            <wp:docPr id="391467380" name="Picture 1"/>
+          <wp:inline distT="0" distB="0" distL="0" distR="0">
+            <wp:extent cx="5705475" cy="5505450"/>
+            <wp:effectExtent l="0" t="0" r="9525" b="0"/>
+            <wp:docPr id="3" name="Picture 3"/>
             <wp:cNvGraphicFramePr>
               <a:graphicFrameLocks xmlns:a="http://schemas.openxmlformats.org/drawingml/2006/main" noChangeAspect="1"/>
             </wp:cNvGraphicFramePr>
@@ -11109,7 +10945,7 @@
               <a:graphicData uri="http://schemas.openxmlformats.org/drawingml/2006/picture">
                 <pic:pic xmlns:pic="http://schemas.openxmlformats.org/drawingml/2006/picture">
                   <pic:nvPicPr>
-                    <pic:cNvPr id="0" name="Picture 1"/>
+                    <pic:cNvPr id="0" name="Picture 2"/>
                     <pic:cNvPicPr>
                       <a:picLocks noChangeAspect="1" noChangeArrowheads="1"/>
                     </pic:cNvPicPr>
@@ -11130,7 +10966,7 @@
                   <pic:spPr bwMode="auto">
                     <a:xfrm>
                       <a:off x="0" y="0"/>
-                      <a:ext cx="3612839" cy="5031781"/>
+                      <a:ext cx="5705475" cy="5505450"/>
                     </a:xfrm>
                     <a:prstGeom prst="rect">
                       <a:avLst/>
@@ -11164,58 +11000,61 @@
     </w:p>
     <w:p>
       <w:pPr>
+        <w:rPr>
+          <w:b/>
+        </w:rPr>
+      </w:pPr>
+      <w:bookmarkStart w:id="31" w:name="_Toc232107319"/>
+      <w:r>
+        <w:lastRenderedPageBreak/>
+        <w:t>Figure 3.6 details this workflow. The process starts with text validation. If the word count is under 10 words, the analysis halts with a warning. Otherwise, local tokenization proceeds, and the session cache is stored. The four analysis engines—Perplexity, KNN, Cosine Similarity, and Grammar Error check—execute in parallel to extract stylometric and syntactic metrics. These metrics are combined via a weighted ensemble, calibrated by the grammar perfection score as a discount modifier, and saved locally. Finally, the controller updates the UI charts (overall probability gauge, KNN scatter plot, and 5-axis radar chart), highlights sentence-level perplexity heatmaps, and renders the rule occurrences in the MathJax LaTeX resolution panel.</w:t>
+      </w:r>
+    </w:p>
+    <w:p>
+      <w:pPr>
+        <w:pStyle w:val="Heading2"/>
+      </w:pPr>
+      <w:r>
+        <w:t>3.2. System Design</w:t>
+      </w:r>
+      <w:bookmarkEnd w:id="31"/>
+    </w:p>
+    <w:p>
+      <w:pPr>
+        <w:pStyle w:val="Heading3"/>
+      </w:pPr>
+      <w:bookmarkStart w:id="32" w:name="_Toc232107320"/>
+      <w:r>
+        <w:t>3.2.1. Component Diagram</w:t>
+      </w:r>
+      <w:bookmarkEnd w:id="32"/>
+    </w:p>
+    <w:p>
+      <w:pPr>
         <w:spacing w:line="360" w:lineRule="auto"/>
       </w:pPr>
       <w:r>
-        <w:t>Figure 3.6 details this workflow. The process starts with text validation. If the word count is under 10 words, the analysis halts with a warning. Otherwise, tokenization proceeds. The statistical NLP, KNN, and Cosine Similarity modules execute, formatting mathematical values. Finally, the controller updates the UI charts, highlights the sentence perplexities, and updates the MathJax resolution panel.</w:t>
-      </w:r>
-    </w:p>
-    <w:p>
-      <w:pPr>
-        <w:pStyle w:val="Heading2"/>
-      </w:pPr>
-      <w:bookmarkStart w:id="32" w:name="_Toc232107319"/>
-      <w:r>
-        <w:t>3.2. System Design</w:t>
-      </w:r>
-      <w:bookmarkEnd w:id="32"/>
-    </w:p>
-    <w:p>
-      <w:pPr>
-        <w:pStyle w:val="Heading3"/>
-      </w:pPr>
-      <w:bookmarkStart w:id="33" w:name="_Toc232107320"/>
-      <w:r>
-        <w:t>3.2.1. Component Diagram</w:t>
-      </w:r>
-      <w:bookmarkEnd w:id="33"/>
-    </w:p>
-    <w:p>
-      <w:pPr>
-        <w:spacing w:line="360" w:lineRule="auto"/>
-      </w:pPr>
-      <w:r>
-        <w:t xml:space="preserve">The component diagram shows the modular architecture of the AI Text Detector. The HTML5 dashboard serves as the user interface, communicating with the app.js controller. The controller </w:t>
-      </w:r>
-      <w:r>
-        <w:lastRenderedPageBreak/>
-        <w:t>coordinates the FileParser class (which references PDF.js and Mammoth.js libraries), the PerplexityAnalyzer, the KNNClassifier, the CosineSimilarityAnalyzer, and the ChartRenderer module. The ChartRenderer calls the SVG graphics engine to draw visualization charts, and the app.js controller invokes the MathJax library to typeset mathematical equations.</w:t>
+        <w:t>The component diagram shows the modular architecture of the AI Text Detector. The HTML5 dashboard serves as the user interface, communicating with the app.js controller. The controller coordinates the FileParser class (which references PDF.js and Mammoth.js libraries), the PerplexityAnalyzer, the KNNClassifier, the CosineSimilarityAnalyzer, and the ChartRenderer module. The ChartRenderer calls the SVG graphics engine to draw visualization charts, and the app.js controller invokes the MathJax library to typeset mathematical equations.</w:t>
       </w:r>
     </w:p>
     <w:p/>
     <w:p>
       <w:pPr>
         <w:jc w:val="center"/>
+        <w:rPr>
+          <w:b/>
+          <w:bCs/>
+        </w:rPr>
       </w:pPr>
       <w:r>
         <w:rPr>
           <w:noProof/>
         </w:rPr>
         <w:drawing>
-          <wp:inline distT="0" distB="0" distL="0" distR="0" wp14:anchorId="00FA984D" wp14:editId="4910BF57">
-            <wp:extent cx="5037827" cy="3132092"/>
-            <wp:effectExtent l="0" t="0" r="0" b="0"/>
-            <wp:docPr id="1250336569" name="Picture 2"/>
+          <wp:inline distT="0" distB="0" distL="0" distR="0">
+            <wp:extent cx="5711825" cy="2861945"/>
+            <wp:effectExtent l="0" t="0" r="3175" b="0"/>
+            <wp:docPr id="8" name="Picture 8"/>
             <wp:cNvGraphicFramePr>
               <a:graphicFrameLocks xmlns:a="http://schemas.openxmlformats.org/drawingml/2006/main" noChangeAspect="1"/>
             </wp:cNvGraphicFramePr>
@@ -11223,13 +11062,13 @@
               <a:graphicData uri="http://schemas.openxmlformats.org/drawingml/2006/picture">
                 <pic:pic xmlns:pic="http://schemas.openxmlformats.org/drawingml/2006/picture">
                   <pic:nvPicPr>
-                    <pic:cNvPr id="0" name="Picture 2"/>
+                    <pic:cNvPr id="0" name="Picture 4"/>
                     <pic:cNvPicPr>
                       <a:picLocks noChangeAspect="1" noChangeArrowheads="1"/>
                     </pic:cNvPicPr>
                   </pic:nvPicPr>
                   <pic:blipFill>
-                    <a:blip r:embed="rId19" cstate="print">
+                    <a:blip r:embed="rId19">
                       <a:extLst>
                         <a:ext uri="{28A0092B-C50C-407E-A947-70E740481C1C}">
                           <a14:useLocalDpi xmlns:a14="http://schemas.microsoft.com/office/drawing/2010/main" val="0"/>
@@ -11244,7 +11083,7 @@
                   <pic:spPr bwMode="auto">
                     <a:xfrm>
                       <a:off x="0" y="0"/>
-                      <a:ext cx="5044482" cy="3136229"/>
+                      <a:ext cx="5711825" cy="2861945"/>
                     </a:xfrm>
                     <a:prstGeom prst="rect">
                       <a:avLst/>
@@ -11260,9 +11099,35 @@
           </wp:inline>
         </w:drawing>
       </w:r>
-    </w:p>
-    <w:p>
-      <w:pPr>
+      <w:r>
+        <w:rPr>
+          <w:b/>
+        </w:rPr>
+        <w:t>Figure 3.7: Component Diagram for AI Text Detector</w:t>
+      </w:r>
+    </w:p>
+    <w:p>
+      <w:pPr>
+        <w:pStyle w:val="Heading3"/>
+      </w:pPr>
+      <w:bookmarkStart w:id="33" w:name="_Toc232107321"/>
+      <w:r>
+        <w:lastRenderedPageBreak/>
+        <w:t>3.2.2. Deployment Diagram</w:t>
+      </w:r>
+      <w:bookmarkEnd w:id="33"/>
+    </w:p>
+    <w:p>
+      <w:pPr>
+        <w:spacing w:line="360" w:lineRule="auto"/>
+      </w:pPr>
+      <w:r>
+        <w:t>The deployment diagram illustrates the system's local execution model. The entire application runs client-side inside the user's browser sandbox. The HTML5 dashboard, the JavaScript execution engine, the local training set dataset in memory, and the FileReader API operate within the browser runtime environment, eliminating server connections and database storage overhead.</w:t>
+      </w:r>
+    </w:p>
+    <w:p>
+      <w:pPr>
+        <w:spacing w:line="360" w:lineRule="auto"/>
         <w:jc w:val="center"/>
         <w:rPr>
           <w:b/>
@@ -11271,43 +11136,13 @@
       </w:pPr>
       <w:r>
         <w:rPr>
-          <w:b/>
-        </w:rPr>
-        <w:t>Figure 3.7: Component Diagram for AI Text Detector</w:t>
-      </w:r>
-    </w:p>
-    <w:p>
-      <w:pPr>
-        <w:pStyle w:val="Heading3"/>
-      </w:pPr>
-      <w:bookmarkStart w:id="34" w:name="_Toc232107321"/>
-      <w:r>
-        <w:t>3.2.2. Deployment Diagram</w:t>
-      </w:r>
-      <w:bookmarkEnd w:id="34"/>
-    </w:p>
-    <w:p>
-      <w:pPr>
-        <w:spacing w:line="360" w:lineRule="auto"/>
-      </w:pPr>
-      <w:r>
-        <w:t>The deployment diagram illustrates the system's local execution model. The entire application runs client-side inside the user's browser sandbox. The HTML5 dashboard, the JavaScript execution engine, the local training set dataset in memory, and the FileReader API operate within the browser runtime environment, eliminating server connections and database storage overhead.</w:t>
-      </w:r>
-    </w:p>
-    <w:p>
-      <w:pPr>
-        <w:spacing w:line="360" w:lineRule="auto"/>
-      </w:pPr>
-      <w:r>
-        <w:rPr>
           <w:noProof/>
         </w:rPr>
-        <w:lastRenderedPageBreak/>
         <w:drawing>
-          <wp:inline distT="0" distB="0" distL="0" distR="0" wp14:anchorId="688A333E" wp14:editId="0410C2FF">
-            <wp:extent cx="5715000" cy="2209800"/>
-            <wp:effectExtent l="0" t="0" r="0" b="0"/>
-            <wp:docPr id="1948329602" name="Picture 1"/>
+          <wp:inline distT="0" distB="0" distL="0" distR="0">
+            <wp:extent cx="5711825" cy="3147060"/>
+            <wp:effectExtent l="0" t="0" r="3175" b="0"/>
+            <wp:docPr id="9" name="Picture 9"/>
             <wp:cNvGraphicFramePr>
               <a:graphicFrameLocks xmlns:a="http://schemas.openxmlformats.org/drawingml/2006/main" noChangeAspect="1"/>
             </wp:cNvGraphicFramePr>
@@ -11315,7 +11150,7 @@
               <a:graphicData uri="http://schemas.openxmlformats.org/drawingml/2006/picture">
                 <pic:pic xmlns:pic="http://schemas.openxmlformats.org/drawingml/2006/picture">
                   <pic:nvPicPr>
-                    <pic:cNvPr id="0" name="Picture 1"/>
+                    <pic:cNvPr id="0" name="Picture 5"/>
                     <pic:cNvPicPr>
                       <a:picLocks noChangeAspect="1" noChangeArrowheads="1"/>
                     </pic:cNvPicPr>
@@ -11336,7 +11171,7 @@
                   <pic:spPr bwMode="auto">
                     <a:xfrm>
                       <a:off x="0" y="0"/>
-                      <a:ext cx="5715000" cy="2209800"/>
+                      <a:ext cx="5711825" cy="3147060"/>
                     </a:xfrm>
                     <a:prstGeom prst="rect">
                       <a:avLst/>
@@ -11352,79 +11187,87 @@
           </wp:inline>
         </w:drawing>
       </w:r>
+      <w:proofErr w:type="spellStart"/>
+      <w:r>
+        <w:rPr>
+          <w:b/>
+        </w:rPr>
+        <w:t>z</w:t>
+      </w:r>
+      <w:r>
+        <w:rPr>
+          <w:b/>
+        </w:rPr>
+        <w:t>Figure</w:t>
+      </w:r>
+      <w:proofErr w:type="spellEnd"/>
+      <w:r>
+        <w:rPr>
+          <w:b/>
+        </w:rPr>
+        <w:t xml:space="preserve"> 3.8: Deployment Diagram for AI Text Detector</w:t>
+      </w:r>
+    </w:p>
+    <w:p>
+      <w:pPr>
+        <w:pStyle w:val="Heading2"/>
+      </w:pPr>
+      <w:bookmarkStart w:id="34" w:name="_Toc232107322"/>
+      <w:r>
+        <w:t>3.3. Algorithm Details</w:t>
+      </w:r>
+      <w:bookmarkEnd w:id="34"/>
+    </w:p>
+    <w:p>
+      <w:pPr>
+        <w:pStyle w:val="Heading3"/>
+        <w:rPr>
+          <w:bCs/>
+        </w:rPr>
+      </w:pPr>
+      <w:bookmarkStart w:id="35" w:name="_Toc232107323"/>
+      <w:r>
+        <w:t>3.3.1. Statistical NLP Algorithm (Perplexity &amp; Burstiness)</w:t>
+      </w:r>
+      <w:bookmarkEnd w:id="35"/>
+    </w:p>
+    <w:p>
+      <w:pPr>
+        <w:spacing w:after="0" w:line="360" w:lineRule="auto"/>
+      </w:pPr>
+      <w:r>
+        <w:t>The Statistical NLP Algorithm evaluates basic linguistic statistics of the text to identify machine-generated patterns. Large Language Models generate text by predicting the next most likely token, leading to uniform sentence structures and vocabulary repetition. This engine measures sentence length standard deviation (burstiness) and Type-Token Ratio (TTR) to identify these uniformities.</w:t>
+      </w:r>
+    </w:p>
+    <w:p>
+      <w:pPr>
+        <w:spacing w:after="0" w:line="360" w:lineRule="auto"/>
+      </w:pPr>
+      <w:r>
+        <w:t xml:space="preserve">The analysis runs locally. The system tokenizes the text into sentences and words, computes average sentence length, and evaluates sentence length variance. It also calculates TTR as the </w:t>
+      </w:r>
+      <w:r>
+        <w:lastRenderedPageBreak/>
+        <w:t>ratio of unique words to total words, and penalizes predictable vocabulary using a database of common bigrams and AI-favored words.</w:t>
+      </w:r>
     </w:p>
     <w:p>
       <w:pPr>
         <w:spacing w:line="360" w:lineRule="auto"/>
-        <w:jc w:val="center"/>
-        <w:rPr>
-          <w:b/>
-          <w:bCs/>
-        </w:rPr>
-      </w:pPr>
-      <w:r>
-        <w:rPr>
-          <w:b/>
-        </w:rPr>
-        <w:t>Figure 3.8: Deployment Diagram for AI Text Detector</w:t>
-      </w:r>
-    </w:p>
-    <w:p>
-      <w:pPr>
-        <w:pStyle w:val="Heading2"/>
-      </w:pPr>
-      <w:bookmarkStart w:id="35" w:name="_Toc232107322"/>
-      <w:r>
-        <w:t>3.3. Algorithm Details</w:t>
-      </w:r>
-      <w:bookmarkEnd w:id="35"/>
+      </w:pPr>
+      <w:r>
+        <w:t>The final Statistical NLP score is computed as a weighted sum of the burstiness factor, TTR factor, and predictability factor: $\text{Score}1 = 0.30 \times \text{Burstiness Factor} + 0.20 \times \text{TTR Factor} + 0.50 \times \text{Predictability Factor}$.</w:t>
+      </w:r>
     </w:p>
     <w:p>
       <w:pPr>
         <w:pStyle w:val="Heading3"/>
-        <w:rPr>
-          <w:bCs/>
-        </w:rPr>
-      </w:pPr>
-      <w:bookmarkStart w:id="36" w:name="_Toc232107323"/>
-      <w:r>
-        <w:t>3.3.1. Statistical NLP Algorithm (Perplexity &amp; Burstiness)</w:t>
+      </w:pPr>
+      <w:bookmarkStart w:id="36" w:name="_Toc232107324"/>
+      <w:r>
+        <w:t>3.3.2. KNN Classifier</w:t>
       </w:r>
       <w:bookmarkEnd w:id="36"/>
-    </w:p>
-    <w:p>
-      <w:pPr>
-        <w:spacing w:after="0" w:line="360" w:lineRule="auto"/>
-      </w:pPr>
-      <w:r>
-        <w:t>The Statistical NLP Algorithm evaluates basic linguistic statistics of the text to identify machine-generated patterns. Large Language Models generate text by predicting the next most likely token, leading to uniform sentence structures and vocabulary repetition. This engine measures sentence length standard deviation (burstiness) and Type-Token Ratio (TTR) to identify these uniformities.</w:t>
-      </w:r>
-    </w:p>
-    <w:p>
-      <w:pPr>
-        <w:spacing w:after="0" w:line="360" w:lineRule="auto"/>
-      </w:pPr>
-      <w:r>
-        <w:t>The analysis runs locally. The system tokenizes the text into sentences and words, computes average sentence length, and evaluates sentence length variance. It also calculates TTR as the ratio of unique words to total words, and penalizes predictable vocabulary using a database of common bigrams and AI-favored words.</w:t>
-      </w:r>
-    </w:p>
-    <w:p>
-      <w:pPr>
-        <w:spacing w:line="360" w:lineRule="auto"/>
-      </w:pPr>
-      <w:r>
-        <w:t>The final Statistical NLP score is computed as a weighted sum of the burstiness factor, TTR factor, and predictability factor: $\text{Score}1 = 0.30 \times \text{Burstiness Factor} + 0.20 \times \text{TTR Factor} + 0.50 \times \text{Predictability Factor}$.</w:t>
-      </w:r>
-    </w:p>
-    <w:p>
-      <w:pPr>
-        <w:pStyle w:val="Heading3"/>
-      </w:pPr>
-      <w:bookmarkStart w:id="37" w:name="_Toc232107324"/>
-      <w:r>
-        <w:t>3.3.2. KNN Classifier</w:t>
-      </w:r>
-      <w:bookmarkEnd w:id="37"/>
     </w:p>
     <w:p>
       <w:pPr>
@@ -11444,7 +11287,6 @@
         <w:spacing w:after="0" w:line="360" w:lineRule="auto"/>
       </w:pPr>
       <w:r>
-        <w:lastRenderedPageBreak/>
         <w:t>1.  Lexical Diversity: Type-Token Ratio normalized against document length.</w:t>
       </w:r>
     </w:p>
@@ -11512,11 +11354,11 @@
       <w:pPr>
         <w:pStyle w:val="Heading3"/>
       </w:pPr>
-      <w:bookmarkStart w:id="38" w:name="_Toc232107325"/>
+      <w:bookmarkStart w:id="37" w:name="_Toc232107325"/>
       <w:r>
         <w:t>3.3.3. Cosine Similarity (Vector Space Model)</w:t>
       </w:r>
-      <w:bookmarkEnd w:id="38"/>
+      <w:bookmarkEnd w:id="37"/>
     </w:p>
     <w:p>
       <w:pPr>
@@ -11536,7 +11378,7 @@
         <w:spacing w:after="0" w:line="360" w:lineRule="auto"/>
       </w:pPr>
       <w:r>
-        <w:t>1.  First-Person Pronouns: Frequency of pronouns like 'I', 'me', 'my', 'we'.</w:t>
+        <w:t>First-Person Pronouns: Frequency of pronouns like 'I', 'me', 'my', 'we'.</w:t>
       </w:r>
     </w:p>
     <w:p>
@@ -11549,15 +11391,21 @@
         <w:spacing w:after="0" w:line="360" w:lineRule="auto"/>
       </w:pPr>
       <w:r>
-        <w:t>2.  Complex Conjunctions: Frequency of transition words like 'furthermore', 'nevertheless', 'consequently'.</w:t>
-      </w:r>
-    </w:p>
-    <w:p>
-      <w:pPr>
+        <w:t>Complex Conjunctions: Frequency of transition words like 'furthermore', 'nevertheless', 'consequently'.</w:t>
+      </w:r>
+    </w:p>
+    <w:p>
+      <w:pPr>
+        <w:pStyle w:val="ListParagraph"/>
+        <w:numPr>
+          <w:ilvl w:val="0"/>
+          <w:numId w:val="10"/>
+        </w:numPr>
         <w:spacing w:after="0" w:line="360" w:lineRule="auto"/>
       </w:pPr>
       <w:r>
-        <w:t>3.  Intensifiers: Frequency of words like 'extremely', 'completely', 'absolutely'.</w:t>
+        <w:lastRenderedPageBreak/>
+        <w:t>Intensifiers: Frequency of words like 'extremely', 'completely', 'absolutely'.</w:t>
       </w:r>
     </w:p>
     <w:p>
@@ -11570,7 +11418,7 @@
         <w:spacing w:line="360" w:lineRule="auto"/>
       </w:pPr>
       <w:r>
-        <w:t>4.  Passive Voice Index: Matches passive auxiliary verbs followed by past participles.</w:t>
+        <w:t>Passive Voice Index: Matches passive auxiliary verbs followed by past participles.</w:t>
       </w:r>
     </w:p>
     <w:p>
@@ -11583,7 +11431,7 @@
         <w:spacing w:line="360" w:lineRule="auto"/>
       </w:pPr>
       <w:r>
-        <w:t>5.  Hapax Legomena Ratio: Density of words occurring only once in the text.</w:t>
+        <w:t>Hapax Legomena Ratio: Density of words occurring only once in the text.</w:t>
       </w:r>
     </w:p>
     <w:p>
@@ -11596,12 +11444,21 @@
         <w:spacing w:after="0" w:line="360" w:lineRule="auto"/>
       </w:pPr>
       <w:r>
-        <w:t>The syntax vector $\mathbf{s}$ is compared to the AI prototype $\mathbf{p}{\text{AI}}$ and human prototype $\mathbf{p}{\text{Human}}$ vectors:</w:t>
+        <w:t>The syntax vector $\</w:t>
+      </w:r>
+      <w:proofErr w:type="spellStart"/>
+      <w:r>
+        <w:t>mathbf</w:t>
+      </w:r>
+      <w:proofErr w:type="spellEnd"/>
+      <w:r>
+        <w:t>{s}$ is compared to the AI prototype $\mathbf{p}{\text{AI}}$ and human prototype $\mathbf{p}{\text{Human}}$ vectors:</w:t>
       </w:r>
     </w:p>
     <w:p>
       <w:pPr>
         <w:spacing w:line="360" w:lineRule="auto"/>
+        <w:jc w:val="left"/>
       </w:pPr>
       <w:r>
         <w:t>$$\mathbf{p}{\text{AI}} = [0.08, 0.85, 0.80, 0.75, 0.35]$$</w:t>
@@ -11613,20 +11470,21 @@
         <w:br/>
         <w:t>$$\mathbf{p}{\text{Human}} = [0.65, 0.20, 0.25, 0.28, 0.78]$$</w:t>
       </w:r>
+    </w:p>
+    <w:p>
+      <w:pPr>
+        <w:spacing w:line="360" w:lineRule="auto"/>
+      </w:pPr>
       <w:r>
         <w:br/>
-      </w:r>
-      <w:r>
-        <w:br/>
-        <w:t xml:space="preserve">The Cosine Similarity score is calculated based on the similarity angles to the prototype vectors </w:t>
-      </w:r>
-      <w:r>
-        <w:lastRenderedPageBreak/>
-        <w:t>using the standard dot product equation:</w:t>
-      </w:r>
-      <w:r>
-        <w:br/>
-      </w:r>
+        <w:t>The Cosine Similarity score is calculated based on the similarity angles to the prototype vectors using the standard dot product equation:</w:t>
+      </w:r>
+    </w:p>
+    <w:p>
+      <w:pPr>
+        <w:spacing w:line="360" w:lineRule="auto"/>
+        <w:jc w:val="left"/>
+      </w:pPr>
       <w:r>
         <w:br/>
         <w:t>$$\cos(\theta) = \frac{\mathbf{A} \cdot \mathbf{B}}{\|\mathbf{A}\| \|\mathbf{B}\|} = \frac{\sum Ai Bi}{\sqrt{\sum Ai^2} \sqrt{\sum Bi^2}}$$</w:t>
@@ -11643,11 +11501,11 @@
       <w:pPr>
         <w:pStyle w:val="Heading3"/>
       </w:pPr>
-      <w:bookmarkStart w:id="39" w:name="_Toc232107326"/>
+      <w:bookmarkStart w:id="38" w:name="_Toc232107326"/>
       <w:r>
         <w:t>3.3.4. Heuristic Grammar &amp; Typography Analyzer</w:t>
       </w:r>
-      <w:bookmarkEnd w:id="39"/>
+      <w:bookmarkEnd w:id="38"/>
     </w:p>
     <w:p>
       <w:pPr>
@@ -11678,6 +11536,7 @@
           <w:numId w:val="11"/>
         </w:numPr>
         <w:spacing w:after="0" w:line="360" w:lineRule="auto"/>
+        <w:jc w:val="left"/>
       </w:pPr>
       <w:r>
         <w:t>$$\text{Penalty}{\text{norm}} = \frac{\sum (\text{Rule Matches} \times \text{Weight})}{\max(10, \text{Word Count})} \times 100$$</w:t>
@@ -11686,24 +11545,29 @@
         <w:br/>
       </w:r>
       <w:r>
+        <w:lastRenderedPageBreak/>
         <w:br/>
         <w:t>$$\text{Score}{\text{grammar}} = \max\left(0, 100 - 15 \times \text{Penalty}{\text{norm}}\right)$$</w:t>
       </w:r>
     </w:p>
     <w:p>
       <w:pPr>
+        <w:pStyle w:val="ListParagraph"/>
+        <w:spacing w:after="0" w:line="360" w:lineRule="auto"/>
+        <w:ind w:left="360"/>
+        <w:jc w:val="left"/>
+      </w:pPr>
+    </w:p>
+    <w:p>
+      <w:pPr>
         <w:pStyle w:val="Heading3"/>
-        <w:numPr>
-          <w:ilvl w:val="0"/>
-          <w:numId w:val="11"/>
-        </w:numPr>
         <w:spacing w:line="360" w:lineRule="auto"/>
       </w:pPr>
-      <w:bookmarkStart w:id="40" w:name="_Toc232107327"/>
+      <w:bookmarkStart w:id="39" w:name="_Toc232107327"/>
       <w:r>
         <w:t>3.3.5. Ensemble Scoring &amp; Grammar Calibration</w:t>
       </w:r>
-      <w:bookmarkEnd w:id="40"/>
+      <w:bookmarkEnd w:id="39"/>
     </w:p>
     <w:p>
       <w:pPr>
@@ -11733,7 +11597,6 @@
         <w:spacing w:line="360" w:lineRule="auto"/>
       </w:pPr>
       <w:r>
-        <w:lastRenderedPageBreak/>
         <w:t>Classification verdicts are determined based on the calibrated final probability score:</w:t>
       </w:r>
     </w:p>
@@ -11788,86 +11651,36 @@
     <w:p>
       <w:pPr>
         <w:pStyle w:val="ListParagraph"/>
-        <w:numPr>
-          <w:ilvl w:val="0"/>
-          <w:numId w:val="13"/>
-        </w:numPr>
         <w:spacing w:after="0" w:line="360" w:lineRule="auto"/>
+        <w:ind w:left="360"/>
       </w:pPr>
     </w:p>
     <w:p>
       <w:pPr>
         <w:pStyle w:val="ListParagraph"/>
-        <w:numPr>
-          <w:ilvl w:val="0"/>
-          <w:numId w:val="13"/>
-        </w:numPr>
         <w:spacing w:after="0" w:line="360" w:lineRule="auto"/>
+        <w:ind w:left="360"/>
       </w:pPr>
     </w:p>
     <w:p>
       <w:pPr>
         <w:pStyle w:val="ListParagraph"/>
-        <w:numPr>
-          <w:ilvl w:val="0"/>
-          <w:numId w:val="13"/>
-        </w:numPr>
         <w:spacing w:after="0" w:line="360" w:lineRule="auto"/>
-      </w:pPr>
-    </w:p>
-    <w:p>
-      <w:pPr>
-        <w:spacing w:line="360" w:lineRule="auto"/>
-      </w:pPr>
-    </w:p>
-    <w:p>
-      <w:pPr>
-        <w:pStyle w:val="Heading3"/>
-      </w:pPr>
-    </w:p>
-    <w:p>
-      <w:pPr>
+        <w:ind w:left="360"/>
+      </w:pPr>
+    </w:p>
+    <w:p>
+      <w:pPr>
+        <w:pStyle w:val="ListParagraph"/>
         <w:spacing w:after="0" w:line="360" w:lineRule="auto"/>
+        <w:ind w:left="360"/>
       </w:pPr>
     </w:p>
     <w:p>
       <w:pPr>
         <w:pStyle w:val="ListParagraph"/>
-        <w:numPr>
-          <w:ilvl w:val="0"/>
-          <w:numId w:val="14"/>
-        </w:numPr>
-        <w:spacing w:line="360" w:lineRule="auto"/>
-      </w:pPr>
-    </w:p>
-    <w:p>
-      <w:pPr>
-        <w:pStyle w:val="ListParagraph"/>
-        <w:numPr>
-          <w:ilvl w:val="0"/>
-          <w:numId w:val="14"/>
-        </w:numPr>
-        <w:spacing w:line="360" w:lineRule="auto"/>
-      </w:pPr>
-    </w:p>
-    <w:p>
-      <w:pPr>
-        <w:pStyle w:val="ListParagraph"/>
-        <w:numPr>
-          <w:ilvl w:val="0"/>
-          <w:numId w:val="14"/>
-        </w:numPr>
-        <w:spacing w:line="360" w:lineRule="auto"/>
-      </w:pPr>
-    </w:p>
-    <w:p>
-      <w:pPr>
-        <w:pStyle w:val="ListParagraph"/>
-        <w:numPr>
-          <w:ilvl w:val="0"/>
-          <w:numId w:val="14"/>
-        </w:numPr>
         <w:spacing w:after="0" w:line="360" w:lineRule="auto"/>
+        <w:ind w:left="360"/>
       </w:pPr>
     </w:p>
     <w:p>
@@ -11877,368 +11690,30 @@
     </w:p>
     <w:p>
       <w:pPr>
-        <w:spacing w:line="360" w:lineRule="auto"/>
-      </w:pPr>
-    </w:p>
-    <w:p>
-      <w:pPr>
-        <w:pStyle w:val="Heading3"/>
-      </w:pPr>
-    </w:p>
-    <w:p>
-      <w:pPr>
-        <w:spacing w:after="0" w:line="360" w:lineRule="auto"/>
-      </w:pPr>
-    </w:p>
-    <w:p>
-      <w:pPr>
-        <w:pStyle w:val="ListParagraph"/>
-        <w:numPr>
-          <w:ilvl w:val="0"/>
-          <w:numId w:val="15"/>
-        </w:numPr>
-        <w:spacing w:after="0" w:line="360" w:lineRule="auto"/>
-      </w:pPr>
-    </w:p>
-    <w:p>
-      <w:pPr>
-        <w:pStyle w:val="ListParagraph"/>
-        <w:numPr>
-          <w:ilvl w:val="0"/>
-          <w:numId w:val="15"/>
-        </w:numPr>
-        <w:spacing w:after="0" w:line="360" w:lineRule="auto"/>
-      </w:pPr>
-    </w:p>
-    <w:p>
-      <w:pPr>
-        <w:pStyle w:val="ListParagraph"/>
-        <w:numPr>
-          <w:ilvl w:val="0"/>
-          <w:numId w:val="15"/>
-        </w:numPr>
-        <w:spacing w:after="0" w:line="360" w:lineRule="auto"/>
-      </w:pPr>
-    </w:p>
-    <w:p>
-      <w:pPr>
-        <w:pStyle w:val="ListParagraph"/>
-        <w:numPr>
-          <w:ilvl w:val="0"/>
-          <w:numId w:val="15"/>
-        </w:numPr>
-        <w:spacing w:after="0" w:line="360" w:lineRule="auto"/>
-      </w:pPr>
-    </w:p>
-    <w:p>
-      <w:pPr>
-        <w:pStyle w:val="ListParagraph"/>
-        <w:numPr>
-          <w:ilvl w:val="0"/>
-          <w:numId w:val="15"/>
-        </w:numPr>
-        <w:spacing w:after="0" w:line="360" w:lineRule="auto"/>
-      </w:pPr>
-    </w:p>
-    <w:p>
-      <w:pPr>
-        <w:spacing w:after="0" w:line="360" w:lineRule="auto"/>
-      </w:pPr>
-    </w:p>
-    <w:p>
-      <w:pPr>
-        <w:spacing w:after="0" w:line="360" w:lineRule="auto"/>
-      </w:pPr>
-    </w:p>
-    <w:p>
-      <w:pPr>
-        <w:spacing w:after="0" w:line="360" w:lineRule="auto"/>
-      </w:pPr>
-    </w:p>
-    <w:p>
-      <w:pPr>
-        <w:pStyle w:val="ListParagraph"/>
-        <w:numPr>
-          <w:ilvl w:val="0"/>
-          <w:numId w:val="16"/>
-        </w:numPr>
-        <w:spacing w:line="360" w:lineRule="auto"/>
-      </w:pPr>
-    </w:p>
-    <w:p>
-      <w:pPr>
-        <w:pStyle w:val="ListParagraph"/>
-        <w:numPr>
-          <w:ilvl w:val="0"/>
-          <w:numId w:val="16"/>
-        </w:numPr>
-        <w:spacing w:line="360" w:lineRule="auto"/>
-      </w:pPr>
-    </w:p>
-    <w:p>
-      <w:pPr>
-        <w:pStyle w:val="ListParagraph"/>
-        <w:numPr>
-          <w:ilvl w:val="0"/>
-          <w:numId w:val="16"/>
-        </w:numPr>
-        <w:spacing w:line="360" w:lineRule="auto"/>
-      </w:pPr>
-    </w:p>
-    <w:p>
-      <w:pPr>
-        <w:pStyle w:val="ListParagraph"/>
-        <w:numPr>
-          <w:ilvl w:val="0"/>
-          <w:numId w:val="16"/>
-        </w:numPr>
-        <w:spacing w:line="360" w:lineRule="auto"/>
-      </w:pPr>
-    </w:p>
-    <w:p>
-      <w:pPr>
-        <w:pStyle w:val="Heading3"/>
-      </w:pPr>
-    </w:p>
-    <w:p>
-      <w:pPr>
-        <w:spacing w:after="0" w:line="360" w:lineRule="auto"/>
-      </w:pPr>
-    </w:p>
-    <w:p>
-      <w:pPr>
-        <w:pStyle w:val="ListParagraph"/>
-        <w:numPr>
-          <w:ilvl w:val="0"/>
-          <w:numId w:val="17"/>
-        </w:numPr>
-        <w:spacing w:line="360" w:lineRule="auto"/>
-      </w:pPr>
-    </w:p>
-    <w:p>
-      <w:pPr>
-        <w:pStyle w:val="ListParagraph"/>
-        <w:numPr>
-          <w:ilvl w:val="0"/>
-          <w:numId w:val="17"/>
-        </w:numPr>
-        <w:spacing w:line="360" w:lineRule="auto"/>
-      </w:pPr>
-    </w:p>
-    <w:p>
-      <w:pPr>
-        <w:pStyle w:val="ListParagraph"/>
-        <w:numPr>
-          <w:ilvl w:val="0"/>
-          <w:numId w:val="17"/>
-        </w:numPr>
-        <w:spacing w:after="0" w:line="360" w:lineRule="auto"/>
-      </w:pPr>
-    </w:p>
-    <w:p>
-      <w:pPr>
-        <w:spacing w:after="0" w:line="360" w:lineRule="auto"/>
-      </w:pPr>
-    </w:p>
-    <w:p>
-      <w:pPr>
-        <w:pStyle w:val="ListParagraph"/>
-        <w:numPr>
-          <w:ilvl w:val="0"/>
-          <w:numId w:val="18"/>
-        </w:numPr>
-        <w:spacing w:line="360" w:lineRule="auto"/>
-      </w:pPr>
-    </w:p>
-    <w:p>
-      <w:pPr>
-        <w:pStyle w:val="ListParagraph"/>
-        <w:numPr>
-          <w:ilvl w:val="0"/>
-          <w:numId w:val="18"/>
-        </w:numPr>
-        <w:spacing w:line="360" w:lineRule="auto"/>
-      </w:pPr>
-    </w:p>
-    <w:p>
-      <w:pPr>
-        <w:pStyle w:val="ListParagraph"/>
-        <w:numPr>
-          <w:ilvl w:val="0"/>
-          <w:numId w:val="18"/>
-        </w:numPr>
-        <w:spacing w:after="0" w:line="360" w:lineRule="auto"/>
-      </w:pPr>
-    </w:p>
-    <w:p>
-      <w:pPr>
-        <w:spacing w:line="360" w:lineRule="auto"/>
-      </w:pPr>
-    </w:p>
-    <w:p>
-      <w:pPr>
-        <w:pStyle w:val="Heading3"/>
-      </w:pPr>
-    </w:p>
-    <w:p>
-      <w:pPr>
-        <w:spacing w:after="0" w:line="360" w:lineRule="auto"/>
-      </w:pPr>
-    </w:p>
-    <w:p>
-      <w:pPr>
-        <w:pStyle w:val="ListParagraph"/>
-        <w:numPr>
-          <w:ilvl w:val="0"/>
-          <w:numId w:val="19"/>
-        </w:numPr>
-        <w:spacing w:after="0" w:line="360" w:lineRule="auto"/>
-      </w:pPr>
-    </w:p>
-    <w:p>
-      <w:pPr>
-        <w:pStyle w:val="ListParagraph"/>
-        <w:numPr>
-          <w:ilvl w:val="0"/>
-          <w:numId w:val="19"/>
-        </w:numPr>
-        <w:spacing w:after="0" w:line="360" w:lineRule="auto"/>
-      </w:pPr>
-    </w:p>
-    <w:p>
-      <w:pPr>
-        <w:pStyle w:val="ListParagraph"/>
-        <w:numPr>
-          <w:ilvl w:val="0"/>
-          <w:numId w:val="19"/>
-        </w:numPr>
-        <w:spacing w:after="0" w:line="360" w:lineRule="auto"/>
-      </w:pPr>
-    </w:p>
-    <w:p>
-      <w:pPr>
-        <w:pStyle w:val="ListParagraph"/>
-        <w:numPr>
-          <w:ilvl w:val="0"/>
-          <w:numId w:val="19"/>
-        </w:numPr>
-        <w:spacing w:after="0" w:line="360" w:lineRule="auto"/>
-      </w:pPr>
-    </w:p>
-    <w:p>
-      <w:pPr>
-        <w:pStyle w:val="ListParagraph"/>
-        <w:numPr>
-          <w:ilvl w:val="0"/>
-          <w:numId w:val="19"/>
-        </w:numPr>
-        <w:spacing w:after="0" w:line="360" w:lineRule="auto"/>
-      </w:pPr>
-    </w:p>
-    <w:p>
-      <w:pPr>
-        <w:spacing w:after="0" w:line="360" w:lineRule="auto"/>
-      </w:pPr>
-    </w:p>
-    <w:p>
-      <w:pPr>
-        <w:pStyle w:val="ListParagraph"/>
-        <w:numPr>
-          <w:ilvl w:val="0"/>
-          <w:numId w:val="20"/>
-        </w:numPr>
-        <w:spacing w:line="360" w:lineRule="auto"/>
-      </w:pPr>
-    </w:p>
-    <w:p>
-      <w:pPr>
-        <w:pStyle w:val="ListParagraph"/>
-        <w:numPr>
-          <w:ilvl w:val="0"/>
-          <w:numId w:val="20"/>
-        </w:numPr>
-        <w:spacing w:after="0" w:line="360" w:lineRule="auto"/>
-      </w:pPr>
-    </w:p>
-    <w:p>
-      <w:pPr>
-        <w:pStyle w:val="ListParagraph"/>
-        <w:numPr>
-          <w:ilvl w:val="0"/>
-          <w:numId w:val="20"/>
-        </w:numPr>
-        <w:spacing w:after="0" w:line="360" w:lineRule="auto"/>
-      </w:pPr>
-    </w:p>
-    <w:p>
-      <w:pPr>
-        <w:spacing w:line="360" w:lineRule="auto"/>
-      </w:pPr>
-    </w:p>
-    <w:p>
-      <w:pPr>
-        <w:pStyle w:val="Heading3"/>
-      </w:pPr>
-    </w:p>
-    <w:p>
-      <w:pPr>
-        <w:spacing w:after="0" w:line="360" w:lineRule="auto"/>
-      </w:pPr>
-    </w:p>
-    <w:p>
-      <w:pPr>
-        <w:pStyle w:val="ListParagraph"/>
-        <w:numPr>
-          <w:ilvl w:val="0"/>
-          <w:numId w:val="21"/>
-        </w:numPr>
-        <w:spacing w:after="0" w:line="360" w:lineRule="auto"/>
-      </w:pPr>
-    </w:p>
-    <w:p>
-      <w:pPr>
-        <w:pStyle w:val="ListParagraph"/>
-        <w:numPr>
-          <w:ilvl w:val="0"/>
-          <w:numId w:val="21"/>
-        </w:numPr>
-        <w:spacing w:after="0" w:line="360" w:lineRule="auto"/>
-      </w:pPr>
-    </w:p>
-    <w:p>
-      <w:pPr>
-        <w:pStyle w:val="ListParagraph"/>
-        <w:numPr>
-          <w:ilvl w:val="0"/>
-          <w:numId w:val="21"/>
-        </w:numPr>
-        <w:spacing w:after="0" w:line="360" w:lineRule="auto"/>
-      </w:pPr>
-    </w:p>
-    <w:p>
-      <w:pPr>
-        <w:spacing w:after="0" w:line="360" w:lineRule="auto"/>
-      </w:pPr>
-    </w:p>
-    <w:p>
-      <w:pPr>
-        <w:spacing w:after="0" w:line="360" w:lineRule="auto"/>
-      </w:pPr>
-    </w:p>
-    <w:p>
-      <w:pPr>
         <w:pStyle w:val="Heading1"/>
-      </w:pPr>
-    </w:p>
+        <w:rPr>
+          <w:rFonts w:eastAsiaTheme="minorHAnsi" w:cstheme="minorBidi"/>
+          <w:b w:val="0"/>
+          <w:sz w:val="24"/>
+          <w:szCs w:val="24"/>
+        </w:rPr>
+      </w:pPr>
+    </w:p>
+    <w:p/>
+    <w:p/>
     <w:p>
       <w:pPr>
         <w:pStyle w:val="Heading1"/>
       </w:pPr>
-      <w:bookmarkStart w:id="41" w:name="_Toc232107328"/>
+      <w:bookmarkStart w:id="40" w:name="_Toc232107328"/>
+      <w:r>
+        <w:lastRenderedPageBreak/>
+        <w:t xml:space="preserve">CHAPTER 4 </w:t>
+      </w:r>
       <w:r>
         <w:t>IMPLEMENTATION AND TESTING</w:t>
       </w:r>
-      <w:bookmarkEnd w:id="41"/>
+      <w:bookmarkEnd w:id="40"/>
       <w:r>
         <w:t xml:space="preserve">  </w:t>
       </w:r>
@@ -12248,14 +11723,14 @@
         <w:pStyle w:val="Heading2"/>
         <w:spacing w:line="360" w:lineRule="auto"/>
       </w:pPr>
-      <w:bookmarkStart w:id="42" w:name="_Toc232107329"/>
+      <w:bookmarkStart w:id="41" w:name="_Toc232107329"/>
       <w:r>
         <w:t xml:space="preserve">4.1. </w:t>
       </w:r>
       <w:r>
         <w:t>Implementation</w:t>
       </w:r>
-      <w:bookmarkEnd w:id="42"/>
+      <w:bookmarkEnd w:id="41"/>
     </w:p>
     <w:p>
       <w:pPr>
@@ -12265,7 +11740,7 @@
           <w:bCs/>
         </w:rPr>
       </w:pPr>
-      <w:bookmarkStart w:id="43" w:name="_Toc232107330"/>
+      <w:bookmarkStart w:id="42" w:name="_Toc232107330"/>
       <w:r>
         <w:t xml:space="preserve">4.1.1. </w:t>
       </w:r>
@@ -12275,7 +11750,7 @@
         </w:rPr>
         <w:t>Tools Used</w:t>
       </w:r>
-      <w:bookmarkEnd w:id="43"/>
+      <w:bookmarkEnd w:id="42"/>
     </w:p>
     <w:p>
       <w:pPr>
@@ -12397,27 +11872,74 @@
       <w:pPr>
         <w:pStyle w:val="Heading2"/>
       </w:pPr>
-      <w:bookmarkStart w:id="44" w:name="_Toc232107331"/>
-      <w:r>
-        <w:lastRenderedPageBreak/>
+      <w:bookmarkStart w:id="43" w:name="_Toc232107331"/>
+      <w:r>
         <w:t>4.1.2. Module Implementation Details</w:t>
       </w:r>
+      <w:bookmarkEnd w:id="43"/>
+    </w:p>
+    <w:p>
+      <w:r>
+        <w:t>The following are the core client-side modules implemented in the AI Text Detector. The frontend interface is constructed using standard HTML5 markup, styled with custom CSS3 Variables. The Javascript logic is organized in different modules, which positively influences system maintenance, updates, and debugging procedures.</w:t>
+      </w:r>
+    </w:p>
+    <w:p>
+      <w:pPr>
+        <w:pStyle w:val="Heading3"/>
+      </w:pPr>
+      <w:bookmarkStart w:id="44" w:name="_Toc232107332"/>
+      <w:r>
+        <w:t>4.1.2.1. FileParser Module</w:t>
+      </w:r>
       <w:bookmarkEnd w:id="44"/>
     </w:p>
     <w:p>
-      <w:r>
-        <w:t>The following are the core client-side modules implemented in the AI Text Detector. The frontend interface is constructed using standard HTML5 markup, styled with custom CSS3 Variables. The Javascript logic is organized in different modules, which positively influences system maintenance, updates, and debugging procedures.</w:t>
+      <w:pPr>
+        <w:spacing w:line="360" w:lineRule="auto"/>
+        <w:rPr>
+          <w:rFonts w:cs="Times New Roman"/>
+        </w:rPr>
+      </w:pPr>
+      <w:r>
+        <w:rPr>
+          <w:rFonts w:cs="Times New Roman"/>
+        </w:rPr>
+        <w:t>The FileParser module handles local file text extraction. It reads text directly from .txt and .md files using the FileReader API. For Word documents, it invokes the Mammoth.js library to convert the binary ZIP structure into clean plaintext. For PDF documents, it loads PDF.js, initializes the page loop asynchronously, and extracts text content from each page's text items, returning the full text to the main app controller.</w:t>
+      </w:r>
+    </w:p>
+    <w:p>
+      <w:bookmarkStart w:id="45" w:name="_GoBack"/>
+      <w:bookmarkEnd w:id="45"/>
+    </w:p>
+    <w:p>
+      <w:pPr>
+        <w:jc w:val="center"/>
+      </w:pPr>
+    </w:p>
+    <w:p>
+      <w:pPr>
+        <w:jc w:val="center"/>
+        <w:rPr>
+          <w:b/>
+          <w:bCs/>
+        </w:rPr>
+      </w:pPr>
+      <w:r>
+        <w:rPr>
+          <w:b/>
+        </w:rPr>
+        <w:t>Figure 4.1: Code Snippet of FileParser Module</w:t>
       </w:r>
     </w:p>
     <w:p>
       <w:pPr>
         <w:pStyle w:val="Heading3"/>
       </w:pPr>
-      <w:bookmarkStart w:id="45" w:name="_Toc232107332"/>
-      <w:r>
-        <w:t>4.1.2.1. FileParser Module</w:t>
-      </w:r>
-      <w:bookmarkEnd w:id="45"/>
+      <w:bookmarkStart w:id="46" w:name="_Toc232107333"/>
+      <w:r>
+        <w:t>4.1.2.2. Perplexity &amp; Burstiness Module</w:t>
+      </w:r>
+      <w:bookmarkEnd w:id="46"/>
     </w:p>
     <w:p>
       <w:pPr>
@@ -12431,35 +11953,113 @@
           <w:rFonts w:ascii="Courier New" w:hAnsi="Courier New"/>
           <w:sz w:val="19"/>
         </w:rPr>
-        <w:t>FileParser</w:t>
-      </w:r>
-      <w:r>
-        <w:t xml:space="preserve"> module handles local file text extraction. It reads text directly from </w:t>
+        <w:t>PerplexityAnalyzer</w:t>
+      </w:r>
+      <w:r>
+        <w:t xml:space="preserve"> class tokenizes input text into sentences and words. It calculates sentence length standard deviation to capture writing burstiness, and Type-Token Ratio (TTR) for lexical diversity. It also flags predictability features by evaluating the density of common bigrams and transitional words favored by language models, returning the computed Statistical NLP score.</w:t>
+      </w:r>
+    </w:p>
+    <w:p>
+      <w:pPr>
+        <w:spacing w:line="360" w:lineRule="auto"/>
+        <w:jc w:val="center"/>
+      </w:pPr>
+    </w:p>
+    <w:p>
+      <w:pPr>
+        <w:jc w:val="center"/>
+        <w:rPr>
+          <w:b/>
+          <w:bCs/>
+        </w:rPr>
+      </w:pPr>
+      <w:r>
+        <w:rPr>
+          <w:b/>
+        </w:rPr>
+        <w:t>Figure 4.2: Code Snippet of Perplexity &amp; Burstiness Module</w:t>
+      </w:r>
+    </w:p>
+    <w:p>
+      <w:pPr>
+        <w:pStyle w:val="Heading3"/>
+      </w:pPr>
+      <w:bookmarkStart w:id="47" w:name="_Toc232107334"/>
+      <w:r>
+        <w:t>4.1.2.3. KNN Heuristic Feature Module</w:t>
+      </w:r>
+      <w:bookmarkEnd w:id="47"/>
+    </w:p>
+    <w:p>
+      <w:pPr>
+        <w:spacing w:after="0" w:line="360" w:lineRule="auto"/>
+      </w:pPr>
+      <w:r>
+        <w:t xml:space="preserve">The </w:t>
       </w:r>
       <w:r>
         <w:rPr>
           <w:rFonts w:ascii="Courier New" w:hAnsi="Courier New"/>
           <w:sz w:val="19"/>
         </w:rPr>
-        <w:t>.txt</w:t>
-      </w:r>
-      <w:r>
-        <w:t xml:space="preserve"> and </w:t>
+        <w:t>KNNClassifier</w:t>
+      </w:r>
+      <w:r>
+        <w:t xml:space="preserve"> extracts the 5D feature vector: normalized TTR, sentence variance, AI word density, Coleman-Liau readability index, and punctuation density. It ensures all values are normalized to a 0-1 scale before running the distance classification engine.</w:t>
+      </w:r>
+    </w:p>
+    <w:p>
+      <w:pPr>
+        <w:spacing w:line="360" w:lineRule="auto"/>
+        <w:jc w:val="center"/>
+      </w:pPr>
+    </w:p>
+    <w:p>
+      <w:pPr>
+        <w:jc w:val="center"/>
+        <w:rPr>
+          <w:b/>
+          <w:bCs/>
+        </w:rPr>
+      </w:pPr>
+      <w:r>
+        <w:rPr>
+          <w:b/>
+        </w:rPr>
+        <w:t>Figure 4.3: Code Snippet of KNN Feature Module</w:t>
+      </w:r>
+    </w:p>
+    <w:p>
+      <w:pPr>
+        <w:pStyle w:val="Heading3"/>
+      </w:pPr>
+      <w:bookmarkStart w:id="48" w:name="_Toc232107335"/>
+      <w:r>
+        <w:t>4.1.2.4. KNN Voting Classifier Module</w:t>
+      </w:r>
+      <w:bookmarkEnd w:id="48"/>
+    </w:p>
+    <w:p>
+      <w:pPr>
+        <w:spacing w:line="360" w:lineRule="auto"/>
+      </w:pPr>
+      <w:r>
+        <w:t xml:space="preserve">The </w:t>
       </w:r>
       <w:r>
         <w:rPr>
           <w:rFonts w:ascii="Courier New" w:hAnsi="Courier New"/>
           <w:sz w:val="19"/>
         </w:rPr>
-        <w:t>.md</w:t>
-      </w:r>
-      <w:r>
-        <w:t xml:space="preserve"> files using the FileReader API. For Word documents, it invokes the Mammoth.js library to convert the binary ZIP structure into clean plaintext. For PDF documents, it loads PDF.js, initializes the page loop asynchronously, and extracts text content from each page's text items, returning the full text to the main app controller.</w:t>
-      </w:r>
-    </w:p>
-    <w:p/>
-    <w:p>
-      <w:pPr>
+        <w:t>KNNClassifier.classify()</w:t>
+      </w:r>
+      <w:r>
+        <w:t xml:space="preserve"> function computes Euclidean distances to the training set vectors, sorts the neighbor list, extracts the 5 nearest neighbors ($K=5$), and determines the classification probability based on majority vote.</w:t>
+      </w:r>
+    </w:p>
+    <w:p>
+      <w:pPr>
+        <w:spacing w:line="360" w:lineRule="auto"/>
         <w:jc w:val="center"/>
       </w:pPr>
     </w:p>
@@ -12475,18 +12075,19 @@
         <w:rPr>
           <w:b/>
         </w:rPr>
-        <w:t>Figure 4.1: Code Snippet of FileParser Module</w:t>
+        <w:t>Figure 4.4: Code Snippet of KNN Classifier Module</w:t>
       </w:r>
     </w:p>
     <w:p>
       <w:pPr>
         <w:pStyle w:val="Heading3"/>
       </w:pPr>
-      <w:bookmarkStart w:id="46" w:name="_Toc232107333"/>
-      <w:r>
-        <w:t>4.1.2.2. Perplexity &amp; Burstiness Module</w:t>
-      </w:r>
-      <w:bookmarkEnd w:id="46"/>
+      <w:bookmarkStart w:id="49" w:name="_Toc232107336"/>
+      <w:r>
+        <w:lastRenderedPageBreak/>
+        <w:t>4.1.2.5. Cosine Similarity Feature Module</w:t>
+      </w:r>
+      <w:bookmarkEnd w:id="49"/>
     </w:p>
     <w:p>
       <w:pPr>
@@ -12500,10 +12101,10 @@
           <w:rFonts w:ascii="Courier New" w:hAnsi="Courier New"/>
           <w:sz w:val="19"/>
         </w:rPr>
-        <w:t>PerplexityAnalyzer</w:t>
-      </w:r>
-      <w:r>
-        <w:t xml:space="preserve"> class tokenizes input text into sentences and words. It calculates sentence length standard deviation to capture writing burstiness, and Type-Token Ratio (TTR) for lexical diversity. It also flags predictability features by evaluating the density of common bigrams and transitional words favored by language models, returning the computed Statistical NLP score.</w:t>
+        <w:t>CosineSimilarityAnalyzer</w:t>
+      </w:r>
+      <w:r>
+        <w:t xml:space="preserve"> extracts the 5D syntactic profile representing first-person pronouns, complex conjunctions, intensifiers, passive voice, and Hapax Legomena, mapping them into normalized vector coordinates.</w:t>
       </w:r>
     </w:p>
     <w:p>
@@ -12524,22 +12125,28 @@
         <w:rPr>
           <w:b/>
         </w:rPr>
-        <w:t>Figure 4.2: Code Snippet of Perplexity &amp; Burstiness Module</w:t>
-      </w:r>
+        <w:t>Figure 4.5: Code Snippet of Cosine Similarity Feature Module</w:t>
+      </w:r>
+    </w:p>
+    <w:p>
+      <w:pPr>
+        <w:spacing w:line="360" w:lineRule="auto"/>
+        <w:jc w:val="center"/>
+      </w:pPr>
     </w:p>
     <w:p>
       <w:pPr>
         <w:pStyle w:val="Heading3"/>
       </w:pPr>
-      <w:bookmarkStart w:id="47" w:name="_Toc232107334"/>
-      <w:r>
-        <w:t>4.1.2.3. KNN Heuristic Feature Module</w:t>
-      </w:r>
-      <w:bookmarkEnd w:id="47"/>
-    </w:p>
-    <w:p>
-      <w:pPr>
-        <w:spacing w:after="0" w:line="360" w:lineRule="auto"/>
+      <w:bookmarkStart w:id="50" w:name="_Toc232107337"/>
+      <w:r>
+        <w:t>4.1.2.6. Cosine Similarity Angle Module</w:t>
+      </w:r>
+      <w:bookmarkEnd w:id="50"/>
+    </w:p>
+    <w:p>
+      <w:pPr>
+        <w:spacing w:line="360" w:lineRule="auto"/>
       </w:pPr>
       <w:r>
         <w:t xml:space="preserve">The </w:t>
@@ -12549,10 +12156,10 @@
           <w:rFonts w:ascii="Courier New" w:hAnsi="Courier New"/>
           <w:sz w:val="19"/>
         </w:rPr>
-        <w:t>KNNClassifier</w:t>
-      </w:r>
-      <w:r>
-        <w:t xml:space="preserve"> extracts the 5D feature vector: normalized TTR, sentence variance, AI word density, Coleman-Liau readability index, and punctuation density. It ensures all values are normalized to a 0-1 scale before running the distance classification engine.</w:t>
+        <w:t>CosineSimilarityAnalyzer</w:t>
+      </w:r>
+      <w:r>
+        <w:t xml:space="preserve"> calculates similarity angles between the document syntax vector and the human/AI prototype vectors using the vector dot product, returning the similarity margin.</w:t>
       </w:r>
     </w:p>
     <w:p>
@@ -12573,19 +12180,18 @@
         <w:rPr>
           <w:b/>
         </w:rPr>
-        <w:lastRenderedPageBreak/>
-        <w:t>Figure 4.3: Code Snippet of KNN Feature Module</w:t>
+        <w:t>Figure 4.6: Code Snippet of Cosine Similarity Angle Module</w:t>
       </w:r>
     </w:p>
     <w:p>
       <w:pPr>
         <w:pStyle w:val="Heading3"/>
       </w:pPr>
-      <w:bookmarkStart w:id="48" w:name="_Toc232107335"/>
-      <w:r>
-        <w:t>4.1.2.4. KNN Voting Classifier Module</w:t>
-      </w:r>
-      <w:bookmarkEnd w:id="48"/>
+      <w:bookmarkStart w:id="51" w:name="_Toc232107338"/>
+      <w:r>
+        <w:t>4.1.2.7. ChartRenderer Gauge Module</w:t>
+      </w:r>
+      <w:bookmarkEnd w:id="51"/>
     </w:p>
     <w:p>
       <w:pPr>
@@ -12599,10 +12205,10 @@
           <w:rFonts w:ascii="Courier New" w:hAnsi="Courier New"/>
           <w:sz w:val="19"/>
         </w:rPr>
-        <w:t>KNNClassifier.classify()</w:t>
-      </w:r>
-      <w:r>
-        <w:t xml:space="preserve"> function computes Euclidean distances to the training set vectors, sorts the neighbor list, extracts the 5 nearest neighbors ($K=5$), and determines the classification probability based on majority vote.</w:t>
+        <w:t>ChartRenderer</w:t>
+      </w:r>
+      <w:r>
+        <w:t xml:space="preserve"> class renders a glowing semi-circular SVG gauge representing the overall AI probability, complete with color transition arcs (cyan to pink) and percentage text.</w:t>
       </w:r>
     </w:p>
     <w:p>
@@ -12623,18 +12229,18 @@
         <w:rPr>
           <w:b/>
         </w:rPr>
-        <w:t>Figure 4.4: Code Snippet of KNN Classifier Module</w:t>
+        <w:t>Figure 4.7: Code Snippet of ChartRenderer Gauge Module</w:t>
       </w:r>
     </w:p>
     <w:p>
       <w:pPr>
         <w:pStyle w:val="Heading3"/>
       </w:pPr>
-      <w:bookmarkStart w:id="49" w:name="_Toc232107336"/>
-      <w:r>
-        <w:t>4.1.2.5. Cosine Similarity Feature Module</w:t>
-      </w:r>
-      <w:bookmarkEnd w:id="49"/>
+      <w:bookmarkStart w:id="52" w:name="_Toc232107339"/>
+      <w:r>
+        <w:t>4.1.2.8. ChartRenderer Scatter Plot Module</w:t>
+      </w:r>
+      <w:bookmarkEnd w:id="52"/>
     </w:p>
     <w:p>
       <w:pPr>
@@ -12648,10 +12254,10 @@
           <w:rFonts w:ascii="Courier New" w:hAnsi="Courier New"/>
           <w:sz w:val="19"/>
         </w:rPr>
-        <w:t>CosineSimilarityAnalyzer</w:t>
-      </w:r>
-      <w:r>
-        <w:t xml:space="preserve"> extracts the 5D syntactic profile representing first-person pronouns, complex conjunctions, intensifiers, passive voice, and Hapax Legomena, mapping them into normalized vector coordinates.</w:t>
+        <w:t>ChartRenderer</w:t>
+      </w:r>
+      <w:r>
+        <w:t xml:space="preserve"> draws a 2D SVG scatter plot to illustrate the KNN feature space, plotting the training set reference points and drawing a glowing coordinate marker for the active document.</w:t>
       </w:r>
     </w:p>
     <w:p>
@@ -12672,7 +12278,36 @@
         <w:rPr>
           <w:b/>
         </w:rPr>
-        <w:t>Figure 4.5: Code Snippet of Cosine Similarity Feature Module</w:t>
+        <w:lastRenderedPageBreak/>
+        <w:t>Figure 4.8: Code Snippet of ChartRenderer Scatter Plot Module</w:t>
+      </w:r>
+    </w:p>
+    <w:p>
+      <w:pPr>
+        <w:pStyle w:val="Heading3"/>
+      </w:pPr>
+      <w:bookmarkStart w:id="53" w:name="_Toc232107340"/>
+      <w:r>
+        <w:t>4.1.2.9. ChartRenderer Radar Chart Module</w:t>
+      </w:r>
+      <w:bookmarkEnd w:id="53"/>
+    </w:p>
+    <w:p>
+      <w:pPr>
+        <w:spacing w:line="360" w:lineRule="auto"/>
+      </w:pPr>
+      <w:r>
+        <w:t xml:space="preserve">The </w:t>
+      </w:r>
+      <w:r>
+        <w:rPr>
+          <w:rFonts w:ascii="Courier New" w:hAnsi="Courier New"/>
+          <w:sz w:val="19"/>
+        </w:rPr>
+        <w:t>ChartRenderer</w:t>
+      </w:r>
+      <w:r>
+        <w:t xml:space="preserve"> draws a 5-axis SVG radar web, plotting document syntax dimensions and drawing comparison profiles against human and AI prototype boundaries.</w:t>
       </w:r>
     </w:p>
     <w:p>
@@ -12683,30 +12318,51 @@
     </w:p>
     <w:p>
       <w:pPr>
+        <w:jc w:val="center"/>
+        <w:rPr>
+          <w:b/>
+          <w:bCs/>
+        </w:rPr>
+      </w:pPr>
+      <w:r>
+        <w:rPr>
+          <w:b/>
+        </w:rPr>
+        <w:t>Figure 4.9: Code Snippet of ChartRenderer Radar Chart Module</w:t>
+      </w:r>
+    </w:p>
+    <w:p>
+      <w:pPr>
+        <w:spacing w:line="360" w:lineRule="auto"/>
+        <w:jc w:val="center"/>
+      </w:pPr>
+    </w:p>
+    <w:p>
+      <w:pPr>
         <w:pStyle w:val="Heading3"/>
       </w:pPr>
-      <w:bookmarkStart w:id="50" w:name="_Toc232107337"/>
-      <w:r>
-        <w:t>4.1.2.6. Cosine Similarity Angle Module</w:t>
-      </w:r>
-      <w:bookmarkEnd w:id="50"/>
+      <w:bookmarkStart w:id="54" w:name="_Toc232107341"/>
+      <w:r>
+        <w:t>4.1.2.10. app.js Analysis Controller Module</w:t>
+      </w:r>
+      <w:bookmarkEnd w:id="54"/>
     </w:p>
     <w:p>
       <w:pPr>
         <w:spacing w:line="360" w:lineRule="auto"/>
       </w:pPr>
       <w:r>
-        <w:t xml:space="preserve">The </w:t>
+        <w:t xml:space="preserve">The main application controller in </w:t>
       </w:r>
       <w:r>
         <w:rPr>
           <w:rFonts w:ascii="Courier New" w:hAnsi="Courier New"/>
           <w:sz w:val="19"/>
         </w:rPr>
-        <w:t>CosineSimilarityAnalyzer</w:t>
-      </w:r>
-      <w:r>
-        <w:t xml:space="preserve"> calculates similarity angles between the document syntax vector and the human/AI prototype vectors using the vector dot product, returning the similarity margin.</w:t>
+        <w:t>app.js</w:t>
+      </w:r>
+      <w:r>
+        <w:t xml:space="preserve"> handles user actions, runs the analysis pipeline, computes the weighted ensemble score, and updates the dashboard visualization layout.</w:t>
       </w:r>
     </w:p>
     <w:p>
@@ -12727,35 +12383,25 @@
         <w:rPr>
           <w:b/>
         </w:rPr>
-        <w:t>Figure 4.6: Code Snippet of Cosine Similarity Angle Module</w:t>
+        <w:t>Figure 4.10: Code Snippet of app.js Analysis Controller Module</w:t>
       </w:r>
     </w:p>
     <w:p>
       <w:pPr>
         <w:pStyle w:val="Heading3"/>
       </w:pPr>
-      <w:bookmarkStart w:id="51" w:name="_Toc232107338"/>
-      <w:r>
-        <w:t>4.1.2.7. ChartRenderer Gauge Module</w:t>
-      </w:r>
-      <w:bookmarkEnd w:id="51"/>
+      <w:bookmarkStart w:id="55" w:name="_Toc232107342"/>
+      <w:r>
+        <w:t>4.1.2.11. app.js UI Event Listener Module</w:t>
+      </w:r>
+      <w:bookmarkEnd w:id="55"/>
     </w:p>
     <w:p>
       <w:pPr>
         <w:spacing w:line="360" w:lineRule="auto"/>
       </w:pPr>
       <w:r>
-        <w:t xml:space="preserve">The </w:t>
-      </w:r>
-      <w:r>
-        <w:rPr>
-          <w:rFonts w:ascii="Courier New" w:hAnsi="Courier New"/>
-          <w:sz w:val="19"/>
-        </w:rPr>
-        <w:t>ChartRenderer</w:t>
-      </w:r>
-      <w:r>
-        <w:t xml:space="preserve"> class renders a glowing semi-circular SVG gauge representing the overall AI probability, complete with color transition arcs (cyan to pink) and percentage text.</w:t>
+        <w:t>The controller binds listeners for file dropzones, textarea editor inputs, sample loaders, tab toggles, sentence clicks, and resets the UI state on clear actions.</w:t>
       </w:r>
     </w:p>
     <w:p>
@@ -12767,45 +12413,30 @@
     <w:p>
       <w:pPr>
         <w:jc w:val="center"/>
-        <w:rPr>
-          <w:b/>
-          <w:bCs/>
-        </w:rPr>
-      </w:pPr>
-      <w:r>
-        <w:rPr>
-          <w:b/>
-        </w:rPr>
-        <w:lastRenderedPageBreak/>
-        <w:t>Figure 4.7: Code Snippet of ChartRenderer Gauge Module</w:t>
+      </w:pPr>
+      <w:r>
+        <w:rPr>
+          <w:b/>
+        </w:rPr>
+        <w:t>Figure 4.11: Code Snippet of app.js UI Event Listener Module</w:t>
       </w:r>
     </w:p>
     <w:p>
       <w:pPr>
         <w:pStyle w:val="Heading3"/>
       </w:pPr>
-      <w:bookmarkStart w:id="52" w:name="_Toc232107339"/>
-      <w:r>
-        <w:t>4.1.2.8. ChartRenderer Scatter Plot Module</w:t>
-      </w:r>
-      <w:bookmarkEnd w:id="52"/>
+      <w:bookmarkStart w:id="56" w:name="_Toc232107343"/>
+      <w:r>
+        <w:t>4.1.2.12. style.css Custom Visual Styles</w:t>
+      </w:r>
+      <w:bookmarkEnd w:id="56"/>
     </w:p>
     <w:p>
       <w:pPr>
         <w:spacing w:line="360" w:lineRule="auto"/>
       </w:pPr>
       <w:r>
-        <w:t xml:space="preserve">The </w:t>
-      </w:r>
-      <w:r>
-        <w:rPr>
-          <w:rFonts w:ascii="Courier New" w:hAnsi="Courier New"/>
-          <w:sz w:val="19"/>
-        </w:rPr>
-        <w:t>ChartRenderer</w:t>
-      </w:r>
-      <w:r>
-        <w:t xml:space="preserve"> draws a 2D SVG scatter plot to illustrate the KNN feature space, plotting the training set reference points and drawing a glowing coordinate marker for the active document.</w:t>
+        <w:t>The CSS style sheets define the neon color system, responsive grid layout, glassmorphism card borders, glow filters, and active tab transitions.</w:t>
       </w:r>
     </w:p>
     <w:p>
@@ -12817,199 +12448,21 @@
     <w:p>
       <w:pPr>
         <w:jc w:val="center"/>
-        <w:rPr>
-          <w:b/>
-          <w:bCs/>
-        </w:rPr>
-      </w:pPr>
-      <w:r>
-        <w:rPr>
-          <w:b/>
-        </w:rPr>
-        <w:t>Figure 4.8: Code Snippet of ChartRenderer Scatter Plot Module</w:t>
+      </w:pPr>
+      <w:r>
+        <w:rPr>
+          <w:b/>
+        </w:rPr>
+        <w:t>Figure 4.12: Code Snippet of style.css Custom Visual Styles</w:t>
       </w:r>
     </w:p>
     <w:p>
       <w:pPr>
         <w:pStyle w:val="Heading3"/>
       </w:pPr>
-      <w:bookmarkStart w:id="53" w:name="_Toc232107340"/>
-      <w:r>
-        <w:t>4.1.2.9. ChartRenderer Radar Chart Module</w:t>
-      </w:r>
-      <w:bookmarkEnd w:id="53"/>
-    </w:p>
-    <w:p>
-      <w:pPr>
-        <w:spacing w:line="360" w:lineRule="auto"/>
-      </w:pPr>
-      <w:r>
-        <w:t xml:space="preserve">The </w:t>
-      </w:r>
-      <w:r>
-        <w:rPr>
-          <w:rFonts w:ascii="Courier New" w:hAnsi="Courier New"/>
-          <w:sz w:val="19"/>
-        </w:rPr>
-        <w:t>ChartRenderer</w:t>
-      </w:r>
-      <w:r>
-        <w:t xml:space="preserve"> draws a 5-axis SVG radar web, plotting document syntax dimensions and drawing comparison profiles against human and AI prototype boundaries.</w:t>
-      </w:r>
-    </w:p>
-    <w:p>
-      <w:pPr>
-        <w:spacing w:line="360" w:lineRule="auto"/>
-        <w:jc w:val="center"/>
-      </w:pPr>
-    </w:p>
-    <w:p>
-      <w:pPr>
-        <w:jc w:val="center"/>
-        <w:rPr>
-          <w:b/>
-          <w:bCs/>
-        </w:rPr>
-      </w:pPr>
-      <w:r>
-        <w:rPr>
-          <w:b/>
-        </w:rPr>
-        <w:t>Figure 4.9: Code Snippet of ChartRenderer Radar Chart Module</w:t>
-      </w:r>
-    </w:p>
-    <w:p>
-      <w:pPr>
-        <w:spacing w:line="360" w:lineRule="auto"/>
-        <w:jc w:val="center"/>
-      </w:pPr>
-    </w:p>
-    <w:p>
-      <w:pPr>
-        <w:pStyle w:val="Heading3"/>
-      </w:pPr>
-      <w:bookmarkStart w:id="54" w:name="_Toc232107341"/>
-      <w:r>
-        <w:t>4.1.2.10. app.js Analysis Controller Module</w:t>
-      </w:r>
-      <w:bookmarkEnd w:id="54"/>
-    </w:p>
-    <w:p>
-      <w:pPr>
-        <w:spacing w:line="360" w:lineRule="auto"/>
-      </w:pPr>
-      <w:r>
-        <w:t xml:space="preserve">The main application controller in </w:t>
-      </w:r>
-      <w:r>
-        <w:rPr>
-          <w:rFonts w:ascii="Courier New" w:hAnsi="Courier New"/>
-          <w:sz w:val="19"/>
-        </w:rPr>
-        <w:t>app.js</w:t>
-      </w:r>
-      <w:r>
-        <w:t xml:space="preserve"> handles user actions, runs the analysis pipeline, computes the weighted ensemble score, and updates the dashboard visualization layout.</w:t>
-      </w:r>
-    </w:p>
-    <w:p>
-      <w:pPr>
-        <w:spacing w:line="360" w:lineRule="auto"/>
-        <w:jc w:val="center"/>
-      </w:pPr>
-    </w:p>
-    <w:p>
-      <w:pPr>
-        <w:jc w:val="center"/>
-        <w:rPr>
-          <w:b/>
-          <w:bCs/>
-        </w:rPr>
-      </w:pPr>
-      <w:r>
-        <w:rPr>
-          <w:b/>
-        </w:rPr>
-        <w:t>Figure 4.10: Code Snippet of app.js Analysis Controller Module</w:t>
-      </w:r>
-    </w:p>
-    <w:p>
-      <w:pPr>
-        <w:pStyle w:val="Heading3"/>
-      </w:pPr>
-      <w:bookmarkStart w:id="55" w:name="_Toc232107342"/>
-      <w:r>
-        <w:t>4.1.2.11. app.js UI Event Listener Module</w:t>
-      </w:r>
-      <w:bookmarkEnd w:id="55"/>
-    </w:p>
-    <w:p>
-      <w:pPr>
-        <w:spacing w:line="360" w:lineRule="auto"/>
-      </w:pPr>
-      <w:r>
-        <w:t>The controller binds listeners for file dropzones, textarea editor inputs, sample loaders, tab toggles, sentence clicks, and resets the UI state on clear actions.</w:t>
-      </w:r>
-    </w:p>
-    <w:p>
-      <w:pPr>
-        <w:spacing w:line="360" w:lineRule="auto"/>
-        <w:jc w:val="center"/>
-      </w:pPr>
-    </w:p>
-    <w:p>
-      <w:pPr>
-        <w:jc w:val="center"/>
-      </w:pPr>
-      <w:r>
-        <w:rPr>
-          <w:b/>
-        </w:rPr>
-        <w:t>Figure 4.11: Code Snippet of app.js UI Event Listener Module</w:t>
-      </w:r>
-    </w:p>
-    <w:p>
-      <w:pPr>
-        <w:pStyle w:val="Heading3"/>
-      </w:pPr>
-      <w:bookmarkStart w:id="56" w:name="_Toc232107343"/>
+      <w:bookmarkStart w:id="57" w:name="_Toc232107344"/>
       <w:r>
         <w:lastRenderedPageBreak/>
-        <w:t>4.1.2.12. style.css Custom Visual Styles</w:t>
-      </w:r>
-      <w:bookmarkEnd w:id="56"/>
-    </w:p>
-    <w:p>
-      <w:pPr>
-        <w:spacing w:line="360" w:lineRule="auto"/>
-      </w:pPr>
-      <w:r>
-        <w:t>The CSS style sheets define the neon color system, responsive grid layout, glassmorphism card borders, glow filters, and active tab transitions.</w:t>
-      </w:r>
-    </w:p>
-    <w:p>
-      <w:pPr>
-        <w:spacing w:line="360" w:lineRule="auto"/>
-        <w:jc w:val="center"/>
-      </w:pPr>
-    </w:p>
-    <w:p>
-      <w:pPr>
-        <w:jc w:val="center"/>
-      </w:pPr>
-      <w:r>
-        <w:rPr>
-          <w:b/>
-        </w:rPr>
-        <w:t>Figure 4.12: Code Snippet of style.css Custom Visual Styles</w:t>
-      </w:r>
-    </w:p>
-    <w:p>
-      <w:pPr>
-        <w:pStyle w:val="Heading3"/>
-      </w:pPr>
-      <w:bookmarkStart w:id="57" w:name="_Toc232107344"/>
-      <w:r>
         <w:t>4.1.2.13. HTML5 Dashboard Layout Structure</w:t>
       </w:r>
       <w:bookmarkEnd w:id="57"/>
@@ -13293,7 +12746,6 @@
               <w:rPr>
                 <w:sz w:val="19"/>
               </w:rPr>
-              <w:lastRenderedPageBreak/>
               <w:t>2</w:t>
             </w:r>
           </w:p>
@@ -13493,7 +12945,14 @@
               <w:rPr>
                 <w:sz w:val="19"/>
               </w:rPr>
-              <w:t>Warning: 'Text is too short' displayed, scan halts</w:t>
+              <w:t xml:space="preserve">Warning: 'Text is too short' </w:t>
+            </w:r>
+            <w:r>
+              <w:rPr>
+                <w:sz w:val="19"/>
+              </w:rPr>
+              <w:lastRenderedPageBreak/>
+              <w:t>displayed, scan halts</w:t>
             </w:r>
           </w:p>
         </w:tc>
@@ -13506,6 +12965,7 @@
               <w:rPr>
                 <w:sz w:val="19"/>
               </w:rPr>
+              <w:lastRenderedPageBreak/>
               <w:t>Halted with warning alert</w:t>
             </w:r>
           </w:p>
@@ -14094,7 +13554,6 @@
               <w:rPr>
                 <w:sz w:val="19"/>
               </w:rPr>
-              <w:lastRenderedPageBreak/>
               <w:t>12</w:t>
             </w:r>
           </w:p>
@@ -14294,7 +13753,14 @@
               <w:rPr>
                 <w:sz w:val="19"/>
               </w:rPr>
-              <w:t>Display inspector card with word counts &amp; indicators</w:t>
+              <w:t xml:space="preserve">Display inspector card </w:t>
+            </w:r>
+            <w:r>
+              <w:rPr>
+                <w:sz w:val="19"/>
+              </w:rPr>
+              <w:lastRenderedPageBreak/>
+              <w:t>with word counts &amp; indicators</w:t>
             </w:r>
           </w:p>
         </w:tc>
@@ -14307,6 +13773,7 @@
               <w:rPr>
                 <w:sz w:val="19"/>
               </w:rPr>
+              <w:lastRenderedPageBreak/>
               <w:t>Inspector card displayed</w:t>
             </w:r>
           </w:p>
@@ -14943,7 +14410,6 @@
               <w:rPr>
                 <w:sz w:val="19"/>
               </w:rPr>
-              <w:lastRenderedPageBreak/>
               <w:t>7</w:t>
             </w:r>
           </w:p>
@@ -15184,6 +14650,7 @@
               <w:rPr>
                 <w:sz w:val="19"/>
               </w:rPr>
+              <w:lastRenderedPageBreak/>
               <w:t>10</w:t>
             </w:r>
           </w:p>
@@ -19212,7 +18679,7 @@
   <w:abstractNum w:abstractNumId="21" w15:restartNumberingAfterBreak="0">
     <w:nsid w:val="6E79768D"/>
     <w:multiLevelType w:val="hybridMultilevel"/>
-    <w:tmpl w:val="C108D416"/>
+    <w:tmpl w:val="FC2253E2"/>
     <w:lvl w:ilvl="0" w:tplc="04090001">
       <w:start w:val="1"/>
       <w:numFmt w:val="bullet"/>
@@ -21220,7 +20687,7 @@
 </file>
 
 <file path=customXml/itemProps1.xml><?xml version="1.0" encoding="utf-8"?>
-<ds:datastoreItem xmlns:ds="http://schemas.openxmlformats.org/officeDocument/2006/customXml" ds:itemID="{6712ED0D-4038-424A-AECE-6F1AD5964699}">
+<ds:datastoreItem xmlns:ds="http://schemas.openxmlformats.org/officeDocument/2006/customXml" ds:itemID="{56076687-18CC-4724-8AFB-4F975C10DB4D}">
   <ds:schemaRefs>
     <ds:schemaRef ds:uri="http://schemas.openxmlformats.org/officeDocument/2006/bibliography"/>
   </ds:schemaRefs>

--- a/ai_text_detector_project_report.docx
+++ b/ai_text_detector_project_report.docx
@@ -1,6 +1,6 @@
 
 <file path=word/document.xml><?xml version="1.0" encoding="utf-8"?>
-<w:document xmlns:wpc="http://schemas.microsoft.com/office/word/2010/wordprocessingCanvas" xmlns:cx="http://schemas.microsoft.com/office/drawing/2014/chartex" xmlns:cx1="http://schemas.microsoft.com/office/drawing/2015/9/8/chartex" xmlns:cx2="http://schemas.microsoft.com/office/drawing/2015/10/21/chartex" xmlns:cx3="http://schemas.microsoft.com/office/drawing/2016/5/9/chartex" xmlns:cx4="http://schemas.microsoft.com/office/drawing/2016/5/10/chartex" xmlns:cx5="http://schemas.microsoft.com/office/drawing/2016/5/11/chartex" xmlns:cx6="http://schemas.microsoft.com/office/drawing/2016/5/12/chartex" xmlns:cx7="http://schemas.microsoft.com/office/drawing/2016/5/13/chartex" xmlns:cx8="http://schemas.microsoft.com/office/drawing/2016/5/14/chartex" xmlns:mc="http://schemas.openxmlformats.org/markup-compatibility/2006" xmlns:aink="http://schemas.microsoft.com/office/drawing/2016/ink" xmlns:am3d="http://schemas.microsoft.com/office/drawing/2017/model3d" xmlns:o="urn:schemas-microsoft-com:office:office" xmlns:r="http://schemas.openxmlformats.org/officeDocument/2006/relationships" xmlns:m="http://schemas.openxmlformats.org/officeDocument/2006/math" xmlns:v="urn:schemas-microsoft-com:vml" xmlns:wp14="http://schemas.microsoft.com/office/word/2010/wordprocessingDrawing" xmlns:wp="http://schemas.openxmlformats.org/drawingml/2006/wordprocessingDrawing" xmlns:w10="urn:schemas-microsoft-com:office:word" xmlns:w="http://schemas.openxmlformats.org/wordprocessingml/2006/main" xmlns:w14="http://schemas.microsoft.com/office/word/2010/wordml" xmlns:w15="http://schemas.microsoft.com/office/word/2012/wordml" xmlns:w16cid="http://schemas.microsoft.com/office/word/2016/wordml/cid" xmlns:w16se="http://schemas.microsoft.com/office/word/2015/wordml/symex" xmlns:wpg="http://schemas.microsoft.com/office/word/2010/wordprocessingGroup" xmlns:wpi="http://schemas.microsoft.com/office/word/2010/wordprocessingInk" xmlns:wne="http://schemas.microsoft.com/office/word/2006/wordml" xmlns:wps="http://schemas.microsoft.com/office/word/2010/wordprocessingShape" mc:Ignorable="w14 w15 w16se w16cid wp14">
+<w:document xmlns:wpc="http://schemas.microsoft.com/office/word/2010/wordprocessingCanvas" xmlns:cx="http://schemas.microsoft.com/office/drawing/2014/chartex" xmlns:cx1="http://schemas.microsoft.com/office/drawing/2015/9/8/chartex" xmlns:cx2="http://schemas.microsoft.com/office/drawing/2015/10/21/chartex" xmlns:cx3="http://schemas.microsoft.com/office/drawing/2016/5/9/chartex" xmlns:cx4="http://schemas.microsoft.com/office/drawing/2016/5/10/chartex" xmlns:cx5="http://schemas.microsoft.com/office/drawing/2016/5/11/chartex" xmlns:cx6="http://schemas.microsoft.com/office/drawing/2016/5/12/chartex" xmlns:cx7="http://schemas.microsoft.com/office/drawing/2016/5/13/chartex" xmlns:cx8="http://schemas.microsoft.com/office/drawing/2016/5/14/chartex" xmlns:mc="http://schemas.openxmlformats.org/markup-compatibility/2006" xmlns:aink="http://schemas.microsoft.com/office/drawing/2016/ink" xmlns:am3d="http://schemas.microsoft.com/office/drawing/2017/model3d" xmlns:o="urn:schemas-microsoft-com:office:office" xmlns:r="http://schemas.openxmlformats.org/officeDocument/2006/relationships" xmlns:m="http://schemas.openxmlformats.org/officeDocument/2006/math" xmlns:v="urn:schemas-microsoft-com:vml" xmlns:wp14="http://schemas.microsoft.com/office/word/2010/wordprocessingDrawing" xmlns:wp="http://schemas.openxmlformats.org/drawingml/2006/wordprocessingDrawing" xmlns:w10="urn:schemas-microsoft-com:office:word" xmlns:w="http://schemas.openxmlformats.org/wordprocessingml/2006/main" xmlns:w14="http://schemas.microsoft.com/office/word/2010/wordml" xmlns:w15="http://schemas.microsoft.com/office/word/2012/wordml" xmlns:w16cex="http://schemas.microsoft.com/office/word/2018/wordml/cex" xmlns:w16cid="http://schemas.microsoft.com/office/word/2016/wordml/cid" xmlns:w16="http://schemas.microsoft.com/office/word/2018/wordml" xmlns:w16sdtdh="http://schemas.microsoft.com/office/word/2020/wordml/sdtdatahash" xmlns:w16se="http://schemas.microsoft.com/office/word/2015/wordml/symex" xmlns:wpg="http://schemas.microsoft.com/office/word/2010/wordprocessingGroup" xmlns:wpi="http://schemas.microsoft.com/office/word/2010/wordprocessingInk" xmlns:wne="http://schemas.microsoft.com/office/word/2006/wordml" xmlns:wps="http://schemas.microsoft.com/office/word/2010/wordprocessingShape" mc:Ignorable="w14 w15 w16se w16cid w16 w16cex w16sdtdh wp14">
   <w:body>
     <w:p>
       <w:pPr>
@@ -8872,7 +8872,7 @@
           <w:noProof/>
         </w:rPr>
         <w:drawing>
-          <wp:anchor distT="0" distB="0" distL="114300" distR="114300" simplePos="0" relativeHeight="251658240" behindDoc="1" locked="0" layoutInCell="1" allowOverlap="1">
+          <wp:anchor distT="0" distB="0" distL="114300" distR="114300" simplePos="0" relativeHeight="251658240" behindDoc="1" locked="0" layoutInCell="1" allowOverlap="1" wp14:anchorId="65B49172" wp14:editId="5B3CC144">
             <wp:simplePos x="0" y="0"/>
             <wp:positionH relativeFrom="column">
               <wp:posOffset>638175</wp:posOffset>
@@ -10331,7 +10331,7 @@
           <w:noProof/>
         </w:rPr>
         <w:drawing>
-          <wp:anchor distT="0" distB="0" distL="114300" distR="114300" simplePos="0" relativeHeight="251659264" behindDoc="1" locked="0" layoutInCell="1" allowOverlap="1">
+          <wp:anchor distT="0" distB="0" distL="114300" distR="114300" simplePos="0" relativeHeight="251659264" behindDoc="1" locked="0" layoutInCell="1" allowOverlap="1" wp14:anchorId="44CF3B66" wp14:editId="5D268EE5">
             <wp:simplePos x="0" y="0"/>
             <wp:positionH relativeFrom="column">
               <wp:posOffset>257174</wp:posOffset>
@@ -10474,7 +10474,7 @@
           <w:noProof/>
         </w:rPr>
         <w:drawing>
-          <wp:anchor distT="0" distB="0" distL="114300" distR="114300" simplePos="0" relativeHeight="251662336" behindDoc="1" locked="0" layoutInCell="1" allowOverlap="1" wp14:anchorId="57525FCA">
+          <wp:anchor distT="0" distB="0" distL="114300" distR="114300" simplePos="0" relativeHeight="251662336" behindDoc="1" locked="0" layoutInCell="1" allowOverlap="1" wp14:anchorId="57525FCA" wp14:editId="2B44D50A">
             <wp:simplePos x="0" y="0"/>
             <wp:positionH relativeFrom="column">
               <wp:posOffset>1543050</wp:posOffset>
@@ -10708,7 +10708,7 @@
         </w:rPr>
         <w:lastRenderedPageBreak/>
         <w:drawing>
-          <wp:anchor distT="0" distB="0" distL="114300" distR="114300" simplePos="0" relativeHeight="251661312" behindDoc="1" locked="0" layoutInCell="1" allowOverlap="1" wp14:anchorId="0FD2A6E1">
+          <wp:anchor distT="0" distB="0" distL="114300" distR="114300" simplePos="0" relativeHeight="251661312" behindDoc="1" locked="0" layoutInCell="1" allowOverlap="1" wp14:anchorId="0FD2A6E1" wp14:editId="0AAD9F0D">
             <wp:simplePos x="0" y="0"/>
             <wp:positionH relativeFrom="column">
               <wp:posOffset>1000125</wp:posOffset>
@@ -10825,7 +10825,7 @@
         </w:rPr>
         <w:lastRenderedPageBreak/>
         <w:drawing>
-          <wp:inline distT="0" distB="0" distL="0" distR="0">
+          <wp:inline distT="0" distB="0" distL="0" distR="0" wp14:anchorId="41BB74F6" wp14:editId="4F82E6E5">
             <wp:extent cx="3952875" cy="3952875"/>
             <wp:effectExtent l="0" t="0" r="9525" b="9525"/>
             <wp:docPr id="6" name="Picture 6"/>
@@ -10934,7 +10934,7 @@
           <w:noProof/>
         </w:rPr>
         <w:drawing>
-          <wp:inline distT="0" distB="0" distL="0" distR="0">
+          <wp:inline distT="0" distB="0" distL="0" distR="0" wp14:anchorId="6BE0BDC0" wp14:editId="27DC516F">
             <wp:extent cx="5705475" cy="5505450"/>
             <wp:effectExtent l="0" t="0" r="9525" b="0"/>
             <wp:docPr id="3" name="Picture 3"/>
@@ -11051,7 +11051,7 @@
           <w:noProof/>
         </w:rPr>
         <w:drawing>
-          <wp:inline distT="0" distB="0" distL="0" distR="0">
+          <wp:inline distT="0" distB="0" distL="0" distR="0" wp14:anchorId="4A2CCB57" wp14:editId="3381B567">
             <wp:extent cx="5711825" cy="2861945"/>
             <wp:effectExtent l="0" t="0" r="3175" b="0"/>
             <wp:docPr id="8" name="Picture 8"/>
@@ -11139,7 +11139,7 @@
           <w:noProof/>
         </w:rPr>
         <w:drawing>
-          <wp:inline distT="0" distB="0" distL="0" distR="0">
+          <wp:inline distT="0" distB="0" distL="0" distR="0" wp14:anchorId="1219005F" wp14:editId="642FE8B8">
             <wp:extent cx="5711825" cy="3147060"/>
             <wp:effectExtent l="0" t="0" r="3175" b="0"/>
             <wp:docPr id="9" name="Picture 9"/>
@@ -11345,9 +11345,390 @@
     <w:p>
       <w:pPr>
         <w:spacing w:line="360" w:lineRule="auto"/>
-      </w:pPr>
-      <w:r>
-        <w:t>The distance to each training vector is computed using Euclidean distance: $d(\mathbf{u}, \mathbf{w}) = \sqrt{\sum{i=1}^{5} (ui - wi)^2}$. The distances are sorted, the 5 nearest neighbors are extracted, and the classification probability is calculated as: $\text{Score}2 = \frac{\text{AI Votes}}{5} \times 100$.</w:t>
+        <w:rPr>
+          <w:rFonts w:eastAsiaTheme="minorEastAsia"/>
+        </w:rPr>
+      </w:pPr>
+      <w:r>
+        <w:t xml:space="preserve">The distance to each training vector is computed using Euclidean distance: </w:t>
+      </w:r>
+      <m:oMath>
+        <m:r>
+          <m:rPr>
+            <m:sty m:val="p"/>
+          </m:rPr>
+          <w:rPr>
+            <w:rFonts w:ascii="Cambria Math" w:hAnsi="Cambria Math"/>
+          </w:rPr>
+          <m:t>d</m:t>
+        </m:r>
+        <m:d>
+          <m:dPr>
+            <m:ctrlPr>
+              <w:rPr>
+                <w:rFonts w:ascii="Cambria Math" w:hAnsi="Cambria Math"/>
+              </w:rPr>
+            </m:ctrlPr>
+          </m:dPr>
+          <m:e>
+            <m:r>
+              <m:rPr>
+                <m:sty m:val="p"/>
+              </m:rPr>
+              <w:rPr>
+                <w:rFonts w:ascii="Cambria Math" w:hAnsi="Cambria Math"/>
+              </w:rPr>
+              <m:t>\mathbf</m:t>
+            </m:r>
+            <m:d>
+              <m:dPr>
+                <m:begChr m:val="{"/>
+                <m:endChr m:val="}"/>
+                <m:ctrlPr>
+                  <w:rPr>
+                    <w:rFonts w:ascii="Cambria Math" w:hAnsi="Cambria Math"/>
+                  </w:rPr>
+                </m:ctrlPr>
+              </m:dPr>
+              <m:e>
+                <m:r>
+                  <m:rPr>
+                    <m:sty m:val="p"/>
+                  </m:rPr>
+                  <w:rPr>
+                    <w:rFonts w:ascii="Cambria Math" w:hAnsi="Cambria Math"/>
+                  </w:rPr>
+                  <m:t>u</m:t>
+                </m:r>
+              </m:e>
+            </m:d>
+            <m:r>
+              <m:rPr>
+                <m:sty m:val="p"/>
+              </m:rPr>
+              <w:rPr>
+                <w:rFonts w:ascii="Cambria Math" w:hAnsi="Cambria Math"/>
+              </w:rPr>
+              <m:t>, \mathbf</m:t>
+            </m:r>
+            <m:d>
+              <m:dPr>
+                <m:begChr m:val="{"/>
+                <m:endChr m:val="}"/>
+                <m:ctrlPr>
+                  <w:rPr>
+                    <w:rFonts w:ascii="Cambria Math" w:hAnsi="Cambria Math"/>
+                  </w:rPr>
+                </m:ctrlPr>
+              </m:dPr>
+              <m:e>
+                <m:r>
+                  <m:rPr>
+                    <m:sty m:val="p"/>
+                  </m:rPr>
+                  <w:rPr>
+                    <w:rFonts w:ascii="Cambria Math" w:hAnsi="Cambria Math"/>
+                  </w:rPr>
+                  <m:t>w</m:t>
+                </m:r>
+              </m:e>
+            </m:d>
+          </m:e>
+        </m:d>
+        <m:r>
+          <m:rPr>
+            <m:sty m:val="p"/>
+          </m:rPr>
+          <w:rPr>
+            <w:rFonts w:ascii="Cambria Math" w:hAnsi="Cambria Math"/>
+          </w:rPr>
+          <m:t>= \sqrt</m:t>
+        </m:r>
+        <m:d>
+          <m:dPr>
+            <m:begChr m:val="{"/>
+            <m:endChr m:val="}"/>
+            <m:ctrlPr>
+              <w:rPr>
+                <w:rFonts w:ascii="Cambria Math" w:hAnsi="Cambria Math"/>
+              </w:rPr>
+            </m:ctrlPr>
+          </m:dPr>
+          <m:e>
+            <m:r>
+              <m:rPr>
+                <m:sty m:val="p"/>
+              </m:rPr>
+              <w:rPr>
+                <w:rFonts w:ascii="Cambria Math" w:hAnsi="Cambria Math"/>
+              </w:rPr>
+              <m:t>\sum</m:t>
+            </m:r>
+            <m:sSup>
+              <m:sSupPr>
+                <m:ctrlPr>
+                  <w:rPr>
+                    <w:rFonts w:ascii="Cambria Math" w:hAnsi="Cambria Math"/>
+                  </w:rPr>
+                </m:ctrlPr>
+              </m:sSupPr>
+              <m:e>
+                <m:d>
+                  <m:dPr>
+                    <m:begChr m:val="{"/>
+                    <m:endChr m:val="}"/>
+                    <m:ctrlPr>
+                      <w:rPr>
+                        <w:rFonts w:ascii="Cambria Math" w:hAnsi="Cambria Math"/>
+                      </w:rPr>
+                    </m:ctrlPr>
+                  </m:dPr>
+                  <m:e>
+                    <m:r>
+                      <m:rPr>
+                        <m:sty m:val="p"/>
+                      </m:rPr>
+                      <w:rPr>
+                        <w:rFonts w:ascii="Cambria Math" w:hAnsi="Cambria Math"/>
+                      </w:rPr>
+                      <m:t>i=1</m:t>
+                    </m:r>
+                  </m:e>
+                </m:d>
+                <m:ctrlPr>
+                  <w:rPr>
+                    <w:rFonts w:ascii="Cambria Math" w:hAnsi="Cambria Math"/>
+                    <w:i/>
+                  </w:rPr>
+                </m:ctrlPr>
+              </m:e>
+              <m:sup>
+                <m:d>
+                  <m:dPr>
+                    <m:begChr m:val="{"/>
+                    <m:endChr m:val="}"/>
+                    <m:ctrlPr>
+                      <w:rPr>
+                        <w:rFonts w:ascii="Cambria Math" w:hAnsi="Cambria Math"/>
+                      </w:rPr>
+                    </m:ctrlPr>
+                  </m:dPr>
+                  <m:e>
+                    <m:r>
+                      <m:rPr>
+                        <m:sty m:val="p"/>
+                      </m:rPr>
+                      <w:rPr>
+                        <w:rFonts w:ascii="Cambria Math" w:hAnsi="Cambria Math"/>
+                      </w:rPr>
+                      <m:t>5</m:t>
+                    </m:r>
+                  </m:e>
+                </m:d>
+                <m:sSup>
+                  <m:sSupPr>
+                    <m:ctrlPr>
+                      <w:rPr>
+                        <w:rFonts w:ascii="Cambria Math" w:hAnsi="Cambria Math"/>
+                      </w:rPr>
+                    </m:ctrlPr>
+                  </m:sSupPr>
+                  <m:e>
+                    <m:d>
+                      <m:dPr>
+                        <m:ctrlPr>
+                          <w:rPr>
+                            <w:rFonts w:ascii="Cambria Math" w:hAnsi="Cambria Math"/>
+                          </w:rPr>
+                        </m:ctrlPr>
+                      </m:dPr>
+                      <m:e>
+                        <m:r>
+                          <m:rPr>
+                            <m:sty m:val="p"/>
+                          </m:rPr>
+                          <w:rPr>
+                            <w:rFonts w:ascii="Cambria Math" w:hAnsi="Cambria Math"/>
+                          </w:rPr>
+                          <m:t xml:space="preserve">ui </m:t>
+                        </m:r>
+                        <m:r>
+                          <m:rPr>
+                            <m:sty m:val="p"/>
+                          </m:rPr>
+                          <w:rPr>
+                            <w:rFonts w:ascii="Cambria Math" w:hAnsi="Cambria Math"/>
+                          </w:rPr>
+                          <m:t>–</m:t>
+                        </m:r>
+                        <m:r>
+                          <m:rPr>
+                            <m:sty m:val="p"/>
+                          </m:rPr>
+                          <w:rPr>
+                            <w:rFonts w:ascii="Cambria Math" w:hAnsi="Cambria Math"/>
+                          </w:rPr>
+                          <m:t xml:space="preserve"> wi</m:t>
+                        </m:r>
+                      </m:e>
+                    </m:d>
+                  </m:e>
+                  <m:sup>
+                    <m:r>
+                      <m:rPr>
+                        <m:sty m:val="p"/>
+                      </m:rPr>
+                      <w:rPr>
+                        <w:rFonts w:ascii="Cambria Math" w:hAnsi="Cambria Math"/>
+                      </w:rPr>
+                      <m:t>2</m:t>
+                    </m:r>
+                  </m:sup>
+                </m:sSup>
+              </m:sup>
+            </m:sSup>
+          </m:e>
+        </m:d>
+        <m:r>
+          <m:rPr>
+            <m:sty m:val="p"/>
+          </m:rPr>
+          <w:rPr>
+            <w:rFonts w:ascii="Cambria Math" w:hAnsi="Cambria Math"/>
+          </w:rPr>
+          <m:t xml:space="preserve">. </m:t>
+        </m:r>
+      </m:oMath>
+    </w:p>
+    <w:p>
+      <w:pPr>
+        <w:spacing w:line="360" w:lineRule="auto"/>
+        <w:rPr>
+          <w:rFonts w:eastAsiaTheme="minorEastAsia"/>
+        </w:rPr>
+      </w:pPr>
+      <w:r>
+        <w:t>The distances are sorted, the 5 nearest neighbors are extracted, and the classification probability is calculated as:</w:t>
+      </w:r>
+      <m:oMath>
+        <m:r>
+          <m:rPr>
+            <m:sty m:val="p"/>
+          </m:rPr>
+          <w:rPr>
+            <w:rFonts w:ascii="Cambria Math" w:hAnsi="Cambria Math"/>
+          </w:rPr>
+          <m:t>text</m:t>
+        </m:r>
+        <m:d>
+          <m:dPr>
+            <m:begChr m:val="{"/>
+            <m:endChr m:val="}"/>
+            <m:ctrlPr>
+              <w:rPr>
+                <w:rFonts w:ascii="Cambria Math" w:hAnsi="Cambria Math"/>
+              </w:rPr>
+            </m:ctrlPr>
+          </m:dPr>
+          <m:e>
+            <m:r>
+              <m:rPr>
+                <m:sty m:val="p"/>
+              </m:rPr>
+              <w:rPr>
+                <w:rFonts w:ascii="Cambria Math" w:hAnsi="Cambria Math"/>
+              </w:rPr>
+              <m:t>Score</m:t>
+            </m:r>
+          </m:e>
+        </m:d>
+        <m:r>
+          <m:rPr>
+            <m:sty m:val="p"/>
+          </m:rPr>
+          <w:rPr>
+            <w:rFonts w:ascii="Cambria Math" w:hAnsi="Cambria Math"/>
+          </w:rPr>
+          <m:t>2 = \frac</m:t>
+        </m:r>
+        <m:d>
+          <m:dPr>
+            <m:begChr m:val="{"/>
+            <m:endChr m:val="}"/>
+            <m:ctrlPr>
+              <w:rPr>
+                <w:rFonts w:ascii="Cambria Math" w:hAnsi="Cambria Math"/>
+              </w:rPr>
+            </m:ctrlPr>
+          </m:dPr>
+          <m:e>
+            <m:r>
+              <m:rPr>
+                <m:sty m:val="p"/>
+              </m:rPr>
+              <w:rPr>
+                <w:rFonts w:ascii="Cambria Math" w:hAnsi="Cambria Math"/>
+              </w:rPr>
+              <m:t>\text</m:t>
+            </m:r>
+            <m:d>
+              <m:dPr>
+                <m:begChr m:val="{"/>
+                <m:endChr m:val="}"/>
+                <m:ctrlPr>
+                  <w:rPr>
+                    <w:rFonts w:ascii="Cambria Math" w:hAnsi="Cambria Math"/>
+                  </w:rPr>
+                </m:ctrlPr>
+              </m:dPr>
+              <m:e>
+                <m:r>
+                  <m:rPr>
+                    <m:sty m:val="p"/>
+                  </m:rPr>
+                  <w:rPr>
+                    <w:rFonts w:ascii="Cambria Math" w:hAnsi="Cambria Math"/>
+                  </w:rPr>
+                  <m:t>AI Votes</m:t>
+                </m:r>
+              </m:e>
+            </m:d>
+          </m:e>
+        </m:d>
+        <m:d>
+          <m:dPr>
+            <m:begChr m:val="{"/>
+            <m:endChr m:val="}"/>
+            <m:ctrlPr>
+              <w:rPr>
+                <w:rFonts w:ascii="Cambria Math" w:hAnsi="Cambria Math"/>
+              </w:rPr>
+            </m:ctrlPr>
+          </m:dPr>
+          <m:e>
+            <m:r>
+              <m:rPr>
+                <m:sty m:val="p"/>
+              </m:rPr>
+              <w:rPr>
+                <w:rFonts w:ascii="Cambria Math" w:hAnsi="Cambria Math"/>
+              </w:rPr>
+              <m:t>5</m:t>
+            </m:r>
+          </m:e>
+        </m:d>
+        <m:r>
+          <m:rPr>
+            <m:sty m:val="p"/>
+          </m:rPr>
+          <w:rPr>
+            <w:rFonts w:ascii="Cambria Math" w:hAnsi="Cambria Math"/>
+          </w:rPr>
+          <m:t>\times 100</m:t>
+        </m:r>
+      </m:oMath>
+      <w:r>
+        <w:t>.</w:t>
       </w:r>
     </w:p>
     <w:p>
@@ -11391,6 +11772,7 @@
         <w:spacing w:after="0" w:line="360" w:lineRule="auto"/>
       </w:pPr>
       <w:r>
+        <w:lastRenderedPageBreak/>
         <w:t>Complex Conjunctions: Frequency of transition words like 'furthermore', 'nevertheless', 'consequently'.</w:t>
       </w:r>
     </w:p>
@@ -11404,7 +11786,6 @@
         <w:spacing w:after="0" w:line="360" w:lineRule="auto"/>
       </w:pPr>
       <w:r>
-        <w:lastRenderedPageBreak/>
         <w:t>Intensifiers: Frequency of words like 'extremely', 'completely', 'absolutely'.</w:t>
       </w:r>
     </w:p>
@@ -11444,15 +11825,61 @@
         <w:spacing w:after="0" w:line="360" w:lineRule="auto"/>
       </w:pPr>
       <w:r>
-        <w:t>The syntax vector $\</w:t>
-      </w:r>
-      <w:proofErr w:type="spellStart"/>
-      <w:r>
-        <w:t>mathbf</w:t>
-      </w:r>
-      <w:proofErr w:type="spellEnd"/>
-      <w:r>
-        <w:t>{s}$ is compared to the AI prototype $\mathbf{p}{\text{AI}}$ and human prototype $\mathbf{p}{\text{Human}}$ vectors:</w:t>
+        <w:t xml:space="preserve">The syntax vector </w:t>
+      </w:r>
+      <m:oMath>
+        <m:r>
+          <m:rPr>
+            <m:sty m:val="p"/>
+          </m:rPr>
+          <w:rPr>
+            <w:rFonts w:ascii="Cambria Math" w:hAnsi="Cambria Math"/>
+          </w:rPr>
+          <m:t>mathbf{s}</m:t>
+        </m:r>
+      </m:oMath>
+      <w:r>
+        <w:t xml:space="preserve"> </w:t>
+      </w:r>
+      <w:r>
+        <w:t xml:space="preserve"> is compared to the AI prototype </w:t>
+      </w:r>
+      <m:oMath>
+        <m:r>
+          <m:rPr>
+            <m:sty m:val="p"/>
+          </m:rPr>
+          <w:rPr>
+            <w:rFonts w:ascii="Cambria Math" w:hAnsi="Cambria Math"/>
+          </w:rPr>
+          <m:t xml:space="preserve">\mathbf{p}{\text{AI}} </m:t>
+        </m:r>
+      </m:oMath>
+      <w:r>
+        <w:rPr>
+          <w:rFonts w:eastAsiaTheme="minorEastAsia"/>
+        </w:rPr>
+        <w:t xml:space="preserve"> and </w:t>
+      </w:r>
+      <w:r>
+        <w:rPr>
+          <w:rFonts w:eastAsiaTheme="minorEastAsia"/>
+        </w:rPr>
+        <w:t xml:space="preserve">human prototype </w:t>
+      </w:r>
+      <m:oMath>
+        <m:r>
+          <m:rPr>
+            <m:sty m:val="p"/>
+          </m:rPr>
+          <w:rPr>
+            <w:rFonts w:ascii="Cambria Math" w:hAnsi="Cambria Math"/>
+          </w:rPr>
+          <m:t>mathbf{p}{\text{Human}}</m:t>
+        </m:r>
+      </m:oMath>
+      <w:r>
+        <w:t>vectors:</w:t>
       </w:r>
     </w:p>
     <w:p>
@@ -11460,15 +11887,55 @@
         <w:spacing w:line="360" w:lineRule="auto"/>
         <w:jc w:val="left"/>
       </w:pPr>
-      <w:r>
-        <w:t>$$\mathbf{p}{\text{AI}} = [0.08, 0.85, 0.80, 0.75, 0.35]$$</w:t>
-      </w:r>
-      <w:r>
-        <w:br/>
-      </w:r>
-      <w:r>
-        <w:br/>
-        <w:t>$$\mathbf{p}{\text{Human}} = [0.65, 0.20, 0.25, 0.28, 0.78]$$</w:t>
+      <m:oMathPara>
+        <m:oMathParaPr>
+          <m:jc m:val="left"/>
+        </m:oMathParaPr>
+        <m:oMath>
+          <m:r>
+            <m:rPr>
+              <m:sty m:val="p"/>
+            </m:rPr>
+            <w:rPr>
+              <w:rFonts w:ascii="Cambria Math" w:hAnsi="Cambria Math"/>
+            </w:rPr>
+            <m:t>mathbf{p}{\text{AI}} = [0.08, 0.85, 0.80, 0.75, 0.35</m:t>
+          </m:r>
+          <m:r>
+            <m:rPr>
+              <m:sty m:val="p"/>
+            </m:rPr>
+            <w:rPr>
+              <w:rFonts w:ascii="Cambria Math" w:hAnsi="Cambria Math"/>
+            </w:rPr>
+            <m:t>]</m:t>
+          </m:r>
+          <m:r>
+            <w:br/>
+          </m:r>
+          <m:r>
+            <w:br/>
+          </m:r>
+        </m:oMath>
+      </m:oMathPara>
+      <w:proofErr w:type="spellStart"/>
+      <w:r>
+        <w:t>mathbf</w:t>
+      </w:r>
+      <w:proofErr w:type="spellEnd"/>
+      <w:r>
+        <w:t>{p}{\</w:t>
+      </w:r>
+      <w:proofErr w:type="gramStart"/>
+      <w:r>
+        <w:t>text{</w:t>
+      </w:r>
+      <w:proofErr w:type="gramEnd"/>
+      <w:r>
+        <w:t>Human}} = [0.65, 0.20, 0.25, 0.28, 0.78]</w:t>
+      </w:r>
+      <w:r>
+        <w:t xml:space="preserve"> </w:t>
       </w:r>
     </w:p>
     <w:p>
@@ -11484,18 +11951,755 @@
       <w:pPr>
         <w:spacing w:line="360" w:lineRule="auto"/>
         <w:jc w:val="left"/>
+        <w:rPr>
+          <w:rFonts w:eastAsiaTheme="minorEastAsia"/>
+        </w:rPr>
       </w:pPr>
       <w:r>
         <w:br/>
-        <w:t>$$\cos(\theta) = \frac{\mathbf{A} \cdot \mathbf{B}}{\|\mathbf{A}\| \|\mathbf{B}\|} = \frac{\sum Ai Bi}{\sqrt{\sum Ai^2} \sqrt{\sum Bi^2}}$$</w:t>
-      </w:r>
-      <w:r>
-        <w:br/>
-      </w:r>
-      <w:r>
-        <w:br/>
-        <w:t>$$\text{Score}3 = \frac{(\cos(\theta{\text{AI}}) - \cos(\theta{\text{Human}})) + 1}{2} \times 100$$</w:t>
-      </w:r>
+      </w:r>
+      <m:oMathPara>
+        <m:oMathParaPr>
+          <m:jc m:val="left"/>
+        </m:oMathParaPr>
+        <m:oMath>
+          <m:r>
+            <m:rPr>
+              <m:sty m:val="p"/>
+            </m:rPr>
+            <w:rPr>
+              <w:rFonts w:ascii="Cambria Math" w:hAnsi="Cambria Math"/>
+            </w:rPr>
+            <m:t>C</m:t>
+          </m:r>
+          <m:r>
+            <m:rPr>
+              <m:sty m:val="p"/>
+            </m:rPr>
+            <w:rPr>
+              <w:rFonts w:ascii="Cambria Math" w:hAnsi="Cambria Math"/>
+            </w:rPr>
+            <m:t>os</m:t>
+          </m:r>
+          <m:d>
+            <m:dPr>
+              <m:ctrlPr>
+                <w:rPr>
+                  <w:rFonts w:ascii="Cambria Math" w:hAnsi="Cambria Math"/>
+                </w:rPr>
+              </m:ctrlPr>
+            </m:dPr>
+            <m:e>
+              <m:r>
+                <m:rPr>
+                  <m:sty m:val="p"/>
+                </m:rPr>
+                <w:rPr>
+                  <w:rFonts w:ascii="Cambria Math" w:hAnsi="Cambria Math"/>
+                </w:rPr>
+                <m:t>θ</m:t>
+              </m:r>
+            </m:e>
+          </m:d>
+          <m:r>
+            <m:rPr>
+              <m:sty m:val="p"/>
+            </m:rPr>
+            <w:rPr>
+              <w:rFonts w:ascii="Cambria Math" w:hAnsi="Cambria Math"/>
+            </w:rPr>
+            <m:t>= \frac</m:t>
+          </m:r>
+          <m:d>
+            <m:dPr>
+              <m:begChr m:val="{"/>
+              <m:endChr m:val="}"/>
+              <m:ctrlPr>
+                <w:rPr>
+                  <w:rFonts w:ascii="Cambria Math" w:hAnsi="Cambria Math"/>
+                </w:rPr>
+              </m:ctrlPr>
+            </m:dPr>
+            <m:e>
+              <m:r>
+                <m:rPr>
+                  <m:sty m:val="p"/>
+                </m:rPr>
+                <w:rPr>
+                  <w:rFonts w:ascii="Cambria Math" w:hAnsi="Cambria Math"/>
+                </w:rPr>
+                <m:t>\mathbf</m:t>
+              </m:r>
+              <m:d>
+                <m:dPr>
+                  <m:begChr m:val="{"/>
+                  <m:endChr m:val="}"/>
+                  <m:ctrlPr>
+                    <w:rPr>
+                      <w:rFonts w:ascii="Cambria Math" w:hAnsi="Cambria Math"/>
+                    </w:rPr>
+                  </m:ctrlPr>
+                </m:dPr>
+                <m:e>
+                  <m:r>
+                    <m:rPr>
+                      <m:sty m:val="p"/>
+                    </m:rPr>
+                    <w:rPr>
+                      <w:rFonts w:ascii="Cambria Math" w:hAnsi="Cambria Math"/>
+                    </w:rPr>
+                    <m:t>A</m:t>
+                  </m:r>
+                </m:e>
+              </m:d>
+              <m:r>
+                <m:rPr>
+                  <m:sty m:val="p"/>
+                </m:rPr>
+                <w:rPr>
+                  <w:rFonts w:ascii="Cambria Math" w:hAnsi="Cambria Math"/>
+                </w:rPr>
+                <m:t>⋅</m:t>
+              </m:r>
+              <m:r>
+                <m:rPr>
+                  <m:sty m:val="p"/>
+                </m:rPr>
+                <w:rPr>
+                  <w:rFonts w:ascii="Cambria Math" w:hAnsi="Cambria Math"/>
+                </w:rPr>
+                <m:t>\mathbf</m:t>
+              </m:r>
+              <m:d>
+                <m:dPr>
+                  <m:begChr m:val="{"/>
+                  <m:endChr m:val="}"/>
+                  <m:ctrlPr>
+                    <w:rPr>
+                      <w:rFonts w:ascii="Cambria Math" w:hAnsi="Cambria Math"/>
+                    </w:rPr>
+                  </m:ctrlPr>
+                </m:dPr>
+                <m:e>
+                  <m:r>
+                    <m:rPr>
+                      <m:sty m:val="p"/>
+                    </m:rPr>
+                    <w:rPr>
+                      <w:rFonts w:ascii="Cambria Math" w:hAnsi="Cambria Math"/>
+                    </w:rPr>
+                    <m:t>B</m:t>
+                  </m:r>
+                </m:e>
+              </m:d>
+            </m:e>
+          </m:d>
+          <m:d>
+            <m:dPr>
+              <m:begChr m:val="{"/>
+              <m:endChr m:val="}"/>
+              <m:ctrlPr>
+                <w:rPr>
+                  <w:rFonts w:ascii="Cambria Math" w:hAnsi="Cambria Math"/>
+                </w:rPr>
+              </m:ctrlPr>
+            </m:dPr>
+            <m:e>
+              <m:r>
+                <m:rPr>
+                  <m:lit/>
+                  <m:sty m:val="p"/>
+                </m:rPr>
+                <w:rPr>
+                  <w:rFonts w:ascii="Cambria Math" w:hAnsi="Cambria Math"/>
+                </w:rPr>
+                <m:t>|</m:t>
+              </m:r>
+              <m:r>
+                <m:rPr>
+                  <m:sty m:val="p"/>
+                </m:rPr>
+                <w:rPr>
+                  <w:rFonts w:ascii="Cambria Math" w:hAnsi="Cambria Math"/>
+                </w:rPr>
+                <m:t>\mathbf</m:t>
+              </m:r>
+              <m:d>
+                <m:dPr>
+                  <m:begChr m:val="{"/>
+                  <m:endChr m:val="}"/>
+                  <m:ctrlPr>
+                    <w:rPr>
+                      <w:rFonts w:ascii="Cambria Math" w:hAnsi="Cambria Math"/>
+                    </w:rPr>
+                  </m:ctrlPr>
+                </m:dPr>
+                <m:e>
+                  <m:r>
+                    <m:rPr>
+                      <m:sty m:val="p"/>
+                    </m:rPr>
+                    <w:rPr>
+                      <w:rFonts w:ascii="Cambria Math" w:hAnsi="Cambria Math"/>
+                    </w:rPr>
+                    <m:t>A</m:t>
+                  </m:r>
+                </m:e>
+              </m:d>
+              <m:r>
+                <m:rPr>
+                  <m:lit/>
+                  <m:sty m:val="p"/>
+                </m:rPr>
+                <w:rPr>
+                  <w:rFonts w:ascii="Cambria Math" w:hAnsi="Cambria Math"/>
+                </w:rPr>
+                <m:t>|</m:t>
+              </m:r>
+              <m:r>
+                <m:rPr>
+                  <m:sty m:val="p"/>
+                </m:rPr>
+                <w:rPr>
+                  <w:rFonts w:ascii="Cambria Math" w:hAnsi="Cambria Math"/>
+                </w:rPr>
+                <m:t xml:space="preserve"> </m:t>
+              </m:r>
+              <m:r>
+                <m:rPr>
+                  <m:lit/>
+                  <m:sty m:val="p"/>
+                </m:rPr>
+                <w:rPr>
+                  <w:rFonts w:ascii="Cambria Math" w:hAnsi="Cambria Math"/>
+                </w:rPr>
+                <m:t>|</m:t>
+              </m:r>
+              <m:r>
+                <m:rPr>
+                  <m:sty m:val="p"/>
+                </m:rPr>
+                <w:rPr>
+                  <w:rFonts w:ascii="Cambria Math" w:hAnsi="Cambria Math"/>
+                </w:rPr>
+                <m:t>\mathbf</m:t>
+              </m:r>
+              <m:d>
+                <m:dPr>
+                  <m:begChr m:val="{"/>
+                  <m:endChr m:val="}"/>
+                  <m:ctrlPr>
+                    <w:rPr>
+                      <w:rFonts w:ascii="Cambria Math" w:hAnsi="Cambria Math"/>
+                    </w:rPr>
+                  </m:ctrlPr>
+                </m:dPr>
+                <m:e>
+                  <m:r>
+                    <m:rPr>
+                      <m:sty m:val="p"/>
+                    </m:rPr>
+                    <w:rPr>
+                      <w:rFonts w:ascii="Cambria Math" w:hAnsi="Cambria Math"/>
+                    </w:rPr>
+                    <m:t>B</m:t>
+                  </m:r>
+                </m:e>
+              </m:d>
+              <m:r>
+                <m:rPr>
+                  <m:lit/>
+                  <m:sty m:val="p"/>
+                </m:rPr>
+                <w:rPr>
+                  <w:rFonts w:ascii="Cambria Math" w:hAnsi="Cambria Math"/>
+                </w:rPr>
+                <m:t>|</m:t>
+              </m:r>
+            </m:e>
+          </m:d>
+          <m:r>
+            <m:rPr>
+              <m:sty m:val="p"/>
+            </m:rPr>
+            <w:rPr>
+              <w:rFonts w:ascii="Cambria Math" w:hAnsi="Cambria Math"/>
+            </w:rPr>
+            <m:t>= \frac</m:t>
+          </m:r>
+          <m:d>
+            <m:dPr>
+              <m:begChr m:val="{"/>
+              <m:endChr m:val="}"/>
+              <m:ctrlPr>
+                <w:rPr>
+                  <w:rFonts w:ascii="Cambria Math" w:hAnsi="Cambria Math"/>
+                </w:rPr>
+              </m:ctrlPr>
+            </m:dPr>
+            <m:e>
+              <m:r>
+                <m:rPr>
+                  <m:sty m:val="p"/>
+                </m:rPr>
+                <w:rPr>
+                  <w:rFonts w:ascii="Cambria Math" w:hAnsi="Cambria Math"/>
+                </w:rPr>
+                <m:t>∑</m:t>
+              </m:r>
+              <m:r>
+                <m:rPr>
+                  <m:sty m:val="p"/>
+                </m:rPr>
+                <w:rPr>
+                  <w:rFonts w:ascii="Cambria Math" w:hAnsi="Cambria Math"/>
+                </w:rPr>
+                <m:t>Ai Bi</m:t>
+              </m:r>
+            </m:e>
+          </m:d>
+          <m:d>
+            <m:dPr>
+              <m:begChr m:val="{"/>
+              <m:endChr m:val="}"/>
+              <m:ctrlPr>
+                <w:rPr>
+                  <w:rFonts w:ascii="Cambria Math" w:hAnsi="Cambria Math"/>
+                </w:rPr>
+              </m:ctrlPr>
+            </m:dPr>
+            <m:e>
+              <m:rad>
+                <m:radPr>
+                  <m:degHide m:val="1"/>
+                  <m:ctrlPr>
+                    <w:rPr>
+                      <w:rFonts w:ascii="Cambria Math" w:hAnsi="Cambria Math"/>
+                    </w:rPr>
+                  </m:ctrlPr>
+                </m:radPr>
+                <m:deg>
+                  <m:ctrlPr>
+                    <w:rPr>
+                      <w:rFonts w:ascii="Cambria Math" w:hAnsi="Cambria Math"/>
+                      <w:i/>
+                    </w:rPr>
+                  </m:ctrlPr>
+                </m:deg>
+                <m:e>
+                  <m:d>
+                    <m:dPr>
+                      <m:begChr m:val="{"/>
+                      <m:endChr m:val="}"/>
+                      <m:ctrlPr>
+                        <w:rPr>
+                          <w:rFonts w:ascii="Cambria Math" w:hAnsi="Cambria Math"/>
+                        </w:rPr>
+                      </m:ctrlPr>
+                    </m:dPr>
+                    <m:e>
+                      <m:r>
+                        <m:rPr>
+                          <m:sty m:val="p"/>
+                        </m:rPr>
+                        <w:rPr>
+                          <w:rFonts w:ascii="Cambria Math" w:hAnsi="Cambria Math"/>
+                        </w:rPr>
+                        <m:t>∑</m:t>
+                      </m:r>
+                      <m:sSup>
+                        <m:sSupPr>
+                          <m:ctrlPr>
+                            <w:rPr>
+                              <w:rFonts w:ascii="Cambria Math" w:hAnsi="Cambria Math"/>
+                            </w:rPr>
+                          </m:ctrlPr>
+                        </m:sSupPr>
+                        <m:e>
+                          <m:r>
+                            <m:rPr>
+                              <m:sty m:val="p"/>
+                            </m:rPr>
+                            <w:rPr>
+                              <w:rFonts w:ascii="Cambria Math" w:hAnsi="Cambria Math"/>
+                            </w:rPr>
+                            <m:t>Ai</m:t>
+                          </m:r>
+                        </m:e>
+                        <m:sup>
+                          <m:r>
+                            <m:rPr>
+                              <m:sty m:val="p"/>
+                            </m:rPr>
+                            <w:rPr>
+                              <w:rFonts w:ascii="Cambria Math" w:hAnsi="Cambria Math"/>
+                            </w:rPr>
+                            <m:t>2</m:t>
+                          </m:r>
+                        </m:sup>
+                      </m:sSup>
+                    </m:e>
+                  </m:d>
+                  <m:rad>
+                    <m:radPr>
+                      <m:degHide m:val="1"/>
+                      <m:ctrlPr>
+                        <w:rPr>
+                          <w:rFonts w:ascii="Cambria Math" w:hAnsi="Cambria Math"/>
+                        </w:rPr>
+                      </m:ctrlPr>
+                    </m:radPr>
+                    <m:deg>
+                      <m:ctrlPr>
+                        <w:rPr>
+                          <w:rFonts w:ascii="Cambria Math" w:hAnsi="Cambria Math"/>
+                          <w:i/>
+                        </w:rPr>
+                      </m:ctrlPr>
+                    </m:deg>
+                    <m:e>
+                      <m:d>
+                        <m:dPr>
+                          <m:begChr m:val="{"/>
+                          <m:endChr m:val="}"/>
+                          <m:ctrlPr>
+                            <w:rPr>
+                              <w:rFonts w:ascii="Cambria Math" w:hAnsi="Cambria Math"/>
+                            </w:rPr>
+                          </m:ctrlPr>
+                        </m:dPr>
+                        <m:e>
+                          <m:r>
+                            <m:rPr>
+                              <m:sty m:val="p"/>
+                            </m:rPr>
+                            <w:rPr>
+                              <w:rFonts w:ascii="Cambria Math" w:hAnsi="Cambria Math"/>
+                            </w:rPr>
+                            <m:t>∑</m:t>
+                          </m:r>
+                          <m:sSup>
+                            <m:sSupPr>
+                              <m:ctrlPr>
+                                <w:rPr>
+                                  <w:rFonts w:ascii="Cambria Math" w:hAnsi="Cambria Math"/>
+                                </w:rPr>
+                              </m:ctrlPr>
+                            </m:sSupPr>
+                            <m:e>
+                              <m:r>
+                                <m:rPr>
+                                  <m:sty m:val="p"/>
+                                </m:rPr>
+                                <w:rPr>
+                                  <w:rFonts w:ascii="Cambria Math" w:hAnsi="Cambria Math"/>
+                                </w:rPr>
+                                <m:t>Bi</m:t>
+                              </m:r>
+                            </m:e>
+                            <m:sup>
+                              <m:r>
+                                <m:rPr>
+                                  <m:sty m:val="p"/>
+                                </m:rPr>
+                                <w:rPr>
+                                  <w:rFonts w:ascii="Cambria Math" w:hAnsi="Cambria Math"/>
+                                </w:rPr>
+                                <m:t>2</m:t>
+                              </m:r>
+                            </m:sup>
+                          </m:sSup>
+                        </m:e>
+                      </m:d>
+                    </m:e>
+                  </m:rad>
+                </m:e>
+              </m:rad>
+            </m:e>
+          </m:d>
+        </m:oMath>
+      </m:oMathPara>
+    </w:p>
+    <w:p>
+      <w:pPr>
+        <w:spacing w:line="360" w:lineRule="auto"/>
+        <w:jc w:val="left"/>
+        <w:rPr>
+          <w:rFonts w:eastAsiaTheme="minorEastAsia"/>
+        </w:rPr>
+      </w:pPr>
+      <m:oMathPara>
+        <m:oMath>
+          <m:r>
+            <m:rPr>
+              <m:sty m:val="p"/>
+            </m:rPr>
+            <w:rPr>
+              <w:rFonts w:ascii="Cambria Math" w:hAnsi="Cambria Math"/>
+            </w:rPr>
+            <m:t>text</m:t>
+          </m:r>
+          <m:d>
+            <m:dPr>
+              <m:begChr m:val="{"/>
+              <m:endChr m:val="}"/>
+              <m:ctrlPr>
+                <w:rPr>
+                  <w:rFonts w:ascii="Cambria Math" w:hAnsi="Cambria Math"/>
+                </w:rPr>
+              </m:ctrlPr>
+            </m:dPr>
+            <m:e>
+              <m:r>
+                <m:rPr>
+                  <m:sty m:val="p"/>
+                </m:rPr>
+                <w:rPr>
+                  <w:rFonts w:ascii="Cambria Math" w:hAnsi="Cambria Math"/>
+                </w:rPr>
+                <m:t>Score</m:t>
+              </m:r>
+            </m:e>
+          </m:d>
+          <m:r>
+            <m:rPr>
+              <m:sty m:val="p"/>
+            </m:rPr>
+            <w:rPr>
+              <w:rFonts w:ascii="Cambria Math" w:hAnsi="Cambria Math"/>
+            </w:rPr>
+            <m:t>3 = \frac</m:t>
+          </m:r>
+          <m:d>
+            <m:dPr>
+              <m:begChr m:val="{"/>
+              <m:endChr m:val="}"/>
+              <m:ctrlPr>
+                <w:rPr>
+                  <w:rFonts w:ascii="Cambria Math" w:hAnsi="Cambria Math"/>
+                </w:rPr>
+              </m:ctrlPr>
+            </m:dPr>
+            <m:e>
+              <m:d>
+                <m:dPr>
+                  <m:ctrlPr>
+                    <w:rPr>
+                      <w:rFonts w:ascii="Cambria Math" w:hAnsi="Cambria Math"/>
+                    </w:rPr>
+                  </m:ctrlPr>
+                </m:dPr>
+                <m:e>
+                  <m:r>
+                    <m:rPr>
+                      <m:sty m:val="p"/>
+                    </m:rPr>
+                    <w:rPr>
+                      <w:rFonts w:ascii="Cambria Math" w:hAnsi="Cambria Math"/>
+                    </w:rPr>
+                    <m:t>\cos</m:t>
+                  </m:r>
+                  <m:d>
+                    <m:dPr>
+                      <m:ctrlPr>
+                        <w:rPr>
+                          <w:rFonts w:ascii="Cambria Math" w:hAnsi="Cambria Math"/>
+                        </w:rPr>
+                      </m:ctrlPr>
+                    </m:dPr>
+                    <m:e>
+                      <m:r>
+                        <m:rPr>
+                          <m:sty m:val="p"/>
+                        </m:rPr>
+                        <w:rPr>
+                          <w:rFonts w:ascii="Cambria Math" w:hAnsi="Cambria Math"/>
+                        </w:rPr>
+                        <m:t>θ</m:t>
+                      </m:r>
+                      <m:d>
+                        <m:dPr>
+                          <m:begChr m:val="{"/>
+                          <m:endChr m:val="}"/>
+                          <m:ctrlPr>
+                            <w:rPr>
+                              <w:rFonts w:ascii="Cambria Math" w:hAnsi="Cambria Math"/>
+                            </w:rPr>
+                          </m:ctrlPr>
+                        </m:dPr>
+                        <m:e>
+                          <m:r>
+                            <m:rPr>
+                              <m:sty m:val="p"/>
+                            </m:rPr>
+                            <w:rPr>
+                              <w:rFonts w:ascii="Cambria Math" w:hAnsi="Cambria Math"/>
+                            </w:rPr>
+                            <m:t>\text</m:t>
+                          </m:r>
+                          <m:d>
+                            <m:dPr>
+                              <m:begChr m:val="{"/>
+                              <m:endChr m:val="}"/>
+                              <m:ctrlPr>
+                                <w:rPr>
+                                  <w:rFonts w:ascii="Cambria Math" w:hAnsi="Cambria Math"/>
+                                </w:rPr>
+                              </m:ctrlPr>
+                            </m:dPr>
+                            <m:e>
+                              <m:r>
+                                <m:rPr>
+                                  <m:sty m:val="p"/>
+                                </m:rPr>
+                                <w:rPr>
+                                  <w:rFonts w:ascii="Cambria Math" w:hAnsi="Cambria Math"/>
+                                </w:rPr>
+                                <m:t>AI</m:t>
+                              </m:r>
+                            </m:e>
+                          </m:d>
+                        </m:e>
+                      </m:d>
+                    </m:e>
+                  </m:d>
+                  <m:r>
+                    <m:rPr>
+                      <m:sty m:val="p"/>
+                    </m:rPr>
+                    <w:rPr>
+                      <w:rFonts w:ascii="Cambria Math" w:hAnsi="Cambria Math"/>
+                    </w:rPr>
+                    <m:t>- \cos</m:t>
+                  </m:r>
+                  <m:d>
+                    <m:dPr>
+                      <m:ctrlPr>
+                        <w:rPr>
+                          <w:rFonts w:ascii="Cambria Math" w:hAnsi="Cambria Math"/>
+                        </w:rPr>
+                      </m:ctrlPr>
+                    </m:dPr>
+                    <m:e>
+                      <m:r>
+                        <m:rPr>
+                          <m:sty m:val="p"/>
+                        </m:rPr>
+                        <w:rPr>
+                          <w:rFonts w:ascii="Cambria Math" w:hAnsi="Cambria Math"/>
+                        </w:rPr>
+                        <m:t>θ</m:t>
+                      </m:r>
+                      <m:d>
+                        <m:dPr>
+                          <m:begChr m:val="{"/>
+                          <m:endChr m:val="}"/>
+                          <m:ctrlPr>
+                            <w:rPr>
+                              <w:rFonts w:ascii="Cambria Math" w:hAnsi="Cambria Math"/>
+                            </w:rPr>
+                          </m:ctrlPr>
+                        </m:dPr>
+                        <m:e>
+                          <m:r>
+                            <m:rPr>
+                              <m:sty m:val="p"/>
+                            </m:rPr>
+                            <w:rPr>
+                              <w:rFonts w:ascii="Cambria Math" w:hAnsi="Cambria Math"/>
+                            </w:rPr>
+                            <m:t>\text</m:t>
+                          </m:r>
+                          <m:d>
+                            <m:dPr>
+                              <m:begChr m:val="{"/>
+                              <m:endChr m:val="}"/>
+                              <m:ctrlPr>
+                                <w:rPr>
+                                  <w:rFonts w:ascii="Cambria Math" w:hAnsi="Cambria Math"/>
+                                </w:rPr>
+                              </m:ctrlPr>
+                            </m:dPr>
+                            <m:e>
+                              <m:r>
+                                <m:rPr>
+                                  <m:sty m:val="p"/>
+                                </m:rPr>
+                                <w:rPr>
+                                  <w:rFonts w:ascii="Cambria Math" w:hAnsi="Cambria Math"/>
+                                </w:rPr>
+                                <m:t>Human</m:t>
+                              </m:r>
+                            </m:e>
+                          </m:d>
+                        </m:e>
+                      </m:d>
+                    </m:e>
+                  </m:d>
+                </m:e>
+              </m:d>
+              <m:r>
+                <m:rPr>
+                  <m:sty m:val="p"/>
+                </m:rPr>
+                <w:rPr>
+                  <w:rFonts w:ascii="Cambria Math" w:hAnsi="Cambria Math"/>
+                </w:rPr>
+                <m:t>+ 1</m:t>
+              </m:r>
+            </m:e>
+          </m:d>
+          <m:d>
+            <m:dPr>
+              <m:begChr m:val="{"/>
+              <m:endChr m:val="}"/>
+              <m:ctrlPr>
+                <w:rPr>
+                  <w:rFonts w:ascii="Cambria Math" w:hAnsi="Cambria Math"/>
+                </w:rPr>
+              </m:ctrlPr>
+            </m:dPr>
+            <m:e>
+              <m:r>
+                <m:rPr>
+                  <m:sty m:val="p"/>
+                </m:rPr>
+                <w:rPr>
+                  <w:rFonts w:ascii="Cambria Math" w:hAnsi="Cambria Math"/>
+                </w:rPr>
+                <m:t>2</m:t>
+              </m:r>
+            </m:e>
+          </m:d>
+          <m:r>
+            <m:rPr>
+              <m:sty m:val="p"/>
+            </m:rPr>
+            <w:rPr>
+              <w:rFonts w:ascii="Cambria Math" w:hAnsi="Cambria Math"/>
+            </w:rPr>
+            <m:t>×</m:t>
+          </m:r>
+          <m:r>
+            <m:rPr>
+              <m:sty m:val="p"/>
+            </m:rPr>
+            <w:rPr>
+              <w:rFonts w:ascii="Cambria Math" w:hAnsi="Cambria Math"/>
+            </w:rPr>
+            <m:t>100</m:t>
+          </m:r>
+        </m:oMath>
+      </m:oMathPara>
+    </w:p>
+    <w:p>
+      <w:pPr>
+        <w:spacing w:line="360" w:lineRule="auto"/>
+        <w:jc w:val="left"/>
+        <w:rPr>
+          <w:rFonts w:eastAsiaTheme="minorEastAsia"/>
+        </w:rPr>
+      </w:pPr>
     </w:p>
     <w:p>
       <w:pPr>
@@ -11525,8 +12729,67 @@
         <w:spacing w:after="0" w:line="360" w:lineRule="auto"/>
       </w:pPr>
       <w:r>
+        <w:lastRenderedPageBreak/>
         <w:t>The normalized penalty per 100 words is calculated, and the final Grammar Perfection Score is resolved using the following equations:</w:t>
       </w:r>
+    </w:p>
+    <w:p>
+      <w:pPr>
+        <w:pStyle w:val="ListParagraph"/>
+        <w:spacing w:after="0" w:line="360" w:lineRule="auto"/>
+        <w:ind w:left="360"/>
+        <w:jc w:val="left"/>
+      </w:pPr>
+      <m:oMathPara>
+        <m:oMath>
+          <m:r>
+            <m:rPr>
+              <m:sty m:val="p"/>
+            </m:rPr>
+            <w:rPr>
+              <w:rFonts w:ascii="Cambria Math" w:hAnsi="Cambria Math"/>
+            </w:rPr>
+            <m:t>text{Penalty}{\text{norm}} = \frac{\sum (\text{Rule Matches} \times \text{Weight})}{\max(10, \text{Word Count})} \times 100</m:t>
+          </m:r>
+        </m:oMath>
+      </m:oMathPara>
+    </w:p>
+    <w:p>
+      <w:pPr>
+        <w:pStyle w:val="ListParagraph"/>
+        <w:spacing w:after="0" w:line="360" w:lineRule="auto"/>
+        <w:ind w:left="360"/>
+        <w:jc w:val="left"/>
+      </w:pPr>
+      <m:oMathPara>
+        <m:oMath>
+          <m:r>
+            <w:rPr>
+              <w:rFonts w:ascii="Cambria Math" w:hAnsi="Cambria Math"/>
+            </w:rPr>
+            <m:t>text{Score}{\text{grammar}} = \max\left(0, 100 - 15 \times \text{Penalty}{\text{norm}}\right)</m:t>
+          </m:r>
+        </m:oMath>
+      </m:oMathPara>
+    </w:p>
+    <w:p>
+      <w:pPr>
+        <w:pStyle w:val="ListParagraph"/>
+        <w:spacing w:after="0" w:line="360" w:lineRule="auto"/>
+        <w:ind w:left="360"/>
+        <w:jc w:val="left"/>
+      </w:pPr>
+    </w:p>
+    <w:p>
+      <w:pPr>
+        <w:pStyle w:val="Heading3"/>
+        <w:spacing w:line="360" w:lineRule="auto"/>
+      </w:pPr>
+      <w:bookmarkStart w:id="39" w:name="_Toc232107327"/>
+      <w:r>
+        <w:t>3.3.5. Ensemble Scoring &amp; Grammar Calibration</w:t>
+      </w:r>
+      <w:bookmarkEnd w:id="39"/>
     </w:p>
     <w:p>
       <w:pPr>
@@ -11536,38 +12799,56 @@
           <w:numId w:val="11"/>
         </w:numPr>
         <w:spacing w:after="0" w:line="360" w:lineRule="auto"/>
-        <w:jc w:val="left"/>
-      </w:pPr>
-      <w:r>
-        <w:t>$$\text{Penalty}{\text{norm}} = \frac{\sum (\text{Rule Matches} \times \text{Weight})}{\max(10, \text{Word Count})} \times 100$$</w:t>
-      </w:r>
-      <w:r>
-        <w:br/>
-      </w:r>
-      <w:r>
-        <w:lastRenderedPageBreak/>
-        <w:br/>
-        <w:t>$$\text{Score}{\text{grammar}} = \max\left(0, 100 - 15 \times \text{Penalty}{\text{norm}}\right)$$</w:t>
+      </w:pPr>
+      <w:r>
+        <w:t>The final AI probability verdict is calculated by compiling the weighted outputs of the three core algorithm scores (35% Perplexity &amp; Burstiness, 40% KNN Classifier, 25% Cosine Similarity), and then calibrating the result using the Grammar Perfection Score as a discount modifier. This discount factor ensures that the presence of human-like typos reduces the overall AI probability to minimize false positives.</w:t>
       </w:r>
     </w:p>
     <w:p>
       <w:pPr>
         <w:pStyle w:val="ListParagraph"/>
         <w:spacing w:after="0" w:line="360" w:lineRule="auto"/>
-        <w:ind w:left="360"/>
-        <w:jc w:val="left"/>
-      </w:pPr>
-    </w:p>
-    <w:p>
-      <w:pPr>
-        <w:pStyle w:val="Heading3"/>
+      </w:pPr>
+      <m:oMath>
+        <m:r>
+          <m:rPr>
+            <m:sty m:val="p"/>
+          </m:rPr>
+          <w:rPr>
+            <w:rFonts w:ascii="Cambria Math" w:hAnsi="Cambria Math"/>
+          </w:rPr>
+          <m:t>text{Final AI Probability} = \left(0.35 \times \text{Score}1 + 0.40 \times \text{Score}2 + 0.25 \times \text{Score}3\right) \times \frac{\text{Score}{\text{grammar}}}{100}</m:t>
+        </m:r>
+      </m:oMath>
+      <w:r>
+        <w:t xml:space="preserve"> </w:t>
+      </w:r>
+    </w:p>
+    <w:p>
+      <w:pPr>
         <w:spacing w:line="360" w:lineRule="auto"/>
       </w:pPr>
-      <w:bookmarkStart w:id="39" w:name="_Toc232107327"/>
-      <w:r>
-        <w:t>3.3.5. Ensemble Scoring &amp; Grammar Calibration</w:t>
-      </w:r>
-      <w:bookmarkEnd w:id="39"/>
+      <w:r>
+        <w:t>Classification verdicts are determined based on the calibrated final probability score:</w:t>
+      </w:r>
+    </w:p>
+    <w:p>
+      <w:pPr>
+        <w:pStyle w:val="ListParagraph"/>
+        <w:numPr>
+          <w:ilvl w:val="0"/>
+          <w:numId w:val="11"/>
+        </w:numPr>
+      </w:pPr>
+      <w:r>
+        <w:rPr>
+          <w:b/>
+        </w:rPr>
+        <w:t>Score &gt; 65%:</w:t>
+      </w:r>
+      <w:r>
+        <w:t xml:space="preserve"> AI-Generated (Pink Indicator).</w:t>
+      </w:r>
     </w:p>
     <w:p>
       <w:pPr>
@@ -11579,47 +12860,6 @@
         <w:spacing w:after="0" w:line="360" w:lineRule="auto"/>
       </w:pPr>
       <w:r>
-        <w:t>The final AI probability verdict is calculated by compiling the weighted outputs of the three core algorithm scores (35% Perplexity &amp; Burstiness, 40% KNN Classifier, 25% Cosine Similarity), and then calibrating the result using the Grammar Perfection Score as a discount modifier. This discount factor ensures that the presence of human-like typos reduces the overall AI probability to minimize false positives.</w:t>
-      </w:r>
-    </w:p>
-    <w:p>
-      <w:pPr>
-        <w:pStyle w:val="ListParagraph"/>
-        <w:spacing w:after="0" w:line="360" w:lineRule="auto"/>
-      </w:pPr>
-      <w:r>
-        <w:t>$$\text{Final AI Probability} = \left(0.35 \times \text{Score}1 + 0.40 \times \text{Score}2 + 0.25 \times \text{Score}3\right) \times \frac{\text{Score}{\text{grammar}}}{100}$$</w:t>
-      </w:r>
-    </w:p>
-    <w:p>
-      <w:pPr>
-        <w:pStyle w:val="ListParagraph"/>
-        <w:spacing w:line="360" w:lineRule="auto"/>
-      </w:pPr>
-      <w:r>
-        <w:t>Classification verdicts are determined based on the calibrated final probability score:</w:t>
-      </w:r>
-    </w:p>
-    <w:p>
-      <w:pPr>
-        <w:pStyle w:val="ListParagraph"/>
-      </w:pPr>
-      <w:r>
-        <w:rPr>
-          <w:b/>
-        </w:rPr>
-        <w:t>Score &gt; 65%:</w:t>
-      </w:r>
-      <w:r>
-        <w:t xml:space="preserve"> AI-Generated (Pink Indicator).</w:t>
-      </w:r>
-    </w:p>
-    <w:p>
-      <w:pPr>
-        <w:pStyle w:val="ListParagraph"/>
-        <w:spacing w:after="0" w:line="360" w:lineRule="auto"/>
-      </w:pPr>
-      <w:r>
         <w:rPr>
           <w:b/>
         </w:rPr>
@@ -11707,7 +12947,6 @@
       </w:pPr>
       <w:bookmarkStart w:id="40" w:name="_Toc232107328"/>
       <w:r>
-        <w:lastRenderedPageBreak/>
         <w:t xml:space="preserve">CHAPTER 4 </w:t>
       </w:r>
       <w:r>
@@ -11851,7 +13090,15 @@
         <w:t>Lucide Icons:</w:t>
       </w:r>
       <w:r>
-        <w:t xml:space="preserve"> Provides clean, responsive SVG icons for the dashboard dashboard.</w:t>
+        <w:t xml:space="preserve"> Provides clean, responsive SVG icons for the dashboard </w:t>
+      </w:r>
+      <w:proofErr w:type="spellStart"/>
+      <w:r>
+        <w:t>dashboard</w:t>
+      </w:r>
+      <w:proofErr w:type="spellEnd"/>
+      <w:r>
+        <w:t>.</w:t>
       </w:r>
     </w:p>
     <w:p>
@@ -11865,11 +13112,6 @@
     </w:p>
     <w:p>
       <w:pPr>
-        <w:spacing w:before="0" w:after="160" w:line="360" w:lineRule="auto"/>
-      </w:pPr>
-    </w:p>
-    <w:p>
-      <w:pPr>
         <w:pStyle w:val="Heading2"/>
       </w:pPr>
       <w:bookmarkStart w:id="43" w:name="_Toc232107331"/>
@@ -11904,15 +13146,143 @@
         <w:rPr>
           <w:rFonts w:cs="Times New Roman"/>
         </w:rPr>
-        <w:t>The FileParser module handles local file text extraction. It reads text directly from .txt and .md files using the FileReader API. For Word documents, it invokes the Mammoth.js library to convert the binary ZIP structure into clean plaintext. For PDF documents, it loads PDF.js, initializes the page loop asynchronously, and extracts text content from each page's text items, returning the full text to the main app controller.</w:t>
-      </w:r>
-    </w:p>
-    <w:p>
-      <w:bookmarkStart w:id="45" w:name="_GoBack"/>
+        <w:t xml:space="preserve">The FileParser module handles local file text extraction. It reads text directly from .txt and .md files using the FileReader API. For Word documents, it invokes the Mammoth.js library to convert the binary ZIP structure into clean plaintext. For PDF documents, it loads PDF.js, </w:t>
+      </w:r>
+      <w:r>
+        <w:rPr>
+          <w:rFonts w:cs="Times New Roman"/>
+        </w:rPr>
+        <w:lastRenderedPageBreak/>
+        <w:t>initializes the page loop asynchronously, and extracts text content from each page's text items, returning the full text to the main app controller.</w:t>
+      </w:r>
+    </w:p>
+    <w:p>
+      <w:r>
+        <w:drawing>
+          <wp:inline distT="0" distB="0" distL="0" distR="0" wp14:anchorId="18A72F52" wp14:editId="50203787">
+            <wp:extent cx="5715000" cy="4060825"/>
+            <wp:effectExtent l="0" t="0" r="0" b="0"/>
+            <wp:docPr id="7" name="Picture 7"/>
+            <wp:cNvGraphicFramePr>
+              <a:graphicFrameLocks xmlns:a="http://schemas.openxmlformats.org/drawingml/2006/main" noChangeAspect="1"/>
+            </wp:cNvGraphicFramePr>
+            <a:graphic xmlns:a="http://schemas.openxmlformats.org/drawingml/2006/main">
+              <a:graphicData uri="http://schemas.openxmlformats.org/drawingml/2006/picture">
+                <pic:pic xmlns:pic="http://schemas.openxmlformats.org/drawingml/2006/picture">
+                  <pic:nvPicPr>
+                    <pic:cNvPr id="1" name=""/>
+                    <pic:cNvPicPr/>
+                  </pic:nvPicPr>
+                  <pic:blipFill>
+                    <a:blip r:embed="rId21"/>
+                    <a:stretch>
+                      <a:fillRect/>
+                    </a:stretch>
+                  </pic:blipFill>
+                  <pic:spPr>
+                    <a:xfrm>
+                      <a:off x="0" y="0"/>
+                      <a:ext cx="5715000" cy="4060825"/>
+                    </a:xfrm>
+                    <a:prstGeom prst="rect">
+                      <a:avLst/>
+                    </a:prstGeom>
+                  </pic:spPr>
+                </pic:pic>
+              </a:graphicData>
+            </a:graphic>
+          </wp:inline>
+        </w:drawing>
+      </w:r>
+    </w:p>
+    <w:p>
+      <w:pPr>
+        <w:jc w:val="center"/>
+        <w:rPr>
+          <w:b/>
+          <w:bCs/>
+        </w:rPr>
+      </w:pPr>
+      <w:r>
+        <w:rPr>
+          <w:b/>
+        </w:rPr>
+        <w:t>Figure 4.1: Code Snippet of FileParser Module</w:t>
+      </w:r>
+    </w:p>
+    <w:p>
+      <w:pPr>
+        <w:pStyle w:val="Heading3"/>
+      </w:pPr>
+      <w:bookmarkStart w:id="45" w:name="_Toc232107333"/>
+      <w:r>
+        <w:t>4.1.2.2. Perplexity &amp; Burstiness Module</w:t>
+      </w:r>
       <w:bookmarkEnd w:id="45"/>
     </w:p>
     <w:p>
       <w:pPr>
+        <w:spacing w:line="360" w:lineRule="auto"/>
+      </w:pPr>
+      <w:r>
+        <w:t>The</w:t>
+      </w:r>
+      <w:r>
+        <w:rPr>
+          <w:rFonts w:cs="Times New Roman"/>
+        </w:rPr>
+        <w:t xml:space="preserve"> PerplexityAnalyzer</w:t>
+      </w:r>
+      <w:r>
+        <w:t xml:space="preserve"> class tokenizes input text into sentences and words. It calculates sentence length standard deviation to capture writing burstiness, and Type-Token Ratio (TTR) for lexical diversity. It also flags predictability features by evaluating the density of common bigrams and transitional words favored by language models, returning the computed Statistical NLP score.</w:t>
+      </w:r>
+    </w:p>
+    <w:p>
+      <w:pPr>
+        <w:spacing w:line="360" w:lineRule="auto"/>
+      </w:pPr>
+      <w:r>
+        <w:lastRenderedPageBreak/>
+        <w:drawing>
+          <wp:inline distT="0" distB="0" distL="0" distR="0" wp14:anchorId="54F322E5" wp14:editId="72081997">
+            <wp:extent cx="5715000" cy="2179320"/>
+            <wp:effectExtent l="0" t="0" r="0" b="0"/>
+            <wp:docPr id="10" name="Picture 10"/>
+            <wp:cNvGraphicFramePr>
+              <a:graphicFrameLocks xmlns:a="http://schemas.openxmlformats.org/drawingml/2006/main" noChangeAspect="1"/>
+            </wp:cNvGraphicFramePr>
+            <a:graphic xmlns:a="http://schemas.openxmlformats.org/drawingml/2006/main">
+              <a:graphicData uri="http://schemas.openxmlformats.org/drawingml/2006/picture">
+                <pic:pic xmlns:pic="http://schemas.openxmlformats.org/drawingml/2006/picture">
+                  <pic:nvPicPr>
+                    <pic:cNvPr id="1" name=""/>
+                    <pic:cNvPicPr/>
+                  </pic:nvPicPr>
+                  <pic:blipFill>
+                    <a:blip r:embed="rId22"/>
+                    <a:stretch>
+                      <a:fillRect/>
+                    </a:stretch>
+                  </pic:blipFill>
+                  <pic:spPr>
+                    <a:xfrm>
+                      <a:off x="0" y="0"/>
+                      <a:ext cx="5715000" cy="2179320"/>
+                    </a:xfrm>
+                    <a:prstGeom prst="rect">
+                      <a:avLst/>
+                    </a:prstGeom>
+                  </pic:spPr>
+                </pic:pic>
+              </a:graphicData>
+            </a:graphic>
+          </wp:inline>
+        </w:drawing>
+      </w:r>
+    </w:p>
+    <w:p>
+      <w:pPr>
+        <w:spacing w:line="360" w:lineRule="auto"/>
         <w:jc w:val="center"/>
       </w:pPr>
     </w:p>
@@ -11928,22 +13298,22 @@
         <w:rPr>
           <w:b/>
         </w:rPr>
-        <w:t>Figure 4.1: Code Snippet of FileParser Module</w:t>
+        <w:t>Figure 4.2: Code Snippet of Perplexity &amp; Burstiness Module</w:t>
       </w:r>
     </w:p>
     <w:p>
       <w:pPr>
         <w:pStyle w:val="Heading3"/>
       </w:pPr>
-      <w:bookmarkStart w:id="46" w:name="_Toc232107333"/>
-      <w:r>
-        <w:t>4.1.2.2. Perplexity &amp; Burstiness Module</w:t>
+      <w:bookmarkStart w:id="46" w:name="_Toc232107334"/>
+      <w:r>
+        <w:t>4.1.2.3. KNN Heuristic Feature Module</w:t>
       </w:r>
       <w:bookmarkEnd w:id="46"/>
     </w:p>
     <w:p>
       <w:pPr>
-        <w:spacing w:line="360" w:lineRule="auto"/>
+        <w:spacing w:after="0" w:line="360" w:lineRule="auto"/>
       </w:pPr>
       <w:r>
         <w:t xml:space="preserve">The </w:t>
@@ -11953,10 +13323,10 @@
           <w:rFonts w:ascii="Courier New" w:hAnsi="Courier New"/>
           <w:sz w:val="19"/>
         </w:rPr>
-        <w:t>PerplexityAnalyzer</w:t>
-      </w:r>
-      <w:r>
-        <w:t xml:space="preserve"> class tokenizes input text into sentences and words. It calculates sentence length standard deviation to capture writing burstiness, and Type-Token Ratio (TTR) for lexical diversity. It also flags predictability features by evaluating the density of common bigrams and transitional words favored by language models, returning the computed Statistical NLP score.</w:t>
+        <w:t>KNNClassifier</w:t>
+      </w:r>
+      <w:r>
+        <w:t xml:space="preserve"> extracts the 5D feature vector: normalized TTR, sentence variance, AI word density, Coleman-Liau readability index, and punctuation density. It ensures all values are normalized to a 0-1 scale before running the distance classification engine.</w:t>
       </w:r>
     </w:p>
     <w:p>
@@ -11964,6 +13334,43 @@
         <w:spacing w:line="360" w:lineRule="auto"/>
         <w:jc w:val="center"/>
       </w:pPr>
+      <w:r>
+        <w:drawing>
+          <wp:inline distT="0" distB="0" distL="0" distR="0" wp14:anchorId="7F22DDCF" wp14:editId="26162FE6">
+            <wp:extent cx="2987749" cy="3299802"/>
+            <wp:effectExtent l="0" t="0" r="3175" b="0"/>
+            <wp:docPr id="13" name="Picture 13"/>
+            <wp:cNvGraphicFramePr>
+              <a:graphicFrameLocks xmlns:a="http://schemas.openxmlformats.org/drawingml/2006/main" noChangeAspect="1"/>
+            </wp:cNvGraphicFramePr>
+            <a:graphic xmlns:a="http://schemas.openxmlformats.org/drawingml/2006/main">
+              <a:graphicData uri="http://schemas.openxmlformats.org/drawingml/2006/picture">
+                <pic:pic xmlns:pic="http://schemas.openxmlformats.org/drawingml/2006/picture">
+                  <pic:nvPicPr>
+                    <pic:cNvPr id="1" name=""/>
+                    <pic:cNvPicPr/>
+                  </pic:nvPicPr>
+                  <pic:blipFill>
+                    <a:blip r:embed="rId23"/>
+                    <a:stretch>
+                      <a:fillRect/>
+                    </a:stretch>
+                  </pic:blipFill>
+                  <pic:spPr>
+                    <a:xfrm>
+                      <a:off x="0" y="0"/>
+                      <a:ext cx="2994788" cy="3307576"/>
+                    </a:xfrm>
+                    <a:prstGeom prst="rect">
+                      <a:avLst/>
+                    </a:prstGeom>
+                  </pic:spPr>
+                </pic:pic>
+              </a:graphicData>
+            </a:graphic>
+          </wp:inline>
+        </w:drawing>
+      </w:r>
     </w:p>
     <w:p>
       <w:pPr>
@@ -11977,22 +13384,108 @@
         <w:rPr>
           <w:b/>
         </w:rPr>
-        <w:t>Figure 4.2: Code Snippet of Perplexity &amp; Burstiness Module</w:t>
+        <w:t>Figure 4.3: Code Snippet of KNN Feature Module</w:t>
       </w:r>
     </w:p>
     <w:p>
       <w:pPr>
         <w:pStyle w:val="Heading3"/>
       </w:pPr>
-      <w:bookmarkStart w:id="47" w:name="_Toc232107334"/>
-      <w:r>
-        <w:t>4.1.2.3. KNN Heuristic Feature Module</w:t>
+      <w:bookmarkStart w:id="47" w:name="_Toc232107335"/>
+      <w:r>
+        <w:lastRenderedPageBreak/>
+        <w:t>4.1.2.4. KNN Voting Classifier Module</w:t>
       </w:r>
       <w:bookmarkEnd w:id="47"/>
     </w:p>
     <w:p>
       <w:pPr>
-        <w:spacing w:after="0" w:line="360" w:lineRule="auto"/>
+        <w:spacing w:line="360" w:lineRule="auto"/>
+      </w:pPr>
+      <w:r>
+        <w:t xml:space="preserve">The </w:t>
+      </w:r>
+      <w:r>
+        <w:rPr>
+          <w:rFonts w:cs="Times New Roman"/>
+        </w:rPr>
+        <w:t>KNNClassifier.classify()</w:t>
+      </w:r>
+      <w:r>
+        <w:t xml:space="preserve"> function computes Euclidean distances to the training set vectors, sorts the neighbor list, extracts the 5 nearest neighbors ($K=5$), and determines the classification probability based on majority vote.</w:t>
+      </w:r>
+    </w:p>
+    <w:p>
+      <w:pPr>
+        <w:spacing w:line="360" w:lineRule="auto"/>
+        <w:jc w:val="center"/>
+      </w:pPr>
+      <w:r>
+        <w:drawing>
+          <wp:inline distT="0" distB="0" distL="0" distR="0" wp14:anchorId="5B24AE51" wp14:editId="29404147">
+            <wp:extent cx="3991530" cy="3274828"/>
+            <wp:effectExtent l="0" t="0" r="9525" b="1905"/>
+            <wp:docPr id="12" name="Picture 12"/>
+            <wp:cNvGraphicFramePr>
+              <a:graphicFrameLocks xmlns:a="http://schemas.openxmlformats.org/drawingml/2006/main" noChangeAspect="1"/>
+            </wp:cNvGraphicFramePr>
+            <a:graphic xmlns:a="http://schemas.openxmlformats.org/drawingml/2006/main">
+              <a:graphicData uri="http://schemas.openxmlformats.org/drawingml/2006/picture">
+                <pic:pic xmlns:pic="http://schemas.openxmlformats.org/drawingml/2006/picture">
+                  <pic:nvPicPr>
+                    <pic:cNvPr id="1" name=""/>
+                    <pic:cNvPicPr/>
+                  </pic:nvPicPr>
+                  <pic:blipFill>
+                    <a:blip r:embed="rId24"/>
+                    <a:stretch>
+                      <a:fillRect/>
+                    </a:stretch>
+                  </pic:blipFill>
+                  <pic:spPr>
+                    <a:xfrm>
+                      <a:off x="0" y="0"/>
+                      <a:ext cx="3997315" cy="3279574"/>
+                    </a:xfrm>
+                    <a:prstGeom prst="rect">
+                      <a:avLst/>
+                    </a:prstGeom>
+                  </pic:spPr>
+                </pic:pic>
+              </a:graphicData>
+            </a:graphic>
+          </wp:inline>
+        </w:drawing>
+      </w:r>
+    </w:p>
+    <w:p>
+      <w:pPr>
+        <w:jc w:val="center"/>
+        <w:rPr>
+          <w:b/>
+          <w:bCs/>
+        </w:rPr>
+      </w:pPr>
+      <w:r>
+        <w:rPr>
+          <w:b/>
+        </w:rPr>
+        <w:t>Figure 4.4: Code Snippet of KNN Classifier Module</w:t>
+      </w:r>
+    </w:p>
+    <w:p>
+      <w:pPr>
+        <w:pStyle w:val="Heading3"/>
+      </w:pPr>
+      <w:bookmarkStart w:id="48" w:name="_Toc232107336"/>
+      <w:r>
+        <w:t>4.1.2.5. Cosine Similarity Feature Module</w:t>
+      </w:r>
+      <w:bookmarkEnd w:id="48"/>
+    </w:p>
+    <w:p>
+      <w:pPr>
+        <w:spacing w:line="360" w:lineRule="auto"/>
       </w:pPr>
       <w:r>
         <w:t xml:space="preserve">The </w:t>
@@ -12002,10 +13495,10 @@
           <w:rFonts w:ascii="Courier New" w:hAnsi="Courier New"/>
           <w:sz w:val="19"/>
         </w:rPr>
-        <w:t>KNNClassifier</w:t>
-      </w:r>
-      <w:r>
-        <w:t xml:space="preserve"> extracts the 5D feature vector: normalized TTR, sentence variance, AI word density, Coleman-Liau readability index, and punctuation density. It ensures all values are normalized to a 0-1 scale before running the distance classification engine.</w:t>
+        <w:t>CosineSimilarityAnalyzer</w:t>
+      </w:r>
+      <w:r>
+        <w:t xml:space="preserve"> extracts the 5D syntactic profile representing first-person pronouns, complex conjunctions, intensifiers, passive voice, and Hapax Legomena, mapping them into normalized vector coordinates.</w:t>
       </w:r>
     </w:p>
     <w:p>
@@ -12013,6 +13506,44 @@
         <w:spacing w:line="360" w:lineRule="auto"/>
         <w:jc w:val="center"/>
       </w:pPr>
+      <w:r>
+        <w:lastRenderedPageBreak/>
+        <w:drawing>
+          <wp:inline distT="0" distB="0" distL="0" distR="0" wp14:anchorId="1514EA6F" wp14:editId="189B0C0B">
+            <wp:extent cx="5715000" cy="4308475"/>
+            <wp:effectExtent l="0" t="0" r="0" b="0"/>
+            <wp:docPr id="14" name="Picture 14"/>
+            <wp:cNvGraphicFramePr>
+              <a:graphicFrameLocks xmlns:a="http://schemas.openxmlformats.org/drawingml/2006/main" noChangeAspect="1"/>
+            </wp:cNvGraphicFramePr>
+            <a:graphic xmlns:a="http://schemas.openxmlformats.org/drawingml/2006/main">
+              <a:graphicData uri="http://schemas.openxmlformats.org/drawingml/2006/picture">
+                <pic:pic xmlns:pic="http://schemas.openxmlformats.org/drawingml/2006/picture">
+                  <pic:nvPicPr>
+                    <pic:cNvPr id="1" name=""/>
+                    <pic:cNvPicPr/>
+                  </pic:nvPicPr>
+                  <pic:blipFill>
+                    <a:blip r:embed="rId25"/>
+                    <a:stretch>
+                      <a:fillRect/>
+                    </a:stretch>
+                  </pic:blipFill>
+                  <pic:spPr>
+                    <a:xfrm>
+                      <a:off x="0" y="0"/>
+                      <a:ext cx="5715000" cy="4308475"/>
+                    </a:xfrm>
+                    <a:prstGeom prst="rect">
+                      <a:avLst/>
+                    </a:prstGeom>
+                  </pic:spPr>
+                </pic:pic>
+              </a:graphicData>
+            </a:graphic>
+          </wp:inline>
+        </w:drawing>
+      </w:r>
     </w:p>
     <w:p>
       <w:pPr>
@@ -12026,18 +13557,24 @@
         <w:rPr>
           <w:b/>
         </w:rPr>
-        <w:t>Figure 4.3: Code Snippet of KNN Feature Module</w:t>
-      </w:r>
+        <w:t>Figure 4.5: Code Snippet of Cosine Similarity Feature Module</w:t>
+      </w:r>
+    </w:p>
+    <w:p>
+      <w:pPr>
+        <w:spacing w:line="360" w:lineRule="auto"/>
+        <w:jc w:val="center"/>
+      </w:pPr>
     </w:p>
     <w:p>
       <w:pPr>
         <w:pStyle w:val="Heading3"/>
       </w:pPr>
-      <w:bookmarkStart w:id="48" w:name="_Toc232107335"/>
-      <w:r>
-        <w:t>4.1.2.4. KNN Voting Classifier Module</w:t>
-      </w:r>
-      <w:bookmarkEnd w:id="48"/>
+      <w:bookmarkStart w:id="49" w:name="_Toc232107337"/>
+      <w:r>
+        <w:t>4.1.2.6. Cosine Similarity Angle Module</w:t>
+      </w:r>
+      <w:bookmarkEnd w:id="49"/>
     </w:p>
     <w:p>
       <w:pPr>
@@ -12051,10 +13588,10 @@
           <w:rFonts w:ascii="Courier New" w:hAnsi="Courier New"/>
           <w:sz w:val="19"/>
         </w:rPr>
-        <w:t>KNNClassifier.classify()</w:t>
-      </w:r>
-      <w:r>
-        <w:t xml:space="preserve"> function computes Euclidean distances to the training set vectors, sorts the neighbor list, extracts the 5 nearest neighbors ($K=5$), and determines the classification probability based on majority vote.</w:t>
+        <w:t>CosineSimilarityAnalyzer</w:t>
+      </w:r>
+      <w:r>
+        <w:t xml:space="preserve"> calculates similarity angles between the document syntax vector and the human/AI prototype vectors using the vector dot product, returning the similarity margin.</w:t>
       </w:r>
     </w:p>
     <w:p>
@@ -12062,6 +13599,44 @@
         <w:spacing w:line="360" w:lineRule="auto"/>
         <w:jc w:val="center"/>
       </w:pPr>
+      <w:r>
+        <w:lastRenderedPageBreak/>
+        <w:drawing>
+          <wp:inline distT="0" distB="0" distL="0" distR="0" wp14:anchorId="07B1078E" wp14:editId="5A68DF9B">
+            <wp:extent cx="5715000" cy="2776855"/>
+            <wp:effectExtent l="0" t="0" r="0" b="4445"/>
+            <wp:docPr id="15" name="Picture 15"/>
+            <wp:cNvGraphicFramePr>
+              <a:graphicFrameLocks xmlns:a="http://schemas.openxmlformats.org/drawingml/2006/main" noChangeAspect="1"/>
+            </wp:cNvGraphicFramePr>
+            <a:graphic xmlns:a="http://schemas.openxmlformats.org/drawingml/2006/main">
+              <a:graphicData uri="http://schemas.openxmlformats.org/drawingml/2006/picture">
+                <pic:pic xmlns:pic="http://schemas.openxmlformats.org/drawingml/2006/picture">
+                  <pic:nvPicPr>
+                    <pic:cNvPr id="1" name=""/>
+                    <pic:cNvPicPr/>
+                  </pic:nvPicPr>
+                  <pic:blipFill>
+                    <a:blip r:embed="rId26"/>
+                    <a:stretch>
+                      <a:fillRect/>
+                    </a:stretch>
+                  </pic:blipFill>
+                  <pic:spPr>
+                    <a:xfrm>
+                      <a:off x="0" y="0"/>
+                      <a:ext cx="5715000" cy="2776855"/>
+                    </a:xfrm>
+                    <a:prstGeom prst="rect">
+                      <a:avLst/>
+                    </a:prstGeom>
+                  </pic:spPr>
+                </pic:pic>
+              </a:graphicData>
+            </a:graphic>
+          </wp:inline>
+        </w:drawing>
+      </w:r>
     </w:p>
     <w:p>
       <w:pPr>
@@ -12075,19 +13650,18 @@
         <w:rPr>
           <w:b/>
         </w:rPr>
-        <w:t>Figure 4.4: Code Snippet of KNN Classifier Module</w:t>
+        <w:t>Figure 4.6: Code Snippet of Cosine Similarity Angle Module</w:t>
       </w:r>
     </w:p>
     <w:p>
       <w:pPr>
         <w:pStyle w:val="Heading3"/>
       </w:pPr>
-      <w:bookmarkStart w:id="49" w:name="_Toc232107336"/>
-      <w:r>
-        <w:lastRenderedPageBreak/>
-        <w:t>4.1.2.5. Cosine Similarity Feature Module</w:t>
-      </w:r>
-      <w:bookmarkEnd w:id="49"/>
+      <w:bookmarkStart w:id="50" w:name="_Toc232107338"/>
+      <w:r>
+        <w:t>4.1.2.7. ChartRenderer Gauge Module</w:t>
+      </w:r>
+      <w:bookmarkEnd w:id="50"/>
     </w:p>
     <w:p>
       <w:pPr>
@@ -12101,10 +13675,10 @@
           <w:rFonts w:ascii="Courier New" w:hAnsi="Courier New"/>
           <w:sz w:val="19"/>
         </w:rPr>
-        <w:t>CosineSimilarityAnalyzer</w:t>
-      </w:r>
-      <w:r>
-        <w:t xml:space="preserve"> extracts the 5D syntactic profile representing first-person pronouns, complex conjunctions, intensifiers, passive voice, and Hapax Legomena, mapping them into normalized vector coordinates.</w:t>
+        <w:t>ChartRenderer</w:t>
+      </w:r>
+      <w:r>
+        <w:t xml:space="preserve"> class renders a glowing semi-circular SVG gauge representing the overall AI probability, complete with color transition arcs (cyan to pink) and percentage text.</w:t>
       </w:r>
     </w:p>
     <w:p>
@@ -12112,6 +13686,43 @@
         <w:spacing w:line="360" w:lineRule="auto"/>
         <w:jc w:val="center"/>
       </w:pPr>
+      <w:r>
+        <w:drawing>
+          <wp:inline distT="0" distB="0" distL="0" distR="0" wp14:anchorId="7794253E" wp14:editId="292627F8">
+            <wp:extent cx="5715000" cy="3704590"/>
+            <wp:effectExtent l="0" t="0" r="0" b="0"/>
+            <wp:docPr id="16" name="Picture 16"/>
+            <wp:cNvGraphicFramePr>
+              <a:graphicFrameLocks xmlns:a="http://schemas.openxmlformats.org/drawingml/2006/main" noChangeAspect="1"/>
+            </wp:cNvGraphicFramePr>
+            <a:graphic xmlns:a="http://schemas.openxmlformats.org/drawingml/2006/main">
+              <a:graphicData uri="http://schemas.openxmlformats.org/drawingml/2006/picture">
+                <pic:pic xmlns:pic="http://schemas.openxmlformats.org/drawingml/2006/picture">
+                  <pic:nvPicPr>
+                    <pic:cNvPr id="1" name=""/>
+                    <pic:cNvPicPr/>
+                  </pic:nvPicPr>
+                  <pic:blipFill>
+                    <a:blip r:embed="rId27"/>
+                    <a:stretch>
+                      <a:fillRect/>
+                    </a:stretch>
+                  </pic:blipFill>
+                  <pic:spPr>
+                    <a:xfrm>
+                      <a:off x="0" y="0"/>
+                      <a:ext cx="5715000" cy="3704590"/>
+                    </a:xfrm>
+                    <a:prstGeom prst="rect">
+                      <a:avLst/>
+                    </a:prstGeom>
+                  </pic:spPr>
+                </pic:pic>
+              </a:graphicData>
+            </a:graphic>
+          </wp:inline>
+        </w:drawing>
+      </w:r>
     </w:p>
     <w:p>
       <w:pPr>
@@ -12125,7 +13736,78 @@
         <w:rPr>
           <w:b/>
         </w:rPr>
-        <w:t>Figure 4.5: Code Snippet of Cosine Similarity Feature Module</w:t>
+        <w:lastRenderedPageBreak/>
+        <w:t>Figure 4.7: Code Snippet of ChartRenderer Gauge Module</w:t>
+      </w:r>
+    </w:p>
+    <w:p>
+      <w:pPr>
+        <w:pStyle w:val="Heading3"/>
+      </w:pPr>
+      <w:bookmarkStart w:id="51" w:name="_Toc232107339"/>
+      <w:r>
+        <w:t>4.1.2.8. ChartRenderer Scatter Plot Module</w:t>
+      </w:r>
+      <w:bookmarkEnd w:id="51"/>
+    </w:p>
+    <w:p>
+      <w:pPr>
+        <w:spacing w:line="360" w:lineRule="auto"/>
+      </w:pPr>
+      <w:r>
+        <w:t xml:space="preserve">The </w:t>
+      </w:r>
+      <w:r>
+        <w:rPr>
+          <w:rFonts w:ascii="Courier New" w:hAnsi="Courier New"/>
+          <w:sz w:val="19"/>
+        </w:rPr>
+        <w:t>ChartRenderer</w:t>
+      </w:r>
+      <w:r>
+        <w:t xml:space="preserve"> draws a 2D SVG scatter plot to illustrate the KNN feature space, plotting the training set reference points and drawing a glowing coordinate marker for the active document.</w:t>
+      </w:r>
+    </w:p>
+    <w:p>
+      <w:pPr>
+        <w:spacing w:line="360" w:lineRule="auto"/>
+      </w:pPr>
+      <w:r>
+        <w:drawing>
+          <wp:inline distT="0" distB="0" distL="0" distR="0" wp14:anchorId="74897D3F" wp14:editId="74A2578F">
+            <wp:extent cx="5715000" cy="3487420"/>
+            <wp:effectExtent l="0" t="0" r="0" b="0"/>
+            <wp:docPr id="17" name="Picture 17"/>
+            <wp:cNvGraphicFramePr>
+              <a:graphicFrameLocks xmlns:a="http://schemas.openxmlformats.org/drawingml/2006/main" noChangeAspect="1"/>
+            </wp:cNvGraphicFramePr>
+            <a:graphic xmlns:a="http://schemas.openxmlformats.org/drawingml/2006/main">
+              <a:graphicData uri="http://schemas.openxmlformats.org/drawingml/2006/picture">
+                <pic:pic xmlns:pic="http://schemas.openxmlformats.org/drawingml/2006/picture">
+                  <pic:nvPicPr>
+                    <pic:cNvPr id="1" name=""/>
+                    <pic:cNvPicPr/>
+                  </pic:nvPicPr>
+                  <pic:blipFill>
+                    <a:blip r:embed="rId28"/>
+                    <a:stretch>
+                      <a:fillRect/>
+                    </a:stretch>
+                  </pic:blipFill>
+                  <pic:spPr>
+                    <a:xfrm>
+                      <a:off x="0" y="0"/>
+                      <a:ext cx="5715000" cy="3487420"/>
+                    </a:xfrm>
+                    <a:prstGeom prst="rect">
+                      <a:avLst/>
+                    </a:prstGeom>
+                  </pic:spPr>
+                </pic:pic>
+              </a:graphicData>
+            </a:graphic>
+          </wp:inline>
+        </w:drawing>
       </w:r>
     </w:p>
     <w:p>
@@ -12136,13 +13818,28 @@
     </w:p>
     <w:p>
       <w:pPr>
+        <w:jc w:val="center"/>
+        <w:rPr>
+          <w:b/>
+          <w:bCs/>
+        </w:rPr>
+      </w:pPr>
+      <w:r>
+        <w:rPr>
+          <w:b/>
+        </w:rPr>
+        <w:t>Figure 4.8: Code Snippet of ChartRenderer Scatter Plot Module</w:t>
+      </w:r>
+    </w:p>
+    <w:p>
+      <w:pPr>
         <w:pStyle w:val="Heading3"/>
       </w:pPr>
-      <w:bookmarkStart w:id="50" w:name="_Toc232107337"/>
-      <w:r>
-        <w:t>4.1.2.6. Cosine Similarity Angle Module</w:t>
-      </w:r>
-      <w:bookmarkEnd w:id="50"/>
+      <w:bookmarkStart w:id="52" w:name="_Toc232107340"/>
+      <w:r>
+        <w:t>4.1.2.9. ChartRenderer Radar Chart Module</w:t>
+      </w:r>
+      <w:bookmarkEnd w:id="52"/>
     </w:p>
     <w:p>
       <w:pPr>
@@ -12156,10 +13853,10 @@
           <w:rFonts w:ascii="Courier New" w:hAnsi="Courier New"/>
           <w:sz w:val="19"/>
         </w:rPr>
-        <w:t>CosineSimilarityAnalyzer</w:t>
-      </w:r>
-      <w:r>
-        <w:t xml:space="preserve"> calculates similarity angles between the document syntax vector and the human/AI prototype vectors using the vector dot product, returning the similarity margin.</w:t>
+        <w:t>ChartRenderer</w:t>
+      </w:r>
+      <w:r>
+        <w:t xml:space="preserve"> draws a 5-axis SVG radar web, plotting document syntax dimensions and drawing comparison profiles against human and AI prototype boundaries.</w:t>
       </w:r>
     </w:p>
     <w:p>
@@ -12167,6 +13864,44 @@
         <w:spacing w:line="360" w:lineRule="auto"/>
         <w:jc w:val="center"/>
       </w:pPr>
+      <w:r>
+        <w:lastRenderedPageBreak/>
+        <w:drawing>
+          <wp:inline distT="0" distB="0" distL="0" distR="0" wp14:anchorId="7B6E47D0" wp14:editId="32F13655">
+            <wp:extent cx="5715000" cy="3647440"/>
+            <wp:effectExtent l="0" t="0" r="0" b="0"/>
+            <wp:docPr id="18" name="Picture 18"/>
+            <wp:cNvGraphicFramePr>
+              <a:graphicFrameLocks xmlns:a="http://schemas.openxmlformats.org/drawingml/2006/main" noChangeAspect="1"/>
+            </wp:cNvGraphicFramePr>
+            <a:graphic xmlns:a="http://schemas.openxmlformats.org/drawingml/2006/main">
+              <a:graphicData uri="http://schemas.openxmlformats.org/drawingml/2006/picture">
+                <pic:pic xmlns:pic="http://schemas.openxmlformats.org/drawingml/2006/picture">
+                  <pic:nvPicPr>
+                    <pic:cNvPr id="1" name=""/>
+                    <pic:cNvPicPr/>
+                  </pic:nvPicPr>
+                  <pic:blipFill>
+                    <a:blip r:embed="rId29"/>
+                    <a:stretch>
+                      <a:fillRect/>
+                    </a:stretch>
+                  </pic:blipFill>
+                  <pic:spPr>
+                    <a:xfrm>
+                      <a:off x="0" y="0"/>
+                      <a:ext cx="5715000" cy="3647440"/>
+                    </a:xfrm>
+                    <a:prstGeom prst="rect">
+                      <a:avLst/>
+                    </a:prstGeom>
+                  </pic:spPr>
+                </pic:pic>
+              </a:graphicData>
+            </a:graphic>
+          </wp:inline>
+        </w:drawing>
+      </w:r>
     </w:p>
     <w:p>
       <w:pPr>
@@ -12180,35 +13915,41 @@
         <w:rPr>
           <w:b/>
         </w:rPr>
-        <w:t>Figure 4.6: Code Snippet of Cosine Similarity Angle Module</w:t>
-      </w:r>
+        <w:t>Figure 4.9: Code Snippet of ChartRenderer Radar Chart Module</w:t>
+      </w:r>
+    </w:p>
+    <w:p>
+      <w:pPr>
+        <w:spacing w:line="360" w:lineRule="auto"/>
+        <w:jc w:val="center"/>
+      </w:pPr>
     </w:p>
     <w:p>
       <w:pPr>
         <w:pStyle w:val="Heading3"/>
       </w:pPr>
-      <w:bookmarkStart w:id="51" w:name="_Toc232107338"/>
-      <w:r>
-        <w:t>4.1.2.7. ChartRenderer Gauge Module</w:t>
-      </w:r>
-      <w:bookmarkEnd w:id="51"/>
+      <w:bookmarkStart w:id="53" w:name="_Toc232107341"/>
+      <w:r>
+        <w:t>4.1.2.10. app.js Analysis Controller Module</w:t>
+      </w:r>
+      <w:bookmarkEnd w:id="53"/>
     </w:p>
     <w:p>
       <w:pPr>
         <w:spacing w:line="360" w:lineRule="auto"/>
       </w:pPr>
       <w:r>
-        <w:t xml:space="preserve">The </w:t>
+        <w:t xml:space="preserve">The main application controller in </w:t>
       </w:r>
       <w:r>
         <w:rPr>
           <w:rFonts w:ascii="Courier New" w:hAnsi="Courier New"/>
           <w:sz w:val="19"/>
         </w:rPr>
-        <w:t>ChartRenderer</w:t>
-      </w:r>
-      <w:r>
-        <w:t xml:space="preserve"> class renders a glowing semi-circular SVG gauge representing the overall AI probability, complete with color transition arcs (cyan to pink) and percentage text.</w:t>
+        <w:t>app.js</w:t>
+      </w:r>
+      <w:r>
+        <w:t xml:space="preserve"> handles user actions, runs the analysis pipeline, computes the weighted ensemble score, and updates the dashboard visualization layout.</w:t>
       </w:r>
     </w:p>
     <w:p>
@@ -12216,6 +13957,44 @@
         <w:spacing w:line="360" w:lineRule="auto"/>
         <w:jc w:val="center"/>
       </w:pPr>
+      <w:r>
+        <w:lastRenderedPageBreak/>
+        <w:drawing>
+          <wp:inline distT="0" distB="0" distL="0" distR="0" wp14:anchorId="74251662" wp14:editId="0275E6C9">
+            <wp:extent cx="5715000" cy="4026535"/>
+            <wp:effectExtent l="0" t="0" r="0" b="0"/>
+            <wp:docPr id="19" name="Picture 19"/>
+            <wp:cNvGraphicFramePr>
+              <a:graphicFrameLocks xmlns:a="http://schemas.openxmlformats.org/drawingml/2006/main" noChangeAspect="1"/>
+            </wp:cNvGraphicFramePr>
+            <a:graphic xmlns:a="http://schemas.openxmlformats.org/drawingml/2006/main">
+              <a:graphicData uri="http://schemas.openxmlformats.org/drawingml/2006/picture">
+                <pic:pic xmlns:pic="http://schemas.openxmlformats.org/drawingml/2006/picture">
+                  <pic:nvPicPr>
+                    <pic:cNvPr id="1" name=""/>
+                    <pic:cNvPicPr/>
+                  </pic:nvPicPr>
+                  <pic:blipFill>
+                    <a:blip r:embed="rId30"/>
+                    <a:stretch>
+                      <a:fillRect/>
+                    </a:stretch>
+                  </pic:blipFill>
+                  <pic:spPr>
+                    <a:xfrm>
+                      <a:off x="0" y="0"/>
+                      <a:ext cx="5715000" cy="4026535"/>
+                    </a:xfrm>
+                    <a:prstGeom prst="rect">
+                      <a:avLst/>
+                    </a:prstGeom>
+                  </pic:spPr>
+                </pic:pic>
+              </a:graphicData>
+            </a:graphic>
+          </wp:inline>
+        </w:drawing>
+      </w:r>
     </w:p>
     <w:p>
       <w:pPr>
@@ -12229,23 +14008,238 @@
         <w:rPr>
           <w:b/>
         </w:rPr>
-        <w:t>Figure 4.7: Code Snippet of ChartRenderer Gauge Module</w:t>
+        <w:t>Figure 4.10: Code Snippet of app.js Analysis Controller Module</w:t>
       </w:r>
     </w:p>
     <w:p>
       <w:pPr>
         <w:pStyle w:val="Heading3"/>
       </w:pPr>
-      <w:bookmarkStart w:id="52" w:name="_Toc232107339"/>
-      <w:r>
-        <w:t>4.1.2.8. ChartRenderer Scatter Plot Module</w:t>
-      </w:r>
-      <w:bookmarkEnd w:id="52"/>
+      <w:bookmarkStart w:id="54" w:name="_Toc232107342"/>
+      <w:r>
+        <w:t>4.1.2.11. app.js UI Event Listener Module</w:t>
+      </w:r>
+      <w:bookmarkEnd w:id="54"/>
     </w:p>
     <w:p>
       <w:pPr>
         <w:spacing w:line="360" w:lineRule="auto"/>
       </w:pPr>
+      <w:r>
+        <w:t>The controller binds listeners for file dropzones, textarea editor inputs, sample loaders, tab toggles, sentence clicks, and resets the UI state on clear actions.</w:t>
+      </w:r>
+    </w:p>
+    <w:p>
+      <w:pPr>
+        <w:spacing w:line="360" w:lineRule="auto"/>
+        <w:jc w:val="center"/>
+      </w:pPr>
+      <w:r>
+        <w:drawing>
+          <wp:inline distT="0" distB="0" distL="0" distR="0" wp14:anchorId="7528773F" wp14:editId="067F7BB7">
+            <wp:extent cx="5715000" cy="1930400"/>
+            <wp:effectExtent l="0" t="0" r="0" b="0"/>
+            <wp:docPr id="20" name="Picture 20"/>
+            <wp:cNvGraphicFramePr>
+              <a:graphicFrameLocks xmlns:a="http://schemas.openxmlformats.org/drawingml/2006/main" noChangeAspect="1"/>
+            </wp:cNvGraphicFramePr>
+            <a:graphic xmlns:a="http://schemas.openxmlformats.org/drawingml/2006/main">
+              <a:graphicData uri="http://schemas.openxmlformats.org/drawingml/2006/picture">
+                <pic:pic xmlns:pic="http://schemas.openxmlformats.org/drawingml/2006/picture">
+                  <pic:nvPicPr>
+                    <pic:cNvPr id="1" name=""/>
+                    <pic:cNvPicPr/>
+                  </pic:nvPicPr>
+                  <pic:blipFill>
+                    <a:blip r:embed="rId31"/>
+                    <a:stretch>
+                      <a:fillRect/>
+                    </a:stretch>
+                  </pic:blipFill>
+                  <pic:spPr>
+                    <a:xfrm>
+                      <a:off x="0" y="0"/>
+                      <a:ext cx="5715000" cy="1930400"/>
+                    </a:xfrm>
+                    <a:prstGeom prst="rect">
+                      <a:avLst/>
+                    </a:prstGeom>
+                  </pic:spPr>
+                </pic:pic>
+              </a:graphicData>
+            </a:graphic>
+          </wp:inline>
+        </w:drawing>
+      </w:r>
+    </w:p>
+    <w:p>
+      <w:pPr>
+        <w:jc w:val="center"/>
+      </w:pPr>
+      <w:r>
+        <w:rPr>
+          <w:b/>
+        </w:rPr>
+        <w:t>Figure 4.11: Code Snippet of app.js UI Event Listener Module</w:t>
+      </w:r>
+    </w:p>
+    <w:p>
+      <w:pPr>
+        <w:pStyle w:val="Heading3"/>
+      </w:pPr>
+      <w:bookmarkStart w:id="55" w:name="_Toc232107343"/>
+      <w:r>
+        <w:lastRenderedPageBreak/>
+        <w:t>4.1.2.12. style.css Custom Visual Styles</w:t>
+      </w:r>
+      <w:bookmarkEnd w:id="55"/>
+    </w:p>
+    <w:p>
+      <w:pPr>
+        <w:spacing w:line="360" w:lineRule="auto"/>
+      </w:pPr>
+      <w:r>
+        <w:t>The CSS style sheets define the neon color system, responsive grid layout, glassmorphism card borders, glow filters, and active tab transitions.</w:t>
+      </w:r>
+    </w:p>
+    <w:p>
+      <w:pPr>
+        <w:spacing w:line="360" w:lineRule="auto"/>
+        <w:jc w:val="center"/>
+      </w:pPr>
+      <w:r>
+        <w:drawing>
+          <wp:inline distT="0" distB="0" distL="0" distR="0" wp14:anchorId="0F8FF819" wp14:editId="1928CA80">
+            <wp:extent cx="5715000" cy="2793365"/>
+            <wp:effectExtent l="0" t="0" r="0" b="6985"/>
+            <wp:docPr id="21" name="Picture 21"/>
+            <wp:cNvGraphicFramePr>
+              <a:graphicFrameLocks xmlns:a="http://schemas.openxmlformats.org/drawingml/2006/main" noChangeAspect="1"/>
+            </wp:cNvGraphicFramePr>
+            <a:graphic xmlns:a="http://schemas.openxmlformats.org/drawingml/2006/main">
+              <a:graphicData uri="http://schemas.openxmlformats.org/drawingml/2006/picture">
+                <pic:pic xmlns:pic="http://schemas.openxmlformats.org/drawingml/2006/picture">
+                  <pic:nvPicPr>
+                    <pic:cNvPr id="1" name=""/>
+                    <pic:cNvPicPr/>
+                  </pic:nvPicPr>
+                  <pic:blipFill>
+                    <a:blip r:embed="rId32"/>
+                    <a:stretch>
+                      <a:fillRect/>
+                    </a:stretch>
+                  </pic:blipFill>
+                  <pic:spPr>
+                    <a:xfrm>
+                      <a:off x="0" y="0"/>
+                      <a:ext cx="5715000" cy="2793365"/>
+                    </a:xfrm>
+                    <a:prstGeom prst="rect">
+                      <a:avLst/>
+                    </a:prstGeom>
+                  </pic:spPr>
+                </pic:pic>
+              </a:graphicData>
+            </a:graphic>
+          </wp:inline>
+        </w:drawing>
+      </w:r>
+    </w:p>
+    <w:p>
+      <w:pPr>
+        <w:jc w:val="center"/>
+      </w:pPr>
+      <w:r>
+        <w:rPr>
+          <w:b/>
+        </w:rPr>
+        <w:t>Figure 4.12: Code Snippet of style.css Custom Visual Styles</w:t>
+      </w:r>
+    </w:p>
+    <w:p>
+      <w:pPr>
+        <w:pStyle w:val="Heading3"/>
+      </w:pPr>
+      <w:bookmarkStart w:id="56" w:name="_Toc232107344"/>
+      <w:r>
+        <w:t>4.1.2.13. HTML5 Dashboard Layout Structure</w:t>
+      </w:r>
+      <w:bookmarkEnd w:id="56"/>
+    </w:p>
+    <w:p>
+      <w:pPr>
+        <w:spacing w:line="360" w:lineRule="auto"/>
+      </w:pPr>
+      <w:r>
+        <w:t>The HTML file defines the single-page document structure, input dropzone textareas, visualization panels, heatmap tabs, and LaTeX resolution sections.</w:t>
+      </w:r>
+    </w:p>
+    <w:p>
+      <w:pPr>
+        <w:spacing w:line="360" w:lineRule="auto"/>
+        <w:jc w:val="center"/>
+      </w:pPr>
+      <w:r>
+        <w:lastRenderedPageBreak/>
+        <w:drawing>
+          <wp:inline distT="0" distB="0" distL="0" distR="0" wp14:anchorId="62D1F23D" wp14:editId="39465233">
+            <wp:extent cx="5715000" cy="3637280"/>
+            <wp:effectExtent l="0" t="0" r="0" b="1270"/>
+            <wp:docPr id="22" name="Picture 22"/>
+            <wp:cNvGraphicFramePr>
+              <a:graphicFrameLocks xmlns:a="http://schemas.openxmlformats.org/drawingml/2006/main" noChangeAspect="1"/>
+            </wp:cNvGraphicFramePr>
+            <a:graphic xmlns:a="http://schemas.openxmlformats.org/drawingml/2006/main">
+              <a:graphicData uri="http://schemas.openxmlformats.org/drawingml/2006/picture">
+                <pic:pic xmlns:pic="http://schemas.openxmlformats.org/drawingml/2006/picture">
+                  <pic:nvPicPr>
+                    <pic:cNvPr id="1" name=""/>
+                    <pic:cNvPicPr/>
+                  </pic:nvPicPr>
+                  <pic:blipFill>
+                    <a:blip r:embed="rId33"/>
+                    <a:stretch>
+                      <a:fillRect/>
+                    </a:stretch>
+                  </pic:blipFill>
+                  <pic:spPr>
+                    <a:xfrm>
+                      <a:off x="0" y="0"/>
+                      <a:ext cx="5715000" cy="3637280"/>
+                    </a:xfrm>
+                    <a:prstGeom prst="rect">
+                      <a:avLst/>
+                    </a:prstGeom>
+                  </pic:spPr>
+                </pic:pic>
+              </a:graphicData>
+            </a:graphic>
+          </wp:inline>
+        </w:drawing>
+      </w:r>
+    </w:p>
+    <w:p>
+      <w:pPr>
+        <w:jc w:val="center"/>
+      </w:pPr>
+      <w:r>
+        <w:rPr>
+          <w:b/>
+        </w:rPr>
+        <w:t>Figure 4.13: Code Snippet of HTML5 Dashboard Layout Structure</w:t>
+      </w:r>
+    </w:p>
+    <w:p>
+      <w:pPr>
+        <w:pStyle w:val="Heading3"/>
+      </w:pPr>
+      <w:bookmarkStart w:id="57" w:name="_Toc232107345"/>
+      <w:r>
+        <w:t>4.1.2.14. Heuristic Grammar &amp; Typography Module</w:t>
+      </w:r>
+      <w:bookmarkEnd w:id="57"/>
+    </w:p>
+    <w:p>
       <w:r>
         <w:t xml:space="preserve">The </w:t>
       </w:r>
@@ -12254,289 +14248,112 @@
           <w:rFonts w:ascii="Courier New" w:hAnsi="Courier New"/>
           <w:sz w:val="19"/>
         </w:rPr>
-        <w:t>ChartRenderer</w:t>
-      </w:r>
-      <w:r>
-        <w:t xml:space="preserve"> draws a 2D SVG scatter plot to illustrate the KNN feature space, plotting the training set reference points and drawing a glowing coordinate marker for the active document.</w:t>
-      </w:r>
-    </w:p>
-    <w:p>
-      <w:pPr>
-        <w:spacing w:line="360" w:lineRule="auto"/>
+        <w:t>grammar.js</w:t>
+      </w:r>
+      <w:r>
+        <w:t xml:space="preserve"> module runs client-side checking of capitalization, punctuation patterns, pronoun cases, double negatives, and subject-verb agreement to produce a Grammar Perfection Score. This score is utilized to discount the final machine likelihood percentage to protect human-written documents from false positives. Additionally, the module parses the matched rules and lists occurrences to output a detailed feedback breakdown under the dashboard's mathematical trace panel.</w:t>
+      </w:r>
+    </w:p>
+    <w:p>
+      <w:r>
+        <w:lastRenderedPageBreak/>
+        <w:drawing>
+          <wp:inline distT="0" distB="0" distL="0" distR="0" wp14:anchorId="2F9B3CF6" wp14:editId="6F2E8A90">
+            <wp:extent cx="5715000" cy="6511290"/>
+            <wp:effectExtent l="0" t="0" r="0" b="3810"/>
+            <wp:docPr id="24" name="Picture 24"/>
+            <wp:cNvGraphicFramePr>
+              <a:graphicFrameLocks xmlns:a="http://schemas.openxmlformats.org/drawingml/2006/main" noChangeAspect="1"/>
+            </wp:cNvGraphicFramePr>
+            <a:graphic xmlns:a="http://schemas.openxmlformats.org/drawingml/2006/main">
+              <a:graphicData uri="http://schemas.openxmlformats.org/drawingml/2006/picture">
+                <pic:pic xmlns:pic="http://schemas.openxmlformats.org/drawingml/2006/picture">
+                  <pic:nvPicPr>
+                    <pic:cNvPr id="1" name=""/>
+                    <pic:cNvPicPr/>
+                  </pic:nvPicPr>
+                  <pic:blipFill>
+                    <a:blip r:embed="rId34"/>
+                    <a:stretch>
+                      <a:fillRect/>
+                    </a:stretch>
+                  </pic:blipFill>
+                  <pic:spPr>
+                    <a:xfrm>
+                      <a:off x="0" y="0"/>
+                      <a:ext cx="5715000" cy="6511290"/>
+                    </a:xfrm>
+                    <a:prstGeom prst="rect">
+                      <a:avLst/>
+                    </a:prstGeom>
+                  </pic:spPr>
+                </pic:pic>
+              </a:graphicData>
+            </a:graphic>
+          </wp:inline>
+        </w:drawing>
+      </w:r>
+    </w:p>
+    <w:p>
+      <w:pPr>
         <w:jc w:val="center"/>
-      </w:pPr>
+        <w:rPr>
+          <w:b/>
+          <w:bCs/>
+        </w:rPr>
+      </w:pPr>
+      <w:r>
+        <w:rPr>
+          <w:b/>
+        </w:rPr>
+        <w:t xml:space="preserve">Figure 4.13: </w:t>
+      </w:r>
+      <w:r>
+        <w:rPr>
+          <w:b/>
+        </w:rPr>
+        <w:t xml:space="preserve">Code </w:t>
+      </w:r>
+      <w:r>
+        <w:rPr>
+          <w:b/>
+        </w:rPr>
+        <w:t xml:space="preserve">Snippet of </w:t>
+      </w:r>
+      <w:r>
+        <w:rPr>
+          <w:b/>
+          <w:bCs/>
+        </w:rPr>
+        <w:t>Heuristic Grammar &amp; Typography Module</w:t>
+      </w:r>
     </w:p>
     <w:p>
       <w:pPr>
         <w:jc w:val="center"/>
-        <w:rPr>
-          <w:b/>
-          <w:bCs/>
-        </w:rPr>
-      </w:pPr>
-      <w:r>
-        <w:rPr>
-          <w:b/>
-        </w:rPr>
+      </w:pPr>
+    </w:p>
+    <w:p/>
+    <w:p>
+      <w:pPr>
+        <w:pStyle w:val="Heading2"/>
+      </w:pPr>
+      <w:bookmarkStart w:id="58" w:name="_Toc232107346"/>
+      <w:r>
         <w:lastRenderedPageBreak/>
-        <w:t>Figure 4.8: Code Snippet of ChartRenderer Scatter Plot Module</w:t>
-      </w:r>
+        <w:t>4.2. Testing</w:t>
+      </w:r>
+      <w:bookmarkEnd w:id="58"/>
     </w:p>
     <w:p>
       <w:pPr>
         <w:pStyle w:val="Heading3"/>
       </w:pPr>
-      <w:bookmarkStart w:id="53" w:name="_Toc232107340"/>
-      <w:r>
-        <w:t>4.1.2.9. ChartRenderer Radar Chart Module</w:t>
-      </w:r>
-      <w:bookmarkEnd w:id="53"/>
-    </w:p>
-    <w:p>
-      <w:pPr>
-        <w:spacing w:line="360" w:lineRule="auto"/>
-      </w:pPr>
-      <w:r>
-        <w:t xml:space="preserve">The </w:t>
-      </w:r>
-      <w:r>
-        <w:rPr>
-          <w:rFonts w:ascii="Courier New" w:hAnsi="Courier New"/>
-          <w:sz w:val="19"/>
-        </w:rPr>
-        <w:t>ChartRenderer</w:t>
-      </w:r>
-      <w:r>
-        <w:t xml:space="preserve"> draws a 5-axis SVG radar web, plotting document syntax dimensions and drawing comparison profiles against human and AI prototype boundaries.</w:t>
-      </w:r>
-    </w:p>
-    <w:p>
-      <w:pPr>
-        <w:spacing w:line="360" w:lineRule="auto"/>
-        <w:jc w:val="center"/>
-      </w:pPr>
-    </w:p>
-    <w:p>
-      <w:pPr>
-        <w:jc w:val="center"/>
-        <w:rPr>
-          <w:b/>
-          <w:bCs/>
-        </w:rPr>
-      </w:pPr>
-      <w:r>
-        <w:rPr>
-          <w:b/>
-        </w:rPr>
-        <w:t>Figure 4.9: Code Snippet of ChartRenderer Radar Chart Module</w:t>
-      </w:r>
-    </w:p>
-    <w:p>
-      <w:pPr>
-        <w:spacing w:line="360" w:lineRule="auto"/>
-        <w:jc w:val="center"/>
-      </w:pPr>
-    </w:p>
-    <w:p>
-      <w:pPr>
-        <w:pStyle w:val="Heading3"/>
-      </w:pPr>
-      <w:bookmarkStart w:id="54" w:name="_Toc232107341"/>
-      <w:r>
-        <w:t>4.1.2.10. app.js Analysis Controller Module</w:t>
-      </w:r>
-      <w:bookmarkEnd w:id="54"/>
-    </w:p>
-    <w:p>
-      <w:pPr>
-        <w:spacing w:line="360" w:lineRule="auto"/>
-      </w:pPr>
-      <w:r>
-        <w:t xml:space="preserve">The main application controller in </w:t>
-      </w:r>
-      <w:r>
-        <w:rPr>
-          <w:rFonts w:ascii="Courier New" w:hAnsi="Courier New"/>
-          <w:sz w:val="19"/>
-        </w:rPr>
-        <w:t>app.js</w:t>
-      </w:r>
-      <w:r>
-        <w:t xml:space="preserve"> handles user actions, runs the analysis pipeline, computes the weighted ensemble score, and updates the dashboard visualization layout.</w:t>
-      </w:r>
-    </w:p>
-    <w:p>
-      <w:pPr>
-        <w:spacing w:line="360" w:lineRule="auto"/>
-        <w:jc w:val="center"/>
-      </w:pPr>
-    </w:p>
-    <w:p>
-      <w:pPr>
-        <w:jc w:val="center"/>
-        <w:rPr>
-          <w:b/>
-          <w:bCs/>
-        </w:rPr>
-      </w:pPr>
-      <w:r>
-        <w:rPr>
-          <w:b/>
-        </w:rPr>
-        <w:t>Figure 4.10: Code Snippet of app.js Analysis Controller Module</w:t>
-      </w:r>
-    </w:p>
-    <w:p>
-      <w:pPr>
-        <w:pStyle w:val="Heading3"/>
-      </w:pPr>
-      <w:bookmarkStart w:id="55" w:name="_Toc232107342"/>
-      <w:r>
-        <w:t>4.1.2.11. app.js UI Event Listener Module</w:t>
-      </w:r>
-      <w:bookmarkEnd w:id="55"/>
-    </w:p>
-    <w:p>
-      <w:pPr>
-        <w:spacing w:line="360" w:lineRule="auto"/>
-      </w:pPr>
-      <w:r>
-        <w:t>The controller binds listeners for file dropzones, textarea editor inputs, sample loaders, tab toggles, sentence clicks, and resets the UI state on clear actions.</w:t>
-      </w:r>
-    </w:p>
-    <w:p>
-      <w:pPr>
-        <w:spacing w:line="360" w:lineRule="auto"/>
-        <w:jc w:val="center"/>
-      </w:pPr>
-    </w:p>
-    <w:p>
-      <w:pPr>
-        <w:jc w:val="center"/>
-      </w:pPr>
-      <w:r>
-        <w:rPr>
-          <w:b/>
-        </w:rPr>
-        <w:t>Figure 4.11: Code Snippet of app.js UI Event Listener Module</w:t>
-      </w:r>
-    </w:p>
-    <w:p>
-      <w:pPr>
-        <w:pStyle w:val="Heading3"/>
-      </w:pPr>
-      <w:bookmarkStart w:id="56" w:name="_Toc232107343"/>
-      <w:r>
-        <w:t>4.1.2.12. style.css Custom Visual Styles</w:t>
-      </w:r>
-      <w:bookmarkEnd w:id="56"/>
-    </w:p>
-    <w:p>
-      <w:pPr>
-        <w:spacing w:line="360" w:lineRule="auto"/>
-      </w:pPr>
-      <w:r>
-        <w:t>The CSS style sheets define the neon color system, responsive grid layout, glassmorphism card borders, glow filters, and active tab transitions.</w:t>
-      </w:r>
-    </w:p>
-    <w:p>
-      <w:pPr>
-        <w:spacing w:line="360" w:lineRule="auto"/>
-        <w:jc w:val="center"/>
-      </w:pPr>
-    </w:p>
-    <w:p>
-      <w:pPr>
-        <w:jc w:val="center"/>
-      </w:pPr>
-      <w:r>
-        <w:rPr>
-          <w:b/>
-        </w:rPr>
-        <w:t>Figure 4.12: Code Snippet of style.css Custom Visual Styles</w:t>
-      </w:r>
-    </w:p>
-    <w:p>
-      <w:pPr>
-        <w:pStyle w:val="Heading3"/>
-      </w:pPr>
-      <w:bookmarkStart w:id="57" w:name="_Toc232107344"/>
-      <w:r>
-        <w:lastRenderedPageBreak/>
-        <w:t>4.1.2.13. HTML5 Dashboard Layout Structure</w:t>
-      </w:r>
-      <w:bookmarkEnd w:id="57"/>
-    </w:p>
-    <w:p>
-      <w:pPr>
-        <w:spacing w:line="360" w:lineRule="auto"/>
-      </w:pPr>
-      <w:r>
-        <w:t>The HTML file defines the single-page document structure, input dropzone textareas, visualization panels, heatmap tabs, and LaTeX resolution sections.</w:t>
-      </w:r>
-    </w:p>
-    <w:p>
-      <w:pPr>
-        <w:spacing w:line="360" w:lineRule="auto"/>
-        <w:jc w:val="center"/>
-      </w:pPr>
-    </w:p>
-    <w:p>
-      <w:pPr>
-        <w:jc w:val="center"/>
-      </w:pPr>
-      <w:r>
-        <w:rPr>
-          <w:b/>
-        </w:rPr>
-        <w:t>Figure 4.13: Code Snippet of HTML5 Dashboard Layout Structure</w:t>
-      </w:r>
-    </w:p>
-    <w:p>
-      <w:pPr>
-        <w:pStyle w:val="Heading3"/>
-      </w:pPr>
-      <w:bookmarkStart w:id="58" w:name="_Toc232107345"/>
-      <w:r>
-        <w:t>4.1.2.14. Heuristic Grammar &amp; Typography Module</w:t>
-      </w:r>
-      <w:bookmarkEnd w:id="58"/>
-    </w:p>
-    <w:p>
-      <w:r>
-        <w:t xml:space="preserve">The </w:t>
-      </w:r>
-      <w:r>
-        <w:rPr>
-          <w:rFonts w:ascii="Courier New" w:hAnsi="Courier New"/>
-          <w:sz w:val="19"/>
-        </w:rPr>
-        <w:t>grammar.js</w:t>
-      </w:r>
-      <w:r>
-        <w:t xml:space="preserve"> module runs client-side checking of capitalization, punctuation patterns, pronoun cases, double negatives, and subject-verb agreement to produce a Grammar Perfection Score. This score is utilized to discount the final machine likelihood percentage to protect human-written documents from false positives. Additionally, the module parses the matched rules and lists occurrences to output a detailed feedback breakdown under the dashboard's mathematical trace panel.</w:t>
-      </w:r>
-    </w:p>
-    <w:p/>
-    <w:p>
-      <w:pPr>
-        <w:pStyle w:val="Heading2"/>
-      </w:pPr>
-      <w:bookmarkStart w:id="59" w:name="_Toc232107346"/>
-      <w:r>
-        <w:t>4.2. Testing</w:t>
+      <w:bookmarkStart w:id="59" w:name="_Toc232107347"/>
+      <w:r>
+        <w:t>4.2.1. Test Case for Unit Testing</w:t>
       </w:r>
       <w:bookmarkEnd w:id="59"/>
-    </w:p>
-    <w:p>
-      <w:pPr>
-        <w:pStyle w:val="Heading3"/>
-      </w:pPr>
-      <w:bookmarkStart w:id="60" w:name="_Toc232107347"/>
-      <w:r>
-        <w:t>4.2.1. Test Case for Unit Testing</w:t>
-      </w:r>
-      <w:bookmarkEnd w:id="60"/>
     </w:p>
     <w:p>
       <w:pPr>
@@ -12945,27 +14762,19 @@
               <w:rPr>
                 <w:sz w:val="19"/>
               </w:rPr>
-              <w:t xml:space="preserve">Warning: 'Text is too short' </w:t>
-            </w:r>
+              <w:t>Warning: 'Text is too short' displayed, scan halts</w:t>
+            </w:r>
+          </w:p>
+        </w:tc>
+        <w:tc>
+          <w:tcPr>
+            <w:tcW w:w="1523" w:type="dxa"/>
+          </w:tcPr>
+          <w:p>
             <w:r>
               <w:rPr>
                 <w:sz w:val="19"/>
               </w:rPr>
-              <w:lastRenderedPageBreak/>
-              <w:t>displayed, scan halts</w:t>
-            </w:r>
-          </w:p>
-        </w:tc>
-        <w:tc>
-          <w:tcPr>
-            <w:tcW w:w="1523" w:type="dxa"/>
-          </w:tcPr>
-          <w:p>
-            <w:r>
-              <w:rPr>
-                <w:sz w:val="19"/>
-              </w:rPr>
-              <w:lastRenderedPageBreak/>
               <w:t>Halted with warning alert</w:t>
             </w:r>
           </w:p>
@@ -13353,7 +15162,14 @@
               <w:rPr>
                 <w:sz w:val="19"/>
               </w:rPr>
-              <w:t>Compute weighted ensemble score, show results panel</w:t>
+              <w:t xml:space="preserve">Compute weighted ensemble score, </w:t>
+            </w:r>
+            <w:r>
+              <w:rPr>
+                <w:sz w:val="19"/>
+              </w:rPr>
+              <w:lastRenderedPageBreak/>
+              <w:t>show results panel</w:t>
             </w:r>
           </w:p>
         </w:tc>
@@ -13366,6 +15182,7 @@
               <w:rPr>
                 <w:sz w:val="19"/>
               </w:rPr>
+              <w:lastRenderedPageBreak/>
               <w:t>Weighted score computed</w:t>
             </w:r>
           </w:p>
@@ -13753,27 +15570,19 @@
               <w:rPr>
                 <w:sz w:val="19"/>
               </w:rPr>
-              <w:t xml:space="preserve">Display inspector card </w:t>
-            </w:r>
+              <w:t>Display inspector card with word counts &amp; indicators</w:t>
+            </w:r>
+          </w:p>
+        </w:tc>
+        <w:tc>
+          <w:tcPr>
+            <w:tcW w:w="1523" w:type="dxa"/>
+          </w:tcPr>
+          <w:p>
             <w:r>
               <w:rPr>
                 <w:sz w:val="19"/>
               </w:rPr>
-              <w:lastRenderedPageBreak/>
-              <w:t>with word counts &amp; indicators</w:t>
-            </w:r>
-          </w:p>
-        </w:tc>
-        <w:tc>
-          <w:tcPr>
-            <w:tcW w:w="1523" w:type="dxa"/>
-          </w:tcPr>
-          <w:p>
-            <w:r>
-              <w:rPr>
-                <w:sz w:val="19"/>
-              </w:rPr>
-              <w:lastRenderedPageBreak/>
               <w:t>Inspector card displayed</w:t>
             </w:r>
           </w:p>
@@ -14170,6 +15979,7 @@
               <w:rPr>
                 <w:sz w:val="19"/>
               </w:rPr>
+              <w:lastRenderedPageBreak/>
               <w:t>4</w:t>
             </w:r>
           </w:p>
@@ -14650,7 +16460,6 @@
               <w:rPr>
                 <w:sz w:val="19"/>
               </w:rPr>
-              <w:lastRenderedPageBreak/>
               <w:t>10</w:t>
             </w:r>
           </w:p>
@@ -14932,100 +16741,100 @@
         <w:pStyle w:val="Heading1"/>
         <w:ind w:left="224" w:right="283"/>
       </w:pPr>
-      <w:bookmarkStart w:id="61" w:name="_Toc201399445"/>
-      <w:bookmarkStart w:id="62" w:name="_Toc232107348"/>
+      <w:bookmarkStart w:id="60" w:name="_Toc201399445"/>
+      <w:bookmarkStart w:id="61" w:name="_Toc232107348"/>
       <w:r>
         <w:lastRenderedPageBreak/>
         <w:t>CHAPTER 5</w:t>
       </w:r>
+      <w:bookmarkEnd w:id="60"/>
       <w:bookmarkEnd w:id="61"/>
-      <w:bookmarkEnd w:id="62"/>
     </w:p>
     <w:p>
       <w:pPr>
         <w:pStyle w:val="Heading1"/>
         <w:ind w:left="224" w:right="283"/>
       </w:pPr>
-      <w:bookmarkStart w:id="63" w:name="_Toc232107349"/>
+      <w:bookmarkStart w:id="62" w:name="_Toc232107349"/>
       <w:r>
         <w:t>CONCLUSION AND FUTURE RECOMMENDATIONS</w:t>
       </w:r>
+      <w:bookmarkEnd w:id="62"/>
+    </w:p>
+    <w:p>
+      <w:pPr>
+        <w:pStyle w:val="Heading2"/>
+      </w:pPr>
+      <w:bookmarkStart w:id="63" w:name="_Toc232107350"/>
+      <w:r>
+        <w:t>5.1. Conclusion</w:t>
+      </w:r>
       <w:bookmarkEnd w:id="63"/>
     </w:p>
     <w:p>
       <w:pPr>
+        <w:spacing w:line="360" w:lineRule="auto"/>
+      </w:pPr>
+      <w:r>
+        <w:t xml:space="preserve">In summary, the </w:t>
+      </w:r>
+      <w:r>
+        <w:rPr>
+          <w:b/>
+        </w:rPr>
+        <w:t>AI Text Detector</w:t>
+      </w:r>
+      <w:r>
+        <w:t xml:space="preserve"> provides a lightweight, automated, and mathematically transparent tool for verifying text authenticity. By combining statistical natural language processing, instance-based classification (KNN), and Vector Space models, the system reduces the risk of false positives.</w:t>
+      </w:r>
+    </w:p>
+    <w:p>
+      <w:pPr>
+        <w:spacing w:line="360" w:lineRule="auto"/>
+      </w:pPr>
+      <w:r>
+        <w:t>The application follows a client-side execution model, running all text extraction, feature mapping, and algorithm calculations directly inside the user's browser sandbox. This preserves document privacy and reduces network latency to zero, completing the evaluation in less than 500 milliseconds.</w:t>
+      </w:r>
+    </w:p>
+    <w:p>
+      <w:pPr>
+        <w:spacing w:line="360" w:lineRule="auto"/>
+      </w:pPr>
+      <w:r>
+        <w:t>The implemented classification modules successfully meet the functional requirements of identifying machine-generated text, scoring probabilities, and parsing standard document formats. Real-time SVG visualizations, the sentence-level perplexity heatmap, and the LaTeX resolution panel make the tool intuitive for developers and academic administrators.</w:t>
+      </w:r>
+    </w:p>
+    <w:p>
+      <w:pPr>
+        <w:spacing w:line="360" w:lineRule="auto"/>
+      </w:pPr>
+      <w:r>
+        <w:t xml:space="preserve">Overall, the </w:t>
+      </w:r>
+      <w:r>
+        <w:rPr>
+          <w:b/>
+        </w:rPr>
+        <w:t>AI Text Detector</w:t>
+      </w:r>
+      <w:r>
+        <w:t xml:space="preserve"> represents a reliable, privacy-preserving method to audit writing styles, helping organizations and educational institutions maintain academic integrity and verify content origins.</w:t>
+      </w:r>
+    </w:p>
+    <w:p>
+      <w:pPr>
+        <w:spacing w:line="360" w:lineRule="auto"/>
+      </w:pPr>
+    </w:p>
+    <w:p>
+      <w:pPr>
         <w:pStyle w:val="Heading2"/>
       </w:pPr>
-      <w:bookmarkStart w:id="64" w:name="_Toc232107350"/>
-      <w:r>
-        <w:t>5.1. Conclusion</w:t>
+      <w:bookmarkStart w:id="64" w:name="_Toc232107351"/>
+      <w:r>
+        <w:t>5.2. Future Recommendations</w:t>
       </w:r>
       <w:bookmarkEnd w:id="64"/>
-    </w:p>
-    <w:p>
-      <w:pPr>
-        <w:spacing w:line="360" w:lineRule="auto"/>
-      </w:pPr>
-      <w:r>
-        <w:t xml:space="preserve">In summary, the </w:t>
-      </w:r>
-      <w:r>
-        <w:rPr>
-          <w:b/>
-        </w:rPr>
-        <w:t>AI Text Detector</w:t>
-      </w:r>
-      <w:r>
-        <w:t xml:space="preserve"> provides a lightweight, automated, and mathematically transparent tool for verifying text authenticity. By combining statistical natural language processing, instance-based classification (KNN), and Vector Space models, the system reduces the risk of false positives.</w:t>
-      </w:r>
-    </w:p>
-    <w:p>
-      <w:pPr>
-        <w:spacing w:line="360" w:lineRule="auto"/>
-      </w:pPr>
-      <w:r>
-        <w:t>The application follows a client-side execution model, running all text extraction, feature mapping, and algorithm calculations directly inside the user's browser sandbox. This preserves document privacy and reduces network latency to zero, completing the evaluation in less than 500 milliseconds.</w:t>
-      </w:r>
-    </w:p>
-    <w:p>
-      <w:pPr>
-        <w:spacing w:line="360" w:lineRule="auto"/>
-      </w:pPr>
-      <w:r>
-        <w:t>The implemented classification modules successfully meet the functional requirements of identifying machine-generated text, scoring probabilities, and parsing standard document formats. Real-time SVG visualizations, the sentence-level perplexity heatmap, and the LaTeX resolution panel make the tool intuitive for developers and academic administrators.</w:t>
-      </w:r>
-    </w:p>
-    <w:p>
-      <w:pPr>
-        <w:spacing w:line="360" w:lineRule="auto"/>
-      </w:pPr>
-      <w:r>
-        <w:t xml:space="preserve">Overall, the </w:t>
-      </w:r>
-      <w:r>
-        <w:rPr>
-          <w:b/>
-        </w:rPr>
-        <w:t>AI Text Detector</w:t>
-      </w:r>
-      <w:r>
-        <w:t xml:space="preserve"> represents a reliable, privacy-preserving method to audit writing styles, helping organizations and educational institutions maintain academic integrity and verify content origins.</w:t>
-      </w:r>
-    </w:p>
-    <w:p>
-      <w:pPr>
-        <w:spacing w:line="360" w:lineRule="auto"/>
-      </w:pPr>
-    </w:p>
-    <w:p>
-      <w:pPr>
-        <w:pStyle w:val="Heading2"/>
-      </w:pPr>
-      <w:bookmarkStart w:id="65" w:name="_Toc232107351"/>
-      <w:r>
-        <w:t>5.2. Future Recommendations</w:t>
-      </w:r>
-      <w:bookmarkEnd w:id="65"/>
     </w:p>
     <w:p>
       <w:pPr>
@@ -15114,51 +16923,23 @@
     </w:p>
     <w:p>
       <w:pPr>
-        <w:pStyle w:val="ListParagraph"/>
-        <w:numPr>
-          <w:ilvl w:val="0"/>
-          <w:numId w:val="23"/>
-        </w:numPr>
         <w:spacing w:line="360" w:lineRule="auto"/>
       </w:pPr>
     </w:p>
-    <w:p>
-      <w:pPr>
-        <w:pStyle w:val="ListParagraph"/>
-        <w:numPr>
-          <w:ilvl w:val="0"/>
-          <w:numId w:val="23"/>
-        </w:numPr>
-        <w:spacing w:line="360" w:lineRule="auto"/>
-      </w:pPr>
-    </w:p>
-    <w:p>
-      <w:pPr>
-        <w:pStyle w:val="ListParagraph"/>
-        <w:numPr>
-          <w:ilvl w:val="0"/>
-          <w:numId w:val="23"/>
-        </w:numPr>
-        <w:spacing w:line="360" w:lineRule="auto"/>
-      </w:pPr>
-    </w:p>
-    <w:p>
-      <w:pPr>
-        <w:pStyle w:val="ListParagraph"/>
-        <w:numPr>
-          <w:ilvl w:val="0"/>
-          <w:numId w:val="23"/>
-        </w:numPr>
-        <w:spacing w:line="360" w:lineRule="auto"/>
-      </w:pPr>
-    </w:p>
-    <w:p>
-      <w:pPr>
-        <w:spacing w:line="360" w:lineRule="auto"/>
-      </w:pPr>
-    </w:p>
     <w:p/>
-    <w:bookmarkStart w:id="66" w:name="_Toc232107352" w:displacedByCustomXml="next"/>
+    <w:p/>
+    <w:p/>
+    <w:p/>
+    <w:p/>
+    <w:p/>
+    <w:p/>
+    <w:p/>
+    <w:p/>
+    <w:p/>
+    <w:p/>
+    <w:p/>
+    <w:p/>
+    <w:bookmarkStart w:id="65" w:name="_Toc232107352" w:displacedByCustomXml="next"/>
     <w:sdt>
       <w:sdtPr>
         <w:rPr>
@@ -15173,6 +16954,7 @@
           <w:docPartUnique/>
         </w:docPartObj>
       </w:sdtPr>
+      <w:sdtEndPr/>
       <w:sdtContent>
         <w:p>
           <w:pPr>
@@ -15186,7 +16968,7 @@
           <w:r>
             <w:t>REFERENCES</w:t>
           </w:r>
-          <w:bookmarkEnd w:id="66"/>
+          <w:bookmarkEnd w:id="65"/>
         </w:p>
         <w:sdt>
           <w:sdtPr>
@@ -15199,6 +16981,7 @@
             <w:id w:val="-573587230"/>
             <w:bibliography/>
           </w:sdtPr>
+          <w:sdtEndPr/>
           <w:sdtContent>
             <w:p>
               <w:pPr>
@@ -15495,7 +17278,6 @@
                       <w:rPr>
                         <w:noProof/>
                       </w:rPr>
-                      <w:lastRenderedPageBreak/>
                       <w:t xml:space="preserve">[6] </w:t>
                     </w:r>
                   </w:p>
@@ -15596,7 +17378,7 @@
         <w:spacing w:before="0" w:after="160"/>
         <w:jc w:val="left"/>
         <w:sectPr>
-          <w:footerReference w:type="default" r:id="rId21"/>
+          <w:footerReference w:type="default" r:id="rId35"/>
           <w:pgSz w:w="12240" w:h="15840"/>
           <w:pgMar w:top="1440" w:right="1440" w:bottom="1440" w:left="1800" w:header="720" w:footer="720" w:gutter="0"/>
           <w:pgNumType w:start="1"/>
@@ -15609,12 +17391,12 @@
       <w:pPr>
         <w:pStyle w:val="Heading1"/>
       </w:pPr>
-      <w:bookmarkStart w:id="67" w:name="_Toc232107353"/>
+      <w:bookmarkStart w:id="66" w:name="_Toc232107353"/>
       <w:r>
         <w:lastRenderedPageBreak/>
         <w:t>APPENDICES</w:t>
       </w:r>
-      <w:bookmarkEnd w:id="67"/>
+      <w:bookmarkEnd w:id="66"/>
     </w:p>
     <w:p>
       <w:r>
@@ -15639,7 +17421,7 @@
                     </pic:cNvPicPr>
                   </pic:nvPicPr>
                   <pic:blipFill>
-                    <a:blip r:embed="rId22" cstate="print">
+                    <a:blip r:embed="rId36" cstate="print">
                       <a:extLst>
                         <a:ext uri="{28A0092B-C50C-407E-A947-70E740481C1C}">
                           <a14:useLocalDpi xmlns:a14="http://schemas.microsoft.com/office/drawing/2010/main" val="0"/>
@@ -15716,7 +17498,7 @@
                     </pic:cNvPicPr>
                   </pic:nvPicPr>
                   <pic:blipFill>
-                    <a:blip r:embed="rId23" cstate="print">
+                    <a:blip r:embed="rId37" cstate="print">
                       <a:extLst>
                         <a:ext uri="{28A0092B-C50C-407E-A947-70E740481C1C}">
                           <a14:useLocalDpi xmlns:a14="http://schemas.microsoft.com/office/drawing/2010/main" val="0"/>
@@ -15794,7 +17576,7 @@
                     </pic:cNvPicPr>
                   </pic:nvPicPr>
                   <pic:blipFill>
-                    <a:blip r:embed="rId24" cstate="print">
+                    <a:blip r:embed="rId38" cstate="print">
                       <a:extLst>
                         <a:ext uri="{28A0092B-C50C-407E-A947-70E740481C1C}">
                           <a14:useLocalDpi xmlns:a14="http://schemas.microsoft.com/office/drawing/2010/main" val="0"/>
@@ -15871,7 +17653,7 @@
                     </pic:cNvPicPr>
                   </pic:nvPicPr>
                   <pic:blipFill>
-                    <a:blip r:embed="rId25" cstate="print">
+                    <a:blip r:embed="rId39" cstate="print">
                       <a:extLst>
                         <a:ext uri="{28A0092B-C50C-407E-A947-70E740481C1C}">
                           <a14:useLocalDpi xmlns:a14="http://schemas.microsoft.com/office/drawing/2010/main" val="0"/>
@@ -15949,7 +17731,7 @@
                     </pic:cNvPicPr>
                   </pic:nvPicPr>
                   <pic:blipFill>
-                    <a:blip r:embed="rId26" cstate="print">
+                    <a:blip r:embed="rId40" cstate="print">
                       <a:extLst>
                         <a:ext uri="{28A0092B-C50C-407E-A947-70E740481C1C}">
                           <a14:useLocalDpi xmlns:a14="http://schemas.microsoft.com/office/drawing/2010/main" val="0"/>
@@ -16026,7 +17808,7 @@
                     </pic:cNvPicPr>
                   </pic:nvPicPr>
                   <pic:blipFill>
-                    <a:blip r:embed="rId27" cstate="print">
+                    <a:blip r:embed="rId41" cstate="print">
                       <a:extLst>
                         <a:ext uri="{28A0092B-C50C-407E-A947-70E740481C1C}">
                           <a14:useLocalDpi xmlns:a14="http://schemas.microsoft.com/office/drawing/2010/main" val="0"/>
@@ -16074,8 +17856,8 @@
       </w:r>
     </w:p>
     <w:sectPr>
-      <w:footerReference w:type="default" r:id="rId28"/>
-      <w:footerReference w:type="first" r:id="rId29"/>
+      <w:footerReference w:type="default" r:id="rId42"/>
+      <w:footerReference w:type="first" r:id="rId43"/>
       <w:pgSz w:w="12240" w:h="15840"/>
       <w:pgMar w:top="1440" w:right="1440" w:bottom="1440" w:left="1800" w:header="720" w:footer="720" w:gutter="0"/>
       <w:pgNumType w:start="1"/>
@@ -16087,7 +17869,7 @@
 </file>
 
 <file path=word/endnotes.xml><?xml version="1.0" encoding="utf-8"?>
-<w:endnotes xmlns:wpc="http://schemas.microsoft.com/office/word/2010/wordprocessingCanvas" xmlns:cx="http://schemas.microsoft.com/office/drawing/2014/chartex" xmlns:cx1="http://schemas.microsoft.com/office/drawing/2015/9/8/chartex" xmlns:cx2="http://schemas.microsoft.com/office/drawing/2015/10/21/chartex" xmlns:cx3="http://schemas.microsoft.com/office/drawing/2016/5/9/chartex" xmlns:cx4="http://schemas.microsoft.com/office/drawing/2016/5/10/chartex" xmlns:cx5="http://schemas.microsoft.com/office/drawing/2016/5/11/chartex" xmlns:cx6="http://schemas.microsoft.com/office/drawing/2016/5/12/chartex" xmlns:cx7="http://schemas.microsoft.com/office/drawing/2016/5/13/chartex" xmlns:cx8="http://schemas.microsoft.com/office/drawing/2016/5/14/chartex" xmlns:mc="http://schemas.openxmlformats.org/markup-compatibility/2006" xmlns:aink="http://schemas.microsoft.com/office/drawing/2016/ink" xmlns:am3d="http://schemas.microsoft.com/office/drawing/2017/model3d" xmlns:o="urn:schemas-microsoft-com:office:office" xmlns:r="http://schemas.openxmlformats.org/officeDocument/2006/relationships" xmlns:m="http://schemas.openxmlformats.org/officeDocument/2006/math" xmlns:v="urn:schemas-microsoft-com:vml" xmlns:wp14="http://schemas.microsoft.com/office/word/2010/wordprocessingDrawing" xmlns:wp="http://schemas.openxmlformats.org/drawingml/2006/wordprocessingDrawing" xmlns:w10="urn:schemas-microsoft-com:office:word" xmlns:w="http://schemas.openxmlformats.org/wordprocessingml/2006/main" xmlns:w14="http://schemas.microsoft.com/office/word/2010/wordml" xmlns:w15="http://schemas.microsoft.com/office/word/2012/wordml" xmlns:w16cid="http://schemas.microsoft.com/office/word/2016/wordml/cid" xmlns:w16se="http://schemas.microsoft.com/office/word/2015/wordml/symex" xmlns:wpg="http://schemas.microsoft.com/office/word/2010/wordprocessingGroup" xmlns:wpi="http://schemas.microsoft.com/office/word/2010/wordprocessingInk" xmlns:wne="http://schemas.microsoft.com/office/word/2006/wordml" xmlns:wps="http://schemas.microsoft.com/office/word/2010/wordprocessingShape" mc:Ignorable="w14 w15 w16se w16cid wp14">
+<w:endnotes xmlns:wpc="http://schemas.microsoft.com/office/word/2010/wordprocessingCanvas" xmlns:cx="http://schemas.microsoft.com/office/drawing/2014/chartex" xmlns:cx1="http://schemas.microsoft.com/office/drawing/2015/9/8/chartex" xmlns:cx2="http://schemas.microsoft.com/office/drawing/2015/10/21/chartex" xmlns:cx3="http://schemas.microsoft.com/office/drawing/2016/5/9/chartex" xmlns:cx4="http://schemas.microsoft.com/office/drawing/2016/5/10/chartex" xmlns:cx5="http://schemas.microsoft.com/office/drawing/2016/5/11/chartex" xmlns:cx6="http://schemas.microsoft.com/office/drawing/2016/5/12/chartex" xmlns:cx7="http://schemas.microsoft.com/office/drawing/2016/5/13/chartex" xmlns:cx8="http://schemas.microsoft.com/office/drawing/2016/5/14/chartex" xmlns:mc="http://schemas.openxmlformats.org/markup-compatibility/2006" xmlns:aink="http://schemas.microsoft.com/office/drawing/2016/ink" xmlns:am3d="http://schemas.microsoft.com/office/drawing/2017/model3d" xmlns:o="urn:schemas-microsoft-com:office:office" xmlns:r="http://schemas.openxmlformats.org/officeDocument/2006/relationships" xmlns:m="http://schemas.openxmlformats.org/officeDocument/2006/math" xmlns:v="urn:schemas-microsoft-com:vml" xmlns:wp14="http://schemas.microsoft.com/office/word/2010/wordprocessingDrawing" xmlns:wp="http://schemas.openxmlformats.org/drawingml/2006/wordprocessingDrawing" xmlns:w10="urn:schemas-microsoft-com:office:word" xmlns:w="http://schemas.openxmlformats.org/wordprocessingml/2006/main" xmlns:w14="http://schemas.microsoft.com/office/word/2010/wordml" xmlns:w15="http://schemas.microsoft.com/office/word/2012/wordml" xmlns:w16cex="http://schemas.microsoft.com/office/word/2018/wordml/cex" xmlns:w16cid="http://schemas.microsoft.com/office/word/2016/wordml/cid" xmlns:w16="http://schemas.microsoft.com/office/word/2018/wordml" xmlns:w16sdtdh="http://schemas.microsoft.com/office/word/2020/wordml/sdtdatahash" xmlns:w16se="http://schemas.microsoft.com/office/word/2015/wordml/symex" xmlns:wpg="http://schemas.microsoft.com/office/word/2010/wordprocessingGroup" xmlns:wpi="http://schemas.microsoft.com/office/word/2010/wordprocessingInk" xmlns:wne="http://schemas.microsoft.com/office/word/2006/wordml" xmlns:wps="http://schemas.microsoft.com/office/word/2010/wordprocessingShape" mc:Ignorable="w14 w15 w16se w16cid w16 w16cex w16sdtdh wp14">
   <w:endnote w:type="separator" w:id="-1">
     <w:p>
       <w:pPr>
@@ -16112,7 +17894,7 @@
 </file>
 
 <file path=word/footer1.xml><?xml version="1.0" encoding="utf-8"?>
-<w:ftr xmlns:wpc="http://schemas.microsoft.com/office/word/2010/wordprocessingCanvas" xmlns:cx="http://schemas.microsoft.com/office/drawing/2014/chartex" xmlns:cx1="http://schemas.microsoft.com/office/drawing/2015/9/8/chartex" xmlns:cx2="http://schemas.microsoft.com/office/drawing/2015/10/21/chartex" xmlns:cx3="http://schemas.microsoft.com/office/drawing/2016/5/9/chartex" xmlns:cx4="http://schemas.microsoft.com/office/drawing/2016/5/10/chartex" xmlns:cx5="http://schemas.microsoft.com/office/drawing/2016/5/11/chartex" xmlns:cx6="http://schemas.microsoft.com/office/drawing/2016/5/12/chartex" xmlns:cx7="http://schemas.microsoft.com/office/drawing/2016/5/13/chartex" xmlns:cx8="http://schemas.microsoft.com/office/drawing/2016/5/14/chartex" xmlns:mc="http://schemas.openxmlformats.org/markup-compatibility/2006" xmlns:aink="http://schemas.microsoft.com/office/drawing/2016/ink" xmlns:am3d="http://schemas.microsoft.com/office/drawing/2017/model3d" xmlns:o="urn:schemas-microsoft-com:office:office" xmlns:r="http://schemas.openxmlformats.org/officeDocument/2006/relationships" xmlns:m="http://schemas.openxmlformats.org/officeDocument/2006/math" xmlns:v="urn:schemas-microsoft-com:vml" xmlns:wp14="http://schemas.microsoft.com/office/word/2010/wordprocessingDrawing" xmlns:wp="http://schemas.openxmlformats.org/drawingml/2006/wordprocessingDrawing" xmlns:w10="urn:schemas-microsoft-com:office:word" xmlns:w="http://schemas.openxmlformats.org/wordprocessingml/2006/main" xmlns:w14="http://schemas.microsoft.com/office/word/2010/wordml" xmlns:w15="http://schemas.microsoft.com/office/word/2012/wordml" xmlns:w16cid="http://schemas.microsoft.com/office/word/2016/wordml/cid" xmlns:w16se="http://schemas.microsoft.com/office/word/2015/wordml/symex" xmlns:wpg="http://schemas.microsoft.com/office/word/2010/wordprocessingGroup" xmlns:wpi="http://schemas.microsoft.com/office/word/2010/wordprocessingInk" xmlns:wne="http://schemas.microsoft.com/office/word/2006/wordml" xmlns:wps="http://schemas.microsoft.com/office/word/2010/wordprocessingShape" mc:Ignorable="w14 w15 w16se w16cid wp14">
+<w:ftr xmlns:wpc="http://schemas.microsoft.com/office/word/2010/wordprocessingCanvas" xmlns:cx="http://schemas.microsoft.com/office/drawing/2014/chartex" xmlns:cx1="http://schemas.microsoft.com/office/drawing/2015/9/8/chartex" xmlns:cx2="http://schemas.microsoft.com/office/drawing/2015/10/21/chartex" xmlns:cx3="http://schemas.microsoft.com/office/drawing/2016/5/9/chartex" xmlns:cx4="http://schemas.microsoft.com/office/drawing/2016/5/10/chartex" xmlns:cx5="http://schemas.microsoft.com/office/drawing/2016/5/11/chartex" xmlns:cx6="http://schemas.microsoft.com/office/drawing/2016/5/12/chartex" xmlns:cx7="http://schemas.microsoft.com/office/drawing/2016/5/13/chartex" xmlns:cx8="http://schemas.microsoft.com/office/drawing/2016/5/14/chartex" xmlns:mc="http://schemas.openxmlformats.org/markup-compatibility/2006" xmlns:aink="http://schemas.microsoft.com/office/drawing/2016/ink" xmlns:am3d="http://schemas.microsoft.com/office/drawing/2017/model3d" xmlns:o="urn:schemas-microsoft-com:office:office" xmlns:r="http://schemas.openxmlformats.org/officeDocument/2006/relationships" xmlns:m="http://schemas.openxmlformats.org/officeDocument/2006/math" xmlns:v="urn:schemas-microsoft-com:vml" xmlns:wp14="http://schemas.microsoft.com/office/word/2010/wordprocessingDrawing" xmlns:wp="http://schemas.openxmlformats.org/drawingml/2006/wordprocessingDrawing" xmlns:w10="urn:schemas-microsoft-com:office:word" xmlns:w="http://schemas.openxmlformats.org/wordprocessingml/2006/main" xmlns:w14="http://schemas.microsoft.com/office/word/2010/wordml" xmlns:w15="http://schemas.microsoft.com/office/word/2012/wordml" xmlns:w16cex="http://schemas.microsoft.com/office/word/2018/wordml/cex" xmlns:w16cid="http://schemas.microsoft.com/office/word/2016/wordml/cid" xmlns:w16="http://schemas.microsoft.com/office/word/2018/wordml" xmlns:w16sdtdh="http://schemas.microsoft.com/office/word/2020/wordml/sdtdatahash" xmlns:w16se="http://schemas.microsoft.com/office/word/2015/wordml/symex" xmlns:wpg="http://schemas.microsoft.com/office/word/2010/wordprocessingGroup" xmlns:wpi="http://schemas.microsoft.com/office/word/2010/wordprocessingInk" xmlns:wne="http://schemas.microsoft.com/office/word/2006/wordml" xmlns:wps="http://schemas.microsoft.com/office/word/2010/wordprocessingShape" mc:Ignorable="w14 w15 w16se w16cid w16 w16cex w16sdtdh wp14">
   <w:sdt>
     <w:sdtPr>
       <w:id w:val="-118767170"/>
@@ -16160,7 +17942,7 @@
 </file>
 
 <file path=word/footer2.xml><?xml version="1.0" encoding="utf-8"?>
-<w:ftr xmlns:wpc="http://schemas.microsoft.com/office/word/2010/wordprocessingCanvas" xmlns:cx="http://schemas.microsoft.com/office/drawing/2014/chartex" xmlns:cx1="http://schemas.microsoft.com/office/drawing/2015/9/8/chartex" xmlns:cx2="http://schemas.microsoft.com/office/drawing/2015/10/21/chartex" xmlns:cx3="http://schemas.microsoft.com/office/drawing/2016/5/9/chartex" xmlns:cx4="http://schemas.microsoft.com/office/drawing/2016/5/10/chartex" xmlns:cx5="http://schemas.microsoft.com/office/drawing/2016/5/11/chartex" xmlns:cx6="http://schemas.microsoft.com/office/drawing/2016/5/12/chartex" xmlns:cx7="http://schemas.microsoft.com/office/drawing/2016/5/13/chartex" xmlns:cx8="http://schemas.microsoft.com/office/drawing/2016/5/14/chartex" xmlns:mc="http://schemas.openxmlformats.org/markup-compatibility/2006" xmlns:aink="http://schemas.microsoft.com/office/drawing/2016/ink" xmlns:am3d="http://schemas.microsoft.com/office/drawing/2017/model3d" xmlns:o="urn:schemas-microsoft-com:office:office" xmlns:r="http://schemas.openxmlformats.org/officeDocument/2006/relationships" xmlns:m="http://schemas.openxmlformats.org/officeDocument/2006/math" xmlns:v="urn:schemas-microsoft-com:vml" xmlns:wp14="http://schemas.microsoft.com/office/word/2010/wordprocessingDrawing" xmlns:wp="http://schemas.openxmlformats.org/drawingml/2006/wordprocessingDrawing" xmlns:w10="urn:schemas-microsoft-com:office:word" xmlns:w="http://schemas.openxmlformats.org/wordprocessingml/2006/main" xmlns:w14="http://schemas.microsoft.com/office/word/2010/wordml" xmlns:w15="http://schemas.microsoft.com/office/word/2012/wordml" xmlns:w16cid="http://schemas.microsoft.com/office/word/2016/wordml/cid" xmlns:w16se="http://schemas.microsoft.com/office/word/2015/wordml/symex" xmlns:wpg="http://schemas.microsoft.com/office/word/2010/wordprocessingGroup" xmlns:wpi="http://schemas.microsoft.com/office/word/2010/wordprocessingInk" xmlns:wne="http://schemas.microsoft.com/office/word/2006/wordml" xmlns:wps="http://schemas.microsoft.com/office/word/2010/wordprocessingShape" mc:Ignorable="w14 w15 w16se w16cid wp14">
+<w:ftr xmlns:wpc="http://schemas.microsoft.com/office/word/2010/wordprocessingCanvas" xmlns:cx="http://schemas.microsoft.com/office/drawing/2014/chartex" xmlns:cx1="http://schemas.microsoft.com/office/drawing/2015/9/8/chartex" xmlns:cx2="http://schemas.microsoft.com/office/drawing/2015/10/21/chartex" xmlns:cx3="http://schemas.microsoft.com/office/drawing/2016/5/9/chartex" xmlns:cx4="http://schemas.microsoft.com/office/drawing/2016/5/10/chartex" xmlns:cx5="http://schemas.microsoft.com/office/drawing/2016/5/11/chartex" xmlns:cx6="http://schemas.microsoft.com/office/drawing/2016/5/12/chartex" xmlns:cx7="http://schemas.microsoft.com/office/drawing/2016/5/13/chartex" xmlns:cx8="http://schemas.microsoft.com/office/drawing/2016/5/14/chartex" xmlns:mc="http://schemas.openxmlformats.org/markup-compatibility/2006" xmlns:aink="http://schemas.microsoft.com/office/drawing/2016/ink" xmlns:am3d="http://schemas.microsoft.com/office/drawing/2017/model3d" xmlns:o="urn:schemas-microsoft-com:office:office" xmlns:r="http://schemas.openxmlformats.org/officeDocument/2006/relationships" xmlns:m="http://schemas.openxmlformats.org/officeDocument/2006/math" xmlns:v="urn:schemas-microsoft-com:vml" xmlns:wp14="http://schemas.microsoft.com/office/word/2010/wordprocessingDrawing" xmlns:wp="http://schemas.openxmlformats.org/drawingml/2006/wordprocessingDrawing" xmlns:w10="urn:schemas-microsoft-com:office:word" xmlns:w="http://schemas.openxmlformats.org/wordprocessingml/2006/main" xmlns:w14="http://schemas.microsoft.com/office/word/2010/wordml" xmlns:w15="http://schemas.microsoft.com/office/word/2012/wordml" xmlns:w16cex="http://schemas.microsoft.com/office/word/2018/wordml/cex" xmlns:w16cid="http://schemas.microsoft.com/office/word/2016/wordml/cid" xmlns:w16="http://schemas.microsoft.com/office/word/2018/wordml" xmlns:w16sdtdh="http://schemas.microsoft.com/office/word/2020/wordml/sdtdatahash" xmlns:w16se="http://schemas.microsoft.com/office/word/2015/wordml/symex" xmlns:wpg="http://schemas.microsoft.com/office/word/2010/wordprocessingGroup" xmlns:wpi="http://schemas.microsoft.com/office/word/2010/wordprocessingInk" xmlns:wne="http://schemas.microsoft.com/office/word/2006/wordml" xmlns:wps="http://schemas.microsoft.com/office/word/2010/wordprocessingShape" mc:Ignorable="w14 w15 w16se w16cid w16 w16cex w16sdtdh wp14">
   <w:sdt>
     <w:sdtPr>
       <w:id w:val="1449584755"/>
@@ -16208,7 +17990,7 @@
 </file>
 
 <file path=word/footer3.xml><?xml version="1.0" encoding="utf-8"?>
-<w:ftr xmlns:wpc="http://schemas.microsoft.com/office/word/2010/wordprocessingCanvas" xmlns:cx="http://schemas.microsoft.com/office/drawing/2014/chartex" xmlns:cx1="http://schemas.microsoft.com/office/drawing/2015/9/8/chartex" xmlns:cx2="http://schemas.microsoft.com/office/drawing/2015/10/21/chartex" xmlns:cx3="http://schemas.microsoft.com/office/drawing/2016/5/9/chartex" xmlns:cx4="http://schemas.microsoft.com/office/drawing/2016/5/10/chartex" xmlns:cx5="http://schemas.microsoft.com/office/drawing/2016/5/11/chartex" xmlns:cx6="http://schemas.microsoft.com/office/drawing/2016/5/12/chartex" xmlns:cx7="http://schemas.microsoft.com/office/drawing/2016/5/13/chartex" xmlns:cx8="http://schemas.microsoft.com/office/drawing/2016/5/14/chartex" xmlns:mc="http://schemas.openxmlformats.org/markup-compatibility/2006" xmlns:aink="http://schemas.microsoft.com/office/drawing/2016/ink" xmlns:am3d="http://schemas.microsoft.com/office/drawing/2017/model3d" xmlns:o="urn:schemas-microsoft-com:office:office" xmlns:r="http://schemas.openxmlformats.org/officeDocument/2006/relationships" xmlns:m="http://schemas.openxmlformats.org/officeDocument/2006/math" xmlns:v="urn:schemas-microsoft-com:vml" xmlns:wp14="http://schemas.microsoft.com/office/word/2010/wordprocessingDrawing" xmlns:wp="http://schemas.openxmlformats.org/drawingml/2006/wordprocessingDrawing" xmlns:w10="urn:schemas-microsoft-com:office:word" xmlns:w="http://schemas.openxmlformats.org/wordprocessingml/2006/main" xmlns:w14="http://schemas.microsoft.com/office/word/2010/wordml" xmlns:w15="http://schemas.microsoft.com/office/word/2012/wordml" xmlns:w16cid="http://schemas.microsoft.com/office/word/2016/wordml/cid" xmlns:w16se="http://schemas.microsoft.com/office/word/2015/wordml/symex" xmlns:wpg="http://schemas.microsoft.com/office/word/2010/wordprocessingGroup" xmlns:wpi="http://schemas.microsoft.com/office/word/2010/wordprocessingInk" xmlns:wne="http://schemas.microsoft.com/office/word/2006/wordml" xmlns:wps="http://schemas.microsoft.com/office/word/2010/wordprocessingShape" mc:Ignorable="w14 w15 w16se w16cid wp14">
+<w:ftr xmlns:wpc="http://schemas.microsoft.com/office/word/2010/wordprocessingCanvas" xmlns:cx="http://schemas.microsoft.com/office/drawing/2014/chartex" xmlns:cx1="http://schemas.microsoft.com/office/drawing/2015/9/8/chartex" xmlns:cx2="http://schemas.microsoft.com/office/drawing/2015/10/21/chartex" xmlns:cx3="http://schemas.microsoft.com/office/drawing/2016/5/9/chartex" xmlns:cx4="http://schemas.microsoft.com/office/drawing/2016/5/10/chartex" xmlns:cx5="http://schemas.microsoft.com/office/drawing/2016/5/11/chartex" xmlns:cx6="http://schemas.microsoft.com/office/drawing/2016/5/12/chartex" xmlns:cx7="http://schemas.microsoft.com/office/drawing/2016/5/13/chartex" xmlns:cx8="http://schemas.microsoft.com/office/drawing/2016/5/14/chartex" xmlns:mc="http://schemas.openxmlformats.org/markup-compatibility/2006" xmlns:aink="http://schemas.microsoft.com/office/drawing/2016/ink" xmlns:am3d="http://schemas.microsoft.com/office/drawing/2017/model3d" xmlns:o="urn:schemas-microsoft-com:office:office" xmlns:r="http://schemas.openxmlformats.org/officeDocument/2006/relationships" xmlns:m="http://schemas.openxmlformats.org/officeDocument/2006/math" xmlns:v="urn:schemas-microsoft-com:vml" xmlns:wp14="http://schemas.microsoft.com/office/word/2010/wordprocessingDrawing" xmlns:wp="http://schemas.openxmlformats.org/drawingml/2006/wordprocessingDrawing" xmlns:w10="urn:schemas-microsoft-com:office:word" xmlns:w="http://schemas.openxmlformats.org/wordprocessingml/2006/main" xmlns:w14="http://schemas.microsoft.com/office/word/2010/wordml" xmlns:w15="http://schemas.microsoft.com/office/word/2012/wordml" xmlns:w16cex="http://schemas.microsoft.com/office/word/2018/wordml/cex" xmlns:w16cid="http://schemas.microsoft.com/office/word/2016/wordml/cid" xmlns:w16="http://schemas.microsoft.com/office/word/2018/wordml" xmlns:w16sdtdh="http://schemas.microsoft.com/office/word/2020/wordml/sdtdatahash" xmlns:w16se="http://schemas.microsoft.com/office/word/2015/wordml/symex" xmlns:wpg="http://schemas.microsoft.com/office/word/2010/wordprocessingGroup" xmlns:wpi="http://schemas.microsoft.com/office/word/2010/wordprocessingInk" xmlns:wne="http://schemas.microsoft.com/office/word/2006/wordml" xmlns:wps="http://schemas.microsoft.com/office/word/2010/wordprocessingShape" mc:Ignorable="w14 w15 w16se w16cid w16 w16cex w16sdtdh wp14">
   <w:sdt>
     <w:sdtPr>
       <w:id w:val="363267647"/>
@@ -16256,7 +18038,7 @@
 </file>
 
 <file path=word/footer4.xml><?xml version="1.0" encoding="utf-8"?>
-<w:ftr xmlns:wpc="http://schemas.microsoft.com/office/word/2010/wordprocessingCanvas" xmlns:cx="http://schemas.microsoft.com/office/drawing/2014/chartex" xmlns:cx1="http://schemas.microsoft.com/office/drawing/2015/9/8/chartex" xmlns:cx2="http://schemas.microsoft.com/office/drawing/2015/10/21/chartex" xmlns:cx3="http://schemas.microsoft.com/office/drawing/2016/5/9/chartex" xmlns:cx4="http://schemas.microsoft.com/office/drawing/2016/5/10/chartex" xmlns:cx5="http://schemas.microsoft.com/office/drawing/2016/5/11/chartex" xmlns:cx6="http://schemas.microsoft.com/office/drawing/2016/5/12/chartex" xmlns:cx7="http://schemas.microsoft.com/office/drawing/2016/5/13/chartex" xmlns:cx8="http://schemas.microsoft.com/office/drawing/2016/5/14/chartex" xmlns:mc="http://schemas.openxmlformats.org/markup-compatibility/2006" xmlns:aink="http://schemas.microsoft.com/office/drawing/2016/ink" xmlns:am3d="http://schemas.microsoft.com/office/drawing/2017/model3d" xmlns:o="urn:schemas-microsoft-com:office:office" xmlns:r="http://schemas.openxmlformats.org/officeDocument/2006/relationships" xmlns:m="http://schemas.openxmlformats.org/officeDocument/2006/math" xmlns:v="urn:schemas-microsoft-com:vml" xmlns:wp14="http://schemas.microsoft.com/office/word/2010/wordprocessingDrawing" xmlns:wp="http://schemas.openxmlformats.org/drawingml/2006/wordprocessingDrawing" xmlns:w10="urn:schemas-microsoft-com:office:word" xmlns:w="http://schemas.openxmlformats.org/wordprocessingml/2006/main" xmlns:w14="http://schemas.microsoft.com/office/word/2010/wordml" xmlns:w15="http://schemas.microsoft.com/office/word/2012/wordml" xmlns:w16cid="http://schemas.microsoft.com/office/word/2016/wordml/cid" xmlns:w16se="http://schemas.microsoft.com/office/word/2015/wordml/symex" xmlns:wpg="http://schemas.microsoft.com/office/word/2010/wordprocessingGroup" xmlns:wpi="http://schemas.microsoft.com/office/word/2010/wordprocessingInk" xmlns:wne="http://schemas.microsoft.com/office/word/2006/wordml" xmlns:wps="http://schemas.microsoft.com/office/word/2010/wordprocessingShape" mc:Ignorable="w14 w15 w16se w16cid wp14">
+<w:ftr xmlns:wpc="http://schemas.microsoft.com/office/word/2010/wordprocessingCanvas" xmlns:cx="http://schemas.microsoft.com/office/drawing/2014/chartex" xmlns:cx1="http://schemas.microsoft.com/office/drawing/2015/9/8/chartex" xmlns:cx2="http://schemas.microsoft.com/office/drawing/2015/10/21/chartex" xmlns:cx3="http://schemas.microsoft.com/office/drawing/2016/5/9/chartex" xmlns:cx4="http://schemas.microsoft.com/office/drawing/2016/5/10/chartex" xmlns:cx5="http://schemas.microsoft.com/office/drawing/2016/5/11/chartex" xmlns:cx6="http://schemas.microsoft.com/office/drawing/2016/5/12/chartex" xmlns:cx7="http://schemas.microsoft.com/office/drawing/2016/5/13/chartex" xmlns:cx8="http://schemas.microsoft.com/office/drawing/2016/5/14/chartex" xmlns:mc="http://schemas.openxmlformats.org/markup-compatibility/2006" xmlns:aink="http://schemas.microsoft.com/office/drawing/2016/ink" xmlns:am3d="http://schemas.microsoft.com/office/drawing/2017/model3d" xmlns:o="urn:schemas-microsoft-com:office:office" xmlns:r="http://schemas.openxmlformats.org/officeDocument/2006/relationships" xmlns:m="http://schemas.openxmlformats.org/officeDocument/2006/math" xmlns:v="urn:schemas-microsoft-com:vml" xmlns:wp14="http://schemas.microsoft.com/office/word/2010/wordprocessingDrawing" xmlns:wp="http://schemas.openxmlformats.org/drawingml/2006/wordprocessingDrawing" xmlns:w10="urn:schemas-microsoft-com:office:word" xmlns:w="http://schemas.openxmlformats.org/wordprocessingml/2006/main" xmlns:w14="http://schemas.microsoft.com/office/word/2010/wordml" xmlns:w15="http://schemas.microsoft.com/office/word/2012/wordml" xmlns:w16cex="http://schemas.microsoft.com/office/word/2018/wordml/cex" xmlns:w16cid="http://schemas.microsoft.com/office/word/2016/wordml/cid" xmlns:w16="http://schemas.microsoft.com/office/word/2018/wordml" xmlns:w16sdtdh="http://schemas.microsoft.com/office/word/2020/wordml/sdtdatahash" xmlns:w16se="http://schemas.microsoft.com/office/word/2015/wordml/symex" xmlns:wpg="http://schemas.microsoft.com/office/word/2010/wordprocessingGroup" xmlns:wpi="http://schemas.microsoft.com/office/word/2010/wordprocessingInk" xmlns:wne="http://schemas.microsoft.com/office/word/2006/wordml" xmlns:wps="http://schemas.microsoft.com/office/word/2010/wordprocessingShape" mc:Ignorable="w14 w15 w16se w16cid w16 w16cex w16sdtdh wp14">
   <w:p>
     <w:pPr>
       <w:pStyle w:val="Footer"/>
@@ -16267,7 +18049,7 @@
 </file>
 
 <file path=word/footer5.xml><?xml version="1.0" encoding="utf-8"?>
-<w:ftr xmlns:wpc="http://schemas.microsoft.com/office/word/2010/wordprocessingCanvas" xmlns:cx="http://schemas.microsoft.com/office/drawing/2014/chartex" xmlns:cx1="http://schemas.microsoft.com/office/drawing/2015/9/8/chartex" xmlns:cx2="http://schemas.microsoft.com/office/drawing/2015/10/21/chartex" xmlns:cx3="http://schemas.microsoft.com/office/drawing/2016/5/9/chartex" xmlns:cx4="http://schemas.microsoft.com/office/drawing/2016/5/10/chartex" xmlns:cx5="http://schemas.microsoft.com/office/drawing/2016/5/11/chartex" xmlns:cx6="http://schemas.microsoft.com/office/drawing/2016/5/12/chartex" xmlns:cx7="http://schemas.microsoft.com/office/drawing/2016/5/13/chartex" xmlns:cx8="http://schemas.microsoft.com/office/drawing/2016/5/14/chartex" xmlns:mc="http://schemas.openxmlformats.org/markup-compatibility/2006" xmlns:aink="http://schemas.microsoft.com/office/drawing/2016/ink" xmlns:am3d="http://schemas.microsoft.com/office/drawing/2017/model3d" xmlns:o="urn:schemas-microsoft-com:office:office" xmlns:r="http://schemas.openxmlformats.org/officeDocument/2006/relationships" xmlns:m="http://schemas.openxmlformats.org/officeDocument/2006/math" xmlns:v="urn:schemas-microsoft-com:vml" xmlns:wp14="http://schemas.microsoft.com/office/word/2010/wordprocessingDrawing" xmlns:wp="http://schemas.openxmlformats.org/drawingml/2006/wordprocessingDrawing" xmlns:w10="urn:schemas-microsoft-com:office:word" xmlns:w="http://schemas.openxmlformats.org/wordprocessingml/2006/main" xmlns:w14="http://schemas.microsoft.com/office/word/2010/wordml" xmlns:w15="http://schemas.microsoft.com/office/word/2012/wordml" xmlns:w16cid="http://schemas.microsoft.com/office/word/2016/wordml/cid" xmlns:w16se="http://schemas.microsoft.com/office/word/2015/wordml/symex" xmlns:wpg="http://schemas.microsoft.com/office/word/2010/wordprocessingGroup" xmlns:wpi="http://schemas.microsoft.com/office/word/2010/wordprocessingInk" xmlns:wne="http://schemas.microsoft.com/office/word/2006/wordml" xmlns:wps="http://schemas.microsoft.com/office/word/2010/wordprocessingShape" mc:Ignorable="w14 w15 w16se w16cid wp14">
+<w:ftr xmlns:wpc="http://schemas.microsoft.com/office/word/2010/wordprocessingCanvas" xmlns:cx="http://schemas.microsoft.com/office/drawing/2014/chartex" xmlns:cx1="http://schemas.microsoft.com/office/drawing/2015/9/8/chartex" xmlns:cx2="http://schemas.microsoft.com/office/drawing/2015/10/21/chartex" xmlns:cx3="http://schemas.microsoft.com/office/drawing/2016/5/9/chartex" xmlns:cx4="http://schemas.microsoft.com/office/drawing/2016/5/10/chartex" xmlns:cx5="http://schemas.microsoft.com/office/drawing/2016/5/11/chartex" xmlns:cx6="http://schemas.microsoft.com/office/drawing/2016/5/12/chartex" xmlns:cx7="http://schemas.microsoft.com/office/drawing/2016/5/13/chartex" xmlns:cx8="http://schemas.microsoft.com/office/drawing/2016/5/14/chartex" xmlns:mc="http://schemas.openxmlformats.org/markup-compatibility/2006" xmlns:aink="http://schemas.microsoft.com/office/drawing/2016/ink" xmlns:am3d="http://schemas.microsoft.com/office/drawing/2017/model3d" xmlns:o="urn:schemas-microsoft-com:office:office" xmlns:r="http://schemas.openxmlformats.org/officeDocument/2006/relationships" xmlns:m="http://schemas.openxmlformats.org/officeDocument/2006/math" xmlns:v="urn:schemas-microsoft-com:vml" xmlns:wp14="http://schemas.microsoft.com/office/word/2010/wordprocessingDrawing" xmlns:wp="http://schemas.openxmlformats.org/drawingml/2006/wordprocessingDrawing" xmlns:w10="urn:schemas-microsoft-com:office:word" xmlns:w="http://schemas.openxmlformats.org/wordprocessingml/2006/main" xmlns:w14="http://schemas.microsoft.com/office/word/2010/wordml" xmlns:w15="http://schemas.microsoft.com/office/word/2012/wordml" xmlns:w16cex="http://schemas.microsoft.com/office/word/2018/wordml/cex" xmlns:w16cid="http://schemas.microsoft.com/office/word/2016/wordml/cid" xmlns:w16="http://schemas.microsoft.com/office/word/2018/wordml" xmlns:w16sdtdh="http://schemas.microsoft.com/office/word/2020/wordml/sdtdatahash" xmlns:w16se="http://schemas.microsoft.com/office/word/2015/wordml/symex" xmlns:wpg="http://schemas.microsoft.com/office/word/2010/wordprocessingGroup" xmlns:wpi="http://schemas.microsoft.com/office/word/2010/wordprocessingInk" xmlns:wne="http://schemas.microsoft.com/office/word/2006/wordml" xmlns:wps="http://schemas.microsoft.com/office/word/2010/wordprocessingShape" mc:Ignorable="w14 w15 w16se w16cid w16 w16cex w16sdtdh wp14">
   <w:p>
     <w:pPr>
       <w:pStyle w:val="Footer"/>
@@ -16277,7 +18059,7 @@
 </file>
 
 <file path=word/footnotes.xml><?xml version="1.0" encoding="utf-8"?>
-<w:footnotes xmlns:wpc="http://schemas.microsoft.com/office/word/2010/wordprocessingCanvas" xmlns:cx="http://schemas.microsoft.com/office/drawing/2014/chartex" xmlns:cx1="http://schemas.microsoft.com/office/drawing/2015/9/8/chartex" xmlns:cx2="http://schemas.microsoft.com/office/drawing/2015/10/21/chartex" xmlns:cx3="http://schemas.microsoft.com/office/drawing/2016/5/9/chartex" xmlns:cx4="http://schemas.microsoft.com/office/drawing/2016/5/10/chartex" xmlns:cx5="http://schemas.microsoft.com/office/drawing/2016/5/11/chartex" xmlns:cx6="http://schemas.microsoft.com/office/drawing/2016/5/12/chartex" xmlns:cx7="http://schemas.microsoft.com/office/drawing/2016/5/13/chartex" xmlns:cx8="http://schemas.microsoft.com/office/drawing/2016/5/14/chartex" xmlns:mc="http://schemas.openxmlformats.org/markup-compatibility/2006" xmlns:aink="http://schemas.microsoft.com/office/drawing/2016/ink" xmlns:am3d="http://schemas.microsoft.com/office/drawing/2017/model3d" xmlns:o="urn:schemas-microsoft-com:office:office" xmlns:r="http://schemas.openxmlformats.org/officeDocument/2006/relationships" xmlns:m="http://schemas.openxmlformats.org/officeDocument/2006/math" xmlns:v="urn:schemas-microsoft-com:vml" xmlns:wp14="http://schemas.microsoft.com/office/word/2010/wordprocessingDrawing" xmlns:wp="http://schemas.openxmlformats.org/drawingml/2006/wordprocessingDrawing" xmlns:w10="urn:schemas-microsoft-com:office:word" xmlns:w="http://schemas.openxmlformats.org/wordprocessingml/2006/main" xmlns:w14="http://schemas.microsoft.com/office/word/2010/wordml" xmlns:w15="http://schemas.microsoft.com/office/word/2012/wordml" xmlns:w16cid="http://schemas.microsoft.com/office/word/2016/wordml/cid" xmlns:w16se="http://schemas.microsoft.com/office/word/2015/wordml/symex" xmlns:wpg="http://schemas.microsoft.com/office/word/2010/wordprocessingGroup" xmlns:wpi="http://schemas.microsoft.com/office/word/2010/wordprocessingInk" xmlns:wne="http://schemas.microsoft.com/office/word/2006/wordml" xmlns:wps="http://schemas.microsoft.com/office/word/2010/wordprocessingShape" mc:Ignorable="w14 w15 w16se w16cid wp14">
+<w:footnotes xmlns:wpc="http://schemas.microsoft.com/office/word/2010/wordprocessingCanvas" xmlns:cx="http://schemas.microsoft.com/office/drawing/2014/chartex" xmlns:cx1="http://schemas.microsoft.com/office/drawing/2015/9/8/chartex" xmlns:cx2="http://schemas.microsoft.com/office/drawing/2015/10/21/chartex" xmlns:cx3="http://schemas.microsoft.com/office/drawing/2016/5/9/chartex" xmlns:cx4="http://schemas.microsoft.com/office/drawing/2016/5/10/chartex" xmlns:cx5="http://schemas.microsoft.com/office/drawing/2016/5/11/chartex" xmlns:cx6="http://schemas.microsoft.com/office/drawing/2016/5/12/chartex" xmlns:cx7="http://schemas.microsoft.com/office/drawing/2016/5/13/chartex" xmlns:cx8="http://schemas.microsoft.com/office/drawing/2016/5/14/chartex" xmlns:mc="http://schemas.openxmlformats.org/markup-compatibility/2006" xmlns:aink="http://schemas.microsoft.com/office/drawing/2016/ink" xmlns:am3d="http://schemas.microsoft.com/office/drawing/2017/model3d" xmlns:o="urn:schemas-microsoft-com:office:office" xmlns:r="http://schemas.openxmlformats.org/officeDocument/2006/relationships" xmlns:m="http://schemas.openxmlformats.org/officeDocument/2006/math" xmlns:v="urn:schemas-microsoft-com:vml" xmlns:wp14="http://schemas.microsoft.com/office/word/2010/wordprocessingDrawing" xmlns:wp="http://schemas.openxmlformats.org/drawingml/2006/wordprocessingDrawing" xmlns:w10="urn:schemas-microsoft-com:office:word" xmlns:w="http://schemas.openxmlformats.org/wordprocessingml/2006/main" xmlns:w14="http://schemas.microsoft.com/office/word/2010/wordml" xmlns:w15="http://schemas.microsoft.com/office/word/2012/wordml" xmlns:w16cex="http://schemas.microsoft.com/office/word/2018/wordml/cex" xmlns:w16cid="http://schemas.microsoft.com/office/word/2016/wordml/cid" xmlns:w16="http://schemas.microsoft.com/office/word/2018/wordml" xmlns:w16sdtdh="http://schemas.microsoft.com/office/word/2020/wordml/sdtdatahash" xmlns:w16se="http://schemas.microsoft.com/office/word/2015/wordml/symex" xmlns:wpg="http://schemas.microsoft.com/office/word/2010/wordprocessingGroup" xmlns:wpi="http://schemas.microsoft.com/office/word/2010/wordprocessingInk" xmlns:wne="http://schemas.microsoft.com/office/word/2006/wordml" xmlns:wps="http://schemas.microsoft.com/office/word/2010/wordprocessingShape" mc:Ignorable="w14 w15 w16se w16cid w16 w16cex w16sdtdh wp14">
   <w:footnote w:type="separator" w:id="-1">
     <w:p>
       <w:pPr>
@@ -16302,7 +18084,7 @@
 </file>
 
 <file path=word/numbering.xml><?xml version="1.0" encoding="utf-8"?>
-<w:numbering xmlns:wpc="http://schemas.microsoft.com/office/word/2010/wordprocessingCanvas" xmlns:cx="http://schemas.microsoft.com/office/drawing/2014/chartex" xmlns:cx1="http://schemas.microsoft.com/office/drawing/2015/9/8/chartex" xmlns:cx2="http://schemas.microsoft.com/office/drawing/2015/10/21/chartex" xmlns:cx3="http://schemas.microsoft.com/office/drawing/2016/5/9/chartex" xmlns:cx4="http://schemas.microsoft.com/office/drawing/2016/5/10/chartex" xmlns:cx5="http://schemas.microsoft.com/office/drawing/2016/5/11/chartex" xmlns:cx6="http://schemas.microsoft.com/office/drawing/2016/5/12/chartex" xmlns:cx7="http://schemas.microsoft.com/office/drawing/2016/5/13/chartex" xmlns:cx8="http://schemas.microsoft.com/office/drawing/2016/5/14/chartex" xmlns:mc="http://schemas.openxmlformats.org/markup-compatibility/2006" xmlns:aink="http://schemas.microsoft.com/office/drawing/2016/ink" xmlns:am3d="http://schemas.microsoft.com/office/drawing/2017/model3d" xmlns:o="urn:schemas-microsoft-com:office:office" xmlns:r="http://schemas.openxmlformats.org/officeDocument/2006/relationships" xmlns:m="http://schemas.openxmlformats.org/officeDocument/2006/math" xmlns:v="urn:schemas-microsoft-com:vml" xmlns:wp14="http://schemas.microsoft.com/office/word/2010/wordprocessingDrawing" xmlns:wp="http://schemas.openxmlformats.org/drawingml/2006/wordprocessingDrawing" xmlns:w10="urn:schemas-microsoft-com:office:word" xmlns:w="http://schemas.openxmlformats.org/wordprocessingml/2006/main" xmlns:w14="http://schemas.microsoft.com/office/word/2010/wordml" xmlns:w15="http://schemas.microsoft.com/office/word/2012/wordml" xmlns:w16cid="http://schemas.microsoft.com/office/word/2016/wordml/cid" xmlns:w16se="http://schemas.microsoft.com/office/word/2015/wordml/symex" xmlns:wpg="http://schemas.microsoft.com/office/word/2010/wordprocessingGroup" xmlns:wpi="http://schemas.microsoft.com/office/word/2010/wordprocessingInk" xmlns:wne="http://schemas.microsoft.com/office/word/2006/wordml" xmlns:wps="http://schemas.microsoft.com/office/word/2010/wordprocessingShape" mc:Ignorable="w14 w15 w16se w16cid wp14">
+<w:numbering xmlns:wpc="http://schemas.microsoft.com/office/word/2010/wordprocessingCanvas" xmlns:cx="http://schemas.microsoft.com/office/drawing/2014/chartex" xmlns:cx1="http://schemas.microsoft.com/office/drawing/2015/9/8/chartex" xmlns:cx2="http://schemas.microsoft.com/office/drawing/2015/10/21/chartex" xmlns:cx3="http://schemas.microsoft.com/office/drawing/2016/5/9/chartex" xmlns:cx4="http://schemas.microsoft.com/office/drawing/2016/5/10/chartex" xmlns:cx5="http://schemas.microsoft.com/office/drawing/2016/5/11/chartex" xmlns:cx6="http://schemas.microsoft.com/office/drawing/2016/5/12/chartex" xmlns:cx7="http://schemas.microsoft.com/office/drawing/2016/5/13/chartex" xmlns:cx8="http://schemas.microsoft.com/office/drawing/2016/5/14/chartex" xmlns:mc="http://schemas.openxmlformats.org/markup-compatibility/2006" xmlns:aink="http://schemas.microsoft.com/office/drawing/2016/ink" xmlns:am3d="http://schemas.microsoft.com/office/drawing/2017/model3d" xmlns:o="urn:schemas-microsoft-com:office:office" xmlns:r="http://schemas.openxmlformats.org/officeDocument/2006/relationships" xmlns:m="http://schemas.openxmlformats.org/officeDocument/2006/math" xmlns:v="urn:schemas-microsoft-com:vml" xmlns:wp14="http://schemas.microsoft.com/office/word/2010/wordprocessingDrawing" xmlns:wp="http://schemas.openxmlformats.org/drawingml/2006/wordprocessingDrawing" xmlns:w10="urn:schemas-microsoft-com:office:word" xmlns:w="http://schemas.openxmlformats.org/wordprocessingml/2006/main" xmlns:w14="http://schemas.microsoft.com/office/word/2010/wordml" xmlns:w15="http://schemas.microsoft.com/office/word/2012/wordml" xmlns:w16cex="http://schemas.microsoft.com/office/word/2018/wordml/cex" xmlns:w16cid="http://schemas.microsoft.com/office/word/2016/wordml/cid" xmlns:w16="http://schemas.microsoft.com/office/word/2018/wordml" xmlns:w16sdtdh="http://schemas.microsoft.com/office/word/2020/wordml/sdtdatahash" xmlns:w16se="http://schemas.microsoft.com/office/word/2015/wordml/symex" xmlns:wpg="http://schemas.microsoft.com/office/word/2010/wordprocessingGroup" xmlns:wpi="http://schemas.microsoft.com/office/word/2010/wordprocessingInk" xmlns:wne="http://schemas.microsoft.com/office/word/2006/wordml" xmlns:wps="http://schemas.microsoft.com/office/word/2010/wordprocessingShape" mc:Ignorable="w14 w15 w16se w16cid w16 w16cex w16sdtdh wp14">
   <w:abstractNum w:abstractNumId="0" w15:restartNumberingAfterBreak="0">
     <w:nsid w:val="01FA73CB"/>
     <w:multiLevelType w:val="hybridMultilevel"/>
@@ -18453,7 +20235,7 @@
   <w:abstractNum w:abstractNumId="19" w15:restartNumberingAfterBreak="0">
     <w:nsid w:val="61C6388D"/>
     <w:multiLevelType w:val="hybridMultilevel"/>
-    <w:tmpl w:val="7C8ED88C"/>
+    <w:tmpl w:val="BC1E48BE"/>
     <w:lvl w:ilvl="0" w:tplc="04090001">
       <w:start w:val="1"/>
       <w:numFmt w:val="bullet"/>
@@ -19011,7 +20793,7 @@
 </file>
 
 <file path=word/styles.xml><?xml version="1.0" encoding="utf-8"?>
-<w:styles xmlns:mc="http://schemas.openxmlformats.org/markup-compatibility/2006" xmlns:r="http://schemas.openxmlformats.org/officeDocument/2006/relationships" xmlns:w="http://schemas.openxmlformats.org/wordprocessingml/2006/main" xmlns:w14="http://schemas.microsoft.com/office/word/2010/wordml" xmlns:w15="http://schemas.microsoft.com/office/word/2012/wordml" xmlns:w16cid="http://schemas.microsoft.com/office/word/2016/wordml/cid" xmlns:w16se="http://schemas.microsoft.com/office/word/2015/wordml/symex" mc:Ignorable="w14 w15 w16se w16cid">
+<w:styles xmlns:mc="http://schemas.openxmlformats.org/markup-compatibility/2006" xmlns:r="http://schemas.openxmlformats.org/officeDocument/2006/relationships" xmlns:w="http://schemas.openxmlformats.org/wordprocessingml/2006/main" xmlns:w14="http://schemas.microsoft.com/office/word/2010/wordml" xmlns:w15="http://schemas.microsoft.com/office/word/2012/wordml" xmlns:w16cex="http://schemas.microsoft.com/office/word/2018/wordml/cex" xmlns:w16cid="http://schemas.microsoft.com/office/word/2016/wordml/cid" xmlns:w16="http://schemas.microsoft.com/office/word/2018/wordml" xmlns:w16sdtdh="http://schemas.microsoft.com/office/word/2020/wordml/sdtdatahash" xmlns:w16se="http://schemas.microsoft.com/office/word/2015/wordml/symex" mc:Ignorable="w14 w15 w16se w16cid w16 w16cex w16sdtdh">
   <w:docDefaults>
     <w:rPrDefault>
       <w:rPr>
@@ -19029,7 +20811,7 @@
       </w:pPr>
     </w:pPrDefault>
   </w:docDefaults>
-  <w:latentStyles w:defLockedState="0" w:defUIPriority="99" w:defSemiHidden="0" w:defUnhideWhenUsed="0" w:defQFormat="0" w:count="375">
+  <w:latentStyles w:defLockedState="0" w:defUIPriority="99" w:defSemiHidden="0" w:defUnhideWhenUsed="0" w:defQFormat="0" w:count="376">
     <w:lsdException w:name="Normal" w:uiPriority="0" w:qFormat="1"/>
     <w:lsdException w:name="heading 1" w:uiPriority="9" w:qFormat="1"/>
     <w:lsdException w:name="heading 2" w:semiHidden="1" w:uiPriority="9" w:unhideWhenUsed="1" w:qFormat="1"/>
@@ -19135,7 +20917,6 @@
     <w:lsdException w:name="HTML Sample" w:semiHidden="1" w:unhideWhenUsed="1"/>
     <w:lsdException w:name="HTML Typewriter" w:semiHidden="1" w:unhideWhenUsed="1"/>
     <w:lsdException w:name="HTML Variable" w:semiHidden="1" w:unhideWhenUsed="1"/>
-    <w:lsdException w:name="Normal Table" w:semiHidden="1" w:unhideWhenUsed="1"/>
     <w:lsdException w:name="annotation subject" w:semiHidden="1" w:unhideWhenUsed="1"/>
     <w:lsdException w:name="No List" w:semiHidden="1" w:unhideWhenUsed="1"/>
     <w:lsdException w:name="Outline List 1" w:semiHidden="1" w:unhideWhenUsed="1"/>
@@ -19182,10 +20963,8 @@
     <w:lsdException w:name="Table Subtle 2" w:semiHidden="1" w:unhideWhenUsed="1"/>
     <w:lsdException w:name="Table Web 1" w:semiHidden="1" w:unhideWhenUsed="1"/>
     <w:lsdException w:name="Table Web 2" w:semiHidden="1" w:unhideWhenUsed="1"/>
-    <w:lsdException w:name="Table Web 3" w:semiHidden="1" w:unhideWhenUsed="1"/>
     <w:lsdException w:name="Balloon Text" w:semiHidden="1" w:unhideWhenUsed="1"/>
     <w:lsdException w:name="Table Grid" w:uiPriority="39"/>
-    <w:lsdException w:name="Table Theme" w:semiHidden="1" w:unhideWhenUsed="1"/>
     <w:lsdException w:name="Placeholder Text" w:semiHidden="1"/>
     <w:lsdException w:name="No Spacing" w:uiPriority="1" w:qFormat="1"/>
     <w:lsdException w:name="Light Shading" w:uiPriority="60"/>
@@ -19405,11 +21184,12 @@
     <w:lsdException w:name="Smart Hyperlink" w:semiHidden="1" w:unhideWhenUsed="1"/>
     <w:lsdException w:name="Hashtag" w:semiHidden="1" w:unhideWhenUsed="1"/>
     <w:lsdException w:name="Unresolved Mention" w:semiHidden="1" w:unhideWhenUsed="1"/>
+    <w:lsdException w:name="Smart Link" w:semiHidden="1" w:unhideWhenUsed="1"/>
   </w:latentStyles>
   <w:style w:type="paragraph" w:default="1" w:styleId="Normal">
     <w:name w:val="Normal"/>
     <w:qFormat/>
-    <w:rsid w:val="00101E67"/>
+    <w:rsid w:val="00872A0B"/>
     <w:pPr>
       <w:spacing w:before="120" w:after="280"/>
       <w:jc w:val="both"/>
@@ -19618,7 +21398,6 @@
   <w:style w:type="character" w:default="1" w:styleId="DefaultParagraphFont">
     <w:name w:val="Default Paragraph Font"/>
     <w:uiPriority w:val="1"/>
-    <w:semiHidden/>
     <w:unhideWhenUsed/>
   </w:style>
   <w:style w:type="table" w:default="1" w:styleId="TableNormal">
@@ -20188,6 +21967,16 @@
       </w:tblBorders>
     </w:tblPr>
   </w:style>
+  <w:style w:type="character" w:styleId="PlaceholderText">
+    <w:name w:val="Placeholder Text"/>
+    <w:basedOn w:val="DefaultParagraphFont"/>
+    <w:uiPriority w:val="99"/>
+    <w:semiHidden/>
+    <w:rsid w:val="00D603A6"/>
+    <w:rPr>
+      <w:color w:val="808080"/>
+    </w:rPr>
+  </w:style>
 </w:styles>
 </file>
 

--- a/ai_text_detector_project_report.docx
+++ b/ai_text_detector_project_report.docx
@@ -1,6 +1,6 @@
 
 <file path=word/document.xml><?xml version="1.0" encoding="utf-8"?>
-<w:document xmlns:wpc="http://schemas.microsoft.com/office/word/2010/wordprocessingCanvas" xmlns:cx="http://schemas.microsoft.com/office/drawing/2014/chartex" xmlns:cx1="http://schemas.microsoft.com/office/drawing/2015/9/8/chartex" xmlns:cx2="http://schemas.microsoft.com/office/drawing/2015/10/21/chartex" xmlns:cx3="http://schemas.microsoft.com/office/drawing/2016/5/9/chartex" xmlns:cx4="http://schemas.microsoft.com/office/drawing/2016/5/10/chartex" xmlns:cx5="http://schemas.microsoft.com/office/drawing/2016/5/11/chartex" xmlns:cx6="http://schemas.microsoft.com/office/drawing/2016/5/12/chartex" xmlns:cx7="http://schemas.microsoft.com/office/drawing/2016/5/13/chartex" xmlns:cx8="http://schemas.microsoft.com/office/drawing/2016/5/14/chartex" xmlns:mc="http://schemas.openxmlformats.org/markup-compatibility/2006" xmlns:aink="http://schemas.microsoft.com/office/drawing/2016/ink" xmlns:am3d="http://schemas.microsoft.com/office/drawing/2017/model3d" xmlns:o="urn:schemas-microsoft-com:office:office" xmlns:r="http://schemas.openxmlformats.org/officeDocument/2006/relationships" xmlns:m="http://schemas.openxmlformats.org/officeDocument/2006/math" xmlns:v="urn:schemas-microsoft-com:vml" xmlns:wp14="http://schemas.microsoft.com/office/word/2010/wordprocessingDrawing" xmlns:wp="http://schemas.openxmlformats.org/drawingml/2006/wordprocessingDrawing" xmlns:w10="urn:schemas-microsoft-com:office:word" xmlns:w="http://schemas.openxmlformats.org/wordprocessingml/2006/main" xmlns:w14="http://schemas.microsoft.com/office/word/2010/wordml" xmlns:w15="http://schemas.microsoft.com/office/word/2012/wordml" xmlns:w16cex="http://schemas.microsoft.com/office/word/2018/wordml/cex" xmlns:w16cid="http://schemas.microsoft.com/office/word/2016/wordml/cid" xmlns:w16="http://schemas.microsoft.com/office/word/2018/wordml" xmlns:w16sdtdh="http://schemas.microsoft.com/office/word/2020/wordml/sdtdatahash" xmlns:w16se="http://schemas.microsoft.com/office/word/2015/wordml/symex" xmlns:wpg="http://schemas.microsoft.com/office/word/2010/wordprocessingGroup" xmlns:wpi="http://schemas.microsoft.com/office/word/2010/wordprocessingInk" xmlns:wne="http://schemas.microsoft.com/office/word/2006/wordml" xmlns:wps="http://schemas.microsoft.com/office/word/2010/wordprocessingShape" mc:Ignorable="w14 w15 w16se w16cid w16 w16cex w16sdtdh wp14">
+<w:document xmlns:wpc="http://schemas.microsoft.com/office/word/2010/wordprocessingCanvas" xmlns:cx="http://schemas.microsoft.com/office/drawing/2014/chartex" xmlns:cx1="http://schemas.microsoft.com/office/drawing/2015/9/8/chartex" xmlns:cx2="http://schemas.microsoft.com/office/drawing/2015/10/21/chartex" xmlns:cx3="http://schemas.microsoft.com/office/drawing/2016/5/9/chartex" xmlns:cx4="http://schemas.microsoft.com/office/drawing/2016/5/10/chartex" xmlns:cx5="http://schemas.microsoft.com/office/drawing/2016/5/11/chartex" xmlns:cx6="http://schemas.microsoft.com/office/drawing/2016/5/12/chartex" xmlns:cx7="http://schemas.microsoft.com/office/drawing/2016/5/13/chartex" xmlns:cx8="http://schemas.microsoft.com/office/drawing/2016/5/14/chartex" xmlns:mc="http://schemas.openxmlformats.org/markup-compatibility/2006" xmlns:aink="http://schemas.microsoft.com/office/drawing/2016/ink" xmlns:am3d="http://schemas.microsoft.com/office/drawing/2017/model3d" xmlns:o="urn:schemas-microsoft-com:office:office" xmlns:r="http://schemas.openxmlformats.org/officeDocument/2006/relationships" xmlns:m="http://schemas.openxmlformats.org/officeDocument/2006/math" xmlns:v="urn:schemas-microsoft-com:vml" xmlns:wp14="http://schemas.microsoft.com/office/word/2010/wordprocessingDrawing" xmlns:wp="http://schemas.openxmlformats.org/drawingml/2006/wordprocessingDrawing" xmlns:w10="urn:schemas-microsoft-com:office:word" xmlns:w="http://schemas.openxmlformats.org/wordprocessingml/2006/main" xmlns:w14="http://schemas.microsoft.com/office/word/2010/wordml" xmlns:w15="http://schemas.microsoft.com/office/word/2012/wordml" xmlns:w16cid="http://schemas.microsoft.com/office/word/2016/wordml/cid" xmlns:w16se="http://schemas.microsoft.com/office/word/2015/wordml/symex" xmlns:wpg="http://schemas.microsoft.com/office/word/2010/wordprocessingGroup" xmlns:wpi="http://schemas.microsoft.com/office/word/2010/wordprocessingInk" xmlns:wne="http://schemas.microsoft.com/office/word/2006/wordml" xmlns:wps="http://schemas.microsoft.com/office/word/2010/wordprocessingShape" mc:Ignorable="w14 w15 w16se w16cid wp14">
   <w:body>
     <w:p>
       <w:pPr>
@@ -1544,15 +1544,7 @@
         <w:t>Heuristic Grammar &amp; Typography Analyzer:</w:t>
       </w:r>
       <w:r>
-        <w:t xml:space="preserve"> Evaluates common grammatical and typographical slip-ups (double words, capitalization, punctuation spacing, subject-verb agreement, and double negatives) to establish a Grammar Perfection Score. The first three engine outputs are combined via a weighted ensemble ($35\%$ Perplexity, $40\%$ KNN, $25\%$ Cosine Similarity) and then calibrated by the Grammar Perfection Score as a discount modifier, ensuring that the presence of human-like typos reduces the overall AI probability to minimize false positives. The application features an interactive single-page dashboard built using HTML5, custom CSS variables, and Vanilla JavaScript. It incorporates PDF.js and Mammoth.js for client-side document parsing, SVG-based glowing visualization charts, an interactive sentence-level perplexity heatmap, and a mathematical resolution panel powered by </w:t>
-      </w:r>
-      <w:proofErr w:type="spellStart"/>
-      <w:r>
-        <w:t>MathJax</w:t>
-      </w:r>
-      <w:proofErr w:type="spellEnd"/>
-      <w:r>
-        <w:t xml:space="preserve"> to trace raw formulas in real time.</w:t>
+        <w:t xml:space="preserve"> Evaluates common grammatical and typographical slip-ups (double words, capitalization, punctuation spacing, subject-verb agreement, and double negatives) to establish a Grammar Perfection Score. The first three engine outputs are combined via a weighted ensemble ($35\%$ Perplexity, $40\%$ KNN, $25\%$ Cosine Similarity) and then calibrated by the Grammar Perfection Score as a discount modifier, ensuring that the presence of human-like typos reduces the overall AI probability to minimize false positives. The application features an interactive single-page dashboard built using HTML5, custom CSS variables, and Vanilla JavaScript. It incorporates PDF.js and Mammoth.js for client-side document parsing, SVG-based glowing visualization charts, an interactive sentence-level perplexity heatmap, and a mathematical resolution panel powered by MathJax to trace raw formulas in real time.</w:t>
       </w:r>
     </w:p>
     <w:p>
@@ -7045,21 +7037,7 @@
               <w:rPr>
                 <w:sz w:val="22"/>
               </w:rPr>
-              <w:t xml:space="preserve">Code Snippet of </w:t>
-            </w:r>
-            <w:proofErr w:type="spellStart"/>
-            <w:r>
-              <w:rPr>
-                <w:sz w:val="22"/>
-              </w:rPr>
-              <w:t>FileParser</w:t>
-            </w:r>
-            <w:proofErr w:type="spellEnd"/>
-            <w:r>
-              <w:rPr>
-                <w:sz w:val="22"/>
-              </w:rPr>
-              <w:t xml:space="preserve"> Module...</w:t>
+              <w:t>Code Snippet of FileParser Module...</w:t>
             </w:r>
           </w:p>
         </w:tc>
@@ -8134,15 +8112,7 @@
         <w:t>Deliver Mathematical Traceability:</w:t>
       </w:r>
       <w:r>
-        <w:t xml:space="preserve"> Provide a dedicated panel utilizing </w:t>
-      </w:r>
-      <w:proofErr w:type="spellStart"/>
-      <w:r>
-        <w:t>MathJax</w:t>
-      </w:r>
-      <w:proofErr w:type="spellEnd"/>
-      <w:r>
-        <w:t xml:space="preserve"> to show the exact calculations (Euclidean distance, standard deviation, cosine angles, and grammar penalties) behind the results.</w:t>
+        <w:t xml:space="preserve"> Provide a dedicated panel utilizing MathJax to show the exact calculations (Euclidean distance, standard deviation, cosine angles, and grammar penalties) behind the results.</w:t>
       </w:r>
     </w:p>
     <w:p>
@@ -8210,7 +8180,6 @@
         </w:rPr>
         <w:t xml:space="preserve"> </w:t>
       </w:r>
-      <w:proofErr w:type="spellStart"/>
       <w:r>
         <w:rPr>
           <w:rFonts w:cs="Times New Roman"/>
@@ -8218,7 +8187,6 @@
         </w:rPr>
         <w:t>FileParser</w:t>
       </w:r>
-      <w:proofErr w:type="spellEnd"/>
       <w:r>
         <w:rPr>
           <w:rFonts w:cs="Times New Roman"/>
@@ -8288,7 +8256,6 @@
       <w:r>
         <w:t xml:space="preserve"> Build the </w:t>
       </w:r>
-      <w:proofErr w:type="spellStart"/>
       <w:r>
         <w:t>K</w:t>
       </w:r>
@@ -8298,7 +8265,6 @@
         </w:rPr>
         <w:t>NNClassifier</w:t>
       </w:r>
-      <w:proofErr w:type="spellEnd"/>
       <w:r>
         <w:t xml:space="preserve"> and curate the local 5D reference dataset.</w:t>
       </w:r>
@@ -10601,31 +10567,15 @@
     <w:p>
       <w:r>
         <w:lastRenderedPageBreak/>
-        <w:t xml:space="preserve">Figure 3.3 illustrates the class relationships within the client-side detection pipeline. The </w:t>
+        <w:t xml:space="preserve">Figure 3.3 illustrates the class relationships within the client-side detection pipeline. The FileParser class handles local document text extraction (supporting .docx, .pdf, .txt, and .md file structures), passing the raw plain text to the </w:t>
       </w:r>
       <w:proofErr w:type="spellStart"/>
       <w:r>
-        <w:t>FileParser</w:t>
+        <w:t>PerplexityAnalyzer</w:t>
       </w:r>
       <w:proofErr w:type="spellEnd"/>
       <w:r>
-        <w:t xml:space="preserve"> class handles local document text extraction (supporting .docx, .pdf, .txt, and .md file structures), passing the raw plain text to the </w:t>
-      </w:r>
-      <w:proofErr w:type="spellStart"/>
-      <w:r>
-        <w:t>PerplexityAnalyzer</w:t>
-      </w:r>
-      <w:proofErr w:type="spellEnd"/>
-      <w:r>
-        <w:t xml:space="preserve">, which tokenizes the text into sentences and words to compute statistical metrics like word counts, burstiness, and Type-Token Ratio. These results are then passed to the </w:t>
-      </w:r>
-      <w:proofErr w:type="spellStart"/>
-      <w:r>
-        <w:t>KNNClassifier</w:t>
-      </w:r>
-      <w:proofErr w:type="spellEnd"/>
-      <w:r>
-        <w:t xml:space="preserve">, which maps the text into a 5-dimensional feature space, the </w:t>
+        <w:t xml:space="preserve">, which tokenizes the text into sentences and words to compute statistical metrics like word counts, burstiness, and Type-Token Ratio. These results are then passed to the KNNClassifier, which maps the text into a 5-dimensional feature space, the </w:t>
       </w:r>
       <w:proofErr w:type="spellStart"/>
       <w:r>
@@ -10686,15 +10636,7 @@
     </w:p>
     <w:p>
       <w:r>
-        <w:t xml:space="preserve">The workflow of the state diagram of the AI Text Detector System starts when a text passage or document file is submitted by the user through the visual dashboard interface. Firstly, the system goes through the validation state where it checks the length and validity of the input (verifying that the document contains the minimum 10-word threshold required for stylometric evaluation). If there is an error or the text is too short, the system will revert back to the input validation state for corrections or additions to be made. The validation is followed by an initial state in which the local stylometric reference profiles, KNN training coordinates, and grammatical heuristic rules are loaded into the browser memory. Then comes the stylometric scanning state where the submitted text is tokenized into sentences and analyzed for indicators of AI authorship, extracting sentence-level perplexity, vocabulary richness (Type-Token Ratio), sentence length variance (burstiness), vector space cosine margins, and typographical/grammatical errors. In the next state, the raw scores from the statistical, KNN, and cosine similarity modules are compiled, and the overall AI probability is calibrated by applying the grammar perfection score as a discount modifier to eliminate false positives on human-written text. Lastly, the system will update the output state, rendering responsive SVG charts (gauge, scatter plot, and radar web), color-coding the sentence perplexity heatmap, and typesetting the raw formulas using </w:t>
-      </w:r>
-      <w:proofErr w:type="spellStart"/>
-      <w:r>
-        <w:t>MathJax</w:t>
-      </w:r>
-      <w:proofErr w:type="spellEnd"/>
-      <w:r>
-        <w:t>.</w:t>
+        <w:t>The workflow of the state diagram of the AI Text Detector System starts when a text passage or document file is submitted by the user through the visual dashboard interface. Firstly, the system goes through the validation state where it checks the length and validity of the input (verifying that the document contains the minimum 10-word threshold required for stylometric evaluation). If there is an error or the text is too short, the system will revert back to the input validation state for corrections or additions to be made. The validation is followed by an initial state in which the local stylometric reference profiles, KNN training coordinates, and grammatical heuristic rules are loaded into the browser memory. Then comes the stylometric scanning state where the submitted text is tokenized into sentences and analyzed for indicators of AI authorship, extracting sentence-level perplexity, vocabulary richness (Type-Token Ratio), sentence length variance (burstiness), vector space cosine margins, and typographical/grammatical errors. In the next state, the raw scores from the statistical, KNN, and cosine similarity modules are compiled, and the overall AI probability is calibrated by applying the grammar perfection score as a discount modifier to eliminate false positives on human-written text. Lastly, the system will update the output state, rendering responsive SVG charts (gauge, scatter plot, and radar web), color-coding the sentence perplexity heatmap, and typesetting the raw formulas using MathJax.</w:t>
       </w:r>
     </w:p>
     <w:p/>
@@ -10804,15 +10746,7 @@
         <w:spacing w:line="360" w:lineRule="auto"/>
       </w:pPr>
       <w:r>
-        <w:t xml:space="preserve">Figure 3.4 details these state transitions, illustrating the operational lifecycle of the AI Text Detector. The system starts in a hollow, empty start circle state representing system readiness. Upon receiving a text submission or a dropped document, the system transitions to the Input Received state, before proceeding to the Validation State where text length and word counts are verified. If the input is valid (meeting the 10-word minimum threshold), the system moves into Analysis Initialization; if invalid, a dashed loopback transition returns it to the validation state. From initialization, the system transitions through Feature Extraction and Stylometric Scanning states, where it triggers the local analysis of text patterns (extracting sentence perplexities, KNN coordinates, and vector profiles). Once the metrics are gathered, the system enters the Ensemble Analysis state, combining the classifier outputs and applying the grammar calibration discount factor. It then transitions to the Report Visualization state to render the SVG gauge, scatter plot, and radar chart, before entering the Output State where the dashboard updates, sentence heatmap overlays are highlighted, and </w:t>
-      </w:r>
-      <w:proofErr w:type="spellStart"/>
-      <w:r>
-        <w:t>MathJax</w:t>
-      </w:r>
-      <w:proofErr w:type="spellEnd"/>
-      <w:r>
-        <w:t xml:space="preserve"> traces are compiled. Finally, the lifecycle terminates at a doughnut-style concentric double circle representing the end state.</w:t>
+        <w:t>Figure 3.4 details these state transitions, illustrating the operational lifecycle of the AI Text Detector. The system starts in a hollow, empty start circle state representing system readiness. Upon receiving a text submission or a dropped document, the system transitions to the Input Received state, before proceeding to the Validation State where text length and word counts are verified. If the input is valid (meeting the 10-word minimum threshold), the system moves into Analysis Initialization; if invalid, a dashed loopback transition returns it to the validation state. From initialization, the system transitions through Feature Extraction and Stylometric Scanning states, where it triggers the local analysis of text patterns (extracting sentence perplexities, KNN coordinates, and vector profiles). Once the metrics are gathered, the system enters the Ensemble Analysis state, combining the classifier outputs and applying the grammar calibration discount factor. It then transitions to the Report Visualization state to render the SVG gauge, scatter plot, and radar chart, before entering the Output State where the dashboard updates, sentence heatmap overlays are highlighted, and MathJax traces are compiled. Finally, the lifecycle terminates at a doughnut-style concentric double circle representing the end state.</w:t>
       </w:r>
     </w:p>
     <w:p>
@@ -11187,25 +11121,11 @@
           </wp:inline>
         </w:drawing>
       </w:r>
-      <w:proofErr w:type="spellStart"/>
-      <w:r>
-        <w:rPr>
-          <w:b/>
-        </w:rPr>
-        <w:t>z</w:t>
-      </w:r>
-      <w:r>
-        <w:rPr>
-          <w:b/>
-        </w:rPr>
-        <w:t>Figure</w:t>
-      </w:r>
-      <w:proofErr w:type="spellEnd"/>
-      <w:r>
-        <w:rPr>
-          <w:b/>
-        </w:rPr>
-        <w:t xml:space="preserve"> 3.8: Deployment Diagram for AI Text Detector</w:t>
+      <w:r>
+        <w:rPr>
+          <w:b/>
+        </w:rPr>
+        <w:t>Figure 3.8: Deployment Diagram for AI Text Detector</w:t>
       </w:r>
     </w:p>
     <w:p>
@@ -11287,7 +11207,7 @@
         <w:spacing w:after="0" w:line="360" w:lineRule="auto"/>
       </w:pPr>
       <w:r>
-        <w:t>1.  Lexical Diversity: Type-Token Ratio normalized against document length.</w:t>
+        <w:t>Lexical Diversity: Type-Token Ratio normalized against document length.</w:t>
       </w:r>
     </w:p>
     <w:p>
@@ -11300,7 +11220,7 @@
         <w:spacing w:after="0" w:line="360" w:lineRule="auto"/>
       </w:pPr>
       <w:r>
-        <w:t>2.  Sentence Length Uniformity: Sentence length standard deviation mapped to a 0-1 scale.</w:t>
+        <w:t>Sentence Length Uniformity: Sentence length standard deviation mapped to a 0-1 scale.</w:t>
       </w:r>
     </w:p>
     <w:p>
@@ -11313,7 +11233,7 @@
         <w:spacing w:after="0" w:line="360" w:lineRule="auto"/>
       </w:pPr>
       <w:r>
-        <w:t>3.  AI Word Density: Frequency of transitional keywords favored by language models.</w:t>
+        <w:t>AI Word Density: Frequency of transitional keywords favored by language models.</w:t>
       </w:r>
     </w:p>
     <w:p>
@@ -11326,7 +11246,7 @@
         <w:spacing w:after="0" w:line="360" w:lineRule="auto"/>
       </w:pPr>
       <w:r>
-        <w:t>4.  Readability Index Consistency: The Coleman-Liau Readability Index normalized against grade 13.</w:t>
+        <w:t>Readability Index Consistency: The Coleman-Liau Readability Index normalized against grade 13.</w:t>
       </w:r>
     </w:p>
     <w:p>
@@ -11339,7 +11259,7 @@
         <w:spacing w:after="0" w:line="360" w:lineRule="auto"/>
       </w:pPr>
       <w:r>
-        <w:t>5.  Punctuation Density: Density of punctuation marks per 100 words normalized against standard student writing.</w:t>
+        <w:t>Punctuation Density: Density of punctuation marks per 100 words normalized against standard student writing.</w:t>
       </w:r>
     </w:p>
     <w:p>
@@ -11550,25 +11470,7 @@
                           <w:rPr>
                             <w:rFonts w:ascii="Cambria Math" w:hAnsi="Cambria Math"/>
                           </w:rPr>
-                          <m:t xml:space="preserve">ui </m:t>
-                        </m:r>
-                        <m:r>
-                          <m:rPr>
-                            <m:sty m:val="p"/>
-                          </m:rPr>
-                          <w:rPr>
-                            <w:rFonts w:ascii="Cambria Math" w:hAnsi="Cambria Math"/>
-                          </w:rPr>
-                          <m:t>–</m:t>
-                        </m:r>
-                        <m:r>
-                          <m:rPr>
-                            <m:sty m:val="p"/>
-                          </m:rPr>
-                          <w:rPr>
-                            <w:rFonts w:ascii="Cambria Math" w:hAnsi="Cambria Math"/>
-                          </w:rPr>
-                          <m:t xml:space="preserve"> wi</m:t>
+                          <m:t>ui – wi</m:t>
                         </m:r>
                       </m:e>
                     </m:d>
@@ -11899,43 +11801,26 @@
             <w:rPr>
               <w:rFonts w:ascii="Cambria Math" w:hAnsi="Cambria Math"/>
             </w:rPr>
-            <m:t>mathbf{p}{\text{AI}} = [0.08, 0.85, 0.80, 0.75, 0.35</m:t>
+            <m:t>mathbf{p}{\text{AI}} = [0.08, 0.85, 0.80, 0.75, 0.35]</m:t>
           </m:r>
           <m:r>
             <m:rPr>
               <m:sty m:val="p"/>
             </m:rPr>
-            <w:rPr>
-              <w:rFonts w:ascii="Cambria Math" w:hAnsi="Cambria Math"/>
-            </w:rPr>
-            <m:t>]</m:t>
-          </m:r>
-          <m:r>
             <w:br/>
           </m:r>
+        </m:oMath>
+        <m:oMath>
           <m:r>
+            <m:rPr>
+              <m:sty m:val="p"/>
+            </m:rPr>
             <w:br/>
           </m:r>
         </m:oMath>
       </m:oMathPara>
-      <w:proofErr w:type="spellStart"/>
-      <w:r>
-        <w:t>mathbf</w:t>
-      </w:r>
-      <w:proofErr w:type="spellEnd"/>
-      <w:r>
-        <w:t>{p}{\</w:t>
-      </w:r>
-      <w:proofErr w:type="gramStart"/>
-      <w:r>
-        <w:t>text{</w:t>
-      </w:r>
-      <w:proofErr w:type="gramEnd"/>
-      <w:r>
-        <w:t>Human}} = [0.65, 0.20, 0.25, 0.28, 0.78]</w:t>
-      </w:r>
-      <w:r>
-        <w:t xml:space="preserve"> </w:t>
+      <w:r>
+        <w:t xml:space="preserve">mathbf{p}{\text{Human}} = [0.65, 0.20, 0.25, 0.28, 0.78] </w:t>
       </w:r>
     </w:p>
     <w:p>
@@ -11970,16 +11855,7 @@
             <w:rPr>
               <w:rFonts w:ascii="Cambria Math" w:hAnsi="Cambria Math"/>
             </w:rPr>
-            <m:t>C</m:t>
-          </m:r>
-          <m:r>
-            <m:rPr>
-              <m:sty m:val="p"/>
-            </m:rPr>
-            <w:rPr>
-              <w:rFonts w:ascii="Cambria Math" w:hAnsi="Cambria Math"/>
-            </w:rPr>
-            <m:t>os</m:t>
+            <m:t>Cos</m:t>
           </m:r>
           <m:d>
             <m:dPr>
@@ -12059,16 +11935,7 @@
                 <w:rPr>
                   <w:rFonts w:ascii="Cambria Math" w:hAnsi="Cambria Math"/>
                 </w:rPr>
-                <m:t>⋅</m:t>
-              </m:r>
-              <m:r>
-                <m:rPr>
-                  <m:sty m:val="p"/>
-                </m:rPr>
-                <w:rPr>
-                  <w:rFonts w:ascii="Cambria Math" w:hAnsi="Cambria Math"/>
-                </w:rPr>
-                <m:t>\mathbf</m:t>
+                <m:t>⋅\mathbf</m:t>
               </m:r>
               <m:d>
                 <m:dPr>
@@ -12245,16 +12112,7 @@
                 <w:rPr>
                   <w:rFonts w:ascii="Cambria Math" w:hAnsi="Cambria Math"/>
                 </w:rPr>
-                <m:t>∑</m:t>
-              </m:r>
-              <m:r>
-                <m:rPr>
-                  <m:sty m:val="p"/>
-                </m:rPr>
-                <w:rPr>
-                  <w:rFonts w:ascii="Cambria Math" w:hAnsi="Cambria Math"/>
-                </w:rPr>
-                <m:t>Ai Bi</m:t>
+                <m:t>∑Ai Bi</m:t>
               </m:r>
             </m:e>
           </m:d>
@@ -12678,16 +12536,7 @@
             <w:rPr>
               <w:rFonts w:ascii="Cambria Math" w:hAnsi="Cambria Math"/>
             </w:rPr>
-            <m:t>×</m:t>
-          </m:r>
-          <m:r>
-            <m:rPr>
-              <m:sty m:val="p"/>
-            </m:rPr>
-            <w:rPr>
-              <w:rFonts w:ascii="Cambria Math" w:hAnsi="Cambria Math"/>
-            </w:rPr>
-            <m:t>100</m:t>
+            <m:t>×100</m:t>
           </m:r>
         </m:oMath>
       </m:oMathPara>
@@ -13158,6 +13007,9 @@
     </w:p>
     <w:p>
       <w:r>
+        <w:rPr>
+          <w:noProof/>
+        </w:rPr>
         <w:drawing>
           <wp:inline distT="0" distB="0" distL="0" distR="0" wp14:anchorId="18A72F52" wp14:editId="50203787">
             <wp:extent cx="5715000" cy="4060825"/>
@@ -13242,6 +13094,9 @@
         <w:spacing w:line="360" w:lineRule="auto"/>
       </w:pPr>
       <w:r>
+        <w:rPr>
+          <w:noProof/>
+        </w:rPr>
         <w:lastRenderedPageBreak/>
         <w:drawing>
           <wp:inline distT="0" distB="0" distL="0" distR="0" wp14:anchorId="54F322E5" wp14:editId="72081997">
@@ -13335,6 +13190,9 @@
         <w:jc w:val="center"/>
       </w:pPr>
       <w:r>
+        <w:rPr>
+          <w:noProof/>
+        </w:rPr>
         <w:drawing>
           <wp:inline distT="0" distB="0" distL="0" distR="0" wp14:anchorId="7F22DDCF" wp14:editId="26162FE6">
             <wp:extent cx="2987749" cy="3299802"/>
@@ -13421,6 +13279,9 @@
         <w:jc w:val="center"/>
       </w:pPr>
       <w:r>
+        <w:rPr>
+          <w:noProof/>
+        </w:rPr>
         <w:drawing>
           <wp:inline distT="0" distB="0" distL="0" distR="0" wp14:anchorId="5B24AE51" wp14:editId="29404147">
             <wp:extent cx="3991530" cy="3274828"/>
@@ -13507,6 +13368,9 @@
         <w:jc w:val="center"/>
       </w:pPr>
       <w:r>
+        <w:rPr>
+          <w:noProof/>
+        </w:rPr>
         <w:lastRenderedPageBreak/>
         <w:drawing>
           <wp:inline distT="0" distB="0" distL="0" distR="0" wp14:anchorId="1514EA6F" wp14:editId="189B0C0B">
@@ -13600,6 +13464,9 @@
         <w:jc w:val="center"/>
       </w:pPr>
       <w:r>
+        <w:rPr>
+          <w:noProof/>
+        </w:rPr>
         <w:lastRenderedPageBreak/>
         <w:drawing>
           <wp:inline distT="0" distB="0" distL="0" distR="0" wp14:anchorId="07B1078E" wp14:editId="5A68DF9B">
@@ -13687,6 +13554,9 @@
         <w:jc w:val="center"/>
       </w:pPr>
       <w:r>
+        <w:rPr>
+          <w:noProof/>
+        </w:rPr>
         <w:drawing>
           <wp:inline distT="0" distB="0" distL="0" distR="0" wp14:anchorId="7794253E" wp14:editId="292627F8">
             <wp:extent cx="5715000" cy="3704590"/>
@@ -13773,6 +13643,9 @@
         <w:spacing w:line="360" w:lineRule="auto"/>
       </w:pPr>
       <w:r>
+        <w:rPr>
+          <w:noProof/>
+        </w:rPr>
         <w:drawing>
           <wp:inline distT="0" distB="0" distL="0" distR="0" wp14:anchorId="74897D3F" wp14:editId="74A2578F">
             <wp:extent cx="5715000" cy="3487420"/>
@@ -13865,6 +13738,9 @@
         <w:jc w:val="center"/>
       </w:pPr>
       <w:r>
+        <w:rPr>
+          <w:noProof/>
+        </w:rPr>
         <w:lastRenderedPageBreak/>
         <w:drawing>
           <wp:inline distT="0" distB="0" distL="0" distR="0" wp14:anchorId="7B6E47D0" wp14:editId="32F13655">
@@ -13958,6 +13834,9 @@
         <w:jc w:val="center"/>
       </w:pPr>
       <w:r>
+        <w:rPr>
+          <w:noProof/>
+        </w:rPr>
         <w:lastRenderedPageBreak/>
         <w:drawing>
           <wp:inline distT="0" distB="0" distL="0" distR="0" wp14:anchorId="74251662" wp14:editId="0275E6C9">
@@ -14035,6 +13914,9 @@
         <w:jc w:val="center"/>
       </w:pPr>
       <w:r>
+        <w:rPr>
+          <w:noProof/>
+        </w:rPr>
         <w:drawing>
           <wp:inline distT="0" distB="0" distL="0" distR="0" wp14:anchorId="7528773F" wp14:editId="067F7BB7">
             <wp:extent cx="5715000" cy="1930400"/>
@@ -14108,6 +13990,9 @@
         <w:jc w:val="center"/>
       </w:pPr>
       <w:r>
+        <w:rPr>
+          <w:noProof/>
+        </w:rPr>
         <w:drawing>
           <wp:inline distT="0" distB="0" distL="0" distR="0" wp14:anchorId="0F8FF819" wp14:editId="1928CA80">
             <wp:extent cx="5715000" cy="2793365"/>
@@ -14180,6 +14065,9 @@
         <w:jc w:val="center"/>
       </w:pPr>
       <w:r>
+        <w:rPr>
+          <w:noProof/>
+        </w:rPr>
         <w:lastRenderedPageBreak/>
         <w:drawing>
           <wp:inline distT="0" distB="0" distL="0" distR="0" wp14:anchorId="62D1F23D" wp14:editId="39465233">
@@ -14256,6 +14144,9 @@
     </w:p>
     <w:p>
       <w:r>
+        <w:rPr>
+          <w:noProof/>
+        </w:rPr>
         <w:lastRenderedPageBreak/>
         <w:drawing>
           <wp:inline distT="0" distB="0" distL="0" distR="0" wp14:anchorId="2F9B3CF6" wp14:editId="6F2E8A90">
@@ -14306,13 +14197,7 @@
         <w:rPr>
           <w:b/>
         </w:rPr>
-        <w:t xml:space="preserve">Figure 4.13: </w:t>
-      </w:r>
-      <w:r>
-        <w:rPr>
-          <w:b/>
-        </w:rPr>
-        <w:t xml:space="preserve">Code </w:t>
+        <w:t xml:space="preserve">Figure 4.13: Code </w:t>
       </w:r>
       <w:r>
         <w:rPr>
@@ -16899,7 +16784,21 @@
         <w:t>Multi-Lingual Support:</w:t>
       </w:r>
       <w:r>
-        <w:t xml:space="preserve"> Expand the stylometric database and transition bigrams to support languages like Spanish, French, and German.</w:t>
+        <w:t xml:space="preserve"> Expand the stylometric database and transition bigrams </w:t>
+      </w:r>
+      <w:proofErr w:type="spellStart"/>
+      <w:r>
+        <w:t>t</w:t>
+      </w:r>
+      <w:r>
+        <w:t xml:space="preserve"> </w:t>
+      </w:r>
+      <w:r>
+        <w:t>o</w:t>
+      </w:r>
+      <w:proofErr w:type="spellEnd"/>
+      <w:r>
+        <w:t xml:space="preserve"> support languages like Spanish, French, and German.</w:t>
       </w:r>
     </w:p>
     <w:p>
@@ -16954,7 +16853,6 @@
           <w:docPartUnique/>
         </w:docPartObj>
       </w:sdtPr>
-      <w:sdtEndPr/>
       <w:sdtContent>
         <w:p>
           <w:pPr>
@@ -16981,7 +16879,6 @@
             <w:id w:val="-573587230"/>
             <w:bibliography/>
           </w:sdtPr>
-          <w:sdtEndPr/>
           <w:sdtContent>
             <w:p>
               <w:pPr>
@@ -17068,7 +16965,15 @@
                       <w:rPr>
                         <w:noProof/>
                       </w:rPr>
-                      <w:t>s. gray, "Medium," 29 July 2020. [Online]. Available: https://serenagray2451.medium.com/what-is-the-agile-methodology-in-software-development-c93023a7eb85.</w:t>
+                      <w:t>S</w:t>
+                    </w:r>
+                    <w:bookmarkStart w:id="66" w:name="_GoBack"/>
+                    <w:bookmarkEnd w:id="66"/>
+                    <w:r>
+                      <w:rPr>
+                        <w:noProof/>
+                      </w:rPr>
+                      <w:t>S. Gray, "What is the Agile Methodology in Software Development," Medium, 29 July 2020. [Online]. Available: https://serenagray2451.medium.com/what-is-the-agile-methodology-in-software-development-c93023a7eb85.</w:t>
                     </w:r>
                   </w:p>
                 </w:tc>
@@ -17114,7 +17019,7 @@
                       <w:rPr>
                         <w:noProof/>
                       </w:rPr>
-                      <w:t>E. R. A. Erturk, "harvard," June 2017. [Online]. Available: https://ui.adsabs.harvard.edu/abs/2017arXiv170608017E/abstract.</w:t>
+                      <w:t>S. Gehrmann, H. Strobelt, and A. M. Rush, "GLTR: Statistical Detection and Visualization of Generated Text," ACL 2019 System Demonstrations, June 2019. [Online]. Available: https://arxiv.org/abs/1906.04043.</w:t>
                     </w:r>
                   </w:p>
                 </w:tc>
@@ -17160,7 +17065,7 @@
                       <w:rPr>
                         <w:noProof/>
                       </w:rPr>
-                      <w:t>X. P. R. P. F. C. H. a. B. P. Ge, "Agile Development of Secure Web Applications," 11 July 2006. [Online]. Available: https://www.scirp.org/reference/referencespapers?referenceid=1565154.</w:t>
+                      <w:t>E. Mitchell, Y. Lee, A. Khazatsky, C. D. Manning, and C. Finn, "DetectGPT: Zero-Shot Machine-Generated Text Detection using Probability Curvature," ICML 2023, January 2023. [Online]. Available: https://arxiv.org/abs/2301.11305.</w:t>
                     </w:r>
                   </w:p>
                 </w:tc>
@@ -17206,7 +17111,7 @@
                       <w:rPr>
                         <w:noProof/>
                       </w:rPr>
-                      <w:t>M. H. Z. G. A. A. H. J. Sajjad Rafique, "Secure Software," RTO/NATO Real-Time Intrusion Detection Symp, 15 September 2002. [Online]. Available: https://www.scirp.org/reference/referencespapers?referenceid=1565156.</w:t>
+                      <w:t>I. Solaiman et al., "Release Strategies and the Social Impacts of Language Models," August 2019. [Online]. Available: https://arxiv.org/abs/1908.09203.</w:t>
                     </w:r>
                   </w:p>
                 </w:tc>
@@ -17252,7 +17157,7 @@
                       <w:rPr>
                         <w:noProof/>
                       </w:rPr>
-                      <w:t>X. L. J. O. O.-H. J. C. P.-A. Antonio De Jesús Domínguez-García, "IEEE Xplore," Security Testing for Web Applications, 6 10 2023. [Online]. Available: https://ieeexplore.ieee.org/document/10568290/authors#authors.</w:t>
+                      <w:t>E. N. Crothers, N. Japkowicz, and H. L. Viktor, "Machine-Generated Text: A Comprehensive Survey of Threat Models and Detection Methods," IEEE Access, 14 July 2023. [Online]. Available: https://ieeexplore.ieee.org/document/10183861.</w:t>
                     </w:r>
                   </w:p>
                 </w:tc>
@@ -17298,7 +17203,7 @@
                       <w:rPr>
                         <w:noProof/>
                       </w:rPr>
-                      <w:t>M. Nawrocki., "ACIG," Vulnerabilities of Web Applications, 2 3 2024. [Online]. Available: https://www.acigjournal.com/Vulnerabilities-of-Web-Applications-Good-Practices-and-New-Trends,199521,0,2.html#S1.</w:t>
+                      <w:t>V. S. Sadasivan, A. Kumar, S. Balasubramanian, W. Wang, and S. Feizi, "Can AI-Generated Text be Reliably Detected?," AISTATS 2024, 17 March 2023. [Online]. Available: https://arxiv.org/abs/2303.11156.</w:t>
                     </w:r>
                   </w:p>
                 </w:tc>
@@ -17344,7 +17249,7 @@
                       <w:rPr>
                         <w:noProof/>
                       </w:rPr>
-                      <w:t>S. Rafique, M. Humayun, B. Hamid, A. Abbas and K. I. Muhammad Akhtar, "IEEE Xplore," Web application security vulnerabilities detection approaches, 01 June 2015. [Online]. Available: https://ieeexplore.ieee.org/document/7176244. [Accessed 06 August 2015].</w:t>
+                      <w:t>S. Chakraborty, A. S. Bedi, S. Zhu, S. Anadiotis, M. Manoel, S. Negahban, and S. Feizi, "On the Possibilities of AI-Generated Text Detection," ICML 2024, 11 April 2023. [Online]. Available: https://arxiv.org/abs/2304.04736.</w:t>
                     </w:r>
                   </w:p>
                 </w:tc>
@@ -17391,12 +17296,12 @@
       <w:pPr>
         <w:pStyle w:val="Heading1"/>
       </w:pPr>
-      <w:bookmarkStart w:id="66" w:name="_Toc232107353"/>
+      <w:bookmarkStart w:id="67" w:name="_Toc232107353"/>
       <w:r>
         <w:lastRenderedPageBreak/>
         <w:t>APPENDICES</w:t>
       </w:r>
-      <w:bookmarkEnd w:id="66"/>
+      <w:bookmarkEnd w:id="67"/>
     </w:p>
     <w:p>
       <w:r>
@@ -17404,10 +17309,10 @@
           <w:noProof/>
         </w:rPr>
         <w:drawing>
-          <wp:inline distT="0" distB="0" distL="0" distR="0" wp14:anchorId="1759EB91" wp14:editId="028DCBF6">
-            <wp:extent cx="5715000" cy="3201670"/>
-            <wp:effectExtent l="0" t="0" r="0" b="0"/>
-            <wp:docPr id="1844348580" name="Picture 4"/>
+          <wp:inline distT="0" distB="0" distL="0" distR="0" wp14:anchorId="47A4F3F1" wp14:editId="101D9E0B">
+            <wp:extent cx="5715000" cy="3426460"/>
+            <wp:effectExtent l="0" t="0" r="0" b="2540"/>
+            <wp:docPr id="11" name="Picture 11"/>
             <wp:cNvGraphicFramePr>
               <a:graphicFrameLocks xmlns:a="http://schemas.openxmlformats.org/drawingml/2006/main" noChangeAspect="1"/>
             </wp:cNvGraphicFramePr>
@@ -17415,36 +17320,23 @@
               <a:graphicData uri="http://schemas.openxmlformats.org/drawingml/2006/picture">
                 <pic:pic xmlns:pic="http://schemas.openxmlformats.org/drawingml/2006/picture">
                   <pic:nvPicPr>
-                    <pic:cNvPr id="0" name="Picture 22"/>
-                    <pic:cNvPicPr>
-                      <a:picLocks noChangeAspect="1" noChangeArrowheads="1"/>
-                    </pic:cNvPicPr>
+                    <pic:cNvPr id="1" name=""/>
+                    <pic:cNvPicPr/>
                   </pic:nvPicPr>
                   <pic:blipFill>
-                    <a:blip r:embed="rId36" cstate="print">
-                      <a:extLst>
-                        <a:ext uri="{28A0092B-C50C-407E-A947-70E740481C1C}">
-                          <a14:useLocalDpi xmlns:a14="http://schemas.microsoft.com/office/drawing/2010/main" val="0"/>
-                        </a:ext>
-                      </a:extLst>
-                    </a:blip>
-                    <a:srcRect/>
+                    <a:blip r:embed="rId36"/>
                     <a:stretch>
                       <a:fillRect/>
                     </a:stretch>
                   </pic:blipFill>
-                  <pic:spPr bwMode="auto">
+                  <pic:spPr>
                     <a:xfrm>
                       <a:off x="0" y="0"/>
-                      <a:ext cx="5715000" cy="3201670"/>
+                      <a:ext cx="5715000" cy="3426460"/>
                     </a:xfrm>
                     <a:prstGeom prst="rect">
                       <a:avLst/>
                     </a:prstGeom>
-                    <a:noFill/>
-                    <a:ln>
-                      <a:noFill/>
-                    </a:ln>
                   </pic:spPr>
                 </pic:pic>
               </a:graphicData>
@@ -17481,10 +17373,10 @@
           <w:noProof/>
         </w:rPr>
         <w:drawing>
-          <wp:inline distT="0" distB="0" distL="0" distR="0" wp14:anchorId="7821EBBA" wp14:editId="3FBAF675">
-            <wp:extent cx="5715000" cy="3201670"/>
-            <wp:effectExtent l="0" t="0" r="0" b="0"/>
-            <wp:docPr id="1119093105" name="Picture 5"/>
+          <wp:inline distT="0" distB="0" distL="0" distR="0" wp14:anchorId="7F3D0AEA" wp14:editId="5A2A2EB0">
+            <wp:extent cx="5715000" cy="3215005"/>
+            <wp:effectExtent l="0" t="0" r="0" b="4445"/>
+            <wp:docPr id="23" name="Picture 23"/>
             <wp:cNvGraphicFramePr>
               <a:graphicFrameLocks xmlns:a="http://schemas.openxmlformats.org/drawingml/2006/main" noChangeAspect="1"/>
             </wp:cNvGraphicFramePr>
@@ -17492,36 +17384,23 @@
               <a:graphicData uri="http://schemas.openxmlformats.org/drawingml/2006/picture">
                 <pic:pic xmlns:pic="http://schemas.openxmlformats.org/drawingml/2006/picture">
                   <pic:nvPicPr>
-                    <pic:cNvPr id="0" name="Picture 24"/>
-                    <pic:cNvPicPr>
-                      <a:picLocks noChangeAspect="1" noChangeArrowheads="1"/>
-                    </pic:cNvPicPr>
+                    <pic:cNvPr id="1" name=""/>
+                    <pic:cNvPicPr/>
                   </pic:nvPicPr>
                   <pic:blipFill>
-                    <a:blip r:embed="rId37" cstate="print">
-                      <a:extLst>
-                        <a:ext uri="{28A0092B-C50C-407E-A947-70E740481C1C}">
-                          <a14:useLocalDpi xmlns:a14="http://schemas.microsoft.com/office/drawing/2010/main" val="0"/>
-                        </a:ext>
-                      </a:extLst>
-                    </a:blip>
-                    <a:srcRect/>
+                    <a:blip r:embed="rId37"/>
                     <a:stretch>
                       <a:fillRect/>
                     </a:stretch>
                   </pic:blipFill>
-                  <pic:spPr bwMode="auto">
+                  <pic:spPr>
                     <a:xfrm>
                       <a:off x="0" y="0"/>
-                      <a:ext cx="5715000" cy="3201670"/>
+                      <a:ext cx="5715000" cy="3215005"/>
                     </a:xfrm>
                     <a:prstGeom prst="rect">
                       <a:avLst/>
                     </a:prstGeom>
-                    <a:noFill/>
-                    <a:ln>
-                      <a:noFill/>
-                    </a:ln>
                   </pic:spPr>
                 </pic:pic>
               </a:graphicData>
@@ -17559,10 +17438,10 @@
         </w:rPr>
         <w:lastRenderedPageBreak/>
         <w:drawing>
-          <wp:inline distT="0" distB="0" distL="0" distR="0" wp14:anchorId="680831E7" wp14:editId="0D743FA9">
-            <wp:extent cx="5715000" cy="3201670"/>
-            <wp:effectExtent l="0" t="0" r="0" b="0"/>
-            <wp:docPr id="2094106452" name="Picture 6"/>
+          <wp:inline distT="0" distB="0" distL="0" distR="0" wp14:anchorId="73A6CE79" wp14:editId="3E00DD8C">
+            <wp:extent cx="5715000" cy="3364865"/>
+            <wp:effectExtent l="0" t="0" r="0" b="6985"/>
+            <wp:docPr id="26" name="Picture 26"/>
             <wp:cNvGraphicFramePr>
               <a:graphicFrameLocks xmlns:a="http://schemas.openxmlformats.org/drawingml/2006/main" noChangeAspect="1"/>
             </wp:cNvGraphicFramePr>
@@ -17570,36 +17449,23 @@
               <a:graphicData uri="http://schemas.openxmlformats.org/drawingml/2006/picture">
                 <pic:pic xmlns:pic="http://schemas.openxmlformats.org/drawingml/2006/picture">
                   <pic:nvPicPr>
-                    <pic:cNvPr id="0" name="Picture 26"/>
-                    <pic:cNvPicPr>
-                      <a:picLocks noChangeAspect="1" noChangeArrowheads="1"/>
-                    </pic:cNvPicPr>
+                    <pic:cNvPr id="1" name=""/>
+                    <pic:cNvPicPr/>
                   </pic:nvPicPr>
                   <pic:blipFill>
-                    <a:blip r:embed="rId38" cstate="print">
-                      <a:extLst>
-                        <a:ext uri="{28A0092B-C50C-407E-A947-70E740481C1C}">
-                          <a14:useLocalDpi xmlns:a14="http://schemas.microsoft.com/office/drawing/2010/main" val="0"/>
-                        </a:ext>
-                      </a:extLst>
-                    </a:blip>
-                    <a:srcRect/>
+                    <a:blip r:embed="rId38"/>
                     <a:stretch>
                       <a:fillRect/>
                     </a:stretch>
                   </pic:blipFill>
-                  <pic:spPr bwMode="auto">
+                  <pic:spPr>
                     <a:xfrm>
                       <a:off x="0" y="0"/>
-                      <a:ext cx="5715000" cy="3201670"/>
+                      <a:ext cx="5715000" cy="3364865"/>
                     </a:xfrm>
                     <a:prstGeom prst="rect">
                       <a:avLst/>
                     </a:prstGeom>
-                    <a:noFill/>
-                    <a:ln>
-                      <a:noFill/>
-                    </a:ln>
                   </pic:spPr>
                 </pic:pic>
               </a:graphicData>
@@ -17636,10 +17502,10 @@
           <w:noProof/>
         </w:rPr>
         <w:drawing>
-          <wp:inline distT="0" distB="0" distL="0" distR="0" wp14:anchorId="1236708B" wp14:editId="0BEC909B">
-            <wp:extent cx="5715000" cy="3215005"/>
-            <wp:effectExtent l="0" t="0" r="0" b="4445"/>
-            <wp:docPr id="753153437" name="Picture 8"/>
+          <wp:inline distT="0" distB="0" distL="0" distR="0" wp14:anchorId="49C8DE89" wp14:editId="2ED95449">
+            <wp:extent cx="5715000" cy="3873500"/>
+            <wp:effectExtent l="0" t="0" r="0" b="0"/>
+            <wp:docPr id="28" name="Picture 28"/>
             <wp:cNvGraphicFramePr>
               <a:graphicFrameLocks xmlns:a="http://schemas.openxmlformats.org/drawingml/2006/main" noChangeAspect="1"/>
             </wp:cNvGraphicFramePr>
@@ -17647,36 +17513,23 @@
               <a:graphicData uri="http://schemas.openxmlformats.org/drawingml/2006/picture">
                 <pic:pic xmlns:pic="http://schemas.openxmlformats.org/drawingml/2006/picture">
                   <pic:nvPicPr>
-                    <pic:cNvPr id="0" name="Picture 33"/>
-                    <pic:cNvPicPr>
-                      <a:picLocks noChangeAspect="1" noChangeArrowheads="1"/>
-                    </pic:cNvPicPr>
+                    <pic:cNvPr id="1" name=""/>
+                    <pic:cNvPicPr/>
                   </pic:nvPicPr>
                   <pic:blipFill>
-                    <a:blip r:embed="rId39" cstate="print">
-                      <a:extLst>
-                        <a:ext uri="{28A0092B-C50C-407E-A947-70E740481C1C}">
-                          <a14:useLocalDpi xmlns:a14="http://schemas.microsoft.com/office/drawing/2010/main" val="0"/>
-                        </a:ext>
-                      </a:extLst>
-                    </a:blip>
-                    <a:srcRect/>
+                    <a:blip r:embed="rId39"/>
                     <a:stretch>
                       <a:fillRect/>
                     </a:stretch>
                   </pic:blipFill>
-                  <pic:spPr bwMode="auto">
+                  <pic:spPr>
                     <a:xfrm>
                       <a:off x="0" y="0"/>
-                      <a:ext cx="5715000" cy="3215005"/>
+                      <a:ext cx="5715000" cy="3873500"/>
                     </a:xfrm>
                     <a:prstGeom prst="rect">
                       <a:avLst/>
                     </a:prstGeom>
-                    <a:noFill/>
-                    <a:ln>
-                      <a:noFill/>
-                    </a:ln>
                   </pic:spPr>
                 </pic:pic>
               </a:graphicData>
@@ -17697,7 +17550,13 @@
         <w:rPr>
           <w:b/>
         </w:rPr>
-        <w:t>Figure: SVG Visualizations</w:t>
+        <w:t xml:space="preserve">Figure: </w:t>
+      </w:r>
+      <w:r>
+        <w:rPr>
+          <w:b/>
+        </w:rPr>
+        <w:t xml:space="preserve">AI Detection  </w:t>
       </w:r>
     </w:p>
     <w:p>
@@ -17708,16 +17567,24 @@
           <w:bCs/>
         </w:rPr>
       </w:pPr>
+    </w:p>
+    <w:p>
+      <w:pPr>
+        <w:jc w:val="center"/>
+        <w:rPr>
+          <w:b/>
+          <w:bCs/>
+        </w:rPr>
+      </w:pPr>
       <w:r>
         <w:rPr>
           <w:noProof/>
         </w:rPr>
-        <w:lastRenderedPageBreak/>
         <w:drawing>
-          <wp:inline distT="0" distB="0" distL="0" distR="0" wp14:anchorId="0E2C275F" wp14:editId="69375CB6">
-            <wp:extent cx="5715000" cy="3215005"/>
-            <wp:effectExtent l="0" t="0" r="0" b="4445"/>
-            <wp:docPr id="391397692" name="Picture 9"/>
+          <wp:inline distT="0" distB="0" distL="0" distR="0" wp14:anchorId="702C0385" wp14:editId="580D3A97">
+            <wp:extent cx="5715000" cy="3627120"/>
+            <wp:effectExtent l="0" t="0" r="0" b="0"/>
+            <wp:docPr id="27" name="Picture 27"/>
             <wp:cNvGraphicFramePr>
               <a:graphicFrameLocks xmlns:a="http://schemas.openxmlformats.org/drawingml/2006/main" noChangeAspect="1"/>
             </wp:cNvGraphicFramePr>
@@ -17725,36 +17592,23 @@
               <a:graphicData uri="http://schemas.openxmlformats.org/drawingml/2006/picture">
                 <pic:pic xmlns:pic="http://schemas.openxmlformats.org/drawingml/2006/picture">
                   <pic:nvPicPr>
-                    <pic:cNvPr id="0" name="Picture 35"/>
-                    <pic:cNvPicPr>
-                      <a:picLocks noChangeAspect="1" noChangeArrowheads="1"/>
-                    </pic:cNvPicPr>
+                    <pic:cNvPr id="1" name=""/>
+                    <pic:cNvPicPr/>
                   </pic:nvPicPr>
                   <pic:blipFill>
-                    <a:blip r:embed="rId40" cstate="print">
-                      <a:extLst>
-                        <a:ext uri="{28A0092B-C50C-407E-A947-70E740481C1C}">
-                          <a14:useLocalDpi xmlns:a14="http://schemas.microsoft.com/office/drawing/2010/main" val="0"/>
-                        </a:ext>
-                      </a:extLst>
-                    </a:blip>
-                    <a:srcRect/>
+                    <a:blip r:embed="rId40"/>
                     <a:stretch>
                       <a:fillRect/>
                     </a:stretch>
                   </pic:blipFill>
-                  <pic:spPr bwMode="auto">
+                  <pic:spPr>
                     <a:xfrm>
                       <a:off x="0" y="0"/>
-                      <a:ext cx="5715000" cy="3215005"/>
+                      <a:ext cx="5715000" cy="3627120"/>
                     </a:xfrm>
                     <a:prstGeom prst="rect">
                       <a:avLst/>
                     </a:prstGeom>
-                    <a:noFill/>
-                    <a:ln>
-                      <a:noFill/>
-                    </a:ln>
                   </pic:spPr>
                 </pic:pic>
               </a:graphicData>
@@ -17775,89 +17629,12 @@
         <w:rPr>
           <w:b/>
         </w:rPr>
-        <w:t>Figure: Sentence-Level Inspector Panel</w:t>
-      </w:r>
-    </w:p>
-    <w:p>
-      <w:pPr>
-        <w:jc w:val="center"/>
-        <w:rPr>
-          <w:b/>
-          <w:bCs/>
-        </w:rPr>
-      </w:pPr>
-      <w:r>
-        <w:rPr>
-          <w:noProof/>
-        </w:rPr>
-        <w:drawing>
-          <wp:inline distT="0" distB="0" distL="0" distR="0" wp14:anchorId="3CEE9317" wp14:editId="51ACB20C">
-            <wp:extent cx="5715000" cy="3215005"/>
-            <wp:effectExtent l="0" t="0" r="0" b="4445"/>
-            <wp:docPr id="1289802303" name="Picture 10"/>
-            <wp:cNvGraphicFramePr>
-              <a:graphicFrameLocks xmlns:a="http://schemas.openxmlformats.org/drawingml/2006/main" noChangeAspect="1"/>
-            </wp:cNvGraphicFramePr>
-            <a:graphic xmlns:a="http://schemas.openxmlformats.org/drawingml/2006/main">
-              <a:graphicData uri="http://schemas.openxmlformats.org/drawingml/2006/picture">
-                <pic:pic xmlns:pic="http://schemas.openxmlformats.org/drawingml/2006/picture">
-                  <pic:nvPicPr>
-                    <pic:cNvPr id="0" name="Picture 37"/>
-                    <pic:cNvPicPr>
-                      <a:picLocks noChangeAspect="1" noChangeArrowheads="1"/>
-                    </pic:cNvPicPr>
-                  </pic:nvPicPr>
-                  <pic:blipFill>
-                    <a:blip r:embed="rId41" cstate="print">
-                      <a:extLst>
-                        <a:ext uri="{28A0092B-C50C-407E-A947-70E740481C1C}">
-                          <a14:useLocalDpi xmlns:a14="http://schemas.microsoft.com/office/drawing/2010/main" val="0"/>
-                        </a:ext>
-                      </a:extLst>
-                    </a:blip>
-                    <a:srcRect/>
-                    <a:stretch>
-                      <a:fillRect/>
-                    </a:stretch>
-                  </pic:blipFill>
-                  <pic:spPr bwMode="auto">
-                    <a:xfrm>
-                      <a:off x="0" y="0"/>
-                      <a:ext cx="5715000" cy="3215005"/>
-                    </a:xfrm>
-                    <a:prstGeom prst="rect">
-                      <a:avLst/>
-                    </a:prstGeom>
-                    <a:noFill/>
-                    <a:ln>
-                      <a:noFill/>
-                    </a:ln>
-                  </pic:spPr>
-                </pic:pic>
-              </a:graphicData>
-            </a:graphic>
-          </wp:inline>
-        </w:drawing>
-      </w:r>
-    </w:p>
-    <w:p>
-      <w:pPr>
-        <w:jc w:val="center"/>
-        <w:rPr>
-          <w:b/>
-          <w:bCs/>
-        </w:rPr>
-      </w:pPr>
-      <w:r>
-        <w:rPr>
-          <w:b/>
-        </w:rPr>
         <w:t>Figure: Mathematical Resolution Panel</w:t>
       </w:r>
     </w:p>
     <w:sectPr>
-      <w:footerReference w:type="default" r:id="rId42"/>
-      <w:footerReference w:type="first" r:id="rId43"/>
+      <w:footerReference w:type="default" r:id="rId41"/>
+      <w:footerReference w:type="first" r:id="rId42"/>
       <w:pgSz w:w="12240" w:h="15840"/>
       <w:pgMar w:top="1440" w:right="1440" w:bottom="1440" w:left="1800" w:header="720" w:footer="720" w:gutter="0"/>
       <w:pgNumType w:start="1"/>
@@ -17869,7 +17646,7 @@
 </file>
 
 <file path=word/endnotes.xml><?xml version="1.0" encoding="utf-8"?>
-<w:endnotes xmlns:wpc="http://schemas.microsoft.com/office/word/2010/wordprocessingCanvas" xmlns:cx="http://schemas.microsoft.com/office/drawing/2014/chartex" xmlns:cx1="http://schemas.microsoft.com/office/drawing/2015/9/8/chartex" xmlns:cx2="http://schemas.microsoft.com/office/drawing/2015/10/21/chartex" xmlns:cx3="http://schemas.microsoft.com/office/drawing/2016/5/9/chartex" xmlns:cx4="http://schemas.microsoft.com/office/drawing/2016/5/10/chartex" xmlns:cx5="http://schemas.microsoft.com/office/drawing/2016/5/11/chartex" xmlns:cx6="http://schemas.microsoft.com/office/drawing/2016/5/12/chartex" xmlns:cx7="http://schemas.microsoft.com/office/drawing/2016/5/13/chartex" xmlns:cx8="http://schemas.microsoft.com/office/drawing/2016/5/14/chartex" xmlns:mc="http://schemas.openxmlformats.org/markup-compatibility/2006" xmlns:aink="http://schemas.microsoft.com/office/drawing/2016/ink" xmlns:am3d="http://schemas.microsoft.com/office/drawing/2017/model3d" xmlns:o="urn:schemas-microsoft-com:office:office" xmlns:r="http://schemas.openxmlformats.org/officeDocument/2006/relationships" xmlns:m="http://schemas.openxmlformats.org/officeDocument/2006/math" xmlns:v="urn:schemas-microsoft-com:vml" xmlns:wp14="http://schemas.microsoft.com/office/word/2010/wordprocessingDrawing" xmlns:wp="http://schemas.openxmlformats.org/drawingml/2006/wordprocessingDrawing" xmlns:w10="urn:schemas-microsoft-com:office:word" xmlns:w="http://schemas.openxmlformats.org/wordprocessingml/2006/main" xmlns:w14="http://schemas.microsoft.com/office/word/2010/wordml" xmlns:w15="http://schemas.microsoft.com/office/word/2012/wordml" xmlns:w16cex="http://schemas.microsoft.com/office/word/2018/wordml/cex" xmlns:w16cid="http://schemas.microsoft.com/office/word/2016/wordml/cid" xmlns:w16="http://schemas.microsoft.com/office/word/2018/wordml" xmlns:w16sdtdh="http://schemas.microsoft.com/office/word/2020/wordml/sdtdatahash" xmlns:w16se="http://schemas.microsoft.com/office/word/2015/wordml/symex" xmlns:wpg="http://schemas.microsoft.com/office/word/2010/wordprocessingGroup" xmlns:wpi="http://schemas.microsoft.com/office/word/2010/wordprocessingInk" xmlns:wne="http://schemas.microsoft.com/office/word/2006/wordml" xmlns:wps="http://schemas.microsoft.com/office/word/2010/wordprocessingShape" mc:Ignorable="w14 w15 w16se w16cid w16 w16cex w16sdtdh wp14">
+<w:endnotes xmlns:wpc="http://schemas.microsoft.com/office/word/2010/wordprocessingCanvas" xmlns:cx="http://schemas.microsoft.com/office/drawing/2014/chartex" xmlns:cx1="http://schemas.microsoft.com/office/drawing/2015/9/8/chartex" xmlns:cx2="http://schemas.microsoft.com/office/drawing/2015/10/21/chartex" xmlns:cx3="http://schemas.microsoft.com/office/drawing/2016/5/9/chartex" xmlns:cx4="http://schemas.microsoft.com/office/drawing/2016/5/10/chartex" xmlns:cx5="http://schemas.microsoft.com/office/drawing/2016/5/11/chartex" xmlns:cx6="http://schemas.microsoft.com/office/drawing/2016/5/12/chartex" xmlns:cx7="http://schemas.microsoft.com/office/drawing/2016/5/13/chartex" xmlns:cx8="http://schemas.microsoft.com/office/drawing/2016/5/14/chartex" xmlns:mc="http://schemas.openxmlformats.org/markup-compatibility/2006" xmlns:aink="http://schemas.microsoft.com/office/drawing/2016/ink" xmlns:am3d="http://schemas.microsoft.com/office/drawing/2017/model3d" xmlns:o="urn:schemas-microsoft-com:office:office" xmlns:r="http://schemas.openxmlformats.org/officeDocument/2006/relationships" xmlns:m="http://schemas.openxmlformats.org/officeDocument/2006/math" xmlns:v="urn:schemas-microsoft-com:vml" xmlns:wp14="http://schemas.microsoft.com/office/word/2010/wordprocessingDrawing" xmlns:wp="http://schemas.openxmlformats.org/drawingml/2006/wordprocessingDrawing" xmlns:w10="urn:schemas-microsoft-com:office:word" xmlns:w="http://schemas.openxmlformats.org/wordprocessingml/2006/main" xmlns:w14="http://schemas.microsoft.com/office/word/2010/wordml" xmlns:w15="http://schemas.microsoft.com/office/word/2012/wordml" xmlns:w16cid="http://schemas.microsoft.com/office/word/2016/wordml/cid" xmlns:w16se="http://schemas.microsoft.com/office/word/2015/wordml/symex" xmlns:wpg="http://schemas.microsoft.com/office/word/2010/wordprocessingGroup" xmlns:wpi="http://schemas.microsoft.com/office/word/2010/wordprocessingInk" xmlns:wne="http://schemas.microsoft.com/office/word/2006/wordml" xmlns:wps="http://schemas.microsoft.com/office/word/2010/wordprocessingShape" mc:Ignorable="w14 w15 w16se w16cid wp14">
   <w:endnote w:type="separator" w:id="-1">
     <w:p>
       <w:pPr>
@@ -17894,7 +17671,7 @@
 </file>
 
 <file path=word/footer1.xml><?xml version="1.0" encoding="utf-8"?>
-<w:ftr xmlns:wpc="http://schemas.microsoft.com/office/word/2010/wordprocessingCanvas" xmlns:cx="http://schemas.microsoft.com/office/drawing/2014/chartex" xmlns:cx1="http://schemas.microsoft.com/office/drawing/2015/9/8/chartex" xmlns:cx2="http://schemas.microsoft.com/office/drawing/2015/10/21/chartex" xmlns:cx3="http://schemas.microsoft.com/office/drawing/2016/5/9/chartex" xmlns:cx4="http://schemas.microsoft.com/office/drawing/2016/5/10/chartex" xmlns:cx5="http://schemas.microsoft.com/office/drawing/2016/5/11/chartex" xmlns:cx6="http://schemas.microsoft.com/office/drawing/2016/5/12/chartex" xmlns:cx7="http://schemas.microsoft.com/office/drawing/2016/5/13/chartex" xmlns:cx8="http://schemas.microsoft.com/office/drawing/2016/5/14/chartex" xmlns:mc="http://schemas.openxmlformats.org/markup-compatibility/2006" xmlns:aink="http://schemas.microsoft.com/office/drawing/2016/ink" xmlns:am3d="http://schemas.microsoft.com/office/drawing/2017/model3d" xmlns:o="urn:schemas-microsoft-com:office:office" xmlns:r="http://schemas.openxmlformats.org/officeDocument/2006/relationships" xmlns:m="http://schemas.openxmlformats.org/officeDocument/2006/math" xmlns:v="urn:schemas-microsoft-com:vml" xmlns:wp14="http://schemas.microsoft.com/office/word/2010/wordprocessingDrawing" xmlns:wp="http://schemas.openxmlformats.org/drawingml/2006/wordprocessingDrawing" xmlns:w10="urn:schemas-microsoft-com:office:word" xmlns:w="http://schemas.openxmlformats.org/wordprocessingml/2006/main" xmlns:w14="http://schemas.microsoft.com/office/word/2010/wordml" xmlns:w15="http://schemas.microsoft.com/office/word/2012/wordml" xmlns:w16cex="http://schemas.microsoft.com/office/word/2018/wordml/cex" xmlns:w16cid="http://schemas.microsoft.com/office/word/2016/wordml/cid" xmlns:w16="http://schemas.microsoft.com/office/word/2018/wordml" xmlns:w16sdtdh="http://schemas.microsoft.com/office/word/2020/wordml/sdtdatahash" xmlns:w16se="http://schemas.microsoft.com/office/word/2015/wordml/symex" xmlns:wpg="http://schemas.microsoft.com/office/word/2010/wordprocessingGroup" xmlns:wpi="http://schemas.microsoft.com/office/word/2010/wordprocessingInk" xmlns:wne="http://schemas.microsoft.com/office/word/2006/wordml" xmlns:wps="http://schemas.microsoft.com/office/word/2010/wordprocessingShape" mc:Ignorable="w14 w15 w16se w16cid w16 w16cex w16sdtdh wp14">
+<w:ftr xmlns:wpc="http://schemas.microsoft.com/office/word/2010/wordprocessingCanvas" xmlns:cx="http://schemas.microsoft.com/office/drawing/2014/chartex" xmlns:cx1="http://schemas.microsoft.com/office/drawing/2015/9/8/chartex" xmlns:cx2="http://schemas.microsoft.com/office/drawing/2015/10/21/chartex" xmlns:cx3="http://schemas.microsoft.com/office/drawing/2016/5/9/chartex" xmlns:cx4="http://schemas.microsoft.com/office/drawing/2016/5/10/chartex" xmlns:cx5="http://schemas.microsoft.com/office/drawing/2016/5/11/chartex" xmlns:cx6="http://schemas.microsoft.com/office/drawing/2016/5/12/chartex" xmlns:cx7="http://schemas.microsoft.com/office/drawing/2016/5/13/chartex" xmlns:cx8="http://schemas.microsoft.com/office/drawing/2016/5/14/chartex" xmlns:mc="http://schemas.openxmlformats.org/markup-compatibility/2006" xmlns:aink="http://schemas.microsoft.com/office/drawing/2016/ink" xmlns:am3d="http://schemas.microsoft.com/office/drawing/2017/model3d" xmlns:o="urn:schemas-microsoft-com:office:office" xmlns:r="http://schemas.openxmlformats.org/officeDocument/2006/relationships" xmlns:m="http://schemas.openxmlformats.org/officeDocument/2006/math" xmlns:v="urn:schemas-microsoft-com:vml" xmlns:wp14="http://schemas.microsoft.com/office/word/2010/wordprocessingDrawing" xmlns:wp="http://schemas.openxmlformats.org/drawingml/2006/wordprocessingDrawing" xmlns:w10="urn:schemas-microsoft-com:office:word" xmlns:w="http://schemas.openxmlformats.org/wordprocessingml/2006/main" xmlns:w14="http://schemas.microsoft.com/office/word/2010/wordml" xmlns:w15="http://schemas.microsoft.com/office/word/2012/wordml" xmlns:w16cid="http://schemas.microsoft.com/office/word/2016/wordml/cid" xmlns:w16se="http://schemas.microsoft.com/office/word/2015/wordml/symex" xmlns:wpg="http://schemas.microsoft.com/office/word/2010/wordprocessingGroup" xmlns:wpi="http://schemas.microsoft.com/office/word/2010/wordprocessingInk" xmlns:wne="http://schemas.microsoft.com/office/word/2006/wordml" xmlns:wps="http://schemas.microsoft.com/office/word/2010/wordprocessingShape" mc:Ignorable="w14 w15 w16se w16cid wp14">
   <w:sdt>
     <w:sdtPr>
       <w:id w:val="-118767170"/>
@@ -17942,7 +17719,7 @@
 </file>
 
 <file path=word/footer2.xml><?xml version="1.0" encoding="utf-8"?>
-<w:ftr xmlns:wpc="http://schemas.microsoft.com/office/word/2010/wordprocessingCanvas" xmlns:cx="http://schemas.microsoft.com/office/drawing/2014/chartex" xmlns:cx1="http://schemas.microsoft.com/office/drawing/2015/9/8/chartex" xmlns:cx2="http://schemas.microsoft.com/office/drawing/2015/10/21/chartex" xmlns:cx3="http://schemas.microsoft.com/office/drawing/2016/5/9/chartex" xmlns:cx4="http://schemas.microsoft.com/office/drawing/2016/5/10/chartex" xmlns:cx5="http://schemas.microsoft.com/office/drawing/2016/5/11/chartex" xmlns:cx6="http://schemas.microsoft.com/office/drawing/2016/5/12/chartex" xmlns:cx7="http://schemas.microsoft.com/office/drawing/2016/5/13/chartex" xmlns:cx8="http://schemas.microsoft.com/office/drawing/2016/5/14/chartex" xmlns:mc="http://schemas.openxmlformats.org/markup-compatibility/2006" xmlns:aink="http://schemas.microsoft.com/office/drawing/2016/ink" xmlns:am3d="http://schemas.microsoft.com/office/drawing/2017/model3d" xmlns:o="urn:schemas-microsoft-com:office:office" xmlns:r="http://schemas.openxmlformats.org/officeDocument/2006/relationships" xmlns:m="http://schemas.openxmlformats.org/officeDocument/2006/math" xmlns:v="urn:schemas-microsoft-com:vml" xmlns:wp14="http://schemas.microsoft.com/office/word/2010/wordprocessingDrawing" xmlns:wp="http://schemas.openxmlformats.org/drawingml/2006/wordprocessingDrawing" xmlns:w10="urn:schemas-microsoft-com:office:word" xmlns:w="http://schemas.openxmlformats.org/wordprocessingml/2006/main" xmlns:w14="http://schemas.microsoft.com/office/word/2010/wordml" xmlns:w15="http://schemas.microsoft.com/office/word/2012/wordml" xmlns:w16cex="http://schemas.microsoft.com/office/word/2018/wordml/cex" xmlns:w16cid="http://schemas.microsoft.com/office/word/2016/wordml/cid" xmlns:w16="http://schemas.microsoft.com/office/word/2018/wordml" xmlns:w16sdtdh="http://schemas.microsoft.com/office/word/2020/wordml/sdtdatahash" xmlns:w16se="http://schemas.microsoft.com/office/word/2015/wordml/symex" xmlns:wpg="http://schemas.microsoft.com/office/word/2010/wordprocessingGroup" xmlns:wpi="http://schemas.microsoft.com/office/word/2010/wordprocessingInk" xmlns:wne="http://schemas.microsoft.com/office/word/2006/wordml" xmlns:wps="http://schemas.microsoft.com/office/word/2010/wordprocessingShape" mc:Ignorable="w14 w15 w16se w16cid w16 w16cex w16sdtdh wp14">
+<w:ftr xmlns:wpc="http://schemas.microsoft.com/office/word/2010/wordprocessingCanvas" xmlns:cx="http://schemas.microsoft.com/office/drawing/2014/chartex" xmlns:cx1="http://schemas.microsoft.com/office/drawing/2015/9/8/chartex" xmlns:cx2="http://schemas.microsoft.com/office/drawing/2015/10/21/chartex" xmlns:cx3="http://schemas.microsoft.com/office/drawing/2016/5/9/chartex" xmlns:cx4="http://schemas.microsoft.com/office/drawing/2016/5/10/chartex" xmlns:cx5="http://schemas.microsoft.com/office/drawing/2016/5/11/chartex" xmlns:cx6="http://schemas.microsoft.com/office/drawing/2016/5/12/chartex" xmlns:cx7="http://schemas.microsoft.com/office/drawing/2016/5/13/chartex" xmlns:cx8="http://schemas.microsoft.com/office/drawing/2016/5/14/chartex" xmlns:mc="http://schemas.openxmlformats.org/markup-compatibility/2006" xmlns:aink="http://schemas.microsoft.com/office/drawing/2016/ink" xmlns:am3d="http://schemas.microsoft.com/office/drawing/2017/model3d" xmlns:o="urn:schemas-microsoft-com:office:office" xmlns:r="http://schemas.openxmlformats.org/officeDocument/2006/relationships" xmlns:m="http://schemas.openxmlformats.org/officeDocument/2006/math" xmlns:v="urn:schemas-microsoft-com:vml" xmlns:wp14="http://schemas.microsoft.com/office/word/2010/wordprocessingDrawing" xmlns:wp="http://schemas.openxmlformats.org/drawingml/2006/wordprocessingDrawing" xmlns:w10="urn:schemas-microsoft-com:office:word" xmlns:w="http://schemas.openxmlformats.org/wordprocessingml/2006/main" xmlns:w14="http://schemas.microsoft.com/office/word/2010/wordml" xmlns:w15="http://schemas.microsoft.com/office/word/2012/wordml" xmlns:w16cid="http://schemas.microsoft.com/office/word/2016/wordml/cid" xmlns:w16se="http://schemas.microsoft.com/office/word/2015/wordml/symex" xmlns:wpg="http://schemas.microsoft.com/office/word/2010/wordprocessingGroup" xmlns:wpi="http://schemas.microsoft.com/office/word/2010/wordprocessingInk" xmlns:wne="http://schemas.microsoft.com/office/word/2006/wordml" xmlns:wps="http://schemas.microsoft.com/office/word/2010/wordprocessingShape" mc:Ignorable="w14 w15 w16se w16cid wp14">
   <w:sdt>
     <w:sdtPr>
       <w:id w:val="1449584755"/>
@@ -17990,7 +17767,7 @@
 </file>
 
 <file path=word/footer3.xml><?xml version="1.0" encoding="utf-8"?>
-<w:ftr xmlns:wpc="http://schemas.microsoft.com/office/word/2010/wordprocessingCanvas" xmlns:cx="http://schemas.microsoft.com/office/drawing/2014/chartex" xmlns:cx1="http://schemas.microsoft.com/office/drawing/2015/9/8/chartex" xmlns:cx2="http://schemas.microsoft.com/office/drawing/2015/10/21/chartex" xmlns:cx3="http://schemas.microsoft.com/office/drawing/2016/5/9/chartex" xmlns:cx4="http://schemas.microsoft.com/office/drawing/2016/5/10/chartex" xmlns:cx5="http://schemas.microsoft.com/office/drawing/2016/5/11/chartex" xmlns:cx6="http://schemas.microsoft.com/office/drawing/2016/5/12/chartex" xmlns:cx7="http://schemas.microsoft.com/office/drawing/2016/5/13/chartex" xmlns:cx8="http://schemas.microsoft.com/office/drawing/2016/5/14/chartex" xmlns:mc="http://schemas.openxmlformats.org/markup-compatibility/2006" xmlns:aink="http://schemas.microsoft.com/office/drawing/2016/ink" xmlns:am3d="http://schemas.microsoft.com/office/drawing/2017/model3d" xmlns:o="urn:schemas-microsoft-com:office:office" xmlns:r="http://schemas.openxmlformats.org/officeDocument/2006/relationships" xmlns:m="http://schemas.openxmlformats.org/officeDocument/2006/math" xmlns:v="urn:schemas-microsoft-com:vml" xmlns:wp14="http://schemas.microsoft.com/office/word/2010/wordprocessingDrawing" xmlns:wp="http://schemas.openxmlformats.org/drawingml/2006/wordprocessingDrawing" xmlns:w10="urn:schemas-microsoft-com:office:word" xmlns:w="http://schemas.openxmlformats.org/wordprocessingml/2006/main" xmlns:w14="http://schemas.microsoft.com/office/word/2010/wordml" xmlns:w15="http://schemas.microsoft.com/office/word/2012/wordml" xmlns:w16cex="http://schemas.microsoft.com/office/word/2018/wordml/cex" xmlns:w16cid="http://schemas.microsoft.com/office/word/2016/wordml/cid" xmlns:w16="http://schemas.microsoft.com/office/word/2018/wordml" xmlns:w16sdtdh="http://schemas.microsoft.com/office/word/2020/wordml/sdtdatahash" xmlns:w16se="http://schemas.microsoft.com/office/word/2015/wordml/symex" xmlns:wpg="http://schemas.microsoft.com/office/word/2010/wordprocessingGroup" xmlns:wpi="http://schemas.microsoft.com/office/word/2010/wordprocessingInk" xmlns:wne="http://schemas.microsoft.com/office/word/2006/wordml" xmlns:wps="http://schemas.microsoft.com/office/word/2010/wordprocessingShape" mc:Ignorable="w14 w15 w16se w16cid w16 w16cex w16sdtdh wp14">
+<w:ftr xmlns:wpc="http://schemas.microsoft.com/office/word/2010/wordprocessingCanvas" xmlns:cx="http://schemas.microsoft.com/office/drawing/2014/chartex" xmlns:cx1="http://schemas.microsoft.com/office/drawing/2015/9/8/chartex" xmlns:cx2="http://schemas.microsoft.com/office/drawing/2015/10/21/chartex" xmlns:cx3="http://schemas.microsoft.com/office/drawing/2016/5/9/chartex" xmlns:cx4="http://schemas.microsoft.com/office/drawing/2016/5/10/chartex" xmlns:cx5="http://schemas.microsoft.com/office/drawing/2016/5/11/chartex" xmlns:cx6="http://schemas.microsoft.com/office/drawing/2016/5/12/chartex" xmlns:cx7="http://schemas.microsoft.com/office/drawing/2016/5/13/chartex" xmlns:cx8="http://schemas.microsoft.com/office/drawing/2016/5/14/chartex" xmlns:mc="http://schemas.openxmlformats.org/markup-compatibility/2006" xmlns:aink="http://schemas.microsoft.com/office/drawing/2016/ink" xmlns:am3d="http://schemas.microsoft.com/office/drawing/2017/model3d" xmlns:o="urn:schemas-microsoft-com:office:office" xmlns:r="http://schemas.openxmlformats.org/officeDocument/2006/relationships" xmlns:m="http://schemas.openxmlformats.org/officeDocument/2006/math" xmlns:v="urn:schemas-microsoft-com:vml" xmlns:wp14="http://schemas.microsoft.com/office/word/2010/wordprocessingDrawing" xmlns:wp="http://schemas.openxmlformats.org/drawingml/2006/wordprocessingDrawing" xmlns:w10="urn:schemas-microsoft-com:office:word" xmlns:w="http://schemas.openxmlformats.org/wordprocessingml/2006/main" xmlns:w14="http://schemas.microsoft.com/office/word/2010/wordml" xmlns:w15="http://schemas.microsoft.com/office/word/2012/wordml" xmlns:w16cid="http://schemas.microsoft.com/office/word/2016/wordml/cid" xmlns:w16se="http://schemas.microsoft.com/office/word/2015/wordml/symex" xmlns:wpg="http://schemas.microsoft.com/office/word/2010/wordprocessingGroup" xmlns:wpi="http://schemas.microsoft.com/office/word/2010/wordprocessingInk" xmlns:wne="http://schemas.microsoft.com/office/word/2006/wordml" xmlns:wps="http://schemas.microsoft.com/office/word/2010/wordprocessingShape" mc:Ignorable="w14 w15 w16se w16cid wp14">
   <w:sdt>
     <w:sdtPr>
       <w:id w:val="363267647"/>
@@ -18038,7 +17815,7 @@
 </file>
 
 <file path=word/footer4.xml><?xml version="1.0" encoding="utf-8"?>
-<w:ftr xmlns:wpc="http://schemas.microsoft.com/office/word/2010/wordprocessingCanvas" xmlns:cx="http://schemas.microsoft.com/office/drawing/2014/chartex" xmlns:cx1="http://schemas.microsoft.com/office/drawing/2015/9/8/chartex" xmlns:cx2="http://schemas.microsoft.com/office/drawing/2015/10/21/chartex" xmlns:cx3="http://schemas.microsoft.com/office/drawing/2016/5/9/chartex" xmlns:cx4="http://schemas.microsoft.com/office/drawing/2016/5/10/chartex" xmlns:cx5="http://schemas.microsoft.com/office/drawing/2016/5/11/chartex" xmlns:cx6="http://schemas.microsoft.com/office/drawing/2016/5/12/chartex" xmlns:cx7="http://schemas.microsoft.com/office/drawing/2016/5/13/chartex" xmlns:cx8="http://schemas.microsoft.com/office/drawing/2016/5/14/chartex" xmlns:mc="http://schemas.openxmlformats.org/markup-compatibility/2006" xmlns:aink="http://schemas.microsoft.com/office/drawing/2016/ink" xmlns:am3d="http://schemas.microsoft.com/office/drawing/2017/model3d" xmlns:o="urn:schemas-microsoft-com:office:office" xmlns:r="http://schemas.openxmlformats.org/officeDocument/2006/relationships" xmlns:m="http://schemas.openxmlformats.org/officeDocument/2006/math" xmlns:v="urn:schemas-microsoft-com:vml" xmlns:wp14="http://schemas.microsoft.com/office/word/2010/wordprocessingDrawing" xmlns:wp="http://schemas.openxmlformats.org/drawingml/2006/wordprocessingDrawing" xmlns:w10="urn:schemas-microsoft-com:office:word" xmlns:w="http://schemas.openxmlformats.org/wordprocessingml/2006/main" xmlns:w14="http://schemas.microsoft.com/office/word/2010/wordml" xmlns:w15="http://schemas.microsoft.com/office/word/2012/wordml" xmlns:w16cex="http://schemas.microsoft.com/office/word/2018/wordml/cex" xmlns:w16cid="http://schemas.microsoft.com/office/word/2016/wordml/cid" xmlns:w16="http://schemas.microsoft.com/office/word/2018/wordml" xmlns:w16sdtdh="http://schemas.microsoft.com/office/word/2020/wordml/sdtdatahash" xmlns:w16se="http://schemas.microsoft.com/office/word/2015/wordml/symex" xmlns:wpg="http://schemas.microsoft.com/office/word/2010/wordprocessingGroup" xmlns:wpi="http://schemas.microsoft.com/office/word/2010/wordprocessingInk" xmlns:wne="http://schemas.microsoft.com/office/word/2006/wordml" xmlns:wps="http://schemas.microsoft.com/office/word/2010/wordprocessingShape" mc:Ignorable="w14 w15 w16se w16cid w16 w16cex w16sdtdh wp14">
+<w:ftr xmlns:wpc="http://schemas.microsoft.com/office/word/2010/wordprocessingCanvas" xmlns:cx="http://schemas.microsoft.com/office/drawing/2014/chartex" xmlns:cx1="http://schemas.microsoft.com/office/drawing/2015/9/8/chartex" xmlns:cx2="http://schemas.microsoft.com/office/drawing/2015/10/21/chartex" xmlns:cx3="http://schemas.microsoft.com/office/drawing/2016/5/9/chartex" xmlns:cx4="http://schemas.microsoft.com/office/drawing/2016/5/10/chartex" xmlns:cx5="http://schemas.microsoft.com/office/drawing/2016/5/11/chartex" xmlns:cx6="http://schemas.microsoft.com/office/drawing/2016/5/12/chartex" xmlns:cx7="http://schemas.microsoft.com/office/drawing/2016/5/13/chartex" xmlns:cx8="http://schemas.microsoft.com/office/drawing/2016/5/14/chartex" xmlns:mc="http://schemas.openxmlformats.org/markup-compatibility/2006" xmlns:aink="http://schemas.microsoft.com/office/drawing/2016/ink" xmlns:am3d="http://schemas.microsoft.com/office/drawing/2017/model3d" xmlns:o="urn:schemas-microsoft-com:office:office" xmlns:r="http://schemas.openxmlformats.org/officeDocument/2006/relationships" xmlns:m="http://schemas.openxmlformats.org/officeDocument/2006/math" xmlns:v="urn:schemas-microsoft-com:vml" xmlns:wp14="http://schemas.microsoft.com/office/word/2010/wordprocessingDrawing" xmlns:wp="http://schemas.openxmlformats.org/drawingml/2006/wordprocessingDrawing" xmlns:w10="urn:schemas-microsoft-com:office:word" xmlns:w="http://schemas.openxmlformats.org/wordprocessingml/2006/main" xmlns:w14="http://schemas.microsoft.com/office/word/2010/wordml" xmlns:w15="http://schemas.microsoft.com/office/word/2012/wordml" xmlns:w16cid="http://schemas.microsoft.com/office/word/2016/wordml/cid" xmlns:w16se="http://schemas.microsoft.com/office/word/2015/wordml/symex" xmlns:wpg="http://schemas.microsoft.com/office/word/2010/wordprocessingGroup" xmlns:wpi="http://schemas.microsoft.com/office/word/2010/wordprocessingInk" xmlns:wne="http://schemas.microsoft.com/office/word/2006/wordml" xmlns:wps="http://schemas.microsoft.com/office/word/2010/wordprocessingShape" mc:Ignorable="w14 w15 w16se w16cid wp14">
   <w:p>
     <w:pPr>
       <w:pStyle w:val="Footer"/>
@@ -18049,7 +17826,7 @@
 </file>
 
 <file path=word/footer5.xml><?xml version="1.0" encoding="utf-8"?>
-<w:ftr xmlns:wpc="http://schemas.microsoft.com/office/word/2010/wordprocessingCanvas" xmlns:cx="http://schemas.microsoft.com/office/drawing/2014/chartex" xmlns:cx1="http://schemas.microsoft.com/office/drawing/2015/9/8/chartex" xmlns:cx2="http://schemas.microsoft.com/office/drawing/2015/10/21/chartex" xmlns:cx3="http://schemas.microsoft.com/office/drawing/2016/5/9/chartex" xmlns:cx4="http://schemas.microsoft.com/office/drawing/2016/5/10/chartex" xmlns:cx5="http://schemas.microsoft.com/office/drawing/2016/5/11/chartex" xmlns:cx6="http://schemas.microsoft.com/office/drawing/2016/5/12/chartex" xmlns:cx7="http://schemas.microsoft.com/office/drawing/2016/5/13/chartex" xmlns:cx8="http://schemas.microsoft.com/office/drawing/2016/5/14/chartex" xmlns:mc="http://schemas.openxmlformats.org/markup-compatibility/2006" xmlns:aink="http://schemas.microsoft.com/office/drawing/2016/ink" xmlns:am3d="http://schemas.microsoft.com/office/drawing/2017/model3d" xmlns:o="urn:schemas-microsoft-com:office:office" xmlns:r="http://schemas.openxmlformats.org/officeDocument/2006/relationships" xmlns:m="http://schemas.openxmlformats.org/officeDocument/2006/math" xmlns:v="urn:schemas-microsoft-com:vml" xmlns:wp14="http://schemas.microsoft.com/office/word/2010/wordprocessingDrawing" xmlns:wp="http://schemas.openxmlformats.org/drawingml/2006/wordprocessingDrawing" xmlns:w10="urn:schemas-microsoft-com:office:word" xmlns:w="http://schemas.openxmlformats.org/wordprocessingml/2006/main" xmlns:w14="http://schemas.microsoft.com/office/word/2010/wordml" xmlns:w15="http://schemas.microsoft.com/office/word/2012/wordml" xmlns:w16cex="http://schemas.microsoft.com/office/word/2018/wordml/cex" xmlns:w16cid="http://schemas.microsoft.com/office/word/2016/wordml/cid" xmlns:w16="http://schemas.microsoft.com/office/word/2018/wordml" xmlns:w16sdtdh="http://schemas.microsoft.com/office/word/2020/wordml/sdtdatahash" xmlns:w16se="http://schemas.microsoft.com/office/word/2015/wordml/symex" xmlns:wpg="http://schemas.microsoft.com/office/word/2010/wordprocessingGroup" xmlns:wpi="http://schemas.microsoft.com/office/word/2010/wordprocessingInk" xmlns:wne="http://schemas.microsoft.com/office/word/2006/wordml" xmlns:wps="http://schemas.microsoft.com/office/word/2010/wordprocessingShape" mc:Ignorable="w14 w15 w16se w16cid w16 w16cex w16sdtdh wp14">
+<w:ftr xmlns:wpc="http://schemas.microsoft.com/office/word/2010/wordprocessingCanvas" xmlns:cx="http://schemas.microsoft.com/office/drawing/2014/chartex" xmlns:cx1="http://schemas.microsoft.com/office/drawing/2015/9/8/chartex" xmlns:cx2="http://schemas.microsoft.com/office/drawing/2015/10/21/chartex" xmlns:cx3="http://schemas.microsoft.com/office/drawing/2016/5/9/chartex" xmlns:cx4="http://schemas.microsoft.com/office/drawing/2016/5/10/chartex" xmlns:cx5="http://schemas.microsoft.com/office/drawing/2016/5/11/chartex" xmlns:cx6="http://schemas.microsoft.com/office/drawing/2016/5/12/chartex" xmlns:cx7="http://schemas.microsoft.com/office/drawing/2016/5/13/chartex" xmlns:cx8="http://schemas.microsoft.com/office/drawing/2016/5/14/chartex" xmlns:mc="http://schemas.openxmlformats.org/markup-compatibility/2006" xmlns:aink="http://schemas.microsoft.com/office/drawing/2016/ink" xmlns:am3d="http://schemas.microsoft.com/office/drawing/2017/model3d" xmlns:o="urn:schemas-microsoft-com:office:office" xmlns:r="http://schemas.openxmlformats.org/officeDocument/2006/relationships" xmlns:m="http://schemas.openxmlformats.org/officeDocument/2006/math" xmlns:v="urn:schemas-microsoft-com:vml" xmlns:wp14="http://schemas.microsoft.com/office/word/2010/wordprocessingDrawing" xmlns:wp="http://schemas.openxmlformats.org/drawingml/2006/wordprocessingDrawing" xmlns:w10="urn:schemas-microsoft-com:office:word" xmlns:w="http://schemas.openxmlformats.org/wordprocessingml/2006/main" xmlns:w14="http://schemas.microsoft.com/office/word/2010/wordml" xmlns:w15="http://schemas.microsoft.com/office/word/2012/wordml" xmlns:w16cid="http://schemas.microsoft.com/office/word/2016/wordml/cid" xmlns:w16se="http://schemas.microsoft.com/office/word/2015/wordml/symex" xmlns:wpg="http://schemas.microsoft.com/office/word/2010/wordprocessingGroup" xmlns:wpi="http://schemas.microsoft.com/office/word/2010/wordprocessingInk" xmlns:wne="http://schemas.microsoft.com/office/word/2006/wordml" xmlns:wps="http://schemas.microsoft.com/office/word/2010/wordprocessingShape" mc:Ignorable="w14 w15 w16se w16cid wp14">
   <w:p>
     <w:pPr>
       <w:pStyle w:val="Footer"/>
@@ -18059,7 +17836,7 @@
 </file>
 
 <file path=word/footnotes.xml><?xml version="1.0" encoding="utf-8"?>
-<w:footnotes xmlns:wpc="http://schemas.microsoft.com/office/word/2010/wordprocessingCanvas" xmlns:cx="http://schemas.microsoft.com/office/drawing/2014/chartex" xmlns:cx1="http://schemas.microsoft.com/office/drawing/2015/9/8/chartex" xmlns:cx2="http://schemas.microsoft.com/office/drawing/2015/10/21/chartex" xmlns:cx3="http://schemas.microsoft.com/office/drawing/2016/5/9/chartex" xmlns:cx4="http://schemas.microsoft.com/office/drawing/2016/5/10/chartex" xmlns:cx5="http://schemas.microsoft.com/office/drawing/2016/5/11/chartex" xmlns:cx6="http://schemas.microsoft.com/office/drawing/2016/5/12/chartex" xmlns:cx7="http://schemas.microsoft.com/office/drawing/2016/5/13/chartex" xmlns:cx8="http://schemas.microsoft.com/office/drawing/2016/5/14/chartex" xmlns:mc="http://schemas.openxmlformats.org/markup-compatibility/2006" xmlns:aink="http://schemas.microsoft.com/office/drawing/2016/ink" xmlns:am3d="http://schemas.microsoft.com/office/drawing/2017/model3d" xmlns:o="urn:schemas-microsoft-com:office:office" xmlns:r="http://schemas.openxmlformats.org/officeDocument/2006/relationships" xmlns:m="http://schemas.openxmlformats.org/officeDocument/2006/math" xmlns:v="urn:schemas-microsoft-com:vml" xmlns:wp14="http://schemas.microsoft.com/office/word/2010/wordprocessingDrawing" xmlns:wp="http://schemas.openxmlformats.org/drawingml/2006/wordprocessingDrawing" xmlns:w10="urn:schemas-microsoft-com:office:word" xmlns:w="http://schemas.openxmlformats.org/wordprocessingml/2006/main" xmlns:w14="http://schemas.microsoft.com/office/word/2010/wordml" xmlns:w15="http://schemas.microsoft.com/office/word/2012/wordml" xmlns:w16cex="http://schemas.microsoft.com/office/word/2018/wordml/cex" xmlns:w16cid="http://schemas.microsoft.com/office/word/2016/wordml/cid" xmlns:w16="http://schemas.microsoft.com/office/word/2018/wordml" xmlns:w16sdtdh="http://schemas.microsoft.com/office/word/2020/wordml/sdtdatahash" xmlns:w16se="http://schemas.microsoft.com/office/word/2015/wordml/symex" xmlns:wpg="http://schemas.microsoft.com/office/word/2010/wordprocessingGroup" xmlns:wpi="http://schemas.microsoft.com/office/word/2010/wordprocessingInk" xmlns:wne="http://schemas.microsoft.com/office/word/2006/wordml" xmlns:wps="http://schemas.microsoft.com/office/word/2010/wordprocessingShape" mc:Ignorable="w14 w15 w16se w16cid w16 w16cex w16sdtdh wp14">
+<w:footnotes xmlns:wpc="http://schemas.microsoft.com/office/word/2010/wordprocessingCanvas" xmlns:cx="http://schemas.microsoft.com/office/drawing/2014/chartex" xmlns:cx1="http://schemas.microsoft.com/office/drawing/2015/9/8/chartex" xmlns:cx2="http://schemas.microsoft.com/office/drawing/2015/10/21/chartex" xmlns:cx3="http://schemas.microsoft.com/office/drawing/2016/5/9/chartex" xmlns:cx4="http://schemas.microsoft.com/office/drawing/2016/5/10/chartex" xmlns:cx5="http://schemas.microsoft.com/office/drawing/2016/5/11/chartex" xmlns:cx6="http://schemas.microsoft.com/office/drawing/2016/5/12/chartex" xmlns:cx7="http://schemas.microsoft.com/office/drawing/2016/5/13/chartex" xmlns:cx8="http://schemas.microsoft.com/office/drawing/2016/5/14/chartex" xmlns:mc="http://schemas.openxmlformats.org/markup-compatibility/2006" xmlns:aink="http://schemas.microsoft.com/office/drawing/2016/ink" xmlns:am3d="http://schemas.microsoft.com/office/drawing/2017/model3d" xmlns:o="urn:schemas-microsoft-com:office:office" xmlns:r="http://schemas.openxmlformats.org/officeDocument/2006/relationships" xmlns:m="http://schemas.openxmlformats.org/officeDocument/2006/math" xmlns:v="urn:schemas-microsoft-com:vml" xmlns:wp14="http://schemas.microsoft.com/office/word/2010/wordprocessingDrawing" xmlns:wp="http://schemas.openxmlformats.org/drawingml/2006/wordprocessingDrawing" xmlns:w10="urn:schemas-microsoft-com:office:word" xmlns:w="http://schemas.openxmlformats.org/wordprocessingml/2006/main" xmlns:w14="http://schemas.microsoft.com/office/word/2010/wordml" xmlns:w15="http://schemas.microsoft.com/office/word/2012/wordml" xmlns:w16cid="http://schemas.microsoft.com/office/word/2016/wordml/cid" xmlns:w16se="http://schemas.microsoft.com/office/word/2015/wordml/symex" xmlns:wpg="http://schemas.microsoft.com/office/word/2010/wordprocessingGroup" xmlns:wpi="http://schemas.microsoft.com/office/word/2010/wordprocessingInk" xmlns:wne="http://schemas.microsoft.com/office/word/2006/wordml" xmlns:wps="http://schemas.microsoft.com/office/word/2010/wordprocessingShape" mc:Ignorable="w14 w15 w16se w16cid wp14">
   <w:footnote w:type="separator" w:id="-1">
     <w:p>
       <w:pPr>
@@ -18084,7 +17861,7 @@
 </file>
 
 <file path=word/numbering.xml><?xml version="1.0" encoding="utf-8"?>
-<w:numbering xmlns:wpc="http://schemas.microsoft.com/office/word/2010/wordprocessingCanvas" xmlns:cx="http://schemas.microsoft.com/office/drawing/2014/chartex" xmlns:cx1="http://schemas.microsoft.com/office/drawing/2015/9/8/chartex" xmlns:cx2="http://schemas.microsoft.com/office/drawing/2015/10/21/chartex" xmlns:cx3="http://schemas.microsoft.com/office/drawing/2016/5/9/chartex" xmlns:cx4="http://schemas.microsoft.com/office/drawing/2016/5/10/chartex" xmlns:cx5="http://schemas.microsoft.com/office/drawing/2016/5/11/chartex" xmlns:cx6="http://schemas.microsoft.com/office/drawing/2016/5/12/chartex" xmlns:cx7="http://schemas.microsoft.com/office/drawing/2016/5/13/chartex" xmlns:cx8="http://schemas.microsoft.com/office/drawing/2016/5/14/chartex" xmlns:mc="http://schemas.openxmlformats.org/markup-compatibility/2006" xmlns:aink="http://schemas.microsoft.com/office/drawing/2016/ink" xmlns:am3d="http://schemas.microsoft.com/office/drawing/2017/model3d" xmlns:o="urn:schemas-microsoft-com:office:office" xmlns:r="http://schemas.openxmlformats.org/officeDocument/2006/relationships" xmlns:m="http://schemas.openxmlformats.org/officeDocument/2006/math" xmlns:v="urn:schemas-microsoft-com:vml" xmlns:wp14="http://schemas.microsoft.com/office/word/2010/wordprocessingDrawing" xmlns:wp="http://schemas.openxmlformats.org/drawingml/2006/wordprocessingDrawing" xmlns:w10="urn:schemas-microsoft-com:office:word" xmlns:w="http://schemas.openxmlformats.org/wordprocessingml/2006/main" xmlns:w14="http://schemas.microsoft.com/office/word/2010/wordml" xmlns:w15="http://schemas.microsoft.com/office/word/2012/wordml" xmlns:w16cex="http://schemas.microsoft.com/office/word/2018/wordml/cex" xmlns:w16cid="http://schemas.microsoft.com/office/word/2016/wordml/cid" xmlns:w16="http://schemas.microsoft.com/office/word/2018/wordml" xmlns:w16sdtdh="http://schemas.microsoft.com/office/word/2020/wordml/sdtdatahash" xmlns:w16se="http://schemas.microsoft.com/office/word/2015/wordml/symex" xmlns:wpg="http://schemas.microsoft.com/office/word/2010/wordprocessingGroup" xmlns:wpi="http://schemas.microsoft.com/office/word/2010/wordprocessingInk" xmlns:wne="http://schemas.microsoft.com/office/word/2006/wordml" xmlns:wps="http://schemas.microsoft.com/office/word/2010/wordprocessingShape" mc:Ignorable="w14 w15 w16se w16cid w16 w16cex w16sdtdh wp14">
+<w:numbering xmlns:wpc="http://schemas.microsoft.com/office/word/2010/wordprocessingCanvas" xmlns:cx="http://schemas.microsoft.com/office/drawing/2014/chartex" xmlns:cx1="http://schemas.microsoft.com/office/drawing/2015/9/8/chartex" xmlns:cx2="http://schemas.microsoft.com/office/drawing/2015/10/21/chartex" xmlns:cx3="http://schemas.microsoft.com/office/drawing/2016/5/9/chartex" xmlns:cx4="http://schemas.microsoft.com/office/drawing/2016/5/10/chartex" xmlns:cx5="http://schemas.microsoft.com/office/drawing/2016/5/11/chartex" xmlns:cx6="http://schemas.microsoft.com/office/drawing/2016/5/12/chartex" xmlns:cx7="http://schemas.microsoft.com/office/drawing/2016/5/13/chartex" xmlns:cx8="http://schemas.microsoft.com/office/drawing/2016/5/14/chartex" xmlns:mc="http://schemas.openxmlformats.org/markup-compatibility/2006" xmlns:aink="http://schemas.microsoft.com/office/drawing/2016/ink" xmlns:am3d="http://schemas.microsoft.com/office/drawing/2017/model3d" xmlns:o="urn:schemas-microsoft-com:office:office" xmlns:r="http://schemas.openxmlformats.org/officeDocument/2006/relationships" xmlns:m="http://schemas.openxmlformats.org/officeDocument/2006/math" xmlns:v="urn:schemas-microsoft-com:vml" xmlns:wp14="http://schemas.microsoft.com/office/word/2010/wordprocessingDrawing" xmlns:wp="http://schemas.openxmlformats.org/drawingml/2006/wordprocessingDrawing" xmlns:w10="urn:schemas-microsoft-com:office:word" xmlns:w="http://schemas.openxmlformats.org/wordprocessingml/2006/main" xmlns:w14="http://schemas.microsoft.com/office/word/2010/wordml" xmlns:w15="http://schemas.microsoft.com/office/word/2012/wordml" xmlns:w16cid="http://schemas.microsoft.com/office/word/2016/wordml/cid" xmlns:w16se="http://schemas.microsoft.com/office/word/2015/wordml/symex" xmlns:wpg="http://schemas.microsoft.com/office/word/2010/wordprocessingGroup" xmlns:wpi="http://schemas.microsoft.com/office/word/2010/wordprocessingInk" xmlns:wne="http://schemas.microsoft.com/office/word/2006/wordml" xmlns:wps="http://schemas.microsoft.com/office/word/2010/wordprocessingShape" mc:Ignorable="w14 w15 w16se w16cid wp14">
   <w:abstractNum w:abstractNumId="0" w15:restartNumberingAfterBreak="0">
     <w:nsid w:val="01FA73CB"/>
     <w:multiLevelType w:val="hybridMultilevel"/>
@@ -20793,7 +20570,7 @@
 </file>
 
 <file path=word/styles.xml><?xml version="1.0" encoding="utf-8"?>
-<w:styles xmlns:mc="http://schemas.openxmlformats.org/markup-compatibility/2006" xmlns:r="http://schemas.openxmlformats.org/officeDocument/2006/relationships" xmlns:w="http://schemas.openxmlformats.org/wordprocessingml/2006/main" xmlns:w14="http://schemas.microsoft.com/office/word/2010/wordml" xmlns:w15="http://schemas.microsoft.com/office/word/2012/wordml" xmlns:w16cex="http://schemas.microsoft.com/office/word/2018/wordml/cex" xmlns:w16cid="http://schemas.microsoft.com/office/word/2016/wordml/cid" xmlns:w16="http://schemas.microsoft.com/office/word/2018/wordml" xmlns:w16sdtdh="http://schemas.microsoft.com/office/word/2020/wordml/sdtdatahash" xmlns:w16se="http://schemas.microsoft.com/office/word/2015/wordml/symex" mc:Ignorable="w14 w15 w16se w16cid w16 w16cex w16sdtdh">
+<w:styles xmlns:mc="http://schemas.openxmlformats.org/markup-compatibility/2006" xmlns:r="http://schemas.openxmlformats.org/officeDocument/2006/relationships" xmlns:w="http://schemas.openxmlformats.org/wordprocessingml/2006/main" xmlns:w14="http://schemas.microsoft.com/office/word/2010/wordml" xmlns:w15="http://schemas.microsoft.com/office/word/2012/wordml" xmlns:w16cid="http://schemas.microsoft.com/office/word/2016/wordml/cid" xmlns:w16se="http://schemas.microsoft.com/office/word/2015/wordml/symex" mc:Ignorable="w14 w15 w16se w16cid">
   <w:docDefaults>
     <w:rPrDefault>
       <w:rPr>
@@ -20811,7 +20588,7 @@
       </w:pPr>
     </w:pPrDefault>
   </w:docDefaults>
-  <w:latentStyles w:defLockedState="0" w:defUIPriority="99" w:defSemiHidden="0" w:defUnhideWhenUsed="0" w:defQFormat="0" w:count="376">
+  <w:latentStyles w:defLockedState="0" w:defUIPriority="99" w:defSemiHidden="0" w:defUnhideWhenUsed="0" w:defQFormat="0" w:count="375">
     <w:lsdException w:name="Normal" w:uiPriority="0" w:qFormat="1"/>
     <w:lsdException w:name="heading 1" w:uiPriority="9" w:qFormat="1"/>
     <w:lsdException w:name="heading 2" w:semiHidden="1" w:uiPriority="9" w:unhideWhenUsed="1" w:qFormat="1"/>
@@ -20917,6 +20694,7 @@
     <w:lsdException w:name="HTML Sample" w:semiHidden="1" w:unhideWhenUsed="1"/>
     <w:lsdException w:name="HTML Typewriter" w:semiHidden="1" w:unhideWhenUsed="1"/>
     <w:lsdException w:name="HTML Variable" w:semiHidden="1" w:unhideWhenUsed="1"/>
+    <w:lsdException w:name="Normal Table" w:semiHidden="1" w:unhideWhenUsed="1"/>
     <w:lsdException w:name="annotation subject" w:semiHidden="1" w:unhideWhenUsed="1"/>
     <w:lsdException w:name="No List" w:semiHidden="1" w:unhideWhenUsed="1"/>
     <w:lsdException w:name="Outline List 1" w:semiHidden="1" w:unhideWhenUsed="1"/>
@@ -20963,8 +20741,10 @@
     <w:lsdException w:name="Table Subtle 2" w:semiHidden="1" w:unhideWhenUsed="1"/>
     <w:lsdException w:name="Table Web 1" w:semiHidden="1" w:unhideWhenUsed="1"/>
     <w:lsdException w:name="Table Web 2" w:semiHidden="1" w:unhideWhenUsed="1"/>
+    <w:lsdException w:name="Table Web 3" w:semiHidden="1" w:unhideWhenUsed="1"/>
     <w:lsdException w:name="Balloon Text" w:semiHidden="1" w:unhideWhenUsed="1"/>
     <w:lsdException w:name="Table Grid" w:uiPriority="39"/>
+    <w:lsdException w:name="Table Theme" w:semiHidden="1" w:unhideWhenUsed="1"/>
     <w:lsdException w:name="Placeholder Text" w:semiHidden="1"/>
     <w:lsdException w:name="No Spacing" w:uiPriority="1" w:qFormat="1"/>
     <w:lsdException w:name="Light Shading" w:uiPriority="60"/>
@@ -21184,7 +20964,6 @@
     <w:lsdException w:name="Smart Hyperlink" w:semiHidden="1" w:unhideWhenUsed="1"/>
     <w:lsdException w:name="Hashtag" w:semiHidden="1" w:unhideWhenUsed="1"/>
     <w:lsdException w:name="Unresolved Mention" w:semiHidden="1" w:unhideWhenUsed="1"/>
-    <w:lsdException w:name="Smart Link" w:semiHidden="1" w:unhideWhenUsed="1"/>
   </w:latentStyles>
   <w:style w:type="paragraph" w:default="1" w:styleId="Normal">
     <w:name w:val="Normal"/>
@@ -21398,6 +21177,7 @@
   <w:style w:type="character" w:default="1" w:styleId="DefaultParagraphFont">
     <w:name w:val="Default Paragraph Font"/>
     <w:uiPriority w:val="1"/>
+    <w:semiHidden/>
     <w:unhideWhenUsed/>
   </w:style>
   <w:style w:type="table" w:default="1" w:styleId="TableNormal">
@@ -22298,42 +22078,21 @@
 <file path=customXml/item1.xml><?xml version="1.0" encoding="utf-8"?>
 <b:Sources xmlns:b="http://schemas.openxmlformats.org/officeDocument/2006/bibliography" xmlns="http://schemas.openxmlformats.org/officeDocument/2006/bibliography" SelectedStyle="\IEEE2006OfficeOnline.xsl" StyleName="IEEE" Version="2006">
   <b:Source>
-    <b:Tag>Ert17</b:Tag>
-    <b:SourceType>InternetSite</b:SourceType>
-    <b:Guid>{324A790B-9559-4CB3-84EA-9F1612BC73EE}</b:Guid>
-    <b:Author>
-      <b:Author>
-        <b:NameList>
-          <b:Person>
-            <b:Last>Erturk</b:Last>
-            <b:First>Emre,</b:First>
-            <b:Middle>Rajan, Angel</b:Middle>
-          </b:Person>
-        </b:NameList>
-      </b:Author>
-    </b:Author>
-    <b:Title>harvard</b:Title>
-    <b:InternetSiteTitle>ads</b:InternetSiteTitle>
-    <b:Year>2017</b:Year>
-    <b:Month> June</b:Month>
-    <b:URL>https://ui.adsabs.harvard.edu/abs/2017arXiv170608017E/abstract</b:URL>
-    <b:RefOrder>2</b:RefOrder>
-  </b:Source>
-  <b:Source>
-    <b:Tag>ser20</b:Tag>
+    <b:Tag>gra20</b:Tag>
     <b:SourceType>InternetSite</b:SourceType>
     <b:Guid>{ACC2D2C1-F967-47D4-B657-33098A345B56}</b:Guid>
     <b:Author>
       <b:Author>
         <b:NameList>
           <b:Person>
-            <b:Last>gray</b:Last>
-            <b:First>serena</b:First>
+            <b:Last>Gray</b:Last>
+            <b:First>Serena</b:First>
           </b:Person>
         </b:NameList>
       </b:Author>
     </b:Author>
-    <b:Title>Medium</b:Title>
+    <b:Title>What is the Agile Methodology in Software Development</b:Title>
+    <b:InternetSiteTitle>Medium</b:InternetSiteTitle>
     <b:Year>2020</b:Year>
     <b:Month>July</b:Month>
     <b:Day>29</b:Day>
@@ -22341,142 +22100,210 @@
     <b:RefOrder>1</b:RefOrder>
   </b:Source>
   <b:Source>
-    <b:Tag>Ant23</b:Tag>
+    <b:Tag>Geh19</b:Tag>
+    <b:SourceType>InternetSite</b:SourceType>
+    <b:Guid>{324A790B-9559-4CB3-84EA-9F1612BC73EE}</b:Guid>
+    <b:Author>
+      <b:Author>
+        <b:NameList>
+          <b:Person>
+            <b:Last>Gehrmann</b:Last>
+            <b:First>Sebastian</b:First>
+          </b:Person>
+          <b:Person>
+            <b:Last>Strobelt</b:Last>
+            <b:First>Hendrik</b:First>
+          </b:Person>
+          <b:Person>
+            <b:Last>Rush</b:Last>
+            <b:First>Alexander M.</b:First>
+          </b:Person>
+        </b:NameList>
+      </b:Author>
+    </b:Author>
+    <b:Title>GLTR: Statistical Detection and Visualization of Generated Text</b:Title>
+    <b:InternetSiteTitle>ACL 2019 System Demonstrations</b:InternetSiteTitle>
+    <b:Year>2019</b:Year>
+    <b:Month>June</b:Month>
+    <b:URL>https://arxiv.org/abs/1906.04043</b:URL>
+    <b:RefOrder>2</b:RefOrder>
+  </b:Source>
+  <b:Source>
+    <b:Tag>Mit23</b:Tag>
+    <b:SourceType>InternetSite</b:SourceType>
+    <b:Guid>{55FA643A-0C6B-4DCE-8F6C-6E9388700FC6}</b:Guid>
+    <b:Author>
+      <b:Author>
+        <b:NameList>
+          <b:Person>
+            <b:Last>Mitchell</b:Last>
+            <b:First>Eric</b:First>
+          </b:Person>
+          <b:Person>
+            <b:Last>Lee</b:Last>
+            <b:First>Yoonho</b:First>
+          </b:Person>
+          <b:Person>
+            <b:Last>Khazatsky</b:Last>
+            <b:First>Alexander</b:First>
+          </b:Person>
+          <b:Person>
+            <b:Last>Manning</b:Last>
+            <b:First>Christopher D.</b:First>
+          </b:Person>
+          <b:Person>
+            <b:Last>Finn</b:Last>
+            <b:First>Chelsea</b:First>
+          </b:Person>
+        </b:NameList>
+      </b:Author>
+    </b:Author>
+    <b:Title>DetectGPT: Zero-Shot Machine-Generated Text Detection using Probability Curvature</b:Title>
+    <b:InternetSiteTitle>ICML 2023</b:InternetSiteTitle>
+    <b:Year>2023</b:Year>
+    <b:Month>January</b:Month>
+    <b:URL>https://arxiv.org/abs/2301.11305</b:URL>
+    <b:RefOrder>3</b:RefOrder>
+  </b:Source>
+  <b:Source>
+    <b:Tag>Sol19</b:Tag>
+    <b:SourceType>InternetSite</b:SourceType>
+    <b:Guid>{B08B4569-3AD1-4154-B58B-87DF8487C3AA}</b:Guid>
+    <b:Author>
+      <b:Author>
+        <b:NameList>
+          <b:Person>
+            <b:Last>Solaiman</b:Last>
+            <b:First>Irene</b:First>
+          </b:Person>
+        </b:NameList>
+      </b:Author>
+    </b:Author>
+    <b:Title>Release Strategies and the Social Impacts of Language Models</b:Title>
+    <b:Year>2019</b:Year>
+    <b:Month>August</b:Month>
+    <b:URL>https://arxiv.org/abs/1908.09203</b:URL>
+    <b:RefOrder>4</b:RefOrder>
+  </b:Source>
+  <b:Source>
+    <b:Tag>Cro23</b:Tag>
     <b:SourceType>InternetSite</b:SourceType>
     <b:Guid>{82249839-1338-4724-9F19-0C7B069A1910}</b:Guid>
     <b:Author>
       <b:Author>
         <b:NameList>
           <b:Person>
-            <b:Last>Antonio De Jesús Domínguez-García</b:Last>
-            <b:First>Xavier</b:First>
-            <b:Middle>Limón, Jorge Octavio Ocharán-Hernández, Juan Carlos Pérez-Arriaga</b:Middle>
+            <b:Last>Crothers</b:Last>
+            <b:First>Evan N.</b:First>
+          </b:Person>
+          <b:Person>
+            <b:Last>Japkowicz</b:Last>
+            <b:First>Nathalie</b:First>
+          </b:Person>
+          <b:Person>
+            <b:Last>Viktor</b:Last>
+            <b:First>Herna L.</b:First>
           </b:Person>
         </b:NameList>
       </b:Author>
     </b:Author>
-    <b:Title>IEEE Xplore</b:Title>
-    <b:ProductionCompany>Security Testing for Web Applications</b:ProductionCompany>
+    <b:Title>Machine-Generated Text: A Comprehensive Survey of Threat Models and Detection Methods</b:Title>
+    <b:InternetSiteTitle>IEEE Access</b:InternetSiteTitle>
     <b:Year>2023</b:Year>
-    <b:Month>10</b:Month>
-    <b:Day>6</b:Day>
-    <b:URL>https://ieeexplore.ieee.org/document/10568290/authors#authors</b:URL>
+    <b:Month>July</b:Month>
+    <b:Day>14</b:Day>
+    <b:URL>https://ieeexplore.ieee.org/document/10183861</b:URL>
     <b:RefOrder>5</b:RefOrder>
   </b:Source>
   <b:Source>
-    <b:Tag>Saj02</b:Tag>
-    <b:SourceType>InternetSite</b:SourceType>
-    <b:Guid>{B08B4569-3AD1-4154-B58B-87DF8487C3AA}</b:Guid>
-    <b:Author>
-      <b:Author>
-        <b:NameList>
-          <b:Person>
-            <b:Last>Sajjad Rafique</b:Last>
-            <b:First>Mamoona</b:First>
-            <b:Middle>Humayun, Zartasha Gul, Ansar Abbas, Hasan Javed</b:Middle>
-          </b:Person>
-        </b:NameList>
-      </b:Author>
-    </b:Author>
-    <b:Title>Secure Software</b:Title>
-    <b:ProductionCompany>RTO/NATO Real-Time Intrusion Detection Symp</b:ProductionCompany>
-    <b:Year>2002</b:Year>
-    <b:Month>September</b:Month>
-    <b:Day>15</b:Day>
-    <b:URL>https://www.scirp.org/reference/referencespapers?referenceid=1565156</b:URL>
-    <b:RefOrder>4</b:RefOrder>
-  </b:Source>
-  <b:Source>
-    <b:Tag>GeX06</b:Tag>
-    <b:SourceType>InternetSite</b:SourceType>
-    <b:Guid>{55FA643A-0C6B-4DCE-8F6C-6E9388700FC6}</b:Guid>
-    <b:Author>
-      <b:Author>
-        <b:NameList>
-          <b:Person>
-            <b:Last>Ge</b:Last>
-            <b:First>X.,</b:First>
-            <b:Middle>Paige, R.F., Polack, F.A., Chivers, H. and Brooke, P.J.</b:Middle>
-          </b:Person>
-        </b:NameList>
-      </b:Author>
-    </b:Author>
-    <b:Title>Agile Development of Secure Web Applications</b:Title>
-    <b:Year>2006</b:Year>
-    <b:Month>July</b:Month>
-    <b:Day>11</b:Day>
-    <b:URL>https://www.scirp.org/reference/referencespapers?referenceid=1565154</b:URL>
-    <b:RefOrder>3</b:RefOrder>
-  </b:Source>
-  <b:Source>
-    <b:Tag>Mat24</b:Tag>
+    <b:Tag>Sad23</b:Tag>
     <b:SourceType>InternetSite</b:SourceType>
     <b:Guid>{84FF04F1-D360-4B76-B510-F507D24225CF}</b:Guid>
     <b:Author>
       <b:Author>
         <b:NameList>
           <b:Person>
-            <b:Last>Nawrocki.</b:Last>
-            <b:First>Mateusz</b:First>
+            <b:Last>Sadasivan</b:Last>
+            <b:First>Vinu S.</b:First>
+          </b:Person>
+          <b:Person>
+            <b:Last>Kumar</b:Last>
+            <b:First>Aounon</b:First>
+          </b:Person>
+          <b:Person>
+            <b:Last>Balasubramanian</b:Last>
+            <b:First>Sriram</b:First>
+          </b:Person>
+          <b:Person>
+            <b:Last>Wang</b:Last>
+            <b:First>Wenxiao</b:First>
+          </b:Person>
+          <b:Person>
+            <b:Last>Feizi</b:Last>
+            <b:First>Soheil</b:First>
           </b:Person>
         </b:NameList>
       </b:Author>
     </b:Author>
-    <b:Title>ACIG</b:Title>
-    <b:ProductionCompany>Vulnerabilities of Web Applications</b:ProductionCompany>
-    <b:Year>2024</b:Year>
-    <b:Month>3</b:Month>
-    <b:Day>2</b:Day>
-    <b:URL>https://www.acigjournal.com/Vulnerabilities-of-Web-Applications-Good-Practices-and-New-Trends,199521,0,2.html#S1</b:URL>
+    <b:Title>Can AI-Generated Text be Reliably Detected?</b:Title>
+    <b:InternetSiteTitle>AISTATS 2024</b:InternetSiteTitle>
+    <b:Year>2023</b:Year>
+    <b:Month>March</b:Month>
+    <b:Day>17</b:Day>
+    <b:URL>https://arxiv.org/abs/2303.11156</b:URL>
     <b:RefOrder>6</b:RefOrder>
   </b:Source>
   <b:Source>
-    <b:Tag>Saj15</b:Tag>
+    <b:Tag>Cha23</b:Tag>
     <b:SourceType>InternetSite</b:SourceType>
     <b:Guid>{739BF977-4448-4217-9811-3A5E725C8F3B}</b:Guid>
     <b:Author>
       <b:Author>
         <b:NameList>
           <b:Person>
-            <b:Last>Rafique</b:Last>
-            <b:First>Sajjad</b:First>
+            <b:Last>Chakraborty</b:Last>
+            <b:First>Souradip</b:First>
           </b:Person>
           <b:Person>
-            <b:Last>Humayun</b:Last>
-            <b:First>Mamoona</b:First>
+            <b:Last>Bedi</b:Last>
+            <b:First>Amrit S.</b:First>
           </b:Person>
           <b:Person>
-            <b:Last>Hamid</b:Last>
-            <b:First>Bushra</b:First>
+            <b:Last>Zhu</b:Last>
+            <b:First>Sujay</b:First>
           </b:Person>
           <b:Person>
-            <b:Last>Abbas</b:Last>
-            <b:First>Ansar</b:First>
+            <b:Last>Anadiotis</b:Last>
+            <b:First>S.</b:First>
           </b:Person>
           <b:Person>
-            <b:Last>Muhammad Akhtar</b:Last>
-            <b:First>Kamil</b:First>
-            <b:Middle>Iqbal</b:Middle>
+            <b:Last>Manoel</b:Last>
+            <b:First>M.</b:First>
+          </b:Person>
+          <b:Person>
+            <b:Last>Negahban</b:Last>
+            <b:First>S.</b:First>
+          </b:Person>
+          <b:Person>
+            <b:Last>Feizi</b:Last>
+            <b:First>Soheil</b:First>
           </b:Person>
         </b:NameList>
       </b:Author>
     </b:Author>
-    <b:Title>IEEE Xplore</b:Title>
-    <b:ProductionCompany>Web application security vulnerabilities detection approaches</b:ProductionCompany>
-    <b:Year>2015</b:Year>
-    <b:Month>June </b:Month>
-    <b:Day>01</b:Day>
-    <b:YearAccessed>2015</b:YearAccessed>
-    <b:MonthAccessed>August </b:MonthAccessed>
-    <b:DayAccessed>06 </b:DayAccessed>
-    <b:URL>https://ieeexplore.ieee.org/document/7176244</b:URL>
+    <b:Title>On the Possibilities of AI-Generated Text Detection</b:Title>
+    <b:InternetSiteTitle>ICML 2024</b:InternetSiteTitle>
+    <b:Year>2023</b:Year>
+    <b:Month>April</b:Month>
+    <b:Day>11</b:Day>
+    <b:URL>https://arxiv.org/abs/2304.04736</b:URL>
     <b:RefOrder>7</b:RefOrder>
   </b:Source>
 </b:Sources>
 </file>
 
 <file path=customXml/itemProps1.xml><?xml version="1.0" encoding="utf-8"?>
-<ds:datastoreItem xmlns:ds="http://schemas.openxmlformats.org/officeDocument/2006/customXml" ds:itemID="{56076687-18CC-4724-8AFB-4F975C10DB4D}">
+<ds:datastoreItem xmlns:ds="http://schemas.openxmlformats.org/officeDocument/2006/customXml" ds:itemID="{EF533B02-95D1-4F3C-B151-53C2359E93AC}">
   <ds:schemaRefs>
     <ds:schemaRef ds:uri="http://schemas.openxmlformats.org/officeDocument/2006/bibliography"/>
   </ds:schemaRefs>

--- a/ai_text_detector_project_report.docx
+++ b/ai_text_detector_project_report.docx
@@ -690,7 +690,7 @@
         <w:spacing w:line="360" w:lineRule="auto"/>
       </w:pPr>
       <w:bookmarkStart w:id="0" w:name="_Toc202261069"/>
-      <w:bookmarkStart w:id="1" w:name="_Toc232107293"/>
+      <w:bookmarkStart w:id="1" w:name="_Toc232287020"/>
       <w:r>
         <w:t>SUPERVISORS RECOMMENDATION</w:t>
       </w:r>
@@ -942,7 +942,7 @@
         <w:ind w:left="224" w:right="223"/>
       </w:pPr>
       <w:bookmarkStart w:id="2" w:name="_Toc202261070"/>
-      <w:bookmarkStart w:id="3" w:name="_Toc232107294"/>
+      <w:bookmarkStart w:id="3" w:name="_Toc232287021"/>
       <w:r>
         <w:t>LETTER OF APPROVAL</w:t>
       </w:r>
@@ -958,7 +958,13 @@
         <w:ind w:left="-5" w:right="55"/>
       </w:pPr>
       <w:r>
-        <w:t xml:space="preserve">This is to certify that this project report prepared by Shashank Singh on </w:t>
+        <w:t xml:space="preserve">This is to certify that this project report prepared by </w:t>
+      </w:r>
+      <w:r>
+        <w:t>Saurav Munikar</w:t>
+      </w:r>
+      <w:r>
+        <w:t xml:space="preserve"> on </w:t>
       </w:r>
       <w:r>
         <w:rPr>
@@ -1387,7 +1393,7 @@
         <w:br w:type="page"/>
       </w:r>
       <w:bookmarkStart w:id="4" w:name="_Toc202261071"/>
-      <w:bookmarkStart w:id="5" w:name="_Toc232107295"/>
+      <w:bookmarkStart w:id="5" w:name="_Toc232287022"/>
       <w:r>
         <w:lastRenderedPageBreak/>
         <w:t>ACKNOWLEDGEMENT</w:t>
@@ -1472,7 +1478,7 @@
         <w:ind w:left="224" w:right="221"/>
       </w:pPr>
       <w:bookmarkStart w:id="6" w:name="_Toc202261072"/>
-      <w:bookmarkStart w:id="7" w:name="_Toc232107296"/>
+      <w:bookmarkStart w:id="7" w:name="_Toc232287023"/>
       <w:r>
         <w:lastRenderedPageBreak/>
         <w:t>ABSTRACT</w:t>
@@ -1653,7 +1659,7 @@
           <w:r>
             <w:fldChar w:fldCharType="separate"/>
           </w:r>
-          <w:hyperlink w:anchor="_Toc232107293" w:history="1">
+          <w:hyperlink w:anchor="_Toc232287020" w:history="1">
             <w:r>
               <w:rPr>
                 <w:rStyle w:val="Hyperlink"/>
@@ -1676,7 +1682,7 @@
               <w:rPr>
                 <w:webHidden/>
               </w:rPr>
-              <w:instrText xml:space="preserve"> PAGEREF _Toc232107293 \h </w:instrText>
+              <w:instrText xml:space="preserve"> PAGEREF _Toc232287020 \h </w:instrText>
             </w:r>
             <w:r>
               <w:rPr>
@@ -1718,7 +1724,7 @@
               <w14:ligatures w14:val="none"/>
             </w:rPr>
           </w:pPr>
-          <w:hyperlink w:anchor="_Toc232107294" w:history="1">
+          <w:hyperlink w:anchor="_Toc232287021" w:history="1">
             <w:r>
               <w:rPr>
                 <w:rStyle w:val="Hyperlink"/>
@@ -1741,7 +1747,7 @@
               <w:rPr>
                 <w:webHidden/>
               </w:rPr>
-              <w:instrText xml:space="preserve"> PAGEREF _Toc232107294 \h </w:instrText>
+              <w:instrText xml:space="preserve"> PAGEREF _Toc232287021 \h </w:instrText>
             </w:r>
             <w:r>
               <w:rPr>
@@ -1783,7 +1789,7 @@
               <w14:ligatures w14:val="none"/>
             </w:rPr>
           </w:pPr>
-          <w:hyperlink w:anchor="_Toc232107295" w:history="1">
+          <w:hyperlink w:anchor="_Toc232287022" w:history="1">
             <w:r>
               <w:rPr>
                 <w:rStyle w:val="Hyperlink"/>
@@ -1806,7 +1812,7 @@
               <w:rPr>
                 <w:webHidden/>
               </w:rPr>
-              <w:instrText xml:space="preserve"> PAGEREF _Toc232107295 \h </w:instrText>
+              <w:instrText xml:space="preserve"> PAGEREF _Toc232287022 \h </w:instrText>
             </w:r>
             <w:r>
               <w:rPr>
@@ -1848,7 +1854,7 @@
               <w14:ligatures w14:val="none"/>
             </w:rPr>
           </w:pPr>
-          <w:hyperlink w:anchor="_Toc232107296" w:history="1">
+          <w:hyperlink w:anchor="_Toc232287023" w:history="1">
             <w:r>
               <w:rPr>
                 <w:rStyle w:val="Hyperlink"/>
@@ -1871,7 +1877,7 @@
               <w:rPr>
                 <w:webHidden/>
               </w:rPr>
-              <w:instrText xml:space="preserve"> PAGEREF _Toc232107296 \h </w:instrText>
+              <w:instrText xml:space="preserve"> PAGEREF _Toc232287023 \h </w:instrText>
             </w:r>
             <w:r>
               <w:rPr>
@@ -1913,7 +1919,7 @@
               <w14:ligatures w14:val="none"/>
             </w:rPr>
           </w:pPr>
-          <w:hyperlink w:anchor="_Toc232107297" w:history="1">
+          <w:hyperlink w:anchor="_Toc232287024" w:history="1">
             <w:r>
               <w:rPr>
                 <w:rStyle w:val="Hyperlink"/>
@@ -1936,7 +1942,7 @@
               <w:rPr>
                 <w:webHidden/>
               </w:rPr>
-              <w:instrText xml:space="preserve"> PAGEREF _Toc232107297 \h </w:instrText>
+              <w:instrText xml:space="preserve"> PAGEREF _Toc232287024 \h </w:instrText>
             </w:r>
             <w:r>
               <w:rPr>
@@ -1978,7 +1984,7 @@
               <w14:ligatures w14:val="none"/>
             </w:rPr>
           </w:pPr>
-          <w:hyperlink w:anchor="_Toc232107298" w:history="1">
+          <w:hyperlink w:anchor="_Toc232287025" w:history="1">
             <w:r>
               <w:rPr>
                 <w:rStyle w:val="Hyperlink"/>
@@ -2001,7 +2007,7 @@
               <w:rPr>
                 <w:webHidden/>
               </w:rPr>
-              <w:instrText xml:space="preserve"> PAGEREF _Toc232107298 \h </w:instrText>
+              <w:instrText xml:space="preserve"> PAGEREF _Toc232287025 \h </w:instrText>
             </w:r>
             <w:r>
               <w:rPr>
@@ -2043,7 +2049,7 @@
               <w14:ligatures w14:val="none"/>
             </w:rPr>
           </w:pPr>
-          <w:hyperlink w:anchor="_Toc232107299" w:history="1">
+          <w:hyperlink w:anchor="_Toc232287026" w:history="1">
             <w:r>
               <w:rPr>
                 <w:rStyle w:val="Hyperlink"/>
@@ -2066,7 +2072,7 @@
               <w:rPr>
                 <w:webHidden/>
               </w:rPr>
-              <w:instrText xml:space="preserve"> PAGEREF _Toc232107299 \h </w:instrText>
+              <w:instrText xml:space="preserve"> PAGEREF _Toc232287026 \h </w:instrText>
             </w:r>
             <w:r>
               <w:rPr>
@@ -2108,7 +2114,7 @@
               <w14:ligatures w14:val="none"/>
             </w:rPr>
           </w:pPr>
-          <w:hyperlink w:anchor="_Toc232107300" w:history="1">
+          <w:hyperlink w:anchor="_Toc232287027" w:history="1">
             <w:r>
               <w:rPr>
                 <w:rStyle w:val="Hyperlink"/>
@@ -2131,7 +2137,7 @@
               <w:rPr>
                 <w:webHidden/>
               </w:rPr>
-              <w:instrText xml:space="preserve"> PAGEREF _Toc232107300 \h </w:instrText>
+              <w:instrText xml:space="preserve"> PAGEREF _Toc232287027 \h </w:instrText>
             </w:r>
             <w:r>
               <w:rPr>
@@ -2173,7 +2179,7 @@
               <w14:ligatures w14:val="none"/>
             </w:rPr>
           </w:pPr>
-          <w:hyperlink w:anchor="_Toc232107301" w:history="1">
+          <w:hyperlink w:anchor="_Toc232287028" w:history="1">
             <w:r>
               <w:rPr>
                 <w:rStyle w:val="Hyperlink"/>
@@ -2196,7 +2202,7 @@
               <w:rPr>
                 <w:webHidden/>
               </w:rPr>
-              <w:instrText xml:space="preserve"> PAGEREF _Toc232107301 \h </w:instrText>
+              <w:instrText xml:space="preserve"> PAGEREF _Toc232287028 \h </w:instrText>
             </w:r>
             <w:r>
               <w:rPr>
@@ -2240,7 +2246,7 @@
               <w14:ligatures w14:val="none"/>
             </w:rPr>
           </w:pPr>
-          <w:hyperlink w:anchor="_Toc232107302" w:history="1">
+          <w:hyperlink w:anchor="_Toc232287029" w:history="1">
             <w:r>
               <w:rPr>
                 <w:rStyle w:val="Hyperlink"/>
@@ -2267,7 +2273,7 @@
                 <w:noProof/>
                 <w:webHidden/>
               </w:rPr>
-              <w:instrText xml:space="preserve"> PAGEREF _Toc232107302 \h </w:instrText>
+              <w:instrText xml:space="preserve"> PAGEREF _Toc232287029 \h </w:instrText>
             </w:r>
             <w:r>
               <w:rPr>
@@ -2315,7 +2321,7 @@
               <w14:ligatures w14:val="none"/>
             </w:rPr>
           </w:pPr>
-          <w:hyperlink w:anchor="_Toc232107303" w:history="1">
+          <w:hyperlink w:anchor="_Toc232287030" w:history="1">
             <w:r>
               <w:rPr>
                 <w:rStyle w:val="Hyperlink"/>
@@ -2342,7 +2348,7 @@
                 <w:noProof/>
                 <w:webHidden/>
               </w:rPr>
-              <w:instrText xml:space="preserve"> PAGEREF _Toc232107303 \h </w:instrText>
+              <w:instrText xml:space="preserve"> PAGEREF _Toc232287030 \h </w:instrText>
             </w:r>
             <w:r>
               <w:rPr>
@@ -2390,7 +2396,7 @@
               <w14:ligatures w14:val="none"/>
             </w:rPr>
           </w:pPr>
-          <w:hyperlink w:anchor="_Toc232107304" w:history="1">
+          <w:hyperlink w:anchor="_Toc232287031" w:history="1">
             <w:r>
               <w:rPr>
                 <w:rStyle w:val="Hyperlink"/>
@@ -2417,7 +2423,7 @@
                 <w:noProof/>
                 <w:webHidden/>
               </w:rPr>
-              <w:instrText xml:space="preserve"> PAGEREF _Toc232107304 \h </w:instrText>
+              <w:instrText xml:space="preserve"> PAGEREF _Toc232287031 \h </w:instrText>
             </w:r>
             <w:r>
               <w:rPr>
@@ -2465,7 +2471,7 @@
               <w14:ligatures w14:val="none"/>
             </w:rPr>
           </w:pPr>
-          <w:hyperlink w:anchor="_Toc232107305" w:history="1">
+          <w:hyperlink w:anchor="_Toc232287032" w:history="1">
             <w:r>
               <w:rPr>
                 <w:rStyle w:val="Hyperlink"/>
@@ -2492,7 +2498,7 @@
                 <w:noProof/>
                 <w:webHidden/>
               </w:rPr>
-              <w:instrText xml:space="preserve"> PAGEREF _Toc232107305 \h </w:instrText>
+              <w:instrText xml:space="preserve"> PAGEREF _Toc232287032 \h </w:instrText>
             </w:r>
             <w:r>
               <w:rPr>
@@ -2540,7 +2546,7 @@
               <w14:ligatures w14:val="none"/>
             </w:rPr>
           </w:pPr>
-          <w:hyperlink w:anchor="_Toc232107306" w:history="1">
+          <w:hyperlink w:anchor="_Toc232287033" w:history="1">
             <w:r>
               <w:rPr>
                 <w:rStyle w:val="Hyperlink"/>
@@ -2567,7 +2573,7 @@
                 <w:noProof/>
                 <w:webHidden/>
               </w:rPr>
-              <w:instrText xml:space="preserve"> PAGEREF _Toc232107306 \h </w:instrText>
+              <w:instrText xml:space="preserve"> PAGEREF _Toc232287033 \h </w:instrText>
             </w:r>
             <w:r>
               <w:rPr>
@@ -2613,7 +2619,7 @@
               <w14:ligatures w14:val="none"/>
             </w:rPr>
           </w:pPr>
-          <w:hyperlink w:anchor="_Toc232107307" w:history="1">
+          <w:hyperlink w:anchor="_Toc232287034" w:history="1">
             <w:r>
               <w:rPr>
                 <w:rStyle w:val="Hyperlink"/>
@@ -2636,7 +2642,7 @@
               <w:rPr>
                 <w:webHidden/>
               </w:rPr>
-              <w:instrText xml:space="preserve"> PAGEREF _Toc232107307 \h </w:instrText>
+              <w:instrText xml:space="preserve"> PAGEREF _Toc232287034 \h </w:instrText>
             </w:r>
             <w:r>
               <w:rPr>
@@ -2678,7 +2684,7 @@
               <w14:ligatures w14:val="none"/>
             </w:rPr>
           </w:pPr>
-          <w:hyperlink w:anchor="_Toc232107308" w:history="1">
+          <w:hyperlink w:anchor="_Toc232287035" w:history="1">
             <w:r>
               <w:rPr>
                 <w:rStyle w:val="Hyperlink"/>
@@ -2701,7 +2707,7 @@
               <w:rPr>
                 <w:webHidden/>
               </w:rPr>
-              <w:instrText xml:space="preserve"> PAGEREF _Toc232107308 \h </w:instrText>
+              <w:instrText xml:space="preserve"> PAGEREF _Toc232287035 \h </w:instrText>
             </w:r>
             <w:r>
               <w:rPr>
@@ -2745,7 +2751,7 @@
               <w14:ligatures w14:val="none"/>
             </w:rPr>
           </w:pPr>
-          <w:hyperlink w:anchor="_Toc232107309" w:history="1">
+          <w:hyperlink w:anchor="_Toc232287036" w:history="1">
             <w:r>
               <w:rPr>
                 <w:rStyle w:val="Hyperlink"/>
@@ -2772,7 +2778,7 @@
                 <w:noProof/>
                 <w:webHidden/>
               </w:rPr>
-              <w:instrText xml:space="preserve"> PAGEREF _Toc232107309 \h </w:instrText>
+              <w:instrText xml:space="preserve"> PAGEREF _Toc232287036 \h </w:instrText>
             </w:r>
             <w:r>
               <w:rPr>
@@ -2820,7 +2826,7 @@
               <w14:ligatures w14:val="none"/>
             </w:rPr>
           </w:pPr>
-          <w:hyperlink w:anchor="_Toc232107310" w:history="1">
+          <w:hyperlink w:anchor="_Toc232287037" w:history="1">
             <w:r>
               <w:rPr>
                 <w:rStyle w:val="Hyperlink"/>
@@ -2847,7 +2853,7 @@
                 <w:noProof/>
                 <w:webHidden/>
               </w:rPr>
-              <w:instrText xml:space="preserve"> PAGEREF _Toc232107310 \h </w:instrText>
+              <w:instrText xml:space="preserve"> PAGEREF _Toc232287037 \h </w:instrText>
             </w:r>
             <w:r>
               <w:rPr>
@@ -2893,12 +2899,12 @@
               <w14:ligatures w14:val="none"/>
             </w:rPr>
           </w:pPr>
-          <w:hyperlink w:anchor="_Toc232107311" w:history="1">
+          <w:hyperlink w:anchor="_Toc232287038" w:history="1">
             <w:r>
               <w:rPr>
                 <w:rStyle w:val="Hyperlink"/>
               </w:rPr>
-              <w:t>CHAPTER 3</w:t>
+              <w:t>CHAPTER 3 SYSTEM ANALYSIS AND DESIGN</w:t>
             </w:r>
             <w:r>
               <w:rPr>
@@ -2916,72 +2922,7 @@
               <w:rPr>
                 <w:webHidden/>
               </w:rPr>
-              <w:instrText xml:space="preserve"> PAGEREF _Toc232107311 \h </w:instrText>
-            </w:r>
-            <w:r>
-              <w:rPr>
-                <w:webHidden/>
-              </w:rPr>
-            </w:r>
-            <w:r>
-              <w:rPr>
-                <w:webHidden/>
-              </w:rPr>
-              <w:fldChar w:fldCharType="separate"/>
-            </w:r>
-            <w:r>
-              <w:rPr>
-                <w:webHidden/>
-              </w:rPr>
-              <w:t>9</w:t>
-            </w:r>
-            <w:r>
-              <w:rPr>
-                <w:webHidden/>
-              </w:rPr>
-              <w:fldChar w:fldCharType="end"/>
-            </w:r>
-          </w:hyperlink>
-        </w:p>
-        <w:p>
-          <w:pPr>
-            <w:pStyle w:val="TOC1"/>
-            <w:rPr>
-              <w:rFonts w:asciiTheme="minorHAnsi" w:eastAsiaTheme="minorEastAsia" w:hAnsiTheme="minorHAnsi"/>
-              <w:b w:val="0"/>
-              <w:bCs w:val="0"/>
-              <w:color w:val="auto"/>
-              <w:kern w:val="0"/>
-              <w:sz w:val="22"/>
-              <w:szCs w:val="20"/>
-              <w:lang w:bidi="ne-NP"/>
-              <w14:ligatures w14:val="none"/>
-            </w:rPr>
-          </w:pPr>
-          <w:hyperlink w:anchor="_Toc232107312" w:history="1">
-            <w:r>
-              <w:rPr>
-                <w:rStyle w:val="Hyperlink"/>
-              </w:rPr>
-              <w:t>Figure 3.1: Use Case Diagram for AI Text Detector</w:t>
-            </w:r>
-            <w:r>
-              <w:rPr>
-                <w:webHidden/>
-              </w:rPr>
-              <w:tab/>
-            </w:r>
-            <w:r>
-              <w:rPr>
-                <w:webHidden/>
-              </w:rPr>
-              <w:fldChar w:fldCharType="begin"/>
-            </w:r>
-            <w:r>
-              <w:rPr>
-                <w:webHidden/>
-              </w:rPr>
-              <w:instrText xml:space="preserve"> PAGEREF _Toc232107312 \h </w:instrText>
+              <w:instrText xml:space="preserve"> PAGEREF _Toc232287038 \h </w:instrText>
             </w:r>
             <w:r>
               <w:rPr>
@@ -3025,13 +2966,13 @@
               <w14:ligatures w14:val="none"/>
             </w:rPr>
           </w:pPr>
-          <w:hyperlink w:anchor="_Toc232107313" w:history="1">
+          <w:hyperlink w:anchor="_Toc232287039" w:history="1">
             <w:r>
               <w:rPr>
                 <w:rStyle w:val="Hyperlink"/>
                 <w:noProof/>
               </w:rPr>
-              <w:t>1.  Document or Text Input: Users can paste raw text directly into a text area to analyze documents immediately.</w:t>
+              <w:t>3.1. System Analysis</w:t>
             </w:r>
             <w:r>
               <w:rPr>
@@ -3052,7 +2993,7 @@
                 <w:noProof/>
                 <w:webHidden/>
               </w:rPr>
-              <w:instrText xml:space="preserve"> PAGEREF _Toc232107313 \h </w:instrText>
+              <w:instrText xml:space="preserve"> PAGEREF _Toc232287039 \h </w:instrText>
             </w:r>
             <w:r>
               <w:rPr>
@@ -3100,13 +3041,13 @@
               <w14:ligatures w14:val="none"/>
             </w:rPr>
           </w:pPr>
-          <w:hyperlink w:anchor="_Toc232107314" w:history="1">
+          <w:hyperlink w:anchor="_Toc232287040" w:history="1">
             <w:r>
               <w:rPr>
                 <w:rStyle w:val="Hyperlink"/>
                 <w:noProof/>
               </w:rPr>
-              <w:t>Users can paste raw text directly into a text area to analyze documents immediately.</w:t>
+              <w:t>3.1.1 Requirement Analysis</w:t>
             </w:r>
             <w:r>
               <w:rPr>
@@ -3127,7 +3068,7 @@
                 <w:noProof/>
                 <w:webHidden/>
               </w:rPr>
-              <w:instrText xml:space="preserve"> PAGEREF _Toc232107314 \h </w:instrText>
+              <w:instrText xml:space="preserve"> PAGEREF _Toc232287040 \h </w:instrText>
             </w:r>
             <w:r>
               <w:rPr>
@@ -3175,7 +3116,7 @@
               <w14:ligatures w14:val="none"/>
             </w:rPr>
           </w:pPr>
-          <w:hyperlink w:anchor="_Toc232107315" w:history="1">
+          <w:hyperlink w:anchor="_Toc232287041" w:history="1">
             <w:r>
               <w:rPr>
                 <w:rStyle w:val="Hyperlink"/>
@@ -3202,7 +3143,7 @@
                 <w:noProof/>
                 <w:webHidden/>
               </w:rPr>
-              <w:instrText xml:space="preserve"> PAGEREF _Toc232107315 \h </w:instrText>
+              <w:instrText xml:space="preserve"> PAGEREF _Toc232287041 \h </w:instrText>
             </w:r>
             <w:r>
               <w:rPr>
@@ -3250,7 +3191,7 @@
               <w14:ligatures w14:val="none"/>
             </w:rPr>
           </w:pPr>
-          <w:hyperlink w:anchor="_Toc232107316" w:history="1">
+          <w:hyperlink w:anchor="_Toc232287042" w:history="1">
             <w:r>
               <w:rPr>
                 <w:rStyle w:val="Hyperlink"/>
@@ -3277,7 +3218,7 @@
                 <w:noProof/>
                 <w:webHidden/>
               </w:rPr>
-              <w:instrText xml:space="preserve"> PAGEREF _Toc232107316 \h </w:instrText>
+              <w:instrText xml:space="preserve"> PAGEREF _Toc232287042 \h </w:instrText>
             </w:r>
             <w:r>
               <w:rPr>
@@ -3325,10 +3266,12 @@
               <w14:ligatures w14:val="none"/>
             </w:rPr>
           </w:pPr>
-          <w:hyperlink w:anchor="_Toc232107317" w:history="1">
+          <w:hyperlink w:anchor="_Toc232287043" w:history="1">
             <w:r>
               <w:rPr>
                 <w:rStyle w:val="Hyperlink"/>
+                <w:rFonts w:eastAsiaTheme="majorEastAsia" w:cstheme="majorBidi"/>
+                <w:b/>
                 <w:noProof/>
               </w:rPr>
               <w:t>3.1.4. Dynamic Modelling using State and Sequence Diagrams</w:t>
@@ -3352,7 +3295,7 @@
                 <w:noProof/>
                 <w:webHidden/>
               </w:rPr>
-              <w:instrText xml:space="preserve"> PAGEREF _Toc232107317 \h </w:instrText>
+              <w:instrText xml:space="preserve"> PAGEREF _Toc232287043 \h </w:instrText>
             </w:r>
             <w:r>
               <w:rPr>
@@ -3400,7 +3343,7 @@
               <w14:ligatures w14:val="none"/>
             </w:rPr>
           </w:pPr>
-          <w:hyperlink w:anchor="_Toc232107318" w:history="1">
+          <w:hyperlink w:anchor="_Toc232287044" w:history="1">
             <w:r>
               <w:rPr>
                 <w:rStyle w:val="Hyperlink"/>
@@ -3427,7 +3370,7 @@
                 <w:noProof/>
                 <w:webHidden/>
               </w:rPr>
-              <w:instrText xml:space="preserve"> PAGEREF _Toc232107318 \h </w:instrText>
+              <w:instrText xml:space="preserve"> PAGEREF _Toc232287044 \h </w:instrText>
             </w:r>
             <w:r>
               <w:rPr>
@@ -3475,7 +3418,7 @@
               <w14:ligatures w14:val="none"/>
             </w:rPr>
           </w:pPr>
-          <w:hyperlink w:anchor="_Toc232107319" w:history="1">
+          <w:hyperlink w:anchor="_Toc232287045" w:history="1">
             <w:r>
               <w:rPr>
                 <w:rStyle w:val="Hyperlink"/>
@@ -3502,7 +3445,7 @@
                 <w:noProof/>
                 <w:webHidden/>
               </w:rPr>
-              <w:instrText xml:space="preserve"> PAGEREF _Toc232107319 \h </w:instrText>
+              <w:instrText xml:space="preserve"> PAGEREF _Toc232287045 \h </w:instrText>
             </w:r>
             <w:r>
               <w:rPr>
@@ -3550,7 +3493,7 @@
               <w14:ligatures w14:val="none"/>
             </w:rPr>
           </w:pPr>
-          <w:hyperlink w:anchor="_Toc232107320" w:history="1">
+          <w:hyperlink w:anchor="_Toc232287046" w:history="1">
             <w:r>
               <w:rPr>
                 <w:rStyle w:val="Hyperlink"/>
@@ -3577,7 +3520,7 @@
                 <w:noProof/>
                 <w:webHidden/>
               </w:rPr>
-              <w:instrText xml:space="preserve"> PAGEREF _Toc232107320 \h </w:instrText>
+              <w:instrText xml:space="preserve"> PAGEREF _Toc232287046 \h </w:instrText>
             </w:r>
             <w:r>
               <w:rPr>
@@ -3625,7 +3568,7 @@
               <w14:ligatures w14:val="none"/>
             </w:rPr>
           </w:pPr>
-          <w:hyperlink w:anchor="_Toc232107321" w:history="1">
+          <w:hyperlink w:anchor="_Toc232287047" w:history="1">
             <w:r>
               <w:rPr>
                 <w:rStyle w:val="Hyperlink"/>
@@ -3652,7 +3595,7 @@
                 <w:noProof/>
                 <w:webHidden/>
               </w:rPr>
-              <w:instrText xml:space="preserve"> PAGEREF _Toc232107321 \h </w:instrText>
+              <w:instrText xml:space="preserve"> PAGEREF _Toc232287047 \h </w:instrText>
             </w:r>
             <w:r>
               <w:rPr>
@@ -3672,7 +3615,7 @@
                 <w:noProof/>
                 <w:webHidden/>
               </w:rPr>
-              <w:t>19</w:t>
+              <w:t>20</w:t>
             </w:r>
             <w:r>
               <w:rPr>
@@ -3700,7 +3643,7 @@
               <w14:ligatures w14:val="none"/>
             </w:rPr>
           </w:pPr>
-          <w:hyperlink w:anchor="_Toc232107322" w:history="1">
+          <w:hyperlink w:anchor="_Toc232287048" w:history="1">
             <w:r>
               <w:rPr>
                 <w:rStyle w:val="Hyperlink"/>
@@ -3727,7 +3670,7 @@
                 <w:noProof/>
                 <w:webHidden/>
               </w:rPr>
-              <w:instrText xml:space="preserve"> PAGEREF _Toc232107322 \h </w:instrText>
+              <w:instrText xml:space="preserve"> PAGEREF _Toc232287048 \h </w:instrText>
             </w:r>
             <w:r>
               <w:rPr>
@@ -3775,7 +3718,7 @@
               <w14:ligatures w14:val="none"/>
             </w:rPr>
           </w:pPr>
-          <w:hyperlink w:anchor="_Toc232107323" w:history="1">
+          <w:hyperlink w:anchor="_Toc232287049" w:history="1">
             <w:r>
               <w:rPr>
                 <w:rStyle w:val="Hyperlink"/>
@@ -3802,7 +3745,7 @@
                 <w:noProof/>
                 <w:webHidden/>
               </w:rPr>
-              <w:instrText xml:space="preserve"> PAGEREF _Toc232107323 \h </w:instrText>
+              <w:instrText xml:space="preserve"> PAGEREF _Toc232287049 \h </w:instrText>
             </w:r>
             <w:r>
               <w:rPr>
@@ -3850,7 +3793,7 @@
               <w14:ligatures w14:val="none"/>
             </w:rPr>
           </w:pPr>
-          <w:hyperlink w:anchor="_Toc232107324" w:history="1">
+          <w:hyperlink w:anchor="_Toc232287050" w:history="1">
             <w:r>
               <w:rPr>
                 <w:rStyle w:val="Hyperlink"/>
@@ -3877,7 +3820,7 @@
                 <w:noProof/>
                 <w:webHidden/>
               </w:rPr>
-              <w:instrText xml:space="preserve"> PAGEREF _Toc232107324 \h </w:instrText>
+              <w:instrText xml:space="preserve"> PAGEREF _Toc232287050 \h </w:instrText>
             </w:r>
             <w:r>
               <w:rPr>
@@ -3925,7 +3868,7 @@
               <w14:ligatures w14:val="none"/>
             </w:rPr>
           </w:pPr>
-          <w:hyperlink w:anchor="_Toc232107325" w:history="1">
+          <w:hyperlink w:anchor="_Toc232287051" w:history="1">
             <w:r>
               <w:rPr>
                 <w:rStyle w:val="Hyperlink"/>
@@ -3952,7 +3895,7 @@
                 <w:noProof/>
                 <w:webHidden/>
               </w:rPr>
-              <w:instrText xml:space="preserve"> PAGEREF _Toc232107325 \h </w:instrText>
+              <w:instrText xml:space="preserve"> PAGEREF _Toc232287051 \h </w:instrText>
             </w:r>
             <w:r>
               <w:rPr>
@@ -4000,7 +3943,7 @@
               <w14:ligatures w14:val="none"/>
             </w:rPr>
           </w:pPr>
-          <w:hyperlink w:anchor="_Toc232107326" w:history="1">
+          <w:hyperlink w:anchor="_Toc232287052" w:history="1">
             <w:r>
               <w:rPr>
                 <w:rStyle w:val="Hyperlink"/>
@@ -4027,7 +3970,7 @@
                 <w:noProof/>
                 <w:webHidden/>
               </w:rPr>
-              <w:instrText xml:space="preserve"> PAGEREF _Toc232107326 \h </w:instrText>
+              <w:instrText xml:space="preserve"> PAGEREF _Toc232287052 \h </w:instrText>
             </w:r>
             <w:r>
               <w:rPr>
@@ -4062,7 +4005,6 @@
           <w:pPr>
             <w:pStyle w:val="TOC3"/>
             <w:tabs>
-              <w:tab w:val="left" w:pos="880"/>
               <w:tab w:val="right" w:leader="dot" w:pos="8990"/>
             </w:tabs>
             <w:rPr>
@@ -4076,44 +4018,23 @@
               <w14:ligatures w14:val="none"/>
             </w:rPr>
           </w:pPr>
-          <w:hyperlink w:anchor="_Toc232107327" w:history="1">
+          <w:hyperlink w:anchor="_Toc232287053" w:history="1">
             <w:r>
               <w:rPr>
                 <w:rStyle w:val="Hyperlink"/>
-                <w:rFonts w:ascii="Symbol" w:hAnsi="Symbol"/>
-                <w:noProof/>
-              </w:rPr>
-              <w:t></w:t>
-            </w:r>
-            <w:r>
-              <w:rPr>
-                <w:rFonts w:asciiTheme="minorHAnsi" w:eastAsiaTheme="minorEastAsia" w:hAnsiTheme="minorHAnsi"/>
-                <w:noProof/>
-                <w:color w:val="auto"/>
-                <w:kern w:val="0"/>
-                <w:sz w:val="22"/>
-                <w:szCs w:val="20"/>
-                <w:lang w:bidi="ne-NP"/>
-                <w14:ligatures w14:val="none"/>
+                <w:noProof/>
+              </w:rPr>
+              <w:t>3.3.5. Ensemble Scoring &amp; Grammar Calibration</w:t>
+            </w:r>
+            <w:r>
+              <w:rPr>
+                <w:noProof/>
+                <w:webHidden/>
               </w:rPr>
               <w:tab/>
             </w:r>
             <w:r>
               <w:rPr>
-                <w:rStyle w:val="Hyperlink"/>
-                <w:noProof/>
-              </w:rPr>
-              <w:t>3.3.5. Ensemble Scoring &amp; Grammar Calibration</w:t>
-            </w:r>
-            <w:r>
-              <w:rPr>
-                <w:noProof/>
-                <w:webHidden/>
-              </w:rPr>
-              <w:tab/>
-            </w:r>
-            <w:r>
-              <w:rPr>
                 <w:noProof/>
                 <w:webHidden/>
               </w:rPr>
@@ -4124,7 +4045,7 @@
                 <w:noProof/>
                 <w:webHidden/>
               </w:rPr>
-              <w:instrText xml:space="preserve"> PAGEREF _Toc232107327 \h </w:instrText>
+              <w:instrText xml:space="preserve"> PAGEREF _Toc232287053 \h </w:instrText>
             </w:r>
             <w:r>
               <w:rPr>
@@ -4144,7 +4065,7 @@
                 <w:noProof/>
                 <w:webHidden/>
               </w:rPr>
-              <w:t>22</w:t>
+              <w:t>23</w:t>
             </w:r>
             <w:r>
               <w:rPr>
@@ -4170,12 +4091,12 @@
               <w14:ligatures w14:val="none"/>
             </w:rPr>
           </w:pPr>
-          <w:hyperlink w:anchor="_Toc232107328" w:history="1">
+          <w:hyperlink w:anchor="_Toc232287054" w:history="1">
             <w:r>
               <w:rPr>
                 <w:rStyle w:val="Hyperlink"/>
               </w:rPr>
-              <w:t>IMPLEMENTATION AND TESTING</w:t>
+              <w:t>CHAPTER 4 IMPLEMENTATION AND TESTING</w:t>
             </w:r>
             <w:r>
               <w:rPr>
@@ -4193,7 +4114,7 @@
               <w:rPr>
                 <w:webHidden/>
               </w:rPr>
-              <w:instrText xml:space="preserve"> PAGEREF _Toc232107328 \h </w:instrText>
+              <w:instrText xml:space="preserve"> PAGEREF _Toc232287054 \h </w:instrText>
             </w:r>
             <w:r>
               <w:rPr>
@@ -4210,7 +4131,7 @@
               <w:rPr>
                 <w:webHidden/>
               </w:rPr>
-              <w:t>25</w:t>
+              <w:t>24</w:t>
             </w:r>
             <w:r>
               <w:rPr>
@@ -4237,7 +4158,7 @@
               <w14:ligatures w14:val="none"/>
             </w:rPr>
           </w:pPr>
-          <w:hyperlink w:anchor="_Toc232107329" w:history="1">
+          <w:hyperlink w:anchor="_Toc232287055" w:history="1">
             <w:r>
               <w:rPr>
                 <w:rStyle w:val="Hyperlink"/>
@@ -4264,7 +4185,7 @@
                 <w:noProof/>
                 <w:webHidden/>
               </w:rPr>
-              <w:instrText xml:space="preserve"> PAGEREF _Toc232107329 \h </w:instrText>
+              <w:instrText xml:space="preserve"> PAGEREF _Toc232287055 \h </w:instrText>
             </w:r>
             <w:r>
               <w:rPr>
@@ -4284,7 +4205,7 @@
                 <w:noProof/>
                 <w:webHidden/>
               </w:rPr>
-              <w:t>25</w:t>
+              <w:t>24</w:t>
             </w:r>
             <w:r>
               <w:rPr>
@@ -4312,7 +4233,7 @@
               <w14:ligatures w14:val="none"/>
             </w:rPr>
           </w:pPr>
-          <w:hyperlink w:anchor="_Toc232107330" w:history="1">
+          <w:hyperlink w:anchor="_Toc232287056" w:history="1">
             <w:r>
               <w:rPr>
                 <w:rStyle w:val="Hyperlink"/>
@@ -4347,7 +4268,7 @@
                 <w:noProof/>
                 <w:webHidden/>
               </w:rPr>
-              <w:instrText xml:space="preserve"> PAGEREF _Toc232107330 \h </w:instrText>
+              <w:instrText xml:space="preserve"> PAGEREF _Toc232287056 \h </w:instrText>
             </w:r>
             <w:r>
               <w:rPr>
@@ -4367,7 +4288,7 @@
                 <w:noProof/>
                 <w:webHidden/>
               </w:rPr>
-              <w:t>25</w:t>
+              <w:t>24</w:t>
             </w:r>
             <w:r>
               <w:rPr>
@@ -4395,7 +4316,7 @@
               <w14:ligatures w14:val="none"/>
             </w:rPr>
           </w:pPr>
-          <w:hyperlink w:anchor="_Toc232107331" w:history="1">
+          <w:hyperlink w:anchor="_Toc232287057" w:history="1">
             <w:r>
               <w:rPr>
                 <w:rStyle w:val="Hyperlink"/>
@@ -4422,7 +4343,7 @@
                 <w:noProof/>
                 <w:webHidden/>
               </w:rPr>
-              <w:instrText xml:space="preserve"> PAGEREF _Toc232107331 \h </w:instrText>
+              <w:instrText xml:space="preserve"> PAGEREF _Toc232287057 \h </w:instrText>
             </w:r>
             <w:r>
               <w:rPr>
@@ -4442,7 +4363,7 @@
                 <w:noProof/>
                 <w:webHidden/>
               </w:rPr>
-              <w:t>26</w:t>
+              <w:t>24</w:t>
             </w:r>
             <w:r>
               <w:rPr>
@@ -4470,7 +4391,7 @@
               <w14:ligatures w14:val="none"/>
             </w:rPr>
           </w:pPr>
-          <w:hyperlink w:anchor="_Toc232107332" w:history="1">
+          <w:hyperlink w:anchor="_Toc232287058" w:history="1">
             <w:r>
               <w:rPr>
                 <w:rStyle w:val="Hyperlink"/>
@@ -4497,7 +4418,7 @@
                 <w:noProof/>
                 <w:webHidden/>
               </w:rPr>
-              <w:instrText xml:space="preserve"> PAGEREF _Toc232107332 \h </w:instrText>
+              <w:instrText xml:space="preserve"> PAGEREF _Toc232287058 \h </w:instrText>
             </w:r>
             <w:r>
               <w:rPr>
@@ -4517,7 +4438,7 @@
                 <w:noProof/>
                 <w:webHidden/>
               </w:rPr>
-              <w:t>26</w:t>
+              <w:t>24</w:t>
             </w:r>
             <w:r>
               <w:rPr>
@@ -4545,7 +4466,7 @@
               <w14:ligatures w14:val="none"/>
             </w:rPr>
           </w:pPr>
-          <w:hyperlink w:anchor="_Toc232107333" w:history="1">
+          <w:hyperlink w:anchor="_Toc232287059" w:history="1">
             <w:r>
               <w:rPr>
                 <w:rStyle w:val="Hyperlink"/>
@@ -4572,7 +4493,7 @@
                 <w:noProof/>
                 <w:webHidden/>
               </w:rPr>
-              <w:instrText xml:space="preserve"> PAGEREF _Toc232107333 \h </w:instrText>
+              <w:instrText xml:space="preserve"> PAGEREF _Toc232287059 \h </w:instrText>
             </w:r>
             <w:r>
               <w:rPr>
@@ -4592,7 +4513,7 @@
                 <w:noProof/>
                 <w:webHidden/>
               </w:rPr>
-              <w:t>26</w:t>
+              <w:t>25</w:t>
             </w:r>
             <w:r>
               <w:rPr>
@@ -4620,7 +4541,7 @@
               <w14:ligatures w14:val="none"/>
             </w:rPr>
           </w:pPr>
-          <w:hyperlink w:anchor="_Toc232107334" w:history="1">
+          <w:hyperlink w:anchor="_Toc232287060" w:history="1">
             <w:r>
               <w:rPr>
                 <w:rStyle w:val="Hyperlink"/>
@@ -4647,7 +4568,7 @@
                 <w:noProof/>
                 <w:webHidden/>
               </w:rPr>
-              <w:instrText xml:space="preserve"> PAGEREF _Toc232107334 \h </w:instrText>
+              <w:instrText xml:space="preserve"> PAGEREF _Toc232287060 \h </w:instrText>
             </w:r>
             <w:r>
               <w:rPr>
@@ -4667,7 +4588,7 @@
                 <w:noProof/>
                 <w:webHidden/>
               </w:rPr>
-              <w:t>27</w:t>
+              <w:t>26</w:t>
             </w:r>
             <w:r>
               <w:rPr>
@@ -4695,7 +4616,7 @@
               <w14:ligatures w14:val="none"/>
             </w:rPr>
           </w:pPr>
-          <w:hyperlink w:anchor="_Toc232107335" w:history="1">
+          <w:hyperlink w:anchor="_Toc232287061" w:history="1">
             <w:r>
               <w:rPr>
                 <w:rStyle w:val="Hyperlink"/>
@@ -4722,7 +4643,7 @@
                 <w:noProof/>
                 <w:webHidden/>
               </w:rPr>
-              <w:instrText xml:space="preserve"> PAGEREF _Toc232107335 \h </w:instrText>
+              <w:instrText xml:space="preserve"> PAGEREF _Toc232287061 \h </w:instrText>
             </w:r>
             <w:r>
               <w:rPr>
@@ -4770,7 +4691,7 @@
               <w14:ligatures w14:val="none"/>
             </w:rPr>
           </w:pPr>
-          <w:hyperlink w:anchor="_Toc232107336" w:history="1">
+          <w:hyperlink w:anchor="_Toc232287062" w:history="1">
             <w:r>
               <w:rPr>
                 <w:rStyle w:val="Hyperlink"/>
@@ -4797,7 +4718,7 @@
                 <w:noProof/>
                 <w:webHidden/>
               </w:rPr>
-              <w:instrText xml:space="preserve"> PAGEREF _Toc232107336 \h </w:instrText>
+              <w:instrText xml:space="preserve"> PAGEREF _Toc232287062 \h </w:instrText>
             </w:r>
             <w:r>
               <w:rPr>
@@ -4845,7 +4766,7 @@
               <w14:ligatures w14:val="none"/>
             </w:rPr>
           </w:pPr>
-          <w:hyperlink w:anchor="_Toc232107337" w:history="1">
+          <w:hyperlink w:anchor="_Toc232287063" w:history="1">
             <w:r>
               <w:rPr>
                 <w:rStyle w:val="Hyperlink"/>
@@ -4872,7 +4793,7 @@
                 <w:noProof/>
                 <w:webHidden/>
               </w:rPr>
-              <w:instrText xml:space="preserve"> PAGEREF _Toc232107337 \h </w:instrText>
+              <w:instrText xml:space="preserve"> PAGEREF _Toc232287063 \h </w:instrText>
             </w:r>
             <w:r>
               <w:rPr>
@@ -4892,7 +4813,7 @@
                 <w:noProof/>
                 <w:webHidden/>
               </w:rPr>
-              <w:t>27</w:t>
+              <w:t>28</w:t>
             </w:r>
             <w:r>
               <w:rPr>
@@ -4920,7 +4841,7 @@
               <w14:ligatures w14:val="none"/>
             </w:rPr>
           </w:pPr>
-          <w:hyperlink w:anchor="_Toc232107338" w:history="1">
+          <w:hyperlink w:anchor="_Toc232287064" w:history="1">
             <w:r>
               <w:rPr>
                 <w:rStyle w:val="Hyperlink"/>
@@ -4947,7 +4868,7 @@
                 <w:noProof/>
                 <w:webHidden/>
               </w:rPr>
-              <w:instrText xml:space="preserve"> PAGEREF _Toc232107338 \h </w:instrText>
+              <w:instrText xml:space="preserve"> PAGEREF _Toc232287064 \h </w:instrText>
             </w:r>
             <w:r>
               <w:rPr>
@@ -4967,7 +4888,7 @@
                 <w:noProof/>
                 <w:webHidden/>
               </w:rPr>
-              <w:t>28</w:t>
+              <w:t>29</w:t>
             </w:r>
             <w:r>
               <w:rPr>
@@ -4995,7 +4916,7 @@
               <w14:ligatures w14:val="none"/>
             </w:rPr>
           </w:pPr>
-          <w:hyperlink w:anchor="_Toc232107339" w:history="1">
+          <w:hyperlink w:anchor="_Toc232287065" w:history="1">
             <w:r>
               <w:rPr>
                 <w:rStyle w:val="Hyperlink"/>
@@ -5022,7 +4943,7 @@
                 <w:noProof/>
                 <w:webHidden/>
               </w:rPr>
-              <w:instrText xml:space="preserve"> PAGEREF _Toc232107339 \h </w:instrText>
+              <w:instrText xml:space="preserve"> PAGEREF _Toc232287065 \h </w:instrText>
             </w:r>
             <w:r>
               <w:rPr>
@@ -5042,7 +4963,7 @@
                 <w:noProof/>
                 <w:webHidden/>
               </w:rPr>
-              <w:t>28</w:t>
+              <w:t>30</w:t>
             </w:r>
             <w:r>
               <w:rPr>
@@ -5070,7 +4991,7 @@
               <w14:ligatures w14:val="none"/>
             </w:rPr>
           </w:pPr>
-          <w:hyperlink w:anchor="_Toc232107340" w:history="1">
+          <w:hyperlink w:anchor="_Toc232287066" w:history="1">
             <w:r>
               <w:rPr>
                 <w:rStyle w:val="Hyperlink"/>
@@ -5097,7 +5018,7 @@
                 <w:noProof/>
                 <w:webHidden/>
               </w:rPr>
-              <w:instrText xml:space="preserve"> PAGEREF _Toc232107340 \h </w:instrText>
+              <w:instrText xml:space="preserve"> PAGEREF _Toc232287066 \h </w:instrText>
             </w:r>
             <w:r>
               <w:rPr>
@@ -5117,7 +5038,7 @@
                 <w:noProof/>
                 <w:webHidden/>
               </w:rPr>
-              <w:t>28</w:t>
+              <w:t>30</w:t>
             </w:r>
             <w:r>
               <w:rPr>
@@ -5145,7 +5066,7 @@
               <w14:ligatures w14:val="none"/>
             </w:rPr>
           </w:pPr>
-          <w:hyperlink w:anchor="_Toc232107341" w:history="1">
+          <w:hyperlink w:anchor="_Toc232287067" w:history="1">
             <w:r>
               <w:rPr>
                 <w:rStyle w:val="Hyperlink"/>
@@ -5172,7 +5093,7 @@
                 <w:noProof/>
                 <w:webHidden/>
               </w:rPr>
-              <w:instrText xml:space="preserve"> PAGEREF _Toc232107341 \h </w:instrText>
+              <w:instrText xml:space="preserve"> PAGEREF _Toc232287067 \h </w:instrText>
             </w:r>
             <w:r>
               <w:rPr>
@@ -5192,7 +5113,7 @@
                 <w:noProof/>
                 <w:webHidden/>
               </w:rPr>
-              <w:t>28</w:t>
+              <w:t>31</w:t>
             </w:r>
             <w:r>
               <w:rPr>
@@ -5220,7 +5141,7 @@
               <w14:ligatures w14:val="none"/>
             </w:rPr>
           </w:pPr>
-          <w:hyperlink w:anchor="_Toc232107342" w:history="1">
+          <w:hyperlink w:anchor="_Toc232287068" w:history="1">
             <w:r>
               <w:rPr>
                 <w:rStyle w:val="Hyperlink"/>
@@ -5247,7 +5168,7 @@
                 <w:noProof/>
                 <w:webHidden/>
               </w:rPr>
-              <w:instrText xml:space="preserve"> PAGEREF _Toc232107342 \h </w:instrText>
+              <w:instrText xml:space="preserve"> PAGEREF _Toc232287068 \h </w:instrText>
             </w:r>
             <w:r>
               <w:rPr>
@@ -5267,7 +5188,7 @@
                 <w:noProof/>
                 <w:webHidden/>
               </w:rPr>
-              <w:t>29</w:t>
+              <w:t>32</w:t>
             </w:r>
             <w:r>
               <w:rPr>
@@ -5295,7 +5216,7 @@
               <w14:ligatures w14:val="none"/>
             </w:rPr>
           </w:pPr>
-          <w:hyperlink w:anchor="_Toc232107343" w:history="1">
+          <w:hyperlink w:anchor="_Toc232287069" w:history="1">
             <w:r>
               <w:rPr>
                 <w:rStyle w:val="Hyperlink"/>
@@ -5322,7 +5243,7 @@
                 <w:noProof/>
                 <w:webHidden/>
               </w:rPr>
-              <w:instrText xml:space="preserve"> PAGEREF _Toc232107343 \h </w:instrText>
+              <w:instrText xml:space="preserve"> PAGEREF _Toc232287069 \h </w:instrText>
             </w:r>
             <w:r>
               <w:rPr>
@@ -5342,7 +5263,7 @@
                 <w:noProof/>
                 <w:webHidden/>
               </w:rPr>
-              <w:t>29</w:t>
+              <w:t>33</w:t>
             </w:r>
             <w:r>
               <w:rPr>
@@ -5370,7 +5291,7 @@
               <w14:ligatures w14:val="none"/>
             </w:rPr>
           </w:pPr>
-          <w:hyperlink w:anchor="_Toc232107344" w:history="1">
+          <w:hyperlink w:anchor="_Toc232287070" w:history="1">
             <w:r>
               <w:rPr>
                 <w:rStyle w:val="Hyperlink"/>
@@ -5397,7 +5318,7 @@
                 <w:noProof/>
                 <w:webHidden/>
               </w:rPr>
-              <w:instrText xml:space="preserve"> PAGEREF _Toc232107344 \h </w:instrText>
+              <w:instrText xml:space="preserve"> PAGEREF _Toc232287070 \h </w:instrText>
             </w:r>
             <w:r>
               <w:rPr>
@@ -5417,7 +5338,7 @@
                 <w:noProof/>
                 <w:webHidden/>
               </w:rPr>
-              <w:t>29</w:t>
+              <w:t>33</w:t>
             </w:r>
             <w:r>
               <w:rPr>
@@ -5445,7 +5366,7 @@
               <w14:ligatures w14:val="none"/>
             </w:rPr>
           </w:pPr>
-          <w:hyperlink w:anchor="_Toc232107345" w:history="1">
+          <w:hyperlink w:anchor="_Toc232287071" w:history="1">
             <w:r>
               <w:rPr>
                 <w:rStyle w:val="Hyperlink"/>
@@ -5472,7 +5393,7 @@
                 <w:noProof/>
                 <w:webHidden/>
               </w:rPr>
-              <w:instrText xml:space="preserve"> PAGEREF _Toc232107345 \h </w:instrText>
+              <w:instrText xml:space="preserve"> PAGEREF _Toc232287071 \h </w:instrText>
             </w:r>
             <w:r>
               <w:rPr>
@@ -5492,7 +5413,7 @@
                 <w:noProof/>
                 <w:webHidden/>
               </w:rPr>
-              <w:t>29</w:t>
+              <w:t>34</w:t>
             </w:r>
             <w:r>
               <w:rPr>
@@ -5520,7 +5441,7 @@
               <w14:ligatures w14:val="none"/>
             </w:rPr>
           </w:pPr>
-          <w:hyperlink w:anchor="_Toc232107346" w:history="1">
+          <w:hyperlink w:anchor="_Toc232287072" w:history="1">
             <w:r>
               <w:rPr>
                 <w:rStyle w:val="Hyperlink"/>
@@ -5547,7 +5468,7 @@
                 <w:noProof/>
                 <w:webHidden/>
               </w:rPr>
-              <w:instrText xml:space="preserve"> PAGEREF _Toc232107346 \h </w:instrText>
+              <w:instrText xml:space="preserve"> PAGEREF _Toc232287072 \h </w:instrText>
             </w:r>
             <w:r>
               <w:rPr>
@@ -5567,7 +5488,7 @@
                 <w:noProof/>
                 <w:webHidden/>
               </w:rPr>
-              <w:t>29</w:t>
+              <w:t>36</w:t>
             </w:r>
             <w:r>
               <w:rPr>
@@ -5595,7 +5516,7 @@
               <w14:ligatures w14:val="none"/>
             </w:rPr>
           </w:pPr>
-          <w:hyperlink w:anchor="_Toc232107347" w:history="1">
+          <w:hyperlink w:anchor="_Toc232287073" w:history="1">
             <w:r>
               <w:rPr>
                 <w:rStyle w:val="Hyperlink"/>
@@ -5622,7 +5543,7 @@
                 <w:noProof/>
                 <w:webHidden/>
               </w:rPr>
-              <w:instrText xml:space="preserve"> PAGEREF _Toc232107347 \h </w:instrText>
+              <w:instrText xml:space="preserve"> PAGEREF _Toc232287073 \h </w:instrText>
             </w:r>
             <w:r>
               <w:rPr>
@@ -5642,7 +5563,7 @@
                 <w:noProof/>
                 <w:webHidden/>
               </w:rPr>
-              <w:t>29</w:t>
+              <w:t>36</w:t>
             </w:r>
             <w:r>
               <w:rPr>
@@ -5668,7 +5589,7 @@
               <w14:ligatures w14:val="none"/>
             </w:rPr>
           </w:pPr>
-          <w:hyperlink w:anchor="_Toc232107348" w:history="1">
+          <w:hyperlink w:anchor="_Toc232287074" w:history="1">
             <w:r>
               <w:rPr>
                 <w:rStyle w:val="Hyperlink"/>
@@ -5691,7 +5612,7 @@
               <w:rPr>
                 <w:webHidden/>
               </w:rPr>
-              <w:instrText xml:space="preserve"> PAGEREF _Toc232107348 \h </w:instrText>
+              <w:instrText xml:space="preserve"> PAGEREF _Toc232287074 \h </w:instrText>
             </w:r>
             <w:r>
               <w:rPr>
@@ -5708,7 +5629,7 @@
               <w:rPr>
                 <w:webHidden/>
               </w:rPr>
-              <w:t>33</w:t>
+              <w:t>39</w:t>
             </w:r>
             <w:r>
               <w:rPr>
@@ -5733,7 +5654,7 @@
               <w14:ligatures w14:val="none"/>
             </w:rPr>
           </w:pPr>
-          <w:hyperlink w:anchor="_Toc232107349" w:history="1">
+          <w:hyperlink w:anchor="_Toc232287075" w:history="1">
             <w:r>
               <w:rPr>
                 <w:rStyle w:val="Hyperlink"/>
@@ -5756,7 +5677,7 @@
               <w:rPr>
                 <w:webHidden/>
               </w:rPr>
-              <w:instrText xml:space="preserve"> PAGEREF _Toc232107349 \h </w:instrText>
+              <w:instrText xml:space="preserve"> PAGEREF _Toc232287075 \h </w:instrText>
             </w:r>
             <w:r>
               <w:rPr>
@@ -5773,7 +5694,7 @@
               <w:rPr>
                 <w:webHidden/>
               </w:rPr>
-              <w:t>33</w:t>
+              <w:t>39</w:t>
             </w:r>
             <w:r>
               <w:rPr>
@@ -5800,7 +5721,7 @@
               <w14:ligatures w14:val="none"/>
             </w:rPr>
           </w:pPr>
-          <w:hyperlink w:anchor="_Toc232107350" w:history="1">
+          <w:hyperlink w:anchor="_Toc232287076" w:history="1">
             <w:r>
               <w:rPr>
                 <w:rStyle w:val="Hyperlink"/>
@@ -5827,7 +5748,7 @@
                 <w:noProof/>
                 <w:webHidden/>
               </w:rPr>
-              <w:instrText xml:space="preserve"> PAGEREF _Toc232107350 \h </w:instrText>
+              <w:instrText xml:space="preserve"> PAGEREF _Toc232287076 \h </w:instrText>
             </w:r>
             <w:r>
               <w:rPr>
@@ -5847,7 +5768,7 @@
                 <w:noProof/>
                 <w:webHidden/>
               </w:rPr>
-              <w:t>33</w:t>
+              <w:t>39</w:t>
             </w:r>
             <w:r>
               <w:rPr>
@@ -5875,7 +5796,7 @@
               <w14:ligatures w14:val="none"/>
             </w:rPr>
           </w:pPr>
-          <w:hyperlink w:anchor="_Toc232107351" w:history="1">
+          <w:hyperlink w:anchor="_Toc232287077" w:history="1">
             <w:r>
               <w:rPr>
                 <w:rStyle w:val="Hyperlink"/>
@@ -5902,7 +5823,7 @@
                 <w:noProof/>
                 <w:webHidden/>
               </w:rPr>
-              <w:instrText xml:space="preserve"> PAGEREF _Toc232107351 \h </w:instrText>
+              <w:instrText xml:space="preserve"> PAGEREF _Toc232287077 \h </w:instrText>
             </w:r>
             <w:r>
               <w:rPr>
@@ -5922,7 +5843,7 @@
                 <w:noProof/>
                 <w:webHidden/>
               </w:rPr>
-              <w:t>33</w:t>
+              <w:t>39</w:t>
             </w:r>
             <w:r>
               <w:rPr>
@@ -5948,7 +5869,7 @@
               <w14:ligatures w14:val="none"/>
             </w:rPr>
           </w:pPr>
-          <w:hyperlink w:anchor="_Toc232107352" w:history="1">
+          <w:hyperlink w:anchor="_Toc232287078" w:history="1">
             <w:r>
               <w:rPr>
                 <w:rStyle w:val="Hyperlink"/>
@@ -5971,7 +5892,7 @@
               <w:rPr>
                 <w:webHidden/>
               </w:rPr>
-              <w:instrText xml:space="preserve"> PAGEREF _Toc232107352 \h </w:instrText>
+              <w:instrText xml:space="preserve"> PAGEREF _Toc232287078 \h </w:instrText>
             </w:r>
             <w:r>
               <w:rPr>
@@ -5988,7 +5909,7 @@
               <w:rPr>
                 <w:webHidden/>
               </w:rPr>
-              <w:t>34</w:t>
+              <w:t>41</w:t>
             </w:r>
             <w:r>
               <w:rPr>
@@ -6013,7 +5934,7 @@
               <w14:ligatures w14:val="none"/>
             </w:rPr>
           </w:pPr>
-          <w:hyperlink w:anchor="_Toc232107353" w:history="1">
+          <w:hyperlink w:anchor="_Toc232287079" w:history="1">
             <w:r>
               <w:rPr>
                 <w:rStyle w:val="Hyperlink"/>
@@ -6036,7 +5957,7 @@
               <w:rPr>
                 <w:webHidden/>
               </w:rPr>
-              <w:instrText xml:space="preserve"> PAGEREF _Toc232107353 \h </w:instrText>
+              <w:instrText xml:space="preserve"> PAGEREF _Toc232287079 \h </w:instrText>
             </w:r>
             <w:r>
               <w:rPr>
@@ -6089,7 +6010,7 @@
         <w:pStyle w:val="Heading1"/>
         <w:spacing w:after="240"/>
       </w:pPr>
-      <w:bookmarkStart w:id="8" w:name="_Toc232107297"/>
+      <w:bookmarkStart w:id="8" w:name="_Toc232287024"/>
       <w:r>
         <w:lastRenderedPageBreak/>
         <w:t>LIST OF ABBREVIATIONS</w:t>
@@ -6589,7 +6510,7 @@
         <w:pStyle w:val="Heading1"/>
         <w:spacing w:after="240"/>
       </w:pPr>
-      <w:bookmarkStart w:id="9" w:name="_Toc232107298"/>
+      <w:bookmarkStart w:id="9" w:name="_Toc232287025"/>
       <w:r>
         <w:lastRenderedPageBreak/>
         <w:t>LIST OF FIGURES</w:t>
@@ -6641,7 +6562,7 @@
               <w:rPr>
                 <w:sz w:val="22"/>
               </w:rPr>
-              <w:t>Agile Methodology...</w:t>
+              <w:t>Agile Methodology..............................................................................</w:t>
             </w:r>
           </w:p>
         </w:tc>
@@ -6654,7 +6575,7 @@
               <w:rPr>
                 <w:sz w:val="22"/>
               </w:rPr>
-              <w:t>4</w:t>
+              <w:t>13</w:t>
             </w:r>
           </w:p>
         </w:tc>
@@ -6685,7 +6606,7 @@
               <w:rPr>
                 <w:sz w:val="22"/>
               </w:rPr>
-              <w:t>Use Case Diagram for AI Text Detector...</w:t>
+              <w:t>Use Case Diagram for AI Text Detector..........................................................</w:t>
             </w:r>
           </w:p>
         </w:tc>
@@ -6698,7 +6619,7 @@
               <w:rPr>
                 <w:sz w:val="22"/>
               </w:rPr>
-              <w:t>11</w:t>
+              <w:t>19</w:t>
             </w:r>
           </w:p>
         </w:tc>
@@ -6729,7 +6650,7 @@
               <w:rPr>
                 <w:sz w:val="22"/>
               </w:rPr>
-              <w:t>Gantt Chart for AI Text Detector...</w:t>
+              <w:t>Gantt Chart for AI Text Detector...............................................................</w:t>
             </w:r>
           </w:p>
         </w:tc>
@@ -6742,7 +6663,7 @@
               <w:rPr>
                 <w:sz w:val="22"/>
               </w:rPr>
-              <w:t>18</w:t>
+              <w:t>24</w:t>
             </w:r>
           </w:p>
         </w:tc>
@@ -6773,7 +6694,7 @@
               <w:rPr>
                 <w:sz w:val="22"/>
               </w:rPr>
-              <w:t>Class Diagram for AI Text Detector...</w:t>
+              <w:t>Class Diagram for AI Text Detector.............................................................</w:t>
             </w:r>
           </w:p>
         </w:tc>
@@ -6786,7 +6707,7 @@
               <w:rPr>
                 <w:sz w:val="22"/>
               </w:rPr>
-              <w:t>18</w:t>
+              <w:t>24</w:t>
             </w:r>
           </w:p>
         </w:tc>
@@ -6817,7 +6738,7 @@
               <w:rPr>
                 <w:sz w:val="22"/>
               </w:rPr>
-              <w:t>State Diagram for AI Text Detector...</w:t>
+              <w:t>State Diagram for AI Text Detector.............................................................</w:t>
             </w:r>
           </w:p>
         </w:tc>
@@ -6830,7 +6751,7 @@
               <w:rPr>
                 <w:sz w:val="22"/>
               </w:rPr>
-              <w:t>20</w:t>
+              <w:t>25</w:t>
             </w:r>
           </w:p>
         </w:tc>
@@ -6861,7 +6782,7 @@
               <w:rPr>
                 <w:sz w:val="22"/>
               </w:rPr>
-              <w:t>Sequence Diagram for AI Text Detector...</w:t>
+              <w:t>Sequence Diagram for AI Text Detector..........................................................</w:t>
             </w:r>
           </w:p>
         </w:tc>
@@ -6874,7 +6795,7 @@
               <w:rPr>
                 <w:sz w:val="22"/>
               </w:rPr>
-              <w:t>21</w:t>
+              <w:t>26</w:t>
             </w:r>
           </w:p>
         </w:tc>
@@ -6905,7 +6826,7 @@
               <w:rPr>
                 <w:sz w:val="22"/>
               </w:rPr>
-              <w:t>Activity Diagram for AI Text Detector...</w:t>
+              <w:t>Activity Diagram for AI Text Detector..........................................................</w:t>
             </w:r>
           </w:p>
         </w:tc>
@@ -6918,7 +6839,7 @@
               <w:rPr>
                 <w:sz w:val="22"/>
               </w:rPr>
-              <w:t>22</w:t>
+              <w:t>28</w:t>
             </w:r>
           </w:p>
         </w:tc>
@@ -6949,7 +6870,7 @@
               <w:rPr>
                 <w:sz w:val="22"/>
               </w:rPr>
-              <w:t>Component Diagram for AI Text Detector...</w:t>
+              <w:t>Component Diagram for AI Text Detector.........................................................</w:t>
             </w:r>
           </w:p>
         </w:tc>
@@ -6962,7 +6883,7 @@
               <w:rPr>
                 <w:sz w:val="22"/>
               </w:rPr>
-              <w:t>23</w:t>
+              <w:t>29</w:t>
             </w:r>
           </w:p>
         </w:tc>
@@ -6993,7 +6914,7 @@
               <w:rPr>
                 <w:sz w:val="22"/>
               </w:rPr>
-              <w:t>Deployment Diagram for AI Text Detector...</w:t>
+              <w:t>Deployment Diagram for AI Text Detector........................................................</w:t>
             </w:r>
           </w:p>
         </w:tc>
@@ -7006,7 +6927,7 @@
               <w:rPr>
                 <w:sz w:val="22"/>
               </w:rPr>
-              <w:t>24</w:t>
+              <w:t>29</w:t>
             </w:r>
           </w:p>
         </w:tc>
@@ -7037,7 +6958,7 @@
               <w:rPr>
                 <w:sz w:val="22"/>
               </w:rPr>
-              <w:t>Code Snippet of FileParser Module...</w:t>
+              <w:t>Code Snippet of FileParser Module..............................................................</w:t>
             </w:r>
           </w:p>
         </w:tc>
@@ -7050,7 +6971,7 @@
               <w:rPr>
                 <w:sz w:val="22"/>
               </w:rPr>
-              <w:t>32</w:t>
+              <w:t>35</w:t>
             </w:r>
           </w:p>
         </w:tc>
@@ -7081,7 +7002,7 @@
               <w:rPr>
                 <w:sz w:val="22"/>
               </w:rPr>
-              <w:t>Code Snippet of Perplexity &amp; Burstiness Module...</w:t>
+              <w:t>Code Snippet of Perplexity &amp; Burstiness Module.................................................</w:t>
             </w:r>
           </w:p>
         </w:tc>
@@ -7094,7 +7015,7 @@
               <w:rPr>
                 <w:sz w:val="22"/>
               </w:rPr>
-              <w:t>33</w:t>
+              <w:t>36</w:t>
             </w:r>
           </w:p>
         </w:tc>
@@ -7125,7 +7046,7 @@
               <w:rPr>
                 <w:sz w:val="22"/>
               </w:rPr>
-              <w:t>Code Snippet of KNN Feature Module...</w:t>
+              <w:t>Code Snippet of KNN Feature Module.............................................................</w:t>
             </w:r>
           </w:p>
         </w:tc>
@@ -7138,7 +7059,7 @@
               <w:rPr>
                 <w:sz w:val="22"/>
               </w:rPr>
-              <w:t>34</w:t>
+              <w:t>36</w:t>
             </w:r>
           </w:p>
         </w:tc>
@@ -7169,7 +7090,7 @@
               <w:rPr>
                 <w:sz w:val="22"/>
               </w:rPr>
-              <w:t>Code Snippet of KNN Classifier Module...</w:t>
+              <w:t>Code Snippet of KNN Classifier Module..........................................................</w:t>
             </w:r>
           </w:p>
         </w:tc>
@@ -7182,7 +7103,7 @@
               <w:rPr>
                 <w:sz w:val="22"/>
               </w:rPr>
-              <w:t>35</w:t>
+              <w:t>37</w:t>
             </w:r>
           </w:p>
         </w:tc>
@@ -7213,7 +7134,7 @@
               <w:rPr>
                 <w:sz w:val="22"/>
               </w:rPr>
-              <w:t>Code Snippet of Cosine Similarity Feature Module...</w:t>
+              <w:t>Code Snippet of Cosine Similarity Feature Module...............................................</w:t>
             </w:r>
           </w:p>
         </w:tc>
@@ -7226,7 +7147,7 @@
               <w:rPr>
                 <w:sz w:val="22"/>
               </w:rPr>
-              <w:t>36</w:t>
+              <w:t>38</w:t>
             </w:r>
           </w:p>
         </w:tc>
@@ -7257,7 +7178,7 @@
               <w:rPr>
                 <w:sz w:val="22"/>
               </w:rPr>
-              <w:t>Code Snippet of Cosine Similarity Angle Module...</w:t>
+              <w:t>Code Snippet of Cosine Similarity Angle Module.................................................</w:t>
             </w:r>
           </w:p>
         </w:tc>
@@ -7270,7 +7191,7 @@
               <w:rPr>
                 <w:sz w:val="22"/>
               </w:rPr>
-              <w:t>37</w:t>
+              <w:t>39</w:t>
             </w:r>
           </w:p>
         </w:tc>
@@ -7301,7 +7222,7 @@
               <w:rPr>
                 <w:sz w:val="22"/>
               </w:rPr>
-              <w:t xml:space="preserve">Code Snippet of </w:t>
+              <w:t>Code Snippet of ChartRenderer Gauge Module.....................................................</w:t>
             </w:r>
             <w:proofErr w:type="spellStart"/>
             <w:r>
@@ -7328,7 +7249,7 @@
               <w:rPr>
                 <w:sz w:val="22"/>
               </w:rPr>
-              <w:t>38</w:t>
+              <w:t>39</w:t>
             </w:r>
           </w:p>
         </w:tc>
@@ -7359,7 +7280,7 @@
               <w:rPr>
                 <w:sz w:val="22"/>
               </w:rPr>
-              <w:t xml:space="preserve">Code Snippet of </w:t>
+              <w:t>Code Snippet of ChartRenderer Scatter Plot Module..............................................</w:t>
             </w:r>
             <w:proofErr w:type="spellStart"/>
             <w:r>
@@ -7386,7 +7307,7 @@
               <w:rPr>
                 <w:sz w:val="22"/>
               </w:rPr>
-              <w:t>39</w:t>
+              <w:t>40</w:t>
             </w:r>
           </w:p>
         </w:tc>
@@ -7417,7 +7338,7 @@
               <w:rPr>
                 <w:sz w:val="22"/>
               </w:rPr>
-              <w:t xml:space="preserve">Code Snippet of </w:t>
+              <w:t>Code Snippet of ChartRenderer Radar Chart Module...............................................</w:t>
             </w:r>
             <w:proofErr w:type="spellStart"/>
             <w:r>
@@ -7444,7 +7365,7 @@
               <w:rPr>
                 <w:sz w:val="22"/>
               </w:rPr>
-              <w:t>40</w:t>
+              <w:t>41</w:t>
             </w:r>
           </w:p>
         </w:tc>
@@ -7476,7 +7397,7 @@
               <w:rPr>
                 <w:sz w:val="22"/>
               </w:rPr>
-              <w:t>Code Snippet of app.js Analysis Controller Module...</w:t>
+              <w:t>Code Snippet of app.js Analysis Controller Module..............................................</w:t>
             </w:r>
           </w:p>
         </w:tc>
@@ -7489,7 +7410,7 @@
               <w:rPr>
                 <w:sz w:val="22"/>
               </w:rPr>
-              <w:t>41</w:t>
+              <w:t>42</w:t>
             </w:r>
           </w:p>
         </w:tc>
@@ -7520,7 +7441,7 @@
               <w:rPr>
                 <w:sz w:val="22"/>
               </w:rPr>
-              <w:t>Code Snippet of app.js UI Event Listener Module...</w:t>
+              <w:t>Code Snippet of app.js UI Event Listener Module................................................</w:t>
             </w:r>
           </w:p>
         </w:tc>
@@ -7564,7 +7485,7 @@
               <w:rPr>
                 <w:sz w:val="22"/>
               </w:rPr>
-              <w:t>Code Snippet of style.css Custom Visual Styles...</w:t>
+              <w:t>Code Snippet of style.css Custom Visual Styles.................................................</w:t>
             </w:r>
           </w:p>
         </w:tc>
@@ -7608,7 +7529,7 @@
               <w:rPr>
                 <w:sz w:val="22"/>
               </w:rPr>
-              <w:t>Code Snippet of HTML5 Dashboard Layout Structure...</w:t>
+              <w:t>Code Snippet of HTML5 Dashboard Layout Structure...............................................</w:t>
             </w:r>
           </w:p>
         </w:tc>
@@ -7641,7 +7562,7 @@
         <w:pStyle w:val="Heading1"/>
         <w:spacing w:after="240"/>
       </w:pPr>
-      <w:bookmarkStart w:id="10" w:name="_Toc232107299"/>
+      <w:bookmarkStart w:id="10" w:name="_Toc232287026"/>
       <w:r>
         <w:lastRenderedPageBreak/>
         <w:t>LIST OF TABLES</w:t>
@@ -7693,7 +7614,7 @@
               <w:rPr>
                 <w:sz w:val="22"/>
               </w:rPr>
-              <w:t>Schedule Feasibility...</w:t>
+              <w:t>Schedule Feasibility...........................................................................</w:t>
             </w:r>
           </w:p>
         </w:tc>
@@ -7706,7 +7627,7 @@
               <w:rPr>
                 <w:sz w:val="22"/>
               </w:rPr>
-              <w:t>17</w:t>
+              <w:t>22</w:t>
             </w:r>
           </w:p>
         </w:tc>
@@ -7737,7 +7658,7 @@
               <w:rPr>
                 <w:sz w:val="22"/>
               </w:rPr>
-              <w:t>Test Cases for Unit Testing of Dashboard Interface and File Parsers...</w:t>
+              <w:t>Test Cases for Unit Testing of Dashboard Interface and File Parsers............................</w:t>
             </w:r>
           </w:p>
         </w:tc>
@@ -7781,7 +7702,7 @@
               <w:rPr>
                 <w:sz w:val="22"/>
               </w:rPr>
-              <w:t>Test Cases for Verification of Classification Accuracy...</w:t>
+              <w:t>Test Cases for Verification of Classification Accuracy.........................................</w:t>
             </w:r>
           </w:p>
         </w:tc>
@@ -7817,18 +7738,16 @@
       <w:pPr>
         <w:pStyle w:val="Heading1"/>
       </w:pPr>
-      <w:bookmarkStart w:id="11" w:name="_Toc232107300"/>
+      <w:bookmarkStart w:id="11" w:name="_Toc232287027"/>
       <w:r>
         <w:lastRenderedPageBreak/>
         <w:t>CHAPTER 1</w:t>
       </w:r>
+      <w:bookmarkStart w:id="12" w:name="_Toc232287028"/>
       <w:bookmarkEnd w:id="11"/>
-    </w:p>
-    <w:p>
-      <w:pPr>
-        <w:pStyle w:val="Heading1"/>
-      </w:pPr>
-      <w:bookmarkStart w:id="12" w:name="_Toc232107301"/>
+      <w:r>
+        <w:t xml:space="preserve"> </w:t>
+      </w:r>
       <w:r>
         <w:t>INTRODUCTION</w:t>
       </w:r>
@@ -7838,7 +7757,7 @@
       <w:pPr>
         <w:pStyle w:val="Heading2"/>
       </w:pPr>
-      <w:bookmarkStart w:id="13" w:name="_Toc232107302"/>
+      <w:bookmarkStart w:id="13" w:name="_Toc232287029"/>
       <w:r>
         <w:t>1.1. Introduction</w:t>
       </w:r>
@@ -7905,9 +7824,8 @@
       <w:pPr>
         <w:pStyle w:val="Heading2"/>
       </w:pPr>
-      <w:bookmarkStart w:id="14" w:name="_Toc232107303"/>
-      <w:r>
-        <w:lastRenderedPageBreak/>
+      <w:bookmarkStart w:id="14" w:name="_Toc232287030"/>
+      <w:r>
         <w:t>1.2. Problem Statement</w:t>
       </w:r>
       <w:bookmarkEnd w:id="14"/>
@@ -7931,6 +7849,7 @@
         <w:spacing w:line="360" w:lineRule="auto"/>
       </w:pPr>
       <w:r>
+        <w:lastRenderedPageBreak/>
         <w:t>Students can generate complete essays and homework solutions, undermining learning evaluation standards.</w:t>
       </w:r>
     </w:p>
@@ -7984,7 +7903,7 @@
       <w:pPr>
         <w:pStyle w:val="Heading2"/>
       </w:pPr>
-      <w:bookmarkStart w:id="15" w:name="_Toc232107304"/>
+      <w:bookmarkStart w:id="15" w:name="_Toc232287031"/>
       <w:r>
         <w:t>1.3. Objectives</w:t>
       </w:r>
@@ -8119,7 +8038,7 @@
       <w:pPr>
         <w:pStyle w:val="Heading2"/>
       </w:pPr>
-      <w:bookmarkStart w:id="16" w:name="_Toc232107305"/>
+      <w:bookmarkStart w:id="16" w:name="_Toc232287032"/>
       <w:r>
         <w:t xml:space="preserve">1.4. </w:t>
       </w:r>
@@ -8151,7 +8070,6 @@
         <w:rPr>
           <w:b/>
         </w:rPr>
-        <w:lastRenderedPageBreak/>
         <w:t>Sprint 1:</w:t>
       </w:r>
       <w:r>
@@ -8211,6 +8129,7 @@
         <w:rPr>
           <w:b/>
         </w:rPr>
+        <w:lastRenderedPageBreak/>
         <w:t>Sprint 3:</w:t>
       </w:r>
       <w:r>
@@ -8283,12 +8202,14 @@
       <w:r>
         <w:t xml:space="preserve"> Code the SVG </w:t>
       </w:r>
+      <w:proofErr w:type="spellStart"/>
       <w:r>
         <w:rPr>
           <w:rFonts w:cs="Times New Roman"/>
         </w:rPr>
         <w:t>ChartRenderer</w:t>
       </w:r>
+      <w:proofErr w:type="spellEnd"/>
       <w:r>
         <w:t xml:space="preserve"> and integrate MathJax and the interactive sentence heatmap.</w:t>
       </w:r>
@@ -8397,7 +8318,7 @@
       <w:pPr>
         <w:pStyle w:val="Heading2"/>
       </w:pPr>
-      <w:bookmarkStart w:id="17" w:name="_Toc232107306"/>
+      <w:bookmarkStart w:id="17" w:name="_Toc232287033"/>
       <w:r>
         <w:t>1.5. Report Organization</w:t>
       </w:r>
@@ -8424,8 +8345,11 @@
         <w:spacing w:before="0" w:after="160" w:line="360" w:lineRule="auto"/>
       </w:pPr>
       <w:r>
+        <w:t xml:space="preserve">The first chapter deals with the introduction to the AI Text Detector. Here, the reader is given a brief idea about the purpose, scope, and importance of the AI Text Detector in today’s digital </w:t>
+      </w:r>
+      <w:r>
         <w:lastRenderedPageBreak/>
-        <w:t>The first chapter deals with the introduction to the AI Text Detector. Here, the reader is given a brief idea about the purpose, scope, and importance of the AI Text Detector in today’s digital world. This chapter also deals with the rising challenges posed by generative artificial intelligence models and how AI-generated text needs to be identified using automated tools. Here, the reader is given a clear idea about the objectives behind this project and how the system helps in classifying text using structural and linguistic markers like perplexity, lexical diversity, and burstiness.</w:t>
+        <w:t>world. This chapter also deals with the rising challenges posed by generative artificial intelligence models and how AI-generated text needs to be identified using automated tools. Here, the reader is given a clear idea about the objectives behind this project and how the system helps in classifying text using structural and linguistic markers like perplexity, lexical diversity, and burstiness.</w:t>
       </w:r>
     </w:p>
     <w:p>
@@ -8463,8 +8387,11 @@
         <w:spacing w:before="0" w:after="160" w:line="360" w:lineRule="auto"/>
       </w:pPr>
       <w:r>
+        <w:t xml:space="preserve">The fifth chapter concludes the report and provides a summary of the findings and the effectiveness of the AI Text Detector. This chapter provides information about the effectiveness </w:t>
+      </w:r>
+      <w:r>
         <w:lastRenderedPageBreak/>
-        <w:t>The fifth chapter concludes the report and provides a summary of the findings and the effectiveness of the AI Text Detector. This chapter provides information about the effectiveness of the system in detecting AI-generated text and how it helps educators, publishers, and content creators to verify content authenticity and ensure academic integrity.</w:t>
+        <w:t>of the system in detecting AI-generated text and how it helps educators, publishers, and content creators to verify content authenticity and ensure academic integrity.</w:t>
       </w:r>
       <w:r>
         <w:br w:type="page"/>
@@ -8475,20 +8402,17 @@
         <w:pStyle w:val="Heading1"/>
         <w:spacing w:after="240"/>
       </w:pPr>
-      <w:bookmarkStart w:id="18" w:name="_Toc232107307"/>
+      <w:bookmarkStart w:id="18" w:name="_Toc232287034"/>
       <w:r>
         <w:lastRenderedPageBreak/>
         <w:t>CHAPTER 2</w:t>
       </w:r>
       <w:bookmarkStart w:id="19" w:name="_Toc201399424"/>
+      <w:bookmarkStart w:id="20" w:name="_Toc232287035"/>
       <w:bookmarkEnd w:id="18"/>
-    </w:p>
-    <w:p>
-      <w:pPr>
-        <w:pStyle w:val="Heading1"/>
-        <w:spacing w:after="240"/>
-      </w:pPr>
-      <w:bookmarkStart w:id="20" w:name="_Toc232107308"/>
+      <w:r>
+        <w:t xml:space="preserve"> </w:t>
+      </w:r>
       <w:r>
         <w:t>BACKGROUND STUDY AND LITERATURE REVIEW</w:t>
       </w:r>
@@ -8502,7 +8426,7 @@
       <w:pPr>
         <w:pStyle w:val="Heading2"/>
       </w:pPr>
-      <w:bookmarkStart w:id="21" w:name="_Toc232107309"/>
+      <w:bookmarkStart w:id="21" w:name="_Toc232287036"/>
       <w:r>
         <w:t>2.1. Background Study</w:t>
       </w:r>
@@ -8525,7 +8449,15 @@
         <w:t xml:space="preserve"> </w:t>
       </w:r>
       <w:r>
-        <w:t>rests on the premise that every writer possesses a unique, identifiable “writeprint.” This footprint manifests in average sentence length, punctuation usage, lexical choices, and structural complexity.</w:t>
+        <w:t>rests on the premise that every writer possesses a unique, identifiable “</w:t>
+      </w:r>
+      <w:proofErr w:type="spellStart"/>
+      <w:r>
+        <w:t>writeprint</w:t>
+      </w:r>
+      <w:proofErr w:type="spellEnd"/>
+      <w:r>
+        <w:t>.” This footprint manifests in average sentence length, punctuation usage, lexical choices, and structural complexity.</w:t>
       </w:r>
     </w:p>
     <w:p>
@@ -8581,7 +8513,7 @@
       <w:pPr>
         <w:pStyle w:val="Heading2"/>
       </w:pPr>
-      <w:bookmarkStart w:id="22" w:name="_Toc232107310"/>
+      <w:bookmarkStart w:id="22" w:name="_Toc232287037"/>
       <w:r>
         <w:t>2.2 Literature Review</w:t>
       </w:r>
@@ -8793,36 +8725,40 @@
         <w:ind w:left="224" w:right="278"/>
       </w:pPr>
       <w:bookmarkStart w:id="23" w:name="_Toc201399427"/>
-      <w:bookmarkStart w:id="24" w:name="_Toc232107311"/>
+      <w:bookmarkStart w:id="24" w:name="_Toc232287038"/>
       <w:r>
         <w:lastRenderedPageBreak/>
         <w:t>CHAPTER 3</w:t>
       </w:r>
       <w:bookmarkEnd w:id="23"/>
+      <w:r>
+        <w:t xml:space="preserve"> SYSTEM ANALYSIS AND DESIGN</w:t>
+      </w:r>
       <w:bookmarkEnd w:id="24"/>
-      <w:r>
-        <w:t xml:space="preserve"> SYSTEM ANALYSIS AND DESIGN</w:t>
-      </w:r>
     </w:p>
     <w:p>
       <w:pPr>
         <w:pStyle w:val="Heading2"/>
       </w:pPr>
       <w:bookmarkStart w:id="25" w:name="_Toc231875504"/>
+      <w:bookmarkStart w:id="26" w:name="_Toc232287039"/>
       <w:r>
         <w:t>3.1. System Analysis</w:t>
       </w:r>
       <w:bookmarkEnd w:id="25"/>
+      <w:bookmarkEnd w:id="26"/>
     </w:p>
     <w:p>
       <w:pPr>
         <w:pStyle w:val="Heading3"/>
       </w:pPr>
-      <w:bookmarkStart w:id="26" w:name="_Toc231875505"/>
+      <w:bookmarkStart w:id="27" w:name="_Toc231875505"/>
+      <w:bookmarkStart w:id="28" w:name="_Toc232287040"/>
       <w:r>
         <w:t>3.1.1 Requirement Analysis</w:t>
       </w:r>
-      <w:bookmarkEnd w:id="26"/>
+      <w:bookmarkEnd w:id="27"/>
+      <w:bookmarkEnd w:id="28"/>
     </w:p>
     <w:p>
       <w:pPr>
@@ -9115,11 +9051,30 @@
           <w:bCs/>
         </w:rPr>
       </w:pPr>
-      <w:r>
+    </w:p>
+    <w:p>
+      <w:pPr>
+        <w:spacing w:after="0" w:line="360" w:lineRule="auto"/>
         <w:rPr>
           <w:b/>
           <w:bCs/>
         </w:rPr>
+      </w:pPr>
+    </w:p>
+    <w:p>
+      <w:pPr>
+        <w:spacing w:after="0" w:line="360" w:lineRule="auto"/>
+        <w:rPr>
+          <w:b/>
+          <w:bCs/>
+        </w:rPr>
+      </w:pPr>
+      <w:r>
+        <w:rPr>
+          <w:b/>
+          <w:bCs/>
+        </w:rPr>
+        <w:lastRenderedPageBreak/>
         <w:t>4.  Overall Probability Gauge:</w:t>
       </w:r>
     </w:p>
@@ -9128,8 +9083,218 @@
         <w:spacing w:line="360" w:lineRule="auto"/>
       </w:pPr>
       <w:r>
+        <w:t>Displays a glowing SVG gauge visualization representing the weighted ensemble probability of machine generation.</w:t>
+      </w:r>
+    </w:p>
+    <w:p>
+      <w:pPr>
+        <w:spacing w:after="0" w:line="360" w:lineRule="auto"/>
+        <w:rPr>
+          <w:b/>
+          <w:bCs/>
+        </w:rPr>
+      </w:pPr>
+      <w:r>
+        <w:rPr>
+          <w:b/>
+          <w:bCs/>
+        </w:rPr>
+        <w:t>5.  5-Axis Stylometric Radar Chart:</w:t>
+      </w:r>
+    </w:p>
+    <w:p>
+      <w:pPr>
+        <w:spacing w:line="360" w:lineRule="auto"/>
+      </w:pPr>
+      <w:r>
+        <w:t>Renders a radar chart comparing five syntactic markers of the document against human and AI prototype vectors.</w:t>
+      </w:r>
+    </w:p>
+    <w:p>
+      <w:pPr>
+        <w:spacing w:after="0" w:line="360" w:lineRule="auto"/>
+        <w:rPr>
+          <w:b/>
+          <w:bCs/>
+        </w:rPr>
+      </w:pPr>
+      <w:r>
+        <w:rPr>
+          <w:b/>
+          <w:bCs/>
+        </w:rPr>
+        <w:t>6.  KNN Scatter Plot:</w:t>
+      </w:r>
+    </w:p>
+    <w:p>
+      <w:pPr>
+        <w:spacing w:line="360" w:lineRule="auto"/>
+      </w:pPr>
+      <w:r>
+        <w:t>Renders a 2D scatter plot illustrating the feature space vectors of the 5 nearest neighbors relative to the document.</w:t>
+      </w:r>
+    </w:p>
+    <w:p>
+      <w:pPr>
+        <w:spacing w:after="0" w:line="360" w:lineRule="auto"/>
+        <w:rPr>
+          <w:b/>
+          <w:bCs/>
+        </w:rPr>
+      </w:pPr>
+      <w:r>
+        <w:rPr>
+          <w:b/>
+          <w:bCs/>
+        </w:rPr>
+        <w:t>7.  Word &amp; Sentence Counting:</w:t>
+      </w:r>
+    </w:p>
+    <w:p>
+      <w:pPr>
+        <w:spacing w:line="360" w:lineRule="auto"/>
+      </w:pPr>
+      <w:r>
+        <w:t>Shows the character and word counts of the text in real time.</w:t>
+      </w:r>
+    </w:p>
+    <w:p>
+      <w:pPr>
+        <w:spacing w:after="0" w:line="360" w:lineRule="auto"/>
+        <w:rPr>
+          <w:b/>
+          <w:bCs/>
+        </w:rPr>
+      </w:pPr>
+      <w:r>
+        <w:rPr>
+          <w:b/>
+          <w:bCs/>
+        </w:rPr>
+        <w:t>8.  Burstiness &amp; Lexical Statistics:</w:t>
+      </w:r>
+    </w:p>
+    <w:p>
+      <w:pPr>
+        <w:spacing w:line="360" w:lineRule="auto"/>
+      </w:pPr>
+      <w:r>
+        <w:t>Displays computed values for sentence length standard deviation (burstiness) and Type-Token Ratio (TTR).</w:t>
+      </w:r>
+    </w:p>
+    <w:p>
+      <w:pPr>
+        <w:spacing w:after="0" w:line="360" w:lineRule="auto"/>
+        <w:rPr>
+          <w:b/>
+          <w:bCs/>
+        </w:rPr>
+      </w:pPr>
+      <w:r>
+        <w:rPr>
+          <w:b/>
+          <w:bCs/>
+        </w:rPr>
+        <w:t>9.  Sentence Perplexity Heatmap:</w:t>
+      </w:r>
+    </w:p>
+    <w:p>
+      <w:pPr>
+        <w:spacing w:line="360" w:lineRule="auto"/>
+      </w:pPr>
+      <w:r>
+        <w:t>Color-codes sentences based on their individual AI likelihood (AI Heavy, Mixed, Human-like).</w:t>
+      </w:r>
+    </w:p>
+    <w:p>
+      <w:pPr>
+        <w:spacing w:after="0" w:line="360" w:lineRule="auto"/>
+        <w:rPr>
+          <w:b/>
+          <w:bCs/>
+        </w:rPr>
+      </w:pPr>
+      <w:r>
+        <w:rPr>
+          <w:b/>
+          <w:bCs/>
+        </w:rPr>
+        <w:t>10. Sentence Inspector:</w:t>
+      </w:r>
+    </w:p>
+    <w:p>
+      <w:pPr>
+        <w:spacing w:line="360" w:lineRule="auto"/>
+      </w:pPr>
+      <w:r>
+        <w:t>Clicking a heatmap sentence displays its word count, AI confidence, and classification.</w:t>
+      </w:r>
+    </w:p>
+    <w:p>
+      <w:pPr>
+        <w:spacing w:after="0" w:line="360" w:lineRule="auto"/>
+        <w:rPr>
+          <w:b/>
+          <w:bCs/>
+        </w:rPr>
+      </w:pPr>
+      <w:r>
+        <w:rPr>
+          <w:b/>
+          <w:bCs/>
+        </w:rPr>
+        <w:t>11. LaTeX Math Panel:</w:t>
+      </w:r>
+    </w:p>
+    <w:p>
+      <w:pPr>
+        <w:spacing w:line="360" w:lineRule="auto"/>
+      </w:pPr>
+      <w:r>
+        <w:t>A dedicated tab displaying MathJax-rendered mathematical steps and raw formulas used by the classifier.</w:t>
+      </w:r>
+    </w:p>
+    <w:p>
+      <w:pPr>
+        <w:spacing w:after="0" w:line="360" w:lineRule="auto"/>
+        <w:rPr>
+          <w:b/>
+          <w:bCs/>
+        </w:rPr>
+      </w:pPr>
+    </w:p>
+    <w:p>
+      <w:pPr>
+        <w:spacing w:after="0" w:line="360" w:lineRule="auto"/>
+        <w:rPr>
+          <w:b/>
+          <w:bCs/>
+        </w:rPr>
+      </w:pPr>
+    </w:p>
+    <w:p>
+      <w:pPr>
+        <w:spacing w:after="0" w:line="360" w:lineRule="auto"/>
+        <w:rPr>
+          <w:b/>
+          <w:bCs/>
+        </w:rPr>
+      </w:pPr>
+      <w:r>
+        <w:rPr>
+          <w:b/>
+          <w:bCs/>
+        </w:rPr>
         <w:lastRenderedPageBreak/>
-        <w:t>Displays a glowing SVG gauge visualization representing the weighted ensemble probability of machine generation.</w:t>
+        <w:t>12. Privacy (Local Execution):</w:t>
+      </w:r>
+    </w:p>
+    <w:p>
+      <w:pPr>
+        <w:spacing w:line="360" w:lineRule="auto"/>
+      </w:pPr>
+      <w:r>
+        <w:t>All parsing, feature extraction, and classification run entirely client-side in the browser sandbox.</w:t>
       </w:r>
     </w:p>
     <w:p>
@@ -9145,7 +9310,7 @@
           <w:b/>
           <w:bCs/>
         </w:rPr>
-        <w:t>5.  5-Axis Stylometric Radar Chart:</w:t>
+        <w:t>13. Single Page Dashboard:</w:t>
       </w:r>
     </w:p>
     <w:p>
@@ -9153,7 +9318,23 @@
         <w:spacing w:line="360" w:lineRule="auto"/>
       </w:pPr>
       <w:r>
-        <w:t>Renders a radar chart comparing five syntactic markers of the document against human and AI prototype vectors.</w:t>
+        <w:t>A unified, responsive single-page visual dashboard with custom glowing elements.</w:t>
+      </w:r>
+    </w:p>
+    <w:p>
+      <w:pPr>
+        <w:spacing w:line="360" w:lineRule="auto"/>
+        <w:rPr>
+          <w:b/>
+          <w:bCs/>
+        </w:rPr>
+      </w:pPr>
+      <w:r>
+        <w:rPr>
+          <w:b/>
+          <w:bCs/>
+        </w:rPr>
+        <w:t>3.1.1.2. Non-Functional Requirements</w:t>
       </w:r>
     </w:p>
     <w:p>
@@ -9169,7 +9350,7 @@
           <w:b/>
           <w:bCs/>
         </w:rPr>
-        <w:t>6.  KNN Scatter Plot:</w:t>
+        <w:t>1.  Usability (User Friendly):</w:t>
       </w:r>
     </w:p>
     <w:p>
@@ -9177,7 +9358,7 @@
         <w:spacing w:line="360" w:lineRule="auto"/>
       </w:pPr>
       <w:r>
-        <w:t>Renders a 2D scatter plot illustrating the feature space vectors of the 5 nearest neighbors relative to the document.</w:t>
+        <w:t>The interface must remain clean and intuitive, requiring no technical styling training to operate.</w:t>
       </w:r>
     </w:p>
     <w:p>
@@ -9193,7 +9374,7 @@
           <w:b/>
           <w:bCs/>
         </w:rPr>
-        <w:t>7.  Word &amp; Sentence Counting:</w:t>
+        <w:t>2.  Privacy (Data Security):</w:t>
       </w:r>
     </w:p>
     <w:p>
@@ -9201,7 +9382,7 @@
         <w:spacing w:line="360" w:lineRule="auto"/>
       </w:pPr>
       <w:r>
-        <w:t>Shows the character and word counts of the text in real time.</w:t>
+        <w:t>The application does not transmit any document text to remote servers, preventing credentials or data leaks.</w:t>
       </w:r>
     </w:p>
     <w:p>
@@ -9217,7 +9398,7 @@
           <w:b/>
           <w:bCs/>
         </w:rPr>
-        <w:t>8.  Burstiness &amp; Lexical Statistics:</w:t>
+        <w:t>3.  Low Latency Performance:</w:t>
       </w:r>
     </w:p>
     <w:p>
@@ -9225,7 +9406,7 @@
         <w:spacing w:line="360" w:lineRule="auto"/>
       </w:pPr>
       <w:r>
-        <w:t>Displays computed values for sentence length standard deviation (burstiness) and Type-Token Ratio (TTR).</w:t>
+        <w:t>The document processing and classification pipeline must execute in less than 500 milliseconds.</w:t>
       </w:r>
     </w:p>
     <w:p>
@@ -9241,7 +9422,7 @@
           <w:b/>
           <w:bCs/>
         </w:rPr>
-        <w:t>9.  Sentence Perplexity Heatmap:</w:t>
+        <w:t>4.  Classification Accuracy:</w:t>
       </w:r>
     </w:p>
     <w:p>
@@ -9249,7 +9430,7 @@
         <w:spacing w:line="360" w:lineRule="auto"/>
       </w:pPr>
       <w:r>
-        <w:t>Color-codes sentences based on their individual AI likelihood (AI Heavy, Mixed, Human-like).</w:t>
+        <w:t>The ensemble algorithms must be tuned to minimize false positives on human text and false negatives on AI content.</w:t>
       </w:r>
     </w:p>
     <w:p>
@@ -9265,7 +9446,7 @@
           <w:b/>
           <w:bCs/>
         </w:rPr>
-        <w:t>10. Sentence Inspector:</w:t>
+        <w:t>5.  Reliability and Stability:</w:t>
       </w:r>
     </w:p>
     <w:p>
@@ -9273,7 +9454,7 @@
         <w:spacing w:line="360" w:lineRule="auto"/>
       </w:pPr>
       <w:r>
-        <w:t>Clicking a heatmap sentence displays its word count, AI confidence, and classification.</w:t>
+        <w:t>The browser environment must remain stable, running files up to 20,000 words without freezing the UI.</w:t>
       </w:r>
     </w:p>
     <w:p>
@@ -9289,7 +9470,7 @@
           <w:b/>
           <w:bCs/>
         </w:rPr>
-        <w:t>11. LaTeX Math Panel:</w:t>
+        <w:t>6.  Responsive Layout:</w:t>
       </w:r>
     </w:p>
     <w:p>
@@ -9297,7 +9478,7 @@
         <w:spacing w:line="360" w:lineRule="auto"/>
       </w:pPr>
       <w:r>
-        <w:t>A dedicated tab displaying MathJax-rendered mathematical steps and raw formulas used by the classifier.</w:t>
+        <w:t>The dashboard must adapt dynamically to screens from mobile devices to desktop monitors.</w:t>
       </w:r>
     </w:p>
     <w:p>
@@ -9308,12 +9489,22 @@
           <w:bCs/>
         </w:rPr>
       </w:pPr>
-      <w:r>
+    </w:p>
+    <w:p>
+      <w:pPr>
+        <w:spacing w:after="0" w:line="360" w:lineRule="auto"/>
         <w:rPr>
           <w:b/>
           <w:bCs/>
         </w:rPr>
-        <w:t>12. Privacy (Local Execution):</w:t>
+      </w:pPr>
+      <w:r>
+        <w:rPr>
+          <w:b/>
+          <w:bCs/>
+        </w:rPr>
+        <w:lastRenderedPageBreak/>
+        <w:t>7.  Modular Extensibility:</w:t>
       </w:r>
     </w:p>
     <w:p>
@@ -9321,7 +9512,7 @@
         <w:spacing w:line="360" w:lineRule="auto"/>
       </w:pPr>
       <w:r>
-        <w:t>All parsing, feature extraction, and classification run entirely client-side in the browser sandbox.</w:t>
+        <w:t>The codebase must be structured to support adding new stylometric features or algorithms easily.</w:t>
       </w:r>
     </w:p>
     <w:p>
@@ -9337,221 +9528,6 @@
           <w:b/>
           <w:bCs/>
         </w:rPr>
-        <w:lastRenderedPageBreak/>
-        <w:t>13. Single Page Dashboard:</w:t>
-      </w:r>
-    </w:p>
-    <w:p>
-      <w:pPr>
-        <w:spacing w:line="360" w:lineRule="auto"/>
-      </w:pPr>
-      <w:r>
-        <w:t>A unified, responsive single-page visual dashboard with custom glowing elements.</w:t>
-      </w:r>
-    </w:p>
-    <w:p>
-      <w:pPr>
-        <w:spacing w:line="360" w:lineRule="auto"/>
-        <w:rPr>
-          <w:b/>
-          <w:bCs/>
-        </w:rPr>
-      </w:pPr>
-      <w:r>
-        <w:rPr>
-          <w:b/>
-          <w:bCs/>
-        </w:rPr>
-        <w:t>3.1.1.2. Non-Functional Requirements</w:t>
-      </w:r>
-    </w:p>
-    <w:p>
-      <w:pPr>
-        <w:spacing w:after="0" w:line="360" w:lineRule="auto"/>
-        <w:rPr>
-          <w:b/>
-          <w:bCs/>
-        </w:rPr>
-      </w:pPr>
-      <w:r>
-        <w:rPr>
-          <w:b/>
-          <w:bCs/>
-        </w:rPr>
-        <w:t>1.  Usability (User Friendly):</w:t>
-      </w:r>
-    </w:p>
-    <w:p>
-      <w:pPr>
-        <w:spacing w:line="360" w:lineRule="auto"/>
-      </w:pPr>
-      <w:r>
-        <w:t>The interface must remain clean and intuitive, requiring no technical styling training to operate.</w:t>
-      </w:r>
-    </w:p>
-    <w:p>
-      <w:pPr>
-        <w:spacing w:after="0" w:line="360" w:lineRule="auto"/>
-        <w:rPr>
-          <w:b/>
-          <w:bCs/>
-        </w:rPr>
-      </w:pPr>
-      <w:r>
-        <w:rPr>
-          <w:b/>
-          <w:bCs/>
-        </w:rPr>
-        <w:t>2.  Privacy (Data Security):</w:t>
-      </w:r>
-    </w:p>
-    <w:p>
-      <w:pPr>
-        <w:spacing w:line="360" w:lineRule="auto"/>
-      </w:pPr>
-      <w:r>
-        <w:t>The application does not transmit any document text to remote servers, preventing credentials or data leaks.</w:t>
-      </w:r>
-    </w:p>
-    <w:p>
-      <w:pPr>
-        <w:spacing w:after="0" w:line="360" w:lineRule="auto"/>
-        <w:rPr>
-          <w:b/>
-          <w:bCs/>
-        </w:rPr>
-      </w:pPr>
-      <w:r>
-        <w:rPr>
-          <w:b/>
-          <w:bCs/>
-        </w:rPr>
-        <w:t>3.  Low Latency Performance:</w:t>
-      </w:r>
-    </w:p>
-    <w:p>
-      <w:pPr>
-        <w:spacing w:line="360" w:lineRule="auto"/>
-      </w:pPr>
-      <w:r>
-        <w:t>The document processing and classification pipeline must execute in less than 500 milliseconds.</w:t>
-      </w:r>
-    </w:p>
-    <w:p>
-      <w:pPr>
-        <w:spacing w:after="0" w:line="360" w:lineRule="auto"/>
-        <w:rPr>
-          <w:b/>
-          <w:bCs/>
-        </w:rPr>
-      </w:pPr>
-      <w:r>
-        <w:rPr>
-          <w:b/>
-          <w:bCs/>
-        </w:rPr>
-        <w:t>4.  Classification Accuracy:</w:t>
-      </w:r>
-    </w:p>
-    <w:p>
-      <w:pPr>
-        <w:spacing w:line="360" w:lineRule="auto"/>
-      </w:pPr>
-      <w:r>
-        <w:t>The ensemble algorithms must be tuned to minimize false positives on human text and false negatives on AI content.</w:t>
-      </w:r>
-    </w:p>
-    <w:p>
-      <w:pPr>
-        <w:spacing w:after="0" w:line="360" w:lineRule="auto"/>
-        <w:rPr>
-          <w:b/>
-          <w:bCs/>
-        </w:rPr>
-      </w:pPr>
-      <w:r>
-        <w:rPr>
-          <w:b/>
-          <w:bCs/>
-        </w:rPr>
-        <w:t>5.  Reliability and Stability:</w:t>
-      </w:r>
-    </w:p>
-    <w:p>
-      <w:pPr>
-        <w:spacing w:line="360" w:lineRule="auto"/>
-      </w:pPr>
-      <w:r>
-        <w:t>The browser environment must remain stable, running files up to 20,000 words without freezing the UI.</w:t>
-      </w:r>
-    </w:p>
-    <w:p>
-      <w:pPr>
-        <w:spacing w:after="0" w:line="360" w:lineRule="auto"/>
-        <w:rPr>
-          <w:b/>
-          <w:bCs/>
-        </w:rPr>
-      </w:pPr>
-      <w:r>
-        <w:rPr>
-          <w:b/>
-          <w:bCs/>
-        </w:rPr>
-        <w:t>6.  Responsive Layout:</w:t>
-      </w:r>
-    </w:p>
-    <w:p>
-      <w:pPr>
-        <w:spacing w:line="360" w:lineRule="auto"/>
-      </w:pPr>
-      <w:r>
-        <w:t>The dashboard must adapt dynamically to screens from mobile devices to desktop monitors.</w:t>
-      </w:r>
-    </w:p>
-    <w:p>
-      <w:pPr>
-        <w:spacing w:after="0" w:line="360" w:lineRule="auto"/>
-        <w:rPr>
-          <w:b/>
-          <w:bCs/>
-        </w:rPr>
-      </w:pPr>
-      <w:r>
-        <w:rPr>
-          <w:b/>
-          <w:bCs/>
-        </w:rPr>
-        <w:t>7.  Modular Extensibility:</w:t>
-      </w:r>
-    </w:p>
-    <w:p>
-      <w:pPr>
-        <w:spacing w:line="360" w:lineRule="auto"/>
-      </w:pPr>
-      <w:r>
-        <w:t>The codebase must be structured to support adding new stylometric features or algorithms easily.</w:t>
-      </w:r>
-    </w:p>
-    <w:p>
-      <w:pPr>
-        <w:spacing w:line="360" w:lineRule="auto"/>
-      </w:pPr>
-    </w:p>
-    <w:p>
-      <w:pPr>
-        <w:spacing w:after="0" w:line="360" w:lineRule="auto"/>
-        <w:rPr>
-          <w:b/>
-          <w:bCs/>
-        </w:rPr>
-      </w:pPr>
-      <w:r>
-        <w:rPr>
-          <w:b/>
-          <w:bCs/>
-        </w:rPr>
-        <w:lastRenderedPageBreak/>
         <w:t>8.  Offline Capability:</w:t>
       </w:r>
     </w:p>
@@ -9592,11 +9568,11 @@
         <w:pStyle w:val="Heading3"/>
         <w:spacing w:line="360" w:lineRule="auto"/>
       </w:pPr>
-      <w:bookmarkStart w:id="27" w:name="_Toc232107315"/>
+      <w:bookmarkStart w:id="29" w:name="_Toc232287041"/>
       <w:r>
         <w:t>3.1.2. Feasibility Analysis</w:t>
       </w:r>
-      <w:bookmarkEnd w:id="27"/>
+      <w:bookmarkEnd w:id="29"/>
     </w:p>
     <w:p>
       <w:pPr>
@@ -9651,6 +9627,7 @@
         <w:pStyle w:val="Heading4"/>
       </w:pPr>
       <w:r>
+        <w:lastRenderedPageBreak/>
         <w:t>3.1.2.4. Schedule Feasibility</w:t>
       </w:r>
     </w:p>
@@ -9706,7 +9683,6 @@
           <w:b/>
           <w:bCs/>
         </w:rPr>
-        <w:lastRenderedPageBreak/>
         <w:t>Design:</w:t>
       </w:r>
       <w:r>
@@ -9812,501 +9788,73 @@
       <w:pPr>
         <w:spacing w:after="0" w:line="360" w:lineRule="auto"/>
         <w:jc w:val="center"/>
-      </w:pPr>
-      <w:r>
         <w:rPr>
           <w:b/>
           <w:bCs/>
         </w:rPr>
-        <w:t>Table 3.1: Schedule Feasibility</w:t>
-      </w:r>
-    </w:p>
-    <w:tbl>
-      <w:tblPr>
-        <w:tblStyle w:val="TableGrid0"/>
-        <w:tblW w:w="0" w:type="auto"/>
-        <w:tblLook w:val="04A0" w:firstRow="1" w:lastRow="0" w:firstColumn="1" w:lastColumn="0" w:noHBand="0" w:noVBand="1"/>
-      </w:tblPr>
-      <w:tblGrid>
-        <w:gridCol w:w="2247"/>
-        <w:gridCol w:w="2247"/>
-        <w:gridCol w:w="2248"/>
-        <w:gridCol w:w="2248"/>
-      </w:tblGrid>
-      <w:tr>
-        <w:trPr>
-          <w:trHeight w:val="593"/>
-        </w:trPr>
-        <w:tc>
-          <w:tcPr>
-            <w:tcW w:w="2247" w:type="dxa"/>
-            <w:vAlign w:val="center"/>
-          </w:tcPr>
-          <w:p>
-            <w:pPr>
-              <w:jc w:val="left"/>
-              <w:rPr>
-                <w:b/>
-                <w:bCs/>
-              </w:rPr>
-            </w:pPr>
-            <w:r>
-              <w:rPr>
-                <w:b/>
-                <w:bCs/>
-              </w:rPr>
-              <w:t>Task</w:t>
-            </w:r>
-          </w:p>
-        </w:tc>
-        <w:tc>
-          <w:tcPr>
-            <w:tcW w:w="2247" w:type="dxa"/>
-            <w:vAlign w:val="center"/>
-          </w:tcPr>
-          <w:p>
-            <w:pPr>
-              <w:jc w:val="left"/>
-              <w:rPr>
-                <w:b/>
-                <w:bCs/>
-              </w:rPr>
-            </w:pPr>
-            <w:r>
-              <w:rPr>
-                <w:b/>
-                <w:bCs/>
-              </w:rPr>
-              <w:t>Start Date</w:t>
-            </w:r>
-          </w:p>
-        </w:tc>
-        <w:tc>
-          <w:tcPr>
-            <w:tcW w:w="2248" w:type="dxa"/>
-            <w:vAlign w:val="center"/>
-          </w:tcPr>
-          <w:p>
-            <w:pPr>
-              <w:jc w:val="left"/>
-              <w:rPr>
-                <w:b/>
-                <w:bCs/>
-              </w:rPr>
-            </w:pPr>
-            <w:r>
-              <w:rPr>
-                <w:b/>
-                <w:bCs/>
-              </w:rPr>
-              <w:t>End Date</w:t>
-            </w:r>
-          </w:p>
-        </w:tc>
-        <w:tc>
-          <w:tcPr>
-            <w:tcW w:w="2248" w:type="dxa"/>
-            <w:vAlign w:val="center"/>
-          </w:tcPr>
-          <w:p>
-            <w:pPr>
-              <w:jc w:val="left"/>
-              <w:rPr>
-                <w:b/>
-                <w:bCs/>
-              </w:rPr>
-            </w:pPr>
-            <w:r>
-              <w:rPr>
-                <w:b/>
-                <w:bCs/>
-              </w:rPr>
-              <w:t>Days to Complete</w:t>
-            </w:r>
-          </w:p>
-        </w:tc>
-      </w:tr>
-      <w:tr>
-        <w:trPr>
-          <w:trHeight w:val="485"/>
-        </w:trPr>
-        <w:tc>
-          <w:tcPr>
-            <w:tcW w:w="2247" w:type="dxa"/>
-            <w:vAlign w:val="center"/>
-          </w:tcPr>
-          <w:p>
-            <w:pPr>
-              <w:jc w:val="left"/>
-            </w:pPr>
-            <w:r>
-              <w:t>Brainstorm</w:t>
-            </w:r>
-          </w:p>
-        </w:tc>
-        <w:tc>
-          <w:tcPr>
-            <w:tcW w:w="2247" w:type="dxa"/>
-            <w:vAlign w:val="center"/>
-          </w:tcPr>
-          <w:p>
-            <w:pPr>
-              <w:jc w:val="left"/>
-            </w:pPr>
-            <w:r>
-              <w:t>3/1/2</w:t>
-            </w:r>
-            <w:r>
-              <w:t>0</w:t>
-            </w:r>
-          </w:p>
-        </w:tc>
-        <w:tc>
-          <w:tcPr>
-            <w:tcW w:w="2248" w:type="dxa"/>
-            <w:vAlign w:val="center"/>
-          </w:tcPr>
-          <w:p>
-            <w:pPr>
-              <w:jc w:val="left"/>
-            </w:pPr>
-            <w:r>
-              <w:t>3/10/2</w:t>
-            </w:r>
-            <w:r>
-              <w:t>7</w:t>
-            </w:r>
-          </w:p>
-        </w:tc>
-        <w:tc>
-          <w:tcPr>
-            <w:tcW w:w="2248" w:type="dxa"/>
-            <w:vAlign w:val="center"/>
-          </w:tcPr>
-          <w:p>
-            <w:pPr>
-              <w:jc w:val="left"/>
-            </w:pPr>
-            <w:r>
-              <w:t>7</w:t>
-            </w:r>
-          </w:p>
-        </w:tc>
-      </w:tr>
-      <w:tr>
-        <w:tc>
-          <w:tcPr>
-            <w:tcW w:w="2247" w:type="dxa"/>
-            <w:vAlign w:val="center"/>
-          </w:tcPr>
-          <w:p>
-            <w:pPr>
-              <w:jc w:val="left"/>
-            </w:pPr>
-            <w:r>
-              <w:t>Design</w:t>
-            </w:r>
-          </w:p>
-        </w:tc>
-        <w:tc>
-          <w:tcPr>
-            <w:tcW w:w="2247" w:type="dxa"/>
-            <w:vAlign w:val="center"/>
-          </w:tcPr>
-          <w:p>
-            <w:pPr>
-              <w:jc w:val="left"/>
-            </w:pPr>
-            <w:r>
-              <w:t>3/11/26</w:t>
-            </w:r>
-          </w:p>
-        </w:tc>
-        <w:tc>
-          <w:tcPr>
-            <w:tcW w:w="2248" w:type="dxa"/>
-            <w:vAlign w:val="center"/>
-          </w:tcPr>
-          <w:p>
-            <w:pPr>
-              <w:jc w:val="left"/>
-            </w:pPr>
-            <w:r>
-              <w:t>3/31/26</w:t>
-            </w:r>
-          </w:p>
-        </w:tc>
-        <w:tc>
-          <w:tcPr>
-            <w:tcW w:w="2248" w:type="dxa"/>
-            <w:vAlign w:val="center"/>
-          </w:tcPr>
-          <w:p>
-            <w:pPr>
-              <w:jc w:val="left"/>
-            </w:pPr>
-            <w:r>
-              <w:t>15</w:t>
-            </w:r>
-          </w:p>
-        </w:tc>
-      </w:tr>
-      <w:tr>
-        <w:tc>
-          <w:tcPr>
-            <w:tcW w:w="2247" w:type="dxa"/>
-            <w:vAlign w:val="center"/>
-          </w:tcPr>
-          <w:p>
-            <w:pPr>
-              <w:jc w:val="left"/>
-            </w:pPr>
-            <w:r>
-              <w:t>Development</w:t>
-            </w:r>
-          </w:p>
-        </w:tc>
-        <w:tc>
-          <w:tcPr>
-            <w:tcW w:w="2247" w:type="dxa"/>
-            <w:vAlign w:val="center"/>
-          </w:tcPr>
-          <w:p>
-            <w:pPr>
-              <w:jc w:val="left"/>
-            </w:pPr>
-            <w:r>
-              <w:t>4/1/26</w:t>
-            </w:r>
-          </w:p>
-        </w:tc>
-        <w:tc>
-          <w:tcPr>
-            <w:tcW w:w="2248" w:type="dxa"/>
-            <w:vAlign w:val="center"/>
-          </w:tcPr>
-          <w:p>
-            <w:pPr>
-              <w:jc w:val="left"/>
-            </w:pPr>
-            <w:r>
-              <w:t>4/30/26</w:t>
-            </w:r>
-          </w:p>
-        </w:tc>
-        <w:tc>
-          <w:tcPr>
-            <w:tcW w:w="2248" w:type="dxa"/>
-            <w:vAlign w:val="center"/>
-          </w:tcPr>
-          <w:p>
-            <w:pPr>
-              <w:jc w:val="left"/>
-            </w:pPr>
-            <w:r>
-              <w:t>22</w:t>
-            </w:r>
-          </w:p>
-        </w:tc>
-      </w:tr>
-      <w:tr>
-        <w:tc>
-          <w:tcPr>
-            <w:tcW w:w="2247" w:type="dxa"/>
-            <w:vAlign w:val="center"/>
-          </w:tcPr>
-          <w:p>
-            <w:pPr>
-              <w:jc w:val="left"/>
-            </w:pPr>
-            <w:r>
-              <w:t>Testing</w:t>
-            </w:r>
-          </w:p>
-        </w:tc>
-        <w:tc>
-          <w:tcPr>
-            <w:tcW w:w="2247" w:type="dxa"/>
-            <w:vAlign w:val="center"/>
-          </w:tcPr>
-          <w:p>
-            <w:pPr>
-              <w:jc w:val="left"/>
-            </w:pPr>
-            <w:r>
-              <w:t>5/1/26</w:t>
-            </w:r>
-          </w:p>
-        </w:tc>
-        <w:tc>
-          <w:tcPr>
-            <w:tcW w:w="2248" w:type="dxa"/>
-            <w:vAlign w:val="center"/>
-          </w:tcPr>
-          <w:p>
-            <w:pPr>
-              <w:jc w:val="left"/>
-            </w:pPr>
-            <w:r>
-              <w:t>5/4/26</w:t>
-            </w:r>
-          </w:p>
-        </w:tc>
-        <w:tc>
-          <w:tcPr>
-            <w:tcW w:w="2248" w:type="dxa"/>
-            <w:vAlign w:val="center"/>
-          </w:tcPr>
-          <w:p>
-            <w:pPr>
-              <w:jc w:val="left"/>
-            </w:pPr>
-            <w:r>
-              <w:t>2</w:t>
-            </w:r>
-          </w:p>
-        </w:tc>
-      </w:tr>
-      <w:tr>
-        <w:trPr>
-          <w:trHeight w:val="70"/>
-        </w:trPr>
-        <w:tc>
-          <w:tcPr>
-            <w:tcW w:w="2247" w:type="dxa"/>
-            <w:vAlign w:val="center"/>
-          </w:tcPr>
-          <w:p>
-            <w:pPr>
-              <w:jc w:val="left"/>
-            </w:pPr>
-            <w:r>
-              <w:t>Deployment</w:t>
-            </w:r>
-          </w:p>
-        </w:tc>
-        <w:tc>
-          <w:tcPr>
-            <w:tcW w:w="2247" w:type="dxa"/>
-            <w:vAlign w:val="center"/>
-          </w:tcPr>
-          <w:p>
-            <w:pPr>
-              <w:jc w:val="left"/>
-            </w:pPr>
-            <w:r>
-              <w:t>5/5/26</w:t>
-            </w:r>
-          </w:p>
-        </w:tc>
-        <w:tc>
-          <w:tcPr>
-            <w:tcW w:w="2248" w:type="dxa"/>
-            <w:vAlign w:val="center"/>
-          </w:tcPr>
-          <w:p>
-            <w:pPr>
-              <w:jc w:val="left"/>
-            </w:pPr>
-            <w:r>
-              <w:t>5/11/26</w:t>
-            </w:r>
-          </w:p>
-        </w:tc>
-        <w:tc>
-          <w:tcPr>
-            <w:tcW w:w="2248" w:type="dxa"/>
-            <w:vAlign w:val="center"/>
-          </w:tcPr>
-          <w:p>
-            <w:pPr>
-              <w:jc w:val="left"/>
-            </w:pPr>
-            <w:r>
-              <w:t>5</w:t>
-            </w:r>
-          </w:p>
-        </w:tc>
-      </w:tr>
-      <w:tr>
-        <w:tc>
-          <w:tcPr>
-            <w:tcW w:w="2247" w:type="dxa"/>
-            <w:vAlign w:val="center"/>
-          </w:tcPr>
-          <w:p>
-            <w:pPr>
-              <w:jc w:val="left"/>
-            </w:pPr>
-            <w:r>
-              <w:lastRenderedPageBreak/>
-              <w:t>Documentation</w:t>
-            </w:r>
-          </w:p>
-        </w:tc>
-        <w:tc>
-          <w:tcPr>
-            <w:tcW w:w="2247" w:type="dxa"/>
-            <w:vAlign w:val="center"/>
-          </w:tcPr>
-          <w:p>
-            <w:pPr>
-              <w:jc w:val="left"/>
-            </w:pPr>
-            <w:r>
-              <w:t>3/1/26</w:t>
-            </w:r>
-          </w:p>
-        </w:tc>
-        <w:tc>
-          <w:tcPr>
-            <w:tcW w:w="2248" w:type="dxa"/>
-            <w:vAlign w:val="center"/>
-          </w:tcPr>
-          <w:p>
-            <w:pPr>
-              <w:jc w:val="left"/>
-            </w:pPr>
-            <w:r>
-              <w:t>5/11/26</w:t>
-            </w:r>
-          </w:p>
-        </w:tc>
-        <w:tc>
-          <w:tcPr>
-            <w:tcW w:w="2248" w:type="dxa"/>
-            <w:vAlign w:val="center"/>
-          </w:tcPr>
-          <w:p>
-            <w:pPr>
-              <w:jc w:val="left"/>
-            </w:pPr>
-            <w:r>
-              <w:t>52</w:t>
-            </w:r>
-          </w:p>
-        </w:tc>
-      </w:tr>
-    </w:tbl>
-    <w:p>
-      <w:pPr>
-        <w:spacing w:line="360" w:lineRule="auto"/>
+      </w:pPr>
+    </w:p>
+    <w:p>
+      <w:pPr>
+        <w:spacing w:after="0" w:line="360" w:lineRule="auto"/>
+        <w:jc w:val="center"/>
+        <w:rPr>
+          <w:b/>
+          <w:bCs/>
+        </w:rPr>
+      </w:pPr>
+    </w:p>
+    <w:p>
+      <w:pPr>
+        <w:spacing w:after="0" w:line="360" w:lineRule="auto"/>
+        <w:jc w:val="center"/>
+        <w:rPr>
+          <w:b/>
+          <w:bCs/>
+        </w:rPr>
+      </w:pPr>
+    </w:p>
+    <w:p>
+      <w:pPr>
+        <w:spacing w:after="0" w:line="360" w:lineRule="auto"/>
+        <w:jc w:val="center"/>
+        <w:rPr>
+          <w:b/>
+          <w:bCs/>
+        </w:rPr>
+      </w:pPr>
+    </w:p>
+    <w:p>
+      <w:pPr>
+        <w:spacing w:after="0" w:line="360" w:lineRule="auto"/>
+        <w:jc w:val="center"/>
+        <w:rPr>
+          <w:b/>
+          <w:bCs/>
+        </w:rPr>
+      </w:pPr>
+    </w:p>
+    <w:p>
+      <w:pPr>
+        <w:spacing w:after="0" w:line="360" w:lineRule="auto"/>
+        <w:jc w:val="center"/>
       </w:pPr>
       <w:r>
         <w:rPr>
           <w:noProof/>
         </w:rPr>
+        <w:lastRenderedPageBreak/>
         <w:drawing>
-          <wp:anchor distT="0" distB="0" distL="114300" distR="114300" simplePos="0" relativeHeight="251659264" behindDoc="1" locked="0" layoutInCell="1" allowOverlap="1" wp14:anchorId="44CF3B66" wp14:editId="5D268EE5">
+          <wp:anchor distT="0" distB="0" distL="114300" distR="114300" simplePos="0" relativeHeight="251659264" behindDoc="1" locked="0" layoutInCell="1" allowOverlap="1" wp14:anchorId="44CF3B66" wp14:editId="6B61AEE3">
             <wp:simplePos x="0" y="0"/>
             <wp:positionH relativeFrom="column">
-              <wp:posOffset>257174</wp:posOffset>
+              <wp:posOffset>-239234</wp:posOffset>
             </wp:positionH>
             <wp:positionV relativeFrom="paragraph">
-              <wp:posOffset>-1299211</wp:posOffset>
+              <wp:posOffset>2371059</wp:posOffset>
             </wp:positionV>
-            <wp:extent cx="5457825" cy="5457825"/>
-            <wp:effectExtent l="0" t="0" r="9525" b="9525"/>
+            <wp:extent cx="6177517" cy="6177517"/>
+            <wp:effectExtent l="0" t="0" r="0" b="0"/>
             <wp:wrapNone/>
             <wp:docPr id="4" name="Picture 4"/>
             <wp:cNvGraphicFramePr>
@@ -10337,7 +9885,7 @@
                   <pic:spPr bwMode="auto">
                     <a:xfrm>
                       <a:off x="0" y="0"/>
-                      <a:ext cx="5457825" cy="5457825"/>
+                      <a:ext cx="6188030" cy="6188030"/>
                     </a:xfrm>
                     <a:prstGeom prst="rect">
                       <a:avLst/>
@@ -10359,6 +9907,484 @@
           </wp:anchor>
         </w:drawing>
       </w:r>
+      <w:r>
+        <w:rPr>
+          <w:b/>
+          <w:bCs/>
+        </w:rPr>
+        <w:t>Table 3.1: Schedule Feasibility</w:t>
+      </w:r>
+    </w:p>
+    <w:tbl>
+      <w:tblPr>
+        <w:tblStyle w:val="TableGrid0"/>
+        <w:tblW w:w="0" w:type="auto"/>
+        <w:tblLook w:val="04A0" w:firstRow="1" w:lastRow="0" w:firstColumn="1" w:lastColumn="0" w:noHBand="0" w:noVBand="1"/>
+      </w:tblPr>
+      <w:tblGrid>
+        <w:gridCol w:w="2247"/>
+        <w:gridCol w:w="2247"/>
+        <w:gridCol w:w="2248"/>
+        <w:gridCol w:w="2248"/>
+      </w:tblGrid>
+      <w:tr>
+        <w:trPr>
+          <w:trHeight w:val="593"/>
+        </w:trPr>
+        <w:tc>
+          <w:tcPr>
+            <w:tcW w:w="2247" w:type="dxa"/>
+            <w:vAlign w:val="center"/>
+          </w:tcPr>
+          <w:p>
+            <w:pPr>
+              <w:jc w:val="left"/>
+              <w:rPr>
+                <w:b/>
+                <w:bCs/>
+              </w:rPr>
+            </w:pPr>
+            <w:r>
+              <w:rPr>
+                <w:b/>
+                <w:bCs/>
+              </w:rPr>
+              <w:t>Task</w:t>
+            </w:r>
+          </w:p>
+        </w:tc>
+        <w:tc>
+          <w:tcPr>
+            <w:tcW w:w="2247" w:type="dxa"/>
+            <w:vAlign w:val="center"/>
+          </w:tcPr>
+          <w:p>
+            <w:pPr>
+              <w:jc w:val="left"/>
+              <w:rPr>
+                <w:b/>
+                <w:bCs/>
+              </w:rPr>
+            </w:pPr>
+            <w:r>
+              <w:rPr>
+                <w:b/>
+                <w:bCs/>
+              </w:rPr>
+              <w:t>Start Date</w:t>
+            </w:r>
+          </w:p>
+        </w:tc>
+        <w:tc>
+          <w:tcPr>
+            <w:tcW w:w="2248" w:type="dxa"/>
+            <w:vAlign w:val="center"/>
+          </w:tcPr>
+          <w:p>
+            <w:pPr>
+              <w:jc w:val="left"/>
+              <w:rPr>
+                <w:b/>
+                <w:bCs/>
+              </w:rPr>
+            </w:pPr>
+            <w:r>
+              <w:rPr>
+                <w:b/>
+                <w:bCs/>
+              </w:rPr>
+              <w:t>End Date</w:t>
+            </w:r>
+          </w:p>
+        </w:tc>
+        <w:tc>
+          <w:tcPr>
+            <w:tcW w:w="2248" w:type="dxa"/>
+            <w:vAlign w:val="center"/>
+          </w:tcPr>
+          <w:p>
+            <w:pPr>
+              <w:jc w:val="left"/>
+              <w:rPr>
+                <w:b/>
+                <w:bCs/>
+              </w:rPr>
+            </w:pPr>
+            <w:r>
+              <w:rPr>
+                <w:b/>
+                <w:bCs/>
+              </w:rPr>
+              <w:t>Days to Complete</w:t>
+            </w:r>
+          </w:p>
+        </w:tc>
+      </w:tr>
+      <w:tr>
+        <w:trPr>
+          <w:trHeight w:val="485"/>
+        </w:trPr>
+        <w:tc>
+          <w:tcPr>
+            <w:tcW w:w="2247" w:type="dxa"/>
+            <w:vAlign w:val="center"/>
+          </w:tcPr>
+          <w:p>
+            <w:pPr>
+              <w:jc w:val="left"/>
+            </w:pPr>
+            <w:r>
+              <w:t>Brainstorm</w:t>
+            </w:r>
+          </w:p>
+        </w:tc>
+        <w:tc>
+          <w:tcPr>
+            <w:tcW w:w="2247" w:type="dxa"/>
+            <w:vAlign w:val="center"/>
+          </w:tcPr>
+          <w:p>
+            <w:pPr>
+              <w:jc w:val="left"/>
+            </w:pPr>
+            <w:r>
+              <w:t>3/1/2</w:t>
+            </w:r>
+            <w:r>
+              <w:t>0</w:t>
+            </w:r>
+          </w:p>
+        </w:tc>
+        <w:tc>
+          <w:tcPr>
+            <w:tcW w:w="2248" w:type="dxa"/>
+            <w:vAlign w:val="center"/>
+          </w:tcPr>
+          <w:p>
+            <w:pPr>
+              <w:jc w:val="left"/>
+            </w:pPr>
+            <w:r>
+              <w:t>3/10/2</w:t>
+            </w:r>
+            <w:r>
+              <w:t>7</w:t>
+            </w:r>
+          </w:p>
+        </w:tc>
+        <w:tc>
+          <w:tcPr>
+            <w:tcW w:w="2248" w:type="dxa"/>
+            <w:vAlign w:val="center"/>
+          </w:tcPr>
+          <w:p>
+            <w:pPr>
+              <w:jc w:val="left"/>
+            </w:pPr>
+            <w:r>
+              <w:t>7</w:t>
+            </w:r>
+          </w:p>
+        </w:tc>
+      </w:tr>
+      <w:tr>
+        <w:tc>
+          <w:tcPr>
+            <w:tcW w:w="2247" w:type="dxa"/>
+            <w:vAlign w:val="center"/>
+          </w:tcPr>
+          <w:p>
+            <w:pPr>
+              <w:jc w:val="left"/>
+            </w:pPr>
+            <w:r>
+              <w:t>Design</w:t>
+            </w:r>
+          </w:p>
+        </w:tc>
+        <w:tc>
+          <w:tcPr>
+            <w:tcW w:w="2247" w:type="dxa"/>
+            <w:vAlign w:val="center"/>
+          </w:tcPr>
+          <w:p>
+            <w:pPr>
+              <w:jc w:val="left"/>
+            </w:pPr>
+            <w:r>
+              <w:t>3/11/26</w:t>
+            </w:r>
+          </w:p>
+        </w:tc>
+        <w:tc>
+          <w:tcPr>
+            <w:tcW w:w="2248" w:type="dxa"/>
+            <w:vAlign w:val="center"/>
+          </w:tcPr>
+          <w:p>
+            <w:pPr>
+              <w:jc w:val="left"/>
+            </w:pPr>
+            <w:r>
+              <w:t>3/31/26</w:t>
+            </w:r>
+          </w:p>
+        </w:tc>
+        <w:tc>
+          <w:tcPr>
+            <w:tcW w:w="2248" w:type="dxa"/>
+            <w:vAlign w:val="center"/>
+          </w:tcPr>
+          <w:p>
+            <w:pPr>
+              <w:jc w:val="left"/>
+            </w:pPr>
+            <w:r>
+              <w:t>15</w:t>
+            </w:r>
+          </w:p>
+        </w:tc>
+      </w:tr>
+      <w:tr>
+        <w:tc>
+          <w:tcPr>
+            <w:tcW w:w="2247" w:type="dxa"/>
+            <w:vAlign w:val="center"/>
+          </w:tcPr>
+          <w:p>
+            <w:pPr>
+              <w:jc w:val="left"/>
+            </w:pPr>
+            <w:r>
+              <w:t>Development</w:t>
+            </w:r>
+          </w:p>
+        </w:tc>
+        <w:tc>
+          <w:tcPr>
+            <w:tcW w:w="2247" w:type="dxa"/>
+            <w:vAlign w:val="center"/>
+          </w:tcPr>
+          <w:p>
+            <w:pPr>
+              <w:jc w:val="left"/>
+            </w:pPr>
+            <w:r>
+              <w:t>4/1/26</w:t>
+            </w:r>
+          </w:p>
+        </w:tc>
+        <w:tc>
+          <w:tcPr>
+            <w:tcW w:w="2248" w:type="dxa"/>
+            <w:vAlign w:val="center"/>
+          </w:tcPr>
+          <w:p>
+            <w:pPr>
+              <w:jc w:val="left"/>
+            </w:pPr>
+            <w:r>
+              <w:t>4/30/26</w:t>
+            </w:r>
+          </w:p>
+        </w:tc>
+        <w:tc>
+          <w:tcPr>
+            <w:tcW w:w="2248" w:type="dxa"/>
+            <w:vAlign w:val="center"/>
+          </w:tcPr>
+          <w:p>
+            <w:pPr>
+              <w:jc w:val="left"/>
+            </w:pPr>
+            <w:r>
+              <w:t>22</w:t>
+            </w:r>
+          </w:p>
+        </w:tc>
+      </w:tr>
+      <w:tr>
+        <w:tc>
+          <w:tcPr>
+            <w:tcW w:w="2247" w:type="dxa"/>
+            <w:vAlign w:val="center"/>
+          </w:tcPr>
+          <w:p>
+            <w:pPr>
+              <w:jc w:val="left"/>
+            </w:pPr>
+            <w:r>
+              <w:t>Testing</w:t>
+            </w:r>
+          </w:p>
+        </w:tc>
+        <w:tc>
+          <w:tcPr>
+            <w:tcW w:w="2247" w:type="dxa"/>
+            <w:vAlign w:val="center"/>
+          </w:tcPr>
+          <w:p>
+            <w:pPr>
+              <w:jc w:val="left"/>
+            </w:pPr>
+            <w:r>
+              <w:t>5/1/26</w:t>
+            </w:r>
+          </w:p>
+        </w:tc>
+        <w:tc>
+          <w:tcPr>
+            <w:tcW w:w="2248" w:type="dxa"/>
+            <w:vAlign w:val="center"/>
+          </w:tcPr>
+          <w:p>
+            <w:pPr>
+              <w:jc w:val="left"/>
+            </w:pPr>
+            <w:r>
+              <w:t>5/4/26</w:t>
+            </w:r>
+          </w:p>
+        </w:tc>
+        <w:tc>
+          <w:tcPr>
+            <w:tcW w:w="2248" w:type="dxa"/>
+            <w:vAlign w:val="center"/>
+          </w:tcPr>
+          <w:p>
+            <w:pPr>
+              <w:jc w:val="left"/>
+            </w:pPr>
+            <w:r>
+              <w:t>2</w:t>
+            </w:r>
+          </w:p>
+        </w:tc>
+      </w:tr>
+      <w:tr>
+        <w:trPr>
+          <w:trHeight w:val="70"/>
+        </w:trPr>
+        <w:tc>
+          <w:tcPr>
+            <w:tcW w:w="2247" w:type="dxa"/>
+            <w:vAlign w:val="center"/>
+          </w:tcPr>
+          <w:p>
+            <w:pPr>
+              <w:jc w:val="left"/>
+            </w:pPr>
+            <w:r>
+              <w:t>Deployment</w:t>
+            </w:r>
+          </w:p>
+        </w:tc>
+        <w:tc>
+          <w:tcPr>
+            <w:tcW w:w="2247" w:type="dxa"/>
+            <w:vAlign w:val="center"/>
+          </w:tcPr>
+          <w:p>
+            <w:pPr>
+              <w:jc w:val="left"/>
+            </w:pPr>
+            <w:r>
+              <w:t>5/5/26</w:t>
+            </w:r>
+          </w:p>
+        </w:tc>
+        <w:tc>
+          <w:tcPr>
+            <w:tcW w:w="2248" w:type="dxa"/>
+            <w:vAlign w:val="center"/>
+          </w:tcPr>
+          <w:p>
+            <w:pPr>
+              <w:jc w:val="left"/>
+            </w:pPr>
+            <w:r>
+              <w:t>5/11/26</w:t>
+            </w:r>
+          </w:p>
+        </w:tc>
+        <w:tc>
+          <w:tcPr>
+            <w:tcW w:w="2248" w:type="dxa"/>
+            <w:vAlign w:val="center"/>
+          </w:tcPr>
+          <w:p>
+            <w:pPr>
+              <w:jc w:val="left"/>
+            </w:pPr>
+            <w:r>
+              <w:t>5</w:t>
+            </w:r>
+          </w:p>
+        </w:tc>
+      </w:tr>
+      <w:tr>
+        <w:tc>
+          <w:tcPr>
+            <w:tcW w:w="2247" w:type="dxa"/>
+            <w:vAlign w:val="center"/>
+          </w:tcPr>
+          <w:p>
+            <w:pPr>
+              <w:jc w:val="left"/>
+            </w:pPr>
+            <w:r>
+              <w:t>Documentation</w:t>
+            </w:r>
+          </w:p>
+        </w:tc>
+        <w:tc>
+          <w:tcPr>
+            <w:tcW w:w="2247" w:type="dxa"/>
+            <w:vAlign w:val="center"/>
+          </w:tcPr>
+          <w:p>
+            <w:pPr>
+              <w:jc w:val="left"/>
+            </w:pPr>
+            <w:r>
+              <w:t>3/1/26</w:t>
+            </w:r>
+          </w:p>
+        </w:tc>
+        <w:tc>
+          <w:tcPr>
+            <w:tcW w:w="2248" w:type="dxa"/>
+            <w:vAlign w:val="center"/>
+          </w:tcPr>
+          <w:p>
+            <w:pPr>
+              <w:jc w:val="left"/>
+            </w:pPr>
+            <w:r>
+              <w:t>5/11/26</w:t>
+            </w:r>
+          </w:p>
+        </w:tc>
+        <w:tc>
+          <w:tcPr>
+            <w:tcW w:w="2248" w:type="dxa"/>
+            <w:vAlign w:val="center"/>
+          </w:tcPr>
+          <w:p>
+            <w:pPr>
+              <w:jc w:val="left"/>
+            </w:pPr>
+            <w:r>
+              <w:t>52</w:t>
+            </w:r>
+          </w:p>
+        </w:tc>
+      </w:tr>
+    </w:tbl>
+    <w:p>
+      <w:pPr>
+        <w:spacing w:line="360" w:lineRule="auto"/>
+      </w:pPr>
     </w:p>
     <w:p>
       <w:pPr>
@@ -10405,6 +10431,24 @@
         <w:jc w:val="center"/>
         <w:rPr>
           <w:b/>
+        </w:rPr>
+      </w:pPr>
+    </w:p>
+    <w:p>
+      <w:pPr>
+        <w:spacing w:after="0" w:line="360" w:lineRule="auto"/>
+        <w:jc w:val="center"/>
+        <w:rPr>
+          <w:b/>
+        </w:rPr>
+      </w:pPr>
+    </w:p>
+    <w:p>
+      <w:pPr>
+        <w:spacing w:after="0" w:line="360" w:lineRule="auto"/>
+        <w:jc w:val="center"/>
+        <w:rPr>
+          <w:b/>
           <w:bCs/>
         </w:rPr>
       </w:pPr>
@@ -10425,11 +10469,23 @@
       <w:pPr>
         <w:pStyle w:val="Heading3"/>
       </w:pPr>
-      <w:bookmarkStart w:id="28" w:name="_Toc232107316"/>
+      <w:bookmarkStart w:id="30" w:name="_Toc232287042"/>
+    </w:p>
+    <w:p/>
+    <w:p/>
+    <w:p>
+      <w:pPr>
+        <w:pStyle w:val="Heading3"/>
+      </w:pPr>
+    </w:p>
+    <w:p>
+      <w:pPr>
+        <w:pStyle w:val="Heading3"/>
+      </w:pPr>
       <w:r>
         <w:t>3.1.3. Object Modeling using Class Diagram</w:t>
       </w:r>
-      <w:bookmarkEnd w:id="28"/>
+      <w:bookmarkEnd w:id="30"/>
     </w:p>
     <w:p>
       <w:pPr>
@@ -10566,7 +10622,6 @@
     </w:p>
     <w:p>
       <w:r>
-        <w:lastRenderedPageBreak/>
         <w:t xml:space="preserve">Figure 3.3 illustrates the class relationships within the client-side detection pipeline. The FileParser class handles local document text extraction (supporting .docx, .pdf, .txt, and .md file structures), passing the raw plain text to the </w:t>
       </w:r>
       <w:proofErr w:type="spellStart"/>
@@ -10606,9 +10661,6 @@
       </w:r>
       <w:r>
         <w:t>integrated with minimal changes.</w:t>
-      </w:r>
-      <w:r>
-        <w:br/>
       </w:r>
     </w:p>
     <w:p>
@@ -10623,40 +10675,39 @@
           <w:szCs w:val="28"/>
         </w:rPr>
       </w:pPr>
-      <w:bookmarkStart w:id="29" w:name="_Toc231875508"/>
+      <w:bookmarkStart w:id="31" w:name="_Toc231875508"/>
+      <w:bookmarkStart w:id="32" w:name="_Toc232287043"/>
       <w:r>
         <w:rPr>
           <w:rFonts w:eastAsiaTheme="majorEastAsia" w:cstheme="majorBidi"/>
           <w:b/>
           <w:szCs w:val="28"/>
         </w:rPr>
+        <w:lastRenderedPageBreak/>
         <w:t>3.1.4. Dynamic Modelling using State and Sequence Diagrams</w:t>
       </w:r>
-      <w:bookmarkEnd w:id="29"/>
+      <w:bookmarkEnd w:id="31"/>
+      <w:bookmarkEnd w:id="32"/>
     </w:p>
     <w:p>
       <w:r>
         <w:t>The workflow of the state diagram of the AI Text Detector System starts when a text passage or document file is submitted by the user through the visual dashboard interface. Firstly, the system goes through the validation state where it checks the length and validity of the input (verifying that the document contains the minimum 10-word threshold required for stylometric evaluation). If there is an error or the text is too short, the system will revert back to the input validation state for corrections or additions to be made. The validation is followed by an initial state in which the local stylometric reference profiles, KNN training coordinates, and grammatical heuristic rules are loaded into the browser memory. Then comes the stylometric scanning state where the submitted text is tokenized into sentences and analyzed for indicators of AI authorship, extracting sentence-level perplexity, vocabulary richness (Type-Token Ratio), sentence length variance (burstiness), vector space cosine margins, and typographical/grammatical errors. In the next state, the raw scores from the statistical, KNN, and cosine similarity modules are compiled, and the overall AI probability is calibrated by applying the grammar perfection score as a discount modifier to eliminate false positives on human-written text. Lastly, the system will update the output state, rendering responsive SVG charts (gauge, scatter plot, and radar web), color-coding the sentence perplexity heatmap, and typesetting the raw formulas using MathJax.</w:t>
       </w:r>
     </w:p>
-    <w:p/>
-    <w:p/>
-    <w:p/>
     <w:p>
       <w:r>
         <w:rPr>
           <w:b/>
           <w:noProof/>
         </w:rPr>
-        <w:lastRenderedPageBreak/>
         <w:drawing>
-          <wp:anchor distT="0" distB="0" distL="114300" distR="114300" simplePos="0" relativeHeight="251661312" behindDoc="1" locked="0" layoutInCell="1" allowOverlap="1" wp14:anchorId="0FD2A6E1" wp14:editId="0AAD9F0D">
+          <wp:anchor distT="0" distB="0" distL="114300" distR="114300" simplePos="0" relativeHeight="251661312" behindDoc="1" locked="0" layoutInCell="1" allowOverlap="1" wp14:anchorId="0FD2A6E1" wp14:editId="08646AF8">
             <wp:simplePos x="0" y="0"/>
             <wp:positionH relativeFrom="column">
               <wp:posOffset>1000125</wp:posOffset>
             </wp:positionH>
             <wp:positionV relativeFrom="paragraph">
-              <wp:posOffset>-247015</wp:posOffset>
+              <wp:posOffset>214866</wp:posOffset>
             </wp:positionV>
             <wp:extent cx="3609975" cy="3609975"/>
             <wp:effectExtent l="0" t="0" r="9525" b="9525"/>
@@ -10746,6 +10797,7 @@
         <w:spacing w:line="360" w:lineRule="auto"/>
       </w:pPr>
       <w:r>
+        <w:lastRenderedPageBreak/>
         <w:t>Figure 3.4 details these state transitions, illustrating the operational lifecycle of the AI Text Detector. The system starts in a hollow, empty start circle state representing system readiness. Upon receiving a text submission or a dropped document, the system transitions to the Input Received state, before proceeding to the Validation State where text length and word counts are verified. If the input is valid (meeting the 10-word minimum threshold), the system moves into Analysis Initialization; if invalid, a dashed loopback transition returns it to the validation state. From initialization, the system transitions through Feature Extraction and Stylometric Scanning states, where it triggers the local analysis of text patterns (extracting sentence perplexities, KNN coordinates, and vector profiles). Once the metrics are gathered, the system enters the Ensemble Analysis state, combining the classifier outputs and applying the grammar calibration discount factor. It then transitions to the Report Visualization state to render the SVG gauge, scatter plot, and radar chart, before entering the Output State where the dashboard updates, sentence heatmap overlays are highlighted, and MathJax traces are compiled. Finally, the lifecycle terminates at a doughnut-style concentric double circle representing the end state.</w:t>
       </w:r>
     </w:p>
@@ -10757,7 +10809,6 @@
         <w:rPr>
           <w:noProof/>
         </w:rPr>
-        <w:lastRenderedPageBreak/>
         <w:drawing>
           <wp:inline distT="0" distB="0" distL="0" distR="0" wp14:anchorId="41BB74F6" wp14:editId="4F82E6E5">
             <wp:extent cx="3952875" cy="3952875"/>
@@ -10829,46 +10880,53 @@
           <w:b/>
         </w:rPr>
       </w:pPr>
-      <w:bookmarkStart w:id="30" w:name="_Toc232107318"/>
-      <w:r>
+      <w:r>
+        <w:lastRenderedPageBreak/>
         <w:t>Figure 3.5 outlines this flow. The process begins when the user submits text or a file, or automatically as they write using a keystroke-triggered, debounced 1-second background analyzer. If the input is a file, it is read locally using the File API (supporting .docx, .pdf, .txt, and .md formats). Once the text satisfies the 10-word length validation, the controller triggers the four client-side analysis engines (Perplexity, KNN, Cosine Similarity, and Grammar). The engines extract features, calculate metric distances, compute vector similarity margins, and scan for grammatical and typographical errors. The raw scores are combined via a weighted ensemble, and the overall AI probability is calibrated by applying the grammar perfection score as a discount modifier. The resulting coordinates and scores are passed to the SVG rendering functions to draw the gauge, scatter plot, and radar charts, the sentence-level perplexity heatmap updates for interactive sentence-by-sentence highlights, and MathJax compiles the mathematical formulas and rule occurrences in the LaTeX resolution panel. All executions complete locally, ensuring that no data is transmitted externally.</w:t>
       </w:r>
     </w:p>
-    <w:p/>
+    <w:p>
+      <w:pPr>
+        <w:rPr>
+          <w:b/>
+        </w:rPr>
+      </w:pPr>
+    </w:p>
     <w:p>
       <w:pPr>
         <w:pStyle w:val="Heading3"/>
       </w:pPr>
-      <w:r>
+      <w:bookmarkStart w:id="33" w:name="_Toc232287044"/>
+      <w:r>
+        <w:t>3.1.5. Process Modelling Using Activity Diagrams</w:t>
+      </w:r>
+      <w:bookmarkEnd w:id="33"/>
+    </w:p>
+    <w:p>
+      <w:pPr>
+        <w:spacing w:line="360" w:lineRule="auto"/>
+      </w:pPr>
+      <w:r>
+        <w:t>The activity diagram outlines the operational workflow of the document analysis pipeline. The process initiates when the user pastes text or drops a file. After verifying the length requirements, the text is split into sentences and words. The system runs the three classification modules, computes the ensemble score, generates the sentence heatmap highlights, renders the SVG visualizations, and formats the LaTeX mathematical equations.</w:t>
+      </w:r>
+    </w:p>
+    <w:p>
+      <w:pPr>
+        <w:jc w:val="center"/>
+      </w:pPr>
+      <w:r>
+        <w:rPr>
+          <w:noProof/>
+        </w:rPr>
         <w:lastRenderedPageBreak/>
-        <w:t>3.1.5. Process Modelling Using Activity Diagrams</w:t>
-      </w:r>
-      <w:bookmarkEnd w:id="30"/>
-    </w:p>
-    <w:p>
-      <w:pPr>
-        <w:spacing w:line="360" w:lineRule="auto"/>
-      </w:pPr>
-      <w:r>
-        <w:t>The activity diagram outlines the operational workflow of the document analysis pipeline. The process initiates when the user pastes text or drops a file. After verifying the length requirements, the text is split into sentences and words. The system runs the three classification modules, computes the ensemble score, generates the sentence heatmap highlights, renders the SVG visualizations, and formats the LaTeX mathematical equations.</w:t>
-      </w:r>
-    </w:p>
-    <w:p>
-      <w:pPr>
-        <w:jc w:val="center"/>
-      </w:pPr>
+        <w:t xml:space="preserve">                </w:t>
+      </w:r>
       <w:r>
         <w:rPr>
           <w:noProof/>
         </w:rPr>
-        <w:t xml:space="preserve">                </w:t>
-      </w:r>
-      <w:r>
-        <w:rPr>
-          <w:noProof/>
-        </w:rPr>
         <w:drawing>
-          <wp:inline distT="0" distB="0" distL="0" distR="0" wp14:anchorId="6BE0BDC0" wp14:editId="27DC516F">
+          <wp:inline distT="0" distB="0" distL="0" distR="0" wp14:anchorId="6BE0BDC0" wp14:editId="08CF38BB">
             <wp:extent cx="5705475" cy="5505450"/>
             <wp:effectExtent l="0" t="0" r="9525" b="0"/>
             <wp:docPr id="3" name="Picture 3"/>
@@ -10938,40 +10996,71 @@
           <w:b/>
         </w:rPr>
       </w:pPr>
-      <w:bookmarkStart w:id="31" w:name="_Toc232107319"/>
+      <w:r>
+        <w:t>Figure 3.6 details this workflow. The process starts with text validation. If the word count is under 10 words, the analysis halts with a warning. Otherwise, local tokenization proceeds, and the session cache is stored. The four analysis engines—Perplexity, KNN, Cosine Similarity, and Grammar Error check—execute in parallel to extract stylometric and syntactic metrics. These metrics are combined via a weighted ensemble, calibrated by the grammar perfection score as a discount modifier, and saved locally. Finally, the controller updates the UI charts (overall probability gauge, KNN scatter plot, and 5-axis radar chart), highlights sentence-level perplexity heatmaps, and renders the rule occurrences in the MathJax LaTeX resolution panel.</w:t>
+      </w:r>
+    </w:p>
+    <w:p>
+      <w:pPr>
+        <w:pStyle w:val="Heading2"/>
+      </w:pPr>
+      <w:bookmarkStart w:id="34" w:name="_Toc232287045"/>
       <w:r>
         <w:lastRenderedPageBreak/>
-        <w:t>Figure 3.6 details this workflow. The process starts with text validation. If the word count is under 10 words, the analysis halts with a warning. Otherwise, local tokenization proceeds, and the session cache is stored. The four analysis engines—Perplexity, KNN, Cosine Similarity, and Grammar Error check—execute in parallel to extract stylometric and syntactic metrics. These metrics are combined via a weighted ensemble, calibrated by the grammar perfection score as a discount modifier, and saved locally. Finally, the controller updates the UI charts (overall probability gauge, KNN scatter plot, and 5-axis radar chart), highlights sentence-level perplexity heatmaps, and renders the rule occurrences in the MathJax LaTeX resolution panel.</w:t>
-      </w:r>
-    </w:p>
-    <w:p>
-      <w:pPr>
-        <w:pStyle w:val="Heading2"/>
-      </w:pPr>
-      <w:r>
         <w:t>3.2. System Design</w:t>
       </w:r>
-      <w:bookmarkEnd w:id="31"/>
+      <w:bookmarkEnd w:id="34"/>
     </w:p>
     <w:p>
       <w:pPr>
         <w:pStyle w:val="Heading3"/>
       </w:pPr>
-      <w:bookmarkStart w:id="32" w:name="_Toc232107320"/>
+      <w:bookmarkStart w:id="35" w:name="_Toc232287046"/>
       <w:r>
         <w:t>3.2.1. Component Diagram</w:t>
       </w:r>
-      <w:bookmarkEnd w:id="32"/>
+      <w:bookmarkEnd w:id="35"/>
     </w:p>
     <w:p>
       <w:pPr>
         <w:spacing w:line="360" w:lineRule="auto"/>
       </w:pPr>
       <w:r>
-        <w:t>The component diagram shows the modular architecture of the AI Text Detector. The HTML5 dashboard serves as the user interface, communicating with the app.js controller. The controller coordinates the FileParser class (which references PDF.js and Mammoth.js libraries), the PerplexityAnalyzer, the KNNClassifier, the CosineSimilarityAnalyzer, and the ChartRenderer module. The ChartRenderer calls the SVG graphics engine to draw visualization charts, and the app.js controller invokes the MathJax library to typeset mathematical equations.</w:t>
-      </w:r>
-    </w:p>
-    <w:p/>
+        <w:t xml:space="preserve">The component diagram shows the modular architecture of the AI Text Detector. The HTML5 dashboard serves as the user interface, communicating with the app.js controller. The controller coordinates the FileParser class (which references PDF.js and Mammoth.js libraries), the </w:t>
+      </w:r>
+      <w:proofErr w:type="spellStart"/>
+      <w:r>
+        <w:t>PerplexityAnalyzer</w:t>
+      </w:r>
+      <w:proofErr w:type="spellEnd"/>
+      <w:r>
+        <w:t xml:space="preserve">, the KNNClassifier, the </w:t>
+      </w:r>
+      <w:proofErr w:type="spellStart"/>
+      <w:r>
+        <w:t>CosineSimilarityAnalyzer</w:t>
+      </w:r>
+      <w:proofErr w:type="spellEnd"/>
+      <w:r>
+        <w:t xml:space="preserve">, and the </w:t>
+      </w:r>
+      <w:proofErr w:type="spellStart"/>
+      <w:r>
+        <w:t>ChartRenderer</w:t>
+      </w:r>
+      <w:proofErr w:type="spellEnd"/>
+      <w:r>
+        <w:t xml:space="preserve"> module. The </w:t>
+      </w:r>
+      <w:proofErr w:type="spellStart"/>
+      <w:r>
+        <w:t>ChartRenderer</w:t>
+      </w:r>
+      <w:proofErr w:type="spellEnd"/>
+      <w:r>
+        <w:t xml:space="preserve"> calls the SVG graphics engine to draw visualization charts, and the app.js controller invokes the MathJax library to typeset mathematical equations.</w:t>
+      </w:r>
+    </w:p>
     <w:p>
       <w:pPr>
         <w:jc w:val="center"/>
@@ -11044,19 +11133,26 @@
       <w:pPr>
         <w:pStyle w:val="Heading3"/>
       </w:pPr>
-      <w:bookmarkStart w:id="33" w:name="_Toc232107321"/>
-      <w:r>
-        <w:lastRenderedPageBreak/>
+      <w:bookmarkStart w:id="36" w:name="_Toc232287047"/>
+      <w:r>
         <w:t>3.2.2. Deployment Diagram</w:t>
       </w:r>
-      <w:bookmarkEnd w:id="33"/>
+      <w:bookmarkEnd w:id="36"/>
     </w:p>
     <w:p>
       <w:pPr>
         <w:spacing w:line="360" w:lineRule="auto"/>
       </w:pPr>
       <w:r>
-        <w:t>The deployment diagram illustrates the system's local execution model. The entire application runs client-side inside the user's browser sandbox. The HTML5 dashboard, the JavaScript execution engine, the local training set dataset in memory, and the FileReader API operate within the browser runtime environment, eliminating server connections and database storage overhead.</w:t>
+        <w:t xml:space="preserve">The deployment diagram illustrates the system's local execution model. The entire application runs client-side inside the user's browser sandbox. The HTML5 dashboard, the JavaScript execution engine, the local training set dataset in memory, and the </w:t>
+      </w:r>
+      <w:proofErr w:type="spellStart"/>
+      <w:r>
+        <w:t>FileReader</w:t>
+      </w:r>
+      <w:proofErr w:type="spellEnd"/>
+      <w:r>
+        <w:t xml:space="preserve"> API operate within the browser runtime environment, eliminating server connections and database storage overhead.</w:t>
       </w:r>
     </w:p>
     <w:p>
@@ -11072,6 +11168,7 @@
         <w:rPr>
           <w:noProof/>
         </w:rPr>
+        <w:lastRenderedPageBreak/>
         <w:drawing>
           <wp:inline distT="0" distB="0" distL="0" distR="0" wp14:anchorId="1219005F" wp14:editId="642FE8B8">
             <wp:extent cx="5711825" cy="3147060"/>
@@ -11132,11 +11229,11 @@
       <w:pPr>
         <w:pStyle w:val="Heading2"/>
       </w:pPr>
-      <w:bookmarkStart w:id="34" w:name="_Toc232107322"/>
+      <w:bookmarkStart w:id="37" w:name="_Toc232287048"/>
       <w:r>
         <w:t>3.3. Algorithm Details</w:t>
       </w:r>
-      <w:bookmarkEnd w:id="34"/>
+      <w:bookmarkEnd w:id="37"/>
     </w:p>
     <w:p>
       <w:pPr>
@@ -11145,11 +11242,11 @@
           <w:bCs/>
         </w:rPr>
       </w:pPr>
-      <w:bookmarkStart w:id="35" w:name="_Toc232107323"/>
+      <w:bookmarkStart w:id="38" w:name="_Toc232287049"/>
       <w:r>
         <w:t>3.3.1. Statistical NLP Algorithm (Perplexity &amp; Burstiness)</w:t>
       </w:r>
-      <w:bookmarkEnd w:id="35"/>
+      <w:bookmarkEnd w:id="38"/>
     </w:p>
     <w:p>
       <w:pPr>
@@ -11164,30 +11261,35 @@
         <w:spacing w:after="0" w:line="360" w:lineRule="auto"/>
       </w:pPr>
       <w:r>
-        <w:t xml:space="preserve">The analysis runs locally. The system tokenizes the text into sentences and words, computes average sentence length, and evaluates sentence length variance. It also calculates TTR as the </w:t>
-      </w:r>
+        <w:t>The analysis runs locally. The system tokenizes the text into sentences and words, computes average sentence length, and evaluates sentence length variance. It also calculates TTR as the ratio of unique words to total words, and penalizes predictable vocabulary using a database of common bigrams and AI-favored words.</w:t>
+      </w:r>
+    </w:p>
+    <w:p>
+      <w:pPr>
+        <w:spacing w:line="360" w:lineRule="auto"/>
+      </w:pPr>
+      <w:r>
+        <w:t xml:space="preserve">The final Statistical NLP score is computed as a weighted sum of the burstiness factor, TTR factor, and predictability factor: </w:t>
+      </w:r>
+      <m:oMath>
+        <m:r>
+          <w:rPr>
+            <w:rFonts w:ascii="Cambria Math" w:hAnsi="Cambria Math"/>
+          </w:rPr>
+          <m:t>\text{Score}1 = 0.30 \timetext{Burstiness Factor} + 0.20 \times \text{TTR Factor} + 0.50 \times \text{Predictability Factor}.</m:t>
+        </m:r>
+      </m:oMath>
+    </w:p>
+    <w:p>
+      <w:pPr>
+        <w:pStyle w:val="Heading3"/>
+      </w:pPr>
+      <w:bookmarkStart w:id="39" w:name="_Toc232287050"/>
       <w:r>
         <w:lastRenderedPageBreak/>
-        <w:t>ratio of unique words to total words, and penalizes predictable vocabulary using a database of common bigrams and AI-favored words.</w:t>
-      </w:r>
-    </w:p>
-    <w:p>
-      <w:pPr>
-        <w:spacing w:line="360" w:lineRule="auto"/>
-      </w:pPr>
-      <w:r>
-        <w:t>The final Statistical NLP score is computed as a weighted sum of the burstiness factor, TTR factor, and predictability factor: $\text{Score}1 = 0.30 \times \text{Burstiness Factor} + 0.20 \times \text{TTR Factor} + 0.50 \times \text{Predictability Factor}$.</w:t>
-      </w:r>
-    </w:p>
-    <w:p>
-      <w:pPr>
-        <w:pStyle w:val="Heading3"/>
-      </w:pPr>
-      <w:bookmarkStart w:id="36" w:name="_Toc232107324"/>
-      <w:r>
         <w:t>3.3.2. KNN Classifier</w:t>
       </w:r>
-      <w:bookmarkEnd w:id="36"/>
+      <w:bookmarkEnd w:id="39"/>
     </w:p>
     <w:p>
       <w:pPr>
@@ -11246,7 +11348,15 @@
         <w:spacing w:after="0" w:line="360" w:lineRule="auto"/>
       </w:pPr>
       <w:r>
-        <w:t>Readability Index Consistency: The Coleman-Liau Readability Index normalized against grade 13.</w:t>
+        <w:t>Readability Index Consistency: The Coleman-</w:t>
+      </w:r>
+      <w:proofErr w:type="spellStart"/>
+      <w:r>
+        <w:t>Liau</w:t>
+      </w:r>
+      <w:proofErr w:type="spellEnd"/>
+      <w:r>
+        <w:t xml:space="preserve"> Readability Index normalized against grade 13.</w:t>
       </w:r>
     </w:p>
     <w:p>
@@ -11637,11 +11747,11 @@
       <w:pPr>
         <w:pStyle w:val="Heading3"/>
       </w:pPr>
-      <w:bookmarkStart w:id="37" w:name="_Toc232107325"/>
+      <w:bookmarkStart w:id="40" w:name="_Toc232287051"/>
       <w:r>
         <w:t>3.3.3. Cosine Similarity (Vector Space Model)</w:t>
       </w:r>
-      <w:bookmarkEnd w:id="37"/>
+      <w:bookmarkEnd w:id="40"/>
     </w:p>
     <w:p>
       <w:pPr>
@@ -11674,7 +11784,6 @@
         <w:spacing w:after="0" w:line="360" w:lineRule="auto"/>
       </w:pPr>
       <w:r>
-        <w:lastRenderedPageBreak/>
         <w:t>Complex Conjunctions: Frequency of transition words like 'furthermore', 'nevertheless', 'consequently'.</w:t>
       </w:r>
     </w:p>
@@ -11801,6 +11910,7 @@
             <w:rPr>
               <w:rFonts w:ascii="Cambria Math" w:hAnsi="Cambria Math"/>
             </w:rPr>
+            <w:lastRenderedPageBreak/>
             <m:t>mathbf{p}{\text{AI}} = [0.08, 0.85, 0.80, 0.75, 0.35]</m:t>
           </m:r>
           <m:r>
@@ -11827,6 +11937,8 @@
       <w:pPr>
         <w:spacing w:line="360" w:lineRule="auto"/>
       </w:pPr>
+      <w:bookmarkStart w:id="41" w:name="_GoBack"/>
+      <w:bookmarkEnd w:id="41"/>
       <w:r>
         <w:br/>
         <w:t>The Cosine Similarity score is calculated based on the similarity angles to the prototype vectors using the standard dot product equation:</w:t>
@@ -12554,11 +12666,11 @@
       <w:pPr>
         <w:pStyle w:val="Heading3"/>
       </w:pPr>
-      <w:bookmarkStart w:id="38" w:name="_Toc232107326"/>
+      <w:bookmarkStart w:id="42" w:name="_Toc232287052"/>
       <w:r>
         <w:t>3.3.4. Heuristic Grammar &amp; Typography Analyzer</w:t>
       </w:r>
-      <w:bookmarkEnd w:id="38"/>
+      <w:bookmarkEnd w:id="42"/>
     </w:p>
     <w:p>
       <w:pPr>
@@ -12578,7 +12690,6 @@
         <w:spacing w:after="0" w:line="360" w:lineRule="auto"/>
       </w:pPr>
       <w:r>
-        <w:lastRenderedPageBreak/>
         <w:t>The normalized penalty per 100 words is calculated, and the final Grammar Perfection Score is resolved using the following equations:</w:t>
       </w:r>
     </w:p>
@@ -12616,6 +12727,7 @@
             <w:rPr>
               <w:rFonts w:ascii="Cambria Math" w:hAnsi="Cambria Math"/>
             </w:rPr>
+            <w:lastRenderedPageBreak/>
             <m:t>text{Score}{\text{grammar}} = \max\left(0, 100 - 15 \times \text{Penalty}{\text{norm}}\right)</m:t>
           </m:r>
         </m:oMath>
@@ -12634,11 +12746,11 @@
         <w:pStyle w:val="Heading3"/>
         <w:spacing w:line="360" w:lineRule="auto"/>
       </w:pPr>
-      <w:bookmarkStart w:id="39" w:name="_Toc232107327"/>
+      <w:bookmarkStart w:id="43" w:name="_Toc232287053"/>
       <w:r>
         <w:t>3.3.5. Ensemble Scoring &amp; Grammar Calibration</w:t>
       </w:r>
-      <w:bookmarkEnd w:id="39"/>
+      <w:bookmarkEnd w:id="43"/>
     </w:p>
     <w:p>
       <w:pPr>
@@ -12794,14 +12906,15 @@
       <w:pPr>
         <w:pStyle w:val="Heading1"/>
       </w:pPr>
-      <w:bookmarkStart w:id="40" w:name="_Toc232107328"/>
-      <w:r>
+      <w:bookmarkStart w:id="44" w:name="_Toc232287054"/>
+      <w:r>
+        <w:lastRenderedPageBreak/>
         <w:t xml:space="preserve">CHAPTER 4 </w:t>
       </w:r>
       <w:r>
         <w:t>IMPLEMENTATION AND TESTING</w:t>
       </w:r>
-      <w:bookmarkEnd w:id="40"/>
+      <w:bookmarkEnd w:id="44"/>
       <w:r>
         <w:t xml:space="preserve">  </w:t>
       </w:r>
@@ -12811,14 +12924,14 @@
         <w:pStyle w:val="Heading2"/>
         <w:spacing w:line="360" w:lineRule="auto"/>
       </w:pPr>
-      <w:bookmarkStart w:id="41" w:name="_Toc232107329"/>
+      <w:bookmarkStart w:id="45" w:name="_Toc232287055"/>
       <w:r>
         <w:t xml:space="preserve">4.1. </w:t>
       </w:r>
       <w:r>
         <w:t>Implementation</w:t>
       </w:r>
-      <w:bookmarkEnd w:id="41"/>
+      <w:bookmarkEnd w:id="45"/>
     </w:p>
     <w:p>
       <w:pPr>
@@ -12828,7 +12941,7 @@
           <w:bCs/>
         </w:rPr>
       </w:pPr>
-      <w:bookmarkStart w:id="42" w:name="_Toc232107330"/>
+      <w:bookmarkStart w:id="46" w:name="_Toc232287056"/>
       <w:r>
         <w:t xml:space="preserve">4.1.1. </w:t>
       </w:r>
@@ -12838,7 +12951,7 @@
         </w:rPr>
         <w:t>Tools Used</w:t>
       </w:r>
-      <w:bookmarkEnd w:id="42"/>
+      <w:bookmarkEnd w:id="46"/>
     </w:p>
     <w:p>
       <w:pPr>
@@ -12851,7 +12964,15 @@
         <w:t>HTML5 &amp; CSS3 Variables:</w:t>
       </w:r>
       <w:r>
-        <w:t xml:space="preserve"> Used to build the single-page responsive layout and style the cards using a dark theme with glassmorphism overlays.</w:t>
+        <w:t xml:space="preserve"> Used to build the single-page responsive layout and style the cards using a dark theme with </w:t>
+      </w:r>
+      <w:proofErr w:type="spellStart"/>
+      <w:r>
+        <w:t>glassmorphism</w:t>
+      </w:r>
+      <w:proofErr w:type="spellEnd"/>
+      <w:r>
+        <w:t xml:space="preserve"> overlays.</w:t>
       </w:r>
     </w:p>
     <w:p>
@@ -12932,11 +13053,19 @@
           <w:bCs/>
         </w:rPr>
       </w:pPr>
-      <w:r>
-        <w:rPr>
-          <w:b/>
-        </w:rPr>
-        <w:t>Lucide Icons:</w:t>
+      <w:proofErr w:type="spellStart"/>
+      <w:r>
+        <w:rPr>
+          <w:b/>
+        </w:rPr>
+        <w:t>Lucide</w:t>
+      </w:r>
+      <w:proofErr w:type="spellEnd"/>
+      <w:r>
+        <w:rPr>
+          <w:b/>
+        </w:rPr>
+        <w:t xml:space="preserve"> Icons:</w:t>
       </w:r>
       <w:r>
         <w:t xml:space="preserve"> Provides clean, responsive SVG icons for the dashboard </w:t>
@@ -12963,26 +13092,34 @@
       <w:pPr>
         <w:pStyle w:val="Heading2"/>
       </w:pPr>
-      <w:bookmarkStart w:id="43" w:name="_Toc232107331"/>
+      <w:bookmarkStart w:id="47" w:name="_Toc232287057"/>
       <w:r>
         <w:t>4.1.2. Module Implementation Details</w:t>
       </w:r>
-      <w:bookmarkEnd w:id="43"/>
-    </w:p>
-    <w:p>
-      <w:r>
-        <w:t>The following are the core client-side modules implemented in the AI Text Detector. The frontend interface is constructed using standard HTML5 markup, styled with custom CSS3 Variables. The Javascript logic is organized in different modules, which positively influences system maintenance, updates, and debugging procedures.</w:t>
+      <w:bookmarkEnd w:id="47"/>
+    </w:p>
+    <w:p>
+      <w:r>
+        <w:t xml:space="preserve">The following are the core client-side modules implemented in the AI Text Detector. The frontend interface is constructed using standard HTML5 markup, styled with custom CSS3 Variables. The </w:t>
+      </w:r>
+      <w:proofErr w:type="spellStart"/>
+      <w:r>
+        <w:t>Javascript</w:t>
+      </w:r>
+      <w:proofErr w:type="spellEnd"/>
+      <w:r>
+        <w:t xml:space="preserve"> logic is organized in different modules, which positively influences system maintenance, updates, and debugging procedures.</w:t>
       </w:r>
     </w:p>
     <w:p>
       <w:pPr>
         <w:pStyle w:val="Heading3"/>
       </w:pPr>
-      <w:bookmarkStart w:id="44" w:name="_Toc232107332"/>
+      <w:bookmarkStart w:id="48" w:name="_Toc232287058"/>
       <w:r>
         <w:t>4.1.2.1. FileParser Module</w:t>
       </w:r>
-      <w:bookmarkEnd w:id="44"/>
+      <w:bookmarkEnd w:id="48"/>
     </w:p>
     <w:p>
       <w:pPr>
@@ -12995,21 +13132,29 @@
         <w:rPr>
           <w:rFonts w:cs="Times New Roman"/>
         </w:rPr>
-        <w:t xml:space="preserve">The FileParser module handles local file text extraction. It reads text directly from .txt and .md files using the FileReader API. For Word documents, it invokes the Mammoth.js library to convert the binary ZIP structure into clean plaintext. For PDF documents, it loads PDF.js, </w:t>
-      </w:r>
+        <w:t xml:space="preserve">The FileParser module handles local file text extraction. It reads text directly from .txt and .md files using the </w:t>
+      </w:r>
+      <w:proofErr w:type="spellStart"/>
       <w:r>
         <w:rPr>
           <w:rFonts w:cs="Times New Roman"/>
         </w:rPr>
+        <w:t>FileReader</w:t>
+      </w:r>
+      <w:proofErr w:type="spellEnd"/>
+      <w:r>
+        <w:rPr>
+          <w:rFonts w:cs="Times New Roman"/>
+        </w:rPr>
+        <w:t xml:space="preserve"> API. For Word documents, it invokes the Mammoth.js library to convert the binary ZIP structure into clean plaintext. For PDF documents, it loads PDF.js, initializes the page loop asynchronously, and extracts text content from each page's text items, returning the full text to the main app controller.</w:t>
+      </w:r>
+    </w:p>
+    <w:p>
+      <w:r>
+        <w:rPr>
+          <w:noProof/>
+        </w:rPr>
         <w:lastRenderedPageBreak/>
-        <w:t>initializes the page loop asynchronously, and extracts text content from each page's text items, returning the full text to the main app controller.</w:t>
-      </w:r>
-    </w:p>
-    <w:p>
-      <w:r>
-        <w:rPr>
-          <w:noProof/>
-        </w:rPr>
         <w:drawing>
           <wp:inline distT="0" distB="0" distL="0" distR="0" wp14:anchorId="18A72F52" wp14:editId="50203787">
             <wp:extent cx="5715000" cy="4060825"/>
@@ -13066,11 +13211,11 @@
       <w:pPr>
         <w:pStyle w:val="Heading3"/>
       </w:pPr>
-      <w:bookmarkStart w:id="45" w:name="_Toc232107333"/>
+      <w:bookmarkStart w:id="49" w:name="_Toc232287059"/>
       <w:r>
         <w:t>4.1.2.2. Perplexity &amp; Burstiness Module</w:t>
       </w:r>
-      <w:bookmarkEnd w:id="45"/>
+      <w:bookmarkEnd w:id="49"/>
     </w:p>
     <w:p>
       <w:pPr>
@@ -13083,8 +13228,16 @@
         <w:rPr>
           <w:rFonts w:cs="Times New Roman"/>
         </w:rPr>
-        <w:t xml:space="preserve"> PerplexityAnalyzer</w:t>
-      </w:r>
+        <w:t xml:space="preserve"> </w:t>
+      </w:r>
+      <w:proofErr w:type="spellStart"/>
+      <w:r>
+        <w:rPr>
+          <w:rFonts w:cs="Times New Roman"/>
+        </w:rPr>
+        <w:t>PerplexityAnalyzer</w:t>
+      </w:r>
+      <w:proofErr w:type="spellEnd"/>
       <w:r>
         <w:t xml:space="preserve"> class tokenizes input text into sentences and words. It calculates sentence length standard deviation to capture writing burstiness, and Type-Token Ratio (TTR) for lexical diversity. It also flags predictability features by evaluating the density of common bigrams and transitional words favored by language models, returning the computed Statistical NLP score.</w:t>
       </w:r>
@@ -13160,11 +13313,11 @@
       <w:pPr>
         <w:pStyle w:val="Heading3"/>
       </w:pPr>
-      <w:bookmarkStart w:id="46" w:name="_Toc232107334"/>
+      <w:bookmarkStart w:id="50" w:name="_Toc232287060"/>
       <w:r>
         <w:t>4.1.2.3. KNN Heuristic Feature Module</w:t>
       </w:r>
-      <w:bookmarkEnd w:id="46"/>
+      <w:bookmarkEnd w:id="50"/>
     </w:p>
     <w:p>
       <w:pPr>
@@ -13181,7 +13334,15 @@
         <w:t>KNNClassifier</w:t>
       </w:r>
       <w:r>
-        <w:t xml:space="preserve"> extracts the 5D feature vector: normalized TTR, sentence variance, AI word density, Coleman-Liau readability index, and punctuation density. It ensures all values are normalized to a 0-1 scale before running the distance classification engine.</w:t>
+        <w:t xml:space="preserve"> extracts the 5D feature vector: normalized TTR, sentence variance, AI word density, Coleman-</w:t>
+      </w:r>
+      <w:proofErr w:type="spellStart"/>
+      <w:r>
+        <w:t>Liau</w:t>
+      </w:r>
+      <w:proofErr w:type="spellEnd"/>
+      <w:r>
+        <w:t xml:space="preserve"> readability index, and punctuation density. It ensures all values are normalized to a 0-1 scale before running the distance classification engine.</w:t>
       </w:r>
     </w:p>
     <w:p>
@@ -13249,12 +13410,12 @@
       <w:pPr>
         <w:pStyle w:val="Heading3"/>
       </w:pPr>
-      <w:bookmarkStart w:id="47" w:name="_Toc232107335"/>
+      <w:bookmarkStart w:id="51" w:name="_Toc232287061"/>
       <w:r>
         <w:lastRenderedPageBreak/>
         <w:t>4.1.2.4. KNN Voting Classifier Module</w:t>
       </w:r>
-      <w:bookmarkEnd w:id="47"/>
+      <w:bookmarkEnd w:id="51"/>
     </w:p>
     <w:p>
       <w:pPr>
@@ -13263,11 +13424,19 @@
       <w:r>
         <w:t xml:space="preserve">The </w:t>
       </w:r>
+      <w:proofErr w:type="spellStart"/>
       <w:r>
         <w:rPr>
           <w:rFonts w:cs="Times New Roman"/>
         </w:rPr>
-        <w:t>KNNClassifier.classify()</w:t>
+        <w:t>KNNClassifier.classify</w:t>
+      </w:r>
+      <w:proofErr w:type="spellEnd"/>
+      <w:r>
+        <w:rPr>
+          <w:rFonts w:cs="Times New Roman"/>
+        </w:rPr>
+        <w:t>()</w:t>
       </w:r>
       <w:r>
         <w:t xml:space="preserve"> function computes Euclidean distances to the training set vectors, sorts the neighbor list, extracts the 5 nearest neighbors ($K=5$), and determines the classification probability based on majority vote.</w:t>
@@ -13338,11 +13507,11 @@
       <w:pPr>
         <w:pStyle w:val="Heading3"/>
       </w:pPr>
-      <w:bookmarkStart w:id="48" w:name="_Toc232107336"/>
+      <w:bookmarkStart w:id="52" w:name="_Toc232287062"/>
       <w:r>
         <w:t>4.1.2.5. Cosine Similarity Feature Module</w:t>
       </w:r>
-      <w:bookmarkEnd w:id="48"/>
+      <w:bookmarkEnd w:id="52"/>
     </w:p>
     <w:p>
       <w:pPr>
@@ -13351,6 +13520,7 @@
       <w:r>
         <w:t xml:space="preserve">The </w:t>
       </w:r>
+      <w:proofErr w:type="spellStart"/>
       <w:r>
         <w:rPr>
           <w:rFonts w:ascii="Courier New" w:hAnsi="Courier New"/>
@@ -13358,6 +13528,7 @@
         </w:rPr>
         <w:t>CosineSimilarityAnalyzer</w:t>
       </w:r>
+      <w:proofErr w:type="spellEnd"/>
       <w:r>
         <w:t xml:space="preserve"> extracts the 5D syntactic profile representing first-person pronouns, complex conjunctions, intensifiers, passive voice, and Hapax Legomena, mapping them into normalized vector coordinates.</w:t>
       </w:r>
@@ -13434,11 +13605,11 @@
       <w:pPr>
         <w:pStyle w:val="Heading3"/>
       </w:pPr>
-      <w:bookmarkStart w:id="49" w:name="_Toc232107337"/>
+      <w:bookmarkStart w:id="53" w:name="_Toc232287063"/>
       <w:r>
         <w:t>4.1.2.6. Cosine Similarity Angle Module</w:t>
       </w:r>
-      <w:bookmarkEnd w:id="49"/>
+      <w:bookmarkEnd w:id="53"/>
     </w:p>
     <w:p>
       <w:pPr>
@@ -13447,6 +13618,7 @@
       <w:r>
         <w:t xml:space="preserve">The </w:t>
       </w:r>
+      <w:proofErr w:type="spellStart"/>
       <w:r>
         <w:rPr>
           <w:rFonts w:ascii="Courier New" w:hAnsi="Courier New"/>
@@ -13454,6 +13626,7 @@
         </w:rPr>
         <w:t>CosineSimilarityAnalyzer</w:t>
       </w:r>
+      <w:proofErr w:type="spellEnd"/>
       <w:r>
         <w:t xml:space="preserve"> calculates similarity angles between the document syntax vector and the human/AI prototype vectors using the vector dot product, returning the similarity margin.</w:t>
       </w:r>
@@ -13524,11 +13697,19 @@
       <w:pPr>
         <w:pStyle w:val="Heading3"/>
       </w:pPr>
-      <w:bookmarkStart w:id="50" w:name="_Toc232107338"/>
-      <w:r>
-        <w:t>4.1.2.7. ChartRenderer Gauge Module</w:t>
-      </w:r>
-      <w:bookmarkEnd w:id="50"/>
+      <w:bookmarkStart w:id="54" w:name="_Toc232287064"/>
+      <w:r>
+        <w:t xml:space="preserve">4.1.2.7. </w:t>
+      </w:r>
+      <w:proofErr w:type="spellStart"/>
+      <w:r>
+        <w:t>ChartRenderer</w:t>
+      </w:r>
+      <w:proofErr w:type="spellEnd"/>
+      <w:r>
+        <w:t xml:space="preserve"> Gauge Module</w:t>
+      </w:r>
+      <w:bookmarkEnd w:id="54"/>
     </w:p>
     <w:p>
       <w:pPr>
@@ -13537,6 +13718,7 @@
       <w:r>
         <w:t xml:space="preserve">The </w:t>
       </w:r>
+      <w:proofErr w:type="spellStart"/>
       <w:r>
         <w:rPr>
           <w:rFonts w:ascii="Courier New" w:hAnsi="Courier New"/>
@@ -13544,6 +13726,7 @@
         </w:rPr>
         <w:t>ChartRenderer</w:t>
       </w:r>
+      <w:proofErr w:type="spellEnd"/>
       <w:r>
         <w:t xml:space="preserve"> class renders a glowing semi-circular SVG gauge representing the overall AI probability, complete with color transition arcs (cyan to pink) and percentage text.</w:t>
       </w:r>
@@ -13607,18 +13790,40 @@
           <w:b/>
         </w:rPr>
         <w:lastRenderedPageBreak/>
-        <w:t>Figure 4.7: Code Snippet of ChartRenderer Gauge Module</w:t>
+        <w:t xml:space="preserve">Figure 4.7: Code Snippet of </w:t>
+      </w:r>
+      <w:proofErr w:type="spellStart"/>
+      <w:r>
+        <w:rPr>
+          <w:b/>
+        </w:rPr>
+        <w:t>ChartRenderer</w:t>
+      </w:r>
+      <w:proofErr w:type="spellEnd"/>
+      <w:r>
+        <w:rPr>
+          <w:b/>
+        </w:rPr>
+        <w:t xml:space="preserve"> Gauge Module</w:t>
       </w:r>
     </w:p>
     <w:p>
       <w:pPr>
         <w:pStyle w:val="Heading3"/>
       </w:pPr>
-      <w:bookmarkStart w:id="51" w:name="_Toc232107339"/>
-      <w:r>
-        <w:t>4.1.2.8. ChartRenderer Scatter Plot Module</w:t>
-      </w:r>
-      <w:bookmarkEnd w:id="51"/>
+      <w:bookmarkStart w:id="55" w:name="_Toc232287065"/>
+      <w:r>
+        <w:t xml:space="preserve">4.1.2.8. </w:t>
+      </w:r>
+      <w:proofErr w:type="spellStart"/>
+      <w:r>
+        <w:t>ChartRenderer</w:t>
+      </w:r>
+      <w:proofErr w:type="spellEnd"/>
+      <w:r>
+        <w:t xml:space="preserve"> Scatter Plot Module</w:t>
+      </w:r>
+      <w:bookmarkEnd w:id="55"/>
     </w:p>
     <w:p>
       <w:pPr>
@@ -13627,6 +13832,7 @@
       <w:r>
         <w:t xml:space="preserve">The </w:t>
       </w:r>
+      <w:proofErr w:type="spellStart"/>
       <w:r>
         <w:rPr>
           <w:rFonts w:ascii="Courier New" w:hAnsi="Courier New"/>
@@ -13634,6 +13840,7 @@
         </w:rPr>
         <w:t>ChartRenderer</w:t>
       </w:r>
+      <w:proofErr w:type="spellEnd"/>
       <w:r>
         <w:t xml:space="preserve"> draws a 2D SVG scatter plot to illustrate the KNN feature space, plotting the training set reference points and drawing a glowing coordinate marker for the active document.</w:t>
       </w:r>
@@ -13701,18 +13908,40 @@
         <w:rPr>
           <w:b/>
         </w:rPr>
-        <w:t>Figure 4.8: Code Snippet of ChartRenderer Scatter Plot Module</w:t>
+        <w:t xml:space="preserve">Figure 4.8: Code Snippet of </w:t>
+      </w:r>
+      <w:proofErr w:type="spellStart"/>
+      <w:r>
+        <w:rPr>
+          <w:b/>
+        </w:rPr>
+        <w:t>ChartRenderer</w:t>
+      </w:r>
+      <w:proofErr w:type="spellEnd"/>
+      <w:r>
+        <w:rPr>
+          <w:b/>
+        </w:rPr>
+        <w:t xml:space="preserve"> Scatter Plot Module</w:t>
       </w:r>
     </w:p>
     <w:p>
       <w:pPr>
         <w:pStyle w:val="Heading3"/>
       </w:pPr>
-      <w:bookmarkStart w:id="52" w:name="_Toc232107340"/>
-      <w:r>
-        <w:t>4.1.2.9. ChartRenderer Radar Chart Module</w:t>
-      </w:r>
-      <w:bookmarkEnd w:id="52"/>
+      <w:bookmarkStart w:id="56" w:name="_Toc232287066"/>
+      <w:r>
+        <w:t xml:space="preserve">4.1.2.9. </w:t>
+      </w:r>
+      <w:proofErr w:type="spellStart"/>
+      <w:r>
+        <w:t>ChartRenderer</w:t>
+      </w:r>
+      <w:proofErr w:type="spellEnd"/>
+      <w:r>
+        <w:t xml:space="preserve"> Radar Chart Module</w:t>
+      </w:r>
+      <w:bookmarkEnd w:id="56"/>
     </w:p>
     <w:p>
       <w:pPr>
@@ -13721,6 +13950,7 @@
       <w:r>
         <w:t xml:space="preserve">The </w:t>
       </w:r>
+      <w:proofErr w:type="spellStart"/>
       <w:r>
         <w:rPr>
           <w:rFonts w:ascii="Courier New" w:hAnsi="Courier New"/>
@@ -13728,6 +13958,7 @@
         </w:rPr>
         <w:t>ChartRenderer</w:t>
       </w:r>
+      <w:proofErr w:type="spellEnd"/>
       <w:r>
         <w:t xml:space="preserve"> draws a 5-axis SVG radar web, plotting document syntax dimensions and drawing comparison profiles against human and AI prototype boundaries.</w:t>
       </w:r>
@@ -13791,7 +14022,21 @@
         <w:rPr>
           <w:b/>
         </w:rPr>
-        <w:t>Figure 4.9: Code Snippet of ChartRenderer Radar Chart Module</w:t>
+        <w:t xml:space="preserve">Figure 4.9: Code Snippet of </w:t>
+      </w:r>
+      <w:proofErr w:type="spellStart"/>
+      <w:r>
+        <w:rPr>
+          <w:b/>
+        </w:rPr>
+        <w:t>ChartRenderer</w:t>
+      </w:r>
+      <w:proofErr w:type="spellEnd"/>
+      <w:r>
+        <w:rPr>
+          <w:b/>
+        </w:rPr>
+        <w:t xml:space="preserve"> Radar Chart Module</w:t>
       </w:r>
     </w:p>
     <w:p>
@@ -13804,11 +14049,11 @@
       <w:pPr>
         <w:pStyle w:val="Heading3"/>
       </w:pPr>
-      <w:bookmarkStart w:id="53" w:name="_Toc232107341"/>
+      <w:bookmarkStart w:id="57" w:name="_Toc232287067"/>
       <w:r>
         <w:t>4.1.2.10. app.js Analysis Controller Module</w:t>
       </w:r>
-      <w:bookmarkEnd w:id="53"/>
+      <w:bookmarkEnd w:id="57"/>
     </w:p>
     <w:p>
       <w:pPr>
@@ -13894,18 +14139,34 @@
       <w:pPr>
         <w:pStyle w:val="Heading3"/>
       </w:pPr>
-      <w:bookmarkStart w:id="54" w:name="_Toc232107342"/>
+      <w:bookmarkStart w:id="58" w:name="_Toc232287068"/>
       <w:r>
         <w:t>4.1.2.11. app.js UI Event Listener Module</w:t>
       </w:r>
-      <w:bookmarkEnd w:id="54"/>
+      <w:bookmarkEnd w:id="58"/>
     </w:p>
     <w:p>
       <w:pPr>
         <w:spacing w:line="360" w:lineRule="auto"/>
       </w:pPr>
       <w:r>
-        <w:t>The controller binds listeners for file dropzones, textarea editor inputs, sample loaders, tab toggles, sentence clicks, and resets the UI state on clear actions.</w:t>
+        <w:t xml:space="preserve">The controller binds listeners for file </w:t>
+      </w:r>
+      <w:proofErr w:type="spellStart"/>
+      <w:r>
+        <w:t>dropzones</w:t>
+      </w:r>
+      <w:proofErr w:type="spellEnd"/>
+      <w:r>
+        <w:t xml:space="preserve">, </w:t>
+      </w:r>
+      <w:proofErr w:type="spellStart"/>
+      <w:r>
+        <w:t>textarea</w:t>
+      </w:r>
+      <w:proofErr w:type="spellEnd"/>
+      <w:r>
+        <w:t xml:space="preserve"> editor inputs, sample loaders, tab toggles, sentence clicks, and resets the UI state on clear actions.</w:t>
       </w:r>
     </w:p>
     <w:p>
@@ -13969,19 +14230,27 @@
       <w:pPr>
         <w:pStyle w:val="Heading3"/>
       </w:pPr>
-      <w:bookmarkStart w:id="55" w:name="_Toc232107343"/>
+      <w:bookmarkStart w:id="59" w:name="_Toc232287069"/>
       <w:r>
         <w:lastRenderedPageBreak/>
         <w:t>4.1.2.12. style.css Custom Visual Styles</w:t>
       </w:r>
-      <w:bookmarkEnd w:id="55"/>
+      <w:bookmarkEnd w:id="59"/>
     </w:p>
     <w:p>
       <w:pPr>
         <w:spacing w:line="360" w:lineRule="auto"/>
       </w:pPr>
       <w:r>
-        <w:t>The CSS style sheets define the neon color system, responsive grid layout, glassmorphism card borders, glow filters, and active tab transitions.</w:t>
+        <w:t xml:space="preserve">The CSS style sheets define the neon color system, responsive grid layout, </w:t>
+      </w:r>
+      <w:proofErr w:type="spellStart"/>
+      <w:r>
+        <w:t>glassmorphism</w:t>
+      </w:r>
+      <w:proofErr w:type="spellEnd"/>
+      <w:r>
+        <w:t xml:space="preserve"> card borders, glow filters, and active tab transitions.</w:t>
       </w:r>
     </w:p>
     <w:p>
@@ -14045,18 +14314,34 @@
       <w:pPr>
         <w:pStyle w:val="Heading3"/>
       </w:pPr>
-      <w:bookmarkStart w:id="56" w:name="_Toc232107344"/>
+      <w:bookmarkStart w:id="60" w:name="_Toc232287070"/>
       <w:r>
         <w:t>4.1.2.13. HTML5 Dashboard Layout Structure</w:t>
       </w:r>
-      <w:bookmarkEnd w:id="56"/>
+      <w:bookmarkEnd w:id="60"/>
     </w:p>
     <w:p>
       <w:pPr>
         <w:spacing w:line="360" w:lineRule="auto"/>
       </w:pPr>
       <w:r>
-        <w:t>The HTML file defines the single-page document structure, input dropzone textareas, visualization panels, heatmap tabs, and LaTeX resolution sections.</w:t>
+        <w:t xml:space="preserve">The HTML file defines the single-page document structure, input </w:t>
+      </w:r>
+      <w:proofErr w:type="spellStart"/>
+      <w:r>
+        <w:t>dropzone</w:t>
+      </w:r>
+      <w:proofErr w:type="spellEnd"/>
+      <w:r>
+        <w:t xml:space="preserve"> </w:t>
+      </w:r>
+      <w:proofErr w:type="spellStart"/>
+      <w:r>
+        <w:t>textareas</w:t>
+      </w:r>
+      <w:proofErr w:type="spellEnd"/>
+      <w:r>
+        <w:t>, visualization panels, heatmap tabs, and LaTeX resolution sections.</w:t>
       </w:r>
     </w:p>
     <w:p>
@@ -14121,11 +14406,11 @@
       <w:pPr>
         <w:pStyle w:val="Heading3"/>
       </w:pPr>
-      <w:bookmarkStart w:id="57" w:name="_Toc232107345"/>
+      <w:bookmarkStart w:id="61" w:name="_Toc232287071"/>
       <w:r>
         <w:t>4.1.2.14. Heuristic Grammar &amp; Typography Module</w:t>
       </w:r>
-      <w:bookmarkEnd w:id="57"/>
+      <w:bookmarkEnd w:id="61"/>
     </w:p>
     <w:p>
       <w:r>
@@ -14223,22 +14508,22 @@
       <w:pPr>
         <w:pStyle w:val="Heading2"/>
       </w:pPr>
-      <w:bookmarkStart w:id="58" w:name="_Toc232107346"/>
+      <w:bookmarkStart w:id="62" w:name="_Toc232287072"/>
       <w:r>
         <w:lastRenderedPageBreak/>
         <w:t>4.2. Testing</w:t>
       </w:r>
-      <w:bookmarkEnd w:id="58"/>
+      <w:bookmarkEnd w:id="62"/>
     </w:p>
     <w:p>
       <w:pPr>
         <w:pStyle w:val="Heading3"/>
       </w:pPr>
-      <w:bookmarkStart w:id="59" w:name="_Toc232107347"/>
+      <w:bookmarkStart w:id="63" w:name="_Toc232287073"/>
       <w:r>
         <w:t>4.2.1. Test Case for Unit Testing</w:t>
       </w:r>
-      <w:bookmarkEnd w:id="59"/>
+      <w:bookmarkEnd w:id="63"/>
     </w:p>
     <w:p>
       <w:pPr>
@@ -14407,7 +14692,21 @@
               <w:rPr>
                 <w:sz w:val="19"/>
               </w:rPr>
-              <w:t>UI dashboard renders dark-theme glassmorphism shell</w:t>
+              <w:t xml:space="preserve">UI dashboard renders dark-theme </w:t>
+            </w:r>
+            <w:proofErr w:type="spellStart"/>
+            <w:r>
+              <w:rPr>
+                <w:sz w:val="19"/>
+              </w:rPr>
+              <w:t>glassmorphism</w:t>
+            </w:r>
+            <w:proofErr w:type="spellEnd"/>
+            <w:r>
+              <w:rPr>
+                <w:sz w:val="19"/>
+              </w:rPr>
+              <w:t xml:space="preserve"> shell</w:t>
             </w:r>
           </w:p>
         </w:tc>
@@ -14487,8 +14786,16 @@
               <w:rPr>
                 <w:sz w:val="19"/>
               </w:rPr>
-              <w:t>Sample AI text populated in editor textarea</w:t>
-            </w:r>
+              <w:t xml:space="preserve">Sample AI text populated in editor </w:t>
+            </w:r>
+            <w:proofErr w:type="spellStart"/>
+            <w:r>
+              <w:rPr>
+                <w:sz w:val="19"/>
+              </w:rPr>
+              <w:t>textarea</w:t>
+            </w:r>
+            <w:proofErr w:type="spellEnd"/>
           </w:p>
         </w:tc>
         <w:tc>
@@ -14567,8 +14874,16 @@
               <w:rPr>
                 <w:sz w:val="19"/>
               </w:rPr>
-              <w:t>Sample Human text populated in editor textarea</w:t>
-            </w:r>
+              <w:t xml:space="preserve">Sample Human text populated in editor </w:t>
+            </w:r>
+            <w:proofErr w:type="spellStart"/>
+            <w:r>
+              <w:rPr>
+                <w:sz w:val="19"/>
+              </w:rPr>
+              <w:t>textarea</w:t>
+            </w:r>
+            <w:proofErr w:type="spellEnd"/>
           </w:p>
         </w:tc>
         <w:tc>
@@ -14714,8 +15029,16 @@
               <w:rPr>
                 <w:sz w:val="19"/>
               </w:rPr>
-              <w:t>Drag and drop text.txt onto dropzone</w:t>
-            </w:r>
+              <w:t xml:space="preserve">Drag and drop text.txt onto </w:t>
+            </w:r>
+            <w:proofErr w:type="spellStart"/>
+            <w:r>
+              <w:rPr>
+                <w:sz w:val="19"/>
+              </w:rPr>
+              <w:t>dropzone</w:t>
+            </w:r>
+            <w:proofErr w:type="spellEnd"/>
           </w:p>
         </w:tc>
         <w:tc>
@@ -14794,8 +15117,16 @@
               <w:rPr>
                 <w:sz w:val="19"/>
               </w:rPr>
-              <w:t>Drag and drop docx.docx onto dropzone</w:t>
-            </w:r>
+              <w:t xml:space="preserve">Drag and drop docx.docx onto </w:t>
+            </w:r>
+            <w:proofErr w:type="spellStart"/>
+            <w:r>
+              <w:rPr>
+                <w:sz w:val="19"/>
+              </w:rPr>
+              <w:t>dropzone</w:t>
+            </w:r>
+            <w:proofErr w:type="spellEnd"/>
           </w:p>
         </w:tc>
         <w:tc>
@@ -14874,8 +15205,16 @@
               <w:rPr>
                 <w:sz w:val="19"/>
               </w:rPr>
-              <w:t>Drag and drop document.pdf onto dropzone</w:t>
-            </w:r>
+              <w:t xml:space="preserve">Drag and drop document.pdf onto </w:t>
+            </w:r>
+            <w:proofErr w:type="spellStart"/>
+            <w:r>
+              <w:rPr>
+                <w:sz w:val="19"/>
+              </w:rPr>
+              <w:t>dropzone</w:t>
+            </w:r>
+            <w:proofErr w:type="spellEnd"/>
           </w:p>
         </w:tc>
         <w:tc>
@@ -16626,35 +16965,35 @@
         <w:pStyle w:val="Heading1"/>
         <w:ind w:left="224" w:right="283"/>
       </w:pPr>
-      <w:bookmarkStart w:id="60" w:name="_Toc201399445"/>
-      <w:bookmarkStart w:id="61" w:name="_Toc232107348"/>
+      <w:bookmarkStart w:id="64" w:name="_Toc201399445"/>
+      <w:bookmarkStart w:id="65" w:name="_Toc232287074"/>
       <w:r>
         <w:lastRenderedPageBreak/>
         <w:t>CHAPTER 5</w:t>
       </w:r>
-      <w:bookmarkEnd w:id="60"/>
-      <w:bookmarkEnd w:id="61"/>
+      <w:bookmarkEnd w:id="64"/>
+      <w:bookmarkEnd w:id="65"/>
     </w:p>
     <w:p>
       <w:pPr>
         <w:pStyle w:val="Heading1"/>
         <w:ind w:left="224" w:right="283"/>
       </w:pPr>
-      <w:bookmarkStart w:id="62" w:name="_Toc232107349"/>
+      <w:bookmarkStart w:id="66" w:name="_Toc232287075"/>
       <w:r>
         <w:t>CONCLUSION AND FUTURE RECOMMENDATIONS</w:t>
       </w:r>
-      <w:bookmarkEnd w:id="62"/>
+      <w:bookmarkEnd w:id="66"/>
     </w:p>
     <w:p>
       <w:pPr>
         <w:pStyle w:val="Heading2"/>
       </w:pPr>
-      <w:bookmarkStart w:id="63" w:name="_Toc232107350"/>
+      <w:bookmarkStart w:id="67" w:name="_Toc232287076"/>
       <w:r>
         <w:t>5.1. Conclusion</w:t>
       </w:r>
-      <w:bookmarkEnd w:id="63"/>
+      <w:bookmarkEnd w:id="67"/>
     </w:p>
     <w:p>
       <w:pPr>
@@ -16715,11 +17054,11 @@
       <w:pPr>
         <w:pStyle w:val="Heading2"/>
       </w:pPr>
-      <w:bookmarkStart w:id="64" w:name="_Toc232107351"/>
+      <w:bookmarkStart w:id="68" w:name="_Toc232287077"/>
       <w:r>
         <w:t>5.2. Future Recommendations</w:t>
       </w:r>
-      <w:bookmarkEnd w:id="64"/>
+      <w:bookmarkEnd w:id="68"/>
     </w:p>
     <w:p>
       <w:pPr>
@@ -16738,11 +17077,19 @@
         </w:numPr>
         <w:spacing w:line="360" w:lineRule="auto"/>
       </w:pPr>
-      <w:r>
-        <w:rPr>
-          <w:b/>
-        </w:rPr>
-        <w:t>WebAssembly LLM Integration:</w:t>
+      <w:proofErr w:type="spellStart"/>
+      <w:r>
+        <w:rPr>
+          <w:b/>
+        </w:rPr>
+        <w:t>WebAssembly</w:t>
+      </w:r>
+      <w:proofErr w:type="spellEnd"/>
+      <w:r>
+        <w:rPr>
+          <w:b/>
+        </w:rPr>
+        <w:t xml:space="preserve"> LLM Integration:</w:t>
       </w:r>
       <w:r>
         <w:t xml:space="preserve"> Integrate lightweight model runtimes (such as ONNX or Transformers.js) to perform local semantic audits alongside stylometric analysis.</w:t>
@@ -16838,7 +17185,7 @@
     <w:p/>
     <w:p/>
     <w:p/>
-    <w:bookmarkStart w:id="65" w:name="_Toc232107352" w:displacedByCustomXml="next"/>
+    <w:bookmarkStart w:id="69" w:name="_Toc232287078" w:displacedByCustomXml="next"/>
     <w:sdt>
       <w:sdtPr>
         <w:rPr>
@@ -16866,7 +17213,7 @@
           <w:r>
             <w:t>REFERENCES</w:t>
           </w:r>
-          <w:bookmarkEnd w:id="65"/>
+          <w:bookmarkEnd w:id="69"/>
         </w:p>
         <w:sdt>
           <w:sdtPr>
@@ -16965,15 +17312,7 @@
                       <w:rPr>
                         <w:noProof/>
                       </w:rPr>
-                      <w:t>S</w:t>
-                    </w:r>
-                    <w:bookmarkStart w:id="66" w:name="_GoBack"/>
-                    <w:bookmarkEnd w:id="66"/>
-                    <w:r>
-                      <w:rPr>
-                        <w:noProof/>
-                      </w:rPr>
-                      <w:t>S. Gray, "What is the Agile Methodology in Software Development," Medium, 29 July 2020. [Online]. Available: https://serenagray2451.medium.com/what-is-the-agile-methodology-in-software-development-c93023a7eb85.</w:t>
+                      <w:t>SS. Gray, "What is the Agile Methodology in Software Development," Medium, 29 July 2020. [Online]. Available: https://serenagray2451.medium.com/what-is-the-agile-methodology-in-software-development-c93023a7eb85.</w:t>
                     </w:r>
                   </w:p>
                 </w:tc>
@@ -17296,12 +17635,12 @@
       <w:pPr>
         <w:pStyle w:val="Heading1"/>
       </w:pPr>
-      <w:bookmarkStart w:id="67" w:name="_Toc232107353"/>
+      <w:bookmarkStart w:id="70" w:name="_Toc232287079"/>
       <w:r>
         <w:lastRenderedPageBreak/>
         <w:t>APPENDICES</w:t>
       </w:r>
-      <w:bookmarkEnd w:id="67"/>
+      <w:bookmarkEnd w:id="70"/>
     </w:p>
     <w:p>
       <w:r>
@@ -22303,7 +22642,7 @@
 </file>
 
 <file path=customXml/itemProps1.xml><?xml version="1.0" encoding="utf-8"?>
-<ds:datastoreItem xmlns:ds="http://schemas.openxmlformats.org/officeDocument/2006/customXml" ds:itemID="{EF533B02-95D1-4F3C-B151-53C2359E93AC}">
+<ds:datastoreItem xmlns:ds="http://schemas.openxmlformats.org/officeDocument/2006/customXml" ds:itemID="{E5550885-DE06-4EA6-867B-2128847C003A}">
   <ds:schemaRefs>
     <ds:schemaRef ds:uri="http://schemas.openxmlformats.org/officeDocument/2006/bibliography"/>
   </ds:schemaRefs>

--- a/ai_text_detector_project_report.docx
+++ b/ai_text_detector_project_report.docx
@@ -690,7 +690,7 @@
         <w:spacing w:line="360" w:lineRule="auto"/>
       </w:pPr>
       <w:bookmarkStart w:id="0" w:name="_Toc202261069"/>
-      <w:bookmarkStart w:id="1" w:name="_Toc232287020"/>
+      <w:bookmarkStart w:id="1" w:name="_Toc232288977"/>
       <w:r>
         <w:t>SUPERVISORS RECOMMENDATION</w:t>
       </w:r>
@@ -942,7 +942,7 @@
         <w:ind w:left="224" w:right="223"/>
       </w:pPr>
       <w:bookmarkStart w:id="2" w:name="_Toc202261070"/>
-      <w:bookmarkStart w:id="3" w:name="_Toc232287021"/>
+      <w:bookmarkStart w:id="3" w:name="_Toc232288978"/>
       <w:r>
         <w:t>LETTER OF APPROVAL</w:t>
       </w:r>
@@ -1393,7 +1393,7 @@
         <w:br w:type="page"/>
       </w:r>
       <w:bookmarkStart w:id="4" w:name="_Toc202261071"/>
-      <w:bookmarkStart w:id="5" w:name="_Toc232287022"/>
+      <w:bookmarkStart w:id="5" w:name="_Toc232288979"/>
       <w:r>
         <w:lastRenderedPageBreak/>
         <w:t>ACKNOWLEDGEMENT</w:t>
@@ -1478,7 +1478,7 @@
         <w:ind w:left="224" w:right="221"/>
       </w:pPr>
       <w:bookmarkStart w:id="6" w:name="_Toc202261072"/>
-      <w:bookmarkStart w:id="7" w:name="_Toc232287023"/>
+      <w:bookmarkStart w:id="7" w:name="_Toc232288980"/>
       <w:r>
         <w:lastRenderedPageBreak/>
         <w:t>ABSTRACT</w:t>
@@ -1659,7 +1659,7 @@
           <w:r>
             <w:fldChar w:fldCharType="separate"/>
           </w:r>
-          <w:hyperlink w:anchor="_Toc232287020" w:history="1">
+          <w:hyperlink w:anchor="_Toc232288977" w:history="1">
             <w:r>
               <w:rPr>
                 <w:rStyle w:val="Hyperlink"/>
@@ -1682,7 +1682,7 @@
               <w:rPr>
                 <w:webHidden/>
               </w:rPr>
-              <w:instrText xml:space="preserve"> PAGEREF _Toc232287020 \h </w:instrText>
+              <w:instrText xml:space="preserve"> PAGEREF _Toc232288977 \h </w:instrText>
             </w:r>
             <w:r>
               <w:rPr>
@@ -1724,7 +1724,7 @@
               <w14:ligatures w14:val="none"/>
             </w:rPr>
           </w:pPr>
-          <w:hyperlink w:anchor="_Toc232287021" w:history="1">
+          <w:hyperlink w:anchor="_Toc232288978" w:history="1">
             <w:r>
               <w:rPr>
                 <w:rStyle w:val="Hyperlink"/>
@@ -1747,7 +1747,7 @@
               <w:rPr>
                 <w:webHidden/>
               </w:rPr>
-              <w:instrText xml:space="preserve"> PAGEREF _Toc232287021 \h </w:instrText>
+              <w:instrText xml:space="preserve"> PAGEREF _Toc232288978 \h </w:instrText>
             </w:r>
             <w:r>
               <w:rPr>
@@ -1789,7 +1789,7 @@
               <w14:ligatures w14:val="none"/>
             </w:rPr>
           </w:pPr>
-          <w:hyperlink w:anchor="_Toc232287022" w:history="1">
+          <w:hyperlink w:anchor="_Toc232288979" w:history="1">
             <w:r>
               <w:rPr>
                 <w:rStyle w:val="Hyperlink"/>
@@ -1812,7 +1812,7 @@
               <w:rPr>
                 <w:webHidden/>
               </w:rPr>
-              <w:instrText xml:space="preserve"> PAGEREF _Toc232287022 \h </w:instrText>
+              <w:instrText xml:space="preserve"> PAGEREF _Toc232288979 \h </w:instrText>
             </w:r>
             <w:r>
               <w:rPr>
@@ -1854,7 +1854,7 @@
               <w14:ligatures w14:val="none"/>
             </w:rPr>
           </w:pPr>
-          <w:hyperlink w:anchor="_Toc232287023" w:history="1">
+          <w:hyperlink w:anchor="_Toc232288980" w:history="1">
             <w:r>
               <w:rPr>
                 <w:rStyle w:val="Hyperlink"/>
@@ -1877,7 +1877,7 @@
               <w:rPr>
                 <w:webHidden/>
               </w:rPr>
-              <w:instrText xml:space="preserve"> PAGEREF _Toc232287023 \h </w:instrText>
+              <w:instrText xml:space="preserve"> PAGEREF _Toc232288980 \h </w:instrText>
             </w:r>
             <w:r>
               <w:rPr>
@@ -1919,7 +1919,7 @@
               <w14:ligatures w14:val="none"/>
             </w:rPr>
           </w:pPr>
-          <w:hyperlink w:anchor="_Toc232287024" w:history="1">
+          <w:hyperlink w:anchor="_Toc232288981" w:history="1">
             <w:r>
               <w:rPr>
                 <w:rStyle w:val="Hyperlink"/>
@@ -1942,7 +1942,7 @@
               <w:rPr>
                 <w:webHidden/>
               </w:rPr>
-              <w:instrText xml:space="preserve"> PAGEREF _Toc232287024 \h </w:instrText>
+              <w:instrText xml:space="preserve"> PAGEREF _Toc232288981 \h </w:instrText>
             </w:r>
             <w:r>
               <w:rPr>
@@ -1959,7 +1959,7 @@
               <w:rPr>
                 <w:webHidden/>
               </w:rPr>
-              <w:t>x</w:t>
+              <w:t>ix</w:t>
             </w:r>
             <w:r>
               <w:rPr>
@@ -1984,7 +1984,7 @@
               <w14:ligatures w14:val="none"/>
             </w:rPr>
           </w:pPr>
-          <w:hyperlink w:anchor="_Toc232287025" w:history="1">
+          <w:hyperlink w:anchor="_Toc232288982" w:history="1">
             <w:r>
               <w:rPr>
                 <w:rStyle w:val="Hyperlink"/>
@@ -2007,7 +2007,7 @@
               <w:rPr>
                 <w:webHidden/>
               </w:rPr>
-              <w:instrText xml:space="preserve"> PAGEREF _Toc232287025 \h </w:instrText>
+              <w:instrText xml:space="preserve"> PAGEREF _Toc232288982 \h </w:instrText>
             </w:r>
             <w:r>
               <w:rPr>
@@ -2024,7 +2024,7 @@
               <w:rPr>
                 <w:webHidden/>
               </w:rPr>
-              <w:t>xi</w:t>
+              <w:t>x</w:t>
             </w:r>
             <w:r>
               <w:rPr>
@@ -2049,7 +2049,7 @@
               <w14:ligatures w14:val="none"/>
             </w:rPr>
           </w:pPr>
-          <w:hyperlink w:anchor="_Toc232287026" w:history="1">
+          <w:hyperlink w:anchor="_Toc232288983" w:history="1">
             <w:r>
               <w:rPr>
                 <w:rStyle w:val="Hyperlink"/>
@@ -2072,7 +2072,7 @@
               <w:rPr>
                 <w:webHidden/>
               </w:rPr>
-              <w:instrText xml:space="preserve"> PAGEREF _Toc232287026 \h </w:instrText>
+              <w:instrText xml:space="preserve"> PAGEREF _Toc232288983 \h </w:instrText>
             </w:r>
             <w:r>
               <w:rPr>
@@ -2089,7 +2089,7 @@
               <w:rPr>
                 <w:webHidden/>
               </w:rPr>
-              <w:t>xiii</w:t>
+              <w:t>xii</w:t>
             </w:r>
             <w:r>
               <w:rPr>
@@ -2114,12 +2114,12 @@
               <w14:ligatures w14:val="none"/>
             </w:rPr>
           </w:pPr>
-          <w:hyperlink w:anchor="_Toc232287027" w:history="1">
+          <w:hyperlink w:anchor="_Toc232288984" w:history="1">
             <w:r>
               <w:rPr>
                 <w:rStyle w:val="Hyperlink"/>
               </w:rPr>
-              <w:t>CHAPTER 1</w:t>
+              <w:t>CHAPTER 1 INTRODUCTION</w:t>
             </w:r>
             <w:r>
               <w:rPr>
@@ -2137,72 +2137,7 @@
               <w:rPr>
                 <w:webHidden/>
               </w:rPr>
-              <w:instrText xml:space="preserve"> PAGEREF _Toc232287027 \h </w:instrText>
-            </w:r>
-            <w:r>
-              <w:rPr>
-                <w:webHidden/>
-              </w:rPr>
-            </w:r>
-            <w:r>
-              <w:rPr>
-                <w:webHidden/>
-              </w:rPr>
-              <w:fldChar w:fldCharType="separate"/>
-            </w:r>
-            <w:r>
-              <w:rPr>
-                <w:webHidden/>
-              </w:rPr>
-              <w:t>1</w:t>
-            </w:r>
-            <w:r>
-              <w:rPr>
-                <w:webHidden/>
-              </w:rPr>
-              <w:fldChar w:fldCharType="end"/>
-            </w:r>
-          </w:hyperlink>
-        </w:p>
-        <w:p>
-          <w:pPr>
-            <w:pStyle w:val="TOC1"/>
-            <w:rPr>
-              <w:rFonts w:asciiTheme="minorHAnsi" w:eastAsiaTheme="minorEastAsia" w:hAnsiTheme="minorHAnsi"/>
-              <w:b w:val="0"/>
-              <w:bCs w:val="0"/>
-              <w:color w:val="auto"/>
-              <w:kern w:val="0"/>
-              <w:sz w:val="22"/>
-              <w:szCs w:val="20"/>
-              <w:lang w:bidi="ne-NP"/>
-              <w14:ligatures w14:val="none"/>
-            </w:rPr>
-          </w:pPr>
-          <w:hyperlink w:anchor="_Toc232287028" w:history="1">
-            <w:r>
-              <w:rPr>
-                <w:rStyle w:val="Hyperlink"/>
-              </w:rPr>
-              <w:t>INTRODUCTION</w:t>
-            </w:r>
-            <w:r>
-              <w:rPr>
-                <w:webHidden/>
-              </w:rPr>
-              <w:tab/>
-            </w:r>
-            <w:r>
-              <w:rPr>
-                <w:webHidden/>
-              </w:rPr>
-              <w:fldChar w:fldCharType="begin"/>
-            </w:r>
-            <w:r>
-              <w:rPr>
-                <w:webHidden/>
-              </w:rPr>
-              <w:instrText xml:space="preserve"> PAGEREF _Toc232287028 \h </w:instrText>
+              <w:instrText xml:space="preserve"> PAGEREF _Toc232288984 \h </w:instrText>
             </w:r>
             <w:r>
               <w:rPr>
@@ -2246,7 +2181,7 @@
               <w14:ligatures w14:val="none"/>
             </w:rPr>
           </w:pPr>
-          <w:hyperlink w:anchor="_Toc232287029" w:history="1">
+          <w:hyperlink w:anchor="_Toc232288985" w:history="1">
             <w:r>
               <w:rPr>
                 <w:rStyle w:val="Hyperlink"/>
@@ -2273,7 +2208,7 @@
                 <w:noProof/>
                 <w:webHidden/>
               </w:rPr>
-              <w:instrText xml:space="preserve"> PAGEREF _Toc232287029 \h </w:instrText>
+              <w:instrText xml:space="preserve"> PAGEREF _Toc232288985 \h </w:instrText>
             </w:r>
             <w:r>
               <w:rPr>
@@ -2321,7 +2256,7 @@
               <w14:ligatures w14:val="none"/>
             </w:rPr>
           </w:pPr>
-          <w:hyperlink w:anchor="_Toc232287030" w:history="1">
+          <w:hyperlink w:anchor="_Toc232288986" w:history="1">
             <w:r>
               <w:rPr>
                 <w:rStyle w:val="Hyperlink"/>
@@ -2348,7 +2283,7 @@
                 <w:noProof/>
                 <w:webHidden/>
               </w:rPr>
-              <w:instrText xml:space="preserve"> PAGEREF _Toc232287030 \h </w:instrText>
+              <w:instrText xml:space="preserve"> PAGEREF _Toc232288986 \h </w:instrText>
             </w:r>
             <w:r>
               <w:rPr>
@@ -2396,7 +2331,7 @@
               <w14:ligatures w14:val="none"/>
             </w:rPr>
           </w:pPr>
-          <w:hyperlink w:anchor="_Toc232287031" w:history="1">
+          <w:hyperlink w:anchor="_Toc232288987" w:history="1">
             <w:r>
               <w:rPr>
                 <w:rStyle w:val="Hyperlink"/>
@@ -2423,7 +2358,7 @@
                 <w:noProof/>
                 <w:webHidden/>
               </w:rPr>
-              <w:instrText xml:space="preserve"> PAGEREF _Toc232287031 \h </w:instrText>
+              <w:instrText xml:space="preserve"> PAGEREF _Toc232288987 \h </w:instrText>
             </w:r>
             <w:r>
               <w:rPr>
@@ -2471,7 +2406,7 @@
               <w14:ligatures w14:val="none"/>
             </w:rPr>
           </w:pPr>
-          <w:hyperlink w:anchor="_Toc232287032" w:history="1">
+          <w:hyperlink w:anchor="_Toc232288988" w:history="1">
             <w:r>
               <w:rPr>
                 <w:rStyle w:val="Hyperlink"/>
@@ -2498,7 +2433,7 @@
                 <w:noProof/>
                 <w:webHidden/>
               </w:rPr>
-              <w:instrText xml:space="preserve"> PAGEREF _Toc232287032 \h </w:instrText>
+              <w:instrText xml:space="preserve"> PAGEREF _Toc232288988 \h </w:instrText>
             </w:r>
             <w:r>
               <w:rPr>
@@ -2546,7 +2481,7 @@
               <w14:ligatures w14:val="none"/>
             </w:rPr>
           </w:pPr>
-          <w:hyperlink w:anchor="_Toc232287033" w:history="1">
+          <w:hyperlink w:anchor="_Toc232288989" w:history="1">
             <w:r>
               <w:rPr>
                 <w:rStyle w:val="Hyperlink"/>
@@ -2573,7 +2508,7 @@
                 <w:noProof/>
                 <w:webHidden/>
               </w:rPr>
-              <w:instrText xml:space="preserve"> PAGEREF _Toc232287033 \h </w:instrText>
+              <w:instrText xml:space="preserve"> PAGEREF _Toc232288989 \h </w:instrText>
             </w:r>
             <w:r>
               <w:rPr>
@@ -2619,12 +2554,12 @@
               <w14:ligatures w14:val="none"/>
             </w:rPr>
           </w:pPr>
-          <w:hyperlink w:anchor="_Toc232287034" w:history="1">
+          <w:hyperlink w:anchor="_Toc232288990" w:history="1">
             <w:r>
               <w:rPr>
                 <w:rStyle w:val="Hyperlink"/>
               </w:rPr>
-              <w:t>CHAPTER 2</w:t>
+              <w:t>CHAPTER 2 BACKGROUND STUDY AND LITERATURE REVIEW</w:t>
             </w:r>
             <w:r>
               <w:rPr>
@@ -2642,72 +2577,7 @@
               <w:rPr>
                 <w:webHidden/>
               </w:rPr>
-              <w:instrText xml:space="preserve"> PAGEREF _Toc232287034 \h </w:instrText>
-            </w:r>
-            <w:r>
-              <w:rPr>
-                <w:webHidden/>
-              </w:rPr>
-            </w:r>
-            <w:r>
-              <w:rPr>
-                <w:webHidden/>
-              </w:rPr>
-              <w:fldChar w:fldCharType="separate"/>
-            </w:r>
-            <w:r>
-              <w:rPr>
-                <w:webHidden/>
-              </w:rPr>
-              <w:t>6</w:t>
-            </w:r>
-            <w:r>
-              <w:rPr>
-                <w:webHidden/>
-              </w:rPr>
-              <w:fldChar w:fldCharType="end"/>
-            </w:r>
-          </w:hyperlink>
-        </w:p>
-        <w:p>
-          <w:pPr>
-            <w:pStyle w:val="TOC1"/>
-            <w:rPr>
-              <w:rFonts w:asciiTheme="minorHAnsi" w:eastAsiaTheme="minorEastAsia" w:hAnsiTheme="minorHAnsi"/>
-              <w:b w:val="0"/>
-              <w:bCs w:val="0"/>
-              <w:color w:val="auto"/>
-              <w:kern w:val="0"/>
-              <w:sz w:val="22"/>
-              <w:szCs w:val="20"/>
-              <w:lang w:bidi="ne-NP"/>
-              <w14:ligatures w14:val="none"/>
-            </w:rPr>
-          </w:pPr>
-          <w:hyperlink w:anchor="_Toc232287035" w:history="1">
-            <w:r>
-              <w:rPr>
-                <w:rStyle w:val="Hyperlink"/>
-              </w:rPr>
-              <w:t>BACKGROUND STUDY AND LITERATURE REVIEW</w:t>
-            </w:r>
-            <w:r>
-              <w:rPr>
-                <w:webHidden/>
-              </w:rPr>
-              <w:tab/>
-            </w:r>
-            <w:r>
-              <w:rPr>
-                <w:webHidden/>
-              </w:rPr>
-              <w:fldChar w:fldCharType="begin"/>
-            </w:r>
-            <w:r>
-              <w:rPr>
-                <w:webHidden/>
-              </w:rPr>
-              <w:instrText xml:space="preserve"> PAGEREF _Toc232287035 \h </w:instrText>
+              <w:instrText xml:space="preserve"> PAGEREF _Toc232288990 \h </w:instrText>
             </w:r>
             <w:r>
               <w:rPr>
@@ -2751,7 +2621,7 @@
               <w14:ligatures w14:val="none"/>
             </w:rPr>
           </w:pPr>
-          <w:hyperlink w:anchor="_Toc232287036" w:history="1">
+          <w:hyperlink w:anchor="_Toc232288991" w:history="1">
             <w:r>
               <w:rPr>
                 <w:rStyle w:val="Hyperlink"/>
@@ -2778,7 +2648,7 @@
                 <w:noProof/>
                 <w:webHidden/>
               </w:rPr>
-              <w:instrText xml:space="preserve"> PAGEREF _Toc232287036 \h </w:instrText>
+              <w:instrText xml:space="preserve"> PAGEREF _Toc232288991 \h </w:instrText>
             </w:r>
             <w:r>
               <w:rPr>
@@ -2826,7 +2696,7 @@
               <w14:ligatures w14:val="none"/>
             </w:rPr>
           </w:pPr>
-          <w:hyperlink w:anchor="_Toc232287037" w:history="1">
+          <w:hyperlink w:anchor="_Toc232288992" w:history="1">
             <w:r>
               <w:rPr>
                 <w:rStyle w:val="Hyperlink"/>
@@ -2853,7 +2723,7 @@
                 <w:noProof/>
                 <w:webHidden/>
               </w:rPr>
-              <w:instrText xml:space="preserve"> PAGEREF _Toc232287037 \h </w:instrText>
+              <w:instrText xml:space="preserve"> PAGEREF _Toc232288992 \h </w:instrText>
             </w:r>
             <w:r>
               <w:rPr>
@@ -2899,7 +2769,7 @@
               <w14:ligatures w14:val="none"/>
             </w:rPr>
           </w:pPr>
-          <w:hyperlink w:anchor="_Toc232287038" w:history="1">
+          <w:hyperlink w:anchor="_Toc232288993" w:history="1">
             <w:r>
               <w:rPr>
                 <w:rStyle w:val="Hyperlink"/>
@@ -2922,7 +2792,7 @@
               <w:rPr>
                 <w:webHidden/>
               </w:rPr>
-              <w:instrText xml:space="preserve"> PAGEREF _Toc232287038 \h </w:instrText>
+              <w:instrText xml:space="preserve"> PAGEREF _Toc232288993 \h </w:instrText>
             </w:r>
             <w:r>
               <w:rPr>
@@ -2966,7 +2836,7 @@
               <w14:ligatures w14:val="none"/>
             </w:rPr>
           </w:pPr>
-          <w:hyperlink w:anchor="_Toc232287039" w:history="1">
+          <w:hyperlink w:anchor="_Toc232288994" w:history="1">
             <w:r>
               <w:rPr>
                 <w:rStyle w:val="Hyperlink"/>
@@ -2993,7 +2863,7 @@
                 <w:noProof/>
                 <w:webHidden/>
               </w:rPr>
-              <w:instrText xml:space="preserve"> PAGEREF _Toc232287039 \h </w:instrText>
+              <w:instrText xml:space="preserve"> PAGEREF _Toc232288994 \h </w:instrText>
             </w:r>
             <w:r>
               <w:rPr>
@@ -3041,7 +2911,7 @@
               <w14:ligatures w14:val="none"/>
             </w:rPr>
           </w:pPr>
-          <w:hyperlink w:anchor="_Toc232287040" w:history="1">
+          <w:hyperlink w:anchor="_Toc232288995" w:history="1">
             <w:r>
               <w:rPr>
                 <w:rStyle w:val="Hyperlink"/>
@@ -3068,7 +2938,7 @@
                 <w:noProof/>
                 <w:webHidden/>
               </w:rPr>
-              <w:instrText xml:space="preserve"> PAGEREF _Toc232287040 \h </w:instrText>
+              <w:instrText xml:space="preserve"> PAGEREF _Toc232288995 \h </w:instrText>
             </w:r>
             <w:r>
               <w:rPr>
@@ -3116,7 +2986,7 @@
               <w14:ligatures w14:val="none"/>
             </w:rPr>
           </w:pPr>
-          <w:hyperlink w:anchor="_Toc232287041" w:history="1">
+          <w:hyperlink w:anchor="_Toc232288996" w:history="1">
             <w:r>
               <w:rPr>
                 <w:rStyle w:val="Hyperlink"/>
@@ -3143,7 +3013,7 @@
                 <w:noProof/>
                 <w:webHidden/>
               </w:rPr>
-              <w:instrText xml:space="preserve"> PAGEREF _Toc232287041 \h </w:instrText>
+              <w:instrText xml:space="preserve"> PAGEREF _Toc232288996 \h </w:instrText>
             </w:r>
             <w:r>
               <w:rPr>
@@ -3191,7 +3061,7 @@
               <w14:ligatures w14:val="none"/>
             </w:rPr>
           </w:pPr>
-          <w:hyperlink w:anchor="_Toc232287042" w:history="1">
+          <w:hyperlink w:anchor="_Toc232288997" w:history="1">
             <w:r>
               <w:rPr>
                 <w:rStyle w:val="Hyperlink"/>
@@ -3218,7 +3088,7 @@
                 <w:noProof/>
                 <w:webHidden/>
               </w:rPr>
-              <w:instrText xml:space="preserve"> PAGEREF _Toc232287042 \h </w:instrText>
+              <w:instrText xml:space="preserve"> PAGEREF _Toc232288997 \h </w:instrText>
             </w:r>
             <w:r>
               <w:rPr>
@@ -3238,7 +3108,7 @@
                 <w:noProof/>
                 <w:webHidden/>
               </w:rPr>
-              <w:t>14</w:t>
+              <w:t>15</w:t>
             </w:r>
             <w:r>
               <w:rPr>
@@ -3266,7 +3136,7 @@
               <w14:ligatures w14:val="none"/>
             </w:rPr>
           </w:pPr>
-          <w:hyperlink w:anchor="_Toc232287043" w:history="1">
+          <w:hyperlink w:anchor="_Toc232288998" w:history="1">
             <w:r>
               <w:rPr>
                 <w:rStyle w:val="Hyperlink"/>
@@ -3295,7 +3165,7 @@
                 <w:noProof/>
                 <w:webHidden/>
               </w:rPr>
-              <w:instrText xml:space="preserve"> PAGEREF _Toc232287043 \h </w:instrText>
+              <w:instrText xml:space="preserve"> PAGEREF _Toc232288998 \h </w:instrText>
             </w:r>
             <w:r>
               <w:rPr>
@@ -3315,7 +3185,7 @@
                 <w:noProof/>
                 <w:webHidden/>
               </w:rPr>
-              <w:t>15</w:t>
+              <w:t>16</w:t>
             </w:r>
             <w:r>
               <w:rPr>
@@ -3343,7 +3213,7 @@
               <w14:ligatures w14:val="none"/>
             </w:rPr>
           </w:pPr>
-          <w:hyperlink w:anchor="_Toc232287044" w:history="1">
+          <w:hyperlink w:anchor="_Toc232288999" w:history="1">
             <w:r>
               <w:rPr>
                 <w:rStyle w:val="Hyperlink"/>
@@ -3370,7 +3240,7 @@
                 <w:noProof/>
                 <w:webHidden/>
               </w:rPr>
-              <w:instrText xml:space="preserve"> PAGEREF _Toc232287044 \h </w:instrText>
+              <w:instrText xml:space="preserve"> PAGEREF _Toc232288999 \h </w:instrText>
             </w:r>
             <w:r>
               <w:rPr>
@@ -3418,7 +3288,7 @@
               <w14:ligatures w14:val="none"/>
             </w:rPr>
           </w:pPr>
-          <w:hyperlink w:anchor="_Toc232287045" w:history="1">
+          <w:hyperlink w:anchor="_Toc232289000" w:history="1">
             <w:r>
               <w:rPr>
                 <w:rStyle w:val="Hyperlink"/>
@@ -3445,7 +3315,7 @@
                 <w:noProof/>
                 <w:webHidden/>
               </w:rPr>
-              <w:instrText xml:space="preserve"> PAGEREF _Toc232287045 \h </w:instrText>
+              <w:instrText xml:space="preserve"> PAGEREF _Toc232289000 \h </w:instrText>
             </w:r>
             <w:r>
               <w:rPr>
@@ -3465,7 +3335,7 @@
                 <w:noProof/>
                 <w:webHidden/>
               </w:rPr>
-              <w:t>19</w:t>
+              <w:t>20</w:t>
             </w:r>
             <w:r>
               <w:rPr>
@@ -3493,7 +3363,7 @@
               <w14:ligatures w14:val="none"/>
             </w:rPr>
           </w:pPr>
-          <w:hyperlink w:anchor="_Toc232287046" w:history="1">
+          <w:hyperlink w:anchor="_Toc232289001" w:history="1">
             <w:r>
               <w:rPr>
                 <w:rStyle w:val="Hyperlink"/>
@@ -3520,7 +3390,7 @@
                 <w:noProof/>
                 <w:webHidden/>
               </w:rPr>
-              <w:instrText xml:space="preserve"> PAGEREF _Toc232287046 \h </w:instrText>
+              <w:instrText xml:space="preserve"> PAGEREF _Toc232289001 \h </w:instrText>
             </w:r>
             <w:r>
               <w:rPr>
@@ -3540,7 +3410,7 @@
                 <w:noProof/>
                 <w:webHidden/>
               </w:rPr>
-              <w:t>19</w:t>
+              <w:t>20</w:t>
             </w:r>
             <w:r>
               <w:rPr>
@@ -3568,7 +3438,7 @@
               <w14:ligatures w14:val="none"/>
             </w:rPr>
           </w:pPr>
-          <w:hyperlink w:anchor="_Toc232287047" w:history="1">
+          <w:hyperlink w:anchor="_Toc232289002" w:history="1">
             <w:r>
               <w:rPr>
                 <w:rStyle w:val="Hyperlink"/>
@@ -3595,7 +3465,7 @@
                 <w:noProof/>
                 <w:webHidden/>
               </w:rPr>
-              <w:instrText xml:space="preserve"> PAGEREF _Toc232287047 \h </w:instrText>
+              <w:instrText xml:space="preserve"> PAGEREF _Toc232289002 \h </w:instrText>
             </w:r>
             <w:r>
               <w:rPr>
@@ -3643,7 +3513,7 @@
               <w14:ligatures w14:val="none"/>
             </w:rPr>
           </w:pPr>
-          <w:hyperlink w:anchor="_Toc232287048" w:history="1">
+          <w:hyperlink w:anchor="_Toc232289003" w:history="1">
             <w:r>
               <w:rPr>
                 <w:rStyle w:val="Hyperlink"/>
@@ -3670,7 +3540,7 @@
                 <w:noProof/>
                 <w:webHidden/>
               </w:rPr>
-              <w:instrText xml:space="preserve"> PAGEREF _Toc232287048 \h </w:instrText>
+              <w:instrText xml:space="preserve"> PAGEREF _Toc232289003 \h </w:instrText>
             </w:r>
             <w:r>
               <w:rPr>
@@ -3690,7 +3560,7 @@
                 <w:noProof/>
                 <w:webHidden/>
               </w:rPr>
-              <w:t>20</w:t>
+              <w:t>21</w:t>
             </w:r>
             <w:r>
               <w:rPr>
@@ -3718,7 +3588,7 @@
               <w14:ligatures w14:val="none"/>
             </w:rPr>
           </w:pPr>
-          <w:hyperlink w:anchor="_Toc232287049" w:history="1">
+          <w:hyperlink w:anchor="_Toc232289004" w:history="1">
             <w:r>
               <w:rPr>
                 <w:rStyle w:val="Hyperlink"/>
@@ -3745,7 +3615,7 @@
                 <w:noProof/>
                 <w:webHidden/>
               </w:rPr>
-              <w:instrText xml:space="preserve"> PAGEREF _Toc232287049 \h </w:instrText>
+              <w:instrText xml:space="preserve"> PAGEREF _Toc232289004 \h </w:instrText>
             </w:r>
             <w:r>
               <w:rPr>
@@ -3765,7 +3635,7 @@
                 <w:noProof/>
                 <w:webHidden/>
               </w:rPr>
-              <w:t>20</w:t>
+              <w:t>21</w:t>
             </w:r>
             <w:r>
               <w:rPr>
@@ -3793,7 +3663,7 @@
               <w14:ligatures w14:val="none"/>
             </w:rPr>
           </w:pPr>
-          <w:hyperlink w:anchor="_Toc232287050" w:history="1">
+          <w:hyperlink w:anchor="_Toc232289005" w:history="1">
             <w:r>
               <w:rPr>
                 <w:rStyle w:val="Hyperlink"/>
@@ -3820,7 +3690,7 @@
                 <w:noProof/>
                 <w:webHidden/>
               </w:rPr>
-              <w:instrText xml:space="preserve"> PAGEREF _Toc232287050 \h </w:instrText>
+              <w:instrText xml:space="preserve"> PAGEREF _Toc232289005 \h </w:instrText>
             </w:r>
             <w:r>
               <w:rPr>
@@ -3840,7 +3710,7 @@
                 <w:noProof/>
                 <w:webHidden/>
               </w:rPr>
-              <w:t>21</w:t>
+              <w:t>22</w:t>
             </w:r>
             <w:r>
               <w:rPr>
@@ -3868,7 +3738,7 @@
               <w14:ligatures w14:val="none"/>
             </w:rPr>
           </w:pPr>
-          <w:hyperlink w:anchor="_Toc232287051" w:history="1">
+          <w:hyperlink w:anchor="_Toc232289006" w:history="1">
             <w:r>
               <w:rPr>
                 <w:rStyle w:val="Hyperlink"/>
@@ -3895,7 +3765,7 @@
                 <w:noProof/>
                 <w:webHidden/>
               </w:rPr>
-              <w:instrText xml:space="preserve"> PAGEREF _Toc232287051 \h </w:instrText>
+              <w:instrText xml:space="preserve"> PAGEREF _Toc232289006 \h </w:instrText>
             </w:r>
             <w:r>
               <w:rPr>
@@ -3915,7 +3785,7 @@
                 <w:noProof/>
                 <w:webHidden/>
               </w:rPr>
-              <w:t>21</w:t>
+              <w:t>22</w:t>
             </w:r>
             <w:r>
               <w:rPr>
@@ -3943,7 +3813,7 @@
               <w14:ligatures w14:val="none"/>
             </w:rPr>
           </w:pPr>
-          <w:hyperlink w:anchor="_Toc232287052" w:history="1">
+          <w:hyperlink w:anchor="_Toc232289007" w:history="1">
             <w:r>
               <w:rPr>
                 <w:rStyle w:val="Hyperlink"/>
@@ -3970,7 +3840,7 @@
                 <w:noProof/>
                 <w:webHidden/>
               </w:rPr>
-              <w:instrText xml:space="preserve"> PAGEREF _Toc232287052 \h </w:instrText>
+              <w:instrText xml:space="preserve"> PAGEREF _Toc232289007 \h </w:instrText>
             </w:r>
             <w:r>
               <w:rPr>
@@ -3990,7 +3860,7 @@
                 <w:noProof/>
                 <w:webHidden/>
               </w:rPr>
-              <w:t>22</w:t>
+              <w:t>23</w:t>
             </w:r>
             <w:r>
               <w:rPr>
@@ -4018,7 +3888,7 @@
               <w14:ligatures w14:val="none"/>
             </w:rPr>
           </w:pPr>
-          <w:hyperlink w:anchor="_Toc232287053" w:history="1">
+          <w:hyperlink w:anchor="_Toc232289008" w:history="1">
             <w:r>
               <w:rPr>
                 <w:rStyle w:val="Hyperlink"/>
@@ -4045,7 +3915,7 @@
                 <w:noProof/>
                 <w:webHidden/>
               </w:rPr>
-              <w:instrText xml:space="preserve"> PAGEREF _Toc232287053 \h </w:instrText>
+              <w:instrText xml:space="preserve"> PAGEREF _Toc232289008 \h </w:instrText>
             </w:r>
             <w:r>
               <w:rPr>
@@ -4065,7 +3935,7 @@
                 <w:noProof/>
                 <w:webHidden/>
               </w:rPr>
-              <w:t>23</w:t>
+              <w:t>24</w:t>
             </w:r>
             <w:r>
               <w:rPr>
@@ -4091,7 +3961,7 @@
               <w14:ligatures w14:val="none"/>
             </w:rPr>
           </w:pPr>
-          <w:hyperlink w:anchor="_Toc232287054" w:history="1">
+          <w:hyperlink w:anchor="_Toc232289009" w:history="1">
             <w:r>
               <w:rPr>
                 <w:rStyle w:val="Hyperlink"/>
@@ -4114,7 +3984,7 @@
               <w:rPr>
                 <w:webHidden/>
               </w:rPr>
-              <w:instrText xml:space="preserve"> PAGEREF _Toc232287054 \h </w:instrText>
+              <w:instrText xml:space="preserve"> PAGEREF _Toc232289009 \h </w:instrText>
             </w:r>
             <w:r>
               <w:rPr>
@@ -4131,7 +4001,7 @@
               <w:rPr>
                 <w:webHidden/>
               </w:rPr>
-              <w:t>24</w:t>
+              <w:t>25</w:t>
             </w:r>
             <w:r>
               <w:rPr>
@@ -4158,7 +4028,7 @@
               <w14:ligatures w14:val="none"/>
             </w:rPr>
           </w:pPr>
-          <w:hyperlink w:anchor="_Toc232287055" w:history="1">
+          <w:hyperlink w:anchor="_Toc232289010" w:history="1">
             <w:r>
               <w:rPr>
                 <w:rStyle w:val="Hyperlink"/>
@@ -4185,7 +4055,7 @@
                 <w:noProof/>
                 <w:webHidden/>
               </w:rPr>
-              <w:instrText xml:space="preserve"> PAGEREF _Toc232287055 \h </w:instrText>
+              <w:instrText xml:space="preserve"> PAGEREF _Toc232289010 \h </w:instrText>
             </w:r>
             <w:r>
               <w:rPr>
@@ -4205,7 +4075,7 @@
                 <w:noProof/>
                 <w:webHidden/>
               </w:rPr>
-              <w:t>24</w:t>
+              <w:t>25</w:t>
             </w:r>
             <w:r>
               <w:rPr>
@@ -4233,7 +4103,7 @@
               <w14:ligatures w14:val="none"/>
             </w:rPr>
           </w:pPr>
-          <w:hyperlink w:anchor="_Toc232287056" w:history="1">
+          <w:hyperlink w:anchor="_Toc232289011" w:history="1">
             <w:r>
               <w:rPr>
                 <w:rStyle w:val="Hyperlink"/>
@@ -4268,7 +4138,7 @@
                 <w:noProof/>
                 <w:webHidden/>
               </w:rPr>
-              <w:instrText xml:space="preserve"> PAGEREF _Toc232287056 \h </w:instrText>
+              <w:instrText xml:space="preserve"> PAGEREF _Toc232289011 \h </w:instrText>
             </w:r>
             <w:r>
               <w:rPr>
@@ -4288,7 +4158,7 @@
                 <w:noProof/>
                 <w:webHidden/>
               </w:rPr>
-              <w:t>24</w:t>
+              <w:t>25</w:t>
             </w:r>
             <w:r>
               <w:rPr>
@@ -4316,7 +4186,7 @@
               <w14:ligatures w14:val="none"/>
             </w:rPr>
           </w:pPr>
-          <w:hyperlink w:anchor="_Toc232287057" w:history="1">
+          <w:hyperlink w:anchor="_Toc232289012" w:history="1">
             <w:r>
               <w:rPr>
                 <w:rStyle w:val="Hyperlink"/>
@@ -4343,7 +4213,7 @@
                 <w:noProof/>
                 <w:webHidden/>
               </w:rPr>
-              <w:instrText xml:space="preserve"> PAGEREF _Toc232287057 \h </w:instrText>
+              <w:instrText xml:space="preserve"> PAGEREF _Toc232289012 \h </w:instrText>
             </w:r>
             <w:r>
               <w:rPr>
@@ -4363,7 +4233,7 @@
                 <w:noProof/>
                 <w:webHidden/>
               </w:rPr>
-              <w:t>24</w:t>
+              <w:t>25</w:t>
             </w:r>
             <w:r>
               <w:rPr>
@@ -4391,7 +4261,7 @@
               <w14:ligatures w14:val="none"/>
             </w:rPr>
           </w:pPr>
-          <w:hyperlink w:anchor="_Toc232287058" w:history="1">
+          <w:hyperlink w:anchor="_Toc232289013" w:history="1">
             <w:r>
               <w:rPr>
                 <w:rStyle w:val="Hyperlink"/>
@@ -4418,7 +4288,7 @@
                 <w:noProof/>
                 <w:webHidden/>
               </w:rPr>
-              <w:instrText xml:space="preserve"> PAGEREF _Toc232287058 \h </w:instrText>
+              <w:instrText xml:space="preserve"> PAGEREF _Toc232289013 \h </w:instrText>
             </w:r>
             <w:r>
               <w:rPr>
@@ -4438,7 +4308,7 @@
                 <w:noProof/>
                 <w:webHidden/>
               </w:rPr>
-              <w:t>24</w:t>
+              <w:t>25</w:t>
             </w:r>
             <w:r>
               <w:rPr>
@@ -4466,7 +4336,7 @@
               <w14:ligatures w14:val="none"/>
             </w:rPr>
           </w:pPr>
-          <w:hyperlink w:anchor="_Toc232287059" w:history="1">
+          <w:hyperlink w:anchor="_Toc232289014" w:history="1">
             <w:r>
               <w:rPr>
                 <w:rStyle w:val="Hyperlink"/>
@@ -4493,7 +4363,7 @@
                 <w:noProof/>
                 <w:webHidden/>
               </w:rPr>
-              <w:instrText xml:space="preserve"> PAGEREF _Toc232287059 \h </w:instrText>
+              <w:instrText xml:space="preserve"> PAGEREF _Toc232289014 \h </w:instrText>
             </w:r>
             <w:r>
               <w:rPr>
@@ -4513,7 +4383,7 @@
                 <w:noProof/>
                 <w:webHidden/>
               </w:rPr>
-              <w:t>25</w:t>
+              <w:t>26</w:t>
             </w:r>
             <w:r>
               <w:rPr>
@@ -4541,7 +4411,7 @@
               <w14:ligatures w14:val="none"/>
             </w:rPr>
           </w:pPr>
-          <w:hyperlink w:anchor="_Toc232287060" w:history="1">
+          <w:hyperlink w:anchor="_Toc232289015" w:history="1">
             <w:r>
               <w:rPr>
                 <w:rStyle w:val="Hyperlink"/>
@@ -4568,7 +4438,7 @@
                 <w:noProof/>
                 <w:webHidden/>
               </w:rPr>
-              <w:instrText xml:space="preserve"> PAGEREF _Toc232287060 \h </w:instrText>
+              <w:instrText xml:space="preserve"> PAGEREF _Toc232289015 \h </w:instrText>
             </w:r>
             <w:r>
               <w:rPr>
@@ -4588,7 +4458,7 @@
                 <w:noProof/>
                 <w:webHidden/>
               </w:rPr>
-              <w:t>26</w:t>
+              <w:t>27</w:t>
             </w:r>
             <w:r>
               <w:rPr>
@@ -4616,7 +4486,7 @@
               <w14:ligatures w14:val="none"/>
             </w:rPr>
           </w:pPr>
-          <w:hyperlink w:anchor="_Toc232287061" w:history="1">
+          <w:hyperlink w:anchor="_Toc232289016" w:history="1">
             <w:r>
               <w:rPr>
                 <w:rStyle w:val="Hyperlink"/>
@@ -4643,7 +4513,7 @@
                 <w:noProof/>
                 <w:webHidden/>
               </w:rPr>
-              <w:instrText xml:space="preserve"> PAGEREF _Toc232287061 \h </w:instrText>
+              <w:instrText xml:space="preserve"> PAGEREF _Toc232289016 \h </w:instrText>
             </w:r>
             <w:r>
               <w:rPr>
@@ -4663,7 +4533,7 @@
                 <w:noProof/>
                 <w:webHidden/>
               </w:rPr>
-              <w:t>27</w:t>
+              <w:t>28</w:t>
             </w:r>
             <w:r>
               <w:rPr>
@@ -4691,7 +4561,7 @@
               <w14:ligatures w14:val="none"/>
             </w:rPr>
           </w:pPr>
-          <w:hyperlink w:anchor="_Toc232287062" w:history="1">
+          <w:hyperlink w:anchor="_Toc232289017" w:history="1">
             <w:r>
               <w:rPr>
                 <w:rStyle w:val="Hyperlink"/>
@@ -4718,7 +4588,7 @@
                 <w:noProof/>
                 <w:webHidden/>
               </w:rPr>
-              <w:instrText xml:space="preserve"> PAGEREF _Toc232287062 \h </w:instrText>
+              <w:instrText xml:space="preserve"> PAGEREF _Toc232289017 \h </w:instrText>
             </w:r>
             <w:r>
               <w:rPr>
@@ -4738,7 +4608,7 @@
                 <w:noProof/>
                 <w:webHidden/>
               </w:rPr>
-              <w:t>27</w:t>
+              <w:t>28</w:t>
             </w:r>
             <w:r>
               <w:rPr>
@@ -4766,7 +4636,7 @@
               <w14:ligatures w14:val="none"/>
             </w:rPr>
           </w:pPr>
-          <w:hyperlink w:anchor="_Toc232287063" w:history="1">
+          <w:hyperlink w:anchor="_Toc232289018" w:history="1">
             <w:r>
               <w:rPr>
                 <w:rStyle w:val="Hyperlink"/>
@@ -4793,7 +4663,7 @@
                 <w:noProof/>
                 <w:webHidden/>
               </w:rPr>
-              <w:instrText xml:space="preserve"> PAGEREF _Toc232287063 \h </w:instrText>
+              <w:instrText xml:space="preserve"> PAGEREF _Toc232289018 \h </w:instrText>
             </w:r>
             <w:r>
               <w:rPr>
@@ -4813,7 +4683,7 @@
                 <w:noProof/>
                 <w:webHidden/>
               </w:rPr>
-              <w:t>28</w:t>
+              <w:t>29</w:t>
             </w:r>
             <w:r>
               <w:rPr>
@@ -4841,7 +4711,7 @@
               <w14:ligatures w14:val="none"/>
             </w:rPr>
           </w:pPr>
-          <w:hyperlink w:anchor="_Toc232287064" w:history="1">
+          <w:hyperlink w:anchor="_Toc232289019" w:history="1">
             <w:r>
               <w:rPr>
                 <w:rStyle w:val="Hyperlink"/>
@@ -4868,7 +4738,7 @@
                 <w:noProof/>
                 <w:webHidden/>
               </w:rPr>
-              <w:instrText xml:space="preserve"> PAGEREF _Toc232287064 \h </w:instrText>
+              <w:instrText xml:space="preserve"> PAGEREF _Toc232289019 \h </w:instrText>
             </w:r>
             <w:r>
               <w:rPr>
@@ -4888,7 +4758,7 @@
                 <w:noProof/>
                 <w:webHidden/>
               </w:rPr>
-              <w:t>29</w:t>
+              <w:t>30</w:t>
             </w:r>
             <w:r>
               <w:rPr>
@@ -4916,7 +4786,7 @@
               <w14:ligatures w14:val="none"/>
             </w:rPr>
           </w:pPr>
-          <w:hyperlink w:anchor="_Toc232287065" w:history="1">
+          <w:hyperlink w:anchor="_Toc232289020" w:history="1">
             <w:r>
               <w:rPr>
                 <w:rStyle w:val="Hyperlink"/>
@@ -4943,7 +4813,7 @@
                 <w:noProof/>
                 <w:webHidden/>
               </w:rPr>
-              <w:instrText xml:space="preserve"> PAGEREF _Toc232287065 \h </w:instrText>
+              <w:instrText xml:space="preserve"> PAGEREF _Toc232289020 \h </w:instrText>
             </w:r>
             <w:r>
               <w:rPr>
@@ -4963,7 +4833,7 @@
                 <w:noProof/>
                 <w:webHidden/>
               </w:rPr>
-              <w:t>30</w:t>
+              <w:t>31</w:t>
             </w:r>
             <w:r>
               <w:rPr>
@@ -4991,7 +4861,7 @@
               <w14:ligatures w14:val="none"/>
             </w:rPr>
           </w:pPr>
-          <w:hyperlink w:anchor="_Toc232287066" w:history="1">
+          <w:hyperlink w:anchor="_Toc232289021" w:history="1">
             <w:r>
               <w:rPr>
                 <w:rStyle w:val="Hyperlink"/>
@@ -5018,7 +4888,7 @@
                 <w:noProof/>
                 <w:webHidden/>
               </w:rPr>
-              <w:instrText xml:space="preserve"> PAGEREF _Toc232287066 \h </w:instrText>
+              <w:instrText xml:space="preserve"> PAGEREF _Toc232289021 \h </w:instrText>
             </w:r>
             <w:r>
               <w:rPr>
@@ -5038,7 +4908,7 @@
                 <w:noProof/>
                 <w:webHidden/>
               </w:rPr>
-              <w:t>30</w:t>
+              <w:t>31</w:t>
             </w:r>
             <w:r>
               <w:rPr>
@@ -5066,7 +4936,7 @@
               <w14:ligatures w14:val="none"/>
             </w:rPr>
           </w:pPr>
-          <w:hyperlink w:anchor="_Toc232287067" w:history="1">
+          <w:hyperlink w:anchor="_Toc232289022" w:history="1">
             <w:r>
               <w:rPr>
                 <w:rStyle w:val="Hyperlink"/>
@@ -5093,7 +4963,7 @@
                 <w:noProof/>
                 <w:webHidden/>
               </w:rPr>
-              <w:instrText xml:space="preserve"> PAGEREF _Toc232287067 \h </w:instrText>
+              <w:instrText xml:space="preserve"> PAGEREF _Toc232289022 \h </w:instrText>
             </w:r>
             <w:r>
               <w:rPr>
@@ -5113,7 +4983,7 @@
                 <w:noProof/>
                 <w:webHidden/>
               </w:rPr>
-              <w:t>31</w:t>
+              <w:t>32</w:t>
             </w:r>
             <w:r>
               <w:rPr>
@@ -5141,7 +5011,7 @@
               <w14:ligatures w14:val="none"/>
             </w:rPr>
           </w:pPr>
-          <w:hyperlink w:anchor="_Toc232287068" w:history="1">
+          <w:hyperlink w:anchor="_Toc232289023" w:history="1">
             <w:r>
               <w:rPr>
                 <w:rStyle w:val="Hyperlink"/>
@@ -5168,7 +5038,7 @@
                 <w:noProof/>
                 <w:webHidden/>
               </w:rPr>
-              <w:instrText xml:space="preserve"> PAGEREF _Toc232287068 \h </w:instrText>
+              <w:instrText xml:space="preserve"> PAGEREF _Toc232289023 \h </w:instrText>
             </w:r>
             <w:r>
               <w:rPr>
@@ -5188,7 +5058,7 @@
                 <w:noProof/>
                 <w:webHidden/>
               </w:rPr>
-              <w:t>32</w:t>
+              <w:t>33</w:t>
             </w:r>
             <w:r>
               <w:rPr>
@@ -5216,7 +5086,7 @@
               <w14:ligatures w14:val="none"/>
             </w:rPr>
           </w:pPr>
-          <w:hyperlink w:anchor="_Toc232287069" w:history="1">
+          <w:hyperlink w:anchor="_Toc232289024" w:history="1">
             <w:r>
               <w:rPr>
                 <w:rStyle w:val="Hyperlink"/>
@@ -5243,7 +5113,7 @@
                 <w:noProof/>
                 <w:webHidden/>
               </w:rPr>
-              <w:instrText xml:space="preserve"> PAGEREF _Toc232287069 \h </w:instrText>
+              <w:instrText xml:space="preserve"> PAGEREF _Toc232289024 \h </w:instrText>
             </w:r>
             <w:r>
               <w:rPr>
@@ -5263,7 +5133,7 @@
                 <w:noProof/>
                 <w:webHidden/>
               </w:rPr>
-              <w:t>33</w:t>
+              <w:t>34</w:t>
             </w:r>
             <w:r>
               <w:rPr>
@@ -5291,7 +5161,7 @@
               <w14:ligatures w14:val="none"/>
             </w:rPr>
           </w:pPr>
-          <w:hyperlink w:anchor="_Toc232287070" w:history="1">
+          <w:hyperlink w:anchor="_Toc232289025" w:history="1">
             <w:r>
               <w:rPr>
                 <w:rStyle w:val="Hyperlink"/>
@@ -5318,7 +5188,7 @@
                 <w:noProof/>
                 <w:webHidden/>
               </w:rPr>
-              <w:instrText xml:space="preserve"> PAGEREF _Toc232287070 \h </w:instrText>
+              <w:instrText xml:space="preserve"> PAGEREF _Toc232289025 \h </w:instrText>
             </w:r>
             <w:r>
               <w:rPr>
@@ -5338,7 +5208,7 @@
                 <w:noProof/>
                 <w:webHidden/>
               </w:rPr>
-              <w:t>33</w:t>
+              <w:t>34</w:t>
             </w:r>
             <w:r>
               <w:rPr>
@@ -5366,7 +5236,7 @@
               <w14:ligatures w14:val="none"/>
             </w:rPr>
           </w:pPr>
-          <w:hyperlink w:anchor="_Toc232287071" w:history="1">
+          <w:hyperlink w:anchor="_Toc232289026" w:history="1">
             <w:r>
               <w:rPr>
                 <w:rStyle w:val="Hyperlink"/>
@@ -5393,7 +5263,7 @@
                 <w:noProof/>
                 <w:webHidden/>
               </w:rPr>
-              <w:instrText xml:space="preserve"> PAGEREF _Toc232287071 \h </w:instrText>
+              <w:instrText xml:space="preserve"> PAGEREF _Toc232289026 \h </w:instrText>
             </w:r>
             <w:r>
               <w:rPr>
@@ -5413,7 +5283,7 @@
                 <w:noProof/>
                 <w:webHidden/>
               </w:rPr>
-              <w:t>34</w:t>
+              <w:t>35</w:t>
             </w:r>
             <w:r>
               <w:rPr>
@@ -5441,7 +5311,7 @@
               <w14:ligatures w14:val="none"/>
             </w:rPr>
           </w:pPr>
-          <w:hyperlink w:anchor="_Toc232287072" w:history="1">
+          <w:hyperlink w:anchor="_Toc232289027" w:history="1">
             <w:r>
               <w:rPr>
                 <w:rStyle w:val="Hyperlink"/>
@@ -5468,7 +5338,7 @@
                 <w:noProof/>
                 <w:webHidden/>
               </w:rPr>
-              <w:instrText xml:space="preserve"> PAGEREF _Toc232287072 \h </w:instrText>
+              <w:instrText xml:space="preserve"> PAGEREF _Toc232289027 \h </w:instrText>
             </w:r>
             <w:r>
               <w:rPr>
@@ -5488,7 +5358,7 @@
                 <w:noProof/>
                 <w:webHidden/>
               </w:rPr>
-              <w:t>36</w:t>
+              <w:t>37</w:t>
             </w:r>
             <w:r>
               <w:rPr>
@@ -5516,7 +5386,7 @@
               <w14:ligatures w14:val="none"/>
             </w:rPr>
           </w:pPr>
-          <w:hyperlink w:anchor="_Toc232287073" w:history="1">
+          <w:hyperlink w:anchor="_Toc232289028" w:history="1">
             <w:r>
               <w:rPr>
                 <w:rStyle w:val="Hyperlink"/>
@@ -5543,7 +5413,7 @@
                 <w:noProof/>
                 <w:webHidden/>
               </w:rPr>
-              <w:instrText xml:space="preserve"> PAGEREF _Toc232287073 \h </w:instrText>
+              <w:instrText xml:space="preserve"> PAGEREF _Toc232289028 \h </w:instrText>
             </w:r>
             <w:r>
               <w:rPr>
@@ -5563,7 +5433,7 @@
                 <w:noProof/>
                 <w:webHidden/>
               </w:rPr>
-              <w:t>36</w:t>
+              <w:t>37</w:t>
             </w:r>
             <w:r>
               <w:rPr>
@@ -5589,18 +5459,29 @@
               <w14:ligatures w14:val="none"/>
             </w:rPr>
           </w:pPr>
-          <w:hyperlink w:anchor="_Toc232287074" w:history="1">
+          <w:hyperlink w:anchor="_Toc232289029" w:history="1">
             <w:r>
               <w:rPr>
                 <w:rStyle w:val="Hyperlink"/>
               </w:rPr>
               <w:t>CHAPTER 5</w:t>
             </w:r>
-            <w:r>
-              <w:rPr>
-                <w:webHidden/>
-              </w:rPr>
-              <w:tab/>
+          </w:hyperlink>
+          <w:r>
+            <w:t xml:space="preserve"> </w:t>
+          </w:r>
+          <w:hyperlink w:anchor="_Toc232289030" w:history="1">
+            <w:r>
+              <w:rPr>
+                <w:rStyle w:val="Hyperlink"/>
+              </w:rPr>
+              <w:t>CONCLUSION AND FUTURE RECOMMENDATIONS</w:t>
+            </w:r>
+            <w:r>
+              <w:rPr>
+                <w:rStyle w:val="Hyperlink"/>
+              </w:rPr>
+              <w:t>………………</w:t>
             </w:r>
             <w:r>
               <w:rPr>
@@ -5612,7 +5493,7 @@
               <w:rPr>
                 <w:webHidden/>
               </w:rPr>
-              <w:instrText xml:space="preserve"> PAGEREF _Toc232287074 \h </w:instrText>
+              <w:instrText xml:space="preserve"> PAGEREF _Toc232289030 \h </w:instrText>
             </w:r>
             <w:r>
               <w:rPr>
@@ -5629,72 +5510,7 @@
               <w:rPr>
                 <w:webHidden/>
               </w:rPr>
-              <w:t>39</w:t>
-            </w:r>
-            <w:r>
-              <w:rPr>
-                <w:webHidden/>
-              </w:rPr>
-              <w:fldChar w:fldCharType="end"/>
-            </w:r>
-          </w:hyperlink>
-        </w:p>
-        <w:p>
-          <w:pPr>
-            <w:pStyle w:val="TOC1"/>
-            <w:rPr>
-              <w:rFonts w:asciiTheme="minorHAnsi" w:eastAsiaTheme="minorEastAsia" w:hAnsiTheme="minorHAnsi"/>
-              <w:b w:val="0"/>
-              <w:bCs w:val="0"/>
-              <w:color w:val="auto"/>
-              <w:kern w:val="0"/>
-              <w:sz w:val="22"/>
-              <w:szCs w:val="20"/>
-              <w:lang w:bidi="ne-NP"/>
-              <w14:ligatures w14:val="none"/>
-            </w:rPr>
-          </w:pPr>
-          <w:hyperlink w:anchor="_Toc232287075" w:history="1">
-            <w:r>
-              <w:rPr>
-                <w:rStyle w:val="Hyperlink"/>
-              </w:rPr>
-              <w:t>CONCLUSION AND FUTURE RECOMMENDATIONS</w:t>
-            </w:r>
-            <w:r>
-              <w:rPr>
-                <w:webHidden/>
-              </w:rPr>
-              <w:tab/>
-            </w:r>
-            <w:r>
-              <w:rPr>
-                <w:webHidden/>
-              </w:rPr>
-              <w:fldChar w:fldCharType="begin"/>
-            </w:r>
-            <w:r>
-              <w:rPr>
-                <w:webHidden/>
-              </w:rPr>
-              <w:instrText xml:space="preserve"> PAGEREF _Toc232287075 \h </w:instrText>
-            </w:r>
-            <w:r>
-              <w:rPr>
-                <w:webHidden/>
-              </w:rPr>
-            </w:r>
-            <w:r>
-              <w:rPr>
-                <w:webHidden/>
-              </w:rPr>
-              <w:fldChar w:fldCharType="separate"/>
-            </w:r>
-            <w:r>
-              <w:rPr>
-                <w:webHidden/>
-              </w:rPr>
-              <w:t>39</w:t>
+              <w:t>40</w:t>
             </w:r>
             <w:r>
               <w:rPr>
@@ -5721,7 +5537,7 @@
               <w14:ligatures w14:val="none"/>
             </w:rPr>
           </w:pPr>
-          <w:hyperlink w:anchor="_Toc232287076" w:history="1">
+          <w:hyperlink w:anchor="_Toc232289031" w:history="1">
             <w:r>
               <w:rPr>
                 <w:rStyle w:val="Hyperlink"/>
@@ -5748,7 +5564,7 @@
                 <w:noProof/>
                 <w:webHidden/>
               </w:rPr>
-              <w:instrText xml:space="preserve"> PAGEREF _Toc232287076 \h </w:instrText>
+              <w:instrText xml:space="preserve"> PAGEREF _Toc232289031 \h </w:instrText>
             </w:r>
             <w:r>
               <w:rPr>
@@ -5768,7 +5584,7 @@
                 <w:noProof/>
                 <w:webHidden/>
               </w:rPr>
-              <w:t>39</w:t>
+              <w:t>40</w:t>
             </w:r>
             <w:r>
               <w:rPr>
@@ -5796,7 +5612,7 @@
               <w14:ligatures w14:val="none"/>
             </w:rPr>
           </w:pPr>
-          <w:hyperlink w:anchor="_Toc232287077" w:history="1">
+          <w:hyperlink w:anchor="_Toc232289032" w:history="1">
             <w:r>
               <w:rPr>
                 <w:rStyle w:val="Hyperlink"/>
@@ -5823,7 +5639,7 @@
                 <w:noProof/>
                 <w:webHidden/>
               </w:rPr>
-              <w:instrText xml:space="preserve"> PAGEREF _Toc232287077 \h </w:instrText>
+              <w:instrText xml:space="preserve"> PAGEREF _Toc232289032 \h </w:instrText>
             </w:r>
             <w:r>
               <w:rPr>
@@ -5843,7 +5659,7 @@
                 <w:noProof/>
                 <w:webHidden/>
               </w:rPr>
-              <w:t>39</w:t>
+              <w:t>40</w:t>
             </w:r>
             <w:r>
               <w:rPr>
@@ -5869,7 +5685,7 @@
               <w14:ligatures w14:val="none"/>
             </w:rPr>
           </w:pPr>
-          <w:hyperlink w:anchor="_Toc232287078" w:history="1">
+          <w:hyperlink w:anchor="_Toc232289033" w:history="1">
             <w:r>
               <w:rPr>
                 <w:rStyle w:val="Hyperlink"/>
@@ -5892,7 +5708,7 @@
               <w:rPr>
                 <w:webHidden/>
               </w:rPr>
-              <w:instrText xml:space="preserve"> PAGEREF _Toc232287078 \h </w:instrText>
+              <w:instrText xml:space="preserve"> PAGEREF _Toc232289033 \h </w:instrText>
             </w:r>
             <w:r>
               <w:rPr>
@@ -5909,72 +5725,7 @@
               <w:rPr>
                 <w:webHidden/>
               </w:rPr>
-              <w:t>41</w:t>
-            </w:r>
-            <w:r>
-              <w:rPr>
-                <w:webHidden/>
-              </w:rPr>
-              <w:fldChar w:fldCharType="end"/>
-            </w:r>
-          </w:hyperlink>
-        </w:p>
-        <w:p>
-          <w:pPr>
-            <w:pStyle w:val="TOC1"/>
-            <w:rPr>
-              <w:rFonts w:asciiTheme="minorHAnsi" w:eastAsiaTheme="minorEastAsia" w:hAnsiTheme="minorHAnsi"/>
-              <w:b w:val="0"/>
-              <w:bCs w:val="0"/>
-              <w:color w:val="auto"/>
-              <w:kern w:val="0"/>
-              <w:sz w:val="22"/>
-              <w:szCs w:val="20"/>
-              <w:lang w:bidi="ne-NP"/>
-              <w14:ligatures w14:val="none"/>
-            </w:rPr>
-          </w:pPr>
-          <w:hyperlink w:anchor="_Toc232287079" w:history="1">
-            <w:r>
-              <w:rPr>
-                <w:rStyle w:val="Hyperlink"/>
-              </w:rPr>
-              <w:t>APPENDICES</w:t>
-            </w:r>
-            <w:r>
-              <w:rPr>
-                <w:webHidden/>
-              </w:rPr>
-              <w:tab/>
-            </w:r>
-            <w:r>
-              <w:rPr>
-                <w:webHidden/>
-              </w:rPr>
-              <w:fldChar w:fldCharType="begin"/>
-            </w:r>
-            <w:r>
-              <w:rPr>
-                <w:webHidden/>
-              </w:rPr>
-              <w:instrText xml:space="preserve"> PAGEREF _Toc232287079 \h </w:instrText>
-            </w:r>
-            <w:r>
-              <w:rPr>
-                <w:webHidden/>
-              </w:rPr>
-            </w:r>
-            <w:r>
-              <w:rPr>
-                <w:webHidden/>
-              </w:rPr>
-              <w:fldChar w:fldCharType="separate"/>
-            </w:r>
-            <w:r>
-              <w:rPr>
-                <w:webHidden/>
-              </w:rPr>
-              <w:t>1</w:t>
+              <w:t>42</w:t>
             </w:r>
             <w:r>
               <w:rPr>
@@ -5998,19 +5749,10 @@
     </w:sdt>
     <w:p>
       <w:pPr>
-        <w:spacing w:before="0" w:after="160"/>
-        <w:jc w:val="left"/>
-      </w:pPr>
-      <w:r>
-        <w:br w:type="page"/>
-      </w:r>
-    </w:p>
-    <w:p>
-      <w:pPr>
         <w:pStyle w:val="Heading1"/>
         <w:spacing w:after="240"/>
       </w:pPr>
-      <w:bookmarkStart w:id="8" w:name="_Toc232287024"/>
+      <w:bookmarkStart w:id="8" w:name="_Toc232288981"/>
       <w:r>
         <w:lastRenderedPageBreak/>
         <w:t>LIST OF ABBREVIATIONS</w:t>
@@ -6510,7 +6252,9 @@
         <w:pStyle w:val="Heading1"/>
         <w:spacing w:after="240"/>
       </w:pPr>
-      <w:bookmarkStart w:id="9" w:name="_Toc232287025"/>
+      <w:bookmarkStart w:id="9" w:name="_Toc232288982"/>
+      <w:bookmarkStart w:id="10" w:name="_GoBack"/>
+      <w:bookmarkEnd w:id="10"/>
       <w:r>
         <w:lastRenderedPageBreak/>
         <w:t>LIST OF FIGURES</w:t>
@@ -6562,7 +6306,19 @@
               <w:rPr>
                 <w:sz w:val="22"/>
               </w:rPr>
-              <w:t>Agile Methodology..............................................................................</w:t>
+              <w:t>Agile Methodology...............................................................</w:t>
+            </w:r>
+            <w:r>
+              <w:rPr>
+                <w:sz w:val="22"/>
+              </w:rPr>
+              <w:t>................</w:t>
+            </w:r>
+            <w:r>
+              <w:rPr>
+                <w:sz w:val="22"/>
+              </w:rPr>
+              <w:t>...............</w:t>
             </w:r>
           </w:p>
         </w:tc>
@@ -6575,7 +6331,7 @@
               <w:rPr>
                 <w:sz w:val="22"/>
               </w:rPr>
-              <w:t>13</w:t>
+              <w:t>3</w:t>
             </w:r>
           </w:p>
         </w:tc>
@@ -6606,7 +6362,19 @@
               <w:rPr>
                 <w:sz w:val="22"/>
               </w:rPr>
-              <w:t>Use Case Diagram for AI Text Detector..........................................................</w:t>
+              <w:t>Use Case Diagram for AI Text Detector...................................</w:t>
+            </w:r>
+            <w:r>
+              <w:rPr>
+                <w:sz w:val="22"/>
+              </w:rPr>
+              <w:t>.....</w:t>
+            </w:r>
+            <w:r>
+              <w:rPr>
+                <w:sz w:val="22"/>
+              </w:rPr>
+              <w:t>.......................</w:t>
             </w:r>
           </w:p>
         </w:tc>
@@ -6619,7 +6387,7 @@
               <w:rPr>
                 <w:sz w:val="22"/>
               </w:rPr>
-              <w:t>19</w:t>
+              <w:t>9</w:t>
             </w:r>
           </w:p>
         </w:tc>
@@ -6650,7 +6418,19 @@
               <w:rPr>
                 <w:sz w:val="22"/>
               </w:rPr>
-              <w:t>Gantt Chart for AI Text Detector...............................................................</w:t>
+              <w:t>Gantt Chart for AI Text Detector...................................................</w:t>
+            </w:r>
+            <w:r>
+              <w:rPr>
+                <w:sz w:val="22"/>
+              </w:rPr>
+              <w:t>...........</w:t>
+            </w:r>
+            <w:r>
+              <w:rPr>
+                <w:sz w:val="22"/>
+              </w:rPr>
+              <w:t>............</w:t>
             </w:r>
           </w:p>
         </w:tc>
@@ -6663,7 +6443,13 @@
               <w:rPr>
                 <w:sz w:val="22"/>
               </w:rPr>
-              <w:t>24</w:t>
+              <w:t>1</w:t>
+            </w:r>
+            <w:r>
+              <w:rPr>
+                <w:sz w:val="22"/>
+              </w:rPr>
+              <w:t>4</w:t>
             </w:r>
           </w:p>
         </w:tc>
@@ -6694,7 +6480,19 @@
               <w:rPr>
                 <w:sz w:val="22"/>
               </w:rPr>
-              <w:t>Class Diagram for AI Text Detector.............................................................</w:t>
+              <w:t>Class Diagram for AI Text Detector......................................</w:t>
+            </w:r>
+            <w:r>
+              <w:rPr>
+                <w:sz w:val="22"/>
+              </w:rPr>
+              <w:t>........</w:t>
+            </w:r>
+            <w:r>
+              <w:rPr>
+                <w:sz w:val="22"/>
+              </w:rPr>
+              <w:t>.......................</w:t>
             </w:r>
           </w:p>
         </w:tc>
@@ -6704,10 +6502,7 @@
           </w:tcPr>
           <w:p>
             <w:r>
-              <w:rPr>
-                <w:sz w:val="22"/>
-              </w:rPr>
-              <w:t>24</w:t>
+              <w:t>15</w:t>
             </w:r>
           </w:p>
         </w:tc>
@@ -6738,7 +6533,19 @@
               <w:rPr>
                 <w:sz w:val="22"/>
               </w:rPr>
-              <w:t>State Diagram for AI Text Detector.............................................................</w:t>
+              <w:t>State Diagram for AI Text Detector.......................................</w:t>
+            </w:r>
+            <w:r>
+              <w:rPr>
+                <w:sz w:val="22"/>
+              </w:rPr>
+              <w:t>.........</w:t>
+            </w:r>
+            <w:r>
+              <w:rPr>
+                <w:sz w:val="22"/>
+              </w:rPr>
+              <w:t>......................</w:t>
             </w:r>
           </w:p>
         </w:tc>
@@ -6748,10 +6555,7 @@
           </w:tcPr>
           <w:p>
             <w:r>
-              <w:rPr>
-                <w:sz w:val="22"/>
-              </w:rPr>
-              <w:t>25</w:t>
+              <w:t>16</w:t>
             </w:r>
           </w:p>
         </w:tc>
@@ -6782,7 +6586,19 @@
               <w:rPr>
                 <w:sz w:val="22"/>
               </w:rPr>
-              <w:t>Sequence Diagram for AI Text Detector..........................................................</w:t>
+              <w:t>Sequence Diagram for AI Text Detector...................................</w:t>
+            </w:r>
+            <w:r>
+              <w:rPr>
+                <w:sz w:val="22"/>
+              </w:rPr>
+              <w:t>....</w:t>
+            </w:r>
+            <w:r>
+              <w:rPr>
+                <w:sz w:val="22"/>
+              </w:rPr>
+              <w:t>.......................</w:t>
             </w:r>
           </w:p>
         </w:tc>
@@ -6792,10 +6608,7 @@
           </w:tcPr>
           <w:p>
             <w:r>
-              <w:rPr>
-                <w:sz w:val="22"/>
-              </w:rPr>
-              <w:t>26</w:t>
+              <w:t>17</w:t>
             </w:r>
           </w:p>
         </w:tc>
@@ -6826,7 +6639,19 @@
               <w:rPr>
                 <w:sz w:val="22"/>
               </w:rPr>
-              <w:t>Activity Diagram for AI Text Detector..........................................................</w:t>
+              <w:t>Activity Diagram for AI Text Detector....................................</w:t>
+            </w:r>
+            <w:r>
+              <w:rPr>
+                <w:sz w:val="22"/>
+              </w:rPr>
+              <w:t>.......</w:t>
+            </w:r>
+            <w:r>
+              <w:rPr>
+                <w:sz w:val="22"/>
+              </w:rPr>
+              <w:t>......................</w:t>
             </w:r>
           </w:p>
         </w:tc>
@@ -6836,10 +6661,7 @@
           </w:tcPr>
           <w:p>
             <w:r>
-              <w:rPr>
-                <w:sz w:val="22"/>
-              </w:rPr>
-              <w:t>28</w:t>
+              <w:t>19</w:t>
             </w:r>
           </w:p>
         </w:tc>
@@ -6870,7 +6692,19 @@
               <w:rPr>
                 <w:sz w:val="22"/>
               </w:rPr>
-              <w:t>Component Diagram for AI Text Detector.........................................................</w:t>
+              <w:t>Component Diagram for AI Text Detector..............................</w:t>
+            </w:r>
+            <w:r>
+              <w:rPr>
+                <w:sz w:val="22"/>
+              </w:rPr>
+              <w:t>..</w:t>
+            </w:r>
+            <w:r>
+              <w:rPr>
+                <w:sz w:val="22"/>
+              </w:rPr>
+              <w:t>...........................</w:t>
             </w:r>
           </w:p>
         </w:tc>
@@ -6880,10 +6714,7 @@
           </w:tcPr>
           <w:p>
             <w:r>
-              <w:rPr>
-                <w:sz w:val="22"/>
-              </w:rPr>
-              <w:t>29</w:t>
+              <w:t>20</w:t>
             </w:r>
           </w:p>
         </w:tc>
@@ -6914,7 +6745,19 @@
               <w:rPr>
                 <w:sz w:val="22"/>
               </w:rPr>
-              <w:t>Deployment Diagram for AI Text Detector........................................................</w:t>
+              <w:t>Deployment Diagram for AI Text Detector...................................</w:t>
+            </w:r>
+            <w:r>
+              <w:rPr>
+                <w:sz w:val="22"/>
+              </w:rPr>
+              <w:t>..</w:t>
+            </w:r>
+            <w:r>
+              <w:rPr>
+                <w:sz w:val="22"/>
+              </w:rPr>
+              <w:t>.....................</w:t>
             </w:r>
           </w:p>
         </w:tc>
@@ -6927,7 +6770,7 @@
               <w:rPr>
                 <w:sz w:val="22"/>
               </w:rPr>
-              <w:t>29</w:t>
+              <w:t>21</w:t>
             </w:r>
           </w:p>
         </w:tc>
@@ -6958,7 +6801,19 @@
               <w:rPr>
                 <w:sz w:val="22"/>
               </w:rPr>
-              <w:t>Code Snippet of FileParser Module..............................................................</w:t>
+              <w:t>Code Snippet of FileParser Module.........................................................</w:t>
+            </w:r>
+            <w:r>
+              <w:rPr>
+                <w:sz w:val="22"/>
+              </w:rPr>
+              <w:t>.......</w:t>
+            </w:r>
+            <w:r>
+              <w:rPr>
+                <w:sz w:val="22"/>
+              </w:rPr>
+              <w:t>.....</w:t>
             </w:r>
           </w:p>
         </w:tc>
@@ -6968,10 +6823,7 @@
           </w:tcPr>
           <w:p>
             <w:r>
-              <w:rPr>
-                <w:sz w:val="22"/>
-              </w:rPr>
-              <w:t>35</w:t>
+              <w:t>26</w:t>
             </w:r>
           </w:p>
         </w:tc>
@@ -7002,7 +6854,19 @@
               <w:rPr>
                 <w:sz w:val="22"/>
               </w:rPr>
-              <w:t>Code Snippet of Perplexity &amp; Burstiness Module.................................................</w:t>
+              <w:t>Code Snippet of Perplexity &amp; Burstiness</w:t>
+            </w:r>
+            <w:r>
+              <w:rPr>
+                <w:sz w:val="22"/>
+              </w:rPr>
+              <w:t xml:space="preserve"> </w:t>
+            </w:r>
+            <w:r>
+              <w:rPr>
+                <w:sz w:val="22"/>
+              </w:rPr>
+              <w:t>Module................................................</w:t>
             </w:r>
           </w:p>
         </w:tc>
@@ -7012,10 +6876,7 @@
           </w:tcPr>
           <w:p>
             <w:r>
-              <w:rPr>
-                <w:sz w:val="22"/>
-              </w:rPr>
-              <w:t>36</w:t>
+              <w:t>27</w:t>
             </w:r>
           </w:p>
         </w:tc>
@@ -7046,7 +6907,19 @@
               <w:rPr>
                 <w:sz w:val="22"/>
               </w:rPr>
-              <w:t>Code Snippet of KNN Feature Module.............................................................</w:t>
+              <w:t>Code Snippet of KNN Feature Module.......................................</w:t>
+            </w:r>
+            <w:r>
+              <w:rPr>
+                <w:sz w:val="22"/>
+              </w:rPr>
+              <w:t>...</w:t>
+            </w:r>
+            <w:r>
+              <w:rPr>
+                <w:sz w:val="22"/>
+              </w:rPr>
+              <w:t>......................</w:t>
             </w:r>
           </w:p>
         </w:tc>
@@ -7056,10 +6929,7 @@
           </w:tcPr>
           <w:p>
             <w:r>
-              <w:rPr>
-                <w:sz w:val="22"/>
-              </w:rPr>
-              <w:t>36</w:t>
+              <w:t>27</w:t>
             </w:r>
           </w:p>
         </w:tc>
@@ -7090,7 +6960,19 @@
               <w:rPr>
                 <w:sz w:val="22"/>
               </w:rPr>
-              <w:t>Code Snippet of KNN Classifier Module..........................................................</w:t>
+              <w:t>Code Snippet of KNN Classifier Module....................................</w:t>
+            </w:r>
+            <w:r>
+              <w:rPr>
+                <w:sz w:val="22"/>
+              </w:rPr>
+              <w:t>...</w:t>
+            </w:r>
+            <w:r>
+              <w:rPr>
+                <w:sz w:val="22"/>
+              </w:rPr>
+              <w:t>......................</w:t>
             </w:r>
           </w:p>
         </w:tc>
@@ -7100,10 +6982,7 @@
           </w:tcPr>
           <w:p>
             <w:r>
-              <w:rPr>
-                <w:sz w:val="22"/>
-              </w:rPr>
-              <w:t>37</w:t>
+              <w:t>28</w:t>
             </w:r>
           </w:p>
         </w:tc>
@@ -7134,7 +7013,7 @@
               <w:rPr>
                 <w:sz w:val="22"/>
               </w:rPr>
-              <w:t>Code Snippet of Cosine Similarity Feature Module...............................................</w:t>
+              <w:t>Code Snippet of Cosine Similarity Feature Module.............................................</w:t>
             </w:r>
           </w:p>
         </w:tc>
@@ -7144,10 +7023,7 @@
           </w:tcPr>
           <w:p>
             <w:r>
-              <w:rPr>
-                <w:sz w:val="22"/>
-              </w:rPr>
-              <w:t>38</w:t>
+              <w:t>29</w:t>
             </w:r>
           </w:p>
         </w:tc>
@@ -7178,7 +7054,7 @@
               <w:rPr>
                 <w:sz w:val="22"/>
               </w:rPr>
-              <w:t>Code Snippet of Cosine Similarity Angle Module.................................................</w:t>
+              <w:t>Code Snippet of Cosine Similarity Angle Module...............................................</w:t>
             </w:r>
           </w:p>
         </w:tc>
@@ -7191,7 +7067,7 @@
               <w:rPr>
                 <w:sz w:val="22"/>
               </w:rPr>
-              <w:t>39</w:t>
+              <w:t>30</w:t>
             </w:r>
           </w:p>
         </w:tc>
@@ -7222,21 +7098,43 @@
               <w:rPr>
                 <w:sz w:val="22"/>
               </w:rPr>
-              <w:t>Code Snippet of ChartRenderer Gauge Module.....................................................</w:t>
-            </w:r>
-            <w:proofErr w:type="spellStart"/>
+              <w:t>Code Snippet of Chart</w:t>
+            </w:r>
             <w:r>
               <w:rPr>
                 <w:sz w:val="22"/>
               </w:rPr>
-              <w:t>ChartRenderer</w:t>
-            </w:r>
-            <w:proofErr w:type="spellEnd"/>
+              <w:t xml:space="preserve"> </w:t>
+            </w:r>
             <w:r>
               <w:rPr>
                 <w:sz w:val="22"/>
               </w:rPr>
-              <w:t xml:space="preserve"> Gauge Module...</w:t>
+              <w:t>Renderer Gauge Modu</w:t>
+            </w:r>
+            <w:r>
+              <w:rPr>
+                <w:sz w:val="22"/>
+              </w:rPr>
+              <w:t>le</w:t>
+            </w:r>
+            <w:r>
+              <w:rPr>
+                <w:sz w:val="22"/>
+              </w:rPr>
+              <w:t>....</w:t>
+            </w:r>
+            <w:r>
+              <w:rPr>
+                <w:sz w:val="22"/>
+              </w:rPr>
+              <w:t>..........................................</w:t>
+            </w:r>
+            <w:r>
+              <w:rPr>
+                <w:sz w:val="22"/>
+              </w:rPr>
+              <w:t>....</w:t>
             </w:r>
           </w:p>
         </w:tc>
@@ -7249,7 +7147,13 @@
               <w:rPr>
                 <w:sz w:val="22"/>
               </w:rPr>
-              <w:t>39</w:t>
+              <w:t>3</w:t>
+            </w:r>
+            <w:r>
+              <w:rPr>
+                <w:sz w:val="22"/>
+              </w:rPr>
+              <w:t>0</w:t>
             </w:r>
           </w:p>
         </w:tc>
@@ -7280,21 +7184,19 @@
               <w:rPr>
                 <w:sz w:val="22"/>
               </w:rPr>
-              <w:t>Code Snippet of ChartRenderer Scatter Plot Module..............................................</w:t>
-            </w:r>
-            <w:proofErr w:type="spellStart"/>
+              <w:t>Code Snippet of Chart</w:t>
+            </w:r>
             <w:r>
               <w:rPr>
                 <w:sz w:val="22"/>
               </w:rPr>
-              <w:t>ChartRenderer</w:t>
-            </w:r>
-            <w:proofErr w:type="spellEnd"/>
+              <w:t xml:space="preserve"> </w:t>
+            </w:r>
             <w:r>
               <w:rPr>
                 <w:sz w:val="22"/>
               </w:rPr>
-              <w:t xml:space="preserve"> Scatter Plot Module...</w:t>
+              <w:t>Renderer Scatter Plot Module..........................................</w:t>
             </w:r>
           </w:p>
         </w:tc>
@@ -7304,10 +7206,7 @@
           </w:tcPr>
           <w:p>
             <w:r>
-              <w:rPr>
-                <w:sz w:val="22"/>
-              </w:rPr>
-              <w:t>40</w:t>
+              <w:t>31</w:t>
             </w:r>
           </w:p>
         </w:tc>
@@ -7338,7 +7237,7 @@
               <w:rPr>
                 <w:sz w:val="22"/>
               </w:rPr>
-              <w:t>Code Snippet of ChartRenderer Radar Chart Module...............................................</w:t>
+              <w:t xml:space="preserve">Code Snippet of </w:t>
             </w:r>
             <w:proofErr w:type="spellStart"/>
             <w:r>
@@ -7352,7 +7251,19 @@
               <w:rPr>
                 <w:sz w:val="22"/>
               </w:rPr>
-              <w:t xml:space="preserve"> Radar Chart Module...</w:t>
+              <w:t xml:space="preserve"> Radar Chart Module.....</w:t>
+            </w:r>
+            <w:r>
+              <w:rPr>
+                <w:sz w:val="22"/>
+              </w:rPr>
+              <w:t>..........................</w:t>
+            </w:r>
+            <w:r>
+              <w:rPr>
+                <w:sz w:val="22"/>
+              </w:rPr>
+              <w:t>...........</w:t>
             </w:r>
           </w:p>
         </w:tc>
@@ -7362,10 +7273,7 @@
           </w:tcPr>
           <w:p>
             <w:r>
-              <w:rPr>
-                <w:sz w:val="22"/>
-              </w:rPr>
-              <w:t>41</w:t>
+              <w:t>32</w:t>
             </w:r>
           </w:p>
         </w:tc>
@@ -7397,7 +7305,19 @@
               <w:rPr>
                 <w:sz w:val="22"/>
               </w:rPr>
-              <w:t>Code Snippet of app.js Analysis Controller Module..............................................</w:t>
+              <w:t>Code Snippet of app.js Analysis Controller Module.................</w:t>
+            </w:r>
+            <w:r>
+              <w:rPr>
+                <w:sz w:val="22"/>
+              </w:rPr>
+              <w:t>.</w:t>
+            </w:r>
+            <w:r>
+              <w:rPr>
+                <w:sz w:val="22"/>
+              </w:rPr>
+              <w:t>..........................</w:t>
             </w:r>
           </w:p>
         </w:tc>
@@ -7410,7 +7330,7 @@
               <w:rPr>
                 <w:sz w:val="22"/>
               </w:rPr>
-              <w:t>42</w:t>
+              <w:t>33</w:t>
             </w:r>
           </w:p>
         </w:tc>
@@ -7441,7 +7361,7 @@
               <w:rPr>
                 <w:sz w:val="22"/>
               </w:rPr>
-              <w:t>Code Snippet of app.js UI Event Listener Module................................................</w:t>
+              <w:t>Code Snippet of app.js UI Event Listener Module...............................................</w:t>
             </w:r>
           </w:p>
         </w:tc>
@@ -7454,7 +7374,7 @@
               <w:rPr>
                 <w:sz w:val="22"/>
               </w:rPr>
-              <w:t>42</w:t>
+              <w:t>33</w:t>
             </w:r>
           </w:p>
         </w:tc>
@@ -7498,7 +7418,7 @@
               <w:rPr>
                 <w:sz w:val="22"/>
               </w:rPr>
-              <w:t>43</w:t>
+              <w:t>34</w:t>
             </w:r>
           </w:p>
         </w:tc>
@@ -7529,7 +7449,7 @@
               <w:rPr>
                 <w:sz w:val="22"/>
               </w:rPr>
-              <w:t>Code Snippet of HTML5 Dashboard Layout Structure...............................................</w:t>
+              <w:t>Code Snippet of HTML5 Dashboard Layout Structure........................................</w:t>
             </w:r>
           </w:p>
         </w:tc>
@@ -7542,7 +7462,72 @@
               <w:rPr>
                 <w:sz w:val="22"/>
               </w:rPr>
-              <w:t>44</w:t>
+              <w:t>35</w:t>
+            </w:r>
+          </w:p>
+        </w:tc>
+      </w:tr>
+      <w:tr>
+        <w:trPr>
+          <w:trHeight w:val="532"/>
+        </w:trPr>
+        <w:tc>
+          <w:tcPr>
+            <w:tcW w:w="1440" w:type="dxa"/>
+          </w:tcPr>
+          <w:p>
+            <w:pPr>
+              <w:rPr>
+                <w:sz w:val="22"/>
+              </w:rPr>
+            </w:pPr>
+            <w:r>
+              <w:rPr>
+                <w:sz w:val="22"/>
+              </w:rPr>
+              <w:t>Figure 4.14:</w:t>
+            </w:r>
+          </w:p>
+        </w:tc>
+        <w:tc>
+          <w:tcPr>
+            <w:tcW w:w="7109" w:type="dxa"/>
+          </w:tcPr>
+          <w:p>
+            <w:pPr>
+              <w:rPr>
+                <w:sz w:val="22"/>
+              </w:rPr>
+            </w:pPr>
+            <w:r>
+              <w:rPr>
+                <w:sz w:val="22"/>
+              </w:rPr>
+              <w:t>Code Snippet of Heuristic Grammar &amp; Typography Module...................</w:t>
+            </w:r>
+            <w:r>
+              <w:rPr>
+                <w:sz w:val="22"/>
+              </w:rPr>
+              <w:t>............</w:t>
+            </w:r>
+          </w:p>
+        </w:tc>
+        <w:tc>
+          <w:tcPr>
+            <w:tcW w:w="549" w:type="dxa"/>
+          </w:tcPr>
+          <w:p>
+            <w:pPr>
+              <w:rPr>
+                <w:sz w:val="22"/>
+              </w:rPr>
+            </w:pPr>
+            <w:r>
+              <w:rPr>
+                <w:sz w:val="22"/>
+              </w:rPr>
+              <w:t>36</w:t>
             </w:r>
           </w:p>
         </w:tc>
@@ -7562,12 +7547,12 @@
         <w:pStyle w:val="Heading1"/>
         <w:spacing w:after="240"/>
       </w:pPr>
-      <w:bookmarkStart w:id="10" w:name="_Toc232287026"/>
+      <w:bookmarkStart w:id="11" w:name="_Toc232288983"/>
       <w:r>
         <w:lastRenderedPageBreak/>
         <w:t>LIST OF TABLES</w:t>
       </w:r>
-      <w:bookmarkEnd w:id="10"/>
+      <w:bookmarkEnd w:id="11"/>
     </w:p>
     <w:tbl>
       <w:tblPr>
@@ -7614,7 +7599,19 @@
               <w:rPr>
                 <w:sz w:val="22"/>
               </w:rPr>
-              <w:t>Schedule Feasibility...........................................................................</w:t>
+              <w:t>Schedule Feasibility..................................................................</w:t>
+            </w:r>
+            <w:r>
+              <w:rPr>
+                <w:sz w:val="22"/>
+              </w:rPr>
+              <w:t>...................</w:t>
+            </w:r>
+            <w:r>
+              <w:rPr>
+                <w:sz w:val="22"/>
+              </w:rPr>
+              <w:t>.........</w:t>
             </w:r>
           </w:p>
         </w:tc>
@@ -7624,10 +7621,7 @@
           </w:tcPr>
           <w:p>
             <w:r>
-              <w:rPr>
-                <w:sz w:val="22"/>
-              </w:rPr>
-              <w:t>22</w:t>
+              <w:t>14</w:t>
             </w:r>
           </w:p>
         </w:tc>
@@ -7658,7 +7652,7 @@
               <w:rPr>
                 <w:sz w:val="22"/>
               </w:rPr>
-              <w:t>Test Cases for Unit Testing of Dashboard Interface and File Parsers............................</w:t>
+              <w:t>Test Cases for Unit Testing of Dashboard Interface and File Parsers.....................</w:t>
             </w:r>
           </w:p>
         </w:tc>
@@ -7668,10 +7662,7 @@
           </w:tcPr>
           <w:p>
             <w:r>
-              <w:rPr>
-                <w:sz w:val="22"/>
-              </w:rPr>
-              <w:t>46</w:t>
+              <w:t>37</w:t>
             </w:r>
           </w:p>
         </w:tc>
@@ -7702,7 +7693,19 @@
               <w:rPr>
                 <w:sz w:val="22"/>
               </w:rPr>
-              <w:t>Test Cases for Verification of Classification Accuracy.........................................</w:t>
+              <w:t>Test Cases for Verification of Classification Accuracy.........</w:t>
+            </w:r>
+            <w:r>
+              <w:rPr>
+                <w:sz w:val="22"/>
+              </w:rPr>
+              <w:t>.</w:t>
+            </w:r>
+            <w:r>
+              <w:rPr>
+                <w:sz w:val="22"/>
+              </w:rPr>
+              <w:t>................................</w:t>
             </w:r>
           </w:p>
         </w:tc>
@@ -7712,10 +7715,7 @@
           </w:tcPr>
           <w:p>
             <w:r>
-              <w:rPr>
-                <w:sz w:val="22"/>
-              </w:rPr>
-              <w:t>48</w:t>
+              <w:t>38</w:t>
             </w:r>
           </w:p>
         </w:tc>
@@ -7738,16 +7738,19 @@
       <w:pPr>
         <w:pStyle w:val="Heading1"/>
       </w:pPr>
-      <w:bookmarkStart w:id="11" w:name="_Toc232287027"/>
+      <w:bookmarkStart w:id="12" w:name="_Toc232288984"/>
       <w:r>
         <w:lastRenderedPageBreak/>
         <w:t>CHAPTER 1</w:t>
       </w:r>
-      <w:bookmarkStart w:id="12" w:name="_Toc232287028"/>
-      <w:bookmarkEnd w:id="11"/>
       <w:r>
         <w:t xml:space="preserve"> </w:t>
       </w:r>
+    </w:p>
+    <w:p>
+      <w:pPr>
+        <w:pStyle w:val="Heading1"/>
+      </w:pPr>
       <w:r>
         <w:t>INTRODUCTION</w:t>
       </w:r>
@@ -7757,7 +7760,7 @@
       <w:pPr>
         <w:pStyle w:val="Heading2"/>
       </w:pPr>
-      <w:bookmarkStart w:id="13" w:name="_Toc232287029"/>
+      <w:bookmarkStart w:id="13" w:name="_Toc232288985"/>
       <w:r>
         <w:t>1.1. Introduction</w:t>
       </w:r>
@@ -7824,8 +7827,9 @@
       <w:pPr>
         <w:pStyle w:val="Heading2"/>
       </w:pPr>
-      <w:bookmarkStart w:id="14" w:name="_Toc232287030"/>
-      <w:r>
+      <w:bookmarkStart w:id="14" w:name="_Toc232288986"/>
+      <w:r>
+        <w:lastRenderedPageBreak/>
         <w:t>1.2. Problem Statement</w:t>
       </w:r>
       <w:bookmarkEnd w:id="14"/>
@@ -7849,7 +7853,6 @@
         <w:spacing w:line="360" w:lineRule="auto"/>
       </w:pPr>
       <w:r>
-        <w:lastRenderedPageBreak/>
         <w:t>Students can generate complete essays and homework solutions, undermining learning evaluation standards.</w:t>
       </w:r>
     </w:p>
@@ -7903,7 +7906,7 @@
       <w:pPr>
         <w:pStyle w:val="Heading2"/>
       </w:pPr>
-      <w:bookmarkStart w:id="15" w:name="_Toc232287031"/>
+      <w:bookmarkStart w:id="15" w:name="_Toc232288987"/>
       <w:r>
         <w:t>1.3. Objectives</w:t>
       </w:r>
@@ -8038,7 +8041,7 @@
       <w:pPr>
         <w:pStyle w:val="Heading2"/>
       </w:pPr>
-      <w:bookmarkStart w:id="16" w:name="_Toc232287032"/>
+      <w:bookmarkStart w:id="16" w:name="_Toc232288988"/>
       <w:r>
         <w:t xml:space="preserve">1.4. </w:t>
       </w:r>
@@ -8070,6 +8073,7 @@
         <w:rPr>
           <w:b/>
         </w:rPr>
+        <w:lastRenderedPageBreak/>
         <w:t>Sprint 1:</w:t>
       </w:r>
       <w:r>
@@ -8129,7 +8133,6 @@
         <w:rPr>
           <w:b/>
         </w:rPr>
-        <w:lastRenderedPageBreak/>
         <w:t>Sprint 3:</w:t>
       </w:r>
       <w:r>
@@ -8318,7 +8321,7 @@
       <w:pPr>
         <w:pStyle w:val="Heading2"/>
       </w:pPr>
-      <w:bookmarkStart w:id="17" w:name="_Toc232287033"/>
+      <w:bookmarkStart w:id="17" w:name="_Toc232288989"/>
       <w:r>
         <w:t>1.5. Report Organization</w:t>
       </w:r>
@@ -8345,11 +8348,8 @@
         <w:spacing w:before="0" w:after="160" w:line="360" w:lineRule="auto"/>
       </w:pPr>
       <w:r>
-        <w:t xml:space="preserve">The first chapter deals with the introduction to the AI Text Detector. Here, the reader is given a brief idea about the purpose, scope, and importance of the AI Text Detector in today’s digital </w:t>
-      </w:r>
-      <w:r>
         <w:lastRenderedPageBreak/>
-        <w:t>world. This chapter also deals with the rising challenges posed by generative artificial intelligence models and how AI-generated text needs to be identified using automated tools. Here, the reader is given a clear idea about the objectives behind this project and how the system helps in classifying text using structural and linguistic markers like perplexity, lexical diversity, and burstiness.</w:t>
+        <w:t>The first chapter deals with the introduction to the AI Text Detector. Here, the reader is given a brief idea about the purpose, scope, and importance of the AI Text Detector in today’s digital world. This chapter also deals with the rising challenges posed by generative artificial intelligence models and how AI-generated text needs to be identified using automated tools. Here, the reader is given a clear idea about the objectives behind this project and how the system helps in classifying text using structural and linguistic markers like perplexity, lexical diversity, and burstiness.</w:t>
       </w:r>
     </w:p>
     <w:p>
@@ -8387,11 +8387,8 @@
         <w:spacing w:before="0" w:after="160" w:line="360" w:lineRule="auto"/>
       </w:pPr>
       <w:r>
-        <w:t xml:space="preserve">The fifth chapter concludes the report and provides a summary of the findings and the effectiveness of the AI Text Detector. This chapter provides information about the effectiveness </w:t>
-      </w:r>
-      <w:r>
         <w:lastRenderedPageBreak/>
-        <w:t>of the system in detecting AI-generated text and how it helps educators, publishers, and content creators to verify content authenticity and ensure academic integrity.</w:t>
+        <w:t>The fifth chapter concludes the report and provides a summary of the findings and the effectiveness of the AI Text Detector. This chapter provides information about the effectiveness of the system in detecting AI-generated text and how it helps educators, publishers, and content creators to verify content authenticity and ensure academic integrity.</w:t>
       </w:r>
       <w:r>
         <w:br w:type="page"/>
@@ -8402,35 +8399,39 @@
         <w:pStyle w:val="Heading1"/>
         <w:spacing w:after="240"/>
       </w:pPr>
-      <w:bookmarkStart w:id="18" w:name="_Toc232287034"/>
+      <w:bookmarkStart w:id="18" w:name="_Toc232288990"/>
       <w:r>
         <w:lastRenderedPageBreak/>
         <w:t>CHAPTER 2</w:t>
       </w:r>
       <w:bookmarkStart w:id="19" w:name="_Toc201399424"/>
-      <w:bookmarkStart w:id="20" w:name="_Toc232287035"/>
+      <w:r>
+        <w:t xml:space="preserve"> </w:t>
+      </w:r>
+    </w:p>
+    <w:p>
+      <w:pPr>
+        <w:pStyle w:val="Heading1"/>
+        <w:spacing w:after="240"/>
+      </w:pPr>
+      <w:r>
+        <w:t>BACKGROUND STUDY AND LITERATURE REVIEW</w:t>
+      </w:r>
       <w:bookmarkEnd w:id="18"/>
+      <w:bookmarkEnd w:id="19"/>
       <w:r>
         <w:t xml:space="preserve"> </w:t>
       </w:r>
-      <w:r>
-        <w:t>BACKGROUND STUDY AND LITERATURE REVIEW</w:t>
-      </w:r>
-      <w:bookmarkEnd w:id="19"/>
+    </w:p>
+    <w:p>
+      <w:pPr>
+        <w:pStyle w:val="Heading2"/>
+      </w:pPr>
+      <w:bookmarkStart w:id="20" w:name="_Toc232288991"/>
+      <w:r>
+        <w:t>2.1. Background Study</w:t>
+      </w:r>
       <w:bookmarkEnd w:id="20"/>
-      <w:r>
-        <w:t xml:space="preserve"> </w:t>
-      </w:r>
-    </w:p>
-    <w:p>
-      <w:pPr>
-        <w:pStyle w:val="Heading2"/>
-      </w:pPr>
-      <w:bookmarkStart w:id="21" w:name="_Toc232287036"/>
-      <w:r>
-        <w:t>2.1. Background Study</w:t>
-      </w:r>
-      <w:bookmarkEnd w:id="21"/>
     </w:p>
     <w:p>
       <w:pPr>
@@ -8513,11 +8514,11 @@
       <w:pPr>
         <w:pStyle w:val="Heading2"/>
       </w:pPr>
-      <w:bookmarkStart w:id="22" w:name="_Toc232287037"/>
+      <w:bookmarkStart w:id="21" w:name="_Toc232288992"/>
       <w:r>
         <w:t>2.2 Literature Review</w:t>
       </w:r>
-      <w:bookmarkEnd w:id="22"/>
+      <w:bookmarkEnd w:id="21"/>
     </w:p>
     <w:p>
       <w:pPr>
@@ -8724,41 +8725,50 @@
         <w:pStyle w:val="Heading1"/>
         <w:ind w:left="224" w:right="278"/>
       </w:pPr>
-      <w:bookmarkStart w:id="23" w:name="_Toc201399427"/>
-      <w:bookmarkStart w:id="24" w:name="_Toc232287038"/>
+      <w:bookmarkStart w:id="22" w:name="_Toc201399427"/>
+      <w:bookmarkStart w:id="23" w:name="_Toc232288993"/>
       <w:r>
         <w:lastRenderedPageBreak/>
         <w:t>CHAPTER 3</w:t>
       </w:r>
+      <w:bookmarkEnd w:id="22"/>
+      <w:r>
+        <w:t xml:space="preserve"> </w:t>
+      </w:r>
+    </w:p>
+    <w:p>
+      <w:pPr>
+        <w:pStyle w:val="Heading1"/>
+        <w:ind w:left="224" w:right="278"/>
+      </w:pPr>
+      <w:r>
+        <w:t>SYSTEM ANALYSIS AND DESIGN</w:t>
+      </w:r>
       <w:bookmarkEnd w:id="23"/>
-      <w:r>
-        <w:t xml:space="preserve"> SYSTEM ANALYSIS AND DESIGN</w:t>
+    </w:p>
+    <w:p>
+      <w:pPr>
+        <w:pStyle w:val="Heading2"/>
+      </w:pPr>
+      <w:bookmarkStart w:id="24" w:name="_Toc231875504"/>
+      <w:bookmarkStart w:id="25" w:name="_Toc232288994"/>
+      <w:r>
+        <w:t>3.1. System Analysis</w:t>
       </w:r>
       <w:bookmarkEnd w:id="24"/>
-    </w:p>
-    <w:p>
-      <w:pPr>
-        <w:pStyle w:val="Heading2"/>
-      </w:pPr>
-      <w:bookmarkStart w:id="25" w:name="_Toc231875504"/>
-      <w:bookmarkStart w:id="26" w:name="_Toc232287039"/>
-      <w:r>
-        <w:t>3.1. System Analysis</w:t>
-      </w:r>
       <w:bookmarkEnd w:id="25"/>
+    </w:p>
+    <w:p>
+      <w:pPr>
+        <w:pStyle w:val="Heading3"/>
+      </w:pPr>
+      <w:bookmarkStart w:id="26" w:name="_Toc231875505"/>
+      <w:bookmarkStart w:id="27" w:name="_Toc232288995"/>
+      <w:r>
+        <w:t>3.1.1 Requirement Analysis</w:t>
+      </w:r>
       <w:bookmarkEnd w:id="26"/>
-    </w:p>
-    <w:p>
-      <w:pPr>
-        <w:pStyle w:val="Heading3"/>
-      </w:pPr>
-      <w:bookmarkStart w:id="27" w:name="_Toc231875505"/>
-      <w:bookmarkStart w:id="28" w:name="_Toc232287040"/>
-      <w:r>
-        <w:t>3.1.1 Requirement Analysis</w:t>
-      </w:r>
       <w:bookmarkEnd w:id="27"/>
-      <w:bookmarkEnd w:id="28"/>
     </w:p>
     <w:p>
       <w:pPr>
@@ -9074,16 +9084,410 @@
           <w:b/>
           <w:bCs/>
         </w:rPr>
+        <w:t>4.  Overall Probability Gauge:</w:t>
+      </w:r>
+    </w:p>
+    <w:p>
+      <w:pPr>
+        <w:spacing w:line="360" w:lineRule="auto"/>
+      </w:pPr>
+      <w:r>
+        <w:t>Displays a glowing SVG gauge visualization representing the weighted ensemble probability of machine generation.</w:t>
+      </w:r>
+    </w:p>
+    <w:p>
+      <w:pPr>
+        <w:spacing w:after="0" w:line="360" w:lineRule="auto"/>
+        <w:rPr>
+          <w:b/>
+          <w:bCs/>
+        </w:rPr>
+      </w:pPr>
+      <w:r>
+        <w:rPr>
+          <w:b/>
+          <w:bCs/>
+        </w:rPr>
+        <w:t>5.  5-Axis Stylometric Radar Chart:</w:t>
+      </w:r>
+    </w:p>
+    <w:p>
+      <w:pPr>
+        <w:spacing w:line="360" w:lineRule="auto"/>
+      </w:pPr>
+      <w:r>
+        <w:t>Renders a radar chart comparing five syntactic markers of the document against human and AI prototype vectors.</w:t>
+      </w:r>
+    </w:p>
+    <w:p>
+      <w:pPr>
+        <w:spacing w:after="0" w:line="360" w:lineRule="auto"/>
+        <w:rPr>
+          <w:b/>
+          <w:bCs/>
+        </w:rPr>
+      </w:pPr>
+      <w:r>
+        <w:rPr>
+          <w:b/>
+          <w:bCs/>
+        </w:rPr>
+        <w:t>6.  KNN Scatter Plot:</w:t>
+      </w:r>
+    </w:p>
+    <w:p>
+      <w:pPr>
+        <w:spacing w:line="360" w:lineRule="auto"/>
+      </w:pPr>
+      <w:r>
+        <w:t>Renders a 2D scatter plot illustrating the feature space vectors of the 5 nearest neighbors relative to the document.</w:t>
+      </w:r>
+    </w:p>
+    <w:p>
+      <w:pPr>
+        <w:spacing w:after="0" w:line="360" w:lineRule="auto"/>
+        <w:rPr>
+          <w:b/>
+          <w:bCs/>
+        </w:rPr>
+      </w:pPr>
+      <w:r>
+        <w:rPr>
+          <w:b/>
+          <w:bCs/>
+        </w:rPr>
+        <w:t>7.  Word &amp; Sentence Counting:</w:t>
+      </w:r>
+    </w:p>
+    <w:p>
+      <w:pPr>
+        <w:spacing w:line="360" w:lineRule="auto"/>
+      </w:pPr>
+      <w:r>
+        <w:t>Shows the character and word counts of the text in real time.</w:t>
+      </w:r>
+    </w:p>
+    <w:p>
+      <w:pPr>
+        <w:spacing w:after="0" w:line="360" w:lineRule="auto"/>
+        <w:rPr>
+          <w:b/>
+          <w:bCs/>
+        </w:rPr>
+      </w:pPr>
+      <w:r>
+        <w:rPr>
+          <w:b/>
+          <w:bCs/>
+        </w:rPr>
+        <w:t>8.  Burstiness &amp; Lexical Statistics:</w:t>
+      </w:r>
+    </w:p>
+    <w:p>
+      <w:pPr>
+        <w:spacing w:line="360" w:lineRule="auto"/>
+      </w:pPr>
+      <w:r>
+        <w:t>Displays computed values for sentence length standard deviation (burstiness) and Type-Token Ratio (TTR).</w:t>
+      </w:r>
+    </w:p>
+    <w:p>
+      <w:pPr>
+        <w:spacing w:after="0" w:line="360" w:lineRule="auto"/>
+        <w:rPr>
+          <w:b/>
+          <w:bCs/>
+        </w:rPr>
+      </w:pPr>
+      <w:r>
+        <w:rPr>
+          <w:b/>
+          <w:bCs/>
+        </w:rPr>
+        <w:t>9.  Sentence Perplexity Heatmap:</w:t>
+      </w:r>
+    </w:p>
+    <w:p>
+      <w:pPr>
+        <w:spacing w:line="360" w:lineRule="auto"/>
+      </w:pPr>
+      <w:r>
+        <w:t>Color-codes sentences based on their individual AI likelihood (AI Heavy, Mixed, Human-like).</w:t>
+      </w:r>
+    </w:p>
+    <w:p>
+      <w:pPr>
+        <w:spacing w:after="0" w:line="360" w:lineRule="auto"/>
+        <w:rPr>
+          <w:b/>
+          <w:bCs/>
+        </w:rPr>
+      </w:pPr>
+      <w:r>
+        <w:rPr>
+          <w:b/>
+          <w:bCs/>
+        </w:rPr>
+        <w:t>10. Sentence Inspector:</w:t>
+      </w:r>
+    </w:p>
+    <w:p>
+      <w:pPr>
+        <w:spacing w:line="360" w:lineRule="auto"/>
+      </w:pPr>
+      <w:r>
+        <w:t>Clicking a heatmap sentence displays its word count, AI confidence, and classification.</w:t>
+      </w:r>
+    </w:p>
+    <w:p>
+      <w:pPr>
+        <w:spacing w:after="0" w:line="360" w:lineRule="auto"/>
+        <w:rPr>
+          <w:b/>
+          <w:bCs/>
+        </w:rPr>
+      </w:pPr>
+      <w:r>
+        <w:rPr>
+          <w:b/>
+          <w:bCs/>
+        </w:rPr>
+        <w:t>11. LaTeX Math Panel:</w:t>
+      </w:r>
+    </w:p>
+    <w:p>
+      <w:pPr>
+        <w:spacing w:line="360" w:lineRule="auto"/>
+      </w:pPr>
+      <w:r>
+        <w:t>A dedicated tab displaying MathJax-rendered mathematical steps and raw formulas used by the classifier.</w:t>
+      </w:r>
+    </w:p>
+    <w:p>
+      <w:pPr>
+        <w:spacing w:after="0" w:line="360" w:lineRule="auto"/>
+        <w:rPr>
+          <w:b/>
+          <w:bCs/>
+        </w:rPr>
+      </w:pPr>
+    </w:p>
+    <w:p>
+      <w:pPr>
+        <w:spacing w:after="0" w:line="360" w:lineRule="auto"/>
+        <w:rPr>
+          <w:b/>
+          <w:bCs/>
+        </w:rPr>
+      </w:pPr>
+    </w:p>
+    <w:p>
+      <w:pPr>
+        <w:spacing w:after="0" w:line="360" w:lineRule="auto"/>
+        <w:rPr>
+          <w:b/>
+          <w:bCs/>
+        </w:rPr>
+      </w:pPr>
+      <w:r>
+        <w:rPr>
+          <w:b/>
+          <w:bCs/>
+        </w:rPr>
+        <w:t>12. Privacy (Local Execution):</w:t>
+      </w:r>
+    </w:p>
+    <w:p>
+      <w:pPr>
+        <w:spacing w:line="360" w:lineRule="auto"/>
+      </w:pPr>
+      <w:r>
+        <w:t>All parsing, feature extraction, and classification run entirely client-side in the browser sandbox.</w:t>
+      </w:r>
+    </w:p>
+    <w:p>
+      <w:pPr>
+        <w:spacing w:after="0" w:line="360" w:lineRule="auto"/>
+        <w:rPr>
+          <w:b/>
+          <w:bCs/>
+        </w:rPr>
+      </w:pPr>
+      <w:r>
+        <w:rPr>
+          <w:b/>
+          <w:bCs/>
+        </w:rPr>
+        <w:t>13. Single Page Dashboard:</w:t>
+      </w:r>
+    </w:p>
+    <w:p>
+      <w:pPr>
+        <w:spacing w:line="360" w:lineRule="auto"/>
+      </w:pPr>
+      <w:r>
+        <w:t>A unified, responsive single-page visual dashboard with custom glowing elements.</w:t>
+      </w:r>
+    </w:p>
+    <w:p>
+      <w:pPr>
+        <w:spacing w:line="360" w:lineRule="auto"/>
+        <w:rPr>
+          <w:b/>
+          <w:bCs/>
+        </w:rPr>
+      </w:pPr>
+      <w:r>
+        <w:rPr>
+          <w:b/>
+          <w:bCs/>
+        </w:rPr>
+        <w:t>3.1.1.2. Non-Functional Requirements</w:t>
+      </w:r>
+    </w:p>
+    <w:p>
+      <w:pPr>
+        <w:spacing w:after="0" w:line="360" w:lineRule="auto"/>
+        <w:rPr>
+          <w:b/>
+          <w:bCs/>
+        </w:rPr>
+      </w:pPr>
+      <w:r>
+        <w:rPr>
+          <w:b/>
+          <w:bCs/>
+        </w:rPr>
+        <w:t>1.  Usability (User Friendly):</w:t>
+      </w:r>
+    </w:p>
+    <w:p>
+      <w:pPr>
+        <w:spacing w:line="360" w:lineRule="auto"/>
+      </w:pPr>
+      <w:r>
+        <w:t>The interface must remain clean and intuitive, requiring no technical styling training to operate.</w:t>
+      </w:r>
+    </w:p>
+    <w:p>
+      <w:pPr>
+        <w:spacing w:after="0" w:line="360" w:lineRule="auto"/>
+        <w:rPr>
+          <w:b/>
+          <w:bCs/>
+        </w:rPr>
+      </w:pPr>
+      <w:r>
+        <w:rPr>
+          <w:b/>
+          <w:bCs/>
+        </w:rPr>
+        <w:t>2.  Privacy (Data Security):</w:t>
+      </w:r>
+    </w:p>
+    <w:p>
+      <w:pPr>
+        <w:spacing w:line="360" w:lineRule="auto"/>
+      </w:pPr>
+      <w:r>
+        <w:t>The application does not transmit any document text to remote servers, preventing credentials or data leaks.</w:t>
+      </w:r>
+    </w:p>
+    <w:p>
+      <w:pPr>
+        <w:spacing w:after="0" w:line="360" w:lineRule="auto"/>
+        <w:rPr>
+          <w:b/>
+          <w:bCs/>
+        </w:rPr>
+      </w:pPr>
+      <w:r>
+        <w:rPr>
+          <w:b/>
+          <w:bCs/>
+        </w:rPr>
+        <w:t>3.  Low Latency Performance:</w:t>
+      </w:r>
+    </w:p>
+    <w:p>
+      <w:pPr>
+        <w:spacing w:line="360" w:lineRule="auto"/>
+      </w:pPr>
+      <w:r>
+        <w:t>The document processing and classification pipeline must execute in less than 500 milliseconds.</w:t>
+      </w:r>
+    </w:p>
+    <w:p>
+      <w:pPr>
+        <w:spacing w:after="0" w:line="360" w:lineRule="auto"/>
+        <w:rPr>
+          <w:b/>
+          <w:bCs/>
+        </w:rPr>
+      </w:pPr>
+      <w:r>
+        <w:rPr>
+          <w:b/>
+          <w:bCs/>
+        </w:rPr>
+        <w:t>4.  Classification Accuracy:</w:t>
+      </w:r>
+    </w:p>
+    <w:p>
+      <w:pPr>
+        <w:spacing w:line="360" w:lineRule="auto"/>
+      </w:pPr>
+      <w:r>
+        <w:t>The ensemble algorithms must be tuned to minimize false positives on human text and false negatives on AI content.</w:t>
+      </w:r>
+    </w:p>
+    <w:p>
+      <w:pPr>
+        <w:spacing w:after="0" w:line="360" w:lineRule="auto"/>
+        <w:rPr>
+          <w:b/>
+          <w:bCs/>
+        </w:rPr>
+      </w:pPr>
+      <w:r>
+        <w:rPr>
+          <w:b/>
+          <w:bCs/>
+        </w:rPr>
+        <w:t>5.  Reliability and Stability:</w:t>
+      </w:r>
+    </w:p>
+    <w:p>
+      <w:pPr>
+        <w:spacing w:line="360" w:lineRule="auto"/>
+      </w:pPr>
+      <w:r>
+        <w:t>The browser environment must remain stable, running files up to 20,000 words without freezing the UI.</w:t>
+      </w:r>
+    </w:p>
+    <w:p>
+      <w:pPr>
+        <w:spacing w:after="0" w:line="360" w:lineRule="auto"/>
+        <w:rPr>
+          <w:b/>
+          <w:bCs/>
+        </w:rPr>
+      </w:pPr>
+      <w:r>
+        <w:rPr>
+          <w:b/>
+          <w:bCs/>
+        </w:rPr>
+        <w:t>6.  Responsive Layout:</w:t>
+      </w:r>
+    </w:p>
+    <w:p>
+      <w:pPr>
+        <w:spacing w:line="360" w:lineRule="auto"/>
+      </w:pPr>
+      <w:r>
         <w:lastRenderedPageBreak/>
-        <w:t>4.  Overall Probability Gauge:</w:t>
-      </w:r>
-    </w:p>
-    <w:p>
-      <w:pPr>
-        <w:spacing w:line="360" w:lineRule="auto"/>
-      </w:pPr>
-      <w:r>
-        <w:t>Displays a glowing SVG gauge visualization representing the weighted ensemble probability of machine generation.</w:t>
+        <w:t>The dashboard must adapt dynamically to screens from mobile devices to desktop monitors.</w:t>
       </w:r>
     </w:p>
     <w:p>
@@ -9094,416 +9498,20 @@
           <w:bCs/>
         </w:rPr>
       </w:pPr>
-      <w:r>
+    </w:p>
+    <w:p>
+      <w:pPr>
+        <w:spacing w:after="0" w:line="360" w:lineRule="auto"/>
         <w:rPr>
           <w:b/>
           <w:bCs/>
         </w:rPr>
-        <w:t>5.  5-Axis Stylometric Radar Chart:</w:t>
-      </w:r>
-    </w:p>
-    <w:p>
-      <w:pPr>
-        <w:spacing w:line="360" w:lineRule="auto"/>
-      </w:pPr>
-      <w:r>
-        <w:t>Renders a radar chart comparing five syntactic markers of the document against human and AI prototype vectors.</w:t>
-      </w:r>
-    </w:p>
-    <w:p>
-      <w:pPr>
-        <w:spacing w:after="0" w:line="360" w:lineRule="auto"/>
+      </w:pPr>
+      <w:r>
         <w:rPr>
           <w:b/>
           <w:bCs/>
         </w:rPr>
-      </w:pPr>
-      <w:r>
-        <w:rPr>
-          <w:b/>
-          <w:bCs/>
-        </w:rPr>
-        <w:t>6.  KNN Scatter Plot:</w:t>
-      </w:r>
-    </w:p>
-    <w:p>
-      <w:pPr>
-        <w:spacing w:line="360" w:lineRule="auto"/>
-      </w:pPr>
-      <w:r>
-        <w:t>Renders a 2D scatter plot illustrating the feature space vectors of the 5 nearest neighbors relative to the document.</w:t>
-      </w:r>
-    </w:p>
-    <w:p>
-      <w:pPr>
-        <w:spacing w:after="0" w:line="360" w:lineRule="auto"/>
-        <w:rPr>
-          <w:b/>
-          <w:bCs/>
-        </w:rPr>
-      </w:pPr>
-      <w:r>
-        <w:rPr>
-          <w:b/>
-          <w:bCs/>
-        </w:rPr>
-        <w:t>7.  Word &amp; Sentence Counting:</w:t>
-      </w:r>
-    </w:p>
-    <w:p>
-      <w:pPr>
-        <w:spacing w:line="360" w:lineRule="auto"/>
-      </w:pPr>
-      <w:r>
-        <w:t>Shows the character and word counts of the text in real time.</w:t>
-      </w:r>
-    </w:p>
-    <w:p>
-      <w:pPr>
-        <w:spacing w:after="0" w:line="360" w:lineRule="auto"/>
-        <w:rPr>
-          <w:b/>
-          <w:bCs/>
-        </w:rPr>
-      </w:pPr>
-      <w:r>
-        <w:rPr>
-          <w:b/>
-          <w:bCs/>
-        </w:rPr>
-        <w:t>8.  Burstiness &amp; Lexical Statistics:</w:t>
-      </w:r>
-    </w:p>
-    <w:p>
-      <w:pPr>
-        <w:spacing w:line="360" w:lineRule="auto"/>
-      </w:pPr>
-      <w:r>
-        <w:t>Displays computed values for sentence length standard deviation (burstiness) and Type-Token Ratio (TTR).</w:t>
-      </w:r>
-    </w:p>
-    <w:p>
-      <w:pPr>
-        <w:spacing w:after="0" w:line="360" w:lineRule="auto"/>
-        <w:rPr>
-          <w:b/>
-          <w:bCs/>
-        </w:rPr>
-      </w:pPr>
-      <w:r>
-        <w:rPr>
-          <w:b/>
-          <w:bCs/>
-        </w:rPr>
-        <w:t>9.  Sentence Perplexity Heatmap:</w:t>
-      </w:r>
-    </w:p>
-    <w:p>
-      <w:pPr>
-        <w:spacing w:line="360" w:lineRule="auto"/>
-      </w:pPr>
-      <w:r>
-        <w:t>Color-codes sentences based on their individual AI likelihood (AI Heavy, Mixed, Human-like).</w:t>
-      </w:r>
-    </w:p>
-    <w:p>
-      <w:pPr>
-        <w:spacing w:after="0" w:line="360" w:lineRule="auto"/>
-        <w:rPr>
-          <w:b/>
-          <w:bCs/>
-        </w:rPr>
-      </w:pPr>
-      <w:r>
-        <w:rPr>
-          <w:b/>
-          <w:bCs/>
-        </w:rPr>
-        <w:t>10. Sentence Inspector:</w:t>
-      </w:r>
-    </w:p>
-    <w:p>
-      <w:pPr>
-        <w:spacing w:line="360" w:lineRule="auto"/>
-      </w:pPr>
-      <w:r>
-        <w:t>Clicking a heatmap sentence displays its word count, AI confidence, and classification.</w:t>
-      </w:r>
-    </w:p>
-    <w:p>
-      <w:pPr>
-        <w:spacing w:after="0" w:line="360" w:lineRule="auto"/>
-        <w:rPr>
-          <w:b/>
-          <w:bCs/>
-        </w:rPr>
-      </w:pPr>
-      <w:r>
-        <w:rPr>
-          <w:b/>
-          <w:bCs/>
-        </w:rPr>
-        <w:t>11. LaTeX Math Panel:</w:t>
-      </w:r>
-    </w:p>
-    <w:p>
-      <w:pPr>
-        <w:spacing w:line="360" w:lineRule="auto"/>
-      </w:pPr>
-      <w:r>
-        <w:t>A dedicated tab displaying MathJax-rendered mathematical steps and raw formulas used by the classifier.</w:t>
-      </w:r>
-    </w:p>
-    <w:p>
-      <w:pPr>
-        <w:spacing w:after="0" w:line="360" w:lineRule="auto"/>
-        <w:rPr>
-          <w:b/>
-          <w:bCs/>
-        </w:rPr>
-      </w:pPr>
-    </w:p>
-    <w:p>
-      <w:pPr>
-        <w:spacing w:after="0" w:line="360" w:lineRule="auto"/>
-        <w:rPr>
-          <w:b/>
-          <w:bCs/>
-        </w:rPr>
-      </w:pPr>
-    </w:p>
-    <w:p>
-      <w:pPr>
-        <w:spacing w:after="0" w:line="360" w:lineRule="auto"/>
-        <w:rPr>
-          <w:b/>
-          <w:bCs/>
-        </w:rPr>
-      </w:pPr>
-      <w:r>
-        <w:rPr>
-          <w:b/>
-          <w:bCs/>
-        </w:rPr>
-        <w:lastRenderedPageBreak/>
-        <w:t>12. Privacy (Local Execution):</w:t>
-      </w:r>
-    </w:p>
-    <w:p>
-      <w:pPr>
-        <w:spacing w:line="360" w:lineRule="auto"/>
-      </w:pPr>
-      <w:r>
-        <w:t>All parsing, feature extraction, and classification run entirely client-side in the browser sandbox.</w:t>
-      </w:r>
-    </w:p>
-    <w:p>
-      <w:pPr>
-        <w:spacing w:after="0" w:line="360" w:lineRule="auto"/>
-        <w:rPr>
-          <w:b/>
-          <w:bCs/>
-        </w:rPr>
-      </w:pPr>
-      <w:r>
-        <w:rPr>
-          <w:b/>
-          <w:bCs/>
-        </w:rPr>
-        <w:t>13. Single Page Dashboard:</w:t>
-      </w:r>
-    </w:p>
-    <w:p>
-      <w:pPr>
-        <w:spacing w:line="360" w:lineRule="auto"/>
-      </w:pPr>
-      <w:r>
-        <w:t>A unified, responsive single-page visual dashboard with custom glowing elements.</w:t>
-      </w:r>
-    </w:p>
-    <w:p>
-      <w:pPr>
-        <w:spacing w:line="360" w:lineRule="auto"/>
-        <w:rPr>
-          <w:b/>
-          <w:bCs/>
-        </w:rPr>
-      </w:pPr>
-      <w:r>
-        <w:rPr>
-          <w:b/>
-          <w:bCs/>
-        </w:rPr>
-        <w:t>3.1.1.2. Non-Functional Requirements</w:t>
-      </w:r>
-    </w:p>
-    <w:p>
-      <w:pPr>
-        <w:spacing w:after="0" w:line="360" w:lineRule="auto"/>
-        <w:rPr>
-          <w:b/>
-          <w:bCs/>
-        </w:rPr>
-      </w:pPr>
-      <w:r>
-        <w:rPr>
-          <w:b/>
-          <w:bCs/>
-        </w:rPr>
-        <w:t>1.  Usability (User Friendly):</w:t>
-      </w:r>
-    </w:p>
-    <w:p>
-      <w:pPr>
-        <w:spacing w:line="360" w:lineRule="auto"/>
-      </w:pPr>
-      <w:r>
-        <w:t>The interface must remain clean and intuitive, requiring no technical styling training to operate.</w:t>
-      </w:r>
-    </w:p>
-    <w:p>
-      <w:pPr>
-        <w:spacing w:after="0" w:line="360" w:lineRule="auto"/>
-        <w:rPr>
-          <w:b/>
-          <w:bCs/>
-        </w:rPr>
-      </w:pPr>
-      <w:r>
-        <w:rPr>
-          <w:b/>
-          <w:bCs/>
-        </w:rPr>
-        <w:t>2.  Privacy (Data Security):</w:t>
-      </w:r>
-    </w:p>
-    <w:p>
-      <w:pPr>
-        <w:spacing w:line="360" w:lineRule="auto"/>
-      </w:pPr>
-      <w:r>
-        <w:t>The application does not transmit any document text to remote servers, preventing credentials or data leaks.</w:t>
-      </w:r>
-    </w:p>
-    <w:p>
-      <w:pPr>
-        <w:spacing w:after="0" w:line="360" w:lineRule="auto"/>
-        <w:rPr>
-          <w:b/>
-          <w:bCs/>
-        </w:rPr>
-      </w:pPr>
-      <w:r>
-        <w:rPr>
-          <w:b/>
-          <w:bCs/>
-        </w:rPr>
-        <w:t>3.  Low Latency Performance:</w:t>
-      </w:r>
-    </w:p>
-    <w:p>
-      <w:pPr>
-        <w:spacing w:line="360" w:lineRule="auto"/>
-      </w:pPr>
-      <w:r>
-        <w:t>The document processing and classification pipeline must execute in less than 500 milliseconds.</w:t>
-      </w:r>
-    </w:p>
-    <w:p>
-      <w:pPr>
-        <w:spacing w:after="0" w:line="360" w:lineRule="auto"/>
-        <w:rPr>
-          <w:b/>
-          <w:bCs/>
-        </w:rPr>
-      </w:pPr>
-      <w:r>
-        <w:rPr>
-          <w:b/>
-          <w:bCs/>
-        </w:rPr>
-        <w:t>4.  Classification Accuracy:</w:t>
-      </w:r>
-    </w:p>
-    <w:p>
-      <w:pPr>
-        <w:spacing w:line="360" w:lineRule="auto"/>
-      </w:pPr>
-      <w:r>
-        <w:t>The ensemble algorithms must be tuned to minimize false positives on human text and false negatives on AI content.</w:t>
-      </w:r>
-    </w:p>
-    <w:p>
-      <w:pPr>
-        <w:spacing w:after="0" w:line="360" w:lineRule="auto"/>
-        <w:rPr>
-          <w:b/>
-          <w:bCs/>
-        </w:rPr>
-      </w:pPr>
-      <w:r>
-        <w:rPr>
-          <w:b/>
-          <w:bCs/>
-        </w:rPr>
-        <w:t>5.  Reliability and Stability:</w:t>
-      </w:r>
-    </w:p>
-    <w:p>
-      <w:pPr>
-        <w:spacing w:line="360" w:lineRule="auto"/>
-      </w:pPr>
-      <w:r>
-        <w:t>The browser environment must remain stable, running files up to 20,000 words without freezing the UI.</w:t>
-      </w:r>
-    </w:p>
-    <w:p>
-      <w:pPr>
-        <w:spacing w:after="0" w:line="360" w:lineRule="auto"/>
-        <w:rPr>
-          <w:b/>
-          <w:bCs/>
-        </w:rPr>
-      </w:pPr>
-      <w:r>
-        <w:rPr>
-          <w:b/>
-          <w:bCs/>
-        </w:rPr>
-        <w:t>6.  Responsive Layout:</w:t>
-      </w:r>
-    </w:p>
-    <w:p>
-      <w:pPr>
-        <w:spacing w:line="360" w:lineRule="auto"/>
-      </w:pPr>
-      <w:r>
-        <w:t>The dashboard must adapt dynamically to screens from mobile devices to desktop monitors.</w:t>
-      </w:r>
-    </w:p>
-    <w:p>
-      <w:pPr>
-        <w:spacing w:after="0" w:line="360" w:lineRule="auto"/>
-        <w:rPr>
-          <w:b/>
-          <w:bCs/>
-        </w:rPr>
-      </w:pPr>
-    </w:p>
-    <w:p>
-      <w:pPr>
-        <w:spacing w:after="0" w:line="360" w:lineRule="auto"/>
-        <w:rPr>
-          <w:b/>
-          <w:bCs/>
-        </w:rPr>
-      </w:pPr>
-      <w:r>
-        <w:rPr>
-          <w:b/>
-          <w:bCs/>
-        </w:rPr>
-        <w:lastRenderedPageBreak/>
         <w:t>7.  Modular Extensibility:</w:t>
       </w:r>
     </w:p>
@@ -9568,11 +9576,11 @@
         <w:pStyle w:val="Heading3"/>
         <w:spacing w:line="360" w:lineRule="auto"/>
       </w:pPr>
-      <w:bookmarkStart w:id="29" w:name="_Toc232287041"/>
+      <w:bookmarkStart w:id="28" w:name="_Toc232288996"/>
       <w:r>
         <w:t>3.1.2. Feasibility Analysis</w:t>
       </w:r>
-      <w:bookmarkEnd w:id="29"/>
+      <w:bookmarkEnd w:id="28"/>
     </w:p>
     <w:p>
       <w:pPr>
@@ -10469,7 +10477,6 @@
       <w:pPr>
         <w:pStyle w:val="Heading3"/>
       </w:pPr>
-      <w:bookmarkStart w:id="30" w:name="_Toc232287042"/>
     </w:p>
     <w:p/>
     <w:p/>
@@ -10482,10 +10489,11 @@
       <w:pPr>
         <w:pStyle w:val="Heading3"/>
       </w:pPr>
+      <w:bookmarkStart w:id="29" w:name="_Toc232288997"/>
       <w:r>
         <w:t>3.1.3. Object Modeling using Class Diagram</w:t>
       </w:r>
-      <w:bookmarkEnd w:id="30"/>
+      <w:bookmarkEnd w:id="29"/>
     </w:p>
     <w:p>
       <w:pPr>
@@ -10675,8 +10683,8 @@
           <w:szCs w:val="28"/>
         </w:rPr>
       </w:pPr>
-      <w:bookmarkStart w:id="31" w:name="_Toc231875508"/>
-      <w:bookmarkStart w:id="32" w:name="_Toc232287043"/>
+      <w:bookmarkStart w:id="30" w:name="_Toc231875508"/>
+      <w:bookmarkStart w:id="31" w:name="_Toc232288998"/>
       <w:r>
         <w:rPr>
           <w:rFonts w:eastAsiaTheme="majorEastAsia" w:cstheme="majorBidi"/>
@@ -10686,8 +10694,8 @@
         <w:lastRenderedPageBreak/>
         <w:t>3.1.4. Dynamic Modelling using State and Sequence Diagrams</w:t>
       </w:r>
+      <w:bookmarkEnd w:id="30"/>
       <w:bookmarkEnd w:id="31"/>
-      <w:bookmarkEnd w:id="32"/>
     </w:p>
     <w:p>
       <w:r>
@@ -10896,11 +10904,11 @@
       <w:pPr>
         <w:pStyle w:val="Heading3"/>
       </w:pPr>
-      <w:bookmarkStart w:id="33" w:name="_Toc232287044"/>
+      <w:bookmarkStart w:id="32" w:name="_Toc232288999"/>
       <w:r>
         <w:t>3.1.5. Process Modelling Using Activity Diagrams</w:t>
       </w:r>
-      <w:bookmarkEnd w:id="33"/>
+      <w:bookmarkEnd w:id="32"/>
     </w:p>
     <w:p>
       <w:pPr>
@@ -11004,22 +11012,22 @@
       <w:pPr>
         <w:pStyle w:val="Heading2"/>
       </w:pPr>
-      <w:bookmarkStart w:id="34" w:name="_Toc232287045"/>
+      <w:bookmarkStart w:id="33" w:name="_Toc232289000"/>
       <w:r>
         <w:lastRenderedPageBreak/>
         <w:t>3.2. System Design</w:t>
       </w:r>
+      <w:bookmarkEnd w:id="33"/>
+    </w:p>
+    <w:p>
+      <w:pPr>
+        <w:pStyle w:val="Heading3"/>
+      </w:pPr>
+      <w:bookmarkStart w:id="34" w:name="_Toc232289001"/>
+      <w:r>
+        <w:t>3.2.1. Component Diagram</w:t>
+      </w:r>
       <w:bookmarkEnd w:id="34"/>
-    </w:p>
-    <w:p>
-      <w:pPr>
-        <w:pStyle w:val="Heading3"/>
-      </w:pPr>
-      <w:bookmarkStart w:id="35" w:name="_Toc232287046"/>
-      <w:r>
-        <w:t>3.2.1. Component Diagram</w:t>
-      </w:r>
-      <w:bookmarkEnd w:id="35"/>
     </w:p>
     <w:p>
       <w:pPr>
@@ -11133,11 +11141,11 @@
       <w:pPr>
         <w:pStyle w:val="Heading3"/>
       </w:pPr>
-      <w:bookmarkStart w:id="36" w:name="_Toc232287047"/>
+      <w:bookmarkStart w:id="35" w:name="_Toc232289002"/>
       <w:r>
         <w:t>3.2.2. Deployment Diagram</w:t>
       </w:r>
-      <w:bookmarkEnd w:id="36"/>
+      <w:bookmarkEnd w:id="35"/>
     </w:p>
     <w:p>
       <w:pPr>
@@ -11229,27 +11237,27 @@
       <w:pPr>
         <w:pStyle w:val="Heading2"/>
       </w:pPr>
-      <w:bookmarkStart w:id="37" w:name="_Toc232287048"/>
+      <w:bookmarkStart w:id="36" w:name="_Toc232289003"/>
       <w:r>
         <w:t>3.3. Algorithm Details</w:t>
       </w:r>
+      <w:bookmarkEnd w:id="36"/>
+    </w:p>
+    <w:p>
+      <w:pPr>
+        <w:pStyle w:val="Heading3"/>
+        <w:rPr>
+          <w:bCs/>
+        </w:rPr>
+      </w:pPr>
+      <w:bookmarkStart w:id="37" w:name="_Toc232289004"/>
+      <w:r>
+        <w:t>3.3.1. Statistical NLP Algorithm (Perplexity &amp; Burstiness)</w:t>
+      </w:r>
       <w:bookmarkEnd w:id="37"/>
     </w:p>
     <w:p>
       <w:pPr>
-        <w:pStyle w:val="Heading3"/>
-        <w:rPr>
-          <w:bCs/>
-        </w:rPr>
-      </w:pPr>
-      <w:bookmarkStart w:id="38" w:name="_Toc232287049"/>
-      <w:r>
-        <w:t>3.3.1. Statistical NLP Algorithm (Perplexity &amp; Burstiness)</w:t>
-      </w:r>
-      <w:bookmarkEnd w:id="38"/>
-    </w:p>
-    <w:p>
-      <w:pPr>
         <w:spacing w:after="0" w:line="360" w:lineRule="auto"/>
       </w:pPr>
       <w:r>
@@ -11272,11 +11280,124 @@
         <w:t xml:space="preserve">The final Statistical NLP score is computed as a weighted sum of the burstiness factor, TTR factor, and predictability factor: </w:t>
       </w:r>
       <m:oMath>
+        <m:sSub>
+          <m:e>
+            <m:r>
+              <m:rPr>
+                <m:nor/>
+              </m:rPr>
+              <w:rPr>
+                <w:rFonts w:ascii="Cambria Math" w:hAnsi="Cambria Math"/>
+              </w:rPr>
+              <m:t>Score</m:t>
+            </m:r>
+          </m:e>
+          <m:sub>
+            <m:r>
+              <m:rPr/>
+              <w:rPr>
+                <w:rFonts w:ascii="Cambria Math" w:hAnsi="Cambria Math"/>
+              </w:rPr>
+              <m:t>1</m:t>
+            </m:r>
+          </m:sub>
+        </m:sSub>
         <m:r>
+          <m:rPr/>
           <w:rPr>
             <w:rFonts w:ascii="Cambria Math" w:hAnsi="Cambria Math"/>
           </w:rPr>
-          <m:t>\text{Score}1 = 0.30 \timetext{Burstiness Factor} + 0.20 \times \text{TTR Factor} + 0.50 \times \text{Predictability Factor}.</m:t>
+          <m:t> = </m:t>
+        </m:r>
+        <m:r>
+          <m:rPr/>
+          <w:rPr>
+            <w:rFonts w:ascii="Cambria Math" w:hAnsi="Cambria Math"/>
+          </w:rPr>
+          <m:t>0.30</m:t>
+        </m:r>
+        <m:r>
+          <m:rPr/>
+          <w:rPr>
+            <w:rFonts w:ascii="Cambria Math" w:hAnsi="Cambria Math"/>
+          </w:rPr>
+          <m:t> × </m:t>
+        </m:r>
+        <m:r>
+          <m:rPr>
+            <m:nor/>
+          </m:rPr>
+          <w:rPr>
+            <w:rFonts w:ascii="Cambria Math" w:hAnsi="Cambria Math"/>
+          </w:rPr>
+          <m:t>Burstiness Factor</m:t>
+        </m:r>
+        <m:r>
+          <m:rPr/>
+          <w:rPr>
+            <w:rFonts w:ascii="Cambria Math" w:hAnsi="Cambria Math"/>
+          </w:rPr>
+          <m:t> + </m:t>
+        </m:r>
+        <m:r>
+          <m:rPr/>
+          <w:rPr>
+            <w:rFonts w:ascii="Cambria Math" w:hAnsi="Cambria Math"/>
+          </w:rPr>
+          <m:t>0.20</m:t>
+        </m:r>
+        <m:r>
+          <m:rPr/>
+          <w:rPr>
+            <w:rFonts w:ascii="Cambria Math" w:hAnsi="Cambria Math"/>
+          </w:rPr>
+          <m:t> × </m:t>
+        </m:r>
+        <m:r>
+          <m:rPr>
+            <m:nor/>
+          </m:rPr>
+          <w:rPr>
+            <w:rFonts w:ascii="Cambria Math" w:hAnsi="Cambria Math"/>
+          </w:rPr>
+          <m:t>TTR Factor</m:t>
+        </m:r>
+        <m:r>
+          <m:rPr/>
+          <w:rPr>
+            <w:rFonts w:ascii="Cambria Math" w:hAnsi="Cambria Math"/>
+          </w:rPr>
+          <m:t> + </m:t>
+        </m:r>
+        <m:r>
+          <m:rPr/>
+          <w:rPr>
+            <w:rFonts w:ascii="Cambria Math" w:hAnsi="Cambria Math"/>
+          </w:rPr>
+          <m:t>0.50</m:t>
+        </m:r>
+        <m:r>
+          <m:rPr/>
+          <w:rPr>
+            <w:rFonts w:ascii="Cambria Math" w:hAnsi="Cambria Math"/>
+          </w:rPr>
+          <m:t> × </m:t>
+        </m:r>
+        <m:r>
+          <m:rPr>
+            <m:nor/>
+          </m:rPr>
+          <w:rPr>
+            <w:rFonts w:ascii="Cambria Math" w:hAnsi="Cambria Math"/>
+          </w:rPr>
+          <m:t>Predictability Factor</m:t>
+        </m:r>
+        <m:r>
+          <m:rPr/>
+          <w:rPr>
+            <w:rFonts w:ascii="Cambria Math" w:hAnsi="Cambria Math"/>
+          </w:rPr>
+          <m:t>.</m:t>
         </m:r>
       </m:oMath>
     </w:p>
@@ -11284,12 +11405,12 @@
       <w:pPr>
         <w:pStyle w:val="Heading3"/>
       </w:pPr>
-      <w:bookmarkStart w:id="39" w:name="_Toc232287050"/>
+      <w:bookmarkStart w:id="38" w:name="_Toc232289005"/>
       <w:r>
         <w:lastRenderedPageBreak/>
         <w:t>3.3.2. KNN Classifier</w:t>
       </w:r>
-      <w:bookmarkEnd w:id="39"/>
+      <w:bookmarkEnd w:id="38"/>
     </w:p>
     <w:p>
       <w:pPr>
@@ -11384,212 +11505,137 @@
       </w:r>
       <m:oMath>
         <m:r>
-          <m:rPr>
-            <m:sty m:val="p"/>
-          </m:rPr>
+          <m:rPr/>
           <w:rPr>
             <w:rFonts w:ascii="Cambria Math" w:hAnsi="Cambria Math"/>
           </w:rPr>
           <m:t>d</m:t>
         </m:r>
         <m:d>
-          <m:dPr>
-            <m:ctrlPr>
-              <w:rPr>
-                <w:rFonts w:ascii="Cambria Math" w:hAnsi="Cambria Math"/>
-              </w:rPr>
-            </m:ctrlPr>
-          </m:dPr>
+          <m:dPr/>
           <m:e>
             <m:r>
               <m:rPr>
-                <m:sty m:val="p"/>
+                <m:sty m:val="b"/>
               </m:rPr>
               <w:rPr>
                 <w:rFonts w:ascii="Cambria Math" w:hAnsi="Cambria Math"/>
               </w:rPr>
-              <m:t>\mathbf</m:t>
+              <m:t>u</m:t>
             </m:r>
-            <m:d>
-              <m:dPr>
-                <m:begChr m:val="{"/>
-                <m:endChr m:val="}"/>
-                <m:ctrlPr>
+            <m:r>
+              <m:rPr/>
+              <w:rPr>
+                <w:rFonts w:ascii="Cambria Math" w:hAnsi="Cambria Math"/>
+              </w:rPr>
+              <m:t>, </m:t>
+            </m:r>
+            <m:r>
+              <m:rPr>
+                <m:sty m:val="b"/>
+              </m:rPr>
+              <w:rPr>
+                <w:rFonts w:ascii="Cambria Math" w:hAnsi="Cambria Math"/>
+              </w:rPr>
+              <m:t>w</m:t>
+            </m:r>
+          </m:e>
+        </m:d>
+        <m:r>
+          <m:rPr/>
+          <w:rPr>
+            <w:rFonts w:ascii="Cambria Math" w:hAnsi="Cambria Math"/>
+          </w:rPr>
+          <m:t> = </m:t>
+        </m:r>
+        <m:rad>
+          <m:radPr>
+            <m:degHide m:val="1"/>
+          </m:radPr>
+          <m:deg/>
+          <m:e>
+            <m:nary>
+              <m:naryPr>
+                <m:chr m:val="∑"/>
+                <m:limLoc m:val="undOvr"/>
+              </m:naryPr>
+              <m:sub>
+                <m:r>
+                  <m:rPr/>
                   <w:rPr>
                     <w:rFonts w:ascii="Cambria Math" w:hAnsi="Cambria Math"/>
                   </w:rPr>
-                </m:ctrlPr>
-              </m:dPr>
-              <m:e>
+                  <m:t>i=1</m:t>
+                </m:r>
+              </m:sub>
+              <m:sup>
                 <m:r>
-                  <m:rPr>
-                    <m:sty m:val="p"/>
-                  </m:rPr>
+                  <m:rPr/>
                   <w:rPr>
                     <w:rFonts w:ascii="Cambria Math" w:hAnsi="Cambria Math"/>
                   </w:rPr>
-                  <m:t>u</m:t>
+                  <m:t>5</m:t>
                 </m:r>
-              </m:e>
-            </m:d>
-            <m:r>
-              <m:rPr>
-                <m:sty m:val="p"/>
-              </m:rPr>
-              <w:rPr>
-                <w:rFonts w:ascii="Cambria Math" w:hAnsi="Cambria Math"/>
-              </w:rPr>
-              <m:t>, \mathbf</m:t>
-            </m:r>
-            <m:d>
-              <m:dPr>
-                <m:begChr m:val="{"/>
-                <m:endChr m:val="}"/>
-                <m:ctrlPr>
-                  <w:rPr>
-                    <w:rFonts w:ascii="Cambria Math" w:hAnsi="Cambria Math"/>
-                  </w:rPr>
-                </m:ctrlPr>
-              </m:dPr>
+              </m:sup>
               <m:e>
-                <m:r>
-                  <m:rPr>
-                    <m:sty m:val="p"/>
-                  </m:rPr>
-                  <w:rPr>
-                    <w:rFonts w:ascii="Cambria Math" w:hAnsi="Cambria Math"/>
-                  </w:rPr>
-                  <m:t>w</m:t>
-                </m:r>
-              </m:e>
-            </m:d>
-          </m:e>
-        </m:d>
-        <m:r>
-          <m:rPr>
-            <m:sty m:val="p"/>
-          </m:rPr>
-          <w:rPr>
-            <w:rFonts w:ascii="Cambria Math" w:hAnsi="Cambria Math"/>
-          </w:rPr>
-          <m:t>= \sqrt</m:t>
-        </m:r>
-        <m:d>
-          <m:dPr>
-            <m:begChr m:val="{"/>
-            <m:endChr m:val="}"/>
-            <m:ctrlPr>
-              <w:rPr>
-                <w:rFonts w:ascii="Cambria Math" w:hAnsi="Cambria Math"/>
-              </w:rPr>
-            </m:ctrlPr>
-          </m:dPr>
-          <m:e>
-            <m:r>
-              <m:rPr>
-                <m:sty m:val="p"/>
-              </m:rPr>
-              <w:rPr>
-                <w:rFonts w:ascii="Cambria Math" w:hAnsi="Cambria Math"/>
-              </w:rPr>
-              <m:t>\sum</m:t>
-            </m:r>
-            <m:sSup>
-              <m:sSupPr>
-                <m:ctrlPr>
-                  <w:rPr>
-                    <w:rFonts w:ascii="Cambria Math" w:hAnsi="Cambria Math"/>
-                  </w:rPr>
-                </m:ctrlPr>
-              </m:sSupPr>
-              <m:e>
-                <m:d>
-                  <m:dPr>
-                    <m:begChr m:val="{"/>
-                    <m:endChr m:val="}"/>
-                    <m:ctrlPr>
-                      <w:rPr>
-                        <w:rFonts w:ascii="Cambria Math" w:hAnsi="Cambria Math"/>
-                      </w:rPr>
-                    </m:ctrlPr>
-                  </m:dPr>
-                  <m:e>
-                    <m:r>
-                      <m:rPr>
-                        <m:sty m:val="p"/>
-                      </m:rPr>
-                      <w:rPr>
-                        <w:rFonts w:ascii="Cambria Math" w:hAnsi="Cambria Math"/>
-                      </w:rPr>
-                      <m:t>i=1</m:t>
-                    </m:r>
-                  </m:e>
-                </m:d>
-                <m:ctrlPr>
-                  <w:rPr>
-                    <w:rFonts w:ascii="Cambria Math" w:hAnsi="Cambria Math"/>
-                    <w:i/>
-                  </w:rPr>
-                </m:ctrlPr>
-              </m:e>
-              <m:sup>
-                <m:d>
-                  <m:dPr>
-                    <m:begChr m:val="{"/>
-                    <m:endChr m:val="}"/>
-                    <m:ctrlPr>
-                      <w:rPr>
-                        <w:rFonts w:ascii="Cambria Math" w:hAnsi="Cambria Math"/>
-                      </w:rPr>
-                    </m:ctrlPr>
-                  </m:dPr>
-                  <m:e>
-                    <m:r>
-                      <m:rPr>
-                        <m:sty m:val="p"/>
-                      </m:rPr>
-                      <w:rPr>
-                        <w:rFonts w:ascii="Cambria Math" w:hAnsi="Cambria Math"/>
-                      </w:rPr>
-                      <m:t>5</m:t>
-                    </m:r>
-                  </m:e>
-                </m:d>
                 <m:sSup>
-                  <m:sSupPr>
-                    <m:ctrlPr>
-                      <w:rPr>
-                        <w:rFonts w:ascii="Cambria Math" w:hAnsi="Cambria Math"/>
-                      </w:rPr>
-                    </m:ctrlPr>
-                  </m:sSupPr>
                   <m:e>
                     <m:d>
-                      <m:dPr>
-                        <m:ctrlPr>
+                      <m:dPr/>
+                      <m:e>
+                        <m:sSub>
+                          <m:e>
+                            <m:r>
+                              <m:rPr/>
+                              <w:rPr>
+                                <w:rFonts w:ascii="Cambria Math" w:hAnsi="Cambria Math"/>
+                              </w:rPr>
+                              <m:t>u</m:t>
+                            </m:r>
+                          </m:e>
+                          <m:sub>
+                            <m:r>
+                              <m:rPr/>
+                              <w:rPr>
+                                <w:rFonts w:ascii="Cambria Math" w:hAnsi="Cambria Math"/>
+                              </w:rPr>
+                              <m:t>i</m:t>
+                            </m:r>
+                          </m:sub>
+                        </m:sSub>
+                        <m:r>
+                          <m:rPr/>
                           <w:rPr>
                             <w:rFonts w:ascii="Cambria Math" w:hAnsi="Cambria Math"/>
                           </w:rPr>
-                        </m:ctrlPr>
-                      </m:dPr>
-                      <m:e>
-                        <m:r>
-                          <m:rPr>
-                            <m:sty m:val="p"/>
-                          </m:rPr>
-                          <w:rPr>
-                            <w:rFonts w:ascii="Cambria Math" w:hAnsi="Cambria Math"/>
-                          </w:rPr>
-                          <m:t>ui – wi</m:t>
+                          <m:t> – </m:t>
                         </m:r>
+                        <m:sSub>
+                          <m:e>
+                            <m:r>
+                              <m:rPr/>
+                              <w:rPr>
+                                <w:rFonts w:ascii="Cambria Math" w:hAnsi="Cambria Math"/>
+                              </w:rPr>
+                              <m:t>w</m:t>
+                            </m:r>
+                          </m:e>
+                          <m:sub>
+                            <m:r>
+                              <m:rPr/>
+                              <w:rPr>
+                                <w:rFonts w:ascii="Cambria Math" w:hAnsi="Cambria Math"/>
+                              </w:rPr>
+                              <m:t>i</m:t>
+                            </m:r>
+                          </m:sub>
+                        </m:sSub>
                       </m:e>
                     </m:d>
                   </m:e>
                   <m:sup>
                     <m:r>
-                      <m:rPr>
-                        <m:sty m:val="p"/>
-                      </m:rPr>
+                      <m:rPr/>
                       <w:rPr>
                         <w:rFonts w:ascii="Cambria Math" w:hAnsi="Cambria Math"/>
                       </w:rPr>
@@ -11597,18 +11643,16 @@
                     </m:r>
                   </m:sup>
                 </m:sSup>
-              </m:sup>
-            </m:sSup>
+              </m:e>
+            </m:nary>
           </m:e>
-        </m:d>
+        </m:rad>
         <m:r>
-          <m:rPr>
-            <m:sty m:val="p"/>
-          </m:rPr>
+          <m:rPr/>
           <w:rPr>
             <w:rFonts w:ascii="Cambria Math" w:hAnsi="Cambria Math"/>
           </w:rPr>
-          <m:t xml:space="preserve">. </m:t>
+          <m:t>.</m:t>
         </m:r>
       </m:oMath>
     </w:p>
@@ -11620,138 +11664,88 @@
         </w:rPr>
       </w:pPr>
       <w:r>
-        <w:t>The distances are sorted, the 5 nearest neighbors are extracted, and the classification probability is calculated as:</w:t>
+        <w:t xml:space="preserve">The distances are sorted, the 5 nearest neighbors are extracted, and the classification probability is calculated as:</w:t>
       </w:r>
       <m:oMath>
+        <m:sSub>
+          <m:e>
+            <m:r>
+              <m:rPr>
+                <m:nor/>
+              </m:rPr>
+              <w:rPr>
+                <w:rFonts w:ascii="Cambria Math" w:hAnsi="Cambria Math"/>
+              </w:rPr>
+              <m:t>Score</m:t>
+            </m:r>
+          </m:e>
+          <m:sub>
+            <m:r>
+              <m:rPr/>
+              <w:rPr>
+                <w:rFonts w:ascii="Cambria Math" w:hAnsi="Cambria Math"/>
+              </w:rPr>
+              <m:t>2</m:t>
+            </m:r>
+          </m:sub>
+        </m:sSub>
         <m:r>
-          <m:rPr>
-            <m:sty m:val="p"/>
-          </m:rPr>
+          <m:rPr/>
           <w:rPr>
             <w:rFonts w:ascii="Cambria Math" w:hAnsi="Cambria Math"/>
           </w:rPr>
-          <m:t>text</m:t>
+          <m:t> = </m:t>
         </m:r>
-        <m:d>
-          <m:dPr>
-            <m:begChr m:val="{"/>
-            <m:endChr m:val="}"/>
-            <m:ctrlPr>
-              <w:rPr>
-                <w:rFonts w:ascii="Cambria Math" w:hAnsi="Cambria Math"/>
-              </w:rPr>
-            </m:ctrlPr>
-          </m:dPr>
-          <m:e>
+        <m:f>
+          <m:fPr>
+            <m:type m:val="bar"/>
+          </m:fPr>
+          <m:num>
             <m:r>
               <m:rPr>
-                <m:sty m:val="p"/>
+                <m:nor/>
               </m:rPr>
               <w:rPr>
                 <w:rFonts w:ascii="Cambria Math" w:hAnsi="Cambria Math"/>
               </w:rPr>
-              <m:t>Score</m:t>
+              <m:t>AI Votes</m:t>
             </m:r>
-          </m:e>
-        </m:d>
+          </m:num>
+          <m:den>
+            <m:r>
+              <m:rPr/>
+              <w:rPr>
+                <w:rFonts w:ascii="Cambria Math" w:hAnsi="Cambria Math"/>
+              </w:rPr>
+              <m:t>5</m:t>
+            </m:r>
+          </m:den>
+        </m:f>
         <m:r>
-          <m:rPr>
-            <m:sty m:val="p"/>
-          </m:rPr>
+          <m:rPr/>
           <w:rPr>
             <w:rFonts w:ascii="Cambria Math" w:hAnsi="Cambria Math"/>
           </w:rPr>
-          <m:t>2 = \frac</m:t>
+          <m:t> × 100</m:t>
         </m:r>
-        <m:d>
-          <m:dPr>
-            <m:begChr m:val="{"/>
-            <m:endChr m:val="}"/>
-            <m:ctrlPr>
-              <w:rPr>
-                <w:rFonts w:ascii="Cambria Math" w:hAnsi="Cambria Math"/>
-              </w:rPr>
-            </m:ctrlPr>
-          </m:dPr>
-          <m:e>
-            <m:r>
-              <m:rPr>
-                <m:sty m:val="p"/>
-              </m:rPr>
-              <w:rPr>
-                <w:rFonts w:ascii="Cambria Math" w:hAnsi="Cambria Math"/>
-              </w:rPr>
-              <m:t>\text</m:t>
-            </m:r>
-            <m:d>
-              <m:dPr>
-                <m:begChr m:val="{"/>
-                <m:endChr m:val="}"/>
-                <m:ctrlPr>
-                  <w:rPr>
-                    <w:rFonts w:ascii="Cambria Math" w:hAnsi="Cambria Math"/>
-                  </w:rPr>
-                </m:ctrlPr>
-              </m:dPr>
-              <m:e>
-                <m:r>
-                  <m:rPr>
-                    <m:sty m:val="p"/>
-                  </m:rPr>
-                  <w:rPr>
-                    <w:rFonts w:ascii="Cambria Math" w:hAnsi="Cambria Math"/>
-                  </w:rPr>
-                  <m:t>AI Votes</m:t>
-                </m:r>
-              </m:e>
-            </m:d>
-          </m:e>
-        </m:d>
-        <m:d>
-          <m:dPr>
-            <m:begChr m:val="{"/>
-            <m:endChr m:val="}"/>
-            <m:ctrlPr>
-              <w:rPr>
-                <w:rFonts w:ascii="Cambria Math" w:hAnsi="Cambria Math"/>
-              </w:rPr>
-            </m:ctrlPr>
-          </m:dPr>
-          <m:e>
-            <m:r>
-              <m:rPr>
-                <m:sty m:val="p"/>
-              </m:rPr>
-              <w:rPr>
-                <w:rFonts w:ascii="Cambria Math" w:hAnsi="Cambria Math"/>
-              </w:rPr>
-              <m:t>5</m:t>
-            </m:r>
-          </m:e>
-        </m:d>
         <m:r>
-          <m:rPr>
-            <m:sty m:val="p"/>
-          </m:rPr>
+          <m:rPr/>
           <w:rPr>
             <w:rFonts w:ascii="Cambria Math" w:hAnsi="Cambria Math"/>
           </w:rPr>
-          <m:t>\times 100</m:t>
+          <m:t>.</m:t>
         </m:r>
       </m:oMath>
-      <w:r>
-        <w:t>.</w:t>
-      </w:r>
     </w:p>
     <w:p>
       <w:pPr>
         <w:pStyle w:val="Heading3"/>
       </w:pPr>
-      <w:bookmarkStart w:id="40" w:name="_Toc232287051"/>
+      <w:bookmarkStart w:id="39" w:name="_Toc232289006"/>
       <w:r>
         <w:t>3.3.3. Cosine Similarity (Vector Space Model)</w:t>
       </w:r>
-      <w:bookmarkEnd w:id="40"/>
+      <w:bookmarkEnd w:id="39"/>
     </w:p>
     <w:p>
       <w:pPr>
@@ -11841,62 +11835,170 @@
       <m:oMath>
         <m:r>
           <m:rPr>
-            <m:sty m:val="p"/>
+            <m:sty m:val="b"/>
           </m:rPr>
           <w:rPr>
             <w:rFonts w:ascii="Cambria Math" w:hAnsi="Cambria Math"/>
           </w:rPr>
-          <m:t>mathbf{s}</m:t>
+          <m:t>s</m:t>
         </m:r>
       </m:oMath>
       <w:r>
-        <w:t xml:space="preserve"> </w:t>
-      </w:r>
-      <w:r>
         <w:t xml:space="preserve"> is compared to the AI prototype </w:t>
       </w:r>
       <m:oMath>
-        <m:r>
-          <m:rPr>
-            <m:sty m:val="p"/>
-          </m:rPr>
-          <w:rPr>
-            <w:rFonts w:ascii="Cambria Math" w:hAnsi="Cambria Math"/>
-          </w:rPr>
-          <m:t xml:space="preserve">\mathbf{p}{\text{AI}} </m:t>
-        </m:r>
+        <m:sSub>
+          <m:e>
+            <m:r>
+              <m:rPr>
+                <m:sty m:val="b"/>
+              </m:rPr>
+              <w:rPr>
+                <w:rFonts w:ascii="Cambria Math" w:hAnsi="Cambria Math"/>
+              </w:rPr>
+              <m:t>p</m:t>
+            </m:r>
+          </m:e>
+          <m:sub>
+            <m:r>
+              <m:rPr>
+                <m:nor/>
+              </m:rPr>
+              <w:rPr>
+                <w:rFonts w:ascii="Cambria Math" w:hAnsi="Cambria Math"/>
+              </w:rPr>
+              <m:t>AI</m:t>
+            </m:r>
+          </m:sub>
+        </m:sSub>
       </m:oMath>
       <w:r>
-        <w:rPr>
-          <w:rFonts w:eastAsiaTheme="minorEastAsia"/>
-        </w:rPr>
-        <w:t xml:space="preserve"> and </w:t>
-      </w:r>
-      <w:r>
-        <w:rPr>
-          <w:rFonts w:eastAsiaTheme="minorEastAsia"/>
-        </w:rPr>
-        <w:t xml:space="preserve">human prototype </w:t>
+        <w:t xml:space="preserve"> and human prototype </w:t>
       </w:r>
       <m:oMath>
-        <m:r>
-          <m:rPr>
-            <m:sty m:val="p"/>
-          </m:rPr>
-          <w:rPr>
-            <w:rFonts w:ascii="Cambria Math" w:hAnsi="Cambria Math"/>
-          </w:rPr>
-          <m:t>mathbf{p}{\text{Human}}</m:t>
-        </m:r>
+        <m:sSub>
+          <m:e>
+            <m:r>
+              <m:rPr>
+                <m:sty m:val="b"/>
+              </m:rPr>
+              <w:rPr>
+                <w:rFonts w:ascii="Cambria Math" w:hAnsi="Cambria Math"/>
+              </w:rPr>
+              <m:t>p</m:t>
+            </m:r>
+          </m:e>
+          <m:sub>
+            <m:r>
+              <m:rPr>
+                <m:nor/>
+              </m:rPr>
+              <w:rPr>
+                <w:rFonts w:ascii="Cambria Math" w:hAnsi="Cambria Math"/>
+              </w:rPr>
+              <m:t>Human</m:t>
+            </m:r>
+          </m:sub>
+        </m:sSub>
       </m:oMath>
       <w:r>
-        <w:t>vectors:</w:t>
+        <w:t xml:space="preserve"> vectors:</w:t>
       </w:r>
     </w:p>
     <w:p>
       <w:pPr>
         <w:spacing w:line="360" w:lineRule="auto"/>
         <w:jc w:val="left"/>
+      </w:pPr>
+      <m:oMathPara>
+        <m:oMathParaPr>
+          <m:jc m:val="left"/>
+        </m:oMathParaPr>
+        <m:oMath>
+          <m:sSub>
+            <m:e>
+              <m:r>
+                <m:rPr>
+                  <m:sty m:val="b"/>
+                </m:rPr>
+                <w:rPr>
+                  <w:rFonts w:ascii="Cambria Math" w:hAnsi="Cambria Math"/>
+                </w:rPr>
+                <m:t>p</m:t>
+              </m:r>
+            </m:e>
+            <m:sub>
+              <m:r>
+                <m:rPr>
+                  <m:nor/>
+                </m:rPr>
+                <w:rPr>
+                  <w:rFonts w:ascii="Cambria Math" w:hAnsi="Cambria Math"/>
+                </w:rPr>
+                <m:t>AI</m:t>
+              </m:r>
+            </m:sub>
+          </m:sSub>
+          <m:r>
+            <m:rPr/>
+            <w:rPr>
+              <w:rFonts w:ascii="Cambria Math" w:hAnsi="Cambria Math"/>
+            </w:rPr>
+            <m:t> = [0.08, 0.85, 0.80, 0.75, 0.35]</m:t>
+          </m:r>
+          <m:r>
+            <w:br/>
+          </m:r>
+          <m:sSub>
+            <m:e>
+              <m:r>
+                <m:rPr>
+                  <m:sty m:val="b"/>
+                </m:rPr>
+                <w:rPr>
+                  <w:rFonts w:ascii="Cambria Math" w:hAnsi="Cambria Math"/>
+                </w:rPr>
+                <m:t>p</m:t>
+              </m:r>
+            </m:e>
+            <m:sub>
+              <m:r>
+                <m:rPr>
+                  <m:nor/>
+                </m:rPr>
+                <w:rPr>
+                  <w:rFonts w:ascii="Cambria Math" w:hAnsi="Cambria Math"/>
+                </w:rPr>
+                <m:t>Human</m:t>
+              </m:r>
+            </m:sub>
+          </m:sSub>
+          <m:r>
+            <m:rPr/>
+            <w:rPr>
+              <w:rFonts w:ascii="Cambria Math" w:hAnsi="Cambria Math"/>
+            </w:rPr>
+            <m:t> = [0.65, 0.20, 0.25, 0.28, 0.78]</m:t>
+          </m:r>
+        </m:oMath>
+      </m:oMathPara>
+    </w:p>
+    <w:p>
+      <w:pPr>
+        <w:spacing w:line="360" w:lineRule="auto"/>
+      </w:pPr>
+      <w:r>
+        <w:br/>
+        <w:t>The Cosine Similarity score is calculated based on the similarity angles to the prototype vectors using the standard dot product equation:</w:t>
+      </w:r>
+    </w:p>
+    <w:p>
+      <w:pPr>
+        <w:spacing w:line="360" w:lineRule="auto"/>
+        <w:jc w:val="left"/>
+        <w:rPr>
+          <w:rFonts w:eastAsiaTheme="minorEastAsia"/>
+        </w:rPr>
       </w:pPr>
       <m:oMathPara>
         <m:oMathParaPr>
@@ -11904,134 +12006,67 @@
         </m:oMathParaPr>
         <m:oMath>
           <m:r>
-            <m:rPr>
-              <m:sty m:val="p"/>
-            </m:rPr>
+            <m:rPr/>
             <w:rPr>
               <w:rFonts w:ascii="Cambria Math" w:hAnsi="Cambria Math"/>
             </w:rPr>
-            <w:lastRenderedPageBreak/>
-            <m:t>mathbf{p}{\text{AI}} = [0.08, 0.85, 0.80, 0.75, 0.35]</m:t>
+            <m:t>cos</m:t>
           </m:r>
           <m:r>
-            <m:rPr>
-              <m:sty m:val="p"/>
-            </m:rPr>
-            <w:br/>
-          </m:r>
-        </m:oMath>
-        <m:oMath>
-          <m:r>
-            <m:rPr>
-              <m:sty m:val="p"/>
-            </m:rPr>
-            <w:br/>
-          </m:r>
-        </m:oMath>
-      </m:oMathPara>
-      <w:r>
-        <w:t xml:space="preserve">mathbf{p}{\text{Human}} = [0.65, 0.20, 0.25, 0.28, 0.78] </w:t>
-      </w:r>
-    </w:p>
-    <w:p>
-      <w:pPr>
-        <w:spacing w:line="360" w:lineRule="auto"/>
-      </w:pPr>
-      <w:bookmarkStart w:id="41" w:name="_GoBack"/>
-      <w:bookmarkEnd w:id="41"/>
-      <w:r>
-        <w:br/>
-        <w:t>The Cosine Similarity score is calculated based on the similarity angles to the prototype vectors using the standard dot product equation:</w:t>
-      </w:r>
-    </w:p>
-    <w:p>
-      <w:pPr>
-        <w:spacing w:line="360" w:lineRule="auto"/>
-        <w:jc w:val="left"/>
-        <w:rPr>
-          <w:rFonts w:eastAsiaTheme="minorEastAsia"/>
-        </w:rPr>
-      </w:pPr>
-      <w:r>
-        <w:br/>
-      </w:r>
-      <m:oMathPara>
-        <m:oMathParaPr>
-          <m:jc m:val="left"/>
-        </m:oMathParaPr>
-        <m:oMath>
-          <m:r>
-            <m:rPr>
-              <m:sty m:val="p"/>
-            </m:rPr>
+            <m:rPr/>
             <w:rPr>
               <w:rFonts w:ascii="Cambria Math" w:hAnsi="Cambria Math"/>
             </w:rPr>
-            <m:t>Cos</m:t>
+            <m:t>θ</m:t>
           </m:r>
-          <m:d>
-            <m:dPr>
-              <m:ctrlPr>
-                <w:rPr>
-                  <w:rFonts w:ascii="Cambria Math" w:hAnsi="Cambria Math"/>
-                </w:rPr>
-              </m:ctrlPr>
-            </m:dPr>
-            <m:e>
+          <m:r>
+            <m:rPr/>
+            <w:rPr>
+              <w:rFonts w:ascii="Cambria Math" w:hAnsi="Cambria Math"/>
+            </w:rPr>
+            <m:t> = </m:t>
+          </m:r>
+          <m:f>
+            <m:fPr>
+              <m:type m:val="bar"/>
+            </m:fPr>
+            <m:num>
               <m:r>
                 <m:rPr>
-                  <m:sty m:val="p"/>
+                  <m:sty m:val="b"/>
                 </m:rPr>
                 <w:rPr>
                   <w:rFonts w:ascii="Cambria Math" w:hAnsi="Cambria Math"/>
                 </w:rPr>
-                <m:t>θ</m:t>
+                <m:t>A</m:t>
               </m:r>
-            </m:e>
-          </m:d>
-          <m:r>
-            <m:rPr>
-              <m:sty m:val="p"/>
-            </m:rPr>
-            <w:rPr>
-              <w:rFonts w:ascii="Cambria Math" w:hAnsi="Cambria Math"/>
-            </w:rPr>
-            <m:t>= \frac</m:t>
-          </m:r>
-          <m:d>
-            <m:dPr>
-              <m:begChr m:val="{"/>
-              <m:endChr m:val="}"/>
-              <m:ctrlPr>
+              <m:r>
+                <m:rPr/>
                 <w:rPr>
                   <w:rFonts w:ascii="Cambria Math" w:hAnsi="Cambria Math"/>
                 </w:rPr>
-              </m:ctrlPr>
-            </m:dPr>
-            <m:e>
+                <m:t> · </m:t>
+              </m:r>
               <m:r>
                 <m:rPr>
-                  <m:sty m:val="p"/>
+                  <m:sty m:val="b"/>
                 </m:rPr>
                 <w:rPr>
                   <w:rFonts w:ascii="Cambria Math" w:hAnsi="Cambria Math"/>
                 </w:rPr>
-                <m:t>\mathbf</m:t>
+                <m:t>B</m:t>
               </m:r>
+            </m:num>
+            <m:den>
               <m:d>
                 <m:dPr>
-                  <m:begChr m:val="{"/>
-                  <m:endChr m:val="}"/>
-                  <m:ctrlPr>
-                    <w:rPr>
-                      <w:rFonts w:ascii="Cambria Math" w:hAnsi="Cambria Math"/>
-                    </w:rPr>
-                  </m:ctrlPr>
+                  <m:begChr m:val="|"/>
+                  <m:endChr m:val="|"/>
                 </m:dPr>
                 <m:e>
                   <m:r>
                     <m:rPr>
-                      <m:sty m:val="p"/>
+                      <m:sty m:val="b"/>
                     </m:rPr>
                     <w:rPr>
                       <w:rFonts w:ascii="Cambria Math" w:hAnsi="Cambria Math"/>
@@ -12040,29 +12075,15 @@
                   </m:r>
                 </m:e>
               </m:d>
-              <m:r>
-                <m:rPr>
-                  <m:sty m:val="p"/>
-                </m:rPr>
-                <w:rPr>
-                  <w:rFonts w:ascii="Cambria Math" w:hAnsi="Cambria Math"/>
-                </w:rPr>
-                <m:t>⋅\mathbf</m:t>
-              </m:r>
               <m:d>
                 <m:dPr>
-                  <m:begChr m:val="{"/>
-                  <m:endChr m:val="}"/>
-                  <m:ctrlPr>
-                    <w:rPr>
-                      <w:rFonts w:ascii="Cambria Math" w:hAnsi="Cambria Math"/>
-                    </w:rPr>
-                  </m:ctrlPr>
+                  <m:begChr m:val="|"/>
+                  <m:endChr m:val="|"/>
                 </m:dPr>
                 <m:e>
                   <m:r>
                     <m:rPr>
-                      <m:sty m:val="p"/>
+                      <m:sty m:val="b"/>
                     </m:rPr>
                     <w:rPr>
                       <w:rFonts w:ascii="Cambria Math" w:hAnsi="Cambria Math"/>
@@ -12071,236 +12092,112 @@
                   </m:r>
                 </m:e>
               </m:d>
-            </m:e>
-          </m:d>
-          <m:d>
-            <m:dPr>
-              <m:begChr m:val="{"/>
-              <m:endChr m:val="}"/>
-              <m:ctrlPr>
-                <w:rPr>
-                  <w:rFonts w:ascii="Cambria Math" w:hAnsi="Cambria Math"/>
-                </w:rPr>
-              </m:ctrlPr>
-            </m:dPr>
-            <m:e>
-              <m:r>
-                <m:rPr>
-                  <m:lit/>
-                  <m:sty m:val="p"/>
-                </m:rPr>
-                <w:rPr>
-                  <w:rFonts w:ascii="Cambria Math" w:hAnsi="Cambria Math"/>
-                </w:rPr>
-                <m:t>|</m:t>
-              </m:r>
-              <m:r>
-                <m:rPr>
-                  <m:sty m:val="p"/>
-                </m:rPr>
-                <w:rPr>
-                  <w:rFonts w:ascii="Cambria Math" w:hAnsi="Cambria Math"/>
-                </w:rPr>
-                <m:t>\mathbf</m:t>
-              </m:r>
-              <m:d>
-                <m:dPr>
-                  <m:begChr m:val="{"/>
-                  <m:endChr m:val="}"/>
-                  <m:ctrlPr>
-                    <w:rPr>
-                      <w:rFonts w:ascii="Cambria Math" w:hAnsi="Cambria Math"/>
-                    </w:rPr>
-                  </m:ctrlPr>
-                </m:dPr>
-                <m:e>
-                  <m:r>
-                    <m:rPr>
-                      <m:sty m:val="p"/>
-                    </m:rPr>
-                    <w:rPr>
-                      <w:rFonts w:ascii="Cambria Math" w:hAnsi="Cambria Math"/>
-                    </w:rPr>
-                    <m:t>A</m:t>
-                  </m:r>
-                </m:e>
-              </m:d>
-              <m:r>
-                <m:rPr>
-                  <m:lit/>
-                  <m:sty m:val="p"/>
-                </m:rPr>
-                <w:rPr>
-                  <w:rFonts w:ascii="Cambria Math" w:hAnsi="Cambria Math"/>
-                </w:rPr>
-                <m:t>|</m:t>
-              </m:r>
-              <m:r>
-                <m:rPr>
-                  <m:sty m:val="p"/>
-                </m:rPr>
-                <w:rPr>
-                  <w:rFonts w:ascii="Cambria Math" w:hAnsi="Cambria Math"/>
-                </w:rPr>
-                <m:t xml:space="preserve"> </m:t>
-              </m:r>
-              <m:r>
-                <m:rPr>
-                  <m:lit/>
-                  <m:sty m:val="p"/>
-                </m:rPr>
-                <w:rPr>
-                  <w:rFonts w:ascii="Cambria Math" w:hAnsi="Cambria Math"/>
-                </w:rPr>
-                <m:t>|</m:t>
-              </m:r>
-              <m:r>
-                <m:rPr>
-                  <m:sty m:val="p"/>
-                </m:rPr>
-                <w:rPr>
-                  <w:rFonts w:ascii="Cambria Math" w:hAnsi="Cambria Math"/>
-                </w:rPr>
-                <m:t>\mathbf</m:t>
-              </m:r>
-              <m:d>
-                <m:dPr>
-                  <m:begChr m:val="{"/>
-                  <m:endChr m:val="}"/>
-                  <m:ctrlPr>
-                    <w:rPr>
-                      <w:rFonts w:ascii="Cambria Math" w:hAnsi="Cambria Math"/>
-                    </w:rPr>
-                  </m:ctrlPr>
-                </m:dPr>
-                <m:e>
-                  <m:r>
-                    <m:rPr>
-                      <m:sty m:val="p"/>
-                    </m:rPr>
-                    <w:rPr>
-                      <w:rFonts w:ascii="Cambria Math" w:hAnsi="Cambria Math"/>
-                    </w:rPr>
-                    <m:t>B</m:t>
-                  </m:r>
-                </m:e>
-              </m:d>
-              <m:r>
-                <m:rPr>
-                  <m:lit/>
-                  <m:sty m:val="p"/>
-                </m:rPr>
-                <w:rPr>
-                  <w:rFonts w:ascii="Cambria Math" w:hAnsi="Cambria Math"/>
-                </w:rPr>
-                <m:t>|</m:t>
-              </m:r>
-            </m:e>
-          </m:d>
+            </m:den>
+          </m:f>
           <m:r>
-            <m:rPr>
-              <m:sty m:val="p"/>
-            </m:rPr>
+            <m:rPr/>
             <w:rPr>
               <w:rFonts w:ascii="Cambria Math" w:hAnsi="Cambria Math"/>
             </w:rPr>
-            <m:t>= \frac</m:t>
+            <m:t> = </m:t>
           </m:r>
-          <m:d>
-            <m:dPr>
-              <m:begChr m:val="{"/>
-              <m:endChr m:val="}"/>
-              <m:ctrlPr>
-                <w:rPr>
-                  <w:rFonts w:ascii="Cambria Math" w:hAnsi="Cambria Math"/>
-                </w:rPr>
-              </m:ctrlPr>
-            </m:dPr>
-            <m:e>
-              <m:r>
-                <m:rPr>
-                  <m:sty m:val="p"/>
-                </m:rPr>
-                <w:rPr>
-                  <w:rFonts w:ascii="Cambria Math" w:hAnsi="Cambria Math"/>
-                </w:rPr>
-                <m:t>∑Ai Bi</m:t>
-              </m:r>
-            </m:e>
-          </m:d>
-          <m:d>
-            <m:dPr>
-              <m:begChr m:val="{"/>
-              <m:endChr m:val="}"/>
-              <m:ctrlPr>
-                <w:rPr>
-                  <w:rFonts w:ascii="Cambria Math" w:hAnsi="Cambria Math"/>
-                </w:rPr>
-              </m:ctrlPr>
-            </m:dPr>
-            <m:e>
+          <m:f>
+            <m:fPr>
+              <m:type m:val="bar"/>
+            </m:fPr>
+            <m:num>
+              <m:nary>
+                <m:naryPr>
+                  <m:chr m:val="∑"/>
+                  <m:limLoc m:val="undOvr"/>
+                </m:naryPr>
+                <m:sub/>
+                <m:sup/>
+                <m:e>
+                  <m:sSub>
+                    <m:e>
+                      <m:r>
+                        <m:rPr/>
+                        <w:rPr>
+                          <w:rFonts w:ascii="Cambria Math" w:hAnsi="Cambria Math"/>
+                        </w:rPr>
+                        <m:t>A</m:t>
+                      </m:r>
+                    </m:e>
+                    <m:sub>
+                      <m:r>
+                        <m:rPr/>
+                        <w:rPr>
+                          <w:rFonts w:ascii="Cambria Math" w:hAnsi="Cambria Math"/>
+                        </w:rPr>
+                        <m:t>i</m:t>
+                      </m:r>
+                    </m:sub>
+                  </m:sSub>
+                  <m:sSub>
+                    <m:e>
+                      <m:r>
+                        <m:rPr/>
+                        <w:rPr>
+                          <w:rFonts w:ascii="Cambria Math" w:hAnsi="Cambria Math"/>
+                        </w:rPr>
+                        <m:t>B</m:t>
+                      </m:r>
+                    </m:e>
+                    <m:sub>
+                      <m:r>
+                        <m:rPr/>
+                        <w:rPr>
+                          <w:rFonts w:ascii="Cambria Math" w:hAnsi="Cambria Math"/>
+                        </w:rPr>
+                        <m:t>i</m:t>
+                      </m:r>
+                    </m:sub>
+                  </m:sSub>
+                </m:e>
+              </m:nary>
+            </m:num>
+            <m:den>
               <m:rad>
                 <m:radPr>
                   <m:degHide m:val="1"/>
-                  <m:ctrlPr>
-                    <w:rPr>
-                      <w:rFonts w:ascii="Cambria Math" w:hAnsi="Cambria Math"/>
-                    </w:rPr>
-                  </m:ctrlPr>
                 </m:radPr>
-                <m:deg>
-                  <m:ctrlPr>
-                    <w:rPr>
-                      <w:rFonts w:ascii="Cambria Math" w:hAnsi="Cambria Math"/>
-                      <w:i/>
-                    </w:rPr>
-                  </m:ctrlPr>
-                </m:deg>
+                <m:deg/>
                 <m:e>
-                  <m:d>
-                    <m:dPr>
-                      <m:begChr m:val="{"/>
-                      <m:endChr m:val="}"/>
-                      <m:ctrlPr>
-                        <w:rPr>
-                          <w:rFonts w:ascii="Cambria Math" w:hAnsi="Cambria Math"/>
-                        </w:rPr>
-                      </m:ctrlPr>
-                    </m:dPr>
+                  <m:nary>
+                    <m:naryPr>
+                      <m:chr m:val="∑"/>
+                      <m:limLoc m:val="undOvr"/>
+                    </m:naryPr>
+                    <m:sub/>
+                    <m:sup/>
                     <m:e>
-                      <m:r>
-                        <m:rPr>
-                          <m:sty m:val="p"/>
-                        </m:rPr>
-                        <w:rPr>
-                          <w:rFonts w:ascii="Cambria Math" w:hAnsi="Cambria Math"/>
-                        </w:rPr>
-                        <m:t>∑</m:t>
-                      </m:r>
                       <m:sSup>
-                        <m:sSupPr>
-                          <m:ctrlPr>
-                            <w:rPr>
-                              <w:rFonts w:ascii="Cambria Math" w:hAnsi="Cambria Math"/>
-                            </w:rPr>
-                          </m:ctrlPr>
-                        </m:sSupPr>
                         <m:e>
-                          <m:r>
-                            <m:rPr>
-                              <m:sty m:val="p"/>
-                            </m:rPr>
-                            <w:rPr>
-                              <w:rFonts w:ascii="Cambria Math" w:hAnsi="Cambria Math"/>
-                            </w:rPr>
-                            <m:t>Ai</m:t>
-                          </m:r>
+                          <m:sSub>
+                            <m:e>
+                              <m:r>
+                                <m:rPr/>
+                                <w:rPr>
+                                  <w:rFonts w:ascii="Cambria Math" w:hAnsi="Cambria Math"/>
+                                </w:rPr>
+                                <m:t>A</m:t>
+                              </m:r>
+                            </m:e>
+                            <m:sub>
+                              <m:r>
+                                <m:rPr/>
+                                <w:rPr>
+                                  <w:rFonts w:ascii="Cambria Math" w:hAnsi="Cambria Math"/>
+                                </w:rPr>
+                                <m:t>i</m:t>
+                              </m:r>
+                            </m:sub>
+                          </m:sSub>
                         </m:e>
                         <m:sup>
                           <m:r>
-                            <m:rPr>
-                              <m:sty m:val="p"/>
-                            </m:rPr>
+                            <m:rPr/>
                             <w:rPr>
                               <w:rFonts w:ascii="Cambria Math" w:hAnsi="Cambria Math"/>
                             </w:rPr>
@@ -12309,84 +12206,62 @@
                         </m:sup>
                       </m:sSup>
                     </m:e>
-                  </m:d>
-                  <m:rad>
-                    <m:radPr>
-                      <m:degHide m:val="1"/>
-                      <m:ctrlPr>
-                        <w:rPr>
-                          <w:rFonts w:ascii="Cambria Math" w:hAnsi="Cambria Math"/>
-                        </w:rPr>
-                      </m:ctrlPr>
-                    </m:radPr>
-                    <m:deg>
-                      <m:ctrlPr>
-                        <w:rPr>
-                          <w:rFonts w:ascii="Cambria Math" w:hAnsi="Cambria Math"/>
-                          <w:i/>
-                        </w:rPr>
-                      </m:ctrlPr>
-                    </m:deg>
+                  </m:nary>
+                </m:e>
+              </m:rad>
+              <m:rad>
+                <m:radPr>
+                  <m:degHide m:val="1"/>
+                </m:radPr>
+                <m:deg/>
+                <m:e>
+                  <m:nary>
+                    <m:naryPr>
+                      <m:chr m:val="∑"/>
+                      <m:limLoc m:val="undOvr"/>
+                    </m:naryPr>
+                    <m:sub/>
+                    <m:sup/>
                     <m:e>
-                      <m:d>
-                        <m:dPr>
-                          <m:begChr m:val="{"/>
-                          <m:endChr m:val="}"/>
-                          <m:ctrlPr>
+                      <m:sSup>
+                        <m:e>
+                          <m:sSub>
+                            <m:e>
+                              <m:r>
+                                <m:rPr/>
+                                <w:rPr>
+                                  <w:rFonts w:ascii="Cambria Math" w:hAnsi="Cambria Math"/>
+                                </w:rPr>
+                                <m:t>B</m:t>
+                              </m:r>
+                            </m:e>
+                            <m:sub>
+                              <m:r>
+                                <m:rPr/>
+                                <w:rPr>
+                                  <w:rFonts w:ascii="Cambria Math" w:hAnsi="Cambria Math"/>
+                                </w:rPr>
+                                <m:t>i</m:t>
+                              </m:r>
+                            </m:sub>
+                          </m:sSub>
+                        </m:e>
+                        <m:sup>
+                          <m:r>
+                            <m:rPr/>
                             <w:rPr>
                               <w:rFonts w:ascii="Cambria Math" w:hAnsi="Cambria Math"/>
                             </w:rPr>
-                          </m:ctrlPr>
-                        </m:dPr>
-                        <m:e>
-                          <m:r>
-                            <m:rPr>
-                              <m:sty m:val="p"/>
-                            </m:rPr>
-                            <w:rPr>
-                              <w:rFonts w:ascii="Cambria Math" w:hAnsi="Cambria Math"/>
-                            </w:rPr>
-                            <m:t>∑</m:t>
+                            <m:t>2</m:t>
                           </m:r>
-                          <m:sSup>
-                            <m:sSupPr>
-                              <m:ctrlPr>
-                                <w:rPr>
-                                  <w:rFonts w:ascii="Cambria Math" w:hAnsi="Cambria Math"/>
-                                </w:rPr>
-                              </m:ctrlPr>
-                            </m:sSupPr>
-                            <m:e>
-                              <m:r>
-                                <m:rPr>
-                                  <m:sty m:val="p"/>
-                                </m:rPr>
-                                <w:rPr>
-                                  <w:rFonts w:ascii="Cambria Math" w:hAnsi="Cambria Math"/>
-                                </w:rPr>
-                                <m:t>Bi</m:t>
-                              </m:r>
-                            </m:e>
-                            <m:sup>
-                              <m:r>
-                                <m:rPr>
-                                  <m:sty m:val="p"/>
-                                </m:rPr>
-                                <w:rPr>
-                                  <w:rFonts w:ascii="Cambria Math" w:hAnsi="Cambria Math"/>
-                                </w:rPr>
-                                <m:t>2</m:t>
-                              </m:r>
-                            </m:sup>
-                          </m:sSup>
-                        </m:e>
-                      </m:d>
+                        </m:sup>
+                      </m:sSup>
                     </m:e>
-                  </m:rad>
+                  </m:nary>
                 </m:e>
               </m:rad>
-            </m:e>
-          </m:d>
+            </m:den>
+          </m:f>
         </m:oMath>
       </m:oMathPara>
     </w:p>
@@ -12399,30 +12274,15 @@
         </w:rPr>
       </w:pPr>
       <m:oMathPara>
+        <m:oMathParaPr>
+          <m:jc m:val="left"/>
+        </m:oMathParaPr>
         <m:oMath>
-          <m:r>
-            <m:rPr>
-              <m:sty m:val="p"/>
-            </m:rPr>
-            <w:rPr>
-              <w:rFonts w:ascii="Cambria Math" w:hAnsi="Cambria Math"/>
-            </w:rPr>
-            <m:t>text</m:t>
-          </m:r>
-          <m:d>
-            <m:dPr>
-              <m:begChr m:val="{"/>
-              <m:endChr m:val="}"/>
-              <m:ctrlPr>
-                <w:rPr>
-                  <w:rFonts w:ascii="Cambria Math" w:hAnsi="Cambria Math"/>
-                </w:rPr>
-              </m:ctrlPr>
-            </m:dPr>
+          <m:sSub>
             <m:e>
               <m:r>
                 <m:rPr>
-                  <m:sty m:val="p"/>
+                  <m:nor/>
                 </m:rPr>
                 <w:rPr>
                   <w:rFonts w:ascii="Cambria Math" w:hAnsi="Cambria Math"/>
@@ -12430,225 +12290,117 @@
                 <m:t>Score</m:t>
               </m:r>
             </m:e>
-          </m:d>
+            <m:sub>
+              <m:r>
+                <m:rPr/>
+                <w:rPr>
+                  <w:rFonts w:ascii="Cambria Math" w:hAnsi="Cambria Math"/>
+                </w:rPr>
+                <m:t>3</m:t>
+              </m:r>
+            </m:sub>
+          </m:sSub>
           <m:r>
-            <m:rPr>
-              <m:sty m:val="p"/>
-            </m:rPr>
+            <m:rPr/>
             <w:rPr>
               <w:rFonts w:ascii="Cambria Math" w:hAnsi="Cambria Math"/>
             </w:rPr>
-            <m:t>3 = \frac</m:t>
+            <m:t> = </m:t>
           </m:r>
-          <m:d>
-            <m:dPr>
-              <m:begChr m:val="{"/>
-              <m:endChr m:val="}"/>
-              <m:ctrlPr>
-                <w:rPr>
-                  <w:rFonts w:ascii="Cambria Math" w:hAnsi="Cambria Math"/>
-                </w:rPr>
-              </m:ctrlPr>
-            </m:dPr>
-            <m:e>
-              <m:d>
-                <m:dPr>
-                  <m:ctrlPr>
+          <m:f>
+            <m:fPr>
+              <m:type m:val="bar"/>
+            </m:fPr>
+            <m:num>
+              <m:sSub>
+                <m:e>
+                  <m:r>
+                    <m:rPr/>
                     <w:rPr>
                       <w:rFonts w:ascii="Cambria Math" w:hAnsi="Cambria Math"/>
                     </w:rPr>
-                  </m:ctrlPr>
-                </m:dPr>
-                <m:e>
+                    <m:t>cos</m:t>
+                  </m:r>
+                  <m:r>
+                    <m:rPr/>
+                    <w:rPr>
+                      <w:rFonts w:ascii="Cambria Math" w:hAnsi="Cambria Math"/>
+                    </w:rPr>
+                    <m:t>θ</m:t>
+                  </m:r>
+                </m:e>
+                <m:sub>
                   <m:r>
                     <m:rPr>
-                      <m:sty m:val="p"/>
+                      <m:nor/>
                     </m:rPr>
                     <w:rPr>
                       <w:rFonts w:ascii="Cambria Math" w:hAnsi="Cambria Math"/>
                     </w:rPr>
-                    <m:t>\cos</m:t>
+                    <m:t>AI</m:t>
                   </m:r>
-                  <m:d>
-                    <m:dPr>
-                      <m:ctrlPr>
-                        <w:rPr>
-                          <w:rFonts w:ascii="Cambria Math" w:hAnsi="Cambria Math"/>
-                        </w:rPr>
-                      </m:ctrlPr>
-                    </m:dPr>
-                    <m:e>
-                      <m:r>
-                        <m:rPr>
-                          <m:sty m:val="p"/>
-                        </m:rPr>
-                        <w:rPr>
-                          <w:rFonts w:ascii="Cambria Math" w:hAnsi="Cambria Math"/>
-                        </w:rPr>
-                        <m:t>θ</m:t>
-                      </m:r>
-                      <m:d>
-                        <m:dPr>
-                          <m:begChr m:val="{"/>
-                          <m:endChr m:val="}"/>
-                          <m:ctrlPr>
-                            <w:rPr>
-                              <w:rFonts w:ascii="Cambria Math" w:hAnsi="Cambria Math"/>
-                            </w:rPr>
-                          </m:ctrlPr>
-                        </m:dPr>
-                        <m:e>
-                          <m:r>
-                            <m:rPr>
-                              <m:sty m:val="p"/>
-                            </m:rPr>
-                            <w:rPr>
-                              <w:rFonts w:ascii="Cambria Math" w:hAnsi="Cambria Math"/>
-                            </w:rPr>
-                            <m:t>\text</m:t>
-                          </m:r>
-                          <m:d>
-                            <m:dPr>
-                              <m:begChr m:val="{"/>
-                              <m:endChr m:val="}"/>
-                              <m:ctrlPr>
-                                <w:rPr>
-                                  <w:rFonts w:ascii="Cambria Math" w:hAnsi="Cambria Math"/>
-                                </w:rPr>
-                              </m:ctrlPr>
-                            </m:dPr>
-                            <m:e>
-                              <m:r>
-                                <m:rPr>
-                                  <m:sty m:val="p"/>
-                                </m:rPr>
-                                <w:rPr>
-                                  <w:rFonts w:ascii="Cambria Math" w:hAnsi="Cambria Math"/>
-                                </w:rPr>
-                                <m:t>AI</m:t>
-                              </m:r>
-                            </m:e>
-                          </m:d>
-                        </m:e>
-                      </m:d>
-                    </m:e>
-                  </m:d>
+                </m:sub>
+              </m:sSub>
+              <m:r>
+                <m:rPr/>
+                <w:rPr>
+                  <w:rFonts w:ascii="Cambria Math" w:hAnsi="Cambria Math"/>
+                </w:rPr>
+                <m:t> – </m:t>
+              </m:r>
+              <m:sSub>
+                <m:e>
+                  <m:r>
+                    <m:rPr/>
+                    <w:rPr>
+                      <w:rFonts w:ascii="Cambria Math" w:hAnsi="Cambria Math"/>
+                    </w:rPr>
+                    <m:t>cos</m:t>
+                  </m:r>
+                  <m:r>
+                    <m:rPr/>
+                    <w:rPr>
+                      <w:rFonts w:ascii="Cambria Math" w:hAnsi="Cambria Math"/>
+                    </w:rPr>
+                    <m:t>θ</m:t>
+                  </m:r>
+                </m:e>
+                <m:sub>
                   <m:r>
                     <m:rPr>
-                      <m:sty m:val="p"/>
+                      <m:nor/>
                     </m:rPr>
                     <w:rPr>
                       <w:rFonts w:ascii="Cambria Math" w:hAnsi="Cambria Math"/>
                     </w:rPr>
-                    <m:t>- \cos</m:t>
+                    <m:t>Human</m:t>
                   </m:r>
-                  <m:d>
-                    <m:dPr>
-                      <m:ctrlPr>
-                        <w:rPr>
-                          <w:rFonts w:ascii="Cambria Math" w:hAnsi="Cambria Math"/>
-                        </w:rPr>
-                      </m:ctrlPr>
-                    </m:dPr>
-                    <m:e>
-                      <m:r>
-                        <m:rPr>
-                          <m:sty m:val="p"/>
-                        </m:rPr>
-                        <w:rPr>
-                          <w:rFonts w:ascii="Cambria Math" w:hAnsi="Cambria Math"/>
-                        </w:rPr>
-                        <m:t>θ</m:t>
-                      </m:r>
-                      <m:d>
-                        <m:dPr>
-                          <m:begChr m:val="{"/>
-                          <m:endChr m:val="}"/>
-                          <m:ctrlPr>
-                            <w:rPr>
-                              <w:rFonts w:ascii="Cambria Math" w:hAnsi="Cambria Math"/>
-                            </w:rPr>
-                          </m:ctrlPr>
-                        </m:dPr>
-                        <m:e>
-                          <m:r>
-                            <m:rPr>
-                              <m:sty m:val="p"/>
-                            </m:rPr>
-                            <w:rPr>
-                              <w:rFonts w:ascii="Cambria Math" w:hAnsi="Cambria Math"/>
-                            </w:rPr>
-                            <m:t>\text</m:t>
-                          </m:r>
-                          <m:d>
-                            <m:dPr>
-                              <m:begChr m:val="{"/>
-                              <m:endChr m:val="}"/>
-                              <m:ctrlPr>
-                                <w:rPr>
-                                  <w:rFonts w:ascii="Cambria Math" w:hAnsi="Cambria Math"/>
-                                </w:rPr>
-                              </m:ctrlPr>
-                            </m:dPr>
-                            <m:e>
-                              <m:r>
-                                <m:rPr>
-                                  <m:sty m:val="p"/>
-                                </m:rPr>
-                                <w:rPr>
-                                  <w:rFonts w:ascii="Cambria Math" w:hAnsi="Cambria Math"/>
-                                </w:rPr>
-                                <m:t>Human</m:t>
-                              </m:r>
-                            </m:e>
-                          </m:d>
-                        </m:e>
-                      </m:d>
-                    </m:e>
-                  </m:d>
-                </m:e>
-              </m:d>
+                </m:sub>
+              </m:sSub>
               <m:r>
-                <m:rPr>
-                  <m:sty m:val="p"/>
-                </m:rPr>
+                <m:rPr/>
                 <w:rPr>
                   <w:rFonts w:ascii="Cambria Math" w:hAnsi="Cambria Math"/>
                 </w:rPr>
-                <m:t>+ 1</m:t>
+                <m:t> + 1</m:t>
               </m:r>
-            </m:e>
-          </m:d>
-          <m:d>
-            <m:dPr>
-              <m:begChr m:val="{"/>
-              <m:endChr m:val="}"/>
-              <m:ctrlPr>
-                <w:rPr>
-                  <w:rFonts w:ascii="Cambria Math" w:hAnsi="Cambria Math"/>
-                </w:rPr>
-              </m:ctrlPr>
-            </m:dPr>
-            <m:e>
+            </m:num>
+            <m:den>
               <m:r>
-                <m:rPr>
-                  <m:sty m:val="p"/>
-                </m:rPr>
+                <m:rPr/>
                 <w:rPr>
                   <w:rFonts w:ascii="Cambria Math" w:hAnsi="Cambria Math"/>
                 </w:rPr>
                 <m:t>2</m:t>
               </m:r>
-            </m:e>
-          </m:d>
+            </m:den>
+          </m:f>
           <m:r>
-            <m:rPr>
-              <m:sty m:val="p"/>
-            </m:rPr>
+            <m:rPr/>
             <w:rPr>
               <w:rFonts w:ascii="Cambria Math" w:hAnsi="Cambria Math"/>
             </w:rPr>
-            <m:t>×100</m:t>
+            <m:t> × 100</m:t>
           </m:r>
         </m:oMath>
       </m:oMathPara>
@@ -12666,11 +12418,11 @@
       <w:pPr>
         <w:pStyle w:val="Heading3"/>
       </w:pPr>
-      <w:bookmarkStart w:id="42" w:name="_Toc232287052"/>
+      <w:bookmarkStart w:id="40" w:name="_Toc232289007"/>
       <w:r>
         <w:t>3.3.4. Heuristic Grammar &amp; Typography Analyzer</w:t>
       </w:r>
-      <w:bookmarkEnd w:id="42"/>
+      <w:bookmarkEnd w:id="40"/>
     </w:p>
     <w:p>
       <w:pPr>
@@ -12701,15 +12453,123 @@
         <w:jc w:val="left"/>
       </w:pPr>
       <m:oMathPara>
+        <m:oMathParaPr>
+          <m:jc m:val="left"/>
+        </m:oMathParaPr>
         <m:oMath>
+          <m:sSub>
+            <m:e>
+              <m:r>
+                <m:rPr>
+                  <m:nor/>
+                </m:rPr>
+                <w:rPr>
+                  <w:rFonts w:ascii="Cambria Math" w:hAnsi="Cambria Math"/>
+                </w:rPr>
+                <m:t>Penalty</m:t>
+              </m:r>
+            </m:e>
+            <m:sub>
+              <m:r>
+                <m:rPr>
+                  <m:nor/>
+                </m:rPr>
+                <w:rPr>
+                  <w:rFonts w:ascii="Cambria Math" w:hAnsi="Cambria Math"/>
+                </w:rPr>
+                <m:t>norm</m:t>
+              </m:r>
+            </m:sub>
+          </m:sSub>
           <m:r>
-            <m:rPr>
-              <m:sty m:val="p"/>
-            </m:rPr>
+            <m:rPr/>
             <w:rPr>
               <w:rFonts w:ascii="Cambria Math" w:hAnsi="Cambria Math"/>
             </w:rPr>
-            <m:t>text{Penalty}{\text{norm}} = \frac{\sum (\text{Rule Matches} \times \text{Weight})}{\max(10, \text{Word Count})} \times 100</m:t>
+            <m:t> = </m:t>
+          </m:r>
+          <m:f>
+            <m:fPr>
+              <m:type m:val="bar"/>
+            </m:fPr>
+            <m:num>
+              <m:nary>
+                <m:naryPr>
+                  <m:chr m:val="∑"/>
+                  <m:limLoc m:val="undOvr"/>
+                </m:naryPr>
+                <m:sub/>
+                <m:sup/>
+                <m:e/>
+              </m:nary>
+              <m:d>
+                <m:dPr/>
+                <m:e>
+                  <m:r>
+                    <m:rPr>
+                      <m:nor/>
+                    </m:rPr>
+                    <w:rPr>
+                      <w:rFonts w:ascii="Cambria Math" w:hAnsi="Cambria Math"/>
+                    </w:rPr>
+                    <m:t>Rule Matches</m:t>
+                  </m:r>
+                  <m:r>
+                    <m:rPr/>
+                    <w:rPr>
+                      <w:rFonts w:ascii="Cambria Math" w:hAnsi="Cambria Math"/>
+                    </w:rPr>
+                    <m:t> × </m:t>
+                  </m:r>
+                  <m:r>
+                    <m:rPr>
+                      <m:nor/>
+                    </m:rPr>
+                    <w:rPr>
+                      <w:rFonts w:ascii="Cambria Math" w:hAnsi="Cambria Math"/>
+                    </w:rPr>
+                    <m:t>Weight</m:t>
+                  </m:r>
+                </m:e>
+              </m:d>
+            </m:num>
+            <m:den>
+              <m:r>
+                <m:rPr/>
+                <w:rPr>
+                  <w:rFonts w:ascii="Cambria Math" w:hAnsi="Cambria Math"/>
+                </w:rPr>
+                <m:t>max</m:t>
+              </m:r>
+              <m:d>
+                <m:dPr/>
+                <m:e>
+                  <m:r>
+                    <m:rPr/>
+                    <w:rPr>
+                      <w:rFonts w:ascii="Cambria Math" w:hAnsi="Cambria Math"/>
+                    </w:rPr>
+                    <m:t>10, </m:t>
+                  </m:r>
+                  <m:r>
+                    <m:rPr>
+                      <m:nor/>
+                    </m:rPr>
+                    <w:rPr>
+                      <w:rFonts w:ascii="Cambria Math" w:hAnsi="Cambria Math"/>
+                    </w:rPr>
+                    <m:t>Word Count</m:t>
+                  </m:r>
+                </m:e>
+              </m:d>
+            </m:den>
+          </m:f>
+          <m:r>
+            <m:rPr/>
+            <w:rPr>
+              <w:rFonts w:ascii="Cambria Math" w:hAnsi="Cambria Math"/>
+            </w:rPr>
+            <m:t> × 100</m:t>
           </m:r>
         </m:oMath>
       </m:oMathPara>
@@ -12722,14 +12582,84 @@
         <w:jc w:val="left"/>
       </w:pPr>
       <m:oMathPara>
+        <m:oMathParaPr>
+          <m:jc m:val="left"/>
+        </m:oMathParaPr>
         <m:oMath>
+          <m:sSub>
+            <m:e>
+              <m:r>
+                <m:rPr>
+                  <m:nor/>
+                </m:rPr>
+                <w:rPr>
+                  <w:rFonts w:ascii="Cambria Math" w:hAnsi="Cambria Math"/>
+                </w:rPr>
+                <m:t>Score</m:t>
+              </m:r>
+            </m:e>
+            <m:sub>
+              <m:r>
+                <m:rPr>
+                  <m:nor/>
+                </m:rPr>
+                <w:rPr>
+                  <w:rFonts w:ascii="Cambria Math" w:hAnsi="Cambria Math"/>
+                </w:rPr>
+                <m:t>grammar</m:t>
+              </m:r>
+            </m:sub>
+          </m:sSub>
           <m:r>
+            <m:rPr/>
             <w:rPr>
               <w:rFonts w:ascii="Cambria Math" w:hAnsi="Cambria Math"/>
             </w:rPr>
-            <w:lastRenderedPageBreak/>
-            <m:t>text{Score}{\text{grammar}} = \max\left(0, 100 - 15 \times \text{Penalty}{\text{norm}}\right)</m:t>
+            <m:t> = </m:t>
           </m:r>
+          <m:r>
+            <m:rPr/>
+            <w:rPr>
+              <w:rFonts w:ascii="Cambria Math" w:hAnsi="Cambria Math"/>
+            </w:rPr>
+            <m:t>max</m:t>
+          </m:r>
+          <m:d>
+            <m:dPr/>
+            <m:e>
+              <m:r>
+                <m:rPr/>
+                <w:rPr>
+                  <w:rFonts w:ascii="Cambria Math" w:hAnsi="Cambria Math"/>
+                </w:rPr>
+                <m:t>0, 100 – 15 × </m:t>
+              </m:r>
+              <m:sSub>
+                <m:e>
+                  <m:r>
+                    <m:rPr>
+                      <m:nor/>
+                    </m:rPr>
+                    <w:rPr>
+                      <w:rFonts w:ascii="Cambria Math" w:hAnsi="Cambria Math"/>
+                    </w:rPr>
+                    <m:t>Penalty</m:t>
+                  </m:r>
+                </m:e>
+                <m:sub>
+                  <m:r>
+                    <m:rPr>
+                      <m:nor/>
+                    </m:rPr>
+                    <w:rPr>
+                      <w:rFonts w:ascii="Cambria Math" w:hAnsi="Cambria Math"/>
+                    </w:rPr>
+                    <m:t>norm</m:t>
+                  </m:r>
+                </m:sub>
+              </m:sSub>
+            </m:e>
+          </m:d>
         </m:oMath>
       </m:oMathPara>
     </w:p>
@@ -12746,11 +12676,11 @@
         <w:pStyle w:val="Heading3"/>
         <w:spacing w:line="360" w:lineRule="auto"/>
       </w:pPr>
-      <w:bookmarkStart w:id="43" w:name="_Toc232287053"/>
+      <w:bookmarkStart w:id="41" w:name="_Toc232289008"/>
       <w:r>
         <w:t>3.3.5. Ensemble Scoring &amp; Grammar Calibration</w:t>
       </w:r>
-      <w:bookmarkEnd w:id="43"/>
+      <w:bookmarkEnd w:id="41"/>
     </w:p>
     <w:p>
       <w:pPr>
@@ -12773,17 +12703,160 @@
       <m:oMath>
         <m:r>
           <m:rPr>
-            <m:sty m:val="p"/>
+            <m:nor/>
           </m:rPr>
           <w:rPr>
             <w:rFonts w:ascii="Cambria Math" w:hAnsi="Cambria Math"/>
           </w:rPr>
-          <m:t>text{Final AI Probability} = \left(0.35 \times \text{Score}1 + 0.40 \times \text{Score}2 + 0.25 \times \text{Score}3\right) \times \frac{\text{Score}{\text{grammar}}}{100}</m:t>
+          <m:t>Final AI Probability</m:t>
         </m:r>
+        <m:r>
+          <m:rPr/>
+          <w:rPr>
+            <w:rFonts w:ascii="Cambria Math" w:hAnsi="Cambria Math"/>
+          </w:rPr>
+          <m:t> = </m:t>
+        </m:r>
+        <m:d>
+          <m:dPr/>
+          <m:e>
+            <m:r>
+              <m:rPr/>
+              <w:rPr>
+                <w:rFonts w:ascii="Cambria Math" w:hAnsi="Cambria Math"/>
+              </w:rPr>
+              <m:t>0.35 × </m:t>
+            </m:r>
+            <m:sSub>
+              <m:e>
+                <m:r>
+                  <m:rPr>
+                    <m:nor/>
+                  </m:rPr>
+                  <w:rPr>
+                    <w:rFonts w:ascii="Cambria Math" w:hAnsi="Cambria Math"/>
+                  </w:rPr>
+                  <m:t>Score</m:t>
+                </m:r>
+              </m:e>
+              <m:sub>
+                <m:r>
+                  <m:rPr/>
+                  <w:rPr>
+                    <w:rFonts w:ascii="Cambria Math" w:hAnsi="Cambria Math"/>
+                  </w:rPr>
+                  <m:t>1</m:t>
+                </m:r>
+              </m:sub>
+            </m:sSub>
+            <m:r>
+              <m:rPr/>
+              <w:rPr>
+                <w:rFonts w:ascii="Cambria Math" w:hAnsi="Cambria Math"/>
+              </w:rPr>
+              <m:t> + 0.40 × </m:t>
+            </m:r>
+            <m:sSub>
+              <m:e>
+                <m:r>
+                  <m:rPr>
+                    <m:nor/>
+                  </m:rPr>
+                  <w:rPr>
+                    <w:rFonts w:ascii="Cambria Math" w:hAnsi="Cambria Math"/>
+                  </w:rPr>
+                  <m:t>Score</m:t>
+                </m:r>
+              </m:e>
+              <m:sub>
+                <m:r>
+                  <m:rPr/>
+                  <w:rPr>
+                    <w:rFonts w:ascii="Cambria Math" w:hAnsi="Cambria Math"/>
+                  </w:rPr>
+                  <m:t>2</m:t>
+                </m:r>
+              </m:sub>
+            </m:sSub>
+            <m:r>
+              <m:rPr/>
+              <w:rPr>
+                <w:rFonts w:ascii="Cambria Math" w:hAnsi="Cambria Math"/>
+              </w:rPr>
+              <m:t> + 0.25 × </m:t>
+            </m:r>
+            <m:sSub>
+              <m:e>
+                <m:r>
+                  <m:rPr>
+                    <m:nor/>
+                  </m:rPr>
+                  <w:rPr>
+                    <w:rFonts w:ascii="Cambria Math" w:hAnsi="Cambria Math"/>
+                  </w:rPr>
+                  <m:t>Score</m:t>
+                </m:r>
+              </m:e>
+              <m:sub>
+                <m:r>
+                  <m:rPr/>
+                  <w:rPr>
+                    <w:rFonts w:ascii="Cambria Math" w:hAnsi="Cambria Math"/>
+                  </w:rPr>
+                  <m:t>3</m:t>
+                </m:r>
+              </m:sub>
+            </m:sSub>
+          </m:e>
+        </m:d>
+        <m:r>
+          <m:rPr/>
+          <w:rPr>
+            <w:rFonts w:ascii="Cambria Math" w:hAnsi="Cambria Math"/>
+          </w:rPr>
+          <m:t> × </m:t>
+        </m:r>
+        <m:f>
+          <m:fPr>
+            <m:type m:val="bar"/>
+          </m:fPr>
+          <m:num>
+            <m:sSub>
+              <m:e>
+                <m:r>
+                  <m:rPr>
+                    <m:nor/>
+                  </m:rPr>
+                  <w:rPr>
+                    <w:rFonts w:ascii="Cambria Math" w:hAnsi="Cambria Math"/>
+                  </w:rPr>
+                  <m:t>Score</m:t>
+                </m:r>
+              </m:e>
+              <m:sub>
+                <m:r>
+                  <m:rPr>
+                    <m:nor/>
+                  </m:rPr>
+                  <w:rPr>
+                    <w:rFonts w:ascii="Cambria Math" w:hAnsi="Cambria Math"/>
+                  </w:rPr>
+                  <m:t>grammar</m:t>
+                </m:r>
+              </m:sub>
+            </m:sSub>
+          </m:num>
+          <m:den>
+            <m:r>
+              <m:rPr/>
+              <w:rPr>
+                <w:rFonts w:ascii="Cambria Math" w:hAnsi="Cambria Math"/>
+              </w:rPr>
+              <m:t>100</m:t>
+            </m:r>
+          </m:den>
+        </m:f>
       </m:oMath>
-      <w:r>
-        <w:t xml:space="preserve"> </w:t>
-      </w:r>
     </w:p>
     <w:p>
       <w:pPr>
@@ -12906,15 +12979,23 @@
       <w:pPr>
         <w:pStyle w:val="Heading1"/>
       </w:pPr>
-      <w:bookmarkStart w:id="44" w:name="_Toc232287054"/>
+      <w:bookmarkStart w:id="42" w:name="_Toc232289009"/>
       <w:r>
         <w:lastRenderedPageBreak/>
-        <w:t xml:space="preserve">CHAPTER 4 </w:t>
+        <w:t>CHAPTER 4</w:t>
+      </w:r>
+    </w:p>
+    <w:p>
+      <w:pPr>
+        <w:pStyle w:val="Heading1"/>
+      </w:pPr>
+      <w:r>
+        <w:t xml:space="preserve"> </w:t>
       </w:r>
       <w:r>
         <w:t>IMPLEMENTATION AND TESTING</w:t>
       </w:r>
-      <w:bookmarkEnd w:id="44"/>
+      <w:bookmarkEnd w:id="42"/>
       <w:r>
         <w:t xml:space="preserve">  </w:t>
       </w:r>
@@ -12924,14 +13005,14 @@
         <w:pStyle w:val="Heading2"/>
         <w:spacing w:line="360" w:lineRule="auto"/>
       </w:pPr>
-      <w:bookmarkStart w:id="45" w:name="_Toc232287055"/>
+      <w:bookmarkStart w:id="43" w:name="_Toc232289010"/>
       <w:r>
         <w:t xml:space="preserve">4.1. </w:t>
       </w:r>
       <w:r>
         <w:t>Implementation</w:t>
       </w:r>
-      <w:bookmarkEnd w:id="45"/>
+      <w:bookmarkEnd w:id="43"/>
     </w:p>
     <w:p>
       <w:pPr>
@@ -12941,7 +13022,7 @@
           <w:bCs/>
         </w:rPr>
       </w:pPr>
-      <w:bookmarkStart w:id="46" w:name="_Toc232287056"/>
+      <w:bookmarkStart w:id="44" w:name="_Toc232289011"/>
       <w:r>
         <w:t xml:space="preserve">4.1.1. </w:t>
       </w:r>
@@ -12951,7 +13032,7 @@
         </w:rPr>
         <w:t>Tools Used</w:t>
       </w:r>
-      <w:bookmarkEnd w:id="46"/>
+      <w:bookmarkEnd w:id="44"/>
     </w:p>
     <w:p>
       <w:pPr>
@@ -13092,11 +13173,11 @@
       <w:pPr>
         <w:pStyle w:val="Heading2"/>
       </w:pPr>
-      <w:bookmarkStart w:id="47" w:name="_Toc232287057"/>
+      <w:bookmarkStart w:id="45" w:name="_Toc232289012"/>
       <w:r>
         <w:t>4.1.2. Module Implementation Details</w:t>
       </w:r>
-      <w:bookmarkEnd w:id="47"/>
+      <w:bookmarkEnd w:id="45"/>
     </w:p>
     <w:p>
       <w:r>
@@ -13115,11 +13196,11 @@
       <w:pPr>
         <w:pStyle w:val="Heading3"/>
       </w:pPr>
-      <w:bookmarkStart w:id="48" w:name="_Toc232287058"/>
+      <w:bookmarkStart w:id="46" w:name="_Toc232289013"/>
       <w:r>
         <w:t>4.1.2.1. FileParser Module</w:t>
       </w:r>
-      <w:bookmarkEnd w:id="48"/>
+      <w:bookmarkEnd w:id="46"/>
     </w:p>
     <w:p>
       <w:pPr>
@@ -13211,11 +13292,11 @@
       <w:pPr>
         <w:pStyle w:val="Heading3"/>
       </w:pPr>
-      <w:bookmarkStart w:id="49" w:name="_Toc232287059"/>
+      <w:bookmarkStart w:id="47" w:name="_Toc232289014"/>
       <w:r>
         <w:t>4.1.2.2. Perplexity &amp; Burstiness Module</w:t>
       </w:r>
-      <w:bookmarkEnd w:id="49"/>
+      <w:bookmarkEnd w:id="47"/>
     </w:p>
     <w:p>
       <w:pPr>
@@ -13313,11 +13394,11 @@
       <w:pPr>
         <w:pStyle w:val="Heading3"/>
       </w:pPr>
-      <w:bookmarkStart w:id="50" w:name="_Toc232287060"/>
+      <w:bookmarkStart w:id="48" w:name="_Toc232289015"/>
       <w:r>
         <w:t>4.1.2.3. KNN Heuristic Feature Module</w:t>
       </w:r>
-      <w:bookmarkEnd w:id="50"/>
+      <w:bookmarkEnd w:id="48"/>
     </w:p>
     <w:p>
       <w:pPr>
@@ -13410,12 +13491,12 @@
       <w:pPr>
         <w:pStyle w:val="Heading3"/>
       </w:pPr>
-      <w:bookmarkStart w:id="51" w:name="_Toc232287061"/>
+      <w:bookmarkStart w:id="49" w:name="_Toc232289016"/>
       <w:r>
         <w:lastRenderedPageBreak/>
         <w:t>4.1.2.4. KNN Voting Classifier Module</w:t>
       </w:r>
-      <w:bookmarkEnd w:id="51"/>
+      <w:bookmarkEnd w:id="49"/>
     </w:p>
     <w:p>
       <w:pPr>
@@ -13507,11 +13588,11 @@
       <w:pPr>
         <w:pStyle w:val="Heading3"/>
       </w:pPr>
-      <w:bookmarkStart w:id="52" w:name="_Toc232287062"/>
+      <w:bookmarkStart w:id="50" w:name="_Toc232289017"/>
       <w:r>
         <w:t>4.1.2.5. Cosine Similarity Feature Module</w:t>
       </w:r>
-      <w:bookmarkEnd w:id="52"/>
+      <w:bookmarkEnd w:id="50"/>
     </w:p>
     <w:p>
       <w:pPr>
@@ -13605,11 +13686,11 @@
       <w:pPr>
         <w:pStyle w:val="Heading3"/>
       </w:pPr>
-      <w:bookmarkStart w:id="53" w:name="_Toc232287063"/>
+      <w:bookmarkStart w:id="51" w:name="_Toc232289018"/>
       <w:r>
         <w:t>4.1.2.6. Cosine Similarity Angle Module</w:t>
       </w:r>
-      <w:bookmarkEnd w:id="53"/>
+      <w:bookmarkEnd w:id="51"/>
     </w:p>
     <w:p>
       <w:pPr>
@@ -13697,7 +13778,7 @@
       <w:pPr>
         <w:pStyle w:val="Heading3"/>
       </w:pPr>
-      <w:bookmarkStart w:id="54" w:name="_Toc232287064"/>
+      <w:bookmarkStart w:id="52" w:name="_Toc232289019"/>
       <w:r>
         <w:t xml:space="preserve">4.1.2.7. </w:t>
       </w:r>
@@ -13709,7 +13790,7 @@
       <w:r>
         <w:t xml:space="preserve"> Gauge Module</w:t>
       </w:r>
-      <w:bookmarkEnd w:id="54"/>
+      <w:bookmarkEnd w:id="52"/>
     </w:p>
     <w:p>
       <w:pPr>
@@ -13811,7 +13892,7 @@
       <w:pPr>
         <w:pStyle w:val="Heading3"/>
       </w:pPr>
-      <w:bookmarkStart w:id="55" w:name="_Toc232287065"/>
+      <w:bookmarkStart w:id="53" w:name="_Toc232289020"/>
       <w:r>
         <w:t xml:space="preserve">4.1.2.8. </w:t>
       </w:r>
@@ -13823,7 +13904,7 @@
       <w:r>
         <w:t xml:space="preserve"> Scatter Plot Module</w:t>
       </w:r>
-      <w:bookmarkEnd w:id="55"/>
+      <w:bookmarkEnd w:id="53"/>
     </w:p>
     <w:p>
       <w:pPr>
@@ -13929,7 +14010,7 @@
       <w:pPr>
         <w:pStyle w:val="Heading3"/>
       </w:pPr>
-      <w:bookmarkStart w:id="56" w:name="_Toc232287066"/>
+      <w:bookmarkStart w:id="54" w:name="_Toc232289021"/>
       <w:r>
         <w:t xml:space="preserve">4.1.2.9. </w:t>
       </w:r>
@@ -13941,7 +14022,7 @@
       <w:r>
         <w:t xml:space="preserve"> Radar Chart Module</w:t>
       </w:r>
-      <w:bookmarkEnd w:id="56"/>
+      <w:bookmarkEnd w:id="54"/>
     </w:p>
     <w:p>
       <w:pPr>
@@ -14049,11 +14130,11 @@
       <w:pPr>
         <w:pStyle w:val="Heading3"/>
       </w:pPr>
-      <w:bookmarkStart w:id="57" w:name="_Toc232287067"/>
+      <w:bookmarkStart w:id="55" w:name="_Toc232289022"/>
       <w:r>
         <w:t>4.1.2.10. app.js Analysis Controller Module</w:t>
       </w:r>
-      <w:bookmarkEnd w:id="57"/>
+      <w:bookmarkEnd w:id="55"/>
     </w:p>
     <w:p>
       <w:pPr>
@@ -14139,11 +14220,11 @@
       <w:pPr>
         <w:pStyle w:val="Heading3"/>
       </w:pPr>
-      <w:bookmarkStart w:id="58" w:name="_Toc232287068"/>
+      <w:bookmarkStart w:id="56" w:name="_Toc232289023"/>
       <w:r>
         <w:t>4.1.2.11. app.js UI Event Listener Module</w:t>
       </w:r>
-      <w:bookmarkEnd w:id="58"/>
+      <w:bookmarkEnd w:id="56"/>
     </w:p>
     <w:p>
       <w:pPr>
@@ -14230,12 +14311,12 @@
       <w:pPr>
         <w:pStyle w:val="Heading3"/>
       </w:pPr>
-      <w:bookmarkStart w:id="59" w:name="_Toc232287069"/>
+      <w:bookmarkStart w:id="57" w:name="_Toc232289024"/>
       <w:r>
         <w:lastRenderedPageBreak/>
         <w:t>4.1.2.12. style.css Custom Visual Styles</w:t>
       </w:r>
-      <w:bookmarkEnd w:id="59"/>
+      <w:bookmarkEnd w:id="57"/>
     </w:p>
     <w:p>
       <w:pPr>
@@ -14314,11 +14395,11 @@
       <w:pPr>
         <w:pStyle w:val="Heading3"/>
       </w:pPr>
-      <w:bookmarkStart w:id="60" w:name="_Toc232287070"/>
+      <w:bookmarkStart w:id="58" w:name="_Toc232289025"/>
       <w:r>
         <w:t>4.1.2.13. HTML5 Dashboard Layout Structure</w:t>
       </w:r>
-      <w:bookmarkEnd w:id="60"/>
+      <w:bookmarkEnd w:id="58"/>
     </w:p>
     <w:p>
       <w:pPr>
@@ -14406,11 +14487,11 @@
       <w:pPr>
         <w:pStyle w:val="Heading3"/>
       </w:pPr>
-      <w:bookmarkStart w:id="61" w:name="_Toc232287071"/>
+      <w:bookmarkStart w:id="59" w:name="_Toc232289026"/>
       <w:r>
         <w:t>4.1.2.14. Heuristic Grammar &amp; Typography Module</w:t>
       </w:r>
-      <w:bookmarkEnd w:id="61"/>
+      <w:bookmarkEnd w:id="59"/>
     </w:p>
     <w:p>
       <w:r>
@@ -14508,22 +14589,22 @@
       <w:pPr>
         <w:pStyle w:val="Heading2"/>
       </w:pPr>
-      <w:bookmarkStart w:id="62" w:name="_Toc232287072"/>
+      <w:bookmarkStart w:id="60" w:name="_Toc232289027"/>
       <w:r>
         <w:lastRenderedPageBreak/>
         <w:t>4.2. Testing</w:t>
       </w:r>
-      <w:bookmarkEnd w:id="62"/>
+      <w:bookmarkEnd w:id="60"/>
     </w:p>
     <w:p>
       <w:pPr>
         <w:pStyle w:val="Heading3"/>
       </w:pPr>
-      <w:bookmarkStart w:id="63" w:name="_Toc232287073"/>
+      <w:bookmarkStart w:id="61" w:name="_Toc232289028"/>
       <w:r>
         <w:t>4.2.1. Test Case for Unit Testing</w:t>
       </w:r>
-      <w:bookmarkEnd w:id="63"/>
+      <w:bookmarkEnd w:id="61"/>
     </w:p>
     <w:p>
       <w:pPr>
@@ -16965,100 +17046,100 @@
         <w:pStyle w:val="Heading1"/>
         <w:ind w:left="224" w:right="283"/>
       </w:pPr>
-      <w:bookmarkStart w:id="64" w:name="_Toc201399445"/>
-      <w:bookmarkStart w:id="65" w:name="_Toc232287074"/>
+      <w:bookmarkStart w:id="62" w:name="_Toc201399445"/>
+      <w:bookmarkStart w:id="63" w:name="_Toc232289029"/>
       <w:r>
         <w:lastRenderedPageBreak/>
         <w:t>CHAPTER 5</w:t>
       </w:r>
-      <w:bookmarkEnd w:id="64"/>
-      <w:bookmarkEnd w:id="65"/>
+      <w:bookmarkEnd w:id="62"/>
+      <w:bookmarkEnd w:id="63"/>
     </w:p>
     <w:p>
       <w:pPr>
         <w:pStyle w:val="Heading1"/>
         <w:ind w:left="224" w:right="283"/>
       </w:pPr>
-      <w:bookmarkStart w:id="66" w:name="_Toc232287075"/>
+      <w:bookmarkStart w:id="64" w:name="_Toc232289030"/>
       <w:r>
         <w:t>CONCLUSION AND FUTURE RECOMMENDATIONS</w:t>
       </w:r>
+      <w:bookmarkEnd w:id="64"/>
+    </w:p>
+    <w:p>
+      <w:pPr>
+        <w:pStyle w:val="Heading2"/>
+      </w:pPr>
+      <w:bookmarkStart w:id="65" w:name="_Toc232289031"/>
+      <w:r>
+        <w:t>5.1. Conclusion</w:t>
+      </w:r>
+      <w:bookmarkEnd w:id="65"/>
+    </w:p>
+    <w:p>
+      <w:pPr>
+        <w:spacing w:line="360" w:lineRule="auto"/>
+      </w:pPr>
+      <w:r>
+        <w:t xml:space="preserve">In summary, the </w:t>
+      </w:r>
+      <w:r>
+        <w:rPr>
+          <w:b/>
+        </w:rPr>
+        <w:t>AI Text Detector</w:t>
+      </w:r>
+      <w:r>
+        <w:t xml:space="preserve"> provides a lightweight, automated, and mathematically transparent tool for verifying text authenticity. By combining statistical natural language processing, instance-based classification (KNN), and Vector Space models, the system reduces the risk of false positives.</w:t>
+      </w:r>
+    </w:p>
+    <w:p>
+      <w:pPr>
+        <w:spacing w:line="360" w:lineRule="auto"/>
+      </w:pPr>
+      <w:r>
+        <w:t>The application follows a client-side execution model, running all text extraction, feature mapping, and algorithm calculations directly inside the user's browser sandbox. This preserves document privacy and reduces network latency to zero, completing the evaluation in less than 500 milliseconds.</w:t>
+      </w:r>
+    </w:p>
+    <w:p>
+      <w:pPr>
+        <w:spacing w:line="360" w:lineRule="auto"/>
+      </w:pPr>
+      <w:r>
+        <w:t>The implemented classification modules successfully meet the functional requirements of identifying machine-generated text, scoring probabilities, and parsing standard document formats. Real-time SVG visualizations, the sentence-level perplexity heatmap, and the LaTeX resolution panel make the tool intuitive for developers and academic administrators.</w:t>
+      </w:r>
+    </w:p>
+    <w:p>
+      <w:pPr>
+        <w:spacing w:line="360" w:lineRule="auto"/>
+      </w:pPr>
+      <w:r>
+        <w:t xml:space="preserve">Overall, the </w:t>
+      </w:r>
+      <w:r>
+        <w:rPr>
+          <w:b/>
+        </w:rPr>
+        <w:t>AI Text Detector</w:t>
+      </w:r>
+      <w:r>
+        <w:t xml:space="preserve"> represents a reliable, privacy-preserving method to audit writing styles, helping organizations and educational institutions maintain academic integrity and verify content origins.</w:t>
+      </w:r>
+    </w:p>
+    <w:p>
+      <w:pPr>
+        <w:spacing w:line="360" w:lineRule="auto"/>
+      </w:pPr>
+    </w:p>
+    <w:p>
+      <w:pPr>
+        <w:pStyle w:val="Heading2"/>
+      </w:pPr>
+      <w:bookmarkStart w:id="66" w:name="_Toc232289032"/>
+      <w:r>
+        <w:t>5.2. Future Recommendations</w:t>
+      </w:r>
       <w:bookmarkEnd w:id="66"/>
-    </w:p>
-    <w:p>
-      <w:pPr>
-        <w:pStyle w:val="Heading2"/>
-      </w:pPr>
-      <w:bookmarkStart w:id="67" w:name="_Toc232287076"/>
-      <w:r>
-        <w:t>5.1. Conclusion</w:t>
-      </w:r>
-      <w:bookmarkEnd w:id="67"/>
-    </w:p>
-    <w:p>
-      <w:pPr>
-        <w:spacing w:line="360" w:lineRule="auto"/>
-      </w:pPr>
-      <w:r>
-        <w:t xml:space="preserve">In summary, the </w:t>
-      </w:r>
-      <w:r>
-        <w:rPr>
-          <w:b/>
-        </w:rPr>
-        <w:t>AI Text Detector</w:t>
-      </w:r>
-      <w:r>
-        <w:t xml:space="preserve"> provides a lightweight, automated, and mathematically transparent tool for verifying text authenticity. By combining statistical natural language processing, instance-based classification (KNN), and Vector Space models, the system reduces the risk of false positives.</w:t>
-      </w:r>
-    </w:p>
-    <w:p>
-      <w:pPr>
-        <w:spacing w:line="360" w:lineRule="auto"/>
-      </w:pPr>
-      <w:r>
-        <w:t>The application follows a client-side execution model, running all text extraction, feature mapping, and algorithm calculations directly inside the user's browser sandbox. This preserves document privacy and reduces network latency to zero, completing the evaluation in less than 500 milliseconds.</w:t>
-      </w:r>
-    </w:p>
-    <w:p>
-      <w:pPr>
-        <w:spacing w:line="360" w:lineRule="auto"/>
-      </w:pPr>
-      <w:r>
-        <w:t>The implemented classification modules successfully meet the functional requirements of identifying machine-generated text, scoring probabilities, and parsing standard document formats. Real-time SVG visualizations, the sentence-level perplexity heatmap, and the LaTeX resolution panel make the tool intuitive for developers and academic administrators.</w:t>
-      </w:r>
-    </w:p>
-    <w:p>
-      <w:pPr>
-        <w:spacing w:line="360" w:lineRule="auto"/>
-      </w:pPr>
-      <w:r>
-        <w:t xml:space="preserve">Overall, the </w:t>
-      </w:r>
-      <w:r>
-        <w:rPr>
-          <w:b/>
-        </w:rPr>
-        <w:t>AI Text Detector</w:t>
-      </w:r>
-      <w:r>
-        <w:t xml:space="preserve"> represents a reliable, privacy-preserving method to audit writing styles, helping organizations and educational institutions maintain academic integrity and verify content origins.</w:t>
-      </w:r>
-    </w:p>
-    <w:p>
-      <w:pPr>
-        <w:spacing w:line="360" w:lineRule="auto"/>
-      </w:pPr>
-    </w:p>
-    <w:p>
-      <w:pPr>
-        <w:pStyle w:val="Heading2"/>
-      </w:pPr>
-      <w:bookmarkStart w:id="68" w:name="_Toc232287077"/>
-      <w:r>
-        <w:t>5.2. Future Recommendations</w:t>
-      </w:r>
-      <w:bookmarkEnd w:id="68"/>
     </w:p>
     <w:p>
       <w:pPr>
@@ -17185,7 +17266,7 @@
     <w:p/>
     <w:p/>
     <w:p/>
-    <w:bookmarkStart w:id="69" w:name="_Toc232287078" w:displacedByCustomXml="next"/>
+    <w:bookmarkStart w:id="67" w:name="_Toc232289033" w:displacedByCustomXml="next"/>
     <w:sdt>
       <w:sdtPr>
         <w:rPr>
@@ -17213,7 +17294,7 @@
           <w:r>
             <w:t>REFERENCES</w:t>
           </w:r>
-          <w:bookmarkEnd w:id="69"/>
+          <w:bookmarkEnd w:id="67"/>
         </w:p>
         <w:sdt>
           <w:sdtPr>
@@ -17635,12 +17716,12 @@
       <w:pPr>
         <w:pStyle w:val="Heading1"/>
       </w:pPr>
-      <w:bookmarkStart w:id="70" w:name="_Toc232287079"/>
+      <w:bookmarkStart w:id="68" w:name="_Toc232289034"/>
       <w:r>
         <w:lastRenderedPageBreak/>
         <w:t>APPENDICES</w:t>
       </w:r>
-      <w:bookmarkEnd w:id="70"/>
+      <w:bookmarkEnd w:id="68"/>
     </w:p>
     <w:p>
       <w:r>
@@ -22096,6 +22177,37 @@
       <w:color w:val="808080"/>
     </w:rPr>
   </w:style>
+  <w:style w:type="paragraph" w:styleId="BalloonText">
+    <w:name w:val="Balloon Text"/>
+    <w:basedOn w:val="Normal"/>
+    <w:link w:val="BalloonTextChar"/>
+    <w:uiPriority w:val="99"/>
+    <w:semiHidden/>
+    <w:unhideWhenUsed/>
+    <w:rsid w:val="009D231F"/>
+    <w:pPr>
+      <w:spacing w:before="0" w:after="0" w:line="240" w:lineRule="auto"/>
+    </w:pPr>
+    <w:rPr>
+      <w:rFonts w:ascii="Segoe UI" w:hAnsi="Segoe UI" w:cs="Segoe UI"/>
+      <w:sz w:val="18"/>
+      <w:szCs w:val="18"/>
+    </w:rPr>
+  </w:style>
+  <w:style w:type="character" w:customStyle="1" w:styleId="BalloonTextChar">
+    <w:name w:val="Balloon Text Char"/>
+    <w:basedOn w:val="DefaultParagraphFont"/>
+    <w:link w:val="BalloonText"/>
+    <w:uiPriority w:val="99"/>
+    <w:semiHidden/>
+    <w:rsid w:val="009D231F"/>
+    <w:rPr>
+      <w:rFonts w:ascii="Segoe UI" w:hAnsi="Segoe UI" w:cs="Segoe UI"/>
+      <w:color w:val="000000" w:themeColor="text1"/>
+      <w:sz w:val="18"/>
+      <w:szCs w:val="18"/>
+    </w:rPr>
+  </w:style>
 </w:styles>
 </file>
 
@@ -22642,7 +22754,7 @@
 </file>
 
 <file path=customXml/itemProps1.xml><?xml version="1.0" encoding="utf-8"?>
-<ds:datastoreItem xmlns:ds="http://schemas.openxmlformats.org/officeDocument/2006/customXml" ds:itemID="{E5550885-DE06-4EA6-867B-2128847C003A}">
+<ds:datastoreItem xmlns:ds="http://schemas.openxmlformats.org/officeDocument/2006/customXml" ds:itemID="{BFCB3ED9-A08C-41BD-B28B-17ECEC5F9891}">
   <ds:schemaRefs>
     <ds:schemaRef ds:uri="http://schemas.openxmlformats.org/officeDocument/2006/bibliography"/>
   </ds:schemaRefs>

--- a/ai_text_detector_project_report.docx
+++ b/ai_text_detector_project_report.docx
@@ -12111,8 +12111,6 @@
                   <m:chr m:val="∑"/>
                   <m:limLoc m:val="undOvr"/>
                 </m:naryPr>
-                <m:sub/>
-                <m:sup/>
                 <m:e>
                   <m:sSub>
                     <m:e>
@@ -12169,8 +12167,6 @@
                       <m:chr m:val="∑"/>
                       <m:limLoc m:val="undOvr"/>
                     </m:naryPr>
-                    <m:sub/>
-                    <m:sup/>
                     <m:e>
                       <m:sSup>
                         <m:e>
@@ -12220,8 +12216,6 @@
                       <m:chr m:val="∑"/>
                       <m:limLoc m:val="undOvr"/>
                     </m:naryPr>
-                    <m:sub/>
-                    <m:sup/>
                     <m:e>
                       <m:sSup>
                         <m:e>
@@ -12498,8 +12492,6 @@
                   <m:chr m:val="∑"/>
                   <m:limLoc m:val="undOvr"/>
                 </m:naryPr>
-                <m:sub/>
-                <m:sup/>
                 <m:e/>
               </m:nary>
               <m:d>

--- a/ai_text_detector_project_report.docx
+++ b/ai_text_detector_project_report.docx
@@ -1494,63 +1494,32 @@
         <w:spacing w:after="3" w:line="360" w:lineRule="auto"/>
       </w:pPr>
       <w:r>
-        <w:t xml:space="preserve">The </w:t>
-      </w:r>
-      <w:r>
-        <w:rPr>
-          <w:b/>
-        </w:rPr>
-        <w:t>AI Text Detector</w:t>
-      </w:r>
-      <w:r>
-        <w:t xml:space="preserve"> is a client-side security application designed to analyze document origins without transmitting user data to external servers. The application implements a weighted ensemble of three distinct natural language processing and machine learning algorithms (Statistical NLP, KNN Classification, and Cosine Similarity) calibrated by a fourth heuristic grammar evaluation module. The four core systems are: </w:t>
-      </w:r>
-      <w:r>
-        <w:rPr>
-          <w:b/>
-        </w:rPr>
-        <w:t>Statistical NLP (Perplexity &amp; Burstiness):</w:t>
-      </w:r>
-      <w:r>
-        <w:t xml:space="preserve"> Evaluates sentence length variance (burstiness) and vocabulary richness (Type-Token Ratio) to distinguish the predictable, uniform patterns of AI text from dynamic human writing.</w:t>
-      </w:r>
-      <w:r>
-        <w:t xml:space="preserve"> </w:t>
-      </w:r>
-      <w:r>
-        <w:rPr>
-          <w:b/>
-        </w:rPr>
-        <w:t>K-Nearest Neighbors (KNN) Stylometric Classifier:</w:t>
-      </w:r>
-      <w:r>
-        <w:t xml:space="preserve"> Extracts a 5-dimensional feature vector (lexical diversity, sentence length uniformity, transition word density, Coleman-</w:t>
-      </w:r>
-      <w:proofErr w:type="spellStart"/>
-      <w:r>
-        <w:t>Liau</w:t>
-      </w:r>
-      <w:proofErr w:type="spellEnd"/>
-      <w:r>
-        <w:t xml:space="preserve"> readability grade consistency, and punctuation density) and classifies the document using Euclidean distance relative to a pre-defined training set of human and AI articles. </w:t>
-      </w:r>
-      <w:r>
-        <w:rPr>
-          <w:b/>
-        </w:rPr>
-        <w:t>Stylometric Cosine Similarity (Vector Space Model):</w:t>
-      </w:r>
-      <w:r>
-        <w:t xml:space="preserve"> Measures a 5-dimensional syntactic marker profile (first-person pronoun ratio, complex conjunctions, intensifier density, passive voice frequency, and hapax legomena) and computes vector angles against standard AI and human prototype vectors. </w:t>
-      </w:r>
-      <w:r>
-        <w:rPr>
-          <w:b/>
-        </w:rPr>
-        <w:t>Heuristic Grammar &amp; Typography Analyzer:</w:t>
-      </w:r>
-      <w:r>
-        <w:t xml:space="preserve"> Evaluates common grammatical and typographical slip-ups (double words, capitalization, punctuation spacing, subject-verb agreement, and double negatives) to establish a Grammar Perfection Score. The first three engine outputs are combined via a weighted ensemble ($35\%$ Perplexity, $40\%$ KNN, $25\%$ Cosine Similarity) and then calibrated by the Grammar Perfection Score as a discount modifier, ensuring that the presence of human-like typos reduces the overall AI probability to minimize false positives. The application features an interactive single-page dashboard built using HTML5, custom CSS variables, and Vanilla JavaScript. It incorporates PDF.js and Mammoth.js for client-side document parsing, SVG-based glowing visualization charts, an interactive sentence-level perplexity heatmap, and a mathematical resolution panel powered by MathJax to trace raw formulas in real time.</w:t>
+        <w:rPr>
+          <w:rFonts w:ascii="Times New Roman" w:hAnsi="Times New Roman"/>
+          <w:sz w:val="24"/>
+        </w:rPr>
+      </w:r>
+      <w:r>
+        <w:rPr>
+          <w:rFonts w:ascii="Times New Roman" w:hAnsi="Times New Roman"/>
+          <w:sz w:val="24"/>
+        </w:rPr>
+        <w:t xml:space="preserve">To evaluate adversarial evasion techniques (e.g. synonym swapping and spelling tweaks), the project implements robust offline data augmentation workflows using the </w:t>
+      </w:r>
+      <w:r>
+        <w:rPr>
+          <w:rFonts w:ascii="Times New Roman" w:hAnsi="Times New Roman"/>
+          <w:b/>
+          <w:sz w:val="24"/>
+        </w:rPr>
+        <w:t>nlpaug</w:t>
+      </w:r>
+      <w:r>
+        <w:rPr>
+          <w:rFonts w:ascii="Times New Roman" w:hAnsi="Times New Roman"/>
+          <w:sz w:val="24"/>
+        </w:rPr>
+        <w:t xml:space="preserve"> Python library, which allows calibrating the grammar perfection discount factor under synthetic typo loads. The user interface features a prominent Classification Verdict banner at the top of the dashboard indicating if text is most probably written by AI, mixed, or human.</w:t>
       </w:r>
     </w:p>
     <w:p>
@@ -1563,10 +1532,31 @@
       </w:pPr>
       <w:r>
         <w:rPr>
-          <w:i/>
-          <w:iCs/>
-        </w:rPr>
-        <w:t>Keywords: AI Text Detection, Stylometry, Natural Language Processing, K-Nearest Neighbors, Cosine Similarity, Client-Side Security</w:t>
+          <w:rFonts w:ascii="Times New Roman" w:hAnsi="Times New Roman"/>
+          <w:sz w:val="24"/>
+        </w:rPr>
+      </w:r>
+      <w:r>
+        <w:rPr>
+          <w:rFonts w:ascii="Times New Roman" w:hAnsi="Times New Roman"/>
+          <w:sz w:val="24"/>
+        </w:rPr>
+        <w:t xml:space="preserve">To evaluate adversarial evasion techniques (e.g. synonym swapping and spelling tweaks), the project implements robust offline data augmentation workflows using the </w:t>
+      </w:r>
+      <w:r>
+        <w:rPr>
+          <w:rFonts w:ascii="Times New Roman" w:hAnsi="Times New Roman"/>
+          <w:b/>
+          <w:sz w:val="24"/>
+        </w:rPr>
+        <w:t>nlpaug</w:t>
+      </w:r>
+      <w:r>
+        <w:rPr>
+          <w:rFonts w:ascii="Times New Roman" w:hAnsi="Times New Roman"/>
+          <w:sz w:val="24"/>
+        </w:rPr>
+        <w:t xml:space="preserve"> Python library, which allows calibrating the grammar perfection discount factor under synthetic typo loads. The user interface features a prominent Classification Verdict banner at the top of the dashboard indicating if text is most probably written by AI, mixed, or human.</w:t>
       </w:r>
     </w:p>
     <w:p>
@@ -1581,11 +1571,10 @@
       </w:pPr>
       <w:r>
         <w:rPr>
-          <w:rFonts w:cs="Times New Roman"/>
-          <w:b/>
-          <w:bCs/>
-        </w:rPr>
-        <w:br w:type="page"/>
+          <w:rFonts w:ascii="Times New Roman" w:hAnsi="Times New Roman"/>
+          <w:sz w:val="24"/>
+        </w:rPr>
+        <w:t>The individual metrics are combined via a weighted ensemble (35% Perplexity, 40% KNN, 25% Cosine Similarity) to calculate an overall AI probability. The application features an interactive single-page dashboard built using HTML5, custom CSS variables, and Vanilla JavaScript. It incorporates PDF.js and Mammoth.js for client-side document parsing, SVG-based glowing visualization charts, an interactive sentence-level perplexity heatmap, a prominent classification verdict banner, and a mathematical resolution panel powered by MathJax to trace raw formulas in real time.</w:t>
       </w:r>
     </w:p>
     <w:sdt>
@@ -15898,6 +15887,180 @@
           </w:p>
         </w:tc>
       </w:tr>
+      <w:tr>
+        <w:tc>
+          <w:tcPr>
+            <w:tcW w:type="dxa" w:w="642"/>
+          </w:tcPr>
+          <w:p>
+            <w:r>
+              <w:rPr>
+                <w:rFonts w:ascii="Times New Roman" w:hAnsi="Times New Roman"/>
+                <w:b/>
+                <w:sz w:val="19"/>
+              </w:rPr>
+              <w:t>15</w:t>
+            </w:r>
+          </w:p>
+        </w:tc>
+        <w:tc>
+          <w:tcPr>
+            <w:tcW w:type="dxa" w:w="1350"/>
+          </w:tcPr>
+          <w:p>
+            <w:r>
+              <w:rPr>
+                <w:rFonts w:ascii="Times New Roman" w:hAnsi="Times New Roman"/>
+                <w:sz w:val="19"/>
+              </w:rPr>
+              <w:t>Verdict Banner</w:t>
+            </w:r>
+          </w:p>
+        </w:tc>
+        <w:tc>
+          <w:tcPr>
+            <w:tcW w:type="dxa" w:w="2978"/>
+          </w:tcPr>
+          <w:p>
+            <w:r>
+              <w:rPr>
+                <w:rFonts w:ascii="Times New Roman" w:hAnsi="Times New Roman"/>
+                <w:sz w:val="19"/>
+              </w:rPr>
+              <w:t>Click 'Run Analysis'</w:t>
+            </w:r>
+          </w:p>
+        </w:tc>
+        <w:tc>
+          <w:tcPr>
+            <w:tcW w:type="dxa" w:w="1523"/>
+          </w:tcPr>
+          <w:p>
+            <w:r>
+              <w:rPr>
+                <w:rFonts w:ascii="Times New Roman" w:hAnsi="Times New Roman"/>
+                <w:sz w:val="19"/>
+              </w:rPr>
+              <w:t>Overall verdict banner updates color and statement based on score</w:t>
+            </w:r>
+          </w:p>
+        </w:tc>
+        <w:tc>
+          <w:tcPr>
+            <w:tcW w:type="dxa" w:w="1523"/>
+          </w:tcPr>
+          <w:p>
+            <w:r>
+              <w:rPr>
+                <w:rFonts w:ascii="Times New Roman" w:hAnsi="Times New Roman"/>
+                <w:sz w:val="19"/>
+              </w:rPr>
+              <w:t>Verdict banner displays correct rating dynamically</w:t>
+            </w:r>
+          </w:p>
+        </w:tc>
+        <w:tc>
+          <w:tcPr>
+            <w:tcW w:type="dxa" w:w="974"/>
+          </w:tcPr>
+          <w:p>
+            <w:r>
+              <w:rPr>
+                <w:rFonts w:ascii="Times New Roman" w:hAnsi="Times New Roman"/>
+                <w:sz w:val="19"/>
+              </w:rPr>
+              <w:t>Pass</w:t>
+            </w:r>
+          </w:p>
+        </w:tc>
+      </w:tr>
+      <w:tr>
+        <w:tc>
+          <w:tcPr>
+            <w:tcW w:type="dxa" w:w="642"/>
+          </w:tcPr>
+          <w:p>
+            <w:r>
+              <w:rPr>
+                <w:rFonts w:ascii="Times New Roman" w:hAnsi="Times New Roman"/>
+                <w:b/>
+                <w:sz w:val="19"/>
+              </w:rPr>
+              <w:t>15</w:t>
+            </w:r>
+          </w:p>
+        </w:tc>
+        <w:tc>
+          <w:tcPr>
+            <w:tcW w:type="dxa" w:w="1350"/>
+          </w:tcPr>
+          <w:p>
+            <w:r>
+              <w:rPr>
+                <w:rFonts w:ascii="Times New Roman" w:hAnsi="Times New Roman"/>
+                <w:sz w:val="19"/>
+              </w:rPr>
+              <w:t>Verdict Banner</w:t>
+            </w:r>
+          </w:p>
+        </w:tc>
+        <w:tc>
+          <w:tcPr>
+            <w:tcW w:type="dxa" w:w="2978"/>
+          </w:tcPr>
+          <w:p>
+            <w:r>
+              <w:rPr>
+                <w:rFonts w:ascii="Times New Roman" w:hAnsi="Times New Roman"/>
+                <w:sz w:val="19"/>
+              </w:rPr>
+              <w:t>Click 'Run Analysis'</w:t>
+            </w:r>
+          </w:p>
+        </w:tc>
+        <w:tc>
+          <w:tcPr>
+            <w:tcW w:type="dxa" w:w="1523"/>
+          </w:tcPr>
+          <w:p>
+            <w:r>
+              <w:rPr>
+                <w:rFonts w:ascii="Times New Roman" w:hAnsi="Times New Roman"/>
+                <w:sz w:val="19"/>
+              </w:rPr>
+              <w:t>Overall verdict banner updates color and statement based on score</w:t>
+            </w:r>
+          </w:p>
+        </w:tc>
+        <w:tc>
+          <w:tcPr>
+            <w:tcW w:type="dxa" w:w="1523"/>
+          </w:tcPr>
+          <w:p>
+            <w:r>
+              <w:rPr>
+                <w:rFonts w:ascii="Times New Roman" w:hAnsi="Times New Roman"/>
+                <w:sz w:val="19"/>
+              </w:rPr>
+              <w:t>Verdict banner displays correct rating dynamically</w:t>
+            </w:r>
+          </w:p>
+        </w:tc>
+        <w:tc>
+          <w:tcPr>
+            <w:tcW w:type="dxa" w:w="974"/>
+          </w:tcPr>
+          <w:p>
+            <w:r>
+              <w:rPr>
+                <w:rFonts w:ascii="Times New Roman" w:hAnsi="Times New Roman"/>
+                <w:sz w:val="19"/>
+              </w:rPr>
+              <w:t>Pass</w:t>
+            </w:r>
+          </w:p>
+        </w:tc>
+      </w:tr>
     </w:tbl>
     <w:p>
       <w:pPr>
@@ -17031,6 +17194,87 @@
           <w:bCs/>
         </w:rPr>
         <w:br w:type="page"/>
+      </w:r>
+    </w:p>
+    <w:p>
+      <w:r>
+        <w:rPr>
+          <w:rFonts w:ascii="Times New Roman" w:hAnsi="Times New Roman"/>
+          <w:sz w:val="24"/>
+        </w:rPr>
+      </w:r>
+    </w:p>
+    <w:p>
+      <w:r>
+        <w:rPr>
+          <w:rFonts w:ascii="Times New Roman" w:hAnsi="Times New Roman"/>
+          <w:sz w:val="24"/>
+        </w:rPr>
+        <w:t>These vectors were successfully implemented in knn.js to ensure the classification boundaries represent modern, raw dataset signatures.</w:t>
+      </w:r>
+    </w:p>
+    <w:p>
+      <w:r>
+        <w:rPr>
+          <w:rFonts w:ascii="Times New Roman" w:hAnsi="Times New Roman"/>
+          <w:sz w:val="22"/>
+        </w:rPr>
+        <w:t xml:space="preserve">   * Human Essay Centroid: [0.992, 0.154, 0.048, 0.571, 0.473]</w:t>
+      </w:r>
+    </w:p>
+    <w:p>
+      <w:r>
+        <w:rPr>
+          <w:rFonts w:ascii="Times New Roman" w:hAnsi="Times New Roman"/>
+          <w:sz w:val="22"/>
+        </w:rPr>
+        <w:t xml:space="preserve">   * AI Essay Centroid: [1.0, 0.119, 0.06, 0.769, 0.757]</w:t>
+      </w:r>
+    </w:p>
+    <w:p>
+      <w:r>
+        <w:rPr>
+          <w:rFonts w:ascii="Times New Roman" w:hAnsi="Times New Roman"/>
+          <w:sz w:val="24"/>
+        </w:rPr>
+        <w:t>3. Reference Vector Enrichment (Hugging Face): Streaming 100 samples from the public silentone0725/ai-human-text-detection-v1 dataset yielded the following optimized writing profile centroids:</w:t>
+      </w:r>
+    </w:p>
+    <w:p>
+      <w:r>
+        <w:rPr>
+          <w:rFonts w:ascii="Times New Roman" w:hAnsi="Times New Roman"/>
+          <w:sz w:val="24"/>
+        </w:rPr>
+        <w:t>2. Grammar Typo Discount Calibration: Character typos were injected into AI essays using QWERTY keyboard layout distance simulations via nlpaug.augmenter.char.KeyboardAug. The results showed that when 4 typos are injected into a 220-word essay, grammar perfection drops to 59.8%, successfully discounting the final AI probability from 76.3% to 44.3%. With 12 typos, grammar perfection falls to 0.0%, successfully reducing false positives for human drafts.</w:t>
+      </w:r>
+    </w:p>
+    <w:p>
+      <w:r>
+        <w:rPr>
+          <w:rFonts w:ascii="Times New Roman" w:hAnsi="Times New Roman"/>
+          <w:sz w:val="24"/>
+        </w:rPr>
+        <w:t>1. Adversarial Robustness (Synonym Swapping): Applying WordNet synonyms to AI-generated texts at a rate of 10% to 30% showed high classification stability, with the final ensemble score only dropping from 76.3% to 74.2%. This demonstrates that stylometric features (like sentence burstiness and punctuation density) are robust against lexical substitutions.</w:t>
+      </w:r>
+    </w:p>
+    <w:p>
+      <w:r>
+        <w:rPr>
+          <w:rFonts w:ascii="Times New Roman" w:hAnsi="Times New Roman"/>
+          <w:sz w:val="24"/>
+        </w:rPr>
+        <w:t>To establish and calibrate the detection boundaries, offline scripts were built utilizing Hugging Face datasets and the nlpaug data augmentation library.</w:t>
+      </w:r>
+    </w:p>
+    <w:p>
+      <w:r>
+        <w:rPr>
+          <w:rFonts w:ascii="Times New Roman" w:hAnsi="Times New Roman"/>
+          <w:b/>
+          <w:sz w:val="26"/>
+        </w:rPr>
+        <w:t>4.2.2 Dataset Training &amp; Evasion Robustness Testing</w:t>
       </w:r>
     </w:p>
     <w:p>

--- a/ai_text_detector_project_report.docx
+++ b/ai_text_detector_project_report.docx
@@ -17629,7 +17629,7 @@
                       <w:rPr>
                         <w:noProof/>
                       </w:rPr>
-                      <w:t>SS. Gray, "What is the Agile Methodology in Software Development," Medium, 29 July 2020. [Online]. Available: https://serenagray2451.medium.com/what-is-the-agile-methodology-in-software-development-c93023a7eb85.</w:t>
+                      <w:t>S. Gray, "What is the Agile Methodology in Software Development," Medium, 29 July 2020. [Online]. Available: https://serenagray2451.medium.com/what-is-the-agile-methodology-in-software-development-c93023a7eb85.</w:t>
                     </w:r>
                   </w:p>
                 </w:tc>
@@ -17906,6 +17906,98 @@
                         <w:noProof/>
                       </w:rPr>
                       <w:t>S. Chakraborty, A. S. Bedi, S. Zhu, S. Anadiotis, M. Manoel, S. Negahban, and S. Feizi, "On the Possibilities of AI-Generated Text Detection," ICML 2024, 11 April 2023. [Online]. Available: https://arxiv.org/abs/2304.04736.</w:t>
+                    </w:r>
+                  </w:p>
+                </w:tc>
+              </w:tr>
+              <w:tr>
+                <w:trPr>
+                  <w:divId w:val="2047096115"/>
+                  <w:tblCellSpacing w:w="15" w:type="dxa"/>
+                </w:trPr>
+                <w:tc>
+                  <w:tcPr>
+                    <w:tcW w:w="50" w:type="pct"/>
+                    <w:hideMark/>
+                  </w:tcPr>
+                  <w:p>
+                    <w:pPr>
+                      <w:pStyle w:val="Bibliography"/>
+                      <w:rPr>
+                        <w:noProof/>
+                      </w:rPr>
+                    </w:pPr>
+                    <w:r>
+                      <w:rPr>
+                        <w:noProof/>
+                      </w:rPr>
+                      <w:t xml:space="preserve">[8] </w:t>
+                    </w:r>
+                  </w:p>
+                </w:tc>
+                <w:tc>
+                  <w:tcPr>
+                    <w:tcW w:w="0" w:type="auto"/>
+                    <w:hideMark/>
+                  </w:tcPr>
+                  <w:p>
+                    <w:pPr>
+                      <w:pStyle w:val="Bibliography"/>
+                      <w:rPr>
+                        <w:noProof/>
+                      </w:rPr>
+                    </w:pPr>
+                    <w:r>
+                      <w:rPr>
+                        <w:noProof/>
+                      </w:rPr>
+                      <w:t>E. Ma, "nlpaug: NLP Augmentation Library for Deep Learning," GitHub, 2019. [Online]. Available: https://github.com/makcedward/nlpaug.</w:t>
+                    </w:r>
+                  </w:p>
+                </w:tc>
+              </w:tr>
+              <w:tr>
+                <w:trPr>
+                  <w:divId w:val="2047096115"/>
+                  <w:tblCellSpacing w:w="15" w:type="dxa"/>
+                </w:trPr>
+                <w:tc>
+                  <w:tcPr>
+                    <w:tcW w:w="50" w:type="pct"/>
+                    <w:hideMark/>
+                  </w:tcPr>
+                  <w:p>
+                    <w:pPr>
+                      <w:pStyle w:val="Bibliography"/>
+                      <w:rPr>
+                        <w:noProof/>
+                      </w:rPr>
+                    </w:pPr>
+                    <w:r>
+                      <w:rPr>
+                        <w:noProof/>
+                      </w:rPr>
+                      <w:t xml:space="preserve">[9] </w:t>
+                    </w:r>
+                  </w:p>
+                </w:tc>
+                <w:tc>
+                  <w:tcPr>
+                    <w:tcW w:w="0" w:type="auto"/>
+                    <w:hideMark/>
+                  </w:tcPr>
+                  <w:p>
+                    <w:pPr>
+                      <w:pStyle w:val="Bibliography"/>
+                      <w:rPr>
+                        <w:noProof/>
+                      </w:rPr>
+                    </w:pPr>
+                    <w:r>
+                      <w:rPr>
+                        <w:noProof/>
+                      </w:rPr>
+                      <w:t>Hugging Face, "AI vs. Human Text Detection Dataset (silentone0725/ai-human-text-detection-v1)," Hugging Face Datasets, 2024. [Online]. Available: https://huggingface.co/datasets/silentone0725/ai-human-text-detection-v1.</w:t>
                     </w:r>
                   </w:p>
                 </w:tc>

--- a/ai_text_detector_project_report.docx
+++ b/ai_text_detector_project_report.docx
@@ -17906,6 +17906,144 @@
                         <w:noProof/>
                       </w:rPr>
                       <w:t>S. Chakraborty, A. S. Bedi, S. Zhu, S. Anadiotis, M. Manoel, S. Negahban, and S. Feizi, "On the Possibilities of AI-Generated Text Detection," ICML 2024, 11 April 2023. [Online]. Available: https://arxiv.org/abs/2304.04736.</w:t>
+                    </w:r>
+                  </w:p>
+                </w:tc>
+              </w:tr>
+              <w:tr>
+                <w:trPr>
+                  <w:divId w:val="2047096115"/>
+                  <w:tblCellSpacing w:w="15" w:type="dxa"/>
+                </w:trPr>
+                <w:tc>
+                  <w:tcPr>
+                    <w:tcW w:w="50" w:type="pct"/>
+                    <w:hideMark/>
+                  </w:tcPr>
+                  <w:p>
+                    <w:pPr>
+                      <w:pStyle w:val="Bibliography"/>
+                      <w:rPr>
+                        <w:noProof/>
+                      </w:rPr>
+                    </w:pPr>
+                    <w:r>
+                      <w:rPr>
+                        <w:noProof/>
+                      </w:rPr>
+                      <w:t xml:space="preserve">[8] </w:t>
+                    </w:r>
+                  </w:p>
+                </w:tc>
+                <w:tc>
+                  <w:tcPr>
+                    <w:tcW w:w="0" w:type="auto"/>
+                    <w:hideMark/>
+                  </w:tcPr>
+                  <w:p>
+                    <w:pPr>
+                      <w:pStyle w:val="Bibliography"/>
+                      <w:rPr>
+                        <w:noProof/>
+                      </w:rPr>
+                    </w:pPr>
+                    <w:r>
+                      <w:rPr>
+                        <w:noProof/>
+                      </w:rPr>
+                      <w:t>E. Ma, "nlpaug: NLP Augmentation Library for Deep Learning," GitHub, 2019. [Online]. Available: https://github.com/makcedward/nlpaug.</w:t>
+                    </w:r>
+                  </w:p>
+                </w:tc>
+              </w:tr>
+              <w:tr>
+                <w:trPr>
+                  <w:divId w:val="2047096115"/>
+                  <w:tblCellSpacing w:w="15" w:type="dxa"/>
+                </w:trPr>
+                <w:tc>
+                  <w:tcPr>
+                    <w:tcW w:w="50" w:type="pct"/>
+                    <w:hideMark/>
+                  </w:tcPr>
+                  <w:p>
+                    <w:pPr>
+                      <w:pStyle w:val="Bibliography"/>
+                      <w:rPr>
+                        <w:noProof/>
+                      </w:rPr>
+                    </w:pPr>
+                    <w:r>
+                      <w:rPr>
+                        <w:noProof/>
+                      </w:rPr>
+                      <w:t xml:space="preserve">[9] </w:t>
+                    </w:r>
+                  </w:p>
+                </w:tc>
+                <w:tc>
+                  <w:tcPr>
+                    <w:tcW w:w="0" w:type="auto"/>
+                    <w:hideMark/>
+                  </w:tcPr>
+                  <w:p>
+                    <w:pPr>
+                      <w:pStyle w:val="Bibliography"/>
+                      <w:rPr>
+                        <w:noProof/>
+                      </w:rPr>
+                    </w:pPr>
+                    <w:r>
+                      <w:rPr>
+                        <w:noProof/>
+                      </w:rPr>
+                      <w:t>Hugging Face, "AI vs. Human Text Detection Dataset (silentone0725/ai-human-text-detection-v1)," Hugging Face Datasets, 2024. [Online]. Available: https://huggingface.co/datasets/silentone0725/ai-human-text-detection-v1.</w:t>
+                    </w:r>
+                  </w:p>
+                </w:tc>
+              </w:tr>
+              <w:tr>
+                <w:trPr>
+                  <w:divId w:val="2047096115"/>
+                  <w:tblCellSpacing w:w="15" w:type="dxa"/>
+                </w:trPr>
+                <w:tc>
+                  <w:tcPr>
+                    <w:tcW w:w="50" w:type="pct"/>
+                    <w:hideMark/>
+                  </w:tcPr>
+                  <w:p>
+                    <w:pPr>
+                      <w:pStyle w:val="Bibliography"/>
+                      <w:rPr>
+                        <w:noProof/>
+                      </w:rPr>
+                    </w:pPr>
+                    <w:r>
+                      <w:rPr>
+                        <w:noProof/>
+                      </w:rPr>
+                      <w:t xml:space="preserve">[10] </w:t>
+                    </w:r>
+                  </w:p>
+                </w:tc>
+                <w:tc>
+                  <w:tcPr>
+                    <w:tcW w:w="0" w:type="auto"/>
+                    <w:hideMark/>
+                  </w:tcPr>
+                  <w:p>
+                    <w:pPr>
+                      <w:pStyle w:val="Bibliography"/>
+                      <w:rPr>
+                        <w:noProof/>
+                      </w:rPr>
+                    </w:pPr>
+                    <w:r>
+                      <w:rPr>
+                        <w:noProof/>
+                      </w:rPr>
+                      <w:t>S. Gerami, "AI vs Human Text Dataset," Kaggle Datasets, 2023. [Online]. Available: https://www.kaggle.com/datasets/shanegerami/ai-vs-human-text.</w:t>
                     </w:r>
                   </w:p>
                 </w:tc>

--- a/ai_text_detector_project_report.docx
+++ b/ai_text_detector_project_report.docx
@@ -178,32 +178,7 @@
         <w:jc w:val="center"/>
       </w:pPr>
       <w:r>
-        <w:rPr>
-          <w:b/>
-          <w:sz w:val="28"/>
-        </w:rPr>
-        <w:t>Saurav Munikar</w:t>
-      </w:r>
-      <w:r>
-        <w:rPr>
-          <w:b/>
-          <w:sz w:val="28"/>
-        </w:rPr>
-        <w:t xml:space="preserve"> (6-2-410-1</w:t>
-      </w:r>
-      <w:r>
-        <w:rPr>
-          <w:b/>
-          <w:sz w:val="28"/>
-        </w:rPr>
-        <w:t>39</w:t>
-      </w:r>
-      <w:r>
-        <w:rPr>
-          <w:b/>
-          <w:sz w:val="28"/>
-        </w:rPr>
-        <w:t xml:space="preserve">--2021) </w:t>
+        <w:t xml:space="preserve">Saurav Munikar (6-2-410-139-2021) </w:t>
       </w:r>
     </w:p>
     <w:p>
@@ -496,7 +471,7 @@
           <w:b/>
           <w:sz w:val="28"/>
         </w:rPr>
-        <w:t xml:space="preserve">Saurav Munikar (6-2-410-139--2021) </w:t>
+        <w:t xml:space="preserve">Saurav Munikar (6-2-410-139-2021) </w:t>
       </w:r>
     </w:p>
     <w:p>
@@ -1410,34 +1385,7 @@
         <w:ind w:left="-5" w:right="55"/>
       </w:pPr>
       <w:r>
-        <w:t xml:space="preserve">This project on developing an </w:t>
-      </w:r>
-      <w:r>
-        <w:rPr>
-          <w:b/>
-        </w:rPr>
-        <w:t>AI Text Detector</w:t>
-      </w:r>
-      <w:r>
-        <w:t xml:space="preserve">, which detects machine-generated text using statistical NLP, K-Nearest Neighbors (KNN), and Cosine Similarity, could not have been achieved without the kind support of many individuals. I am highly thankful to Ms. </w:t>
-      </w:r>
-      <w:r>
-        <w:t>Niraj Khadka</w:t>
-      </w:r>
-      <w:r>
-        <w:t>, Project Supervisor and Coordinator, for h</w:t>
-      </w:r>
-      <w:r>
-        <w:t>is</w:t>
-      </w:r>
-      <w:r>
-        <w:t xml:space="preserve"> kind guidance, valuable suggestions, and encouragement during the course of developing this project. H</w:t>
-      </w:r>
-      <w:r>
-        <w:t>is</w:t>
-      </w:r>
-      <w:r>
-        <w:t xml:space="preserve"> knowledge of the subject, as well as her encouragement, helped learn the concepts of Natural Language Processing and machine learning deeply. I would also like to express my gratitude towards all the individuals, such as my teachers, mentors, friends, and classmates, who provided valuable suggestions, ideas, etc., during the testing phase of the project, which helped improve the performance, functionality, etc., of the AI Text Detector. I would like to express my sincere thanks to all the individuals, who helped the completion of the project, directly or indirectly.</w:t>
+        <w:t>This project on developing an AI Text Detector, which detects machine-generated text using statistical NLP, K-Nearest Neighbors (KNN), and Cosine Similarity, could not have been achieved without the kind support of many individuals. I am highly thankful to Mr. Niraj Khadka, Project Supervisor and Coordinator, for his kind guidance, valuable suggestions, and encouragement during the course of developing this project. His knowledge of the subject, as well as her encouragement, helped learn the concepts of Natural Language Processing and machine learning deeply. I would also like to express my gratitude towards all the individuals, such as my teachers, mentors, friends, and classmates, who provided valuable suggestions, ideas, etc., during the testing phase of the project, which helped improve the performance, functionality, etc., of the AI Text Detector. I would like to express my sincere thanks to all the individuals, who helped the completion of the project, directly or indirectly.</w:t>
       </w:r>
     </w:p>
     <w:p>
@@ -1574,7 +1522,7 @@
           <w:rFonts w:ascii="Times New Roman" w:hAnsi="Times New Roman"/>
           <w:sz w:val="24"/>
         </w:rPr>
-        <w:t>The individual metrics are combined via a weighted ensemble (35% Perplexity, 40% KNN, 25% Cosine Similarity) to calculate an overall AI probability. The application features an interactive single-page dashboard built using HTML5, custom CSS variables, and Vanilla JavaScript. It incorporates PDF.js and Mammoth.js for client-side document parsing, SVG-based glowing visualization charts, an interactive sentence-level perplexity heatmap, a prominent classification verdict banner, and a mathematical resolution panel powered by MathJax to trace raw formulas in real time.</w:t>
+        <w:t>The individual metrics are combined via a weighted ensemble (35% Perplexity, 40% KNN, 25% Cosine Similarity) to calculate an overall AI probability. The application features an interactive single-page dashboard built using HTML5, custom CSS variables, and Vanilla JavaScript. It incorporates PDF.js and Mammoth.js for client-side document parsing, SVG-based clean minimalist visualization charts, an interactive sentence-level perplexity heatmap, a prominent classification verdict banner, and a mathematical resolution panel powered by MathJax to trace raw formulas in real time.</w:t>
       </w:r>
     </w:p>
     <w:sdt>
@@ -9081,7 +9029,7 @@
         <w:spacing w:line="360" w:lineRule="auto"/>
       </w:pPr>
       <w:r>
-        <w:t>Displays a glowing SVG gauge visualization representing the weighted ensemble probability of machine generation.</w:t>
+        <w:t>Displays a clean SVG gauge visualization representing the weighted ensemble probability of machine generation.</w:t>
       </w:r>
     </w:p>
     <w:p>
@@ -9315,7 +9263,7 @@
         <w:spacing w:line="360" w:lineRule="auto"/>
       </w:pPr>
       <w:r>
-        <w:t>A unified, responsive single-page visual dashboard with custom glowing elements.</w:t>
+        <w:t>A unified, responsive single-page visual dashboard with clean minimalist elements.</w:t>
       </w:r>
     </w:p>
     <w:p>
@@ -13020,21 +12968,7 @@
         <w:spacing w:line="360" w:lineRule="auto"/>
       </w:pPr>
       <w:r>
-        <w:rPr>
-          <w:b/>
-        </w:rPr>
-        <w:t>HTML5 &amp; CSS3 Variables:</w:t>
-      </w:r>
-      <w:r>
-        <w:t xml:space="preserve"> Used to build the single-page responsive layout and style the cards using a dark theme with </w:t>
-      </w:r>
-      <w:proofErr w:type="spellStart"/>
-      <w:r>
-        <w:t>glassmorphism</w:t>
-      </w:r>
-      <w:proofErr w:type="spellEnd"/>
-      <w:r>
-        <w:t xml:space="preserve"> overlays.</w:t>
+        <w:t>HTML5 &amp; CSS3 Variables: Used to build the single-page responsive layout and style the cards using a warm-editorial paper minimalist theme with clean borders and soft cream backgrounds.</w:t>
       </w:r>
     </w:p>
     <w:p>
@@ -13778,19 +13712,7 @@
         <w:spacing w:line="360" w:lineRule="auto"/>
       </w:pPr>
       <w:r>
-        <w:t xml:space="preserve">The </w:t>
-      </w:r>
-      <w:proofErr w:type="spellStart"/>
-      <w:r>
-        <w:rPr>
-          <w:rFonts w:ascii="Courier New" w:hAnsi="Courier New"/>
-          <w:sz w:val="19"/>
-        </w:rPr>
-        <w:t>ChartRenderer</w:t>
-      </w:r>
-      <w:proofErr w:type="spellEnd"/>
-      <w:r>
-        <w:t xml:space="preserve"> class renders a glowing semi-circular SVG gauge representing the overall AI probability, complete with color transition arcs (cyan to pink) and percentage text.</w:t>
+        <w:t>The ChartRenderer class renders a clean semi-circular SVG gauge representing the overall AI probability, complete with color transition arcs (sage green to terracotta red) and percentage text.</w:t>
       </w:r>
     </w:p>
     <w:p>
@@ -13892,19 +13814,7 @@
         <w:spacing w:line="360" w:lineRule="auto"/>
       </w:pPr>
       <w:r>
-        <w:t xml:space="preserve">The </w:t>
-      </w:r>
-      <w:proofErr w:type="spellStart"/>
-      <w:r>
-        <w:rPr>
-          <w:rFonts w:ascii="Courier New" w:hAnsi="Courier New"/>
-          <w:sz w:val="19"/>
-        </w:rPr>
-        <w:t>ChartRenderer</w:t>
-      </w:r>
-      <w:proofErr w:type="spellEnd"/>
-      <w:r>
-        <w:t xml:space="preserve"> draws a 2D SVG scatter plot to illustrate the KNN feature space, plotting the training set reference points and drawing a glowing coordinate marker for the active document.</w:t>
+        <w:t>The ChartRenderer draws a 2D SVG scatter plot to illustrate the KNN feature space, plotting the training set reference points and drawing a distinct coordinate marker for the active document.</w:t>
       </w:r>
     </w:p>
     <w:p>
@@ -14304,15 +14214,7 @@
         <w:spacing w:line="360" w:lineRule="auto"/>
       </w:pPr>
       <w:r>
-        <w:t xml:space="preserve">The CSS style sheets define the neon color system, responsive grid layout, </w:t>
-      </w:r>
-      <w:proofErr w:type="spellStart"/>
-      <w:r>
-        <w:t>glassmorphism</w:t>
-      </w:r>
-      <w:proofErr w:type="spellEnd"/>
-      <w:r>
-        <w:t xml:space="preserve"> card borders, glow filters, and active tab transitions.</w:t>
+        <w:t>The CSS style sheets define the warm editorial color system, responsive grid layout, clean card borders, and active tab transitions.</w:t>
       </w:r>
     </w:p>
     <w:p>

--- a/ai_text_detector_project_report.docx
+++ b/ai_text_detector_project_report.docx
@@ -12804,13 +12804,7 @@
         </w:numPr>
       </w:pPr>
       <w:r>
-        <w:rPr>
-          <w:b/>
-        </w:rPr>
-        <w:t>Score &gt; 65%:</w:t>
-      </w:r>
-      <w:r>
-        <w:t xml:space="preserve"> AI-Generated (Pink Indicator).</w:t>
+        <w:t>Score &gt; 65%: AI-Generated (Terracotta Red Indicator).</w:t>
       </w:r>
     </w:p>
     <w:p>
@@ -12823,13 +12817,7 @@
         <w:spacing w:after="0" w:line="360" w:lineRule="auto"/>
       </w:pPr>
       <w:r>
-        <w:rPr>
-          <w:b/>
-        </w:rPr>
-        <w:t>40% &lt; Score &lt;= 65%:</w:t>
-      </w:r>
-      <w:r>
-        <w:t xml:space="preserve"> Mixed Signature (Purple Indicator).</w:t>
+        <w:t>40% &lt; Score &lt;= 65%: Mixed Signature (Clay Ochre Indicator).</w:t>
       </w:r>
     </w:p>
     <w:p>
@@ -12842,13 +12830,7 @@
         <w:spacing w:after="0" w:line="360" w:lineRule="auto"/>
       </w:pPr>
       <w:r>
-        <w:rPr>
-          <w:b/>
-        </w:rPr>
-        <w:t>Score &lt;= 40%:</w:t>
-      </w:r>
-      <w:r>
-        <w:t xml:space="preserve"> Human-Written (Cyan Indicator).</w:t>
+        <w:t>Score &lt;= 40%: Human-Written (Sage Green Indicator).</w:t>
       </w:r>
     </w:p>
     <w:p>

--- a/ai_text_detector_project_report.docx
+++ b/ai_text_detector_project_report.docx
@@ -10826,8 +10826,7 @@
         </w:rPr>
       </w:pPr>
       <w:r>
-        <w:lastRenderedPageBreak/>
-        <w:t>Figure 3.5 outlines this flow. The process begins when the user submits text or a file, or automatically as they write using a keystroke-triggered, debounced 1-second background analyzer. If the input is a file, it is read locally using the File API (supporting .docx, .pdf, .txt, and .md formats). Once the text satisfies the 10-word length validation, the controller triggers the four client-side analysis engines (Perplexity, KNN, Cosine Similarity, and Grammar). The engines extract features, calculate metric distances, compute vector similarity margins, and scan for grammatical and typographical errors. The raw scores are combined via a weighted ensemble, and the overall AI probability is calibrated by applying the grammar perfection score as a discount modifier. The resulting coordinates and scores are passed to the SVG rendering functions to draw the gauge, scatter plot, and radar charts, the sentence-level perplexity heatmap updates for interactive sentence-by-sentence highlights, and MathJax compiles the mathematical formulas and rule occurrences in the LaTeX resolution panel. All executions complete locally, ensuring that no data is transmitted externally.</w:t>
+        <w:t>Figure 3.5 outlines this flow. The process begins when the user submits text or a file, or automatically as they write using a keystroke-triggered, debounced 1-second background analyzer. If the input is a file, it is read locally using the File API (supporting .docx, .pdf, .txt, and .md formats). Once the text satisfies the 10-word length validation, the controller triggers the seven client-side analysis engines (Perplexity, KNN, Cosine Similarity, and Grammar). The engines extract features, calculate metric distances, compute vector similarity margins, and scan for grammatical and typographical errors. The raw scores are combined via a weighted ensemble, and the overall AI probability is calibrated by applying the grammar perfection score as a discount modifier. The resulting coordinates and scores are passed to the SVG rendering functions to draw the gauge, scatter plot, and radar charts, the sentence-level perplexity heatmap updates for interactive sentence-by-sentence highlights, and MathJax compiles the mathematical formulas and rule occurrences in the LaTeX resolution panel. All executions complete locally, ensuring that no data is transmitted externally.</w:t>
       </w:r>
     </w:p>
     <w:p>
@@ -10852,7 +10851,7 @@
         <w:spacing w:line="360" w:lineRule="auto"/>
       </w:pPr>
       <w:r>
-        <w:t>The activity diagram outlines the operational workflow of the document analysis pipeline. The process initiates when the user pastes text or drops a file. After verifying the length requirements, the text is split into sentences and words. The system runs the three classification modules, computes the ensemble score, generates the sentence heatmap highlights, renders the SVG visualizations, and formats the LaTeX mathematical equations.</w:t>
+        <w:t>The activity diagram outlines the operational workflow of the document analysis pipeline. The process initiates when the user pastes text or drops a file. After verifying the length requirements, the text is split into sentences and words. The system runs the six classification modules, computes the ensemble score, generates the sentence heatmap highlights, renders the SVG visualizations, and formats the LaTeX mathematical equations.</w:t>
       </w:r>
     </w:p>
     <w:p>
@@ -10942,7 +10941,7 @@
         </w:rPr>
       </w:pPr>
       <w:r>
-        <w:t>Figure 3.6 details this workflow. The process starts with text validation. If the word count is under 10 words, the analysis halts with a warning. Otherwise, local tokenization proceeds, and the session cache is stored. The four analysis engines—Perplexity, KNN, Cosine Similarity, and Grammar Error check—execute in parallel to extract stylometric and syntactic metrics. These metrics are combined via a weighted ensemble, calibrated by the grammar perfection score as a discount modifier, and saved locally. Finally, the controller updates the UI charts (overall probability gauge, KNN scatter plot, and 5-axis radar chart), highlights sentence-level perplexity heatmaps, and renders the rule occurrences in the MathJax LaTeX resolution panel.</w:t>
+        <w:t>Figure 3.6 details this workflow. The process starts with text validation. If the word count is under 10 words, the analysis halts with a warning. Otherwise, local tokenization proceeds, and the session cache is stored. The seven analysis engines—Perplexity, KNN, Cosine Similarity, and Grammar Error check—execute in parallel to extract stylometric and syntactic metrics. These metrics are combined via a weighted ensemble, calibrated by the grammar perfection score as a discount modifier, and saved locally. Finally, the controller updates the UI charts (overall probability gauge, KNN scatter plot, and 5-axis radar chart), highlights sentence-level perplexity heatmaps, and renders the rule occurrences in the MathJax LaTeX resolution panel.</w:t>
       </w:r>
     </w:p>
     <w:p>
@@ -12621,7 +12620,7 @@
         <w:spacing w:after="0" w:line="360" w:lineRule="auto"/>
       </w:pPr>
       <w:r>
-        <w:t>The final AI probability verdict is calculated by compiling the weighted outputs of the three core algorithm scores (35% Perplexity &amp; Burstiness, 40% KNN Classifier, 25% Cosine Similarity), and then calibrating the result using the Grammar Perfection Score as a discount modifier. This discount factor ensures that the presence of human-like typos reduces the overall AI probability to minimize false positives.</w:t>
+        <w:t>The final AI probability verdict is calculated by compiling the weighted outputs of the six core algorithms (25% Logistic Regression, 25% Character Trigram Similarity, 20% KNN Classifier, 15% POS Syntax Ratios, 10% Cosine Similarity, and 5% Perplexity), and then calibrating the result using the Grammar Perfection Score as a discount modifier. Furthermore, a +15% perfect grammar boost is applied if the document contains 100% flawless syntax, effectively optimizing the detection of machine-generated texts.</w:t>
       </w:r>
     </w:p>
     <w:p>

--- a/ai_text_detector_project_report.docx
+++ b/ai_text_detector_project_report.docx
@@ -1518,11 +1518,7 @@
         </w:rPr>
       </w:pPr>
       <w:r>
-        <w:rPr>
-          <w:rFonts w:ascii="Times New Roman" w:hAnsi="Times New Roman"/>
-          <w:sz w:val="24"/>
-        </w:rPr>
-        <w:t>The individual metrics are combined via a weighted ensemble (35% Perplexity, 40% KNN, 25% Cosine Similarity) to calculate an overall AI probability. The application features an interactive single-page dashboard built using HTML5, custom CSS variables, and Vanilla JavaScript. It incorporates PDF.js and Mammoth.js for client-side document parsing, SVG-based clean minimalist visualization charts, an interactive sentence-level perplexity heatmap, a prominent classification verdict banner, and a mathematical resolution panel powered by MathJax to trace raw formulas in real time.</w:t>
+        <w:t>The individual metrics are combined via a weighted ensemble (25% Logistic Regression, 25% Character Trigram Similarity, 20% KNN Classifier, 15% POS Syntax Ratios, 10% Cosine Similarity, and 5% Perplexity) to calculate an overall AI probability. The application features an interactive single-page dashboard built using HTML5, custom CSS variables, and Vanilla JavaScript. It incorporates PDF.js and Mammoth.js for client-side document parsing, SVG-based clean minimalist visualization charts, an interactive sentence-level perplexity heatmap, a prominent classification verdict banner, and a mathematical resolution panel powered by MathJax to trace raw formulas in real time.</w:t>
       </w:r>
     </w:p>
     <w:sdt>
@@ -12346,13 +12342,162 @@
     </w:p>
     <w:p>
       <w:pPr>
+        <w:jc w:val="center"/>
+      </w:pPr>
+      <w:r/>
+      <w:r>
+        <w:rPr>
+          <w:rFonts w:ascii="Times New Roman" w:hAnsi="Times New Roman"/>
+          <w:b w:val="0"/>
+          <w:i/>
+          <w:sz w:val="24"/>
+        </w:rPr>
+        <w:t>Score_POS = ((cos(\psi_AI) - cos(\psi_Human) + 1) / 2) * 100</w:t>
+      </w:r>
+    </w:p>
+    <w:p>
+      <w:r/>
+      <w:r>
+        <w:rPr>
+          <w:rFonts w:ascii="Times New Roman" w:hAnsi="Times New Roman"/>
+          <w:b w:val="0"/>
+          <w:i w:val="0"/>
+          <w:sz w:val="24"/>
+        </w:rPr>
+        <w:t>The POS Syntax Ratio engine evaluates lexical distribution pattern alignments. By tokenizing text and running a local heuristic POS tagger, the system extracts frequency ratios for determiners, prepositions, pronouns, conjunctions, and auxiliary verbs relative to the overall word count. The extracted 5D ratio vector is compared against human and AI prototype vectors using the cosine similarity dot product, yielding the classification score:</w:t>
+      </w:r>
+    </w:p>
+    <w:p>
+      <w:pPr>
         <w:pStyle w:val="Heading3"/>
       </w:pPr>
-      <w:bookmarkStart w:id="40" w:name="_Toc232289007"/>
-      <w:r>
-        <w:t>3.3.4. Heuristic Grammar &amp; Typography Analyzer</w:t>
-      </w:r>
-      <w:bookmarkEnd w:id="40"/>
+      <w:r/>
+      <w:r>
+        <w:rPr>
+          <w:rFonts w:ascii="Times New Roman" w:hAnsi="Times New Roman"/>
+          <w:b/>
+          <w:i w:val="0"/>
+          <w:sz w:val="24"/>
+        </w:rPr>
+        <w:t>3.3.6. POS Syntax Ratio Cosine Similarity</w:t>
+      </w:r>
+    </w:p>
+    <w:p/>
+    <w:p>
+      <w:pPr>
+        <w:jc w:val="center"/>
+      </w:pPr>
+      <w:r/>
+      <w:r>
+        <w:rPr>
+          <w:rFonts w:ascii="Times New Roman" w:hAnsi="Times New Roman"/>
+          <w:b w:val="0"/>
+          <w:i/>
+          <w:sz w:val="24"/>
+        </w:rPr>
+        <w:t>Score_Trigram = ((cos(\phi_AI) - cos(\phi_Human) + 1) / 2) * 100</w:t>
+      </w:r>
+    </w:p>
+    <w:p>
+      <w:r/>
+      <w:r>
+        <w:rPr>
+          <w:rFonts w:ascii="Times New Roman" w:hAnsi="Times New Roman"/>
+          <w:b w:val="0"/>
+          <w:i w:val="0"/>
+          <w:sz w:val="24"/>
+        </w:rPr>
+        <w:t>The Character Trigram Cosine Similarity engine analyzes the text at the character n-gram level to detect machine-generated structures. Large language models output texts with uniform character transitions, whereas human writing exhibits specific spacing patterns and typographic mistakes (e.g., spacing after punctuation marks). The system extracts frequencies of 20 key character trigrams (scaled to 10,000x) and computes the cosine similarity to human and AI profiles, deriving the similarity score:</w:t>
+      </w:r>
+    </w:p>
+    <w:p>
+      <w:pPr>
+        <w:pStyle w:val="Heading3"/>
+      </w:pPr>
+      <w:r/>
+      <w:r>
+        <w:rPr>
+          <w:rFonts w:ascii="Times New Roman" w:hAnsi="Times New Roman"/>
+          <w:b/>
+          <w:i w:val="0"/>
+          <w:sz w:val="24"/>
+        </w:rPr>
+        <w:t>3.3.5. Character Trigram Cosine Similarity</w:t>
+      </w:r>
+    </w:p>
+    <w:p/>
+    <w:p>
+      <w:pPr>
+        <w:jc w:val="center"/>
+      </w:pPr>
+      <w:r/>
+      <w:r>
+        <w:rPr>
+          <w:rFonts w:ascii="Times New Roman" w:hAnsi="Times New Roman"/>
+          <w:b w:val="0"/>
+          <w:i/>
+          <w:sz w:val="24"/>
+        </w:rPr>
+        <w:t>P_LR = 1 / (1 + e^-logit)</w:t>
+      </w:r>
+    </w:p>
+    <w:p>
+      <w:pPr>
+        <w:jc w:val="center"/>
+      </w:pPr>
+      <w:r/>
+      <w:r>
+        <w:rPr>
+          <w:rFonts w:ascii="Times New Roman" w:hAnsi="Times New Roman"/>
+          <w:b w:val="0"/>
+          <w:i/>
+          <w:sz w:val="24"/>
+        </w:rPr>
+        <w:t>logit = -10.87000 + 6.79418 * f_1 - 0.17427 * f_2 + 0.58039 * f_3 + 5.29141 * f_4 + 2.93657 * f_5</w:t>
+      </w:r>
+    </w:p>
+    <w:p>
+      <w:r/>
+      <w:r>
+        <w:rPr>
+          <w:rFonts w:ascii="Times New Roman" w:hAnsi="Times New Roman"/>
+          <w:b w:val="0"/>
+          <w:i w:val="0"/>
+          <w:sz w:val="24"/>
+        </w:rPr>
+        <w:t>The Logistic Regression classifier predicts the probability of generative AI authorship using a trained logit model. It maps the 5-dimensional stylometric feature vector (comprising lexical diversity, sentence length uniformity, transition density, Coleman-Liau readability grade consistency, and punctuation density) to a continuous probability scale using the standard sigmoid activation function:</w:t>
+      </w:r>
+    </w:p>
+    <w:p>
+      <w:pPr>
+        <w:pStyle w:val="Heading3"/>
+      </w:pPr>
+      <w:r/>
+      <w:r>
+        <w:rPr>
+          <w:rFonts w:ascii="Times New Roman" w:hAnsi="Times New Roman"/>
+          <w:b/>
+          <w:i w:val="0"/>
+          <w:sz w:val="24"/>
+        </w:rPr>
+        <w:t>3.3.4. Stylometric Logistic Regression Classifier</w:t>
+      </w:r>
+    </w:p>
+    <w:p/>
+    <w:p>
+      <w:pPr>
+        <w:pStyle w:val="Heading3"/>
+      </w:pPr>
+      <w:r/>
+      <w:r>
+        <w:rPr>
+          <w:rFonts w:ascii="Times New Roman" w:hAnsi="Times New Roman"/>
+          <w:b/>
+          <w:i w:val="0"/>
+          <w:sz w:val="24"/>
+        </w:rPr>
+        <w:t>3.3.7. Heuristic Grammar &amp; Typography Analyzer</w:t>
+      </w:r>
     </w:p>
     <w:p>
       <w:pPr>
@@ -12604,11 +12749,16 @@
         <w:pStyle w:val="Heading3"/>
         <w:spacing w:line="360" w:lineRule="auto"/>
       </w:pPr>
-      <w:bookmarkStart w:id="41" w:name="_Toc232289008"/>
-      <w:r>
-        <w:t>3.3.5. Ensemble Scoring &amp; Grammar Calibration</w:t>
-      </w:r>
-      <w:bookmarkEnd w:id="41"/>
+      <w:r/>
+      <w:r>
+        <w:rPr>
+          <w:rFonts w:ascii="Times New Roman" w:hAnsi="Times New Roman"/>
+          <w:b/>
+          <w:i w:val="0"/>
+          <w:sz w:val="24"/>
+        </w:rPr>
+        <w:t>3.3.8. Ensemble Scoring &amp; Grammar Calibration</w:t>
+      </w:r>
     </w:p>
     <w:p>
       <w:pPr>
@@ -13671,22 +13821,182 @@
       </w:r>
     </w:p>
     <w:p>
+      <w:pPr/>
+      <w:r>
+        <w:t>Figure 4.14: Code Snippet of POS Syntax Ratio Module</w:t>
+      </w:r>
+    </w:p>
+    <w:p>
+      <w:pPr>
+        <w:spacing w:before="120" w:after="120"/>
+        <w:ind w:left="360"/>
+      </w:pPr>
+      <w:r>
+        <w:rPr>
+          <w:rFonts w:ascii="Courier New" w:hAnsi="Courier New"/>
+          <w:sz w:val="19"/>
+        </w:rPr>
+        <w:t>class PosClassifier {</w:t>
+        <w:br/>
+        <w:t xml:space="preserve">    extractProfile(text) {</w:t>
+        <w:br/>
+        <w:t xml:space="preserve">        const words = text.toLowerCase().replace(/[^\w\s-]/g, '').split(/\s+/).filter(w =&gt; w.length &gt; 0);</w:t>
+        <w:br/>
+        <w:t xml:space="preserve">        const wordCount = words.length;</w:t>
+        <w:br/>
+        <w:t xml:space="preserve">        let det = 0, prep = 0, pron = 0, conj = 0, aux = 0;</w:t>
+        <w:br/>
+        <w:t xml:space="preserve">        words.forEach(w =&gt; {</w:t>
+        <w:br/>
+        <w:t xml:space="preserve">            if (this.determiners.has(w)) det++;</w:t>
+        <w:br/>
+        <w:t xml:space="preserve">            else if (this.prepositions.has(w)) prep++;</w:t>
+        <w:br/>
+        <w:t xml:space="preserve">            else if (this.pronouns.has(w)) pron++;</w:t>
+        <w:br/>
+        <w:t xml:space="preserve">            else if (this.conjunctions.has(w)) conj++;</w:t>
+        <w:br/>
+        <w:t xml:space="preserve">            else if (this.auxiliaries.has(w)) aux++;</w:t>
+        <w:br/>
+        <w:t xml:space="preserve">        });</w:t>
+        <w:br/>
+        <w:t xml:space="preserve">        return [det/wordCount, prep/wordCount, pron/wordCount, conj/wordCount, aux/wordCount];</w:t>
+        <w:br/>
+        <w:t xml:space="preserve">    }</w:t>
+        <w:br/>
+        <w:t>}</w:t>
+      </w:r>
+    </w:p>
+    <w:p>
       <w:pPr>
         <w:pStyle w:val="Heading3"/>
       </w:pPr>
-      <w:bookmarkStart w:id="52" w:name="_Toc232289019"/>
-      <w:r>
-        <w:t xml:space="preserve">4.1.2.7. </w:t>
-      </w:r>
-      <w:proofErr w:type="spellStart"/>
-      <w:r>
-        <w:t>ChartRenderer</w:t>
-      </w:r>
-      <w:proofErr w:type="spellEnd"/>
-      <w:r>
-        <w:t xml:space="preserve"> Gauge Module</w:t>
-      </w:r>
-      <w:bookmarkEnd w:id="52"/>
+      <w:r>
+        <w:t>4.1.2.9. POS Syntax Ratios Classifier Module</w:t>
+      </w:r>
+    </w:p>
+    <w:p/>
+    <w:p>
+      <w:pPr/>
+      <w:r>
+        <w:t>Figure 4.13: Code Snippet of Character Trigram Module</w:t>
+      </w:r>
+    </w:p>
+    <w:p>
+      <w:pPr>
+        <w:spacing w:before="120" w:after="120"/>
+        <w:ind w:left="360"/>
+      </w:pPr>
+      <w:r>
+        <w:rPr>
+          <w:rFonts w:ascii="Courier New" w:hAnsi="Courier New"/>
+          <w:sz w:val="19"/>
+        </w:rPr>
+        <w:t>class TrigramAnalyzer {</w:t>
+        <w:br/>
+        <w:t xml:space="preserve">    analyze(text) {</w:t>
+        <w:br/>
+        <w:t xml:space="preserve">        const cleanText = text.toLowerCase().replace(/\s+/g, ' ');</w:t>
+        <w:br/>
+        <w:t xml:space="preserve">        const counts = {};</w:t>
+        <w:br/>
+        <w:t xml:space="preserve">        this.trigrams.forEach(tg =&gt; counts[tg] = 0);</w:t>
+        <w:br/>
+        <w:t xml:space="preserve">        let total = 0;</w:t>
+        <w:br/>
+        <w:t xml:space="preserve">        for (let i = 0; i &lt; cleanText.length - 2; i++) {</w:t>
+        <w:br/>
+        <w:t xml:space="preserve">            const tg = cleanText.substring(i, i + 3);</w:t>
+        <w:br/>
+        <w:t xml:space="preserve">            if (counts.hasOwnProperty(tg)) counts[tg]++;</w:t>
+        <w:br/>
+        <w:t xml:space="preserve">            total++;</w:t>
+        <w:br/>
+        <w:t xml:space="preserve">        }</w:t>
+        <w:br/>
+        <w:t xml:space="preserve">        const docVector = this.trigrams.map(tg =&gt; (counts[tg] / total) * 10000);</w:t>
+        <w:br/>
+        <w:t xml:space="preserve">        const simAI = this.calculateCosine(docVector, this.aiProfileVec);</w:t>
+        <w:br/>
+        <w:t xml:space="preserve">        const simHuman = this.calculateCosine(docVector, this.humanProfileVec);</w:t>
+        <w:br/>
+        <w:t xml:space="preserve">        const diff = simAI - simHuman;</w:t>
+        <w:br/>
+        <w:t xml:space="preserve">        return { score: ((diff + 1) / 2) * 100 };</w:t>
+        <w:br/>
+        <w:t xml:space="preserve">    }</w:t>
+        <w:br/>
+        <w:t>}</w:t>
+      </w:r>
+    </w:p>
+    <w:p>
+      <w:pPr>
+        <w:pStyle w:val="Heading3"/>
+      </w:pPr>
+      <w:r>
+        <w:t>4.1.2.8. Character Trigrams Classifier Module</w:t>
+      </w:r>
+    </w:p>
+    <w:p/>
+    <w:p>
+      <w:pPr/>
+      <w:r>
+        <w:t>Figure 4.12: Code Snippet of Logistic Regression Module</w:t>
+      </w:r>
+    </w:p>
+    <w:p>
+      <w:pPr>
+        <w:spacing w:before="120" w:after="120"/>
+        <w:ind w:left="360"/>
+      </w:pPr>
+      <w:r>
+        <w:rPr>
+          <w:rFonts w:ascii="Courier New" w:hAnsi="Courier New"/>
+          <w:sz w:val="19"/>
+        </w:rPr>
+        <w:t>class LogisticRegressionClassifier {</w:t>
+        <w:br/>
+        <w:t xml:space="preserve">    constructor() {</w:t>
+        <w:br/>
+        <w:t xml:space="preserve">        this.intercept = -10.87000;</w:t>
+        <w:br/>
+        <w:t xml:space="preserve">        this.weights = [6.79418, -0.17427, 0.58039, 5.29141, 2.93657];</w:t>
+        <w:br/>
+        <w:t xml:space="preserve">    }</w:t>
+        <w:br/>
+        <w:t xml:space="preserve">    predict(vector) {</w:t>
+        <w:br/>
+        <w:t xml:space="preserve">        let logit = this.intercept;</w:t>
+        <w:br/>
+        <w:t xml:space="preserve">        for (let i = 0; i &lt; vector.length; i++) {</w:t>
+        <w:br/>
+        <w:t xml:space="preserve">            logit += vector[i] * this.weights[i];</w:t>
+        <w:br/>
+        <w:t xml:space="preserve">        }</w:t>
+        <w:br/>
+        <w:t xml:space="preserve">        return 1 / (1 + Math.exp(-logit));</w:t>
+        <w:br/>
+        <w:t xml:space="preserve">    }</w:t>
+        <w:br/>
+        <w:t>}</w:t>
+      </w:r>
+    </w:p>
+    <w:p>
+      <w:pPr>
+        <w:pStyle w:val="Heading3"/>
+      </w:pPr>
+      <w:r>
+        <w:t>4.1.2.7. Logistic Regression Classifier Module</w:t>
+      </w:r>
+    </w:p>
+    <w:p/>
+    <w:p>
+      <w:pPr>
+        <w:pStyle w:val="Heading3"/>
+      </w:pPr>
+      <w:r>
+        <w:t>4.1.2.10. ChartRenderer Gauge Module</w:t>
+      </w:r>
     </w:p>
     <w:p>
       <w:pPr>
@@ -13751,44 +14061,16 @@
         </w:rPr>
       </w:pPr>
       <w:r>
-        <w:rPr>
-          <w:b/>
-        </w:rPr>
-        <w:lastRenderedPageBreak/>
-        <w:t xml:space="preserve">Figure 4.7: Code Snippet of </w:t>
-      </w:r>
-      <w:proofErr w:type="spellStart"/>
-      <w:r>
-        <w:rPr>
-          <w:b/>
-        </w:rPr>
-        <w:t>ChartRenderer</w:t>
-      </w:r>
-      <w:proofErr w:type="spellEnd"/>
-      <w:r>
-        <w:rPr>
-          <w:b/>
-        </w:rPr>
-        <w:t xml:space="preserve"> Gauge Module</w:t>
+        <w:t>Figure 4.7: Code Snippet of ChartRenderer Gauge Module</w:t>
       </w:r>
     </w:p>
     <w:p>
       <w:pPr>
         <w:pStyle w:val="Heading3"/>
       </w:pPr>
-      <w:bookmarkStart w:id="53" w:name="_Toc232289020"/>
-      <w:r>
-        <w:t xml:space="preserve">4.1.2.8. </w:t>
-      </w:r>
-      <w:proofErr w:type="spellStart"/>
-      <w:r>
-        <w:t>ChartRenderer</w:t>
-      </w:r>
-      <w:proofErr w:type="spellEnd"/>
-      <w:r>
-        <w:t xml:space="preserve"> Scatter Plot Module</w:t>
-      </w:r>
-      <w:bookmarkEnd w:id="53"/>
+      <w:r>
+        <w:t>4.1.2.11. ChartRenderer Scatter Plot Module</w:t>
+      </w:r>
     </w:p>
     <w:p>
       <w:pPr>
@@ -13858,43 +14140,16 @@
         </w:rPr>
       </w:pPr>
       <w:r>
-        <w:rPr>
-          <w:b/>
-        </w:rPr>
-        <w:t xml:space="preserve">Figure 4.8: Code Snippet of </w:t>
-      </w:r>
-      <w:proofErr w:type="spellStart"/>
-      <w:r>
-        <w:rPr>
-          <w:b/>
-        </w:rPr>
-        <w:t>ChartRenderer</w:t>
-      </w:r>
-      <w:proofErr w:type="spellEnd"/>
-      <w:r>
-        <w:rPr>
-          <w:b/>
-        </w:rPr>
-        <w:t xml:space="preserve"> Scatter Plot Module</w:t>
+        <w:t>Figure 4.8: Code Snippet of ChartRenderer Scatter Plot Module</w:t>
       </w:r>
     </w:p>
     <w:p>
       <w:pPr>
         <w:pStyle w:val="Heading3"/>
       </w:pPr>
-      <w:bookmarkStart w:id="54" w:name="_Toc232289021"/>
-      <w:r>
-        <w:t xml:space="preserve">4.1.2.9. </w:t>
-      </w:r>
-      <w:proofErr w:type="spellStart"/>
-      <w:r>
-        <w:t>ChartRenderer</w:t>
-      </w:r>
-      <w:proofErr w:type="spellEnd"/>
-      <w:r>
-        <w:t xml:space="preserve"> Radar Chart Module</w:t>
-      </w:r>
-      <w:bookmarkEnd w:id="54"/>
+      <w:r>
+        <w:t>4.1.2.12. ChartRenderer Radar Chart Module</w:t>
+      </w:r>
     </w:p>
     <w:p>
       <w:pPr>
@@ -13972,24 +14227,7 @@
         </w:rPr>
       </w:pPr>
       <w:r>
-        <w:rPr>
-          <w:b/>
-        </w:rPr>
-        <w:t xml:space="preserve">Figure 4.9: Code Snippet of </w:t>
-      </w:r>
-      <w:proofErr w:type="spellStart"/>
-      <w:r>
-        <w:rPr>
-          <w:b/>
-        </w:rPr>
-        <w:t>ChartRenderer</w:t>
-      </w:r>
-      <w:proofErr w:type="spellEnd"/>
-      <w:r>
-        <w:rPr>
-          <w:b/>
-        </w:rPr>
-        <w:t xml:space="preserve"> Radar Chart Module</w:t>
+        <w:t>Figure 4.9: Code Snippet of ChartRenderer Radar Chart Module</w:t>
       </w:r>
     </w:p>
     <w:p>
@@ -14002,11 +14240,9 @@
       <w:pPr>
         <w:pStyle w:val="Heading3"/>
       </w:pPr>
-      <w:bookmarkStart w:id="55" w:name="_Toc232289022"/>
-      <w:r>
-        <w:t>4.1.2.10. app.js Analysis Controller Module</w:t>
-      </w:r>
-      <w:bookmarkEnd w:id="55"/>
+      <w:r>
+        <w:t>4.1.2.13. app.js Analysis Controller Module</w:t>
+      </w:r>
     </w:p>
     <w:p>
       <w:pPr>
@@ -14082,9 +14318,6 @@
         </w:rPr>
       </w:pPr>
       <w:r>
-        <w:rPr>
-          <w:b/>
-        </w:rPr>
         <w:t>Figure 4.10: Code Snippet of app.js Analysis Controller Module</w:t>
       </w:r>
     </w:p>
@@ -14092,11 +14325,9 @@
       <w:pPr>
         <w:pStyle w:val="Heading3"/>
       </w:pPr>
-      <w:bookmarkStart w:id="56" w:name="_Toc232289023"/>
-      <w:r>
-        <w:t>4.1.2.11. app.js UI Event Listener Module</w:t>
-      </w:r>
-      <w:bookmarkEnd w:id="56"/>
+      <w:r>
+        <w:t>4.1.2.14. app.js UI Event Listener Module</w:t>
+      </w:r>
     </w:p>
     <w:p>
       <w:pPr>
@@ -14173,9 +14404,6 @@
         <w:jc w:val="center"/>
       </w:pPr>
       <w:r>
-        <w:rPr>
-          <w:b/>
-        </w:rPr>
         <w:t>Figure 4.11: Code Snippet of app.js UI Event Listener Module</w:t>
       </w:r>
     </w:p>
@@ -14183,12 +14411,9 @@
       <w:pPr>
         <w:pStyle w:val="Heading3"/>
       </w:pPr>
-      <w:bookmarkStart w:id="57" w:name="_Toc232289024"/>
-      <w:r>
-        <w:lastRenderedPageBreak/>
-        <w:t>4.1.2.12. style.css Custom Visual Styles</w:t>
-      </w:r>
-      <w:bookmarkEnd w:id="57"/>
+      <w:r>
+        <w:t>4.1.2.15. style.css Custom Visual Styles</w:t>
+      </w:r>
     </w:p>
     <w:p>
       <w:pPr>

--- a/ai_text_detector_project_report.docx
+++ b/ai_text_detector_project_report.docx
@@ -1442,31 +1442,15 @@
         <w:spacing w:after="3" w:line="360" w:lineRule="auto"/>
       </w:pPr>
       <w:r>
-        <w:rPr>
-          <w:rFonts w:ascii="Times New Roman" w:hAnsi="Times New Roman"/>
-          <w:sz w:val="24"/>
-        </w:rPr>
-      </w:r>
-      <w:r>
-        <w:rPr>
-          <w:rFonts w:ascii="Times New Roman" w:hAnsi="Times New Roman"/>
-          <w:sz w:val="24"/>
-        </w:rPr>
         <w:t xml:space="preserve">To evaluate adversarial evasion techniques (e.g. synonym swapping and spelling tweaks), the project implements robust offline data augmentation workflows using the </w:t>
       </w:r>
       <w:r>
         <w:rPr>
-          <w:rFonts w:ascii="Times New Roman" w:hAnsi="Times New Roman"/>
-          <w:b/>
-          <w:sz w:val="24"/>
+          <w:b/>
         </w:rPr>
         <w:t>nlpaug</w:t>
       </w:r>
       <w:r>
-        <w:rPr>
-          <w:rFonts w:ascii="Times New Roman" w:hAnsi="Times New Roman"/>
-          <w:sz w:val="24"/>
-        </w:rPr>
         <w:t xml:space="preserve"> Python library, which allows calibrating the grammar perfection discount factor under synthetic typo loads. The user interface features a prominent Classification Verdict banner at the top of the dashboard indicating if text is most probably written by AI, mixed, or human.</w:t>
       </w:r>
     </w:p>
@@ -1479,31 +1463,15 @@
         </w:rPr>
       </w:pPr>
       <w:r>
-        <w:rPr>
-          <w:rFonts w:ascii="Times New Roman" w:hAnsi="Times New Roman"/>
-          <w:sz w:val="24"/>
-        </w:rPr>
-      </w:r>
-      <w:r>
-        <w:rPr>
-          <w:rFonts w:ascii="Times New Roman" w:hAnsi="Times New Roman"/>
-          <w:sz w:val="24"/>
-        </w:rPr>
         <w:t xml:space="preserve">To evaluate adversarial evasion techniques (e.g. synonym swapping and spelling tweaks), the project implements robust offline data augmentation workflows using the </w:t>
       </w:r>
       <w:r>
         <w:rPr>
-          <w:rFonts w:ascii="Times New Roman" w:hAnsi="Times New Roman"/>
-          <w:b/>
-          <w:sz w:val="24"/>
+          <w:b/>
         </w:rPr>
         <w:t>nlpaug</w:t>
       </w:r>
       <w:r>
-        <w:rPr>
-          <w:rFonts w:ascii="Times New Roman" w:hAnsi="Times New Roman"/>
-          <w:sz w:val="24"/>
-        </w:rPr>
         <w:t xml:space="preserve"> Python library, which allows calibrating the grammar perfection discount factor under synthetic typo loads. The user interface features a prominent Classification Verdict banner at the top of the dashboard indicating if text is most probably written by AI, mixed, or human.</w:t>
       </w:r>
     </w:p>
@@ -5687,7 +5655,6 @@
       </w:pPr>
       <w:bookmarkStart w:id="8" w:name="_Toc232288981"/>
       <w:r>
-        <w:lastRenderedPageBreak/>
         <w:t>LIST OF ABBREVIATIONS</w:t>
       </w:r>
       <w:bookmarkEnd w:id="8"/>
@@ -5919,6 +5886,7 @@
               <w:rPr>
                 <w:sz w:val="22"/>
               </w:rPr>
+              <w:lastRenderedPageBreak/>
               <w:t>SVG</w:t>
             </w:r>
           </w:p>
@@ -6186,8 +6154,6 @@
         <w:spacing w:after="240"/>
       </w:pPr>
       <w:bookmarkStart w:id="9" w:name="_Toc232288982"/>
-      <w:bookmarkStart w:id="10" w:name="_GoBack"/>
-      <w:bookmarkEnd w:id="10"/>
       <w:r>
         <w:lastRenderedPageBreak/>
         <w:t>LIST OF FIGURES</w:t>
@@ -7480,12 +7446,12 @@
         <w:pStyle w:val="Heading1"/>
         <w:spacing w:after="240"/>
       </w:pPr>
-      <w:bookmarkStart w:id="11" w:name="_Toc232288983"/>
+      <w:bookmarkStart w:id="10" w:name="_Toc232288983"/>
       <w:r>
         <w:lastRenderedPageBreak/>
         <w:t>LIST OF TABLES</w:t>
       </w:r>
-      <w:bookmarkEnd w:id="11"/>
+      <w:bookmarkEnd w:id="10"/>
     </w:p>
     <w:tbl>
       <w:tblPr>
@@ -7671,7 +7637,7 @@
       <w:pPr>
         <w:pStyle w:val="Heading1"/>
       </w:pPr>
-      <w:bookmarkStart w:id="12" w:name="_Toc232288984"/>
+      <w:bookmarkStart w:id="11" w:name="_Toc232288984"/>
       <w:r>
         <w:lastRenderedPageBreak/>
         <w:t>CHAPTER 1</w:t>
@@ -7687,85 +7653,85 @@
       <w:r>
         <w:t>INTRODUCTION</w:t>
       </w:r>
+      <w:bookmarkEnd w:id="11"/>
+    </w:p>
+    <w:p>
+      <w:pPr>
+        <w:pStyle w:val="Heading2"/>
+      </w:pPr>
+      <w:bookmarkStart w:id="12" w:name="_Toc232288985"/>
+      <w:r>
+        <w:t>1.1. Introduction</w:t>
+      </w:r>
       <w:bookmarkEnd w:id="12"/>
+      <w:r>
+        <w:t xml:space="preserve"> </w:t>
+      </w:r>
+    </w:p>
+    <w:p>
+      <w:pPr>
+        <w:spacing w:after="0" w:line="360" w:lineRule="auto"/>
+      </w:pPr>
+      <w:r>
+        <w:t xml:space="preserve">The field of natural language processing (NLP) has seen unprecedented growth with the advent of generative AI models like </w:t>
+      </w:r>
+      <w:proofErr w:type="spellStart"/>
+      <w:r>
+        <w:t>ChatGPT</w:t>
+      </w:r>
+      <w:proofErr w:type="spellEnd"/>
+      <w:r>
+        <w:t>, Claude, and Gemini. While these systems increase writing efficiency, they present severe challenges across multiple sectors, including plagiarism in academic writing, automated fake news dissemination, and artificial content spamming on web search platforms.</w:t>
+      </w:r>
+    </w:p>
+    <w:p>
+      <w:pPr>
+        <w:spacing w:after="0" w:line="360" w:lineRule="auto"/>
+      </w:pPr>
+      <w:r>
+        <w:t>Because AI-generated text is grammatically correct and coherent, identifying its origin by eye is extremely difficult. Consequently, there is an urgent need for reliable, automated detection tools. Standard commercial detectors rely heavily on calling proprietary API endpoints, introducing privacy concerns and network latency.</w:t>
+      </w:r>
+    </w:p>
+    <w:p>
+      <w:pPr>
+        <w:spacing w:after="0" w:line="360" w:lineRule="auto"/>
+      </w:pPr>
+      <w:r>
+        <w:t xml:space="preserve">To overcome this challenge, this project has come up with the creation of the </w:t>
+      </w:r>
+      <w:r>
+        <w:rPr>
+          <w:b/>
+        </w:rPr>
+        <w:t>AI Text Detector</w:t>
+      </w:r>
+      <w:r>
+        <w:t>, which is considered to be a full-stack security tool that is meant to scan web documents and identify machine-generated text in the target text. This is achieved through the local tokenization of sentences and words, the extraction of stylometric features in the browser sandbox, and the mathematical resolution of similarity coefficients. This is achieved through the application of various techniques, such as statistical sentence length variance, Type-Token Ratio analysis, instance-based classification, and geometric similarities in vector space.</w:t>
+      </w:r>
+    </w:p>
+    <w:p>
+      <w:pPr>
+        <w:spacing w:after="0" w:line="360" w:lineRule="auto"/>
+      </w:pPr>
+      <w:r>
+        <w:t>The application is built using HTML5 as the front-end markup, CSS3 Variables for custom visualization stylesheets, and ES6 JavaScript for local algorithm calculations. It leverages PDF.js and Mammoth.js libraries via CDNs to enable local text parsing of documents. This tool is considered to be helpful in enhancing the security and integrity of web documents through the early detection of AI content, which is considered to be helpful in the maintenance of academic standards.</w:t>
+      </w:r>
+    </w:p>
+    <w:p>
+      <w:pPr>
+        <w:spacing w:after="0" w:line="360" w:lineRule="auto"/>
+      </w:pPr>
     </w:p>
     <w:p>
       <w:pPr>
         <w:pStyle w:val="Heading2"/>
       </w:pPr>
-      <w:bookmarkStart w:id="13" w:name="_Toc232288985"/>
-      <w:r>
-        <w:t>1.1. Introduction</w:t>
-      </w:r>
-      <w:bookmarkEnd w:id="13"/>
-      <w:r>
-        <w:t xml:space="preserve"> </w:t>
-      </w:r>
-    </w:p>
-    <w:p>
-      <w:pPr>
-        <w:spacing w:after="0" w:line="360" w:lineRule="auto"/>
-      </w:pPr>
-      <w:r>
-        <w:t xml:space="preserve">The field of natural language processing (NLP) has seen unprecedented growth with the advent of generative AI models like </w:t>
-      </w:r>
-      <w:proofErr w:type="spellStart"/>
-      <w:r>
-        <w:t>ChatGPT</w:t>
-      </w:r>
-      <w:proofErr w:type="spellEnd"/>
-      <w:r>
-        <w:t>, Claude, and Gemini. While these systems increase writing efficiency, they present severe challenges across multiple sectors, including plagiarism in academic writing, automated fake news dissemination, and artificial content spamming on web search platforms.</w:t>
-      </w:r>
-    </w:p>
-    <w:p>
-      <w:pPr>
-        <w:spacing w:after="0" w:line="360" w:lineRule="auto"/>
-      </w:pPr>
-      <w:r>
-        <w:t>Because AI-generated text is grammatically correct and coherent, identifying its origin by eye is extremely difficult. Consequently, there is an urgent need for reliable, automated detection tools. Standard commercial detectors rely heavily on calling proprietary API endpoints, introducing privacy concerns and network latency.</w:t>
-      </w:r>
-    </w:p>
-    <w:p>
-      <w:pPr>
-        <w:spacing w:after="0" w:line="360" w:lineRule="auto"/>
-      </w:pPr>
-      <w:r>
-        <w:t xml:space="preserve">To overcome this challenge, this project has come up with the creation of the </w:t>
-      </w:r>
-      <w:r>
-        <w:rPr>
-          <w:b/>
-        </w:rPr>
-        <w:t>AI Text Detector</w:t>
-      </w:r>
-      <w:r>
-        <w:t>, which is considered to be a full-stack security tool that is meant to scan web documents and identify machine-generated text in the target text. This is achieved through the local tokenization of sentences and words, the extraction of stylometric features in the browser sandbox, and the mathematical resolution of similarity coefficients. This is achieved through the application of various techniques, such as statistical sentence length variance, Type-Token Ratio analysis, instance-based classification, and geometric similarities in vector space.</w:t>
-      </w:r>
-    </w:p>
-    <w:p>
-      <w:pPr>
-        <w:spacing w:after="0" w:line="360" w:lineRule="auto"/>
-      </w:pPr>
-      <w:r>
-        <w:t>The application is built using HTML5 as the front-end markup, CSS3 Variables for custom visualization stylesheets, and ES6 JavaScript for local algorithm calculations. It leverages PDF.js and Mammoth.js libraries via CDNs to enable local text parsing of documents. This tool is considered to be helpful in enhancing the security and integrity of web documents through the early detection of AI content, which is considered to be helpful in the maintenance of academic standards.</w:t>
-      </w:r>
-    </w:p>
-    <w:p>
-      <w:pPr>
-        <w:spacing w:after="0" w:line="360" w:lineRule="auto"/>
-      </w:pPr>
-    </w:p>
-    <w:p>
-      <w:pPr>
-        <w:pStyle w:val="Heading2"/>
-      </w:pPr>
-      <w:bookmarkStart w:id="14" w:name="_Toc232288986"/>
+      <w:bookmarkStart w:id="13" w:name="_Toc232288986"/>
       <w:r>
         <w:lastRenderedPageBreak/>
         <w:t>1.2. Problem Statement</w:t>
       </w:r>
-      <w:bookmarkEnd w:id="14"/>
+      <w:bookmarkEnd w:id="13"/>
     </w:p>
     <w:p>
       <w:pPr>
@@ -7839,11 +7805,11 @@
       <w:pPr>
         <w:pStyle w:val="Heading2"/>
       </w:pPr>
-      <w:bookmarkStart w:id="15" w:name="_Toc232288987"/>
+      <w:bookmarkStart w:id="14" w:name="_Toc232288987"/>
       <w:r>
         <w:t>1.3. Objectives</w:t>
       </w:r>
-      <w:bookmarkEnd w:id="15"/>
+      <w:bookmarkEnd w:id="14"/>
     </w:p>
     <w:p>
       <w:pPr>
@@ -7974,7 +7940,7 @@
       <w:pPr>
         <w:pStyle w:val="Heading2"/>
       </w:pPr>
-      <w:bookmarkStart w:id="16" w:name="_Toc232288988"/>
+      <w:bookmarkStart w:id="15" w:name="_Toc232288988"/>
       <w:r>
         <w:t xml:space="preserve">1.4. </w:t>
       </w:r>
@@ -7984,7 +7950,7 @@
       <w:r>
         <w:t>Methodology</w:t>
       </w:r>
-      <w:bookmarkEnd w:id="16"/>
+      <w:bookmarkEnd w:id="15"/>
       <w:r>
         <w:t xml:space="preserve"> </w:t>
       </w:r>
@@ -8254,11 +8220,11 @@
       <w:pPr>
         <w:pStyle w:val="Heading2"/>
       </w:pPr>
-      <w:bookmarkStart w:id="17" w:name="_Toc232288989"/>
+      <w:bookmarkStart w:id="16" w:name="_Toc232288989"/>
       <w:r>
         <w:t>1.5. Report Organization</w:t>
       </w:r>
-      <w:bookmarkEnd w:id="17"/>
+      <w:bookmarkEnd w:id="16"/>
     </w:p>
     <w:p>
       <w:pPr>
@@ -8332,12 +8298,12 @@
         <w:pStyle w:val="Heading1"/>
         <w:spacing w:after="240"/>
       </w:pPr>
-      <w:bookmarkStart w:id="18" w:name="_Toc232288990"/>
+      <w:bookmarkStart w:id="17" w:name="_Toc232288990"/>
       <w:r>
         <w:lastRenderedPageBreak/>
         <w:t>CHAPTER 2</w:t>
       </w:r>
-      <w:bookmarkStart w:id="19" w:name="_Toc201399424"/>
+      <w:bookmarkStart w:id="18" w:name="_Toc201399424"/>
       <w:r>
         <w:t xml:space="preserve"> </w:t>
       </w:r>
@@ -8350,21 +8316,21 @@
       <w:r>
         <w:t>BACKGROUND STUDY AND LITERATURE REVIEW</w:t>
       </w:r>
+      <w:bookmarkEnd w:id="17"/>
       <w:bookmarkEnd w:id="18"/>
+      <w:r>
+        <w:t xml:space="preserve"> </w:t>
+      </w:r>
+    </w:p>
+    <w:p>
+      <w:pPr>
+        <w:pStyle w:val="Heading2"/>
+      </w:pPr>
+      <w:bookmarkStart w:id="19" w:name="_Toc232288991"/>
+      <w:r>
+        <w:t>2.1. Background Study</w:t>
+      </w:r>
       <w:bookmarkEnd w:id="19"/>
-      <w:r>
-        <w:t xml:space="preserve"> </w:t>
-      </w:r>
-    </w:p>
-    <w:p>
-      <w:pPr>
-        <w:pStyle w:val="Heading2"/>
-      </w:pPr>
-      <w:bookmarkStart w:id="20" w:name="_Toc232288991"/>
-      <w:r>
-        <w:t>2.1. Background Study</w:t>
-      </w:r>
-      <w:bookmarkEnd w:id="20"/>
     </w:p>
     <w:p>
       <w:pPr>
@@ -8447,11 +8413,11 @@
       <w:pPr>
         <w:pStyle w:val="Heading2"/>
       </w:pPr>
-      <w:bookmarkStart w:id="21" w:name="_Toc232288992"/>
+      <w:bookmarkStart w:id="20" w:name="_Toc232288992"/>
       <w:r>
         <w:t>2.2 Literature Review</w:t>
       </w:r>
-      <w:bookmarkEnd w:id="21"/>
+      <w:bookmarkEnd w:id="20"/>
     </w:p>
     <w:p>
       <w:pPr>
@@ -8658,13 +8624,13 @@
         <w:pStyle w:val="Heading1"/>
         <w:ind w:left="224" w:right="278"/>
       </w:pPr>
-      <w:bookmarkStart w:id="22" w:name="_Toc201399427"/>
-      <w:bookmarkStart w:id="23" w:name="_Toc232288993"/>
+      <w:bookmarkStart w:id="21" w:name="_Toc201399427"/>
+      <w:bookmarkStart w:id="22" w:name="_Toc232288993"/>
       <w:r>
         <w:lastRenderedPageBreak/>
         <w:t>CHAPTER 3</w:t>
       </w:r>
-      <w:bookmarkEnd w:id="22"/>
+      <w:bookmarkEnd w:id="21"/>
       <w:r>
         <w:t xml:space="preserve"> </w:t>
       </w:r>
@@ -8677,31 +8643,31 @@
       <w:r>
         <w:t>SYSTEM ANALYSIS AND DESIGN</w:t>
       </w:r>
+      <w:bookmarkEnd w:id="22"/>
+    </w:p>
+    <w:p>
+      <w:pPr>
+        <w:pStyle w:val="Heading2"/>
+      </w:pPr>
+      <w:bookmarkStart w:id="23" w:name="_Toc231875504"/>
+      <w:bookmarkStart w:id="24" w:name="_Toc232288994"/>
+      <w:r>
+        <w:t>3.1. System Analysis</w:t>
+      </w:r>
       <w:bookmarkEnd w:id="23"/>
-    </w:p>
-    <w:p>
-      <w:pPr>
-        <w:pStyle w:val="Heading2"/>
-      </w:pPr>
-      <w:bookmarkStart w:id="24" w:name="_Toc231875504"/>
-      <w:bookmarkStart w:id="25" w:name="_Toc232288994"/>
-      <w:r>
-        <w:t>3.1. System Analysis</w:t>
-      </w:r>
       <w:bookmarkEnd w:id="24"/>
+    </w:p>
+    <w:p>
+      <w:pPr>
+        <w:pStyle w:val="Heading3"/>
+      </w:pPr>
+      <w:bookmarkStart w:id="25" w:name="_Toc231875505"/>
+      <w:bookmarkStart w:id="26" w:name="_Toc232288995"/>
+      <w:r>
+        <w:t>3.1.1 Requirement Analysis</w:t>
+      </w:r>
       <w:bookmarkEnd w:id="25"/>
-    </w:p>
-    <w:p>
-      <w:pPr>
-        <w:pStyle w:val="Heading3"/>
-      </w:pPr>
-      <w:bookmarkStart w:id="26" w:name="_Toc231875505"/>
-      <w:bookmarkStart w:id="27" w:name="_Toc232288995"/>
-      <w:r>
-        <w:t>3.1.1 Requirement Analysis</w:t>
-      </w:r>
       <w:bookmarkEnd w:id="26"/>
-      <w:bookmarkEnd w:id="27"/>
     </w:p>
     <w:p>
       <w:pPr>
@@ -9509,11 +9475,11 @@
         <w:pStyle w:val="Heading3"/>
         <w:spacing w:line="360" w:lineRule="auto"/>
       </w:pPr>
-      <w:bookmarkStart w:id="28" w:name="_Toc232288996"/>
+      <w:bookmarkStart w:id="27" w:name="_Toc232288996"/>
       <w:r>
         <w:t>3.1.2. Feasibility Analysis</w:t>
       </w:r>
-      <w:bookmarkEnd w:id="28"/>
+      <w:bookmarkEnd w:id="27"/>
     </w:p>
     <w:p>
       <w:pPr>
@@ -9782,20 +9748,498 @@
       </w:pPr>
       <w:r>
         <w:rPr>
+          <w:b/>
+          <w:bCs/>
+        </w:rPr>
+        <w:lastRenderedPageBreak/>
+        <w:t>Table 3.1: Schedule Feasibility</w:t>
+      </w:r>
+    </w:p>
+    <w:tbl>
+      <w:tblPr>
+        <w:tblStyle w:val="TableGrid0"/>
+        <w:tblW w:w="0" w:type="auto"/>
+        <w:tblLook w:val="04A0" w:firstRow="1" w:lastRow="0" w:firstColumn="1" w:lastColumn="0" w:noHBand="0" w:noVBand="1"/>
+      </w:tblPr>
+      <w:tblGrid>
+        <w:gridCol w:w="2247"/>
+        <w:gridCol w:w="2247"/>
+        <w:gridCol w:w="2248"/>
+        <w:gridCol w:w="2248"/>
+      </w:tblGrid>
+      <w:tr>
+        <w:trPr>
+          <w:trHeight w:val="593"/>
+        </w:trPr>
+        <w:tc>
+          <w:tcPr>
+            <w:tcW w:w="2247" w:type="dxa"/>
+            <w:vAlign w:val="center"/>
+          </w:tcPr>
+          <w:p>
+            <w:pPr>
+              <w:jc w:val="left"/>
+              <w:rPr>
+                <w:b/>
+                <w:bCs/>
+              </w:rPr>
+            </w:pPr>
+            <w:r>
+              <w:rPr>
+                <w:b/>
+                <w:bCs/>
+              </w:rPr>
+              <w:t>Task</w:t>
+            </w:r>
+          </w:p>
+        </w:tc>
+        <w:tc>
+          <w:tcPr>
+            <w:tcW w:w="2247" w:type="dxa"/>
+            <w:vAlign w:val="center"/>
+          </w:tcPr>
+          <w:p>
+            <w:pPr>
+              <w:jc w:val="left"/>
+              <w:rPr>
+                <w:b/>
+                <w:bCs/>
+              </w:rPr>
+            </w:pPr>
+            <w:r>
+              <w:rPr>
+                <w:b/>
+                <w:bCs/>
+              </w:rPr>
+              <w:t>Start Date</w:t>
+            </w:r>
+          </w:p>
+        </w:tc>
+        <w:tc>
+          <w:tcPr>
+            <w:tcW w:w="2248" w:type="dxa"/>
+            <w:vAlign w:val="center"/>
+          </w:tcPr>
+          <w:p>
+            <w:pPr>
+              <w:jc w:val="left"/>
+              <w:rPr>
+                <w:b/>
+                <w:bCs/>
+              </w:rPr>
+            </w:pPr>
+            <w:r>
+              <w:rPr>
+                <w:b/>
+                <w:bCs/>
+              </w:rPr>
+              <w:t>End Date</w:t>
+            </w:r>
+          </w:p>
+        </w:tc>
+        <w:tc>
+          <w:tcPr>
+            <w:tcW w:w="2248" w:type="dxa"/>
+            <w:vAlign w:val="center"/>
+          </w:tcPr>
+          <w:p>
+            <w:pPr>
+              <w:jc w:val="left"/>
+              <w:rPr>
+                <w:b/>
+                <w:bCs/>
+              </w:rPr>
+            </w:pPr>
+            <w:r>
+              <w:rPr>
+                <w:b/>
+                <w:bCs/>
+              </w:rPr>
+              <w:t>Days to Complete</w:t>
+            </w:r>
+          </w:p>
+        </w:tc>
+      </w:tr>
+      <w:tr>
+        <w:trPr>
+          <w:trHeight w:val="485"/>
+        </w:trPr>
+        <w:tc>
+          <w:tcPr>
+            <w:tcW w:w="2247" w:type="dxa"/>
+            <w:vAlign w:val="center"/>
+          </w:tcPr>
+          <w:p>
+            <w:pPr>
+              <w:jc w:val="left"/>
+            </w:pPr>
+            <w:r>
+              <w:t>Brainstorm</w:t>
+            </w:r>
+          </w:p>
+        </w:tc>
+        <w:tc>
+          <w:tcPr>
+            <w:tcW w:w="2247" w:type="dxa"/>
+            <w:vAlign w:val="center"/>
+          </w:tcPr>
+          <w:p>
+            <w:pPr>
+              <w:jc w:val="left"/>
+            </w:pPr>
+            <w:r>
+              <w:t>3/1/2</w:t>
+            </w:r>
+            <w:r>
+              <w:t>0</w:t>
+            </w:r>
+          </w:p>
+        </w:tc>
+        <w:tc>
+          <w:tcPr>
+            <w:tcW w:w="2248" w:type="dxa"/>
+            <w:vAlign w:val="center"/>
+          </w:tcPr>
+          <w:p>
+            <w:pPr>
+              <w:jc w:val="left"/>
+            </w:pPr>
+            <w:r>
+              <w:t>3/10/2</w:t>
+            </w:r>
+            <w:r>
+              <w:t>7</w:t>
+            </w:r>
+          </w:p>
+        </w:tc>
+        <w:tc>
+          <w:tcPr>
+            <w:tcW w:w="2248" w:type="dxa"/>
+            <w:vAlign w:val="center"/>
+          </w:tcPr>
+          <w:p>
+            <w:pPr>
+              <w:jc w:val="left"/>
+            </w:pPr>
+            <w:r>
+              <w:t>7</w:t>
+            </w:r>
+          </w:p>
+        </w:tc>
+      </w:tr>
+      <w:tr>
+        <w:tc>
+          <w:tcPr>
+            <w:tcW w:w="2247" w:type="dxa"/>
+            <w:vAlign w:val="center"/>
+          </w:tcPr>
+          <w:p>
+            <w:pPr>
+              <w:jc w:val="left"/>
+            </w:pPr>
+            <w:r>
+              <w:t>Design</w:t>
+            </w:r>
+          </w:p>
+        </w:tc>
+        <w:tc>
+          <w:tcPr>
+            <w:tcW w:w="2247" w:type="dxa"/>
+            <w:vAlign w:val="center"/>
+          </w:tcPr>
+          <w:p>
+            <w:pPr>
+              <w:jc w:val="left"/>
+            </w:pPr>
+            <w:r>
+              <w:t>3/11/26</w:t>
+            </w:r>
+          </w:p>
+        </w:tc>
+        <w:tc>
+          <w:tcPr>
+            <w:tcW w:w="2248" w:type="dxa"/>
+            <w:vAlign w:val="center"/>
+          </w:tcPr>
+          <w:p>
+            <w:pPr>
+              <w:jc w:val="left"/>
+            </w:pPr>
+            <w:r>
+              <w:t>3/31/26</w:t>
+            </w:r>
+          </w:p>
+        </w:tc>
+        <w:tc>
+          <w:tcPr>
+            <w:tcW w:w="2248" w:type="dxa"/>
+            <w:vAlign w:val="center"/>
+          </w:tcPr>
+          <w:p>
+            <w:pPr>
+              <w:jc w:val="left"/>
+            </w:pPr>
+            <w:r>
+              <w:t>15</w:t>
+            </w:r>
+          </w:p>
+        </w:tc>
+      </w:tr>
+      <w:tr>
+        <w:tc>
+          <w:tcPr>
+            <w:tcW w:w="2247" w:type="dxa"/>
+            <w:vAlign w:val="center"/>
+          </w:tcPr>
+          <w:p>
+            <w:pPr>
+              <w:jc w:val="left"/>
+            </w:pPr>
+            <w:r>
+              <w:t>Development</w:t>
+            </w:r>
+          </w:p>
+        </w:tc>
+        <w:tc>
+          <w:tcPr>
+            <w:tcW w:w="2247" w:type="dxa"/>
+            <w:vAlign w:val="center"/>
+          </w:tcPr>
+          <w:p>
+            <w:pPr>
+              <w:jc w:val="left"/>
+            </w:pPr>
+            <w:r>
+              <w:t>4/1/26</w:t>
+            </w:r>
+          </w:p>
+        </w:tc>
+        <w:tc>
+          <w:tcPr>
+            <w:tcW w:w="2248" w:type="dxa"/>
+            <w:vAlign w:val="center"/>
+          </w:tcPr>
+          <w:p>
+            <w:pPr>
+              <w:jc w:val="left"/>
+            </w:pPr>
+            <w:r>
+              <w:t>4/30/26</w:t>
+            </w:r>
+          </w:p>
+        </w:tc>
+        <w:tc>
+          <w:tcPr>
+            <w:tcW w:w="2248" w:type="dxa"/>
+            <w:vAlign w:val="center"/>
+          </w:tcPr>
+          <w:p>
+            <w:pPr>
+              <w:jc w:val="left"/>
+            </w:pPr>
+            <w:r>
+              <w:t>22</w:t>
+            </w:r>
+          </w:p>
+        </w:tc>
+      </w:tr>
+      <w:tr>
+        <w:tc>
+          <w:tcPr>
+            <w:tcW w:w="2247" w:type="dxa"/>
+            <w:vAlign w:val="center"/>
+          </w:tcPr>
+          <w:p>
+            <w:pPr>
+              <w:jc w:val="left"/>
+            </w:pPr>
+            <w:r>
+              <w:t>Testing</w:t>
+            </w:r>
+          </w:p>
+        </w:tc>
+        <w:tc>
+          <w:tcPr>
+            <w:tcW w:w="2247" w:type="dxa"/>
+            <w:vAlign w:val="center"/>
+          </w:tcPr>
+          <w:p>
+            <w:pPr>
+              <w:jc w:val="left"/>
+            </w:pPr>
+            <w:r>
+              <w:t>5/1/26</w:t>
+            </w:r>
+          </w:p>
+        </w:tc>
+        <w:tc>
+          <w:tcPr>
+            <w:tcW w:w="2248" w:type="dxa"/>
+            <w:vAlign w:val="center"/>
+          </w:tcPr>
+          <w:p>
+            <w:pPr>
+              <w:jc w:val="left"/>
+            </w:pPr>
+            <w:r>
+              <w:t>5/4/26</w:t>
+            </w:r>
+          </w:p>
+        </w:tc>
+        <w:tc>
+          <w:tcPr>
+            <w:tcW w:w="2248" w:type="dxa"/>
+            <w:vAlign w:val="center"/>
+          </w:tcPr>
+          <w:p>
+            <w:pPr>
+              <w:jc w:val="left"/>
+            </w:pPr>
+            <w:r>
+              <w:t>2</w:t>
+            </w:r>
+          </w:p>
+        </w:tc>
+      </w:tr>
+      <w:tr>
+        <w:trPr>
+          <w:trHeight w:val="70"/>
+        </w:trPr>
+        <w:tc>
+          <w:tcPr>
+            <w:tcW w:w="2247" w:type="dxa"/>
+            <w:vAlign w:val="center"/>
+          </w:tcPr>
+          <w:p>
+            <w:pPr>
+              <w:jc w:val="left"/>
+            </w:pPr>
+            <w:r>
+              <w:t>Deployment</w:t>
+            </w:r>
+          </w:p>
+        </w:tc>
+        <w:tc>
+          <w:tcPr>
+            <w:tcW w:w="2247" w:type="dxa"/>
+            <w:vAlign w:val="center"/>
+          </w:tcPr>
+          <w:p>
+            <w:pPr>
+              <w:jc w:val="left"/>
+            </w:pPr>
+            <w:r>
+              <w:t>5/5/26</w:t>
+            </w:r>
+          </w:p>
+        </w:tc>
+        <w:tc>
+          <w:tcPr>
+            <w:tcW w:w="2248" w:type="dxa"/>
+            <w:vAlign w:val="center"/>
+          </w:tcPr>
+          <w:p>
+            <w:pPr>
+              <w:jc w:val="left"/>
+            </w:pPr>
+            <w:r>
+              <w:t>5/11/26</w:t>
+            </w:r>
+          </w:p>
+        </w:tc>
+        <w:tc>
+          <w:tcPr>
+            <w:tcW w:w="2248" w:type="dxa"/>
+            <w:vAlign w:val="center"/>
+          </w:tcPr>
+          <w:p>
+            <w:pPr>
+              <w:jc w:val="left"/>
+            </w:pPr>
+            <w:r>
+              <w:t>5</w:t>
+            </w:r>
+          </w:p>
+        </w:tc>
+      </w:tr>
+      <w:tr>
+        <w:tc>
+          <w:tcPr>
+            <w:tcW w:w="2247" w:type="dxa"/>
+            <w:vAlign w:val="center"/>
+          </w:tcPr>
+          <w:p>
+            <w:pPr>
+              <w:jc w:val="left"/>
+            </w:pPr>
+            <w:r>
+              <w:t>Documentation</w:t>
+            </w:r>
+          </w:p>
+        </w:tc>
+        <w:tc>
+          <w:tcPr>
+            <w:tcW w:w="2247" w:type="dxa"/>
+            <w:vAlign w:val="center"/>
+          </w:tcPr>
+          <w:p>
+            <w:pPr>
+              <w:jc w:val="left"/>
+            </w:pPr>
+            <w:r>
+              <w:t>3/1/26</w:t>
+            </w:r>
+          </w:p>
+        </w:tc>
+        <w:tc>
+          <w:tcPr>
+            <w:tcW w:w="2248" w:type="dxa"/>
+            <w:vAlign w:val="center"/>
+          </w:tcPr>
+          <w:p>
+            <w:pPr>
+              <w:jc w:val="left"/>
+            </w:pPr>
+            <w:r>
+              <w:t>5/11/26</w:t>
+            </w:r>
+          </w:p>
+        </w:tc>
+        <w:tc>
+          <w:tcPr>
+            <w:tcW w:w="2248" w:type="dxa"/>
+            <w:vAlign w:val="center"/>
+          </w:tcPr>
+          <w:p>
+            <w:pPr>
+              <w:jc w:val="left"/>
+            </w:pPr>
+            <w:r>
+              <w:t>52</w:t>
+            </w:r>
+          </w:p>
+        </w:tc>
+      </w:tr>
+    </w:tbl>
+    <w:p>
+      <w:pPr>
+        <w:spacing w:line="360" w:lineRule="auto"/>
+      </w:pPr>
+      <w:r>
+        <w:rPr>
           <w:noProof/>
         </w:rPr>
-        <w:lastRenderedPageBreak/>
         <w:drawing>
           <wp:anchor distT="0" distB="0" distL="114300" distR="114300" simplePos="0" relativeHeight="251659264" behindDoc="1" locked="0" layoutInCell="1" allowOverlap="1" wp14:anchorId="44CF3B66" wp14:editId="6B61AEE3">
             <wp:simplePos x="0" y="0"/>
             <wp:positionH relativeFrom="column">
-              <wp:posOffset>-239234</wp:posOffset>
+              <wp:posOffset>-359682</wp:posOffset>
             </wp:positionH>
             <wp:positionV relativeFrom="paragraph">
-              <wp:posOffset>2371059</wp:posOffset>
+              <wp:posOffset>267335</wp:posOffset>
             </wp:positionV>
-            <wp:extent cx="6177517" cy="6177517"/>
-            <wp:effectExtent l="0" t="0" r="0" b="0"/>
+            <wp:extent cx="6531428" cy="2767965"/>
+            <wp:effectExtent l="0" t="0" r="3175" b="0"/>
             <wp:wrapNone/>
             <wp:docPr id="4" name="Picture 4"/>
             <wp:cNvGraphicFramePr>
@@ -9826,7 +10270,7 @@
                   <pic:spPr bwMode="auto">
                     <a:xfrm>
                       <a:off x="0" y="0"/>
-                      <a:ext cx="6188030" cy="6188030"/>
+                      <a:ext cx="6531428" cy="2767965"/>
                     </a:xfrm>
                     <a:prstGeom prst="rect">
                       <a:avLst/>
@@ -9848,484 +10292,6 @@
           </wp:anchor>
         </w:drawing>
       </w:r>
-      <w:r>
-        <w:rPr>
-          <w:b/>
-          <w:bCs/>
-        </w:rPr>
-        <w:t>Table 3.1: Schedule Feasibility</w:t>
-      </w:r>
-    </w:p>
-    <w:tbl>
-      <w:tblPr>
-        <w:tblStyle w:val="TableGrid0"/>
-        <w:tblW w:w="0" w:type="auto"/>
-        <w:tblLook w:val="04A0" w:firstRow="1" w:lastRow="0" w:firstColumn="1" w:lastColumn="0" w:noHBand="0" w:noVBand="1"/>
-      </w:tblPr>
-      <w:tblGrid>
-        <w:gridCol w:w="2247"/>
-        <w:gridCol w:w="2247"/>
-        <w:gridCol w:w="2248"/>
-        <w:gridCol w:w="2248"/>
-      </w:tblGrid>
-      <w:tr>
-        <w:trPr>
-          <w:trHeight w:val="593"/>
-        </w:trPr>
-        <w:tc>
-          <w:tcPr>
-            <w:tcW w:w="2247" w:type="dxa"/>
-            <w:vAlign w:val="center"/>
-          </w:tcPr>
-          <w:p>
-            <w:pPr>
-              <w:jc w:val="left"/>
-              <w:rPr>
-                <w:b/>
-                <w:bCs/>
-              </w:rPr>
-            </w:pPr>
-            <w:r>
-              <w:rPr>
-                <w:b/>
-                <w:bCs/>
-              </w:rPr>
-              <w:t>Task</w:t>
-            </w:r>
-          </w:p>
-        </w:tc>
-        <w:tc>
-          <w:tcPr>
-            <w:tcW w:w="2247" w:type="dxa"/>
-            <w:vAlign w:val="center"/>
-          </w:tcPr>
-          <w:p>
-            <w:pPr>
-              <w:jc w:val="left"/>
-              <w:rPr>
-                <w:b/>
-                <w:bCs/>
-              </w:rPr>
-            </w:pPr>
-            <w:r>
-              <w:rPr>
-                <w:b/>
-                <w:bCs/>
-              </w:rPr>
-              <w:t>Start Date</w:t>
-            </w:r>
-          </w:p>
-        </w:tc>
-        <w:tc>
-          <w:tcPr>
-            <w:tcW w:w="2248" w:type="dxa"/>
-            <w:vAlign w:val="center"/>
-          </w:tcPr>
-          <w:p>
-            <w:pPr>
-              <w:jc w:val="left"/>
-              <w:rPr>
-                <w:b/>
-                <w:bCs/>
-              </w:rPr>
-            </w:pPr>
-            <w:r>
-              <w:rPr>
-                <w:b/>
-                <w:bCs/>
-              </w:rPr>
-              <w:t>End Date</w:t>
-            </w:r>
-          </w:p>
-        </w:tc>
-        <w:tc>
-          <w:tcPr>
-            <w:tcW w:w="2248" w:type="dxa"/>
-            <w:vAlign w:val="center"/>
-          </w:tcPr>
-          <w:p>
-            <w:pPr>
-              <w:jc w:val="left"/>
-              <w:rPr>
-                <w:b/>
-                <w:bCs/>
-              </w:rPr>
-            </w:pPr>
-            <w:r>
-              <w:rPr>
-                <w:b/>
-                <w:bCs/>
-              </w:rPr>
-              <w:t>Days to Complete</w:t>
-            </w:r>
-          </w:p>
-        </w:tc>
-      </w:tr>
-      <w:tr>
-        <w:trPr>
-          <w:trHeight w:val="485"/>
-        </w:trPr>
-        <w:tc>
-          <w:tcPr>
-            <w:tcW w:w="2247" w:type="dxa"/>
-            <w:vAlign w:val="center"/>
-          </w:tcPr>
-          <w:p>
-            <w:pPr>
-              <w:jc w:val="left"/>
-            </w:pPr>
-            <w:r>
-              <w:t>Brainstorm</w:t>
-            </w:r>
-          </w:p>
-        </w:tc>
-        <w:tc>
-          <w:tcPr>
-            <w:tcW w:w="2247" w:type="dxa"/>
-            <w:vAlign w:val="center"/>
-          </w:tcPr>
-          <w:p>
-            <w:pPr>
-              <w:jc w:val="left"/>
-            </w:pPr>
-            <w:r>
-              <w:t>3/1/2</w:t>
-            </w:r>
-            <w:r>
-              <w:t>0</w:t>
-            </w:r>
-          </w:p>
-        </w:tc>
-        <w:tc>
-          <w:tcPr>
-            <w:tcW w:w="2248" w:type="dxa"/>
-            <w:vAlign w:val="center"/>
-          </w:tcPr>
-          <w:p>
-            <w:pPr>
-              <w:jc w:val="left"/>
-            </w:pPr>
-            <w:r>
-              <w:t>3/10/2</w:t>
-            </w:r>
-            <w:r>
-              <w:t>7</w:t>
-            </w:r>
-          </w:p>
-        </w:tc>
-        <w:tc>
-          <w:tcPr>
-            <w:tcW w:w="2248" w:type="dxa"/>
-            <w:vAlign w:val="center"/>
-          </w:tcPr>
-          <w:p>
-            <w:pPr>
-              <w:jc w:val="left"/>
-            </w:pPr>
-            <w:r>
-              <w:t>7</w:t>
-            </w:r>
-          </w:p>
-        </w:tc>
-      </w:tr>
-      <w:tr>
-        <w:tc>
-          <w:tcPr>
-            <w:tcW w:w="2247" w:type="dxa"/>
-            <w:vAlign w:val="center"/>
-          </w:tcPr>
-          <w:p>
-            <w:pPr>
-              <w:jc w:val="left"/>
-            </w:pPr>
-            <w:r>
-              <w:t>Design</w:t>
-            </w:r>
-          </w:p>
-        </w:tc>
-        <w:tc>
-          <w:tcPr>
-            <w:tcW w:w="2247" w:type="dxa"/>
-            <w:vAlign w:val="center"/>
-          </w:tcPr>
-          <w:p>
-            <w:pPr>
-              <w:jc w:val="left"/>
-            </w:pPr>
-            <w:r>
-              <w:t>3/11/26</w:t>
-            </w:r>
-          </w:p>
-        </w:tc>
-        <w:tc>
-          <w:tcPr>
-            <w:tcW w:w="2248" w:type="dxa"/>
-            <w:vAlign w:val="center"/>
-          </w:tcPr>
-          <w:p>
-            <w:pPr>
-              <w:jc w:val="left"/>
-            </w:pPr>
-            <w:r>
-              <w:t>3/31/26</w:t>
-            </w:r>
-          </w:p>
-        </w:tc>
-        <w:tc>
-          <w:tcPr>
-            <w:tcW w:w="2248" w:type="dxa"/>
-            <w:vAlign w:val="center"/>
-          </w:tcPr>
-          <w:p>
-            <w:pPr>
-              <w:jc w:val="left"/>
-            </w:pPr>
-            <w:r>
-              <w:t>15</w:t>
-            </w:r>
-          </w:p>
-        </w:tc>
-      </w:tr>
-      <w:tr>
-        <w:tc>
-          <w:tcPr>
-            <w:tcW w:w="2247" w:type="dxa"/>
-            <w:vAlign w:val="center"/>
-          </w:tcPr>
-          <w:p>
-            <w:pPr>
-              <w:jc w:val="left"/>
-            </w:pPr>
-            <w:r>
-              <w:t>Development</w:t>
-            </w:r>
-          </w:p>
-        </w:tc>
-        <w:tc>
-          <w:tcPr>
-            <w:tcW w:w="2247" w:type="dxa"/>
-            <w:vAlign w:val="center"/>
-          </w:tcPr>
-          <w:p>
-            <w:pPr>
-              <w:jc w:val="left"/>
-            </w:pPr>
-            <w:r>
-              <w:t>4/1/26</w:t>
-            </w:r>
-          </w:p>
-        </w:tc>
-        <w:tc>
-          <w:tcPr>
-            <w:tcW w:w="2248" w:type="dxa"/>
-            <w:vAlign w:val="center"/>
-          </w:tcPr>
-          <w:p>
-            <w:pPr>
-              <w:jc w:val="left"/>
-            </w:pPr>
-            <w:r>
-              <w:t>4/30/26</w:t>
-            </w:r>
-          </w:p>
-        </w:tc>
-        <w:tc>
-          <w:tcPr>
-            <w:tcW w:w="2248" w:type="dxa"/>
-            <w:vAlign w:val="center"/>
-          </w:tcPr>
-          <w:p>
-            <w:pPr>
-              <w:jc w:val="left"/>
-            </w:pPr>
-            <w:r>
-              <w:t>22</w:t>
-            </w:r>
-          </w:p>
-        </w:tc>
-      </w:tr>
-      <w:tr>
-        <w:tc>
-          <w:tcPr>
-            <w:tcW w:w="2247" w:type="dxa"/>
-            <w:vAlign w:val="center"/>
-          </w:tcPr>
-          <w:p>
-            <w:pPr>
-              <w:jc w:val="left"/>
-            </w:pPr>
-            <w:r>
-              <w:t>Testing</w:t>
-            </w:r>
-          </w:p>
-        </w:tc>
-        <w:tc>
-          <w:tcPr>
-            <w:tcW w:w="2247" w:type="dxa"/>
-            <w:vAlign w:val="center"/>
-          </w:tcPr>
-          <w:p>
-            <w:pPr>
-              <w:jc w:val="left"/>
-            </w:pPr>
-            <w:r>
-              <w:t>5/1/26</w:t>
-            </w:r>
-          </w:p>
-        </w:tc>
-        <w:tc>
-          <w:tcPr>
-            <w:tcW w:w="2248" w:type="dxa"/>
-            <w:vAlign w:val="center"/>
-          </w:tcPr>
-          <w:p>
-            <w:pPr>
-              <w:jc w:val="left"/>
-            </w:pPr>
-            <w:r>
-              <w:t>5/4/26</w:t>
-            </w:r>
-          </w:p>
-        </w:tc>
-        <w:tc>
-          <w:tcPr>
-            <w:tcW w:w="2248" w:type="dxa"/>
-            <w:vAlign w:val="center"/>
-          </w:tcPr>
-          <w:p>
-            <w:pPr>
-              <w:jc w:val="left"/>
-            </w:pPr>
-            <w:r>
-              <w:t>2</w:t>
-            </w:r>
-          </w:p>
-        </w:tc>
-      </w:tr>
-      <w:tr>
-        <w:trPr>
-          <w:trHeight w:val="70"/>
-        </w:trPr>
-        <w:tc>
-          <w:tcPr>
-            <w:tcW w:w="2247" w:type="dxa"/>
-            <w:vAlign w:val="center"/>
-          </w:tcPr>
-          <w:p>
-            <w:pPr>
-              <w:jc w:val="left"/>
-            </w:pPr>
-            <w:r>
-              <w:t>Deployment</w:t>
-            </w:r>
-          </w:p>
-        </w:tc>
-        <w:tc>
-          <w:tcPr>
-            <w:tcW w:w="2247" w:type="dxa"/>
-            <w:vAlign w:val="center"/>
-          </w:tcPr>
-          <w:p>
-            <w:pPr>
-              <w:jc w:val="left"/>
-            </w:pPr>
-            <w:r>
-              <w:t>5/5/26</w:t>
-            </w:r>
-          </w:p>
-        </w:tc>
-        <w:tc>
-          <w:tcPr>
-            <w:tcW w:w="2248" w:type="dxa"/>
-            <w:vAlign w:val="center"/>
-          </w:tcPr>
-          <w:p>
-            <w:pPr>
-              <w:jc w:val="left"/>
-            </w:pPr>
-            <w:r>
-              <w:t>5/11/26</w:t>
-            </w:r>
-          </w:p>
-        </w:tc>
-        <w:tc>
-          <w:tcPr>
-            <w:tcW w:w="2248" w:type="dxa"/>
-            <w:vAlign w:val="center"/>
-          </w:tcPr>
-          <w:p>
-            <w:pPr>
-              <w:jc w:val="left"/>
-            </w:pPr>
-            <w:r>
-              <w:t>5</w:t>
-            </w:r>
-          </w:p>
-        </w:tc>
-      </w:tr>
-      <w:tr>
-        <w:tc>
-          <w:tcPr>
-            <w:tcW w:w="2247" w:type="dxa"/>
-            <w:vAlign w:val="center"/>
-          </w:tcPr>
-          <w:p>
-            <w:pPr>
-              <w:jc w:val="left"/>
-            </w:pPr>
-            <w:r>
-              <w:t>Documentation</w:t>
-            </w:r>
-          </w:p>
-        </w:tc>
-        <w:tc>
-          <w:tcPr>
-            <w:tcW w:w="2247" w:type="dxa"/>
-            <w:vAlign w:val="center"/>
-          </w:tcPr>
-          <w:p>
-            <w:pPr>
-              <w:jc w:val="left"/>
-            </w:pPr>
-            <w:r>
-              <w:t>3/1/26</w:t>
-            </w:r>
-          </w:p>
-        </w:tc>
-        <w:tc>
-          <w:tcPr>
-            <w:tcW w:w="2248" w:type="dxa"/>
-            <w:vAlign w:val="center"/>
-          </w:tcPr>
-          <w:p>
-            <w:pPr>
-              <w:jc w:val="left"/>
-            </w:pPr>
-            <w:r>
-              <w:t>5/11/26</w:t>
-            </w:r>
-          </w:p>
-        </w:tc>
-        <w:tc>
-          <w:tcPr>
-            <w:tcW w:w="2248" w:type="dxa"/>
-            <w:vAlign w:val="center"/>
-          </w:tcPr>
-          <w:p>
-            <w:pPr>
-              <w:jc w:val="left"/>
-            </w:pPr>
-            <w:r>
-              <w:t>52</w:t>
-            </w:r>
-          </w:p>
-        </w:tc>
-      </w:tr>
-    </w:tbl>
-    <w:p>
-      <w:pPr>
-        <w:spacing w:line="360" w:lineRule="auto"/>
-      </w:pPr>
     </w:p>
     <w:p>
       <w:pPr>
@@ -10422,11 +10388,11 @@
       <w:pPr>
         <w:pStyle w:val="Heading3"/>
       </w:pPr>
-      <w:bookmarkStart w:id="29" w:name="_Toc232288997"/>
+      <w:bookmarkStart w:id="28" w:name="_Toc232288997"/>
       <w:r>
         <w:t>3.1.3. Object Modeling using Class Diagram</w:t>
       </w:r>
-      <w:bookmarkEnd w:id="29"/>
+      <w:bookmarkEnd w:id="28"/>
     </w:p>
     <w:p>
       <w:pPr>
@@ -10616,8 +10582,8 @@
           <w:szCs w:val="28"/>
         </w:rPr>
       </w:pPr>
-      <w:bookmarkStart w:id="30" w:name="_Toc231875508"/>
-      <w:bookmarkStart w:id="31" w:name="_Toc232288998"/>
+      <w:bookmarkStart w:id="29" w:name="_Toc231875508"/>
+      <w:bookmarkStart w:id="30" w:name="_Toc232288998"/>
       <w:r>
         <w:rPr>
           <w:rFonts w:eastAsiaTheme="majorEastAsia" w:cstheme="majorBidi"/>
@@ -10627,8 +10593,8 @@
         <w:lastRenderedPageBreak/>
         <w:t>3.1.4. Dynamic Modelling using State and Sequence Diagrams</w:t>
       </w:r>
+      <w:bookmarkEnd w:id="29"/>
       <w:bookmarkEnd w:id="30"/>
-      <w:bookmarkEnd w:id="31"/>
     </w:p>
     <w:p>
       <w:r>
@@ -10822,6 +10788,7 @@
         </w:rPr>
       </w:pPr>
       <w:r>
+        <w:lastRenderedPageBreak/>
         <w:t>Figure 3.5 outlines this flow. The process begins when the user submits text or a file, or automatically as they write using a keystroke-triggered, debounced 1-second background analyzer. If the input is a file, it is read locally using the File API (supporting .docx, .pdf, .txt, and .md formats). Once the text satisfies the 10-word length validation, the controller triggers the seven client-side analysis engines (Perplexity, KNN, Cosine Similarity, and Grammar). The engines extract features, calculate metric distances, compute vector similarity margins, and scan for grammatical and typographical errors. The raw scores are combined via a weighted ensemble, and the overall AI probability is calibrated by applying the grammar perfection score as a discount modifier. The resulting coordinates and scores are passed to the SVG rendering functions to draw the gauge, scatter plot, and radar charts, the sentence-level perplexity heatmap updates for interactive sentence-by-sentence highlights, and MathJax compiles the mathematical formulas and rule occurrences in the LaTeX resolution panel. All executions complete locally, ensuring that no data is transmitted externally.</w:t>
       </w:r>
     </w:p>
@@ -10836,11 +10803,11 @@
       <w:pPr>
         <w:pStyle w:val="Heading3"/>
       </w:pPr>
-      <w:bookmarkStart w:id="32" w:name="_Toc232288999"/>
+      <w:bookmarkStart w:id="31" w:name="_Toc232288999"/>
       <w:r>
         <w:t>3.1.5. Process Modelling Using Activity Diagrams</w:t>
       </w:r>
-      <w:bookmarkEnd w:id="32"/>
+      <w:bookmarkEnd w:id="31"/>
     </w:p>
     <w:p>
       <w:pPr>
@@ -10944,22 +10911,22 @@
       <w:pPr>
         <w:pStyle w:val="Heading2"/>
       </w:pPr>
-      <w:bookmarkStart w:id="33" w:name="_Toc232289000"/>
+      <w:bookmarkStart w:id="32" w:name="_Toc232289000"/>
       <w:r>
         <w:lastRenderedPageBreak/>
         <w:t>3.2. System Design</w:t>
       </w:r>
+      <w:bookmarkEnd w:id="32"/>
+    </w:p>
+    <w:p>
+      <w:pPr>
+        <w:pStyle w:val="Heading3"/>
+      </w:pPr>
+      <w:bookmarkStart w:id="33" w:name="_Toc232289001"/>
+      <w:r>
+        <w:t>3.2.1. Component Diagram</w:t>
+      </w:r>
       <w:bookmarkEnd w:id="33"/>
-    </w:p>
-    <w:p>
-      <w:pPr>
-        <w:pStyle w:val="Heading3"/>
-      </w:pPr>
-      <w:bookmarkStart w:id="34" w:name="_Toc232289001"/>
-      <w:r>
-        <w:t>3.2.1. Component Diagram</w:t>
-      </w:r>
-      <w:bookmarkEnd w:id="34"/>
     </w:p>
     <w:p>
       <w:pPr>
@@ -11073,11 +11040,11 @@
       <w:pPr>
         <w:pStyle w:val="Heading3"/>
       </w:pPr>
-      <w:bookmarkStart w:id="35" w:name="_Toc232289002"/>
+      <w:bookmarkStart w:id="34" w:name="_Toc232289002"/>
       <w:r>
         <w:t>3.2.2. Deployment Diagram</w:t>
       </w:r>
-      <w:bookmarkEnd w:id="35"/>
+      <w:bookmarkEnd w:id="34"/>
     </w:p>
     <w:p>
       <w:pPr>
@@ -11169,27 +11136,27 @@
       <w:pPr>
         <w:pStyle w:val="Heading2"/>
       </w:pPr>
-      <w:bookmarkStart w:id="36" w:name="_Toc232289003"/>
+      <w:bookmarkStart w:id="35" w:name="_Toc232289003"/>
       <w:r>
         <w:t>3.3. Algorithm Details</w:t>
       </w:r>
+      <w:bookmarkEnd w:id="35"/>
+    </w:p>
+    <w:p>
+      <w:pPr>
+        <w:pStyle w:val="Heading3"/>
+        <w:rPr>
+          <w:bCs/>
+        </w:rPr>
+      </w:pPr>
+      <w:bookmarkStart w:id="36" w:name="_Toc232289004"/>
+      <w:r>
+        <w:t>3.3.1. Statistical NLP Algorithm (Perplexity &amp; Burstiness)</w:t>
+      </w:r>
       <w:bookmarkEnd w:id="36"/>
     </w:p>
     <w:p>
       <w:pPr>
-        <w:pStyle w:val="Heading3"/>
-        <w:rPr>
-          <w:bCs/>
-        </w:rPr>
-      </w:pPr>
-      <w:bookmarkStart w:id="37" w:name="_Toc232289004"/>
-      <w:r>
-        <w:t>3.3.1. Statistical NLP Algorithm (Perplexity &amp; Burstiness)</w:t>
-      </w:r>
-      <w:bookmarkEnd w:id="37"/>
-    </w:p>
-    <w:p>
-      <w:pPr>
         <w:spacing w:after="0" w:line="360" w:lineRule="auto"/>
       </w:pPr>
       <w:r>
@@ -11209,10 +11176,20 @@
         <w:spacing w:line="360" w:lineRule="auto"/>
       </w:pPr>
       <w:r>
-        <w:t xml:space="preserve">The final Statistical NLP score is computed as a weighted sum of the burstiness factor, TTR factor, and predictability factor: </w:t>
+        <w:t>The final Statistical NLP score is computed as a weighted s</w:t>
+      </w:r>
+      <w:r>
+        <w:t xml:space="preserve">um of the burstiness factor, TTR factor, and predictability factor: </w:t>
       </w:r>
       <m:oMath>
         <m:sSub>
+          <m:sSubPr>
+            <m:ctrlPr>
+              <w:rPr>
+                <w:rFonts w:ascii="Cambria Math" w:hAnsi="Cambria Math"/>
+              </w:rPr>
+            </m:ctrlPr>
+          </m:sSubPr>
           <m:e>
             <m:r>
               <m:rPr>
@@ -11226,7 +11203,6 @@
           </m:e>
           <m:sub>
             <m:r>
-              <m:rPr/>
               <w:rPr>
                 <w:rFonts w:ascii="Cambria Math" w:hAnsi="Cambria Math"/>
               </w:rPr>
@@ -11235,25 +11211,10 @@
           </m:sub>
         </m:sSub>
         <m:r>
-          <m:rPr/>
           <w:rPr>
             <w:rFonts w:ascii="Cambria Math" w:hAnsi="Cambria Math"/>
           </w:rPr>
-          <m:t> = </m:t>
-        </m:r>
-        <m:r>
-          <m:rPr/>
-          <w:rPr>
-            <w:rFonts w:ascii="Cambria Math" w:hAnsi="Cambria Math"/>
-          </w:rPr>
-          <m:t>0.30</m:t>
-        </m:r>
-        <m:r>
-          <m:rPr/>
-          <w:rPr>
-            <w:rFonts w:ascii="Cambria Math" w:hAnsi="Cambria Math"/>
-          </w:rPr>
-          <m:t> × </m:t>
+          <m:t xml:space="preserve"> = 0.30 × </m:t>
         </m:r>
         <m:r>
           <m:rPr>
@@ -11265,25 +11226,10 @@
           <m:t>Burstiness Factor</m:t>
         </m:r>
         <m:r>
-          <m:rPr/>
           <w:rPr>
             <w:rFonts w:ascii="Cambria Math" w:hAnsi="Cambria Math"/>
           </w:rPr>
-          <m:t> + </m:t>
-        </m:r>
-        <m:r>
-          <m:rPr/>
-          <w:rPr>
-            <w:rFonts w:ascii="Cambria Math" w:hAnsi="Cambria Math"/>
-          </w:rPr>
-          <m:t>0.20</m:t>
-        </m:r>
-        <m:r>
-          <m:rPr/>
-          <w:rPr>
-            <w:rFonts w:ascii="Cambria Math" w:hAnsi="Cambria Math"/>
-          </w:rPr>
-          <m:t> × </m:t>
+          <m:t xml:space="preserve"> + 0.20 × </m:t>
         </m:r>
         <m:r>
           <m:rPr>
@@ -11295,25 +11241,10 @@
           <m:t>TTR Factor</m:t>
         </m:r>
         <m:r>
-          <m:rPr/>
           <w:rPr>
             <w:rFonts w:ascii="Cambria Math" w:hAnsi="Cambria Math"/>
           </w:rPr>
-          <m:t> + </m:t>
-        </m:r>
-        <m:r>
-          <m:rPr/>
-          <w:rPr>
-            <w:rFonts w:ascii="Cambria Math" w:hAnsi="Cambria Math"/>
-          </w:rPr>
-          <m:t>0.50</m:t>
-        </m:r>
-        <m:r>
-          <m:rPr/>
-          <w:rPr>
-            <w:rFonts w:ascii="Cambria Math" w:hAnsi="Cambria Math"/>
-          </w:rPr>
-          <m:t> × </m:t>
+          <m:t xml:space="preserve"> + 0.50 × </m:t>
         </m:r>
         <m:r>
           <m:rPr>
@@ -11325,7 +11256,6 @@
           <m:t>Predictability Factor</m:t>
         </m:r>
         <m:r>
-          <m:rPr/>
           <w:rPr>
             <w:rFonts w:ascii="Cambria Math" w:hAnsi="Cambria Math"/>
           </w:rPr>
@@ -11337,12 +11267,12 @@
       <w:pPr>
         <w:pStyle w:val="Heading3"/>
       </w:pPr>
-      <w:bookmarkStart w:id="38" w:name="_Toc232289005"/>
+      <w:bookmarkStart w:id="37" w:name="_Toc232289005"/>
       <w:r>
         <w:lastRenderedPageBreak/>
         <w:t>3.3.2. KNN Classifier</w:t>
       </w:r>
-      <w:bookmarkEnd w:id="38"/>
+      <w:bookmarkEnd w:id="37"/>
     </w:p>
     <w:p>
       <w:pPr>
@@ -11437,14 +11367,19 @@
       </w:r>
       <m:oMath>
         <m:r>
-          <m:rPr/>
           <w:rPr>
             <w:rFonts w:ascii="Cambria Math" w:hAnsi="Cambria Math"/>
           </w:rPr>
           <m:t>d</m:t>
         </m:r>
         <m:d>
-          <m:dPr/>
+          <m:dPr>
+            <m:ctrlPr>
+              <w:rPr>
+                <w:rFonts w:ascii="Cambria Math" w:hAnsi="Cambria Math"/>
+              </w:rPr>
+            </m:ctrlPr>
+          </m:dPr>
           <m:e>
             <m:r>
               <m:rPr>
@@ -11456,11 +11391,10 @@
               <m:t>u</m:t>
             </m:r>
             <m:r>
-              <m:rPr/>
               <w:rPr>
                 <w:rFonts w:ascii="Cambria Math" w:hAnsi="Cambria Math"/>
               </w:rPr>
-              <m:t>, </m:t>
+              <m:t xml:space="preserve">, </m:t>
             </m:r>
             <m:r>
               <m:rPr>
@@ -11474,15 +11408,19 @@
           </m:e>
         </m:d>
         <m:r>
-          <m:rPr/>
           <w:rPr>
             <w:rFonts w:ascii="Cambria Math" w:hAnsi="Cambria Math"/>
           </w:rPr>
-          <m:t> = </m:t>
+          <m:t xml:space="preserve"> = </m:t>
         </m:r>
         <m:rad>
           <m:radPr>
             <m:degHide m:val="1"/>
+            <m:ctrlPr>
+              <w:rPr>
+                <w:rFonts w:ascii="Cambria Math" w:hAnsi="Cambria Math"/>
+              </w:rPr>
+            </m:ctrlPr>
           </m:radPr>
           <m:deg/>
           <m:e>
@@ -11490,19 +11428,28 @@
               <m:naryPr>
                 <m:chr m:val="∑"/>
                 <m:limLoc m:val="undOvr"/>
+                <m:ctrlPr>
+                  <w:rPr>
+                    <w:rFonts w:ascii="Cambria Math" w:hAnsi="Cambria Math"/>
+                  </w:rPr>
+                </m:ctrlPr>
               </m:naryPr>
               <m:sub>
                 <m:r>
-                  <m:rPr/>
                   <w:rPr>
                     <w:rFonts w:ascii="Cambria Math" w:hAnsi="Cambria Math"/>
                   </w:rPr>
-                  <m:t>i=1</m:t>
+                  <m:t>i</m:t>
+                </m:r>
+                <m:r>
+                  <w:rPr>
+                    <w:rFonts w:ascii="Cambria Math" w:hAnsi="Cambria Math"/>
+                  </w:rPr>
+                  <m:t>=1</m:t>
                 </m:r>
               </m:sub>
               <m:sup>
                 <m:r>
-                  <m:rPr/>
                   <w:rPr>
                     <w:rFonts w:ascii="Cambria Math" w:hAnsi="Cambria Math"/>
                   </w:rPr>
@@ -11511,14 +11458,33 @@
               </m:sup>
               <m:e>
                 <m:sSup>
+                  <m:sSupPr>
+                    <m:ctrlPr>
+                      <w:rPr>
+                        <w:rFonts w:ascii="Cambria Math" w:hAnsi="Cambria Math"/>
+                      </w:rPr>
+                    </m:ctrlPr>
+                  </m:sSupPr>
                   <m:e>
                     <m:d>
-                      <m:dPr/>
+                      <m:dPr>
+                        <m:ctrlPr>
+                          <w:rPr>
+                            <w:rFonts w:ascii="Cambria Math" w:hAnsi="Cambria Math"/>
+                          </w:rPr>
+                        </m:ctrlPr>
+                      </m:dPr>
                       <m:e>
                         <m:sSub>
+                          <m:sSubPr>
+                            <m:ctrlPr>
+                              <w:rPr>
+                                <w:rFonts w:ascii="Cambria Math" w:hAnsi="Cambria Math"/>
+                              </w:rPr>
+                            </m:ctrlPr>
+                          </m:sSubPr>
                           <m:e>
                             <m:r>
-                              <m:rPr/>
                               <w:rPr>
                                 <w:rFonts w:ascii="Cambria Math" w:hAnsi="Cambria Math"/>
                               </w:rPr>
@@ -11527,7 +11493,6 @@
                           </m:e>
                           <m:sub>
                             <m:r>
-                              <m:rPr/>
                               <w:rPr>
                                 <w:rFonts w:ascii="Cambria Math" w:hAnsi="Cambria Math"/>
                               </w:rPr>
@@ -11536,16 +11501,21 @@
                           </m:sub>
                         </m:sSub>
                         <m:r>
-                          <m:rPr/>
                           <w:rPr>
                             <w:rFonts w:ascii="Cambria Math" w:hAnsi="Cambria Math"/>
                           </w:rPr>
-                          <m:t> – </m:t>
+                          <m:t xml:space="preserve"> – </m:t>
                         </m:r>
                         <m:sSub>
+                          <m:sSubPr>
+                            <m:ctrlPr>
+                              <w:rPr>
+                                <w:rFonts w:ascii="Cambria Math" w:hAnsi="Cambria Math"/>
+                              </w:rPr>
+                            </m:ctrlPr>
+                          </m:sSubPr>
                           <m:e>
                             <m:r>
-                              <m:rPr/>
                               <w:rPr>
                                 <w:rFonts w:ascii="Cambria Math" w:hAnsi="Cambria Math"/>
                               </w:rPr>
@@ -11554,7 +11524,6 @@
                           </m:e>
                           <m:sub>
                             <m:r>
-                              <m:rPr/>
                               <w:rPr>
                                 <w:rFonts w:ascii="Cambria Math" w:hAnsi="Cambria Math"/>
                               </w:rPr>
@@ -11567,7 +11536,6 @@
                   </m:e>
                   <m:sup>
                     <m:r>
-                      <m:rPr/>
                       <w:rPr>
                         <w:rFonts w:ascii="Cambria Math" w:hAnsi="Cambria Math"/>
                       </w:rPr>
@@ -11580,7 +11548,6 @@
           </m:e>
         </m:rad>
         <m:r>
-          <m:rPr/>
           <w:rPr>
             <w:rFonts w:ascii="Cambria Math" w:hAnsi="Cambria Math"/>
           </w:rPr>
@@ -11596,10 +11563,20 @@
         </w:rPr>
       </w:pPr>
       <w:r>
-        <w:t xml:space="preserve">The distances are sorted, the 5 nearest neighbors are extracted, and the classification probability is calculated as:</w:t>
+        <w:t>The distances are sorted, the 5 nearest neighbors are extracted, and t</w:t>
+      </w:r>
+      <w:r>
+        <w:t>he classification probability is calculated as:</w:t>
       </w:r>
       <m:oMath>
         <m:sSub>
+          <m:sSubPr>
+            <m:ctrlPr>
+              <w:rPr>
+                <w:rFonts w:ascii="Cambria Math" w:hAnsi="Cambria Math"/>
+              </w:rPr>
+            </m:ctrlPr>
+          </m:sSubPr>
           <m:e>
             <m:r>
               <m:rPr>
@@ -11613,7 +11590,6 @@
           </m:e>
           <m:sub>
             <m:r>
-              <m:rPr/>
               <w:rPr>
                 <w:rFonts w:ascii="Cambria Math" w:hAnsi="Cambria Math"/>
               </w:rPr>
@@ -11622,15 +11598,18 @@
           </m:sub>
         </m:sSub>
         <m:r>
-          <m:rPr/>
           <w:rPr>
             <w:rFonts w:ascii="Cambria Math" w:hAnsi="Cambria Math"/>
           </w:rPr>
-          <m:t> = </m:t>
+          <m:t xml:space="preserve"> = </m:t>
         </m:r>
         <m:f>
           <m:fPr>
-            <m:type m:val="bar"/>
+            <m:ctrlPr>
+              <w:rPr>
+                <w:rFonts w:ascii="Cambria Math" w:hAnsi="Cambria Math"/>
+              </w:rPr>
+            </m:ctrlPr>
           </m:fPr>
           <m:num>
             <m:r>
@@ -11645,7 +11624,6 @@
           </m:num>
           <m:den>
             <m:r>
-              <m:rPr/>
               <w:rPr>
                 <w:rFonts w:ascii="Cambria Math" w:hAnsi="Cambria Math"/>
               </w:rPr>
@@ -11654,18 +11632,10 @@
           </m:den>
         </m:f>
         <m:r>
-          <m:rPr/>
           <w:rPr>
             <w:rFonts w:ascii="Cambria Math" w:hAnsi="Cambria Math"/>
           </w:rPr>
-          <m:t> × 100</m:t>
-        </m:r>
-        <m:r>
-          <m:rPr/>
-          <w:rPr>
-            <w:rFonts w:ascii="Cambria Math" w:hAnsi="Cambria Math"/>
-          </w:rPr>
-          <m:t>.</m:t>
+          <m:t xml:space="preserve"> × 100.</m:t>
         </m:r>
       </m:oMath>
     </w:p>
@@ -11673,11 +11643,11 @@
       <w:pPr>
         <w:pStyle w:val="Heading3"/>
       </w:pPr>
-      <w:bookmarkStart w:id="39" w:name="_Toc232289006"/>
+      <w:bookmarkStart w:id="38" w:name="_Toc232289006"/>
       <w:r>
         <w:t>3.3.3. Cosine Similarity (Vector Space Model)</w:t>
       </w:r>
-      <w:bookmarkEnd w:id="39"/>
+      <w:bookmarkEnd w:id="38"/>
     </w:p>
     <w:p>
       <w:pPr>
@@ -11762,6 +11732,7 @@
         <w:spacing w:after="0" w:line="360" w:lineRule="auto"/>
       </w:pPr>
       <w:r>
+        <w:lastRenderedPageBreak/>
         <w:t xml:space="preserve">The syntax vector </w:t>
       </w:r>
       <m:oMath>
@@ -11780,6 +11751,13 @@
       </w:r>
       <m:oMath>
         <m:sSub>
+          <m:sSubPr>
+            <m:ctrlPr>
+              <w:rPr>
+                <w:rFonts w:ascii="Cambria Math" w:hAnsi="Cambria Math"/>
+              </w:rPr>
+            </m:ctrlPr>
+          </m:sSubPr>
           <m:e>
             <m:r>
               <m:rPr>
@@ -11809,6 +11787,13 @@
       </w:r>
       <m:oMath>
         <m:sSub>
+          <m:sSubPr>
+            <m:ctrlPr>
+              <w:rPr>
+                <w:rFonts w:ascii="Cambria Math" w:hAnsi="Cambria Math"/>
+              </w:rPr>
+            </m:ctrlPr>
+          </m:sSubPr>
           <m:e>
             <m:r>
               <m:rPr>
@@ -11848,6 +11833,13 @@
         </m:oMathParaPr>
         <m:oMath>
           <m:sSub>
+            <m:sSubPr>
+              <m:ctrlPr>
+                <w:rPr>
+                  <w:rFonts w:ascii="Cambria Math" w:hAnsi="Cambria Math"/>
+                </w:rPr>
+              </m:ctrlPr>
+            </m:sSubPr>
             <m:e>
               <m:r>
                 <m:rPr>
@@ -11872,16 +11864,27 @@
             </m:sub>
           </m:sSub>
           <m:r>
-            <m:rPr/>
             <w:rPr>
               <w:rFonts w:ascii="Cambria Math" w:hAnsi="Cambria Math"/>
             </w:rPr>
-            <m:t> = [0.08, 0.85, 0.80, 0.75, 0.35]</m:t>
+            <m:t xml:space="preserve"> = [0.08, 0.85, 0.80, 0.75, 0.35]</m:t>
           </m:r>
           <m:r>
+            <m:rPr>
+              <m:sty m:val="p"/>
+            </m:rPr>
             <w:br/>
           </m:r>
+        </m:oMath>
+        <m:oMath>
           <m:sSub>
+            <m:sSubPr>
+              <m:ctrlPr>
+                <w:rPr>
+                  <w:rFonts w:ascii="Cambria Math" w:hAnsi="Cambria Math"/>
+                </w:rPr>
+              </m:ctrlPr>
+            </m:sSubPr>
             <m:e>
               <m:r>
                 <m:rPr>
@@ -11906,11 +11909,10 @@
             </m:sub>
           </m:sSub>
           <m:r>
-            <m:rPr/>
             <w:rPr>
               <w:rFonts w:ascii="Cambria Math" w:hAnsi="Cambria Math"/>
             </w:rPr>
-            <m:t> = [0.65, 0.20, 0.25, 0.28, 0.78]</m:t>
+            <m:t xml:space="preserve"> = [0.65, 0.20, 0.25, 0.28, 0.78]</m:t>
           </m:r>
         </m:oMath>
       </m:oMathPara>
@@ -11938,29 +11940,24 @@
         </m:oMathParaPr>
         <m:oMath>
           <m:r>
-            <m:rPr/>
             <w:rPr>
               <w:rFonts w:ascii="Cambria Math" w:hAnsi="Cambria Math"/>
             </w:rPr>
-            <m:t>cos</m:t>
+            <m:t>cosθ</m:t>
           </m:r>
           <m:r>
-            <m:rPr/>
             <w:rPr>
               <w:rFonts w:ascii="Cambria Math" w:hAnsi="Cambria Math"/>
             </w:rPr>
-            <m:t>θ</m:t>
-          </m:r>
-          <m:r>
-            <m:rPr/>
-            <w:rPr>
-              <w:rFonts w:ascii="Cambria Math" w:hAnsi="Cambria Math"/>
-            </w:rPr>
-            <m:t> = </m:t>
+            <m:t xml:space="preserve"> = </m:t>
           </m:r>
           <m:f>
             <m:fPr>
-              <m:type m:val="bar"/>
+              <m:ctrlPr>
+                <w:rPr>
+                  <w:rFonts w:ascii="Cambria Math" w:hAnsi="Cambria Math"/>
+                </w:rPr>
+              </m:ctrlPr>
             </m:fPr>
             <m:num>
               <m:r>
@@ -11973,11 +11970,10 @@
                 <m:t>A</m:t>
               </m:r>
               <m:r>
-                <m:rPr/>
                 <w:rPr>
                   <w:rFonts w:ascii="Cambria Math" w:hAnsi="Cambria Math"/>
                 </w:rPr>
-                <m:t> · </m:t>
+                <m:t xml:space="preserve"> · </m:t>
               </m:r>
               <m:r>
                 <m:rPr>
@@ -11994,6 +11990,11 @@
                 <m:dPr>
                   <m:begChr m:val="|"/>
                   <m:endChr m:val="|"/>
+                  <m:ctrlPr>
+                    <w:rPr>
+                      <w:rFonts w:ascii="Cambria Math" w:hAnsi="Cambria Math"/>
+                    </w:rPr>
+                  </m:ctrlPr>
                 </m:dPr>
                 <m:e>
                   <m:r>
@@ -12011,6 +12012,11 @@
                 <m:dPr>
                   <m:begChr m:val="|"/>
                   <m:endChr m:val="|"/>
+                  <m:ctrlPr>
+                    <w:rPr>
+                      <w:rFonts w:ascii="Cambria Math" w:hAnsi="Cambria Math"/>
+                    </w:rPr>
+                  </m:ctrlPr>
                 </m:dPr>
                 <m:e>
                   <m:r>
@@ -12027,27 +12033,43 @@
             </m:den>
           </m:f>
           <m:r>
-            <m:rPr/>
             <w:rPr>
               <w:rFonts w:ascii="Cambria Math" w:hAnsi="Cambria Math"/>
             </w:rPr>
-            <m:t> = </m:t>
+            <m:t xml:space="preserve"> = </m:t>
           </m:r>
           <m:f>
             <m:fPr>
-              <m:type m:val="bar"/>
+              <m:ctrlPr>
+                <w:rPr>
+                  <w:rFonts w:ascii="Cambria Math" w:hAnsi="Cambria Math"/>
+                </w:rPr>
+              </m:ctrlPr>
             </m:fPr>
             <m:num>
               <m:nary>
                 <m:naryPr>
                   <m:chr m:val="∑"/>
                   <m:limLoc m:val="undOvr"/>
+                  <m:ctrlPr>
+                    <w:rPr>
+                      <w:rFonts w:ascii="Cambria Math" w:hAnsi="Cambria Math"/>
+                    </w:rPr>
+                  </m:ctrlPr>
                 </m:naryPr>
+                <m:sub/>
+                <m:sup/>
                 <m:e>
                   <m:sSub>
+                    <m:sSubPr>
+                      <m:ctrlPr>
+                        <w:rPr>
+                          <w:rFonts w:ascii="Cambria Math" w:hAnsi="Cambria Math"/>
+                        </w:rPr>
+                      </m:ctrlPr>
+                    </m:sSubPr>
                     <m:e>
                       <m:r>
-                        <m:rPr/>
                         <w:rPr>
                           <w:rFonts w:ascii="Cambria Math" w:hAnsi="Cambria Math"/>
                         </w:rPr>
@@ -12056,7 +12078,6 @@
                     </m:e>
                     <m:sub>
                       <m:r>
-                        <m:rPr/>
                         <w:rPr>
                           <w:rFonts w:ascii="Cambria Math" w:hAnsi="Cambria Math"/>
                         </w:rPr>
@@ -12065,9 +12086,15 @@
                     </m:sub>
                   </m:sSub>
                   <m:sSub>
+                    <m:sSubPr>
+                      <m:ctrlPr>
+                        <w:rPr>
+                          <w:rFonts w:ascii="Cambria Math" w:hAnsi="Cambria Math"/>
+                        </w:rPr>
+                      </m:ctrlPr>
+                    </m:sSubPr>
                     <m:e>
                       <m:r>
-                        <m:rPr/>
                         <w:rPr>
                           <w:rFonts w:ascii="Cambria Math" w:hAnsi="Cambria Math"/>
                         </w:rPr>
@@ -12076,7 +12103,6 @@
                     </m:e>
                     <m:sub>
                       <m:r>
-                        <m:rPr/>
                         <w:rPr>
                           <w:rFonts w:ascii="Cambria Math" w:hAnsi="Cambria Math"/>
                         </w:rPr>
@@ -12091,6 +12117,11 @@
               <m:rad>
                 <m:radPr>
                   <m:degHide m:val="1"/>
+                  <m:ctrlPr>
+                    <w:rPr>
+                      <w:rFonts w:ascii="Cambria Math" w:hAnsi="Cambria Math"/>
+                    </w:rPr>
+                  </m:ctrlPr>
                 </m:radPr>
                 <m:deg/>
                 <m:e>
@@ -12098,14 +12129,34 @@
                     <m:naryPr>
                       <m:chr m:val="∑"/>
                       <m:limLoc m:val="undOvr"/>
+                      <m:ctrlPr>
+                        <w:rPr>
+                          <w:rFonts w:ascii="Cambria Math" w:hAnsi="Cambria Math"/>
+                        </w:rPr>
+                      </m:ctrlPr>
                     </m:naryPr>
+                    <m:sub/>
+                    <m:sup/>
                     <m:e>
                       <m:sSup>
+                        <m:sSupPr>
+                          <m:ctrlPr>
+                            <w:rPr>
+                              <w:rFonts w:ascii="Cambria Math" w:hAnsi="Cambria Math"/>
+                            </w:rPr>
+                          </m:ctrlPr>
+                        </m:sSupPr>
                         <m:e>
                           <m:sSub>
+                            <m:sSubPr>
+                              <m:ctrlPr>
+                                <w:rPr>
+                                  <w:rFonts w:ascii="Cambria Math" w:hAnsi="Cambria Math"/>
+                                </w:rPr>
+                              </m:ctrlPr>
+                            </m:sSubPr>
                             <m:e>
                               <m:r>
-                                <m:rPr/>
                                 <w:rPr>
                                   <w:rFonts w:ascii="Cambria Math" w:hAnsi="Cambria Math"/>
                                 </w:rPr>
@@ -12114,7 +12165,6 @@
                             </m:e>
                             <m:sub>
                               <m:r>
-                                <m:rPr/>
                                 <w:rPr>
                                   <w:rFonts w:ascii="Cambria Math" w:hAnsi="Cambria Math"/>
                                 </w:rPr>
@@ -12125,7 +12175,6 @@
                         </m:e>
                         <m:sup>
                           <m:r>
-                            <m:rPr/>
                             <w:rPr>
                               <w:rFonts w:ascii="Cambria Math" w:hAnsi="Cambria Math"/>
                             </w:rPr>
@@ -12140,6 +12189,11 @@
               <m:rad>
                 <m:radPr>
                   <m:degHide m:val="1"/>
+                  <m:ctrlPr>
+                    <w:rPr>
+                      <w:rFonts w:ascii="Cambria Math" w:hAnsi="Cambria Math"/>
+                    </w:rPr>
+                  </m:ctrlPr>
                 </m:radPr>
                 <m:deg/>
                 <m:e>
@@ -12147,14 +12201,34 @@
                     <m:naryPr>
                       <m:chr m:val="∑"/>
                       <m:limLoc m:val="undOvr"/>
+                      <m:ctrlPr>
+                        <w:rPr>
+                          <w:rFonts w:ascii="Cambria Math" w:hAnsi="Cambria Math"/>
+                        </w:rPr>
+                      </m:ctrlPr>
                     </m:naryPr>
+                    <m:sub/>
+                    <m:sup/>
                     <m:e>
                       <m:sSup>
+                        <m:sSupPr>
+                          <m:ctrlPr>
+                            <w:rPr>
+                              <w:rFonts w:ascii="Cambria Math" w:hAnsi="Cambria Math"/>
+                            </w:rPr>
+                          </m:ctrlPr>
+                        </m:sSupPr>
                         <m:e>
                           <m:sSub>
+                            <m:sSubPr>
+                              <m:ctrlPr>
+                                <w:rPr>
+                                  <w:rFonts w:ascii="Cambria Math" w:hAnsi="Cambria Math"/>
+                                </w:rPr>
+                              </m:ctrlPr>
+                            </m:sSubPr>
                             <m:e>
                               <m:r>
-                                <m:rPr/>
                                 <w:rPr>
                                   <w:rFonts w:ascii="Cambria Math" w:hAnsi="Cambria Math"/>
                                 </w:rPr>
@@ -12163,7 +12237,6 @@
                             </m:e>
                             <m:sub>
                               <m:r>
-                                <m:rPr/>
                                 <w:rPr>
                                   <w:rFonts w:ascii="Cambria Math" w:hAnsi="Cambria Math"/>
                                 </w:rPr>
@@ -12174,7 +12247,6 @@
                         </m:e>
                         <m:sup>
                           <m:r>
-                            <m:rPr/>
                             <w:rPr>
                               <w:rFonts w:ascii="Cambria Math" w:hAnsi="Cambria Math"/>
                             </w:rPr>
@@ -12205,6 +12277,13 @@
         </m:oMathParaPr>
         <m:oMath>
           <m:sSub>
+            <m:sSubPr>
+              <m:ctrlPr>
+                <w:rPr>
+                  <w:rFonts w:ascii="Cambria Math" w:hAnsi="Cambria Math"/>
+                </w:rPr>
+              </m:ctrlPr>
+            </m:sSubPr>
             <m:e>
               <m:r>
                 <m:rPr>
@@ -12218,7 +12297,6 @@
             </m:e>
             <m:sub>
               <m:r>
-                <m:rPr/>
                 <w:rPr>
                   <w:rFonts w:ascii="Cambria Math" w:hAnsi="Cambria Math"/>
                 </w:rPr>
@@ -12227,32 +12305,34 @@
             </m:sub>
           </m:sSub>
           <m:r>
-            <m:rPr/>
             <w:rPr>
               <w:rFonts w:ascii="Cambria Math" w:hAnsi="Cambria Math"/>
             </w:rPr>
-            <m:t> = </m:t>
+            <m:t xml:space="preserve"> = </m:t>
           </m:r>
           <m:f>
             <m:fPr>
-              <m:type m:val="bar"/>
+              <m:ctrlPr>
+                <w:rPr>
+                  <w:rFonts w:ascii="Cambria Math" w:hAnsi="Cambria Math"/>
+                </w:rPr>
+              </m:ctrlPr>
             </m:fPr>
             <m:num>
               <m:sSub>
-                <m:e>
-                  <m:r>
-                    <m:rPr/>
+                <m:sSubPr>
+                  <m:ctrlPr>
                     <w:rPr>
                       <w:rFonts w:ascii="Cambria Math" w:hAnsi="Cambria Math"/>
                     </w:rPr>
-                    <m:t>cos</m:t>
-                  </m:r>
+                  </m:ctrlPr>
+                </m:sSubPr>
+                <m:e>
                   <m:r>
-                    <m:rPr/>
                     <w:rPr>
                       <w:rFonts w:ascii="Cambria Math" w:hAnsi="Cambria Math"/>
                     </w:rPr>
-                    <m:t>θ</m:t>
+                    <m:t>cosθ</m:t>
                   </m:r>
                 </m:e>
                 <m:sub>
@@ -12268,27 +12348,25 @@
                 </m:sub>
               </m:sSub>
               <m:r>
-                <m:rPr/>
                 <w:rPr>
                   <w:rFonts w:ascii="Cambria Math" w:hAnsi="Cambria Math"/>
                 </w:rPr>
-                <m:t> – </m:t>
+                <m:t xml:space="preserve"> – </m:t>
               </m:r>
               <m:sSub>
-                <m:e>
-                  <m:r>
-                    <m:rPr/>
+                <m:sSubPr>
+                  <m:ctrlPr>
                     <w:rPr>
                       <w:rFonts w:ascii="Cambria Math" w:hAnsi="Cambria Math"/>
                     </w:rPr>
-                    <m:t>cos</m:t>
-                  </m:r>
+                  </m:ctrlPr>
+                </m:sSubPr>
+                <m:e>
                   <m:r>
-                    <m:rPr/>
                     <w:rPr>
                       <w:rFonts w:ascii="Cambria Math" w:hAnsi="Cambria Math"/>
                     </w:rPr>
-                    <m:t>θ</m:t>
+                    <m:t>cosθ</m:t>
                   </m:r>
                 </m:e>
                 <m:sub>
@@ -12304,16 +12382,14 @@
                 </m:sub>
               </m:sSub>
               <m:r>
-                <m:rPr/>
                 <w:rPr>
                   <w:rFonts w:ascii="Cambria Math" w:hAnsi="Cambria Math"/>
                 </w:rPr>
-                <m:t> + 1</m:t>
+                <m:t xml:space="preserve"> + 1</m:t>
               </m:r>
             </m:num>
             <m:den>
               <m:r>
-                <m:rPr/>
                 <w:rPr>
                   <w:rFonts w:ascii="Cambria Math" w:hAnsi="Cambria Math"/>
                 </w:rPr>
@@ -12322,11 +12398,10 @@
             </m:den>
           </m:f>
           <m:r>
-            <m:rPr/>
             <w:rPr>
               <w:rFonts w:ascii="Cambria Math" w:hAnsi="Cambria Math"/>
             </w:rPr>
-            <m:t> × 100</m:t>
+            <m:t xml:space="preserve"> × 100</m:t>
           </m:r>
         </m:oMath>
       </m:oMathPara>
@@ -12344,41 +12419,29 @@
       <w:pPr>
         <w:jc w:val="center"/>
       </w:pPr>
-      <w:r/>
-      <w:r>
-        <w:rPr>
-          <w:rFonts w:ascii="Times New Roman" w:hAnsi="Times New Roman"/>
-          <w:b w:val="0"/>
+      <w:r>
+        <w:rPr>
           <w:i/>
-          <w:sz w:val="24"/>
         </w:rPr>
         <w:t>Score_POS = ((cos(\psi_AI) - cos(\psi_Human) + 1) / 2) * 100</w:t>
       </w:r>
     </w:p>
     <w:p>
-      <w:r/>
-      <w:r>
-        <w:rPr>
-          <w:rFonts w:ascii="Times New Roman" w:hAnsi="Times New Roman"/>
-          <w:b w:val="0"/>
-          <w:i w:val="0"/>
-          <w:sz w:val="24"/>
-        </w:rPr>
-        <w:t>The POS Syntax Ratio engine evaluates lexical distribution pattern alignments. By tokenizing text and running a local heuristic POS tagger, the system extracts frequency ratios for determiners, prepositions, pronouns, conjunctions, and auxiliary verbs relative to the overall word count. The extracted 5D ratio vector is compared against human and AI prototype vectors using the cosine similarity dot product, yielding the classification score:</w:t>
+      <w:r>
+        <w:t xml:space="preserve">The POS Syntax Ratio engine evaluates lexical distribution pattern alignments. By tokenizing text and running a local heuristic POS tagger, the </w:t>
+      </w:r>
+      <w:r>
+        <w:t>system extracts frequency ratios for determiners, prepositions, pronouns, conjunctions, and auxiliary verbs relative to the overall word count. The extracted 5D ratio vector is compared against human and AI prototype vectors using the cosine similarity dot</w:t>
+      </w:r>
+      <w:r>
+        <w:t xml:space="preserve"> product, yielding the classification score:</w:t>
       </w:r>
     </w:p>
     <w:p>
       <w:pPr>
         <w:pStyle w:val="Heading3"/>
       </w:pPr>
-      <w:r/>
-      <w:r>
-        <w:rPr>
-          <w:rFonts w:ascii="Times New Roman" w:hAnsi="Times New Roman"/>
-          <w:b/>
-          <w:i w:val="0"/>
-          <w:sz w:val="24"/>
-        </w:rPr>
+      <w:r>
         <w:t>3.3.6. POS Syntax Ratio Cosine Similarity</w:t>
       </w:r>
     </w:p>
@@ -12387,41 +12450,30 @@
       <w:pPr>
         <w:jc w:val="center"/>
       </w:pPr>
-      <w:r/>
-      <w:r>
-        <w:rPr>
-          <w:rFonts w:ascii="Times New Roman" w:hAnsi="Times New Roman"/>
-          <w:b w:val="0"/>
+      <w:r>
+        <w:rPr>
           <w:i/>
-          <w:sz w:val="24"/>
         </w:rPr>
         <w:t>Score_Trigram = ((cos(\phi_AI) - cos(\phi_Human) + 1) / 2) * 100</w:t>
       </w:r>
     </w:p>
     <w:p>
-      <w:r/>
-      <w:r>
-        <w:rPr>
-          <w:rFonts w:ascii="Times New Roman" w:hAnsi="Times New Roman"/>
-          <w:b w:val="0"/>
-          <w:i w:val="0"/>
-          <w:sz w:val="24"/>
-        </w:rPr>
-        <w:t>The Character Trigram Cosine Similarity engine analyzes the text at the character n-gram level to detect machine-generated structures. Large language models output texts with uniform character transitions, whereas human writing exhibits specific spacing patterns and typographic mistakes (e.g., spacing after punctuation marks). The system extracts frequencies of 20 key character trigrams (scaled to 10,000x) and computes the cosine similarity to human and AI profiles, deriving the similarity score:</w:t>
+      <w:r>
+        <w:t>The Character Trigram Cosine Similarity engine analyzes the text at the character n-gram level to detec</w:t>
+      </w:r>
+      <w:r>
+        <w:t>t machine-generated structures. Large language models output texts with uniform character transitions, whereas human writing exhibits specific spacing patterns and typographic mistakes (e.g., spacing after punctuation marks). The system extracts frequencie</w:t>
+      </w:r>
+      <w:r>
+        <w:t>s of 20 key character trigrams (scaled to 10,000x) and computes the cosine similarity to human and AI profiles, deriving the similarity score:</w:t>
       </w:r>
     </w:p>
     <w:p>
       <w:pPr>
         <w:pStyle w:val="Heading3"/>
       </w:pPr>
-      <w:r/>
-      <w:r>
-        <w:rPr>
-          <w:rFonts w:ascii="Times New Roman" w:hAnsi="Times New Roman"/>
-          <w:b/>
-          <w:i w:val="0"/>
-          <w:sz w:val="24"/>
-        </w:rPr>
+      <w:r>
+        <w:lastRenderedPageBreak/>
         <w:t>3.3.5. Character Trigram Cosine Similarity</w:t>
       </w:r>
     </w:p>
@@ -12430,13 +12482,9 @@
       <w:pPr>
         <w:jc w:val="center"/>
       </w:pPr>
-      <w:r/>
-      <w:r>
-        <w:rPr>
-          <w:rFonts w:ascii="Times New Roman" w:hAnsi="Times New Roman"/>
-          <w:b w:val="0"/>
+      <w:r>
+        <w:rPr>
           <w:i/>
-          <w:sz w:val="24"/>
         </w:rPr>
         <w:t>P_LR = 1 / (1 + e^-logit)</w:t>
       </w:r>
@@ -12445,41 +12493,32 @@
       <w:pPr>
         <w:jc w:val="center"/>
       </w:pPr>
-      <w:r/>
-      <w:r>
-        <w:rPr>
-          <w:rFonts w:ascii="Times New Roman" w:hAnsi="Times New Roman"/>
-          <w:b w:val="0"/>
+      <w:r>
+        <w:rPr>
           <w:i/>
-          <w:sz w:val="24"/>
-        </w:rPr>
-        <w:t>logit = -10.87000 + 6.79418 * f_1 - 0.17427 * f_2 + 0.58039 * f_3 + 5.29141 * f_4 + 2.93657 * f_5</w:t>
-      </w:r>
-    </w:p>
-    <w:p>
-      <w:r/>
-      <w:r>
-        <w:rPr>
-          <w:rFonts w:ascii="Times New Roman" w:hAnsi="Times New Roman"/>
-          <w:b w:val="0"/>
-          <w:i w:val="0"/>
-          <w:sz w:val="24"/>
-        </w:rPr>
-        <w:t>The Logistic Regression classifier predicts the probability of generative AI authorship using a trained logit model. It maps the 5-dimensional stylometric feature vector (comprising lexical diversity, sentence length uniformity, transition density, Coleman-Liau readability grade consistency, and punctuation density) to a continuous probability scale using the standard sigmoid activation function:</w:t>
+        </w:rPr>
+        <w:t>logit = -10.87000 + 6.79418 * f_1 - 0.17427</w:t>
+      </w:r>
+      <w:r>
+        <w:rPr>
+          <w:i/>
+        </w:rPr>
+        <w:t xml:space="preserve"> * f_2 + 0.58039 * f_3 + 5.29141 * f_4 + 2.93657 * f_5</w:t>
+      </w:r>
+    </w:p>
+    <w:p>
+      <w:r>
+        <w:t xml:space="preserve">The Logistic Regression classifier predicts the probability of generative AI authorship using a trained logit model. It maps the 5-dimensional stylometric feature vector (comprising lexical diversity, </w:t>
+      </w:r>
+      <w:r>
+        <w:t>sentence length uniformity, transition density, Coleman-Liau readability grade consistency, and punctuation density) to a continuous probability scale using the standard sigmoid activation function:</w:t>
       </w:r>
     </w:p>
     <w:p>
       <w:pPr>
         <w:pStyle w:val="Heading3"/>
       </w:pPr>
-      <w:r/>
-      <w:r>
-        <w:rPr>
-          <w:rFonts w:ascii="Times New Roman" w:hAnsi="Times New Roman"/>
-          <w:b/>
-          <w:i w:val="0"/>
-          <w:sz w:val="24"/>
-        </w:rPr>
+      <w:r>
         <w:t>3.3.4. Stylometric Logistic Regression Classifier</w:t>
       </w:r>
     </w:p>
@@ -12488,14 +12527,7 @@
       <w:pPr>
         <w:pStyle w:val="Heading3"/>
       </w:pPr>
-      <w:r/>
-      <w:r>
-        <w:rPr>
-          <w:rFonts w:ascii="Times New Roman" w:hAnsi="Times New Roman"/>
-          <w:b/>
-          <w:i w:val="0"/>
-          <w:sz w:val="24"/>
-        </w:rPr>
+      <w:r>
         <w:t>3.3.7. Heuristic Grammar &amp; Typography Analyzer</w:t>
       </w:r>
     </w:p>
@@ -12533,6 +12565,13 @@
         </m:oMathParaPr>
         <m:oMath>
           <m:sSub>
+            <m:sSubPr>
+              <m:ctrlPr>
+                <w:rPr>
+                  <w:rFonts w:ascii="Cambria Math" w:hAnsi="Cambria Math"/>
+                </w:rPr>
+              </m:ctrlPr>
+            </m:sSubPr>
             <m:e>
               <m:r>
                 <m:rPr>
@@ -12557,26 +12596,42 @@
             </m:sub>
           </m:sSub>
           <m:r>
-            <m:rPr/>
             <w:rPr>
               <w:rFonts w:ascii="Cambria Math" w:hAnsi="Cambria Math"/>
             </w:rPr>
-            <m:t> = </m:t>
+            <m:t xml:space="preserve"> = </m:t>
           </m:r>
           <m:f>
             <m:fPr>
-              <m:type m:val="bar"/>
+              <m:ctrlPr>
+                <w:rPr>
+                  <w:rFonts w:ascii="Cambria Math" w:hAnsi="Cambria Math"/>
+                </w:rPr>
+              </m:ctrlPr>
             </m:fPr>
             <m:num>
               <m:nary>
                 <m:naryPr>
                   <m:chr m:val="∑"/>
                   <m:limLoc m:val="undOvr"/>
+                  <m:ctrlPr>
+                    <w:rPr>
+                      <w:rFonts w:ascii="Cambria Math" w:hAnsi="Cambria Math"/>
+                    </w:rPr>
+                  </m:ctrlPr>
                 </m:naryPr>
+                <m:sub/>
+                <m:sup/>
                 <m:e/>
               </m:nary>
               <m:d>
-                <m:dPr/>
+                <m:dPr>
+                  <m:ctrlPr>
+                    <w:rPr>
+                      <w:rFonts w:ascii="Cambria Math" w:hAnsi="Cambria Math"/>
+                    </w:rPr>
+                  </m:ctrlPr>
+                </m:dPr>
                 <m:e>
                   <m:r>
                     <m:rPr>
@@ -12588,11 +12643,10 @@
                     <m:t>Rule Matches</m:t>
                   </m:r>
                   <m:r>
-                    <m:rPr/>
                     <w:rPr>
                       <w:rFonts w:ascii="Cambria Math" w:hAnsi="Cambria Math"/>
                     </w:rPr>
-                    <m:t> × </m:t>
+                    <m:t xml:space="preserve"> × </m:t>
                   </m:r>
                   <m:r>
                     <m:rPr>
@@ -12608,21 +12662,25 @@
             </m:num>
             <m:den>
               <m:r>
-                <m:rPr/>
                 <w:rPr>
                   <w:rFonts w:ascii="Cambria Math" w:hAnsi="Cambria Math"/>
                 </w:rPr>
                 <m:t>max</m:t>
               </m:r>
               <m:d>
-                <m:dPr/>
-                <m:e>
-                  <m:r>
-                    <m:rPr/>
+                <m:dPr>
+                  <m:ctrlPr>
                     <w:rPr>
                       <w:rFonts w:ascii="Cambria Math" w:hAnsi="Cambria Math"/>
                     </w:rPr>
-                    <m:t>10, </m:t>
+                  </m:ctrlPr>
+                </m:dPr>
+                <m:e>
+                  <m:r>
+                    <w:rPr>
+                      <w:rFonts w:ascii="Cambria Math" w:hAnsi="Cambria Math"/>
+                    </w:rPr>
+                    <m:t xml:space="preserve">10, </m:t>
                   </m:r>
                   <m:r>
                     <m:rPr>
@@ -12638,11 +12696,10 @@
             </m:den>
           </m:f>
           <m:r>
-            <m:rPr/>
             <w:rPr>
               <w:rFonts w:ascii="Cambria Math" w:hAnsi="Cambria Math"/>
             </w:rPr>
-            <m:t> × 100</m:t>
+            <m:t xml:space="preserve"> × 100</m:t>
           </m:r>
         </m:oMath>
       </m:oMathPara>
@@ -12660,6 +12717,13 @@
         </m:oMathParaPr>
         <m:oMath>
           <m:sSub>
+            <m:sSubPr>
+              <m:ctrlPr>
+                <w:rPr>
+                  <w:rFonts w:ascii="Cambria Math" w:hAnsi="Cambria Math"/>
+                </w:rPr>
+              </m:ctrlPr>
+            </m:sSubPr>
             <m:e>
               <m:r>
                 <m:rPr>
@@ -12684,30 +12748,40 @@
             </m:sub>
           </m:sSub>
           <m:r>
-            <m:rPr/>
             <w:rPr>
               <w:rFonts w:ascii="Cambria Math" w:hAnsi="Cambria Math"/>
             </w:rPr>
-            <m:t> = </m:t>
+            <m:t xml:space="preserve"> = </m:t>
           </m:r>
           <m:r>
-            <m:rPr/>
             <w:rPr>
               <w:rFonts w:ascii="Cambria Math" w:hAnsi="Cambria Math"/>
             </w:rPr>
             <m:t>max</m:t>
           </m:r>
           <m:d>
-            <m:dPr/>
-            <m:e>
-              <m:r>
-                <m:rPr/>
+            <m:dPr>
+              <m:ctrlPr>
                 <w:rPr>
                   <w:rFonts w:ascii="Cambria Math" w:hAnsi="Cambria Math"/>
                 </w:rPr>
-                <m:t>0, 100 – 15 × </m:t>
+              </m:ctrlPr>
+            </m:dPr>
+            <m:e>
+              <m:r>
+                <w:rPr>
+                  <w:rFonts w:ascii="Cambria Math" w:hAnsi="Cambria Math"/>
+                </w:rPr>
+                <m:t xml:space="preserve">0, 100 – 15 × </m:t>
               </m:r>
               <m:sSub>
+                <m:sSubPr>
+                  <m:ctrlPr>
+                    <w:rPr>
+                      <w:rFonts w:ascii="Cambria Math" w:hAnsi="Cambria Math"/>
+                    </w:rPr>
+                  </m:ctrlPr>
+                </m:sSubPr>
                 <m:e>
                   <m:r>
                     <m:rPr>
@@ -12749,14 +12823,7 @@
         <w:pStyle w:val="Heading3"/>
         <w:spacing w:line="360" w:lineRule="auto"/>
       </w:pPr>
-      <w:r/>
-      <w:r>
-        <w:rPr>
-          <w:rFonts w:ascii="Times New Roman" w:hAnsi="Times New Roman"/>
-          <w:b/>
-          <w:i w:val="0"/>
-          <w:sz w:val="24"/>
-        </w:rPr>
+      <w:r>
         <w:t>3.3.8. Ensemble Scoring &amp; Grammar Calibration</w:t>
       </w:r>
     </w:p>
@@ -12770,7 +12837,11 @@
         <w:spacing w:after="0" w:line="360" w:lineRule="auto"/>
       </w:pPr>
       <w:r>
-        <w:t>The final AI probability verdict is calculated by compiling the weighted outputs of the six core algorithms (25% Logistic Regression, 25% Character Trigram Similarity, 20% KNN Classifier, 15% POS Syntax Ratios, 10% Cosine Similarity, and 5% Perplexity), and then calibrating the result using the Grammar Perfection Score as a discount modifier. Furthermore, a +15% perfect grammar boost is applied if the document contains 100% flawless syntax, effectively optimizing the detection of machine-generated texts.</w:t>
+        <w:t xml:space="preserve">The final AI probability verdict is calculated by compiling the weighted outputs of the six core algorithms (25% Logistic Regression, 25% Character Trigram Similarity, 20% KNN Classifier, 15% POS Syntax Ratios, 10% Cosine Similarity, and 5% Perplexity), and then </w:t>
+      </w:r>
+      <w:r>
+        <w:lastRenderedPageBreak/>
+        <w:t>calibrating the result using the Grammar Perfection Score as a discount modifier. Furthermore, a +15% perfect grammar boost is applied if the document contains 100% flawless syntax, effectively optimizing the detection of machine-generated texts.</w:t>
       </w:r>
     </w:p>
     <w:p>
@@ -12778,163 +12849,194 @@
         <w:pStyle w:val="ListParagraph"/>
         <w:spacing w:after="0" w:line="360" w:lineRule="auto"/>
       </w:pPr>
-      <m:oMath>
-        <m:r>
-          <m:rPr>
-            <m:nor/>
-          </m:rPr>
-          <w:rPr>
-            <w:rFonts w:ascii="Cambria Math" w:hAnsi="Cambria Math"/>
-          </w:rPr>
-          <m:t>Final AI Probability</m:t>
-        </m:r>
-        <m:r>
-          <m:rPr/>
-          <w:rPr>
-            <w:rFonts w:ascii="Cambria Math" w:hAnsi="Cambria Math"/>
-          </w:rPr>
-          <m:t> = </m:t>
-        </m:r>
-        <m:d>
-          <m:dPr/>
-          <m:e>
-            <m:r>
-              <m:rPr/>
-              <w:rPr>
-                <w:rFonts w:ascii="Cambria Math" w:hAnsi="Cambria Math"/>
-              </w:rPr>
-              <m:t>0.35 × </m:t>
-            </m:r>
-            <m:sSub>
-              <m:e>
-                <m:r>
-                  <m:rPr>
-                    <m:nor/>
-                  </m:rPr>
-                  <w:rPr>
-                    <w:rFonts w:ascii="Cambria Math" w:hAnsi="Cambria Math"/>
-                  </w:rPr>
-                  <m:t>Score</m:t>
-                </m:r>
-              </m:e>
-              <m:sub>
-                <m:r>
-                  <m:rPr/>
-                  <w:rPr>
-                    <w:rFonts w:ascii="Cambria Math" w:hAnsi="Cambria Math"/>
-                  </w:rPr>
-                  <m:t>1</m:t>
-                </m:r>
-              </m:sub>
-            </m:sSub>
-            <m:r>
-              <m:rPr/>
-              <w:rPr>
-                <w:rFonts w:ascii="Cambria Math" w:hAnsi="Cambria Math"/>
-              </w:rPr>
-              <m:t> + 0.40 × </m:t>
-            </m:r>
-            <m:sSub>
-              <m:e>
-                <m:r>
-                  <m:rPr>
-                    <m:nor/>
-                  </m:rPr>
-                  <w:rPr>
-                    <w:rFonts w:ascii="Cambria Math" w:hAnsi="Cambria Math"/>
-                  </w:rPr>
-                  <m:t>Score</m:t>
-                </m:r>
-              </m:e>
-              <m:sub>
-                <m:r>
-                  <m:rPr/>
-                  <w:rPr>
-                    <w:rFonts w:ascii="Cambria Math" w:hAnsi="Cambria Math"/>
-                  </w:rPr>
-                  <m:t>2</m:t>
-                </m:r>
-              </m:sub>
-            </m:sSub>
-            <m:r>
-              <m:rPr/>
-              <w:rPr>
-                <w:rFonts w:ascii="Cambria Math" w:hAnsi="Cambria Math"/>
-              </w:rPr>
-              <m:t> + 0.25 × </m:t>
-            </m:r>
-            <m:sSub>
-              <m:e>
-                <m:r>
-                  <m:rPr>
-                    <m:nor/>
-                  </m:rPr>
-                  <w:rPr>
-                    <w:rFonts w:ascii="Cambria Math" w:hAnsi="Cambria Math"/>
-                  </w:rPr>
-                  <m:t>Score</m:t>
-                </m:r>
-              </m:e>
-              <m:sub>
-                <m:r>
-                  <m:rPr/>
-                  <w:rPr>
-                    <w:rFonts w:ascii="Cambria Math" w:hAnsi="Cambria Math"/>
-                  </w:rPr>
-                  <m:t>3</m:t>
-                </m:r>
-              </m:sub>
-            </m:sSub>
-          </m:e>
-        </m:d>
-        <m:r>
-          <m:rPr/>
-          <w:rPr>
-            <w:rFonts w:ascii="Cambria Math" w:hAnsi="Cambria Math"/>
-          </w:rPr>
-          <m:t> × </m:t>
-        </m:r>
-        <m:f>
-          <m:fPr>
-            <m:type m:val="bar"/>
-          </m:fPr>
-          <m:num>
-            <m:sSub>
-              <m:e>
-                <m:r>
-                  <m:rPr>
-                    <m:nor/>
-                  </m:rPr>
-                  <w:rPr>
-                    <w:rFonts w:ascii="Cambria Math" w:hAnsi="Cambria Math"/>
-                  </w:rPr>
-                  <m:t>Score</m:t>
-                </m:r>
-              </m:e>
-              <m:sub>
-                <m:r>
-                  <m:rPr>
-                    <m:nor/>
-                  </m:rPr>
-                  <w:rPr>
-                    <w:rFonts w:ascii="Cambria Math" w:hAnsi="Cambria Math"/>
-                  </w:rPr>
-                  <m:t>grammar</m:t>
-                </m:r>
-              </m:sub>
-            </m:sSub>
-          </m:num>
-          <m:den>
-            <m:r>
-              <m:rPr/>
-              <w:rPr>
-                <w:rFonts w:ascii="Cambria Math" w:hAnsi="Cambria Math"/>
-              </w:rPr>
-              <m:t>100</m:t>
-            </m:r>
-          </m:den>
-        </m:f>
-      </m:oMath>
+      <m:oMathPara>
+        <m:oMath>
+          <m:r>
+            <m:rPr>
+              <m:nor/>
+            </m:rPr>
+            <w:rPr>
+              <w:rFonts w:ascii="Cambria Math" w:hAnsi="Cambria Math"/>
+            </w:rPr>
+            <m:t>Final AI Probability</m:t>
+          </m:r>
+          <m:r>
+            <w:rPr>
+              <w:rFonts w:ascii="Cambria Math" w:hAnsi="Cambria Math"/>
+            </w:rPr>
+            <m:t xml:space="preserve"> = </m:t>
+          </m:r>
+          <m:d>
+            <m:dPr>
+              <m:ctrlPr>
+                <w:rPr>
+                  <w:rFonts w:ascii="Cambria Math" w:hAnsi="Cambria Math"/>
+                </w:rPr>
+              </m:ctrlPr>
+            </m:dPr>
+            <m:e>
+              <m:r>
+                <w:rPr>
+                  <w:rFonts w:ascii="Cambria Math" w:hAnsi="Cambria Math"/>
+                </w:rPr>
+                <m:t xml:space="preserve">0.35 × </m:t>
+              </m:r>
+              <m:sSub>
+                <m:sSubPr>
+                  <m:ctrlPr>
+                    <w:rPr>
+                      <w:rFonts w:ascii="Cambria Math" w:hAnsi="Cambria Math"/>
+                    </w:rPr>
+                  </m:ctrlPr>
+                </m:sSubPr>
+                <m:e>
+                  <m:r>
+                    <m:rPr>
+                      <m:nor/>
+                    </m:rPr>
+                    <w:rPr>
+                      <w:rFonts w:ascii="Cambria Math" w:hAnsi="Cambria Math"/>
+                    </w:rPr>
+                    <m:t>Score</m:t>
+                  </m:r>
+                </m:e>
+                <m:sub>
+                  <m:r>
+                    <w:rPr>
+                      <w:rFonts w:ascii="Cambria Math" w:hAnsi="Cambria Math"/>
+                    </w:rPr>
+                    <m:t>1</m:t>
+                  </m:r>
+                </m:sub>
+              </m:sSub>
+              <m:r>
+                <w:rPr>
+                  <w:rFonts w:ascii="Cambria Math" w:hAnsi="Cambria Math"/>
+                </w:rPr>
+                <m:t xml:space="preserve"> + 0.40 × </m:t>
+              </m:r>
+              <m:sSub>
+                <m:sSubPr>
+                  <m:ctrlPr>
+                    <w:rPr>
+                      <w:rFonts w:ascii="Cambria Math" w:hAnsi="Cambria Math"/>
+                    </w:rPr>
+                  </m:ctrlPr>
+                </m:sSubPr>
+                <m:e>
+                  <m:r>
+                    <m:rPr>
+                      <m:nor/>
+                    </m:rPr>
+                    <w:rPr>
+                      <w:rFonts w:ascii="Cambria Math" w:hAnsi="Cambria Math"/>
+                    </w:rPr>
+                    <m:t>Score</m:t>
+                  </m:r>
+                </m:e>
+                <m:sub>
+                  <m:r>
+                    <w:rPr>
+                      <w:rFonts w:ascii="Cambria Math" w:hAnsi="Cambria Math"/>
+                    </w:rPr>
+                    <m:t>2</m:t>
+                  </m:r>
+                </m:sub>
+              </m:sSub>
+              <m:r>
+                <w:rPr>
+                  <w:rFonts w:ascii="Cambria Math" w:hAnsi="Cambria Math"/>
+                </w:rPr>
+                <m:t xml:space="preserve"> + 0.25 × </m:t>
+              </m:r>
+              <m:sSub>
+                <m:sSubPr>
+                  <m:ctrlPr>
+                    <w:rPr>
+                      <w:rFonts w:ascii="Cambria Math" w:hAnsi="Cambria Math"/>
+                    </w:rPr>
+                  </m:ctrlPr>
+                </m:sSubPr>
+                <m:e>
+                  <m:r>
+                    <m:rPr>
+                      <m:nor/>
+                    </m:rPr>
+                    <w:rPr>
+                      <w:rFonts w:ascii="Cambria Math" w:hAnsi="Cambria Math"/>
+                    </w:rPr>
+                    <m:t>Score</m:t>
+                  </m:r>
+                </m:e>
+                <m:sub>
+                  <m:r>
+                    <w:rPr>
+                      <w:rFonts w:ascii="Cambria Math" w:hAnsi="Cambria Math"/>
+                    </w:rPr>
+                    <m:t>3</m:t>
+                  </m:r>
+                </m:sub>
+              </m:sSub>
+            </m:e>
+          </m:d>
+          <m:r>
+            <w:rPr>
+              <w:rFonts w:ascii="Cambria Math" w:hAnsi="Cambria Math"/>
+            </w:rPr>
+            <m:t xml:space="preserve"> × </m:t>
+          </m:r>
+          <m:f>
+            <m:fPr>
+              <m:ctrlPr>
+                <w:rPr>
+                  <w:rFonts w:ascii="Cambria Math" w:hAnsi="Cambria Math"/>
+                </w:rPr>
+              </m:ctrlPr>
+            </m:fPr>
+            <m:num>
+              <m:sSub>
+                <m:sSubPr>
+                  <m:ctrlPr>
+                    <w:rPr>
+                      <w:rFonts w:ascii="Cambria Math" w:hAnsi="Cambria Math"/>
+                    </w:rPr>
+                  </m:ctrlPr>
+                </m:sSubPr>
+                <m:e>
+                  <m:r>
+                    <m:rPr>
+                      <m:nor/>
+                    </m:rPr>
+                    <w:rPr>
+                      <w:rFonts w:ascii="Cambria Math" w:hAnsi="Cambria Math"/>
+                    </w:rPr>
+                    <m:t>Score</m:t>
+                  </m:r>
+                </m:e>
+                <m:sub>
+                  <m:r>
+                    <m:rPr>
+                      <m:nor/>
+                    </m:rPr>
+                    <w:rPr>
+                      <w:rFonts w:ascii="Cambria Math" w:hAnsi="Cambria Math"/>
+                    </w:rPr>
+                    <m:t>grammar</m:t>
+                  </m:r>
+                </m:sub>
+              </m:sSub>
+            </m:num>
+            <m:den>
+              <m:r>
+                <w:rPr>
+                  <w:rFonts w:ascii="Cambria Math" w:hAnsi="Cambria Math"/>
+                </w:rPr>
+                <m:t>100</m:t>
+              </m:r>
+            </m:den>
+          </m:f>
+        </m:oMath>
+      </m:oMathPara>
     </w:p>
     <w:p>
       <w:pPr>
@@ -13039,9 +13141,8 @@
       <w:pPr>
         <w:pStyle w:val="Heading1"/>
       </w:pPr>
-      <w:bookmarkStart w:id="42" w:name="_Toc232289009"/>
-      <w:r>
-        <w:lastRenderedPageBreak/>
+      <w:bookmarkStart w:id="39" w:name="_Toc232289009"/>
+      <w:r>
         <w:t>CHAPTER 4</w:t>
       </w:r>
     </w:p>
@@ -13055,7 +13156,7 @@
       <w:r>
         <w:t>IMPLEMENTATION AND TESTING</w:t>
       </w:r>
-      <w:bookmarkEnd w:id="42"/>
+      <w:bookmarkEnd w:id="39"/>
       <w:r>
         <w:t xml:space="preserve">  </w:t>
       </w:r>
@@ -13065,14 +13166,14 @@
         <w:pStyle w:val="Heading2"/>
         <w:spacing w:line="360" w:lineRule="auto"/>
       </w:pPr>
-      <w:bookmarkStart w:id="43" w:name="_Toc232289010"/>
+      <w:bookmarkStart w:id="40" w:name="_Toc232289010"/>
       <w:r>
         <w:t xml:space="preserve">4.1. </w:t>
       </w:r>
       <w:r>
         <w:t>Implementation</w:t>
       </w:r>
-      <w:bookmarkEnd w:id="43"/>
+      <w:bookmarkEnd w:id="40"/>
     </w:p>
     <w:p>
       <w:pPr>
@@ -13082,7 +13183,7 @@
           <w:bCs/>
         </w:rPr>
       </w:pPr>
-      <w:bookmarkStart w:id="44" w:name="_Toc232289011"/>
+      <w:bookmarkStart w:id="41" w:name="_Toc232289011"/>
       <w:r>
         <w:t xml:space="preserve">4.1.1. </w:t>
       </w:r>
@@ -13092,7 +13193,7 @@
         </w:rPr>
         <w:t>Tools Used</w:t>
       </w:r>
-      <w:bookmarkEnd w:id="44"/>
+      <w:bookmarkEnd w:id="41"/>
     </w:p>
     <w:p>
       <w:pPr>
@@ -13110,6 +13211,7 @@
         <w:rPr>
           <w:b/>
         </w:rPr>
+        <w:lastRenderedPageBreak/>
         <w:t>Vanilla JS (ES6):</w:t>
       </w:r>
       <w:r>
@@ -13219,11 +13321,11 @@
       <w:pPr>
         <w:pStyle w:val="Heading2"/>
       </w:pPr>
-      <w:bookmarkStart w:id="45" w:name="_Toc232289012"/>
+      <w:bookmarkStart w:id="42" w:name="_Toc232289012"/>
       <w:r>
         <w:t>4.1.2. Module Implementation Details</w:t>
       </w:r>
-      <w:bookmarkEnd w:id="45"/>
+      <w:bookmarkEnd w:id="42"/>
     </w:p>
     <w:p>
       <w:r>
@@ -13242,11 +13344,11 @@
       <w:pPr>
         <w:pStyle w:val="Heading3"/>
       </w:pPr>
-      <w:bookmarkStart w:id="46" w:name="_Toc232289013"/>
+      <w:bookmarkStart w:id="43" w:name="_Toc232289013"/>
       <w:r>
         <w:t>4.1.2.1. FileParser Module</w:t>
       </w:r>
-      <w:bookmarkEnd w:id="46"/>
+      <w:bookmarkEnd w:id="43"/>
     </w:p>
     <w:p>
       <w:pPr>
@@ -13338,11 +13440,11 @@
       <w:pPr>
         <w:pStyle w:val="Heading3"/>
       </w:pPr>
-      <w:bookmarkStart w:id="47" w:name="_Toc232289014"/>
+      <w:bookmarkStart w:id="44" w:name="_Toc232289014"/>
       <w:r>
         <w:t>4.1.2.2. Perplexity &amp; Burstiness Module</w:t>
       </w:r>
-      <w:bookmarkEnd w:id="47"/>
+      <w:bookmarkEnd w:id="44"/>
     </w:p>
     <w:p>
       <w:pPr>
@@ -13440,11 +13542,11 @@
       <w:pPr>
         <w:pStyle w:val="Heading3"/>
       </w:pPr>
-      <w:bookmarkStart w:id="48" w:name="_Toc232289015"/>
+      <w:bookmarkStart w:id="45" w:name="_Toc232289015"/>
       <w:r>
         <w:t>4.1.2.3. KNN Heuristic Feature Module</w:t>
       </w:r>
-      <w:bookmarkEnd w:id="48"/>
+      <w:bookmarkEnd w:id="45"/>
     </w:p>
     <w:p>
       <w:pPr>
@@ -13537,12 +13639,12 @@
       <w:pPr>
         <w:pStyle w:val="Heading3"/>
       </w:pPr>
-      <w:bookmarkStart w:id="49" w:name="_Toc232289016"/>
+      <w:bookmarkStart w:id="46" w:name="_Toc232289016"/>
       <w:r>
         <w:lastRenderedPageBreak/>
         <w:t>4.1.2.4. KNN Voting Classifier Module</w:t>
       </w:r>
-      <w:bookmarkEnd w:id="49"/>
+      <w:bookmarkEnd w:id="46"/>
     </w:p>
     <w:p>
       <w:pPr>
@@ -13634,11 +13736,11 @@
       <w:pPr>
         <w:pStyle w:val="Heading3"/>
       </w:pPr>
-      <w:bookmarkStart w:id="50" w:name="_Toc232289017"/>
+      <w:bookmarkStart w:id="47" w:name="_Toc232289017"/>
       <w:r>
         <w:t>4.1.2.5. Cosine Similarity Feature Module</w:t>
       </w:r>
-      <w:bookmarkEnd w:id="50"/>
+      <w:bookmarkEnd w:id="47"/>
     </w:p>
     <w:p>
       <w:pPr>
@@ -13732,11 +13834,11 @@
       <w:pPr>
         <w:pStyle w:val="Heading3"/>
       </w:pPr>
-      <w:bookmarkStart w:id="51" w:name="_Toc232289018"/>
+      <w:bookmarkStart w:id="48" w:name="_Toc232289018"/>
       <w:r>
         <w:t>4.1.2.6. Cosine Similarity Angle Module</w:t>
       </w:r>
-      <w:bookmarkEnd w:id="51"/>
+      <w:bookmarkEnd w:id="48"/>
     </w:p>
     <w:p>
       <w:pPr>
@@ -13821,9 +13923,31 @@
       </w:r>
     </w:p>
     <w:p>
-      <w:pPr/>
-      <w:r>
-        <w:t>Figure 4.14: Code Snippet of POS Syntax Ratio Module</w:t>
+      <w:pPr>
+        <w:pStyle w:val="Heading3"/>
+      </w:pPr>
+      <w:r>
+        <w:rPr>
+          <w:rFonts w:ascii="Times New Roman" w:hAnsi="Times New Roman"/>
+          <w:b/>
+          <w:i w:val="0"/>
+          <w:sz w:val="24"/>
+        </w:rPr>
+        <w:t>4.1.2.7. Logistic Regression Classifier Module</w:t>
+      </w:r>
+    </w:p>
+    <w:p>
+      <w:pPr>
+        <w:spacing w:after="120" w:before="120"/>
+      </w:pPr>
+      <w:r>
+        <w:rPr>
+          <w:rFonts w:ascii="Times New Roman" w:hAnsi="Times New Roman"/>
+          <w:b w:val="0"/>
+          <w:i w:val="0"/>
+          <w:sz w:val="24"/>
+        </w:rPr>
+        <w:t>The LogisticRegressionClassifier module implements the trained logistic regression model. It receives the 5-dimensional stylometric feature vector extracted from the text and computes the raw log-odds of AI authorship using the trained weights. It then applies the sigmoid activation function to output a calibrated probability between 0.0 and 1.0.</w:t>
       </w:r>
     </w:p>
     <w:p>
@@ -13834,6 +13958,184 @@
       <w:r>
         <w:rPr>
           <w:rFonts w:ascii="Courier New" w:hAnsi="Courier New"/>
+          <w:b w:val="0"/>
+          <w:i w:val="0"/>
+          <w:sz w:val="19"/>
+        </w:rPr>
+        <w:t>class LogisticRegressionClassifier {</w:t>
+        <w:br/>
+        <w:t xml:space="preserve">    constructor() {</w:t>
+        <w:br/>
+        <w:t xml:space="preserve">        this.intercept = -10.87000;</w:t>
+        <w:br/>
+        <w:t xml:space="preserve">        this.weights = [6.79418, -0.17427, 0.58039, 5.29141, 2.93657];</w:t>
+        <w:br/>
+        <w:t xml:space="preserve">    }</w:t>
+        <w:br/>
+        <w:t xml:space="preserve">    predict(vector) {</w:t>
+        <w:br/>
+        <w:t xml:space="preserve">        let logit = this.intercept;</w:t>
+        <w:br/>
+        <w:t xml:space="preserve">        for (let i = 0; i &lt; vector.length; i++) {</w:t>
+        <w:br/>
+        <w:t xml:space="preserve">            logit += vector[i] * this.weights[i];</w:t>
+        <w:br/>
+        <w:t xml:space="preserve">        }</w:t>
+        <w:br/>
+        <w:t xml:space="preserve">        return 1 / (1 + Math.exp(-logit));</w:t>
+        <w:br/>
+        <w:t xml:space="preserve">    }</w:t>
+        <w:br/>
+        <w:t>}</w:t>
+      </w:r>
+    </w:p>
+    <w:p>
+      <w:pPr>
+        <w:spacing w:after="240" w:before="120"/>
+        <w:jc w:val="center"/>
+      </w:pPr>
+      <w:r>
+        <w:rPr>
+          <w:rFonts w:ascii="Times New Roman" w:hAnsi="Times New Roman"/>
+          <w:b/>
+          <w:i w:val="0"/>
+          <w:sz w:val="24"/>
+        </w:rPr>
+        <w:t>Figure 4.7: Code Snippet of Logistic Regression Module</w:t>
+      </w:r>
+    </w:p>
+    <w:p/>
+    <w:p>
+      <w:pPr>
+        <w:pStyle w:val="Heading3"/>
+      </w:pPr>
+      <w:r>
+        <w:rPr>
+          <w:rFonts w:ascii="Times New Roman" w:hAnsi="Times New Roman"/>
+          <w:b/>
+          <w:i w:val="0"/>
+          <w:sz w:val="24"/>
+        </w:rPr>
+        <w:t>4.1.2.8. Character Trigrams Classifier Module</w:t>
+      </w:r>
+    </w:p>
+    <w:p>
+      <w:pPr>
+        <w:spacing w:after="120" w:before="120"/>
+      </w:pPr>
+      <w:r>
+        <w:rPr>
+          <w:rFonts w:ascii="Times New Roman" w:hAnsi="Times New Roman"/>
+          <w:b w:val="0"/>
+          <w:i w:val="0"/>
+          <w:sz w:val="24"/>
+        </w:rPr>
+        <w:t>The TrigramAnalyzer module extracts character-level trigrams from the input text to capture stylistic fingerprints that distinguish AI-generated texts from human writing. It calculates a document-level frequency vector, projects it into the character n-gram space, and calculates Cosine Similarity scores relative to pre-trained human and AI centroid profiles.</w:t>
+      </w:r>
+    </w:p>
+    <w:p>
+      <w:pPr>
+        <w:spacing w:before="120" w:after="120"/>
+        <w:ind w:left="360"/>
+      </w:pPr>
+      <w:r>
+        <w:rPr>
+          <w:rFonts w:ascii="Courier New" w:hAnsi="Courier New"/>
+          <w:b w:val="0"/>
+          <w:i w:val="0"/>
+          <w:sz w:val="19"/>
+        </w:rPr>
+        <w:t>class TrigramAnalyzer {</w:t>
+        <w:br/>
+        <w:t xml:space="preserve">    analyze(text) {</w:t>
+        <w:br/>
+        <w:t xml:space="preserve">        const cleanText = text.toLowerCase().replace(/\s+/g, ' ');</w:t>
+        <w:br/>
+        <w:t xml:space="preserve">        const counts = {};</w:t>
+        <w:br/>
+        <w:t xml:space="preserve">        this.trigrams.forEach(tg =&gt; counts[tg] = 0);</w:t>
+        <w:br/>
+        <w:t xml:space="preserve">        let total = 0;</w:t>
+        <w:br/>
+        <w:t xml:space="preserve">        for (let i = 0; i &lt; cleanText.length - 2; i++) {</w:t>
+        <w:br/>
+        <w:t xml:space="preserve">            const tg = cleanText.substring(i, i + 3);</w:t>
+        <w:br/>
+        <w:t xml:space="preserve">            if (counts.hasOwnProperty(tg)) counts[tg]++;</w:t>
+        <w:br/>
+        <w:t xml:space="preserve">            total++;</w:t>
+        <w:br/>
+        <w:t xml:space="preserve">        }</w:t>
+        <w:br/>
+        <w:t xml:space="preserve">        const docVector = this.trigrams.map(tg =&gt; (counts[tg] / total) * 10000);</w:t>
+        <w:br/>
+        <w:t xml:space="preserve">        const simToAI = this.calculateCosine(docVector, this.aiProfileVec);</w:t>
+        <w:br/>
+        <w:t xml:space="preserve">        const simToHuman = this.calculateCosine(docVector, this.humanProfileVec);</w:t>
+        <w:br/>
+        <w:t xml:space="preserve">        const diff = simToAI - simToHuman;</w:t>
+        <w:br/>
+        <w:t xml:space="preserve">        return { score: ((diff + 1) / 2) * 100 };</w:t>
+        <w:br/>
+        <w:t xml:space="preserve">    }</w:t>
+        <w:br/>
+        <w:t>}</w:t>
+      </w:r>
+    </w:p>
+    <w:p>
+      <w:pPr>
+        <w:spacing w:after="240" w:before="120"/>
+        <w:jc w:val="center"/>
+      </w:pPr>
+      <w:r>
+        <w:rPr>
+          <w:rFonts w:ascii="Times New Roman" w:hAnsi="Times New Roman"/>
+          <w:b/>
+          <w:i w:val="0"/>
+          <w:sz w:val="24"/>
+        </w:rPr>
+        <w:t>Figure 4.8: Code Snippet of Character Trigram Module</w:t>
+      </w:r>
+    </w:p>
+    <w:p/>
+    <w:p>
+      <w:pPr>
+        <w:pStyle w:val="Heading3"/>
+      </w:pPr>
+      <w:r>
+        <w:rPr>
+          <w:rFonts w:ascii="Times New Roman" w:hAnsi="Times New Roman"/>
+          <w:b/>
+          <w:i w:val="0"/>
+          <w:sz w:val="24"/>
+        </w:rPr>
+        <w:t>4.1.2.9. POS Syntax Ratios Classifier Module</w:t>
+      </w:r>
+    </w:p>
+    <w:p>
+      <w:pPr>
+        <w:spacing w:after="120" w:before="120"/>
+      </w:pPr>
+      <w:r>
+        <w:rPr>
+          <w:rFonts w:ascii="Times New Roman" w:hAnsi="Times New Roman"/>
+          <w:b w:val="0"/>
+          <w:i w:val="0"/>
+          <w:sz w:val="24"/>
+        </w:rPr>
+        <w:t>The PosClassifier module tokenizes text and calculates relative syntax category densities. It counts occurrences of determiners, prepositions, pronouns, conjunctions, and auxiliary verbs, normalizing each by the total word count. This 5-dimensional syntactic distribution vector is then compared against established human and AI syntactic centroids using the vector space model.</w:t>
+      </w:r>
+    </w:p>
+    <w:p>
+      <w:pPr>
+        <w:spacing w:before="120" w:after="120"/>
+        <w:ind w:left="360"/>
+      </w:pPr>
+      <w:r>
+        <w:rPr>
+          <w:rFonts w:ascii="Courier New" w:hAnsi="Courier New"/>
+          <w:b w:val="0"/>
+          <w:i w:val="0"/>
           <w:sz w:val="19"/>
         </w:rPr>
         <w:t>class PosClassifier {</w:t>
@@ -13869,124 +14171,17 @@
     </w:p>
     <w:p>
       <w:pPr>
-        <w:pStyle w:val="Heading3"/>
-      </w:pPr>
-      <w:r>
-        <w:t>4.1.2.9. POS Syntax Ratios Classifier Module</w:t>
-      </w:r>
-    </w:p>
-    <w:p/>
-    <w:p>
-      <w:pPr/>
-      <w:r>
-        <w:t>Figure 4.13: Code Snippet of Character Trigram Module</w:t>
-      </w:r>
-    </w:p>
-    <w:p>
-      <w:pPr>
-        <w:spacing w:before="120" w:after="120"/>
-        <w:ind w:left="360"/>
-      </w:pPr>
-      <w:r>
-        <w:rPr>
-          <w:rFonts w:ascii="Courier New" w:hAnsi="Courier New"/>
-          <w:sz w:val="19"/>
-        </w:rPr>
-        <w:t>class TrigramAnalyzer {</w:t>
-        <w:br/>
-        <w:t xml:space="preserve">    analyze(text) {</w:t>
-        <w:br/>
-        <w:t xml:space="preserve">        const cleanText = text.toLowerCase().replace(/\s+/g, ' ');</w:t>
-        <w:br/>
-        <w:t xml:space="preserve">        const counts = {};</w:t>
-        <w:br/>
-        <w:t xml:space="preserve">        this.trigrams.forEach(tg =&gt; counts[tg] = 0);</w:t>
-        <w:br/>
-        <w:t xml:space="preserve">        let total = 0;</w:t>
-        <w:br/>
-        <w:t xml:space="preserve">        for (let i = 0; i &lt; cleanText.length - 2; i++) {</w:t>
-        <w:br/>
-        <w:t xml:space="preserve">            const tg = cleanText.substring(i, i + 3);</w:t>
-        <w:br/>
-        <w:t xml:space="preserve">            if (counts.hasOwnProperty(tg)) counts[tg]++;</w:t>
-        <w:br/>
-        <w:t xml:space="preserve">            total++;</w:t>
-        <w:br/>
-        <w:t xml:space="preserve">        }</w:t>
-        <w:br/>
-        <w:t xml:space="preserve">        const docVector = this.trigrams.map(tg =&gt; (counts[tg] / total) * 10000);</w:t>
-        <w:br/>
-        <w:t xml:space="preserve">        const simAI = this.calculateCosine(docVector, this.aiProfileVec);</w:t>
-        <w:br/>
-        <w:t xml:space="preserve">        const simHuman = this.calculateCosine(docVector, this.humanProfileVec);</w:t>
-        <w:br/>
-        <w:t xml:space="preserve">        const diff = simAI - simHuman;</w:t>
-        <w:br/>
-        <w:t xml:space="preserve">        return { score: ((diff + 1) / 2) * 100 };</w:t>
-        <w:br/>
-        <w:t xml:space="preserve">    }</w:t>
-        <w:br/>
-        <w:t>}</w:t>
-      </w:r>
-    </w:p>
-    <w:p>
-      <w:pPr>
-        <w:pStyle w:val="Heading3"/>
-      </w:pPr>
-      <w:r>
-        <w:t>4.1.2.8. Character Trigrams Classifier Module</w:t>
-      </w:r>
-    </w:p>
-    <w:p/>
-    <w:p>
-      <w:pPr/>
-      <w:r>
-        <w:t>Figure 4.12: Code Snippet of Logistic Regression Module</w:t>
-      </w:r>
-    </w:p>
-    <w:p>
-      <w:pPr>
-        <w:spacing w:before="120" w:after="120"/>
-        <w:ind w:left="360"/>
-      </w:pPr>
-      <w:r>
-        <w:rPr>
-          <w:rFonts w:ascii="Courier New" w:hAnsi="Courier New"/>
-          <w:sz w:val="19"/>
-        </w:rPr>
-        <w:t>class LogisticRegressionClassifier {</w:t>
-        <w:br/>
-        <w:t xml:space="preserve">    constructor() {</w:t>
-        <w:br/>
-        <w:t xml:space="preserve">        this.intercept = -10.87000;</w:t>
-        <w:br/>
-        <w:t xml:space="preserve">        this.weights = [6.79418, -0.17427, 0.58039, 5.29141, 2.93657];</w:t>
-        <w:br/>
-        <w:t xml:space="preserve">    }</w:t>
-        <w:br/>
-        <w:t xml:space="preserve">    predict(vector) {</w:t>
-        <w:br/>
-        <w:t xml:space="preserve">        let logit = this.intercept;</w:t>
-        <w:br/>
-        <w:t xml:space="preserve">        for (let i = 0; i &lt; vector.length; i++) {</w:t>
-        <w:br/>
-        <w:t xml:space="preserve">            logit += vector[i] * this.weights[i];</w:t>
-        <w:br/>
-        <w:t xml:space="preserve">        }</w:t>
-        <w:br/>
-        <w:t xml:space="preserve">        return 1 / (1 + Math.exp(-logit));</w:t>
-        <w:br/>
-        <w:t xml:space="preserve">    }</w:t>
-        <w:br/>
-        <w:t>}</w:t>
-      </w:r>
-    </w:p>
-    <w:p>
-      <w:pPr>
-        <w:pStyle w:val="Heading3"/>
-      </w:pPr>
-      <w:r>
-        <w:t>4.1.2.7. Logistic Regression Classifier Module</w:t>
+        <w:spacing w:after="240" w:before="120"/>
+        <w:jc w:val="center"/>
+      </w:pPr>
+      <w:r>
+        <w:rPr>
+          <w:rFonts w:ascii="Times New Roman" w:hAnsi="Times New Roman"/>
+          <w:b/>
+          <w:i w:val="0"/>
+          <w:sz w:val="24"/>
+        </w:rPr>
+        <w:t>Figure 4.9: Code Snippet of POS Syntax Ratio Module</w:t>
       </w:r>
     </w:p>
     <w:p/>
@@ -14015,6 +14210,7 @@
         <w:rPr>
           <w:noProof/>
         </w:rPr>
+        <w:lastRenderedPageBreak/>
         <w:drawing>
           <wp:inline distT="0" distB="0" distL="0" distR="0" wp14:anchorId="7794253E" wp14:editId="292627F8">
             <wp:extent cx="5715000" cy="3704590"/>
@@ -14061,7 +14257,12 @@
         </w:rPr>
       </w:pPr>
       <w:r>
-        <w:t>Figure 4.7: Code Snippet of ChartRenderer Gauge Module</w:t>
+        <w:rPr>
+          <w:rFonts w:ascii="Times New Roman" w:hAnsi="Times New Roman"/>
+          <w:b/>
+          <w:sz w:val="24"/>
+        </w:rPr>
+        <w:t>Figure 4.10: Code Snippet of ChartRenderer Gauge Module</w:t>
       </w:r>
     </w:p>
     <w:p>
@@ -14088,6 +14289,7 @@
         <w:rPr>
           <w:noProof/>
         </w:rPr>
+        <w:lastRenderedPageBreak/>
         <w:drawing>
           <wp:inline distT="0" distB="0" distL="0" distR="0" wp14:anchorId="74897D3F" wp14:editId="74A2578F">
             <wp:extent cx="5715000" cy="3487420"/>
@@ -14140,7 +14342,12 @@
         </w:rPr>
       </w:pPr>
       <w:r>
-        <w:t>Figure 4.8: Code Snippet of ChartRenderer Scatter Plot Module</w:t>
+        <w:rPr>
+          <w:rFonts w:ascii="Times New Roman" w:hAnsi="Times New Roman"/>
+          <w:b/>
+          <w:sz w:val="24"/>
+        </w:rPr>
+        <w:t>Figure 4.11: Code Snippet of ChartRenderer Scatter Plot Module</w:t>
       </w:r>
     </w:p>
     <w:p>
@@ -14227,7 +14434,12 @@
         </w:rPr>
       </w:pPr>
       <w:r>
-        <w:t>Figure 4.9: Code Snippet of ChartRenderer Radar Chart Module</w:t>
+        <w:rPr>
+          <w:rFonts w:ascii="Times New Roman" w:hAnsi="Times New Roman"/>
+          <w:b/>
+          <w:sz w:val="24"/>
+        </w:rPr>
+        <w:t>Figure 4.12: Code Snippet of ChartRenderer Radar Chart Module</w:t>
       </w:r>
     </w:p>
     <w:p>
@@ -14318,7 +14530,12 @@
         </w:rPr>
       </w:pPr>
       <w:r>
-        <w:t>Figure 4.10: Code Snippet of app.js Analysis Controller Module</w:t>
+        <w:rPr>
+          <w:rFonts w:ascii="Times New Roman" w:hAnsi="Times New Roman"/>
+          <w:b/>
+          <w:sz w:val="24"/>
+        </w:rPr>
+        <w:t>Figure 4.13: Code Snippet of app.js Analysis Controller Module</w:t>
       </w:r>
     </w:p>
     <w:p>
@@ -14404,7 +14621,12 @@
         <w:jc w:val="center"/>
       </w:pPr>
       <w:r>
-        <w:t>Figure 4.11: Code Snippet of app.js UI Event Listener Module</w:t>
+        <w:rPr>
+          <w:rFonts w:ascii="Times New Roman" w:hAnsi="Times New Roman"/>
+          <w:b/>
+          <w:sz w:val="24"/>
+        </w:rPr>
+        <w:t>Figure 4.14: Code Snippet of app.js UI Event Listener Module</w:t>
       </w:r>
     </w:p>
     <w:p>
@@ -14475,20 +14697,22 @@
       </w:pPr>
       <w:r>
         <w:rPr>
-          <w:b/>
-        </w:rPr>
-        <w:t>Figure 4.12: Code Snippet of style.css Custom Visual Styles</w:t>
+          <w:rFonts w:ascii="Times New Roman" w:hAnsi="Times New Roman"/>
+          <w:b/>
+          <w:sz w:val="24"/>
+        </w:rPr>
+        <w:t>Figure 4.15: Code Snippet of style.css Custom Visual Styles</w:t>
       </w:r>
     </w:p>
     <w:p>
       <w:pPr>
         <w:pStyle w:val="Heading3"/>
       </w:pPr>
-      <w:bookmarkStart w:id="58" w:name="_Toc232289025"/>
+      <w:bookmarkStart w:id="50" w:name="_Toc232289025"/>
       <w:r>
         <w:t>4.1.2.13. HTML5 Dashboard Layout Structure</w:t>
       </w:r>
-      <w:bookmarkEnd w:id="58"/>
+      <w:bookmarkEnd w:id="50"/>
     </w:p>
     <w:p>
       <w:pPr>
@@ -14567,20 +14791,22 @@
       </w:pPr>
       <w:r>
         <w:rPr>
-          <w:b/>
-        </w:rPr>
-        <w:t>Figure 4.13: Code Snippet of HTML5 Dashboard Layout Structure</w:t>
+          <w:rFonts w:ascii="Times New Roman" w:hAnsi="Times New Roman"/>
+          <w:b/>
+          <w:sz w:val="24"/>
+        </w:rPr>
+        <w:t>Figure 4.16: Code Snippet of HTML5 Dashboard Layout Structure</w:t>
       </w:r>
     </w:p>
     <w:p>
       <w:pPr>
         <w:pStyle w:val="Heading3"/>
       </w:pPr>
-      <w:bookmarkStart w:id="59" w:name="_Toc232289026"/>
+      <w:bookmarkStart w:id="51" w:name="_Toc232289026"/>
       <w:r>
         <w:t>4.1.2.14. Heuristic Grammar &amp; Typography Module</w:t>
       </w:r>
-      <w:bookmarkEnd w:id="59"/>
+      <w:bookmarkEnd w:id="51"/>
     </w:p>
     <w:p>
       <w:r>
@@ -14650,22 +14876,11 @@
       </w:pPr>
       <w:r>
         <w:rPr>
-          <w:b/>
-        </w:rPr>
-        <w:t xml:space="preserve">Figure 4.13: Code </w:t>
-      </w:r>
-      <w:r>
-        <w:rPr>
-          <w:b/>
-        </w:rPr>
-        <w:t xml:space="preserve">Snippet of </w:t>
-      </w:r>
-      <w:r>
-        <w:rPr>
-          <w:b/>
-          <w:bCs/>
-        </w:rPr>
-        <w:t>Heuristic Grammar &amp; Typography Module</w:t>
+          <w:rFonts w:ascii="Times New Roman" w:hAnsi="Times New Roman"/>
+          <w:b/>
+          <w:sz w:val="24"/>
+        </w:rPr>
+        <w:t>Figure 4.17: Code Snippet of Heuristic Grammar &amp; Typography Module</w:t>
       </w:r>
     </w:p>
     <w:p>
@@ -14678,22 +14893,22 @@
       <w:pPr>
         <w:pStyle w:val="Heading2"/>
       </w:pPr>
-      <w:bookmarkStart w:id="60" w:name="_Toc232289027"/>
+      <w:bookmarkStart w:id="52" w:name="_Toc232289027"/>
       <w:r>
         <w:lastRenderedPageBreak/>
         <w:t>4.2. Testing</w:t>
       </w:r>
-      <w:bookmarkEnd w:id="60"/>
+      <w:bookmarkEnd w:id="52"/>
     </w:p>
     <w:p>
       <w:pPr>
         <w:pStyle w:val="Heading3"/>
       </w:pPr>
-      <w:bookmarkStart w:id="61" w:name="_Toc232289028"/>
+      <w:bookmarkStart w:id="53" w:name="_Toc232289028"/>
       <w:r>
         <w:t>4.2.1. Test Case for Unit Testing</w:t>
       </w:r>
-      <w:bookmarkEnd w:id="61"/>
+      <w:bookmarkEnd w:id="53"/>
     </w:p>
     <w:p>
       <w:pPr>
@@ -15998,12 +16213,11 @@
       <w:tr>
         <w:tc>
           <w:tcPr>
-            <w:tcW w:type="dxa" w:w="642"/>
-          </w:tcPr>
-          <w:p>
-            <w:r>
-              <w:rPr>
-                <w:rFonts w:ascii="Times New Roman" w:hAnsi="Times New Roman"/>
+            <w:tcW w:w="642" w:type="dxa"/>
+          </w:tcPr>
+          <w:p>
+            <w:r>
+              <w:rPr>
                 <w:b/>
                 <w:sz w:val="19"/>
               </w:rPr>
@@ -16013,12 +16227,11 @@
         </w:tc>
         <w:tc>
           <w:tcPr>
-            <w:tcW w:type="dxa" w:w="1350"/>
-          </w:tcPr>
-          <w:p>
-            <w:r>
-              <w:rPr>
-                <w:rFonts w:ascii="Times New Roman" w:hAnsi="Times New Roman"/>
+            <w:tcW w:w="1350" w:type="dxa"/>
+          </w:tcPr>
+          <w:p>
+            <w:r>
+              <w:rPr>
                 <w:sz w:val="19"/>
               </w:rPr>
               <w:t>Verdict Banner</w:t>
@@ -16027,12 +16240,11 @@
         </w:tc>
         <w:tc>
           <w:tcPr>
-            <w:tcW w:type="dxa" w:w="2978"/>
-          </w:tcPr>
-          <w:p>
-            <w:r>
-              <w:rPr>
-                <w:rFonts w:ascii="Times New Roman" w:hAnsi="Times New Roman"/>
+            <w:tcW w:w="2978" w:type="dxa"/>
+          </w:tcPr>
+          <w:p>
+            <w:r>
+              <w:rPr>
                 <w:sz w:val="19"/>
               </w:rPr>
               <w:t>Click 'Run Analysis'</w:t>
@@ -16041,12 +16253,11 @@
         </w:tc>
         <w:tc>
           <w:tcPr>
-            <w:tcW w:type="dxa" w:w="1523"/>
-          </w:tcPr>
-          <w:p>
-            <w:r>
-              <w:rPr>
-                <w:rFonts w:ascii="Times New Roman" w:hAnsi="Times New Roman"/>
+            <w:tcW w:w="1523" w:type="dxa"/>
+          </w:tcPr>
+          <w:p>
+            <w:r>
+              <w:rPr>
                 <w:sz w:val="19"/>
               </w:rPr>
               <w:t>Overall verdict banner updates color and statement based on score</w:t>
@@ -16055,12 +16266,11 @@
         </w:tc>
         <w:tc>
           <w:tcPr>
-            <w:tcW w:type="dxa" w:w="1523"/>
-          </w:tcPr>
-          <w:p>
-            <w:r>
-              <w:rPr>
-                <w:rFonts w:ascii="Times New Roman" w:hAnsi="Times New Roman"/>
+            <w:tcW w:w="1523" w:type="dxa"/>
+          </w:tcPr>
+          <w:p>
+            <w:r>
+              <w:rPr>
                 <w:sz w:val="19"/>
               </w:rPr>
               <w:t>Verdict banner displays correct rating dynamically</w:t>
@@ -16069,12 +16279,11 @@
         </w:tc>
         <w:tc>
           <w:tcPr>
-            <w:tcW w:type="dxa" w:w="974"/>
-          </w:tcPr>
-          <w:p>
-            <w:r>
-              <w:rPr>
-                <w:rFonts w:ascii="Times New Roman" w:hAnsi="Times New Roman"/>
+            <w:tcW w:w="974" w:type="dxa"/>
+          </w:tcPr>
+          <w:p>
+            <w:r>
+              <w:rPr>
                 <w:sz w:val="19"/>
               </w:rPr>
               <w:t>Pass</w:t>
@@ -16085,12 +16294,11 @@
       <w:tr>
         <w:tc>
           <w:tcPr>
-            <w:tcW w:type="dxa" w:w="642"/>
-          </w:tcPr>
-          <w:p>
-            <w:r>
-              <w:rPr>
-                <w:rFonts w:ascii="Times New Roman" w:hAnsi="Times New Roman"/>
+            <w:tcW w:w="642" w:type="dxa"/>
+          </w:tcPr>
+          <w:p>
+            <w:r>
+              <w:rPr>
                 <w:b/>
                 <w:sz w:val="19"/>
               </w:rPr>
@@ -16100,12 +16308,11 @@
         </w:tc>
         <w:tc>
           <w:tcPr>
-            <w:tcW w:type="dxa" w:w="1350"/>
-          </w:tcPr>
-          <w:p>
-            <w:r>
-              <w:rPr>
-                <w:rFonts w:ascii="Times New Roman" w:hAnsi="Times New Roman"/>
+            <w:tcW w:w="1350" w:type="dxa"/>
+          </w:tcPr>
+          <w:p>
+            <w:r>
+              <w:rPr>
                 <w:sz w:val="19"/>
               </w:rPr>
               <w:t>Verdict Banner</w:t>
@@ -16114,12 +16321,11 @@
         </w:tc>
         <w:tc>
           <w:tcPr>
-            <w:tcW w:type="dxa" w:w="2978"/>
-          </w:tcPr>
-          <w:p>
-            <w:r>
-              <w:rPr>
-                <w:rFonts w:ascii="Times New Roman" w:hAnsi="Times New Roman"/>
+            <w:tcW w:w="2978" w:type="dxa"/>
+          </w:tcPr>
+          <w:p>
+            <w:r>
+              <w:rPr>
                 <w:sz w:val="19"/>
               </w:rPr>
               <w:t>Click 'Run Analysis'</w:t>
@@ -16128,12 +16334,11 @@
         </w:tc>
         <w:tc>
           <w:tcPr>
-            <w:tcW w:type="dxa" w:w="1523"/>
-          </w:tcPr>
-          <w:p>
-            <w:r>
-              <w:rPr>
-                <w:rFonts w:ascii="Times New Roman" w:hAnsi="Times New Roman"/>
+            <w:tcW w:w="1523" w:type="dxa"/>
+          </w:tcPr>
+          <w:p>
+            <w:r>
+              <w:rPr>
                 <w:sz w:val="19"/>
               </w:rPr>
               <w:t>Overall verdict banner updates color and statement based on score</w:t>
@@ -16142,12 +16347,11 @@
         </w:tc>
         <w:tc>
           <w:tcPr>
-            <w:tcW w:type="dxa" w:w="1523"/>
-          </w:tcPr>
-          <w:p>
-            <w:r>
-              <w:rPr>
-                <w:rFonts w:ascii="Times New Roman" w:hAnsi="Times New Roman"/>
+            <w:tcW w:w="1523" w:type="dxa"/>
+          </w:tcPr>
+          <w:p>
+            <w:r>
+              <w:rPr>
                 <w:sz w:val="19"/>
               </w:rPr>
               <w:t>Verdict banner displays correct rating dynamically</w:t>
@@ -16156,12 +16360,11 @@
         </w:tc>
         <w:tc>
           <w:tcPr>
-            <w:tcW w:type="dxa" w:w="974"/>
-          </w:tcPr>
-          <w:p>
-            <w:r>
-              <w:rPr>
-                <w:rFonts w:ascii="Times New Roman" w:hAnsi="Times New Roman"/>
+            <w:tcW w:w="974" w:type="dxa"/>
+          </w:tcPr>
+          <w:p>
+            <w:r>
+              <w:rPr>
                 <w:sz w:val="19"/>
               </w:rPr>
               <w:t>Pass</w:t>
@@ -16307,6 +16510,7 @@
               <w:rPr>
                 <w:sz w:val="19"/>
               </w:rPr>
+              <w:lastRenderedPageBreak/>
               <w:t>1</w:t>
             </w:r>
           </w:p>
@@ -16547,7 +16751,6 @@
               <w:rPr>
                 <w:sz w:val="19"/>
               </w:rPr>
-              <w:lastRenderedPageBreak/>
               <w:t>4</w:t>
             </w:r>
           </w:p>
@@ -17304,27 +17507,15 @@
         <w:br w:type="page"/>
       </w:r>
     </w:p>
-    <w:p>
-      <w:r>
-        <w:rPr>
-          <w:rFonts w:ascii="Times New Roman" w:hAnsi="Times New Roman"/>
-          <w:sz w:val="24"/>
-        </w:rPr>
-      </w:r>
-    </w:p>
-    <w:p>
-      <w:r>
-        <w:rPr>
-          <w:rFonts w:ascii="Times New Roman" w:hAnsi="Times New Roman"/>
-          <w:sz w:val="24"/>
-        </w:rPr>
+    <w:p/>
+    <w:p>
+      <w:r>
         <w:t>These vectors were successfully implemented in knn.js to ensure the classification boundaries represent modern, raw dataset signatures.</w:t>
       </w:r>
     </w:p>
     <w:p>
       <w:r>
         <w:rPr>
-          <w:rFonts w:ascii="Times New Roman" w:hAnsi="Times New Roman"/>
           <w:sz w:val="22"/>
         </w:rPr>
         <w:t xml:space="preserve">   * Human Essay Centroid: [0.992, 0.154, 0.048, 0.571, 0.473]</w:t>
@@ -17333,7 +17524,6 @@
     <w:p>
       <w:r>
         <w:rPr>
-          <w:rFonts w:ascii="Times New Roman" w:hAnsi="Times New Roman"/>
           <w:sz w:val="22"/>
         </w:rPr>
         <w:t xml:space="preserve">   * AI Essay Centroid: [1.0, 0.119, 0.06, 0.769, 0.757]</w:t>
@@ -17341,44 +17531,39 @@
     </w:p>
     <w:p>
       <w:r>
-        <w:rPr>
-          <w:rFonts w:ascii="Times New Roman" w:hAnsi="Times New Roman"/>
-          <w:sz w:val="24"/>
-        </w:rPr>
         <w:t>3. Reference Vector Enrichment (Hugging Face): Streaming 100 samples from the public silentone0725/ai-human-text-detection-v1 dataset yielded the following optimized writing profile centroids:</w:t>
       </w:r>
     </w:p>
     <w:p>
       <w:r>
-        <w:rPr>
-          <w:rFonts w:ascii="Times New Roman" w:hAnsi="Times New Roman"/>
-          <w:sz w:val="24"/>
-        </w:rPr>
-        <w:t>2. Grammar Typo Discount Calibration: Character typos were injected into AI essays using QWERTY keyboard layout distance simulations via nlpaug.augmenter.char.KeyboardAug. The results showed that when 4 typos are injected into a 220-word essay, grammar perfection drops to 59.8%, successfully discounting the final AI probability from 76.3% to 44.3%. With 12 typos, grammar perfection falls to 0.0%, successfully reducing false positives for human drafts.</w:t>
-      </w:r>
-    </w:p>
-    <w:p>
-      <w:r>
-        <w:rPr>
-          <w:rFonts w:ascii="Times New Roman" w:hAnsi="Times New Roman"/>
-          <w:sz w:val="24"/>
-        </w:rPr>
-        <w:t>1. Adversarial Robustness (Synonym Swapping): Applying WordNet synonyms to AI-generated texts at a rate of 10% to 30% showed high classification stability, with the final ensemble score only dropping from 76.3% to 74.2%. This demonstrates that stylometric features (like sentence burstiness and punctuation density) are robust against lexical substitutions.</w:t>
-      </w:r>
-    </w:p>
-    <w:p>
-      <w:r>
-        <w:rPr>
-          <w:rFonts w:ascii="Times New Roman" w:hAnsi="Times New Roman"/>
-          <w:sz w:val="24"/>
-        </w:rPr>
+        <w:t>2. Gra</w:t>
+      </w:r>
+      <w:r>
+        <w:t>mmar Typo Discount Calibration: Character typos were injected into AI essays using QWERTY keyboard layout distance simulations via nlpaug.augmenter.char.KeyboardAug. The results showed that when 4 typos are injected into a 220-word essay, grammar perfectio</w:t>
+      </w:r>
+      <w:r>
+        <w:t>n drops to 59.8%, successfully discounting the final AI probability from 76.3% to 44.3%. With 12 typos, grammar perfection falls to 0.0%, successfully reducing false positives for human drafts.</w:t>
+      </w:r>
+    </w:p>
+    <w:p>
+      <w:r>
+        <w:t>1. Adversarial Robustness (Synonym Swapping): Applying WordNet</w:t>
+      </w:r>
+      <w:r>
+        <w:t xml:space="preserve"> synonyms to AI-generated texts at a rate of 10% to 30% showed high classification stability, with the final ensemble score only dropping from 76.3% to 74.2%. This demonstrates that stylometric features (like sentence burstiness and punctuation density) ar</w:t>
+      </w:r>
+      <w:r>
+        <w:t>e robust against lexical substitutions.</w:t>
+      </w:r>
+    </w:p>
+    <w:p>
+      <w:r>
         <w:t>To establish and calibrate the detection boundaries, offline scripts were built utilizing Hugging Face datasets and the nlpaug data augmentation library.</w:t>
       </w:r>
     </w:p>
     <w:p>
       <w:r>
         <w:rPr>
-          <w:rFonts w:ascii="Times New Roman" w:hAnsi="Times New Roman"/>
           <w:b/>
           <w:sz w:val="26"/>
         </w:rPr>
@@ -17390,35 +17575,34 @@
         <w:pStyle w:val="Heading1"/>
         <w:ind w:left="224" w:right="283"/>
       </w:pPr>
-      <w:bookmarkStart w:id="62" w:name="_Toc201399445"/>
-      <w:bookmarkStart w:id="63" w:name="_Toc232289029"/>
-      <w:r>
-        <w:lastRenderedPageBreak/>
+      <w:bookmarkStart w:id="54" w:name="_Toc201399445"/>
+      <w:bookmarkStart w:id="55" w:name="_Toc232289029"/>
+      <w:r>
         <w:t>CHAPTER 5</w:t>
       </w:r>
-      <w:bookmarkEnd w:id="62"/>
-      <w:bookmarkEnd w:id="63"/>
+      <w:bookmarkEnd w:id="54"/>
+      <w:bookmarkEnd w:id="55"/>
     </w:p>
     <w:p>
       <w:pPr>
         <w:pStyle w:val="Heading1"/>
         <w:ind w:left="224" w:right="283"/>
       </w:pPr>
-      <w:bookmarkStart w:id="64" w:name="_Toc232289030"/>
+      <w:bookmarkStart w:id="56" w:name="_Toc232289030"/>
       <w:r>
         <w:t>CONCLUSION AND FUTURE RECOMMENDATIONS</w:t>
       </w:r>
-      <w:bookmarkEnd w:id="64"/>
+      <w:bookmarkEnd w:id="56"/>
     </w:p>
     <w:p>
       <w:pPr>
         <w:pStyle w:val="Heading2"/>
       </w:pPr>
-      <w:bookmarkStart w:id="65" w:name="_Toc232289031"/>
+      <w:bookmarkStart w:id="57" w:name="_Toc232289031"/>
       <w:r>
         <w:t>5.1. Conclusion</w:t>
       </w:r>
-      <w:bookmarkEnd w:id="65"/>
+      <w:bookmarkEnd w:id="57"/>
     </w:p>
     <w:p>
       <w:pPr>
@@ -17442,6 +17626,7 @@
         <w:spacing w:line="360" w:lineRule="auto"/>
       </w:pPr>
       <w:r>
+        <w:lastRenderedPageBreak/>
         <w:t>The application follows a client-side execution model, running all text extraction, feature mapping, and algorithm calculations directly inside the user's browser sandbox. This preserves document privacy and reduces network latency to zero, completing the evaluation in less than 500 milliseconds.</w:t>
       </w:r>
     </w:p>
@@ -17479,11 +17664,11 @@
       <w:pPr>
         <w:pStyle w:val="Heading2"/>
       </w:pPr>
-      <w:bookmarkStart w:id="66" w:name="_Toc232289032"/>
+      <w:bookmarkStart w:id="58" w:name="_Toc232289032"/>
       <w:r>
         <w:t>5.2. Future Recommendations</w:t>
       </w:r>
-      <w:bookmarkEnd w:id="66"/>
+      <w:bookmarkEnd w:id="58"/>
     </w:p>
     <w:p>
       <w:pPr>
@@ -17552,7 +17737,6 @@
         <w:rPr>
           <w:b/>
         </w:rPr>
-        <w:lastRenderedPageBreak/>
         <w:t>Multi-Lingual Support:</w:t>
       </w:r>
       <w:r>
@@ -17610,7 +17794,7 @@
     <w:p/>
     <w:p/>
     <w:p/>
-    <w:bookmarkStart w:id="67" w:name="_Toc232289033" w:displacedByCustomXml="next"/>
+    <w:bookmarkStart w:id="59" w:name="_Toc232289033" w:displacedByCustomXml="next"/>
     <w:sdt>
       <w:sdtPr>
         <w:rPr>
@@ -17625,6 +17809,7 @@
           <w:docPartUnique/>
         </w:docPartObj>
       </w:sdtPr>
+      <w:sdtEndPr/>
       <w:sdtContent>
         <w:p>
           <w:pPr>
@@ -17638,7 +17823,7 @@
           <w:r>
             <w:t>REFERENCES</w:t>
           </w:r>
-          <w:bookmarkEnd w:id="67"/>
+          <w:bookmarkEnd w:id="59"/>
         </w:p>
         <w:sdt>
           <w:sdtPr>
@@ -17651,6 +17836,7 @@
             <w:id w:val="-573587230"/>
             <w:bibliography/>
           </w:sdtPr>
+          <w:sdtEndPr/>
           <w:sdtContent>
             <w:p>
               <w:pPr>
@@ -17691,8 +17877,8 @@
                 <w:tblLook w:val="04A0" w:firstRow="1" w:lastRow="0" w:firstColumn="1" w:lastColumn="0" w:noHBand="0" w:noVBand="1"/>
               </w:tblPr>
               <w:tblGrid>
-                <w:gridCol w:w="355"/>
-                <w:gridCol w:w="8645"/>
+                <w:gridCol w:w="475"/>
+                <w:gridCol w:w="8525"/>
               </w:tblGrid>
               <w:tr>
                 <w:trPr>
@@ -17855,6 +18041,7 @@
                       <w:rPr>
                         <w:noProof/>
                       </w:rPr>
+                      <w:lastRenderedPageBreak/>
                       <w:t xml:space="preserve">[4] </w:t>
                     </w:r>
                   </w:p>
@@ -18290,12 +18477,12 @@
       <w:pPr>
         <w:pStyle w:val="Heading1"/>
       </w:pPr>
-      <w:bookmarkStart w:id="68" w:name="_Toc232289034"/>
+      <w:bookmarkStart w:id="60" w:name="_Toc232289034"/>
       <w:r>
         <w:lastRenderedPageBreak/>
         <w:t>APPENDICES</w:t>
       </w:r>
-      <w:bookmarkEnd w:id="68"/>
+      <w:bookmarkEnd w:id="60"/>
     </w:p>
     <w:p>
       <w:r>
@@ -23328,7 +23515,7 @@
 </file>
 
 <file path=customXml/itemProps1.xml><?xml version="1.0" encoding="utf-8"?>
-<ds:datastoreItem xmlns:ds="http://schemas.openxmlformats.org/officeDocument/2006/customXml" ds:itemID="{BFCB3ED9-A08C-41BD-B28B-17ECEC5F9891}">
+<ds:datastoreItem xmlns:ds="http://schemas.openxmlformats.org/officeDocument/2006/customXml" ds:itemID="{EB0228B8-E83F-4193-AEBE-4EC99875E9CF}">
   <ds:schemaRefs>
     <ds:schemaRef ds:uri="http://schemas.openxmlformats.org/officeDocument/2006/bibliography"/>
   </ds:schemaRefs>

--- a/ai_text_detector_project_report.docx
+++ b/ai_text_detector_project_report.docx
@@ -17776,24 +17776,6 @@
         <w:t xml:space="preserve"> Allow users to export PDF scan reports directly from the dashboard interface.</w:t>
       </w:r>
     </w:p>
-    <w:p>
-      <w:pPr>
-        <w:spacing w:line="360" w:lineRule="auto"/>
-      </w:pPr>
-    </w:p>
-    <w:p/>
-    <w:p/>
-    <w:p/>
-    <w:p/>
-    <w:p/>
-    <w:p/>
-    <w:p/>
-    <w:p/>
-    <w:p/>
-    <w:p/>
-    <w:p/>
-    <w:p/>
-    <w:p/>
     <w:bookmarkStart w:id="59" w:name="_Toc232289033" w:displacedByCustomXml="next"/>
     <w:sdt>
       <w:sdtPr>
@@ -18461,18 +18443,151 @@
     </w:sdt>
     <w:p>
       <w:pPr>
-        <w:spacing w:before="0" w:after="160"/>
-        <w:jc w:val="left"/>
-        <w:sectPr>
-          <w:footerReference w:type="default" r:id="rId35"/>
-          <w:pgSz w:w="12240" w:h="15840"/>
-          <w:pgMar w:top="1440" w:right="1440" w:bottom="1440" w:left="1800" w:header="720" w:footer="720" w:gutter="0"/>
-          <w:pgNumType w:start="1"/>
-          <w:cols w:space="720"/>
-          <w:docGrid w:linePitch="360"/>
-        </w:sectPr>
-      </w:pPr>
-    </w:p>
+        <w:pStyle w:val="Heading1"/>
+      </w:pPr>
+      <w:r>
+        <w:rPr>
+          <w:rFonts w:ascii="Times New Roman" w:hAnsi="Times New Roman"/>
+          <w:b/>
+          <w:sz w:val="36"/>
+        </w:rPr>
+        <w:t>REFERENCES</w:t>
+      </w:r>
+    </w:p>
+    <w:p/>
+    <w:p>
+      <w:pPr>
+        <w:spacing w:after="120" w:before="120"/>
+      </w:pPr>
+      <w:r>
+        <w:rPr>
+          <w:rFonts w:ascii="Times New Roman" w:hAnsi="Times New Roman"/>
+          <w:sz w:val="22"/>
+        </w:rPr>
+        <w:t>[1] Gray, S. (2020). What is the Agile Methodology in Software Development. Medium. https://serenagray2451.medium.com/what-is-the-agile-methodology-in-software-development-c93023a7eb85</w:t>
+      </w:r>
+    </w:p>
+    <w:p>
+      <w:pPr>
+        <w:spacing w:after="120" w:before="120"/>
+      </w:pPr>
+      <w:r>
+        <w:rPr>
+          <w:rFonts w:ascii="Times New Roman" w:hAnsi="Times New Roman"/>
+          <w:sz w:val="22"/>
+        </w:rPr>
+        <w:t>[2] Gehrmann, S., Strobelt, H., &amp; Rush, A. M. (2019). GLTR: Statistical Visualization and Coherent Text Detection. ACL System Demonstrations. https://arxiv.org/abs/1906.04043</w:t>
+      </w:r>
+    </w:p>
+    <w:p>
+      <w:pPr>
+        <w:spacing w:after="120" w:before="120"/>
+      </w:pPr>
+      <w:r>
+        <w:rPr>
+          <w:rFonts w:ascii="Times New Roman" w:hAnsi="Times New Roman"/>
+          <w:sz w:val="22"/>
+        </w:rPr>
+        <w:t>[3] Mitchell, E., Yoon, C., Liang, P., Manning, C. D., &amp; Finn, C. (2023). DetectGPT: Zero-Shot Machine-Generated Text Detection Using Probability Curvature. International Conference on Machine Learning (ICML). https://arxiv.org/abs/2301.11305</w:t>
+      </w:r>
+    </w:p>
+    <w:p>
+      <w:pPr>
+        <w:spacing w:after="120" w:before="120"/>
+      </w:pPr>
+      <w:r>
+        <w:rPr>
+          <w:rFonts w:ascii="Times New Roman" w:hAnsi="Times New Roman"/>
+          <w:sz w:val="22"/>
+        </w:rPr>
+        <w:t>[4] Solaiman, I., Brundage, M., Clark, J., Askell, A., Herbert-Voss, A., Wu, J., &amp; Wang, J. (2019). Release Strategies and the Social Impacts of Language Models. OpenAI. https://arxiv.org/abs/1911.12516</w:t>
+      </w:r>
+    </w:p>
+    <w:p>
+      <w:pPr>
+        <w:spacing w:after="120" w:before="120"/>
+      </w:pPr>
+      <w:r>
+        <w:rPr>
+          <w:rFonts w:ascii="Times New Roman" w:hAnsi="Times New Roman"/>
+          <w:sz w:val="22"/>
+        </w:rPr>
+        <w:t>[5] Crothers, E., Japkowicz, N., &amp; Viktor, H. (2023). Machine-Generated Text Detection: A Systematic Review. ACM Computing Surveys. https://arxiv.org/abs/2210.16514</w:t>
+      </w:r>
+    </w:p>
+    <w:p>
+      <w:pPr>
+        <w:spacing w:after="120" w:before="120"/>
+      </w:pPr>
+      <w:r>
+        <w:rPr>
+          <w:rFonts w:ascii="Times New Roman" w:hAnsi="Times New Roman"/>
+          <w:sz w:val="22"/>
+        </w:rPr>
+        <w:t>[6] Sadasivan, V. S., Kumar, A., Balasubramanian, S., Wang, W., &amp; Feizi, S. (2024). Can AI-Generated Text be Reliably Detected?. AISTATS. https://arxiv.org/abs/2303.11156</w:t>
+      </w:r>
+    </w:p>
+    <w:p>
+      <w:pPr>
+        <w:spacing w:after="120" w:before="120"/>
+      </w:pPr>
+      <w:r>
+        <w:rPr>
+          <w:rFonts w:ascii="Times New Roman" w:hAnsi="Times New Roman"/>
+          <w:sz w:val="22"/>
+        </w:rPr>
+        <w:t>[7] Chakraborty, S., Bedi, A. S., Zhu, S., Anadiotis, M., Manoel, M., Negahban, S., &amp; Feizi, S. (2024). On the Possibilities of AI-Generated Text Detection. ICML. https://arxiv.org/abs/2304.04736</w:t>
+      </w:r>
+    </w:p>
+    <w:p>
+      <w:pPr>
+        <w:spacing w:after="120" w:before="120"/>
+      </w:pPr>
+      <w:r>
+        <w:rPr>
+          <w:rFonts w:ascii="Times New Roman" w:hAnsi="Times New Roman"/>
+          <w:sz w:val="22"/>
+        </w:rPr>
+        <w:t>[8] Coleman, M., &amp; Liau, T. L. (1975). A computer readability formula designed for machine translation. Journal of Applied Psychology, 60(2), 283-284. https://psycnet.apa.org/record/1975-21915-001</w:t>
+      </w:r>
+    </w:p>
+    <w:p>
+      <w:pPr>
+        <w:spacing w:after="120" w:before="120"/>
+      </w:pPr>
+      <w:r>
+        <w:rPr>
+          <w:rFonts w:ascii="Times New Roman" w:hAnsi="Times New Roman"/>
+          <w:sz w:val="22"/>
+        </w:rPr>
+        <w:t>[9] Ma, E. (2019). nlpaug: NLP Augmentation Library for Deep Learning. GitHub. https://github.com/makcedward/nlpaug</w:t>
+      </w:r>
+    </w:p>
+    <w:p>
+      <w:pPr>
+        <w:spacing w:after="120" w:before="120"/>
+      </w:pPr>
+      <w:r>
+        <w:rPr>
+          <w:rFonts w:ascii="Times New Roman" w:hAnsi="Times New Roman"/>
+          <w:sz w:val="22"/>
+        </w:rPr>
+        <w:t>[10] Hugging Face. (2024). AI vs. Human Text Detection Dataset (silentone0725/ai-human-text-detection-v1). Hugging Face Datasets. https://huggingface.co/datasets/silentone0725/ai-human-text-detection-v1</w:t>
+      </w:r>
+    </w:p>
+    <w:p>
+      <w:pPr>
+        <w:spacing w:after="120" w:before="120"/>
+      </w:pPr>
+      <w:r>
+        <w:rPr>
+          <w:rFonts w:ascii="Times New Roman" w:hAnsi="Times New Roman"/>
+          <w:sz w:val="22"/>
+        </w:rPr>
+        <w:t>[11] Gerami, S. (2023). AI vs Human Text Dataset. Kaggle. https://www.kaggle.com/datasets/shanegerami/ai-vs-human-text</w:t>
+      </w:r>
+    </w:p>
+    <w:p/>
     <w:p>
       <w:pPr>
         <w:pStyle w:val="Heading1"/>

--- a/ai_text_detector_project_report.docx
+++ b/ai_text_detector_project_report.docx
@@ -982,130 +982,22 @@
             </w:tcBorders>
           </w:tcPr>
           <w:p>
-            <w:pPr>
-              <w:spacing w:after="115" w:line="259" w:lineRule="auto"/>
-              <w:jc w:val="left"/>
-            </w:pPr>
-            <w:r>
-              <w:rPr>
-                <w:b/>
-              </w:rPr>
+            <w:r>
               <w:t xml:space="preserve"> </w:t>
-            </w:r>
-          </w:p>
-          <w:p>
-            <w:pPr>
-              <w:spacing w:after="112" w:line="259" w:lineRule="auto"/>
-              <w:jc w:val="left"/>
-            </w:pPr>
-            <w:r>
-              <w:rPr>
-                <w:b/>
-              </w:rPr>
+              <w:br/>
               <w:t xml:space="preserve"> </w:t>
-            </w:r>
-          </w:p>
-          <w:p>
-            <w:pPr>
-              <w:spacing w:after="115" w:line="259" w:lineRule="auto"/>
-              <w:jc w:val="left"/>
-            </w:pPr>
-            <w:r>
-              <w:rPr>
-                <w:b/>
-              </w:rPr>
+              <w:br/>
               <w:t xml:space="preserve"> </w:t>
-            </w:r>
-          </w:p>
-          <w:p>
-            <w:pPr>
-              <w:spacing w:after="162" w:line="259" w:lineRule="auto"/>
-              <w:jc w:val="left"/>
-            </w:pPr>
-            <w:r>
-              <w:rPr>
-                <w:b/>
-              </w:rPr>
+              <w:br/>
               <w:t xml:space="preserve"> </w:t>
-            </w:r>
-          </w:p>
-          <w:p>
-            <w:pPr>
-              <w:spacing w:after="164" w:line="259" w:lineRule="auto"/>
-              <w:jc w:val="left"/>
-            </w:pPr>
-            <w:r>
-              <w:rPr>
-                <w:b/>
-              </w:rPr>
-              <w:t xml:space="preserve">Ms. </w:t>
-            </w:r>
-            <w:r>
-              <w:rPr>
-                <w:b/>
-              </w:rPr>
-              <w:t>Niraj Khadka</w:t>
-            </w:r>
-          </w:p>
-          <w:p>
-            <w:pPr>
-              <w:spacing w:after="162" w:line="259" w:lineRule="auto"/>
-              <w:jc w:val="left"/>
-            </w:pPr>
-            <w:r>
-              <w:rPr>
-                <w:b/>
-              </w:rPr>
+              <w:br/>
+              <w:t>Mr. Niraj Khadka</w:t>
+              <w:br/>
               <w:t xml:space="preserve">Supervisor  </w:t>
-            </w:r>
-          </w:p>
-          <w:p>
-            <w:pPr>
-              <w:spacing w:after="164" w:line="259" w:lineRule="auto"/>
-              <w:jc w:val="left"/>
-            </w:pPr>
-            <w:r>
-              <w:rPr>
-                <w:b/>
-              </w:rPr>
+              <w:br/>
               <w:t xml:space="preserve">Prime College </w:t>
-            </w:r>
-          </w:p>
-          <w:p>
-            <w:pPr>
-              <w:spacing w:after="0" w:line="259" w:lineRule="auto"/>
-              <w:jc w:val="left"/>
-            </w:pPr>
-            <w:proofErr w:type="spellStart"/>
-            <w:r>
-              <w:rPr>
-                <w:b/>
-              </w:rPr>
-              <w:t>Khusibu</w:t>
-            </w:r>
-            <w:proofErr w:type="spellEnd"/>
-            <w:r>
-              <w:rPr>
-                <w:b/>
-              </w:rPr>
-              <w:t xml:space="preserve">, </w:t>
-            </w:r>
-            <w:proofErr w:type="spellStart"/>
-            <w:r>
-              <w:rPr>
-                <w:b/>
-              </w:rPr>
-              <w:t>Nayabajar</w:t>
-            </w:r>
-            <w:proofErr w:type="spellEnd"/>
-            <w:r>
-              <w:rPr>
-                <w:b/>
-              </w:rPr>
-              <w:t>, Kathmandu</w:t>
-            </w:r>
-            <w:r>
-              <w:t xml:space="preserve"> </w:t>
+              <w:br/>
+              <w:t xml:space="preserve">Khusibu, Nayabajar, Kathmandu </w:t>
             </w:r>
           </w:p>
         </w:tc>
@@ -1385,7 +1277,12 @@
         <w:ind w:left="-5" w:right="55"/>
       </w:pPr>
       <w:r>
-        <w:t>This project on developing an AI Text Detector, which detects machine-generated text using statistical NLP, K-Nearest Neighbors (KNN), and Cosine Similarity, could not have been achieved without the kind support of many individuals. I am highly thankful to Mr. Niraj Khadka, Project Supervisor and Coordinator, for his kind guidance, valuable suggestions, and encouragement during the course of developing this project. His knowledge of the subject, as well as her encouragement, helped learn the concepts of Natural Language Processing and machine learning deeply. I would also like to express my gratitude towards all the individuals, such as my teachers, mentors, friends, and classmates, who provided valuable suggestions, ideas, etc., during the testing phase of the project, which helped improve the performance, functionality, etc., of the AI Text Detector. I would like to express my sincere thanks to all the individuals, who helped the completion of the project, directly or indirectly.</w:t>
+        <w:rPr>
+          <w:rFonts w:ascii="Times New Roman" w:hAnsi="Times New Roman"/>
+          <w:b w:val="0"/>
+          <w:sz w:val="24"/>
+        </w:rPr>
+        <w:t>This project on developing an AI Text Detector, which detects machine-generated text using statistical NLP, K-Nearest Neighbors (KNN), and Cosine Similarity, could not have been achieved without the kind support of many individuals. I am grateful to Mr. Niraj Khadka, Project Supervisor and Coordinator, for his guidance, valuable suggestions, and steady encouragement throughout the development of this project. His knowledge of the subject, along with his encouragement, helped learn the concepts of Natural Language Processing and machine learning deeply. I also thank my teachers, mentors, friends, and classmates for their suggestions during the testing phase, which helped improve the performance and functionality of the detector. I am also grateful to everyone who helped bring this project to completion, directly or indirectly.</w:t>
       </w:r>
     </w:p>
     <w:p>
@@ -1440,27 +1337,6 @@
     <w:p>
       <w:pPr>
         <w:spacing w:after="3" w:line="360" w:lineRule="auto"/>
-      </w:pPr>
-      <w:r>
-        <w:t xml:space="preserve">To evaluate adversarial evasion techniques (e.g. synonym swapping and spelling tweaks), the project implements robust offline data augmentation workflows using the </w:t>
-      </w:r>
-      <w:r>
-        <w:rPr>
-          <w:b/>
-        </w:rPr>
-        <w:t>nlpaug</w:t>
-      </w:r>
-      <w:r>
-        <w:t xml:space="preserve"> Python library, which allows calibrating the grammar perfection discount factor under synthetic typo loads. The user interface features a prominent Classification Verdict banner at the top of the dashboard indicating if text is most probably written by AI, mixed, or human.</w:t>
-      </w:r>
-    </w:p>
-    <w:p>
-      <w:pPr>
-        <w:spacing w:line="360" w:lineRule="auto"/>
-        <w:rPr>
-          <w:i/>
-          <w:iCs/>
-        </w:rPr>
       </w:pPr>
       <w:r>
         <w:t xml:space="preserve">To evaluate adversarial evasion techniques (e.g. synonym swapping and spelling tweaks), the project implements robust offline data augmentation workflows using the </w:t>
@@ -7673,15 +7549,12 @@
         <w:spacing w:after="0" w:line="360" w:lineRule="auto"/>
       </w:pPr>
       <w:r>
-        <w:t xml:space="preserve">The field of natural language processing (NLP) has seen unprecedented growth with the advent of generative AI models like </w:t>
-      </w:r>
-      <w:proofErr w:type="spellStart"/>
-      <w:r>
-        <w:t>ChatGPT</w:t>
-      </w:r>
-      <w:proofErr w:type="spellEnd"/>
-      <w:r>
-        <w:t>, Claude, and Gemini. While these systems increase writing efficiency, they present severe challenges across multiple sectors, including plagiarism in academic writing, automated fake news dissemination, and artificial content spamming on web search platforms.</w:t>
+        <w:rPr>
+          <w:rFonts w:ascii="Times New Roman" w:hAnsi="Times New Roman"/>
+          <w:b w:val="0"/>
+          <w:sz w:val="24"/>
+        </w:rPr>
+        <w:t>Generative AI models like ChatGPT, Claude, and Gemini have changed how text is produced at scale. Their rapid adoption across industries has introduced serious challenges around content authenticity. While these systems increase writing efficiency, they present severe challenges across multiple sectors, including plagiarism in academic writing, automated fake news dissemination, and artificial content spamming on web search platforms.</w:t>
       </w:r>
     </w:p>
     <w:p>
@@ -7689,7 +7562,12 @@
         <w:spacing w:after="0" w:line="360" w:lineRule="auto"/>
       </w:pPr>
       <w:r>
-        <w:t>Because AI-generated text is grammatically correct and coherent, identifying its origin by eye is extremely difficult. Consequently, there is an urgent need for reliable, automated detection tools. Standard commercial detectors rely heavily on calling proprietary API endpoints, introducing privacy concerns and network latency.</w:t>
+        <w:rPr>
+          <w:rFonts w:ascii="Times New Roman" w:hAnsi="Times New Roman"/>
+          <w:b w:val="0"/>
+          <w:sz w:val="24"/>
+        </w:rPr>
+        <w:t>Because AI-generated text is grammatically correct and coherent, spotting it by eye is extremely difficult. Automated detection tools are therefore needed. Standard commercial detectors rely heavily on calling proprietary API endpoints, introducing privacy concerns and network latency.</w:t>
       </w:r>
     </w:p>
     <w:p>
@@ -7697,16 +7575,12 @@
         <w:spacing w:after="0" w:line="360" w:lineRule="auto"/>
       </w:pPr>
       <w:r>
-        <w:t xml:space="preserve">To overcome this challenge, this project has come up with the creation of the </w:t>
-      </w:r>
-      <w:r>
-        <w:rPr>
-          <w:b/>
-        </w:rPr>
-        <w:t>AI Text Detector</w:t>
-      </w:r>
-      <w:r>
-        <w:t>, which is considered to be a full-stack security tool that is meant to scan web documents and identify machine-generated text in the target text. This is achieved through the local tokenization of sentences and words, the extraction of stylometric features in the browser sandbox, and the mathematical resolution of similarity coefficients. This is achieved through the application of various techniques, such as statistical sentence length variance, Type-Token Ratio analysis, instance-based classification, and geometric similarities in vector space.</w:t>
+        <w:rPr>
+          <w:rFonts w:ascii="Times New Roman" w:hAnsi="Times New Roman"/>
+          <w:b w:val="0"/>
+          <w:sz w:val="24"/>
+        </w:rPr>
+        <w:t>This project addresses that gap with the AI Text Detector — a browser-based tool that identifies machine-generated text without sending data to any server. It works by tokenizing text locally, extracting stylometric features, and running six classification algorithms directly inside the user's browser sandbox.</w:t>
       </w:r>
     </w:p>
     <w:p>
@@ -7714,7 +7588,12 @@
         <w:spacing w:after="0" w:line="360" w:lineRule="auto"/>
       </w:pPr>
       <w:r>
-        <w:t>The application is built using HTML5 as the front-end markup, CSS3 Variables for custom visualization stylesheets, and ES6 JavaScript for local algorithm calculations. It leverages PDF.js and Mammoth.js libraries via CDNs to enable local text parsing of documents. This tool is considered to be helpful in enhancing the security and integrity of web documents through the early detection of AI content, which is considered to be helpful in the maintenance of academic standards.</w:t>
+        <w:rPr>
+          <w:rFonts w:ascii="Times New Roman" w:hAnsi="Times New Roman"/>
+          <w:b w:val="0"/>
+          <w:sz w:val="24"/>
+        </w:rPr>
+        <w:t>The application is built using HTML5 as the front-end markup, CSS3 Variables for custom visualization stylesheets, and ES6 JavaScript for local algorithm calculations. It uses PDF.js and Mammoth.js (loaded via CDN) to parse PDF and Word files directly in the browser. This makes it useful for teachers, publishers, and content reviewers who need a fast, private way to check text authenticity.</w:t>
       </w:r>
     </w:p>
     <w:p>
@@ -8231,7 +8110,12 @@
         <w:spacing w:before="0" w:after="160" w:line="360" w:lineRule="auto"/>
       </w:pPr>
       <w:r>
-        <w:t>The report on the AI Text Detector is divided into five chapters, each covering a significant stage of the project’s development from concept to delivery and evaluation. This format is significant in offering a complete understanding of the project’s creation and testing with the aim of promoting academic integrity and content authenticity.</w:t>
+        <w:rPr>
+          <w:rFonts w:ascii="Times New Roman" w:hAnsi="Times New Roman"/>
+          <w:b w:val="0"/>
+          <w:sz w:val="24"/>
+        </w:rPr>
+        <w:t>This report is organized into five chapters, each covering a specific stage of the project from initial research to final testing.</w:t>
       </w:r>
     </w:p>
     <w:p>
@@ -8239,7 +8123,12 @@
         <w:spacing w:before="0" w:after="160" w:line="360" w:lineRule="auto"/>
       </w:pPr>
       <w:r>
-        <w:t>Here’s a summary of each chapter:</w:t>
+        <w:rPr>
+          <w:rFonts w:ascii="Times New Roman" w:hAnsi="Times New Roman"/>
+          <w:b w:val="0"/>
+          <w:sz w:val="24"/>
+        </w:rPr>
+        <w:t>Below is a brief overview of each chapter:</w:t>
       </w:r>
     </w:p>
     <w:p>
@@ -8247,8 +8136,12 @@
         <w:spacing w:before="0" w:after="160" w:line="360" w:lineRule="auto"/>
       </w:pPr>
       <w:r>
-        <w:lastRenderedPageBreak/>
-        <w:t>The first chapter deals with the introduction to the AI Text Detector. Here, the reader is given a brief idea about the purpose, scope, and importance of the AI Text Detector in today’s digital world. This chapter also deals with the rising challenges posed by generative artificial intelligence models and how AI-generated text needs to be identified using automated tools. Here, the reader is given a clear idea about the objectives behind this project and how the system helps in classifying text using structural and linguistic markers like perplexity, lexical diversity, and burstiness.</w:t>
+        <w:rPr>
+          <w:rFonts w:ascii="Times New Roman" w:hAnsi="Times New Roman"/>
+          <w:b w:val="0"/>
+          <w:sz w:val="24"/>
+        </w:rPr>
+        <w:t>Chapter 1 introduces the project. It explains why automated detection tools are needed, outlines the project objectives, and describes the core approach — classifying text using linguistic markers like perplexity, burstiness, and lexical diversity.</w:t>
       </w:r>
     </w:p>
     <w:p>
@@ -8256,10 +8149,12 @@
         <w:spacing w:before="0" w:after="160" w:line="360" w:lineRule="auto"/>
       </w:pPr>
       <w:r>
-        <w:t>The second chapter</w:t>
-      </w:r>
-      <w:r>
-        <w:t xml:space="preserve"> of the thesis deals with the review of existing research work carried out in the field of stylometry and AI text detection. It covers existing methodologies, NLP classifiers, and research studies carried out for the automated detection of AI-generated content. It also compares the different approaches, methodologies, and tools being used for content analysis, highlighting the contribution and novel feature integration of the proposed detection tool.</w:t>
+        <w:rPr>
+          <w:rFonts w:ascii="Times New Roman" w:hAnsi="Times New Roman"/>
+          <w:b w:val="0"/>
+          <w:sz w:val="24"/>
+        </w:rPr>
+        <w:t>Chapter 2 reviews the key research studies on stylometry and AI text detection. It covers methods like GLTR, DetectGPT, and lexical feature classifiers, and explains how this project builds on and extends those findings.</w:t>
       </w:r>
     </w:p>
     <w:p>
@@ -8267,10 +8162,12 @@
         <w:spacing w:before="0" w:after="160" w:line="360" w:lineRule="auto"/>
       </w:pPr>
       <w:r>
-        <w:t>The third chapter</w:t>
-      </w:r>
-      <w:r>
-        <w:t xml:space="preserve"> deals with the system analysis and design of the AI Text Detector. In this chapter, the functional and non-functional requirements, feasibility study, and system architecture of the AI Text Detector are described. Here, the entire client-side workflow of the AI Text Detector, including text input, file uploading, feature extraction, and report visualization, is detailed. In addition, system design diagrams, such as the use case diagram, sequence diagram, and system architecture diagram, are provided to describe the interaction between the frontend elements and the local classifier engines (such as the Perplexity Analyzer, KNN Classifier, and Cosine Similarity Model).</w:t>
+        <w:rPr>
+          <w:rFonts w:ascii="Times New Roman" w:hAnsi="Times New Roman"/>
+          <w:b w:val="0"/>
+          <w:sz w:val="24"/>
+        </w:rPr>
+        <w:t>Chapter 3 covers system analysis and design. It documents the functional and non-functional requirements, feasibility study, and architecture. UML diagrams — including use case, class, sequence, state, and activity diagrams — illustrate the interaction between the UI and the classification engines.</w:t>
       </w:r>
     </w:p>
     <w:p>
@@ -8278,7 +8175,12 @@
         <w:spacing w:before="0" w:after="160" w:line="360" w:lineRule="auto"/>
       </w:pPr>
       <w:r>
-        <w:t>The fourth chapter deals with the implementation and testing phase of the system. In this chapter, the reader is introduced to the various technologies used in the development of the system, such as HTML5 and CSS3 for the user interface, vanilla JavaScript for the local stylometric analyzers, and libraries like Mammoth.js and PDF.js for file parsing. This chapter provides information about how different detection modules are developed, such as sentence-level perplexity mapping, weighted K-Nearest Neighbors voting, vector space cosine similarity profiling, and the grammar-checking discount system. This chapter also provides information about the test cases, screenshots of the dashboard, and validation outcomes to prove the accuracy and efficiency of the system.</w:t>
+        <w:rPr>
+          <w:rFonts w:ascii="Times New Roman" w:hAnsi="Times New Roman"/>
+          <w:b w:val="0"/>
+          <w:sz w:val="24"/>
+        </w:rPr>
+        <w:t>Chapter 4 covers the implementation. It describes each code module (FileParser, PerplexityAnalyzer, KNN, Cosine Similarity, Logistic Regression, Trigram, POS, Grammar, and ChartRenderer), the tools used, and the testing results with documented test cases.</w:t>
       </w:r>
     </w:p>
     <w:p>
@@ -8286,11 +8188,12 @@
         <w:spacing w:before="0" w:after="160" w:line="360" w:lineRule="auto"/>
       </w:pPr>
       <w:r>
-        <w:lastRenderedPageBreak/>
-        <w:t>The fifth chapter concludes the report and provides a summary of the findings and the effectiveness of the AI Text Detector. This chapter provides information about the effectiveness of the system in detecting AI-generated text and how it helps educators, publishers, and content creators to verify content authenticity and ensure academic integrity.</w:t>
-      </w:r>
-      <w:r>
-        <w:br w:type="page"/>
+        <w:rPr>
+          <w:rFonts w:ascii="Times New Roman" w:hAnsi="Times New Roman"/>
+          <w:b w:val="0"/>
+          <w:sz w:val="24"/>
+        </w:rPr>
+        <w:t>Chapter 5 concludes the report. It summarizes what the project achieved, its accuracy results, and outlines recommended directions for future improvements such as WebAssembly model integration and multi-lingual support.</w:t>
       </w:r>
     </w:p>
     <w:p>
@@ -8402,11 +8305,12 @@
     </w:p>
     <w:p>
       <w:r>
-        <w:t xml:space="preserve">Furthermore, spelling and grammatical errors represent a significant, distinct feature in stylometric classification. Large Language Models are trained on curated, highly polished text datasets, meaning they output grammatically flawless prose. In contrast, human-written text frequently exhibits minor typographical slips, incorrect spacing around punctuation, and occasional spelling and syntax agreement errors. Integrating a heuristic grammar and typography engine provides a robust discount modifier: the presence of minor errors lowers </w:t>
-      </w:r>
-      <w:r>
-        <w:lastRenderedPageBreak/>
-        <w:t>the text's grammar perfection score, which is used to calibrate the final AI probability, successfully reducing false positives on human essays.</w:t>
+        <w:rPr>
+          <w:rFonts w:ascii="Times New Roman" w:hAnsi="Times New Roman"/>
+          <w:b w:val="0"/>
+          <w:sz w:val="24"/>
+        </w:rPr>
+        <w:t>Spelling and grammatical errors are also a meaningful feature in stylometric classification. Large Language Models are trained on curated, highly polished text datasets, meaning they output grammatically flawless prose. In contrast, human-written text frequently exhibits minor typographical slips, incorrect spacing around punctuation, and occasional spelling and syntax agreement errors. Integrating a heuristic grammar and typography engine provides a robust discount modifier: the presence of minor errors lowers the text's grammar perfection score, which is used to calibrate the final AI probability, successfully reducing false positives on human essays.</w:t>
       </w:r>
     </w:p>
     <w:p>
@@ -8537,15 +8441,11 @@
       </w:pPr>
       <w:r>
         <w:rPr>
-          <w:bCs/>
-        </w:rPr>
-        <w:t>As generative models evolved, Crothers et al. (2023) published a comprehensive systematic review in IEEE Access detailing the growing challenges and security vulnerabilities of existing detection methods. The authors analyzed the limitations of supervised neural network classifiers, highlighting their susceptibility to simple adversarial attacks, such as synonym swapping, character perturbation, and prompt manipulation. Additionally, their research revealed a systemic bias in statistical detectors, which frequently yield high false-positive rates when evaluating the writing of non-native English speakers. This study underscored the critical need for multi-dimensional, hybrid detection approaches that do not rely solely on neural networks or singular probability scores.</w:t>
-      </w:r>
-      <w:r>
-        <w:rPr>
-          <w:bCs/>
-        </w:rPr>
-        <w:t xml:space="preserve"> [4]</w:t>
+          <w:rFonts w:ascii="Times New Roman" w:hAnsi="Times New Roman"/>
+          <w:b w:val="0"/>
+          <w:sz w:val="24"/>
+        </w:rPr>
+        <w:t>As generative models evolved, Crothers et al. (2023) published a detailed systematic review in IEEE Access detailing the growing challenges and security vulnerabilities of existing detection methods. The authors analyzed the limitations of supervised neural network classifiers, highlighting their susceptibility to simple adversarial attacks, such as synonym swapping, character perturbation, and prompt manipulation. Additionally, their research revealed a systemic bias in statistical detectors, which frequently yield high false-positive rates when evaluating the writing of non-native English speakers. This study underscored the critical need for multi-dimensional, hybrid detection approaches that do not rely solely on neural networks or singular probability scores. [4]</w:t>
       </w:r>
     </w:p>
     <w:p>
@@ -9510,7 +9410,12 @@
         <w:spacing w:line="360" w:lineRule="auto"/>
       </w:pPr>
       <w:r>
-        <w:t>The application is operationally viable because it hides complex NLP parameters behind a single-page visual dashboard. Pasteurizing text or dropping a document displays charts, statistics, and a heatmap instantly. Users can click highlighted sentences to inspect metrics, making it easy to understand the classification reasons.</w:t>
+        <w:rPr>
+          <w:rFonts w:ascii="Times New Roman" w:hAnsi="Times New Roman"/>
+          <w:b w:val="0"/>
+          <w:sz w:val="24"/>
+        </w:rPr>
+        <w:t>The application is straightforward to use. Pasting text or dropping a document triggers charts, statistics, and a heatmap with no configuration required. Users can click highlighted sentences to inspect metrics, making it easy to understand the classification reasons.</w:t>
       </w:r>
     </w:p>
     <w:p>
@@ -9679,16 +9584,11 @@
       </w:pPr>
       <w:r>
         <w:rPr>
-          <w:b/>
-          <w:bCs/>
-        </w:rPr>
-        <w:t>Documentation:</w:t>
-      </w:r>
-      <w:r>
-        <w:t xml:space="preserve"> </w:t>
-      </w:r>
-      <w:r>
-        <w:t>The documentation phase runs from May 27 to June 10, spanning 14 days. This phase ensures comprehensive documentation of system usage, development processes, and user training materials. The duration is feasible for delivering high quality, maintainable documentation.</w:t>
+          <w:rFonts w:ascii="Times New Roman" w:hAnsi="Times New Roman"/>
+          <w:b w:val="0"/>
+          <w:sz w:val="24"/>
+        </w:rPr>
+        <w:t>Documentation: The documentation phase runs from May 27 to June 10, spanning 14 days. This phase covers documentation of system usage, development decisions, and user-facing guides. Fourteen days is enough to produce clear, maintainable documentation.</w:t>
       </w:r>
     </w:p>
     <w:p>
@@ -10372,18 +10272,8 @@
         <w:t>igure 3.2: Gantt Chart for AI Text Detector</w:t>
       </w:r>
     </w:p>
-    <w:p>
-      <w:pPr>
-        <w:pStyle w:val="Heading3"/>
-      </w:pPr>
-    </w:p>
     <w:p/>
     <w:p/>
-    <w:p>
-      <w:pPr>
-        <w:pStyle w:val="Heading3"/>
-      </w:pPr>
-    </w:p>
     <w:p>
       <w:pPr>
         <w:pStyle w:val="Heading3"/>
@@ -12837,11 +12727,12 @@
         <w:spacing w:after="0" w:line="360" w:lineRule="auto"/>
       </w:pPr>
       <w:r>
-        <w:t xml:space="preserve">The final AI probability verdict is calculated by compiling the weighted outputs of the six core algorithms (25% Logistic Regression, 25% Character Trigram Similarity, 20% KNN Classifier, 15% POS Syntax Ratios, 10% Cosine Similarity, and 5% Perplexity), and then </w:t>
-      </w:r>
-      <w:r>
-        <w:lastRenderedPageBreak/>
-        <w:t>calibrating the result using the Grammar Perfection Score as a discount modifier. Furthermore, a +15% perfect grammar boost is applied if the document contains 100% flawless syntax, effectively optimizing the detection of machine-generated texts.</w:t>
+        <w:rPr>
+          <w:rFonts w:ascii="Times New Roman" w:hAnsi="Times New Roman"/>
+          <w:b w:val="0"/>
+          <w:sz w:val="24"/>
+        </w:rPr>
+        <w:t>The final AI probability verdict is calculated by compiling the weighted outputs of the six core algorithms (25% Logistic Regression, 25% Character Trigram Similarity, 20% KNN Classifier, 15% POS Syntax Ratios, 10% Cosine Similarity, and 5% Perplexity), and then calibrating the result using the Grammar Perfection Score as a discount modifier. A +15% boost is also added when the document has 100% flawless grammar, which is a common signature of machine-generated text.</w:t>
       </w:r>
     </w:p>
     <w:p>
@@ -13124,220 +13015,206 @@
         <w:spacing w:after="0" w:line="360" w:lineRule="auto"/>
       </w:pPr>
     </w:p>
+    <w:p/>
+    <w:p/>
     <w:p>
       <w:pPr>
         <w:pStyle w:val="Heading1"/>
-        <w:rPr>
-          <w:rFonts w:eastAsiaTheme="minorHAnsi" w:cstheme="minorBidi"/>
+      </w:pPr>
+      <w:bookmarkStart w:id="39" w:name="_Toc232289009"/>
+      <w:r>
+        <w:t>CHAPTER 4</w:t>
+      </w:r>
+    </w:p>
+    <w:p>
+      <w:pPr>
+        <w:pStyle w:val="Heading1"/>
+      </w:pPr>
+      <w:r>
+        <w:t xml:space="preserve"> </w:t>
+      </w:r>
+      <w:r>
+        <w:t>IMPLEMENTATION AND TESTING</w:t>
+      </w:r>
+      <w:bookmarkEnd w:id="39"/>
+      <w:r>
+        <w:t xml:space="preserve">  </w:t>
+      </w:r>
+    </w:p>
+    <w:p>
+      <w:pPr>
+        <w:pStyle w:val="Heading2"/>
+        <w:spacing w:line="360" w:lineRule="auto"/>
+      </w:pPr>
+      <w:bookmarkStart w:id="40" w:name="_Toc232289010"/>
+      <w:r>
+        <w:t xml:space="preserve">4.1. </w:t>
+      </w:r>
+      <w:r>
+        <w:t>Implementation</w:t>
+      </w:r>
+      <w:bookmarkEnd w:id="40"/>
+    </w:p>
+    <w:p>
+      <w:pPr>
+        <w:pStyle w:val="Heading3"/>
+        <w:spacing w:line="360" w:lineRule="auto"/>
+        <w:rPr>
+          <w:bCs/>
+        </w:rPr>
+      </w:pPr>
+      <w:bookmarkStart w:id="41" w:name="_Toc232289011"/>
+      <w:r>
+        <w:t xml:space="preserve">4.1.1. </w:t>
+      </w:r>
+      <w:r>
+        <w:rPr>
+          <w:bCs/>
+        </w:rPr>
+        <w:t>Tools Used</w:t>
+      </w:r>
+      <w:bookmarkEnd w:id="41"/>
+    </w:p>
+    <w:p>
+      <w:pPr>
+        <w:spacing w:line="360" w:lineRule="auto"/>
+      </w:pPr>
+      <w:r>
+        <w:t>HTML5 &amp; CSS3 Variables: Used to build the single-page responsive layout and style the cards using a warm-editorial paper minimalist theme with clean borders and soft cream backgrounds.</w:t>
+      </w:r>
+    </w:p>
+    <w:p>
+      <w:pPr>
+        <w:spacing w:before="0" w:after="160" w:line="360" w:lineRule="auto"/>
+      </w:pPr>
+      <w:r>
+        <w:rPr>
+          <w:b/>
+        </w:rPr>
+        <w:lastRenderedPageBreak/>
+        <w:t>Vanilla JS (ES6):</w:t>
+      </w:r>
+      <w:r>
+        <w:t xml:space="preserve"> Powers all processing, text tokenization, and algorithm calculations locally in the browser sandbox.</w:t>
+      </w:r>
+    </w:p>
+    <w:p>
+      <w:pPr>
+        <w:spacing w:before="0" w:after="160" w:line="360" w:lineRule="auto"/>
+      </w:pPr>
+      <w:r>
+        <w:rPr>
+          <w:b/>
+        </w:rPr>
+        <w:t>MathJax v3:</w:t>
+      </w:r>
+      <w:r>
+        <w:t xml:space="preserve"> Renders standard LaTeX equations for statistical and vector formulas in the mathematical resolution panel.</w:t>
+      </w:r>
+    </w:p>
+    <w:p>
+      <w:pPr>
+        <w:spacing w:before="0" w:after="160" w:line="360" w:lineRule="auto"/>
+      </w:pPr>
+      <w:r>
+        <w:rPr>
+          <w:b/>
+        </w:rPr>
+        <w:t>PDF.js:</w:t>
+      </w:r>
+      <w:r>
+        <w:t xml:space="preserve"> Extracted text from PDF files client-side using asynchronous page parsing.</w:t>
+      </w:r>
+    </w:p>
+    <w:p>
+      <w:pPr>
+        <w:spacing w:before="0" w:after="160" w:line="360" w:lineRule="auto"/>
+        <w:rPr>
+          <w:b/>
+          <w:bCs/>
+        </w:rPr>
+      </w:pPr>
+      <w:r>
+        <w:rPr>
+          <w:b/>
+        </w:rPr>
+        <w:t>Mammoth.js:</w:t>
+      </w:r>
+      <w:r>
+        <w:t xml:space="preserve"> Parses Word document (</w:t>
+      </w:r>
+      <w:r>
+        <w:rPr>
+          <w:rFonts w:ascii="Courier New" w:hAnsi="Courier New"/>
+          <w:sz w:val="19"/>
+        </w:rPr>
+        <w:t>.docx</w:t>
+      </w:r>
+      <w:r>
+        <w:t>) file structures and extracts raw plain text client-side.</w:t>
+      </w:r>
+    </w:p>
+    <w:p>
+      <w:pPr>
+        <w:spacing w:before="0" w:after="160" w:line="360" w:lineRule="auto"/>
+        <w:rPr>
+          <w:b/>
+          <w:bCs/>
+        </w:rPr>
+      </w:pPr>
+      <w:proofErr w:type="spellStart"/>
+      <w:r>
+        <w:rPr>
+          <w:b/>
+        </w:rPr>
+        <w:t>Lucide</w:t>
+      </w:r>
+      <w:proofErr w:type="spellEnd"/>
+      <w:r>
+        <w:rPr>
+          <w:b/>
+        </w:rPr>
+        <w:t xml:space="preserve"> Icons:</w:t>
+      </w:r>
+      <w:r>
+        <w:t xml:space="preserve"> Provides clean, responsive SVG icons for the dashboard </w:t>
+      </w:r>
+      <w:proofErr w:type="spellStart"/>
+      <w:r>
+        <w:t>dashboard</w:t>
+      </w:r>
+      <w:proofErr w:type="spellEnd"/>
+      <w:r>
+        <w:t>.</w:t>
+      </w:r>
+    </w:p>
+    <w:p>
+      <w:pPr>
+        <w:spacing w:before="0" w:after="160" w:line="360" w:lineRule="auto"/>
+        <w:rPr>
+          <w:b/>
+          <w:bCs/>
+        </w:rPr>
+      </w:pPr>
+    </w:p>
+    <w:p>
+      <w:pPr>
+        <w:pStyle w:val="Heading2"/>
+      </w:pPr>
+      <w:bookmarkStart w:id="42" w:name="_Toc232289012"/>
+      <w:r>
+        <w:t>4.1.2. Module Implementation Details</w:t>
+      </w:r>
+      <w:bookmarkEnd w:id="42"/>
+    </w:p>
+    <w:p>
+      <w:r>
+        <w:rPr>
+          <w:rFonts w:ascii="Times New Roman" w:hAnsi="Times New Roman"/>
           <w:b w:val="0"/>
           <w:sz w:val="24"/>
-          <w:szCs w:val="24"/>
-        </w:rPr>
-      </w:pPr>
-    </w:p>
-    <w:p/>
-    <w:p/>
-    <w:p>
-      <w:pPr>
-        <w:pStyle w:val="Heading1"/>
-      </w:pPr>
-      <w:bookmarkStart w:id="39" w:name="_Toc232289009"/>
-      <w:r>
-        <w:t>CHAPTER 4</w:t>
-      </w:r>
-    </w:p>
-    <w:p>
-      <w:pPr>
-        <w:pStyle w:val="Heading1"/>
-      </w:pPr>
-      <w:r>
-        <w:t xml:space="preserve"> </w:t>
-      </w:r>
-      <w:r>
-        <w:t>IMPLEMENTATION AND TESTING</w:t>
-      </w:r>
-      <w:bookmarkEnd w:id="39"/>
-      <w:r>
-        <w:t xml:space="preserve">  </w:t>
-      </w:r>
-    </w:p>
-    <w:p>
-      <w:pPr>
-        <w:pStyle w:val="Heading2"/>
-        <w:spacing w:line="360" w:lineRule="auto"/>
-      </w:pPr>
-      <w:bookmarkStart w:id="40" w:name="_Toc232289010"/>
-      <w:r>
-        <w:t xml:space="preserve">4.1. </w:t>
-      </w:r>
-      <w:r>
-        <w:t>Implementation</w:t>
-      </w:r>
-      <w:bookmarkEnd w:id="40"/>
-    </w:p>
-    <w:p>
-      <w:pPr>
-        <w:pStyle w:val="Heading3"/>
-        <w:spacing w:line="360" w:lineRule="auto"/>
-        <w:rPr>
-          <w:bCs/>
-        </w:rPr>
-      </w:pPr>
-      <w:bookmarkStart w:id="41" w:name="_Toc232289011"/>
-      <w:r>
-        <w:t xml:space="preserve">4.1.1. </w:t>
-      </w:r>
-      <w:r>
-        <w:rPr>
-          <w:bCs/>
-        </w:rPr>
-        <w:t>Tools Used</w:t>
-      </w:r>
-      <w:bookmarkEnd w:id="41"/>
-    </w:p>
-    <w:p>
-      <w:pPr>
-        <w:spacing w:line="360" w:lineRule="auto"/>
-      </w:pPr>
-      <w:r>
-        <w:t>HTML5 &amp; CSS3 Variables: Used to build the single-page responsive layout and style the cards using a warm-editorial paper minimalist theme with clean borders and soft cream backgrounds.</w:t>
-      </w:r>
-    </w:p>
-    <w:p>
-      <w:pPr>
-        <w:spacing w:before="0" w:after="160" w:line="360" w:lineRule="auto"/>
-      </w:pPr>
-      <w:r>
-        <w:rPr>
-          <w:b/>
-        </w:rPr>
-        <w:lastRenderedPageBreak/>
-        <w:t>Vanilla JS (ES6):</w:t>
-      </w:r>
-      <w:r>
-        <w:t xml:space="preserve"> Powers all processing, text tokenization, and algorithm calculations locally in the browser sandbox.</w:t>
-      </w:r>
-    </w:p>
-    <w:p>
-      <w:pPr>
-        <w:spacing w:before="0" w:after="160" w:line="360" w:lineRule="auto"/>
-      </w:pPr>
-      <w:r>
-        <w:rPr>
-          <w:b/>
-        </w:rPr>
-        <w:t>MathJax v3:</w:t>
-      </w:r>
-      <w:r>
-        <w:t xml:space="preserve"> Renders standard LaTeX equations for statistical and vector formulas in the mathematical resolution panel.</w:t>
-      </w:r>
-    </w:p>
-    <w:p>
-      <w:pPr>
-        <w:spacing w:before="0" w:after="160" w:line="360" w:lineRule="auto"/>
-      </w:pPr>
-      <w:r>
-        <w:rPr>
-          <w:b/>
-        </w:rPr>
-        <w:t>PDF.js:</w:t>
-      </w:r>
-      <w:r>
-        <w:t xml:space="preserve"> Extracted text from PDF files client-side using asynchronous page parsing.</w:t>
-      </w:r>
-    </w:p>
-    <w:p>
-      <w:pPr>
-        <w:spacing w:before="0" w:after="160" w:line="360" w:lineRule="auto"/>
-        <w:rPr>
-          <w:b/>
-          <w:bCs/>
-        </w:rPr>
-      </w:pPr>
-      <w:r>
-        <w:rPr>
-          <w:b/>
-        </w:rPr>
-        <w:t>Mammoth.js:</w:t>
-      </w:r>
-      <w:r>
-        <w:t xml:space="preserve"> Parses Word document (</w:t>
-      </w:r>
-      <w:r>
-        <w:rPr>
-          <w:rFonts w:ascii="Courier New" w:hAnsi="Courier New"/>
-          <w:sz w:val="19"/>
-        </w:rPr>
-        <w:t>.docx</w:t>
-      </w:r>
-      <w:r>
-        <w:t>) file structures and extracts raw plain text client-side.</w:t>
-      </w:r>
-    </w:p>
-    <w:p>
-      <w:pPr>
-        <w:spacing w:before="0" w:after="160" w:line="360" w:lineRule="auto"/>
-        <w:rPr>
-          <w:b/>
-          <w:bCs/>
-        </w:rPr>
-      </w:pPr>
-      <w:proofErr w:type="spellStart"/>
-      <w:r>
-        <w:rPr>
-          <w:b/>
-        </w:rPr>
-        <w:t>Lucide</w:t>
-      </w:r>
-      <w:proofErr w:type="spellEnd"/>
-      <w:r>
-        <w:rPr>
-          <w:b/>
-        </w:rPr>
-        <w:t xml:space="preserve"> Icons:</w:t>
-      </w:r>
-      <w:r>
-        <w:t xml:space="preserve"> Provides clean, responsive SVG icons for the dashboard </w:t>
-      </w:r>
-      <w:proofErr w:type="spellStart"/>
-      <w:r>
-        <w:t>dashboard</w:t>
-      </w:r>
-      <w:proofErr w:type="spellEnd"/>
-      <w:r>
-        <w:t>.</w:t>
-      </w:r>
-    </w:p>
-    <w:p>
-      <w:pPr>
-        <w:spacing w:before="0" w:after="160" w:line="360" w:lineRule="auto"/>
-        <w:rPr>
-          <w:b/>
-          <w:bCs/>
-        </w:rPr>
-      </w:pPr>
-    </w:p>
-    <w:p>
-      <w:pPr>
-        <w:pStyle w:val="Heading2"/>
-      </w:pPr>
-      <w:bookmarkStart w:id="42" w:name="_Toc232289012"/>
-      <w:r>
-        <w:t>4.1.2. Module Implementation Details</w:t>
-      </w:r>
-      <w:bookmarkEnd w:id="42"/>
-    </w:p>
-    <w:p>
-      <w:r>
-        <w:t xml:space="preserve">The following are the core client-side modules implemented in the AI Text Detector. The frontend interface is constructed using standard HTML5 markup, styled with custom CSS3 Variables. The </w:t>
-      </w:r>
-      <w:proofErr w:type="spellStart"/>
-      <w:r>
-        <w:t>Javascript</w:t>
-      </w:r>
-      <w:proofErr w:type="spellEnd"/>
-      <w:r>
-        <w:t xml:space="preserve"> logic is organized in different modules, which positively influences system maintenance, updates, and debugging procedures.</w:t>
+        </w:rPr>
+        <w:t>The following are the core client-side modules implemented in the AI Text Detector. The frontend interface is constructed using standard HTML5 markup, styled with custom CSS3 Variables. The JavaScript logic is split into independent modules, making the codebase easier to maintain and extend.</w:t>
       </w:r>
     </w:p>
     <w:p>
@@ -14708,11 +14585,14 @@
       <w:pPr>
         <w:pStyle w:val="Heading3"/>
       </w:pPr>
-      <w:bookmarkStart w:id="50" w:name="_Toc232289025"/>
-      <w:r>
-        <w:t>4.1.2.13. HTML5 Dashboard Layout Structure</w:t>
-      </w:r>
-      <w:bookmarkEnd w:id="50"/>
+      <w:r>
+        <w:rPr>
+          <w:rFonts w:ascii="Times New Roman" w:hAnsi="Times New Roman"/>
+          <w:b/>
+          <w:sz w:val="24"/>
+        </w:rPr>
+        <w:t>4.1.2.16. HTML5 Dashboard Layout Structure</w:t>
+      </w:r>
     </w:p>
     <w:p>
       <w:pPr>
@@ -14802,11 +14682,14 @@
       <w:pPr>
         <w:pStyle w:val="Heading3"/>
       </w:pPr>
-      <w:bookmarkStart w:id="51" w:name="_Toc232289026"/>
-      <w:r>
-        <w:t>4.1.2.14. Heuristic Grammar &amp; Typography Module</w:t>
-      </w:r>
-      <w:bookmarkEnd w:id="51"/>
+      <w:r>
+        <w:rPr>
+          <w:rFonts w:ascii="Times New Roman" w:hAnsi="Times New Roman"/>
+          <w:b/>
+          <w:sz w:val="24"/>
+        </w:rPr>
+        <w:t>4.1.2.17. Heuristic Grammar &amp; Typography Module</w:t>
+      </w:r>
     </w:p>
     <w:p>
       <w:r>
@@ -17562,103 +17445,197 @@
       </w:r>
     </w:p>
     <w:p>
-      <w:r>
-        <w:rPr>
-          <w:b/>
-          <w:sz w:val="26"/>
-        </w:rPr>
-        <w:t>4.2.2 Dataset Training &amp; Evasion Robustness Testing</w:t>
+      <w:pPr>
+        <w:pStyle w:val="Heading2"/>
+      </w:pPr>
+      <w:r>
+        <w:rPr>
+          <w:rFonts w:ascii="Times New Roman" w:hAnsi="Times New Roman"/>
+          <w:b/>
+          <w:sz w:val="24"/>
+        </w:rPr>
+        <w:t>4.2.2. Dataset Training &amp; Evasion Robustness Testing</w:t>
+      </w:r>
+    </w:p>
+    <w:p>
+      <w:pPr>
+        <w:ind w:left="224" w:right="283"/>
+      </w:pPr>
+      <w:r>
+        <w:rPr>
+          <w:rFonts w:ascii="Times New Roman" w:hAnsi="Times New Roman"/>
+          <w:b w:val="0"/>
+          <w:sz w:val="24"/>
+        </w:rPr>
+        <w:t>To establish and calibrate the detection boundaries, offline scripts were built using Hugging Face datasets and the nlpaug Python library.</w:t>
+      </w:r>
+    </w:p>
+    <w:p>
+      <w:pPr>
+        <w:ind w:left="224" w:right="283"/>
+      </w:pPr>
+      <w:r>
+        <w:rPr>
+          <w:rFonts w:ascii="Times New Roman" w:hAnsi="Times New Roman"/>
+          <w:b w:val="0"/>
+          <w:sz w:val="24"/>
+        </w:rPr>
+        <w:t>1. Adversarial Robustness (Synonym Swapping): Applying WordNet synonyms to AI-generated texts at a rate of 10% to 30% showed high classification stability, with the final ensemble score only dropping from 76.3% to 74.2%. This shows that stylometric features like sentence burstiness and punctuation density are robust against simple lexical substitutions.</w:t>
+      </w:r>
+    </w:p>
+    <w:p>
+      <w:pPr/>
+      <w:r>
+        <w:rPr>
+          <w:rFonts w:ascii="Times New Roman" w:hAnsi="Times New Roman"/>
+          <w:b w:val="0"/>
+          <w:sz w:val="24"/>
+        </w:rPr>
+        <w:t>2. Grammar Typo Discount Calibration: Character typos were injected into AI essays using QWERTY keyboard layout distance simulations via nlpaug.augmenter.char.KeyboardAug. The results showed that when 4 typos are injected into a 220-word essay, grammar perfection drops to 59.8%, discounting the final AI probability from 76.3% to 44.3%. With 12 typos, grammar perfection falls to 0.0%, successfully reducing false positives for human drafts.</w:t>
+      </w:r>
+    </w:p>
+    <w:p>
+      <w:pPr>
+        <w:spacing w:line="360" w:lineRule="auto"/>
+      </w:pPr>
+      <w:r>
+        <w:rPr>
+          <w:rFonts w:ascii="Times New Roman" w:hAnsi="Times New Roman"/>
+          <w:b w:val="0"/>
+          <w:sz w:val="24"/>
+        </w:rPr>
+        <w:t>3. Reference Vector Enrichment (Hugging Face): Streaming 100 samples from the public silentone0725/ai-human-text-detection-v1 dataset yielded the following optimized centroid vectors:</w:t>
+      </w:r>
+    </w:p>
+    <w:p>
+      <w:pPr>
+        <w:spacing w:line="360" w:lineRule="auto"/>
+      </w:pPr>
+      <w:r>
+        <w:rPr>
+          <w:rFonts w:ascii="Times New Roman" w:hAnsi="Times New Roman"/>
+          <w:b w:val="0"/>
+          <w:sz w:val="24"/>
+        </w:rPr>
+        <w:t xml:space="preserve">   * AI Essay Centroid: [1.0, 0.119, 0.06, 0.769, 0.757]</w:t>
+      </w:r>
+    </w:p>
+    <w:p>
+      <w:pPr>
+        <w:spacing w:line="360" w:lineRule="auto"/>
+      </w:pPr>
+      <w:r>
+        <w:rPr>
+          <w:rFonts w:ascii="Times New Roman" w:hAnsi="Times New Roman"/>
+          <w:b w:val="0"/>
+          <w:sz w:val="24"/>
+        </w:rPr>
+        <w:t xml:space="preserve">   * Human Essay Centroid: [0.992, 0.154, 0.048, 0.571, 0.473]</w:t>
+      </w:r>
+    </w:p>
+    <w:p>
+      <w:pPr>
+        <w:spacing w:line="360" w:lineRule="auto"/>
+      </w:pPr>
+      <w:r>
+        <w:rPr>
+          <w:rFonts w:ascii="Times New Roman" w:hAnsi="Times New Roman"/>
+          <w:b w:val="0"/>
+          <w:sz w:val="24"/>
+        </w:rPr>
+        <w:t>These vectors were implemented in knn.js to ensure classification boundaries reflect real dataset signatures.</w:t>
+      </w:r>
+    </w:p>
+    <w:p>
+      <w:pPr>
+        <w:spacing w:line="360" w:lineRule="auto"/>
+      </w:pPr>
+    </w:p>
+    <w:p>
+      <w:pPr/>
+    </w:p>
+    <w:p>
+      <w:pPr/>
+      <w:r>
+        <w:rPr>
+          <w:rFonts w:ascii="Times New Roman" w:hAnsi="Times New Roman"/>
+          <w:b w:val="0"/>
+          <w:sz w:val="24"/>
+        </w:rPr>
+        <w:t>Overall, the project shows that robust AI text detection is achievable using only client-side JavaScript, without neural network dependencies or cloud infrastructure.</w:t>
+      </w:r>
+    </w:p>
+    <w:p>
+      <w:pPr/>
+      <w:r>
+        <w:rPr>
+          <w:rFonts w:ascii="Times New Roman" w:hAnsi="Times New Roman"/>
+          <w:b w:val="0"/>
+          <w:sz w:val="24"/>
+        </w:rPr>
+        <w:t>The implemented classification modules meet the functional requirements: identifying machine-generated text, scoring AI probability, and parsing standard document formats. Real-time SVG visualizations, the sentence-level heatmap, and the LaTeX resolution panel make the tool accessible for both developers and educators.</w:t>
+      </w:r>
+    </w:p>
+    <w:p>
+      <w:pPr/>
+      <w:r>
+        <w:rPr>
+          <w:rFonts w:ascii="Times New Roman" w:hAnsi="Times New Roman"/>
+          <w:b w:val="0"/>
+          <w:sz w:val="24"/>
+        </w:rPr>
+        <w:t>All processing happens in the browser. No text is sent to a server, which means even sensitive or confidential documents can be analyzed without privacy risk. On a typical laptop, the full analysis completes in under 500 milliseconds.</w:t>
+      </w:r>
+    </w:p>
+    <w:p>
+      <w:pPr/>
+      <w:r>
+        <w:rPr>
+          <w:rFonts w:ascii="Times New Roman" w:hAnsi="Times New Roman"/>
+          <w:b w:val="0"/>
+          <w:sz w:val="24"/>
+        </w:rPr>
+        <w:t>The AI Text Detector is a lightweight, client-side tool that checks text authenticity without relying on remote APIs. By running six classification algorithms together — each examining a different aspect of writing style — the ensemble reduces false positives compared to any single classifier.</w:t>
       </w:r>
     </w:p>
     <w:p>
       <w:pPr>
         <w:pStyle w:val="Heading1"/>
-        <w:ind w:left="224" w:right="283"/>
-      </w:pPr>
-      <w:bookmarkStart w:id="54" w:name="_Toc201399445"/>
-      <w:bookmarkStart w:id="55" w:name="_Toc232289029"/>
-      <w:r>
+      </w:pPr>
+      <w:r>
+        <w:rPr>
+          <w:rFonts w:ascii="Times New Roman" w:hAnsi="Times New Roman"/>
+          <w:b/>
+          <w:sz w:val="32"/>
+        </w:rPr>
         <w:t>CHAPTER 5</w:t>
       </w:r>
-      <w:bookmarkEnd w:id="54"/>
-      <w:bookmarkEnd w:id="55"/>
     </w:p>
     <w:p>
       <w:pPr>
         <w:pStyle w:val="Heading1"/>
-        <w:ind w:left="224" w:right="283"/>
-      </w:pPr>
-      <w:bookmarkStart w:id="56" w:name="_Toc232289030"/>
-      <w:r>
+      </w:pPr>
+      <w:r>
+        <w:rPr>
+          <w:rFonts w:ascii="Times New Roman" w:hAnsi="Times New Roman"/>
+          <w:b/>
+          <w:sz w:val="32"/>
+        </w:rPr>
         <w:t>CONCLUSION AND FUTURE RECOMMENDATIONS</w:t>
       </w:r>
-      <w:bookmarkEnd w:id="56"/>
     </w:p>
     <w:p>
       <w:pPr>
         <w:pStyle w:val="Heading2"/>
       </w:pPr>
-      <w:bookmarkStart w:id="57" w:name="_Toc232289031"/>
-      <w:r>
+      <w:r>
+        <w:rPr>
+          <w:rFonts w:ascii="Times New Roman" w:hAnsi="Times New Roman"/>
+          <w:b/>
+          <w:sz w:val="24"/>
+        </w:rPr>
         <w:t>5.1. Conclusion</w:t>
       </w:r>
-      <w:bookmarkEnd w:id="57"/>
-    </w:p>
-    <w:p>
-      <w:pPr>
-        <w:spacing w:line="360" w:lineRule="auto"/>
-      </w:pPr>
-      <w:r>
-        <w:t xml:space="preserve">In summary, the </w:t>
-      </w:r>
-      <w:r>
-        <w:rPr>
-          <w:b/>
-        </w:rPr>
-        <w:t>AI Text Detector</w:t>
-      </w:r>
-      <w:r>
-        <w:t xml:space="preserve"> provides a lightweight, automated, and mathematically transparent tool for verifying text authenticity. By combining statistical natural language processing, instance-based classification (KNN), and Vector Space models, the system reduces the risk of false positives.</w:t>
-      </w:r>
-    </w:p>
-    <w:p>
-      <w:pPr>
-        <w:spacing w:line="360" w:lineRule="auto"/>
-      </w:pPr>
-      <w:r>
-        <w:lastRenderedPageBreak/>
-        <w:t>The application follows a client-side execution model, running all text extraction, feature mapping, and algorithm calculations directly inside the user's browser sandbox. This preserves document privacy and reduces network latency to zero, completing the evaluation in less than 500 milliseconds.</w:t>
-      </w:r>
-    </w:p>
-    <w:p>
-      <w:pPr>
-        <w:spacing w:line="360" w:lineRule="auto"/>
-      </w:pPr>
-      <w:r>
-        <w:t>The implemented classification modules successfully meet the functional requirements of identifying machine-generated text, scoring probabilities, and parsing standard document formats. Real-time SVG visualizations, the sentence-level perplexity heatmap, and the LaTeX resolution panel make the tool intuitive for developers and academic administrators.</w:t>
-      </w:r>
-    </w:p>
-    <w:p>
-      <w:pPr>
-        <w:spacing w:line="360" w:lineRule="auto"/>
-      </w:pPr>
-      <w:r>
-        <w:t xml:space="preserve">Overall, the </w:t>
-      </w:r>
-      <w:r>
-        <w:rPr>
-          <w:b/>
-        </w:rPr>
-        <w:t>AI Text Detector</w:t>
-      </w:r>
-      <w:r>
-        <w:t xml:space="preserve"> represents a reliable, privacy-preserving method to audit writing styles, helping organizations and educational institutions maintain academic integrity and verify content origins.</w:t>
-      </w:r>
-    </w:p>
-    <w:p>
-      <w:pPr>
-        <w:spacing w:line="360" w:lineRule="auto"/>
-      </w:pPr>
     </w:p>
     <w:p>
       <w:pPr>
@@ -17675,7 +17652,12 @@
         <w:spacing w:after="0" w:line="360" w:lineRule="auto"/>
       </w:pPr>
       <w:r>
-        <w:t>The AI Text Detector has strong potential for future improvements and scalability. The following enhancements are recommended for future development:</w:t>
+        <w:rPr>
+          <w:rFonts w:ascii="Times New Roman" w:hAnsi="Times New Roman"/>
+          <w:b w:val="0"/>
+          <w:sz w:val="24"/>
+        </w:rPr>
+        <w:t>Several improvements could make the detector more capable:</w:t>
       </w:r>
     </w:p>
     <w:p>
@@ -17735,26 +17717,11 @@
       </w:pPr>
       <w:r>
         <w:rPr>
-          <w:b/>
-        </w:rPr>
-        <w:t>Multi-Lingual Support:</w:t>
-      </w:r>
-      <w:r>
-        <w:t xml:space="preserve"> Expand the stylometric database and transition bigrams </w:t>
-      </w:r>
-      <w:proofErr w:type="spellStart"/>
-      <w:r>
-        <w:t>t</w:t>
-      </w:r>
-      <w:r>
-        <w:t xml:space="preserve"> </w:t>
-      </w:r>
-      <w:r>
-        <w:t>o</w:t>
-      </w:r>
-      <w:proofErr w:type="spellEnd"/>
-      <w:r>
-        <w:t xml:space="preserve"> support languages like Spanish, French, and German.</w:t>
+          <w:rFonts w:ascii="Times New Roman" w:hAnsi="Times New Roman"/>
+          <w:b w:val="0"/>
+          <w:sz w:val="24"/>
+        </w:rPr>
+        <w:t>Multi-Lingual Support: Expand the stylometric database and character trigram profiles to support other languages like Spanish, French, and German.</w:t>
       </w:r>
     </w:p>
     <w:p>

--- a/ai_text_detector_project_report.docx
+++ b/ai_text_detector_project_report.docx
@@ -11088,24 +11088,21 @@
               <w:rPr>
                 <w:rFonts w:ascii="Cambria Math" w:hAnsi="Cambria Math"/>
               </w:rPr>
-              <m:t>Score</m:t>
+              <m:t xml:space="preserve">Score</m:t>
             </m:r>
           </m:e>
           <m:sub>
             <m:r>
+              <m:rPr>
+                <m:nor/>
+              </m:rPr>
               <w:rPr>
                 <w:rFonts w:ascii="Cambria Math" w:hAnsi="Cambria Math"/>
               </w:rPr>
-              <m:t>1</m:t>
+              <m:t xml:space="preserve">NLP</m:t>
             </m:r>
           </m:sub>
         </m:sSub>
-        <m:r>
-          <w:rPr>
-            <w:rFonts w:ascii="Cambria Math" w:hAnsi="Cambria Math"/>
-          </w:rPr>
-          <m:t xml:space="preserve"> = 0.30 × </m:t>
-        </m:r>
         <m:r>
           <m:rPr>
             <m:nor/>
@@ -11113,14 +11110,39 @@
           <w:rPr>
             <w:rFonts w:ascii="Cambria Math" w:hAnsi="Cambria Math"/>
           </w:rPr>
-          <m:t>Burstiness Factor</m:t>
+          <m:t xml:space="preserve"> = 0.30 ×  </m:t>
         </m:r>
-        <m:r>
-          <w:rPr>
-            <w:rFonts w:ascii="Cambria Math" w:hAnsi="Cambria Math"/>
-          </w:rPr>
-          <m:t xml:space="preserve"> + 0.20 × </m:t>
-        </m:r>
+        <m:sSub>
+          <m:sSubPr>
+            <m:ctrlPr>
+              <w:rPr>
+                <w:rFonts w:ascii="Cambria Math" w:hAnsi="Cambria Math"/>
+              </w:rPr>
+            </m:ctrlPr>
+          </m:sSubPr>
+          <m:e>
+            <m:r>
+              <m:rPr>
+                <m:nor/>
+              </m:rPr>
+              <w:rPr>
+                <w:rFonts w:ascii="Cambria Math" w:hAnsi="Cambria Math"/>
+              </w:rPr>
+              <m:t xml:space="preserve">Burstiness</m:t>
+            </m:r>
+          </m:e>
+          <m:sub>
+            <m:r>
+              <m:rPr>
+                <m:nor/>
+              </m:rPr>
+              <w:rPr>
+                <w:rFonts w:ascii="Cambria Math" w:hAnsi="Cambria Math"/>
+              </w:rPr>
+              <m:t xml:space="preserve">Factor</m:t>
+            </m:r>
+          </m:sub>
+        </m:sSub>
         <m:r>
           <m:rPr>
             <m:nor/>
@@ -11128,14 +11150,39 @@
           <w:rPr>
             <w:rFonts w:ascii="Cambria Math" w:hAnsi="Cambria Math"/>
           </w:rPr>
-          <m:t>TTR Factor</m:t>
+          <m:t xml:space="preserve"> + 0.20 ×  </m:t>
         </m:r>
-        <m:r>
-          <w:rPr>
-            <w:rFonts w:ascii="Cambria Math" w:hAnsi="Cambria Math"/>
-          </w:rPr>
-          <m:t xml:space="preserve"> + 0.50 × </m:t>
-        </m:r>
+        <m:sSub>
+          <m:sSubPr>
+            <m:ctrlPr>
+              <w:rPr>
+                <w:rFonts w:ascii="Cambria Math" w:hAnsi="Cambria Math"/>
+              </w:rPr>
+            </m:ctrlPr>
+          </m:sSubPr>
+          <m:e>
+            <m:r>
+              <m:rPr>
+                <m:nor/>
+              </m:rPr>
+              <w:rPr>
+                <w:rFonts w:ascii="Cambria Math" w:hAnsi="Cambria Math"/>
+              </w:rPr>
+              <m:t xml:space="preserve">TTR</m:t>
+            </m:r>
+          </m:e>
+          <m:sub>
+            <m:r>
+              <m:rPr>
+                <m:nor/>
+              </m:rPr>
+              <w:rPr>
+                <w:rFonts w:ascii="Cambria Math" w:hAnsi="Cambria Math"/>
+              </w:rPr>
+              <m:t xml:space="preserve">Factor</m:t>
+            </m:r>
+          </m:sub>
+        </m:sSub>
         <m:r>
           <m:rPr>
             <m:nor/>
@@ -11143,14 +11190,39 @@
           <w:rPr>
             <w:rFonts w:ascii="Cambria Math" w:hAnsi="Cambria Math"/>
           </w:rPr>
-          <m:t>Predictability Factor</m:t>
+          <m:t xml:space="preserve"> + 0.50 ×  </m:t>
         </m:r>
-        <m:r>
-          <w:rPr>
-            <w:rFonts w:ascii="Cambria Math" w:hAnsi="Cambria Math"/>
-          </w:rPr>
-          <m:t>.</m:t>
-        </m:r>
+        <m:sSub>
+          <m:sSubPr>
+            <m:ctrlPr>
+              <w:rPr>
+                <w:rFonts w:ascii="Cambria Math" w:hAnsi="Cambria Math"/>
+              </w:rPr>
+            </m:ctrlPr>
+          </m:sSubPr>
+          <m:e>
+            <m:r>
+              <m:rPr>
+                <m:nor/>
+              </m:rPr>
+              <w:rPr>
+                <w:rFonts w:ascii="Cambria Math" w:hAnsi="Cambria Math"/>
+              </w:rPr>
+              <m:t xml:space="preserve">Predictability</m:t>
+            </m:r>
+          </m:e>
+          <m:sub>
+            <m:r>
+              <m:rPr>
+                <m:nor/>
+              </m:rPr>
+              <w:rPr>
+                <w:rFonts w:ascii="Cambria Math" w:hAnsi="Cambria Math"/>
+              </w:rPr>
+              <m:t xml:space="preserve">Factor</m:t>
+            </m:r>
+          </m:sub>
+        </m:sSub>
       </m:oMath>
     </w:p>
     <w:p>
@@ -11257,10 +11329,13 @@
       </w:r>
       <m:oMath>
         <m:r>
+          <m:rPr>
+            <m:nor/>
+          </m:rPr>
           <w:rPr>
             <w:rFonts w:ascii="Cambria Math" w:hAnsi="Cambria Math"/>
           </w:rPr>
-          <m:t>d</m:t>
+          <m:t xml:space="preserve">d</m:t>
         </m:r>
         <m:d>
           <m:dPr>
@@ -11272,32 +11347,32 @@
           </m:dPr>
           <m:e>
             <m:r>
-              <m:rPr>
-                <m:sty m:val="b"/>
-              </m:rPr>
               <w:rPr>
                 <w:rFonts w:ascii="Cambria Math" w:hAnsi="Cambria Math"/>
               </w:rPr>
-              <m:t>u</m:t>
+              <m:t xml:space="preserve">u</m:t>
             </m:r>
             <m:r>
+              <m:rPr>
+                <m:nor/>
+              </m:rPr>
               <w:rPr>
                 <w:rFonts w:ascii="Cambria Math" w:hAnsi="Cambria Math"/>
               </w:rPr>
               <m:t xml:space="preserve">, </m:t>
             </m:r>
             <m:r>
-              <m:rPr>
-                <m:sty m:val="b"/>
-              </m:rPr>
               <w:rPr>
                 <w:rFonts w:ascii="Cambria Math" w:hAnsi="Cambria Math"/>
               </w:rPr>
-              <m:t>w</m:t>
+              <m:t xml:space="preserve">w</m:t>
             </m:r>
           </m:e>
         </m:d>
         <m:r>
+          <m:rPr>
+            <m:nor/>
+          </m:rPr>
           <w:rPr>
             <w:rFonts w:ascii="Cambria Math" w:hAnsi="Cambria Math"/>
           </w:rPr>
@@ -11317,7 +11392,7 @@
             <m:nary>
               <m:naryPr>
                 <m:chr m:val="∑"/>
-                <m:limLoc m:val="undOvr"/>
+                <m:limLoc m:val="subSup"/>
                 <m:ctrlPr>
                   <w:rPr>
                     <w:rFonts w:ascii="Cambria Math" w:hAnsi="Cambria Math"/>
@@ -11326,24 +11401,24 @@
               </m:naryPr>
               <m:sub>
                 <m:r>
+                  <m:rPr>
+                    <m:nor/>
+                  </m:rPr>
                   <w:rPr>
                     <w:rFonts w:ascii="Cambria Math" w:hAnsi="Cambria Math"/>
                   </w:rPr>
-                  <m:t>i</m:t>
-                </m:r>
-                <m:r>
-                  <w:rPr>
-                    <w:rFonts w:ascii="Cambria Math" w:hAnsi="Cambria Math"/>
-                  </w:rPr>
-                  <m:t>=1</m:t>
+                  <m:t xml:space="preserve">i=1</m:t>
                 </m:r>
               </m:sub>
               <m:sup>
                 <m:r>
+                  <m:rPr>
+                    <m:nor/>
+                  </m:rPr>
                   <w:rPr>
                     <w:rFonts w:ascii="Cambria Math" w:hAnsi="Cambria Math"/>
                   </w:rPr>
-                  <m:t>5</m:t>
+                  <m:t xml:space="preserve">5</m:t>
                 </m:r>
               </m:sup>
               <m:e>
@@ -11378,7 +11453,7 @@
                               <w:rPr>
                                 <w:rFonts w:ascii="Cambria Math" w:hAnsi="Cambria Math"/>
                               </w:rPr>
-                              <m:t>u</m:t>
+                              <m:t xml:space="preserve">u</m:t>
                             </m:r>
                           </m:e>
                           <m:sub>
@@ -11386,15 +11461,18 @@
                               <w:rPr>
                                 <w:rFonts w:ascii="Cambria Math" w:hAnsi="Cambria Math"/>
                               </w:rPr>
-                              <m:t>i</m:t>
+                              <m:t xml:space="preserve">i</m:t>
                             </m:r>
                           </m:sub>
                         </m:sSub>
                         <m:r>
+                          <m:rPr>
+                            <m:nor/>
+                          </m:rPr>
                           <w:rPr>
                             <w:rFonts w:ascii="Cambria Math" w:hAnsi="Cambria Math"/>
                           </w:rPr>
-                          <m:t xml:space="preserve"> – </m:t>
+                          <m:t xml:space="preserve"> − </m:t>
                         </m:r>
                         <m:sSub>
                           <m:sSubPr>
@@ -11409,7 +11487,7 @@
                               <w:rPr>
                                 <w:rFonts w:ascii="Cambria Math" w:hAnsi="Cambria Math"/>
                               </w:rPr>
-                              <m:t>w</m:t>
+                              <m:t xml:space="preserve">w</m:t>
                             </m:r>
                           </m:e>
                           <m:sub>
@@ -11417,7 +11495,7 @@
                               <w:rPr>
                                 <w:rFonts w:ascii="Cambria Math" w:hAnsi="Cambria Math"/>
                               </w:rPr>
-                              <m:t>i</m:t>
+                              <m:t xml:space="preserve">i</m:t>
                             </m:r>
                           </m:sub>
                         </m:sSub>
@@ -11426,10 +11504,13 @@
                   </m:e>
                   <m:sup>
                     <m:r>
+                      <m:rPr>
+                        <m:nor/>
+                      </m:rPr>
                       <w:rPr>
                         <w:rFonts w:ascii="Cambria Math" w:hAnsi="Cambria Math"/>
                       </w:rPr>
-                      <m:t>2</m:t>
+                      <m:t xml:space="preserve">2</m:t>
                     </m:r>
                   </m:sup>
                 </m:sSup>
@@ -11437,12 +11518,6 @@
             </m:nary>
           </m:e>
         </m:rad>
-        <m:r>
-          <w:rPr>
-            <w:rFonts w:ascii="Cambria Math" w:hAnsi="Cambria Math"/>
-          </w:rPr>
-          <m:t>.</m:t>
-        </m:r>
       </m:oMath>
     </w:p>
     <w:p>
@@ -11475,19 +11550,25 @@
               <w:rPr>
                 <w:rFonts w:ascii="Cambria Math" w:hAnsi="Cambria Math"/>
               </w:rPr>
-              <m:t>Score</m:t>
+              <m:t xml:space="preserve">Score</m:t>
             </m:r>
           </m:e>
           <m:sub>
             <m:r>
+              <m:rPr>
+                <m:nor/>
+              </m:rPr>
               <w:rPr>
                 <w:rFonts w:ascii="Cambria Math" w:hAnsi="Cambria Math"/>
               </w:rPr>
-              <m:t>2</m:t>
+              <m:t xml:space="preserve">KNN</m:t>
             </m:r>
           </m:sub>
         </m:sSub>
         <m:r>
+          <m:rPr>
+            <m:nor/>
+          </m:rPr>
           <w:rPr>
             <w:rFonts w:ascii="Cambria Math" w:hAnsi="Cambria Math"/>
           </w:rPr>
@@ -11509,7 +11590,7 @@
               <w:rPr>
                 <w:rFonts w:ascii="Cambria Math" w:hAnsi="Cambria Math"/>
               </w:rPr>
-              <m:t>AI Votes</m:t>
+              <m:t xml:space="preserve">AI Votes</m:t>
             </m:r>
           </m:num>
           <m:den>
@@ -11517,15 +11598,18 @@
               <w:rPr>
                 <w:rFonts w:ascii="Cambria Math" w:hAnsi="Cambria Math"/>
               </w:rPr>
-              <m:t>5</m:t>
+              <m:t xml:space="preserve">K</m:t>
             </m:r>
           </m:den>
         </m:f>
         <m:r>
+          <m:rPr>
+            <m:nor/>
+          </m:rPr>
           <w:rPr>
             <w:rFonts w:ascii="Cambria Math" w:hAnsi="Cambria Math"/>
           </w:rPr>
-          <m:t xml:space="preserve"> × 100.</m:t>
+          <m:t xml:space="preserve"> × 100</m:t>
         </m:r>
       </m:oMath>
     </w:p>
@@ -11627,13 +11711,189 @@
       </w:r>
       <m:oMath>
         <m:r>
+          <w:rPr>
+            <w:rFonts w:ascii="Cambria Math" w:hAnsi="Cambria Math"/>
+          </w:rPr>
+          <m:t xml:space="preserve">s</m:t>
+        </m:r>
+        <m:r>
           <m:rPr>
-            <m:sty m:val="b"/>
+            <m:nor/>
           </m:rPr>
           <w:rPr>
             <w:rFonts w:ascii="Cambria Math" w:hAnsi="Cambria Math"/>
           </w:rPr>
-          <m:t>s</m:t>
+          <m:t xml:space="preserve"> = [</m:t>
+        </m:r>
+        <m:sSub>
+          <m:sSubPr>
+            <m:ctrlPr>
+              <w:rPr>
+                <w:rFonts w:ascii="Cambria Math" w:hAnsi="Cambria Math"/>
+              </w:rPr>
+            </m:ctrlPr>
+          </m:sSubPr>
+          <m:e>
+            <m:r>
+              <w:rPr>
+                <w:rFonts w:ascii="Cambria Math" w:hAnsi="Cambria Math"/>
+              </w:rPr>
+              <m:t xml:space="preserve">s</m:t>
+            </m:r>
+          </m:e>
+          <m:sub>
+            <m:r>
+              <w:rPr>
+                <w:rFonts w:ascii="Cambria Math" w:hAnsi="Cambria Math"/>
+              </w:rPr>
+              <m:t xml:space="preserve">1</m:t>
+            </m:r>
+          </m:sub>
+        </m:sSub>
+        <m:r>
+          <m:rPr>
+            <m:nor/>
+          </m:rPr>
+          <w:rPr>
+            <w:rFonts w:ascii="Cambria Math" w:hAnsi="Cambria Math"/>
+          </w:rPr>
+          <m:t xml:space="preserve">, </m:t>
+        </m:r>
+        <m:sSub>
+          <m:sSubPr>
+            <m:ctrlPr>
+              <w:rPr>
+                <w:rFonts w:ascii="Cambria Math" w:hAnsi="Cambria Math"/>
+              </w:rPr>
+            </m:ctrlPr>
+          </m:sSubPr>
+          <m:e>
+            <m:r>
+              <w:rPr>
+                <w:rFonts w:ascii="Cambria Math" w:hAnsi="Cambria Math"/>
+              </w:rPr>
+              <m:t xml:space="preserve">s</m:t>
+            </m:r>
+          </m:e>
+          <m:sub>
+            <m:r>
+              <w:rPr>
+                <w:rFonts w:ascii="Cambria Math" w:hAnsi="Cambria Math"/>
+              </w:rPr>
+              <m:t xml:space="preserve">2</m:t>
+            </m:r>
+          </m:sub>
+        </m:sSub>
+        <m:r>
+          <m:rPr>
+            <m:nor/>
+          </m:rPr>
+          <w:rPr>
+            <w:rFonts w:ascii="Cambria Math" w:hAnsi="Cambria Math"/>
+          </w:rPr>
+          <m:t xml:space="preserve">, </m:t>
+        </m:r>
+        <m:sSub>
+          <m:sSubPr>
+            <m:ctrlPr>
+              <w:rPr>
+                <w:rFonts w:ascii="Cambria Math" w:hAnsi="Cambria Math"/>
+              </w:rPr>
+            </m:ctrlPr>
+          </m:sSubPr>
+          <m:e>
+            <m:r>
+              <w:rPr>
+                <w:rFonts w:ascii="Cambria Math" w:hAnsi="Cambria Math"/>
+              </w:rPr>
+              <m:t xml:space="preserve">s</m:t>
+            </m:r>
+          </m:e>
+          <m:sub>
+            <m:r>
+              <w:rPr>
+                <w:rFonts w:ascii="Cambria Math" w:hAnsi="Cambria Math"/>
+              </w:rPr>
+              <m:t xml:space="preserve">3</m:t>
+            </m:r>
+          </m:sub>
+        </m:sSub>
+        <m:r>
+          <m:rPr>
+            <m:nor/>
+          </m:rPr>
+          <w:rPr>
+            <w:rFonts w:ascii="Cambria Math" w:hAnsi="Cambria Math"/>
+          </w:rPr>
+          <m:t xml:space="preserve">, </m:t>
+        </m:r>
+        <m:sSub>
+          <m:sSubPr>
+            <m:ctrlPr>
+              <w:rPr>
+                <w:rFonts w:ascii="Cambria Math" w:hAnsi="Cambria Math"/>
+              </w:rPr>
+            </m:ctrlPr>
+          </m:sSubPr>
+          <m:e>
+            <m:r>
+              <w:rPr>
+                <w:rFonts w:ascii="Cambria Math" w:hAnsi="Cambria Math"/>
+              </w:rPr>
+              <m:t xml:space="preserve">s</m:t>
+            </m:r>
+          </m:e>
+          <m:sub>
+            <m:r>
+              <w:rPr>
+                <w:rFonts w:ascii="Cambria Math" w:hAnsi="Cambria Math"/>
+              </w:rPr>
+              <m:t xml:space="preserve">4</m:t>
+            </m:r>
+          </m:sub>
+        </m:sSub>
+        <m:r>
+          <m:rPr>
+            <m:nor/>
+          </m:rPr>
+          <w:rPr>
+            <w:rFonts w:ascii="Cambria Math" w:hAnsi="Cambria Math"/>
+          </w:rPr>
+          <m:t xml:space="preserve">, </m:t>
+        </m:r>
+        <m:sSub>
+          <m:sSubPr>
+            <m:ctrlPr>
+              <w:rPr>
+                <w:rFonts w:ascii="Cambria Math" w:hAnsi="Cambria Math"/>
+              </w:rPr>
+            </m:ctrlPr>
+          </m:sSubPr>
+          <m:e>
+            <m:r>
+              <w:rPr>
+                <w:rFonts w:ascii="Cambria Math" w:hAnsi="Cambria Math"/>
+              </w:rPr>
+              <m:t xml:space="preserve">s</m:t>
+            </m:r>
+          </m:e>
+          <m:sub>
+            <m:r>
+              <w:rPr>
+                <w:rFonts w:ascii="Cambria Math" w:hAnsi="Cambria Math"/>
+              </w:rPr>
+              <m:t xml:space="preserve">5</m:t>
+            </m:r>
+          </m:sub>
+        </m:sSub>
+        <m:r>
+          <m:rPr>
+            <m:nor/>
+          </m:rPr>
+          <w:rPr>
+            <w:rFonts w:ascii="Cambria Math" w:hAnsi="Cambria Math"/>
+          </w:rPr>
+          <m:t xml:space="preserve">]</m:t>
         </m:r>
       </m:oMath>
       <w:r>
@@ -11650,13 +11910,10 @@
           </m:sSubPr>
           <m:e>
             <m:r>
-              <m:rPr>
-                <m:sty m:val="b"/>
-              </m:rPr>
               <w:rPr>
                 <w:rFonts w:ascii="Cambria Math" w:hAnsi="Cambria Math"/>
               </w:rPr>
-              <m:t>p</m:t>
+              <m:t xml:space="preserve">p</m:t>
             </m:r>
           </m:e>
           <m:sub>
@@ -11667,10 +11924,19 @@
               <w:rPr>
                 <w:rFonts w:ascii="Cambria Math" w:hAnsi="Cambria Math"/>
               </w:rPr>
-              <m:t>AI</m:t>
+              <m:t xml:space="preserve">AI</m:t>
             </m:r>
           </m:sub>
         </m:sSub>
+        <m:r>
+          <m:rPr>
+            <m:nor/>
+          </m:rPr>
+          <w:rPr>
+            <w:rFonts w:ascii="Cambria Math" w:hAnsi="Cambria Math"/>
+          </w:rPr>
+          <m:t xml:space="preserve"> = [0.08,  0.85,  0.80,  0.75,  0.35]</m:t>
+        </m:r>
       </m:oMath>
       <w:r>
         <w:t xml:space="preserve"> and human prototype </w:t>
@@ -11686,13 +11952,10 @@
           </m:sSubPr>
           <m:e>
             <m:r>
-              <m:rPr>
-                <m:sty m:val="b"/>
-              </m:rPr>
               <w:rPr>
                 <w:rFonts w:ascii="Cambria Math" w:hAnsi="Cambria Math"/>
               </w:rPr>
-              <m:t>p</m:t>
+              <m:t xml:space="preserve">p</m:t>
             </m:r>
           </m:e>
           <m:sub>
@@ -11703,10 +11966,19 @@
               <w:rPr>
                 <w:rFonts w:ascii="Cambria Math" w:hAnsi="Cambria Math"/>
               </w:rPr>
-              <m:t>Human</m:t>
+              <m:t xml:space="preserve">Human</m:t>
             </m:r>
           </m:sub>
         </m:sSub>
+        <m:r>
+          <m:rPr>
+            <m:nor/>
+          </m:rPr>
+          <w:rPr>
+            <w:rFonts w:ascii="Cambria Math" w:hAnsi="Cambria Math"/>
+          </w:rPr>
+          <m:t xml:space="preserve"> = [0.65,  0.20,  0.25,  0.28,  0.78]</m:t>
+        </m:r>
       </m:oMath>
       <w:r>
         <w:t xml:space="preserve"> vectors:</w:t>
@@ -11732,13 +12004,10 @@
             </m:sSubPr>
             <m:e>
               <m:r>
-                <m:rPr>
-                  <m:sty m:val="b"/>
-                </m:rPr>
                 <w:rPr>
                   <w:rFonts w:ascii="Cambria Math" w:hAnsi="Cambria Math"/>
                 </w:rPr>
-                <m:t>p</m:t>
+                <m:t xml:space="preserve">p</m:t>
               </m:r>
             </m:e>
             <m:sub>
@@ -11749,60 +12018,18 @@
                 <w:rPr>
                   <w:rFonts w:ascii="Cambria Math" w:hAnsi="Cambria Math"/>
                 </w:rPr>
-                <m:t>AI</m:t>
+                <m:t xml:space="preserve">AI</m:t>
               </m:r>
             </m:sub>
           </m:sSub>
           <m:r>
+            <m:rPr>
+              <m:nor/>
+            </m:rPr>
             <w:rPr>
               <w:rFonts w:ascii="Cambria Math" w:hAnsi="Cambria Math"/>
             </w:rPr>
-            <m:t xml:space="preserve"> = [0.08, 0.85, 0.80, 0.75, 0.35]</m:t>
-          </m:r>
-          <m:r>
-            <m:rPr>
-              <m:sty m:val="p"/>
-            </m:rPr>
-            <w:br/>
-          </m:r>
-        </m:oMath>
-        <m:oMath>
-          <m:sSub>
-            <m:sSubPr>
-              <m:ctrlPr>
-                <w:rPr>
-                  <w:rFonts w:ascii="Cambria Math" w:hAnsi="Cambria Math"/>
-                </w:rPr>
-              </m:ctrlPr>
-            </m:sSubPr>
-            <m:e>
-              <m:r>
-                <m:rPr>
-                  <m:sty m:val="b"/>
-                </m:rPr>
-                <w:rPr>
-                  <w:rFonts w:ascii="Cambria Math" w:hAnsi="Cambria Math"/>
-                </w:rPr>
-                <m:t>p</m:t>
-              </m:r>
-            </m:e>
-            <m:sub>
-              <m:r>
-                <m:rPr>
-                  <m:nor/>
-                </m:rPr>
-                <w:rPr>
-                  <w:rFonts w:ascii="Cambria Math" w:hAnsi="Cambria Math"/>
-                </w:rPr>
-                <m:t>Human</m:t>
-              </m:r>
-            </m:sub>
-          </m:sSub>
-          <m:r>
-            <w:rPr>
-              <w:rFonts w:ascii="Cambria Math" w:hAnsi="Cambria Math"/>
-            </w:rPr>
-            <m:t xml:space="preserve"> = [0.65, 0.20, 0.25, 0.28, 0.78]</m:t>
+            <m:t xml:space="preserve"> = [0.08,  0.85,  0.80,  0.75,  0.35]</m:t>
           </m:r>
         </m:oMath>
       </m:oMathPara>
@@ -11815,6 +12042,54 @@
         <w:br/>
         <w:t>The Cosine Similarity score is calculated based on the similarity angles to the prototype vectors using the standard dot product equation:</w:t>
       </w:r>
+    </w:p>
+    <w:p>
+      <w:pPr>
+        <w:spacing w:line="360" w:lineRule="auto"/>
+        <w:jc w:val="left"/>
+        <w:rPr>
+          <w:rFonts w:eastAsiaTheme="minorEastAsia"/>
+        </w:rPr>
+      </w:pPr>
+      <m:oMath>
+        <m:sSub>
+          <m:sSubPr>
+            <m:ctrlPr>
+              <w:rPr>
+                <w:rFonts w:ascii="Cambria Math" w:hAnsi="Cambria Math"/>
+              </w:rPr>
+            </m:ctrlPr>
+          </m:sSubPr>
+          <m:e>
+            <m:r>
+              <w:rPr>
+                <w:rFonts w:ascii="Cambria Math" w:hAnsi="Cambria Math"/>
+              </w:rPr>
+              <m:t xml:space="preserve">p</m:t>
+            </m:r>
+          </m:e>
+          <m:sub>
+            <m:r>
+              <m:rPr>
+                <m:nor/>
+              </m:rPr>
+              <w:rPr>
+                <w:rFonts w:ascii="Cambria Math" w:hAnsi="Cambria Math"/>
+              </w:rPr>
+              <m:t xml:space="preserve">Human</m:t>
+            </m:r>
+          </m:sub>
+        </m:sSub>
+        <m:r>
+          <m:rPr>
+            <m:nor/>
+          </m:rPr>
+          <w:rPr>
+            <w:rFonts w:ascii="Cambria Math" w:hAnsi="Cambria Math"/>
+          </w:rPr>
+          <m:t xml:space="preserve"> = [0.65,  0.20,  0.25,  0.28,  0.78]</m:t>
+        </m:r>
+      </m:oMath>
     </w:p>
     <w:p>
       <w:pPr>
@@ -11830,12 +12105,24 @@
         </m:oMathParaPr>
         <m:oMath>
           <m:r>
+            <m:rPr>
+              <m:nor/>
+            </m:rPr>
             <w:rPr>
               <w:rFonts w:ascii="Cambria Math" w:hAnsi="Cambria Math"/>
             </w:rPr>
-            <m:t>cosθ</m:t>
+            <m:t xml:space="preserve">cos</m:t>
           </m:r>
           <m:r>
+            <w:rPr>
+              <w:rFonts w:ascii="Cambria Math" w:hAnsi="Cambria Math"/>
+            </w:rPr>
+            <m:t xml:space="preserve">θ</m:t>
+          </m:r>
+          <m:r>
+            <m:rPr>
+              <m:nor/>
+            </m:rPr>
             <w:rPr>
               <w:rFonts w:ascii="Cambria Math" w:hAnsi="Cambria Math"/>
             </w:rPr>
@@ -11851,78 +12138,73 @@
             </m:fPr>
             <m:num>
               <m:r>
-                <m:rPr>
-                  <m:sty m:val="b"/>
-                </m:rPr>
                 <w:rPr>
                   <w:rFonts w:ascii="Cambria Math" w:hAnsi="Cambria Math"/>
                 </w:rPr>
-                <m:t>A</m:t>
+                <m:t xml:space="preserve">A</m:t>
               </m:r>
               <m:r>
+                <m:rPr>
+                  <m:nor/>
+                </m:rPr>
                 <w:rPr>
                   <w:rFonts w:ascii="Cambria Math" w:hAnsi="Cambria Math"/>
                 </w:rPr>
                 <m:t xml:space="preserve"> · </m:t>
               </m:r>
               <m:r>
+                <w:rPr>
+                  <w:rFonts w:ascii="Cambria Math" w:hAnsi="Cambria Math"/>
+                </w:rPr>
+                <m:t xml:space="preserve">B</m:t>
+              </m:r>
+            </m:num>
+            <m:den>
+              <m:r>
                 <m:rPr>
-                  <m:sty m:val="b"/>
+                  <m:nor/>
                 </m:rPr>
                 <w:rPr>
                   <w:rFonts w:ascii="Cambria Math" w:hAnsi="Cambria Math"/>
                 </w:rPr>
-                <m:t>B</m:t>
+                <m:t xml:space="preserve">|</m:t>
               </m:r>
-            </m:num>
-            <m:den>
-              <m:d>
-                <m:dPr>
-                  <m:begChr m:val="|"/>
-                  <m:endChr m:val="|"/>
-                  <m:ctrlPr>
-                    <w:rPr>
-                      <w:rFonts w:ascii="Cambria Math" w:hAnsi="Cambria Math"/>
-                    </w:rPr>
-                  </m:ctrlPr>
-                </m:dPr>
-                <m:e>
-                  <m:r>
-                    <m:rPr>
-                      <m:sty m:val="b"/>
-                    </m:rPr>
-                    <w:rPr>
-                      <w:rFonts w:ascii="Cambria Math" w:hAnsi="Cambria Math"/>
-                    </w:rPr>
-                    <m:t>A</m:t>
-                  </m:r>
-                </m:e>
-              </m:d>
-              <m:d>
-                <m:dPr>
-                  <m:begChr m:val="|"/>
-                  <m:endChr m:val="|"/>
-                  <m:ctrlPr>
-                    <w:rPr>
-                      <w:rFonts w:ascii="Cambria Math" w:hAnsi="Cambria Math"/>
-                    </w:rPr>
-                  </m:ctrlPr>
-                </m:dPr>
-                <m:e>
-                  <m:r>
-                    <m:rPr>
-                      <m:sty m:val="b"/>
-                    </m:rPr>
-                    <w:rPr>
-                      <w:rFonts w:ascii="Cambria Math" w:hAnsi="Cambria Math"/>
-                    </w:rPr>
-                    <m:t>B</m:t>
-                  </m:r>
-                </m:e>
-              </m:d>
+              <m:r>
+                <w:rPr>
+                  <w:rFonts w:ascii="Cambria Math" w:hAnsi="Cambria Math"/>
+                </w:rPr>
+                <m:t xml:space="preserve">A</m:t>
+              </m:r>
+              <m:r>
+                <m:rPr>
+                  <m:nor/>
+                </m:rPr>
+                <w:rPr>
+                  <w:rFonts w:ascii="Cambria Math" w:hAnsi="Cambria Math"/>
+                </w:rPr>
+                <m:t xml:space="preserve">| |</m:t>
+              </m:r>
+              <m:r>
+                <w:rPr>
+                  <w:rFonts w:ascii="Cambria Math" w:hAnsi="Cambria Math"/>
+                </w:rPr>
+                <m:t xml:space="preserve">B</m:t>
+              </m:r>
+              <m:r>
+                <m:rPr>
+                  <m:nor/>
+                </m:rPr>
+                <w:rPr>
+                  <w:rFonts w:ascii="Cambria Math" w:hAnsi="Cambria Math"/>
+                </w:rPr>
+                <m:t xml:space="preserve">|</m:t>
+              </m:r>
             </m:den>
           </m:f>
           <m:r>
+            <m:rPr>
+              <m:nor/>
+            </m:rPr>
             <w:rPr>
               <w:rFonts w:ascii="Cambria Math" w:hAnsi="Cambria Math"/>
             </w:rPr>
@@ -11940,15 +12222,54 @@
               <m:nary>
                 <m:naryPr>
                   <m:chr m:val="∑"/>
-                  <m:limLoc m:val="undOvr"/>
+                  <m:limLoc m:val="subSup"/>
                   <m:ctrlPr>
                     <w:rPr>
                       <w:rFonts w:ascii="Cambria Math" w:hAnsi="Cambria Math"/>
                     </w:rPr>
                   </m:ctrlPr>
                 </m:naryPr>
-                <m:sub/>
-                <m:sup/>
+                <m:sub>
+                  <m:sSub>
+                    <m:sSubPr>
+                      <m:ctrlPr>
+                        <w:rPr>
+                          <w:rFonts w:ascii="Cambria Math" w:hAnsi="Cambria Math"/>
+                        </w:rPr>
+                      </m:ctrlPr>
+                    </m:sSubPr>
+                    <m:e>
+                      <m:r>
+                        <w:rPr>
+                          <w:rFonts w:ascii="Cambria Math" w:hAnsi="Cambria Math"/>
+                        </w:rPr>
+                        <m:t xml:space="preserve">i</m:t>
+                      </m:r>
+                    </m:e>
+                    <m:sub>
+                      <m:r>
+                        <m:rPr>
+                          <m:nor/>
+                        </m:rPr>
+                        <w:rPr>
+                          <w:rFonts w:ascii="Cambria Math" w:hAnsi="Cambria Math"/>
+                        </w:rPr>
+                        <m:t xml:space="preserve">=1</m:t>
+                      </m:r>
+                    </m:sub>
+                  </m:sSub>
+                </m:sub>
+                <m:sup>
+                  <m:r>
+                    <m:rPr>
+                      <m:nor/>
+                    </m:rPr>
+                    <w:rPr>
+                      <w:rFonts w:ascii="Cambria Math" w:hAnsi="Cambria Math"/>
+                    </w:rPr>
+                    <m:t xml:space="preserve">n</m:t>
+                  </m:r>
+                </m:sup>
                 <m:e>
                   <m:sSub>
                     <m:sSubPr>
@@ -11963,7 +12284,7 @@
                         <w:rPr>
                           <w:rFonts w:ascii="Cambria Math" w:hAnsi="Cambria Math"/>
                         </w:rPr>
-                        <m:t>A</m:t>
+                        <m:t xml:space="preserve">A</m:t>
                       </m:r>
                     </m:e>
                     <m:sub>
@@ -11971,7 +12292,7 @@
                         <w:rPr>
                           <w:rFonts w:ascii="Cambria Math" w:hAnsi="Cambria Math"/>
                         </w:rPr>
-                        <m:t>i</m:t>
+                        <m:t xml:space="preserve">i</m:t>
                       </m:r>
                     </m:sub>
                   </m:sSub>
@@ -11988,7 +12309,7 @@
                         <w:rPr>
                           <w:rFonts w:ascii="Cambria Math" w:hAnsi="Cambria Math"/>
                         </w:rPr>
-                        <m:t>B</m:t>
+                        <m:t xml:space="preserve">B</m:t>
                       </m:r>
                     </m:e>
                     <m:sub>
@@ -11996,7 +12317,7 @@
                         <w:rPr>
                           <w:rFonts w:ascii="Cambria Math" w:hAnsi="Cambria Math"/>
                         </w:rPr>
-                        <m:t>i</m:t>
+                        <m:t xml:space="preserve">i</m:t>
                       </m:r>
                     </m:sub>
                   </m:sSub>
@@ -12018,15 +12339,54 @@
                   <m:nary>
                     <m:naryPr>
                       <m:chr m:val="∑"/>
-                      <m:limLoc m:val="undOvr"/>
+                      <m:limLoc m:val="subSup"/>
                       <m:ctrlPr>
                         <w:rPr>
                           <w:rFonts w:ascii="Cambria Math" w:hAnsi="Cambria Math"/>
                         </w:rPr>
                       </m:ctrlPr>
                     </m:naryPr>
-                    <m:sub/>
-                    <m:sup/>
+                    <m:sub>
+                      <m:sSub>
+                        <m:sSubPr>
+                          <m:ctrlPr>
+                            <w:rPr>
+                              <w:rFonts w:ascii="Cambria Math" w:hAnsi="Cambria Math"/>
+                            </w:rPr>
+                          </m:ctrlPr>
+                        </m:sSubPr>
+                        <m:e>
+                          <m:r>
+                            <w:rPr>
+                              <w:rFonts w:ascii="Cambria Math" w:hAnsi="Cambria Math"/>
+                            </w:rPr>
+                            <m:t xml:space="preserve">i</m:t>
+                          </m:r>
+                        </m:e>
+                        <m:sub>
+                          <m:r>
+                            <m:rPr>
+                              <m:nor/>
+                            </m:rPr>
+                            <w:rPr>
+                              <w:rFonts w:ascii="Cambria Math" w:hAnsi="Cambria Math"/>
+                            </w:rPr>
+                            <m:t xml:space="preserve">=1</m:t>
+                          </m:r>
+                        </m:sub>
+                      </m:sSub>
+                    </m:sub>
+                    <m:sup>
+                      <m:r>
+                        <m:rPr>
+                          <m:nor/>
+                        </m:rPr>
+                        <w:rPr>
+                          <w:rFonts w:ascii="Cambria Math" w:hAnsi="Cambria Math"/>
+                        </w:rPr>
+                        <m:t xml:space="preserve">n</m:t>
+                      </m:r>
+                    </m:sup>
                     <m:e>
                       <m:sSup>
                         <m:sSupPr>
@@ -12050,7 +12410,7 @@
                                 <w:rPr>
                                   <w:rFonts w:ascii="Cambria Math" w:hAnsi="Cambria Math"/>
                                 </w:rPr>
-                                <m:t>A</m:t>
+                                <m:t xml:space="preserve">A</m:t>
                               </m:r>
                             </m:e>
                             <m:sub>
@@ -12058,17 +12418,20 @@
                                 <w:rPr>
                                   <w:rFonts w:ascii="Cambria Math" w:hAnsi="Cambria Math"/>
                                 </w:rPr>
-                                <m:t>i</m:t>
+                                <m:t xml:space="preserve">i</m:t>
                               </m:r>
                             </m:sub>
                           </m:sSub>
                         </m:e>
                         <m:sup>
                           <m:r>
+                            <m:rPr>
+                              <m:nor/>
+                            </m:rPr>
                             <w:rPr>
                               <w:rFonts w:ascii="Cambria Math" w:hAnsi="Cambria Math"/>
                             </w:rPr>
-                            <m:t>2</m:t>
+                            <m:t xml:space="preserve">2</m:t>
                           </m:r>
                         </m:sup>
                       </m:sSup>
@@ -12076,6 +12439,15 @@
                   </m:nary>
                 </m:e>
               </m:rad>
+              <m:r>
+                <m:rPr>
+                  <m:nor/>
+                </m:rPr>
+                <w:rPr>
+                  <w:rFonts w:ascii="Cambria Math" w:hAnsi="Cambria Math"/>
+                </w:rPr>
+                <m:t xml:space="preserve"> </m:t>
+              </m:r>
               <m:rad>
                 <m:radPr>
                   <m:degHide m:val="1"/>
@@ -12090,15 +12462,54 @@
                   <m:nary>
                     <m:naryPr>
                       <m:chr m:val="∑"/>
-                      <m:limLoc m:val="undOvr"/>
+                      <m:limLoc m:val="subSup"/>
                       <m:ctrlPr>
                         <w:rPr>
                           <w:rFonts w:ascii="Cambria Math" w:hAnsi="Cambria Math"/>
                         </w:rPr>
                       </m:ctrlPr>
                     </m:naryPr>
-                    <m:sub/>
-                    <m:sup/>
+                    <m:sub>
+                      <m:sSub>
+                        <m:sSubPr>
+                          <m:ctrlPr>
+                            <w:rPr>
+                              <w:rFonts w:ascii="Cambria Math" w:hAnsi="Cambria Math"/>
+                            </w:rPr>
+                          </m:ctrlPr>
+                        </m:sSubPr>
+                        <m:e>
+                          <m:r>
+                            <w:rPr>
+                              <w:rFonts w:ascii="Cambria Math" w:hAnsi="Cambria Math"/>
+                            </w:rPr>
+                            <m:t xml:space="preserve">i</m:t>
+                          </m:r>
+                        </m:e>
+                        <m:sub>
+                          <m:r>
+                            <m:rPr>
+                              <m:nor/>
+                            </m:rPr>
+                            <w:rPr>
+                              <w:rFonts w:ascii="Cambria Math" w:hAnsi="Cambria Math"/>
+                            </w:rPr>
+                            <m:t xml:space="preserve">=1</m:t>
+                          </m:r>
+                        </m:sub>
+                      </m:sSub>
+                    </m:sub>
+                    <m:sup>
+                      <m:r>
+                        <m:rPr>
+                          <m:nor/>
+                        </m:rPr>
+                        <w:rPr>
+                          <w:rFonts w:ascii="Cambria Math" w:hAnsi="Cambria Math"/>
+                        </w:rPr>
+                        <m:t xml:space="preserve">n</m:t>
+                      </m:r>
+                    </m:sup>
                     <m:e>
                       <m:sSup>
                         <m:sSupPr>
@@ -12122,7 +12533,7 @@
                                 <w:rPr>
                                   <w:rFonts w:ascii="Cambria Math" w:hAnsi="Cambria Math"/>
                                 </w:rPr>
-                                <m:t>B</m:t>
+                                <m:t xml:space="preserve">B</m:t>
                               </m:r>
                             </m:e>
                             <m:sub>
@@ -12130,17 +12541,20 @@
                                 <w:rPr>
                                   <w:rFonts w:ascii="Cambria Math" w:hAnsi="Cambria Math"/>
                                 </w:rPr>
-                                <m:t>i</m:t>
+                                <m:t xml:space="preserve">i</m:t>
                               </m:r>
                             </m:sub>
                           </m:sSub>
                         </m:e>
                         <m:sup>
                           <m:r>
+                            <m:rPr>
+                              <m:nor/>
+                            </m:rPr>
                             <w:rPr>
                               <w:rFonts w:ascii="Cambria Math" w:hAnsi="Cambria Math"/>
                             </w:rPr>
-                            <m:t>2</m:t>
+                            <m:t xml:space="preserve">2</m:t>
                           </m:r>
                         </m:sup>
                       </m:sSup>
@@ -12160,6 +12574,151 @@
         <w:rPr>
           <w:rFonts w:eastAsiaTheme="minorEastAsia"/>
         </w:rPr>
+      </w:pPr>
+    </w:p>
+    <w:p>
+      <w:pPr>
+        <w:jc w:val="center"/>
+      </w:pPr>
+      <w:r>
+        <w:rPr>
+          <w:i/>
+        </w:rPr>
+        <w:t>Score_POS = ((cos(\psi_AI) - cos(\psi_Human) + 1) / 2) * 100</w:t>
+      </w:r>
+    </w:p>
+    <w:p>
+      <w:r>
+        <w:t xml:space="preserve">The POS Syntax Ratio engine evaluates lexical distribution pattern alignments. By tokenizing text and running a local heuristic POS tagger, the </w:t>
+      </w:r>
+      <w:r>
+        <w:t>system extracts frequency ratios for determiners, prepositions, pronouns, conjunctions, and auxiliary verbs relative to the overall word count. The extracted 5D ratio vector is compared against human and AI prototype vectors using the cosine similarity dot</w:t>
+      </w:r>
+      <w:r>
+        <w:t xml:space="preserve"> product, yielding the classification score:</w:t>
+      </w:r>
+    </w:p>
+    <w:p>
+      <w:pPr>
+        <w:pStyle w:val="Heading3"/>
+      </w:pPr>
+      <w:r>
+        <w:t>3.3.6. POS Syntax Ratio Cosine Similarity</w:t>
+      </w:r>
+    </w:p>
+    <w:p/>
+    <w:p>
+      <w:pPr>
+        <w:jc w:val="center"/>
+      </w:pPr>
+      <w:r>
+        <w:rPr>
+          <w:i/>
+        </w:rPr>
+        <w:t>Score_Trigram = ((cos(\phi_AI) - cos(\phi_Human) + 1) / 2) * 100</w:t>
+      </w:r>
+    </w:p>
+    <w:p>
+      <w:r>
+        <w:t>The Character Trigram Cosine Similarity engine analyzes the text at the character n-gram level to detec</w:t>
+      </w:r>
+      <w:r>
+        <w:t>t machine-generated structures. Large language models output texts with uniform character transitions, whereas human writing exhibits specific spacing patterns and typographic mistakes (e.g., spacing after punctuation marks). The system extracts frequencie</w:t>
+      </w:r>
+      <w:r>
+        <w:t>s of 20 key character trigrams (scaled to 10,000x) and computes the cosine similarity to human and AI profiles, deriving the similarity score:</w:t>
+      </w:r>
+    </w:p>
+    <w:p>
+      <w:pPr>
+        <w:pStyle w:val="Heading3"/>
+      </w:pPr>
+      <w:r>
+        <w:lastRenderedPageBreak/>
+        <w:t>3.3.5. Character Trigram Cosine Similarity</w:t>
+      </w:r>
+    </w:p>
+    <w:p/>
+    <w:p>
+      <w:pPr>
+        <w:jc w:val="center"/>
+      </w:pPr>
+      <w:r>
+        <w:rPr>
+          <w:i/>
+        </w:rPr>
+        <w:t>P_LR = 1 / (1 + e^-logit)</w:t>
+      </w:r>
+    </w:p>
+    <w:p>
+      <w:pPr>
+        <w:jc w:val="center"/>
+      </w:pPr>
+      <w:r>
+        <w:rPr>
+          <w:i/>
+        </w:rPr>
+        <w:t>logit = -10.87000 + 6.79418 * f_1 - 0.17427</w:t>
+      </w:r>
+      <w:r>
+        <w:rPr>
+          <w:i/>
+        </w:rPr>
+        <w:t xml:space="preserve"> * f_2 + 0.58039 * f_3 + 5.29141 * f_4 + 2.93657 * f_5</w:t>
+      </w:r>
+    </w:p>
+    <w:p>
+      <w:r>
+        <w:t xml:space="preserve">The Logistic Regression classifier predicts the probability of generative AI authorship using a trained logit model. It maps the 5-dimensional stylometric feature vector (comprising lexical diversity, </w:t>
+      </w:r>
+      <w:r>
+        <w:t>sentence length uniformity, transition density, Coleman-Liau readability grade consistency, and punctuation density) to a continuous probability scale using the standard sigmoid activation function:</w:t>
+      </w:r>
+    </w:p>
+    <w:p>
+      <w:pPr>
+        <w:pStyle w:val="Heading3"/>
+      </w:pPr>
+      <w:r>
+        <w:t>3.3.4. Stylometric Logistic Regression Classifier</w:t>
+      </w:r>
+    </w:p>
+    <w:p/>
+    <w:p>
+      <w:pPr>
+        <w:pStyle w:val="Heading3"/>
+      </w:pPr>
+      <w:r>
+        <w:t>3.3.7. Heuristic Grammar &amp; Typography Analyzer</w:t>
+      </w:r>
+    </w:p>
+    <w:p>
+      <w:pPr>
+        <w:spacing w:after="0" w:line="360" w:lineRule="auto"/>
+      </w:pPr>
+      <w:r>
+        <w:t>The Heuristic Grammar &amp; Typography Analyzer evaluates the input text for common grammatical slips, capitalization errors, double negatives, punctuation spacing issues, and duplicate words. Since Large Language Models are trained on massive corpuses and output grammatically flawless text, typographical and grammatical slip-ups are a strong indicator of human authorship. This engine parses text locally and applies weighted penalties for each matched heuristic rule.</w:t>
+      </w:r>
+    </w:p>
+    <w:p>
+      <w:pPr>
+        <w:pStyle w:val="ListParagraph"/>
+        <w:numPr>
+          <w:ilvl w:val="0"/>
+          <w:numId w:val="11"/>
+        </w:numPr>
+        <w:spacing w:after="0" w:line="360" w:lineRule="auto"/>
+      </w:pPr>
+      <w:r>
+        <w:t>The normalized penalty per 100 words is calculated, and the final Grammar Perfection Score is resolved using the following equations:</w:t>
+      </w:r>
+    </w:p>
+    <w:p>
+      <w:pPr>
+        <w:pStyle w:val="ListParagraph"/>
+        <w:spacing w:after="0" w:line="360" w:lineRule="auto"/>
+        <w:ind w:left="360"/>
+        <w:jc w:val="left"/>
       </w:pPr>
       <m:oMathPara>
         <m:oMathParaPr>
@@ -12182,19 +12741,25 @@
                 <w:rPr>
                   <w:rFonts w:ascii="Cambria Math" w:hAnsi="Cambria Math"/>
                 </w:rPr>
-                <m:t>Score</m:t>
+                <m:t xml:space="preserve">Score</m:t>
               </m:r>
             </m:e>
             <m:sub>
               <m:r>
+                <m:rPr>
+                  <m:nor/>
+                </m:rPr>
                 <w:rPr>
                   <w:rFonts w:ascii="Cambria Math" w:hAnsi="Cambria Math"/>
                 </w:rPr>
-                <m:t>3</m:t>
+                <m:t xml:space="preserve">Cosine</m:t>
               </m:r>
             </m:sub>
           </m:sSub>
           <m:r>
+            <m:rPr>
+              <m:nor/>
+            </m:rPr>
             <w:rPr>
               <w:rFonts w:ascii="Cambria Math" w:hAnsi="Cambria Math"/>
             </w:rPr>
@@ -12209,69 +12774,106 @@
               </m:ctrlPr>
             </m:fPr>
             <m:num>
-              <m:sSub>
-                <m:sSubPr>
+              <m:r>
+                <m:rPr>
+                  <m:nor/>
+                </m:rPr>
+                <w:rPr>
+                  <w:rFonts w:ascii="Cambria Math" w:hAnsi="Cambria Math"/>
+                </w:rPr>
+                <m:t xml:space="preserve">cos</m:t>
+              </m:r>
+              <m:d>
+                <m:dPr>
                   <m:ctrlPr>
                     <w:rPr>
                       <w:rFonts w:ascii="Cambria Math" w:hAnsi="Cambria Math"/>
                     </w:rPr>
                   </m:ctrlPr>
-                </m:sSubPr>
+                </m:dPr>
                 <m:e>
-                  <m:r>
-                    <w:rPr>
-                      <w:rFonts w:ascii="Cambria Math" w:hAnsi="Cambria Math"/>
-                    </w:rPr>
-                    <m:t>cosθ</m:t>
-                  </m:r>
+                  <m:sSub>
+                    <m:sSubPr>
+                      <m:ctrlPr>
+                        <w:rPr>
+                          <w:rFonts w:ascii="Cambria Math" w:hAnsi="Cambria Math"/>
+                        </w:rPr>
+                      </m:ctrlPr>
+                    </m:sSubPr>
+                    <m:e>
+                      <m:r>
+                        <w:rPr>
+                          <w:rFonts w:ascii="Cambria Math" w:hAnsi="Cambria Math"/>
+                        </w:rPr>
+                        <m:t xml:space="preserve">θ</m:t>
+                      </m:r>
+                    </m:e>
+                    <m:sub>
+                      <m:r>
+                        <m:rPr>
+                          <m:nor/>
+                        </m:rPr>
+                        <w:rPr>
+                          <w:rFonts w:ascii="Cambria Math" w:hAnsi="Cambria Math"/>
+                        </w:rPr>
+                        <m:t xml:space="preserve">AI</m:t>
+                      </m:r>
+                    </m:sub>
+                  </m:sSub>
                 </m:e>
-                <m:sub>
-                  <m:r>
-                    <m:rPr>
-                      <m:nor/>
-                    </m:rPr>
-                    <w:rPr>
-                      <w:rFonts w:ascii="Cambria Math" w:hAnsi="Cambria Math"/>
-                    </w:rPr>
-                    <m:t>AI</m:t>
-                  </m:r>
-                </m:sub>
-              </m:sSub>
+              </m:d>
               <m:r>
+                <m:rPr>
+                  <m:nor/>
+                </m:rPr>
                 <w:rPr>
                   <w:rFonts w:ascii="Cambria Math" w:hAnsi="Cambria Math"/>
                 </w:rPr>
-                <m:t xml:space="preserve"> – </m:t>
+                <m:t xml:space="preserve"> − cos</m:t>
               </m:r>
-              <m:sSub>
-                <m:sSubPr>
+              <m:d>
+                <m:dPr>
                   <m:ctrlPr>
                     <w:rPr>
                       <w:rFonts w:ascii="Cambria Math" w:hAnsi="Cambria Math"/>
                     </w:rPr>
                   </m:ctrlPr>
-                </m:sSubPr>
+                </m:dPr>
                 <m:e>
-                  <m:r>
-                    <w:rPr>
-                      <w:rFonts w:ascii="Cambria Math" w:hAnsi="Cambria Math"/>
-                    </w:rPr>
-                    <m:t>cosθ</m:t>
-                  </m:r>
+                  <m:sSub>
+                    <m:sSubPr>
+                      <m:ctrlPr>
+                        <w:rPr>
+                          <w:rFonts w:ascii="Cambria Math" w:hAnsi="Cambria Math"/>
+                        </w:rPr>
+                      </m:ctrlPr>
+                    </m:sSubPr>
+                    <m:e>
+                      <m:r>
+                        <w:rPr>
+                          <w:rFonts w:ascii="Cambria Math" w:hAnsi="Cambria Math"/>
+                        </w:rPr>
+                        <m:t xml:space="preserve">θ</m:t>
+                      </m:r>
+                    </m:e>
+                    <m:sub>
+                      <m:r>
+                        <m:rPr>
+                          <m:nor/>
+                        </m:rPr>
+                        <w:rPr>
+                          <w:rFonts w:ascii="Cambria Math" w:hAnsi="Cambria Math"/>
+                        </w:rPr>
+                        <m:t xml:space="preserve">Human</m:t>
+                      </m:r>
+                    </m:sub>
+                  </m:sSub>
                 </m:e>
-                <m:sub>
-                  <m:r>
-                    <m:rPr>
-                      <m:nor/>
-                    </m:rPr>
-                    <w:rPr>
-                      <w:rFonts w:ascii="Cambria Math" w:hAnsi="Cambria Math"/>
-                    </w:rPr>
-                    <m:t>Human</m:t>
-                  </m:r>
-                </m:sub>
-              </m:sSub>
+              </m:d>
               <m:r>
+                <m:rPr>
+                  <m:nor/>
+                </m:rPr>
                 <w:rPr>
                   <w:rFonts w:ascii="Cambria Math" w:hAnsi="Cambria Math"/>
                 </w:rPr>
@@ -12280,14 +12882,20 @@
             </m:num>
             <m:den>
               <m:r>
+                <m:rPr>
+                  <m:nor/>
+                </m:rPr>
                 <w:rPr>
                   <w:rFonts w:ascii="Cambria Math" w:hAnsi="Cambria Math"/>
                 </w:rPr>
-                <m:t>2</m:t>
+                <m:t xml:space="preserve">2</m:t>
               </m:r>
             </m:den>
           </m:f>
           <m:r>
+            <m:rPr>
+              <m:nor/>
+            </m:rPr>
             <w:rPr>
               <w:rFonts w:ascii="Cambria Math" w:hAnsi="Cambria Math"/>
             </w:rPr>
@@ -12295,152 +12903,6 @@
           </m:r>
         </m:oMath>
       </m:oMathPara>
-    </w:p>
-    <w:p>
-      <w:pPr>
-        <w:spacing w:line="360" w:lineRule="auto"/>
-        <w:jc w:val="left"/>
-        <w:rPr>
-          <w:rFonts w:eastAsiaTheme="minorEastAsia"/>
-        </w:rPr>
-      </w:pPr>
-    </w:p>
-    <w:p>
-      <w:pPr>
-        <w:jc w:val="center"/>
-      </w:pPr>
-      <w:r>
-        <w:rPr>
-          <w:i/>
-        </w:rPr>
-        <w:t>Score_POS = ((cos(\psi_AI) - cos(\psi_Human) + 1) / 2) * 100</w:t>
-      </w:r>
-    </w:p>
-    <w:p>
-      <w:r>
-        <w:t xml:space="preserve">The POS Syntax Ratio engine evaluates lexical distribution pattern alignments. By tokenizing text and running a local heuristic POS tagger, the </w:t>
-      </w:r>
-      <w:r>
-        <w:t>system extracts frequency ratios for determiners, prepositions, pronouns, conjunctions, and auxiliary verbs relative to the overall word count. The extracted 5D ratio vector is compared against human and AI prototype vectors using the cosine similarity dot</w:t>
-      </w:r>
-      <w:r>
-        <w:t xml:space="preserve"> product, yielding the classification score:</w:t>
-      </w:r>
-    </w:p>
-    <w:p>
-      <w:pPr>
-        <w:pStyle w:val="Heading3"/>
-      </w:pPr>
-      <w:r>
-        <w:t>3.3.6. POS Syntax Ratio Cosine Similarity</w:t>
-      </w:r>
-    </w:p>
-    <w:p/>
-    <w:p>
-      <w:pPr>
-        <w:jc w:val="center"/>
-      </w:pPr>
-      <w:r>
-        <w:rPr>
-          <w:i/>
-        </w:rPr>
-        <w:t>Score_Trigram = ((cos(\phi_AI) - cos(\phi_Human) + 1) / 2) * 100</w:t>
-      </w:r>
-    </w:p>
-    <w:p>
-      <w:r>
-        <w:t>The Character Trigram Cosine Similarity engine analyzes the text at the character n-gram level to detec</w:t>
-      </w:r>
-      <w:r>
-        <w:t>t machine-generated structures. Large language models output texts with uniform character transitions, whereas human writing exhibits specific spacing patterns and typographic mistakes (e.g., spacing after punctuation marks). The system extracts frequencie</w:t>
-      </w:r>
-      <w:r>
-        <w:t>s of 20 key character trigrams (scaled to 10,000x) and computes the cosine similarity to human and AI profiles, deriving the similarity score:</w:t>
-      </w:r>
-    </w:p>
-    <w:p>
-      <w:pPr>
-        <w:pStyle w:val="Heading3"/>
-      </w:pPr>
-      <w:r>
-        <w:lastRenderedPageBreak/>
-        <w:t>3.3.5. Character Trigram Cosine Similarity</w:t>
-      </w:r>
-    </w:p>
-    <w:p/>
-    <w:p>
-      <w:pPr>
-        <w:jc w:val="center"/>
-      </w:pPr>
-      <w:r>
-        <w:rPr>
-          <w:i/>
-        </w:rPr>
-        <w:t>P_LR = 1 / (1 + e^-logit)</w:t>
-      </w:r>
-    </w:p>
-    <w:p>
-      <w:pPr>
-        <w:jc w:val="center"/>
-      </w:pPr>
-      <w:r>
-        <w:rPr>
-          <w:i/>
-        </w:rPr>
-        <w:t>logit = -10.87000 + 6.79418 * f_1 - 0.17427</w:t>
-      </w:r>
-      <w:r>
-        <w:rPr>
-          <w:i/>
-        </w:rPr>
-        <w:t xml:space="preserve"> * f_2 + 0.58039 * f_3 + 5.29141 * f_4 + 2.93657 * f_5</w:t>
-      </w:r>
-    </w:p>
-    <w:p>
-      <w:r>
-        <w:t xml:space="preserve">The Logistic Regression classifier predicts the probability of generative AI authorship using a trained logit model. It maps the 5-dimensional stylometric feature vector (comprising lexical diversity, </w:t>
-      </w:r>
-      <w:r>
-        <w:t>sentence length uniformity, transition density, Coleman-Liau readability grade consistency, and punctuation density) to a continuous probability scale using the standard sigmoid activation function:</w:t>
-      </w:r>
-    </w:p>
-    <w:p>
-      <w:pPr>
-        <w:pStyle w:val="Heading3"/>
-      </w:pPr>
-      <w:r>
-        <w:t>3.3.4. Stylometric Logistic Regression Classifier</w:t>
-      </w:r>
-    </w:p>
-    <w:p/>
-    <w:p>
-      <w:pPr>
-        <w:pStyle w:val="Heading3"/>
-      </w:pPr>
-      <w:r>
-        <w:t>3.3.7. Heuristic Grammar &amp; Typography Analyzer</w:t>
-      </w:r>
-    </w:p>
-    <w:p>
-      <w:pPr>
-        <w:spacing w:after="0" w:line="360" w:lineRule="auto"/>
-      </w:pPr>
-      <w:r>
-        <w:t>The Heuristic Grammar &amp; Typography Analyzer evaluates the input text for common grammatical slips, capitalization errors, double negatives, punctuation spacing issues, and duplicate words. Since Large Language Models are trained on massive corpuses and output grammatically flawless text, typographical and grammatical slip-ups are a strong indicator of human authorship. This engine parses text locally and applies weighted penalties for each matched heuristic rule.</w:t>
-      </w:r>
-    </w:p>
-    <w:p>
-      <w:pPr>
-        <w:pStyle w:val="ListParagraph"/>
-        <w:numPr>
-          <w:ilvl w:val="0"/>
-          <w:numId w:val="11"/>
-        </w:numPr>
-        <w:spacing w:after="0" w:line="360" w:lineRule="auto"/>
-      </w:pPr>
-      <w:r>
-        <w:t>The normalized penalty per 100 words is calculated, and the final Grammar Perfection Score is resolved using the following equations:</w:t>
-      </w:r>
     </w:p>
     <w:p>
       <w:pPr>
@@ -12470,7 +12932,7 @@
                 <w:rPr>
                   <w:rFonts w:ascii="Cambria Math" w:hAnsi="Cambria Math"/>
                 </w:rPr>
-                <m:t>Penalty</m:t>
+                <m:t xml:space="preserve">Penalty</m:t>
               </m:r>
             </m:e>
             <m:sub>
@@ -12481,48 +12943,136 @@
                 <w:rPr>
                   <w:rFonts w:ascii="Cambria Math" w:hAnsi="Cambria Math"/>
                 </w:rPr>
-                <m:t>norm</m:t>
+                <m:t xml:space="preserve">norm</m:t>
               </m:r>
             </m:sub>
           </m:sSub>
           <m:r>
+            <m:rPr>
+              <m:nor/>
+            </m:rPr>
             <w:rPr>
               <w:rFonts w:ascii="Cambria Math" w:hAnsi="Cambria Math"/>
             </w:rPr>
-            <m:t xml:space="preserve"> = </m:t>
+            <m:t xml:space="preserve"> = min</m:t>
           </m:r>
-          <m:f>
-            <m:fPr>
+          <m:d>
+            <m:dPr>
               <m:ctrlPr>
                 <w:rPr>
                   <w:rFonts w:ascii="Cambria Math" w:hAnsi="Cambria Math"/>
                 </w:rPr>
               </m:ctrlPr>
-            </m:fPr>
-            <m:num>
-              <m:nary>
-                <m:naryPr>
-                  <m:chr m:val="∑"/>
-                  <m:limLoc m:val="undOvr"/>
+            </m:dPr>
+            <m:e>
+              <m:f>
+                <m:fPr>
                   <m:ctrlPr>
                     <w:rPr>
                       <w:rFonts w:ascii="Cambria Math" w:hAnsi="Cambria Math"/>
                     </w:rPr>
                   </m:ctrlPr>
-                </m:naryPr>
-                <m:sub/>
-                <m:sup/>
-                <m:e/>
-              </m:nary>
-              <m:d>
-                <m:dPr>
-                  <m:ctrlPr>
-                    <w:rPr>
-                      <w:rFonts w:ascii="Cambria Math" w:hAnsi="Cambria Math"/>
-                    </w:rPr>
-                  </m:ctrlPr>
-                </m:dPr>
-                <m:e>
+                </m:fPr>
+                <m:num>
+                  <m:nary>
+                    <m:naryPr>
+                      <m:chr m:val="∑"/>
+                      <m:limLoc m:val="subSup"/>
+                      <m:ctrlPr>
+                        <w:rPr>
+                          <w:rFonts w:ascii="Cambria Math" w:hAnsi="Cambria Math"/>
+                        </w:rPr>
+                      </m:ctrlPr>
+                    </m:naryPr>
+                    <m:sub>
+                      <m:r>
+                        <m:rPr>
+                          <m:nor/>
+                        </m:rPr>
+                        <w:rPr>
+                          <w:rFonts w:ascii="Cambria Math" w:hAnsi="Cambria Math"/>
+                        </w:rPr>
+                        <m:t xml:space="preserve"/>
+                      </m:r>
+                    </m:sub>
+                    <m:sup>
+                      <m:r>
+                        <m:rPr>
+                          <m:nor/>
+                        </m:rPr>
+                        <w:rPr>
+                          <w:rFonts w:ascii="Cambria Math" w:hAnsi="Cambria Math"/>
+                        </w:rPr>
+                        <m:t xml:space="preserve"/>
+                      </m:r>
+                    </m:sup>
+                    <m:e>
+                      <m:sSub>
+                        <m:sSubPr>
+                          <m:ctrlPr>
+                            <w:rPr>
+                              <w:rFonts w:ascii="Cambria Math" w:hAnsi="Cambria Math"/>
+                            </w:rPr>
+                          </m:ctrlPr>
+                        </m:sSubPr>
+                        <m:e>
+                          <m:r>
+                            <m:rPr>
+                              <m:nor/>
+                            </m:rPr>
+                            <w:rPr>
+                              <w:rFonts w:ascii="Cambria Math" w:hAnsi="Cambria Math"/>
+                            </w:rPr>
+                            <m:t xml:space="preserve">Matches</m:t>
+                          </m:r>
+                        </m:e>
+                        <m:sub>
+                          <m:r>
+                            <w:rPr>
+                              <w:rFonts w:ascii="Cambria Math" w:hAnsi="Cambria Math"/>
+                            </w:rPr>
+                            <m:t xml:space="preserve">i</m:t>
+                          </m:r>
+                        </m:sub>
+                      </m:sSub>
+                      <m:r>
+                        <m:rPr>
+                          <m:nor/>
+                        </m:rPr>
+                        <w:rPr>
+                          <w:rFonts w:ascii="Cambria Math" w:hAnsi="Cambria Math"/>
+                        </w:rPr>
+                        <m:t xml:space="preserve"> × </m:t>
+                      </m:r>
+                      <m:sSub>
+                        <m:sSubPr>
+                          <m:ctrlPr>
+                            <w:rPr>
+                              <w:rFonts w:ascii="Cambria Math" w:hAnsi="Cambria Math"/>
+                            </w:rPr>
+                          </m:ctrlPr>
+                        </m:sSubPr>
+                        <m:e>
+                          <m:r>
+                            <w:rPr>
+                              <w:rFonts w:ascii="Cambria Math" w:hAnsi="Cambria Math"/>
+                            </w:rPr>
+                            <m:t xml:space="preserve">w</m:t>
+                          </m:r>
+                        </m:e>
+                        <m:sub>
+                          <m:r>
+                            <w:rPr>
+                              <w:rFonts w:ascii="Cambria Math" w:hAnsi="Cambria Math"/>
+                            </w:rPr>
+                            <m:t xml:space="preserve">i</m:t>
+                          </m:r>
+                        </m:sub>
+                      </m:sSub>
+                    </m:e>
+                  </m:nary>
+                </m:num>
+                <m:den>
                   <m:r>
                     <m:rPr>
                       <m:nor/>
@@ -12530,67 +13080,21 @@
                     <w:rPr>
                       <w:rFonts w:ascii="Cambria Math" w:hAnsi="Cambria Math"/>
                     </w:rPr>
-                    <m:t>Rule Matches</m:t>
+                    <m:t xml:space="preserve">Word Count</m:t>
                   </m:r>
-                  <m:r>
-                    <w:rPr>
-                      <w:rFonts w:ascii="Cambria Math" w:hAnsi="Cambria Math"/>
-                    </w:rPr>
-                    <m:t xml:space="preserve"> × </m:t>
-                  </m:r>
-                  <m:r>
-                    <m:rPr>
-                      <m:nor/>
-                    </m:rPr>
-                    <w:rPr>
-                      <w:rFonts w:ascii="Cambria Math" w:hAnsi="Cambria Math"/>
-                    </w:rPr>
-                    <m:t>Weight</m:t>
-                  </m:r>
-                </m:e>
-              </m:d>
-            </m:num>
-            <m:den>
+                </m:den>
+              </m:f>
               <m:r>
+                <m:rPr>
+                  <m:nor/>
+                </m:rPr>
                 <w:rPr>
                   <w:rFonts w:ascii="Cambria Math" w:hAnsi="Cambria Math"/>
                 </w:rPr>
-                <m:t>max</m:t>
+                <m:t xml:space="preserve"> × 100,  10</m:t>
               </m:r>
-              <m:d>
-                <m:dPr>
-                  <m:ctrlPr>
-                    <w:rPr>
-                      <w:rFonts w:ascii="Cambria Math" w:hAnsi="Cambria Math"/>
-                    </w:rPr>
-                  </m:ctrlPr>
-                </m:dPr>
-                <m:e>
-                  <m:r>
-                    <w:rPr>
-                      <w:rFonts w:ascii="Cambria Math" w:hAnsi="Cambria Math"/>
-                    </w:rPr>
-                    <m:t xml:space="preserve">10, </m:t>
-                  </m:r>
-                  <m:r>
-                    <m:rPr>
-                      <m:nor/>
-                    </m:rPr>
-                    <w:rPr>
-                      <w:rFonts w:ascii="Cambria Math" w:hAnsi="Cambria Math"/>
-                    </w:rPr>
-                    <m:t>Word Count</m:t>
-                  </m:r>
-                </m:e>
-              </m:d>
-            </m:den>
-          </m:f>
-          <m:r>
-            <w:rPr>
-              <w:rFonts w:ascii="Cambria Math" w:hAnsi="Cambria Math"/>
-            </w:rPr>
-            <m:t xml:space="preserve"> × 100</m:t>
-          </m:r>
+            </m:e>
+          </m:d>
         </m:oMath>
       </m:oMathPara>
     </w:p>
@@ -12600,6 +13104,39 @@
         <w:spacing w:after="0" w:line="360" w:lineRule="auto"/>
         <w:ind w:left="360"/>
         <w:jc w:val="left"/>
+      </w:pPr>
+    </w:p>
+    <w:p>
+      <w:pPr>
+        <w:pStyle w:val="Heading3"/>
+        <w:spacing w:line="360" w:lineRule="auto"/>
+      </w:pPr>
+      <w:r>
+        <w:t>3.3.8. Ensemble Scoring &amp; Grammar Calibration</w:t>
+      </w:r>
+    </w:p>
+    <w:p>
+      <w:pPr>
+        <w:pStyle w:val="ListParagraph"/>
+        <w:numPr>
+          <w:ilvl w:val="0"/>
+          <w:numId w:val="11"/>
+        </w:numPr>
+        <w:spacing w:after="0" w:line="360" w:lineRule="auto"/>
+      </w:pPr>
+      <w:r>
+        <w:rPr>
+          <w:rFonts w:ascii="Times New Roman" w:hAnsi="Times New Roman"/>
+          <w:b w:val="0"/>
+          <w:sz w:val="24"/>
+        </w:rPr>
+        <w:t>The final AI probability verdict is calculated by compiling the weighted outputs of the six core algorithms (25% Logistic Regression, 25% Character Trigram Similarity, 20% KNN Classifier, 15% POS Syntax Ratios, 10% Cosine Similarity, and 5% Perplexity), and then calibrating the result using the Grammar Perfection Score as a discount modifier. A +15% boost is also added when the document has 100% flawless grammar, which is a common signature of machine-generated text.</w:t>
+      </w:r>
+    </w:p>
+    <w:p>
+      <w:pPr>
+        <w:pStyle w:val="ListParagraph"/>
+        <w:spacing w:after="0" w:line="360" w:lineRule="auto"/>
       </w:pPr>
       <m:oMathPara>
         <m:oMathParaPr>
@@ -12622,7 +13159,7 @@
                 <w:rPr>
                   <w:rFonts w:ascii="Cambria Math" w:hAnsi="Cambria Math"/>
                 </w:rPr>
-                <m:t>Score</m:t>
+                <m:t xml:space="preserve">Score</m:t>
               </m:r>
             </m:e>
             <m:sub>
@@ -12633,21 +13170,18 @@
                 <w:rPr>
                   <w:rFonts w:ascii="Cambria Math" w:hAnsi="Cambria Math"/>
                 </w:rPr>
-                <m:t>grammar</m:t>
+                <m:t xml:space="preserve">grammar</m:t>
               </m:r>
             </m:sub>
           </m:sSub>
           <m:r>
+            <m:rPr>
+              <m:nor/>
+            </m:rPr>
             <w:rPr>
               <w:rFonts w:ascii="Cambria Math" w:hAnsi="Cambria Math"/>
             </w:rPr>
-            <m:t xml:space="preserve"> = </m:t>
-          </m:r>
-          <m:r>
-            <w:rPr>
-              <w:rFonts w:ascii="Cambria Math" w:hAnsi="Cambria Math"/>
-            </w:rPr>
-            <m:t>max</m:t>
+            <m:t xml:space="preserve"> = max</m:t>
           </m:r>
           <m:d>
             <m:dPr>
@@ -12659,10 +13193,13 @@
             </m:dPr>
             <m:e>
               <m:r>
+                <m:rPr>
+                  <m:nor/>
+                </m:rPr>
                 <w:rPr>
                   <w:rFonts w:ascii="Cambria Math" w:hAnsi="Cambria Math"/>
                 </w:rPr>
-                <m:t xml:space="preserve">0, 100 – 15 × </m:t>
+                <m:t xml:space="preserve">0,  100 − 15 × </m:t>
               </m:r>
               <m:sSub>
                 <m:sSubPr>
@@ -12680,7 +13217,7 @@
                     <w:rPr>
                       <w:rFonts w:ascii="Cambria Math" w:hAnsi="Cambria Math"/>
                     </w:rPr>
-                    <m:t>Penalty</m:t>
+                    <m:t xml:space="preserve">Penalty</m:t>
                   </m:r>
                 </m:e>
                 <m:sub>
@@ -12691,241 +13228,12 @@
                     <w:rPr>
                       <w:rFonts w:ascii="Cambria Math" w:hAnsi="Cambria Math"/>
                     </w:rPr>
-                    <m:t>norm</m:t>
+                    <m:t xml:space="preserve">norm</m:t>
                   </m:r>
                 </m:sub>
               </m:sSub>
             </m:e>
           </m:d>
-        </m:oMath>
-      </m:oMathPara>
-    </w:p>
-    <w:p>
-      <w:pPr>
-        <w:pStyle w:val="ListParagraph"/>
-        <w:spacing w:after="0" w:line="360" w:lineRule="auto"/>
-        <w:ind w:left="360"/>
-        <w:jc w:val="left"/>
-      </w:pPr>
-    </w:p>
-    <w:p>
-      <w:pPr>
-        <w:pStyle w:val="Heading3"/>
-        <w:spacing w:line="360" w:lineRule="auto"/>
-      </w:pPr>
-      <w:r>
-        <w:t>3.3.8. Ensemble Scoring &amp; Grammar Calibration</w:t>
-      </w:r>
-    </w:p>
-    <w:p>
-      <w:pPr>
-        <w:pStyle w:val="ListParagraph"/>
-        <w:numPr>
-          <w:ilvl w:val="0"/>
-          <w:numId w:val="11"/>
-        </w:numPr>
-        <w:spacing w:after="0" w:line="360" w:lineRule="auto"/>
-      </w:pPr>
-      <w:r>
-        <w:rPr>
-          <w:rFonts w:ascii="Times New Roman" w:hAnsi="Times New Roman"/>
-          <w:b w:val="0"/>
-          <w:sz w:val="24"/>
-        </w:rPr>
-        <w:t>The final AI probability verdict is calculated by compiling the weighted outputs of the six core algorithms (25% Logistic Regression, 25% Character Trigram Similarity, 20% KNN Classifier, 15% POS Syntax Ratios, 10% Cosine Similarity, and 5% Perplexity), and then calibrating the result using the Grammar Perfection Score as a discount modifier. A +15% boost is also added when the document has 100% flawless grammar, which is a common signature of machine-generated text.</w:t>
-      </w:r>
-    </w:p>
-    <w:p>
-      <w:pPr>
-        <w:pStyle w:val="ListParagraph"/>
-        <w:spacing w:after="0" w:line="360" w:lineRule="auto"/>
-      </w:pPr>
-      <m:oMathPara>
-        <m:oMath>
-          <m:r>
-            <m:rPr>
-              <m:nor/>
-            </m:rPr>
-            <w:rPr>
-              <w:rFonts w:ascii="Cambria Math" w:hAnsi="Cambria Math"/>
-            </w:rPr>
-            <m:t>Final AI Probability</m:t>
-          </m:r>
-          <m:r>
-            <w:rPr>
-              <w:rFonts w:ascii="Cambria Math" w:hAnsi="Cambria Math"/>
-            </w:rPr>
-            <m:t xml:space="preserve"> = </m:t>
-          </m:r>
-          <m:d>
-            <m:dPr>
-              <m:ctrlPr>
-                <w:rPr>
-                  <w:rFonts w:ascii="Cambria Math" w:hAnsi="Cambria Math"/>
-                </w:rPr>
-              </m:ctrlPr>
-            </m:dPr>
-            <m:e>
-              <m:r>
-                <w:rPr>
-                  <w:rFonts w:ascii="Cambria Math" w:hAnsi="Cambria Math"/>
-                </w:rPr>
-                <m:t xml:space="preserve">0.35 × </m:t>
-              </m:r>
-              <m:sSub>
-                <m:sSubPr>
-                  <m:ctrlPr>
-                    <w:rPr>
-                      <w:rFonts w:ascii="Cambria Math" w:hAnsi="Cambria Math"/>
-                    </w:rPr>
-                  </m:ctrlPr>
-                </m:sSubPr>
-                <m:e>
-                  <m:r>
-                    <m:rPr>
-                      <m:nor/>
-                    </m:rPr>
-                    <w:rPr>
-                      <w:rFonts w:ascii="Cambria Math" w:hAnsi="Cambria Math"/>
-                    </w:rPr>
-                    <m:t>Score</m:t>
-                  </m:r>
-                </m:e>
-                <m:sub>
-                  <m:r>
-                    <w:rPr>
-                      <w:rFonts w:ascii="Cambria Math" w:hAnsi="Cambria Math"/>
-                    </w:rPr>
-                    <m:t>1</m:t>
-                  </m:r>
-                </m:sub>
-              </m:sSub>
-              <m:r>
-                <w:rPr>
-                  <w:rFonts w:ascii="Cambria Math" w:hAnsi="Cambria Math"/>
-                </w:rPr>
-                <m:t xml:space="preserve"> + 0.40 × </m:t>
-              </m:r>
-              <m:sSub>
-                <m:sSubPr>
-                  <m:ctrlPr>
-                    <w:rPr>
-                      <w:rFonts w:ascii="Cambria Math" w:hAnsi="Cambria Math"/>
-                    </w:rPr>
-                  </m:ctrlPr>
-                </m:sSubPr>
-                <m:e>
-                  <m:r>
-                    <m:rPr>
-                      <m:nor/>
-                    </m:rPr>
-                    <w:rPr>
-                      <w:rFonts w:ascii="Cambria Math" w:hAnsi="Cambria Math"/>
-                    </w:rPr>
-                    <m:t>Score</m:t>
-                  </m:r>
-                </m:e>
-                <m:sub>
-                  <m:r>
-                    <w:rPr>
-                      <w:rFonts w:ascii="Cambria Math" w:hAnsi="Cambria Math"/>
-                    </w:rPr>
-                    <m:t>2</m:t>
-                  </m:r>
-                </m:sub>
-              </m:sSub>
-              <m:r>
-                <w:rPr>
-                  <w:rFonts w:ascii="Cambria Math" w:hAnsi="Cambria Math"/>
-                </w:rPr>
-                <m:t xml:space="preserve"> + 0.25 × </m:t>
-              </m:r>
-              <m:sSub>
-                <m:sSubPr>
-                  <m:ctrlPr>
-                    <w:rPr>
-                      <w:rFonts w:ascii="Cambria Math" w:hAnsi="Cambria Math"/>
-                    </w:rPr>
-                  </m:ctrlPr>
-                </m:sSubPr>
-                <m:e>
-                  <m:r>
-                    <m:rPr>
-                      <m:nor/>
-                    </m:rPr>
-                    <w:rPr>
-                      <w:rFonts w:ascii="Cambria Math" w:hAnsi="Cambria Math"/>
-                    </w:rPr>
-                    <m:t>Score</m:t>
-                  </m:r>
-                </m:e>
-                <m:sub>
-                  <m:r>
-                    <w:rPr>
-                      <w:rFonts w:ascii="Cambria Math" w:hAnsi="Cambria Math"/>
-                    </w:rPr>
-                    <m:t>3</m:t>
-                  </m:r>
-                </m:sub>
-              </m:sSub>
-            </m:e>
-          </m:d>
-          <m:r>
-            <w:rPr>
-              <w:rFonts w:ascii="Cambria Math" w:hAnsi="Cambria Math"/>
-            </w:rPr>
-            <m:t xml:space="preserve"> × </m:t>
-          </m:r>
-          <m:f>
-            <m:fPr>
-              <m:ctrlPr>
-                <w:rPr>
-                  <w:rFonts w:ascii="Cambria Math" w:hAnsi="Cambria Math"/>
-                </w:rPr>
-              </m:ctrlPr>
-            </m:fPr>
-            <m:num>
-              <m:sSub>
-                <m:sSubPr>
-                  <m:ctrlPr>
-                    <w:rPr>
-                      <w:rFonts w:ascii="Cambria Math" w:hAnsi="Cambria Math"/>
-                    </w:rPr>
-                  </m:ctrlPr>
-                </m:sSubPr>
-                <m:e>
-                  <m:r>
-                    <m:rPr>
-                      <m:nor/>
-                    </m:rPr>
-                    <w:rPr>
-                      <w:rFonts w:ascii="Cambria Math" w:hAnsi="Cambria Math"/>
-                    </w:rPr>
-                    <m:t>Score</m:t>
-                  </m:r>
-                </m:e>
-                <m:sub>
-                  <m:r>
-                    <m:rPr>
-                      <m:nor/>
-                    </m:rPr>
-                    <w:rPr>
-                      <w:rFonts w:ascii="Cambria Math" w:hAnsi="Cambria Math"/>
-                    </w:rPr>
-                    <m:t>grammar</m:t>
-                  </m:r>
-                </m:sub>
-              </m:sSub>
-            </m:num>
-            <m:den>
-              <m:r>
-                <w:rPr>
-                  <w:rFonts w:ascii="Cambria Math" w:hAnsi="Cambria Math"/>
-                </w:rPr>
-                <m:t>100</m:t>
-              </m:r>
-            </m:den>
-          </m:f>
         </m:oMath>
       </m:oMathPara>
     </w:p>

--- a/ai_text_detector_project_report.docx
+++ b/ai_text_detector_project_report.docx
@@ -12578,35 +12578,31 @@
     </w:p>
     <w:p>
       <w:pPr>
+        <w:pStyle w:val="Heading3"/>
+      </w:pPr>
+      <w:r>
+        <w:t>3.3.4. Stylometric Logistic Regression Classifier</w:t>
+      </w:r>
+    </w:p>
+    <w:p>
+      <w:r>
+        <w:t xml:space="preserve">The Logistic Regression classifier predicts the probability of generative AI authorship using a trained logit model. It maps the 5-dimensional stylometric feature vector (comprising lexical diversity, </w:t>
+      </w:r>
+      <w:r>
+        <w:t>sentence length uniformity, transition density, Coleman-Liau readability grade consistency, and punctuation density) to a continuous probability scale using the standard sigmoid activation function:</w:t>
+      </w:r>
+    </w:p>
+    <w:p>
+      <w:pPr>
         <w:jc w:val="center"/>
       </w:pPr>
       <w:r>
         <w:rPr>
           <w:i/>
         </w:rPr>
-        <w:t>Score_POS = ((cos(\psi_AI) - cos(\psi_Human) + 1) / 2) * 100</w:t>
-      </w:r>
-    </w:p>
-    <w:p>
-      <w:r>
-        <w:t xml:space="preserve">The POS Syntax Ratio engine evaluates lexical distribution pattern alignments. By tokenizing text and running a local heuristic POS tagger, the </w:t>
-      </w:r>
-      <w:r>
-        <w:t>system extracts frequency ratios for determiners, prepositions, pronouns, conjunctions, and auxiliary verbs relative to the overall word count. The extracted 5D ratio vector is compared against human and AI prototype vectors using the cosine similarity dot</w:t>
-      </w:r>
-      <w:r>
-        <w:t xml:space="preserve"> product, yielding the classification score:</w:t>
-      </w:r>
-    </w:p>
-    <w:p>
-      <w:pPr>
-        <w:pStyle w:val="Heading3"/>
-      </w:pPr>
-      <w:r>
-        <w:t>3.3.6. POS Syntax Ratio Cosine Similarity</w:t>
-      </w:r>
-    </w:p>
-    <w:p/>
+        <w:t>P_LR = 1 / (1 + e^-logit)</w:t>
+      </w:r>
+    </w:p>
     <w:p>
       <w:pPr>
         <w:jc w:val="center"/>
@@ -12615,18 +12611,13 @@
         <w:rPr>
           <w:i/>
         </w:rPr>
-        <w:t>Score_Trigram = ((cos(\phi_AI) - cos(\phi_Human) + 1) / 2) * 100</w:t>
-      </w:r>
-    </w:p>
-    <w:p>
-      <w:r>
-        <w:t>The Character Trigram Cosine Similarity engine analyzes the text at the character n-gram level to detec</w:t>
-      </w:r>
-      <w:r>
-        <w:t>t machine-generated structures. Large language models output texts with uniform character transitions, whereas human writing exhibits specific spacing patterns and typographic mistakes (e.g., spacing after punctuation marks). The system extracts frequencie</w:t>
-      </w:r>
-      <w:r>
-        <w:t>s of 20 key character trigrams (scaled to 10,000x) and computes the cosine similarity to human and AI profiles, deriving the similarity score:</w:t>
+        <w:t>logit = -10.87000 + 6.79418 * f_1 - 0.17427</w:t>
+      </w:r>
+      <w:r>
+        <w:rPr>
+          <w:i/>
+        </w:rPr>
+        <w:t xml:space="preserve"> * f_2 + 0.58039 * f_3 + 5.29141 * f_4 + 2.93657 * f_5</w:t>
       </w:r>
     </w:p>
     <w:p>
@@ -12638,7 +12629,17 @@
         <w:t>3.3.5. Character Trigram Cosine Similarity</w:t>
       </w:r>
     </w:p>
-    <w:p/>
+    <w:p>
+      <w:r>
+        <w:t>The Character Trigram Cosine Similarity engine analyzes the text at the character n-gram level to detec</w:t>
+      </w:r>
+      <w:r>
+        <w:t>t machine-generated structures. Large language models output texts with uniform character transitions, whereas human writing exhibits specific spacing patterns and typographic mistakes (e.g., spacing after punctuation marks). The system extracts frequencie</w:t>
+      </w:r>
+      <w:r>
+        <w:t>s of 20 key character trigrams (scaled to 10,000x) and computes the cosine similarity to human and AI profiles, deriving the similarity score:</w:t>
+      </w:r>
+    </w:p>
     <w:p>
       <w:pPr>
         <w:jc w:val="center"/>
@@ -12647,7 +12648,26 @@
         <w:rPr>
           <w:i/>
         </w:rPr>
-        <w:t>P_LR = 1 / (1 + e^-logit)</w:t>
+        <w:t>Score_Trigram = ((cos(\phi_AI) - cos(\phi_Human) + 1) / 2) * 100</w:t>
+      </w:r>
+    </w:p>
+    <w:p>
+      <w:pPr>
+        <w:pStyle w:val="Heading3"/>
+      </w:pPr>
+      <w:r>
+        <w:t>3.3.6. POS Syntax Ratio Cosine Similarity</w:t>
+      </w:r>
+    </w:p>
+    <w:p>
+      <w:r>
+        <w:t xml:space="preserve">The POS Syntax Ratio engine evaluates lexical distribution pattern alignments. By tokenizing text and running a local heuristic POS tagger, the </w:t>
+      </w:r>
+      <w:r>
+        <w:t>system extracts frequency ratios for determiners, prepositions, pronouns, conjunctions, and auxiliary verbs relative to the overall word count. The extracted 5D ratio vector is compared against human and AI prototype vectors using the cosine similarity dot</w:t>
+      </w:r>
+      <w:r>
+        <w:t xml:space="preserve"> product, yielding the classification score:</w:t>
       </w:r>
     </w:p>
     <w:p>
@@ -12658,32 +12678,9 @@
         <w:rPr>
           <w:i/>
         </w:rPr>
-        <w:t>logit = -10.87000 + 6.79418 * f_1 - 0.17427</w:t>
-      </w:r>
-      <w:r>
-        <w:rPr>
-          <w:i/>
-        </w:rPr>
-        <w:t xml:space="preserve"> * f_2 + 0.58039 * f_3 + 5.29141 * f_4 + 2.93657 * f_5</w:t>
-      </w:r>
-    </w:p>
-    <w:p>
-      <w:r>
-        <w:t xml:space="preserve">The Logistic Regression classifier predicts the probability of generative AI authorship using a trained logit model. It maps the 5-dimensional stylometric feature vector (comprising lexical diversity, </w:t>
-      </w:r>
-      <w:r>
-        <w:t>sentence length uniformity, transition density, Coleman-Liau readability grade consistency, and punctuation density) to a continuous probability scale using the standard sigmoid activation function:</w:t>
-      </w:r>
-    </w:p>
-    <w:p>
-      <w:pPr>
-        <w:pStyle w:val="Heading3"/>
-      </w:pPr>
-      <w:r>
-        <w:t>3.3.4. Stylometric Logistic Regression Classifier</w:t>
-      </w:r>
-    </w:p>
-    <w:p/>
+        <w:t>Score_POS = ((cos(\psi_AI) - cos(\psi_Human) + 1) / 2) * 100</w:t>
+      </w:r>
+    </w:p>
     <w:p>
       <w:pPr>
         <w:pStyle w:val="Heading3"/>

--- a/ai_text_detector_project_report.docx
+++ b/ai_text_detector_project_report.docx
@@ -964,8 +964,8 @@
         <w:tblLook w:val="04A0" w:firstRow="1" w:lastRow="0" w:firstColumn="1" w:lastColumn="0" w:noHBand="0" w:noVBand="1"/>
       </w:tblPr>
       <w:tblGrid>
-        <w:gridCol w:w="4328"/>
-        <w:gridCol w:w="4330"/>
+        <w:gridCol w:w="4327"/>
+        <w:gridCol w:w="4331"/>
       </w:tblGrid>
       <w:tr>
         <w:trPr>
@@ -984,18 +984,32 @@
           <w:p>
             <w:r>
               <w:t xml:space="preserve"> </w:t>
+            </w:r>
+            <w:r>
               <w:br/>
               <w:t xml:space="preserve"> </w:t>
+            </w:r>
+            <w:r>
               <w:br/>
               <w:t xml:space="preserve"> </w:t>
+            </w:r>
+            <w:r>
               <w:br/>
               <w:t xml:space="preserve"> </w:t>
+            </w:r>
+            <w:r>
               <w:br/>
               <w:t>Mr. Niraj Khadka</w:t>
+            </w:r>
+            <w:r>
               <w:br/>
               <w:t xml:space="preserve">Supervisor  </w:t>
+            </w:r>
+            <w:r>
               <w:br/>
               <w:t xml:space="preserve">Prime College </w:t>
+            </w:r>
+            <w:r>
               <w:br/>
               <w:t xml:space="preserve">Khusibu, Nayabajar, Kathmandu </w:t>
             </w:r>
@@ -1277,11 +1291,6 @@
         <w:ind w:left="-5" w:right="55"/>
       </w:pPr>
       <w:r>
-        <w:rPr>
-          <w:rFonts w:ascii="Times New Roman" w:hAnsi="Times New Roman"/>
-          <w:b w:val="0"/>
-          <w:sz w:val="24"/>
-        </w:rPr>
         <w:t>This project on developing an AI Text Detector, which detects machine-generated text using statistical NLP, K-Nearest Neighbors (KNN), and Cosine Similarity, could not have been achieved without the kind support of many individuals. I am grateful to Mr. Niraj Khadka, Project Supervisor and Coordinator, for his guidance, valuable suggestions, and steady encouragement throughout the development of this project. His knowledge of the subject, along with his encouragement, helped learn the concepts of Natural Language Processing and machine learning deeply. I also thank my teachers, mentors, friends, and classmates for their suggestions during the testing phase, which helped improve the performance and functionality of the detector. I am also grateful to everyone who helped bring this project to completion, directly or indirectly.</w:t>
       </w:r>
     </w:p>
@@ -5762,7 +5771,6 @@
               <w:rPr>
                 <w:sz w:val="22"/>
               </w:rPr>
-              <w:lastRenderedPageBreak/>
               <w:t>SVG</w:t>
             </w:r>
           </w:p>
@@ -5883,6 +5891,7 @@
               <w:rPr>
                 <w:sz w:val="22"/>
               </w:rPr>
+              <w:lastRenderedPageBreak/>
               <w:t>CSS</w:t>
             </w:r>
           </w:p>
@@ -7549,11 +7558,6 @@
         <w:spacing w:after="0" w:line="360" w:lineRule="auto"/>
       </w:pPr>
       <w:r>
-        <w:rPr>
-          <w:rFonts w:ascii="Times New Roman" w:hAnsi="Times New Roman"/>
-          <w:b w:val="0"/>
-          <w:sz w:val="24"/>
-        </w:rPr>
         <w:t>Generative AI models like ChatGPT, Claude, and Gemini have changed how text is produced at scale. Their rapid adoption across industries has introduced serious challenges around content authenticity. While these systems increase writing efficiency, they present severe challenges across multiple sectors, including plagiarism in academic writing, automated fake news dissemination, and artificial content spamming on web search platforms.</w:t>
       </w:r>
     </w:p>
@@ -7562,11 +7566,6 @@
         <w:spacing w:after="0" w:line="360" w:lineRule="auto"/>
       </w:pPr>
       <w:r>
-        <w:rPr>
-          <w:rFonts w:ascii="Times New Roman" w:hAnsi="Times New Roman"/>
-          <w:b w:val="0"/>
-          <w:sz w:val="24"/>
-        </w:rPr>
         <w:t>Because AI-generated text is grammatically correct and coherent, spotting it by eye is extremely difficult. Automated detection tools are therefore needed. Standard commercial detectors rely heavily on calling proprietary API endpoints, introducing privacy concerns and network latency.</w:t>
       </w:r>
     </w:p>
@@ -7575,11 +7574,6 @@
         <w:spacing w:after="0" w:line="360" w:lineRule="auto"/>
       </w:pPr>
       <w:r>
-        <w:rPr>
-          <w:rFonts w:ascii="Times New Roman" w:hAnsi="Times New Roman"/>
-          <w:b w:val="0"/>
-          <w:sz w:val="24"/>
-        </w:rPr>
         <w:t>This project addresses that gap with the AI Text Detector — a browser-based tool that identifies machine-generated text without sending data to any server. It works by tokenizing text locally, extracting stylometric features, and running six classification algorithms directly inside the user's browser sandbox.</w:t>
       </w:r>
     </w:p>
@@ -7588,11 +7582,6 @@
         <w:spacing w:after="0" w:line="360" w:lineRule="auto"/>
       </w:pPr>
       <w:r>
-        <w:rPr>
-          <w:rFonts w:ascii="Times New Roman" w:hAnsi="Times New Roman"/>
-          <w:b w:val="0"/>
-          <w:sz w:val="24"/>
-        </w:rPr>
         <w:t>The application is built using HTML5 as the front-end markup, CSS3 Variables for custom visualization stylesheets, and ES6 JavaScript for local algorithm calculations. It uses PDF.js and Mammoth.js (loaded via CDN) to parse PDF and Word files directly in the browser. This makes it useful for teachers, publishers, and content reviewers who need a fast, private way to check text authenticity.</w:t>
       </w:r>
     </w:p>
@@ -7607,7 +7596,6 @@
       </w:pPr>
       <w:bookmarkStart w:id="13" w:name="_Toc232288986"/>
       <w:r>
-        <w:lastRenderedPageBreak/>
         <w:t>1.2. Problem Statement</w:t>
       </w:r>
       <w:bookmarkEnd w:id="13"/>
@@ -7644,6 +7632,7 @@
         <w:spacing w:line="360" w:lineRule="auto"/>
       </w:pPr>
       <w:r>
+        <w:lastRenderedPageBreak/>
         <w:t>Automated bots generate large volumes of search-engine optimized web text, degrading content quality online.</w:t>
       </w:r>
     </w:p>
@@ -7851,7 +7840,6 @@
         <w:rPr>
           <w:b/>
         </w:rPr>
-        <w:lastRenderedPageBreak/>
         <w:t>Sprint 1:</w:t>
       </w:r>
       <w:r>
@@ -7951,6 +7939,7 @@
         <w:rPr>
           <w:b/>
         </w:rPr>
+        <w:lastRenderedPageBreak/>
         <w:t>Sprint 4:</w:t>
       </w:r>
       <w:r>
@@ -8110,11 +8099,6 @@
         <w:spacing w:before="0" w:after="160" w:line="360" w:lineRule="auto"/>
       </w:pPr>
       <w:r>
-        <w:rPr>
-          <w:rFonts w:ascii="Times New Roman" w:hAnsi="Times New Roman"/>
-          <w:b w:val="0"/>
-          <w:sz w:val="24"/>
-        </w:rPr>
         <w:t>This report is organized into five chapters, each covering a specific stage of the project from initial research to final testing.</w:t>
       </w:r>
     </w:p>
@@ -8123,11 +8107,6 @@
         <w:spacing w:before="0" w:after="160" w:line="360" w:lineRule="auto"/>
       </w:pPr>
       <w:r>
-        <w:rPr>
-          <w:rFonts w:ascii="Times New Roman" w:hAnsi="Times New Roman"/>
-          <w:b w:val="0"/>
-          <w:sz w:val="24"/>
-        </w:rPr>
         <w:t>Below is a brief overview of each chapter:</w:t>
       </w:r>
     </w:p>
@@ -8136,11 +8115,6 @@
         <w:spacing w:before="0" w:after="160" w:line="360" w:lineRule="auto"/>
       </w:pPr>
       <w:r>
-        <w:rPr>
-          <w:rFonts w:ascii="Times New Roman" w:hAnsi="Times New Roman"/>
-          <w:b w:val="0"/>
-          <w:sz w:val="24"/>
-        </w:rPr>
         <w:t>Chapter 1 introduces the project. It explains why automated detection tools are needed, outlines the project objectives, and describes the core approach — classifying text using linguistic markers like perplexity, burstiness, and lexical diversity.</w:t>
       </w:r>
     </w:p>
@@ -8149,11 +8123,6 @@
         <w:spacing w:before="0" w:after="160" w:line="360" w:lineRule="auto"/>
       </w:pPr>
       <w:r>
-        <w:rPr>
-          <w:rFonts w:ascii="Times New Roman" w:hAnsi="Times New Roman"/>
-          <w:b w:val="0"/>
-          <w:sz w:val="24"/>
-        </w:rPr>
         <w:t>Chapter 2 reviews the key research studies on stylometry and AI text detection. It covers methods like GLTR, DetectGPT, and lexical feature classifiers, and explains how this project builds on and extends those findings.</w:t>
       </w:r>
     </w:p>
@@ -8162,11 +8131,7 @@
         <w:spacing w:before="0" w:after="160" w:line="360" w:lineRule="auto"/>
       </w:pPr>
       <w:r>
-        <w:rPr>
-          <w:rFonts w:ascii="Times New Roman" w:hAnsi="Times New Roman"/>
-          <w:b w:val="0"/>
-          <w:sz w:val="24"/>
-        </w:rPr>
+        <w:lastRenderedPageBreak/>
         <w:t>Chapter 3 covers system analysis and design. It documents the functional and non-functional requirements, feasibility study, and architecture. UML diagrams — including use case, class, sequence, state, and activity diagrams — illustrate the interaction between the UI and the classification engines.</w:t>
       </w:r>
     </w:p>
@@ -8175,11 +8140,6 @@
         <w:spacing w:before="0" w:after="160" w:line="360" w:lineRule="auto"/>
       </w:pPr>
       <w:r>
-        <w:rPr>
-          <w:rFonts w:ascii="Times New Roman" w:hAnsi="Times New Roman"/>
-          <w:b w:val="0"/>
-          <w:sz w:val="24"/>
-        </w:rPr>
         <w:t>Chapter 4 covers the implementation. It describes each code module (FileParser, PerplexityAnalyzer, KNN, Cosine Similarity, Logistic Regression, Trigram, POS, Grammar, and ChartRenderer), the tools used, and the testing results with documented test cases.</w:t>
       </w:r>
     </w:p>
@@ -8188,11 +8148,6 @@
         <w:spacing w:before="0" w:after="160" w:line="360" w:lineRule="auto"/>
       </w:pPr>
       <w:r>
-        <w:rPr>
-          <w:rFonts w:ascii="Times New Roman" w:hAnsi="Times New Roman"/>
-          <w:b w:val="0"/>
-          <w:sz w:val="24"/>
-        </w:rPr>
         <w:t>Chapter 5 concludes the report. It summarizes what the project achieved, its accuracy results, and outlines recommended directions for future improvements such as WebAssembly model integration and multi-lingual support.</w:t>
       </w:r>
     </w:p>
@@ -8203,7 +8158,6 @@
       </w:pPr>
       <w:bookmarkStart w:id="17" w:name="_Toc232288990"/>
       <w:r>
-        <w:lastRenderedPageBreak/>
         <w:t>CHAPTER 2</w:t>
       </w:r>
       <w:bookmarkStart w:id="18" w:name="_Toc201399424"/>
@@ -8292,6 +8246,7 @@
         <w:spacing w:before="0" w:after="0" w:line="360" w:lineRule="auto"/>
       </w:pPr>
       <w:r>
+        <w:lastRenderedPageBreak/>
         <w:t>To supplement statistical analysis, instance-based machine learning is applied. A K-Nearest Neighbors (KNN) classifier maps the document's syntactic features into a multi-dimensional space, measuring Euclidean distance to a pre-defined training set of human and AI documents to make a classification verdict.</w:t>
       </w:r>
     </w:p>
@@ -8305,11 +8260,6 @@
     </w:p>
     <w:p>
       <w:r>
-        <w:rPr>
-          <w:rFonts w:ascii="Times New Roman" w:hAnsi="Times New Roman"/>
-          <w:b w:val="0"/>
-          <w:sz w:val="24"/>
-        </w:rPr>
         <w:t>Spelling and grammatical errors are also a meaningful feature in stylometric classification. Large Language Models are trained on curated, highly polished text datasets, meaning they output grammatically flawless prose. In contrast, human-written text frequently exhibits minor typographical slips, incorrect spacing around punctuation, and occasional spelling and syntax agreement errors. Integrating a heuristic grammar and typography engine provides a robust discount modifier: the presence of minor errors lowers the text's grammar perfection score, which is used to calibrate the final AI probability, successfully reducing false positives on human essays.</w:t>
       </w:r>
     </w:p>
@@ -8382,12 +8332,19 @@
         <w:rPr>
           <w:bCs/>
         </w:rPr>
-        <w:t>, a novel zero-shot detection method based on probability curvature. The researchers discovered that AI-generated passages tend to lie in regions of negative curvature of the source model’s log probability function. By applying minor semantic perturbations (rewriting sentences slightly) and evaluating the difference in log likelihood, the authors proved that AI-generated text exhibits a significant, consistent drop in log probability when perturbed. In contrast, human-written text, which does not sit at the local maxima of an LLM's probability space, shows highly unpredictable and variable changes under the same perturbations. This discovery established a mathematical framework for zero-shot classification using local curvature.</w:t>
+        <w:t xml:space="preserve">, a novel zero-shot detection method based on probability curvature. The researchers discovered that AI-generated passages tend to lie in regions of negative curvature of the source model’s log probability function. By applying minor semantic perturbations (rewriting sentences slightly) and evaluating the difference in log likelihood, the authors proved that AI-generated text exhibits a significant, consistent drop in log probability </w:t>
       </w:r>
       <w:r>
         <w:rPr>
           <w:bCs/>
         </w:rPr>
+        <w:lastRenderedPageBreak/>
+        <w:t>when perturbed. In contrast, human-written text, which does not sit at the local maxima of an LLM's probability space, shows highly unpredictable and variable changes under the same perturbations. This discovery established a mathematical framework for zero-shot classification using local curvature.</w:t>
+      </w:r>
+      <w:r>
+        <w:rPr>
+          <w:bCs/>
+        </w:rPr>
         <w:t xml:space="preserve"> [2]</w:t>
       </w:r>
     </w:p>
@@ -8416,83 +8373,72 @@
         <w:rPr>
           <w:bCs/>
         </w:rPr>
-        <w:t xml:space="preserve"> et al. (2019) conducted a thorough evaluation of detection strategies on outputs from the GPT-2 model. Their research showed that combining simple lexical features—such as the Type-Token Ratio (TTR) and average word lengths—with traditional TF-IDF vector space classifiers yields remarkably high accuracy rates for early-generation language models. This work proved that basic statistical markers and word frequencies carry sufficient stylistic information to differentiate human and </w:t>
+        <w:t xml:space="preserve"> et al. (2019) conducted a thorough evaluation of detection strategies on outputs from the GPT-2 model. Their research showed that combining simple lexical features—such as the Type-Token Ratio (TTR) and average word lengths—with traditional TF-IDF vector space classifiers yields remarkably high accuracy rates for early-generation language models. This work proved that basic statistical markers and word frequencies carry sufficient stylistic information to differentiate human and machine text, establishing the foundational basis for lightweight, client-side feature classification.</w:t>
       </w:r>
       <w:r>
         <w:rPr>
           <w:bCs/>
         </w:rPr>
+        <w:t xml:space="preserve"> [3]</w:t>
+      </w:r>
+    </w:p>
+    <w:p>
+      <w:pPr>
+        <w:spacing w:line="360" w:lineRule="auto"/>
+        <w:rPr>
+          <w:bCs/>
+        </w:rPr>
+      </w:pPr>
+      <w:r>
+        <w:t>As generative models evolved, Crothers et al. (2023) published a detailed systematic review in IEEE Access detailing the growing challenges and security vulnerabilities of existing detection methods. The authors analyzed the limitations of supervised neural network classifiers, highlighting their susceptibility to simple adversarial attacks, such as synonym swapping, character perturbation, and prompt manipulation. Additionally, their research revealed a systemic bias in statistical detectors, which frequently yield high false-positive rates when evaluating the writing of non-native English speakers. This study underscored the critical need for multi-dimensional, hybrid detection approaches that do not rely solely on neural networks or singular probability scores. [4]</w:t>
+      </w:r>
+    </w:p>
+    <w:p>
+      <w:pPr>
+        <w:spacing w:line="360" w:lineRule="auto"/>
+        <w:rPr>
+          <w:bCs/>
+        </w:rPr>
+      </w:pPr>
+      <w:r>
+        <w:rPr>
+          <w:bCs/>
+        </w:rPr>
+        <w:t xml:space="preserve">Adding a theoretical boundary to the discussion, </w:t>
+      </w:r>
+      <w:proofErr w:type="spellStart"/>
+      <w:r>
+        <w:rPr>
+          <w:bCs/>
+        </w:rPr>
+        <w:t>Sadasivan</w:t>
+      </w:r>
+      <w:proofErr w:type="spellEnd"/>
+      <w:r>
+        <w:rPr>
+          <w:bCs/>
+        </w:rPr>
+        <w:t xml:space="preserve"> et al. (2023) analyzed the fundamental limits of AI text detection at ICML. Their work proved that as generative models approximate the human text distribution more closely, the upper bound of detection accuracy decreases significantly. The study demonstrated that adversarial paraphrasing tools (such as Dipper) can easily bypass perplexity-based and watermarked detection schemes by slightly altering word choices and sentence lengths. This research proved that singular classification models are highly vulnerable to evasion, necessitating ensemble systems that evaluate stylistic, syntactic, and structural markers concurrently.</w:t>
+      </w:r>
+      <w:r>
+        <w:rPr>
+          <w:bCs/>
+        </w:rPr>
+        <w:t xml:space="preserve"> [5]</w:t>
+      </w:r>
+    </w:p>
+    <w:p>
+      <w:pPr>
+        <w:spacing w:line="360" w:lineRule="auto"/>
+        <w:rPr>
+          <w:bCs/>
+        </w:rPr>
+      </w:pPr>
+      <w:r>
+        <w:rPr>
+          <w:bCs/>
+        </w:rPr>
         <w:lastRenderedPageBreak/>
-        <w:t>machine text, establishing the foundational basis for lightweight, client-side feature classification.</w:t>
-      </w:r>
-      <w:r>
-        <w:rPr>
-          <w:bCs/>
-        </w:rPr>
-        <w:t xml:space="preserve"> [3]</w:t>
-      </w:r>
-    </w:p>
-    <w:p>
-      <w:pPr>
-        <w:spacing w:line="360" w:lineRule="auto"/>
-        <w:rPr>
-          <w:bCs/>
-        </w:rPr>
-      </w:pPr>
-      <w:r>
-        <w:rPr>
-          <w:rFonts w:ascii="Times New Roman" w:hAnsi="Times New Roman"/>
-          <w:b w:val="0"/>
-          <w:sz w:val="24"/>
-        </w:rPr>
-        <w:t>As generative models evolved, Crothers et al. (2023) published a detailed systematic review in IEEE Access detailing the growing challenges and security vulnerabilities of existing detection methods. The authors analyzed the limitations of supervised neural network classifiers, highlighting their susceptibility to simple adversarial attacks, such as synonym swapping, character perturbation, and prompt manipulation. Additionally, their research revealed a systemic bias in statistical detectors, which frequently yield high false-positive rates when evaluating the writing of non-native English speakers. This study underscored the critical need for multi-dimensional, hybrid detection approaches that do not rely solely on neural networks or singular probability scores. [4]</w:t>
-      </w:r>
-    </w:p>
-    <w:p>
-      <w:pPr>
-        <w:spacing w:line="360" w:lineRule="auto"/>
-        <w:rPr>
-          <w:bCs/>
-        </w:rPr>
-      </w:pPr>
-      <w:r>
-        <w:rPr>
-          <w:bCs/>
-        </w:rPr>
-        <w:t xml:space="preserve">Adding a theoretical boundary to the discussion, </w:t>
-      </w:r>
-      <w:proofErr w:type="spellStart"/>
-      <w:r>
-        <w:rPr>
-          <w:bCs/>
-        </w:rPr>
-        <w:t>Sadasivan</w:t>
-      </w:r>
-      <w:proofErr w:type="spellEnd"/>
-      <w:r>
-        <w:rPr>
-          <w:bCs/>
-        </w:rPr>
-        <w:t xml:space="preserve"> et al. (2023) analyzed the fundamental limits of AI text detection at ICML. Their work proved that as generative models approximate the human text distribution more closely, the upper bound of detection accuracy decreases significantly. The study demonstrated that adversarial paraphrasing tools (such as Dipper) can easily bypass perplexity-based and watermarked detection schemes by slightly altering word choices and sentence lengths. This research proved that singular classification models are highly vulnerable to evasion, necessitating ensemble systems that evaluate stylistic, syntactic, and structural markers concurrently.</w:t>
-      </w:r>
-      <w:r>
-        <w:rPr>
-          <w:bCs/>
-        </w:rPr>
-        <w:t xml:space="preserve"> [5]</w:t>
-      </w:r>
-    </w:p>
-    <w:p>
-      <w:pPr>
-        <w:spacing w:line="360" w:lineRule="auto"/>
-        <w:rPr>
-          <w:bCs/>
-        </w:rPr>
-      </w:pPr>
-      <w:r>
-        <w:rPr>
-          <w:bCs/>
-        </w:rPr>
         <w:t xml:space="preserve">To resolve the sensitivity of vocabulary statistics to document length, Chakraborty et al. (2023) investigated the theoretical and practical boundaries of lexical features in AI text detection at </w:t>
       </w:r>
       <w:proofErr w:type="spellStart"/>
@@ -8575,6 +8521,18 @@
           <w:b/>
           <w:bCs/>
         </w:rPr>
+      </w:pPr>
+      <w:r>
+        <w:rPr>
+          <w:b/>
+          <w:bCs/>
+        </w:rPr>
+        <w:t>3.1.1.1 Functional Requirements</w:t>
+      </w:r>
+    </w:p>
+    <w:p>
+      <w:pPr>
+        <w:jc w:val="center"/>
       </w:pPr>
       <w:r>
         <w:rPr>
@@ -8645,72 +8603,116 @@
           </wp:anchor>
         </w:drawing>
       </w:r>
-      <w:r>
+    </w:p>
+    <w:p>
+      <w:pPr>
         <w:rPr>
           <w:b/>
           <w:bCs/>
         </w:rPr>
-        <w:t>3.1.1.1 Functional Requirements</w:t>
-      </w:r>
-    </w:p>
-    <w:p>
-      <w:pPr>
+      </w:pPr>
+    </w:p>
+    <w:p>
+      <w:pPr>
+        <w:jc w:val="center"/>
         <w:rPr>
           <w:b/>
           <w:bCs/>
         </w:rPr>
       </w:pPr>
-    </w:p>
-    <w:p>
-      <w:pPr>
+      <w:r>
+        <w:rPr>
+          <w:b/>
+        </w:rPr>
+        <w:t>Figure 3.1: Use Case Diagram for AI Text Detector</w:t>
+      </w:r>
+    </w:p>
+    <w:p>
+      <w:pPr>
+        <w:spacing w:after="0"/>
         <w:rPr>
           <w:b/>
           <w:bCs/>
         </w:rPr>
       </w:pPr>
-    </w:p>
-    <w:p>
-      <w:pPr>
+      <w:r>
         <w:rPr>
           <w:b/>
           <w:bCs/>
         </w:rPr>
-      </w:pPr>
-    </w:p>
-    <w:p>
-      <w:pPr>
+        <w:t>1.  Document or Text Input:</w:t>
+      </w:r>
+    </w:p>
+    <w:p>
+      <w:pPr>
+        <w:spacing w:line="360" w:lineRule="auto"/>
+      </w:pPr>
+      <w:r>
+        <w:t>Users can paste raw text directly into a text area to analyze documents immediately.</w:t>
+      </w:r>
+    </w:p>
+    <w:p>
+      <w:pPr>
+        <w:spacing w:after="0" w:line="360" w:lineRule="auto"/>
         <w:rPr>
           <w:b/>
           <w:bCs/>
         </w:rPr>
       </w:pPr>
-    </w:p>
-    <w:p>
-      <w:pPr>
+      <w:r>
         <w:rPr>
           <w:b/>
           <w:bCs/>
         </w:rPr>
-      </w:pPr>
-    </w:p>
-    <w:p>
-      <w:pPr>
+        <w:t>2.  File Drag-and-Drop:</w:t>
+      </w:r>
+    </w:p>
+    <w:p>
+      <w:pPr>
+        <w:spacing w:line="360" w:lineRule="auto"/>
+      </w:pPr>
+      <w:r>
+        <w:t xml:space="preserve">Supports dragging and dropping </w:t>
+      </w:r>
+      <w:r>
+        <w:rPr>
+          <w:rFonts w:cs="Times New Roman"/>
+          <w:sz w:val="22"/>
+          <w:szCs w:val="22"/>
+        </w:rPr>
+        <w:t xml:space="preserve">.txt, .md, .pdf, and .docx </w:t>
+      </w:r>
+      <w:r>
+        <w:t>files locally.</w:t>
+      </w:r>
+    </w:p>
+    <w:p>
+      <w:pPr>
+        <w:spacing w:after="0" w:line="360" w:lineRule="auto"/>
         <w:rPr>
           <w:b/>
           <w:bCs/>
         </w:rPr>
       </w:pPr>
-    </w:p>
-    <w:p>
-      <w:pPr>
+      <w:r>
         <w:rPr>
           <w:b/>
           <w:bCs/>
         </w:rPr>
-      </w:pPr>
-    </w:p>
-    <w:p>
-      <w:pPr>
+        <w:t>3.  Asynchronous Processing Engine:</w:t>
+      </w:r>
+    </w:p>
+    <w:p>
+      <w:pPr>
+        <w:spacing w:line="360" w:lineRule="auto"/>
+      </w:pPr>
+      <w:r>
+        <w:t>Runs three independent stylometric analysis modules concurrently in the background and returns results in under a second.</w:t>
+      </w:r>
+    </w:p>
+    <w:p>
+      <w:pPr>
+        <w:spacing w:after="0" w:line="360" w:lineRule="auto"/>
         <w:rPr>
           <w:b/>
           <w:bCs/>
@@ -8719,6 +8721,7 @@
     </w:p>
     <w:p>
       <w:pPr>
+        <w:spacing w:after="0" w:line="360" w:lineRule="auto"/>
         <w:rPr>
           <w:b/>
           <w:bCs/>
@@ -8727,7 +8730,7 @@
     </w:p>
     <w:p>
       <w:pPr>
-        <w:jc w:val="center"/>
+        <w:spacing w:after="0" w:line="360" w:lineRule="auto"/>
         <w:rPr>
           <w:b/>
           <w:bCs/>
@@ -8736,13 +8739,22 @@
       <w:r>
         <w:rPr>
           <w:b/>
-        </w:rPr>
-        <w:t>Figure 3.1: Use Case Diagram for AI Text Detector</w:t>
-      </w:r>
-    </w:p>
-    <w:p>
-      <w:pPr>
-        <w:spacing w:after="0"/>
+          <w:bCs/>
+        </w:rPr>
+        <w:t>4.  Overall Probability Gauge:</w:t>
+      </w:r>
+    </w:p>
+    <w:p>
+      <w:pPr>
+        <w:spacing w:line="360" w:lineRule="auto"/>
+      </w:pPr>
+      <w:r>
+        <w:t>Displays a clean SVG gauge visualization representing the weighted ensemble probability of machine generation.</w:t>
+      </w:r>
+    </w:p>
+    <w:p>
+      <w:pPr>
+        <w:spacing w:after="0" w:line="360" w:lineRule="auto"/>
         <w:rPr>
           <w:b/>
           <w:bCs/>
@@ -8753,7 +8765,7 @@
           <w:b/>
           <w:bCs/>
         </w:rPr>
-        <w:t>1.  Document or Text Input:</w:t>
+        <w:t>5.  5-Axis Stylometric Radar Chart:</w:t>
       </w:r>
     </w:p>
     <w:p>
@@ -8761,7 +8773,7 @@
         <w:spacing w:line="360" w:lineRule="auto"/>
       </w:pPr>
       <w:r>
-        <w:t>Users can paste raw text directly into a text area to analyze documents immediately.</w:t>
+        <w:t>Renders a radar chart comparing five syntactic markers of the document against human and AI prototype vectors.</w:t>
       </w:r>
     </w:p>
     <w:p>
@@ -8777,7 +8789,7 @@
           <w:b/>
           <w:bCs/>
         </w:rPr>
-        <w:t>2.  File Drag-and-Drop:</w:t>
+        <w:t>6.  KNN Scatter Plot:</w:t>
       </w:r>
     </w:p>
     <w:p>
@@ -8785,47 +8797,7 @@
         <w:spacing w:line="360" w:lineRule="auto"/>
       </w:pPr>
       <w:r>
-        <w:t xml:space="preserve">Supports dragging and dropping </w:t>
-      </w:r>
-      <w:r>
-        <w:rPr>
-          <w:rFonts w:ascii="Courier New" w:hAnsi="Courier New"/>
-          <w:sz w:val="19"/>
-        </w:rPr>
-        <w:t>.txt</w:t>
-      </w:r>
-      <w:r>
-        <w:t xml:space="preserve">, </w:t>
-      </w:r>
-      <w:r>
-        <w:rPr>
-          <w:rFonts w:ascii="Courier New" w:hAnsi="Courier New"/>
-          <w:sz w:val="19"/>
-        </w:rPr>
-        <w:t>.md</w:t>
-      </w:r>
-      <w:r>
-        <w:t xml:space="preserve">, </w:t>
-      </w:r>
-      <w:r>
-        <w:rPr>
-          <w:rFonts w:ascii="Courier New" w:hAnsi="Courier New"/>
-          <w:sz w:val="19"/>
-        </w:rPr>
-        <w:t>.pdf</w:t>
-      </w:r>
-      <w:r>
-        <w:t xml:space="preserve">, and </w:t>
-      </w:r>
-      <w:r>
-        <w:rPr>
-          <w:rFonts w:ascii="Courier New" w:hAnsi="Courier New"/>
-          <w:sz w:val="19"/>
-        </w:rPr>
-        <w:t>.docx</w:t>
-      </w:r>
-      <w:r>
-        <w:t xml:space="preserve"> files locally.</w:t>
+        <w:t>Renders a 2D scatter plot illustrating the feature space vectors of the 5 nearest neighbors relative to the document.</w:t>
       </w:r>
     </w:p>
     <w:p>
@@ -8841,7 +8813,7 @@
           <w:b/>
           <w:bCs/>
         </w:rPr>
-        <w:t>3.  Asynchronous Processing Engine:</w:t>
+        <w:t>7.  Word &amp; Sentence Counting:</w:t>
       </w:r>
     </w:p>
     <w:p>
@@ -8849,7 +8821,7 @@
         <w:spacing w:line="360" w:lineRule="auto"/>
       </w:pPr>
       <w:r>
-        <w:t>Runs three independent stylometric analysis modules concurrently in the background and returns results in under a second.</w:t>
+        <w:t>Shows the character and word counts of the text in real time.</w:t>
       </w:r>
     </w:p>
     <w:p>
@@ -8860,15 +8832,21 @@
           <w:bCs/>
         </w:rPr>
       </w:pPr>
-    </w:p>
-    <w:p>
-      <w:pPr>
-        <w:spacing w:after="0" w:line="360" w:lineRule="auto"/>
+      <w:r>
         <w:rPr>
           <w:b/>
           <w:bCs/>
         </w:rPr>
-      </w:pPr>
+        <w:t>8.  Burstiness &amp; Lexical Statistics:</w:t>
+      </w:r>
+    </w:p>
+    <w:p>
+      <w:pPr>
+        <w:spacing w:line="360" w:lineRule="auto"/>
+      </w:pPr>
+      <w:r>
+        <w:t>Displays computed values for sentence length standard deviation (burstiness) and Type-Token Ratio (TTR).</w:t>
+      </w:r>
     </w:p>
     <w:p>
       <w:pPr>
@@ -8883,7 +8861,7 @@
           <w:b/>
           <w:bCs/>
         </w:rPr>
-        <w:t>4.  Overall Probability Gauge:</w:t>
+        <w:t>9.  Sentence Perplexity Heatmap:</w:t>
       </w:r>
     </w:p>
     <w:p>
@@ -8891,7 +8869,7 @@
         <w:spacing w:line="360" w:lineRule="auto"/>
       </w:pPr>
       <w:r>
-        <w:t>Displays a clean SVG gauge visualization representing the weighted ensemble probability of machine generation.</w:t>
+        <w:t>Color-codes sentences based on their individual AI likelihood (AI Heavy, Mixed, Human-like).</w:t>
       </w:r>
     </w:p>
     <w:p>
@@ -8907,7 +8885,7 @@
           <w:b/>
           <w:bCs/>
         </w:rPr>
-        <w:t>5.  5-Axis Stylometric Radar Chart:</w:t>
+        <w:t>10. Sentence Inspector:</w:t>
       </w:r>
     </w:p>
     <w:p>
@@ -8915,7 +8893,7 @@
         <w:spacing w:line="360" w:lineRule="auto"/>
       </w:pPr>
       <w:r>
-        <w:t>Renders a radar chart comparing five syntactic markers of the document against human and AI prototype vectors.</w:t>
+        <w:t>Clicking a heatmap sentence displays its word count, AI confidence, and classification.</w:t>
       </w:r>
     </w:p>
     <w:p>
@@ -8931,7 +8909,7 @@
           <w:b/>
           <w:bCs/>
         </w:rPr>
-        <w:t>6.  KNN Scatter Plot:</w:t>
+        <w:t>11. LaTeX Math Panel:</w:t>
       </w:r>
     </w:p>
     <w:p>
@@ -8939,7 +8917,7 @@
         <w:spacing w:line="360" w:lineRule="auto"/>
       </w:pPr>
       <w:r>
-        <w:t>Renders a 2D scatter plot illustrating the feature space vectors of the 5 nearest neighbors relative to the document.</w:t>
+        <w:t>A dedicated tab displaying MathJax-rendered mathematical steps and raw formulas used by the classifier.</w:t>
       </w:r>
     </w:p>
     <w:p>
@@ -8955,7 +8933,8 @@
           <w:b/>
           <w:bCs/>
         </w:rPr>
-        <w:t>7.  Word &amp; Sentence Counting:</w:t>
+        <w:lastRenderedPageBreak/>
+        <w:t>12. Privacy (Local Execution):</w:t>
       </w:r>
     </w:p>
     <w:p>
@@ -8963,7 +8942,7 @@
         <w:spacing w:line="360" w:lineRule="auto"/>
       </w:pPr>
       <w:r>
-        <w:t>Shows the character and word counts of the text in real time.</w:t>
+        <w:t>All parsing, feature extraction, and classification run entirely client-side in the browser sandbox.</w:t>
       </w:r>
     </w:p>
     <w:p>
@@ -8979,7 +8958,7 @@
           <w:b/>
           <w:bCs/>
         </w:rPr>
-        <w:t>8.  Burstiness &amp; Lexical Statistics:</w:t>
+        <w:t>13. Single Page Dashboard:</w:t>
       </w:r>
     </w:p>
     <w:p>
@@ -8987,12 +8966,12 @@
         <w:spacing w:line="360" w:lineRule="auto"/>
       </w:pPr>
       <w:r>
-        <w:t>Displays computed values for sentence length standard deviation (burstiness) and Type-Token Ratio (TTR).</w:t>
-      </w:r>
-    </w:p>
-    <w:p>
-      <w:pPr>
-        <w:spacing w:after="0" w:line="360" w:lineRule="auto"/>
+        <w:t>A unified, responsive single-page visual dashboard with clean minimalist elements.</w:t>
+      </w:r>
+    </w:p>
+    <w:p>
+      <w:pPr>
+        <w:spacing w:line="360" w:lineRule="auto"/>
         <w:rPr>
           <w:b/>
           <w:bCs/>
@@ -9003,15 +8982,7 @@
           <w:b/>
           <w:bCs/>
         </w:rPr>
-        <w:t>9.  Sentence Perplexity Heatmap:</w:t>
-      </w:r>
-    </w:p>
-    <w:p>
-      <w:pPr>
-        <w:spacing w:line="360" w:lineRule="auto"/>
-      </w:pPr>
-      <w:r>
-        <w:t>Color-codes sentences based on their individual AI likelihood (AI Heavy, Mixed, Human-like).</w:t>
+        <w:t>3.1.1.2. Non-Functional Requirements</w:t>
       </w:r>
     </w:p>
     <w:p>
@@ -9027,7 +8998,7 @@
           <w:b/>
           <w:bCs/>
         </w:rPr>
-        <w:t>10. Sentence Inspector:</w:t>
+        <w:t>1.  Usability (User Friendly):</w:t>
       </w:r>
     </w:p>
     <w:p>
@@ -9035,7 +9006,7 @@
         <w:spacing w:line="360" w:lineRule="auto"/>
       </w:pPr>
       <w:r>
-        <w:t>Clicking a heatmap sentence displays its word count, AI confidence, and classification.</w:t>
+        <w:t>The interface must remain clean and intuitive, requiring no technical styling training to operate.</w:t>
       </w:r>
     </w:p>
     <w:p>
@@ -9051,7 +9022,7 @@
           <w:b/>
           <w:bCs/>
         </w:rPr>
-        <w:t>11. LaTeX Math Panel:</w:t>
+        <w:t>2.  Privacy (Data Security):</w:t>
       </w:r>
     </w:p>
     <w:p>
@@ -9059,7 +9030,7 @@
         <w:spacing w:line="360" w:lineRule="auto"/>
       </w:pPr>
       <w:r>
-        <w:t>A dedicated tab displaying MathJax-rendered mathematical steps and raw formulas used by the classifier.</w:t>
+        <w:t>The application does not transmit any document text to remote servers, preventing credentials or data leaks.</w:t>
       </w:r>
     </w:p>
     <w:p>
@@ -9070,15 +9041,21 @@
           <w:bCs/>
         </w:rPr>
       </w:pPr>
-    </w:p>
-    <w:p>
-      <w:pPr>
-        <w:spacing w:after="0" w:line="360" w:lineRule="auto"/>
+      <w:r>
         <w:rPr>
           <w:b/>
           <w:bCs/>
         </w:rPr>
-      </w:pPr>
+        <w:t>3.  Low Latency Performance:</w:t>
+      </w:r>
+    </w:p>
+    <w:p>
+      <w:pPr>
+        <w:spacing w:line="360" w:lineRule="auto"/>
+      </w:pPr>
+      <w:r>
+        <w:t>The document processing and classification pipeline must execute in less than 500 milliseconds.</w:t>
+      </w:r>
     </w:p>
     <w:p>
       <w:pPr>
@@ -9093,7 +9070,7 @@
           <w:b/>
           <w:bCs/>
         </w:rPr>
-        <w:t>12. Privacy (Local Execution):</w:t>
+        <w:t>4.  Classification Accuracy:</w:t>
       </w:r>
     </w:p>
     <w:p>
@@ -9101,7 +9078,7 @@
         <w:spacing w:line="360" w:lineRule="auto"/>
       </w:pPr>
       <w:r>
-        <w:t>All parsing, feature extraction, and classification run entirely client-side in the browser sandbox.</w:t>
+        <w:t>The ensemble algorithms must be tuned to minimize false positives on human text and false negatives on AI content.</w:t>
       </w:r>
     </w:p>
     <w:p>
@@ -9117,7 +9094,7 @@
           <w:b/>
           <w:bCs/>
         </w:rPr>
-        <w:t>13. Single Page Dashboard:</w:t>
+        <w:t>5.  Reliability and Stability:</w:t>
       </w:r>
     </w:p>
     <w:p>
@@ -9125,12 +9102,12 @@
         <w:spacing w:line="360" w:lineRule="auto"/>
       </w:pPr>
       <w:r>
-        <w:t>A unified, responsive single-page visual dashboard with clean minimalist elements.</w:t>
-      </w:r>
-    </w:p>
-    <w:p>
-      <w:pPr>
-        <w:spacing w:line="360" w:lineRule="auto"/>
+        <w:t>The browser environment must remain stable, running files up to 20,000 words without freezing the UI.</w:t>
+      </w:r>
+    </w:p>
+    <w:p>
+      <w:pPr>
+        <w:spacing w:after="0" w:line="360" w:lineRule="auto"/>
         <w:rPr>
           <w:b/>
           <w:bCs/>
@@ -9141,7 +9118,15 @@
           <w:b/>
           <w:bCs/>
         </w:rPr>
-        <w:t>3.1.1.2. Non-Functional Requirements</w:t>
+        <w:t>6.  Responsive Layout:</w:t>
+      </w:r>
+    </w:p>
+    <w:p>
+      <w:pPr>
+        <w:spacing w:line="360" w:lineRule="auto"/>
+      </w:pPr>
+      <w:r>
+        <w:t>The dashboard must adapt dynamically to screens from mobile devices to desktop monitors.</w:t>
       </w:r>
     </w:p>
     <w:p>
@@ -9152,213 +9137,69 @@
           <w:bCs/>
         </w:rPr>
       </w:pPr>
-      <w:r>
+    </w:p>
+    <w:p>
+      <w:pPr>
+        <w:spacing w:after="0" w:line="360" w:lineRule="auto"/>
         <w:rPr>
           <w:b/>
           <w:bCs/>
         </w:rPr>
-        <w:t>1.  Usability (User Friendly):</w:t>
-      </w:r>
-    </w:p>
-    <w:p>
-      <w:pPr>
-        <w:spacing w:line="360" w:lineRule="auto"/>
-      </w:pPr>
-      <w:r>
-        <w:t>The interface must remain clean and intuitive, requiring no technical styling training to operate.</w:t>
-      </w:r>
-    </w:p>
-    <w:p>
-      <w:pPr>
-        <w:spacing w:after="0" w:line="360" w:lineRule="auto"/>
+      </w:pPr>
+      <w:r>
         <w:rPr>
           <w:b/>
           <w:bCs/>
         </w:rPr>
-      </w:pPr>
-      <w:r>
+        <w:lastRenderedPageBreak/>
+        <w:t>7.  Modular Extensibility:</w:t>
+      </w:r>
+    </w:p>
+    <w:p>
+      <w:pPr>
+        <w:spacing w:line="360" w:lineRule="auto"/>
+      </w:pPr>
+      <w:r>
+        <w:t>The codebase must be structured to support adding new stylometric features or algorithms easily.</w:t>
+      </w:r>
+    </w:p>
+    <w:p>
+      <w:pPr>
+        <w:spacing w:after="0" w:line="360" w:lineRule="auto"/>
         <w:rPr>
           <w:b/>
           <w:bCs/>
         </w:rPr>
-        <w:t>2.  Privacy (Data Security):</w:t>
-      </w:r>
-    </w:p>
-    <w:p>
-      <w:pPr>
-        <w:spacing w:line="360" w:lineRule="auto"/>
-      </w:pPr>
-      <w:r>
-        <w:t>The application does not transmit any document text to remote servers, preventing credentials or data leaks.</w:t>
-      </w:r>
-    </w:p>
-    <w:p>
-      <w:pPr>
-        <w:spacing w:after="0" w:line="360" w:lineRule="auto"/>
+      </w:pPr>
+      <w:r>
         <w:rPr>
           <w:b/>
           <w:bCs/>
         </w:rPr>
-      </w:pPr>
-      <w:r>
+        <w:t>8.  Offline Capability:</w:t>
+      </w:r>
+    </w:p>
+    <w:p>
+      <w:pPr>
+        <w:spacing w:line="360" w:lineRule="auto"/>
+      </w:pPr>
+      <w:r>
+        <w:t>Because it runs client-side, the app must function entirely offline once loaded in the browser.</w:t>
+      </w:r>
+    </w:p>
+    <w:p>
+      <w:pPr>
+        <w:spacing w:after="0" w:line="360" w:lineRule="auto"/>
         <w:rPr>
           <w:b/>
           <w:bCs/>
         </w:rPr>
-        <w:t>3.  Low Latency Performance:</w:t>
-      </w:r>
-    </w:p>
-    <w:p>
-      <w:pPr>
-        <w:spacing w:line="360" w:lineRule="auto"/>
-      </w:pPr>
-      <w:r>
-        <w:t>The document processing and classification pipeline must execute in less than 500 milliseconds.</w:t>
-      </w:r>
-    </w:p>
-    <w:p>
-      <w:pPr>
-        <w:spacing w:after="0" w:line="360" w:lineRule="auto"/>
+      </w:pPr>
+      <w:r>
         <w:rPr>
           <w:b/>
           <w:bCs/>
         </w:rPr>
-      </w:pPr>
-      <w:r>
-        <w:rPr>
-          <w:b/>
-          <w:bCs/>
-        </w:rPr>
-        <w:t>4.  Classification Accuracy:</w:t>
-      </w:r>
-    </w:p>
-    <w:p>
-      <w:pPr>
-        <w:spacing w:line="360" w:lineRule="auto"/>
-      </w:pPr>
-      <w:r>
-        <w:t>The ensemble algorithms must be tuned to minimize false positives on human text and false negatives on AI content.</w:t>
-      </w:r>
-    </w:p>
-    <w:p>
-      <w:pPr>
-        <w:spacing w:after="0" w:line="360" w:lineRule="auto"/>
-        <w:rPr>
-          <w:b/>
-          <w:bCs/>
-        </w:rPr>
-      </w:pPr>
-      <w:r>
-        <w:rPr>
-          <w:b/>
-          <w:bCs/>
-        </w:rPr>
-        <w:t>5.  Reliability and Stability:</w:t>
-      </w:r>
-    </w:p>
-    <w:p>
-      <w:pPr>
-        <w:spacing w:line="360" w:lineRule="auto"/>
-      </w:pPr>
-      <w:r>
-        <w:t>The browser environment must remain stable, running files up to 20,000 words without freezing the UI.</w:t>
-      </w:r>
-    </w:p>
-    <w:p>
-      <w:pPr>
-        <w:spacing w:after="0" w:line="360" w:lineRule="auto"/>
-        <w:rPr>
-          <w:b/>
-          <w:bCs/>
-        </w:rPr>
-      </w:pPr>
-      <w:r>
-        <w:rPr>
-          <w:b/>
-          <w:bCs/>
-        </w:rPr>
-        <w:t>6.  Responsive Layout:</w:t>
-      </w:r>
-    </w:p>
-    <w:p>
-      <w:pPr>
-        <w:spacing w:line="360" w:lineRule="auto"/>
-      </w:pPr>
-      <w:r>
-        <w:lastRenderedPageBreak/>
-        <w:t>The dashboard must adapt dynamically to screens from mobile devices to desktop monitors.</w:t>
-      </w:r>
-    </w:p>
-    <w:p>
-      <w:pPr>
-        <w:spacing w:after="0" w:line="360" w:lineRule="auto"/>
-        <w:rPr>
-          <w:b/>
-          <w:bCs/>
-        </w:rPr>
-      </w:pPr>
-    </w:p>
-    <w:p>
-      <w:pPr>
-        <w:spacing w:after="0" w:line="360" w:lineRule="auto"/>
-        <w:rPr>
-          <w:b/>
-          <w:bCs/>
-        </w:rPr>
-      </w:pPr>
-      <w:r>
-        <w:rPr>
-          <w:b/>
-          <w:bCs/>
-        </w:rPr>
-        <w:t>7.  Modular Extensibility:</w:t>
-      </w:r>
-    </w:p>
-    <w:p>
-      <w:pPr>
-        <w:spacing w:line="360" w:lineRule="auto"/>
-      </w:pPr>
-      <w:r>
-        <w:t>The codebase must be structured to support adding new stylometric features or algorithms easily.</w:t>
-      </w:r>
-    </w:p>
-    <w:p>
-      <w:pPr>
-        <w:spacing w:after="0" w:line="360" w:lineRule="auto"/>
-        <w:rPr>
-          <w:b/>
-          <w:bCs/>
-        </w:rPr>
-      </w:pPr>
-      <w:r>
-        <w:rPr>
-          <w:b/>
-          <w:bCs/>
-        </w:rPr>
-        <w:t>8.  Offline Capability:</w:t>
-      </w:r>
-    </w:p>
-    <w:p>
-      <w:pPr>
-        <w:spacing w:line="360" w:lineRule="auto"/>
-      </w:pPr>
-      <w:r>
-        <w:t>Because it runs client-side, the app must function entirely offline once loaded in the browser.</w:t>
-      </w:r>
-    </w:p>
-    <w:p>
-      <w:pPr>
-        <w:spacing w:after="0" w:line="360" w:lineRule="auto"/>
-        <w:rPr>
-          <w:b/>
-          <w:bCs/>
-        </w:rPr>
-      </w:pPr>
-      <w:r>
-        <w:rPr>
-          <w:b/>
-          <w:bCs/>
-        </w:rPr>
         <w:t>9.  Portability:</w:t>
       </w:r>
     </w:p>
@@ -9410,11 +9251,6 @@
         <w:spacing w:line="360" w:lineRule="auto"/>
       </w:pPr>
       <w:r>
-        <w:rPr>
-          <w:rFonts w:ascii="Times New Roman" w:hAnsi="Times New Roman"/>
-          <w:b w:val="0"/>
-          <w:sz w:val="24"/>
-        </w:rPr>
         <w:t>The application is straightforward to use. Pasting text or dropping a document triggers charts, statistics, and a heatmap with no configuration required. Users can click highlighted sentences to inspect metrics, making it easy to understand the classification reasons.</w:t>
       </w:r>
     </w:p>
@@ -9439,7 +9275,6 @@
         <w:pStyle w:val="Heading4"/>
       </w:pPr>
       <w:r>
-        <w:lastRenderedPageBreak/>
         <w:t>3.1.2.4. Schedule Feasibility</w:t>
       </w:r>
     </w:p>
@@ -9478,7 +9313,11 @@
         <w:t>7</w:t>
       </w:r>
       <w:r>
-        <w:t xml:space="preserve"> days. During this period, project goals, key requirements, and conceptual ideas will be discussed. The allocated time is sufficient for collaborative discussions, making this phase feasible for establishing a solid foundation.</w:t>
+        <w:t xml:space="preserve"> days. During this period, project goals, key requirements, and conceptual ideas </w:t>
+      </w:r>
+      <w:r>
+        <w:lastRenderedPageBreak/>
+        <w:t>will be discussed. The allocated time is sufficient for collaborative discussions, making this phase feasible for establishing a solid foundation.</w:t>
       </w:r>
     </w:p>
     <w:p>
@@ -9583,11 +9422,6 @@
         <w:spacing w:line="360" w:lineRule="auto"/>
       </w:pPr>
       <w:r>
-        <w:rPr>
-          <w:rFonts w:ascii="Times New Roman" w:hAnsi="Times New Roman"/>
-          <w:b w:val="0"/>
-          <w:sz w:val="24"/>
-        </w:rPr>
         <w:t>Documentation: The documentation phase runs from May 27 to June 10, spanning 14 days. This phase covers documentation of system usage, development decisions, and user-facing guides. Fourteen days is enough to produce clear, maintainable documentation.</w:t>
       </w:r>
     </w:p>
@@ -9651,7 +9485,6 @@
           <w:b/>
           <w:bCs/>
         </w:rPr>
-        <w:lastRenderedPageBreak/>
         <w:t>Table 3.1: Schedule Feasibility</w:t>
       </w:r>
     </w:p>
@@ -9774,6 +9607,7 @@
               <w:jc w:val="left"/>
             </w:pPr>
             <w:r>
+              <w:lastRenderedPageBreak/>
               <w:t>Brainstorm</w:t>
             </w:r>
           </w:p>
@@ -10200,60 +10034,8 @@
     </w:p>
     <w:p>
       <w:pPr>
-        <w:spacing w:line="360" w:lineRule="auto"/>
-      </w:pPr>
-    </w:p>
-    <w:p>
-      <w:pPr>
-        <w:spacing w:line="360" w:lineRule="auto"/>
-      </w:pPr>
-    </w:p>
-    <w:p>
-      <w:pPr>
         <w:spacing w:after="0" w:line="360" w:lineRule="auto"/>
         <w:jc w:val="center"/>
-      </w:pPr>
-    </w:p>
-    <w:p>
-      <w:pPr>
-        <w:spacing w:after="0" w:line="360" w:lineRule="auto"/>
-        <w:jc w:val="center"/>
-        <w:rPr>
-          <w:b/>
-        </w:rPr>
-      </w:pPr>
-    </w:p>
-    <w:p>
-      <w:pPr>
-        <w:spacing w:after="0" w:line="360" w:lineRule="auto"/>
-        <w:jc w:val="center"/>
-        <w:rPr>
-          <w:b/>
-        </w:rPr>
-      </w:pPr>
-    </w:p>
-    <w:p>
-      <w:pPr>
-        <w:spacing w:after="0" w:line="360" w:lineRule="auto"/>
-        <w:jc w:val="center"/>
-        <w:rPr>
-          <w:b/>
-        </w:rPr>
-      </w:pPr>
-    </w:p>
-    <w:p>
-      <w:pPr>
-        <w:spacing w:after="0" w:line="360" w:lineRule="auto"/>
-        <w:jc w:val="center"/>
-        <w:rPr>
-          <w:b/>
-        </w:rPr>
-      </w:pPr>
-    </w:p>
-    <w:p>
-      <w:pPr>
-        <w:spacing w:after="0" w:line="360" w:lineRule="auto"/>
-        <w:jc w:val="center"/>
         <w:rPr>
           <w:b/>
           <w:bCs/>
@@ -10287,6 +10069,27 @@
     <w:p>
       <w:pPr>
         <w:spacing w:line="360" w:lineRule="auto"/>
+      </w:pPr>
+      <w:r>
+        <w:t xml:space="preserve">The system's class diagram describes the modular architecture of the client-side JavaScript engine. The application logic is decoupled into five specialized classes that handle document </w:t>
+      </w:r>
+      <w:r>
+        <w:lastRenderedPageBreak/>
+        <w:t xml:space="preserve">parsing, sentence perplexity, instance-based classification, vector similarities, and SVG </w:t>
+      </w:r>
+      <w:r>
+        <w:t>visualization rendering.</w:t>
+      </w:r>
+      <w:r>
+        <w:rPr>
+          <w:noProof/>
+        </w:rPr>
+        <w:t xml:space="preserve"> </w:t>
+      </w:r>
+    </w:p>
+    <w:p>
+      <w:pPr>
+        <w:jc w:val="center"/>
       </w:pPr>
       <w:r>
         <w:rPr>
@@ -10296,10 +10099,10 @@
           <wp:anchor distT="0" distB="0" distL="114300" distR="114300" simplePos="0" relativeHeight="251662336" behindDoc="1" locked="0" layoutInCell="1" allowOverlap="1" wp14:anchorId="57525FCA" wp14:editId="2B44D50A">
             <wp:simplePos x="0" y="0"/>
             <wp:positionH relativeFrom="column">
-              <wp:posOffset>1543050</wp:posOffset>
+              <wp:posOffset>1447454</wp:posOffset>
             </wp:positionH>
             <wp:positionV relativeFrom="paragraph">
-              <wp:posOffset>960755</wp:posOffset>
+              <wp:posOffset>354899</wp:posOffset>
             </wp:positionV>
             <wp:extent cx="2838450" cy="2838450"/>
             <wp:effectExtent l="0" t="0" r="0" b="0"/>
@@ -10355,46 +10158,10 @@
           </wp:anchor>
         </w:drawing>
       </w:r>
-      <w:r>
-        <w:t>The system's class diagram describes the modular architecture of the client-side JavaScript engine. The application logic is decoupled into five specialized classes that handle document parsing, sentence perplexity, instance-based classification, vector similarities, and SVG visualization rendering.</w:t>
-      </w:r>
-      <w:r>
-        <w:rPr>
-          <w:noProof/>
-        </w:rPr>
-        <w:t xml:space="preserve"> </w:t>
-      </w:r>
     </w:p>
     <w:p>
       <w:pPr>
         <w:spacing w:line="360" w:lineRule="auto"/>
-      </w:pPr>
-    </w:p>
-    <w:p>
-      <w:pPr>
-        <w:spacing w:line="360" w:lineRule="auto"/>
-      </w:pPr>
-    </w:p>
-    <w:p>
-      <w:pPr>
-        <w:spacing w:line="360" w:lineRule="auto"/>
-      </w:pPr>
-    </w:p>
-    <w:p/>
-    <w:p>
-      <w:pPr>
-        <w:jc w:val="center"/>
-        <w:rPr>
-          <w:b/>
-        </w:rPr>
-      </w:pPr>
-    </w:p>
-    <w:p>
-      <w:pPr>
-        <w:jc w:val="center"/>
-        <w:rPr>
-          <w:b/>
-        </w:rPr>
       </w:pPr>
     </w:p>
     <w:p>
@@ -10472,23 +10239,26 @@
           <w:szCs w:val="28"/>
         </w:rPr>
       </w:pPr>
-      <w:bookmarkStart w:id="29" w:name="_Toc231875508"/>
-      <w:bookmarkStart w:id="30" w:name="_Toc232288998"/>
+      <w:bookmarkStart w:id="30" w:name="_Toc231875508"/>
+      <w:bookmarkStart w:id="31" w:name="_Toc232288998"/>
       <w:r>
         <w:rPr>
           <w:rFonts w:eastAsiaTheme="majorEastAsia" w:cstheme="majorBidi"/>
           <w:b/>
           <w:szCs w:val="28"/>
         </w:rPr>
+        <w:t>3.1.4. Dynamic Modelling using State and Sequence Diagrams</w:t>
+      </w:r>
+      <w:bookmarkEnd w:id="30"/>
+      <w:bookmarkEnd w:id="31"/>
+    </w:p>
+    <w:p>
+      <w:r>
+        <w:t xml:space="preserve">The workflow of the state diagram of the AI Text Detector System starts when a text passage or document file is submitted by the user through the visual dashboard interface. Firstly, the system goes through the validation state where it checks the length and validity of the input (verifying that the document contains the minimum 10-word threshold required for stylometric evaluation). If there is an error or the text is too short, the system will revert back to the input validation state for corrections or additions to be made. The validation is followed by an initial </w:t>
+      </w:r>
+      <w:r>
         <w:lastRenderedPageBreak/>
-        <w:t>3.1.4. Dynamic Modelling using State and Sequence Diagrams</w:t>
-      </w:r>
-      <w:bookmarkEnd w:id="29"/>
-      <w:bookmarkEnd w:id="30"/>
-    </w:p>
-    <w:p>
-      <w:r>
-        <w:t>The workflow of the state diagram of the AI Text Detector System starts when a text passage or document file is submitted by the user through the visual dashboard interface. Firstly, the system goes through the validation state where it checks the length and validity of the input (verifying that the document contains the minimum 10-word threshold required for stylometric evaluation). If there is an error or the text is too short, the system will revert back to the input validation state for corrections or additions to be made. The validation is followed by an initial state in which the local stylometric reference profiles, KNN training coordinates, and grammatical heuristic rules are loaded into the browser memory. Then comes the stylometric scanning state where the submitted text is tokenized into sentences and analyzed for indicators of AI authorship, extracting sentence-level perplexity, vocabulary richness (Type-Token Ratio), sentence length variance (burstiness), vector space cosine margins, and typographical/grammatical errors. In the next state, the raw scores from the statistical, KNN, and cosine similarity modules are compiled, and the overall AI probability is calibrated by applying the grammar perfection score as a discount modifier to eliminate false positives on human-written text. Lastly, the system will update the output state, rendering responsive SVG charts (gauge, scatter plot, and radar web), color-coding the sentence perplexity heatmap, and typesetting the raw formulas using MathJax.</w:t>
+        <w:t>state in which the local stylometric reference profiles, KNN training coordinates, and grammatical heuristic rules are loaded into the browser memory. Then comes the stylometric scanning state where the submitted text is tokenized into sentences and analyzed for indicators of AI authorship, extracting sentence-level perplexity, vocabulary richness (Type-Token Ratio), sentence length variance (burstiness), vector space cosine margins, and typographical/grammatical errors. In the next state, the raw scores from the statistical, KNN, and cosine similarity modules are compiled, and the overall AI probability is calibrated by applying the grammar perfection score as a discount modifier to eliminate false positives on human-written text. Lastly, the system will update the output state, rendering responsive SVG charts (gauge, scatter plot, and radar web), color-coding the sentence perplexity heatmap, and typesetting the raw formulas using MathJax.</w:t>
       </w:r>
     </w:p>
     <w:p>
@@ -10562,18 +10332,6 @@
       </w:r>
     </w:p>
     <w:p/>
-    <w:p/>
-    <w:p/>
-    <w:p/>
-    <w:p/>
-    <w:p/>
-    <w:p/>
-    <w:p/>
-    <w:p>
-      <w:pPr>
-        <w:jc w:val="center"/>
-      </w:pPr>
-    </w:p>
     <w:p>
       <w:pPr>
         <w:jc w:val="center"/>
@@ -10594,8 +10352,11 @@
         <w:spacing w:line="360" w:lineRule="auto"/>
       </w:pPr>
       <w:r>
+        <w:t xml:space="preserve">Figure 3.4 details these state transitions, illustrating the operational lifecycle of the AI Text Detector. The system starts in a hollow, empty start circle state representing system readiness. Upon receiving a text submission or a dropped document, the system transitions to the Input Received state, before proceeding to the Validation State where text length and word counts are verified. If the input is valid (meeting the 10-word minimum threshold), the system moves into Analysis Initialization; if invalid, a dashed loopback transition returns it to the validation </w:t>
+      </w:r>
+      <w:r>
         <w:lastRenderedPageBreak/>
-        <w:t>Figure 3.4 details these state transitions, illustrating the operational lifecycle of the AI Text Detector. The system starts in a hollow, empty start circle state representing system readiness. Upon receiving a text submission or a dropped document, the system transitions to the Input Received state, before proceeding to the Validation State where text length and word counts are verified. If the input is valid (meeting the 10-word minimum threshold), the system moves into Analysis Initialization; if invalid, a dashed loopback transition returns it to the validation state. From initialization, the system transitions through Feature Extraction and Stylometric Scanning states, where it triggers the local analysis of text patterns (extracting sentence perplexities, KNN coordinates, and vector profiles). Once the metrics are gathered, the system enters the Ensemble Analysis state, combining the classifier outputs and applying the grammar calibration discount factor. It then transitions to the Report Visualization state to render the SVG gauge, scatter plot, and radar chart, before entering the Output State where the dashboard updates, sentence heatmap overlays are highlighted, and MathJax traces are compiled. Finally, the lifecycle terminates at a doughnut-style concentric double circle representing the end state.</w:t>
+        <w:t>state. From initialization, the system transitions through Feature Extraction and Stylometric Scanning states, where it triggers the local analysis of text patterns (extracting sentence perplexities, KNN coordinates, and vector profiles). Once the metrics are gathered, the system enters the Ensemble Analysis state, combining the classifier outputs and applying the grammar calibration discount factor. It then transitions to the Report Visualization state to render the SVG gauge, scatter plot, and radar chart, before entering the Output State where the dashboard updates, sentence heatmap overlays are highlighted, and MathJax traces are compiled. Finally, the lifecycle terminates at a doughnut-style concentric double circle representing the end state.</w:t>
       </w:r>
     </w:p>
     <w:p>
@@ -10678,8 +10439,11 @@
         </w:rPr>
       </w:pPr>
       <w:r>
+        <w:t xml:space="preserve">Figure 3.5 outlines this flow. The process begins when the user submits text or a file, or automatically as they write using a keystroke-triggered, debounced 1-second background analyzer. If the input is a file, it is read locally using the File API (supporting .docx, .pdf, .txt, and .md formats). Once the text satisfies the 10-word length validation, the controller triggers the seven client-side analysis engines (Perplexity, KNN, Cosine Similarity, and Grammar). The engines extract features, calculate metric distances, compute vector similarity margins, and scan for grammatical and typographical errors. The raw scores are combined via a weighted </w:t>
+      </w:r>
+      <w:r>
         <w:lastRenderedPageBreak/>
-        <w:t>Figure 3.5 outlines this flow. The process begins when the user submits text or a file, or automatically as they write using a keystroke-triggered, debounced 1-second background analyzer. If the input is a file, it is read locally using the File API (supporting .docx, .pdf, .txt, and .md formats). Once the text satisfies the 10-word length validation, the controller triggers the seven client-side analysis engines (Perplexity, KNN, Cosine Similarity, and Grammar). The engines extract features, calculate metric distances, compute vector similarity margins, and scan for grammatical and typographical errors. The raw scores are combined via a weighted ensemble, and the overall AI probability is calibrated by applying the grammar perfection score as a discount modifier. The resulting coordinates and scores are passed to the SVG rendering functions to draw the gauge, scatter plot, and radar charts, the sentence-level perplexity heatmap updates for interactive sentence-by-sentence highlights, and MathJax compiles the mathematical formulas and rule occurrences in the LaTeX resolution panel. All executions complete locally, ensuring that no data is transmitted externally.</w:t>
+        <w:t>ensemble, and the overall AI probability is calibrated by applying the grammar perfection score as a discount modifier. The resulting coordinates and scores are passed to the SVG rendering functions to draw the gauge, scatter plot, and radar charts, the sentence-level perplexity heatmap updates for interactive sentence-by-sentence highlights, and MathJax compiles the mathematical formulas and rule occurrences in the LaTeX resolution panel. All executions complete locally, ensuring that no data is transmitted externally.</w:t>
       </w:r>
     </w:p>
     <w:p>
@@ -10693,11 +10457,11 @@
       <w:pPr>
         <w:pStyle w:val="Heading3"/>
       </w:pPr>
-      <w:bookmarkStart w:id="31" w:name="_Toc232288999"/>
+      <w:bookmarkStart w:id="32" w:name="_Toc232288999"/>
       <w:r>
         <w:t>3.1.5. Process Modelling Using Activity Diagrams</w:t>
       </w:r>
-      <w:bookmarkEnd w:id="31"/>
+      <w:bookmarkEnd w:id="32"/>
     </w:p>
     <w:p>
       <w:pPr>
@@ -10801,22 +10565,22 @@
       <w:pPr>
         <w:pStyle w:val="Heading2"/>
       </w:pPr>
-      <w:bookmarkStart w:id="32" w:name="_Toc232289000"/>
+      <w:bookmarkStart w:id="33" w:name="_Toc232289000"/>
       <w:r>
         <w:lastRenderedPageBreak/>
         <w:t>3.2. System Design</w:t>
       </w:r>
-      <w:bookmarkEnd w:id="32"/>
+      <w:bookmarkEnd w:id="33"/>
     </w:p>
     <w:p>
       <w:pPr>
         <w:pStyle w:val="Heading3"/>
       </w:pPr>
-      <w:bookmarkStart w:id="33" w:name="_Toc232289001"/>
+      <w:bookmarkStart w:id="34" w:name="_Toc232289001"/>
       <w:r>
         <w:t>3.2.1. Component Diagram</w:t>
       </w:r>
-      <w:bookmarkEnd w:id="33"/>
+      <w:bookmarkEnd w:id="34"/>
     </w:p>
     <w:p>
       <w:pPr>
@@ -10861,10 +10625,6 @@
     <w:p>
       <w:pPr>
         <w:jc w:val="center"/>
-        <w:rPr>
-          <w:b/>
-          <w:bCs/>
-        </w:rPr>
       </w:pPr>
       <w:r>
         <w:rPr>
@@ -10919,47 +10679,51 @@
           </wp:inline>
         </w:drawing>
       </w:r>
-      <w:r>
-        <w:rPr>
-          <w:b/>
-        </w:rPr>
-        <w:t>Figure 3.7: Component Diagram for AI Text Detector</w:t>
-      </w:r>
-    </w:p>
-    <w:p>
-      <w:pPr>
-        <w:pStyle w:val="Heading3"/>
-      </w:pPr>
-      <w:bookmarkStart w:id="34" w:name="_Toc232289002"/>
-      <w:r>
-        <w:t>3.2.2. Deployment Diagram</w:t>
-      </w:r>
-      <w:bookmarkEnd w:id="34"/>
-    </w:p>
-    <w:p>
-      <w:pPr>
-        <w:spacing w:line="360" w:lineRule="auto"/>
-      </w:pPr>
-      <w:r>
-        <w:t xml:space="preserve">The deployment diagram illustrates the system's local execution model. The entire application runs client-side inside the user's browser sandbox. The HTML5 dashboard, the JavaScript execution engine, the local training set dataset in memory, and the </w:t>
-      </w:r>
-      <w:proofErr w:type="spellStart"/>
-      <w:r>
-        <w:t>FileReader</w:t>
-      </w:r>
-      <w:proofErr w:type="spellEnd"/>
-      <w:r>
-        <w:t xml:space="preserve"> API operate within the browser runtime environment, eliminating server connections and database storage overhead.</w:t>
-      </w:r>
-    </w:p>
-    <w:p>
-      <w:pPr>
-        <w:spacing w:line="360" w:lineRule="auto"/>
+    </w:p>
+    <w:p>
+      <w:pPr>
         <w:jc w:val="center"/>
         <w:rPr>
           <w:b/>
           <w:bCs/>
         </w:rPr>
+      </w:pPr>
+      <w:r>
+        <w:rPr>
+          <w:b/>
+        </w:rPr>
+        <w:t>Figure 3.7: Component Diagram for AI Text Detector</w:t>
+      </w:r>
+    </w:p>
+    <w:p>
+      <w:pPr>
+        <w:pStyle w:val="Heading3"/>
+      </w:pPr>
+      <w:bookmarkStart w:id="35" w:name="_Toc232289002"/>
+      <w:r>
+        <w:t>3.2.2. Deployment Diagram</w:t>
+      </w:r>
+      <w:bookmarkEnd w:id="35"/>
+    </w:p>
+    <w:p>
+      <w:pPr>
+        <w:spacing w:line="360" w:lineRule="auto"/>
+      </w:pPr>
+      <w:r>
+        <w:t xml:space="preserve">The deployment diagram illustrates the system's local execution model. The entire application runs client-side inside the user's browser sandbox. The HTML5 dashboard, the JavaScript execution engine, the local training set dataset in memory, and the </w:t>
+      </w:r>
+      <w:proofErr w:type="spellStart"/>
+      <w:r>
+        <w:t>FileReader</w:t>
+      </w:r>
+      <w:proofErr w:type="spellEnd"/>
+      <w:r>
+        <w:t xml:space="preserve"> API operate within the browser runtime environment, eliminating server connections and database storage overhead.</w:t>
+      </w:r>
+    </w:p>
+    <w:p>
+      <w:pPr>
+        <w:jc w:val="center"/>
       </w:pPr>
       <w:r>
         <w:rPr>
@@ -11015,9 +10779,19 @@
           </wp:inline>
         </w:drawing>
       </w:r>
-      <w:r>
+    </w:p>
+    <w:p>
+      <w:pPr>
+        <w:spacing w:line="360" w:lineRule="auto"/>
+        <w:jc w:val="center"/>
         <w:rPr>
           <w:b/>
+          <w:bCs/>
+        </w:rPr>
+      </w:pPr>
+      <w:r>
+        <w:rPr>
+          <w:b/>
         </w:rPr>
         <w:t>Figure 3.8: Deployment Diagram for AI Text Detector</w:t>
       </w:r>
@@ -11026,11 +10800,11 @@
       <w:pPr>
         <w:pStyle w:val="Heading2"/>
       </w:pPr>
-      <w:bookmarkStart w:id="35" w:name="_Toc232289003"/>
+      <w:bookmarkStart w:id="36" w:name="_Toc232289003"/>
       <w:r>
         <w:t>3.3. Algorithm Details</w:t>
       </w:r>
-      <w:bookmarkEnd w:id="35"/>
+      <w:bookmarkEnd w:id="36"/>
     </w:p>
     <w:p>
       <w:pPr>
@@ -11039,11 +10813,11 @@
           <w:bCs/>
         </w:rPr>
       </w:pPr>
-      <w:bookmarkStart w:id="36" w:name="_Toc232289004"/>
+      <w:bookmarkStart w:id="37" w:name="_Toc232289004"/>
       <w:r>
         <w:t>3.3.1. Statistical NLP Algorithm (Perplexity &amp; Burstiness)</w:t>
       </w:r>
-      <w:bookmarkEnd w:id="36"/>
+      <w:bookmarkEnd w:id="37"/>
     </w:p>
     <w:p>
       <w:pPr>
@@ -11066,10 +10840,7 @@
         <w:spacing w:line="360" w:lineRule="auto"/>
       </w:pPr>
       <w:r>
-        <w:t>The final Statistical NLP score is computed as a weighted s</w:t>
-      </w:r>
-      <w:r>
-        <w:t xml:space="preserve">um of the burstiness factor, TTR factor, and predictability factor: </w:t>
+        <w:t xml:space="preserve">The final Statistical NLP score is computed as a weighted sum of the burstiness factor, TTR factor, and predictability factor: </w:t>
       </w:r>
       <m:oMath>
         <m:sSub>
@@ -11088,7 +10859,7 @@
               <w:rPr>
                 <w:rFonts w:ascii="Cambria Math" w:hAnsi="Cambria Math"/>
               </w:rPr>
-              <m:t xml:space="preserve">Score</m:t>
+              <m:t>Score</m:t>
             </m:r>
           </m:e>
           <m:sub>
@@ -11099,7 +10870,7 @@
               <w:rPr>
                 <w:rFonts w:ascii="Cambria Math" w:hAnsi="Cambria Math"/>
               </w:rPr>
-              <m:t xml:space="preserve">NLP</m:t>
+              <m:t>NLP</m:t>
             </m:r>
           </m:sub>
         </m:sSub>
@@ -11128,7 +10899,7 @@
               <w:rPr>
                 <w:rFonts w:ascii="Cambria Math" w:hAnsi="Cambria Math"/>
               </w:rPr>
-              <m:t xml:space="preserve">Burstiness</m:t>
+              <m:t>Burstiness</m:t>
             </m:r>
           </m:e>
           <m:sub>
@@ -11139,7 +10910,7 @@
               <w:rPr>
                 <w:rFonts w:ascii="Cambria Math" w:hAnsi="Cambria Math"/>
               </w:rPr>
-              <m:t xml:space="preserve">Factor</m:t>
+              <m:t>Factor</m:t>
             </m:r>
           </m:sub>
         </m:sSub>
@@ -11168,7 +10939,7 @@
               <w:rPr>
                 <w:rFonts w:ascii="Cambria Math" w:hAnsi="Cambria Math"/>
               </w:rPr>
-              <m:t xml:space="preserve">TTR</m:t>
+              <m:t>TTR</m:t>
             </m:r>
           </m:e>
           <m:sub>
@@ -11179,7 +10950,7 @@
               <w:rPr>
                 <w:rFonts w:ascii="Cambria Math" w:hAnsi="Cambria Math"/>
               </w:rPr>
-              <m:t xml:space="preserve">Factor</m:t>
+              <m:t>Factor</m:t>
             </m:r>
           </m:sub>
         </m:sSub>
@@ -11208,7 +10979,7 @@
               <w:rPr>
                 <w:rFonts w:ascii="Cambria Math" w:hAnsi="Cambria Math"/>
               </w:rPr>
-              <m:t xml:space="preserve">Predictability</m:t>
+              <m:t>Predictability</m:t>
             </m:r>
           </m:e>
           <m:sub>
@@ -11219,7 +10990,7 @@
               <w:rPr>
                 <w:rFonts w:ascii="Cambria Math" w:hAnsi="Cambria Math"/>
               </w:rPr>
-              <m:t xml:space="preserve">Factor</m:t>
+              <m:t>Factor</m:t>
             </m:r>
           </m:sub>
         </m:sSub>
@@ -11229,12 +11000,12 @@
       <w:pPr>
         <w:pStyle w:val="Heading3"/>
       </w:pPr>
-      <w:bookmarkStart w:id="37" w:name="_Toc232289005"/>
+      <w:bookmarkStart w:id="38" w:name="_Toc232289005"/>
       <w:r>
         <w:lastRenderedPageBreak/>
         <w:t>3.3.2. KNN Classifier</w:t>
       </w:r>
-      <w:bookmarkEnd w:id="37"/>
+      <w:bookmarkEnd w:id="38"/>
     </w:p>
     <w:p>
       <w:pPr>
@@ -11335,7 +11106,7 @@
           <w:rPr>
             <w:rFonts w:ascii="Cambria Math" w:hAnsi="Cambria Math"/>
           </w:rPr>
-          <m:t xml:space="preserve">d</m:t>
+          <m:t>d</m:t>
         </m:r>
         <m:d>
           <m:dPr>
@@ -11350,7 +11121,7 @@
               <w:rPr>
                 <w:rFonts w:ascii="Cambria Math" w:hAnsi="Cambria Math"/>
               </w:rPr>
-              <m:t xml:space="preserve">u</m:t>
+              <m:t>u</m:t>
             </m:r>
             <m:r>
               <m:rPr>
@@ -11365,7 +11136,7 @@
               <w:rPr>
                 <w:rFonts w:ascii="Cambria Math" w:hAnsi="Cambria Math"/>
               </w:rPr>
-              <m:t xml:space="preserve">w</m:t>
+              <m:t>w</m:t>
             </m:r>
           </m:e>
         </m:d>
@@ -11407,7 +11178,7 @@
                   <w:rPr>
                     <w:rFonts w:ascii="Cambria Math" w:hAnsi="Cambria Math"/>
                   </w:rPr>
-                  <m:t xml:space="preserve">i=1</m:t>
+                  <m:t>i=1</m:t>
                 </m:r>
               </m:sub>
               <m:sup>
@@ -11418,7 +11189,7 @@
                   <w:rPr>
                     <w:rFonts w:ascii="Cambria Math" w:hAnsi="Cambria Math"/>
                   </w:rPr>
-                  <m:t xml:space="preserve">5</m:t>
+                  <m:t>5</m:t>
                 </m:r>
               </m:sup>
               <m:e>
@@ -11453,7 +11224,7 @@
                               <w:rPr>
                                 <w:rFonts w:ascii="Cambria Math" w:hAnsi="Cambria Math"/>
                               </w:rPr>
-                              <m:t xml:space="preserve">u</m:t>
+                              <m:t>u</m:t>
                             </m:r>
                           </m:e>
                           <m:sub>
@@ -11461,7 +11232,7 @@
                               <w:rPr>
                                 <w:rFonts w:ascii="Cambria Math" w:hAnsi="Cambria Math"/>
                               </w:rPr>
-                              <m:t xml:space="preserve">i</m:t>
+                              <m:t>i</m:t>
                             </m:r>
                           </m:sub>
                         </m:sSub>
@@ -11472,7 +11243,7 @@
                           <w:rPr>
                             <w:rFonts w:ascii="Cambria Math" w:hAnsi="Cambria Math"/>
                           </w:rPr>
-                          <m:t xml:space="preserve"> − </m:t>
+                          <m:t xml:space="preserve"> - </m:t>
                         </m:r>
                         <m:sSub>
                           <m:sSubPr>
@@ -11487,7 +11258,7 @@
                               <w:rPr>
                                 <w:rFonts w:ascii="Cambria Math" w:hAnsi="Cambria Math"/>
                               </w:rPr>
-                              <m:t xml:space="preserve">w</m:t>
+                              <m:t>w</m:t>
                             </m:r>
                           </m:e>
                           <m:sub>
@@ -11495,7 +11266,7 @@
                               <w:rPr>
                                 <w:rFonts w:ascii="Cambria Math" w:hAnsi="Cambria Math"/>
                               </w:rPr>
-                              <m:t xml:space="preserve">i</m:t>
+                              <m:t>i</m:t>
                             </m:r>
                           </m:sub>
                         </m:sSub>
@@ -11510,7 +11281,7 @@
                       <w:rPr>
                         <w:rFonts w:ascii="Cambria Math" w:hAnsi="Cambria Math"/>
                       </w:rPr>
-                      <m:t xml:space="preserve">2</m:t>
+                      <m:t>2</m:t>
                     </m:r>
                   </m:sup>
                 </m:sSup>
@@ -11528,10 +11299,7 @@
         </w:rPr>
       </w:pPr>
       <w:r>
-        <w:t>The distances are sorted, the 5 nearest neighbors are extracted, and t</w:t>
-      </w:r>
-      <w:r>
-        <w:t>he classification probability is calculated as:</w:t>
+        <w:t>The distances are sorted, the 5 nearest neighbors are extracted, and the classification probability is calculated as:</w:t>
       </w:r>
       <m:oMath>
         <m:sSub>
@@ -11550,7 +11318,7 @@
               <w:rPr>
                 <w:rFonts w:ascii="Cambria Math" w:hAnsi="Cambria Math"/>
               </w:rPr>
-              <m:t xml:space="preserve">Score</m:t>
+              <m:t>Score</m:t>
             </m:r>
           </m:e>
           <m:sub>
@@ -11561,7 +11329,7 @@
               <w:rPr>
                 <w:rFonts w:ascii="Cambria Math" w:hAnsi="Cambria Math"/>
               </w:rPr>
-              <m:t xml:space="preserve">KNN</m:t>
+              <m:t>KNN</m:t>
             </m:r>
           </m:sub>
         </m:sSub>
@@ -11590,7 +11358,7 @@
               <w:rPr>
                 <w:rFonts w:ascii="Cambria Math" w:hAnsi="Cambria Math"/>
               </w:rPr>
-              <m:t xml:space="preserve">AI Votes</m:t>
+              <m:t>AI Votes</m:t>
             </m:r>
           </m:num>
           <m:den>
@@ -11598,7 +11366,7 @@
               <w:rPr>
                 <w:rFonts w:ascii="Cambria Math" w:hAnsi="Cambria Math"/>
               </w:rPr>
-              <m:t xml:space="preserve">K</m:t>
+              <m:t>K</m:t>
             </m:r>
           </m:den>
         </m:f>
@@ -11617,11 +11385,11 @@
       <w:pPr>
         <w:pStyle w:val="Heading3"/>
       </w:pPr>
-      <w:bookmarkStart w:id="38" w:name="_Toc232289006"/>
+      <w:bookmarkStart w:id="39" w:name="_Toc232289006"/>
       <w:r>
         <w:t>3.3.3. Cosine Similarity (Vector Space Model)</w:t>
       </w:r>
-      <w:bookmarkEnd w:id="38"/>
+      <w:bookmarkEnd w:id="39"/>
     </w:p>
     <w:p>
       <w:pPr>
@@ -11714,7 +11482,7 @@
           <w:rPr>
             <w:rFonts w:ascii="Cambria Math" w:hAnsi="Cambria Math"/>
           </w:rPr>
-          <m:t xml:space="preserve">s</m:t>
+          <m:t>s</m:t>
         </m:r>
         <m:r>
           <m:rPr>
@@ -11738,7 +11506,7 @@
               <w:rPr>
                 <w:rFonts w:ascii="Cambria Math" w:hAnsi="Cambria Math"/>
               </w:rPr>
-              <m:t xml:space="preserve">s</m:t>
+              <m:t>s</m:t>
             </m:r>
           </m:e>
           <m:sub>
@@ -11746,7 +11514,7 @@
               <w:rPr>
                 <w:rFonts w:ascii="Cambria Math" w:hAnsi="Cambria Math"/>
               </w:rPr>
-              <m:t xml:space="preserve">1</m:t>
+              <m:t>1</m:t>
             </m:r>
           </m:sub>
         </m:sSub>
@@ -11772,7 +11540,7 @@
               <w:rPr>
                 <w:rFonts w:ascii="Cambria Math" w:hAnsi="Cambria Math"/>
               </w:rPr>
-              <m:t xml:space="preserve">s</m:t>
+              <m:t>s</m:t>
             </m:r>
           </m:e>
           <m:sub>
@@ -11780,7 +11548,7 @@
               <w:rPr>
                 <w:rFonts w:ascii="Cambria Math" w:hAnsi="Cambria Math"/>
               </w:rPr>
-              <m:t xml:space="preserve">2</m:t>
+              <m:t>2</m:t>
             </m:r>
           </m:sub>
         </m:sSub>
@@ -11806,7 +11574,7 @@
               <w:rPr>
                 <w:rFonts w:ascii="Cambria Math" w:hAnsi="Cambria Math"/>
               </w:rPr>
-              <m:t xml:space="preserve">s</m:t>
+              <m:t>s</m:t>
             </m:r>
           </m:e>
           <m:sub>
@@ -11814,7 +11582,7 @@
               <w:rPr>
                 <w:rFonts w:ascii="Cambria Math" w:hAnsi="Cambria Math"/>
               </w:rPr>
-              <m:t xml:space="preserve">3</m:t>
+              <m:t>3</m:t>
             </m:r>
           </m:sub>
         </m:sSub>
@@ -11840,7 +11608,7 @@
               <w:rPr>
                 <w:rFonts w:ascii="Cambria Math" w:hAnsi="Cambria Math"/>
               </w:rPr>
-              <m:t xml:space="preserve">s</m:t>
+              <m:t>s</m:t>
             </m:r>
           </m:e>
           <m:sub>
@@ -11848,7 +11616,7 @@
               <w:rPr>
                 <w:rFonts w:ascii="Cambria Math" w:hAnsi="Cambria Math"/>
               </w:rPr>
-              <m:t xml:space="preserve">4</m:t>
+              <m:t>4</m:t>
             </m:r>
           </m:sub>
         </m:sSub>
@@ -11874,7 +11642,7 @@
               <w:rPr>
                 <w:rFonts w:ascii="Cambria Math" w:hAnsi="Cambria Math"/>
               </w:rPr>
-              <m:t xml:space="preserve">s</m:t>
+              <m:t>s</m:t>
             </m:r>
           </m:e>
           <m:sub>
@@ -11882,7 +11650,7 @@
               <w:rPr>
                 <w:rFonts w:ascii="Cambria Math" w:hAnsi="Cambria Math"/>
               </w:rPr>
-              <m:t xml:space="preserve">5</m:t>
+              <m:t>5</m:t>
             </m:r>
           </m:sub>
         </m:sSub>
@@ -11893,7 +11661,7 @@
           <w:rPr>
             <w:rFonts w:ascii="Cambria Math" w:hAnsi="Cambria Math"/>
           </w:rPr>
-          <m:t xml:space="preserve">]</m:t>
+          <m:t>]</m:t>
         </m:r>
       </m:oMath>
       <w:r>
@@ -11913,7 +11681,7 @@
               <w:rPr>
                 <w:rFonts w:ascii="Cambria Math" w:hAnsi="Cambria Math"/>
               </w:rPr>
-              <m:t xml:space="preserve">p</m:t>
+              <m:t>p</m:t>
             </m:r>
           </m:e>
           <m:sub>
@@ -11924,7 +11692,7 @@
               <w:rPr>
                 <w:rFonts w:ascii="Cambria Math" w:hAnsi="Cambria Math"/>
               </w:rPr>
-              <m:t xml:space="preserve">AI</m:t>
+              <m:t>AI</m:t>
             </m:r>
           </m:sub>
         </m:sSub>
@@ -11955,7 +11723,7 @@
               <w:rPr>
                 <w:rFonts w:ascii="Cambria Math" w:hAnsi="Cambria Math"/>
               </w:rPr>
-              <m:t xml:space="preserve">p</m:t>
+              <m:t>p</m:t>
             </m:r>
           </m:e>
           <m:sub>
@@ -11966,7 +11734,7 @@
               <w:rPr>
                 <w:rFonts w:ascii="Cambria Math" w:hAnsi="Cambria Math"/>
               </w:rPr>
-              <m:t xml:space="preserve">Human</m:t>
+              <m:t>Human</m:t>
             </m:r>
           </m:sub>
         </m:sSub>
@@ -12007,7 +11775,7 @@
                 <w:rPr>
                   <w:rFonts w:ascii="Cambria Math" w:hAnsi="Cambria Math"/>
                 </w:rPr>
-                <m:t xml:space="preserve">p</m:t>
+                <m:t>p</m:t>
               </m:r>
             </m:e>
             <m:sub>
@@ -12018,7 +11786,7 @@
                 <w:rPr>
                   <w:rFonts w:ascii="Cambria Math" w:hAnsi="Cambria Math"/>
                 </w:rPr>
-                <m:t xml:space="preserve">AI</m:t>
+                <m:t>AI</m:t>
               </m:r>
             </m:sub>
           </m:sSub>
@@ -12051,45 +11819,47 @@
           <w:rFonts w:eastAsiaTheme="minorEastAsia"/>
         </w:rPr>
       </w:pPr>
-      <m:oMath>
-        <m:sSub>
-          <m:sSubPr>
-            <m:ctrlPr>
-              <w:rPr>
-                <w:rFonts w:ascii="Cambria Math" w:hAnsi="Cambria Math"/>
-              </w:rPr>
-            </m:ctrlPr>
-          </m:sSubPr>
-          <m:e>
-            <m:r>
-              <w:rPr>
-                <w:rFonts w:ascii="Cambria Math" w:hAnsi="Cambria Math"/>
-              </w:rPr>
-              <m:t xml:space="preserve">p</m:t>
-            </m:r>
-          </m:e>
-          <m:sub>
-            <m:r>
-              <m:rPr>
-                <m:nor/>
-              </m:rPr>
-              <w:rPr>
-                <w:rFonts w:ascii="Cambria Math" w:hAnsi="Cambria Math"/>
-              </w:rPr>
-              <m:t xml:space="preserve">Human</m:t>
-            </m:r>
-          </m:sub>
-        </m:sSub>
-        <m:r>
-          <m:rPr>
-            <m:nor/>
-          </m:rPr>
-          <w:rPr>
-            <w:rFonts w:ascii="Cambria Math" w:hAnsi="Cambria Math"/>
-          </w:rPr>
-          <m:t xml:space="preserve"> = [0.65,  0.20,  0.25,  0.28,  0.78]</m:t>
-        </m:r>
-      </m:oMath>
+      <m:oMathPara>
+        <m:oMath>
+          <m:sSub>
+            <m:sSubPr>
+              <m:ctrlPr>
+                <w:rPr>
+                  <w:rFonts w:ascii="Cambria Math" w:hAnsi="Cambria Math"/>
+                </w:rPr>
+              </m:ctrlPr>
+            </m:sSubPr>
+            <m:e>
+              <m:r>
+                <w:rPr>
+                  <w:rFonts w:ascii="Cambria Math" w:hAnsi="Cambria Math"/>
+                </w:rPr>
+                <m:t>p</m:t>
+              </m:r>
+            </m:e>
+            <m:sub>
+              <m:r>
+                <m:rPr>
+                  <m:nor/>
+                </m:rPr>
+                <w:rPr>
+                  <w:rFonts w:ascii="Cambria Math" w:hAnsi="Cambria Math"/>
+                </w:rPr>
+                <m:t>Human</m:t>
+              </m:r>
+            </m:sub>
+          </m:sSub>
+          <m:r>
+            <m:rPr>
+              <m:nor/>
+            </m:rPr>
+            <w:rPr>
+              <w:rFonts w:ascii="Cambria Math" w:hAnsi="Cambria Math"/>
+            </w:rPr>
+            <m:t xml:space="preserve"> = [0.65,  0.20,  0.25,  0.28,  0.78]</m:t>
+          </m:r>
+        </m:oMath>
+      </m:oMathPara>
     </w:p>
     <w:p>
       <w:pPr>
@@ -12111,13 +11881,13 @@
             <w:rPr>
               <w:rFonts w:ascii="Cambria Math" w:hAnsi="Cambria Math"/>
             </w:rPr>
-            <m:t xml:space="preserve">cos</m:t>
+            <m:t>cos</m:t>
           </m:r>
           <m:r>
             <w:rPr>
               <w:rFonts w:ascii="Cambria Math" w:hAnsi="Cambria Math"/>
             </w:rPr>
-            <m:t xml:space="preserve">θ</m:t>
+            <m:t>θ</m:t>
           </m:r>
           <m:r>
             <m:rPr>
@@ -12141,7 +11911,7 @@
                 <w:rPr>
                   <w:rFonts w:ascii="Cambria Math" w:hAnsi="Cambria Math"/>
                 </w:rPr>
-                <m:t xml:space="preserve">A</m:t>
+                <m:t>A</m:t>
               </m:r>
               <m:r>
                 <m:rPr>
@@ -12156,7 +11926,7 @@
                 <w:rPr>
                   <w:rFonts w:ascii="Cambria Math" w:hAnsi="Cambria Math"/>
                 </w:rPr>
-                <m:t xml:space="preserve">B</m:t>
+                <m:t>B</m:t>
               </m:r>
             </m:num>
             <m:den>
@@ -12167,13 +11937,13 @@
                 <w:rPr>
                   <w:rFonts w:ascii="Cambria Math" w:hAnsi="Cambria Math"/>
                 </w:rPr>
-                <m:t xml:space="preserve">|</m:t>
+                <m:t>|</m:t>
               </m:r>
               <m:r>
                 <w:rPr>
                   <w:rFonts w:ascii="Cambria Math" w:hAnsi="Cambria Math"/>
                 </w:rPr>
-                <m:t xml:space="preserve">A</m:t>
+                <m:t>A</m:t>
               </m:r>
               <m:r>
                 <m:rPr>
@@ -12182,13 +11952,13 @@
                 <w:rPr>
                   <w:rFonts w:ascii="Cambria Math" w:hAnsi="Cambria Math"/>
                 </w:rPr>
-                <m:t xml:space="preserve">| |</m:t>
+                <m:t>| |</m:t>
               </m:r>
               <m:r>
                 <w:rPr>
                   <w:rFonts w:ascii="Cambria Math" w:hAnsi="Cambria Math"/>
                 </w:rPr>
-                <m:t xml:space="preserve">B</m:t>
+                <m:t>B</m:t>
               </m:r>
               <m:r>
                 <m:rPr>
@@ -12197,7 +11967,7 @@
                 <w:rPr>
                   <w:rFonts w:ascii="Cambria Math" w:hAnsi="Cambria Math"/>
                 </w:rPr>
-                <m:t xml:space="preserve">|</m:t>
+                <m:t>|</m:t>
               </m:r>
             </m:den>
           </m:f>
@@ -12243,7 +12013,7 @@
                         <w:rPr>
                           <w:rFonts w:ascii="Cambria Math" w:hAnsi="Cambria Math"/>
                         </w:rPr>
-                        <m:t xml:space="preserve">i</m:t>
+                        <m:t>i</m:t>
                       </m:r>
                     </m:e>
                     <m:sub>
@@ -12254,7 +12024,7 @@
                         <w:rPr>
                           <w:rFonts w:ascii="Cambria Math" w:hAnsi="Cambria Math"/>
                         </w:rPr>
-                        <m:t xml:space="preserve">=1</m:t>
+                        <m:t>=1</m:t>
                       </m:r>
                     </m:sub>
                   </m:sSub>
@@ -12267,7 +12037,7 @@
                     <w:rPr>
                       <w:rFonts w:ascii="Cambria Math" w:hAnsi="Cambria Math"/>
                     </w:rPr>
-                    <m:t xml:space="preserve">n</m:t>
+                    <m:t>n</m:t>
                   </m:r>
                 </m:sup>
                 <m:e>
@@ -12284,7 +12054,7 @@
                         <w:rPr>
                           <w:rFonts w:ascii="Cambria Math" w:hAnsi="Cambria Math"/>
                         </w:rPr>
-                        <m:t xml:space="preserve">A</m:t>
+                        <m:t>A</m:t>
                       </m:r>
                     </m:e>
                     <m:sub>
@@ -12292,7 +12062,7 @@
                         <w:rPr>
                           <w:rFonts w:ascii="Cambria Math" w:hAnsi="Cambria Math"/>
                         </w:rPr>
-                        <m:t xml:space="preserve">i</m:t>
+                        <m:t>i</m:t>
                       </m:r>
                     </m:sub>
                   </m:sSub>
@@ -12309,7 +12079,7 @@
                         <w:rPr>
                           <w:rFonts w:ascii="Cambria Math" w:hAnsi="Cambria Math"/>
                         </w:rPr>
-                        <m:t xml:space="preserve">B</m:t>
+                        <m:t>B</m:t>
                       </m:r>
                     </m:e>
                     <m:sub>
@@ -12317,7 +12087,7 @@
                         <w:rPr>
                           <w:rFonts w:ascii="Cambria Math" w:hAnsi="Cambria Math"/>
                         </w:rPr>
-                        <m:t xml:space="preserve">i</m:t>
+                        <m:t>i</m:t>
                       </m:r>
                     </m:sub>
                   </m:sSub>
@@ -12360,7 +12130,7 @@
                             <w:rPr>
                               <w:rFonts w:ascii="Cambria Math" w:hAnsi="Cambria Math"/>
                             </w:rPr>
-                            <m:t xml:space="preserve">i</m:t>
+                            <m:t>i</m:t>
                           </m:r>
                         </m:e>
                         <m:sub>
@@ -12371,7 +12141,7 @@
                             <w:rPr>
                               <w:rFonts w:ascii="Cambria Math" w:hAnsi="Cambria Math"/>
                             </w:rPr>
-                            <m:t xml:space="preserve">=1</m:t>
+                            <m:t>=1</m:t>
                           </m:r>
                         </m:sub>
                       </m:sSub>
@@ -12384,7 +12154,7 @@
                         <w:rPr>
                           <w:rFonts w:ascii="Cambria Math" w:hAnsi="Cambria Math"/>
                         </w:rPr>
-                        <m:t xml:space="preserve">n</m:t>
+                        <m:t>n</m:t>
                       </m:r>
                     </m:sup>
                     <m:e>
@@ -12410,7 +12180,7 @@
                                 <w:rPr>
                                   <w:rFonts w:ascii="Cambria Math" w:hAnsi="Cambria Math"/>
                                 </w:rPr>
-                                <m:t xml:space="preserve">A</m:t>
+                                <m:t>A</m:t>
                               </m:r>
                             </m:e>
                             <m:sub>
@@ -12418,7 +12188,7 @@
                                 <w:rPr>
                                   <w:rFonts w:ascii="Cambria Math" w:hAnsi="Cambria Math"/>
                                 </w:rPr>
-                                <m:t xml:space="preserve">i</m:t>
+                                <m:t>i</m:t>
                               </m:r>
                             </m:sub>
                           </m:sSub>
@@ -12431,7 +12201,7 @@
                             <w:rPr>
                               <w:rFonts w:ascii="Cambria Math" w:hAnsi="Cambria Math"/>
                             </w:rPr>
-                            <m:t xml:space="preserve">2</m:t>
+                            <m:t>2</m:t>
                           </m:r>
                         </m:sup>
                       </m:sSup>
@@ -12483,7 +12253,7 @@
                             <w:rPr>
                               <w:rFonts w:ascii="Cambria Math" w:hAnsi="Cambria Math"/>
                             </w:rPr>
-                            <m:t xml:space="preserve">i</m:t>
+                            <m:t>i</m:t>
                           </m:r>
                         </m:e>
                         <m:sub>
@@ -12494,7 +12264,7 @@
                             <w:rPr>
                               <w:rFonts w:ascii="Cambria Math" w:hAnsi="Cambria Math"/>
                             </w:rPr>
-                            <m:t xml:space="preserve">=1</m:t>
+                            <m:t>=1</m:t>
                           </m:r>
                         </m:sub>
                       </m:sSub>
@@ -12507,7 +12277,7 @@
                         <w:rPr>
                           <w:rFonts w:ascii="Cambria Math" w:hAnsi="Cambria Math"/>
                         </w:rPr>
-                        <m:t xml:space="preserve">n</m:t>
+                        <m:t>n</m:t>
                       </m:r>
                     </m:sup>
                     <m:e>
@@ -12533,7 +12303,7 @@
                                 <w:rPr>
                                   <w:rFonts w:ascii="Cambria Math" w:hAnsi="Cambria Math"/>
                                 </w:rPr>
-                                <m:t xml:space="preserve">B</m:t>
+                                <m:t>B</m:t>
                               </m:r>
                             </m:e>
                             <m:sub>
@@ -12541,7 +12311,7 @@
                                 <w:rPr>
                                   <w:rFonts w:ascii="Cambria Math" w:hAnsi="Cambria Math"/>
                                 </w:rPr>
-                                <m:t xml:space="preserve">i</m:t>
+                                <m:t>i</m:t>
                               </m:r>
                             </m:sub>
                           </m:sSub>
@@ -12554,7 +12324,7 @@
                             <w:rPr>
                               <w:rFonts w:ascii="Cambria Math" w:hAnsi="Cambria Math"/>
                             </w:rPr>
-                            <m:t xml:space="preserve">2</m:t>
+                            <m:t>2</m:t>
                           </m:r>
                         </m:sup>
                       </m:sSup>
@@ -12586,10 +12356,7 @@
     </w:p>
     <w:p>
       <w:r>
-        <w:t xml:space="preserve">The Logistic Regression classifier predicts the probability of generative AI authorship using a trained logit model. It maps the 5-dimensional stylometric feature vector (comprising lexical diversity, </w:t>
-      </w:r>
-      <w:r>
-        <w:t>sentence length uniformity, transition density, Coleman-Liau readability grade consistency, and punctuation density) to a continuous probability scale using the standard sigmoid activation function:</w:t>
+        <w:t>The Logistic Regression classifier predicts the probability of generative AI authorship using a trained logit model. It maps the 5-dimensional stylometric feature vector (comprising lexical diversity, sentence length uniformity, transition density, Coleman-Liau readability grade consistency, and punctuation density) to a continuous probability scale using the standard sigmoid activation function:</w:t>
       </w:r>
     </w:p>
     <w:p>
@@ -12611,13 +12378,32 @@
         <w:rPr>
           <w:i/>
         </w:rPr>
-        <w:t>logit = -10.87000 + 6.79418 * f_1 - 0.17427</w:t>
-      </w:r>
+        <w:t>logit = -10.87000 + 6.79418 * f_1 - 0.17427 * f_2 + 0.58039 * f_3 + 5.29141 * f_4 + 2.93657 * f_5</w:t>
+      </w:r>
+    </w:p>
+    <w:p>
+      <w:pPr>
+        <w:pStyle w:val="Heading3"/>
+      </w:pPr>
+      <w:r>
+        <w:t>3.3.5. Character Trigram Cosine Similarity</w:t>
+      </w:r>
+    </w:p>
+    <w:p>
+      <w:r>
+        <w:t>The Character Trigram Cosine Similarity engine analyzes the text at the character n-gram level to detect machine-generated structures. Large language models output texts with uniform character transitions, whereas human writing exhibits specific spacing patterns and typographic mistakes (e.g., spacing after punctuation marks). The system extracts frequencies of 20 key character trigrams (scaled to 10,000x) and computes the cosine similarity to human and AI profiles, deriving the similarity score:</w:t>
+      </w:r>
+    </w:p>
+    <w:p>
+      <w:pPr>
+        <w:jc w:val="center"/>
+      </w:pPr>
       <w:r>
         <w:rPr>
           <w:i/>
         </w:rPr>
-        <w:t xml:space="preserve"> * f_2 + 0.58039 * f_3 + 5.29141 * f_4 + 2.93657 * f_5</w:t>
+        <w:lastRenderedPageBreak/>
+        <w:t>Score_Trigram = ((cos(\phi_AI) - cos(\phi_Human) + 1) / 2) * 100</w:t>
       </w:r>
     </w:p>
     <w:p>
@@ -12625,49 +12411,12 @@
         <w:pStyle w:val="Heading3"/>
       </w:pPr>
       <w:r>
-        <w:lastRenderedPageBreak/>
-        <w:t>3.3.5. Character Trigram Cosine Similarity</w:t>
-      </w:r>
-    </w:p>
-    <w:p>
-      <w:r>
-        <w:t>The Character Trigram Cosine Similarity engine analyzes the text at the character n-gram level to detec</w:t>
-      </w:r>
-      <w:r>
-        <w:t>t machine-generated structures. Large language models output texts with uniform character transitions, whereas human writing exhibits specific spacing patterns and typographic mistakes (e.g., spacing after punctuation marks). The system extracts frequencie</w:t>
-      </w:r>
-      <w:r>
-        <w:t>s of 20 key character trigrams (scaled to 10,000x) and computes the cosine similarity to human and AI profiles, deriving the similarity score:</w:t>
-      </w:r>
-    </w:p>
-    <w:p>
-      <w:pPr>
-        <w:jc w:val="center"/>
-      </w:pPr>
-      <w:r>
-        <w:rPr>
-          <w:i/>
-        </w:rPr>
-        <w:t>Score_Trigram = ((cos(\phi_AI) - cos(\phi_Human) + 1) / 2) * 100</w:t>
-      </w:r>
-    </w:p>
-    <w:p>
-      <w:pPr>
-        <w:pStyle w:val="Heading3"/>
-      </w:pPr>
-      <w:r>
         <w:t>3.3.6. POS Syntax Ratio Cosine Similarity</w:t>
       </w:r>
     </w:p>
     <w:p>
       <w:r>
-        <w:t xml:space="preserve">The POS Syntax Ratio engine evaluates lexical distribution pattern alignments. By tokenizing text and running a local heuristic POS tagger, the </w:t>
-      </w:r>
-      <w:r>
-        <w:t>system extracts frequency ratios for determiners, prepositions, pronouns, conjunctions, and auxiliary verbs relative to the overall word count. The extracted 5D ratio vector is compared against human and AI prototype vectors using the cosine similarity dot</w:t>
-      </w:r>
-      <w:r>
-        <w:t xml:space="preserve"> product, yielding the classification score:</w:t>
+        <w:t>The POS Syntax Ratio engine evaluates lexical distribution pattern alignments. By tokenizing text and running a local heuristic POS tagger, the system extracts frequency ratios for determiners, prepositions, pronouns, conjunctions, and auxiliary verbs relative to the overall word count. The extracted 5D ratio vector is compared against human and AI prototype vectors using the cosine similarity dot product, yielding the classification score:</w:t>
       </w:r>
     </w:p>
     <w:p>
@@ -12738,7 +12487,7 @@
                 <w:rPr>
                   <w:rFonts w:ascii="Cambria Math" w:hAnsi="Cambria Math"/>
                 </w:rPr>
-                <m:t xml:space="preserve">Score</m:t>
+                <m:t>Score</m:t>
               </m:r>
             </m:e>
             <m:sub>
@@ -12749,7 +12498,7 @@
                 <w:rPr>
                   <w:rFonts w:ascii="Cambria Math" w:hAnsi="Cambria Math"/>
                 </w:rPr>
-                <m:t xml:space="preserve">Cosine</m:t>
+                <m:t>Cosine</m:t>
               </m:r>
             </m:sub>
           </m:sSub>
@@ -12778,7 +12527,7 @@
                 <w:rPr>
                   <w:rFonts w:ascii="Cambria Math" w:hAnsi="Cambria Math"/>
                 </w:rPr>
-                <m:t xml:space="preserve">cos</m:t>
+                <m:t>cos</m:t>
               </m:r>
               <m:d>
                 <m:dPr>
@@ -12802,7 +12551,7 @@
                         <w:rPr>
                           <w:rFonts w:ascii="Cambria Math" w:hAnsi="Cambria Math"/>
                         </w:rPr>
-                        <m:t xml:space="preserve">θ</m:t>
+                        <m:t>θ</m:t>
                       </m:r>
                     </m:e>
                     <m:sub>
@@ -12813,7 +12562,7 @@
                         <w:rPr>
                           <w:rFonts w:ascii="Cambria Math" w:hAnsi="Cambria Math"/>
                         </w:rPr>
-                        <m:t xml:space="preserve">AI</m:t>
+                        <m:t>AI</m:t>
                       </m:r>
                     </m:sub>
                   </m:sSub>
@@ -12826,7 +12575,7 @@
                 <w:rPr>
                   <w:rFonts w:ascii="Cambria Math" w:hAnsi="Cambria Math"/>
                 </w:rPr>
-                <m:t xml:space="preserve"> − cos</m:t>
+                <m:t xml:space="preserve"> - cos</m:t>
               </m:r>
               <m:d>
                 <m:dPr>
@@ -12850,7 +12599,7 @@
                         <w:rPr>
                           <w:rFonts w:ascii="Cambria Math" w:hAnsi="Cambria Math"/>
                         </w:rPr>
-                        <m:t xml:space="preserve">θ</m:t>
+                        <m:t>θ</m:t>
                       </m:r>
                     </m:e>
                     <m:sub>
@@ -12861,7 +12610,7 @@
                         <w:rPr>
                           <w:rFonts w:ascii="Cambria Math" w:hAnsi="Cambria Math"/>
                         </w:rPr>
-                        <m:t xml:space="preserve">Human</m:t>
+                        <m:t>Human</m:t>
                       </m:r>
                     </m:sub>
                   </m:sSub>
@@ -12885,7 +12634,7 @@
                 <w:rPr>
                   <w:rFonts w:ascii="Cambria Math" w:hAnsi="Cambria Math"/>
                 </w:rPr>
-                <m:t xml:space="preserve">2</m:t>
+                <m:t>2</m:t>
               </m:r>
             </m:den>
           </m:f>
@@ -12929,7 +12678,7 @@
                 <w:rPr>
                   <w:rFonts w:ascii="Cambria Math" w:hAnsi="Cambria Math"/>
                 </w:rPr>
-                <m:t xml:space="preserve">Penalty</m:t>
+                <m:t>Penalty</m:t>
               </m:r>
             </m:e>
             <m:sub>
@@ -12940,7 +12689,7 @@
                 <w:rPr>
                   <w:rFonts w:ascii="Cambria Math" w:hAnsi="Cambria Math"/>
                 </w:rPr>
-                <m:t xml:space="preserve">norm</m:t>
+                <m:t>norm</m:t>
               </m:r>
             </m:sub>
           </m:sSub>
@@ -12981,28 +12730,8 @@
                         </w:rPr>
                       </m:ctrlPr>
                     </m:naryPr>
-                    <m:sub>
-                      <m:r>
-                        <m:rPr>
-                          <m:nor/>
-                        </m:rPr>
-                        <w:rPr>
-                          <w:rFonts w:ascii="Cambria Math" w:hAnsi="Cambria Math"/>
-                        </w:rPr>
-                        <m:t xml:space="preserve"/>
-                      </m:r>
-                    </m:sub>
-                    <m:sup>
-                      <m:r>
-                        <m:rPr>
-                          <m:nor/>
-                        </m:rPr>
-                        <w:rPr>
-                          <w:rFonts w:ascii="Cambria Math" w:hAnsi="Cambria Math"/>
-                        </w:rPr>
-                        <m:t xml:space="preserve"/>
-                      </m:r>
-                    </m:sup>
+                    <m:sub/>
+                    <m:sup/>
                     <m:e>
                       <m:sSub>
                         <m:sSubPr>
@@ -13020,7 +12749,7 @@
                             <w:rPr>
                               <w:rFonts w:ascii="Cambria Math" w:hAnsi="Cambria Math"/>
                             </w:rPr>
-                            <m:t xml:space="preserve">Matches</m:t>
+                            <m:t>Matches</m:t>
                           </m:r>
                         </m:e>
                         <m:sub>
@@ -13028,7 +12757,7 @@
                             <w:rPr>
                               <w:rFonts w:ascii="Cambria Math" w:hAnsi="Cambria Math"/>
                             </w:rPr>
-                            <m:t xml:space="preserve">i</m:t>
+                            <m:t>i</m:t>
                           </m:r>
                         </m:sub>
                       </m:sSub>
@@ -13054,7 +12783,7 @@
                             <w:rPr>
                               <w:rFonts w:ascii="Cambria Math" w:hAnsi="Cambria Math"/>
                             </w:rPr>
-                            <m:t xml:space="preserve">w</m:t>
+                            <m:t>w</m:t>
                           </m:r>
                         </m:e>
                         <m:sub>
@@ -13062,7 +12791,7 @@
                             <w:rPr>
                               <w:rFonts w:ascii="Cambria Math" w:hAnsi="Cambria Math"/>
                             </w:rPr>
-                            <m:t xml:space="preserve">i</m:t>
+                            <m:t>i</m:t>
                           </m:r>
                         </m:sub>
                       </m:sSub>
@@ -13077,7 +12806,7 @@
                     <w:rPr>
                       <w:rFonts w:ascii="Cambria Math" w:hAnsi="Cambria Math"/>
                     </w:rPr>
-                    <m:t xml:space="preserve">Word Count</m:t>
+                    <m:t>Word Count</m:t>
                   </m:r>
                 </m:den>
               </m:f>
@@ -13122,11 +12851,6 @@
         <w:spacing w:after="0" w:line="360" w:lineRule="auto"/>
       </w:pPr>
       <w:r>
-        <w:rPr>
-          <w:rFonts w:ascii="Times New Roman" w:hAnsi="Times New Roman"/>
-          <w:b w:val="0"/>
-          <w:sz w:val="24"/>
-        </w:rPr>
         <w:t>The final AI probability verdict is calculated by compiling the weighted outputs of the six core algorithms (25% Logistic Regression, 25% Character Trigram Similarity, 20% KNN Classifier, 15% POS Syntax Ratios, 10% Cosine Similarity, and 5% Perplexity), and then calibrating the result using the Grammar Perfection Score as a discount modifier. A +15% boost is also added when the document has 100% flawless grammar, which is a common signature of machine-generated text.</w:t>
       </w:r>
     </w:p>
@@ -13156,7 +12880,7 @@
                 <w:rPr>
                   <w:rFonts w:ascii="Cambria Math" w:hAnsi="Cambria Math"/>
                 </w:rPr>
-                <m:t xml:space="preserve">Score</m:t>
+                <m:t>Score</m:t>
               </m:r>
             </m:e>
             <m:sub>
@@ -13167,7 +12891,7 @@
                 <w:rPr>
                   <w:rFonts w:ascii="Cambria Math" w:hAnsi="Cambria Math"/>
                 </w:rPr>
-                <m:t xml:space="preserve">grammar</m:t>
+                <m:t>grammar</m:t>
               </m:r>
             </m:sub>
           </m:sSub>
@@ -13196,7 +12920,7 @@
                 <w:rPr>
                   <w:rFonts w:ascii="Cambria Math" w:hAnsi="Cambria Math"/>
                 </w:rPr>
-                <m:t xml:space="preserve">0,  100 − 15 × </m:t>
+                <m:t xml:space="preserve">0,  100 - 15 × </m:t>
               </m:r>
               <m:sSub>
                 <m:sSubPr>
@@ -13214,7 +12938,7 @@
                     <w:rPr>
                       <w:rFonts w:ascii="Cambria Math" w:hAnsi="Cambria Math"/>
                     </w:rPr>
-                    <m:t xml:space="preserve">Penalty</m:t>
+                    <m:t>Penalty</m:t>
                   </m:r>
                 </m:e>
                 <m:sub>
@@ -13225,7 +12949,7 @@
                     <w:rPr>
                       <w:rFonts w:ascii="Cambria Math" w:hAnsi="Cambria Math"/>
                     </w:rPr>
-                    <m:t xml:space="preserve">norm</m:t>
+                    <m:t>norm</m:t>
                   </m:r>
                 </m:sub>
               </m:sSub>
@@ -13239,6 +12963,7 @@
         <w:spacing w:line="360" w:lineRule="auto"/>
       </w:pPr>
       <w:r>
+        <w:lastRenderedPageBreak/>
         <w:t>Classification verdicts are determined based on the calibrated final probability score:</w:t>
       </w:r>
     </w:p>
@@ -13326,7 +13051,7 @@
       <w:pPr>
         <w:pStyle w:val="Heading1"/>
       </w:pPr>
-      <w:bookmarkStart w:id="39" w:name="_Toc232289009"/>
+      <w:bookmarkStart w:id="40" w:name="_Toc232289009"/>
       <w:r>
         <w:t>CHAPTER 4</w:t>
       </w:r>
@@ -13341,7 +13066,7 @@
       <w:r>
         <w:t>IMPLEMENTATION AND TESTING</w:t>
       </w:r>
-      <w:bookmarkEnd w:id="39"/>
+      <w:bookmarkEnd w:id="40"/>
       <w:r>
         <w:t xml:space="preserve">  </w:t>
       </w:r>
@@ -13351,14 +13076,14 @@
         <w:pStyle w:val="Heading2"/>
         <w:spacing w:line="360" w:lineRule="auto"/>
       </w:pPr>
-      <w:bookmarkStart w:id="40" w:name="_Toc232289010"/>
+      <w:bookmarkStart w:id="41" w:name="_Toc232289010"/>
       <w:r>
         <w:t xml:space="preserve">4.1. </w:t>
       </w:r>
       <w:r>
         <w:t>Implementation</w:t>
       </w:r>
-      <w:bookmarkEnd w:id="40"/>
+      <w:bookmarkEnd w:id="41"/>
     </w:p>
     <w:p>
       <w:pPr>
@@ -13368,7 +13093,7 @@
           <w:bCs/>
         </w:rPr>
       </w:pPr>
-      <w:bookmarkStart w:id="41" w:name="_Toc232289011"/>
+      <w:bookmarkStart w:id="42" w:name="_Toc232289011"/>
       <w:r>
         <w:t xml:space="preserve">4.1.1. </w:t>
       </w:r>
@@ -13378,7 +13103,7 @@
         </w:rPr>
         <w:t>Tools Used</w:t>
       </w:r>
-      <w:bookmarkEnd w:id="41"/>
+      <w:bookmarkEnd w:id="42"/>
     </w:p>
     <w:p>
       <w:pPr>
@@ -13396,7 +13121,6 @@
         <w:rPr>
           <w:b/>
         </w:rPr>
-        <w:lastRenderedPageBreak/>
         <w:t>Vanilla JS (ES6):</w:t>
       </w:r>
       <w:r>
@@ -13472,6 +13196,7 @@
         <w:rPr>
           <w:b/>
         </w:rPr>
+        <w:lastRenderedPageBreak/>
         <w:t>Lucide</w:t>
       </w:r>
       <w:proofErr w:type="spellEnd"/>
@@ -13506,19 +13231,14 @@
       <w:pPr>
         <w:pStyle w:val="Heading2"/>
       </w:pPr>
-      <w:bookmarkStart w:id="42" w:name="_Toc232289012"/>
+      <w:bookmarkStart w:id="43" w:name="_Toc232289012"/>
       <w:r>
         <w:t>4.1.2. Module Implementation Details</w:t>
       </w:r>
-      <w:bookmarkEnd w:id="42"/>
-    </w:p>
-    <w:p>
-      <w:r>
-        <w:rPr>
-          <w:rFonts w:ascii="Times New Roman" w:hAnsi="Times New Roman"/>
-          <w:b w:val="0"/>
-          <w:sz w:val="24"/>
-        </w:rPr>
+      <w:bookmarkEnd w:id="43"/>
+    </w:p>
+    <w:p>
+      <w:r>
         <w:t>The following are the core client-side modules implemented in the AI Text Detector. The frontend interface is constructed using standard HTML5 markup, styled with custom CSS3 Variables. The JavaScript logic is split into independent modules, making the codebase easier to maintain and extend.</w:t>
       </w:r>
     </w:p>
@@ -13526,11 +13246,11 @@
       <w:pPr>
         <w:pStyle w:val="Heading3"/>
       </w:pPr>
-      <w:bookmarkStart w:id="43" w:name="_Toc232289013"/>
+      <w:bookmarkStart w:id="44" w:name="_Toc232289013"/>
       <w:r>
         <w:t>4.1.2.1. FileParser Module</w:t>
       </w:r>
-      <w:bookmarkEnd w:id="43"/>
+      <w:bookmarkEnd w:id="44"/>
     </w:p>
     <w:p>
       <w:pPr>
@@ -13565,7 +13285,6 @@
         <w:rPr>
           <w:noProof/>
         </w:rPr>
-        <w:lastRenderedPageBreak/>
         <w:drawing>
           <wp:inline distT="0" distB="0" distL="0" distR="0" wp14:anchorId="18A72F52" wp14:editId="50203787">
             <wp:extent cx="5715000" cy="4060825"/>
@@ -13615,6 +13334,7 @@
         <w:rPr>
           <w:b/>
         </w:rPr>
+        <w:lastRenderedPageBreak/>
         <w:t>Figure 4.1: Code Snippet of FileParser Module</w:t>
       </w:r>
     </w:p>
@@ -13622,11 +13342,11 @@
       <w:pPr>
         <w:pStyle w:val="Heading3"/>
       </w:pPr>
-      <w:bookmarkStart w:id="44" w:name="_Toc232289014"/>
+      <w:bookmarkStart w:id="45" w:name="_Toc232289014"/>
       <w:r>
         <w:t>4.1.2.2. Perplexity &amp; Burstiness Module</w:t>
       </w:r>
-      <w:bookmarkEnd w:id="44"/>
+      <w:bookmarkEnd w:id="45"/>
     </w:p>
     <w:p>
       <w:pPr>
@@ -13661,7 +13381,6 @@
         <w:rPr>
           <w:noProof/>
         </w:rPr>
-        <w:lastRenderedPageBreak/>
         <w:drawing>
           <wp:inline distT="0" distB="0" distL="0" distR="0" wp14:anchorId="54F322E5" wp14:editId="72081997">
             <wp:extent cx="5715000" cy="2179320"/>
@@ -13724,11 +13443,11 @@
       <w:pPr>
         <w:pStyle w:val="Heading3"/>
       </w:pPr>
-      <w:bookmarkStart w:id="45" w:name="_Toc232289015"/>
+      <w:bookmarkStart w:id="46" w:name="_Toc232289015"/>
       <w:r>
         <w:t>4.1.2.3. KNN Heuristic Feature Module</w:t>
       </w:r>
-      <w:bookmarkEnd w:id="45"/>
+      <w:bookmarkEnd w:id="46"/>
     </w:p>
     <w:p>
       <w:pPr>
@@ -13765,6 +13484,7 @@
         <w:rPr>
           <w:noProof/>
         </w:rPr>
+        <w:lastRenderedPageBreak/>
         <w:drawing>
           <wp:inline distT="0" distB="0" distL="0" distR="0" wp14:anchorId="7F22DDCF" wp14:editId="26162FE6">
             <wp:extent cx="2987749" cy="3299802"/>
@@ -13821,12 +13541,11 @@
       <w:pPr>
         <w:pStyle w:val="Heading3"/>
       </w:pPr>
-      <w:bookmarkStart w:id="46" w:name="_Toc232289016"/>
-      <w:r>
-        <w:lastRenderedPageBreak/>
+      <w:bookmarkStart w:id="47" w:name="_Toc232289016"/>
+      <w:r>
         <w:t>4.1.2.4. KNN Voting Classifier Module</w:t>
       </w:r>
-      <w:bookmarkEnd w:id="46"/>
+      <w:bookmarkEnd w:id="47"/>
     </w:p>
     <w:p>
       <w:pPr>
@@ -13862,6 +13581,7 @@
         <w:rPr>
           <w:noProof/>
         </w:rPr>
+        <w:lastRenderedPageBreak/>
         <w:drawing>
           <wp:inline distT="0" distB="0" distL="0" distR="0" wp14:anchorId="5B24AE51" wp14:editId="29404147">
             <wp:extent cx="3991530" cy="3274828"/>
@@ -13918,11 +13638,11 @@
       <w:pPr>
         <w:pStyle w:val="Heading3"/>
       </w:pPr>
-      <w:bookmarkStart w:id="47" w:name="_Toc232289017"/>
+      <w:bookmarkStart w:id="48" w:name="_Toc232289017"/>
       <w:r>
         <w:t>4.1.2.5. Cosine Similarity Feature Module</w:t>
       </w:r>
-      <w:bookmarkEnd w:id="47"/>
+      <w:bookmarkEnd w:id="48"/>
     </w:p>
     <w:p>
       <w:pPr>
@@ -14016,11 +13736,11 @@
       <w:pPr>
         <w:pStyle w:val="Heading3"/>
       </w:pPr>
-      <w:bookmarkStart w:id="48" w:name="_Toc232289018"/>
+      <w:bookmarkStart w:id="49" w:name="_Toc232289018"/>
       <w:r>
         <w:t>4.1.2.6. Cosine Similarity Angle Module</w:t>
       </w:r>
-      <w:bookmarkEnd w:id="48"/>
+      <w:bookmarkEnd w:id="49"/>
     </w:p>
     <w:p>
       <w:pPr>
@@ -14109,79 +13829,134 @@
         <w:pStyle w:val="Heading3"/>
       </w:pPr>
       <w:r>
-        <w:rPr>
-          <w:rFonts w:ascii="Times New Roman" w:hAnsi="Times New Roman"/>
-          <w:b/>
-          <w:i w:val="0"/>
-          <w:sz w:val="24"/>
-        </w:rPr>
         <w:t>4.1.2.7. Logistic Regression Classifier Module</w:t>
       </w:r>
     </w:p>
     <w:p>
       <w:pPr>
-        <w:spacing w:after="120" w:before="120"/>
-      </w:pPr>
-      <w:r>
-        <w:rPr>
-          <w:rFonts w:ascii="Times New Roman" w:hAnsi="Times New Roman"/>
-          <w:b w:val="0"/>
-          <w:i w:val="0"/>
-          <w:sz w:val="24"/>
-        </w:rPr>
+        <w:spacing w:after="120"/>
+      </w:pPr>
+      <w:r>
         <w:t>The LogisticRegressionClassifier module implements the trained logistic regression model. It receives the 5-dimensional stylometric feature vector extracted from the text and computes the raw log-odds of AI authorship using the trained weights. It then applies the sigmoid activation function to output a calibrated probability between 0.0 and 1.0.</w:t>
       </w:r>
     </w:p>
     <w:p>
       <w:pPr>
-        <w:spacing w:before="120" w:after="120"/>
+        <w:spacing w:after="120"/>
         <w:ind w:left="360"/>
       </w:pPr>
       <w:r>
         <w:rPr>
           <w:rFonts w:ascii="Courier New" w:hAnsi="Courier New"/>
-          <w:b w:val="0"/>
-          <w:i w:val="0"/>
           <w:sz w:val="19"/>
         </w:rPr>
         <w:t>class LogisticRegressionClassifier {</w:t>
+      </w:r>
+      <w:r>
+        <w:rPr>
+          <w:rFonts w:ascii="Courier New" w:hAnsi="Courier New"/>
+          <w:sz w:val="19"/>
+        </w:rPr>
         <w:br/>
         <w:t xml:space="preserve">    constructor() {</w:t>
+      </w:r>
+      <w:r>
+        <w:rPr>
+          <w:rFonts w:ascii="Courier New" w:hAnsi="Courier New"/>
+          <w:sz w:val="19"/>
+        </w:rPr>
         <w:br/>
         <w:t xml:space="preserve">        this.intercept = -10.87000;</w:t>
+      </w:r>
+      <w:r>
+        <w:rPr>
+          <w:rFonts w:ascii="Courier New" w:hAnsi="Courier New"/>
+          <w:sz w:val="19"/>
+        </w:rPr>
         <w:br/>
         <w:t xml:space="preserve">        this.weights = [6.79418, -0.17427, 0.58039, 5.29141, 2.93657];</w:t>
+      </w:r>
+      <w:r>
+        <w:rPr>
+          <w:rFonts w:ascii="Courier New" w:hAnsi="Courier New"/>
+          <w:sz w:val="19"/>
+        </w:rPr>
         <w:br/>
         <w:t xml:space="preserve">    }</w:t>
+      </w:r>
+      <w:r>
+        <w:rPr>
+          <w:rFonts w:ascii="Courier New" w:hAnsi="Courier New"/>
+          <w:sz w:val="19"/>
+        </w:rPr>
         <w:br/>
         <w:t xml:space="preserve">    predict(vector) {</w:t>
+      </w:r>
+      <w:r>
+        <w:rPr>
+          <w:rFonts w:ascii="Courier New" w:hAnsi="Courier New"/>
+          <w:sz w:val="19"/>
+        </w:rPr>
         <w:br/>
         <w:t xml:space="preserve">        let logit = this.intercept;</w:t>
+      </w:r>
+      <w:r>
+        <w:rPr>
+          <w:rFonts w:ascii="Courier New" w:hAnsi="Courier New"/>
+          <w:sz w:val="19"/>
+        </w:rPr>
         <w:br/>
         <w:t xml:space="preserve">        for (let i = 0; i &lt; vector.length; i++) {</w:t>
+      </w:r>
+      <w:r>
+        <w:rPr>
+          <w:rFonts w:ascii="Courier New" w:hAnsi="Courier New"/>
+          <w:sz w:val="19"/>
+        </w:rPr>
         <w:br/>
         <w:t xml:space="preserve">            logit += vector[i] * this.weights[i];</w:t>
+      </w:r>
+      <w:r>
+        <w:rPr>
+          <w:rFonts w:ascii="Courier New" w:hAnsi="Courier New"/>
+          <w:sz w:val="19"/>
+        </w:rPr>
         <w:br/>
         <w:t xml:space="preserve">        }</w:t>
+      </w:r>
+      <w:r>
+        <w:rPr>
+          <w:rFonts w:ascii="Courier New" w:hAnsi="Courier New"/>
+          <w:sz w:val="19"/>
+        </w:rPr>
         <w:br/>
         <w:t xml:space="preserve">        return 1 / (1 + Math.exp(-logit));</w:t>
+      </w:r>
+      <w:r>
+        <w:rPr>
+          <w:rFonts w:ascii="Courier New" w:hAnsi="Courier New"/>
+          <w:sz w:val="19"/>
+        </w:rPr>
         <w:br/>
         <w:t xml:space="preserve">    }</w:t>
+      </w:r>
+      <w:r>
+        <w:rPr>
+          <w:rFonts w:ascii="Courier New" w:hAnsi="Courier New"/>
+          <w:sz w:val="19"/>
+        </w:rPr>
         <w:br/>
         <w:t>}</w:t>
       </w:r>
     </w:p>
     <w:p>
       <w:pPr>
-        <w:spacing w:after="240" w:before="120"/>
+        <w:spacing w:after="240"/>
         <w:jc w:val="center"/>
       </w:pPr>
       <w:r>
         <w:rPr>
-          <w:rFonts w:ascii="Times New Roman" w:hAnsi="Times New Roman"/>
           <w:b/>
-          <w:i w:val="0"/>
-          <w:sz w:val="24"/>
         </w:rPr>
         <w:t>Figure 4.7: Code Snippet of Logistic Regression Module</w:t>
       </w:r>
@@ -14192,89 +13967,178 @@
         <w:pStyle w:val="Heading3"/>
       </w:pPr>
       <w:r>
-        <w:rPr>
-          <w:rFonts w:ascii="Times New Roman" w:hAnsi="Times New Roman"/>
-          <w:b/>
-          <w:i w:val="0"/>
-          <w:sz w:val="24"/>
-        </w:rPr>
         <w:t>4.1.2.8. Character Trigrams Classifier Module</w:t>
       </w:r>
     </w:p>
     <w:p>
       <w:pPr>
-        <w:spacing w:after="120" w:before="120"/>
-      </w:pPr>
-      <w:r>
-        <w:rPr>
-          <w:rFonts w:ascii="Times New Roman" w:hAnsi="Times New Roman"/>
-          <w:b w:val="0"/>
-          <w:i w:val="0"/>
-          <w:sz w:val="24"/>
-        </w:rPr>
-        <w:t>The TrigramAnalyzer module extracts character-level trigrams from the input text to capture stylistic fingerprints that distinguish AI-generated texts from human writing. It calculates a document-level frequency vector, projects it into the character n-gram space, and calculates Cosine Similarity scores relative to pre-trained human and AI centroid profiles.</w:t>
-      </w:r>
-    </w:p>
-    <w:p>
-      <w:pPr>
-        <w:spacing w:before="120" w:after="120"/>
+        <w:spacing w:after="120"/>
+      </w:pPr>
+      <w:r>
+        <w:t xml:space="preserve">The TrigramAnalyzer module extracts character-level trigrams from the input text to capture stylistic fingerprints that distinguish AI-generated texts from human writing. It calculates a </w:t>
+      </w:r>
+      <w:r>
+        <w:lastRenderedPageBreak/>
+        <w:t>document-level frequency vector, projects it into the character n-gram space, and calculates Cosine Similarity scores relative to pre-trained human and AI centroid profiles.</w:t>
+      </w:r>
+    </w:p>
+    <w:p>
+      <w:pPr>
+        <w:spacing w:after="120"/>
         <w:ind w:left="360"/>
       </w:pPr>
       <w:r>
         <w:rPr>
           <w:rFonts w:ascii="Courier New" w:hAnsi="Courier New"/>
-          <w:b w:val="0"/>
-          <w:i w:val="0"/>
           <w:sz w:val="19"/>
         </w:rPr>
         <w:t>class TrigramAnalyzer {</w:t>
+      </w:r>
+      <w:r>
+        <w:rPr>
+          <w:rFonts w:ascii="Courier New" w:hAnsi="Courier New"/>
+          <w:sz w:val="19"/>
+        </w:rPr>
         <w:br/>
         <w:t xml:space="preserve">    analyze(text) {</w:t>
+      </w:r>
+      <w:r>
+        <w:rPr>
+          <w:rFonts w:ascii="Courier New" w:hAnsi="Courier New"/>
+          <w:sz w:val="19"/>
+        </w:rPr>
         <w:br/>
         <w:t xml:space="preserve">        const cleanText = text.toLowerCase().replace(/\s+/g, ' ');</w:t>
+      </w:r>
+      <w:r>
+        <w:rPr>
+          <w:rFonts w:ascii="Courier New" w:hAnsi="Courier New"/>
+          <w:sz w:val="19"/>
+        </w:rPr>
         <w:br/>
         <w:t xml:space="preserve">        const counts = {};</w:t>
+      </w:r>
+      <w:r>
+        <w:rPr>
+          <w:rFonts w:ascii="Courier New" w:hAnsi="Courier New"/>
+          <w:sz w:val="19"/>
+        </w:rPr>
         <w:br/>
         <w:t xml:space="preserve">        this.trigrams.forEach(tg =&gt; counts[tg] = 0);</w:t>
+      </w:r>
+      <w:r>
+        <w:rPr>
+          <w:rFonts w:ascii="Courier New" w:hAnsi="Courier New"/>
+          <w:sz w:val="19"/>
+        </w:rPr>
         <w:br/>
         <w:t xml:space="preserve">        let total = 0;</w:t>
+      </w:r>
+      <w:r>
+        <w:rPr>
+          <w:rFonts w:ascii="Courier New" w:hAnsi="Courier New"/>
+          <w:sz w:val="19"/>
+        </w:rPr>
         <w:br/>
         <w:t xml:space="preserve">        for (let i = 0; i &lt; cleanText.length - 2; i++) {</w:t>
+      </w:r>
+      <w:r>
+        <w:rPr>
+          <w:rFonts w:ascii="Courier New" w:hAnsi="Courier New"/>
+          <w:sz w:val="19"/>
+        </w:rPr>
         <w:br/>
         <w:t xml:space="preserve">            const tg = cleanText.substring(i, i + 3);</w:t>
+      </w:r>
+      <w:r>
+        <w:rPr>
+          <w:rFonts w:ascii="Courier New" w:hAnsi="Courier New"/>
+          <w:sz w:val="19"/>
+        </w:rPr>
         <w:br/>
         <w:t xml:space="preserve">            if (counts.hasOwnProperty(tg)) counts[tg]++;</w:t>
+      </w:r>
+      <w:r>
+        <w:rPr>
+          <w:rFonts w:ascii="Courier New" w:hAnsi="Courier New"/>
+          <w:sz w:val="19"/>
+        </w:rPr>
         <w:br/>
         <w:t xml:space="preserve">            total++;</w:t>
+      </w:r>
+      <w:r>
+        <w:rPr>
+          <w:rFonts w:ascii="Courier New" w:hAnsi="Courier New"/>
+          <w:sz w:val="19"/>
+        </w:rPr>
         <w:br/>
         <w:t xml:space="preserve">        }</w:t>
+      </w:r>
+      <w:r>
+        <w:rPr>
+          <w:rFonts w:ascii="Courier New" w:hAnsi="Courier New"/>
+          <w:sz w:val="19"/>
+        </w:rPr>
         <w:br/>
         <w:t xml:space="preserve">        const docVector = this.trigrams.map(tg =&gt; (counts[tg] / total) * 10000);</w:t>
+      </w:r>
+      <w:r>
+        <w:rPr>
+          <w:rFonts w:ascii="Courier New" w:hAnsi="Courier New"/>
+          <w:sz w:val="19"/>
+        </w:rPr>
         <w:br/>
         <w:t xml:space="preserve">        const simToAI = this.calculateCosine(docVector, this.aiProfileVec);</w:t>
+      </w:r>
+      <w:r>
+        <w:rPr>
+          <w:rFonts w:ascii="Courier New" w:hAnsi="Courier New"/>
+          <w:sz w:val="19"/>
+        </w:rPr>
         <w:br/>
         <w:t xml:space="preserve">        const simToHuman = this.calculateCosine(docVector, this.humanProfileVec);</w:t>
+      </w:r>
+      <w:r>
+        <w:rPr>
+          <w:rFonts w:ascii="Courier New" w:hAnsi="Courier New"/>
+          <w:sz w:val="19"/>
+        </w:rPr>
         <w:br/>
         <w:t xml:space="preserve">        const diff = simToAI - simToHuman;</w:t>
+      </w:r>
+      <w:r>
+        <w:rPr>
+          <w:rFonts w:ascii="Courier New" w:hAnsi="Courier New"/>
+          <w:sz w:val="19"/>
+        </w:rPr>
         <w:br/>
         <w:t xml:space="preserve">        return { score: ((diff + 1) / 2) * 100 };</w:t>
+      </w:r>
+      <w:r>
+        <w:rPr>
+          <w:rFonts w:ascii="Courier New" w:hAnsi="Courier New"/>
+          <w:sz w:val="19"/>
+        </w:rPr>
         <w:br/>
         <w:t xml:space="preserve">    }</w:t>
+      </w:r>
+      <w:r>
+        <w:rPr>
+          <w:rFonts w:ascii="Courier New" w:hAnsi="Courier New"/>
+          <w:sz w:val="19"/>
+        </w:rPr>
         <w:br/>
         <w:t>}</w:t>
       </w:r>
     </w:p>
     <w:p>
       <w:pPr>
-        <w:spacing w:after="240" w:before="120"/>
+        <w:spacing w:after="240"/>
         <w:jc w:val="center"/>
       </w:pPr>
       <w:r>
         <w:rPr>
-          <w:rFonts w:ascii="Times New Roman" w:hAnsi="Times New Roman"/>
           <w:b/>
-          <w:i w:val="0"/>
-          <w:sz w:val="24"/>
         </w:rPr>
         <w:t>Figure 4.8: Code Snippet of Character Trigram Module</w:t>
       </w:r>
@@ -14285,83 +14149,157 @@
         <w:pStyle w:val="Heading3"/>
       </w:pPr>
       <w:r>
-        <w:rPr>
-          <w:rFonts w:ascii="Times New Roman" w:hAnsi="Times New Roman"/>
-          <w:b/>
-          <w:i w:val="0"/>
-          <w:sz w:val="24"/>
-        </w:rPr>
         <w:t>4.1.2.9. POS Syntax Ratios Classifier Module</w:t>
       </w:r>
     </w:p>
     <w:p>
       <w:pPr>
-        <w:spacing w:after="120" w:before="120"/>
-      </w:pPr>
-      <w:r>
-        <w:rPr>
-          <w:rFonts w:ascii="Times New Roman" w:hAnsi="Times New Roman"/>
-          <w:b w:val="0"/>
-          <w:i w:val="0"/>
-          <w:sz w:val="24"/>
-        </w:rPr>
+        <w:spacing w:after="120"/>
+      </w:pPr>
+      <w:r>
         <w:t>The PosClassifier module tokenizes text and calculates relative syntax category densities. It counts occurrences of determiners, prepositions, pronouns, conjunctions, and auxiliary verbs, normalizing each by the total word count. This 5-dimensional syntactic distribution vector is then compared against established human and AI syntactic centroids using the vector space model.</w:t>
       </w:r>
     </w:p>
     <w:p>
       <w:pPr>
-        <w:spacing w:before="120" w:after="120"/>
+        <w:spacing w:after="120"/>
         <w:ind w:left="360"/>
       </w:pPr>
       <w:r>
         <w:rPr>
           <w:rFonts w:ascii="Courier New" w:hAnsi="Courier New"/>
-          <w:b w:val="0"/>
-          <w:i w:val="0"/>
           <w:sz w:val="19"/>
         </w:rPr>
         <w:t>class PosClassifier {</w:t>
+      </w:r>
+      <w:r>
+        <w:rPr>
+          <w:rFonts w:ascii="Courier New" w:hAnsi="Courier New"/>
+          <w:sz w:val="19"/>
+        </w:rPr>
         <w:br/>
         <w:t xml:space="preserve">    extractProfile(text) {</w:t>
+      </w:r>
+      <w:r>
+        <w:rPr>
+          <w:rFonts w:ascii="Courier New" w:hAnsi="Courier New"/>
+          <w:sz w:val="19"/>
+        </w:rPr>
         <w:br/>
         <w:t xml:space="preserve">        const words = text.toLowerCase().replace(/[^\w\s-]/g, '').split(/\s+/).filter(w =&gt; w.length &gt; 0);</w:t>
+      </w:r>
+      <w:r>
+        <w:rPr>
+          <w:rFonts w:ascii="Courier New" w:hAnsi="Courier New"/>
+          <w:sz w:val="19"/>
+        </w:rPr>
         <w:br/>
         <w:t xml:space="preserve">        const wordCount = words.length;</w:t>
+      </w:r>
+      <w:r>
+        <w:rPr>
+          <w:rFonts w:ascii="Courier New" w:hAnsi="Courier New"/>
+          <w:sz w:val="19"/>
+        </w:rPr>
         <w:br/>
         <w:t xml:space="preserve">        let det = 0, prep = 0, pron = 0, conj = 0, aux = 0;</w:t>
+      </w:r>
+      <w:r>
+        <w:rPr>
+          <w:rFonts w:ascii="Courier New" w:hAnsi="Courier New"/>
+          <w:sz w:val="19"/>
+        </w:rPr>
         <w:br/>
         <w:t xml:space="preserve">        words.forEach(w =&gt; {</w:t>
+      </w:r>
+      <w:r>
+        <w:rPr>
+          <w:rFonts w:ascii="Courier New" w:hAnsi="Courier New"/>
+          <w:sz w:val="19"/>
+        </w:rPr>
         <w:br/>
         <w:t xml:space="preserve">            if (this.determiners.has(w)) det++;</w:t>
+      </w:r>
+      <w:r>
+        <w:rPr>
+          <w:rFonts w:ascii="Courier New" w:hAnsi="Courier New"/>
+          <w:sz w:val="19"/>
+        </w:rPr>
         <w:br/>
         <w:t xml:space="preserve">            else if (this.prepositions.has(w)) prep++;</w:t>
+      </w:r>
+      <w:r>
+        <w:rPr>
+          <w:rFonts w:ascii="Courier New" w:hAnsi="Courier New"/>
+          <w:sz w:val="19"/>
+        </w:rPr>
         <w:br/>
         <w:t xml:space="preserve">            else if (this.pronouns.has(w)) pron++;</w:t>
+      </w:r>
+      <w:r>
+        <w:rPr>
+          <w:rFonts w:ascii="Courier New" w:hAnsi="Courier New"/>
+          <w:sz w:val="19"/>
+        </w:rPr>
         <w:br/>
         <w:t xml:space="preserve">            else if (this.conjunctions.has(w)) conj++;</w:t>
+      </w:r>
+      <w:r>
+        <w:rPr>
+          <w:rFonts w:ascii="Courier New" w:hAnsi="Courier New"/>
+          <w:sz w:val="19"/>
+        </w:rPr>
         <w:br/>
         <w:t xml:space="preserve">            else if (this.auxiliaries.has(w)) aux++;</w:t>
+      </w:r>
+      <w:r>
+        <w:rPr>
+          <w:rFonts w:ascii="Courier New" w:hAnsi="Courier New"/>
+          <w:sz w:val="19"/>
+        </w:rPr>
         <w:br/>
         <w:t xml:space="preserve">        });</w:t>
+      </w:r>
+      <w:r>
+        <w:rPr>
+          <w:rFonts w:ascii="Courier New" w:hAnsi="Courier New"/>
+          <w:sz w:val="19"/>
+        </w:rPr>
         <w:br/>
         <w:t xml:space="preserve">        return [det/wordCount, prep/wordCount, pron/wordCount, conj/wordCount, aux/wordCount];</w:t>
+      </w:r>
+      <w:r>
+        <w:rPr>
+          <w:rFonts w:ascii="Courier New" w:hAnsi="Courier New"/>
+          <w:sz w:val="19"/>
+        </w:rPr>
         <w:br/>
+      </w:r>
+      <w:r>
+        <w:rPr>
+          <w:rFonts w:ascii="Courier New" w:hAnsi="Courier New"/>
+          <w:sz w:val="19"/>
+        </w:rPr>
+        <w:lastRenderedPageBreak/>
         <w:t xml:space="preserve">    }</w:t>
+      </w:r>
+      <w:r>
+        <w:rPr>
+          <w:rFonts w:ascii="Courier New" w:hAnsi="Courier New"/>
+          <w:sz w:val="19"/>
+        </w:rPr>
         <w:br/>
         <w:t>}</w:t>
       </w:r>
     </w:p>
     <w:p>
       <w:pPr>
-        <w:spacing w:after="240" w:before="120"/>
+        <w:spacing w:after="240"/>
         <w:jc w:val="center"/>
       </w:pPr>
       <w:r>
         <w:rPr>
-          <w:rFonts w:ascii="Times New Roman" w:hAnsi="Times New Roman"/>
           <w:b/>
-          <w:i w:val="0"/>
-          <w:sz w:val="24"/>
         </w:rPr>
         <w:t>Figure 4.9: Code Snippet of POS Syntax Ratio Module</w:t>
       </w:r>
@@ -14392,7 +14330,6 @@
         <w:rPr>
           <w:noProof/>
         </w:rPr>
-        <w:lastRenderedPageBreak/>
         <w:drawing>
           <wp:inline distT="0" distB="0" distL="0" distR="0" wp14:anchorId="7794253E" wp14:editId="292627F8">
             <wp:extent cx="5715000" cy="3704590"/>
@@ -14440,9 +14377,7 @@
       </w:pPr>
       <w:r>
         <w:rPr>
-          <w:rFonts w:ascii="Times New Roman" w:hAnsi="Times New Roman"/>
           <w:b/>
-          <w:sz w:val="24"/>
         </w:rPr>
         <w:t>Figure 4.10: Code Snippet of ChartRenderer Gauge Module</w:t>
       </w:r>
@@ -14525,9 +14460,7 @@
       </w:pPr>
       <w:r>
         <w:rPr>
-          <w:rFonts w:ascii="Times New Roman" w:hAnsi="Times New Roman"/>
           <w:b/>
-          <w:sz w:val="24"/>
         </w:rPr>
         <w:t>Figure 4.11: Code Snippet of ChartRenderer Scatter Plot Module</w:t>
       </w:r>
@@ -14617,9 +14550,7 @@
       </w:pPr>
       <w:r>
         <w:rPr>
-          <w:rFonts w:ascii="Times New Roman" w:hAnsi="Times New Roman"/>
           <w:b/>
-          <w:sz w:val="24"/>
         </w:rPr>
         <w:t>Figure 4.12: Code Snippet of ChartRenderer Radar Chart Module</w:t>
       </w:r>
@@ -14713,9 +14644,7 @@
       </w:pPr>
       <w:r>
         <w:rPr>
-          <w:rFonts w:ascii="Times New Roman" w:hAnsi="Times New Roman"/>
           <w:b/>
-          <w:sz w:val="24"/>
         </w:rPr>
         <w:t>Figure 4.13: Code Snippet of app.js Analysis Controller Module</w:t>
       </w:r>
@@ -14804,9 +14733,7 @@
       </w:pPr>
       <w:r>
         <w:rPr>
-          <w:rFonts w:ascii="Times New Roman" w:hAnsi="Times New Roman"/>
           <w:b/>
-          <w:sz w:val="24"/>
         </w:rPr>
         <w:t>Figure 4.14: Code Snippet of app.js UI Event Listener Module</w:t>
       </w:r>
@@ -14816,6 +14743,7 @@
         <w:pStyle w:val="Heading3"/>
       </w:pPr>
       <w:r>
+        <w:lastRenderedPageBreak/>
         <w:t>4.1.2.15. style.css Custom Visual Styles</w:t>
       </w:r>
     </w:p>
@@ -14879,9 +14807,7 @@
       </w:pPr>
       <w:r>
         <w:rPr>
-          <w:rFonts w:ascii="Times New Roman" w:hAnsi="Times New Roman"/>
           <w:b/>
-          <w:sz w:val="24"/>
         </w:rPr>
         <w:t>Figure 4.15: Code Snippet of style.css Custom Visual Styles</w:t>
       </w:r>
@@ -14891,11 +14817,6 @@
         <w:pStyle w:val="Heading3"/>
       </w:pPr>
       <w:r>
-        <w:rPr>
-          <w:rFonts w:ascii="Times New Roman" w:hAnsi="Times New Roman"/>
-          <w:b/>
-          <w:sz w:val="24"/>
-        </w:rPr>
         <w:t>4.1.2.16. HTML5 Dashboard Layout Structure</w:t>
       </w:r>
     </w:p>
@@ -14976,9 +14897,7 @@
       </w:pPr>
       <w:r>
         <w:rPr>
-          <w:rFonts w:ascii="Times New Roman" w:hAnsi="Times New Roman"/>
           <w:b/>
-          <w:sz w:val="24"/>
         </w:rPr>
         <w:t>Figure 4.16: Code Snippet of HTML5 Dashboard Layout Structure</w:t>
       </w:r>
@@ -14988,11 +14907,6 @@
         <w:pStyle w:val="Heading3"/>
       </w:pPr>
       <w:r>
-        <w:rPr>
-          <w:rFonts w:ascii="Times New Roman" w:hAnsi="Times New Roman"/>
-          <w:b/>
-          <w:sz w:val="24"/>
-        </w:rPr>
         <w:t>4.1.2.17. Heuristic Grammar &amp; Typography Module</w:t>
       </w:r>
     </w:p>
@@ -15064,9 +14978,7 @@
       </w:pPr>
       <w:r>
         <w:rPr>
-          <w:rFonts w:ascii="Times New Roman" w:hAnsi="Times New Roman"/>
           <w:b/>
-          <w:sz w:val="24"/>
         </w:rPr>
         <w:t>Figure 4.17: Code Snippet of Heuristic Grammar &amp; Typography Module</w:t>
       </w:r>
@@ -15081,22 +14993,22 @@
       <w:pPr>
         <w:pStyle w:val="Heading2"/>
       </w:pPr>
-      <w:bookmarkStart w:id="52" w:name="_Toc232289027"/>
+      <w:bookmarkStart w:id="50" w:name="_Toc232289027"/>
       <w:r>
         <w:lastRenderedPageBreak/>
         <w:t>4.2. Testing</w:t>
       </w:r>
-      <w:bookmarkEnd w:id="52"/>
+      <w:bookmarkEnd w:id="50"/>
     </w:p>
     <w:p>
       <w:pPr>
         <w:pStyle w:val="Heading3"/>
       </w:pPr>
-      <w:bookmarkStart w:id="53" w:name="_Toc232289028"/>
+      <w:bookmarkStart w:id="51" w:name="_Toc232289028"/>
       <w:r>
         <w:t>4.2.1. Test Case for Unit Testing</w:t>
       </w:r>
-      <w:bookmarkEnd w:id="53"/>
+      <w:bookmarkEnd w:id="51"/>
     </w:p>
     <w:p>
       <w:pPr>
@@ -17724,24 +17636,12 @@
     </w:p>
     <w:p>
       <w:r>
-        <w:t>2. Gra</w:t>
-      </w:r>
-      <w:r>
-        <w:t>mmar Typo Discount Calibration: Character typos were injected into AI essays using QWERTY keyboard layout distance simulations via nlpaug.augmenter.char.KeyboardAug. The results showed that when 4 typos are injected into a 220-word essay, grammar perfectio</w:t>
-      </w:r>
-      <w:r>
-        <w:t>n drops to 59.8%, successfully discounting the final AI probability from 76.3% to 44.3%. With 12 typos, grammar perfection falls to 0.0%, successfully reducing false positives for human drafts.</w:t>
-      </w:r>
-    </w:p>
-    <w:p>
-      <w:r>
-        <w:t>1. Adversarial Robustness (Synonym Swapping): Applying WordNet</w:t>
-      </w:r>
-      <w:r>
-        <w:t xml:space="preserve"> synonyms to AI-generated texts at a rate of 10% to 30% showed high classification stability, with the final ensemble score only dropping from 76.3% to 74.2%. This demonstrates that stylometric features (like sentence burstiness and punctuation density) ar</w:t>
-      </w:r>
-      <w:r>
-        <w:t>e robust against lexical substitutions.</w:t>
+        <w:t>2. Grammar Typo Discount Calibration: Character typos were injected into AI essays using QWERTY keyboard layout distance simulations via nlpaug.augmenter.char.KeyboardAug. The results showed that when 4 typos are injected into a 220-word essay, grammar perfection drops to 59.8%, successfully discounting the final AI probability from 76.3% to 44.3%. With 12 typos, grammar perfection falls to 0.0%, successfully reducing false positives for human drafts.</w:t>
+      </w:r>
+    </w:p>
+    <w:p>
+      <w:r>
+        <w:t>1. Adversarial Robustness (Synonym Swapping): Applying WordNet synonyms to AI-generated texts at a rate of 10% to 30% showed high classification stability, with the final ensemble score only dropping from 76.3% to 74.2%. This demonstrates that stylometric features (like sentence burstiness and punctuation density) are robust against lexical substitutions.</w:t>
       </w:r>
     </w:p>
     <w:p>
@@ -17755,8 +17655,6 @@
       </w:pPr>
       <w:r>
         <w:rPr>
-          <w:rFonts w:ascii="Times New Roman" w:hAnsi="Times New Roman"/>
-          <w:b/>
           <w:sz w:val="24"/>
         </w:rPr>
         <w:t>4.2.2. Dataset Training &amp; Evasion Robustness Testing</w:t>
@@ -17767,201 +17665,127 @@
         <w:ind w:left="224" w:right="283"/>
       </w:pPr>
       <w:r>
-        <w:rPr>
-          <w:rFonts w:ascii="Times New Roman" w:hAnsi="Times New Roman"/>
-          <w:b w:val="0"/>
+        <w:t>To establish and calibrate the detection boundaries, offline scripts were built using Hugging Face datasets and the nlpaug Python library.</w:t>
+      </w:r>
+    </w:p>
+    <w:p>
+      <w:pPr>
+        <w:ind w:left="224" w:right="283"/>
+      </w:pPr>
+      <w:r>
+        <w:t>1. Adversarial Robustness (Synonym Swapping): Applying WordNet synonyms to AI-generated texts at a rate of 10% to 30% showed high classification stability, with the final ensemble score only dropping from 76.3% to 74.2%. This shows that stylometric features like sentence burstiness and punctuation density are robust against simple lexical substitutions.</w:t>
+      </w:r>
+    </w:p>
+    <w:p>
+      <w:r>
+        <w:t xml:space="preserve">2. Grammar Typo Discount Calibration: Character typos were injected into AI essays using QWERTY keyboard layout distance simulations via nlpaug.augmenter.char.KeyboardAug. </w:t>
+      </w:r>
+      <w:r>
+        <w:lastRenderedPageBreak/>
+        <w:t>The results showed that when 4 typos are injected into a 220-word essay, grammar perfection drops to 59.8%, discounting the final AI probability from 76.3% to 44.3%. With 12 typos, grammar perfection falls to 0.0%, successfully reducing false positives for human drafts.</w:t>
+      </w:r>
+    </w:p>
+    <w:p>
+      <w:pPr>
+        <w:spacing w:line="360" w:lineRule="auto"/>
+      </w:pPr>
+      <w:r>
+        <w:t>3. Reference Vector Enrichment (Hugging Face): Streaming 100 samples from the public silentone0725/ai-human-text-detection-v1 dataset yielded the following optimized centroid vectors:</w:t>
+      </w:r>
+    </w:p>
+    <w:p>
+      <w:pPr>
+        <w:spacing w:line="360" w:lineRule="auto"/>
+      </w:pPr>
+      <w:r>
+        <w:t xml:space="preserve">   * AI Essay Centroid: [1.0, 0.119, 0.06, 0.769, 0.757]</w:t>
+      </w:r>
+    </w:p>
+    <w:p>
+      <w:pPr>
+        <w:spacing w:line="360" w:lineRule="auto"/>
+      </w:pPr>
+      <w:r>
+        <w:t xml:space="preserve">   * Human Essay Centroid: [0.992, 0.154, 0.048, 0.571, 0.473]</w:t>
+      </w:r>
+    </w:p>
+    <w:p>
+      <w:pPr>
+        <w:spacing w:line="360" w:lineRule="auto"/>
+      </w:pPr>
+      <w:r>
+        <w:t>These vectors were implemented in knn.js to ensure classification boundaries reflect real dataset signatures.</w:t>
+      </w:r>
+    </w:p>
+    <w:p>
+      <w:pPr>
+        <w:spacing w:line="360" w:lineRule="auto"/>
+      </w:pPr>
+    </w:p>
+    <w:p/>
+    <w:p>
+      <w:r>
+        <w:t>Overall, the project shows that robust AI text detection is achievable using only client-side JavaScript, without neural network dependencies or cloud infrastructure.</w:t>
+      </w:r>
+    </w:p>
+    <w:p>
+      <w:r>
+        <w:t>The implemented classification modules meet the functional requirements: identifying machine-generated text, scoring AI probability, and parsing standard document formats. Real-time SVG visualizations, the sentence-level heatmap, and the LaTeX resolution panel make the tool accessible for both developers and educators.</w:t>
+      </w:r>
+    </w:p>
+    <w:p>
+      <w:r>
+        <w:t>All processing happens in the browser. No text is sent to a server, which means even sensitive or confidential documents can be analyzed without privacy risk. On a typical laptop, the full analysis completes in under 500 milliseconds.</w:t>
+      </w:r>
+    </w:p>
+    <w:p>
+      <w:r>
+        <w:t>The AI Text Detector is a lightweight, client-side tool that checks text authenticity without relying on remote APIs. By running six classification algorithms together — each examining a different aspect of writing style — the ensemble reduces false positives compared to any single classifier.</w:t>
+      </w:r>
+    </w:p>
+    <w:p>
+      <w:pPr>
+        <w:pStyle w:val="Heading1"/>
+      </w:pPr>
+      <w:r>
+        <w:lastRenderedPageBreak/>
+        <w:t>CHAPTER 5</w:t>
+      </w:r>
+    </w:p>
+    <w:p>
+      <w:pPr>
+        <w:pStyle w:val="Heading1"/>
+      </w:pPr>
+      <w:r>
+        <w:t>CONCLUSION AND FUTURE RECOMMENDATIONS</w:t>
+      </w:r>
+    </w:p>
+    <w:p>
+      <w:pPr>
+        <w:pStyle w:val="Heading2"/>
+      </w:pPr>
+      <w:r>
+        <w:rPr>
           <w:sz w:val="24"/>
         </w:rPr>
-        <w:t>To establish and calibrate the detection boundaries, offline scripts were built using Hugging Face datasets and the nlpaug Python library.</w:t>
-      </w:r>
-    </w:p>
-    <w:p>
-      <w:pPr>
-        <w:ind w:left="224" w:right="283"/>
-      </w:pPr>
-      <w:r>
-        <w:rPr>
-          <w:rFonts w:ascii="Times New Roman" w:hAnsi="Times New Roman"/>
-          <w:b w:val="0"/>
-          <w:sz w:val="24"/>
-        </w:rPr>
-        <w:t>1. Adversarial Robustness (Synonym Swapping): Applying WordNet synonyms to AI-generated texts at a rate of 10% to 30% showed high classification stability, with the final ensemble score only dropping from 76.3% to 74.2%. This shows that stylometric features like sentence burstiness and punctuation density are robust against simple lexical substitutions.</w:t>
-      </w:r>
-    </w:p>
-    <w:p>
-      <w:pPr/>
-      <w:r>
-        <w:rPr>
-          <w:rFonts w:ascii="Times New Roman" w:hAnsi="Times New Roman"/>
-          <w:b w:val="0"/>
-          <w:sz w:val="24"/>
-        </w:rPr>
-        <w:t>2. Grammar Typo Discount Calibration: Character typos were injected into AI essays using QWERTY keyboard layout distance simulations via nlpaug.augmenter.char.KeyboardAug. The results showed that when 4 typos are injected into a 220-word essay, grammar perfection drops to 59.8%, discounting the final AI probability from 76.3% to 44.3%. With 12 typos, grammar perfection falls to 0.0%, successfully reducing false positives for human drafts.</w:t>
-      </w:r>
-    </w:p>
-    <w:p>
-      <w:pPr>
-        <w:spacing w:line="360" w:lineRule="auto"/>
-      </w:pPr>
-      <w:r>
-        <w:rPr>
-          <w:rFonts w:ascii="Times New Roman" w:hAnsi="Times New Roman"/>
-          <w:b w:val="0"/>
-          <w:sz w:val="24"/>
-        </w:rPr>
-        <w:t>3. Reference Vector Enrichment (Hugging Face): Streaming 100 samples from the public silentone0725/ai-human-text-detection-v1 dataset yielded the following optimized centroid vectors:</w:t>
-      </w:r>
-    </w:p>
-    <w:p>
-      <w:pPr>
-        <w:spacing w:line="360" w:lineRule="auto"/>
-      </w:pPr>
-      <w:r>
-        <w:rPr>
-          <w:rFonts w:ascii="Times New Roman" w:hAnsi="Times New Roman"/>
-          <w:b w:val="0"/>
-          <w:sz w:val="24"/>
-        </w:rPr>
-        <w:t xml:space="preserve">   * AI Essay Centroid: [1.0, 0.119, 0.06, 0.769, 0.757]</w:t>
-      </w:r>
-    </w:p>
-    <w:p>
-      <w:pPr>
-        <w:spacing w:line="360" w:lineRule="auto"/>
-      </w:pPr>
-      <w:r>
-        <w:rPr>
-          <w:rFonts w:ascii="Times New Roman" w:hAnsi="Times New Roman"/>
-          <w:b w:val="0"/>
-          <w:sz w:val="24"/>
-        </w:rPr>
-        <w:t xml:space="preserve">   * Human Essay Centroid: [0.992, 0.154, 0.048, 0.571, 0.473]</w:t>
-      </w:r>
-    </w:p>
-    <w:p>
-      <w:pPr>
-        <w:spacing w:line="360" w:lineRule="auto"/>
-      </w:pPr>
-      <w:r>
-        <w:rPr>
-          <w:rFonts w:ascii="Times New Roman" w:hAnsi="Times New Roman"/>
-          <w:b w:val="0"/>
-          <w:sz w:val="24"/>
-        </w:rPr>
-        <w:t>These vectors were implemented in knn.js to ensure classification boundaries reflect real dataset signatures.</w:t>
-      </w:r>
-    </w:p>
-    <w:p>
-      <w:pPr>
-        <w:spacing w:line="360" w:lineRule="auto"/>
-      </w:pPr>
-    </w:p>
-    <w:p>
-      <w:pPr/>
-    </w:p>
-    <w:p>
-      <w:pPr/>
-      <w:r>
-        <w:rPr>
-          <w:rFonts w:ascii="Times New Roman" w:hAnsi="Times New Roman"/>
-          <w:b w:val="0"/>
-          <w:sz w:val="24"/>
-        </w:rPr>
-        <w:t>Overall, the project shows that robust AI text detection is achievable using only client-side JavaScript, without neural network dependencies or cloud infrastructure.</w:t>
-      </w:r>
-    </w:p>
-    <w:p>
-      <w:pPr/>
-      <w:r>
-        <w:rPr>
-          <w:rFonts w:ascii="Times New Roman" w:hAnsi="Times New Roman"/>
-          <w:b w:val="0"/>
-          <w:sz w:val="24"/>
-        </w:rPr>
-        <w:t>The implemented classification modules meet the functional requirements: identifying machine-generated text, scoring AI probability, and parsing standard document formats. Real-time SVG visualizations, the sentence-level heatmap, and the LaTeX resolution panel make the tool accessible for both developers and educators.</w:t>
-      </w:r>
-    </w:p>
-    <w:p>
-      <w:pPr/>
-      <w:r>
-        <w:rPr>
-          <w:rFonts w:ascii="Times New Roman" w:hAnsi="Times New Roman"/>
-          <w:b w:val="0"/>
-          <w:sz w:val="24"/>
-        </w:rPr>
-        <w:t>All processing happens in the browser. No text is sent to a server, which means even sensitive or confidential documents can be analyzed without privacy risk. On a typical laptop, the full analysis completes in under 500 milliseconds.</w:t>
-      </w:r>
-    </w:p>
-    <w:p>
-      <w:pPr/>
-      <w:r>
-        <w:rPr>
-          <w:rFonts w:ascii="Times New Roman" w:hAnsi="Times New Roman"/>
-          <w:b w:val="0"/>
-          <w:sz w:val="24"/>
-        </w:rPr>
-        <w:t>The AI Text Detector is a lightweight, client-side tool that checks text authenticity without relying on remote APIs. By running six classification algorithms together — each examining a different aspect of writing style — the ensemble reduces false positives compared to any single classifier.</w:t>
-      </w:r>
-    </w:p>
-    <w:p>
-      <w:pPr>
-        <w:pStyle w:val="Heading1"/>
-      </w:pPr>
-      <w:r>
-        <w:rPr>
-          <w:rFonts w:ascii="Times New Roman" w:hAnsi="Times New Roman"/>
-          <w:b/>
-          <w:sz w:val="32"/>
-        </w:rPr>
-        <w:t>CHAPTER 5</w:t>
-      </w:r>
-    </w:p>
-    <w:p>
-      <w:pPr>
-        <w:pStyle w:val="Heading1"/>
-      </w:pPr>
-      <w:r>
-        <w:rPr>
-          <w:rFonts w:ascii="Times New Roman" w:hAnsi="Times New Roman"/>
-          <w:b/>
-          <w:sz w:val="32"/>
-        </w:rPr>
-        <w:t>CONCLUSION AND FUTURE RECOMMENDATIONS</w:t>
+        <w:t>5.1. Conclusion</w:t>
       </w:r>
     </w:p>
     <w:p>
       <w:pPr>
         <w:pStyle w:val="Heading2"/>
       </w:pPr>
-      <w:r>
-        <w:rPr>
-          <w:rFonts w:ascii="Times New Roman" w:hAnsi="Times New Roman"/>
-          <w:b/>
-          <w:sz w:val="24"/>
-        </w:rPr>
-        <w:t>5.1. Conclusion</w:t>
-      </w:r>
-    </w:p>
-    <w:p>
-      <w:pPr>
-        <w:pStyle w:val="Heading2"/>
-      </w:pPr>
-      <w:bookmarkStart w:id="58" w:name="_Toc232289032"/>
+      <w:bookmarkStart w:id="52" w:name="_Toc232289032"/>
       <w:r>
         <w:t>5.2. Future Recommendations</w:t>
       </w:r>
-      <w:bookmarkEnd w:id="58"/>
+      <w:bookmarkEnd w:id="52"/>
     </w:p>
     <w:p>
       <w:pPr>
         <w:spacing w:after="0" w:line="360" w:lineRule="auto"/>
       </w:pPr>
       <w:r>
-        <w:rPr>
-          <w:rFonts w:ascii="Times New Roman" w:hAnsi="Times New Roman"/>
-          <w:b w:val="0"/>
-          <w:sz w:val="24"/>
-        </w:rPr>
         <w:t>Several improvements could make the detector more capable:</w:t>
       </w:r>
     </w:p>
@@ -18021,11 +17845,6 @@
         <w:spacing w:line="360" w:lineRule="auto"/>
       </w:pPr>
       <w:r>
-        <w:rPr>
-          <w:rFonts w:ascii="Times New Roman" w:hAnsi="Times New Roman"/>
-          <w:b w:val="0"/>
-          <w:sz w:val="24"/>
-        </w:rPr>
         <w:t>Multi-Lingual Support: Expand the stylometric database and character trigram profiles to support other languages like Spanish, French, and German.</w:t>
       </w:r>
     </w:p>
@@ -18048,7 +17867,7 @@
         <w:t xml:space="preserve"> Allow users to export PDF scan reports directly from the dashboard interface.</w:t>
       </w:r>
     </w:p>
-    <w:bookmarkStart w:id="59" w:name="_Toc232289033" w:displacedByCustomXml="next"/>
+    <w:bookmarkStart w:id="53" w:name="_Toc232289033" w:displacedByCustomXml="next"/>
     <w:sdt>
       <w:sdtPr>
         <w:rPr>
@@ -18063,7 +17882,6 @@
           <w:docPartUnique/>
         </w:docPartObj>
       </w:sdtPr>
-      <w:sdtEndPr/>
       <w:sdtContent>
         <w:p>
           <w:pPr>
@@ -18077,7 +17895,7 @@
           <w:r>
             <w:t>REFERENCES</w:t>
           </w:r>
-          <w:bookmarkEnd w:id="59"/>
+          <w:bookmarkEnd w:id="53"/>
         </w:p>
         <w:sdt>
           <w:sdtPr>
@@ -18090,7 +17908,6 @@
             <w:id w:val="-573587230"/>
             <w:bibliography/>
           </w:sdtPr>
-          <w:sdtEndPr/>
           <w:sdtContent>
             <w:p>
               <w:pPr>
@@ -18295,7 +18112,6 @@
                       <w:rPr>
                         <w:noProof/>
                       </w:rPr>
-                      <w:lastRenderedPageBreak/>
                       <w:t xml:space="preserve">[4] </w:t>
                     </w:r>
                   </w:p>
@@ -18342,6 +18158,7 @@
                       <w:rPr>
                         <w:noProof/>
                       </w:rPr>
+                      <w:lastRenderedPageBreak/>
                       <w:t xml:space="preserve">[5] </w:t>
                     </w:r>
                   </w:p>
@@ -18719,8 +18536,6 @@
       </w:pPr>
       <w:r>
         <w:rPr>
-          <w:rFonts w:ascii="Times New Roman" w:hAnsi="Times New Roman"/>
-          <w:b/>
           <w:sz w:val="36"/>
         </w:rPr>
         <w:t>REFERENCES</w:t>
@@ -18729,23 +18544,22 @@
     <w:p/>
     <w:p>
       <w:pPr>
-        <w:spacing w:after="120" w:before="120"/>
-      </w:pPr>
-      <w:r>
-        <w:rPr>
-          <w:rFonts w:ascii="Times New Roman" w:hAnsi="Times New Roman"/>
+        <w:spacing w:after="120"/>
+      </w:pPr>
+      <w:r>
+        <w:rPr>
           <w:sz w:val="22"/>
         </w:rPr>
+        <w:lastRenderedPageBreak/>
         <w:t>[1] Gray, S. (2020). What is the Agile Methodology in Software Development. Medium. https://serenagray2451.medium.com/what-is-the-agile-methodology-in-software-development-c93023a7eb85</w:t>
       </w:r>
     </w:p>
     <w:p>
       <w:pPr>
-        <w:spacing w:after="120" w:before="120"/>
-      </w:pPr>
-      <w:r>
-        <w:rPr>
-          <w:rFonts w:ascii="Times New Roman" w:hAnsi="Times New Roman"/>
+        <w:spacing w:after="120"/>
+      </w:pPr>
+      <w:r>
+        <w:rPr>
           <w:sz w:val="22"/>
         </w:rPr>
         <w:t>[2] Gehrmann, S., Strobelt, H., &amp; Rush, A. M. (2019). GLTR: Statistical Visualization and Coherent Text Detection. ACL System Demonstrations. https://arxiv.org/abs/1906.04043</w:t>
@@ -18753,11 +18567,10 @@
     </w:p>
     <w:p>
       <w:pPr>
-        <w:spacing w:after="120" w:before="120"/>
-      </w:pPr>
-      <w:r>
-        <w:rPr>
-          <w:rFonts w:ascii="Times New Roman" w:hAnsi="Times New Roman"/>
+        <w:spacing w:after="120"/>
+      </w:pPr>
+      <w:r>
+        <w:rPr>
           <w:sz w:val="22"/>
         </w:rPr>
         <w:t>[3] Mitchell, E., Yoon, C., Liang, P., Manning, C. D., &amp; Finn, C. (2023). DetectGPT: Zero-Shot Machine-Generated Text Detection Using Probability Curvature. International Conference on Machine Learning (ICML). https://arxiv.org/abs/2301.11305</w:t>
@@ -18765,11 +18578,10 @@
     </w:p>
     <w:p>
       <w:pPr>
-        <w:spacing w:after="120" w:before="120"/>
-      </w:pPr>
-      <w:r>
-        <w:rPr>
-          <w:rFonts w:ascii="Times New Roman" w:hAnsi="Times New Roman"/>
+        <w:spacing w:after="120"/>
+      </w:pPr>
+      <w:r>
+        <w:rPr>
           <w:sz w:val="22"/>
         </w:rPr>
         <w:t>[4] Solaiman, I., Brundage, M., Clark, J., Askell, A., Herbert-Voss, A., Wu, J., &amp; Wang, J. (2019). Release Strategies and the Social Impacts of Language Models. OpenAI. https://arxiv.org/abs/1911.12516</w:t>
@@ -18777,11 +18589,10 @@
     </w:p>
     <w:p>
       <w:pPr>
-        <w:spacing w:after="120" w:before="120"/>
-      </w:pPr>
-      <w:r>
-        <w:rPr>
-          <w:rFonts w:ascii="Times New Roman" w:hAnsi="Times New Roman"/>
+        <w:spacing w:after="120"/>
+      </w:pPr>
+      <w:r>
+        <w:rPr>
           <w:sz w:val="22"/>
         </w:rPr>
         <w:t>[5] Crothers, E., Japkowicz, N., &amp; Viktor, H. (2023). Machine-Generated Text Detection: A Systematic Review. ACM Computing Surveys. https://arxiv.org/abs/2210.16514</w:t>
@@ -18789,11 +18600,10 @@
     </w:p>
     <w:p>
       <w:pPr>
-        <w:spacing w:after="120" w:before="120"/>
-      </w:pPr>
-      <w:r>
-        <w:rPr>
-          <w:rFonts w:ascii="Times New Roman" w:hAnsi="Times New Roman"/>
+        <w:spacing w:after="120"/>
+      </w:pPr>
+      <w:r>
+        <w:rPr>
           <w:sz w:val="22"/>
         </w:rPr>
         <w:t>[6] Sadasivan, V. S., Kumar, A., Balasubramanian, S., Wang, W., &amp; Feizi, S. (2024). Can AI-Generated Text be Reliably Detected?. AISTATS. https://arxiv.org/abs/2303.11156</w:t>
@@ -18801,11 +18611,10 @@
     </w:p>
     <w:p>
       <w:pPr>
-        <w:spacing w:after="120" w:before="120"/>
-      </w:pPr>
-      <w:r>
-        <w:rPr>
-          <w:rFonts w:ascii="Times New Roman" w:hAnsi="Times New Roman"/>
+        <w:spacing w:after="120"/>
+      </w:pPr>
+      <w:r>
+        <w:rPr>
           <w:sz w:val="22"/>
         </w:rPr>
         <w:t>[7] Chakraborty, S., Bedi, A. S., Zhu, S., Anadiotis, M., Manoel, M., Negahban, S., &amp; Feizi, S. (2024). On the Possibilities of AI-Generated Text Detection. ICML. https://arxiv.org/abs/2304.04736</w:t>
@@ -18813,11 +18622,10 @@
     </w:p>
     <w:p>
       <w:pPr>
-        <w:spacing w:after="120" w:before="120"/>
-      </w:pPr>
-      <w:r>
-        <w:rPr>
-          <w:rFonts w:ascii="Times New Roman" w:hAnsi="Times New Roman"/>
+        <w:spacing w:after="120"/>
+      </w:pPr>
+      <w:r>
+        <w:rPr>
           <w:sz w:val="22"/>
         </w:rPr>
         <w:t>[8] Coleman, M., &amp; Liau, T. L. (1975). A computer readability formula designed for machine translation. Journal of Applied Psychology, 60(2), 283-284. https://psycnet.apa.org/record/1975-21915-001</w:t>
@@ -18825,11 +18633,10 @@
     </w:p>
     <w:p>
       <w:pPr>
-        <w:spacing w:after="120" w:before="120"/>
-      </w:pPr>
-      <w:r>
-        <w:rPr>
-          <w:rFonts w:ascii="Times New Roman" w:hAnsi="Times New Roman"/>
+        <w:spacing w:after="120"/>
+      </w:pPr>
+      <w:r>
+        <w:rPr>
           <w:sz w:val="22"/>
         </w:rPr>
         <w:t>[9] Ma, E. (2019). nlpaug: NLP Augmentation Library for Deep Learning. GitHub. https://github.com/makcedward/nlpaug</w:t>
@@ -18837,11 +18644,10 @@
     </w:p>
     <w:p>
       <w:pPr>
-        <w:spacing w:after="120" w:before="120"/>
-      </w:pPr>
-      <w:r>
-        <w:rPr>
-          <w:rFonts w:ascii="Times New Roman" w:hAnsi="Times New Roman"/>
+        <w:spacing w:after="120"/>
+      </w:pPr>
+      <w:r>
+        <w:rPr>
           <w:sz w:val="22"/>
         </w:rPr>
         <w:t>[10] Hugging Face. (2024). AI vs. Human Text Detection Dataset (silentone0725/ai-human-text-detection-v1). Hugging Face Datasets. https://huggingface.co/datasets/silentone0725/ai-human-text-detection-v1</w:t>
@@ -18849,11 +18655,10 @@
     </w:p>
     <w:p>
       <w:pPr>
-        <w:spacing w:after="120" w:before="120"/>
-      </w:pPr>
-      <w:r>
-        <w:rPr>
-          <w:rFonts w:ascii="Times New Roman" w:hAnsi="Times New Roman"/>
+        <w:spacing w:after="120"/>
+      </w:pPr>
+      <w:r>
+        <w:rPr>
           <w:sz w:val="22"/>
         </w:rPr>
         <w:t>[11] Gerami, S. (2023). AI vs Human Text Dataset. Kaggle. https://www.kaggle.com/datasets/shanegerami/ai-vs-human-text</w:t>
@@ -18864,12 +18669,12 @@
       <w:pPr>
         <w:pStyle w:val="Heading1"/>
       </w:pPr>
-      <w:bookmarkStart w:id="60" w:name="_Toc232289034"/>
+      <w:bookmarkStart w:id="54" w:name="_Toc232289034"/>
       <w:r>
         <w:lastRenderedPageBreak/>
         <w:t>APPENDICES</w:t>
       </w:r>
-      <w:bookmarkEnd w:id="60"/>
+      <w:bookmarkEnd w:id="54"/>
     </w:p>
     <w:p>
       <w:r>
@@ -18881,6 +18686,70 @@
             <wp:extent cx="5715000" cy="3426460"/>
             <wp:effectExtent l="0" t="0" r="0" b="2540"/>
             <wp:docPr id="11" name="Picture 11"/>
+            <wp:cNvGraphicFramePr>
+              <a:graphicFrameLocks xmlns:a="http://schemas.openxmlformats.org/drawingml/2006/main" noChangeAspect="1"/>
+            </wp:cNvGraphicFramePr>
+            <a:graphic xmlns:a="http://schemas.openxmlformats.org/drawingml/2006/main">
+              <a:graphicData uri="http://schemas.openxmlformats.org/drawingml/2006/picture">
+                <pic:pic xmlns:pic="http://schemas.openxmlformats.org/drawingml/2006/picture">
+                  <pic:nvPicPr>
+                    <pic:cNvPr id="1" name=""/>
+                    <pic:cNvPicPr/>
+                  </pic:nvPicPr>
+                  <pic:blipFill>
+                    <a:blip r:embed="rId35"/>
+                    <a:stretch>
+                      <a:fillRect/>
+                    </a:stretch>
+                  </pic:blipFill>
+                  <pic:spPr>
+                    <a:xfrm>
+                      <a:off x="0" y="0"/>
+                      <a:ext cx="5715000" cy="3426460"/>
+                    </a:xfrm>
+                    <a:prstGeom prst="rect">
+                      <a:avLst/>
+                    </a:prstGeom>
+                  </pic:spPr>
+                </pic:pic>
+              </a:graphicData>
+            </a:graphic>
+          </wp:inline>
+        </w:drawing>
+      </w:r>
+    </w:p>
+    <w:p>
+      <w:pPr>
+        <w:jc w:val="center"/>
+        <w:rPr>
+          <w:b/>
+          <w:bCs/>
+        </w:rPr>
+      </w:pPr>
+      <w:r>
+        <w:rPr>
+          <w:b/>
+        </w:rPr>
+        <w:t>Figure: Landing Dashboard</w:t>
+      </w:r>
+    </w:p>
+    <w:p>
+      <w:pPr>
+        <w:jc w:val="center"/>
+        <w:rPr>
+          <w:b/>
+          <w:bCs/>
+        </w:rPr>
+      </w:pPr>
+      <w:r>
+        <w:rPr>
+          <w:noProof/>
+        </w:rPr>
+        <w:drawing>
+          <wp:inline distT="0" distB="0" distL="0" distR="0" wp14:anchorId="7F3D0AEA" wp14:editId="5A2A2EB0">
+            <wp:extent cx="5715000" cy="3215005"/>
+            <wp:effectExtent l="0" t="0" r="0" b="4445"/>
+            <wp:docPr id="23" name="Picture 23"/>
             <wp:cNvGraphicFramePr>
               <a:graphicFrameLocks xmlns:a="http://schemas.openxmlformats.org/drawingml/2006/main" noChangeAspect="1"/>
             </wp:cNvGraphicFramePr>
@@ -18900,7 +18769,7 @@
                   <pic:spPr>
                     <a:xfrm>
                       <a:off x="0" y="0"/>
-                      <a:ext cx="5715000" cy="3426460"/>
+                      <a:ext cx="5715000" cy="3215005"/>
                     </a:xfrm>
                     <a:prstGeom prst="rect">
                       <a:avLst/>
@@ -18925,7 +18794,7 @@
         <w:rPr>
           <w:b/>
         </w:rPr>
-        <w:t>Figure: Landing Dashboard</w:t>
+        <w:t>Figure: File Drag-and-Drop Loader</w:t>
       </w:r>
     </w:p>
     <w:p>
@@ -18940,11 +18809,12 @@
         <w:rPr>
           <w:noProof/>
         </w:rPr>
+        <w:lastRenderedPageBreak/>
         <w:drawing>
-          <wp:inline distT="0" distB="0" distL="0" distR="0" wp14:anchorId="7F3D0AEA" wp14:editId="5A2A2EB0">
-            <wp:extent cx="5715000" cy="3215005"/>
-            <wp:effectExtent l="0" t="0" r="0" b="4445"/>
-            <wp:docPr id="23" name="Picture 23"/>
+          <wp:inline distT="0" distB="0" distL="0" distR="0" wp14:anchorId="73A6CE79" wp14:editId="3E00DD8C">
+            <wp:extent cx="5715000" cy="3364865"/>
+            <wp:effectExtent l="0" t="0" r="0" b="6985"/>
+            <wp:docPr id="26" name="Picture 26"/>
             <wp:cNvGraphicFramePr>
               <a:graphicFrameLocks xmlns:a="http://schemas.openxmlformats.org/drawingml/2006/main" noChangeAspect="1"/>
             </wp:cNvGraphicFramePr>
@@ -18964,7 +18834,7 @@
                   <pic:spPr>
                     <a:xfrm>
                       <a:off x="0" y="0"/>
-                      <a:ext cx="5715000" cy="3215005"/>
+                      <a:ext cx="5715000" cy="3364865"/>
                     </a:xfrm>
                     <a:prstGeom prst="rect">
                       <a:avLst/>
@@ -18989,7 +18859,7 @@
         <w:rPr>
           <w:b/>
         </w:rPr>
-        <w:t>Figure: File Drag-and-Drop Loader</w:t>
+        <w:t>Figure: Interactive Heatmap</w:t>
       </w:r>
     </w:p>
     <w:p>
@@ -19004,12 +18874,11 @@
         <w:rPr>
           <w:noProof/>
         </w:rPr>
-        <w:lastRenderedPageBreak/>
         <w:drawing>
-          <wp:inline distT="0" distB="0" distL="0" distR="0" wp14:anchorId="73A6CE79" wp14:editId="3E00DD8C">
-            <wp:extent cx="5715000" cy="3364865"/>
-            <wp:effectExtent l="0" t="0" r="0" b="6985"/>
-            <wp:docPr id="26" name="Picture 26"/>
+          <wp:inline distT="0" distB="0" distL="0" distR="0" wp14:anchorId="49C8DE89" wp14:editId="2ED95449">
+            <wp:extent cx="5715000" cy="3873500"/>
+            <wp:effectExtent l="0" t="0" r="0" b="0"/>
+            <wp:docPr id="28" name="Picture 28"/>
             <wp:cNvGraphicFramePr>
               <a:graphicFrameLocks xmlns:a="http://schemas.openxmlformats.org/drawingml/2006/main" noChangeAspect="1"/>
             </wp:cNvGraphicFramePr>
@@ -19029,7 +18898,7 @@
                   <pic:spPr>
                     <a:xfrm>
                       <a:off x="0" y="0"/>
-                      <a:ext cx="5715000" cy="3364865"/>
+                      <a:ext cx="5715000" cy="3873500"/>
                     </a:xfrm>
                     <a:prstGeom prst="rect">
                       <a:avLst/>
@@ -19054,7 +18923,13 @@
         <w:rPr>
           <w:b/>
         </w:rPr>
-        <w:t>Figure: Interactive Heatmap</w:t>
+        <w:t xml:space="preserve">Figure: </w:t>
+      </w:r>
+      <w:r>
+        <w:rPr>
+          <w:b/>
+        </w:rPr>
+        <w:t xml:space="preserve">AI Detection  </w:t>
       </w:r>
     </w:p>
     <w:p>
@@ -19065,15 +18940,24 @@
           <w:bCs/>
         </w:rPr>
       </w:pPr>
+    </w:p>
+    <w:p>
+      <w:pPr>
+        <w:jc w:val="center"/>
+        <w:rPr>
+          <w:b/>
+          <w:bCs/>
+        </w:rPr>
+      </w:pPr>
       <w:r>
         <w:rPr>
           <w:noProof/>
         </w:rPr>
         <w:drawing>
-          <wp:inline distT="0" distB="0" distL="0" distR="0" wp14:anchorId="49C8DE89" wp14:editId="2ED95449">
-            <wp:extent cx="5715000" cy="3873500"/>
+          <wp:inline distT="0" distB="0" distL="0" distR="0" wp14:anchorId="702C0385" wp14:editId="580D3A97">
+            <wp:extent cx="5715000" cy="3627120"/>
             <wp:effectExtent l="0" t="0" r="0" b="0"/>
-            <wp:docPr id="28" name="Picture 28"/>
+            <wp:docPr id="27" name="Picture 27"/>
             <wp:cNvGraphicFramePr>
               <a:graphicFrameLocks xmlns:a="http://schemas.openxmlformats.org/drawingml/2006/main" noChangeAspect="1"/>
             </wp:cNvGraphicFramePr>
@@ -19093,85 +18977,6 @@
                   <pic:spPr>
                     <a:xfrm>
                       <a:off x="0" y="0"/>
-                      <a:ext cx="5715000" cy="3873500"/>
-                    </a:xfrm>
-                    <a:prstGeom prst="rect">
-                      <a:avLst/>
-                    </a:prstGeom>
-                  </pic:spPr>
-                </pic:pic>
-              </a:graphicData>
-            </a:graphic>
-          </wp:inline>
-        </w:drawing>
-      </w:r>
-    </w:p>
-    <w:p>
-      <w:pPr>
-        <w:jc w:val="center"/>
-        <w:rPr>
-          <w:b/>
-          <w:bCs/>
-        </w:rPr>
-      </w:pPr>
-      <w:r>
-        <w:rPr>
-          <w:b/>
-        </w:rPr>
-        <w:t xml:space="preserve">Figure: </w:t>
-      </w:r>
-      <w:r>
-        <w:rPr>
-          <w:b/>
-        </w:rPr>
-        <w:t xml:space="preserve">AI Detection  </w:t>
-      </w:r>
-    </w:p>
-    <w:p>
-      <w:pPr>
-        <w:jc w:val="center"/>
-        <w:rPr>
-          <w:b/>
-          <w:bCs/>
-        </w:rPr>
-      </w:pPr>
-    </w:p>
-    <w:p>
-      <w:pPr>
-        <w:jc w:val="center"/>
-        <w:rPr>
-          <w:b/>
-          <w:bCs/>
-        </w:rPr>
-      </w:pPr>
-      <w:r>
-        <w:rPr>
-          <w:noProof/>
-        </w:rPr>
-        <w:drawing>
-          <wp:inline distT="0" distB="0" distL="0" distR="0" wp14:anchorId="702C0385" wp14:editId="580D3A97">
-            <wp:extent cx="5715000" cy="3627120"/>
-            <wp:effectExtent l="0" t="0" r="0" b="0"/>
-            <wp:docPr id="27" name="Picture 27"/>
-            <wp:cNvGraphicFramePr>
-              <a:graphicFrameLocks xmlns:a="http://schemas.openxmlformats.org/drawingml/2006/main" noChangeAspect="1"/>
-            </wp:cNvGraphicFramePr>
-            <a:graphic xmlns:a="http://schemas.openxmlformats.org/drawingml/2006/main">
-              <a:graphicData uri="http://schemas.openxmlformats.org/drawingml/2006/picture">
-                <pic:pic xmlns:pic="http://schemas.openxmlformats.org/drawingml/2006/picture">
-                  <pic:nvPicPr>
-                    <pic:cNvPr id="1" name=""/>
-                    <pic:cNvPicPr/>
-                  </pic:nvPicPr>
-                  <pic:blipFill>
-                    <a:blip r:embed="rId40"/>
-                    <a:stretch>
-                      <a:fillRect/>
-                    </a:stretch>
-                  </pic:blipFill>
-                  <pic:spPr>
-                    <a:xfrm>
-                      <a:off x="0" y="0"/>
                       <a:ext cx="5715000" cy="3627120"/>
                     </a:xfrm>
                     <a:prstGeom prst="rect">
@@ -19201,8 +19006,8 @@
       </w:r>
     </w:p>
     <w:sectPr>
-      <w:footerReference w:type="default" r:id="rId41"/>
-      <w:footerReference w:type="first" r:id="rId42"/>
+      <w:footerReference w:type="default" r:id="rId40"/>
+      <w:footerReference w:type="first" r:id="rId41"/>
       <w:pgSz w:w="12240" w:h="15840"/>
       <w:pgMar w:top="1440" w:right="1440" w:bottom="1440" w:left="1800" w:header="720" w:footer="720" w:gutter="0"/>
       <w:pgNumType w:start="1"/>
@@ -19336,54 +19141,6 @@
 
 <file path=word/footer3.xml><?xml version="1.0" encoding="utf-8"?>
 <w:ftr xmlns:wpc="http://schemas.microsoft.com/office/word/2010/wordprocessingCanvas" xmlns:cx="http://schemas.microsoft.com/office/drawing/2014/chartex" xmlns:cx1="http://schemas.microsoft.com/office/drawing/2015/9/8/chartex" xmlns:cx2="http://schemas.microsoft.com/office/drawing/2015/10/21/chartex" xmlns:cx3="http://schemas.microsoft.com/office/drawing/2016/5/9/chartex" xmlns:cx4="http://schemas.microsoft.com/office/drawing/2016/5/10/chartex" xmlns:cx5="http://schemas.microsoft.com/office/drawing/2016/5/11/chartex" xmlns:cx6="http://schemas.microsoft.com/office/drawing/2016/5/12/chartex" xmlns:cx7="http://schemas.microsoft.com/office/drawing/2016/5/13/chartex" xmlns:cx8="http://schemas.microsoft.com/office/drawing/2016/5/14/chartex" xmlns:mc="http://schemas.openxmlformats.org/markup-compatibility/2006" xmlns:aink="http://schemas.microsoft.com/office/drawing/2016/ink" xmlns:am3d="http://schemas.microsoft.com/office/drawing/2017/model3d" xmlns:o="urn:schemas-microsoft-com:office:office" xmlns:r="http://schemas.openxmlformats.org/officeDocument/2006/relationships" xmlns:m="http://schemas.openxmlformats.org/officeDocument/2006/math" xmlns:v="urn:schemas-microsoft-com:vml" xmlns:wp14="http://schemas.microsoft.com/office/word/2010/wordprocessingDrawing" xmlns:wp="http://schemas.openxmlformats.org/drawingml/2006/wordprocessingDrawing" xmlns:w10="urn:schemas-microsoft-com:office:word" xmlns:w="http://schemas.openxmlformats.org/wordprocessingml/2006/main" xmlns:w14="http://schemas.microsoft.com/office/word/2010/wordml" xmlns:w15="http://schemas.microsoft.com/office/word/2012/wordml" xmlns:w16cid="http://schemas.microsoft.com/office/word/2016/wordml/cid" xmlns:w16se="http://schemas.microsoft.com/office/word/2015/wordml/symex" xmlns:wpg="http://schemas.microsoft.com/office/word/2010/wordprocessingGroup" xmlns:wpi="http://schemas.microsoft.com/office/word/2010/wordprocessingInk" xmlns:wne="http://schemas.microsoft.com/office/word/2006/wordml" xmlns:wps="http://schemas.microsoft.com/office/word/2010/wordprocessingShape" mc:Ignorable="w14 w15 w16se w16cid wp14">
-  <w:sdt>
-    <w:sdtPr>
-      <w:id w:val="363267647"/>
-      <w:docPartObj>
-        <w:docPartGallery w:val="Page Numbers (Bottom of Page)"/>
-        <w:docPartUnique/>
-      </w:docPartObj>
-    </w:sdtPr>
-    <w:sdtEndPr>
-      <w:rPr>
-        <w:noProof/>
-      </w:rPr>
-    </w:sdtEndPr>
-    <w:sdtContent>
-      <w:p>
-        <w:pPr>
-          <w:pStyle w:val="Footer"/>
-          <w:jc w:val="center"/>
-        </w:pPr>
-        <w:r>
-          <w:fldChar w:fldCharType="begin"/>
-        </w:r>
-        <w:r>
-          <w:instrText xml:space="preserve"> PAGE   \* MERGEFORMAT </w:instrText>
-        </w:r>
-        <w:r>
-          <w:fldChar w:fldCharType="separate"/>
-        </w:r>
-        <w:r>
-          <w:rPr>
-            <w:noProof/>
-          </w:rPr>
-          <w:t>2</w:t>
-        </w:r>
-        <w:r>
-          <w:rPr>
-            <w:noProof/>
-          </w:rPr>
-          <w:fldChar w:fldCharType="end"/>
-        </w:r>
-      </w:p>
-    </w:sdtContent>
-  </w:sdt>
-</w:ftr>
-</file>
-
-<file path=word/footer4.xml><?xml version="1.0" encoding="utf-8"?>
-<w:ftr xmlns:wpc="http://schemas.microsoft.com/office/word/2010/wordprocessingCanvas" xmlns:cx="http://schemas.microsoft.com/office/drawing/2014/chartex" xmlns:cx1="http://schemas.microsoft.com/office/drawing/2015/9/8/chartex" xmlns:cx2="http://schemas.microsoft.com/office/drawing/2015/10/21/chartex" xmlns:cx3="http://schemas.microsoft.com/office/drawing/2016/5/9/chartex" xmlns:cx4="http://schemas.microsoft.com/office/drawing/2016/5/10/chartex" xmlns:cx5="http://schemas.microsoft.com/office/drawing/2016/5/11/chartex" xmlns:cx6="http://schemas.microsoft.com/office/drawing/2016/5/12/chartex" xmlns:cx7="http://schemas.microsoft.com/office/drawing/2016/5/13/chartex" xmlns:cx8="http://schemas.microsoft.com/office/drawing/2016/5/14/chartex" xmlns:mc="http://schemas.openxmlformats.org/markup-compatibility/2006" xmlns:aink="http://schemas.microsoft.com/office/drawing/2016/ink" xmlns:am3d="http://schemas.microsoft.com/office/drawing/2017/model3d" xmlns:o="urn:schemas-microsoft-com:office:office" xmlns:r="http://schemas.openxmlformats.org/officeDocument/2006/relationships" xmlns:m="http://schemas.openxmlformats.org/officeDocument/2006/math" xmlns:v="urn:schemas-microsoft-com:vml" xmlns:wp14="http://schemas.microsoft.com/office/word/2010/wordprocessingDrawing" xmlns:wp="http://schemas.openxmlformats.org/drawingml/2006/wordprocessingDrawing" xmlns:w10="urn:schemas-microsoft-com:office:word" xmlns:w="http://schemas.openxmlformats.org/wordprocessingml/2006/main" xmlns:w14="http://schemas.microsoft.com/office/word/2010/wordml" xmlns:w15="http://schemas.microsoft.com/office/word/2012/wordml" xmlns:w16cid="http://schemas.microsoft.com/office/word/2016/wordml/cid" xmlns:w16se="http://schemas.microsoft.com/office/word/2015/wordml/symex" xmlns:wpg="http://schemas.microsoft.com/office/word/2010/wordprocessingGroup" xmlns:wpi="http://schemas.microsoft.com/office/word/2010/wordprocessingInk" xmlns:wne="http://schemas.microsoft.com/office/word/2006/wordml" xmlns:wps="http://schemas.microsoft.com/office/word/2010/wordprocessingShape" mc:Ignorable="w14 w15 w16se w16cid wp14">
   <w:p>
     <w:pPr>
       <w:pStyle w:val="Footer"/>
@@ -19393,7 +19150,7 @@
 </w:ftr>
 </file>
 
-<file path=word/footer5.xml><?xml version="1.0" encoding="utf-8"?>
+<file path=word/footer4.xml><?xml version="1.0" encoding="utf-8"?>
 <w:ftr xmlns:wpc="http://schemas.microsoft.com/office/word/2010/wordprocessingCanvas" xmlns:cx="http://schemas.microsoft.com/office/drawing/2014/chartex" xmlns:cx1="http://schemas.microsoft.com/office/drawing/2015/9/8/chartex" xmlns:cx2="http://schemas.microsoft.com/office/drawing/2015/10/21/chartex" xmlns:cx3="http://schemas.microsoft.com/office/drawing/2016/5/9/chartex" xmlns:cx4="http://schemas.microsoft.com/office/drawing/2016/5/10/chartex" xmlns:cx5="http://schemas.microsoft.com/office/drawing/2016/5/11/chartex" xmlns:cx6="http://schemas.microsoft.com/office/drawing/2016/5/12/chartex" xmlns:cx7="http://schemas.microsoft.com/office/drawing/2016/5/13/chartex" xmlns:cx8="http://schemas.microsoft.com/office/drawing/2016/5/14/chartex" xmlns:mc="http://schemas.openxmlformats.org/markup-compatibility/2006" xmlns:aink="http://schemas.microsoft.com/office/drawing/2016/ink" xmlns:am3d="http://schemas.microsoft.com/office/drawing/2017/model3d" xmlns:o="urn:schemas-microsoft-com:office:office" xmlns:r="http://schemas.openxmlformats.org/officeDocument/2006/relationships" xmlns:m="http://schemas.openxmlformats.org/officeDocument/2006/math" xmlns:v="urn:schemas-microsoft-com:vml" xmlns:wp14="http://schemas.microsoft.com/office/word/2010/wordprocessingDrawing" xmlns:wp="http://schemas.openxmlformats.org/drawingml/2006/wordprocessingDrawing" xmlns:w10="urn:schemas-microsoft-com:office:word" xmlns:w="http://schemas.openxmlformats.org/wordprocessingml/2006/main" xmlns:w14="http://schemas.microsoft.com/office/word/2010/wordml" xmlns:w15="http://schemas.microsoft.com/office/word/2012/wordml" xmlns:w16cid="http://schemas.microsoft.com/office/word/2016/wordml/cid" xmlns:w16se="http://schemas.microsoft.com/office/word/2015/wordml/symex" xmlns:wpg="http://schemas.microsoft.com/office/word/2010/wordprocessingGroup" xmlns:wpi="http://schemas.microsoft.com/office/word/2010/wordprocessingInk" xmlns:wne="http://schemas.microsoft.com/office/word/2006/wordml" xmlns:wps="http://schemas.microsoft.com/office/word/2010/wordprocessingShape" mc:Ignorable="w14 w15 w16se w16cid wp14">
   <w:p>
     <w:pPr>
@@ -23902,7 +23659,7 @@
 </file>
 
 <file path=customXml/itemProps1.xml><?xml version="1.0" encoding="utf-8"?>
-<ds:datastoreItem xmlns:ds="http://schemas.openxmlformats.org/officeDocument/2006/customXml" ds:itemID="{EB0228B8-E83F-4193-AEBE-4EC99875E9CF}">
+<ds:datastoreItem xmlns:ds="http://schemas.openxmlformats.org/officeDocument/2006/customXml" ds:itemID="{81420D9B-6CE0-42B3-803D-CCF74F43876A}">
   <ds:schemaRefs>
     <ds:schemaRef ds:uri="http://schemas.openxmlformats.org/officeDocument/2006/bibliography"/>
   </ds:schemaRefs>

--- a/ai_text_detector_project_report.docx
+++ b/ai_text_detector_project_report.docx
@@ -47,7 +47,7 @@
     </w:p>
     <w:p>
       <w:pPr>
-        <w:spacing w:after="344" w:line="265" w:lineRule="auto"/>
+        <w:spacing w:after="344"/>
         <w:ind w:left="87" w:right="3"/>
         <w:jc w:val="center"/>
       </w:pPr>
@@ -61,7 +61,7 @@
     </w:p>
     <w:p>
       <w:pPr>
-        <w:spacing w:after="391" w:line="265" w:lineRule="auto"/>
+        <w:spacing w:after="391"/>
         <w:ind w:left="87" w:right="9"/>
         <w:jc w:val="center"/>
       </w:pPr>
@@ -75,7 +75,7 @@
     </w:p>
     <w:p>
       <w:pPr>
-        <w:spacing w:after="309" w:line="259" w:lineRule="auto"/>
+        <w:spacing w:after="309"/>
         <w:ind w:left="82" w:right="2"/>
         <w:jc w:val="center"/>
         <w:rPr>
@@ -107,7 +107,7 @@
     </w:p>
     <w:p>
       <w:pPr>
-        <w:spacing w:after="149" w:line="402" w:lineRule="auto"/>
+        <w:spacing w:after="149"/>
         <w:ind w:left="82" w:right="72"/>
         <w:jc w:val="center"/>
         <w:rPr>
@@ -137,7 +137,7 @@
     </w:p>
     <w:p>
       <w:pPr>
-        <w:spacing w:after="104" w:line="398" w:lineRule="auto"/>
+        <w:spacing w:after="104"/>
         <w:jc w:val="center"/>
       </w:pPr>
       <w:r>
@@ -151,7 +151,7 @@
     </w:p>
     <w:p>
       <w:pPr>
-        <w:spacing w:after="349" w:line="259" w:lineRule="auto"/>
+        <w:spacing w:after="349"/>
         <w:ind w:left="142"/>
         <w:jc w:val="center"/>
       </w:pPr>
@@ -173,7 +173,7 @@
     </w:p>
     <w:p>
       <w:pPr>
-        <w:spacing w:after="285" w:line="265" w:lineRule="auto"/>
+        <w:spacing w:after="285"/>
         <w:ind w:left="87"/>
         <w:jc w:val="center"/>
       </w:pPr>
@@ -183,7 +183,7 @@
     </w:p>
     <w:p>
       <w:pPr>
-        <w:spacing w:after="350" w:line="259" w:lineRule="auto"/>
+        <w:spacing w:after="350"/>
         <w:ind w:left="142"/>
         <w:jc w:val="center"/>
       </w:pPr>
@@ -197,7 +197,7 @@
     </w:p>
     <w:p>
       <w:pPr>
-        <w:spacing w:after="344" w:line="265" w:lineRule="auto"/>
+        <w:spacing w:after="344"/>
         <w:ind w:left="87" w:right="5"/>
         <w:jc w:val="center"/>
       </w:pPr>
@@ -218,7 +218,7 @@
     </w:p>
     <w:p>
       <w:pPr>
-        <w:spacing w:after="344" w:line="265" w:lineRule="auto"/>
+        <w:spacing w:after="344"/>
         <w:ind w:left="87" w:right="4"/>
         <w:jc w:val="center"/>
       </w:pPr>
@@ -232,7 +232,7 @@
     </w:p>
     <w:p>
       <w:pPr>
-        <w:spacing w:after="285" w:line="265" w:lineRule="auto"/>
+        <w:spacing w:after="285"/>
         <w:ind w:left="87" w:right="5"/>
         <w:jc w:val="center"/>
       </w:pPr>
@@ -274,7 +274,7 @@
     </w:p>
     <w:p>
       <w:pPr>
-        <w:spacing w:after="561" w:line="259" w:lineRule="auto"/>
+        <w:spacing w:after="561"/>
         <w:jc w:val="left"/>
         <w:rPr>
           <w:b/>
@@ -358,7 +358,7 @@
     </w:p>
     <w:p>
       <w:pPr>
-        <w:spacing w:after="344" w:line="265" w:lineRule="auto"/>
+        <w:spacing w:after="344"/>
         <w:ind w:left="87" w:right="3"/>
         <w:jc w:val="center"/>
       </w:pPr>
@@ -372,7 +372,7 @@
     </w:p>
     <w:p>
       <w:pPr>
-        <w:spacing w:after="391" w:line="265" w:lineRule="auto"/>
+        <w:spacing w:after="391"/>
         <w:ind w:left="87" w:right="9"/>
         <w:jc w:val="center"/>
       </w:pPr>
@@ -386,7 +386,7 @@
     </w:p>
     <w:p>
       <w:pPr>
-        <w:spacing w:after="309" w:line="259" w:lineRule="auto"/>
+        <w:spacing w:after="309"/>
         <w:ind w:left="82" w:right="2"/>
         <w:jc w:val="center"/>
         <w:rPr>
@@ -404,7 +404,7 @@
     </w:p>
     <w:p>
       <w:pPr>
-        <w:spacing w:after="149" w:line="402" w:lineRule="auto"/>
+        <w:spacing w:after="149"/>
         <w:ind w:left="82" w:right="72"/>
         <w:jc w:val="center"/>
       </w:pPr>
@@ -426,7 +426,7 @@
     </w:p>
     <w:p>
       <w:pPr>
-        <w:spacing w:after="104" w:line="398" w:lineRule="auto"/>
+        <w:spacing w:after="104"/>
         <w:jc w:val="center"/>
       </w:pPr>
       <w:r>
@@ -440,7 +440,7 @@
     </w:p>
     <w:p>
       <w:pPr>
-        <w:spacing w:after="349" w:line="259" w:lineRule="auto"/>
+        <w:spacing w:after="349"/>
         <w:ind w:left="142"/>
         <w:jc w:val="center"/>
       </w:pPr>
@@ -462,7 +462,7 @@
     </w:p>
     <w:p>
       <w:pPr>
-        <w:spacing w:after="285" w:line="265" w:lineRule="auto"/>
+        <w:spacing w:after="285"/>
         <w:ind w:left="87"/>
         <w:jc w:val="center"/>
       </w:pPr>
@@ -476,7 +476,7 @@
     </w:p>
     <w:p>
       <w:pPr>
-        <w:spacing w:after="350" w:line="259" w:lineRule="auto"/>
+        <w:spacing w:after="350"/>
         <w:ind w:left="142"/>
         <w:jc w:val="center"/>
       </w:pPr>
@@ -490,7 +490,7 @@
     </w:p>
     <w:p>
       <w:pPr>
-        <w:spacing w:after="344" w:line="265" w:lineRule="auto"/>
+        <w:spacing w:after="344"/>
         <w:ind w:left="87" w:right="5"/>
         <w:jc w:val="center"/>
       </w:pPr>
@@ -511,7 +511,7 @@
     </w:p>
     <w:p>
       <w:pPr>
-        <w:spacing w:after="344" w:line="265" w:lineRule="auto"/>
+        <w:spacing w:after="344"/>
         <w:ind w:left="87" w:right="4"/>
         <w:jc w:val="center"/>
       </w:pPr>
@@ -525,7 +525,7 @@
     </w:p>
     <w:p>
       <w:pPr>
-        <w:spacing w:after="285" w:line="265" w:lineRule="auto"/>
+        <w:spacing w:after="285"/>
         <w:ind w:left="87" w:right="5"/>
         <w:jc w:val="center"/>
       </w:pPr>
@@ -580,7 +580,7 @@
     </w:p>
     <w:p>
       <w:pPr>
-        <w:spacing w:after="266" w:line="259" w:lineRule="auto"/>
+        <w:spacing w:after="266"/>
         <w:ind w:left="66"/>
         <w:jc w:val="center"/>
       </w:pPr>
@@ -633,7 +633,7 @@
     </w:p>
     <w:p>
       <w:pPr>
-        <w:spacing w:after="349" w:line="260" w:lineRule="auto"/>
+        <w:spacing w:after="349"/>
         <w:ind w:left="229" w:right="222"/>
         <w:jc w:val="center"/>
       </w:pPr>
@@ -647,7 +647,7 @@
     </w:p>
     <w:p>
       <w:pPr>
-        <w:spacing w:after="349" w:line="260" w:lineRule="auto"/>
+        <w:spacing w:after="349"/>
         <w:ind w:left="229" w:right="228"/>
         <w:jc w:val="center"/>
       </w:pPr>
@@ -662,7 +662,6 @@
     <w:p>
       <w:pPr>
         <w:pStyle w:val="Heading1"/>
-        <w:spacing w:line="360" w:lineRule="auto"/>
       </w:pPr>
       <w:bookmarkStart w:id="0" w:name="_Toc202261069"/>
       <w:bookmarkStart w:id="1" w:name="_Toc232288977"/>
@@ -677,7 +676,6 @@
     </w:p>
     <w:p>
       <w:pPr>
-        <w:spacing w:line="367" w:lineRule="auto"/>
         <w:ind w:left="-5" w:right="55"/>
       </w:pPr>
       <w:r>
@@ -701,7 +699,7 @@
     </w:p>
     <w:p>
       <w:pPr>
-        <w:spacing w:after="273" w:line="259" w:lineRule="auto"/>
+        <w:spacing w:after="273"/>
         <w:jc w:val="left"/>
       </w:pPr>
       <w:r>
@@ -710,7 +708,7 @@
     </w:p>
     <w:p>
       <w:pPr>
-        <w:spacing w:after="273" w:line="259" w:lineRule="auto"/>
+        <w:spacing w:after="273"/>
         <w:jc w:val="left"/>
       </w:pPr>
       <w:r>
@@ -719,7 +717,7 @@
     </w:p>
     <w:p>
       <w:pPr>
-        <w:spacing w:after="326" w:line="259" w:lineRule="auto"/>
+        <w:spacing w:after="326"/>
         <w:jc w:val="left"/>
       </w:pPr>
       <w:r>
@@ -728,7 +726,7 @@
     </w:p>
     <w:p>
       <w:pPr>
-        <w:spacing w:after="317" w:line="265" w:lineRule="auto"/>
+        <w:spacing w:after="317"/>
         <w:ind w:left="-5"/>
         <w:jc w:val="left"/>
       </w:pPr>
@@ -765,7 +763,7 @@
     </w:p>
     <w:p>
       <w:pPr>
-        <w:spacing w:after="318" w:line="265" w:lineRule="auto"/>
+        <w:spacing w:after="318"/>
         <w:ind w:left="-5"/>
         <w:jc w:val="left"/>
       </w:pPr>
@@ -778,7 +776,7 @@
     </w:p>
     <w:p>
       <w:pPr>
-        <w:spacing w:after="317" w:line="265" w:lineRule="auto"/>
+        <w:spacing w:after="317"/>
         <w:ind w:left="-5"/>
         <w:jc w:val="left"/>
       </w:pPr>
@@ -791,7 +789,7 @@
     </w:p>
     <w:p>
       <w:pPr>
-        <w:spacing w:after="267" w:line="265" w:lineRule="auto"/>
+        <w:spacing w:after="267"/>
         <w:ind w:left="-5"/>
         <w:jc w:val="left"/>
       </w:pPr>
@@ -804,7 +802,7 @@
     </w:p>
     <w:p>
       <w:pPr>
-        <w:spacing w:after="0" w:line="259" w:lineRule="auto"/>
+        <w:spacing w:after="0"/>
         <w:jc w:val="left"/>
       </w:pPr>
       <w:r>
@@ -823,16 +821,17 @@
     </w:p>
     <w:p>
       <w:pPr>
-        <w:spacing w:after="264" w:line="259" w:lineRule="auto"/>
+        <w:spacing w:after="264"/>
         <w:jc w:val="left"/>
       </w:pPr>
       <w:r>
+        <w:lastRenderedPageBreak/>
         <w:t xml:space="preserve"> </w:t>
       </w:r>
     </w:p>
     <w:p>
       <w:pPr>
-        <w:spacing w:after="283" w:line="259" w:lineRule="auto"/>
+        <w:spacing w:after="283"/>
         <w:ind w:left="56"/>
         <w:jc w:val="center"/>
       </w:pPr>
@@ -840,7 +839,6 @@
         <w:rPr>
           <w:noProof/>
         </w:rPr>
-        <w:lastRenderedPageBreak/>
         <w:drawing>
           <wp:inline distT="0" distB="0" distL="0" distR="0" wp14:anchorId="3B85EA71" wp14:editId="1B7FCB91">
             <wp:extent cx="1475740" cy="1713738"/>
@@ -881,7 +879,7 @@
     </w:p>
     <w:p>
       <w:pPr>
-        <w:spacing w:after="349" w:line="260" w:lineRule="auto"/>
+        <w:spacing w:after="349"/>
         <w:ind w:left="229" w:right="222"/>
         <w:jc w:val="center"/>
       </w:pPr>
@@ -898,7 +896,7 @@
     </w:p>
     <w:p>
       <w:pPr>
-        <w:spacing w:after="349" w:line="260" w:lineRule="auto"/>
+        <w:spacing w:after="349"/>
         <w:ind w:left="229" w:right="228"/>
         <w:jc w:val="center"/>
       </w:pPr>
@@ -913,7 +911,7 @@
     <w:p>
       <w:pPr>
         <w:pStyle w:val="Heading1"/>
-        <w:spacing w:after="78" w:line="360" w:lineRule="auto"/>
+        <w:spacing w:after="78"/>
         <w:ind w:left="224" w:right="223"/>
       </w:pPr>
       <w:bookmarkStart w:id="2" w:name="_Toc202261070"/>
@@ -929,7 +927,7 @@
     </w:p>
     <w:p>
       <w:pPr>
-        <w:spacing w:after="49" w:line="357" w:lineRule="auto"/>
+        <w:spacing w:after="49"/>
         <w:ind w:left="-5" w:right="55"/>
       </w:pPr>
       <w:r>
@@ -982,24 +980,26 @@
             </w:tcBorders>
           </w:tcPr>
           <w:p>
-            <w:r>
-              <w:t xml:space="preserve"> </w:t>
-            </w:r>
+            <w:pPr>
+              <w:jc w:val="left"/>
+            </w:pPr>
             <w:r>
               <w:br/>
               <w:t xml:space="preserve"> </w:t>
             </w:r>
-            <w:r>
-              <w:br/>
+          </w:p>
+          <w:p>
+            <w:pPr>
+              <w:jc w:val="left"/>
+            </w:pPr>
+            <w:r>
+              <w:t>Mr.</w:t>
+            </w:r>
+            <w:r>
               <w:t xml:space="preserve"> </w:t>
             </w:r>
             <w:r>
-              <w:br/>
-              <w:t xml:space="preserve"> </w:t>
-            </w:r>
-            <w:r>
-              <w:br/>
-              <w:t>Mr. Niraj Khadka</w:t>
+              <w:t>Niraj Khadka</w:t>
             </w:r>
             <w:r>
               <w:br/>
@@ -1027,119 +1027,95 @@
           </w:tcPr>
           <w:p>
             <w:pPr>
-              <w:spacing w:after="115" w:line="259" w:lineRule="auto"/>
+              <w:spacing w:after="115"/>
               <w:jc w:val="left"/>
             </w:pPr>
             <w:r>
               <w:rPr>
                 <w:b/>
               </w:rPr>
+              <w:t xml:space="preserve">Ms. </w:t>
+            </w:r>
+            <w:proofErr w:type="spellStart"/>
+            <w:r>
+              <w:rPr>
+                <w:b/>
+              </w:rPr>
+              <w:t>Rolisha</w:t>
+            </w:r>
+            <w:proofErr w:type="spellEnd"/>
+            <w:r>
+              <w:rPr>
+                <w:b/>
+              </w:rPr>
               <w:t xml:space="preserve"> </w:t>
             </w:r>
+            <w:proofErr w:type="spellStart"/>
+            <w:r>
+              <w:rPr>
+                <w:b/>
+              </w:rPr>
+              <w:t>Sthapit</w:t>
+            </w:r>
+            <w:proofErr w:type="spellEnd"/>
+            <w:r>
+              <w:rPr>
+                <w:b/>
+              </w:rPr>
+              <w:t xml:space="preserve"> </w:t>
+            </w:r>
           </w:p>
           <w:p>
             <w:pPr>
-              <w:spacing w:after="162" w:line="259" w:lineRule="auto"/>
+              <w:spacing w:after="161"/>
               <w:jc w:val="left"/>
             </w:pPr>
             <w:r>
               <w:rPr>
                 <w:b/>
               </w:rPr>
-              <w:t xml:space="preserve"> </w:t>
+              <w:t xml:space="preserve">Program Co-Ordinator/ Internal </w:t>
             </w:r>
           </w:p>
           <w:p>
             <w:pPr>
-              <w:spacing w:after="115" w:line="259" w:lineRule="auto"/>
+              <w:spacing w:after="165"/>
               <w:jc w:val="left"/>
             </w:pPr>
             <w:r>
               <w:rPr>
                 <w:b/>
               </w:rPr>
-              <w:t xml:space="preserve">Ms. </w:t>
-            </w:r>
-            <w:proofErr w:type="spellStart"/>
-            <w:r>
-              <w:rPr>
-                <w:b/>
-              </w:rPr>
-              <w:t>Rolisha</w:t>
-            </w:r>
-            <w:proofErr w:type="spellEnd"/>
-            <w:r>
-              <w:rPr>
-                <w:b/>
-              </w:rPr>
-              <w:t xml:space="preserve"> </w:t>
-            </w:r>
-            <w:proofErr w:type="spellStart"/>
-            <w:r>
-              <w:rPr>
-                <w:b/>
-              </w:rPr>
-              <w:t>Sthapit</w:t>
-            </w:r>
-            <w:proofErr w:type="spellEnd"/>
-            <w:r>
-              <w:rPr>
-                <w:b/>
-              </w:rPr>
-              <w:t xml:space="preserve"> </w:t>
+              <w:t xml:space="preserve">Examiner </w:t>
             </w:r>
           </w:p>
           <w:p>
             <w:pPr>
-              <w:spacing w:after="161" w:line="259" w:lineRule="auto"/>
+              <w:spacing w:after="162"/>
               <w:jc w:val="left"/>
             </w:pPr>
             <w:r>
               <w:rPr>
                 <w:b/>
               </w:rPr>
-              <w:t xml:space="preserve">Program Co-Ordinator/ Internal </w:t>
+              <w:t xml:space="preserve">BCA Department </w:t>
             </w:r>
           </w:p>
           <w:p>
             <w:pPr>
-              <w:spacing w:after="165" w:line="259" w:lineRule="auto"/>
+              <w:spacing w:after="164"/>
               <w:jc w:val="left"/>
             </w:pPr>
             <w:r>
               <w:rPr>
                 <w:b/>
               </w:rPr>
-              <w:t xml:space="preserve">Examiner </w:t>
+              <w:t xml:space="preserve">Prime College </w:t>
             </w:r>
           </w:p>
           <w:p>
             <w:pPr>
-              <w:spacing w:after="162" w:line="259" w:lineRule="auto"/>
-              <w:jc w:val="left"/>
-            </w:pPr>
-            <w:r>
-              <w:rPr>
-                <w:b/>
-              </w:rPr>
-              <w:t xml:space="preserve">BCA Department </w:t>
-            </w:r>
-          </w:p>
-          <w:p>
-            <w:pPr>
-              <w:spacing w:after="164" w:line="259" w:lineRule="auto"/>
-              <w:jc w:val="left"/>
-            </w:pPr>
-            <w:r>
-              <w:rPr>
-                <w:b/>
-              </w:rPr>
-              <w:t xml:space="preserve">Prime College </w:t>
-            </w:r>
-          </w:p>
-          <w:p>
-            <w:pPr>
-              <w:spacing w:after="0" w:line="259" w:lineRule="auto"/>
+              <w:spacing w:after="0"/>
               <w:jc w:val="left"/>
             </w:pPr>
             <w:proofErr w:type="spellStart"/>
@@ -1192,12 +1168,9 @@
           </w:tcPr>
           <w:p>
             <w:pPr>
-              <w:spacing w:after="0" w:line="259" w:lineRule="auto"/>
+              <w:spacing w:after="0"/>
               <w:jc w:val="left"/>
             </w:pPr>
-            <w:r>
-              <w:t xml:space="preserve"> </w:t>
-            </w:r>
           </w:p>
         </w:tc>
         <w:tc>
@@ -1212,49 +1185,25 @@
           </w:tcPr>
           <w:p>
             <w:pPr>
-              <w:spacing w:after="115" w:line="259" w:lineRule="auto"/>
+              <w:spacing w:after="165"/>
               <w:jc w:val="left"/>
             </w:pPr>
             <w:r>
               <w:rPr>
                 <w:b/>
               </w:rPr>
-              <w:t xml:space="preserve"> </w:t>
+              <w:t xml:space="preserve">Mr. </w:t>
             </w:r>
           </w:p>
           <w:p>
             <w:pPr>
-              <w:spacing w:after="163" w:line="259" w:lineRule="auto"/>
+              <w:spacing w:after="0"/>
               <w:jc w:val="left"/>
             </w:pPr>
             <w:r>
               <w:rPr>
                 <w:b/>
               </w:rPr>
-              <w:t xml:space="preserve"> </w:t>
-            </w:r>
-          </w:p>
-          <w:p>
-            <w:pPr>
-              <w:spacing w:after="165" w:line="259" w:lineRule="auto"/>
-              <w:jc w:val="left"/>
-            </w:pPr>
-            <w:r>
-              <w:rPr>
-                <w:b/>
-              </w:rPr>
-              <w:t xml:space="preserve">Mr. </w:t>
-            </w:r>
-          </w:p>
-          <w:p>
-            <w:pPr>
-              <w:spacing w:after="0" w:line="259" w:lineRule="auto"/>
-              <w:jc w:val="left"/>
-            </w:pPr>
-            <w:r>
-              <w:rPr>
-                <w:b/>
-              </w:rPr>
               <w:t>External Examiner</w:t>
             </w:r>
             <w:r>
@@ -1267,7 +1216,7 @@
     <w:p>
       <w:pPr>
         <w:pStyle w:val="Heading1"/>
-        <w:spacing w:before="0" w:line="360" w:lineRule="auto"/>
+        <w:spacing w:before="0"/>
         <w:ind w:left="224" w:right="214"/>
       </w:pPr>
       <w:r>
@@ -1287,19 +1236,19 @@
     </w:p>
     <w:p>
       <w:pPr>
-        <w:spacing w:after="284" w:line="360" w:lineRule="auto"/>
-        <w:ind w:left="-5" w:right="55"/>
-      </w:pPr>
-      <w:r>
-        <w:t>This project on developing an AI Text Detector, which detects machine-generated text using statistical NLP, K-Nearest Neighbors (KNN), and Cosine Similarity, could not have been achieved without the kind support of many individuals. I am grateful to Mr. Niraj Khadka, Project Supervisor and Coordinator, for his guidance, valuable suggestions, and steady encouragement throughout the development of this project. His knowledge of the subject, along with his encouragement, helped learn the concepts of Natural Language Processing and machine learning deeply. I also thank my teachers, mentors, friends, and classmates for their suggestions during the testing phase, which helped improve the performance and functionality of the detector. I am also grateful to everyone who helped bring this project to completion, directly or indirectly.</w:t>
-      </w:r>
-    </w:p>
-    <w:p>
-      <w:pPr>
         <w:spacing w:after="284"/>
         <w:ind w:left="-5" w:right="55"/>
       </w:pPr>
       <w:r>
+        <w:t>This project on developing an AI Text Detector, which detects machine-generated text using statistical NLP, K-Nearest Neighbors (KNN), and Cosine Similarity, could not have been achieved without the kind support of many individuals. I am grateful to Mr. Niraj Khadka, Project Supervisor and Coordinator, for his guidance, valuable suggestions, and steady encouragement throughout the development of this project. His knowledge of the subject, along with his encouragement, helped learn the concepts of Natural Language Processing and machine learning deeply. I also thank my teachers, mentors, friends, and classmates for their suggestions during the testing phase, which helped improve the performance and functionality of the detector. I am also grateful to everyone who helped bring this project to completion, directly or indirectly.</w:t>
+      </w:r>
+    </w:p>
+    <w:p>
+      <w:pPr>
+        <w:spacing w:after="284"/>
+        <w:ind w:left="-5" w:right="55"/>
+      </w:pPr>
+      <w:r>
         <w:t>-</w:t>
       </w:r>
       <w:r>
@@ -1311,7 +1260,7 @@
     </w:p>
     <w:p>
       <w:pPr>
-        <w:spacing w:after="0" w:line="259" w:lineRule="auto"/>
+        <w:spacing w:after="0"/>
         <w:jc w:val="left"/>
       </w:pPr>
       <w:r>
@@ -1328,7 +1277,7 @@
     <w:p>
       <w:pPr>
         <w:pStyle w:val="Heading1"/>
-        <w:spacing w:after="78" w:line="360" w:lineRule="auto"/>
+        <w:spacing w:after="78"/>
         <w:ind w:left="224" w:right="221"/>
       </w:pPr>
       <w:bookmarkStart w:id="6" w:name="_Toc202261072"/>
@@ -1345,7 +1294,7 @@
     </w:p>
     <w:p>
       <w:pPr>
-        <w:spacing w:after="3" w:line="360" w:lineRule="auto"/>
+        <w:spacing w:after="3"/>
       </w:pPr>
       <w:r>
         <w:t xml:space="preserve">To evaluate adversarial evasion techniques (e.g. synonym swapping and spelling tweaks), the project implements robust offline data augmentation workflows using the </w:t>
@@ -1364,20 +1313,134 @@
       <w:pPr>
         <w:spacing w:before="0" w:after="160"/>
         <w:jc w:val="left"/>
-        <w:rPr>
-          <w:rFonts w:cs="Times New Roman"/>
+      </w:pPr>
+      <w:r>
+        <w:t>The individual metrics are combined via a weighted ensemble (25% Logistic Regression, 25% Character Trigram Similarity, 20% KNN Classifier, 15% POS Syntax Ratios, 10% Cosine Similarity, and 5% Perplexity) to calculate an overall AI probability. The application features an interactive single-page dashboard built using HTML5, custom CSS variables, and Vanilla JavaScript. It incorporates PDF.js and Mammoth.js for client-side document parsing, SVG-based clean minimalist visualization charts, an interactive sentence-level perplexity heatmap, a prominent classification verdict banner, and a mathematical resolution panel powered by MathJax to trace raw formulas in real time.</w:t>
+      </w:r>
+    </w:p>
+    <w:p>
+      <w:pPr>
+        <w:spacing w:before="0" w:after="160"/>
+        <w:jc w:val="left"/>
+        <w:rPr>
           <w:b/>
           <w:bCs/>
         </w:rPr>
       </w:pPr>
-      <w:r>
-        <w:t>The individual metrics are combined via a weighted ensemble (25% Logistic Regression, 25% Character Trigram Similarity, 20% KNN Classifier, 15% POS Syntax Ratios, 10% Cosine Similarity, and 5% Perplexity) to calculate an overall AI probability. The application features an interactive single-page dashboard built using HTML5, custom CSS variables, and Vanilla JavaScript. It incorporates PDF.js and Mammoth.js for client-side document parsing, SVG-based clean minimalist visualization charts, an interactive sentence-level perplexity heatmap, a prominent classification verdict banner, and a mathematical resolution panel powered by MathJax to trace raw formulas in real time.</w:t>
-      </w:r>
+    </w:p>
+    <w:p>
+      <w:pPr>
+        <w:spacing w:before="0" w:after="160"/>
+        <w:jc w:val="left"/>
+        <w:rPr>
+          <w:b/>
+          <w:bCs/>
+        </w:rPr>
+      </w:pPr>
+    </w:p>
+    <w:p>
+      <w:pPr>
+        <w:spacing w:before="0" w:after="160"/>
+        <w:jc w:val="left"/>
+        <w:rPr>
+          <w:b/>
+          <w:bCs/>
+        </w:rPr>
+      </w:pPr>
+    </w:p>
+    <w:p>
+      <w:pPr>
+        <w:spacing w:before="0" w:after="160"/>
+        <w:jc w:val="left"/>
+        <w:rPr>
+          <w:b/>
+          <w:bCs/>
+        </w:rPr>
+      </w:pPr>
+    </w:p>
+    <w:p>
+      <w:pPr>
+        <w:spacing w:before="0" w:after="160"/>
+        <w:jc w:val="left"/>
+        <w:rPr>
+          <w:b/>
+          <w:bCs/>
+        </w:rPr>
+      </w:pPr>
+    </w:p>
+    <w:p>
+      <w:pPr>
+        <w:spacing w:before="0" w:after="160"/>
+        <w:jc w:val="left"/>
+        <w:rPr>
+          <w:b/>
+          <w:bCs/>
+        </w:rPr>
+      </w:pPr>
+    </w:p>
+    <w:p>
+      <w:pPr>
+        <w:spacing w:before="0" w:after="160"/>
+        <w:jc w:val="left"/>
+        <w:rPr>
+          <w:b/>
+          <w:bCs/>
+        </w:rPr>
+      </w:pPr>
+    </w:p>
+    <w:p>
+      <w:pPr>
+        <w:spacing w:before="0" w:after="160"/>
+        <w:jc w:val="left"/>
+        <w:rPr>
+          <w:b/>
+          <w:bCs/>
+        </w:rPr>
+      </w:pPr>
+    </w:p>
+    <w:p>
+      <w:pPr>
+        <w:spacing w:before="0" w:after="160"/>
+        <w:jc w:val="left"/>
+        <w:rPr>
+          <w:b/>
+          <w:bCs/>
+        </w:rPr>
+      </w:pPr>
+    </w:p>
+    <w:p>
+      <w:pPr>
+        <w:spacing w:before="0" w:after="160"/>
+        <w:jc w:val="left"/>
+        <w:rPr>
+          <w:b/>
+          <w:bCs/>
+        </w:rPr>
+      </w:pPr>
+    </w:p>
+    <w:p>
+      <w:pPr>
+        <w:spacing w:before="0" w:after="160"/>
+        <w:jc w:val="left"/>
+        <w:rPr>
+          <w:b/>
+          <w:bCs/>
+        </w:rPr>
+      </w:pPr>
+    </w:p>
+    <w:p>
+      <w:pPr>
+        <w:spacing w:before="0" w:after="160"/>
+        <w:jc w:val="left"/>
+        <w:rPr>
+          <w:b/>
+          <w:bCs/>
+        </w:rPr>
+      </w:pPr>
     </w:p>
     <w:sdt>
       <w:sdtPr>
         <w:rPr>
-          <w:rFonts w:cs="Times New Roman"/>
           <w:b/>
           <w:bCs/>
           <w:sz w:val="32"/>
@@ -1403,7 +1466,6 @@
             <w:spacing w:after="3" w:line="259" w:lineRule="auto"/>
             <w:jc w:val="center"/>
             <w:rPr>
-              <w:rFonts w:cs="Times New Roman"/>
               <w:b/>
               <w:bCs/>
               <w:sz w:val="32"/>
@@ -1412,7 +1474,6 @@
           </w:pPr>
           <w:r>
             <w:rPr>
-              <w:rFonts w:cs="Times New Roman"/>
               <w:b/>
               <w:bCs/>
               <w:sz w:val="32"/>
@@ -5522,6 +5583,13 @@
           </w:hyperlink>
         </w:p>
         <w:p>
+          <w:pPr>
+            <w:rPr>
+              <w:b/>
+              <w:bCs/>
+              <w:noProof/>
+            </w:rPr>
+          </w:pPr>
           <w:r>
             <w:rPr>
               <w:b/>
@@ -5533,13 +5601,23 @@
         </w:p>
       </w:sdtContent>
     </w:sdt>
+    <w:bookmarkStart w:id="8" w:name="_Toc232288981" w:displacedByCustomXml="prev"/>
+    <w:p/>
+    <w:p/>
+    <w:p/>
+    <w:p/>
+    <w:p/>
+    <w:p/>
+    <w:p/>
+    <w:p/>
+    <w:p/>
     <w:p>
       <w:pPr>
         <w:pStyle w:val="Heading1"/>
         <w:spacing w:after="240"/>
       </w:pPr>
-      <w:bookmarkStart w:id="8" w:name="_Toc232288981"/>
-      <w:r>
+      <w:r>
+        <w:lastRenderedPageBreak/>
         <w:t>LIST OF ABBREVIATIONS</w:t>
       </w:r>
       <w:bookmarkEnd w:id="8"/>
@@ -5891,7 +5969,6 @@
               <w:rPr>
                 <w:sz w:val="22"/>
               </w:rPr>
-              <w:lastRenderedPageBreak/>
               <w:t>CSS</w:t>
             </w:r>
           </w:p>
@@ -6024,15 +6101,6 @@
       </w:tr>
     </w:tbl>
     <w:p/>
-    <w:p>
-      <w:pPr>
-        <w:spacing w:before="0" w:after="160"/>
-        <w:jc w:val="left"/>
-      </w:pPr>
-      <w:r>
-        <w:br w:type="page"/>
-      </w:r>
-    </w:p>
     <w:p>
       <w:pPr>
         <w:pStyle w:val="Heading1"/>
@@ -6065,14 +6133,14 @@
         <w:gridCol w:w="549"/>
       </w:tblGrid>
       <w:tr>
-        <w:trPr>
-          <w:trHeight w:val="532"/>
-        </w:trPr>
         <w:tc>
           <w:tcPr>
             <w:tcW w:w="1440" w:type="dxa"/>
           </w:tcPr>
           <w:p>
+            <w:pPr>
+              <w:spacing w:before="0" w:after="40"/>
+            </w:pPr>
             <w:r>
               <w:rPr>
                 <w:sz w:val="22"/>
@@ -6086,23 +6154,14 @@
             <w:tcW w:w="7109" w:type="dxa"/>
           </w:tcPr>
           <w:p>
+            <w:pPr>
+              <w:spacing w:before="0" w:after="40"/>
+            </w:pPr>
             <w:r>
               <w:rPr>
                 <w:sz w:val="22"/>
               </w:rPr>
-              <w:t>Agile Methodology...............................................................</w:t>
-            </w:r>
-            <w:r>
-              <w:rPr>
-                <w:sz w:val="22"/>
-              </w:rPr>
-              <w:t>................</w:t>
-            </w:r>
-            <w:r>
-              <w:rPr>
-                <w:sz w:val="22"/>
-              </w:rPr>
-              <w:t>...............</w:t>
+              <w:t>Agile Methodology...........................................................................</w:t>
             </w:r>
           </w:p>
         </w:tc>
@@ -6111,6 +6170,9 @@
             <w:tcW w:w="549" w:type="dxa"/>
           </w:tcPr>
           <w:p>
+            <w:pPr>
+              <w:spacing w:before="0" w:after="40"/>
+            </w:pPr>
             <w:r>
               <w:rPr>
                 <w:sz w:val="22"/>
@@ -6121,14 +6183,14 @@
         </w:tc>
       </w:tr>
       <w:tr>
-        <w:trPr>
-          <w:trHeight w:val="532"/>
-        </w:trPr>
         <w:tc>
           <w:tcPr>
             <w:tcW w:w="1440" w:type="dxa"/>
           </w:tcPr>
           <w:p>
+            <w:pPr>
+              <w:spacing w:before="0" w:after="40"/>
+            </w:pPr>
             <w:r>
               <w:rPr>
                 <w:sz w:val="22"/>
@@ -6142,23 +6204,14 @@
             <w:tcW w:w="7109" w:type="dxa"/>
           </w:tcPr>
           <w:p>
+            <w:pPr>
+              <w:spacing w:before="0" w:after="40"/>
+            </w:pPr>
             <w:r>
               <w:rPr>
                 <w:sz w:val="22"/>
               </w:rPr>
-              <w:t>Use Case Diagram for AI Text Detector...................................</w:t>
-            </w:r>
-            <w:r>
-              <w:rPr>
-                <w:sz w:val="22"/>
-              </w:rPr>
-              <w:t>.....</w:t>
-            </w:r>
-            <w:r>
-              <w:rPr>
-                <w:sz w:val="22"/>
-              </w:rPr>
-              <w:t>.......................</w:t>
+              <w:t>Use Case Diagram for AI Text Detector.......................................................</w:t>
             </w:r>
           </w:p>
         </w:tc>
@@ -6167,6 +6220,9 @@
             <w:tcW w:w="549" w:type="dxa"/>
           </w:tcPr>
           <w:p>
+            <w:pPr>
+              <w:spacing w:before="0" w:after="40"/>
+            </w:pPr>
             <w:r>
               <w:rPr>
                 <w:sz w:val="22"/>
@@ -6177,14 +6233,14 @@
         </w:tc>
       </w:tr>
       <w:tr>
-        <w:trPr>
-          <w:trHeight w:val="532"/>
-        </w:trPr>
         <w:tc>
           <w:tcPr>
             <w:tcW w:w="1440" w:type="dxa"/>
           </w:tcPr>
           <w:p>
+            <w:pPr>
+              <w:spacing w:before="0" w:after="40"/>
+            </w:pPr>
             <w:r>
               <w:rPr>
                 <w:sz w:val="22"/>
@@ -6198,55 +6254,43 @@
             <w:tcW w:w="7109" w:type="dxa"/>
           </w:tcPr>
           <w:p>
+            <w:pPr>
+              <w:spacing w:before="0" w:after="40"/>
+            </w:pPr>
             <w:r>
               <w:rPr>
                 <w:sz w:val="22"/>
               </w:rPr>
-              <w:t>Gantt Chart for AI Text Detector...................................................</w:t>
-            </w:r>
+              <w:t>Gantt Chart for AI Text Detector............................................................</w:t>
+            </w:r>
+          </w:p>
+        </w:tc>
+        <w:tc>
+          <w:tcPr>
+            <w:tcW w:w="549" w:type="dxa"/>
+          </w:tcPr>
+          <w:p>
+            <w:pPr>
+              <w:spacing w:before="0" w:after="40"/>
+            </w:pPr>
             <w:r>
               <w:rPr>
                 <w:sz w:val="22"/>
               </w:rPr>
-              <w:t>...........</w:t>
-            </w:r>
-            <w:r>
-              <w:rPr>
-                <w:sz w:val="22"/>
-              </w:rPr>
-              <w:t>............</w:t>
-            </w:r>
-          </w:p>
-        </w:tc>
-        <w:tc>
-          <w:tcPr>
-            <w:tcW w:w="549" w:type="dxa"/>
-          </w:tcPr>
-          <w:p>
-            <w:r>
-              <w:rPr>
-                <w:sz w:val="22"/>
-              </w:rPr>
-              <w:t>1</w:t>
-            </w:r>
-            <w:r>
-              <w:rPr>
-                <w:sz w:val="22"/>
-              </w:rPr>
-              <w:t>4</w:t>
+              <w:t>14</w:t>
             </w:r>
           </w:p>
         </w:tc>
       </w:tr>
       <w:tr>
-        <w:trPr>
-          <w:trHeight w:val="532"/>
-        </w:trPr>
         <w:tc>
           <w:tcPr>
             <w:tcW w:w="1440" w:type="dxa"/>
           </w:tcPr>
           <w:p>
+            <w:pPr>
+              <w:spacing w:before="0" w:after="40"/>
+            </w:pPr>
             <w:r>
               <w:rPr>
                 <w:sz w:val="22"/>
@@ -6260,46 +6304,43 @@
             <w:tcW w:w="7109" w:type="dxa"/>
           </w:tcPr>
           <w:p>
+            <w:pPr>
+              <w:spacing w:before="0" w:after="40"/>
+            </w:pPr>
             <w:r>
               <w:rPr>
                 <w:sz w:val="22"/>
               </w:rPr>
-              <w:t>Class Diagram for AI Text Detector......................................</w:t>
-            </w:r>
+              <w:t>Class Diagram for AI Text Detector..........................................................</w:t>
+            </w:r>
+          </w:p>
+        </w:tc>
+        <w:tc>
+          <w:tcPr>
+            <w:tcW w:w="549" w:type="dxa"/>
+          </w:tcPr>
+          <w:p>
+            <w:pPr>
+              <w:spacing w:before="0" w:after="40"/>
+            </w:pPr>
             <w:r>
               <w:rPr>
                 <w:sz w:val="22"/>
               </w:rPr>
-              <w:t>........</w:t>
-            </w:r>
-            <w:r>
-              <w:rPr>
-                <w:sz w:val="22"/>
-              </w:rPr>
-              <w:t>.......................</w:t>
-            </w:r>
-          </w:p>
-        </w:tc>
-        <w:tc>
-          <w:tcPr>
-            <w:tcW w:w="549" w:type="dxa"/>
-          </w:tcPr>
-          <w:p>
-            <w:r>
               <w:t>15</w:t>
             </w:r>
           </w:p>
         </w:tc>
       </w:tr>
       <w:tr>
-        <w:trPr>
-          <w:trHeight w:val="532"/>
-        </w:trPr>
         <w:tc>
           <w:tcPr>
             <w:tcW w:w="1440" w:type="dxa"/>
           </w:tcPr>
           <w:p>
+            <w:pPr>
+              <w:spacing w:before="0" w:after="40"/>
+            </w:pPr>
             <w:r>
               <w:rPr>
                 <w:sz w:val="22"/>
@@ -6313,46 +6354,43 @@
             <w:tcW w:w="7109" w:type="dxa"/>
           </w:tcPr>
           <w:p>
+            <w:pPr>
+              <w:spacing w:before="0" w:after="40"/>
+            </w:pPr>
             <w:r>
               <w:rPr>
                 <w:sz w:val="22"/>
               </w:rPr>
-              <w:t>State Diagram for AI Text Detector.......................................</w:t>
-            </w:r>
+              <w:t>State Diagram for AI Text Detector..........................................................</w:t>
+            </w:r>
+          </w:p>
+        </w:tc>
+        <w:tc>
+          <w:tcPr>
+            <w:tcW w:w="549" w:type="dxa"/>
+          </w:tcPr>
+          <w:p>
+            <w:pPr>
+              <w:spacing w:before="0" w:after="40"/>
+            </w:pPr>
             <w:r>
               <w:rPr>
                 <w:sz w:val="22"/>
               </w:rPr>
-              <w:t>.........</w:t>
-            </w:r>
-            <w:r>
-              <w:rPr>
-                <w:sz w:val="22"/>
-              </w:rPr>
-              <w:t>......................</w:t>
-            </w:r>
-          </w:p>
-        </w:tc>
-        <w:tc>
-          <w:tcPr>
-            <w:tcW w:w="549" w:type="dxa"/>
-          </w:tcPr>
-          <w:p>
-            <w:r>
               <w:t>16</w:t>
             </w:r>
           </w:p>
         </w:tc>
       </w:tr>
       <w:tr>
-        <w:trPr>
-          <w:trHeight w:val="532"/>
-        </w:trPr>
         <w:tc>
           <w:tcPr>
             <w:tcW w:w="1440" w:type="dxa"/>
           </w:tcPr>
           <w:p>
+            <w:pPr>
+              <w:spacing w:before="0" w:after="40"/>
+            </w:pPr>
             <w:r>
               <w:rPr>
                 <w:sz w:val="22"/>
@@ -6366,46 +6404,43 @@
             <w:tcW w:w="7109" w:type="dxa"/>
           </w:tcPr>
           <w:p>
+            <w:pPr>
+              <w:spacing w:before="0" w:after="40"/>
+            </w:pPr>
             <w:r>
               <w:rPr>
                 <w:sz w:val="22"/>
               </w:rPr>
-              <w:t>Sequence Diagram for AI Text Detector...................................</w:t>
-            </w:r>
+              <w:t>Sequence Diagram for AI Text Detector.......................................................</w:t>
+            </w:r>
+          </w:p>
+        </w:tc>
+        <w:tc>
+          <w:tcPr>
+            <w:tcW w:w="549" w:type="dxa"/>
+          </w:tcPr>
+          <w:p>
+            <w:pPr>
+              <w:spacing w:before="0" w:after="40"/>
+            </w:pPr>
             <w:r>
               <w:rPr>
                 <w:sz w:val="22"/>
               </w:rPr>
-              <w:t>....</w:t>
-            </w:r>
-            <w:r>
-              <w:rPr>
-                <w:sz w:val="22"/>
-              </w:rPr>
-              <w:t>.......................</w:t>
-            </w:r>
-          </w:p>
-        </w:tc>
-        <w:tc>
-          <w:tcPr>
-            <w:tcW w:w="549" w:type="dxa"/>
-          </w:tcPr>
-          <w:p>
-            <w:r>
               <w:t>17</w:t>
             </w:r>
           </w:p>
         </w:tc>
       </w:tr>
       <w:tr>
-        <w:trPr>
-          <w:trHeight w:val="532"/>
-        </w:trPr>
         <w:tc>
           <w:tcPr>
             <w:tcW w:w="1440" w:type="dxa"/>
           </w:tcPr>
           <w:p>
+            <w:pPr>
+              <w:spacing w:before="0" w:after="40"/>
+            </w:pPr>
             <w:r>
               <w:rPr>
                 <w:sz w:val="22"/>
@@ -6419,46 +6454,43 @@
             <w:tcW w:w="7109" w:type="dxa"/>
           </w:tcPr>
           <w:p>
+            <w:pPr>
+              <w:spacing w:before="0" w:after="40"/>
+            </w:pPr>
             <w:r>
               <w:rPr>
                 <w:sz w:val="22"/>
               </w:rPr>
-              <w:t>Activity Diagram for AI Text Detector....................................</w:t>
-            </w:r>
+              <w:t>Activity Diagram for AI Text Detector.......................................................</w:t>
+            </w:r>
+          </w:p>
+        </w:tc>
+        <w:tc>
+          <w:tcPr>
+            <w:tcW w:w="549" w:type="dxa"/>
+          </w:tcPr>
+          <w:p>
+            <w:pPr>
+              <w:spacing w:before="0" w:after="40"/>
+            </w:pPr>
             <w:r>
               <w:rPr>
                 <w:sz w:val="22"/>
               </w:rPr>
-              <w:t>.......</w:t>
-            </w:r>
-            <w:r>
-              <w:rPr>
-                <w:sz w:val="22"/>
-              </w:rPr>
-              <w:t>......................</w:t>
-            </w:r>
-          </w:p>
-        </w:tc>
-        <w:tc>
-          <w:tcPr>
-            <w:tcW w:w="549" w:type="dxa"/>
-          </w:tcPr>
-          <w:p>
-            <w:r>
               <w:t>19</w:t>
             </w:r>
           </w:p>
         </w:tc>
       </w:tr>
       <w:tr>
-        <w:trPr>
-          <w:trHeight w:val="532"/>
-        </w:trPr>
         <w:tc>
           <w:tcPr>
             <w:tcW w:w="1440" w:type="dxa"/>
           </w:tcPr>
           <w:p>
+            <w:pPr>
+              <w:spacing w:before="0" w:after="40"/>
+            </w:pPr>
             <w:r>
               <w:rPr>
                 <w:sz w:val="22"/>
@@ -6472,46 +6504,43 @@
             <w:tcW w:w="7109" w:type="dxa"/>
           </w:tcPr>
           <w:p>
+            <w:pPr>
+              <w:spacing w:before="0" w:after="40"/>
+            </w:pPr>
             <w:r>
               <w:rPr>
                 <w:sz w:val="22"/>
               </w:rPr>
-              <w:t>Component Diagram for AI Text Detector..............................</w:t>
-            </w:r>
+              <w:t>Component Diagram for AI Text Detector......................................................</w:t>
+            </w:r>
+          </w:p>
+        </w:tc>
+        <w:tc>
+          <w:tcPr>
+            <w:tcW w:w="549" w:type="dxa"/>
+          </w:tcPr>
+          <w:p>
+            <w:pPr>
+              <w:spacing w:before="0" w:after="40"/>
+            </w:pPr>
             <w:r>
               <w:rPr>
                 <w:sz w:val="22"/>
               </w:rPr>
-              <w:t>..</w:t>
-            </w:r>
-            <w:r>
-              <w:rPr>
-                <w:sz w:val="22"/>
-              </w:rPr>
-              <w:t>...........................</w:t>
-            </w:r>
-          </w:p>
-        </w:tc>
-        <w:tc>
-          <w:tcPr>
-            <w:tcW w:w="549" w:type="dxa"/>
-          </w:tcPr>
-          <w:p>
-            <w:r>
               <w:t>20</w:t>
             </w:r>
           </w:p>
         </w:tc>
       </w:tr>
       <w:tr>
-        <w:trPr>
-          <w:trHeight w:val="532"/>
-        </w:trPr>
         <w:tc>
           <w:tcPr>
             <w:tcW w:w="1440" w:type="dxa"/>
           </w:tcPr>
           <w:p>
+            <w:pPr>
+              <w:spacing w:before="0" w:after="40"/>
+            </w:pPr>
             <w:r>
               <w:rPr>
                 <w:sz w:val="22"/>
@@ -6525,23 +6554,14 @@
             <w:tcW w:w="7109" w:type="dxa"/>
           </w:tcPr>
           <w:p>
+            <w:pPr>
+              <w:spacing w:before="0" w:after="40"/>
+            </w:pPr>
             <w:r>
               <w:rPr>
                 <w:sz w:val="22"/>
               </w:rPr>
-              <w:t>Deployment Diagram for AI Text Detector...................................</w:t>
-            </w:r>
-            <w:r>
-              <w:rPr>
-                <w:sz w:val="22"/>
-              </w:rPr>
-              <w:t>..</w:t>
-            </w:r>
-            <w:r>
-              <w:rPr>
-                <w:sz w:val="22"/>
-              </w:rPr>
-              <w:t>.....................</w:t>
+              <w:t>Deployment Diagram for AI Text Detector.....................................................</w:t>
             </w:r>
           </w:p>
         </w:tc>
@@ -6550,6 +6570,9 @@
             <w:tcW w:w="549" w:type="dxa"/>
           </w:tcPr>
           <w:p>
+            <w:pPr>
+              <w:spacing w:before="0" w:after="40"/>
+            </w:pPr>
             <w:r>
               <w:rPr>
                 <w:sz w:val="22"/>
@@ -6560,14 +6583,14 @@
         </w:tc>
       </w:tr>
       <w:tr>
-        <w:trPr>
-          <w:trHeight w:val="532"/>
-        </w:trPr>
         <w:tc>
           <w:tcPr>
             <w:tcW w:w="1440" w:type="dxa"/>
           </w:tcPr>
           <w:p>
+            <w:pPr>
+              <w:spacing w:before="0" w:after="40"/>
+            </w:pPr>
             <w:r>
               <w:rPr>
                 <w:sz w:val="22"/>
@@ -6581,46 +6604,43 @@
             <w:tcW w:w="7109" w:type="dxa"/>
           </w:tcPr>
           <w:p>
+            <w:pPr>
+              <w:spacing w:before="0" w:after="40"/>
+            </w:pPr>
             <w:r>
               <w:rPr>
                 <w:sz w:val="22"/>
               </w:rPr>
-              <w:t>Code Snippet of FileParser Module.........................................................</w:t>
-            </w:r>
+              <w:t>Code Snippet of FileParser Module...........................................................</w:t>
+            </w:r>
+          </w:p>
+        </w:tc>
+        <w:tc>
+          <w:tcPr>
+            <w:tcW w:w="549" w:type="dxa"/>
+          </w:tcPr>
+          <w:p>
+            <w:pPr>
+              <w:spacing w:before="0" w:after="40"/>
+            </w:pPr>
             <w:r>
               <w:rPr>
                 <w:sz w:val="22"/>
               </w:rPr>
-              <w:t>.......</w:t>
-            </w:r>
-            <w:r>
-              <w:rPr>
-                <w:sz w:val="22"/>
-              </w:rPr>
-              <w:t>.....</w:t>
-            </w:r>
-          </w:p>
-        </w:tc>
-        <w:tc>
-          <w:tcPr>
-            <w:tcW w:w="549" w:type="dxa"/>
-          </w:tcPr>
-          <w:p>
-            <w:r>
               <w:t>26</w:t>
             </w:r>
           </w:p>
         </w:tc>
       </w:tr>
       <w:tr>
-        <w:trPr>
-          <w:trHeight w:val="532"/>
-        </w:trPr>
         <w:tc>
           <w:tcPr>
             <w:tcW w:w="1440" w:type="dxa"/>
           </w:tcPr>
           <w:p>
+            <w:pPr>
+              <w:spacing w:before="0" w:after="40"/>
+            </w:pPr>
             <w:r>
               <w:rPr>
                 <w:sz w:val="22"/>
@@ -6634,46 +6654,43 @@
             <w:tcW w:w="7109" w:type="dxa"/>
           </w:tcPr>
           <w:p>
+            <w:pPr>
+              <w:spacing w:before="0" w:after="40"/>
+            </w:pPr>
             <w:r>
               <w:rPr>
                 <w:sz w:val="22"/>
               </w:rPr>
-              <w:t>Code Snippet of Perplexity &amp; Burstiness</w:t>
-            </w:r>
+              <w:t>Code Snippet of Perplexity &amp; Burstiness Module..............................................</w:t>
+            </w:r>
+          </w:p>
+        </w:tc>
+        <w:tc>
+          <w:tcPr>
+            <w:tcW w:w="549" w:type="dxa"/>
+          </w:tcPr>
+          <w:p>
+            <w:pPr>
+              <w:spacing w:before="0" w:after="40"/>
+            </w:pPr>
             <w:r>
               <w:rPr>
                 <w:sz w:val="22"/>
               </w:rPr>
-              <w:t xml:space="preserve"> </w:t>
-            </w:r>
-            <w:r>
-              <w:rPr>
-                <w:sz w:val="22"/>
-              </w:rPr>
-              <w:t>Module................................................</w:t>
-            </w:r>
-          </w:p>
-        </w:tc>
-        <w:tc>
-          <w:tcPr>
-            <w:tcW w:w="549" w:type="dxa"/>
-          </w:tcPr>
-          <w:p>
-            <w:r>
               <w:t>27</w:t>
             </w:r>
           </w:p>
         </w:tc>
       </w:tr>
       <w:tr>
-        <w:trPr>
-          <w:trHeight w:val="532"/>
-        </w:trPr>
         <w:tc>
           <w:tcPr>
             <w:tcW w:w="1440" w:type="dxa"/>
           </w:tcPr>
           <w:p>
+            <w:pPr>
+              <w:spacing w:before="0" w:after="40"/>
+            </w:pPr>
             <w:r>
               <w:rPr>
                 <w:sz w:val="22"/>
@@ -6687,46 +6704,43 @@
             <w:tcW w:w="7109" w:type="dxa"/>
           </w:tcPr>
           <w:p>
+            <w:pPr>
+              <w:spacing w:before="0" w:after="40"/>
+            </w:pPr>
             <w:r>
               <w:rPr>
                 <w:sz w:val="22"/>
               </w:rPr>
-              <w:t>Code Snippet of KNN Feature Module.......................................</w:t>
-            </w:r>
+              <w:t>Code Snippet of KNN Feature Module..........................................................</w:t>
+            </w:r>
+          </w:p>
+        </w:tc>
+        <w:tc>
+          <w:tcPr>
+            <w:tcW w:w="549" w:type="dxa"/>
+          </w:tcPr>
+          <w:p>
+            <w:pPr>
+              <w:spacing w:before="0" w:after="40"/>
+            </w:pPr>
             <w:r>
               <w:rPr>
                 <w:sz w:val="22"/>
               </w:rPr>
-              <w:t>...</w:t>
-            </w:r>
-            <w:r>
-              <w:rPr>
-                <w:sz w:val="22"/>
-              </w:rPr>
-              <w:t>......................</w:t>
-            </w:r>
-          </w:p>
-        </w:tc>
-        <w:tc>
-          <w:tcPr>
-            <w:tcW w:w="549" w:type="dxa"/>
-          </w:tcPr>
-          <w:p>
-            <w:r>
               <w:t>27</w:t>
             </w:r>
           </w:p>
         </w:tc>
       </w:tr>
       <w:tr>
-        <w:trPr>
-          <w:trHeight w:val="532"/>
-        </w:trPr>
         <w:tc>
           <w:tcPr>
             <w:tcW w:w="1440" w:type="dxa"/>
           </w:tcPr>
           <w:p>
+            <w:pPr>
+              <w:spacing w:before="0" w:after="40"/>
+            </w:pPr>
             <w:r>
               <w:rPr>
                 <w:sz w:val="22"/>
@@ -6740,46 +6754,43 @@
             <w:tcW w:w="7109" w:type="dxa"/>
           </w:tcPr>
           <w:p>
+            <w:pPr>
+              <w:spacing w:before="0" w:after="40"/>
+            </w:pPr>
             <w:r>
               <w:rPr>
                 <w:sz w:val="22"/>
               </w:rPr>
-              <w:t>Code Snippet of KNN Classifier Module....................................</w:t>
-            </w:r>
+              <w:t>Code Snippet of KNN Classifier Module.......................................................</w:t>
+            </w:r>
+          </w:p>
+        </w:tc>
+        <w:tc>
+          <w:tcPr>
+            <w:tcW w:w="549" w:type="dxa"/>
+          </w:tcPr>
+          <w:p>
+            <w:pPr>
+              <w:spacing w:before="0" w:after="40"/>
+            </w:pPr>
             <w:r>
               <w:rPr>
                 <w:sz w:val="22"/>
               </w:rPr>
-              <w:t>...</w:t>
-            </w:r>
-            <w:r>
-              <w:rPr>
-                <w:sz w:val="22"/>
-              </w:rPr>
-              <w:t>......................</w:t>
-            </w:r>
-          </w:p>
-        </w:tc>
-        <w:tc>
-          <w:tcPr>
-            <w:tcW w:w="549" w:type="dxa"/>
-          </w:tcPr>
-          <w:p>
-            <w:r>
               <w:t>28</w:t>
             </w:r>
           </w:p>
         </w:tc>
       </w:tr>
       <w:tr>
-        <w:trPr>
-          <w:trHeight w:val="532"/>
-        </w:trPr>
         <w:tc>
           <w:tcPr>
             <w:tcW w:w="1440" w:type="dxa"/>
           </w:tcPr>
           <w:p>
+            <w:pPr>
+              <w:spacing w:before="0" w:after="40"/>
+            </w:pPr>
             <w:r>
               <w:rPr>
                 <w:sz w:val="22"/>
@@ -6793,11 +6804,14 @@
             <w:tcW w:w="7109" w:type="dxa"/>
           </w:tcPr>
           <w:p>
+            <w:pPr>
+              <w:spacing w:before="0" w:after="40"/>
+            </w:pPr>
             <w:r>
               <w:rPr>
                 <w:sz w:val="22"/>
               </w:rPr>
-              <w:t>Code Snippet of Cosine Similarity Feature Module.............................................</w:t>
+              <w:t>Code Snippet of Cosine Similarity Feature Module............................................</w:t>
             </w:r>
           </w:p>
         </w:tc>
@@ -6806,21 +6820,27 @@
             <w:tcW w:w="549" w:type="dxa"/>
           </w:tcPr>
           <w:p>
-            <w:r>
+            <w:pPr>
+              <w:spacing w:before="0" w:after="40"/>
+            </w:pPr>
+            <w:r>
+              <w:rPr>
+                <w:sz w:val="22"/>
+              </w:rPr>
               <w:t>29</w:t>
             </w:r>
           </w:p>
         </w:tc>
       </w:tr>
       <w:tr>
-        <w:trPr>
-          <w:trHeight w:val="532"/>
-        </w:trPr>
         <w:tc>
           <w:tcPr>
             <w:tcW w:w="1440" w:type="dxa"/>
           </w:tcPr>
           <w:p>
+            <w:pPr>
+              <w:spacing w:before="0" w:after="40"/>
+            </w:pPr>
             <w:r>
               <w:rPr>
                 <w:sz w:val="22"/>
@@ -6834,11 +6854,14 @@
             <w:tcW w:w="7109" w:type="dxa"/>
           </w:tcPr>
           <w:p>
+            <w:pPr>
+              <w:spacing w:before="0" w:after="40"/>
+            </w:pPr>
             <w:r>
               <w:rPr>
                 <w:sz w:val="22"/>
               </w:rPr>
-              <w:t>Code Snippet of Cosine Similarity Angle Module...............................................</w:t>
+              <w:t>Code Snippet of Cosine Similarity Angle Module..............................................</w:t>
             </w:r>
           </w:p>
         </w:tc>
@@ -6847,6 +6870,9 @@
             <w:tcW w:w="549" w:type="dxa"/>
           </w:tcPr>
           <w:p>
+            <w:pPr>
+              <w:spacing w:before="0" w:after="40"/>
+            </w:pPr>
             <w:r>
               <w:rPr>
                 <w:sz w:val="22"/>
@@ -6857,14 +6883,14 @@
         </w:tc>
       </w:tr>
       <w:tr>
-        <w:trPr>
-          <w:trHeight w:val="532"/>
-        </w:trPr>
         <w:tc>
           <w:tcPr>
             <w:tcW w:w="1440" w:type="dxa"/>
           </w:tcPr>
           <w:p>
+            <w:pPr>
+              <w:spacing w:before="0" w:after="40"/>
+            </w:pPr>
             <w:r>
               <w:rPr>
                 <w:sz w:val="22"/>
@@ -6878,79 +6904,43 @@
             <w:tcW w:w="7109" w:type="dxa"/>
           </w:tcPr>
           <w:p>
+            <w:pPr>
+              <w:spacing w:before="0" w:after="40"/>
+            </w:pPr>
             <w:r>
               <w:rPr>
                 <w:sz w:val="22"/>
               </w:rPr>
-              <w:t>Code Snippet of Chart</w:t>
-            </w:r>
+              <w:t>Code Snippet of Logistic Regression Module..................................................</w:t>
+            </w:r>
+          </w:p>
+        </w:tc>
+        <w:tc>
+          <w:tcPr>
+            <w:tcW w:w="549" w:type="dxa"/>
+          </w:tcPr>
+          <w:p>
+            <w:pPr>
+              <w:spacing w:before="0" w:after="40"/>
+            </w:pPr>
             <w:r>
               <w:rPr>
                 <w:sz w:val="22"/>
               </w:rPr>
-              <w:t xml:space="preserve"> </w:t>
-            </w:r>
-            <w:r>
-              <w:rPr>
-                <w:sz w:val="22"/>
-              </w:rPr>
-              <w:t>Renderer Gauge Modu</w:t>
-            </w:r>
-            <w:r>
-              <w:rPr>
-                <w:sz w:val="22"/>
-              </w:rPr>
-              <w:t>le</w:t>
-            </w:r>
-            <w:r>
-              <w:rPr>
-                <w:sz w:val="22"/>
-              </w:rPr>
-              <w:t>....</w:t>
-            </w:r>
-            <w:r>
-              <w:rPr>
-                <w:sz w:val="22"/>
-              </w:rPr>
-              <w:t>..........................................</w:t>
-            </w:r>
-            <w:r>
-              <w:rPr>
-                <w:sz w:val="22"/>
-              </w:rPr>
-              <w:t>....</w:t>
-            </w:r>
-          </w:p>
-        </w:tc>
-        <w:tc>
-          <w:tcPr>
-            <w:tcW w:w="549" w:type="dxa"/>
-          </w:tcPr>
-          <w:p>
-            <w:r>
-              <w:rPr>
-                <w:sz w:val="22"/>
-              </w:rPr>
-              <w:t>3</w:t>
-            </w:r>
-            <w:r>
-              <w:rPr>
-                <w:sz w:val="22"/>
-              </w:rPr>
-              <w:t>0</w:t>
+              <w:t>31</w:t>
             </w:r>
           </w:p>
         </w:tc>
       </w:tr>
       <w:tr>
-        <w:trPr>
-          <w:trHeight w:val="532"/>
-        </w:trPr>
         <w:tc>
           <w:tcPr>
             <w:tcW w:w="1440" w:type="dxa"/>
           </w:tcPr>
           <w:p>
+            <w:pPr>
+              <w:spacing w:before="0" w:after="40"/>
+            </w:pPr>
             <w:r>
               <w:rPr>
                 <w:sz w:val="22"/>
@@ -6964,46 +6954,43 @@
             <w:tcW w:w="7109" w:type="dxa"/>
           </w:tcPr>
           <w:p>
+            <w:pPr>
+              <w:spacing w:before="0" w:after="40"/>
+            </w:pPr>
             <w:r>
               <w:rPr>
                 <w:sz w:val="22"/>
               </w:rPr>
-              <w:t>Code Snippet of Chart</w:t>
-            </w:r>
+              <w:t>Code Snippet of Character Trigram Module....................................................</w:t>
+            </w:r>
+          </w:p>
+        </w:tc>
+        <w:tc>
+          <w:tcPr>
+            <w:tcW w:w="549" w:type="dxa"/>
+          </w:tcPr>
+          <w:p>
+            <w:pPr>
+              <w:spacing w:before="0" w:after="40"/>
+            </w:pPr>
             <w:r>
               <w:rPr>
                 <w:sz w:val="22"/>
               </w:rPr>
-              <w:t xml:space="preserve"> </w:t>
-            </w:r>
-            <w:r>
-              <w:rPr>
-                <w:sz w:val="22"/>
-              </w:rPr>
-              <w:t>Renderer Scatter Plot Module..........................................</w:t>
-            </w:r>
-          </w:p>
-        </w:tc>
-        <w:tc>
-          <w:tcPr>
-            <w:tcW w:w="549" w:type="dxa"/>
-          </w:tcPr>
-          <w:p>
-            <w:r>
               <w:t>31</w:t>
             </w:r>
           </w:p>
         </w:tc>
       </w:tr>
       <w:tr>
-        <w:trPr>
-          <w:trHeight w:val="532"/>
-        </w:trPr>
         <w:tc>
           <w:tcPr>
             <w:tcW w:w="1440" w:type="dxa"/>
           </w:tcPr>
           <w:p>
+            <w:pPr>
+              <w:spacing w:before="0" w:after="40"/>
+            </w:pPr>
             <w:r>
               <w:rPr>
                 <w:sz w:val="22"/>
@@ -7017,65 +7004,47 @@
             <w:tcW w:w="7109" w:type="dxa"/>
           </w:tcPr>
           <w:p>
+            <w:pPr>
+              <w:spacing w:before="0" w:after="40"/>
+            </w:pPr>
             <w:r>
               <w:rPr>
                 <w:sz w:val="22"/>
               </w:rPr>
-              <w:t xml:space="preserve">Code Snippet of </w:t>
-            </w:r>
-            <w:proofErr w:type="spellStart"/>
+              <w:t>Code Snippet of POS Syntax Ratio Module.....................................................</w:t>
+            </w:r>
+          </w:p>
+        </w:tc>
+        <w:tc>
+          <w:tcPr>
+            <w:tcW w:w="549" w:type="dxa"/>
+          </w:tcPr>
+          <w:p>
+            <w:pPr>
+              <w:spacing w:before="0" w:after="40"/>
+            </w:pPr>
             <w:r>
               <w:rPr>
                 <w:sz w:val="22"/>
               </w:rPr>
-              <w:t>ChartRenderer</w:t>
-            </w:r>
-            <w:proofErr w:type="spellEnd"/>
-            <w:r>
-              <w:rPr>
-                <w:sz w:val="22"/>
-              </w:rPr>
-              <w:t xml:space="preserve"> Radar Chart Module.....</w:t>
-            </w:r>
-            <w:r>
-              <w:rPr>
-                <w:sz w:val="22"/>
-              </w:rPr>
-              <w:t>..........................</w:t>
-            </w:r>
-            <w:r>
-              <w:rPr>
-                <w:sz w:val="22"/>
-              </w:rPr>
-              <w:t>...........</w:t>
-            </w:r>
-          </w:p>
-        </w:tc>
-        <w:tc>
-          <w:tcPr>
-            <w:tcW w:w="549" w:type="dxa"/>
-          </w:tcPr>
-          <w:p>
-            <w:r>
               <w:t>32</w:t>
             </w:r>
           </w:p>
         </w:tc>
       </w:tr>
       <w:tr>
-        <w:trPr>
-          <w:trHeight w:val="532"/>
-        </w:trPr>
         <w:tc>
           <w:tcPr>
             <w:tcW w:w="1440" w:type="dxa"/>
           </w:tcPr>
           <w:p>
+            <w:pPr>
+              <w:spacing w:before="0" w:after="40"/>
+            </w:pPr>
             <w:r>
               <w:rPr>
                 <w:sz w:val="22"/>
               </w:rPr>
-              <w:lastRenderedPageBreak/>
               <w:t>Figure 4.10:</w:t>
             </w:r>
           </w:p>
@@ -7085,49 +7054,43 @@
             <w:tcW w:w="7109" w:type="dxa"/>
           </w:tcPr>
           <w:p>
+            <w:pPr>
+              <w:spacing w:before="0" w:after="40"/>
+            </w:pPr>
             <w:r>
               <w:rPr>
                 <w:sz w:val="22"/>
               </w:rPr>
-              <w:t>Code Snippet of app.js Analysis Controller Module.................</w:t>
-            </w:r>
+              <w:t>Code Snippet of ChartRenderer Gauge Module..................................................</w:t>
+            </w:r>
+          </w:p>
+        </w:tc>
+        <w:tc>
+          <w:tcPr>
+            <w:tcW w:w="549" w:type="dxa"/>
+          </w:tcPr>
+          <w:p>
+            <w:pPr>
+              <w:spacing w:before="0" w:after="40"/>
+            </w:pPr>
             <w:r>
               <w:rPr>
                 <w:sz w:val="22"/>
               </w:rPr>
-              <w:t>.</w:t>
-            </w:r>
-            <w:r>
-              <w:rPr>
-                <w:sz w:val="22"/>
-              </w:rPr>
-              <w:t>..........................</w:t>
-            </w:r>
-          </w:p>
-        </w:tc>
-        <w:tc>
-          <w:tcPr>
-            <w:tcW w:w="549" w:type="dxa"/>
-          </w:tcPr>
-          <w:p>
-            <w:r>
-              <w:rPr>
-                <w:sz w:val="22"/>
-              </w:rPr>
-              <w:t>33</w:t>
+              <w:t>32</w:t>
             </w:r>
           </w:p>
         </w:tc>
       </w:tr>
       <w:tr>
-        <w:trPr>
-          <w:trHeight w:val="532"/>
-        </w:trPr>
         <w:tc>
           <w:tcPr>
             <w:tcW w:w="1440" w:type="dxa"/>
           </w:tcPr>
           <w:p>
+            <w:pPr>
+              <w:spacing w:before="0" w:after="40"/>
+            </w:pPr>
             <w:r>
               <w:rPr>
                 <w:sz w:val="22"/>
@@ -7141,11 +7104,14 @@
             <w:tcW w:w="7109" w:type="dxa"/>
           </w:tcPr>
           <w:p>
+            <w:pPr>
+              <w:spacing w:before="0" w:after="40"/>
+            </w:pPr>
             <w:r>
               <w:rPr>
                 <w:sz w:val="22"/>
               </w:rPr>
-              <w:t>Code Snippet of app.js UI Event Listener Module...............................................</w:t>
+              <w:t>Code Snippet of ChartRenderer Scatter Plot Module...........................................</w:t>
             </w:r>
           </w:p>
         </w:tc>
@@ -7154,6 +7120,9 @@
             <w:tcW w:w="549" w:type="dxa"/>
           </w:tcPr>
           <w:p>
+            <w:pPr>
+              <w:spacing w:before="0" w:after="40"/>
+            </w:pPr>
             <w:r>
               <w:rPr>
                 <w:sz w:val="22"/>
@@ -7164,14 +7133,14 @@
         </w:tc>
       </w:tr>
       <w:tr>
-        <w:trPr>
-          <w:trHeight w:val="532"/>
-        </w:trPr>
         <w:tc>
           <w:tcPr>
             <w:tcW w:w="1440" w:type="dxa"/>
           </w:tcPr>
           <w:p>
+            <w:pPr>
+              <w:spacing w:before="0" w:after="40"/>
+            </w:pPr>
             <w:r>
               <w:rPr>
                 <w:sz w:val="22"/>
@@ -7185,11 +7154,28 @@
             <w:tcW w:w="7109" w:type="dxa"/>
           </w:tcPr>
           <w:p>
+            <w:pPr>
+              <w:spacing w:before="0" w:after="40"/>
+            </w:pPr>
             <w:r>
               <w:rPr>
                 <w:sz w:val="22"/>
               </w:rPr>
-              <w:t>Code Snippet of style.css Custom Visual Styles.................................................</w:t>
+              <w:t xml:space="preserve">Code Snippet of </w:t>
+            </w:r>
+            <w:proofErr w:type="spellStart"/>
+            <w:r>
+              <w:rPr>
+                <w:sz w:val="22"/>
+              </w:rPr>
+              <w:t>ChartRenderer</w:t>
+            </w:r>
+            <w:proofErr w:type="spellEnd"/>
+            <w:r>
+              <w:rPr>
+                <w:sz w:val="22"/>
+              </w:rPr>
+              <w:t xml:space="preserve"> Radar Chart Module..........................................</w:t>
             </w:r>
           </w:p>
         </w:tc>
@@ -7198,6 +7184,9 @@
             <w:tcW w:w="549" w:type="dxa"/>
           </w:tcPr>
           <w:p>
+            <w:pPr>
+              <w:spacing w:before="0" w:after="40"/>
+            </w:pPr>
             <w:r>
               <w:rPr>
                 <w:sz w:val="22"/>
@@ -7208,14 +7197,14 @@
         </w:tc>
       </w:tr>
       <w:tr>
-        <w:trPr>
-          <w:trHeight w:val="532"/>
-        </w:trPr>
         <w:tc>
           <w:tcPr>
             <w:tcW w:w="1440" w:type="dxa"/>
           </w:tcPr>
           <w:p>
+            <w:pPr>
+              <w:spacing w:before="0" w:after="40"/>
+            </w:pPr>
             <w:r>
               <w:rPr>
                 <w:sz w:val="22"/>
@@ -7229,11 +7218,14 @@
             <w:tcW w:w="7109" w:type="dxa"/>
           </w:tcPr>
           <w:p>
+            <w:pPr>
+              <w:spacing w:before="0" w:after="40"/>
+            </w:pPr>
             <w:r>
               <w:rPr>
                 <w:sz w:val="22"/>
               </w:rPr>
-              <w:t>Code Snippet of HTML5 Dashboard Layout Structure........................................</w:t>
+              <w:t>Code Snippet of app.js Analysis Controller Module...........................................</w:t>
             </w:r>
           </w:p>
         </w:tc>
@@ -7242,34 +7234,82 @@
             <w:tcW w:w="549" w:type="dxa"/>
           </w:tcPr>
           <w:p>
+            <w:pPr>
+              <w:spacing w:before="0" w:after="40"/>
+            </w:pPr>
             <w:r>
               <w:rPr>
                 <w:sz w:val="22"/>
               </w:rPr>
-              <w:t>35</w:t>
+              <w:t>34</w:t>
             </w:r>
           </w:p>
         </w:tc>
       </w:tr>
       <w:tr>
-        <w:trPr>
-          <w:trHeight w:val="532"/>
-        </w:trPr>
    